--- a/제3절_공격·방어전술_운용_개정본.docx
+++ b/제3절_공격·방어전술_운용_개정본.docx
@@ -1204,6 +1204,20 @@
     </w:p>
     <w:p>
       <w:pPr>
+        <w:spacing w:after="40" w:before="0"/>
+        <w:ind w:left="280" w:hanging="200"/>
+      </w:pPr>
+      <w:r>
+        <w:rPr>
+          <w:rFonts w:ascii="맑은 고딕" w:cs="맑은 고딕" w:eastAsia="맑은 고딕" w:hAnsi="맑은 고딕"/>
+          <w:sz w:val="20"/>
+          <w:szCs w:val="20"/>
+        </w:rPr>
+        <w:t xml:space="preserve">▪참고로 천장고 2.5m 내외의 일반 구획을 대상으로 제안된 전술유량은 8 L/min·㎡ 수준이다. 창고의 60 L/min·㎡는 그 일곱 배가 넘는다. 주택·소규모 점포 화재의 감각으로 관창 수를 정하면 반드시 부족해진다</w:t>
+      </w:r>
+    </w:p>
+    <w:p>
+      <w:pPr>
         <w:spacing w:after="60" w:before="180"/>
       </w:pPr>
       <w:r>
@@ -4932,7 +4946,7 @@
           <w:sz w:val="20"/>
           <w:szCs w:val="20"/>
         </w:rPr>
-        <w:t xml:space="preserve">▪마찰손실은 유량의 제곱에 비례한다. 위 값은 각각 350 L/min, 800 L/min 기준이며 유량이 절반이 되면 손실은 4분의 1이 된다</w:t>
+        <w:t xml:space="preserve">▪위 값은 조합(분무)관창을 관창압력 5 kgf/㎠로 운용할 때의 기준이다. 마찰손실은 유량의 제곱에 비례하므로 유량이 절반이 되면 손실은 4분의 1이 된다</w:t>
       </w:r>
     </w:p>
     <w:p>
@@ -5005,7 +5019,7 @@
           <w:sz w:val="22"/>
           <w:szCs w:val="22"/>
         </w:rPr>
-        <w:t xml:space="preserve">□ 전개전술 ① 40mm 2선 병렬 전개</w:t>
+        <w:t xml:space="preserve">□ 관창 선택과 관창압력</w:t>
       </w:r>
     </w:p>
     <w:p>
@@ -5016,1852 +5030,28 @@
       <w:r>
         <w:rPr>
           <w:rFonts w:ascii="맑은 고딕" w:cs="맑은 고딕" w:eastAsia="맑은 고딕" w:hAnsi="맑은 고딕"/>
-          <w:b/>
-          <w:bCs/>
-          <w:sz w:val="20"/>
-          <w:szCs w:val="20"/>
-        </w:rPr>
-        <w:t xml:space="preserve">구성</w:t>
-      </w:r>
-      <w:r>
-        <w:rPr>
-          <w:rFonts w:ascii="맑은 고딕" w:cs="맑은 고딕" w:eastAsia="맑은 고딕" w:hAnsi="맑은 고딕"/>
-          <w:sz w:val="20"/>
-          <w:szCs w:val="20"/>
-        </w:rPr>
-        <w:t xml:space="preserve"> : 펌프차 → 40mm 2선을 각각 다른 통로로 전개</w:t>
-      </w:r>
-    </w:p>
-    <w:p>
-      <w:pPr>
-        <w:spacing w:after="120"/>
-        <w:jc w:val="both"/>
-      </w:pPr>
-      <w:r>
-        <w:rPr>
-          <w:rFonts w:ascii="맑은 고딕" w:cs="맑은 고딕" w:eastAsia="맑은 고딕" w:hAnsi="맑은 고딕"/>
-          <w:b/>
-          <w:bCs/>
-          <w:sz w:val="20"/>
-          <w:szCs w:val="20"/>
-        </w:rPr>
-        <w:t xml:space="preserve">적용</w:t>
-      </w:r>
-      <w:r>
-        <w:rPr>
-          <w:rFonts w:ascii="맑은 고딕" w:cs="맑은 고딕" w:eastAsia="맑은 고딕" w:hAnsi="맑은 고딕"/>
-          <w:sz w:val="20"/>
-          <w:szCs w:val="20"/>
-        </w:rPr>
-        <w:t xml:space="preserve"> : 진입구에서 화점까지 50m 이내. 도크 인접 구역 화재, 소구획 화재</w:t>
-      </w:r>
-    </w:p>
-    <w:p>
-      <w:pPr>
-        <w:spacing w:after="60" w:before="180"/>
-      </w:pPr>
-      <w:r>
-        <w:rPr>
-          <w:rFonts w:ascii="맑은 고딕" w:cs="맑은 고딕" w:eastAsia="맑은 고딕" w:hAnsi="맑은 고딕"/>
-          <w:b/>
-          <w:bCs/>
-          <w:sz w:val="20"/>
-          <w:szCs w:val="20"/>
-        </w:rPr>
-        <w:t xml:space="preserve">방법</w:t>
-      </w:r>
-    </w:p>
-    <w:p>
-      <w:pPr>
-        <w:spacing w:after="40" w:before="0"/>
-        <w:ind w:left="280" w:hanging="200"/>
-      </w:pPr>
-      <w:r>
-        <w:rPr>
-          <w:rFonts w:ascii="맑은 고딕" w:cs="맑은 고딕" w:eastAsia="맑은 고딕" w:hAnsi="맑은 고딕"/>
-          <w:sz w:val="20"/>
-          <w:szCs w:val="20"/>
-        </w:rPr>
-        <w:t xml:space="preserve">▪두 선을 서로 다른 통로로 넣어 화점을 두 방향에서 압박한다</w:t>
-      </w:r>
-    </w:p>
-    <w:p>
-      <w:pPr>
-        <w:spacing w:after="40" w:before="0"/>
-        <w:ind w:left="280" w:hanging="200"/>
-      </w:pPr>
-      <w:r>
-        <w:rPr>
-          <w:rFonts w:ascii="맑은 고딕" w:cs="맑은 고딕" w:eastAsia="맑은 고딕" w:hAnsi="맑은 고딕"/>
-          <w:sz w:val="20"/>
-          <w:szCs w:val="20"/>
-        </w:rPr>
-        <w:t xml:space="preserve">▪한 선은 공격, 다른 한 선은 대원 엄호와 퇴로 확보를 담당한다</w:t>
-      </w:r>
-    </w:p>
-    <w:p>
-      <w:pPr>
-        <w:spacing w:after="120"/>
-        <w:jc w:val="both"/>
-      </w:pPr>
-      <w:r>
-        <w:rPr>
-          <w:rFonts w:ascii="맑은 고딕" w:cs="맑은 고딕" w:eastAsia="맑은 고딕" w:hAnsi="맑은 고딕"/>
-          <w:b/>
-          <w:bCs/>
-          <w:sz w:val="20"/>
-          <w:szCs w:val="20"/>
-        </w:rPr>
-        <w:t xml:space="preserve">장점</w:t>
-      </w:r>
-      <w:r>
-        <w:rPr>
-          <w:rFonts w:ascii="맑은 고딕" w:cs="맑은 고딕" w:eastAsia="맑은 고딕" w:hAnsi="맑은 고딕"/>
-          <w:sz w:val="20"/>
-          <w:szCs w:val="20"/>
-        </w:rPr>
-        <w:t xml:space="preserve"> : 전개가 빠르고 1인 관창 운용이 가능하여 좁은 통로에서 각도 조정이 자유롭다</w:t>
-      </w:r>
-    </w:p>
-    <w:p>
-      <w:pPr>
-        <w:spacing w:after="120"/>
-        <w:jc w:val="both"/>
-      </w:pPr>
-      <w:r>
-        <w:rPr>
-          <w:rFonts w:ascii="맑은 고딕" w:cs="맑은 고딕" w:eastAsia="맑은 고딕" w:hAnsi="맑은 고딕"/>
-          <w:b/>
-          <w:bCs/>
-          <w:sz w:val="20"/>
-          <w:szCs w:val="20"/>
-        </w:rPr>
-        <w:t xml:space="preserve">한계</w:t>
-      </w:r>
-      <w:r>
-        <w:rPr>
-          <w:rFonts w:ascii="맑은 고딕" w:cs="맑은 고딕" w:eastAsia="맑은 고딕" w:hAnsi="맑은 고딕"/>
-          <w:sz w:val="20"/>
-          <w:szCs w:val="20"/>
-        </w:rPr>
-        <w:t xml:space="preserve"> : 2선 합계 약 700 L/min으로, 랙 1세트가 최성기에 도달한 상태를 감당하지 못한다. 두 선을 같은 펌프에서 분기하면 한쪽 관창 개방이 다른 쪽 압력을 떨어뜨린다</w:t>
-      </w:r>
-    </w:p>
-    <w:p>
-      <w:pPr>
-        <w:pStyle w:val="Heading3"/>
-        <w:spacing w:after="100" w:before="260"/>
-      </w:pPr>
-      <w:r>
-        <w:rPr>
-          <w:rFonts w:ascii="맑은 고딕" w:cs="맑은 고딕" w:eastAsia="맑은 고딕" w:hAnsi="맑은 고딕"/>
-          <w:b/>
-          <w:bCs/>
-          <w:sz w:val="22"/>
-          <w:szCs w:val="22"/>
-        </w:rPr>
-        <w:t xml:space="preserve">□ 전개전술 ② 65mm 단선 직접 전개</w:t>
-      </w:r>
-    </w:p>
-    <w:p>
-      <w:pPr>
-        <w:spacing w:after="120"/>
-        <w:jc w:val="both"/>
-      </w:pPr>
-      <w:r>
-        <w:rPr>
-          <w:rFonts w:ascii="맑은 고딕" w:cs="맑은 고딕" w:eastAsia="맑은 고딕" w:hAnsi="맑은 고딕"/>
-          <w:b/>
-          <w:bCs/>
-          <w:sz w:val="20"/>
-          <w:szCs w:val="20"/>
-        </w:rPr>
-        <w:t xml:space="preserve">구성</w:t>
-      </w:r>
-      <w:r>
-        <w:rPr>
-          <w:rFonts w:ascii="맑은 고딕" w:cs="맑은 고딕" w:eastAsia="맑은 고딕" w:hAnsi="맑은 고딕"/>
-          <w:sz w:val="20"/>
-          <w:szCs w:val="20"/>
-        </w:rPr>
-        <w:t xml:space="preserve"> : 펌프차 → 65mm 단선 → 65mm 관창</w:t>
-      </w:r>
-    </w:p>
-    <w:p>
-      <w:pPr>
-        <w:spacing w:after="120"/>
-        <w:jc w:val="both"/>
-      </w:pPr>
-      <w:r>
-        <w:rPr>
-          <w:rFonts w:ascii="맑은 고딕" w:cs="맑은 고딕" w:eastAsia="맑은 고딕" w:hAnsi="맑은 고딕"/>
-          <w:b/>
-          <w:bCs/>
-          <w:sz w:val="20"/>
-          <w:szCs w:val="20"/>
-        </w:rPr>
-        <w:t xml:space="preserve">적용</w:t>
-      </w:r>
-      <w:r>
-        <w:rPr>
-          <w:rFonts w:ascii="맑은 고딕" w:cs="맑은 고딕" w:eastAsia="맑은 고딕" w:hAnsi="맑은 고딕"/>
-          <w:sz w:val="20"/>
-          <w:szCs w:val="20"/>
-        </w:rPr>
-        <w:t xml:space="preserve"> : 개구부 부근에 화점이 있어 진입 없이 또는 짧은 진입으로 대량 방수가 필요한 경우. 도크도어를 통한 직접 방수</w:t>
-      </w:r>
-    </w:p>
-    <w:p>
-      <w:pPr>
-        <w:spacing w:after="60" w:before="180"/>
-      </w:pPr>
-      <w:r>
-        <w:rPr>
-          <w:rFonts w:ascii="맑은 고딕" w:cs="맑은 고딕" w:eastAsia="맑은 고딕" w:hAnsi="맑은 고딕"/>
-          <w:b/>
-          <w:bCs/>
-          <w:sz w:val="20"/>
-          <w:szCs w:val="20"/>
-        </w:rPr>
-        <w:t xml:space="preserve">방법</w:t>
-      </w:r>
-    </w:p>
-    <w:p>
-      <w:pPr>
-        <w:spacing w:after="40" w:before="0"/>
-        <w:ind w:left="280" w:hanging="200"/>
-      </w:pPr>
-      <w:r>
-        <w:rPr>
-          <w:rFonts w:ascii="맑은 고딕" w:cs="맑은 고딕" w:eastAsia="맑은 고딕" w:hAnsi="맑은 고딕"/>
-          <w:sz w:val="20"/>
-          <w:szCs w:val="20"/>
-        </w:rPr>
-        <w:t xml:space="preserve">▪도크도어 정면에서 통로 축을 따라 방수한다</w:t>
-      </w:r>
-    </w:p>
-    <w:p>
-      <w:pPr>
-        <w:spacing w:after="40" w:before="0"/>
-        <w:ind w:left="280" w:hanging="200"/>
-      </w:pPr>
-      <w:r>
-        <w:rPr>
-          <w:rFonts w:ascii="맑은 고딕" w:cs="맑은 고딕" w:eastAsia="맑은 고딕" w:hAnsi="맑은 고딕"/>
-          <w:sz w:val="20"/>
-          <w:szCs w:val="20"/>
-        </w:rPr>
-        <w:t xml:space="preserve">▪관창은 2인 이상이 운용한다</w:t>
-      </w:r>
-    </w:p>
-    <w:p>
-      <w:pPr>
-        <w:spacing w:after="120"/>
-        <w:jc w:val="both"/>
-      </w:pPr>
-      <w:r>
-        <w:rPr>
-          <w:rFonts w:ascii="맑은 고딕" w:cs="맑은 고딕" w:eastAsia="맑은 고딕" w:hAnsi="맑은 고딕"/>
-          <w:b/>
-          <w:bCs/>
-          <w:sz w:val="20"/>
-          <w:szCs w:val="20"/>
-        </w:rPr>
-        <w:t xml:space="preserve">장점</w:t>
-      </w:r>
-      <w:r>
-        <w:rPr>
-          <w:rFonts w:ascii="맑은 고딕" w:cs="맑은 고딕" w:eastAsia="맑은 고딕" w:hAnsi="맑은 고딕"/>
-          <w:sz w:val="20"/>
-          <w:szCs w:val="20"/>
-        </w:rPr>
-        <w:t xml:space="preserve"> : 단선으로 약 800 L/min을 확보할 수 있고, 거리 증가에 따른 손실 증가가 완만하다</w:t>
-      </w:r>
-    </w:p>
-    <w:p>
-      <w:pPr>
-        <w:spacing w:after="120"/>
-        <w:jc w:val="both"/>
-      </w:pPr>
-      <w:r>
-        <w:rPr>
-          <w:rFonts w:ascii="맑은 고딕" w:cs="맑은 고딕" w:eastAsia="맑은 고딕" w:hAnsi="맑은 고딕"/>
-          <w:b/>
-          <w:bCs/>
-          <w:sz w:val="20"/>
-          <w:szCs w:val="20"/>
-        </w:rPr>
-        <w:t xml:space="preserve">한계</w:t>
-      </w:r>
-      <w:r>
-        <w:rPr>
-          <w:rFonts w:ascii="맑은 고딕" w:cs="맑은 고딕" w:eastAsia="맑은 고딕" w:hAnsi="맑은 고딕"/>
-          <w:sz w:val="20"/>
-          <w:szCs w:val="20"/>
-        </w:rPr>
-        <w:t xml:space="preserve"> : 반동력이 크고 굽힘이 어려워 통로 안쪽 전개에 시간이 걸린다. 화점이 깊으면 적용할 수 없다</w:t>
-      </w:r>
-    </w:p>
-    <w:p>
-      <w:pPr>
-        <w:pStyle w:val="Heading3"/>
-        <w:spacing w:after="100" w:before="260"/>
-      </w:pPr>
-      <w:r>
-        <w:rPr>
-          <w:rFonts w:ascii="맑은 고딕" w:cs="맑은 고딕" w:eastAsia="맑은 고딕" w:hAnsi="맑은 고딕"/>
-          <w:b/>
-          <w:bCs/>
-          <w:sz w:val="22"/>
-          <w:szCs w:val="22"/>
-        </w:rPr>
-        <w:t xml:space="preserve">□ 전개전술 ③ 간선-지선 기본형 (65mm 간선 + 40mm 2선)</w:t>
-      </w:r>
-    </w:p>
-    <w:p>
-      <w:pPr>
-        <w:spacing w:after="120"/>
-        <w:jc w:val="both"/>
-      </w:pPr>
-      <w:r>
-        <w:rPr>
-          <w:rFonts w:ascii="맑은 고딕" w:cs="맑은 고딕" w:eastAsia="맑은 고딕" w:hAnsi="맑은 고딕"/>
-          <w:sz w:val="20"/>
-          <w:szCs w:val="20"/>
-        </w:rPr>
-        <w:t xml:space="preserve">대형 물류창고의 표준 전개방식이다.</w:t>
-      </w:r>
-    </w:p>
-    <w:p>
-      <w:pPr>
-        <w:spacing w:after="60" w:before="180"/>
-      </w:pPr>
-      <w:r>
-        <w:rPr>
-          <w:rFonts w:ascii="맑은 고딕" w:cs="맑은 고딕" w:eastAsia="맑은 고딕" w:hAnsi="맑은 고딕"/>
-          <w:b/>
-          <w:bCs/>
-          <w:sz w:val="20"/>
-          <w:szCs w:val="20"/>
-        </w:rPr>
-        <w:t xml:space="preserve">구성</w:t>
-      </w:r>
-    </w:p>
-    <w:p>
-      <w:pPr>
-        <w:spacing w:after="20" w:before="0"/>
-        <w:ind w:left="280"/>
-      </w:pPr>
-      <w:r>
-        <w:rPr>
-          <w:rFonts w:ascii="맑은 고딕" w:cs="맑은 고딕" w:eastAsia="맑은 고딕" w:hAnsi="맑은 고딕"/>
-          <w:sz w:val="20"/>
-          <w:szCs w:val="20"/>
-        </w:rPr>
-        <w:t xml:space="preserve">펌프차 ─ 65mm 간선 ─ [분기점] ─ 65×40 Y형 분기금구 ┬ 40mm 지선 ─ 40mm 관창</w:t>
-      </w:r>
-    </w:p>
-    <w:p>
-      <w:pPr>
-        <w:spacing w:after="20" w:before="0"/>
-        <w:ind w:left="280"/>
-      </w:pPr>
-      <w:r>
-        <w:rPr>
-          <w:rFonts w:ascii="맑은 고딕" w:cs="맑은 고딕" w:eastAsia="맑은 고딕" w:hAnsi="맑은 고딕"/>
-          <w:sz w:val="20"/>
-          <w:szCs w:val="20"/>
-        </w:rPr>
-        <w:t xml:space="preserve">                                                    └ 40mm 지선 ─ 40mm 관창</w:t>
-      </w:r>
-    </w:p>
-    <w:p>
-      <w:pPr>
-        <w:spacing w:after="120"/>
-        <w:jc w:val="both"/>
-      </w:pPr>
-      <w:r>
-        <w:rPr>
-          <w:rFonts w:ascii="맑은 고딕" w:cs="맑은 고딕" w:eastAsia="맑은 고딕" w:hAnsi="맑은 고딕"/>
-          <w:b/>
-          <w:bCs/>
-          <w:sz w:val="20"/>
-          <w:szCs w:val="20"/>
-        </w:rPr>
-        <w:t xml:space="preserve">적용</w:t>
-      </w:r>
-      <w:r>
-        <w:rPr>
-          <w:rFonts w:ascii="맑은 고딕" w:cs="맑은 고딕" w:eastAsia="맑은 고딕" w:hAnsi="맑은 고딕"/>
-          <w:sz w:val="20"/>
-          <w:szCs w:val="20"/>
-        </w:rPr>
-        <w:t xml:space="preserve"> : 전개거리 50~200m. 화점이 건물 내부 깊은 곳에 있는 일반적인 경우</w:t>
-      </w:r>
-    </w:p>
-    <w:p>
-      <w:pPr>
-        <w:spacing w:after="60" w:before="180"/>
-      </w:pPr>
-      <w:r>
-        <w:rPr>
-          <w:rFonts w:ascii="맑은 고딕" w:cs="맑은 고딕" w:eastAsia="맑은 고딕" w:hAnsi="맑은 고딕"/>
-          <w:b/>
-          <w:bCs/>
-          <w:sz w:val="20"/>
-          <w:szCs w:val="20"/>
-        </w:rPr>
-        <w:t xml:space="preserve">방법</w:t>
-      </w:r>
-    </w:p>
-    <w:p>
-      <w:pPr>
-        <w:spacing w:after="40"/>
-        <w:ind w:left="280" w:hanging="200"/>
-      </w:pPr>
-      <w:r>
-        <w:rPr>
-          <w:rFonts w:ascii="맑은 고딕" w:cs="맑은 고딕" w:eastAsia="맑은 고딕" w:hAnsi="맑은 고딕"/>
-          <w:sz w:val="20"/>
-          <w:szCs w:val="20"/>
-        </w:rPr>
-        <w:t xml:space="preserve">1. 65mm 간선을 진입구에서 화점 방향으로 30~50m 지점까지 전개한다</w:t>
-      </w:r>
-    </w:p>
-    <w:p>
-      <w:pPr>
-        <w:spacing w:after="40"/>
-        <w:ind w:left="280" w:hanging="200"/>
-      </w:pPr>
-      <w:r>
-        <w:rPr>
-          <w:rFonts w:ascii="맑은 고딕" w:cs="맑은 고딕" w:eastAsia="맑은 고딕" w:hAnsi="맑은 고딕"/>
-          <w:sz w:val="20"/>
-          <w:szCs w:val="20"/>
-        </w:rPr>
-        <w:t xml:space="preserve">2. 그 지점에 분기점을 설치하고 Y형 분기금구(Y커플링)를 연결한다</w:t>
-      </w:r>
-    </w:p>
-    <w:p>
-      <w:pPr>
-        <w:spacing w:after="40"/>
-        <w:ind w:left="280" w:hanging="200"/>
-      </w:pPr>
-      <w:r>
-        <w:rPr>
-          <w:rFonts w:ascii="맑은 고딕" w:cs="맑은 고딕" w:eastAsia="맑은 고딕" w:hAnsi="맑은 고딕"/>
-          <w:sz w:val="20"/>
-          <w:szCs w:val="20"/>
-        </w:rPr>
-        <w:t xml:space="preserve">3. 분기금구 양쪽에 40mm 지선을 각각 30m 이내로 전개한다</w:t>
-      </w:r>
-    </w:p>
-    <w:p>
-      <w:pPr>
-        <w:spacing w:after="40"/>
-        <w:ind w:left="280" w:hanging="200"/>
-      </w:pPr>
-      <w:r>
-        <w:rPr>
-          <w:rFonts w:ascii="맑은 고딕" w:cs="맑은 고딕" w:eastAsia="맑은 고딕" w:hAnsi="맑은 고딕"/>
-          <w:sz w:val="20"/>
-          <w:szCs w:val="20"/>
-        </w:rPr>
-        <w:t xml:space="preserve">4. 두 지선을 서로 다른 통로에 배치한다</w:t>
-      </w:r>
-    </w:p>
-    <w:p>
-      <w:pPr>
-        <w:spacing w:after="60" w:before="180"/>
-      </w:pPr>
-      <w:r>
-        <w:rPr>
-          <w:rFonts w:ascii="맑은 고딕" w:cs="맑은 고딕" w:eastAsia="맑은 고딕" w:hAnsi="맑은 고딕"/>
-          <w:b/>
-          <w:bCs/>
-          <w:sz w:val="20"/>
-          <w:szCs w:val="20"/>
-        </w:rPr>
-        <w:t xml:space="preserve">이점</w:t>
-      </w:r>
-    </w:p>
-    <w:p>
-      <w:pPr>
-        <w:spacing w:after="40" w:before="0"/>
-        <w:ind w:left="280" w:hanging="200"/>
-      </w:pPr>
-      <w:r>
-        <w:rPr>
-          <w:rFonts w:ascii="맑은 고딕" w:cs="맑은 고딕" w:eastAsia="맑은 고딕" w:hAnsi="맑은 고딕"/>
-          <w:sz w:val="20"/>
-          <w:szCs w:val="20"/>
-        </w:rPr>
-        <w:t xml:space="preserve">▪40mm이 부담하는 거리가 30m로 줄어든다. 200m를 40mm 단선으로 보내면 마찰손실만 약 9.5 kgf/㎠이지만, 간선-지선으로 나누면 약 4.9 kgf/㎠로 줄어 펌프 부담이 실용 범위 안에 들어온다</w:t>
-      </w:r>
-    </w:p>
-    <w:p>
-      <w:pPr>
-        <w:spacing w:after="40" w:before="0"/>
-        <w:ind w:left="280" w:hanging="200"/>
-      </w:pPr>
-      <w:r>
-        <w:rPr>
-          <w:rFonts w:ascii="맑은 고딕" w:cs="맑은 고딕" w:eastAsia="맑은 고딕" w:hAnsi="맑은 고딕"/>
-          <w:sz w:val="20"/>
-          <w:szCs w:val="20"/>
-        </w:rPr>
-        <w:t xml:space="preserve">▪관창 2개를 유지하면서도 거리를 확보할 수 있다</w:t>
-      </w:r>
-    </w:p>
-    <w:p>
-      <w:pPr>
-        <w:spacing w:after="40" w:before="0"/>
-        <w:ind w:left="280" w:hanging="200"/>
-      </w:pPr>
-      <w:r>
-        <w:rPr>
-          <w:rFonts w:ascii="맑은 고딕" w:cs="맑은 고딕" w:eastAsia="맑은 고딕" w:hAnsi="맑은 고딕"/>
-          <w:sz w:val="20"/>
-          <w:szCs w:val="20"/>
-        </w:rPr>
-        <w:t xml:space="preserve">▪분기점이 전진기지 역할을 한다. 지선 추가·교체, 인원 기록, 철수 집결이 한 지점에서 이루어진다</w:t>
-      </w:r>
-    </w:p>
-    <w:p>
-      <w:pPr>
-        <w:spacing w:after="120"/>
-        <w:jc w:val="both"/>
-      </w:pPr>
-      <w:r>
-        <w:rPr>
-          <w:rFonts w:ascii="맑은 고딕" w:cs="맑은 고딕" w:eastAsia="맑은 고딕" w:hAnsi="맑은 고딕"/>
-          <w:b/>
-          <w:bCs/>
-          <w:sz w:val="20"/>
-          <w:szCs w:val="20"/>
-        </w:rPr>
-        <w:t xml:space="preserve">한계</w:t>
-      </w:r>
-      <w:r>
-        <w:rPr>
-          <w:rFonts w:ascii="맑은 고딕" w:cs="맑은 고딕" w:eastAsia="맑은 고딕" w:hAnsi="맑은 고딕"/>
-          <w:sz w:val="20"/>
-          <w:szCs w:val="20"/>
-        </w:rPr>
-        <w:t xml:space="preserve"> : 간선 1선에 모든 것이 의존하므로, 간선이 손상되면 두 지선이 동시에 정지한다</w:t>
-      </w:r>
-    </w:p>
-    <w:p>
-      <w:pPr>
-        <w:pStyle w:val="Heading3"/>
-        <w:spacing w:after="100" w:before="260"/>
-      </w:pPr>
-      <w:r>
-        <w:rPr>
-          <w:rFonts w:ascii="맑은 고딕" w:cs="맑은 고딕" w:eastAsia="맑은 고딕" w:hAnsi="맑은 고딕"/>
-          <w:b/>
-          <w:bCs/>
-          <w:sz w:val="22"/>
-          <w:szCs w:val="22"/>
-        </w:rPr>
-        <w:t xml:space="preserve">□ 전개전술 ④ 복합 분기 전개 (65mm 대량방수 + 40mm 2선 동시)</w:t>
-      </w:r>
-    </w:p>
-    <w:p>
-      <w:pPr>
-        <w:spacing w:after="120"/>
-        <w:jc w:val="both"/>
-      </w:pPr>
-      <w:r>
-        <w:rPr>
-          <w:rFonts w:ascii="맑은 고딕" w:cs="맑은 고딕" w:eastAsia="맑은 고딕" w:hAnsi="맑은 고딕"/>
-          <w:sz w:val="20"/>
-          <w:szCs w:val="20"/>
-        </w:rPr>
-        <w:t xml:space="preserve">하나의 간선에서 대량방수와 기동방수를 동시에 얻는 구성이다.</w:t>
-      </w:r>
-    </w:p>
-    <w:p>
-      <w:pPr>
-        <w:spacing w:after="60" w:before="180"/>
-      </w:pPr>
-      <w:r>
-        <w:rPr>
-          <w:rFonts w:ascii="맑은 고딕" w:cs="맑은 고딕" w:eastAsia="맑은 고딕" w:hAnsi="맑은 고딕"/>
-          <w:b/>
-          <w:bCs/>
-          <w:sz w:val="20"/>
-          <w:szCs w:val="20"/>
-        </w:rPr>
-        <w:t xml:space="preserve">구성</w:t>
-      </w:r>
-    </w:p>
-    <w:p>
-      <w:pPr>
-        <w:spacing w:after="20" w:before="0"/>
-        <w:ind w:left="280"/>
-      </w:pPr>
-      <w:r>
-        <w:rPr>
-          <w:rFonts w:ascii="맑은 고딕" w:cs="맑은 고딕" w:eastAsia="맑은 고딕" w:hAnsi="맑은 고딕"/>
-          <w:sz w:val="20"/>
-          <w:szCs w:val="20"/>
-        </w:rPr>
-        <w:t xml:space="preserve">펌프차 ─ 65mm 간선 ─ [분기점] ─ 65×65 Y형 분기금구</w:t>
-      </w:r>
-    </w:p>
-    <w:p>
-      <w:pPr>
-        <w:spacing w:after="20" w:before="0"/>
-        <w:ind w:left="280"/>
-      </w:pPr>
-      <w:r>
-        <w:rPr>
-          <w:rFonts w:ascii="맑은 고딕" w:cs="맑은 고딕" w:eastAsia="맑은 고딕" w:hAnsi="맑은 고딕"/>
-          <w:sz w:val="20"/>
-          <w:szCs w:val="20"/>
-        </w:rPr>
-        <w:t xml:space="preserve">                                    ├─ 65mm 호스 ─ 65mm 관창 (대량방수 / 방수총)</w:t>
-      </w:r>
-    </w:p>
-    <w:p>
-      <w:pPr>
-        <w:spacing w:after="20" w:before="0"/>
-        <w:ind w:left="280"/>
-      </w:pPr>
-      <w:r>
-        <w:rPr>
-          <w:rFonts w:ascii="맑은 고딕" w:cs="맑은 고딕" w:eastAsia="맑은 고딕" w:hAnsi="맑은 고딕"/>
-          <w:sz w:val="20"/>
-          <w:szCs w:val="20"/>
-        </w:rPr>
-        <w:t xml:space="preserve">                                    └─ 65mm 호스 ─ 40×40 Y형 분기금구 ┬ 40mm 관창</w:t>
-      </w:r>
-    </w:p>
-    <w:p>
-      <w:pPr>
-        <w:spacing w:after="20" w:before="0"/>
-        <w:ind w:left="280"/>
-      </w:pPr>
-      <w:r>
-        <w:rPr>
-          <w:rFonts w:ascii="맑은 고딕" w:cs="맑은 고딕" w:eastAsia="맑은 고딕" w:hAnsi="맑은 고딕"/>
-          <w:sz w:val="20"/>
-          <w:szCs w:val="20"/>
-        </w:rPr>
-        <w:t xml:space="preserve">                                                                      └ 40mm 관창</w:t>
-      </w:r>
-    </w:p>
-    <w:p>
-      <w:pPr>
-        <w:spacing w:after="120"/>
-        <w:jc w:val="both"/>
-      </w:pPr>
-      <w:r>
-        <w:rPr>
-          <w:rFonts w:ascii="맑은 고딕" w:cs="맑은 고딕" w:eastAsia="맑은 고딕" w:hAnsi="맑은 고딕"/>
-          <w:b/>
-          <w:bCs/>
-          <w:sz w:val="20"/>
-          <w:szCs w:val="20"/>
-        </w:rPr>
-        <w:t xml:space="preserve">적용</w:t>
-      </w:r>
-      <w:r>
-        <w:rPr>
-          <w:rFonts w:ascii="맑은 고딕" w:cs="맑은 고딕" w:eastAsia="맑은 고딕" w:hAnsi="맑은 고딕"/>
-          <w:sz w:val="20"/>
-          <w:szCs w:val="20"/>
-        </w:rPr>
-        <w:t xml:space="preserve"> : 화점 구역이 넓거나 상부까지 연소가 진행되어, 대량방수와 근접 공격을 동시에 해야 하는 경우</w:t>
-      </w:r>
-    </w:p>
-    <w:p>
-      <w:pPr>
-        <w:spacing w:after="60" w:before="180"/>
-      </w:pPr>
-      <w:r>
-        <w:rPr>
-          <w:rFonts w:ascii="맑은 고딕" w:cs="맑은 고딕" w:eastAsia="맑은 고딕" w:hAnsi="맑은 고딕"/>
-          <w:b/>
-          <w:bCs/>
-          <w:sz w:val="20"/>
-          <w:szCs w:val="20"/>
-        </w:rPr>
-        <w:t xml:space="preserve">방법</w:t>
-      </w:r>
-    </w:p>
-    <w:p>
-      <w:pPr>
-        <w:spacing w:after="40"/>
-        <w:ind w:left="280" w:hanging="200"/>
-      </w:pPr>
-      <w:r>
-        <w:rPr>
-          <w:rFonts w:ascii="맑은 고딕" w:cs="맑은 고딕" w:eastAsia="맑은 고딕" w:hAnsi="맑은 고딕"/>
-          <w:sz w:val="20"/>
-          <w:szCs w:val="20"/>
-        </w:rPr>
-        <w:t xml:space="preserve">1. 65mm 간선을 분기점까지 전개한다</w:t>
-      </w:r>
-    </w:p>
-    <w:p>
-      <w:pPr>
-        <w:spacing w:after="40"/>
-        <w:ind w:left="280" w:hanging="200"/>
-      </w:pPr>
-      <w:r>
-        <w:rPr>
-          <w:rFonts w:ascii="맑은 고딕" w:cs="맑은 고딕" w:eastAsia="맑은 고딕" w:hAnsi="맑은 고딕"/>
-          <w:sz w:val="20"/>
-          <w:szCs w:val="20"/>
-        </w:rPr>
-        <w:t xml:space="preserve">2. 65×65 Y형 분기금구를 연결한다</w:t>
-      </w:r>
-    </w:p>
-    <w:p>
-      <w:pPr>
-        <w:spacing w:after="40"/>
-        <w:ind w:left="280" w:hanging="200"/>
-      </w:pPr>
-      <w:r>
-        <w:rPr>
-          <w:rFonts w:ascii="맑은 고딕" w:cs="맑은 고딕" w:eastAsia="맑은 고딕" w:hAnsi="맑은 고딕"/>
-          <w:sz w:val="20"/>
-          <w:szCs w:val="20"/>
-        </w:rPr>
-        <w:t xml:space="preserve">3. 한쪽은 65mm 호스를 연장하여 65mm 관창 또는 무인방수총을 설치한다. 통로 축을 따라 화점 방향으로 대량방수한다</w:t>
-      </w:r>
-    </w:p>
-    <w:p>
-      <w:pPr>
-        <w:spacing w:after="40"/>
-        <w:ind w:left="280" w:hanging="200"/>
-      </w:pPr>
-      <w:r>
-        <w:rPr>
-          <w:rFonts w:ascii="맑은 고딕" w:cs="맑은 고딕" w:eastAsia="맑은 고딕" w:hAnsi="맑은 고딕"/>
-          <w:sz w:val="20"/>
-          <w:szCs w:val="20"/>
-        </w:rPr>
-        <w:t xml:space="preserve">4. 다른 쪽은 65mm 호스를 연장한 뒤 40×40 Y형 분기금구를 연결하여 40mm 관창 2개를 전개한다</w:t>
-      </w:r>
-    </w:p>
-    <w:p>
-      <w:pPr>
-        <w:spacing w:after="40"/>
-        <w:ind w:left="280" w:hanging="200"/>
-      </w:pPr>
-      <w:r>
-        <w:rPr>
-          <w:rFonts w:ascii="맑은 고딕" w:cs="맑은 고딕" w:eastAsia="맑은 고딕" w:hAnsi="맑은 고딕"/>
-          <w:sz w:val="20"/>
-          <w:szCs w:val="20"/>
-        </w:rPr>
-        <w:t xml:space="preserve">5. 40mm 2선은 랙 사이 통로로 들어가 근접 공격과 대원 엄호를 담당한다</w:t>
-      </w:r>
-    </w:p>
-    <w:p>
-      <w:pPr>
-        <w:spacing w:after="60" w:before="180"/>
-      </w:pPr>
-      <w:r>
-        <w:rPr>
-          <w:rFonts w:ascii="맑은 고딕" w:cs="맑은 고딕" w:eastAsia="맑은 고딕" w:hAnsi="맑은 고딕"/>
-          <w:b/>
-          <w:bCs/>
-          <w:sz w:val="20"/>
-          <w:szCs w:val="20"/>
-        </w:rPr>
-        <w:t xml:space="preserve">이점</w:t>
-      </w:r>
-    </w:p>
-    <w:p>
-      <w:pPr>
-        <w:spacing w:after="40" w:before="0"/>
-        <w:ind w:left="280" w:hanging="200"/>
-      </w:pPr>
-      <w:r>
-        <w:rPr>
-          <w:rFonts w:ascii="맑은 고딕" w:cs="맑은 고딕" w:eastAsia="맑은 고딕" w:hAnsi="맑은 고딕"/>
-          <w:sz w:val="20"/>
-          <w:szCs w:val="20"/>
-        </w:rPr>
-        <w:t xml:space="preserve">▪대형 물류창고의 화재는 하나의 관창으로 감당할 수 없는 규모와, 관창을 밀어 넣어야만 닿는 위치가 동시에 존재한다. 이 구성은 두 요구를 하나의 간선으로 충족한다</w:t>
-      </w:r>
-    </w:p>
-    <w:p>
-      <w:pPr>
-        <w:spacing w:after="40" w:before="0"/>
-        <w:ind w:left="280" w:hanging="200"/>
-      </w:pPr>
-      <w:r>
-        <w:rPr>
-          <w:rFonts w:ascii="맑은 고딕" w:cs="맑은 고딕" w:eastAsia="맑은 고딕" w:hAnsi="맑은 고딕"/>
-          <w:sz w:val="20"/>
-          <w:szCs w:val="20"/>
-        </w:rPr>
-        <w:t xml:space="preserve">▪65mm 관창은 상부 화염과 통로 정면을, 40mm 2선은 랙 하단과 적재물 심부를 담당한다. 지상 관창으로 닿지 않는 높이는 대구경 관창의 압력으로 보완한다</w:t>
-      </w:r>
-    </w:p>
-    <w:p>
-      <w:pPr>
-        <w:spacing w:after="40" w:before="0"/>
-        <w:ind w:left="280" w:hanging="200"/>
-      </w:pPr>
-      <w:r>
-        <w:rPr>
-          <w:rFonts w:ascii="맑은 고딕" w:cs="맑은 고딕" w:eastAsia="맑은 고딕" w:hAnsi="맑은 고딕"/>
-          <w:sz w:val="20"/>
-          <w:szCs w:val="20"/>
-        </w:rPr>
-        <w:t xml:space="preserve">▪대량방수가 필요 없어지면 65mm 쪽을 잠그고 40mm 쪽에 압력을 집중시킬 수 있어, 전개를 바꾸지 않고 방수량을 조절할 수 있다</w:t>
-      </w:r>
-    </w:p>
-    <w:p>
-      <w:pPr>
-        <w:spacing w:after="60" w:before="180"/>
-      </w:pPr>
-      <w:r>
-        <w:rPr>
-          <w:rFonts w:ascii="맑은 고딕" w:cs="맑은 고딕" w:eastAsia="맑은 고딕" w:hAnsi="맑은 고딕"/>
-          <w:b/>
-          <w:bCs/>
-          <w:sz w:val="20"/>
-          <w:szCs w:val="20"/>
-        </w:rPr>
-        <w:t xml:space="preserve">운용 시 주의</w:t>
-      </w:r>
-    </w:p>
-    <w:p>
-      <w:pPr>
-        <w:spacing w:after="40" w:before="0"/>
-        <w:ind w:left="280" w:hanging="200"/>
-      </w:pPr>
-      <w:r>
-        <w:rPr>
-          <w:rFonts w:ascii="맑은 고딕" w:cs="맑은 고딕" w:eastAsia="맑은 고딕" w:hAnsi="맑은 고딕"/>
-          <w:sz w:val="20"/>
-          <w:szCs w:val="20"/>
-        </w:rPr>
-        <w:t xml:space="preserve">▪세 관창을 동시에 최대로 열지 않는다. 간선 1선의 공급량을 초과하면 세 관창이 모두 약해진다. 통상 65mm 관창 개방 시 40mm 1선을 잠근다</w:t>
-      </w:r>
-    </w:p>
-    <w:p>
-      <w:pPr>
-        <w:spacing w:after="40" w:before="0"/>
-        <w:ind w:left="280" w:hanging="200"/>
-      </w:pPr>
-      <w:r>
-        <w:rPr>
-          <w:rFonts w:ascii="맑은 고딕" w:cs="맑은 고딕" w:eastAsia="맑은 고딕" w:hAnsi="맑은 고딕"/>
-          <w:sz w:val="20"/>
-          <w:szCs w:val="20"/>
-        </w:rPr>
-        <w:t xml:space="preserve">▪분기금구의 개방·폐쇄는 분기점 담당이 일괄 조작한다. 관창수가 임의로 조작하면 다른 관창의 압력이 급변한다</w:t>
-      </w:r>
-    </w:p>
-    <w:p>
-      <w:pPr>
-        <w:spacing w:after="40" w:before="0"/>
-        <w:ind w:left="280" w:hanging="200"/>
-      </w:pPr>
-      <w:r>
-        <w:rPr>
-          <w:rFonts w:ascii="맑은 고딕" w:cs="맑은 고딕" w:eastAsia="맑은 고딕" w:hAnsi="맑은 고딕"/>
-          <w:sz w:val="20"/>
-          <w:szCs w:val="20"/>
-        </w:rPr>
-        <w:t xml:space="preserve">▪간선을 2선으로 병행 전개하면 같은 거리에서 마찰손실이 4분의 1로 줄어든다. 소방력에 여유가 있으면 간선 2선을 우선 검토한다</w:t>
-      </w:r>
-    </w:p>
-    <w:p>
-      <w:pPr>
-        <w:pStyle w:val="Heading3"/>
-        <w:spacing w:after="100" w:before="260"/>
-      </w:pPr>
-      <w:r>
-        <w:rPr>
-          <w:rFonts w:ascii="맑은 고딕" w:cs="맑은 고딕" w:eastAsia="맑은 고딕" w:hAnsi="맑은 고딕"/>
-          <w:b/>
-          <w:bCs/>
-          <w:sz w:val="22"/>
-          <w:szCs w:val="22"/>
-        </w:rPr>
-        <w:t xml:space="preserve">□ 전개전술 ⑤ 분기점 전진 전개</w:t>
-      </w:r>
-    </w:p>
-    <w:p>
-      <w:pPr>
-        <w:spacing w:after="120"/>
-        <w:jc w:val="both"/>
-      </w:pPr>
-      <w:r>
-        <w:rPr>
-          <w:rFonts w:ascii="맑은 고딕" w:cs="맑은 고딕" w:eastAsia="맑은 고딕" w:hAnsi="맑은 고딕"/>
-          <w:b/>
-          <w:bCs/>
-          <w:sz w:val="20"/>
-          <w:szCs w:val="20"/>
-        </w:rPr>
-        <w:t xml:space="preserve">구성</w:t>
-      </w:r>
-      <w:r>
-        <w:rPr>
-          <w:rFonts w:ascii="맑은 고딕" w:cs="맑은 고딕" w:eastAsia="맑은 고딕" w:hAnsi="맑은 고딕"/>
-          <w:sz w:val="20"/>
-          <w:szCs w:val="20"/>
-        </w:rPr>
-        <w:t xml:space="preserve"> : 전개전술 ③ 또는 ④의 분기점을 화재 진행에 따라 앞으로 이동시키는 방식</w:t>
-      </w:r>
-    </w:p>
-    <w:p>
-      <w:pPr>
-        <w:spacing w:after="120"/>
-        <w:jc w:val="both"/>
-      </w:pPr>
-      <w:r>
-        <w:rPr>
-          <w:rFonts w:ascii="맑은 고딕" w:cs="맑은 고딕" w:eastAsia="맑은 고딕" w:hAnsi="맑은 고딕"/>
-          <w:b/>
-          <w:bCs/>
-          <w:sz w:val="20"/>
-          <w:szCs w:val="20"/>
-        </w:rPr>
-        <w:t xml:space="preserve">적용</w:t>
-      </w:r>
-      <w:r>
-        <w:rPr>
-          <w:rFonts w:ascii="맑은 고딕" w:cs="맑은 고딕" w:eastAsia="맑은 고딕" w:hAnsi="맑은 고딕"/>
-          <w:sz w:val="20"/>
-          <w:szCs w:val="20"/>
-        </w:rPr>
-        <w:t xml:space="preserve"> : 지선이 50m를 넘어가거나, 화점이 더 깊은 곳으로 이동한 경우</w:t>
-      </w:r>
-    </w:p>
-    <w:p>
-      <w:pPr>
-        <w:spacing w:after="60" w:before="180"/>
-      </w:pPr>
-      <w:r>
-        <w:rPr>
-          <w:rFonts w:ascii="맑은 고딕" w:cs="맑은 고딕" w:eastAsia="맑은 고딕" w:hAnsi="맑은 고딕"/>
-          <w:b/>
-          <w:bCs/>
-          <w:sz w:val="20"/>
-          <w:szCs w:val="20"/>
-        </w:rPr>
-        <w:t xml:space="preserve">방법</w:t>
-      </w:r>
-    </w:p>
-    <w:p>
-      <w:pPr>
-        <w:spacing w:after="40"/>
-        <w:ind w:left="280" w:hanging="200"/>
-      </w:pPr>
-      <w:r>
-        <w:rPr>
-          <w:rFonts w:ascii="맑은 고딕" w:cs="맑은 고딕" w:eastAsia="맑은 고딕" w:hAnsi="맑은 고딕"/>
-          <w:sz w:val="20"/>
-          <w:szCs w:val="20"/>
-        </w:rPr>
-        <w:t xml:space="preserve">1. 새 분기점 위치를 먼저 선정한다</w:t>
-      </w:r>
-    </w:p>
-    <w:p>
-      <w:pPr>
-        <w:spacing w:after="40"/>
-        <w:ind w:left="280" w:hanging="200"/>
-      </w:pPr>
-      <w:r>
-        <w:rPr>
-          <w:rFonts w:ascii="맑은 고딕" w:cs="맑은 고딕" w:eastAsia="맑은 고딕" w:hAnsi="맑은 고딕"/>
-          <w:sz w:val="20"/>
-          <w:szCs w:val="20"/>
-        </w:rPr>
-        <w:t xml:space="preserve">2. 여유 간선(65mm 2본 이상)을 미리 그 지점까지 전개한다</w:t>
-      </w:r>
-    </w:p>
-    <w:p>
-      <w:pPr>
-        <w:spacing w:after="40"/>
-        <w:ind w:left="280" w:hanging="200"/>
-      </w:pPr>
-      <w:r>
-        <w:rPr>
-          <w:rFonts w:ascii="맑은 고딕" w:cs="맑은 고딕" w:eastAsia="맑은 고딕" w:hAnsi="맑은 고딕"/>
-          <w:sz w:val="20"/>
-          <w:szCs w:val="20"/>
-        </w:rPr>
-        <w:t xml:space="preserve">3. 지선 1선을 잠그고 새 분기점으로 옮긴다</w:t>
-      </w:r>
-    </w:p>
-    <w:p>
-      <w:pPr>
-        <w:spacing w:after="40"/>
-        <w:ind w:left="280" w:hanging="200"/>
-      </w:pPr>
-      <w:r>
-        <w:rPr>
-          <w:rFonts w:ascii="맑은 고딕" w:cs="맑은 고딕" w:eastAsia="맑은 고딕" w:hAnsi="맑은 고딕"/>
-          <w:sz w:val="20"/>
-          <w:szCs w:val="20"/>
-        </w:rPr>
-        <w:t xml:space="preserve">4. 옮긴 지선을 개방하여 방수를 확인한 후, 나머지 지선을 옮긴다</w:t>
-      </w:r>
-    </w:p>
-    <w:p>
-      <w:pPr>
-        <w:spacing w:after="40"/>
-        <w:ind w:left="280" w:hanging="200"/>
-      </w:pPr>
-      <w:r>
-        <w:rPr>
-          <w:rFonts w:ascii="맑은 고딕" w:cs="맑은 고딕" w:eastAsia="맑은 고딕" w:hAnsi="맑은 고딕"/>
-          <w:sz w:val="20"/>
-          <w:szCs w:val="20"/>
-        </w:rPr>
-        <w:t xml:space="preserve">5. 구 분기점 장비를 회수한다</w:t>
-      </w:r>
-    </w:p>
-    <w:p>
-      <w:pPr>
-        <w:spacing w:after="120"/>
-        <w:jc w:val="both"/>
-      </w:pPr>
-      <w:r>
-        <w:rPr>
-          <w:rFonts w:ascii="맑은 고딕" w:cs="맑은 고딕" w:eastAsia="맑은 고딕" w:hAnsi="맑은 고딕"/>
-          <w:b/>
-          <w:bCs/>
-          <w:sz w:val="20"/>
-          <w:szCs w:val="20"/>
-        </w:rPr>
-        <w:t xml:space="preserve">원칙</w:t>
-      </w:r>
-      <w:r>
-        <w:rPr>
-          <w:rFonts w:ascii="맑은 고딕" w:cs="맑은 고딕" w:eastAsia="맑은 고딕" w:hAnsi="맑은 고딕"/>
-          <w:sz w:val="20"/>
-          <w:szCs w:val="20"/>
-        </w:rPr>
-        <w:t xml:space="preserve"> : 지선을 동시에 옮기지 않는다. 동시에 옮기면 그 시간 동안 해당 구역의 방수가 완전히 중단되고, 그 사이 화재가 회복한다</w:t>
-      </w:r>
-    </w:p>
-    <w:p>
-      <w:pPr>
-        <w:pStyle w:val="Heading3"/>
-        <w:spacing w:after="100" w:before="260"/>
-      </w:pPr>
-      <w:r>
-        <w:rPr>
-          <w:rFonts w:ascii="맑은 고딕" w:cs="맑은 고딕" w:eastAsia="맑은 고딕" w:hAnsi="맑은 고딕"/>
-          <w:b/>
-          <w:bCs/>
-          <w:sz w:val="22"/>
-          <w:szCs w:val="22"/>
-        </w:rPr>
-        <w:t xml:space="preserve">□ 전개전술 ⑥ 연결송수관 연계 전개</w:t>
-      </w:r>
-    </w:p>
-    <w:p>
-      <w:pPr>
-        <w:spacing w:after="120"/>
-        <w:jc w:val="both"/>
-      </w:pPr>
-      <w:r>
-        <w:rPr>
-          <w:rFonts w:ascii="맑은 고딕" w:cs="맑은 고딕" w:eastAsia="맑은 고딕" w:hAnsi="맑은 고딕"/>
-          <w:b/>
-          <w:bCs/>
-          <w:sz w:val="20"/>
-          <w:szCs w:val="20"/>
-        </w:rPr>
-        <w:t xml:space="preserve">구성</w:t>
-      </w:r>
-      <w:r>
-        <w:rPr>
-          <w:rFonts w:ascii="맑은 고딕" w:cs="맑은 고딕" w:eastAsia="맑은 고딕" w:hAnsi="맑은 고딕"/>
-          <w:sz w:val="20"/>
-          <w:szCs w:val="20"/>
-        </w:rPr>
-        <w:t xml:space="preserve"> : 연결송수관 송수구 가압 → 건물 내 방수구에서 호스 전개</w:t>
-      </w:r>
-    </w:p>
-    <w:p>
-      <w:pPr>
-        <w:spacing w:after="120"/>
-        <w:jc w:val="both"/>
-      </w:pPr>
-      <w:r>
-        <w:rPr>
-          <w:rFonts w:ascii="맑은 고딕" w:cs="맑은 고딕" w:eastAsia="맑은 고딕" w:hAnsi="맑은 고딕"/>
-          <w:b/>
-          <w:bCs/>
-          <w:sz w:val="20"/>
-          <w:szCs w:val="20"/>
-        </w:rPr>
-        <w:t xml:space="preserve">적용</w:t>
-      </w:r>
-      <w:r>
-        <w:rPr>
-          <w:rFonts w:ascii="맑은 고딕" w:cs="맑은 고딕" w:eastAsia="맑은 고딕" w:hAnsi="맑은 고딕"/>
-          <w:sz w:val="20"/>
-          <w:szCs w:val="20"/>
-        </w:rPr>
-        <w:t xml:space="preserve"> : 연결송수관이 설치된 창고. 진입구에서 화점까지의 거리가 긴 경우</w:t>
-      </w:r>
-    </w:p>
-    <w:p>
-      <w:pPr>
-        <w:spacing w:after="60" w:before="180"/>
-      </w:pPr>
-      <w:r>
-        <w:rPr>
-          <w:rFonts w:ascii="맑은 고딕" w:cs="맑은 고딕" w:eastAsia="맑은 고딕" w:hAnsi="맑은 고딕"/>
-          <w:b/>
-          <w:bCs/>
-          <w:sz w:val="20"/>
-          <w:szCs w:val="20"/>
-        </w:rPr>
-        <w:t xml:space="preserve">방법</w:t>
-      </w:r>
-    </w:p>
-    <w:p>
-      <w:pPr>
-        <w:spacing w:after="40"/>
-        <w:ind w:left="280" w:hanging="200"/>
-      </w:pPr>
-      <w:r>
-        <w:rPr>
-          <w:rFonts w:ascii="맑은 고딕" w:cs="맑은 고딕" w:eastAsia="맑은 고딕" w:hAnsi="맑은 고딕"/>
-          <w:sz w:val="20"/>
-          <w:szCs w:val="20"/>
-        </w:rPr>
-        <w:t xml:space="preserve">1. 송수구에 급수한다. 송수 급수는 공격 급수와 분리된 수원에서 공급한다</w:t>
-      </w:r>
-    </w:p>
-    <w:p>
-      <w:pPr>
-        <w:spacing w:after="40"/>
-        <w:ind w:left="280" w:hanging="200"/>
-      </w:pPr>
-      <w:r>
-        <w:rPr>
-          <w:rFonts w:ascii="맑은 고딕" w:cs="맑은 고딕" w:eastAsia="맑은 고딕" w:hAnsi="맑은 고딕"/>
-          <w:sz w:val="20"/>
-          <w:szCs w:val="20"/>
-        </w:rPr>
-        <w:t xml:space="preserve">2. 화점에 가장 가까운 방수구를 선정한다</w:t>
-      </w:r>
-    </w:p>
-    <w:p>
-      <w:pPr>
-        <w:spacing w:after="40"/>
-        <w:ind w:left="280" w:hanging="200"/>
-      </w:pPr>
-      <w:r>
-        <w:rPr>
-          <w:rFonts w:ascii="맑은 고딕" w:cs="맑은 고딕" w:eastAsia="맑은 고딕" w:hAnsi="맑은 고딕"/>
-          <w:sz w:val="20"/>
-          <w:szCs w:val="20"/>
-        </w:rPr>
-        <w:t xml:space="preserve">3. 방수구에서 40mm 또는 65mm 호스를 전개한다</w:t>
-      </w:r>
-    </w:p>
-    <w:p>
-      <w:pPr>
-        <w:spacing w:after="40"/>
-        <w:ind w:left="280" w:hanging="200"/>
-      </w:pPr>
-      <w:r>
-        <w:rPr>
-          <w:rFonts w:ascii="맑은 고딕" w:cs="맑은 고딕" w:eastAsia="맑은 고딕" w:hAnsi="맑은 고딕"/>
-          <w:sz w:val="20"/>
-          <w:szCs w:val="20"/>
-        </w:rPr>
-        <w:t xml:space="preserve">4. 전개 전에 방수구를 짧게 열어 이물질과 공기를 배출한다</w:t>
-      </w:r>
-    </w:p>
-    <w:p>
-      <w:pPr>
-        <w:spacing w:after="120"/>
-        <w:jc w:val="both"/>
-      </w:pPr>
-      <w:r>
-        <w:rPr>
-          <w:rFonts w:ascii="맑은 고딕" w:cs="맑은 고딕" w:eastAsia="맑은 고딕" w:hAnsi="맑은 고딕"/>
-          <w:b/>
-          <w:bCs/>
-          <w:sz w:val="20"/>
-          <w:szCs w:val="20"/>
-        </w:rPr>
-        <w:t xml:space="preserve">이점</w:t>
-      </w:r>
-      <w:r>
-        <w:rPr>
-          <w:rFonts w:ascii="맑은 고딕" w:cs="맑은 고딕" w:eastAsia="맑은 고딕" w:hAnsi="맑은 고딕"/>
-          <w:sz w:val="20"/>
-          <w:szCs w:val="20"/>
-        </w:rPr>
-        <w:t xml:space="preserve"> : 펌프차부터 이어지는 전개거리를 크게 단축하여 마찰손실 문제를 사실상 해소한다</w:t>
-      </w:r>
-    </w:p>
-    <w:p>
-      <w:pPr>
-        <w:spacing w:after="60" w:before="180"/>
-      </w:pPr>
-      <w:r>
-        <w:rPr>
-          <w:rFonts w:ascii="맑은 고딕" w:cs="맑은 고딕" w:eastAsia="맑은 고딕" w:hAnsi="맑은 고딕"/>
-          <w:b/>
-          <w:bCs/>
-          <w:sz w:val="20"/>
-          <w:szCs w:val="20"/>
-        </w:rPr>
-        <w:t xml:space="preserve">주의</w:t>
-      </w:r>
-    </w:p>
-    <w:p>
-      <w:pPr>
-        <w:spacing w:after="40" w:before="0"/>
-        <w:ind w:left="280" w:hanging="200"/>
-      </w:pPr>
-      <w:r>
-        <w:rPr>
-          <w:rFonts w:ascii="맑은 고딕" w:cs="맑은 고딕" w:eastAsia="맑은 고딕" w:hAnsi="맑은 고딕"/>
-          <w:sz w:val="20"/>
-          <w:szCs w:val="20"/>
-        </w:rPr>
-        <w:t xml:space="preserve">▪연결송수관설비는 층수 5층 이상으로서 연면적 6,000㎡ 이상인 건축물 등에 설치된다. </w:t>
-      </w:r>
-      <w:r>
-        <w:rPr>
-          <w:rFonts w:ascii="맑은 고딕" w:cs="맑은 고딕" w:eastAsia="맑은 고딕" w:hAnsi="맑은 고딕"/>
-          <w:b/>
-          <w:bCs/>
-          <w:sz w:val="20"/>
-          <w:szCs w:val="20"/>
-        </w:rPr>
-        <w:t xml:space="preserve">단층·저층 대형 창고에는 설치되어 있지 않은 경우가 많으므로</w:t>
-      </w:r>
-      <w:r>
-        <w:rPr>
-          <w:rFonts w:ascii="맑은 고딕" w:cs="맑은 고딕" w:eastAsia="맑은 고딕" w:hAnsi="맑은 고딕"/>
-          <w:sz w:val="20"/>
-          <w:szCs w:val="20"/>
-        </w:rPr>
-        <w:t xml:space="preserve"> 사전대응계획에서 설치 여부와 방수구 위치를 미리 확인한다</w:t>
-      </w:r>
-    </w:p>
-    <w:p>
-      <w:pPr>
-        <w:spacing w:after="40" w:before="0"/>
-        <w:ind w:left="280" w:hanging="200"/>
-      </w:pPr>
-      <w:r>
-        <w:rPr>
-          <w:rFonts w:ascii="맑은 고딕" w:cs="맑은 고딕" w:eastAsia="맑은 고딕" w:hAnsi="맑은 고딕"/>
-          <w:sz w:val="20"/>
-          <w:szCs w:val="20"/>
-        </w:rPr>
-        <w:t xml:space="preserve">▪건물에 비치된 호스와 관창을 사용하지 않는다. 소방대가 가져간 호스를 사용한다. 진입 시 따라 들어온 호스를 되짚어야 밖으로 나올 수 있기 때문이다</w:t>
-      </w:r>
-    </w:p>
-    <w:p>
-      <w:pPr>
-        <w:spacing w:after="40" w:before="0"/>
-        <w:ind w:left="280" w:hanging="200"/>
-      </w:pPr>
-      <w:r>
-        <w:rPr>
-          <w:rFonts w:ascii="맑은 고딕" w:cs="맑은 고딕" w:eastAsia="맑은 고딕" w:hAnsi="맑은 고딕"/>
-          <w:sz w:val="20"/>
-          <w:szCs w:val="20"/>
-        </w:rPr>
-        <w:t xml:space="preserve">▪방수구의 설계 방수압력은 0.35 MPa 이상이지만 실제로는 이보다 낮게 나오는 경우가 많다. 낮은 압력에서도 유량이 확보되는 관창(봉상·고정유량)을 사용한다</w:t>
-      </w:r>
-    </w:p>
-    <w:p>
-      <w:pPr>
-        <w:spacing w:after="40" w:before="0"/>
-        <w:ind w:left="280" w:hanging="200"/>
-      </w:pPr>
-      <w:r>
-        <w:rPr>
-          <w:rFonts w:ascii="맑은 고딕" w:cs="맑은 고딕" w:eastAsia="맑은 고딕" w:hAnsi="맑은 고딕"/>
-          <w:sz w:val="20"/>
-          <w:szCs w:val="20"/>
-        </w:rPr>
-        <w:t xml:space="preserve">▪감압장치가 설치된 방수구는 압력이 제한되어 있을 수 있다</w:t>
-      </w:r>
-    </w:p>
-    <w:p>
-      <w:pPr>
-        <w:pStyle w:val="Heading3"/>
-        <w:spacing w:after="100" w:before="260"/>
-      </w:pPr>
-      <w:r>
-        <w:rPr>
-          <w:rFonts w:ascii="맑은 고딕" w:cs="맑은 고딕" w:eastAsia="맑은 고딕" w:hAnsi="맑은 고딕"/>
-          <w:b/>
-          <w:bCs/>
-          <w:sz w:val="22"/>
-          <w:szCs w:val="22"/>
-        </w:rPr>
-        <w:t xml:space="preserve">□ 전개전술 선택표</w:t>
-      </w:r>
-    </w:p>
-    <w:tbl>
-      <w:tblPr>
-        <w:tblW w:type="dxa" w:w="9000"/>
-        <w:tblBorders>
-          <w:top w:val="single" w:color="auto" w:sz="4"/>
-          <w:left w:val="single" w:color="auto" w:sz="4"/>
-          <w:bottom w:val="single" w:color="auto" w:sz="4"/>
-          <w:right w:val="single" w:color="auto" w:sz="4"/>
-          <w:insideH w:val="single" w:color="auto" w:sz="4"/>
-          <w:insideV w:val="single" w:color="auto" w:sz="4"/>
-        </w:tblBorders>
-      </w:tblPr>
-      <w:tblGrid>
-        <w:gridCol w:w="4500"/>
-        <w:gridCol w:w="4500"/>
-      </w:tblGrid>
-      <w:tr>
-        <w:trPr>
-          <w:tblHeader/>
-        </w:trPr>
-        <w:tc>
-          <w:tcPr>
-            <w:tcW w:type="dxa" w:w="4500"/>
-            <w:shd w:fill="E8E8E8" w:val="clear"/>
-            <w:tcMar>
-              <w:top w:type="dxa" w:w="60"/>
-              <w:left w:type="dxa" w:w="100"/>
-              <w:bottom w:type="dxa" w:w="60"/>
-              <w:right w:type="dxa" w:w="100"/>
-            </w:tcMar>
-          </w:tcPr>
-          <w:p>
-            <w:pPr>
-              <w:spacing w:after="0" w:before="0"/>
-              <w:jc w:val="center"/>
-            </w:pPr>
-            <w:r>
-              <w:rPr>
-                <w:rFonts w:ascii="맑은 고딕" w:cs="맑은 고딕" w:eastAsia="맑은 고딕" w:hAnsi="맑은 고딕"/>
-                <w:b/>
-                <w:bCs/>
-                <w:sz w:val="18"/>
-                <w:szCs w:val="18"/>
-              </w:rPr>
-              <w:t xml:space="preserve">상황</w:t>
-            </w:r>
-          </w:p>
-        </w:tc>
-        <w:tc>
-          <w:tcPr>
-            <w:tcW w:type="dxa" w:w="4500"/>
-            <w:shd w:fill="E8E8E8" w:val="clear"/>
-            <w:tcMar>
-              <w:top w:type="dxa" w:w="60"/>
-              <w:left w:type="dxa" w:w="100"/>
-              <w:bottom w:type="dxa" w:w="60"/>
-              <w:right w:type="dxa" w:w="100"/>
-            </w:tcMar>
-          </w:tcPr>
-          <w:p>
-            <w:pPr>
-              <w:spacing w:after="0" w:before="0"/>
-              <w:jc w:val="center"/>
-            </w:pPr>
-            <w:r>
-              <w:rPr>
-                <w:rFonts w:ascii="맑은 고딕" w:cs="맑은 고딕" w:eastAsia="맑은 고딕" w:hAnsi="맑은 고딕"/>
-                <w:b/>
-                <w:bCs/>
-                <w:sz w:val="18"/>
-                <w:szCs w:val="18"/>
-              </w:rPr>
-              <w:t xml:space="preserve">전개전술</w:t>
-            </w:r>
-          </w:p>
-        </w:tc>
-      </w:tr>
-      <w:tr>
-        <w:trPr>
-          <w:tblHeader w:val="false"/>
-        </w:trPr>
-        <w:tc>
-          <w:tcPr>
-            <w:tcW w:type="dxa" w:w="4500"/>
-            <w:tcMar>
-              <w:top w:type="dxa" w:w="60"/>
-              <w:left w:type="dxa" w:w="100"/>
-              <w:bottom w:type="dxa" w:w="60"/>
-              <w:right w:type="dxa" w:w="100"/>
-            </w:tcMar>
-          </w:tcPr>
-          <w:p>
-            <w:pPr>
-              <w:spacing w:after="0" w:before="0"/>
-              <w:jc w:val="left"/>
-            </w:pPr>
-            <w:r>
-              <w:rPr>
-                <w:rFonts w:ascii="맑은 고딕" w:cs="맑은 고딕" w:eastAsia="맑은 고딕" w:hAnsi="맑은 고딕"/>
-                <w:sz w:val="18"/>
-                <w:szCs w:val="18"/>
-              </w:rPr>
-              <w:t xml:space="preserve">화점 50m 이내, 연소범위 한정</w:t>
-            </w:r>
-          </w:p>
-        </w:tc>
-        <w:tc>
-          <w:tcPr>
-            <w:tcW w:type="dxa" w:w="4500"/>
-            <w:tcMar>
-              <w:top w:type="dxa" w:w="60"/>
-              <w:left w:type="dxa" w:w="100"/>
-              <w:bottom w:type="dxa" w:w="60"/>
-              <w:right w:type="dxa" w:w="100"/>
-            </w:tcMar>
-          </w:tcPr>
-          <w:p>
-            <w:pPr>
-              <w:spacing w:after="0" w:before="0"/>
-              <w:jc w:val="left"/>
-            </w:pPr>
-            <w:r>
-              <w:rPr>
-                <w:rFonts w:ascii="맑은 고딕" w:cs="맑은 고딕" w:eastAsia="맑은 고딕" w:hAnsi="맑은 고딕"/>
-                <w:sz w:val="18"/>
-                <w:szCs w:val="18"/>
-              </w:rPr>
-              <w:t xml:space="preserve">① 40mm 2선</w:t>
-            </w:r>
-          </w:p>
-        </w:tc>
-      </w:tr>
-      <w:tr>
-        <w:trPr>
-          <w:tblHeader w:val="false"/>
-        </w:trPr>
-        <w:tc>
-          <w:tcPr>
-            <w:tcW w:type="dxa" w:w="4500"/>
-            <w:tcMar>
-              <w:top w:type="dxa" w:w="60"/>
-              <w:left w:type="dxa" w:w="100"/>
-              <w:bottom w:type="dxa" w:w="60"/>
-              <w:right w:type="dxa" w:w="100"/>
-            </w:tcMar>
-          </w:tcPr>
-          <w:p>
-            <w:pPr>
-              <w:spacing w:after="0" w:before="0"/>
-              <w:jc w:val="left"/>
-            </w:pPr>
-            <w:r>
-              <w:rPr>
-                <w:rFonts w:ascii="맑은 고딕" w:cs="맑은 고딕" w:eastAsia="맑은 고딕" w:hAnsi="맑은 고딕"/>
-                <w:sz w:val="18"/>
-                <w:szCs w:val="18"/>
-              </w:rPr>
-              <w:t xml:space="preserve">도크도어 정면에 화점, 진입 전 초기 제압</w:t>
-            </w:r>
-          </w:p>
-        </w:tc>
-        <w:tc>
-          <w:tcPr>
-            <w:tcW w:type="dxa" w:w="4500"/>
-            <w:tcMar>
-              <w:top w:type="dxa" w:w="60"/>
-              <w:left w:type="dxa" w:w="100"/>
-              <w:bottom w:type="dxa" w:w="60"/>
-              <w:right w:type="dxa" w:w="100"/>
-            </w:tcMar>
-          </w:tcPr>
-          <w:p>
-            <w:pPr>
-              <w:spacing w:after="0" w:before="0"/>
-              <w:jc w:val="left"/>
-            </w:pPr>
-            <w:r>
-              <w:rPr>
-                <w:rFonts w:ascii="맑은 고딕" w:cs="맑은 고딕" w:eastAsia="맑은 고딕" w:hAnsi="맑은 고딕"/>
-                <w:sz w:val="18"/>
-                <w:szCs w:val="18"/>
-              </w:rPr>
-              <w:t xml:space="preserve">② 65mm 단선</w:t>
-            </w:r>
-          </w:p>
-        </w:tc>
-      </w:tr>
-      <w:tr>
-        <w:trPr>
-          <w:tblHeader w:val="false"/>
-        </w:trPr>
-        <w:tc>
-          <w:tcPr>
-            <w:tcW w:type="dxa" w:w="4500"/>
-            <w:tcMar>
-              <w:top w:type="dxa" w:w="60"/>
-              <w:left w:type="dxa" w:w="100"/>
-              <w:bottom w:type="dxa" w:w="60"/>
-              <w:right w:type="dxa" w:w="100"/>
-            </w:tcMar>
-          </w:tcPr>
-          <w:p>
-            <w:pPr>
-              <w:spacing w:after="0" w:before="0"/>
-              <w:jc w:val="left"/>
-            </w:pPr>
-            <w:r>
-              <w:rPr>
-                <w:rFonts w:ascii="맑은 고딕" w:cs="맑은 고딕" w:eastAsia="맑은 고딕" w:hAnsi="맑은 고딕"/>
-                <w:sz w:val="18"/>
-                <w:szCs w:val="18"/>
-              </w:rPr>
-              <w:t xml:space="preserve">화점 50~200m, 일반적인 내부 화재</w:t>
-            </w:r>
-          </w:p>
-        </w:tc>
-        <w:tc>
-          <w:tcPr>
-            <w:tcW w:type="dxa" w:w="4500"/>
-            <w:tcMar>
-              <w:top w:type="dxa" w:w="60"/>
-              <w:left w:type="dxa" w:w="100"/>
-              <w:bottom w:type="dxa" w:w="60"/>
-              <w:right w:type="dxa" w:w="100"/>
-            </w:tcMar>
-          </w:tcPr>
-          <w:p>
-            <w:pPr>
-              <w:spacing w:after="0" w:before="0"/>
-              <w:jc w:val="left"/>
-            </w:pPr>
-            <w:r>
-              <w:rPr>
-                <w:rFonts w:ascii="맑은 고딕" w:cs="맑은 고딕" w:eastAsia="맑은 고딕" w:hAnsi="맑은 고딕"/>
-                <w:sz w:val="18"/>
-                <w:szCs w:val="18"/>
-              </w:rPr>
-              <w:t xml:space="preserve">③ 간선-지선 기본형</w:t>
-            </w:r>
-          </w:p>
-        </w:tc>
-      </w:tr>
-      <w:tr>
-        <w:trPr>
-          <w:tblHeader w:val="false"/>
-        </w:trPr>
-        <w:tc>
-          <w:tcPr>
-            <w:tcW w:type="dxa" w:w="4500"/>
-            <w:tcMar>
-              <w:top w:type="dxa" w:w="60"/>
-              <w:left w:type="dxa" w:w="100"/>
-              <w:bottom w:type="dxa" w:w="60"/>
-              <w:right w:type="dxa" w:w="100"/>
-            </w:tcMar>
-          </w:tcPr>
-          <w:p>
-            <w:pPr>
-              <w:spacing w:after="0" w:before="0"/>
-              <w:jc w:val="left"/>
-            </w:pPr>
-            <w:r>
-              <w:rPr>
-                <w:rFonts w:ascii="맑은 고딕" w:cs="맑은 고딕" w:eastAsia="맑은 고딕" w:hAnsi="맑은 고딕"/>
-                <w:sz w:val="18"/>
-                <w:szCs w:val="18"/>
-              </w:rPr>
-              <w:t xml:space="preserve">연소범위가 넓고 상부까지 확대</w:t>
-            </w:r>
-          </w:p>
-        </w:tc>
-        <w:tc>
-          <w:tcPr>
-            <w:tcW w:type="dxa" w:w="4500"/>
-            <w:tcMar>
-              <w:top w:type="dxa" w:w="60"/>
-              <w:left w:type="dxa" w:w="100"/>
-              <w:bottom w:type="dxa" w:w="60"/>
-              <w:right w:type="dxa" w:w="100"/>
-            </w:tcMar>
-          </w:tcPr>
-          <w:p>
-            <w:pPr>
-              <w:spacing w:after="0" w:before="0"/>
-              <w:jc w:val="left"/>
-            </w:pPr>
-            <w:r>
-              <w:rPr>
-                <w:rFonts w:ascii="맑은 고딕" w:cs="맑은 고딕" w:eastAsia="맑은 고딕" w:hAnsi="맑은 고딕"/>
-                <w:sz w:val="18"/>
-                <w:szCs w:val="18"/>
-              </w:rPr>
-              <w:t xml:space="preserve">④ 복합 분기 전개</w:t>
-            </w:r>
-          </w:p>
-        </w:tc>
-      </w:tr>
-      <w:tr>
-        <w:trPr>
-          <w:tblHeader w:val="false"/>
-        </w:trPr>
-        <w:tc>
-          <w:tcPr>
-            <w:tcW w:type="dxa" w:w="4500"/>
-            <w:tcMar>
-              <w:top w:type="dxa" w:w="60"/>
-              <w:left w:type="dxa" w:w="100"/>
-              <w:bottom w:type="dxa" w:w="60"/>
-              <w:right w:type="dxa" w:w="100"/>
-            </w:tcMar>
-          </w:tcPr>
-          <w:p>
-            <w:pPr>
-              <w:spacing w:after="0" w:before="0"/>
-              <w:jc w:val="left"/>
-            </w:pPr>
-            <w:r>
-              <w:rPr>
-                <w:rFonts w:ascii="맑은 고딕" w:cs="맑은 고딕" w:eastAsia="맑은 고딕" w:hAnsi="맑은 고딕"/>
-                <w:sz w:val="18"/>
-                <w:szCs w:val="18"/>
-              </w:rPr>
-              <w:t xml:space="preserve">화점이 더 깊어짐</w:t>
-            </w:r>
-          </w:p>
-        </w:tc>
-        <w:tc>
-          <w:tcPr>
-            <w:tcW w:type="dxa" w:w="4500"/>
-            <w:tcMar>
-              <w:top w:type="dxa" w:w="60"/>
-              <w:left w:type="dxa" w:w="100"/>
-              <w:bottom w:type="dxa" w:w="60"/>
-              <w:right w:type="dxa" w:w="100"/>
-            </w:tcMar>
-          </w:tcPr>
-          <w:p>
-            <w:pPr>
-              <w:spacing w:after="0" w:before="0"/>
-              <w:jc w:val="left"/>
-            </w:pPr>
-            <w:r>
-              <w:rPr>
-                <w:rFonts w:ascii="맑은 고딕" w:cs="맑은 고딕" w:eastAsia="맑은 고딕" w:hAnsi="맑은 고딕"/>
-                <w:sz w:val="18"/>
-                <w:szCs w:val="18"/>
-              </w:rPr>
-              <w:t xml:space="preserve">⑤ 분기점 전진</w:t>
-            </w:r>
-          </w:p>
-        </w:tc>
-      </w:tr>
-      <w:tr>
-        <w:trPr>
-          <w:tblHeader w:val="false"/>
-        </w:trPr>
-        <w:tc>
-          <w:tcPr>
-            <w:tcW w:type="dxa" w:w="4500"/>
-            <w:tcMar>
-              <w:top w:type="dxa" w:w="60"/>
-              <w:left w:type="dxa" w:w="100"/>
-              <w:bottom w:type="dxa" w:w="60"/>
-              <w:right w:type="dxa" w:w="100"/>
-            </w:tcMar>
-          </w:tcPr>
-          <w:p>
-            <w:pPr>
-              <w:spacing w:after="0" w:before="0"/>
-              <w:jc w:val="left"/>
-            </w:pPr>
-            <w:r>
-              <w:rPr>
-                <w:rFonts w:ascii="맑은 고딕" w:cs="맑은 고딕" w:eastAsia="맑은 고딕" w:hAnsi="맑은 고딕"/>
-                <w:sz w:val="18"/>
-                <w:szCs w:val="18"/>
-              </w:rPr>
-              <w:t xml:space="preserve">스프링클러 작동 중 / 연결송수관 설치</w:t>
-            </w:r>
-          </w:p>
-        </w:tc>
-        <w:tc>
-          <w:tcPr>
-            <w:tcW w:type="dxa" w:w="4500"/>
-            <w:tcMar>
-              <w:top w:type="dxa" w:w="60"/>
-              <w:left w:type="dxa" w:w="100"/>
-              <w:bottom w:type="dxa" w:w="60"/>
-              <w:right w:type="dxa" w:w="100"/>
-            </w:tcMar>
-          </w:tcPr>
-          <w:p>
-            <w:pPr>
-              <w:spacing w:after="0" w:before="0"/>
-              <w:jc w:val="left"/>
-            </w:pPr>
-            <w:r>
-              <w:rPr>
-                <w:rFonts w:ascii="맑은 고딕" w:cs="맑은 고딕" w:eastAsia="맑은 고딕" w:hAnsi="맑은 고딕"/>
-                <w:sz w:val="18"/>
-                <w:szCs w:val="18"/>
-              </w:rPr>
-              <w:t xml:space="preserve">⑥ 자체 시설 연계 (①~⑤와 병행)</w:t>
-            </w:r>
-          </w:p>
-        </w:tc>
-      </w:tr>
-    </w:tbl>
-    <w:p>
-      <w:pPr>
-        <w:spacing w:after="120"/>
-        <w:jc w:val="both"/>
-      </w:pPr>
-      <w:r>
-        <w:rPr>
-          <w:rFonts w:ascii="맑은 고딕" w:cs="맑은 고딕" w:eastAsia="맑은 고딕" w:hAnsi="맑은 고딕"/>
-          <w:sz w:val="20"/>
-          <w:szCs w:val="20"/>
-        </w:rPr>
-        <w:t xml:space="preserve"> </w:t>
-      </w:r>
-    </w:p>
-    <w:p>
-      <w:pPr>
-        <w:pStyle w:val="Heading3"/>
-        <w:spacing w:after="100" w:before="260"/>
-      </w:pPr>
-      <w:r>
-        <w:rPr>
-          <w:rFonts w:ascii="맑은 고딕" w:cs="맑은 고딕" w:eastAsia="맑은 고딕" w:hAnsi="맑은 고딕"/>
-          <w:b/>
-          <w:bCs/>
-          <w:sz w:val="22"/>
-          <w:szCs w:val="22"/>
-        </w:rPr>
-        <w:t xml:space="preserve">□ 분기점 설치 및 장비 구성</w:t>
-      </w:r>
-    </w:p>
-    <w:p>
-      <w:pPr>
-        <w:spacing w:after="120"/>
-        <w:jc w:val="both"/>
-      </w:pPr>
-      <w:r>
-        <w:rPr>
-          <w:rFonts w:ascii="맑은 고딕" w:cs="맑은 고딕" w:eastAsia="맑은 고딕" w:hAnsi="맑은 고딕"/>
-          <w:sz w:val="20"/>
-          <w:szCs w:val="20"/>
-        </w:rPr>
-        <w:t xml:space="preserve">분기점은 내부작전의 전진기지이다. 지선 추가·교체, 압력 확인, 인원 기록, 철수 집결이 모두 이 지점에서 이루어진다.</w:t>
-      </w:r>
-    </w:p>
-    <w:p>
-      <w:pPr>
-        <w:spacing w:after="60" w:before="180"/>
-      </w:pPr>
-      <w:r>
-        <w:rPr>
-          <w:rFonts w:ascii="맑은 고딕" w:cs="맑은 고딕" w:eastAsia="맑은 고딕" w:hAnsi="맑은 고딕"/>
-          <w:b/>
-          <w:bCs/>
-          <w:sz w:val="20"/>
-          <w:szCs w:val="20"/>
-        </w:rPr>
-        <w:t xml:space="preserve">설치 위치</w:t>
-      </w:r>
-    </w:p>
-    <w:p>
-      <w:pPr>
-        <w:spacing w:after="40" w:before="0"/>
-        <w:ind w:left="280" w:hanging="200"/>
-      </w:pPr>
-      <w:r>
-        <w:rPr>
-          <w:rFonts w:ascii="맑은 고딕" w:cs="맑은 고딕" w:eastAsia="맑은 고딕" w:hAnsi="맑은 고딕"/>
-          <w:sz w:val="20"/>
-          <w:szCs w:val="20"/>
-        </w:rPr>
-        <w:t xml:space="preserve">▪진입구에서 화점 방향으로 30~50m 지점</w:t>
-      </w:r>
-    </w:p>
-    <w:p>
-      <w:pPr>
-        <w:spacing w:after="40" w:before="0"/>
-        <w:ind w:left="280" w:hanging="200"/>
-      </w:pPr>
-      <w:r>
-        <w:rPr>
-          <w:rFonts w:ascii="맑은 고딕" w:cs="맑은 고딕" w:eastAsia="맑은 고딕" w:hAnsi="맑은 고딕"/>
-          <w:sz w:val="20"/>
-          <w:szCs w:val="20"/>
-        </w:rPr>
-        <w:t xml:space="preserve">▪방화구획 경계 안쪽이거나, 셔터 하강 시에도 고립되지 않는 위치</w:t>
-      </w:r>
-    </w:p>
-    <w:p>
-      <w:pPr>
-        <w:spacing w:after="40" w:before="0"/>
-        <w:ind w:left="280" w:hanging="200"/>
-      </w:pPr>
-      <w:r>
-        <w:rPr>
-          <w:rFonts w:ascii="맑은 고딕" w:cs="맑은 고딕" w:eastAsia="맑은 고딕" w:hAnsi="맑은 고딕"/>
-          <w:sz w:val="20"/>
-          <w:szCs w:val="20"/>
-        </w:rPr>
-        <w:t xml:space="preserve">▪붕괴 우려 구조물과 고단 적재물 직하부를 피한다</w:t>
-      </w:r>
-    </w:p>
-    <w:p>
-      <w:pPr>
-        <w:spacing w:after="40" w:before="0"/>
-        <w:ind w:left="280" w:hanging="200"/>
-      </w:pPr>
-      <w:r>
-        <w:rPr>
-          <w:rFonts w:ascii="맑은 고딕" w:cs="맑은 고딕" w:eastAsia="맑은 고딕" w:hAnsi="맑은 고딕"/>
-          <w:sz w:val="20"/>
-          <w:szCs w:val="20"/>
-        </w:rPr>
-        <w:t xml:space="preserve">▪퇴로상에 위치하되 통로를 폐쇄하지 않는다</w:t>
-      </w:r>
-    </w:p>
-    <w:p>
-      <w:pPr>
-        <w:spacing w:after="40" w:before="0"/>
-        <w:ind w:left="280" w:hanging="200"/>
-      </w:pPr>
-      <w:r>
-        <w:rPr>
-          <w:rFonts w:ascii="맑은 고딕" w:cs="맑은 고딕" w:eastAsia="맑은 고딕" w:hAnsi="맑은 고딕"/>
-          <w:sz w:val="20"/>
-          <w:szCs w:val="20"/>
-        </w:rPr>
-        <w:t xml:space="preserve">▪여유 호스를 적치할 공간이 확보되는 곳</w:t>
-      </w:r>
-    </w:p>
-    <w:p>
-      <w:pPr>
-        <w:spacing w:after="60" w:before="180"/>
-      </w:pPr>
-      <w:r>
-        <w:rPr>
-          <w:rFonts w:ascii="맑은 고딕" w:cs="맑은 고딕" w:eastAsia="맑은 고딕" w:hAnsi="맑은 고딕"/>
-          <w:b/>
-          <w:bCs/>
-          <w:sz w:val="20"/>
-          <w:szCs w:val="20"/>
-        </w:rPr>
-        <w:t xml:space="preserve">표준 장비 구성</w:t>
+          <w:sz w:val="20"/>
+          <w:szCs w:val="20"/>
+        </w:rPr>
+        <w:t xml:space="preserve">전개거리를 결정하는 것은 호스 구경만이 아니다. </w:t>
+      </w:r>
+      <w:r>
+        <w:rPr>
+          <w:rFonts w:ascii="맑은 고딕" w:cs="맑은 고딕" w:eastAsia="맑은 고딕" w:hAnsi="맑은 고딕"/>
+          <w:b/>
+          <w:bCs/>
+          <w:sz w:val="20"/>
+          <w:szCs w:val="20"/>
+        </w:rPr>
+        <w:t xml:space="preserve">관창이 요구하는 압력</w:t>
+      </w:r>
+      <w:r>
+        <w:rPr>
+          <w:rFonts w:ascii="맑은 고딕" w:cs="맑은 고딕" w:eastAsia="맑은 고딕" w:hAnsi="맑은 고딕"/>
+          <w:sz w:val="20"/>
+          <w:szCs w:val="20"/>
+        </w:rPr>
+        <w:t xml:space="preserve">이 그만큼 펌프 여유를 먹는다. 대형 물류창고에서 이 차이는 곧 도달 가능 거리의 차이가 된다.</w:t>
       </w:r>
     </w:p>
     <w:tbl>
@@ -6909,7 +5099,7 @@
                 <w:sz w:val="18"/>
                 <w:szCs w:val="18"/>
               </w:rPr>
-              <w:t xml:space="preserve">품목</w:t>
+              <w:t xml:space="preserve">구분</w:t>
             </w:r>
           </w:p>
         </w:tc>
@@ -6937,7 +5127,7 @@
                 <w:sz w:val="18"/>
                 <w:szCs w:val="18"/>
               </w:rPr>
-              <w:t xml:space="preserve">수량</w:t>
+              <w:t xml:space="preserve">설계 관창압력</w:t>
             </w:r>
           </w:p>
         </w:tc>
@@ -6965,7 +5155,7 @@
                 <w:sz w:val="18"/>
                 <w:szCs w:val="18"/>
               </w:rPr>
-              <w:t xml:space="preserve">용도</w:t>
+              <w:t xml:space="preserve">같은 유량에서의 특성</w:t>
             </w:r>
           </w:p>
         </w:tc>
@@ -6995,7 +5185,7 @@
                 <w:sz w:val="18"/>
                 <w:szCs w:val="18"/>
               </w:rPr>
-              <w:t xml:space="preserve">65×40 Y형 분기금구</w:t>
+              <w:t xml:space="preserve">봉상(직사)관창</w:t>
             </w:r>
           </w:p>
         </w:tc>
@@ -7020,7 +5210,7 @@
                 <w:sz w:val="18"/>
                 <w:szCs w:val="18"/>
               </w:rPr>
-              <w:t xml:space="preserve">1</w:t>
+              <w:t xml:space="preserve">3.5 kgf/㎠</w:t>
             </w:r>
           </w:p>
         </w:tc>
@@ -7045,7 +5235,7 @@
                 <w:sz w:val="18"/>
                 <w:szCs w:val="18"/>
               </w:rPr>
-              <w:t xml:space="preserve">간선을 40mm 지선 2선으로 분기 (전술 ③)</w:t>
+              <w:t xml:space="preserve">도달·침투 우수, 반동 작음, 이물질에 강함</w:t>
             </w:r>
           </w:p>
         </w:tc>
@@ -7075,7 +5265,7 @@
                 <w:sz w:val="18"/>
                 <w:szCs w:val="18"/>
               </w:rPr>
-              <w:t xml:space="preserve">65×65 Y형 분기금구</w:t>
+              <w:t xml:space="preserve">조합(분무)관창</w:t>
             </w:r>
           </w:p>
         </w:tc>
@@ -7100,7 +5290,21 @@
                 <w:sz w:val="18"/>
                 <w:szCs w:val="18"/>
               </w:rPr>
-              <w:t xml:space="preserve">1</w:t>
+              <w:t xml:space="preserve">통상 7 kgf/㎠</w:t>
+            </w:r>
+          </w:p>
+          <w:p>
+            <w:pPr>
+              <w:spacing w:after="0" w:before="0"/>
+              <w:jc w:val="left"/>
+            </w:pPr>
+            <w:r>
+              <w:rPr>
+                <w:rFonts w:ascii="맑은 고딕" w:cs="맑은 고딕" w:eastAsia="맑은 고딕" w:hAnsi="맑은 고딕"/>
+                <w:sz w:val="18"/>
+                <w:szCs w:val="18"/>
+              </w:rPr>
+              <w:t xml:space="preserve">저압형 5.3 또는 3.5</w:t>
             </w:r>
           </w:p>
         </w:tc>
@@ -7125,7 +5329,7 @@
                 <w:sz w:val="18"/>
                 <w:szCs w:val="18"/>
               </w:rPr>
-              <w:t xml:space="preserve">간선을 65mm 2선으로 분기 (전술 ④)</w:t>
+              <w:t xml:space="preserve">살수면적·열차폐 우수, 압력 요구 큼</w:t>
             </w:r>
           </w:p>
         </w:tc>
@@ -7155,7 +5359,7 @@
                 <w:sz w:val="18"/>
                 <w:szCs w:val="18"/>
               </w:rPr>
-              <w:t xml:space="preserve">40×40 Y형 분기금구</w:t>
+              <w:t xml:space="preserve">자동(정압)관창</w:t>
             </w:r>
           </w:p>
         </w:tc>
@@ -7180,7 +5384,7 @@
                 <w:sz w:val="18"/>
                 <w:szCs w:val="18"/>
               </w:rPr>
-              <w:t xml:space="preserve">1</w:t>
+              <w:t xml:space="preserve">5~7 kgf/㎠</w:t>
             </w:r>
           </w:p>
         </w:tc>
@@ -7205,727 +5409,7 @@
                 <w:sz w:val="18"/>
                 <w:szCs w:val="18"/>
               </w:rPr>
-              <w:t xml:space="preserve">65mm 지선 끝에서 40mm 2선 분기 (전술 ④)</w:t>
-            </w:r>
-          </w:p>
-        </w:tc>
-      </w:tr>
-      <w:tr>
-        <w:trPr>
-          <w:tblHeader w:val="false"/>
-        </w:trPr>
-        <w:tc>
-          <w:tcPr>
-            <w:tcW w:type="dxa" w:w="3000"/>
-            <w:tcMar>
-              <w:top w:type="dxa" w:w="60"/>
-              <w:left w:type="dxa" w:w="100"/>
-              <w:bottom w:type="dxa" w:w="60"/>
-              <w:right w:type="dxa" w:w="100"/>
-            </w:tcMar>
-          </w:tcPr>
-          <w:p>
-            <w:pPr>
-              <w:spacing w:after="0" w:before="0"/>
-              <w:jc w:val="left"/>
-            </w:pPr>
-            <w:r>
-              <w:rPr>
-                <w:rFonts w:ascii="맑은 고딕" w:cs="맑은 고딕" w:eastAsia="맑은 고딕" w:hAnsi="맑은 고딕"/>
-                <w:sz w:val="18"/>
-                <w:szCs w:val="18"/>
-              </w:rPr>
-              <w:t xml:space="preserve">이형금구 65↔40</w:t>
-            </w:r>
-          </w:p>
-        </w:tc>
-        <w:tc>
-          <w:tcPr>
-            <w:tcW w:type="dxa" w:w="3000"/>
-            <w:tcMar>
-              <w:top w:type="dxa" w:w="60"/>
-              <w:left w:type="dxa" w:w="100"/>
-              <w:bottom w:type="dxa" w:w="60"/>
-              <w:right w:type="dxa" w:w="100"/>
-            </w:tcMar>
-          </w:tcPr>
-          <w:p>
-            <w:pPr>
-              <w:spacing w:after="0" w:before="0"/>
-              <w:jc w:val="left"/>
-            </w:pPr>
-            <w:r>
-              <w:rPr>
-                <w:rFonts w:ascii="맑은 고딕" w:cs="맑은 고딕" w:eastAsia="맑은 고딕" w:hAnsi="맑은 고딕"/>
-                <w:sz w:val="18"/>
-                <w:szCs w:val="18"/>
-              </w:rPr>
-              <w:t xml:space="preserve">2</w:t>
-            </w:r>
-          </w:p>
-        </w:tc>
-        <w:tc>
-          <w:tcPr>
-            <w:tcW w:type="dxa" w:w="3000"/>
-            <w:tcMar>
-              <w:top w:type="dxa" w:w="60"/>
-              <w:left w:type="dxa" w:w="100"/>
-              <w:bottom w:type="dxa" w:w="60"/>
-              <w:right w:type="dxa" w:w="100"/>
-            </w:tcMar>
-          </w:tcPr>
-          <w:p>
-            <w:pPr>
-              <w:spacing w:after="0" w:before="0"/>
-              <w:jc w:val="left"/>
-            </w:pPr>
-            <w:r>
-              <w:rPr>
-                <w:rFonts w:ascii="맑은 고딕" w:cs="맑은 고딕" w:eastAsia="맑은 고딕" w:hAnsi="맑은 고딕"/>
-                <w:sz w:val="18"/>
-                <w:szCs w:val="18"/>
-              </w:rPr>
-              <w:t xml:space="preserve">구경 변환</w:t>
-            </w:r>
-          </w:p>
-        </w:tc>
-      </w:tr>
-      <w:tr>
-        <w:trPr>
-          <w:tblHeader w:val="false"/>
-        </w:trPr>
-        <w:tc>
-          <w:tcPr>
-            <w:tcW w:type="dxa" w:w="3000"/>
-            <w:tcMar>
-              <w:top w:type="dxa" w:w="60"/>
-              <w:left w:type="dxa" w:w="100"/>
-              <w:bottom w:type="dxa" w:w="60"/>
-              <w:right w:type="dxa" w:w="100"/>
-            </w:tcMar>
-          </w:tcPr>
-          <w:p>
-            <w:pPr>
-              <w:spacing w:after="0" w:before="0"/>
-              <w:jc w:val="left"/>
-            </w:pPr>
-            <w:r>
-              <w:rPr>
-                <w:rFonts w:ascii="맑은 고딕" w:cs="맑은 고딕" w:eastAsia="맑은 고딕" w:hAnsi="맑은 고딕"/>
-                <w:sz w:val="18"/>
-                <w:szCs w:val="18"/>
-              </w:rPr>
-              <w:t xml:space="preserve">40mm 호스</w:t>
-            </w:r>
-          </w:p>
-        </w:tc>
-        <w:tc>
-          <w:tcPr>
-            <w:tcW w:type="dxa" w:w="3000"/>
-            <w:tcMar>
-              <w:top w:type="dxa" w:w="60"/>
-              <w:left w:type="dxa" w:w="100"/>
-              <w:bottom w:type="dxa" w:w="60"/>
-              <w:right w:type="dxa" w:w="100"/>
-            </w:tcMar>
-          </w:tcPr>
-          <w:p>
-            <w:pPr>
-              <w:spacing w:after="0" w:before="0"/>
-              <w:jc w:val="left"/>
-            </w:pPr>
-            <w:r>
-              <w:rPr>
-                <w:rFonts w:ascii="맑은 고딕" w:cs="맑은 고딕" w:eastAsia="맑은 고딕" w:hAnsi="맑은 고딕"/>
-                <w:sz w:val="18"/>
-                <w:szCs w:val="18"/>
-              </w:rPr>
-              <w:t xml:space="preserve">지선당 약 30m 분량</w:t>
-            </w:r>
-          </w:p>
-        </w:tc>
-        <w:tc>
-          <w:tcPr>
-            <w:tcW w:type="dxa" w:w="3000"/>
-            <w:tcMar>
-              <w:top w:type="dxa" w:w="60"/>
-              <w:left w:type="dxa" w:w="100"/>
-              <w:bottom w:type="dxa" w:w="60"/>
-              <w:right w:type="dxa" w:w="100"/>
-            </w:tcMar>
-          </w:tcPr>
-          <w:p>
-            <w:pPr>
-              <w:spacing w:after="0" w:before="0"/>
-              <w:jc w:val="left"/>
-            </w:pPr>
-            <w:r>
-              <w:rPr>
-                <w:rFonts w:ascii="맑은 고딕" w:cs="맑은 고딕" w:eastAsia="맑은 고딕" w:hAnsi="맑은 고딕"/>
-                <w:sz w:val="18"/>
-                <w:szCs w:val="18"/>
-              </w:rPr>
-              <w:t xml:space="preserve">지선</w:t>
-            </w:r>
-          </w:p>
-        </w:tc>
-      </w:tr>
-      <w:tr>
-        <w:trPr>
-          <w:tblHeader w:val="false"/>
-        </w:trPr>
-        <w:tc>
-          <w:tcPr>
-            <w:tcW w:type="dxa" w:w="3000"/>
-            <w:tcMar>
-              <w:top w:type="dxa" w:w="60"/>
-              <w:left w:type="dxa" w:w="100"/>
-              <w:bottom w:type="dxa" w:w="60"/>
-              <w:right w:type="dxa" w:w="100"/>
-            </w:tcMar>
-          </w:tcPr>
-          <w:p>
-            <w:pPr>
-              <w:spacing w:after="0" w:before="0"/>
-              <w:jc w:val="left"/>
-            </w:pPr>
-            <w:r>
-              <w:rPr>
-                <w:rFonts w:ascii="맑은 고딕" w:cs="맑은 고딕" w:eastAsia="맑은 고딕" w:hAnsi="맑은 고딕"/>
-                <w:sz w:val="18"/>
-                <w:szCs w:val="18"/>
-              </w:rPr>
-              <w:t xml:space="preserve">65mm 호스 여유분</w:t>
-            </w:r>
-          </w:p>
-        </w:tc>
-        <w:tc>
-          <w:tcPr>
-            <w:tcW w:type="dxa" w:w="3000"/>
-            <w:tcMar>
-              <w:top w:type="dxa" w:w="60"/>
-              <w:left w:type="dxa" w:w="100"/>
-              <w:bottom w:type="dxa" w:w="60"/>
-              <w:right w:type="dxa" w:w="100"/>
-            </w:tcMar>
-          </w:tcPr>
-          <w:p>
-            <w:pPr>
-              <w:spacing w:after="0" w:before="0"/>
-              <w:jc w:val="left"/>
-            </w:pPr>
-            <w:r>
-              <w:rPr>
-                <w:rFonts w:ascii="맑은 고딕" w:cs="맑은 고딕" w:eastAsia="맑은 고딕" w:hAnsi="맑은 고딕"/>
-                <w:sz w:val="18"/>
-                <w:szCs w:val="18"/>
-              </w:rPr>
-              <w:t xml:space="preserve">약 40m 분량</w:t>
-            </w:r>
-          </w:p>
-        </w:tc>
-        <w:tc>
-          <w:tcPr>
-            <w:tcW w:type="dxa" w:w="3000"/>
-            <w:tcMar>
-              <w:top w:type="dxa" w:w="60"/>
-              <w:left w:type="dxa" w:w="100"/>
-              <w:bottom w:type="dxa" w:w="60"/>
-              <w:right w:type="dxa" w:w="100"/>
-            </w:tcMar>
-          </w:tcPr>
-          <w:p>
-            <w:pPr>
-              <w:spacing w:after="0" w:before="0"/>
-              <w:jc w:val="left"/>
-            </w:pPr>
-            <w:r>
-              <w:rPr>
-                <w:rFonts w:ascii="맑은 고딕" w:cs="맑은 고딕" w:eastAsia="맑은 고딕" w:hAnsi="맑은 고딕"/>
-                <w:sz w:val="18"/>
-                <w:szCs w:val="18"/>
-              </w:rPr>
-              <w:t xml:space="preserve">간선 여유, 분기점 전진</w:t>
-            </w:r>
-          </w:p>
-        </w:tc>
-      </w:tr>
-      <w:tr>
-        <w:trPr>
-          <w:tblHeader w:val="false"/>
-        </w:trPr>
-        <w:tc>
-          <w:tcPr>
-            <w:tcW w:type="dxa" w:w="3000"/>
-            <w:tcMar>
-              <w:top w:type="dxa" w:w="60"/>
-              <w:left w:type="dxa" w:w="100"/>
-              <w:bottom w:type="dxa" w:w="60"/>
-              <w:right w:type="dxa" w:w="100"/>
-            </w:tcMar>
-          </w:tcPr>
-          <w:p>
-            <w:pPr>
-              <w:spacing w:after="0" w:before="0"/>
-              <w:jc w:val="left"/>
-            </w:pPr>
-            <w:r>
-              <w:rPr>
-                <w:rFonts w:ascii="맑은 고딕" w:cs="맑은 고딕" w:eastAsia="맑은 고딕" w:hAnsi="맑은 고딕"/>
-                <w:sz w:val="18"/>
-                <w:szCs w:val="18"/>
-              </w:rPr>
-              <w:t xml:space="preserve">40mm 관창</w:t>
-            </w:r>
-          </w:p>
-        </w:tc>
-        <w:tc>
-          <w:tcPr>
-            <w:tcW w:type="dxa" w:w="3000"/>
-            <w:tcMar>
-              <w:top w:type="dxa" w:w="60"/>
-              <w:left w:type="dxa" w:w="100"/>
-              <w:bottom w:type="dxa" w:w="60"/>
-              <w:right w:type="dxa" w:w="100"/>
-            </w:tcMar>
-          </w:tcPr>
-          <w:p>
-            <w:pPr>
-              <w:spacing w:after="0" w:before="0"/>
-              <w:jc w:val="left"/>
-            </w:pPr>
-            <w:r>
-              <w:rPr>
-                <w:rFonts w:ascii="맑은 고딕" w:cs="맑은 고딕" w:eastAsia="맑은 고딕" w:hAnsi="맑은 고딕"/>
-                <w:sz w:val="18"/>
-                <w:szCs w:val="18"/>
-              </w:rPr>
-              <w:t xml:space="preserve">지선 수량만큼</w:t>
-            </w:r>
-          </w:p>
-        </w:tc>
-        <w:tc>
-          <w:tcPr>
-            <w:tcW w:type="dxa" w:w="3000"/>
-            <w:tcMar>
-              <w:top w:type="dxa" w:w="60"/>
-              <w:left w:type="dxa" w:w="100"/>
-              <w:bottom w:type="dxa" w:w="60"/>
-              <w:right w:type="dxa" w:w="100"/>
-            </w:tcMar>
-          </w:tcPr>
-          <w:p>
-            <w:pPr>
-              <w:spacing w:after="0" w:before="0"/>
-              <w:jc w:val="left"/>
-            </w:pPr>
-            <w:r>
-              <w:rPr>
-                <w:rFonts w:ascii="맑은 고딕" w:cs="맑은 고딕" w:eastAsia="맑은 고딕" w:hAnsi="맑은 고딕"/>
-                <w:sz w:val="18"/>
-                <w:szCs w:val="18"/>
-              </w:rPr>
-              <w:t xml:space="preserve">지선 관창</w:t>
-            </w:r>
-          </w:p>
-        </w:tc>
-      </w:tr>
-      <w:tr>
-        <w:trPr>
-          <w:tblHeader w:val="false"/>
-        </w:trPr>
-        <w:tc>
-          <w:tcPr>
-            <w:tcW w:type="dxa" w:w="3000"/>
-            <w:tcMar>
-              <w:top w:type="dxa" w:w="60"/>
-              <w:left w:type="dxa" w:w="100"/>
-              <w:bottom w:type="dxa" w:w="60"/>
-              <w:right w:type="dxa" w:w="100"/>
-            </w:tcMar>
-          </w:tcPr>
-          <w:p>
-            <w:pPr>
-              <w:spacing w:after="0" w:before="0"/>
-              <w:jc w:val="left"/>
-            </w:pPr>
-            <w:r>
-              <w:rPr>
-                <w:rFonts w:ascii="맑은 고딕" w:cs="맑은 고딕" w:eastAsia="맑은 고딕" w:hAnsi="맑은 고딕"/>
-                <w:sz w:val="18"/>
-                <w:szCs w:val="18"/>
-              </w:rPr>
-              <w:t xml:space="preserve">65mm 관창</w:t>
-            </w:r>
-          </w:p>
-        </w:tc>
-        <w:tc>
-          <w:tcPr>
-            <w:tcW w:type="dxa" w:w="3000"/>
-            <w:tcMar>
-              <w:top w:type="dxa" w:w="60"/>
-              <w:left w:type="dxa" w:w="100"/>
-              <w:bottom w:type="dxa" w:w="60"/>
-              <w:right w:type="dxa" w:w="100"/>
-            </w:tcMar>
-          </w:tcPr>
-          <w:p>
-            <w:pPr>
-              <w:spacing w:after="0" w:before="0"/>
-              <w:jc w:val="left"/>
-            </w:pPr>
-            <w:r>
-              <w:rPr>
-                <w:rFonts w:ascii="맑은 고딕" w:cs="맑은 고딕" w:eastAsia="맑은 고딕" w:hAnsi="맑은 고딕"/>
-                <w:sz w:val="18"/>
-                <w:szCs w:val="18"/>
-              </w:rPr>
-              <w:t xml:space="preserve">1</w:t>
-            </w:r>
-          </w:p>
-        </w:tc>
-        <w:tc>
-          <w:tcPr>
-            <w:tcW w:type="dxa" w:w="3000"/>
-            <w:tcMar>
-              <w:top w:type="dxa" w:w="60"/>
-              <w:left w:type="dxa" w:w="100"/>
-              <w:bottom w:type="dxa" w:w="60"/>
-              <w:right w:type="dxa" w:w="100"/>
-            </w:tcMar>
-          </w:tcPr>
-          <w:p>
-            <w:pPr>
-              <w:spacing w:after="0" w:before="0"/>
-              <w:jc w:val="left"/>
-            </w:pPr>
-            <w:r>
-              <w:rPr>
-                <w:rFonts w:ascii="맑은 고딕" w:cs="맑은 고딕" w:eastAsia="맑은 고딕" w:hAnsi="맑은 고딕"/>
-                <w:sz w:val="18"/>
-                <w:szCs w:val="18"/>
-              </w:rPr>
-              <w:t xml:space="preserve">대량방수 (전술 ④)</w:t>
-            </w:r>
-          </w:p>
-        </w:tc>
-      </w:tr>
-      <w:tr>
-        <w:trPr>
-          <w:tblHeader w:val="false"/>
-        </w:trPr>
-        <w:tc>
-          <w:tcPr>
-            <w:tcW w:type="dxa" w:w="3000"/>
-            <w:tcMar>
-              <w:top w:type="dxa" w:w="60"/>
-              <w:left w:type="dxa" w:w="100"/>
-              <w:bottom w:type="dxa" w:w="60"/>
-              <w:right w:type="dxa" w:w="100"/>
-            </w:tcMar>
-          </w:tcPr>
-          <w:p>
-            <w:pPr>
-              <w:spacing w:after="0" w:before="0"/>
-              <w:jc w:val="left"/>
-            </w:pPr>
-            <w:r>
-              <w:rPr>
-                <w:rFonts w:ascii="맑은 고딕" w:cs="맑은 고딕" w:eastAsia="맑은 고딕" w:hAnsi="맑은 고딕"/>
-                <w:sz w:val="18"/>
-                <w:szCs w:val="18"/>
-              </w:rPr>
-              <w:t xml:space="preserve">호스클램프</w:t>
-            </w:r>
-          </w:p>
-        </w:tc>
-        <w:tc>
-          <w:tcPr>
-            <w:tcW w:type="dxa" w:w="3000"/>
-            <w:tcMar>
-              <w:top w:type="dxa" w:w="60"/>
-              <w:left w:type="dxa" w:w="100"/>
-              <w:bottom w:type="dxa" w:w="60"/>
-              <w:right w:type="dxa" w:w="100"/>
-            </w:tcMar>
-          </w:tcPr>
-          <w:p>
-            <w:pPr>
-              <w:spacing w:after="0" w:before="0"/>
-              <w:jc w:val="left"/>
-            </w:pPr>
-            <w:r>
-              <w:rPr>
-                <w:rFonts w:ascii="맑은 고딕" w:cs="맑은 고딕" w:eastAsia="맑은 고딕" w:hAnsi="맑은 고딕"/>
-                <w:sz w:val="18"/>
-                <w:szCs w:val="18"/>
-              </w:rPr>
-              <w:t xml:space="preserve">1</w:t>
-            </w:r>
-          </w:p>
-        </w:tc>
-        <w:tc>
-          <w:tcPr>
-            <w:tcW w:type="dxa" w:w="3000"/>
-            <w:tcMar>
-              <w:top w:type="dxa" w:w="60"/>
-              <w:left w:type="dxa" w:w="100"/>
-              <w:bottom w:type="dxa" w:w="60"/>
-              <w:right w:type="dxa" w:w="100"/>
-            </w:tcMar>
-          </w:tcPr>
-          <w:p>
-            <w:pPr>
-              <w:spacing w:after="0" w:before="0"/>
-              <w:jc w:val="left"/>
-            </w:pPr>
-            <w:r>
-              <w:rPr>
-                <w:rFonts w:ascii="맑은 고딕" w:cs="맑은 고딕" w:eastAsia="맑은 고딕" w:hAnsi="맑은 고딕"/>
-                <w:sz w:val="18"/>
-                <w:szCs w:val="18"/>
-              </w:rPr>
-              <w:t xml:space="preserve">호스 교체·파손 시 급수 차단</w:t>
-            </w:r>
-          </w:p>
-        </w:tc>
-      </w:tr>
-      <w:tr>
-        <w:trPr>
-          <w:tblHeader w:val="false"/>
-        </w:trPr>
-        <w:tc>
-          <w:tcPr>
-            <w:tcW w:type="dxa" w:w="3000"/>
-            <w:tcMar>
-              <w:top w:type="dxa" w:w="60"/>
-              <w:left w:type="dxa" w:w="100"/>
-              <w:bottom w:type="dxa" w:w="60"/>
-              <w:right w:type="dxa" w:w="100"/>
-            </w:tcMar>
-          </w:tcPr>
-          <w:p>
-            <w:pPr>
-              <w:spacing w:after="0" w:before="0"/>
-              <w:jc w:val="left"/>
-            </w:pPr>
-            <w:r>
-              <w:rPr>
-                <w:rFonts w:ascii="맑은 고딕" w:cs="맑은 고딕" w:eastAsia="맑은 고딕" w:hAnsi="맑은 고딕"/>
-                <w:sz w:val="18"/>
-                <w:szCs w:val="18"/>
-              </w:rPr>
-              <w:t xml:space="preserve">압력계</w:t>
-            </w:r>
-          </w:p>
-        </w:tc>
-        <w:tc>
-          <w:tcPr>
-            <w:tcW w:type="dxa" w:w="3000"/>
-            <w:tcMar>
-              <w:top w:type="dxa" w:w="60"/>
-              <w:left w:type="dxa" w:w="100"/>
-              <w:bottom w:type="dxa" w:w="60"/>
-              <w:right w:type="dxa" w:w="100"/>
-            </w:tcMar>
-          </w:tcPr>
-          <w:p>
-            <w:pPr>
-              <w:spacing w:after="0" w:before="0"/>
-              <w:jc w:val="left"/>
-            </w:pPr>
-            <w:r>
-              <w:rPr>
-                <w:rFonts w:ascii="맑은 고딕" w:cs="맑은 고딕" w:eastAsia="맑은 고딕" w:hAnsi="맑은 고딕"/>
-                <w:sz w:val="18"/>
-                <w:szCs w:val="18"/>
-              </w:rPr>
-              <w:t xml:space="preserve">1</w:t>
-            </w:r>
-          </w:p>
-        </w:tc>
-        <w:tc>
-          <w:tcPr>
-            <w:tcW w:type="dxa" w:w="3000"/>
-            <w:tcMar>
-              <w:top w:type="dxa" w:w="60"/>
-              <w:left w:type="dxa" w:w="100"/>
-              <w:bottom w:type="dxa" w:w="60"/>
-              <w:right w:type="dxa" w:w="100"/>
-            </w:tcMar>
-          </w:tcPr>
-          <w:p>
-            <w:pPr>
-              <w:spacing w:after="0" w:before="0"/>
-              <w:jc w:val="left"/>
-            </w:pPr>
-            <w:r>
-              <w:rPr>
-                <w:rFonts w:ascii="맑은 고딕" w:cs="맑은 고딕" w:eastAsia="맑은 고딕" w:hAnsi="맑은 고딕"/>
-                <w:sz w:val="18"/>
-                <w:szCs w:val="18"/>
-              </w:rPr>
-              <w:t xml:space="preserve">분기점 압력 확인</w:t>
-            </w:r>
-          </w:p>
-        </w:tc>
-      </w:tr>
-      <w:tr>
-        <w:trPr>
-          <w:tblHeader w:val="false"/>
-        </w:trPr>
-        <w:tc>
-          <w:tcPr>
-            <w:tcW w:type="dxa" w:w="3000"/>
-            <w:tcMar>
-              <w:top w:type="dxa" w:w="60"/>
-              <w:left w:type="dxa" w:w="100"/>
-              <w:bottom w:type="dxa" w:w="60"/>
-              <w:right w:type="dxa" w:w="100"/>
-            </w:tcMar>
-          </w:tcPr>
-          <w:p>
-            <w:pPr>
-              <w:spacing w:after="0" w:before="0"/>
-              <w:jc w:val="left"/>
-            </w:pPr>
-            <w:r>
-              <w:rPr>
-                <w:rFonts w:ascii="맑은 고딕" w:cs="맑은 고딕" w:eastAsia="맑은 고딕" w:hAnsi="맑은 고딕"/>
-                <w:sz w:val="18"/>
-                <w:szCs w:val="18"/>
-              </w:rPr>
-              <w:t xml:space="preserve">표시등</w:t>
-            </w:r>
-          </w:p>
-        </w:tc>
-        <w:tc>
-          <w:tcPr>
-            <w:tcW w:type="dxa" w:w="3000"/>
-            <w:tcMar>
-              <w:top w:type="dxa" w:w="60"/>
-              <w:left w:type="dxa" w:w="100"/>
-              <w:bottom w:type="dxa" w:w="60"/>
-              <w:right w:type="dxa" w:w="100"/>
-            </w:tcMar>
-          </w:tcPr>
-          <w:p>
-            <w:pPr>
-              <w:spacing w:after="0" w:before="0"/>
-              <w:jc w:val="left"/>
-            </w:pPr>
-            <w:r>
-              <w:rPr>
-                <w:rFonts w:ascii="맑은 고딕" w:cs="맑은 고딕" w:eastAsia="맑은 고딕" w:hAnsi="맑은 고딕"/>
-                <w:sz w:val="18"/>
-                <w:szCs w:val="18"/>
-              </w:rPr>
-              <w:t xml:space="preserve">1</w:t>
-            </w:r>
-          </w:p>
-        </w:tc>
-        <w:tc>
-          <w:tcPr>
-            <w:tcW w:type="dxa" w:w="3000"/>
-            <w:tcMar>
-              <w:top w:type="dxa" w:w="60"/>
-              <w:left w:type="dxa" w:w="100"/>
-              <w:bottom w:type="dxa" w:w="60"/>
-              <w:right w:type="dxa" w:w="100"/>
-            </w:tcMar>
-          </w:tcPr>
-          <w:p>
-            <w:pPr>
-              <w:spacing w:after="0" w:before="0"/>
-              <w:jc w:val="left"/>
-            </w:pPr>
-            <w:r>
-              <w:rPr>
-                <w:rFonts w:ascii="맑은 고딕" w:cs="맑은 고딕" w:eastAsia="맑은 고딕" w:hAnsi="맑은 고딕"/>
-                <w:sz w:val="18"/>
-                <w:szCs w:val="18"/>
-              </w:rPr>
-              <w:t xml:space="preserve">분기점 위치 표시. 농연 속 집결 표지</w:t>
-            </w:r>
-          </w:p>
-        </w:tc>
-      </w:tr>
-      <w:tr>
-        <w:trPr>
-          <w:tblHeader w:val="false"/>
-        </w:trPr>
-        <w:tc>
-          <w:tcPr>
-            <w:tcW w:type="dxa" w:w="3000"/>
-            <w:tcMar>
-              <w:top w:type="dxa" w:w="60"/>
-              <w:left w:type="dxa" w:w="100"/>
-              <w:bottom w:type="dxa" w:w="60"/>
-              <w:right w:type="dxa" w:w="100"/>
-            </w:tcMar>
-          </w:tcPr>
-          <w:p>
-            <w:pPr>
-              <w:spacing w:after="0" w:before="0"/>
-              <w:jc w:val="left"/>
-            </w:pPr>
-            <w:r>
-              <w:rPr>
-                <w:rFonts w:ascii="맑은 고딕" w:cs="맑은 고딕" w:eastAsia="맑은 고딕" w:hAnsi="맑은 고딕"/>
-                <w:sz w:val="18"/>
-                <w:szCs w:val="18"/>
-              </w:rPr>
-              <w:t xml:space="preserve">무전기</w:t>
-            </w:r>
-          </w:p>
-        </w:tc>
-        <w:tc>
-          <w:tcPr>
-            <w:tcW w:type="dxa" w:w="3000"/>
-            <w:tcMar>
-              <w:top w:type="dxa" w:w="60"/>
-              <w:left w:type="dxa" w:w="100"/>
-              <w:bottom w:type="dxa" w:w="60"/>
-              <w:right w:type="dxa" w:w="100"/>
-            </w:tcMar>
-          </w:tcPr>
-          <w:p>
-            <w:pPr>
-              <w:spacing w:after="0" w:before="0"/>
-              <w:jc w:val="left"/>
-            </w:pPr>
-            <w:r>
-              <w:rPr>
-                <w:rFonts w:ascii="맑은 고딕" w:cs="맑은 고딕" w:eastAsia="맑은 고딕" w:hAnsi="맑은 고딕"/>
-                <w:sz w:val="18"/>
-                <w:szCs w:val="18"/>
-              </w:rPr>
-              <w:t xml:space="preserve">1</w:t>
-            </w:r>
-          </w:p>
-        </w:tc>
-        <w:tc>
-          <w:tcPr>
-            <w:tcW w:type="dxa" w:w="3000"/>
-            <w:tcMar>
-              <w:top w:type="dxa" w:w="60"/>
-              <w:left w:type="dxa" w:w="100"/>
-              <w:bottom w:type="dxa" w:w="60"/>
-              <w:right w:type="dxa" w:w="100"/>
-            </w:tcMar>
-          </w:tcPr>
-          <w:p>
-            <w:pPr>
-              <w:spacing w:after="0" w:before="0"/>
-              <w:jc w:val="left"/>
-            </w:pPr>
-            <w:r>
-              <w:rPr>
-                <w:rFonts w:ascii="맑은 고딕" w:cs="맑은 고딕" w:eastAsia="맑은 고딕" w:hAnsi="맑은 고딕"/>
-                <w:sz w:val="18"/>
-                <w:szCs w:val="18"/>
-              </w:rPr>
-              <w:t xml:space="preserve">분기점 담당 통신</w:t>
+              <w:t xml:space="preserve">유량이 줄어도 물줄기가 정상으로 보임</w:t>
             </w:r>
           </w:p>
         </w:tc>
@@ -7947,6 +5431,20 @@
     </w:p>
     <w:p>
       <w:pPr>
+        <w:spacing w:after="120"/>
+        <w:jc w:val="both"/>
+      </w:pPr>
+      <w:r>
+        <w:rPr>
+          <w:rFonts w:ascii="맑은 고딕" w:cs="맑은 고딕" w:eastAsia="맑은 고딕" w:hAnsi="맑은 고딕"/>
+          <w:sz w:val="20"/>
+          <w:szCs w:val="20"/>
+        </w:rPr>
+        <w:t xml:space="preserve">펌프 토출압 10 kgf/㎠를 기준으로 하면, 관창압력을 5에서 3.5로 낮추는 것만으로 마찰손실에 쓸 수 있는 압력이 1.5 kgf/㎠ 늘어난다. 이것은 40mm에서 약 30m, 65mm에서 약 70m의 추가 전개거리에 해당한다. 장거리 전개에서 봉상관창을 우선 검토하는 이유이다.</w:t>
+      </w:r>
+    </w:p>
+    <w:p>
+      <w:pPr>
         <w:spacing w:after="60" w:before="180"/>
       </w:pPr>
       <w:r>
@@ -7957,63 +5455,67 @@
           <w:sz w:val="20"/>
           <w:szCs w:val="20"/>
         </w:rPr>
-        <w:t xml:space="preserve">분기금구 운용 원칙</w:t>
-      </w:r>
-    </w:p>
-    <w:p>
-      <w:pPr>
-        <w:spacing w:after="40" w:before="0"/>
-        <w:ind w:left="280" w:hanging="200"/>
-      </w:pPr>
-      <w:r>
-        <w:rPr>
-          <w:rFonts w:ascii="맑은 고딕" w:cs="맑은 고딕" w:eastAsia="맑은 고딕" w:hAnsi="맑은 고딕"/>
-          <w:sz w:val="20"/>
-          <w:szCs w:val="20"/>
-        </w:rPr>
-        <w:t xml:space="preserve">▪가압 전에 모든 분기 밸브가 닫혀 있는지 확인한다. 열린 상태로 가압하면 연결되지 않은 지선이 튀어 오른다</w:t>
-      </w:r>
-    </w:p>
-    <w:p>
-      <w:pPr>
-        <w:spacing w:after="40" w:before="0"/>
-        <w:ind w:left="280" w:hanging="200"/>
-      </w:pPr>
-      <w:r>
-        <w:rPr>
-          <w:rFonts w:ascii="맑은 고딕" w:cs="맑은 고딕" w:eastAsia="맑은 고딕" w:hAnsi="맑은 고딕"/>
-          <w:sz w:val="20"/>
-          <w:szCs w:val="20"/>
-        </w:rPr>
-        <w:t xml:space="preserve">▪한쪽 지선을 잠글 때 다른 지선의 압력이 급상승한다. 잠그기 전에 해당 관창수에게 통보한다</w:t>
-      </w:r>
-    </w:p>
-    <w:p>
-      <w:pPr>
-        <w:spacing w:after="40" w:before="0"/>
-        <w:ind w:left="280" w:hanging="200"/>
-      </w:pPr>
-      <w:r>
-        <w:rPr>
-          <w:rFonts w:ascii="맑은 고딕" w:cs="맑은 고딕" w:eastAsia="맑은 고딕" w:hAnsi="맑은 고딕"/>
-          <w:sz w:val="20"/>
-          <w:szCs w:val="20"/>
-        </w:rPr>
-        <w:t xml:space="preserve">▪두 지선을 서로 반대 방향으로 당기지 않는다. 분기금구에 비틀림이 걸려 이탈할 수 있다</w:t>
-      </w:r>
-    </w:p>
-    <w:p>
-      <w:pPr>
-        <w:spacing w:after="40" w:before="0"/>
-        <w:ind w:left="280" w:hanging="200"/>
-      </w:pPr>
-      <w:r>
-        <w:rPr>
-          <w:rFonts w:ascii="맑은 고딕" w:cs="맑은 고딕" w:eastAsia="맑은 고딕" w:hAnsi="맑은 고딕"/>
-          <w:sz w:val="20"/>
-          <w:szCs w:val="20"/>
-        </w:rPr>
-        <w:t xml:space="preserve">▪분기점을 무인으로 두지 않는다</w:t>
+        <w:t xml:space="preserve">구경별 봉상 팁 규격</w:t>
+      </w:r>
+    </w:p>
+    <w:p>
+      <w:pPr>
+        <w:spacing w:after="40" w:before="0"/>
+        <w:ind w:left="280" w:hanging="200"/>
+      </w:pPr>
+      <w:r>
+        <w:rPr>
+          <w:rFonts w:ascii="맑은 고딕" w:cs="맑은 고딕" w:eastAsia="맑은 고딕" w:hAnsi="맑은 고딕"/>
+          <w:sz w:val="20"/>
+          <w:szCs w:val="20"/>
+        </w:rPr>
+        <w:t xml:space="preserve">▪방수량은 </w:t>
+      </w:r>
+      <w:r>
+        <w:rPr>
+          <w:rFonts w:ascii="맑은 고딕" w:cs="맑은 고딕" w:eastAsia="맑은 고딕" w:hAnsi="맑은 고딕"/>
+          <w:b/>
+          <w:bCs/>
+          <w:sz w:val="20"/>
+          <w:szCs w:val="20"/>
+        </w:rPr>
+        <w:t xml:space="preserve">Q(L/min) ≒ 0.653 × d²(mm) × √P(kgf/㎠)</w:t>
+      </w:r>
+      <w:r>
+        <w:rPr>
+          <w:rFonts w:ascii="맑은 고딕" w:cs="맑은 고딕" w:eastAsia="맑은 고딕" w:hAnsi="맑은 고딕"/>
+          <w:sz w:val="20"/>
+          <w:szCs w:val="20"/>
+        </w:rPr>
+        <w:t xml:space="preserve"> 로 산출한다</w:t>
+      </w:r>
+    </w:p>
+    <w:p>
+      <w:pPr>
+        <w:spacing w:after="40" w:before="0"/>
+        <w:ind w:left="280" w:hanging="200"/>
+      </w:pPr>
+      <w:r>
+        <w:rPr>
+          <w:rFonts w:ascii="맑은 고딕" w:cs="맑은 고딕" w:eastAsia="맑은 고딕" w:hAnsi="맑은 고딕"/>
+          <w:sz w:val="20"/>
+          <w:szCs w:val="20"/>
+        </w:rPr>
+        <w:t xml:space="preserve">▪40mm에서 350 L/min을 3.5 kgf/㎠로 얻으려면 팁 지름 약 17mm, 반동력 약 15 kgf</w:t>
+      </w:r>
+    </w:p>
+    <w:p>
+      <w:pPr>
+        <w:spacing w:after="40" w:before="0"/>
+        <w:ind w:left="280" w:hanging="200"/>
+      </w:pPr>
+      <w:r>
+        <w:rPr>
+          <w:rFonts w:ascii="맑은 고딕" w:cs="맑은 고딕" w:eastAsia="맑은 고딕" w:hAnsi="맑은 고딕"/>
+          <w:sz w:val="20"/>
+          <w:szCs w:val="20"/>
+        </w:rPr>
+        <w:t xml:space="preserve">▪65mm에서 800 L/min을 3.5 kgf/㎠로 얻으려면 팁 지름 약 26mm, 반동력 약 34 kgf</w:t>
       </w:r>
     </w:p>
     <w:p>
@@ -8028,77 +5530,131 @@
           <w:sz w:val="20"/>
           <w:szCs w:val="20"/>
         </w:rPr>
-        <w:t xml:space="preserve">분기점 담당의 임무</w:t>
-      </w:r>
-    </w:p>
-    <w:p>
-      <w:pPr>
-        <w:spacing w:after="40" w:before="0"/>
-        <w:ind w:left="280" w:hanging="200"/>
-      </w:pPr>
-      <w:r>
-        <w:rPr>
-          <w:rFonts w:ascii="맑은 고딕" w:cs="맑은 고딕" w:eastAsia="맑은 고딕" w:hAnsi="맑은 고딕"/>
-          <w:sz w:val="20"/>
-          <w:szCs w:val="20"/>
-        </w:rPr>
-        <w:t xml:space="preserve">▪라인별 관창 개방상태와 압력 확인</w:t>
-      </w:r>
-    </w:p>
-    <w:p>
-      <w:pPr>
-        <w:spacing w:after="40" w:before="0"/>
-        <w:ind w:left="280" w:hanging="200"/>
-      </w:pPr>
-      <w:r>
-        <w:rPr>
-          <w:rFonts w:ascii="맑은 고딕" w:cs="맑은 고딕" w:eastAsia="맑은 고딕" w:hAnsi="맑은 고딕"/>
-          <w:sz w:val="20"/>
-          <w:szCs w:val="20"/>
-        </w:rPr>
-        <w:t xml:space="preserve">▪지선 추가·회수 및 분기밸브 조작</w:t>
-      </w:r>
-    </w:p>
-    <w:p>
-      <w:pPr>
-        <w:spacing w:after="40" w:before="0"/>
-        <w:ind w:left="280" w:hanging="200"/>
-      </w:pPr>
-      <w:r>
-        <w:rPr>
-          <w:rFonts w:ascii="맑은 고딕" w:cs="맑은 고딕" w:eastAsia="맑은 고딕" w:hAnsi="맑은 고딕"/>
-          <w:sz w:val="20"/>
-          <w:szCs w:val="20"/>
-        </w:rPr>
-        <w:t xml:space="preserve">▪분기점 통과 인원과 시각 기록</w:t>
-      </w:r>
-    </w:p>
-    <w:p>
-      <w:pPr>
-        <w:spacing w:after="40" w:before="0"/>
-        <w:ind w:left="280" w:hanging="200"/>
-      </w:pPr>
-      <w:r>
-        <w:rPr>
-          <w:rFonts w:ascii="맑은 고딕" w:cs="맑은 고딕" w:eastAsia="맑은 고딕" w:hAnsi="맑은 고딕"/>
-          <w:sz w:val="20"/>
-          <w:szCs w:val="20"/>
-        </w:rPr>
-        <w:t xml:space="preserve">▪철수 시 집결점 운영</w:t>
-      </w:r>
-    </w:p>
-    <w:p>
-      <w:pPr>
-        <w:spacing w:after="40" w:before="0"/>
-        <w:ind w:left="280" w:hanging="200"/>
-      </w:pPr>
-      <w:r>
-        <w:rPr>
-          <w:rFonts w:ascii="맑은 고딕" w:cs="맑은 고딕" w:eastAsia="맑은 고딕" w:hAnsi="맑은 고딕"/>
-          <w:sz w:val="20"/>
-          <w:szCs w:val="20"/>
-        </w:rPr>
-        <w:t xml:space="preserve">▪주변 환경 변화(연기층 하강, 온도 상승, 통로 붕괴) 보고</w:t>
+        <w:t xml:space="preserve">선택 기준</w:t>
+      </w:r>
+    </w:p>
+    <w:p>
+      <w:pPr>
+        <w:spacing w:after="40" w:before="0"/>
+        <w:ind w:left="280" w:hanging="200"/>
+      </w:pPr>
+      <w:r>
+        <w:rPr>
+          <w:rFonts w:ascii="맑은 고딕" w:cs="맑은 고딕" w:eastAsia="맑은 고딕" w:hAnsi="맑은 고딕"/>
+          <w:sz w:val="20"/>
+          <w:szCs w:val="20"/>
+        </w:rPr>
+        <w:t xml:space="preserve">▪</w:t>
+      </w:r>
+      <w:r>
+        <w:rPr>
+          <w:rFonts w:ascii="맑은 고딕" w:cs="맑은 고딕" w:eastAsia="맑은 고딕" w:hAnsi="맑은 고딕"/>
+          <w:b/>
+          <w:bCs/>
+          <w:sz w:val="20"/>
+          <w:szCs w:val="20"/>
+        </w:rPr>
+        <w:t xml:space="preserve">장거리 전개, 랙 심부·상부 타격, 연결송수관 연계</w:t>
+      </w:r>
+      <w:r>
+        <w:rPr>
+          <w:rFonts w:ascii="맑은 고딕" w:cs="맑은 고딕" w:eastAsia="맑은 고딕" w:hAnsi="맑은 고딕"/>
+          <w:sz w:val="20"/>
+          <w:szCs w:val="20"/>
+        </w:rPr>
+        <w:t xml:space="preserve"> → 봉상. 물줄기가 흩어지지 않아 도달거리를 쓸 수 있고, 방수구에서 나온 이물질에도 막히지 않는다</w:t>
+      </w:r>
+    </w:p>
+    <w:p>
+      <w:pPr>
+        <w:spacing w:after="40" w:before="0"/>
+        <w:ind w:left="280" w:hanging="200"/>
+      </w:pPr>
+      <w:r>
+        <w:rPr>
+          <w:rFonts w:ascii="맑은 고딕" w:cs="맑은 고딕" w:eastAsia="맑은 고딕" w:hAnsi="맑은 고딕"/>
+          <w:sz w:val="20"/>
+          <w:szCs w:val="20"/>
+        </w:rPr>
+        <w:t xml:space="preserve">▪</w:t>
+      </w:r>
+      <w:r>
+        <w:rPr>
+          <w:rFonts w:ascii="맑은 고딕" w:cs="맑은 고딕" w:eastAsia="맑은 고딕" w:hAnsi="맑은 고딕"/>
+          <w:b/>
+          <w:bCs/>
+          <w:sz w:val="20"/>
+          <w:szCs w:val="20"/>
+        </w:rPr>
+        <w:t xml:space="preserve">대원 엄호, 열차폐, 전기설비 인근, 분진 억제</w:t>
+      </w:r>
+      <w:r>
+        <w:rPr>
+          <w:rFonts w:ascii="맑은 고딕" w:cs="맑은 고딕" w:eastAsia="맑은 고딕" w:hAnsi="맑은 고딕"/>
+          <w:sz w:val="20"/>
+          <w:szCs w:val="20"/>
+        </w:rPr>
+        <w:t xml:space="preserve"> → 분무</w:t>
+      </w:r>
+    </w:p>
+    <w:p>
+      <w:pPr>
+        <w:spacing w:after="40" w:before="0"/>
+        <w:ind w:left="280" w:hanging="200"/>
+      </w:pPr>
+      <w:r>
+        <w:rPr>
+          <w:rFonts w:ascii="맑은 고딕" w:cs="맑은 고딕" w:eastAsia="맑은 고딕" w:hAnsi="맑은 고딕"/>
+          <w:sz w:val="20"/>
+          <w:szCs w:val="20"/>
+        </w:rPr>
+        <w:t xml:space="preserve">▪진입팀은 두 형태를 모두 쓸 수 있어야 한다. 조합관창의 봉상 위치를 쓰거나, 봉상 팁을 별도로 휴대한다</w:t>
+      </w:r>
+    </w:p>
+    <w:p>
+      <w:pPr>
+        <w:spacing w:after="40" w:before="0"/>
+        <w:ind w:left="280" w:hanging="200"/>
+      </w:pPr>
+      <w:r>
+        <w:rPr>
+          <w:rFonts w:ascii="맑은 고딕" w:cs="맑은 고딕" w:eastAsia="맑은 고딕" w:hAnsi="맑은 고딕"/>
+          <w:sz w:val="20"/>
+          <w:szCs w:val="20"/>
+        </w:rPr>
+        <w:t xml:space="preserve">▪보유 관창의 </w:t>
+      </w:r>
+      <w:r>
+        <w:rPr>
+          <w:rFonts w:ascii="맑은 고딕" w:cs="맑은 고딕" w:eastAsia="맑은 고딕" w:hAnsi="맑은 고딕"/>
+          <w:b/>
+          <w:bCs/>
+          <w:sz w:val="20"/>
+          <w:szCs w:val="20"/>
+        </w:rPr>
+        <w:t xml:space="preserve">설계 관창압력을 확인한다.</w:t>
+      </w:r>
+      <w:r>
+        <w:rPr>
+          <w:rFonts w:ascii="맑은 고딕" w:cs="맑은 고딕" w:eastAsia="맑은 고딕" w:hAnsi="맑은 고딕"/>
+          <w:sz w:val="20"/>
+          <w:szCs w:val="20"/>
+        </w:rPr>
+        <w:t xml:space="preserve"> 7 kgf/㎠ 설계 분무관창을 5 kgf/㎠로 급수하면 유량과 패턴이 함께 떨어진다. 장거리 전개에서 물이 오지 않는 원인이 여기인 경우가 많다</w:t>
+      </w:r>
+    </w:p>
+    <w:p>
+      <w:pPr>
+        <w:spacing w:after="40" w:before="0"/>
+        <w:ind w:left="280" w:hanging="200"/>
+      </w:pPr>
+      <w:r>
+        <w:rPr>
+          <w:rFonts w:ascii="맑은 고딕" w:cs="맑은 고딕" w:eastAsia="맑은 고딕" w:hAnsi="맑은 고딕"/>
+          <w:sz w:val="20"/>
+          <w:szCs w:val="20"/>
+        </w:rPr>
+        <w:t xml:space="preserve">▪자동관창의 판별 문제는 「관창에서 물이 부족한지 판별하는 방법」에 따른다</w:t>
       </w:r>
     </w:p>
     <w:p>
@@ -8114,7 +5670,55 @@
           <w:sz w:val="22"/>
           <w:szCs w:val="22"/>
         </w:rPr>
-        <w:t xml:space="preserve">□ 전개 시 확인사항</w:t>
+        <w:t xml:space="preserve">□ 전개전술 ① 40mm 2선 병렬 전개</w:t>
+      </w:r>
+    </w:p>
+    <w:p>
+      <w:pPr>
+        <w:spacing w:after="120"/>
+        <w:jc w:val="both"/>
+      </w:pPr>
+      <w:r>
+        <w:rPr>
+          <w:rFonts w:ascii="맑은 고딕" w:cs="맑은 고딕" w:eastAsia="맑은 고딕" w:hAnsi="맑은 고딕"/>
+          <w:b/>
+          <w:bCs/>
+          <w:sz w:val="20"/>
+          <w:szCs w:val="20"/>
+        </w:rPr>
+        <w:t xml:space="preserve">구성</w:t>
+      </w:r>
+      <w:r>
+        <w:rPr>
+          <w:rFonts w:ascii="맑은 고딕" w:cs="맑은 고딕" w:eastAsia="맑은 고딕" w:hAnsi="맑은 고딕"/>
+          <w:sz w:val="20"/>
+          <w:szCs w:val="20"/>
+        </w:rPr>
+        <w:t xml:space="preserve"> : 펌프차 → 40mm 2선을 각각 다른 통로로 전개</w:t>
+      </w:r>
+    </w:p>
+    <w:p>
+      <w:pPr>
+        <w:spacing w:after="120"/>
+        <w:jc w:val="both"/>
+      </w:pPr>
+      <w:r>
+        <w:rPr>
+          <w:rFonts w:ascii="맑은 고딕" w:cs="맑은 고딕" w:eastAsia="맑은 고딕" w:hAnsi="맑은 고딕"/>
+          <w:b/>
+          <w:bCs/>
+          <w:sz w:val="20"/>
+          <w:szCs w:val="20"/>
+        </w:rPr>
+        <w:t xml:space="preserve">적용</w:t>
+      </w:r>
+      <w:r>
+        <w:rPr>
+          <w:rFonts w:ascii="맑은 고딕" w:cs="맑은 고딕" w:eastAsia="맑은 고딕" w:hAnsi="맑은 고딕"/>
+          <w:sz w:val="20"/>
+          <w:szCs w:val="20"/>
+        </w:rPr>
+        <w:t xml:space="preserve"> : 진입구에서 화점까지 50m 이내. 도크 인접 구역 화재, 소구획 화재</w:t>
       </w:r>
     </w:p>
     <w:p>
@@ -8129,149 +5733,83 @@
           <w:sz w:val="20"/>
           <w:szCs w:val="20"/>
         </w:rPr>
-        <w:t xml:space="preserve">전개 방법</w:t>
-      </w:r>
-    </w:p>
-    <w:p>
-      <w:pPr>
-        <w:spacing w:after="40" w:before="0"/>
-        <w:ind w:left="280" w:hanging="200"/>
-      </w:pPr>
-      <w:r>
-        <w:rPr>
-          <w:rFonts w:ascii="맑은 고딕" w:cs="맑은 고딕" w:eastAsia="맑은 고딕" w:hAnsi="맑은 고딕"/>
-          <w:sz w:val="20"/>
-          <w:szCs w:val="20"/>
-        </w:rPr>
-        <w:t xml:space="preserve">▪화점 방향에서 진입구 방향으로 되돌아 나오며 펴는 역방향 전개를 우선 검토한다. 진입구에서 밀고 들어가면 굽힘과 걸림이 누적된다</w:t>
-      </w:r>
-    </w:p>
-    <w:p>
-      <w:pPr>
-        <w:spacing w:after="40" w:before="0"/>
-        <w:ind w:left="280" w:hanging="200"/>
-      </w:pPr>
-      <w:r>
-        <w:rPr>
-          <w:rFonts w:ascii="맑은 고딕" w:cs="맑은 고딕" w:eastAsia="맑은 고딕" w:hAnsi="맑은 고딕"/>
-          <w:sz w:val="20"/>
-          <w:szCs w:val="20"/>
-        </w:rPr>
-        <w:t xml:space="preserve">▪가압 전에 호스를 S자 또는 Z자로 펼쳐 꼬임을 제거한다. 가압 후 꼬임을 푸는 데는 몇 배의 시간이 걸린다</w:t>
-      </w:r>
-    </w:p>
-    <w:p>
-      <w:pPr>
-        <w:spacing w:after="40" w:before="0"/>
-        <w:ind w:left="280" w:hanging="200"/>
-      </w:pPr>
-      <w:r>
-        <w:rPr>
-          <w:rFonts w:ascii="맑은 고딕" w:cs="맑은 고딕" w:eastAsia="맑은 고딕" w:hAnsi="맑은 고딕"/>
-          <w:sz w:val="20"/>
-          <w:szCs w:val="20"/>
-        </w:rPr>
-        <w:t xml:space="preserve">▪필요 호스 길이는 건물 깊이의 2배 + 차량에서 진입구까지 거리 + 여유 1본으로 산정한다. 화점이 반대편으로 이동하거나 되짚어 나와야 하는 경우를 전제한다</w:t>
-      </w:r>
-    </w:p>
-    <w:p>
-      <w:pPr>
-        <w:spacing w:after="60" w:before="180"/>
-      </w:pPr>
-      <w:r>
-        <w:rPr>
-          <w:rFonts w:ascii="맑은 고딕" w:cs="맑은 고딕" w:eastAsia="맑은 고딕" w:hAnsi="맑은 고딕"/>
-          <w:b/>
-          <w:bCs/>
-          <w:sz w:val="20"/>
-          <w:szCs w:val="20"/>
-        </w:rPr>
-        <w:t xml:space="preserve">셔터·개구부 통과</w:t>
-      </w:r>
-    </w:p>
-    <w:p>
-      <w:pPr>
-        <w:spacing w:after="40" w:before="0"/>
-        <w:ind w:left="280" w:hanging="200"/>
-      </w:pPr>
-      <w:r>
-        <w:rPr>
-          <w:rFonts w:ascii="맑은 고딕" w:cs="맑은 고딕" w:eastAsia="맑은 고딕" w:hAnsi="맑은 고딕"/>
-          <w:sz w:val="20"/>
-          <w:szCs w:val="20"/>
-        </w:rPr>
-        <w:t xml:space="preserve">▪셔터·방화문 통과 지점에는 호스가 눌리지 않도록 보호구를 사용한다. 셔터가 하강하면 호스가 절단된다</w:t>
-      </w:r>
-    </w:p>
-    <w:p>
-      <w:pPr>
-        <w:spacing w:after="40" w:before="0"/>
-        <w:ind w:left="280" w:hanging="200"/>
-      </w:pPr>
-      <w:r>
-        <w:rPr>
-          <w:rFonts w:ascii="맑은 고딕" w:cs="맑은 고딕" w:eastAsia="맑은 고딕" w:hAnsi="맑은 고딕"/>
-          <w:sz w:val="20"/>
-          <w:szCs w:val="20"/>
-        </w:rPr>
-        <w:t xml:space="preserve">▪셔터형 도크도어를 열어 둘 때는 갈고리 등으로 고정하고 별도의 쐐기를 병행한다. 열을 받으면 균형추 스프링이 장력을 잃어 셔터가 예고 없이 내려온다</w:t>
-      </w:r>
-    </w:p>
-    <w:p>
-      <w:pPr>
-        <w:spacing w:after="60" w:before="180"/>
-      </w:pPr>
-      <w:r>
-        <w:rPr>
-          <w:rFonts w:ascii="맑은 고딕" w:cs="맑은 고딕" w:eastAsia="맑은 고딕" w:hAnsi="맑은 고딕"/>
-          <w:b/>
-          <w:bCs/>
-          <w:sz w:val="20"/>
-          <w:szCs w:val="20"/>
-        </w:rPr>
-        <w:t xml:space="preserve">방향 식별</w:t>
-      </w:r>
-    </w:p>
-    <w:p>
-      <w:pPr>
-        <w:spacing w:after="40" w:before="0"/>
-        <w:ind w:left="280" w:hanging="200"/>
-      </w:pPr>
-      <w:r>
-        <w:rPr>
-          <w:rFonts w:ascii="맑은 고딕" w:cs="맑은 고딕" w:eastAsia="맑은 고딕" w:hAnsi="맑은 고딕"/>
-          <w:sz w:val="20"/>
-          <w:szCs w:val="20"/>
-        </w:rPr>
-        <w:t xml:space="preserve">▪농연 속에서 호스를 따라 나올 때 금구 형상으로 방향을 식별한다. 수 커플링이 진입구 쪽, 암 커플링이 화점 쪽이다</w:t>
-      </w:r>
-    </w:p>
-    <w:p>
-      <w:pPr>
-        <w:spacing w:after="40" w:before="0"/>
-        <w:ind w:left="280" w:hanging="200"/>
-      </w:pPr>
-      <w:r>
-        <w:rPr>
-          <w:rFonts w:ascii="맑은 고딕" w:cs="맑은 고딕" w:eastAsia="맑은 고딕" w:hAnsi="맑은 고딕"/>
-          <w:sz w:val="20"/>
-          <w:szCs w:val="20"/>
-        </w:rPr>
-        <w:t xml:space="preserve">▪여러 라인이 교차하는 지점에서는 자기 라인을 확인하고 이동한다. 미국의 소방관 방향상실 사고 분석에서 가장 많이 반복되는 유형이 농연 속 호스라인 이탈과 다른 라인과의 혼동이다</w:t>
-      </w:r>
-    </w:p>
-    <w:p>
-      <w:pPr>
-        <w:spacing w:after="40" w:before="0"/>
-        <w:ind w:left="280" w:hanging="200"/>
-      </w:pPr>
-      <w:r>
-        <w:rPr>
-          <w:rFonts w:ascii="맑은 고딕" w:cs="맑은 고딕" w:eastAsia="맑은 고딕" w:hAnsi="맑은 고딕"/>
-          <w:sz w:val="20"/>
-          <w:szCs w:val="20"/>
-        </w:rPr>
-        <w:t xml:space="preserve">▪각 지선에 식별표를 부착하고, 분기점에서 어느 지선이 어느 팀 것인지 기록한다</w:t>
+        <w:t xml:space="preserve">방법</w:t>
+      </w:r>
+    </w:p>
+    <w:p>
+      <w:pPr>
+        <w:spacing w:after="40" w:before="0"/>
+        <w:ind w:left="280" w:hanging="200"/>
+      </w:pPr>
+      <w:r>
+        <w:rPr>
+          <w:rFonts w:ascii="맑은 고딕" w:cs="맑은 고딕" w:eastAsia="맑은 고딕" w:hAnsi="맑은 고딕"/>
+          <w:sz w:val="20"/>
+          <w:szCs w:val="20"/>
+        </w:rPr>
+        <w:t xml:space="preserve">▪두 선을 서로 다른 통로로 넣어 화점을 두 방향에서 압박한다</w:t>
+      </w:r>
+    </w:p>
+    <w:p>
+      <w:pPr>
+        <w:spacing w:after="40" w:before="0"/>
+        <w:ind w:left="280" w:hanging="200"/>
+      </w:pPr>
+      <w:r>
+        <w:rPr>
+          <w:rFonts w:ascii="맑은 고딕" w:cs="맑은 고딕" w:eastAsia="맑은 고딕" w:hAnsi="맑은 고딕"/>
+          <w:sz w:val="20"/>
+          <w:szCs w:val="20"/>
+        </w:rPr>
+        <w:t xml:space="preserve">▪한 선은 공격, 다른 한 선은 대원 엄호와 퇴로 확보를 담당한다</w:t>
+      </w:r>
+    </w:p>
+    <w:p>
+      <w:pPr>
+        <w:spacing w:after="120"/>
+        <w:jc w:val="both"/>
+      </w:pPr>
+      <w:r>
+        <w:rPr>
+          <w:rFonts w:ascii="맑은 고딕" w:cs="맑은 고딕" w:eastAsia="맑은 고딕" w:hAnsi="맑은 고딕"/>
+          <w:b/>
+          <w:bCs/>
+          <w:sz w:val="20"/>
+          <w:szCs w:val="20"/>
+        </w:rPr>
+        <w:t xml:space="preserve">장점</w:t>
+      </w:r>
+      <w:r>
+        <w:rPr>
+          <w:rFonts w:ascii="맑은 고딕" w:cs="맑은 고딕" w:eastAsia="맑은 고딕" w:hAnsi="맑은 고딕"/>
+          <w:sz w:val="20"/>
+          <w:szCs w:val="20"/>
+        </w:rPr>
+        <w:t xml:space="preserve"> : 전개가 빠르고 1인 관창 운용이 가능하여 좁은 통로에서 각도 조정이 자유롭다</w:t>
+      </w:r>
+    </w:p>
+    <w:p>
+      <w:pPr>
+        <w:spacing w:after="120"/>
+        <w:jc w:val="both"/>
+      </w:pPr>
+      <w:r>
+        <w:rPr>
+          <w:rFonts w:ascii="맑은 고딕" w:cs="맑은 고딕" w:eastAsia="맑은 고딕" w:hAnsi="맑은 고딕"/>
+          <w:b/>
+          <w:bCs/>
+          <w:sz w:val="20"/>
+          <w:szCs w:val="20"/>
+        </w:rPr>
+        <w:t xml:space="preserve">한계</w:t>
+      </w:r>
+      <w:r>
+        <w:rPr>
+          <w:rFonts w:ascii="맑은 고딕" w:cs="맑은 고딕" w:eastAsia="맑은 고딕" w:hAnsi="맑은 고딕"/>
+          <w:sz w:val="20"/>
+          <w:szCs w:val="20"/>
+        </w:rPr>
+        <w:t xml:space="preserve"> : 2선 합계 약 700 L/min으로, 랙 1세트가 최성기에 도달한 상태를 감당하지 못한다. 두 선을 같은 펌프에서 분기하면 한쪽 관창 개방이 다른 쪽 압력을 떨어뜨린다</w:t>
       </w:r>
     </w:p>
     <w:p>
@@ -8287,7 +5825,7 @@
           <w:sz w:val="22"/>
           <w:szCs w:val="22"/>
         </w:rPr>
-        <w:t xml:space="preserve">□ 관창 반동력과 운용인원</w:t>
+        <w:t xml:space="preserve">□ 전개전술 ② 65mm 단선 직접 전개</w:t>
       </w:r>
     </w:p>
     <w:p>
@@ -8298,98 +5836,135 @@
       <w:r>
         <w:rPr>
           <w:rFonts w:ascii="맑은 고딕" w:cs="맑은 고딕" w:eastAsia="맑은 고딕" w:hAnsi="맑은 고딕"/>
-          <w:sz w:val="20"/>
-          <w:szCs w:val="20"/>
-        </w:rPr>
-        <w:t xml:space="preserve">반동력은 관창 구경과 관창압력으로 결정되며 </w:t>
-      </w:r>
-      <w:r>
-        <w:rPr>
-          <w:rFonts w:ascii="맑은 고딕" w:cs="맑은 고딕" w:eastAsia="맑은 고딕" w:hAnsi="맑은 고딕"/>
-          <w:b/>
-          <w:bCs/>
-          <w:sz w:val="20"/>
-          <w:szCs w:val="20"/>
-        </w:rPr>
-        <w:t xml:space="preserve">R(kgf) ≒ 1.5 × d²(cm) × P(kgf/㎠)</w:t>
-      </w:r>
-      <w:r>
-        <w:rPr>
-          <w:rFonts w:ascii="맑은 고딕" w:cs="맑은 고딕" w:eastAsia="맑은 고딕" w:hAnsi="맑은 고딕"/>
-          <w:sz w:val="20"/>
-          <w:szCs w:val="20"/>
-        </w:rPr>
-        <w:t xml:space="preserve"> 로 어림한다. 13mm 관창을 5 kgf/㎠로 운용하면 약 13 kgf, 19mm 관창은 약 27 kgf이다.</w:t>
-      </w:r>
-    </w:p>
-    <w:p>
-      <w:pPr>
-        <w:spacing w:after="40" w:before="0"/>
-        <w:ind w:left="280" w:hanging="200"/>
-      </w:pPr>
-      <w:r>
-        <w:rPr>
-          <w:rFonts w:ascii="맑은 고딕" w:cs="맑은 고딕" w:eastAsia="맑은 고딕" w:hAnsi="맑은 고딕"/>
-          <w:sz w:val="20"/>
-          <w:szCs w:val="20"/>
-        </w:rPr>
-        <w:t xml:space="preserve">▪30 kgf를 초과하면 1인 운용을 하지 않는다</w:t>
-      </w:r>
-    </w:p>
-    <w:p>
-      <w:pPr>
-        <w:spacing w:after="40" w:before="0"/>
-        <w:ind w:left="280" w:hanging="200"/>
-      </w:pPr>
-      <w:r>
-        <w:rPr>
-          <w:rFonts w:ascii="맑은 고딕" w:cs="맑은 고딕" w:eastAsia="맑은 고딕" w:hAnsi="맑은 고딕"/>
-          <w:sz w:val="20"/>
-          <w:szCs w:val="20"/>
-        </w:rPr>
-        <w:t xml:space="preserve">▪60 kgf를 초과하면 거치대·고정장치로 운용한다</w:t>
-      </w:r>
-    </w:p>
-    <w:p>
-      <w:pPr>
-        <w:spacing w:after="40" w:before="0"/>
-        <w:ind w:left="280" w:hanging="200"/>
-      </w:pPr>
-      <w:r>
-        <w:rPr>
-          <w:rFonts w:ascii="맑은 고딕" w:cs="맑은 고딕" w:eastAsia="맑은 고딕" w:hAnsi="맑은 고딕"/>
-          <w:sz w:val="20"/>
-          <w:szCs w:val="20"/>
-        </w:rPr>
-        <w:t xml:space="preserve">▪농연·저시야·노면 미끄러움이 중복되면 실제 감당 한계는 위 수치보다 낮아진다. 스프링클러가 작동 중인 창고 바닥은 대부분 이 조건에 해당한다</w:t>
-      </w:r>
-    </w:p>
-    <w:p>
-      <w:pPr>
-        <w:spacing w:after="40" w:before="0"/>
-        <w:ind w:left="280" w:hanging="200"/>
-      </w:pPr>
-      <w:r>
-        <w:rPr>
-          <w:rFonts w:ascii="맑은 고딕" w:cs="맑은 고딕" w:eastAsia="맑은 고딕" w:hAnsi="맑은 고딕"/>
-          <w:sz w:val="20"/>
-          <w:szCs w:val="20"/>
-        </w:rPr>
-        <w:t xml:space="preserve">▪관창 개방은 서서히 실시한다. 급격한 개방 시 순간 반동이 크게 걸린다</w:t>
-      </w:r>
-    </w:p>
-    <w:p>
-      <w:pPr>
-        <w:spacing w:after="40" w:before="0"/>
-        <w:ind w:left="280" w:hanging="200"/>
-      </w:pPr>
-      <w:r>
-        <w:rPr>
-          <w:rFonts w:ascii="맑은 고딕" w:cs="맑은 고딕" w:eastAsia="맑은 고딕" w:hAnsi="맑은 고딕"/>
-          <w:sz w:val="20"/>
-          <w:szCs w:val="20"/>
-        </w:rPr>
-        <w:t xml:space="preserve">▪65mm 관창을 가압할 때는 관창을 절반만 열어 배압을 낮춘 뒤 전개 위치에서 완전히 개방한다</w:t>
+          <w:b/>
+          <w:bCs/>
+          <w:sz w:val="20"/>
+          <w:szCs w:val="20"/>
+        </w:rPr>
+        <w:t xml:space="preserve">구성</w:t>
+      </w:r>
+      <w:r>
+        <w:rPr>
+          <w:rFonts w:ascii="맑은 고딕" w:cs="맑은 고딕" w:eastAsia="맑은 고딕" w:hAnsi="맑은 고딕"/>
+          <w:sz w:val="20"/>
+          <w:szCs w:val="20"/>
+        </w:rPr>
+        <w:t xml:space="preserve"> : 펌프차 → 65mm 단선 → 65mm 관창</w:t>
+      </w:r>
+    </w:p>
+    <w:p>
+      <w:pPr>
+        <w:spacing w:after="120"/>
+        <w:jc w:val="both"/>
+      </w:pPr>
+      <w:r>
+        <w:rPr>
+          <w:rFonts w:ascii="맑은 고딕" w:cs="맑은 고딕" w:eastAsia="맑은 고딕" w:hAnsi="맑은 고딕"/>
+          <w:b/>
+          <w:bCs/>
+          <w:sz w:val="20"/>
+          <w:szCs w:val="20"/>
+        </w:rPr>
+        <w:t xml:space="preserve">적용</w:t>
+      </w:r>
+      <w:r>
+        <w:rPr>
+          <w:rFonts w:ascii="맑은 고딕" w:cs="맑은 고딕" w:eastAsia="맑은 고딕" w:hAnsi="맑은 고딕"/>
+          <w:sz w:val="20"/>
+          <w:szCs w:val="20"/>
+        </w:rPr>
+        <w:t xml:space="preserve"> : 개구부 부근에 화점이 있어 진입 없이 또는 짧은 진입으로 대량 방수가 필요한 경우. 도크도어를 통한 직접 방수</w:t>
+      </w:r>
+    </w:p>
+    <w:p>
+      <w:pPr>
+        <w:spacing w:after="60" w:before="180"/>
+      </w:pPr>
+      <w:r>
+        <w:rPr>
+          <w:rFonts w:ascii="맑은 고딕" w:cs="맑은 고딕" w:eastAsia="맑은 고딕" w:hAnsi="맑은 고딕"/>
+          <w:b/>
+          <w:bCs/>
+          <w:sz w:val="20"/>
+          <w:szCs w:val="20"/>
+        </w:rPr>
+        <w:t xml:space="preserve">방법</w:t>
+      </w:r>
+    </w:p>
+    <w:p>
+      <w:pPr>
+        <w:spacing w:after="40" w:before="0"/>
+        <w:ind w:left="280" w:hanging="200"/>
+      </w:pPr>
+      <w:r>
+        <w:rPr>
+          <w:rFonts w:ascii="맑은 고딕" w:cs="맑은 고딕" w:eastAsia="맑은 고딕" w:hAnsi="맑은 고딕"/>
+          <w:sz w:val="20"/>
+          <w:szCs w:val="20"/>
+        </w:rPr>
+        <w:t xml:space="preserve">▪도크도어 정면에서 통로 축을 따라 방수한다</w:t>
+      </w:r>
+    </w:p>
+    <w:p>
+      <w:pPr>
+        <w:spacing w:after="40" w:before="0"/>
+        <w:ind w:left="280" w:hanging="200"/>
+      </w:pPr>
+      <w:r>
+        <w:rPr>
+          <w:rFonts w:ascii="맑은 고딕" w:cs="맑은 고딕" w:eastAsia="맑은 고딕" w:hAnsi="맑은 고딕"/>
+          <w:sz w:val="20"/>
+          <w:szCs w:val="20"/>
+        </w:rPr>
+        <w:t xml:space="preserve">▪관창은 2인 이상이 운용한다</w:t>
+      </w:r>
+    </w:p>
+    <w:p>
+      <w:pPr>
+        <w:spacing w:after="120"/>
+        <w:jc w:val="both"/>
+      </w:pPr>
+      <w:r>
+        <w:rPr>
+          <w:rFonts w:ascii="맑은 고딕" w:cs="맑은 고딕" w:eastAsia="맑은 고딕" w:hAnsi="맑은 고딕"/>
+          <w:b/>
+          <w:bCs/>
+          <w:sz w:val="20"/>
+          <w:szCs w:val="20"/>
+        </w:rPr>
+        <w:t xml:space="preserve">장점</w:t>
+      </w:r>
+      <w:r>
+        <w:rPr>
+          <w:rFonts w:ascii="맑은 고딕" w:cs="맑은 고딕" w:eastAsia="맑은 고딕" w:hAnsi="맑은 고딕"/>
+          <w:sz w:val="20"/>
+          <w:szCs w:val="20"/>
+        </w:rPr>
+        <w:t xml:space="preserve"> : 단선으로 약 800 L/min을 확보할 수 있고, 거리 증가에 따른 손실 증가가 완만하다</w:t>
+      </w:r>
+    </w:p>
+    <w:p>
+      <w:pPr>
+        <w:spacing w:after="120"/>
+        <w:jc w:val="both"/>
+      </w:pPr>
+      <w:r>
+        <w:rPr>
+          <w:rFonts w:ascii="맑은 고딕" w:cs="맑은 고딕" w:eastAsia="맑은 고딕" w:hAnsi="맑은 고딕"/>
+          <w:b/>
+          <w:bCs/>
+          <w:sz w:val="20"/>
+          <w:szCs w:val="20"/>
+        </w:rPr>
+        <w:t xml:space="preserve">한계</w:t>
+      </w:r>
+      <w:r>
+        <w:rPr>
+          <w:rFonts w:ascii="맑은 고딕" w:cs="맑은 고딕" w:eastAsia="맑은 고딕" w:hAnsi="맑은 고딕"/>
+          <w:sz w:val="20"/>
+          <w:szCs w:val="20"/>
+        </w:rPr>
+        <w:t xml:space="preserve"> : 반동력이 크고 굽힘이 어려워 통로 안쪽 전개에 시간이 걸린다. 화점이 깊으면 적용할 수 없다</w:t>
       </w:r>
     </w:p>
     <w:p>
@@ -8405,7 +5980,7 @@
           <w:sz w:val="22"/>
           <w:szCs w:val="22"/>
         </w:rPr>
-        <w:t xml:space="preserve">□ 전개방식별 한계 전개거리</w:t>
+        <w:t xml:space="preserve">□ 전개전술 ③ 간선-지선 기본형 (65mm 간선 + 40mm 2선)</w:t>
       </w:r>
     </w:p>
     <w:p>
@@ -8419,25 +5994,987 @@
           <w:sz w:val="20"/>
           <w:szCs w:val="20"/>
         </w:rPr>
-        <w:t xml:space="preserve">펌프가 낼 수 있는 압력에는 한계가 있으므로 전개방식마다 물이 제대로 도달하는 거리에 한계가 있다. 아래 값은 </w:t>
-      </w:r>
-      <w:r>
-        <w:rPr>
-          <w:rFonts w:ascii="맑은 고딕" w:cs="맑은 고딕" w:eastAsia="맑은 고딕" w:hAnsi="맑은 고딕"/>
-          <w:b/>
-          <w:bCs/>
-          <w:sz w:val="20"/>
-          <w:szCs w:val="20"/>
-        </w:rPr>
-        <w:t xml:space="preserve">펌프 토출압 10 kgf/㎠, 관창압력 5 kgf/㎠, 고저차 없음</w:t>
-      </w:r>
-      <w:r>
-        <w:rPr>
-          <w:rFonts w:ascii="맑은 고딕" w:cs="맑은 고딕" w:eastAsia="맑은 고딕" w:hAnsi="맑은 고딕"/>
-          <w:sz w:val="20"/>
-          <w:szCs w:val="20"/>
-        </w:rPr>
-        <w:t xml:space="preserve">을 기준으로 산출한 것이다.</w:t>
+        <w:t xml:space="preserve">대형 물류창고의 표준 전개방식이다.</w:t>
+      </w:r>
+    </w:p>
+    <w:p>
+      <w:pPr>
+        <w:spacing w:after="60" w:before="180"/>
+      </w:pPr>
+      <w:r>
+        <w:rPr>
+          <w:rFonts w:ascii="맑은 고딕" w:cs="맑은 고딕" w:eastAsia="맑은 고딕" w:hAnsi="맑은 고딕"/>
+          <w:b/>
+          <w:bCs/>
+          <w:sz w:val="20"/>
+          <w:szCs w:val="20"/>
+        </w:rPr>
+        <w:t xml:space="preserve">구성</w:t>
+      </w:r>
+    </w:p>
+    <w:p>
+      <w:pPr>
+        <w:spacing w:after="20" w:before="0"/>
+        <w:ind w:left="280"/>
+      </w:pPr>
+      <w:r>
+        <w:rPr>
+          <w:rFonts w:ascii="맑은 고딕" w:cs="맑은 고딕" w:eastAsia="맑은 고딕" w:hAnsi="맑은 고딕"/>
+          <w:sz w:val="20"/>
+          <w:szCs w:val="20"/>
+        </w:rPr>
+        <w:t xml:space="preserve">펌프차 ─ 65mm 간선 ─ [분기점] ─ 65×40 Y형 분기금구 ┬ 40mm 지선 ─ 40mm 관창</w:t>
+      </w:r>
+    </w:p>
+    <w:p>
+      <w:pPr>
+        <w:spacing w:after="20" w:before="0"/>
+        <w:ind w:left="280"/>
+      </w:pPr>
+      <w:r>
+        <w:rPr>
+          <w:rFonts w:ascii="맑은 고딕" w:cs="맑은 고딕" w:eastAsia="맑은 고딕" w:hAnsi="맑은 고딕"/>
+          <w:sz w:val="20"/>
+          <w:szCs w:val="20"/>
+        </w:rPr>
+        <w:t xml:space="preserve">                                                    └ 40mm 지선 ─ 40mm 관창</w:t>
+      </w:r>
+    </w:p>
+    <w:p>
+      <w:pPr>
+        <w:spacing w:after="120"/>
+        <w:jc w:val="both"/>
+      </w:pPr>
+      <w:r>
+        <w:rPr>
+          <w:rFonts w:ascii="맑은 고딕" w:cs="맑은 고딕" w:eastAsia="맑은 고딕" w:hAnsi="맑은 고딕"/>
+          <w:b/>
+          <w:bCs/>
+          <w:sz w:val="20"/>
+          <w:szCs w:val="20"/>
+        </w:rPr>
+        <w:t xml:space="preserve">적용</w:t>
+      </w:r>
+      <w:r>
+        <w:rPr>
+          <w:rFonts w:ascii="맑은 고딕" w:cs="맑은 고딕" w:eastAsia="맑은 고딕" w:hAnsi="맑은 고딕"/>
+          <w:sz w:val="20"/>
+          <w:szCs w:val="20"/>
+        </w:rPr>
+        <w:t xml:space="preserve"> : 전개거리 50~200m. 화점이 건물 내부 깊은 곳에 있는 일반적인 경우</w:t>
+      </w:r>
+    </w:p>
+    <w:p>
+      <w:pPr>
+        <w:spacing w:after="60" w:before="180"/>
+      </w:pPr>
+      <w:r>
+        <w:rPr>
+          <w:rFonts w:ascii="맑은 고딕" w:cs="맑은 고딕" w:eastAsia="맑은 고딕" w:hAnsi="맑은 고딕"/>
+          <w:b/>
+          <w:bCs/>
+          <w:sz w:val="20"/>
+          <w:szCs w:val="20"/>
+        </w:rPr>
+        <w:t xml:space="preserve">방법</w:t>
+      </w:r>
+    </w:p>
+    <w:p>
+      <w:pPr>
+        <w:spacing w:after="40"/>
+        <w:ind w:left="280" w:hanging="200"/>
+      </w:pPr>
+      <w:r>
+        <w:rPr>
+          <w:rFonts w:ascii="맑은 고딕" w:cs="맑은 고딕" w:eastAsia="맑은 고딕" w:hAnsi="맑은 고딕"/>
+          <w:sz w:val="20"/>
+          <w:szCs w:val="20"/>
+        </w:rPr>
+        <w:t xml:space="preserve">1. 65mm 간선을 진입구에서 화점 방향으로 30~50m 지점까지 전개한다</w:t>
+      </w:r>
+    </w:p>
+    <w:p>
+      <w:pPr>
+        <w:spacing w:after="40"/>
+        <w:ind w:left="280" w:hanging="200"/>
+      </w:pPr>
+      <w:r>
+        <w:rPr>
+          <w:rFonts w:ascii="맑은 고딕" w:cs="맑은 고딕" w:eastAsia="맑은 고딕" w:hAnsi="맑은 고딕"/>
+          <w:sz w:val="20"/>
+          <w:szCs w:val="20"/>
+        </w:rPr>
+        <w:t xml:space="preserve">2. 그 지점에 분기점을 설치하고 Y형 분기금구(Y커플링)를 연결한다</w:t>
+      </w:r>
+    </w:p>
+    <w:p>
+      <w:pPr>
+        <w:spacing w:after="40"/>
+        <w:ind w:left="280" w:hanging="200"/>
+      </w:pPr>
+      <w:r>
+        <w:rPr>
+          <w:rFonts w:ascii="맑은 고딕" w:cs="맑은 고딕" w:eastAsia="맑은 고딕" w:hAnsi="맑은 고딕"/>
+          <w:sz w:val="20"/>
+          <w:szCs w:val="20"/>
+        </w:rPr>
+        <w:t xml:space="preserve">3. 분기금구 양쪽에 40mm 지선을 각각 30m 이내로 전개한다</w:t>
+      </w:r>
+    </w:p>
+    <w:p>
+      <w:pPr>
+        <w:spacing w:after="40"/>
+        <w:ind w:left="280" w:hanging="200"/>
+      </w:pPr>
+      <w:r>
+        <w:rPr>
+          <w:rFonts w:ascii="맑은 고딕" w:cs="맑은 고딕" w:eastAsia="맑은 고딕" w:hAnsi="맑은 고딕"/>
+          <w:sz w:val="20"/>
+          <w:szCs w:val="20"/>
+        </w:rPr>
+        <w:t xml:space="preserve">4. 두 지선을 서로 다른 통로에 배치한다</w:t>
+      </w:r>
+    </w:p>
+    <w:p>
+      <w:pPr>
+        <w:spacing w:after="60" w:before="180"/>
+      </w:pPr>
+      <w:r>
+        <w:rPr>
+          <w:rFonts w:ascii="맑은 고딕" w:cs="맑은 고딕" w:eastAsia="맑은 고딕" w:hAnsi="맑은 고딕"/>
+          <w:b/>
+          <w:bCs/>
+          <w:sz w:val="20"/>
+          <w:szCs w:val="20"/>
+        </w:rPr>
+        <w:t xml:space="preserve">이점</w:t>
+      </w:r>
+    </w:p>
+    <w:p>
+      <w:pPr>
+        <w:spacing w:after="40" w:before="0"/>
+        <w:ind w:left="280" w:hanging="200"/>
+      </w:pPr>
+      <w:r>
+        <w:rPr>
+          <w:rFonts w:ascii="맑은 고딕" w:cs="맑은 고딕" w:eastAsia="맑은 고딕" w:hAnsi="맑은 고딕"/>
+          <w:sz w:val="20"/>
+          <w:szCs w:val="20"/>
+        </w:rPr>
+        <w:t xml:space="preserve">▪40mm이 부담하는 거리가 30m로 줄어든다. 200m를 40mm 단선으로 보내면 마찰손실만 약 9.5 kgf/㎠이지만, 간선-지선으로 나누면 약 4.9 kgf/㎠로 줄어 펌프 부담이 실용 범위 안에 들어온다</w:t>
+      </w:r>
+    </w:p>
+    <w:p>
+      <w:pPr>
+        <w:spacing w:after="40" w:before="0"/>
+        <w:ind w:left="280" w:hanging="200"/>
+      </w:pPr>
+      <w:r>
+        <w:rPr>
+          <w:rFonts w:ascii="맑은 고딕" w:cs="맑은 고딕" w:eastAsia="맑은 고딕" w:hAnsi="맑은 고딕"/>
+          <w:sz w:val="20"/>
+          <w:szCs w:val="20"/>
+        </w:rPr>
+        <w:t xml:space="preserve">▪관창 2개를 유지하면서도 거리를 확보할 수 있다</w:t>
+      </w:r>
+    </w:p>
+    <w:p>
+      <w:pPr>
+        <w:spacing w:after="40" w:before="0"/>
+        <w:ind w:left="280" w:hanging="200"/>
+      </w:pPr>
+      <w:r>
+        <w:rPr>
+          <w:rFonts w:ascii="맑은 고딕" w:cs="맑은 고딕" w:eastAsia="맑은 고딕" w:hAnsi="맑은 고딕"/>
+          <w:sz w:val="20"/>
+          <w:szCs w:val="20"/>
+        </w:rPr>
+        <w:t xml:space="preserve">▪분기점이 전진기지 역할을 한다. 지선 추가·교체, 인원 기록, 철수 집결이 한 지점에서 이루어진다</w:t>
+      </w:r>
+    </w:p>
+    <w:p>
+      <w:pPr>
+        <w:spacing w:after="120"/>
+        <w:jc w:val="both"/>
+      </w:pPr>
+      <w:r>
+        <w:rPr>
+          <w:rFonts w:ascii="맑은 고딕" w:cs="맑은 고딕" w:eastAsia="맑은 고딕" w:hAnsi="맑은 고딕"/>
+          <w:b/>
+          <w:bCs/>
+          <w:sz w:val="20"/>
+          <w:szCs w:val="20"/>
+        </w:rPr>
+        <w:t xml:space="preserve">한계</w:t>
+      </w:r>
+      <w:r>
+        <w:rPr>
+          <w:rFonts w:ascii="맑은 고딕" w:cs="맑은 고딕" w:eastAsia="맑은 고딕" w:hAnsi="맑은 고딕"/>
+          <w:sz w:val="20"/>
+          <w:szCs w:val="20"/>
+        </w:rPr>
+        <w:t xml:space="preserve"> : 간선 1선에 모든 것이 의존하므로, 간선이 손상되면 두 지선이 동시에 정지한다</w:t>
+      </w:r>
+    </w:p>
+    <w:p>
+      <w:pPr>
+        <w:pStyle w:val="Heading3"/>
+        <w:spacing w:after="100" w:before="260"/>
+      </w:pPr>
+      <w:r>
+        <w:rPr>
+          <w:rFonts w:ascii="맑은 고딕" w:cs="맑은 고딕" w:eastAsia="맑은 고딕" w:hAnsi="맑은 고딕"/>
+          <w:b/>
+          <w:bCs/>
+          <w:sz w:val="22"/>
+          <w:szCs w:val="22"/>
+        </w:rPr>
+        <w:t xml:space="preserve">□ 전개전술 ④ 복합 분기 전개 (65mm 대량방수 + 40mm 2선 동시)</w:t>
+      </w:r>
+    </w:p>
+    <w:p>
+      <w:pPr>
+        <w:spacing w:after="120"/>
+        <w:jc w:val="both"/>
+      </w:pPr>
+      <w:r>
+        <w:rPr>
+          <w:rFonts w:ascii="맑은 고딕" w:cs="맑은 고딕" w:eastAsia="맑은 고딕" w:hAnsi="맑은 고딕"/>
+          <w:sz w:val="20"/>
+          <w:szCs w:val="20"/>
+        </w:rPr>
+        <w:t xml:space="preserve">하나의 간선에서 대량방수와 기동방수를 동시에 얻는 구성이다.</w:t>
+      </w:r>
+    </w:p>
+    <w:p>
+      <w:pPr>
+        <w:spacing w:after="60" w:before="180"/>
+      </w:pPr>
+      <w:r>
+        <w:rPr>
+          <w:rFonts w:ascii="맑은 고딕" w:cs="맑은 고딕" w:eastAsia="맑은 고딕" w:hAnsi="맑은 고딕"/>
+          <w:b/>
+          <w:bCs/>
+          <w:sz w:val="20"/>
+          <w:szCs w:val="20"/>
+        </w:rPr>
+        <w:t xml:space="preserve">구성</w:t>
+      </w:r>
+    </w:p>
+    <w:p>
+      <w:pPr>
+        <w:spacing w:after="20" w:before="0"/>
+        <w:ind w:left="280"/>
+      </w:pPr>
+      <w:r>
+        <w:rPr>
+          <w:rFonts w:ascii="맑은 고딕" w:cs="맑은 고딕" w:eastAsia="맑은 고딕" w:hAnsi="맑은 고딕"/>
+          <w:sz w:val="20"/>
+          <w:szCs w:val="20"/>
+        </w:rPr>
+        <w:t xml:space="preserve">펌프차 ─ 65mm 간선 ─ [분기점] ─ 65×65 Y형 분기금구</w:t>
+      </w:r>
+    </w:p>
+    <w:p>
+      <w:pPr>
+        <w:spacing w:after="20" w:before="0"/>
+        <w:ind w:left="280"/>
+      </w:pPr>
+      <w:r>
+        <w:rPr>
+          <w:rFonts w:ascii="맑은 고딕" w:cs="맑은 고딕" w:eastAsia="맑은 고딕" w:hAnsi="맑은 고딕"/>
+          <w:sz w:val="20"/>
+          <w:szCs w:val="20"/>
+        </w:rPr>
+        <w:t xml:space="preserve">                                    ├─ 65mm 호스 ─ 65mm 관창 (대량방수 / 방수총)</w:t>
+      </w:r>
+    </w:p>
+    <w:p>
+      <w:pPr>
+        <w:spacing w:after="20" w:before="0"/>
+        <w:ind w:left="280"/>
+      </w:pPr>
+      <w:r>
+        <w:rPr>
+          <w:rFonts w:ascii="맑은 고딕" w:cs="맑은 고딕" w:eastAsia="맑은 고딕" w:hAnsi="맑은 고딕"/>
+          <w:sz w:val="20"/>
+          <w:szCs w:val="20"/>
+        </w:rPr>
+        <w:t xml:space="preserve">                                    └─ 65mm 호스 ─ 40×40 Y형 분기금구 ┬ 40mm 관창</w:t>
+      </w:r>
+    </w:p>
+    <w:p>
+      <w:pPr>
+        <w:spacing w:after="20" w:before="0"/>
+        <w:ind w:left="280"/>
+      </w:pPr>
+      <w:r>
+        <w:rPr>
+          <w:rFonts w:ascii="맑은 고딕" w:cs="맑은 고딕" w:eastAsia="맑은 고딕" w:hAnsi="맑은 고딕"/>
+          <w:sz w:val="20"/>
+          <w:szCs w:val="20"/>
+        </w:rPr>
+        <w:t xml:space="preserve">                                                                      └ 40mm 관창</w:t>
+      </w:r>
+    </w:p>
+    <w:p>
+      <w:pPr>
+        <w:spacing w:after="120"/>
+        <w:jc w:val="both"/>
+      </w:pPr>
+      <w:r>
+        <w:rPr>
+          <w:rFonts w:ascii="맑은 고딕" w:cs="맑은 고딕" w:eastAsia="맑은 고딕" w:hAnsi="맑은 고딕"/>
+          <w:b/>
+          <w:bCs/>
+          <w:sz w:val="20"/>
+          <w:szCs w:val="20"/>
+        </w:rPr>
+        <w:t xml:space="preserve">적용</w:t>
+      </w:r>
+      <w:r>
+        <w:rPr>
+          <w:rFonts w:ascii="맑은 고딕" w:cs="맑은 고딕" w:eastAsia="맑은 고딕" w:hAnsi="맑은 고딕"/>
+          <w:sz w:val="20"/>
+          <w:szCs w:val="20"/>
+        </w:rPr>
+        <w:t xml:space="preserve"> : 화점 구역이 넓거나 상부까지 연소가 진행되어, 대량방수와 근접 공격을 동시에 해야 하는 경우</w:t>
+      </w:r>
+    </w:p>
+    <w:p>
+      <w:pPr>
+        <w:spacing w:after="60" w:before="180"/>
+      </w:pPr>
+      <w:r>
+        <w:rPr>
+          <w:rFonts w:ascii="맑은 고딕" w:cs="맑은 고딕" w:eastAsia="맑은 고딕" w:hAnsi="맑은 고딕"/>
+          <w:b/>
+          <w:bCs/>
+          <w:sz w:val="20"/>
+          <w:szCs w:val="20"/>
+        </w:rPr>
+        <w:t xml:space="preserve">방법</w:t>
+      </w:r>
+    </w:p>
+    <w:p>
+      <w:pPr>
+        <w:spacing w:after="40"/>
+        <w:ind w:left="280" w:hanging="200"/>
+      </w:pPr>
+      <w:r>
+        <w:rPr>
+          <w:rFonts w:ascii="맑은 고딕" w:cs="맑은 고딕" w:eastAsia="맑은 고딕" w:hAnsi="맑은 고딕"/>
+          <w:sz w:val="20"/>
+          <w:szCs w:val="20"/>
+        </w:rPr>
+        <w:t xml:space="preserve">1. 65mm 간선을 분기점까지 전개한다</w:t>
+      </w:r>
+    </w:p>
+    <w:p>
+      <w:pPr>
+        <w:spacing w:after="40"/>
+        <w:ind w:left="280" w:hanging="200"/>
+      </w:pPr>
+      <w:r>
+        <w:rPr>
+          <w:rFonts w:ascii="맑은 고딕" w:cs="맑은 고딕" w:eastAsia="맑은 고딕" w:hAnsi="맑은 고딕"/>
+          <w:sz w:val="20"/>
+          <w:szCs w:val="20"/>
+        </w:rPr>
+        <w:t xml:space="preserve">2. 65×65 Y형 분기금구를 연결한다</w:t>
+      </w:r>
+    </w:p>
+    <w:p>
+      <w:pPr>
+        <w:spacing w:after="40"/>
+        <w:ind w:left="280" w:hanging="200"/>
+      </w:pPr>
+      <w:r>
+        <w:rPr>
+          <w:rFonts w:ascii="맑은 고딕" w:cs="맑은 고딕" w:eastAsia="맑은 고딕" w:hAnsi="맑은 고딕"/>
+          <w:sz w:val="20"/>
+          <w:szCs w:val="20"/>
+        </w:rPr>
+        <w:t xml:space="preserve">3. 한쪽은 65mm 호스를 연장하여 65mm 관창 또는 무인방수총을 설치한다. 통로 축을 따라 화점 방향으로 대량방수한다</w:t>
+      </w:r>
+    </w:p>
+    <w:p>
+      <w:pPr>
+        <w:spacing w:after="40"/>
+        <w:ind w:left="280" w:hanging="200"/>
+      </w:pPr>
+      <w:r>
+        <w:rPr>
+          <w:rFonts w:ascii="맑은 고딕" w:cs="맑은 고딕" w:eastAsia="맑은 고딕" w:hAnsi="맑은 고딕"/>
+          <w:sz w:val="20"/>
+          <w:szCs w:val="20"/>
+        </w:rPr>
+        <w:t xml:space="preserve">4. 다른 쪽은 65mm 호스를 연장한 뒤 40×40 Y형 분기금구를 연결하여 40mm 관창 2개를 전개한다</w:t>
+      </w:r>
+    </w:p>
+    <w:p>
+      <w:pPr>
+        <w:spacing w:after="40"/>
+        <w:ind w:left="280" w:hanging="200"/>
+      </w:pPr>
+      <w:r>
+        <w:rPr>
+          <w:rFonts w:ascii="맑은 고딕" w:cs="맑은 고딕" w:eastAsia="맑은 고딕" w:hAnsi="맑은 고딕"/>
+          <w:sz w:val="20"/>
+          <w:szCs w:val="20"/>
+        </w:rPr>
+        <w:t xml:space="preserve">5. 40mm 2선은 랙 사이 통로로 들어가 근접 공격과 대원 엄호를 담당한다</w:t>
+      </w:r>
+    </w:p>
+    <w:p>
+      <w:pPr>
+        <w:spacing w:after="60" w:before="180"/>
+      </w:pPr>
+      <w:r>
+        <w:rPr>
+          <w:rFonts w:ascii="맑은 고딕" w:cs="맑은 고딕" w:eastAsia="맑은 고딕" w:hAnsi="맑은 고딕"/>
+          <w:b/>
+          <w:bCs/>
+          <w:sz w:val="20"/>
+          <w:szCs w:val="20"/>
+        </w:rPr>
+        <w:t xml:space="preserve">이점</w:t>
+      </w:r>
+    </w:p>
+    <w:p>
+      <w:pPr>
+        <w:spacing w:after="40" w:before="0"/>
+        <w:ind w:left="280" w:hanging="200"/>
+      </w:pPr>
+      <w:r>
+        <w:rPr>
+          <w:rFonts w:ascii="맑은 고딕" w:cs="맑은 고딕" w:eastAsia="맑은 고딕" w:hAnsi="맑은 고딕"/>
+          <w:sz w:val="20"/>
+          <w:szCs w:val="20"/>
+        </w:rPr>
+        <w:t xml:space="preserve">▪대형 물류창고의 화재는 하나의 관창으로 감당할 수 없는 규모와, 관창을 밀어 넣어야만 닿는 위치가 동시에 존재한다. 이 구성은 두 요구를 하나의 간선으로 충족한다</w:t>
+      </w:r>
+    </w:p>
+    <w:p>
+      <w:pPr>
+        <w:spacing w:after="40" w:before="0"/>
+        <w:ind w:left="280" w:hanging="200"/>
+      </w:pPr>
+      <w:r>
+        <w:rPr>
+          <w:rFonts w:ascii="맑은 고딕" w:cs="맑은 고딕" w:eastAsia="맑은 고딕" w:hAnsi="맑은 고딕"/>
+          <w:sz w:val="20"/>
+          <w:szCs w:val="20"/>
+        </w:rPr>
+        <w:t xml:space="preserve">▪65mm 관창은 상부 화염과 통로 정면을, 40mm 2선은 랙 하단과 적재물 심부를 담당한다. 지상 관창으로 닿지 않는 높이는 대구경 관창의 압력으로 보완한다</w:t>
+      </w:r>
+    </w:p>
+    <w:p>
+      <w:pPr>
+        <w:spacing w:after="40" w:before="0"/>
+        <w:ind w:left="280" w:hanging="200"/>
+      </w:pPr>
+      <w:r>
+        <w:rPr>
+          <w:rFonts w:ascii="맑은 고딕" w:cs="맑은 고딕" w:eastAsia="맑은 고딕" w:hAnsi="맑은 고딕"/>
+          <w:sz w:val="20"/>
+          <w:szCs w:val="20"/>
+        </w:rPr>
+        <w:t xml:space="preserve">▪대량방수가 필요 없어지면 65mm 쪽을 잠그고 40mm 쪽에 압력을 집중시킬 수 있어, 전개를 바꾸지 않고 방수량을 조절할 수 있다</w:t>
+      </w:r>
+    </w:p>
+    <w:p>
+      <w:pPr>
+        <w:spacing w:after="60" w:before="180"/>
+      </w:pPr>
+      <w:r>
+        <w:rPr>
+          <w:rFonts w:ascii="맑은 고딕" w:cs="맑은 고딕" w:eastAsia="맑은 고딕" w:hAnsi="맑은 고딕"/>
+          <w:b/>
+          <w:bCs/>
+          <w:sz w:val="20"/>
+          <w:szCs w:val="20"/>
+        </w:rPr>
+        <w:t xml:space="preserve">운용 시 주의</w:t>
+      </w:r>
+    </w:p>
+    <w:p>
+      <w:pPr>
+        <w:spacing w:after="40" w:before="0"/>
+        <w:ind w:left="280" w:hanging="200"/>
+      </w:pPr>
+      <w:r>
+        <w:rPr>
+          <w:rFonts w:ascii="맑은 고딕" w:cs="맑은 고딕" w:eastAsia="맑은 고딕" w:hAnsi="맑은 고딕"/>
+          <w:sz w:val="20"/>
+          <w:szCs w:val="20"/>
+        </w:rPr>
+        <w:t xml:space="preserve">▪세 관창을 동시에 최대로 열지 않는다. 간선 1선의 공급량을 초과하면 세 관창이 모두 약해진다. 통상 65mm 관창 개방 시 40mm 1선을 잠근다</w:t>
+      </w:r>
+    </w:p>
+    <w:p>
+      <w:pPr>
+        <w:spacing w:after="40" w:before="0"/>
+        <w:ind w:left="280" w:hanging="200"/>
+      </w:pPr>
+      <w:r>
+        <w:rPr>
+          <w:rFonts w:ascii="맑은 고딕" w:cs="맑은 고딕" w:eastAsia="맑은 고딕" w:hAnsi="맑은 고딕"/>
+          <w:sz w:val="20"/>
+          <w:szCs w:val="20"/>
+        </w:rPr>
+        <w:t xml:space="preserve">▪분기금구의 개방·폐쇄는 분기점 담당이 일괄 조작한다. 관창수가 임의로 조작하면 다른 관창의 압력이 급변한다</w:t>
+      </w:r>
+    </w:p>
+    <w:p>
+      <w:pPr>
+        <w:spacing w:after="40" w:before="0"/>
+        <w:ind w:left="280" w:hanging="200"/>
+      </w:pPr>
+      <w:r>
+        <w:rPr>
+          <w:rFonts w:ascii="맑은 고딕" w:cs="맑은 고딕" w:eastAsia="맑은 고딕" w:hAnsi="맑은 고딕"/>
+          <w:sz w:val="20"/>
+          <w:szCs w:val="20"/>
+        </w:rPr>
+        <w:t xml:space="preserve">▪간선을 2선으로 병행 전개하면 같은 거리에서 마찰손실이 4분의 1로 줄어든다. 소방력에 여유가 있으면 간선 2선을 우선 검토한다</w:t>
+      </w:r>
+    </w:p>
+    <w:p>
+      <w:pPr>
+        <w:pStyle w:val="Heading3"/>
+        <w:spacing w:after="100" w:before="260"/>
+      </w:pPr>
+      <w:r>
+        <w:rPr>
+          <w:rFonts w:ascii="맑은 고딕" w:cs="맑은 고딕" w:eastAsia="맑은 고딕" w:hAnsi="맑은 고딕"/>
+          <w:b/>
+          <w:bCs/>
+          <w:sz w:val="22"/>
+          <w:szCs w:val="22"/>
+        </w:rPr>
+        <w:t xml:space="preserve">□ 전개전술 ⑤ 분기점 전진 전개</w:t>
+      </w:r>
+    </w:p>
+    <w:p>
+      <w:pPr>
+        <w:spacing w:after="120"/>
+        <w:jc w:val="both"/>
+      </w:pPr>
+      <w:r>
+        <w:rPr>
+          <w:rFonts w:ascii="맑은 고딕" w:cs="맑은 고딕" w:eastAsia="맑은 고딕" w:hAnsi="맑은 고딕"/>
+          <w:b/>
+          <w:bCs/>
+          <w:sz w:val="20"/>
+          <w:szCs w:val="20"/>
+        </w:rPr>
+        <w:t xml:space="preserve">구성</w:t>
+      </w:r>
+      <w:r>
+        <w:rPr>
+          <w:rFonts w:ascii="맑은 고딕" w:cs="맑은 고딕" w:eastAsia="맑은 고딕" w:hAnsi="맑은 고딕"/>
+          <w:sz w:val="20"/>
+          <w:szCs w:val="20"/>
+        </w:rPr>
+        <w:t xml:space="preserve"> : 전개전술 ③ 또는 ④의 분기점을 화재 진행에 따라 앞으로 이동시키는 방식</w:t>
+      </w:r>
+    </w:p>
+    <w:p>
+      <w:pPr>
+        <w:spacing w:after="120"/>
+        <w:jc w:val="both"/>
+      </w:pPr>
+      <w:r>
+        <w:rPr>
+          <w:rFonts w:ascii="맑은 고딕" w:cs="맑은 고딕" w:eastAsia="맑은 고딕" w:hAnsi="맑은 고딕"/>
+          <w:b/>
+          <w:bCs/>
+          <w:sz w:val="20"/>
+          <w:szCs w:val="20"/>
+        </w:rPr>
+        <w:t xml:space="preserve">적용</w:t>
+      </w:r>
+      <w:r>
+        <w:rPr>
+          <w:rFonts w:ascii="맑은 고딕" w:cs="맑은 고딕" w:eastAsia="맑은 고딕" w:hAnsi="맑은 고딕"/>
+          <w:sz w:val="20"/>
+          <w:szCs w:val="20"/>
+        </w:rPr>
+        <w:t xml:space="preserve"> : 지선이 50m를 넘어가거나, 화점이 더 깊은 곳으로 이동한 경우</w:t>
+      </w:r>
+    </w:p>
+    <w:p>
+      <w:pPr>
+        <w:spacing w:after="60" w:before="180"/>
+      </w:pPr>
+      <w:r>
+        <w:rPr>
+          <w:rFonts w:ascii="맑은 고딕" w:cs="맑은 고딕" w:eastAsia="맑은 고딕" w:hAnsi="맑은 고딕"/>
+          <w:b/>
+          <w:bCs/>
+          <w:sz w:val="20"/>
+          <w:szCs w:val="20"/>
+        </w:rPr>
+        <w:t xml:space="preserve">방법</w:t>
+      </w:r>
+    </w:p>
+    <w:p>
+      <w:pPr>
+        <w:spacing w:after="40"/>
+        <w:ind w:left="280" w:hanging="200"/>
+      </w:pPr>
+      <w:r>
+        <w:rPr>
+          <w:rFonts w:ascii="맑은 고딕" w:cs="맑은 고딕" w:eastAsia="맑은 고딕" w:hAnsi="맑은 고딕"/>
+          <w:sz w:val="20"/>
+          <w:szCs w:val="20"/>
+        </w:rPr>
+        <w:t xml:space="preserve">1. 새 분기점 위치를 먼저 선정한다</w:t>
+      </w:r>
+    </w:p>
+    <w:p>
+      <w:pPr>
+        <w:spacing w:after="40"/>
+        <w:ind w:left="280" w:hanging="200"/>
+      </w:pPr>
+      <w:r>
+        <w:rPr>
+          <w:rFonts w:ascii="맑은 고딕" w:cs="맑은 고딕" w:eastAsia="맑은 고딕" w:hAnsi="맑은 고딕"/>
+          <w:sz w:val="20"/>
+          <w:szCs w:val="20"/>
+        </w:rPr>
+        <w:t xml:space="preserve">2. 여유 간선(65mm 2본 이상)을 미리 그 지점까지 전개한다</w:t>
+      </w:r>
+    </w:p>
+    <w:p>
+      <w:pPr>
+        <w:spacing w:after="40"/>
+        <w:ind w:left="280" w:hanging="200"/>
+      </w:pPr>
+      <w:r>
+        <w:rPr>
+          <w:rFonts w:ascii="맑은 고딕" w:cs="맑은 고딕" w:eastAsia="맑은 고딕" w:hAnsi="맑은 고딕"/>
+          <w:sz w:val="20"/>
+          <w:szCs w:val="20"/>
+        </w:rPr>
+        <w:t xml:space="preserve">3. 지선 1선을 잠그고 새 분기점으로 옮긴다</w:t>
+      </w:r>
+    </w:p>
+    <w:p>
+      <w:pPr>
+        <w:spacing w:after="40"/>
+        <w:ind w:left="280" w:hanging="200"/>
+      </w:pPr>
+      <w:r>
+        <w:rPr>
+          <w:rFonts w:ascii="맑은 고딕" w:cs="맑은 고딕" w:eastAsia="맑은 고딕" w:hAnsi="맑은 고딕"/>
+          <w:sz w:val="20"/>
+          <w:szCs w:val="20"/>
+        </w:rPr>
+        <w:t xml:space="preserve">4. 옮긴 지선을 개방하여 방수를 확인한 후, 나머지 지선을 옮긴다</w:t>
+      </w:r>
+    </w:p>
+    <w:p>
+      <w:pPr>
+        <w:spacing w:after="40"/>
+        <w:ind w:left="280" w:hanging="200"/>
+      </w:pPr>
+      <w:r>
+        <w:rPr>
+          <w:rFonts w:ascii="맑은 고딕" w:cs="맑은 고딕" w:eastAsia="맑은 고딕" w:hAnsi="맑은 고딕"/>
+          <w:sz w:val="20"/>
+          <w:szCs w:val="20"/>
+        </w:rPr>
+        <w:t xml:space="preserve">5. 구 분기점 장비를 회수한다</w:t>
+      </w:r>
+    </w:p>
+    <w:p>
+      <w:pPr>
+        <w:spacing w:after="120"/>
+        <w:jc w:val="both"/>
+      </w:pPr>
+      <w:r>
+        <w:rPr>
+          <w:rFonts w:ascii="맑은 고딕" w:cs="맑은 고딕" w:eastAsia="맑은 고딕" w:hAnsi="맑은 고딕"/>
+          <w:b/>
+          <w:bCs/>
+          <w:sz w:val="20"/>
+          <w:szCs w:val="20"/>
+        </w:rPr>
+        <w:t xml:space="preserve">원칙</w:t>
+      </w:r>
+      <w:r>
+        <w:rPr>
+          <w:rFonts w:ascii="맑은 고딕" w:cs="맑은 고딕" w:eastAsia="맑은 고딕" w:hAnsi="맑은 고딕"/>
+          <w:sz w:val="20"/>
+          <w:szCs w:val="20"/>
+        </w:rPr>
+        <w:t xml:space="preserve"> : 지선을 동시에 옮기지 않는다. 동시에 옮기면 그 시간 동안 해당 구역의 방수가 완전히 중단되고, 그 사이 화재가 회복한다</w:t>
+      </w:r>
+    </w:p>
+    <w:p>
+      <w:pPr>
+        <w:pStyle w:val="Heading3"/>
+        <w:spacing w:after="100" w:before="260"/>
+      </w:pPr>
+      <w:r>
+        <w:rPr>
+          <w:rFonts w:ascii="맑은 고딕" w:cs="맑은 고딕" w:eastAsia="맑은 고딕" w:hAnsi="맑은 고딕"/>
+          <w:b/>
+          <w:bCs/>
+          <w:sz w:val="22"/>
+          <w:szCs w:val="22"/>
+        </w:rPr>
+        <w:t xml:space="preserve">□ 전개전술 ⑥ 연결송수관 연계 전개</w:t>
+      </w:r>
+    </w:p>
+    <w:p>
+      <w:pPr>
+        <w:spacing w:after="120"/>
+        <w:jc w:val="both"/>
+      </w:pPr>
+      <w:r>
+        <w:rPr>
+          <w:rFonts w:ascii="맑은 고딕" w:cs="맑은 고딕" w:eastAsia="맑은 고딕" w:hAnsi="맑은 고딕"/>
+          <w:b/>
+          <w:bCs/>
+          <w:sz w:val="20"/>
+          <w:szCs w:val="20"/>
+        </w:rPr>
+        <w:t xml:space="preserve">구성</w:t>
+      </w:r>
+      <w:r>
+        <w:rPr>
+          <w:rFonts w:ascii="맑은 고딕" w:cs="맑은 고딕" w:eastAsia="맑은 고딕" w:hAnsi="맑은 고딕"/>
+          <w:sz w:val="20"/>
+          <w:szCs w:val="20"/>
+        </w:rPr>
+        <w:t xml:space="preserve"> : 연결송수관 송수구 가압 → 건물 내 방수구에서 호스 전개</w:t>
+      </w:r>
+    </w:p>
+    <w:p>
+      <w:pPr>
+        <w:spacing w:after="120"/>
+        <w:jc w:val="both"/>
+      </w:pPr>
+      <w:r>
+        <w:rPr>
+          <w:rFonts w:ascii="맑은 고딕" w:cs="맑은 고딕" w:eastAsia="맑은 고딕" w:hAnsi="맑은 고딕"/>
+          <w:b/>
+          <w:bCs/>
+          <w:sz w:val="20"/>
+          <w:szCs w:val="20"/>
+        </w:rPr>
+        <w:t xml:space="preserve">적용</w:t>
+      </w:r>
+      <w:r>
+        <w:rPr>
+          <w:rFonts w:ascii="맑은 고딕" w:cs="맑은 고딕" w:eastAsia="맑은 고딕" w:hAnsi="맑은 고딕"/>
+          <w:sz w:val="20"/>
+          <w:szCs w:val="20"/>
+        </w:rPr>
+        <w:t xml:space="preserve"> : 연결송수관이 설치된 창고. 진입구에서 화점까지의 거리가 긴 경우</w:t>
+      </w:r>
+    </w:p>
+    <w:p>
+      <w:pPr>
+        <w:spacing w:after="60" w:before="180"/>
+      </w:pPr>
+      <w:r>
+        <w:rPr>
+          <w:rFonts w:ascii="맑은 고딕" w:cs="맑은 고딕" w:eastAsia="맑은 고딕" w:hAnsi="맑은 고딕"/>
+          <w:b/>
+          <w:bCs/>
+          <w:sz w:val="20"/>
+          <w:szCs w:val="20"/>
+        </w:rPr>
+        <w:t xml:space="preserve">방법</w:t>
+      </w:r>
+    </w:p>
+    <w:p>
+      <w:pPr>
+        <w:spacing w:after="40"/>
+        <w:ind w:left="280" w:hanging="200"/>
+      </w:pPr>
+      <w:r>
+        <w:rPr>
+          <w:rFonts w:ascii="맑은 고딕" w:cs="맑은 고딕" w:eastAsia="맑은 고딕" w:hAnsi="맑은 고딕"/>
+          <w:sz w:val="20"/>
+          <w:szCs w:val="20"/>
+        </w:rPr>
+        <w:t xml:space="preserve">1. 송수구에 급수한다. 송수 급수는 공격 급수와 분리된 수원에서 공급한다</w:t>
+      </w:r>
+    </w:p>
+    <w:p>
+      <w:pPr>
+        <w:spacing w:after="40"/>
+        <w:ind w:left="280" w:hanging="200"/>
+      </w:pPr>
+      <w:r>
+        <w:rPr>
+          <w:rFonts w:ascii="맑은 고딕" w:cs="맑은 고딕" w:eastAsia="맑은 고딕" w:hAnsi="맑은 고딕"/>
+          <w:sz w:val="20"/>
+          <w:szCs w:val="20"/>
+        </w:rPr>
+        <w:t xml:space="preserve">2. 화점에 가장 가까운 방수구를 선정한다</w:t>
+      </w:r>
+    </w:p>
+    <w:p>
+      <w:pPr>
+        <w:spacing w:after="40"/>
+        <w:ind w:left="280" w:hanging="200"/>
+      </w:pPr>
+      <w:r>
+        <w:rPr>
+          <w:rFonts w:ascii="맑은 고딕" w:cs="맑은 고딕" w:eastAsia="맑은 고딕" w:hAnsi="맑은 고딕"/>
+          <w:sz w:val="20"/>
+          <w:szCs w:val="20"/>
+        </w:rPr>
+        <w:t xml:space="preserve">3. 방수구에서 40mm 또는 65mm 호스를 전개한다</w:t>
+      </w:r>
+    </w:p>
+    <w:p>
+      <w:pPr>
+        <w:spacing w:after="40"/>
+        <w:ind w:left="280" w:hanging="200"/>
+      </w:pPr>
+      <w:r>
+        <w:rPr>
+          <w:rFonts w:ascii="맑은 고딕" w:cs="맑은 고딕" w:eastAsia="맑은 고딕" w:hAnsi="맑은 고딕"/>
+          <w:sz w:val="20"/>
+          <w:szCs w:val="20"/>
+        </w:rPr>
+        <w:t xml:space="preserve">4. 전개 전에 방수구를 짧게 열어 이물질과 공기를 배출한다</w:t>
+      </w:r>
+    </w:p>
+    <w:p>
+      <w:pPr>
+        <w:spacing w:after="120"/>
+        <w:jc w:val="both"/>
+      </w:pPr>
+      <w:r>
+        <w:rPr>
+          <w:rFonts w:ascii="맑은 고딕" w:cs="맑은 고딕" w:eastAsia="맑은 고딕" w:hAnsi="맑은 고딕"/>
+          <w:b/>
+          <w:bCs/>
+          <w:sz w:val="20"/>
+          <w:szCs w:val="20"/>
+        </w:rPr>
+        <w:t xml:space="preserve">이점</w:t>
+      </w:r>
+      <w:r>
+        <w:rPr>
+          <w:rFonts w:ascii="맑은 고딕" w:cs="맑은 고딕" w:eastAsia="맑은 고딕" w:hAnsi="맑은 고딕"/>
+          <w:sz w:val="20"/>
+          <w:szCs w:val="20"/>
+        </w:rPr>
+        <w:t xml:space="preserve"> : 펌프차부터 이어지는 전개거리를 크게 단축하여 마찰손실 문제를 사실상 해소한다</w:t>
+      </w:r>
+    </w:p>
+    <w:p>
+      <w:pPr>
+        <w:spacing w:after="60" w:before="180"/>
+      </w:pPr>
+      <w:r>
+        <w:rPr>
+          <w:rFonts w:ascii="맑은 고딕" w:cs="맑은 고딕" w:eastAsia="맑은 고딕" w:hAnsi="맑은 고딕"/>
+          <w:b/>
+          <w:bCs/>
+          <w:sz w:val="20"/>
+          <w:szCs w:val="20"/>
+        </w:rPr>
+        <w:t xml:space="preserve">주의</w:t>
+      </w:r>
+    </w:p>
+    <w:p>
+      <w:pPr>
+        <w:spacing w:after="40" w:before="0"/>
+        <w:ind w:left="280" w:hanging="200"/>
+      </w:pPr>
+      <w:r>
+        <w:rPr>
+          <w:rFonts w:ascii="맑은 고딕" w:cs="맑은 고딕" w:eastAsia="맑은 고딕" w:hAnsi="맑은 고딕"/>
+          <w:sz w:val="20"/>
+          <w:szCs w:val="20"/>
+        </w:rPr>
+        <w:t xml:space="preserve">▪연결송수관설비는 층수 5층 이상으로서 연면적 6,000㎡ 이상인 건축물 등에 설치된다. </w:t>
+      </w:r>
+      <w:r>
+        <w:rPr>
+          <w:rFonts w:ascii="맑은 고딕" w:cs="맑은 고딕" w:eastAsia="맑은 고딕" w:hAnsi="맑은 고딕"/>
+          <w:b/>
+          <w:bCs/>
+          <w:sz w:val="20"/>
+          <w:szCs w:val="20"/>
+        </w:rPr>
+        <w:t xml:space="preserve">단층·저층 대형 창고에는 설치되어 있지 않은 경우가 많으므로</w:t>
+      </w:r>
+      <w:r>
+        <w:rPr>
+          <w:rFonts w:ascii="맑은 고딕" w:cs="맑은 고딕" w:eastAsia="맑은 고딕" w:hAnsi="맑은 고딕"/>
+          <w:sz w:val="20"/>
+          <w:szCs w:val="20"/>
+        </w:rPr>
+        <w:t xml:space="preserve"> 사전대응계획에서 설치 여부와 방수구 위치를 미리 확인한다</w:t>
+      </w:r>
+    </w:p>
+    <w:p>
+      <w:pPr>
+        <w:spacing w:after="40" w:before="0"/>
+        <w:ind w:left="280" w:hanging="200"/>
+      </w:pPr>
+      <w:r>
+        <w:rPr>
+          <w:rFonts w:ascii="맑은 고딕" w:cs="맑은 고딕" w:eastAsia="맑은 고딕" w:hAnsi="맑은 고딕"/>
+          <w:sz w:val="20"/>
+          <w:szCs w:val="20"/>
+        </w:rPr>
+        <w:t xml:space="preserve">▪건물에 비치된 호스와 관창을 사용하지 않는다. 소방대가 가져간 호스를 사용한다. 진입 시 따라 들어온 호스를 되짚어야 밖으로 나올 수 있기 때문이다</w:t>
+      </w:r>
+    </w:p>
+    <w:p>
+      <w:pPr>
+        <w:spacing w:after="40" w:before="0"/>
+        <w:ind w:left="280" w:hanging="200"/>
+      </w:pPr>
+      <w:r>
+        <w:rPr>
+          <w:rFonts w:ascii="맑은 고딕" w:cs="맑은 고딕" w:eastAsia="맑은 고딕" w:hAnsi="맑은 고딕"/>
+          <w:sz w:val="20"/>
+          <w:szCs w:val="20"/>
+        </w:rPr>
+        <w:t xml:space="preserve">▪방수구의 설계 방수압력은 0.35 MPa 이상이지만 실제로는 이보다 낮게 나오는 경우가 많다. 낮은 압력에서도 유량이 확보되는 관창(봉상·고정유량)을 사용한다</w:t>
+      </w:r>
+    </w:p>
+    <w:p>
+      <w:pPr>
+        <w:spacing w:after="40" w:before="0"/>
+        <w:ind w:left="280" w:hanging="200"/>
+      </w:pPr>
+      <w:r>
+        <w:rPr>
+          <w:rFonts w:ascii="맑은 고딕" w:cs="맑은 고딕" w:eastAsia="맑은 고딕" w:hAnsi="맑은 고딕"/>
+          <w:sz w:val="20"/>
+          <w:szCs w:val="20"/>
+        </w:rPr>
+        <w:t xml:space="preserve">▪감압장치가 설치된 방수구는 압력이 제한되어 있을 수 있다</w:t>
+      </w:r>
+    </w:p>
+    <w:p>
+      <w:pPr>
+        <w:pStyle w:val="Heading3"/>
+        <w:spacing w:after="100" w:before="260"/>
+      </w:pPr>
+      <w:r>
+        <w:rPr>
+          <w:rFonts w:ascii="맑은 고딕" w:cs="맑은 고딕" w:eastAsia="맑은 고딕" w:hAnsi="맑은 고딕"/>
+          <w:b/>
+          <w:bCs/>
+          <w:sz w:val="22"/>
+          <w:szCs w:val="22"/>
+        </w:rPr>
+        <w:t xml:space="preserve">□ 전개전술 선택표</w:t>
       </w:r>
     </w:p>
     <w:tbl>
@@ -8484,7 +7021,7 @@
                 <w:sz w:val="18"/>
                 <w:szCs w:val="18"/>
               </w:rPr>
-              <w:t xml:space="preserve">전개방식</w:t>
+              <w:t xml:space="preserve">상황</w:t>
             </w:r>
           </w:p>
         </w:tc>
@@ -8512,7 +7049,7 @@
                 <w:sz w:val="18"/>
                 <w:szCs w:val="18"/>
               </w:rPr>
-              <w:t xml:space="preserve">한계 전개거리</w:t>
+              <w:t xml:space="preserve">전개전술</w:t>
             </w:r>
           </w:p>
         </w:tc>
@@ -8542,7 +7079,7 @@
                 <w:sz w:val="18"/>
                 <w:szCs w:val="18"/>
               </w:rPr>
-              <w:t xml:space="preserve">40mm 단선</w:t>
+              <w:t xml:space="preserve">화점 50m 이내, 연소범위 한정</w:t>
             </w:r>
           </w:p>
         </w:tc>
@@ -8567,7 +7104,7 @@
                 <w:sz w:val="18"/>
                 <w:szCs w:val="18"/>
               </w:rPr>
-              <w:t xml:space="preserve">약 100m</w:t>
+              <w:t xml:space="preserve">① 40mm 2선</w:t>
             </w:r>
           </w:p>
         </w:tc>
@@ -8597,7 +7134,7 @@
                 <w:sz w:val="18"/>
                 <w:szCs w:val="18"/>
               </w:rPr>
-              <w:t xml:space="preserve">간선-지선 (65mm 간선 + 40mm 지선 30m)</w:t>
+              <w:t xml:space="preserve">도크도어 정면에 화점, 진입 전 초기 제압</w:t>
             </w:r>
           </w:p>
         </w:tc>
@@ -8622,7 +7159,7 @@
                 <w:sz w:val="18"/>
                 <w:szCs w:val="18"/>
               </w:rPr>
-              <w:t xml:space="preserve">약 200m</w:t>
+              <w:t xml:space="preserve">② 65mm 단선</w:t>
             </w:r>
           </w:p>
         </w:tc>
@@ -8652,13 +7189,2532 @@
                 <w:sz w:val="18"/>
                 <w:szCs w:val="18"/>
               </w:rPr>
+              <w:t xml:space="preserve">화점 50~200m, 일반적인 내부 화재</w:t>
+            </w:r>
+          </w:p>
+        </w:tc>
+        <w:tc>
+          <w:tcPr>
+            <w:tcW w:type="dxa" w:w="4500"/>
+            <w:tcMar>
+              <w:top w:type="dxa" w:w="60"/>
+              <w:left w:type="dxa" w:w="100"/>
+              <w:bottom w:type="dxa" w:w="60"/>
+              <w:right w:type="dxa" w:w="100"/>
+            </w:tcMar>
+          </w:tcPr>
+          <w:p>
+            <w:pPr>
+              <w:spacing w:after="0" w:before="0"/>
+              <w:jc w:val="left"/>
+            </w:pPr>
+            <w:r>
+              <w:rPr>
+                <w:rFonts w:ascii="맑은 고딕" w:cs="맑은 고딕" w:eastAsia="맑은 고딕" w:hAnsi="맑은 고딕"/>
+                <w:sz w:val="18"/>
+                <w:szCs w:val="18"/>
+              </w:rPr>
+              <w:t xml:space="preserve">③ 간선-지선 기본형</w:t>
+            </w:r>
+          </w:p>
+        </w:tc>
+      </w:tr>
+      <w:tr>
+        <w:trPr>
+          <w:tblHeader w:val="false"/>
+        </w:trPr>
+        <w:tc>
+          <w:tcPr>
+            <w:tcW w:type="dxa" w:w="4500"/>
+            <w:tcMar>
+              <w:top w:type="dxa" w:w="60"/>
+              <w:left w:type="dxa" w:w="100"/>
+              <w:bottom w:type="dxa" w:w="60"/>
+              <w:right w:type="dxa" w:w="100"/>
+            </w:tcMar>
+          </w:tcPr>
+          <w:p>
+            <w:pPr>
+              <w:spacing w:after="0" w:before="0"/>
+              <w:jc w:val="left"/>
+            </w:pPr>
+            <w:r>
+              <w:rPr>
+                <w:rFonts w:ascii="맑은 고딕" w:cs="맑은 고딕" w:eastAsia="맑은 고딕" w:hAnsi="맑은 고딕"/>
+                <w:sz w:val="18"/>
+                <w:szCs w:val="18"/>
+              </w:rPr>
+              <w:t xml:space="preserve">연소범위가 넓고 상부까지 확대</w:t>
+            </w:r>
+          </w:p>
+        </w:tc>
+        <w:tc>
+          <w:tcPr>
+            <w:tcW w:type="dxa" w:w="4500"/>
+            <w:tcMar>
+              <w:top w:type="dxa" w:w="60"/>
+              <w:left w:type="dxa" w:w="100"/>
+              <w:bottom w:type="dxa" w:w="60"/>
+              <w:right w:type="dxa" w:w="100"/>
+            </w:tcMar>
+          </w:tcPr>
+          <w:p>
+            <w:pPr>
+              <w:spacing w:after="0" w:before="0"/>
+              <w:jc w:val="left"/>
+            </w:pPr>
+            <w:r>
+              <w:rPr>
+                <w:rFonts w:ascii="맑은 고딕" w:cs="맑은 고딕" w:eastAsia="맑은 고딕" w:hAnsi="맑은 고딕"/>
+                <w:sz w:val="18"/>
+                <w:szCs w:val="18"/>
+              </w:rPr>
+              <w:t xml:space="preserve">④ 복합 분기 전개</w:t>
+            </w:r>
+          </w:p>
+        </w:tc>
+      </w:tr>
+      <w:tr>
+        <w:trPr>
+          <w:tblHeader w:val="false"/>
+        </w:trPr>
+        <w:tc>
+          <w:tcPr>
+            <w:tcW w:type="dxa" w:w="4500"/>
+            <w:tcMar>
+              <w:top w:type="dxa" w:w="60"/>
+              <w:left w:type="dxa" w:w="100"/>
+              <w:bottom w:type="dxa" w:w="60"/>
+              <w:right w:type="dxa" w:w="100"/>
+            </w:tcMar>
+          </w:tcPr>
+          <w:p>
+            <w:pPr>
+              <w:spacing w:after="0" w:before="0"/>
+              <w:jc w:val="left"/>
+            </w:pPr>
+            <w:r>
+              <w:rPr>
+                <w:rFonts w:ascii="맑은 고딕" w:cs="맑은 고딕" w:eastAsia="맑은 고딕" w:hAnsi="맑은 고딕"/>
+                <w:sz w:val="18"/>
+                <w:szCs w:val="18"/>
+              </w:rPr>
+              <w:t xml:space="preserve">화점이 더 깊어짐</w:t>
+            </w:r>
+          </w:p>
+        </w:tc>
+        <w:tc>
+          <w:tcPr>
+            <w:tcW w:type="dxa" w:w="4500"/>
+            <w:tcMar>
+              <w:top w:type="dxa" w:w="60"/>
+              <w:left w:type="dxa" w:w="100"/>
+              <w:bottom w:type="dxa" w:w="60"/>
+              <w:right w:type="dxa" w:w="100"/>
+            </w:tcMar>
+          </w:tcPr>
+          <w:p>
+            <w:pPr>
+              <w:spacing w:after="0" w:before="0"/>
+              <w:jc w:val="left"/>
+            </w:pPr>
+            <w:r>
+              <w:rPr>
+                <w:rFonts w:ascii="맑은 고딕" w:cs="맑은 고딕" w:eastAsia="맑은 고딕" w:hAnsi="맑은 고딕"/>
+                <w:sz w:val="18"/>
+                <w:szCs w:val="18"/>
+              </w:rPr>
+              <w:t xml:space="preserve">⑤ 분기점 전진</w:t>
+            </w:r>
+          </w:p>
+        </w:tc>
+      </w:tr>
+      <w:tr>
+        <w:trPr>
+          <w:tblHeader w:val="false"/>
+        </w:trPr>
+        <w:tc>
+          <w:tcPr>
+            <w:tcW w:type="dxa" w:w="4500"/>
+            <w:tcMar>
+              <w:top w:type="dxa" w:w="60"/>
+              <w:left w:type="dxa" w:w="100"/>
+              <w:bottom w:type="dxa" w:w="60"/>
+              <w:right w:type="dxa" w:w="100"/>
+            </w:tcMar>
+          </w:tcPr>
+          <w:p>
+            <w:pPr>
+              <w:spacing w:after="0" w:before="0"/>
+              <w:jc w:val="left"/>
+            </w:pPr>
+            <w:r>
+              <w:rPr>
+                <w:rFonts w:ascii="맑은 고딕" w:cs="맑은 고딕" w:eastAsia="맑은 고딕" w:hAnsi="맑은 고딕"/>
+                <w:sz w:val="18"/>
+                <w:szCs w:val="18"/>
+              </w:rPr>
+              <w:t xml:space="preserve">스프링클러 작동 중 / 연결송수관 설치</w:t>
+            </w:r>
+          </w:p>
+        </w:tc>
+        <w:tc>
+          <w:tcPr>
+            <w:tcW w:type="dxa" w:w="4500"/>
+            <w:tcMar>
+              <w:top w:type="dxa" w:w="60"/>
+              <w:left w:type="dxa" w:w="100"/>
+              <w:bottom w:type="dxa" w:w="60"/>
+              <w:right w:type="dxa" w:w="100"/>
+            </w:tcMar>
+          </w:tcPr>
+          <w:p>
+            <w:pPr>
+              <w:spacing w:after="0" w:before="0"/>
+              <w:jc w:val="left"/>
+            </w:pPr>
+            <w:r>
+              <w:rPr>
+                <w:rFonts w:ascii="맑은 고딕" w:cs="맑은 고딕" w:eastAsia="맑은 고딕" w:hAnsi="맑은 고딕"/>
+                <w:sz w:val="18"/>
+                <w:szCs w:val="18"/>
+              </w:rPr>
+              <w:t xml:space="preserve">⑥ 자체 시설 연계 (①~⑤와 병행)</w:t>
+            </w:r>
+          </w:p>
+        </w:tc>
+      </w:tr>
+    </w:tbl>
+    <w:p>
+      <w:pPr>
+        <w:spacing w:after="120"/>
+        <w:jc w:val="both"/>
+      </w:pPr>
+      <w:r>
+        <w:rPr>
+          <w:rFonts w:ascii="맑은 고딕" w:cs="맑은 고딕" w:eastAsia="맑은 고딕" w:hAnsi="맑은 고딕"/>
+          <w:sz w:val="20"/>
+          <w:szCs w:val="20"/>
+        </w:rPr>
+        <w:t xml:space="preserve"> </w:t>
+      </w:r>
+    </w:p>
+    <w:p>
+      <w:pPr>
+        <w:pStyle w:val="Heading3"/>
+        <w:spacing w:after="100" w:before="260"/>
+      </w:pPr>
+      <w:r>
+        <w:rPr>
+          <w:rFonts w:ascii="맑은 고딕" w:cs="맑은 고딕" w:eastAsia="맑은 고딕" w:hAnsi="맑은 고딕"/>
+          <w:b/>
+          <w:bCs/>
+          <w:sz w:val="22"/>
+          <w:szCs w:val="22"/>
+        </w:rPr>
+        <w:t xml:space="preserve">□ 분기점 설치 및 장비 구성</w:t>
+      </w:r>
+    </w:p>
+    <w:p>
+      <w:pPr>
+        <w:spacing w:after="120"/>
+        <w:jc w:val="both"/>
+      </w:pPr>
+      <w:r>
+        <w:rPr>
+          <w:rFonts w:ascii="맑은 고딕" w:cs="맑은 고딕" w:eastAsia="맑은 고딕" w:hAnsi="맑은 고딕"/>
+          <w:sz w:val="20"/>
+          <w:szCs w:val="20"/>
+        </w:rPr>
+        <w:t xml:space="preserve">분기점은 내부작전의 전진기지이다. 지선 추가·교체, 압력 확인, 인원 기록, 철수 집결이 모두 이 지점에서 이루어진다.</w:t>
+      </w:r>
+    </w:p>
+    <w:p>
+      <w:pPr>
+        <w:spacing w:after="60" w:before="180"/>
+      </w:pPr>
+      <w:r>
+        <w:rPr>
+          <w:rFonts w:ascii="맑은 고딕" w:cs="맑은 고딕" w:eastAsia="맑은 고딕" w:hAnsi="맑은 고딕"/>
+          <w:b/>
+          <w:bCs/>
+          <w:sz w:val="20"/>
+          <w:szCs w:val="20"/>
+        </w:rPr>
+        <w:t xml:space="preserve">설치 위치</w:t>
+      </w:r>
+    </w:p>
+    <w:p>
+      <w:pPr>
+        <w:spacing w:after="40" w:before="0"/>
+        <w:ind w:left="280" w:hanging="200"/>
+      </w:pPr>
+      <w:r>
+        <w:rPr>
+          <w:rFonts w:ascii="맑은 고딕" w:cs="맑은 고딕" w:eastAsia="맑은 고딕" w:hAnsi="맑은 고딕"/>
+          <w:sz w:val="20"/>
+          <w:szCs w:val="20"/>
+        </w:rPr>
+        <w:t xml:space="preserve">▪진입구에서 화점 방향으로 30~50m 지점</w:t>
+      </w:r>
+    </w:p>
+    <w:p>
+      <w:pPr>
+        <w:spacing w:after="40" w:before="0"/>
+        <w:ind w:left="280" w:hanging="200"/>
+      </w:pPr>
+      <w:r>
+        <w:rPr>
+          <w:rFonts w:ascii="맑은 고딕" w:cs="맑은 고딕" w:eastAsia="맑은 고딕" w:hAnsi="맑은 고딕"/>
+          <w:sz w:val="20"/>
+          <w:szCs w:val="20"/>
+        </w:rPr>
+        <w:t xml:space="preserve">▪방화구획 경계 안쪽이거나, 셔터 하강 시에도 고립되지 않는 위치</w:t>
+      </w:r>
+    </w:p>
+    <w:p>
+      <w:pPr>
+        <w:spacing w:after="40" w:before="0"/>
+        <w:ind w:left="280" w:hanging="200"/>
+      </w:pPr>
+      <w:r>
+        <w:rPr>
+          <w:rFonts w:ascii="맑은 고딕" w:cs="맑은 고딕" w:eastAsia="맑은 고딕" w:hAnsi="맑은 고딕"/>
+          <w:sz w:val="20"/>
+          <w:szCs w:val="20"/>
+        </w:rPr>
+        <w:t xml:space="preserve">▪붕괴 우려 구조물과 고단 적재물 직하부를 피한다</w:t>
+      </w:r>
+    </w:p>
+    <w:p>
+      <w:pPr>
+        <w:spacing w:after="40" w:before="0"/>
+        <w:ind w:left="280" w:hanging="200"/>
+      </w:pPr>
+      <w:r>
+        <w:rPr>
+          <w:rFonts w:ascii="맑은 고딕" w:cs="맑은 고딕" w:eastAsia="맑은 고딕" w:hAnsi="맑은 고딕"/>
+          <w:sz w:val="20"/>
+          <w:szCs w:val="20"/>
+        </w:rPr>
+        <w:t xml:space="preserve">▪퇴로상에 위치하되 통로를 폐쇄하지 않는다</w:t>
+      </w:r>
+    </w:p>
+    <w:p>
+      <w:pPr>
+        <w:spacing w:after="40" w:before="0"/>
+        <w:ind w:left="280" w:hanging="200"/>
+      </w:pPr>
+      <w:r>
+        <w:rPr>
+          <w:rFonts w:ascii="맑은 고딕" w:cs="맑은 고딕" w:eastAsia="맑은 고딕" w:hAnsi="맑은 고딕"/>
+          <w:sz w:val="20"/>
+          <w:szCs w:val="20"/>
+        </w:rPr>
+        <w:t xml:space="preserve">▪여유 호스를 적치할 공간이 확보되는 곳</w:t>
+      </w:r>
+    </w:p>
+    <w:p>
+      <w:pPr>
+        <w:spacing w:after="60" w:before="180"/>
+      </w:pPr>
+      <w:r>
+        <w:rPr>
+          <w:rFonts w:ascii="맑은 고딕" w:cs="맑은 고딕" w:eastAsia="맑은 고딕" w:hAnsi="맑은 고딕"/>
+          <w:b/>
+          <w:bCs/>
+          <w:sz w:val="20"/>
+          <w:szCs w:val="20"/>
+        </w:rPr>
+        <w:t xml:space="preserve">표준 장비 구성</w:t>
+      </w:r>
+    </w:p>
+    <w:tbl>
+      <w:tblPr>
+        <w:tblW w:type="dxa" w:w="9000"/>
+        <w:tblBorders>
+          <w:top w:val="single" w:color="auto" w:sz="4"/>
+          <w:left w:val="single" w:color="auto" w:sz="4"/>
+          <w:bottom w:val="single" w:color="auto" w:sz="4"/>
+          <w:right w:val="single" w:color="auto" w:sz="4"/>
+          <w:insideH w:val="single" w:color="auto" w:sz="4"/>
+          <w:insideV w:val="single" w:color="auto" w:sz="4"/>
+        </w:tblBorders>
+      </w:tblPr>
+      <w:tblGrid>
+        <w:gridCol w:w="3000"/>
+        <w:gridCol w:w="3000"/>
+        <w:gridCol w:w="3000"/>
+      </w:tblGrid>
+      <w:tr>
+        <w:trPr>
+          <w:tblHeader/>
+        </w:trPr>
+        <w:tc>
+          <w:tcPr>
+            <w:tcW w:type="dxa" w:w="3000"/>
+            <w:shd w:fill="E8E8E8" w:val="clear"/>
+            <w:tcMar>
+              <w:top w:type="dxa" w:w="60"/>
+              <w:left w:type="dxa" w:w="100"/>
+              <w:bottom w:type="dxa" w:w="60"/>
+              <w:right w:type="dxa" w:w="100"/>
+            </w:tcMar>
+          </w:tcPr>
+          <w:p>
+            <w:pPr>
+              <w:spacing w:after="0" w:before="0"/>
+              <w:jc w:val="center"/>
+            </w:pPr>
+            <w:r>
+              <w:rPr>
+                <w:rFonts w:ascii="맑은 고딕" w:cs="맑은 고딕" w:eastAsia="맑은 고딕" w:hAnsi="맑은 고딕"/>
+                <w:b/>
+                <w:bCs/>
+                <w:sz w:val="18"/>
+                <w:szCs w:val="18"/>
+              </w:rPr>
+              <w:t xml:space="preserve">품목</w:t>
+            </w:r>
+          </w:p>
+        </w:tc>
+        <w:tc>
+          <w:tcPr>
+            <w:tcW w:type="dxa" w:w="3000"/>
+            <w:shd w:fill="E8E8E8" w:val="clear"/>
+            <w:tcMar>
+              <w:top w:type="dxa" w:w="60"/>
+              <w:left w:type="dxa" w:w="100"/>
+              <w:bottom w:type="dxa" w:w="60"/>
+              <w:right w:type="dxa" w:w="100"/>
+            </w:tcMar>
+          </w:tcPr>
+          <w:p>
+            <w:pPr>
+              <w:spacing w:after="0" w:before="0"/>
+              <w:jc w:val="center"/>
+            </w:pPr>
+            <w:r>
+              <w:rPr>
+                <w:rFonts w:ascii="맑은 고딕" w:cs="맑은 고딕" w:eastAsia="맑은 고딕" w:hAnsi="맑은 고딕"/>
+                <w:b/>
+                <w:bCs/>
+                <w:sz w:val="18"/>
+                <w:szCs w:val="18"/>
+              </w:rPr>
+              <w:t xml:space="preserve">수량</w:t>
+            </w:r>
+          </w:p>
+        </w:tc>
+        <w:tc>
+          <w:tcPr>
+            <w:tcW w:type="dxa" w:w="3000"/>
+            <w:shd w:fill="E8E8E8" w:val="clear"/>
+            <w:tcMar>
+              <w:top w:type="dxa" w:w="60"/>
+              <w:left w:type="dxa" w:w="100"/>
+              <w:bottom w:type="dxa" w:w="60"/>
+              <w:right w:type="dxa" w:w="100"/>
+            </w:tcMar>
+          </w:tcPr>
+          <w:p>
+            <w:pPr>
+              <w:spacing w:after="0" w:before="0"/>
+              <w:jc w:val="center"/>
+            </w:pPr>
+            <w:r>
+              <w:rPr>
+                <w:rFonts w:ascii="맑은 고딕" w:cs="맑은 고딕" w:eastAsia="맑은 고딕" w:hAnsi="맑은 고딕"/>
+                <w:b/>
+                <w:bCs/>
+                <w:sz w:val="18"/>
+                <w:szCs w:val="18"/>
+              </w:rPr>
+              <w:t xml:space="preserve">용도</w:t>
+            </w:r>
+          </w:p>
+        </w:tc>
+      </w:tr>
+      <w:tr>
+        <w:trPr>
+          <w:tblHeader w:val="false"/>
+        </w:trPr>
+        <w:tc>
+          <w:tcPr>
+            <w:tcW w:type="dxa" w:w="3000"/>
+            <w:tcMar>
+              <w:top w:type="dxa" w:w="60"/>
+              <w:left w:type="dxa" w:w="100"/>
+              <w:bottom w:type="dxa" w:w="60"/>
+              <w:right w:type="dxa" w:w="100"/>
+            </w:tcMar>
+          </w:tcPr>
+          <w:p>
+            <w:pPr>
+              <w:spacing w:after="0" w:before="0"/>
+              <w:jc w:val="left"/>
+            </w:pPr>
+            <w:r>
+              <w:rPr>
+                <w:rFonts w:ascii="맑은 고딕" w:cs="맑은 고딕" w:eastAsia="맑은 고딕" w:hAnsi="맑은 고딕"/>
+                <w:sz w:val="18"/>
+                <w:szCs w:val="18"/>
+              </w:rPr>
+              <w:t xml:space="preserve">65×40 Y형 분기금구</w:t>
+            </w:r>
+          </w:p>
+        </w:tc>
+        <w:tc>
+          <w:tcPr>
+            <w:tcW w:type="dxa" w:w="3000"/>
+            <w:tcMar>
+              <w:top w:type="dxa" w:w="60"/>
+              <w:left w:type="dxa" w:w="100"/>
+              <w:bottom w:type="dxa" w:w="60"/>
+              <w:right w:type="dxa" w:w="100"/>
+            </w:tcMar>
+          </w:tcPr>
+          <w:p>
+            <w:pPr>
+              <w:spacing w:after="0" w:before="0"/>
+              <w:jc w:val="left"/>
+            </w:pPr>
+            <w:r>
+              <w:rPr>
+                <w:rFonts w:ascii="맑은 고딕" w:cs="맑은 고딕" w:eastAsia="맑은 고딕" w:hAnsi="맑은 고딕"/>
+                <w:sz w:val="18"/>
+                <w:szCs w:val="18"/>
+              </w:rPr>
+              <w:t xml:space="preserve">1</w:t>
+            </w:r>
+          </w:p>
+        </w:tc>
+        <w:tc>
+          <w:tcPr>
+            <w:tcW w:type="dxa" w:w="3000"/>
+            <w:tcMar>
+              <w:top w:type="dxa" w:w="60"/>
+              <w:left w:type="dxa" w:w="100"/>
+              <w:bottom w:type="dxa" w:w="60"/>
+              <w:right w:type="dxa" w:w="100"/>
+            </w:tcMar>
+          </w:tcPr>
+          <w:p>
+            <w:pPr>
+              <w:spacing w:after="0" w:before="0"/>
+              <w:jc w:val="left"/>
+            </w:pPr>
+            <w:r>
+              <w:rPr>
+                <w:rFonts w:ascii="맑은 고딕" w:cs="맑은 고딕" w:eastAsia="맑은 고딕" w:hAnsi="맑은 고딕"/>
+                <w:sz w:val="18"/>
+                <w:szCs w:val="18"/>
+              </w:rPr>
+              <w:t xml:space="preserve">간선을 40mm 지선 2선으로 분기 (전술 ③)</w:t>
+            </w:r>
+          </w:p>
+        </w:tc>
+      </w:tr>
+      <w:tr>
+        <w:trPr>
+          <w:tblHeader w:val="false"/>
+        </w:trPr>
+        <w:tc>
+          <w:tcPr>
+            <w:tcW w:type="dxa" w:w="3000"/>
+            <w:tcMar>
+              <w:top w:type="dxa" w:w="60"/>
+              <w:left w:type="dxa" w:w="100"/>
+              <w:bottom w:type="dxa" w:w="60"/>
+              <w:right w:type="dxa" w:w="100"/>
+            </w:tcMar>
+          </w:tcPr>
+          <w:p>
+            <w:pPr>
+              <w:spacing w:after="0" w:before="0"/>
+              <w:jc w:val="left"/>
+            </w:pPr>
+            <w:r>
+              <w:rPr>
+                <w:rFonts w:ascii="맑은 고딕" w:cs="맑은 고딕" w:eastAsia="맑은 고딕" w:hAnsi="맑은 고딕"/>
+                <w:sz w:val="18"/>
+                <w:szCs w:val="18"/>
+              </w:rPr>
+              <w:t xml:space="preserve">65×65 Y형 분기금구</w:t>
+            </w:r>
+          </w:p>
+        </w:tc>
+        <w:tc>
+          <w:tcPr>
+            <w:tcW w:type="dxa" w:w="3000"/>
+            <w:tcMar>
+              <w:top w:type="dxa" w:w="60"/>
+              <w:left w:type="dxa" w:w="100"/>
+              <w:bottom w:type="dxa" w:w="60"/>
+              <w:right w:type="dxa" w:w="100"/>
+            </w:tcMar>
+          </w:tcPr>
+          <w:p>
+            <w:pPr>
+              <w:spacing w:after="0" w:before="0"/>
+              <w:jc w:val="left"/>
+            </w:pPr>
+            <w:r>
+              <w:rPr>
+                <w:rFonts w:ascii="맑은 고딕" w:cs="맑은 고딕" w:eastAsia="맑은 고딕" w:hAnsi="맑은 고딕"/>
+                <w:sz w:val="18"/>
+                <w:szCs w:val="18"/>
+              </w:rPr>
+              <w:t xml:space="preserve">1</w:t>
+            </w:r>
+          </w:p>
+        </w:tc>
+        <w:tc>
+          <w:tcPr>
+            <w:tcW w:type="dxa" w:w="3000"/>
+            <w:tcMar>
+              <w:top w:type="dxa" w:w="60"/>
+              <w:left w:type="dxa" w:w="100"/>
+              <w:bottom w:type="dxa" w:w="60"/>
+              <w:right w:type="dxa" w:w="100"/>
+            </w:tcMar>
+          </w:tcPr>
+          <w:p>
+            <w:pPr>
+              <w:spacing w:after="0" w:before="0"/>
+              <w:jc w:val="left"/>
+            </w:pPr>
+            <w:r>
+              <w:rPr>
+                <w:rFonts w:ascii="맑은 고딕" w:cs="맑은 고딕" w:eastAsia="맑은 고딕" w:hAnsi="맑은 고딕"/>
+                <w:sz w:val="18"/>
+                <w:szCs w:val="18"/>
+              </w:rPr>
+              <w:t xml:space="preserve">간선을 65mm 2선으로 분기 (전술 ④)</w:t>
+            </w:r>
+          </w:p>
+        </w:tc>
+      </w:tr>
+      <w:tr>
+        <w:trPr>
+          <w:tblHeader w:val="false"/>
+        </w:trPr>
+        <w:tc>
+          <w:tcPr>
+            <w:tcW w:type="dxa" w:w="3000"/>
+            <w:tcMar>
+              <w:top w:type="dxa" w:w="60"/>
+              <w:left w:type="dxa" w:w="100"/>
+              <w:bottom w:type="dxa" w:w="60"/>
+              <w:right w:type="dxa" w:w="100"/>
+            </w:tcMar>
+          </w:tcPr>
+          <w:p>
+            <w:pPr>
+              <w:spacing w:after="0" w:before="0"/>
+              <w:jc w:val="left"/>
+            </w:pPr>
+            <w:r>
+              <w:rPr>
+                <w:rFonts w:ascii="맑은 고딕" w:cs="맑은 고딕" w:eastAsia="맑은 고딕" w:hAnsi="맑은 고딕"/>
+                <w:sz w:val="18"/>
+                <w:szCs w:val="18"/>
+              </w:rPr>
+              <w:t xml:space="preserve">40×40 Y형 분기금구</w:t>
+            </w:r>
+          </w:p>
+        </w:tc>
+        <w:tc>
+          <w:tcPr>
+            <w:tcW w:type="dxa" w:w="3000"/>
+            <w:tcMar>
+              <w:top w:type="dxa" w:w="60"/>
+              <w:left w:type="dxa" w:w="100"/>
+              <w:bottom w:type="dxa" w:w="60"/>
+              <w:right w:type="dxa" w:w="100"/>
+            </w:tcMar>
+          </w:tcPr>
+          <w:p>
+            <w:pPr>
+              <w:spacing w:after="0" w:before="0"/>
+              <w:jc w:val="left"/>
+            </w:pPr>
+            <w:r>
+              <w:rPr>
+                <w:rFonts w:ascii="맑은 고딕" w:cs="맑은 고딕" w:eastAsia="맑은 고딕" w:hAnsi="맑은 고딕"/>
+                <w:sz w:val="18"/>
+                <w:szCs w:val="18"/>
+              </w:rPr>
+              <w:t xml:space="preserve">1</w:t>
+            </w:r>
+          </w:p>
+        </w:tc>
+        <w:tc>
+          <w:tcPr>
+            <w:tcW w:type="dxa" w:w="3000"/>
+            <w:tcMar>
+              <w:top w:type="dxa" w:w="60"/>
+              <w:left w:type="dxa" w:w="100"/>
+              <w:bottom w:type="dxa" w:w="60"/>
+              <w:right w:type="dxa" w:w="100"/>
+            </w:tcMar>
+          </w:tcPr>
+          <w:p>
+            <w:pPr>
+              <w:spacing w:after="0" w:before="0"/>
+              <w:jc w:val="left"/>
+            </w:pPr>
+            <w:r>
+              <w:rPr>
+                <w:rFonts w:ascii="맑은 고딕" w:cs="맑은 고딕" w:eastAsia="맑은 고딕" w:hAnsi="맑은 고딕"/>
+                <w:sz w:val="18"/>
+                <w:szCs w:val="18"/>
+              </w:rPr>
+              <w:t xml:space="preserve">65mm 지선 끝에서 40mm 2선 분기 (전술 ④)</w:t>
+            </w:r>
+          </w:p>
+        </w:tc>
+      </w:tr>
+      <w:tr>
+        <w:trPr>
+          <w:tblHeader w:val="false"/>
+        </w:trPr>
+        <w:tc>
+          <w:tcPr>
+            <w:tcW w:type="dxa" w:w="3000"/>
+            <w:tcMar>
+              <w:top w:type="dxa" w:w="60"/>
+              <w:left w:type="dxa" w:w="100"/>
+              <w:bottom w:type="dxa" w:w="60"/>
+              <w:right w:type="dxa" w:w="100"/>
+            </w:tcMar>
+          </w:tcPr>
+          <w:p>
+            <w:pPr>
+              <w:spacing w:after="0" w:before="0"/>
+              <w:jc w:val="left"/>
+            </w:pPr>
+            <w:r>
+              <w:rPr>
+                <w:rFonts w:ascii="맑은 고딕" w:cs="맑은 고딕" w:eastAsia="맑은 고딕" w:hAnsi="맑은 고딕"/>
+                <w:sz w:val="18"/>
+                <w:szCs w:val="18"/>
+              </w:rPr>
+              <w:t xml:space="preserve">이형금구 65↔40</w:t>
+            </w:r>
+          </w:p>
+        </w:tc>
+        <w:tc>
+          <w:tcPr>
+            <w:tcW w:type="dxa" w:w="3000"/>
+            <w:tcMar>
+              <w:top w:type="dxa" w:w="60"/>
+              <w:left w:type="dxa" w:w="100"/>
+              <w:bottom w:type="dxa" w:w="60"/>
+              <w:right w:type="dxa" w:w="100"/>
+            </w:tcMar>
+          </w:tcPr>
+          <w:p>
+            <w:pPr>
+              <w:spacing w:after="0" w:before="0"/>
+              <w:jc w:val="left"/>
+            </w:pPr>
+            <w:r>
+              <w:rPr>
+                <w:rFonts w:ascii="맑은 고딕" w:cs="맑은 고딕" w:eastAsia="맑은 고딕" w:hAnsi="맑은 고딕"/>
+                <w:sz w:val="18"/>
+                <w:szCs w:val="18"/>
+              </w:rPr>
+              <w:t xml:space="preserve">2</w:t>
+            </w:r>
+          </w:p>
+        </w:tc>
+        <w:tc>
+          <w:tcPr>
+            <w:tcW w:type="dxa" w:w="3000"/>
+            <w:tcMar>
+              <w:top w:type="dxa" w:w="60"/>
+              <w:left w:type="dxa" w:w="100"/>
+              <w:bottom w:type="dxa" w:w="60"/>
+              <w:right w:type="dxa" w:w="100"/>
+            </w:tcMar>
+          </w:tcPr>
+          <w:p>
+            <w:pPr>
+              <w:spacing w:after="0" w:before="0"/>
+              <w:jc w:val="left"/>
+            </w:pPr>
+            <w:r>
+              <w:rPr>
+                <w:rFonts w:ascii="맑은 고딕" w:cs="맑은 고딕" w:eastAsia="맑은 고딕" w:hAnsi="맑은 고딕"/>
+                <w:sz w:val="18"/>
+                <w:szCs w:val="18"/>
+              </w:rPr>
+              <w:t xml:space="preserve">구경 변환</w:t>
+            </w:r>
+          </w:p>
+        </w:tc>
+      </w:tr>
+      <w:tr>
+        <w:trPr>
+          <w:tblHeader w:val="false"/>
+        </w:trPr>
+        <w:tc>
+          <w:tcPr>
+            <w:tcW w:type="dxa" w:w="3000"/>
+            <w:tcMar>
+              <w:top w:type="dxa" w:w="60"/>
+              <w:left w:type="dxa" w:w="100"/>
+              <w:bottom w:type="dxa" w:w="60"/>
+              <w:right w:type="dxa" w:w="100"/>
+            </w:tcMar>
+          </w:tcPr>
+          <w:p>
+            <w:pPr>
+              <w:spacing w:after="0" w:before="0"/>
+              <w:jc w:val="left"/>
+            </w:pPr>
+            <w:r>
+              <w:rPr>
+                <w:rFonts w:ascii="맑은 고딕" w:cs="맑은 고딕" w:eastAsia="맑은 고딕" w:hAnsi="맑은 고딕"/>
+                <w:sz w:val="18"/>
+                <w:szCs w:val="18"/>
+              </w:rPr>
+              <w:t xml:space="preserve">40mm 호스</w:t>
+            </w:r>
+          </w:p>
+        </w:tc>
+        <w:tc>
+          <w:tcPr>
+            <w:tcW w:type="dxa" w:w="3000"/>
+            <w:tcMar>
+              <w:top w:type="dxa" w:w="60"/>
+              <w:left w:type="dxa" w:w="100"/>
+              <w:bottom w:type="dxa" w:w="60"/>
+              <w:right w:type="dxa" w:w="100"/>
+            </w:tcMar>
+          </w:tcPr>
+          <w:p>
+            <w:pPr>
+              <w:spacing w:after="0" w:before="0"/>
+              <w:jc w:val="left"/>
+            </w:pPr>
+            <w:r>
+              <w:rPr>
+                <w:rFonts w:ascii="맑은 고딕" w:cs="맑은 고딕" w:eastAsia="맑은 고딕" w:hAnsi="맑은 고딕"/>
+                <w:sz w:val="18"/>
+                <w:szCs w:val="18"/>
+              </w:rPr>
+              <w:t xml:space="preserve">지선당 약 30m 분량</w:t>
+            </w:r>
+          </w:p>
+        </w:tc>
+        <w:tc>
+          <w:tcPr>
+            <w:tcW w:type="dxa" w:w="3000"/>
+            <w:tcMar>
+              <w:top w:type="dxa" w:w="60"/>
+              <w:left w:type="dxa" w:w="100"/>
+              <w:bottom w:type="dxa" w:w="60"/>
+              <w:right w:type="dxa" w:w="100"/>
+            </w:tcMar>
+          </w:tcPr>
+          <w:p>
+            <w:pPr>
+              <w:spacing w:after="0" w:before="0"/>
+              <w:jc w:val="left"/>
+            </w:pPr>
+            <w:r>
+              <w:rPr>
+                <w:rFonts w:ascii="맑은 고딕" w:cs="맑은 고딕" w:eastAsia="맑은 고딕" w:hAnsi="맑은 고딕"/>
+                <w:sz w:val="18"/>
+                <w:szCs w:val="18"/>
+              </w:rPr>
+              <w:t xml:space="preserve">지선</w:t>
+            </w:r>
+          </w:p>
+        </w:tc>
+      </w:tr>
+      <w:tr>
+        <w:trPr>
+          <w:tblHeader w:val="false"/>
+        </w:trPr>
+        <w:tc>
+          <w:tcPr>
+            <w:tcW w:type="dxa" w:w="3000"/>
+            <w:tcMar>
+              <w:top w:type="dxa" w:w="60"/>
+              <w:left w:type="dxa" w:w="100"/>
+              <w:bottom w:type="dxa" w:w="60"/>
+              <w:right w:type="dxa" w:w="100"/>
+            </w:tcMar>
+          </w:tcPr>
+          <w:p>
+            <w:pPr>
+              <w:spacing w:after="0" w:before="0"/>
+              <w:jc w:val="left"/>
+            </w:pPr>
+            <w:r>
+              <w:rPr>
+                <w:rFonts w:ascii="맑은 고딕" w:cs="맑은 고딕" w:eastAsia="맑은 고딕" w:hAnsi="맑은 고딕"/>
+                <w:sz w:val="18"/>
+                <w:szCs w:val="18"/>
+              </w:rPr>
+              <w:t xml:space="preserve">65mm 호스 여유분</w:t>
+            </w:r>
+          </w:p>
+        </w:tc>
+        <w:tc>
+          <w:tcPr>
+            <w:tcW w:type="dxa" w:w="3000"/>
+            <w:tcMar>
+              <w:top w:type="dxa" w:w="60"/>
+              <w:left w:type="dxa" w:w="100"/>
+              <w:bottom w:type="dxa" w:w="60"/>
+              <w:right w:type="dxa" w:w="100"/>
+            </w:tcMar>
+          </w:tcPr>
+          <w:p>
+            <w:pPr>
+              <w:spacing w:after="0" w:before="0"/>
+              <w:jc w:val="left"/>
+            </w:pPr>
+            <w:r>
+              <w:rPr>
+                <w:rFonts w:ascii="맑은 고딕" w:cs="맑은 고딕" w:eastAsia="맑은 고딕" w:hAnsi="맑은 고딕"/>
+                <w:sz w:val="18"/>
+                <w:szCs w:val="18"/>
+              </w:rPr>
+              <w:t xml:space="preserve">약 40m 분량</w:t>
+            </w:r>
+          </w:p>
+        </w:tc>
+        <w:tc>
+          <w:tcPr>
+            <w:tcW w:type="dxa" w:w="3000"/>
+            <w:tcMar>
+              <w:top w:type="dxa" w:w="60"/>
+              <w:left w:type="dxa" w:w="100"/>
+              <w:bottom w:type="dxa" w:w="60"/>
+              <w:right w:type="dxa" w:w="100"/>
+            </w:tcMar>
+          </w:tcPr>
+          <w:p>
+            <w:pPr>
+              <w:spacing w:after="0" w:before="0"/>
+              <w:jc w:val="left"/>
+            </w:pPr>
+            <w:r>
+              <w:rPr>
+                <w:rFonts w:ascii="맑은 고딕" w:cs="맑은 고딕" w:eastAsia="맑은 고딕" w:hAnsi="맑은 고딕"/>
+                <w:sz w:val="18"/>
+                <w:szCs w:val="18"/>
+              </w:rPr>
+              <w:t xml:space="preserve">간선 여유, 분기점 전진</w:t>
+            </w:r>
+          </w:p>
+        </w:tc>
+      </w:tr>
+      <w:tr>
+        <w:trPr>
+          <w:tblHeader w:val="false"/>
+        </w:trPr>
+        <w:tc>
+          <w:tcPr>
+            <w:tcW w:type="dxa" w:w="3000"/>
+            <w:tcMar>
+              <w:top w:type="dxa" w:w="60"/>
+              <w:left w:type="dxa" w:w="100"/>
+              <w:bottom w:type="dxa" w:w="60"/>
+              <w:right w:type="dxa" w:w="100"/>
+            </w:tcMar>
+          </w:tcPr>
+          <w:p>
+            <w:pPr>
+              <w:spacing w:after="0" w:before="0"/>
+              <w:jc w:val="left"/>
+            </w:pPr>
+            <w:r>
+              <w:rPr>
+                <w:rFonts w:ascii="맑은 고딕" w:cs="맑은 고딕" w:eastAsia="맑은 고딕" w:hAnsi="맑은 고딕"/>
+                <w:sz w:val="18"/>
+                <w:szCs w:val="18"/>
+              </w:rPr>
+              <w:t xml:space="preserve">40mm 관창</w:t>
+            </w:r>
+          </w:p>
+        </w:tc>
+        <w:tc>
+          <w:tcPr>
+            <w:tcW w:type="dxa" w:w="3000"/>
+            <w:tcMar>
+              <w:top w:type="dxa" w:w="60"/>
+              <w:left w:type="dxa" w:w="100"/>
+              <w:bottom w:type="dxa" w:w="60"/>
+              <w:right w:type="dxa" w:w="100"/>
+            </w:tcMar>
+          </w:tcPr>
+          <w:p>
+            <w:pPr>
+              <w:spacing w:after="0" w:before="0"/>
+              <w:jc w:val="left"/>
+            </w:pPr>
+            <w:r>
+              <w:rPr>
+                <w:rFonts w:ascii="맑은 고딕" w:cs="맑은 고딕" w:eastAsia="맑은 고딕" w:hAnsi="맑은 고딕"/>
+                <w:sz w:val="18"/>
+                <w:szCs w:val="18"/>
+              </w:rPr>
+              <w:t xml:space="preserve">지선 수량만큼</w:t>
+            </w:r>
+          </w:p>
+        </w:tc>
+        <w:tc>
+          <w:tcPr>
+            <w:tcW w:type="dxa" w:w="3000"/>
+            <w:tcMar>
+              <w:top w:type="dxa" w:w="60"/>
+              <w:left w:type="dxa" w:w="100"/>
+              <w:bottom w:type="dxa" w:w="60"/>
+              <w:right w:type="dxa" w:w="100"/>
+            </w:tcMar>
+          </w:tcPr>
+          <w:p>
+            <w:pPr>
+              <w:spacing w:after="0" w:before="0"/>
+              <w:jc w:val="left"/>
+            </w:pPr>
+            <w:r>
+              <w:rPr>
+                <w:rFonts w:ascii="맑은 고딕" w:cs="맑은 고딕" w:eastAsia="맑은 고딕" w:hAnsi="맑은 고딕"/>
+                <w:sz w:val="18"/>
+                <w:szCs w:val="18"/>
+              </w:rPr>
+              <w:t xml:space="preserve">지선 관창</w:t>
+            </w:r>
+          </w:p>
+        </w:tc>
+      </w:tr>
+      <w:tr>
+        <w:trPr>
+          <w:tblHeader w:val="false"/>
+        </w:trPr>
+        <w:tc>
+          <w:tcPr>
+            <w:tcW w:type="dxa" w:w="3000"/>
+            <w:tcMar>
+              <w:top w:type="dxa" w:w="60"/>
+              <w:left w:type="dxa" w:w="100"/>
+              <w:bottom w:type="dxa" w:w="60"/>
+              <w:right w:type="dxa" w:w="100"/>
+            </w:tcMar>
+          </w:tcPr>
+          <w:p>
+            <w:pPr>
+              <w:spacing w:after="0" w:before="0"/>
+              <w:jc w:val="left"/>
+            </w:pPr>
+            <w:r>
+              <w:rPr>
+                <w:rFonts w:ascii="맑은 고딕" w:cs="맑은 고딕" w:eastAsia="맑은 고딕" w:hAnsi="맑은 고딕"/>
+                <w:sz w:val="18"/>
+                <w:szCs w:val="18"/>
+              </w:rPr>
+              <w:t xml:space="preserve">65mm 관창</w:t>
+            </w:r>
+          </w:p>
+        </w:tc>
+        <w:tc>
+          <w:tcPr>
+            <w:tcW w:type="dxa" w:w="3000"/>
+            <w:tcMar>
+              <w:top w:type="dxa" w:w="60"/>
+              <w:left w:type="dxa" w:w="100"/>
+              <w:bottom w:type="dxa" w:w="60"/>
+              <w:right w:type="dxa" w:w="100"/>
+            </w:tcMar>
+          </w:tcPr>
+          <w:p>
+            <w:pPr>
+              <w:spacing w:after="0" w:before="0"/>
+              <w:jc w:val="left"/>
+            </w:pPr>
+            <w:r>
+              <w:rPr>
+                <w:rFonts w:ascii="맑은 고딕" w:cs="맑은 고딕" w:eastAsia="맑은 고딕" w:hAnsi="맑은 고딕"/>
+                <w:sz w:val="18"/>
+                <w:szCs w:val="18"/>
+              </w:rPr>
+              <w:t xml:space="preserve">1</w:t>
+            </w:r>
+          </w:p>
+        </w:tc>
+        <w:tc>
+          <w:tcPr>
+            <w:tcW w:type="dxa" w:w="3000"/>
+            <w:tcMar>
+              <w:top w:type="dxa" w:w="60"/>
+              <w:left w:type="dxa" w:w="100"/>
+              <w:bottom w:type="dxa" w:w="60"/>
+              <w:right w:type="dxa" w:w="100"/>
+            </w:tcMar>
+          </w:tcPr>
+          <w:p>
+            <w:pPr>
+              <w:spacing w:after="0" w:before="0"/>
+              <w:jc w:val="left"/>
+            </w:pPr>
+            <w:r>
+              <w:rPr>
+                <w:rFonts w:ascii="맑은 고딕" w:cs="맑은 고딕" w:eastAsia="맑은 고딕" w:hAnsi="맑은 고딕"/>
+                <w:sz w:val="18"/>
+                <w:szCs w:val="18"/>
+              </w:rPr>
+              <w:t xml:space="preserve">대량방수 (전술 ④)</w:t>
+            </w:r>
+          </w:p>
+        </w:tc>
+      </w:tr>
+      <w:tr>
+        <w:trPr>
+          <w:tblHeader w:val="false"/>
+        </w:trPr>
+        <w:tc>
+          <w:tcPr>
+            <w:tcW w:type="dxa" w:w="3000"/>
+            <w:tcMar>
+              <w:top w:type="dxa" w:w="60"/>
+              <w:left w:type="dxa" w:w="100"/>
+              <w:bottom w:type="dxa" w:w="60"/>
+              <w:right w:type="dxa" w:w="100"/>
+            </w:tcMar>
+          </w:tcPr>
+          <w:p>
+            <w:pPr>
+              <w:spacing w:after="0" w:before="0"/>
+              <w:jc w:val="left"/>
+            </w:pPr>
+            <w:r>
+              <w:rPr>
+                <w:rFonts w:ascii="맑은 고딕" w:cs="맑은 고딕" w:eastAsia="맑은 고딕" w:hAnsi="맑은 고딕"/>
+                <w:sz w:val="18"/>
+                <w:szCs w:val="18"/>
+              </w:rPr>
+              <w:t xml:space="preserve">호스클램프</w:t>
+            </w:r>
+          </w:p>
+        </w:tc>
+        <w:tc>
+          <w:tcPr>
+            <w:tcW w:type="dxa" w:w="3000"/>
+            <w:tcMar>
+              <w:top w:type="dxa" w:w="60"/>
+              <w:left w:type="dxa" w:w="100"/>
+              <w:bottom w:type="dxa" w:w="60"/>
+              <w:right w:type="dxa" w:w="100"/>
+            </w:tcMar>
+          </w:tcPr>
+          <w:p>
+            <w:pPr>
+              <w:spacing w:after="0" w:before="0"/>
+              <w:jc w:val="left"/>
+            </w:pPr>
+            <w:r>
+              <w:rPr>
+                <w:rFonts w:ascii="맑은 고딕" w:cs="맑은 고딕" w:eastAsia="맑은 고딕" w:hAnsi="맑은 고딕"/>
+                <w:sz w:val="18"/>
+                <w:szCs w:val="18"/>
+              </w:rPr>
+              <w:t xml:space="preserve">1</w:t>
+            </w:r>
+          </w:p>
+        </w:tc>
+        <w:tc>
+          <w:tcPr>
+            <w:tcW w:type="dxa" w:w="3000"/>
+            <w:tcMar>
+              <w:top w:type="dxa" w:w="60"/>
+              <w:left w:type="dxa" w:w="100"/>
+              <w:bottom w:type="dxa" w:w="60"/>
+              <w:right w:type="dxa" w:w="100"/>
+            </w:tcMar>
+          </w:tcPr>
+          <w:p>
+            <w:pPr>
+              <w:spacing w:after="0" w:before="0"/>
+              <w:jc w:val="left"/>
+            </w:pPr>
+            <w:r>
+              <w:rPr>
+                <w:rFonts w:ascii="맑은 고딕" w:cs="맑은 고딕" w:eastAsia="맑은 고딕" w:hAnsi="맑은 고딕"/>
+                <w:sz w:val="18"/>
+                <w:szCs w:val="18"/>
+              </w:rPr>
+              <w:t xml:space="preserve">호스 교체·파손 시 급수 차단</w:t>
+            </w:r>
+          </w:p>
+        </w:tc>
+      </w:tr>
+      <w:tr>
+        <w:trPr>
+          <w:tblHeader w:val="false"/>
+        </w:trPr>
+        <w:tc>
+          <w:tcPr>
+            <w:tcW w:type="dxa" w:w="3000"/>
+            <w:tcMar>
+              <w:top w:type="dxa" w:w="60"/>
+              <w:left w:type="dxa" w:w="100"/>
+              <w:bottom w:type="dxa" w:w="60"/>
+              <w:right w:type="dxa" w:w="100"/>
+            </w:tcMar>
+          </w:tcPr>
+          <w:p>
+            <w:pPr>
+              <w:spacing w:after="0" w:before="0"/>
+              <w:jc w:val="left"/>
+            </w:pPr>
+            <w:r>
+              <w:rPr>
+                <w:rFonts w:ascii="맑은 고딕" w:cs="맑은 고딕" w:eastAsia="맑은 고딕" w:hAnsi="맑은 고딕"/>
+                <w:sz w:val="18"/>
+                <w:szCs w:val="18"/>
+              </w:rPr>
+              <w:t xml:space="preserve">압력계</w:t>
+            </w:r>
+          </w:p>
+        </w:tc>
+        <w:tc>
+          <w:tcPr>
+            <w:tcW w:type="dxa" w:w="3000"/>
+            <w:tcMar>
+              <w:top w:type="dxa" w:w="60"/>
+              <w:left w:type="dxa" w:w="100"/>
+              <w:bottom w:type="dxa" w:w="60"/>
+              <w:right w:type="dxa" w:w="100"/>
+            </w:tcMar>
+          </w:tcPr>
+          <w:p>
+            <w:pPr>
+              <w:spacing w:after="0" w:before="0"/>
+              <w:jc w:val="left"/>
+            </w:pPr>
+            <w:r>
+              <w:rPr>
+                <w:rFonts w:ascii="맑은 고딕" w:cs="맑은 고딕" w:eastAsia="맑은 고딕" w:hAnsi="맑은 고딕"/>
+                <w:sz w:val="18"/>
+                <w:szCs w:val="18"/>
+              </w:rPr>
+              <w:t xml:space="preserve">1</w:t>
+            </w:r>
+          </w:p>
+        </w:tc>
+        <w:tc>
+          <w:tcPr>
+            <w:tcW w:type="dxa" w:w="3000"/>
+            <w:tcMar>
+              <w:top w:type="dxa" w:w="60"/>
+              <w:left w:type="dxa" w:w="100"/>
+              <w:bottom w:type="dxa" w:w="60"/>
+              <w:right w:type="dxa" w:w="100"/>
+            </w:tcMar>
+          </w:tcPr>
+          <w:p>
+            <w:pPr>
+              <w:spacing w:after="0" w:before="0"/>
+              <w:jc w:val="left"/>
+            </w:pPr>
+            <w:r>
+              <w:rPr>
+                <w:rFonts w:ascii="맑은 고딕" w:cs="맑은 고딕" w:eastAsia="맑은 고딕" w:hAnsi="맑은 고딕"/>
+                <w:sz w:val="18"/>
+                <w:szCs w:val="18"/>
+              </w:rPr>
+              <w:t xml:space="preserve">분기점 압력 확인</w:t>
+            </w:r>
+          </w:p>
+        </w:tc>
+      </w:tr>
+      <w:tr>
+        <w:trPr>
+          <w:tblHeader w:val="false"/>
+        </w:trPr>
+        <w:tc>
+          <w:tcPr>
+            <w:tcW w:type="dxa" w:w="3000"/>
+            <w:tcMar>
+              <w:top w:type="dxa" w:w="60"/>
+              <w:left w:type="dxa" w:w="100"/>
+              <w:bottom w:type="dxa" w:w="60"/>
+              <w:right w:type="dxa" w:w="100"/>
+            </w:tcMar>
+          </w:tcPr>
+          <w:p>
+            <w:pPr>
+              <w:spacing w:after="0" w:before="0"/>
+              <w:jc w:val="left"/>
+            </w:pPr>
+            <w:r>
+              <w:rPr>
+                <w:rFonts w:ascii="맑은 고딕" w:cs="맑은 고딕" w:eastAsia="맑은 고딕" w:hAnsi="맑은 고딕"/>
+                <w:sz w:val="18"/>
+                <w:szCs w:val="18"/>
+              </w:rPr>
+              <w:t xml:space="preserve">표시등</w:t>
+            </w:r>
+          </w:p>
+        </w:tc>
+        <w:tc>
+          <w:tcPr>
+            <w:tcW w:type="dxa" w:w="3000"/>
+            <w:tcMar>
+              <w:top w:type="dxa" w:w="60"/>
+              <w:left w:type="dxa" w:w="100"/>
+              <w:bottom w:type="dxa" w:w="60"/>
+              <w:right w:type="dxa" w:w="100"/>
+            </w:tcMar>
+          </w:tcPr>
+          <w:p>
+            <w:pPr>
+              <w:spacing w:after="0" w:before="0"/>
+              <w:jc w:val="left"/>
+            </w:pPr>
+            <w:r>
+              <w:rPr>
+                <w:rFonts w:ascii="맑은 고딕" w:cs="맑은 고딕" w:eastAsia="맑은 고딕" w:hAnsi="맑은 고딕"/>
+                <w:sz w:val="18"/>
+                <w:szCs w:val="18"/>
+              </w:rPr>
+              <w:t xml:space="preserve">1</w:t>
+            </w:r>
+          </w:p>
+        </w:tc>
+        <w:tc>
+          <w:tcPr>
+            <w:tcW w:type="dxa" w:w="3000"/>
+            <w:tcMar>
+              <w:top w:type="dxa" w:w="60"/>
+              <w:left w:type="dxa" w:w="100"/>
+              <w:bottom w:type="dxa" w:w="60"/>
+              <w:right w:type="dxa" w:w="100"/>
+            </w:tcMar>
+          </w:tcPr>
+          <w:p>
+            <w:pPr>
+              <w:spacing w:after="0" w:before="0"/>
+              <w:jc w:val="left"/>
+            </w:pPr>
+            <w:r>
+              <w:rPr>
+                <w:rFonts w:ascii="맑은 고딕" w:cs="맑은 고딕" w:eastAsia="맑은 고딕" w:hAnsi="맑은 고딕"/>
+                <w:sz w:val="18"/>
+                <w:szCs w:val="18"/>
+              </w:rPr>
+              <w:t xml:space="preserve">분기점 위치 표시. 농연 속 집결 표지</w:t>
+            </w:r>
+          </w:p>
+        </w:tc>
+      </w:tr>
+      <w:tr>
+        <w:trPr>
+          <w:tblHeader w:val="false"/>
+        </w:trPr>
+        <w:tc>
+          <w:tcPr>
+            <w:tcW w:type="dxa" w:w="3000"/>
+            <w:tcMar>
+              <w:top w:type="dxa" w:w="60"/>
+              <w:left w:type="dxa" w:w="100"/>
+              <w:bottom w:type="dxa" w:w="60"/>
+              <w:right w:type="dxa" w:w="100"/>
+            </w:tcMar>
+          </w:tcPr>
+          <w:p>
+            <w:pPr>
+              <w:spacing w:after="0" w:before="0"/>
+              <w:jc w:val="left"/>
+            </w:pPr>
+            <w:r>
+              <w:rPr>
+                <w:rFonts w:ascii="맑은 고딕" w:cs="맑은 고딕" w:eastAsia="맑은 고딕" w:hAnsi="맑은 고딕"/>
+                <w:sz w:val="18"/>
+                <w:szCs w:val="18"/>
+              </w:rPr>
+              <w:t xml:space="preserve">무전기</w:t>
+            </w:r>
+          </w:p>
+        </w:tc>
+        <w:tc>
+          <w:tcPr>
+            <w:tcW w:type="dxa" w:w="3000"/>
+            <w:tcMar>
+              <w:top w:type="dxa" w:w="60"/>
+              <w:left w:type="dxa" w:w="100"/>
+              <w:bottom w:type="dxa" w:w="60"/>
+              <w:right w:type="dxa" w:w="100"/>
+            </w:tcMar>
+          </w:tcPr>
+          <w:p>
+            <w:pPr>
+              <w:spacing w:after="0" w:before="0"/>
+              <w:jc w:val="left"/>
+            </w:pPr>
+            <w:r>
+              <w:rPr>
+                <w:rFonts w:ascii="맑은 고딕" w:cs="맑은 고딕" w:eastAsia="맑은 고딕" w:hAnsi="맑은 고딕"/>
+                <w:sz w:val="18"/>
+                <w:szCs w:val="18"/>
+              </w:rPr>
+              <w:t xml:space="preserve">1</w:t>
+            </w:r>
+          </w:p>
+        </w:tc>
+        <w:tc>
+          <w:tcPr>
+            <w:tcW w:type="dxa" w:w="3000"/>
+            <w:tcMar>
+              <w:top w:type="dxa" w:w="60"/>
+              <w:left w:type="dxa" w:w="100"/>
+              <w:bottom w:type="dxa" w:w="60"/>
+              <w:right w:type="dxa" w:w="100"/>
+            </w:tcMar>
+          </w:tcPr>
+          <w:p>
+            <w:pPr>
+              <w:spacing w:after="0" w:before="0"/>
+              <w:jc w:val="left"/>
+            </w:pPr>
+            <w:r>
+              <w:rPr>
+                <w:rFonts w:ascii="맑은 고딕" w:cs="맑은 고딕" w:eastAsia="맑은 고딕" w:hAnsi="맑은 고딕"/>
+                <w:sz w:val="18"/>
+                <w:szCs w:val="18"/>
+              </w:rPr>
+              <w:t xml:space="preserve">분기점 담당 통신</w:t>
+            </w:r>
+          </w:p>
+        </w:tc>
+      </w:tr>
+    </w:tbl>
+    <w:p>
+      <w:pPr>
+        <w:spacing w:after="120"/>
+        <w:jc w:val="both"/>
+      </w:pPr>
+      <w:r>
+        <w:rPr>
+          <w:rFonts w:ascii="맑은 고딕" w:cs="맑은 고딕" w:eastAsia="맑은 고딕" w:hAnsi="맑은 고딕"/>
+          <w:sz w:val="20"/>
+          <w:szCs w:val="20"/>
+        </w:rPr>
+        <w:t xml:space="preserve"> </w:t>
+      </w:r>
+    </w:p>
+    <w:p>
+      <w:pPr>
+        <w:spacing w:after="60" w:before="180"/>
+      </w:pPr>
+      <w:r>
+        <w:rPr>
+          <w:rFonts w:ascii="맑은 고딕" w:cs="맑은 고딕" w:eastAsia="맑은 고딕" w:hAnsi="맑은 고딕"/>
+          <w:b/>
+          <w:bCs/>
+          <w:sz w:val="20"/>
+          <w:szCs w:val="20"/>
+        </w:rPr>
+        <w:t xml:space="preserve">분기금구 운용 원칙</w:t>
+      </w:r>
+    </w:p>
+    <w:p>
+      <w:pPr>
+        <w:spacing w:after="40" w:before="0"/>
+        <w:ind w:left="280" w:hanging="200"/>
+      </w:pPr>
+      <w:r>
+        <w:rPr>
+          <w:rFonts w:ascii="맑은 고딕" w:cs="맑은 고딕" w:eastAsia="맑은 고딕" w:hAnsi="맑은 고딕"/>
+          <w:sz w:val="20"/>
+          <w:szCs w:val="20"/>
+        </w:rPr>
+        <w:t xml:space="preserve">▪가압 전에 모든 분기 밸브가 닫혀 있는지 확인한다. 열린 상태로 가압하면 연결되지 않은 지선이 튀어 오른다</w:t>
+      </w:r>
+    </w:p>
+    <w:p>
+      <w:pPr>
+        <w:spacing w:after="40" w:before="0"/>
+        <w:ind w:left="280" w:hanging="200"/>
+      </w:pPr>
+      <w:r>
+        <w:rPr>
+          <w:rFonts w:ascii="맑은 고딕" w:cs="맑은 고딕" w:eastAsia="맑은 고딕" w:hAnsi="맑은 고딕"/>
+          <w:sz w:val="20"/>
+          <w:szCs w:val="20"/>
+        </w:rPr>
+        <w:t xml:space="preserve">▪한쪽 지선을 잠글 때 다른 지선의 압력이 급상승한다. 잠그기 전에 해당 관창수에게 통보한다</w:t>
+      </w:r>
+    </w:p>
+    <w:p>
+      <w:pPr>
+        <w:spacing w:after="40" w:before="0"/>
+        <w:ind w:left="280" w:hanging="200"/>
+      </w:pPr>
+      <w:r>
+        <w:rPr>
+          <w:rFonts w:ascii="맑은 고딕" w:cs="맑은 고딕" w:eastAsia="맑은 고딕" w:hAnsi="맑은 고딕"/>
+          <w:sz w:val="20"/>
+          <w:szCs w:val="20"/>
+        </w:rPr>
+        <w:t xml:space="preserve">▪두 지선을 서로 반대 방향으로 당기지 않는다. 분기금구에 비틀림이 걸려 이탈할 수 있다</w:t>
+      </w:r>
+    </w:p>
+    <w:p>
+      <w:pPr>
+        <w:spacing w:after="40" w:before="0"/>
+        <w:ind w:left="280" w:hanging="200"/>
+      </w:pPr>
+      <w:r>
+        <w:rPr>
+          <w:rFonts w:ascii="맑은 고딕" w:cs="맑은 고딕" w:eastAsia="맑은 고딕" w:hAnsi="맑은 고딕"/>
+          <w:sz w:val="20"/>
+          <w:szCs w:val="20"/>
+        </w:rPr>
+        <w:t xml:space="preserve">▪분기점을 무인으로 두지 않는다</w:t>
+      </w:r>
+    </w:p>
+    <w:p>
+      <w:pPr>
+        <w:spacing w:after="60" w:before="180"/>
+      </w:pPr>
+      <w:r>
+        <w:rPr>
+          <w:rFonts w:ascii="맑은 고딕" w:cs="맑은 고딕" w:eastAsia="맑은 고딕" w:hAnsi="맑은 고딕"/>
+          <w:b/>
+          <w:bCs/>
+          <w:sz w:val="20"/>
+          <w:szCs w:val="20"/>
+        </w:rPr>
+        <w:t xml:space="preserve">분기점 담당의 임무</w:t>
+      </w:r>
+    </w:p>
+    <w:p>
+      <w:pPr>
+        <w:spacing w:after="40" w:before="0"/>
+        <w:ind w:left="280" w:hanging="200"/>
+      </w:pPr>
+      <w:r>
+        <w:rPr>
+          <w:rFonts w:ascii="맑은 고딕" w:cs="맑은 고딕" w:eastAsia="맑은 고딕" w:hAnsi="맑은 고딕"/>
+          <w:sz w:val="20"/>
+          <w:szCs w:val="20"/>
+        </w:rPr>
+        <w:t xml:space="preserve">▪라인별 관창 개방상태와 압력 확인</w:t>
+      </w:r>
+    </w:p>
+    <w:p>
+      <w:pPr>
+        <w:spacing w:after="40" w:before="0"/>
+        <w:ind w:left="280" w:hanging="200"/>
+      </w:pPr>
+      <w:r>
+        <w:rPr>
+          <w:rFonts w:ascii="맑은 고딕" w:cs="맑은 고딕" w:eastAsia="맑은 고딕" w:hAnsi="맑은 고딕"/>
+          <w:sz w:val="20"/>
+          <w:szCs w:val="20"/>
+        </w:rPr>
+        <w:t xml:space="preserve">▪지선 추가·회수 및 분기밸브 조작</w:t>
+      </w:r>
+    </w:p>
+    <w:p>
+      <w:pPr>
+        <w:spacing w:after="40" w:before="0"/>
+        <w:ind w:left="280" w:hanging="200"/>
+      </w:pPr>
+      <w:r>
+        <w:rPr>
+          <w:rFonts w:ascii="맑은 고딕" w:cs="맑은 고딕" w:eastAsia="맑은 고딕" w:hAnsi="맑은 고딕"/>
+          <w:sz w:val="20"/>
+          <w:szCs w:val="20"/>
+        </w:rPr>
+        <w:t xml:space="preserve">▪분기점 통과 인원과 시각 기록</w:t>
+      </w:r>
+    </w:p>
+    <w:p>
+      <w:pPr>
+        <w:spacing w:after="40" w:before="0"/>
+        <w:ind w:left="280" w:hanging="200"/>
+      </w:pPr>
+      <w:r>
+        <w:rPr>
+          <w:rFonts w:ascii="맑은 고딕" w:cs="맑은 고딕" w:eastAsia="맑은 고딕" w:hAnsi="맑은 고딕"/>
+          <w:sz w:val="20"/>
+          <w:szCs w:val="20"/>
+        </w:rPr>
+        <w:t xml:space="preserve">▪철수 시 집결점 운영</w:t>
+      </w:r>
+    </w:p>
+    <w:p>
+      <w:pPr>
+        <w:spacing w:after="40" w:before="0"/>
+        <w:ind w:left="280" w:hanging="200"/>
+      </w:pPr>
+      <w:r>
+        <w:rPr>
+          <w:rFonts w:ascii="맑은 고딕" w:cs="맑은 고딕" w:eastAsia="맑은 고딕" w:hAnsi="맑은 고딕"/>
+          <w:sz w:val="20"/>
+          <w:szCs w:val="20"/>
+        </w:rPr>
+        <w:t xml:space="preserve">▪주변 환경 변화(연기층 하강, 온도 상승, 통로 붕괴) 보고</w:t>
+      </w:r>
+    </w:p>
+    <w:p>
+      <w:pPr>
+        <w:pStyle w:val="Heading3"/>
+        <w:spacing w:after="100" w:before="260"/>
+      </w:pPr>
+      <w:r>
+        <w:rPr>
+          <w:rFonts w:ascii="맑은 고딕" w:cs="맑은 고딕" w:eastAsia="맑은 고딕" w:hAnsi="맑은 고딕"/>
+          <w:b/>
+          <w:bCs/>
+          <w:sz w:val="22"/>
+          <w:szCs w:val="22"/>
+        </w:rPr>
+        <w:t xml:space="preserve">□ 전개 시 확인사항</w:t>
+      </w:r>
+    </w:p>
+    <w:p>
+      <w:pPr>
+        <w:spacing w:after="60" w:before="180"/>
+      </w:pPr>
+      <w:r>
+        <w:rPr>
+          <w:rFonts w:ascii="맑은 고딕" w:cs="맑은 고딕" w:eastAsia="맑은 고딕" w:hAnsi="맑은 고딕"/>
+          <w:b/>
+          <w:bCs/>
+          <w:sz w:val="20"/>
+          <w:szCs w:val="20"/>
+        </w:rPr>
+        <w:t xml:space="preserve">전개 방법</w:t>
+      </w:r>
+    </w:p>
+    <w:p>
+      <w:pPr>
+        <w:spacing w:after="40" w:before="0"/>
+        <w:ind w:left="280" w:hanging="200"/>
+      </w:pPr>
+      <w:r>
+        <w:rPr>
+          <w:rFonts w:ascii="맑은 고딕" w:cs="맑은 고딕" w:eastAsia="맑은 고딕" w:hAnsi="맑은 고딕"/>
+          <w:sz w:val="20"/>
+          <w:szCs w:val="20"/>
+        </w:rPr>
+        <w:t xml:space="preserve">▪화점 방향에서 진입구 방향으로 되돌아 나오며 펴는 역방향 전개를 우선 검토한다. 진입구에서 밀고 들어가면 굽힘과 걸림이 누적된다</w:t>
+      </w:r>
+    </w:p>
+    <w:p>
+      <w:pPr>
+        <w:spacing w:after="40" w:before="0"/>
+        <w:ind w:left="280" w:hanging="200"/>
+      </w:pPr>
+      <w:r>
+        <w:rPr>
+          <w:rFonts w:ascii="맑은 고딕" w:cs="맑은 고딕" w:eastAsia="맑은 고딕" w:hAnsi="맑은 고딕"/>
+          <w:sz w:val="20"/>
+          <w:szCs w:val="20"/>
+        </w:rPr>
+        <w:t xml:space="preserve">▪가압 전에 호스를 S자 또는 Z자로 펼쳐 꼬임을 제거한다. 가압 후 꼬임을 푸는 데는 몇 배의 시간이 걸린다</w:t>
+      </w:r>
+    </w:p>
+    <w:p>
+      <w:pPr>
+        <w:spacing w:after="40" w:before="0"/>
+        <w:ind w:left="280" w:hanging="200"/>
+      </w:pPr>
+      <w:r>
+        <w:rPr>
+          <w:rFonts w:ascii="맑은 고딕" w:cs="맑은 고딕" w:eastAsia="맑은 고딕" w:hAnsi="맑은 고딕"/>
+          <w:sz w:val="20"/>
+          <w:szCs w:val="20"/>
+        </w:rPr>
+        <w:t xml:space="preserve">▪필요 호스 길이는 건물 깊이의 2배 + 차량에서 진입구까지 거리 + 여유 1본으로 산정한다. 화점이 반대편으로 이동하거나 되짚어 나와야 하는 경우를 전제한다</w:t>
+      </w:r>
+    </w:p>
+    <w:p>
+      <w:pPr>
+        <w:spacing w:after="60" w:before="180"/>
+      </w:pPr>
+      <w:r>
+        <w:rPr>
+          <w:rFonts w:ascii="맑은 고딕" w:cs="맑은 고딕" w:eastAsia="맑은 고딕" w:hAnsi="맑은 고딕"/>
+          <w:b/>
+          <w:bCs/>
+          <w:sz w:val="20"/>
+          <w:szCs w:val="20"/>
+        </w:rPr>
+        <w:t xml:space="preserve">셔터·개구부 통과</w:t>
+      </w:r>
+    </w:p>
+    <w:p>
+      <w:pPr>
+        <w:spacing w:after="40" w:before="0"/>
+        <w:ind w:left="280" w:hanging="200"/>
+      </w:pPr>
+      <w:r>
+        <w:rPr>
+          <w:rFonts w:ascii="맑은 고딕" w:cs="맑은 고딕" w:eastAsia="맑은 고딕" w:hAnsi="맑은 고딕"/>
+          <w:sz w:val="20"/>
+          <w:szCs w:val="20"/>
+        </w:rPr>
+        <w:t xml:space="preserve">▪셔터·방화문 통과 지점에는 호스가 눌리지 않도록 보호구를 사용한다. 셔터가 하강하면 호스가 절단된다</w:t>
+      </w:r>
+    </w:p>
+    <w:p>
+      <w:pPr>
+        <w:spacing w:after="40" w:before="0"/>
+        <w:ind w:left="280" w:hanging="200"/>
+      </w:pPr>
+      <w:r>
+        <w:rPr>
+          <w:rFonts w:ascii="맑은 고딕" w:cs="맑은 고딕" w:eastAsia="맑은 고딕" w:hAnsi="맑은 고딕"/>
+          <w:sz w:val="20"/>
+          <w:szCs w:val="20"/>
+        </w:rPr>
+        <w:t xml:space="preserve">▪셔터형 도크도어를 열어 둘 때는 갈고리 등으로 고정하고 별도의 쐐기를 병행한다. 열을 받으면 균형추 스프링이 장력을 잃어 셔터가 예고 없이 내려온다</w:t>
+      </w:r>
+    </w:p>
+    <w:p>
+      <w:pPr>
+        <w:spacing w:after="60" w:before="180"/>
+      </w:pPr>
+      <w:r>
+        <w:rPr>
+          <w:rFonts w:ascii="맑은 고딕" w:cs="맑은 고딕" w:eastAsia="맑은 고딕" w:hAnsi="맑은 고딕"/>
+          <w:b/>
+          <w:bCs/>
+          <w:sz w:val="20"/>
+          <w:szCs w:val="20"/>
+        </w:rPr>
+        <w:t xml:space="preserve">방향 식별</w:t>
+      </w:r>
+    </w:p>
+    <w:p>
+      <w:pPr>
+        <w:spacing w:after="40" w:before="0"/>
+        <w:ind w:left="280" w:hanging="200"/>
+      </w:pPr>
+      <w:r>
+        <w:rPr>
+          <w:rFonts w:ascii="맑은 고딕" w:cs="맑은 고딕" w:eastAsia="맑은 고딕" w:hAnsi="맑은 고딕"/>
+          <w:sz w:val="20"/>
+          <w:szCs w:val="20"/>
+        </w:rPr>
+        <w:t xml:space="preserve">▪농연 속에서 호스를 따라 나올 때 금구 형상으로 방향을 식별한다. 수 커플링이 진입구 쪽, 암 커플링이 화점 쪽이다</w:t>
+      </w:r>
+    </w:p>
+    <w:p>
+      <w:pPr>
+        <w:spacing w:after="40" w:before="0"/>
+        <w:ind w:left="280" w:hanging="200"/>
+      </w:pPr>
+      <w:r>
+        <w:rPr>
+          <w:rFonts w:ascii="맑은 고딕" w:cs="맑은 고딕" w:eastAsia="맑은 고딕" w:hAnsi="맑은 고딕"/>
+          <w:sz w:val="20"/>
+          <w:szCs w:val="20"/>
+        </w:rPr>
+        <w:t xml:space="preserve">▪여러 라인이 교차하는 지점에서는 자기 라인을 확인하고 이동한다. 미국의 소방관 방향상실 사고 분석에서 가장 많이 반복되는 유형이 농연 속 호스라인 이탈과 다른 라인과의 혼동이다</w:t>
+      </w:r>
+    </w:p>
+    <w:p>
+      <w:pPr>
+        <w:spacing w:after="40" w:before="0"/>
+        <w:ind w:left="280" w:hanging="200"/>
+      </w:pPr>
+      <w:r>
+        <w:rPr>
+          <w:rFonts w:ascii="맑은 고딕" w:cs="맑은 고딕" w:eastAsia="맑은 고딕" w:hAnsi="맑은 고딕"/>
+          <w:sz w:val="20"/>
+          <w:szCs w:val="20"/>
+        </w:rPr>
+        <w:t xml:space="preserve">▪각 지선에 식별표를 부착하고, 분기점에서 어느 지선이 어느 팀 것인지 기록한다</w:t>
+      </w:r>
+    </w:p>
+    <w:p>
+      <w:pPr>
+        <w:pStyle w:val="Heading3"/>
+        <w:spacing w:after="100" w:before="260"/>
+      </w:pPr>
+      <w:r>
+        <w:rPr>
+          <w:rFonts w:ascii="맑은 고딕" w:cs="맑은 고딕" w:eastAsia="맑은 고딕" w:hAnsi="맑은 고딕"/>
+          <w:b/>
+          <w:bCs/>
+          <w:sz w:val="22"/>
+          <w:szCs w:val="22"/>
+        </w:rPr>
+        <w:t xml:space="preserve">□ 전개 편성과 소요 인원</w:t>
+      </w:r>
+    </w:p>
+    <w:p>
+      <w:pPr>
+        <w:spacing w:after="120"/>
+        <w:jc w:val="both"/>
+      </w:pPr>
+      <w:r>
+        <w:rPr>
+          <w:rFonts w:ascii="맑은 고딕" w:cs="맑은 고딕" w:eastAsia="맑은 고딕" w:hAnsi="맑은 고딕"/>
+          <w:sz w:val="20"/>
+          <w:szCs w:val="20"/>
+        </w:rPr>
+        <w:t xml:space="preserve">100m를 넘는 전개는 관창수의 일이 아니라 별도 편성의 일이다. 전개 인원을 진입팀에서 빼내 쓰면 진입팀의 공기가 전개에 소모된다.</w:t>
+      </w:r>
+    </w:p>
+    <w:p>
+      <w:pPr>
+        <w:spacing w:after="60" w:before="180"/>
+      </w:pPr>
+      <w:r>
+        <w:rPr>
+          <w:rFonts w:ascii="맑은 고딕" w:cs="맑은 고딕" w:eastAsia="맑은 고딕" w:hAnsi="맑은 고딕"/>
+          <w:b/>
+          <w:bCs/>
+          <w:sz w:val="20"/>
+          <w:szCs w:val="20"/>
+        </w:rPr>
+        <w:t xml:space="preserve">사전 편성</w:t>
+      </w:r>
+    </w:p>
+    <w:p>
+      <w:pPr>
+        <w:spacing w:after="40" w:before="0"/>
+        <w:ind w:left="280" w:hanging="200"/>
+      </w:pPr>
+      <w:r>
+        <w:rPr>
+          <w:rFonts w:ascii="맑은 고딕" w:cs="맑은 고딕" w:eastAsia="맑은 고딕" w:hAnsi="맑은 고딕"/>
+          <w:sz w:val="20"/>
+          <w:szCs w:val="20"/>
+        </w:rPr>
+        <w:t xml:space="preserve">▪호스를 본 단위로 던져 넣지 말고 </w:t>
+      </w:r>
+      <w:r>
+        <w:rPr>
+          <w:rFonts w:ascii="맑은 고딕" w:cs="맑은 고딕" w:eastAsia="맑은 고딕" w:hAnsi="맑은 고딕"/>
+          <w:b/>
+          <w:bCs/>
+          <w:sz w:val="20"/>
+          <w:szCs w:val="20"/>
+        </w:rPr>
+        <w:t xml:space="preserve">묶음(팩)으로 미리 편성해 둔다.</w:t>
+      </w:r>
+      <w:r>
+        <w:rPr>
+          <w:rFonts w:ascii="맑은 고딕" w:cs="맑은 고딕" w:eastAsia="맑은 고딕" w:hAnsi="맑은 고딕"/>
+          <w:sz w:val="20"/>
+          <w:szCs w:val="20"/>
+        </w:rPr>
+        <w:t xml:space="preserve"> 65mm 4본, 40mm 3본을 한 묶음으로 접되, 암·수 커플링이 나란히 오도록 접으면 1인이 연결할 수 있다</w:t>
+      </w:r>
+    </w:p>
+    <w:p>
+      <w:pPr>
+        <w:spacing w:after="40" w:before="0"/>
+        <w:ind w:left="280" w:hanging="200"/>
+      </w:pPr>
+      <w:r>
+        <w:rPr>
+          <w:rFonts w:ascii="맑은 고딕" w:cs="맑은 고딕" w:eastAsia="맑은 고딕" w:hAnsi="맑은 고딕"/>
+          <w:sz w:val="20"/>
+          <w:szCs w:val="20"/>
+        </w:rPr>
+        <w:t xml:space="preserve">▪묶음마다 구경과 본수를 표기한다. 농연 속에서 구경을 손으로 구분하는 데 시간이 걸린다</w:t>
+      </w:r>
+    </w:p>
+    <w:p>
+      <w:pPr>
+        <w:spacing w:after="40" w:before="0"/>
+        <w:ind w:left="280" w:hanging="200"/>
+      </w:pPr>
+      <w:r>
+        <w:rPr>
+          <w:rFonts w:ascii="맑은 고딕" w:cs="맑은 고딕" w:eastAsia="맑은 고딕" w:hAnsi="맑은 고딕"/>
+          <w:sz w:val="20"/>
+          <w:szCs w:val="20"/>
+        </w:rPr>
+        <w:t xml:space="preserve">▪분기금구·이형금구·호스클램프·표시등을 묶음과 함께 세트로 적재한다. 분기점에 가서 없는 것을 찾으면 전개가 멈춘다</w:t>
+      </w:r>
+    </w:p>
+    <w:p>
+      <w:pPr>
+        <w:spacing w:after="60" w:before="180"/>
+      </w:pPr>
+      <w:r>
+        <w:rPr>
+          <w:rFonts w:ascii="맑은 고딕" w:cs="맑은 고딕" w:eastAsia="맑은 고딕" w:hAnsi="맑은 고딕"/>
+          <w:b/>
+          <w:bCs/>
+          <w:sz w:val="20"/>
+          <w:szCs w:val="20"/>
+        </w:rPr>
+        <w:t xml:space="preserve">전개 순서</w:t>
+      </w:r>
+    </w:p>
+    <w:p>
+      <w:pPr>
+        <w:spacing w:after="40"/>
+        <w:ind w:left="280" w:hanging="200"/>
+      </w:pPr>
+      <w:r>
+        <w:rPr>
+          <w:rFonts w:ascii="맑은 고딕" w:cs="맑은 고딕" w:eastAsia="맑은 고딕" w:hAnsi="맑은 고딕"/>
+          <w:sz w:val="20"/>
+          <w:szCs w:val="20"/>
+        </w:rPr>
+        <w:t xml:space="preserve">1. 진입구에서 분기점까지의 간선을 먼저 완성하고 가압하여 확인한다</w:t>
+      </w:r>
+    </w:p>
+    <w:p>
+      <w:pPr>
+        <w:spacing w:after="40"/>
+        <w:ind w:left="280" w:hanging="200"/>
+      </w:pPr>
+      <w:r>
+        <w:rPr>
+          <w:rFonts w:ascii="맑은 고딕" w:cs="맑은 고딕" w:eastAsia="맑은 고딕" w:hAnsi="맑은 고딕"/>
+          <w:sz w:val="20"/>
+          <w:szCs w:val="20"/>
+        </w:rPr>
+        <w:t xml:space="preserve">2. 확인이 끝난 뒤 지선을 전개한다. 간선과 지선을 동시에 펴면 어느 구간이 문제인지 구분되지 않는다</w:t>
+      </w:r>
+    </w:p>
+    <w:p>
+      <w:pPr>
+        <w:spacing w:after="40"/>
+        <w:ind w:left="280" w:hanging="200"/>
+      </w:pPr>
+      <w:r>
+        <w:rPr>
+          <w:rFonts w:ascii="맑은 고딕" w:cs="맑은 고딕" w:eastAsia="맑은 고딕" w:hAnsi="맑은 고딕"/>
+          <w:sz w:val="20"/>
+          <w:szCs w:val="20"/>
+        </w:rPr>
+        <w:t xml:space="preserve">3. 굴곡부, 셔터 통과부, 랙 모서리, 도크 단차에 인원을 배치한다. 이 지점들이 걸림과 절단이 생기는 곳이다</w:t>
+      </w:r>
+    </w:p>
+    <w:p>
+      <w:pPr>
+        <w:spacing w:after="40"/>
+        <w:ind w:left="280" w:hanging="200"/>
+      </w:pPr>
+      <w:r>
+        <w:rPr>
+          <w:rFonts w:ascii="맑은 고딕" w:cs="맑은 고딕" w:eastAsia="맑은 고딕" w:hAnsi="맑은 고딕"/>
+          <w:sz w:val="20"/>
+          <w:szCs w:val="20"/>
+        </w:rPr>
+        <w:t xml:space="preserve">4. 전개 완료 후 분기점 담당이 라인별로 압력과 개방상태를 기록한다</w:t>
+      </w:r>
+    </w:p>
+    <w:p>
+      <w:pPr>
+        <w:spacing w:after="60" w:before="180"/>
+      </w:pPr>
+      <w:r>
+        <w:rPr>
+          <w:rFonts w:ascii="맑은 고딕" w:cs="맑은 고딕" w:eastAsia="맑은 고딕" w:hAnsi="맑은 고딕"/>
+          <w:b/>
+          <w:bCs/>
+          <w:sz w:val="20"/>
+          <w:szCs w:val="20"/>
+        </w:rPr>
+        <w:t xml:space="preserve">시간 관리</w:t>
+      </w:r>
+    </w:p>
+    <w:p>
+      <w:pPr>
+        <w:spacing w:after="40" w:before="0"/>
+        <w:ind w:left="280" w:hanging="200"/>
+      </w:pPr>
+      <w:r>
+        <w:rPr>
+          <w:rFonts w:ascii="맑은 고딕" w:cs="맑은 고딕" w:eastAsia="맑은 고딕" w:hAnsi="맑은 고딕"/>
+          <w:sz w:val="20"/>
+          <w:szCs w:val="20"/>
+        </w:rPr>
+        <w:t xml:space="preserve">▪전개 소요시간을 </w:t>
+      </w:r>
+      <w:r>
+        <w:rPr>
+          <w:rFonts w:ascii="맑은 고딕" w:cs="맑은 고딕" w:eastAsia="맑은 고딕" w:hAnsi="맑은 고딕"/>
+          <w:b/>
+          <w:bCs/>
+          <w:sz w:val="20"/>
+          <w:szCs w:val="20"/>
+        </w:rPr>
+        <w:t xml:space="preserve">관서 훈련에서 실측하여 출동편성에 반영한다.</w:t>
+      </w:r>
+      <w:r>
+        <w:rPr>
+          <w:rFonts w:ascii="맑은 고딕" w:cs="맑은 고딕" w:eastAsia="맑은 고딕" w:hAnsi="맑은 고딕"/>
+          <w:sz w:val="20"/>
+          <w:szCs w:val="20"/>
+        </w:rPr>
+        <w:t xml:space="preserve"> 100m 전개에 몇 명이 몇 분 걸리는지를 모르면 진입 시한을 계산할 수 없다</w:t>
+      </w:r>
+    </w:p>
+    <w:p>
+      <w:pPr>
+        <w:spacing w:after="40" w:before="0"/>
+        <w:ind w:left="280" w:hanging="200"/>
+      </w:pPr>
+      <w:r>
+        <w:rPr>
+          <w:rFonts w:ascii="맑은 고딕" w:cs="맑은 고딕" w:eastAsia="맑은 고딕" w:hAnsi="맑은 고딕"/>
+          <w:sz w:val="20"/>
+          <w:szCs w:val="20"/>
+        </w:rPr>
+        <w:t xml:space="preserve">▪전개 중에도 화재는 진행한다. 전개에 걸리는 시간만큼 화세가 커진 상태를 전제로 관창 수를 정한다</w:t>
+      </w:r>
+    </w:p>
+    <w:p>
+      <w:pPr>
+        <w:spacing w:after="60" w:before="180"/>
+      </w:pPr>
+      <w:r>
+        <w:rPr>
+          <w:rFonts w:ascii="맑은 고딕" w:cs="맑은 고딕" w:eastAsia="맑은 고딕" w:hAnsi="맑은 고딕"/>
+          <w:b/>
+          <w:bCs/>
+          <w:sz w:val="20"/>
+          <w:szCs w:val="20"/>
+        </w:rPr>
+        <w:t xml:space="preserve">호스 손상 시</w:t>
+      </w:r>
+    </w:p>
+    <w:p>
+      <w:pPr>
+        <w:spacing w:after="40" w:before="0"/>
+        <w:ind w:left="280" w:hanging="200"/>
+      </w:pPr>
+      <w:r>
+        <w:rPr>
+          <w:rFonts w:ascii="맑은 고딕" w:cs="맑은 고딕" w:eastAsia="맑은 고딕" w:hAnsi="맑은 고딕"/>
+          <w:sz w:val="20"/>
+          <w:szCs w:val="20"/>
+        </w:rPr>
+        <w:t xml:space="preserve">▪호스클램프를 손상 지점보다 </w:t>
+      </w:r>
+      <w:r>
+        <w:rPr>
+          <w:rFonts w:ascii="맑은 고딕" w:cs="맑은 고딕" w:eastAsia="맑은 고딕" w:hAnsi="맑은 고딕"/>
+          <w:b/>
+          <w:bCs/>
+          <w:sz w:val="20"/>
+          <w:szCs w:val="20"/>
+        </w:rPr>
+        <w:t xml:space="preserve">펌프 쪽</w:t>
+      </w:r>
+      <w:r>
+        <w:rPr>
+          <w:rFonts w:ascii="맑은 고딕" w:cs="맑은 고딕" w:eastAsia="맑은 고딕" w:hAnsi="맑은 고딕"/>
+          <w:sz w:val="20"/>
+          <w:szCs w:val="20"/>
+        </w:rPr>
+        <w:t xml:space="preserve">에 물려 급수를 끊는다. 관창 쪽에 물리면 손상부에 압력이 그대로 걸린다</w:t>
+      </w:r>
+    </w:p>
+    <w:p>
+      <w:pPr>
+        <w:spacing w:after="40" w:before="0"/>
+        <w:ind w:left="280" w:hanging="200"/>
+      </w:pPr>
+      <w:r>
+        <w:rPr>
+          <w:rFonts w:ascii="맑은 고딕" w:cs="맑은 고딕" w:eastAsia="맑은 고딕" w:hAnsi="맑은 고딕"/>
+          <w:sz w:val="20"/>
+          <w:szCs w:val="20"/>
+        </w:rPr>
+        <w:t xml:space="preserve">▪클램프는 커플링에서 1m 이상 떨어진 곳에, 호스가 곧게 펴진 구간에 물린다</w:t>
+      </w:r>
+    </w:p>
+    <w:p>
+      <w:pPr>
+        <w:spacing w:after="40" w:before="0"/>
+        <w:ind w:left="280" w:hanging="200"/>
+      </w:pPr>
+      <w:r>
+        <w:rPr>
+          <w:rFonts w:ascii="맑은 고딕" w:cs="맑은 고딕" w:eastAsia="맑은 고딕" w:hAnsi="맑은 고딕"/>
+          <w:sz w:val="20"/>
+          <w:szCs w:val="20"/>
+        </w:rPr>
+        <w:t xml:space="preserve">▪교체 중 해당 라인의 관창수에게 통보하고, 예비 라인을 먼저 가압한다</w:t>
+      </w:r>
+    </w:p>
+    <w:p>
+      <w:pPr>
+        <w:pStyle w:val="Heading3"/>
+        <w:spacing w:after="100" w:before="260"/>
+      </w:pPr>
+      <w:r>
+        <w:rPr>
+          <w:rFonts w:ascii="맑은 고딕" w:cs="맑은 고딕" w:eastAsia="맑은 고딕" w:hAnsi="맑은 고딕"/>
+          <w:b/>
+          <w:bCs/>
+          <w:sz w:val="22"/>
+          <w:szCs w:val="22"/>
+        </w:rPr>
+        <w:t xml:space="preserve">□ 관창 반동력과 운용인원</w:t>
+      </w:r>
+    </w:p>
+    <w:p>
+      <w:pPr>
+        <w:spacing w:after="120"/>
+        <w:jc w:val="both"/>
+      </w:pPr>
+      <w:r>
+        <w:rPr>
+          <w:rFonts w:ascii="맑은 고딕" w:cs="맑은 고딕" w:eastAsia="맑은 고딕" w:hAnsi="맑은 고딕"/>
+          <w:sz w:val="20"/>
+          <w:szCs w:val="20"/>
+        </w:rPr>
+        <w:t xml:space="preserve">반동력은 관창 구경과 관창압력으로 결정되며 </w:t>
+      </w:r>
+      <w:r>
+        <w:rPr>
+          <w:rFonts w:ascii="맑은 고딕" w:cs="맑은 고딕" w:eastAsia="맑은 고딕" w:hAnsi="맑은 고딕"/>
+          <w:b/>
+          <w:bCs/>
+          <w:sz w:val="20"/>
+          <w:szCs w:val="20"/>
+        </w:rPr>
+        <w:t xml:space="preserve">R(kgf) ≒ 1.5 × d²(cm) × P(kgf/㎠)</w:t>
+      </w:r>
+      <w:r>
+        <w:rPr>
+          <w:rFonts w:ascii="맑은 고딕" w:cs="맑은 고딕" w:eastAsia="맑은 고딕" w:hAnsi="맑은 고딕"/>
+          <w:sz w:val="20"/>
+          <w:szCs w:val="20"/>
+        </w:rPr>
+        <w:t xml:space="preserve"> 로 어림한다. 13mm 관창을 5 kgf/㎠로 운용하면 약 13 kgf, 19mm 관창은 약 27 kgf이다.</w:t>
+      </w:r>
+    </w:p>
+    <w:p>
+      <w:pPr>
+        <w:spacing w:after="40" w:before="0"/>
+        <w:ind w:left="280" w:hanging="200"/>
+      </w:pPr>
+      <w:r>
+        <w:rPr>
+          <w:rFonts w:ascii="맑은 고딕" w:cs="맑은 고딕" w:eastAsia="맑은 고딕" w:hAnsi="맑은 고딕"/>
+          <w:sz w:val="20"/>
+          <w:szCs w:val="20"/>
+        </w:rPr>
+        <w:t xml:space="preserve">▪30 kgf를 초과하면 1인 운용을 하지 않는다</w:t>
+      </w:r>
+    </w:p>
+    <w:p>
+      <w:pPr>
+        <w:spacing w:after="40" w:before="0"/>
+        <w:ind w:left="280" w:hanging="200"/>
+      </w:pPr>
+      <w:r>
+        <w:rPr>
+          <w:rFonts w:ascii="맑은 고딕" w:cs="맑은 고딕" w:eastAsia="맑은 고딕" w:hAnsi="맑은 고딕"/>
+          <w:sz w:val="20"/>
+          <w:szCs w:val="20"/>
+        </w:rPr>
+        <w:t xml:space="preserve">▪60 kgf를 초과하면 거치대·고정장치로 운용한다</w:t>
+      </w:r>
+    </w:p>
+    <w:p>
+      <w:pPr>
+        <w:spacing w:after="40" w:before="0"/>
+        <w:ind w:left="280" w:hanging="200"/>
+      </w:pPr>
+      <w:r>
+        <w:rPr>
+          <w:rFonts w:ascii="맑은 고딕" w:cs="맑은 고딕" w:eastAsia="맑은 고딕" w:hAnsi="맑은 고딕"/>
+          <w:sz w:val="20"/>
+          <w:szCs w:val="20"/>
+        </w:rPr>
+        <w:t xml:space="preserve">▪농연·저시야·노면 미끄러움이 중복되면 실제 감당 한계는 위 수치보다 낮아진다. 스프링클러가 작동 중인 창고 바닥은 대부분 이 조건에 해당한다</w:t>
+      </w:r>
+    </w:p>
+    <w:p>
+      <w:pPr>
+        <w:spacing w:after="40" w:before="0"/>
+        <w:ind w:left="280" w:hanging="200"/>
+      </w:pPr>
+      <w:r>
+        <w:rPr>
+          <w:rFonts w:ascii="맑은 고딕" w:cs="맑은 고딕" w:eastAsia="맑은 고딕" w:hAnsi="맑은 고딕"/>
+          <w:sz w:val="20"/>
+          <w:szCs w:val="20"/>
+        </w:rPr>
+        <w:t xml:space="preserve">▪관창 개방은 서서히 실시한다. 급격한 개방 시 순간 반동이 크게 걸린다</w:t>
+      </w:r>
+    </w:p>
+    <w:p>
+      <w:pPr>
+        <w:spacing w:after="40" w:before="0"/>
+        <w:ind w:left="280" w:hanging="200"/>
+      </w:pPr>
+      <w:r>
+        <w:rPr>
+          <w:rFonts w:ascii="맑은 고딕" w:cs="맑은 고딕" w:eastAsia="맑은 고딕" w:hAnsi="맑은 고딕"/>
+          <w:sz w:val="20"/>
+          <w:szCs w:val="20"/>
+        </w:rPr>
+        <w:t xml:space="preserve">▪65mm 관창을 가압할 때는 관창을 절반만 열어 배압을 낮춘 뒤 전개 위치에서 완전히 개방한다</w:t>
+      </w:r>
+    </w:p>
+    <w:p>
+      <w:pPr>
+        <w:pStyle w:val="Heading3"/>
+        <w:spacing w:after="100" w:before="260"/>
+      </w:pPr>
+      <w:r>
+        <w:rPr>
+          <w:rFonts w:ascii="맑은 고딕" w:cs="맑은 고딕" w:eastAsia="맑은 고딕" w:hAnsi="맑은 고딕"/>
+          <w:b/>
+          <w:bCs/>
+          <w:sz w:val="22"/>
+          <w:szCs w:val="22"/>
+        </w:rPr>
+        <w:t xml:space="preserve">□ 전개방식별 한계 전개거리</w:t>
+      </w:r>
+    </w:p>
+    <w:p>
+      <w:pPr>
+        <w:spacing w:after="120"/>
+        <w:jc w:val="both"/>
+      </w:pPr>
+      <w:r>
+        <w:rPr>
+          <w:rFonts w:ascii="맑은 고딕" w:cs="맑은 고딕" w:eastAsia="맑은 고딕" w:hAnsi="맑은 고딕"/>
+          <w:sz w:val="20"/>
+          <w:szCs w:val="20"/>
+        </w:rPr>
+        <w:t xml:space="preserve">펌프가 낼 수 있는 압력에는 한계가 있으므로 전개방식마다 물이 제대로 도달하는 거리에 한계가 있다. 아래 값은 </w:t>
+      </w:r>
+      <w:r>
+        <w:rPr>
+          <w:rFonts w:ascii="맑은 고딕" w:cs="맑은 고딕" w:eastAsia="맑은 고딕" w:hAnsi="맑은 고딕"/>
+          <w:b/>
+          <w:bCs/>
+          <w:sz w:val="20"/>
+          <w:szCs w:val="20"/>
+        </w:rPr>
+        <w:t xml:space="preserve">펌프 토출압 10 kgf/㎠, 관창압력 5 kgf/㎠, 고저차 없음</w:t>
+      </w:r>
+      <w:r>
+        <w:rPr>
+          <w:rFonts w:ascii="맑은 고딕" w:cs="맑은 고딕" w:eastAsia="맑은 고딕" w:hAnsi="맑은 고딕"/>
+          <w:sz w:val="20"/>
+          <w:szCs w:val="20"/>
+        </w:rPr>
+        <w:t xml:space="preserve">을 기준으로 산출한 것이다.</w:t>
+      </w:r>
+    </w:p>
+    <w:tbl>
+      <w:tblPr>
+        <w:tblW w:type="dxa" w:w="9000"/>
+        <w:tblBorders>
+          <w:top w:val="single" w:color="auto" w:sz="4"/>
+          <w:left w:val="single" w:color="auto" w:sz="4"/>
+          <w:bottom w:val="single" w:color="auto" w:sz="4"/>
+          <w:right w:val="single" w:color="auto" w:sz="4"/>
+          <w:insideH w:val="single" w:color="auto" w:sz="4"/>
+          <w:insideV w:val="single" w:color="auto" w:sz="4"/>
+        </w:tblBorders>
+      </w:tblPr>
+      <w:tblGrid>
+        <w:gridCol w:w="3000"/>
+        <w:gridCol w:w="3000"/>
+        <w:gridCol w:w="3000"/>
+      </w:tblGrid>
+      <w:tr>
+        <w:trPr>
+          <w:tblHeader/>
+        </w:trPr>
+        <w:tc>
+          <w:tcPr>
+            <w:tcW w:type="dxa" w:w="3000"/>
+            <w:shd w:fill="E8E8E8" w:val="clear"/>
+            <w:tcMar>
+              <w:top w:type="dxa" w:w="60"/>
+              <w:left w:type="dxa" w:w="100"/>
+              <w:bottom w:type="dxa" w:w="60"/>
+              <w:right w:type="dxa" w:w="100"/>
+            </w:tcMar>
+          </w:tcPr>
+          <w:p>
+            <w:pPr>
+              <w:spacing w:after="0" w:before="0"/>
+              <w:jc w:val="center"/>
+            </w:pPr>
+            <w:r>
+              <w:rPr>
+                <w:rFonts w:ascii="맑은 고딕" w:cs="맑은 고딕" w:eastAsia="맑은 고딕" w:hAnsi="맑은 고딕"/>
+                <w:b/>
+                <w:bCs/>
+                <w:sz w:val="18"/>
+                <w:szCs w:val="18"/>
+              </w:rPr>
+              <w:t xml:space="preserve">전개방식</w:t>
+            </w:r>
+          </w:p>
+        </w:tc>
+        <w:tc>
+          <w:tcPr>
+            <w:tcW w:type="dxa" w:w="3000"/>
+            <w:shd w:fill="E8E8E8" w:val="clear"/>
+            <w:tcMar>
+              <w:top w:type="dxa" w:w="60"/>
+              <w:left w:type="dxa" w:w="100"/>
+              <w:bottom w:type="dxa" w:w="60"/>
+              <w:right w:type="dxa" w:w="100"/>
+            </w:tcMar>
+          </w:tcPr>
+          <w:p>
+            <w:pPr>
+              <w:spacing w:after="0" w:before="0"/>
+              <w:jc w:val="center"/>
+            </w:pPr>
+            <w:r>
+              <w:rPr>
+                <w:rFonts w:ascii="맑은 고딕" w:cs="맑은 고딕" w:eastAsia="맑은 고딕" w:hAnsi="맑은 고딕"/>
+                <w:b/>
+                <w:bCs/>
+                <w:sz w:val="18"/>
+                <w:szCs w:val="18"/>
+              </w:rPr>
+              <w:t xml:space="preserve">분무관창(5 kgf/㎠)</w:t>
+            </w:r>
+          </w:p>
+        </w:tc>
+        <w:tc>
+          <w:tcPr>
+            <w:tcW w:type="dxa" w:w="3000"/>
+            <w:shd w:fill="E8E8E8" w:val="clear"/>
+            <w:tcMar>
+              <w:top w:type="dxa" w:w="60"/>
+              <w:left w:type="dxa" w:w="100"/>
+              <w:bottom w:type="dxa" w:w="60"/>
+              <w:right w:type="dxa" w:w="100"/>
+            </w:tcMar>
+          </w:tcPr>
+          <w:p>
+            <w:pPr>
+              <w:spacing w:after="0" w:before="0"/>
+              <w:jc w:val="center"/>
+            </w:pPr>
+            <w:r>
+              <w:rPr>
+                <w:rFonts w:ascii="맑은 고딕" w:cs="맑은 고딕" w:eastAsia="맑은 고딕" w:hAnsi="맑은 고딕"/>
+                <w:b/>
+                <w:bCs/>
+                <w:sz w:val="18"/>
+                <w:szCs w:val="18"/>
+              </w:rPr>
+              <w:t xml:space="preserve">봉상관창(3.5 kgf/㎠)</w:t>
+            </w:r>
+          </w:p>
+        </w:tc>
+      </w:tr>
+      <w:tr>
+        <w:trPr>
+          <w:tblHeader w:val="false"/>
+        </w:trPr>
+        <w:tc>
+          <w:tcPr>
+            <w:tcW w:type="dxa" w:w="3000"/>
+            <w:tcMar>
+              <w:top w:type="dxa" w:w="60"/>
+              <w:left w:type="dxa" w:w="100"/>
+              <w:bottom w:type="dxa" w:w="60"/>
+              <w:right w:type="dxa" w:w="100"/>
+            </w:tcMar>
+          </w:tcPr>
+          <w:p>
+            <w:pPr>
+              <w:spacing w:after="0" w:before="0"/>
+              <w:jc w:val="left"/>
+            </w:pPr>
+            <w:r>
+              <w:rPr>
+                <w:rFonts w:ascii="맑은 고딕" w:cs="맑은 고딕" w:eastAsia="맑은 고딕" w:hAnsi="맑은 고딕"/>
+                <w:sz w:val="18"/>
+                <w:szCs w:val="18"/>
+              </w:rPr>
+              <w:t xml:space="preserve">40mm 단선</w:t>
+            </w:r>
+          </w:p>
+        </w:tc>
+        <w:tc>
+          <w:tcPr>
+            <w:tcW w:type="dxa" w:w="3000"/>
+            <w:tcMar>
+              <w:top w:type="dxa" w:w="60"/>
+              <w:left w:type="dxa" w:w="100"/>
+              <w:bottom w:type="dxa" w:w="60"/>
+              <w:right w:type="dxa" w:w="100"/>
+            </w:tcMar>
+          </w:tcPr>
+          <w:p>
+            <w:pPr>
+              <w:spacing w:after="0" w:before="0"/>
+              <w:jc w:val="left"/>
+            </w:pPr>
+            <w:r>
+              <w:rPr>
+                <w:rFonts w:ascii="맑은 고딕" w:cs="맑은 고딕" w:eastAsia="맑은 고딕" w:hAnsi="맑은 고딕"/>
+                <w:sz w:val="18"/>
+                <w:szCs w:val="18"/>
+              </w:rPr>
+              <w:t xml:space="preserve">약 100m</w:t>
+            </w:r>
+          </w:p>
+        </w:tc>
+        <w:tc>
+          <w:tcPr>
+            <w:tcW w:type="dxa" w:w="3000"/>
+            <w:tcMar>
+              <w:top w:type="dxa" w:w="60"/>
+              <w:left w:type="dxa" w:w="100"/>
+              <w:bottom w:type="dxa" w:w="60"/>
+              <w:right w:type="dxa" w:w="100"/>
+            </w:tcMar>
+          </w:tcPr>
+          <w:p>
+            <w:pPr>
+              <w:spacing w:after="0" w:before="0"/>
+              <w:jc w:val="left"/>
+            </w:pPr>
+            <w:r>
+              <w:rPr>
+                <w:rFonts w:ascii="맑은 고딕" w:cs="맑은 고딕" w:eastAsia="맑은 고딕" w:hAnsi="맑은 고딕"/>
+                <w:sz w:val="18"/>
+                <w:szCs w:val="18"/>
+              </w:rPr>
+              <w:t xml:space="preserve">약 140m</w:t>
+            </w:r>
+          </w:p>
+        </w:tc>
+      </w:tr>
+      <w:tr>
+        <w:trPr>
+          <w:tblHeader w:val="false"/>
+        </w:trPr>
+        <w:tc>
+          <w:tcPr>
+            <w:tcW w:type="dxa" w:w="3000"/>
+            <w:tcMar>
+              <w:top w:type="dxa" w:w="60"/>
+              <w:left w:type="dxa" w:w="100"/>
+              <w:bottom w:type="dxa" w:w="60"/>
+              <w:right w:type="dxa" w:w="100"/>
+            </w:tcMar>
+          </w:tcPr>
+          <w:p>
+            <w:pPr>
+              <w:spacing w:after="0" w:before="0"/>
+              <w:jc w:val="left"/>
+            </w:pPr>
+            <w:r>
+              <w:rPr>
+                <w:rFonts w:ascii="맑은 고딕" w:cs="맑은 고딕" w:eastAsia="맑은 고딕" w:hAnsi="맑은 고딕"/>
+                <w:sz w:val="18"/>
+                <w:szCs w:val="18"/>
+              </w:rPr>
+              <w:t xml:space="preserve">간선-지선 (65mm 간선 + 40mm 지선 30m)</w:t>
+            </w:r>
+          </w:p>
+        </w:tc>
+        <w:tc>
+          <w:tcPr>
+            <w:tcW w:type="dxa" w:w="3000"/>
+            <w:tcMar>
+              <w:top w:type="dxa" w:w="60"/>
+              <w:left w:type="dxa" w:w="100"/>
+              <w:bottom w:type="dxa" w:w="60"/>
+              <w:right w:type="dxa" w:w="100"/>
+            </w:tcMar>
+          </w:tcPr>
+          <w:p>
+            <w:pPr>
+              <w:spacing w:after="0" w:before="0"/>
+              <w:jc w:val="left"/>
+            </w:pPr>
+            <w:r>
+              <w:rPr>
+                <w:rFonts w:ascii="맑은 고딕" w:cs="맑은 고딕" w:eastAsia="맑은 고딕" w:hAnsi="맑은 고딕"/>
+                <w:sz w:val="18"/>
+                <w:szCs w:val="18"/>
+              </w:rPr>
+              <w:t xml:space="preserve">약 200m</w:t>
+            </w:r>
+          </w:p>
+        </w:tc>
+        <w:tc>
+          <w:tcPr>
+            <w:tcW w:type="dxa" w:w="3000"/>
+            <w:tcMar>
+              <w:top w:type="dxa" w:w="60"/>
+              <w:left w:type="dxa" w:w="100"/>
+              <w:bottom w:type="dxa" w:w="60"/>
+              <w:right w:type="dxa" w:w="100"/>
+            </w:tcMar>
+          </w:tcPr>
+          <w:p>
+            <w:pPr>
+              <w:spacing w:after="0" w:before="0"/>
+              <w:jc w:val="left"/>
+            </w:pPr>
+            <w:r>
+              <w:rPr>
+                <w:rFonts w:ascii="맑은 고딕" w:cs="맑은 고딕" w:eastAsia="맑은 고딕" w:hAnsi="맑은 고딕"/>
+                <w:sz w:val="18"/>
+                <w:szCs w:val="18"/>
+              </w:rPr>
+              <w:t xml:space="preserve">약 260m</w:t>
+            </w:r>
+          </w:p>
+        </w:tc>
+      </w:tr>
+      <w:tr>
+        <w:trPr>
+          <w:tblHeader w:val="false"/>
+        </w:trPr>
+        <w:tc>
+          <w:tcPr>
+            <w:tcW w:type="dxa" w:w="3000"/>
+            <w:tcMar>
+              <w:top w:type="dxa" w:w="60"/>
+              <w:left w:type="dxa" w:w="100"/>
+              <w:bottom w:type="dxa" w:w="60"/>
+              <w:right w:type="dxa" w:w="100"/>
+            </w:tcMar>
+          </w:tcPr>
+          <w:p>
+            <w:pPr>
+              <w:spacing w:after="0" w:before="0"/>
+              <w:jc w:val="left"/>
+            </w:pPr>
+            <w:r>
+              <w:rPr>
+                <w:rFonts w:ascii="맑은 고딕" w:cs="맑은 고딕" w:eastAsia="맑은 고딕" w:hAnsi="맑은 고딕"/>
+                <w:sz w:val="18"/>
+                <w:szCs w:val="18"/>
+              </w:rPr>
               <w:t xml:space="preserve">65mm 단선</w:t>
             </w:r>
           </w:p>
         </w:tc>
         <w:tc>
           <w:tcPr>
-            <w:tcW w:type="dxa" w:w="4500"/>
+            <w:tcW w:type="dxa" w:w="3000"/>
             <w:tcMar>
               <w:top w:type="dxa" w:w="60"/>
               <w:left w:type="dxa" w:w="100"/>
@@ -8678,6 +9734,31 @@
                 <w:szCs w:val="18"/>
               </w:rPr>
               <w:t xml:space="preserve">약 250m</w:t>
+            </w:r>
+          </w:p>
+        </w:tc>
+        <w:tc>
+          <w:tcPr>
+            <w:tcW w:type="dxa" w:w="3000"/>
+            <w:tcMar>
+              <w:top w:type="dxa" w:w="60"/>
+              <w:left w:type="dxa" w:w="100"/>
+              <w:bottom w:type="dxa" w:w="60"/>
+              <w:right w:type="dxa" w:w="100"/>
+            </w:tcMar>
+          </w:tcPr>
+          <w:p>
+            <w:pPr>
+              <w:spacing w:after="0" w:before="0"/>
+              <w:jc w:val="left"/>
+            </w:pPr>
+            <w:r>
+              <w:rPr>
+                <w:rFonts w:ascii="맑은 고딕" w:cs="맑은 고딕" w:eastAsia="맑은 고딕" w:hAnsi="맑은 고딕"/>
+                <w:sz w:val="18"/>
+                <w:szCs w:val="18"/>
+              </w:rPr>
+              <w:t xml:space="preserve">약 300m</w:t>
             </w:r>
           </w:p>
         </w:tc>
@@ -9550,7 +10631,7 @@
           <w:sz w:val="22"/>
           <w:szCs w:val="22"/>
         </w:rPr>
-        <w:t xml:space="preserve">□ 압력으로 해결되지 않는 상황</w:t>
+        <w:t xml:space="preserve">□ 급수 편성</w:t>
       </w:r>
     </w:p>
     <w:p>
@@ -9564,63 +10645,85 @@
           <w:sz w:val="20"/>
           <w:szCs w:val="20"/>
         </w:rPr>
-        <w:t xml:space="preserve">다음이 확인되면 압력 조정을 중단하고 전개 자체를 바꾼다.</w:t>
-      </w:r>
-    </w:p>
-    <w:p>
-      <w:pPr>
-        <w:spacing w:after="40" w:before="0"/>
-        <w:ind w:left="280" w:hanging="200"/>
-      </w:pPr>
-      <w:r>
-        <w:rPr>
-          <w:rFonts w:ascii="맑은 고딕" w:cs="맑은 고딕" w:eastAsia="맑은 고딕" w:hAnsi="맑은 고딕"/>
-          <w:sz w:val="20"/>
-          <w:szCs w:val="20"/>
-        </w:rPr>
-        <w:t xml:space="preserve">▪펌프 토출압이 한계에 도달했는데 관창이 여전히 부족하다</w:t>
-      </w:r>
-    </w:p>
-    <w:p>
-      <w:pPr>
-        <w:spacing w:after="40" w:before="0"/>
-        <w:ind w:left="280" w:hanging="200"/>
-      </w:pPr>
-      <w:r>
-        <w:rPr>
-          <w:rFonts w:ascii="맑은 고딕" w:cs="맑은 고딕" w:eastAsia="맑은 고딕" w:hAnsi="맑은 고딕"/>
-          <w:sz w:val="20"/>
-          <w:szCs w:val="20"/>
-        </w:rPr>
-        <w:t xml:space="preserve">▪흡입측 압력은 안정적인데 관창 유량이 부족하다</w:t>
-      </w:r>
-    </w:p>
-    <w:p>
-      <w:pPr>
-        <w:spacing w:after="40" w:before="0"/>
-        <w:ind w:left="280" w:hanging="200"/>
-      </w:pPr>
-      <w:r>
-        <w:rPr>
-          <w:rFonts w:ascii="맑은 고딕" w:cs="맑은 고딕" w:eastAsia="맑은 고딕" w:hAnsi="맑은 고딕"/>
-          <w:sz w:val="20"/>
-          <w:szCs w:val="20"/>
-        </w:rPr>
-        <w:t xml:space="preserve">▪펌프압을 눈에 띄게 올렸는데 관창의 도달거리와 반동력이 변하지 않는다</w:t>
-      </w:r>
-    </w:p>
-    <w:p>
-      <w:pPr>
-        <w:spacing w:after="40" w:before="0"/>
-        <w:ind w:left="280" w:hanging="200"/>
-      </w:pPr>
-      <w:r>
-        <w:rPr>
-          <w:rFonts w:ascii="맑은 고딕" w:cs="맑은 고딕" w:eastAsia="맑은 고딕" w:hAnsi="맑은 고딕"/>
-          <w:sz w:val="20"/>
-          <w:szCs w:val="20"/>
-        </w:rPr>
-        <w:t xml:space="preserve">▪분기점보다 앞쪽(지선) 구간이 뒤쪽(간선) 구간보다 길다</w:t>
+        <w:t xml:space="preserve">대형 물류창고에서 공격을 중단시키는 원인은 대개 호스가 아니라 물이다. 시설의 수원은 소방대의 대량방수를 전제하지 않고 설계되어 있다.</w:t>
+      </w:r>
+    </w:p>
+    <w:p>
+      <w:pPr>
+        <w:spacing w:after="40" w:before="0"/>
+        <w:ind w:left="280" w:hanging="200"/>
+      </w:pPr>
+      <w:r>
+        <w:rPr>
+          <w:rFonts w:ascii="맑은 고딕" w:cs="맑은 고딕" w:eastAsia="맑은 고딕" w:hAnsi="맑은 고딕"/>
+          <w:sz w:val="20"/>
+          <w:szCs w:val="20"/>
+        </w:rPr>
+        <w:t xml:space="preserve">▪스프링클러 설계에서 소방대 호스 사용분으로 잡는 양은 옥내·외 합계 </w:t>
+      </w:r>
+      <w:r>
+        <w:rPr>
+          <w:rFonts w:ascii="맑은 고딕" w:cs="맑은 고딕" w:eastAsia="맑은 고딕" w:hAnsi="맑은 고딕"/>
+          <w:b/>
+          <w:bCs/>
+          <w:sz w:val="20"/>
+          <w:szCs w:val="20"/>
+        </w:rPr>
+        <w:t xml:space="preserve">약 1,900 L/min, 90~120분</w:t>
+      </w:r>
+      <w:r>
+        <w:rPr>
+          <w:rFonts w:ascii="맑은 고딕" w:cs="맑은 고딕" w:eastAsia="맑은 고딕" w:hAnsi="맑은 고딕"/>
+          <w:sz w:val="20"/>
+          <w:szCs w:val="20"/>
+        </w:rPr>
+        <w:t xml:space="preserve">에 지나지 않는다(NFPA 13 특수위험 기준). 소방대가 6,000 L/min을 쓰겠다고 하면 그것은 설계가 예상한 범위 밖이다</w:t>
+      </w:r>
+    </w:p>
+    <w:p>
+      <w:pPr>
+        <w:spacing w:after="40" w:before="0"/>
+        <w:ind w:left="280" w:hanging="200"/>
+      </w:pPr>
+      <w:r>
+        <w:rPr>
+          <w:rFonts w:ascii="맑은 고딕" w:cs="맑은 고딕" w:eastAsia="맑은 고딕" w:hAnsi="맑은 고딕"/>
+          <w:sz w:val="20"/>
+          <w:szCs w:val="20"/>
+        </w:rPr>
+        <w:t xml:space="preserve">▪랙식 창고의 수원 288㎥는 스프링클러가 60분간 쓰도록 산정된 양이다. 소방대가 같은 수조에서 흡수하면 스프링클러와 소방대가 함께 빨리 마른다</w:t>
+      </w:r>
+    </w:p>
+    <w:p>
+      <w:pPr>
+        <w:spacing w:after="40" w:before="0"/>
+        <w:ind w:left="280" w:hanging="200"/>
+      </w:pPr>
+      <w:r>
+        <w:rPr>
+          <w:rFonts w:ascii="맑은 고딕" w:cs="맑은 고딕" w:eastAsia="맑은 고딕" w:hAnsi="맑은 고딕"/>
+          <w:sz w:val="20"/>
+          <w:szCs w:val="20"/>
+        </w:rPr>
+        <w:t xml:space="preserve">▪물류창고는 고속도로 나들목 인근 외곽에 입지하는 경우가 많아 </w:t>
+      </w:r>
+      <w:r>
+        <w:rPr>
+          <w:rFonts w:ascii="맑은 고딕" w:cs="맑은 고딕" w:eastAsia="맑은 고딕" w:hAnsi="맑은 고딕"/>
+          <w:b/>
+          <w:bCs/>
+          <w:sz w:val="20"/>
+          <w:szCs w:val="20"/>
+        </w:rPr>
+        <w:t xml:space="preserve">공설 소화전 밀도가 낮다.</w:t>
+      </w:r>
+      <w:r>
+        <w:rPr>
+          <w:rFonts w:ascii="맑은 고딕" w:cs="맑은 고딕" w:eastAsia="맑은 고딕" w:hAnsi="맑은 고딕"/>
+          <w:sz w:val="20"/>
+          <w:szCs w:val="20"/>
+        </w:rPr>
+        <w:t xml:space="preserve"> 도착 전에 사전대응계획에서 소화전 위치·구경·유량, 자체 소화수조, 인근 하천·유수지·저수조를 확인한다</w:t>
       </w:r>
     </w:p>
     <w:p>
@@ -9635,63 +10738,156 @@
           <w:sz w:val="20"/>
           <w:szCs w:val="20"/>
         </w:rPr>
-        <w:t xml:space="preserve">조치 우선순위</w:t>
-      </w:r>
-    </w:p>
-    <w:p>
-      <w:pPr>
-        <w:spacing w:after="40"/>
-        <w:ind w:left="280" w:hanging="200"/>
-      </w:pPr>
-      <w:r>
-        <w:rPr>
-          <w:rFonts w:ascii="맑은 고딕" w:cs="맑은 고딕" w:eastAsia="맑은 고딕" w:hAnsi="맑은 고딕"/>
-          <w:sz w:val="20"/>
-          <w:szCs w:val="20"/>
-        </w:rPr>
-        <w:t xml:space="preserve">1. 차량을 화점에 가까운 출입구로 전진 부서한다. 전개거리 단축이 가장 효과가 크다</w:t>
-      </w:r>
-    </w:p>
-    <w:p>
-      <w:pPr>
-        <w:spacing w:after="40"/>
-        <w:ind w:left="280" w:hanging="200"/>
-      </w:pPr>
-      <w:r>
-        <w:rPr>
-          <w:rFonts w:ascii="맑은 고딕" w:cs="맑은 고딕" w:eastAsia="맑은 고딕" w:hAnsi="맑은 고딕"/>
-          <w:sz w:val="20"/>
-          <w:szCs w:val="20"/>
-        </w:rPr>
-        <w:t xml:space="preserve">2. 간선을 2본으로 병행 전개한다</w:t>
-      </w:r>
-    </w:p>
-    <w:p>
-      <w:pPr>
-        <w:spacing w:after="40"/>
-        <w:ind w:left="280" w:hanging="200"/>
-      </w:pPr>
-      <w:r>
-        <w:rPr>
-          <w:rFonts w:ascii="맑은 고딕" w:cs="맑은 고딕" w:eastAsia="맑은 고딕" w:hAnsi="맑은 고딕"/>
-          <w:sz w:val="20"/>
-          <w:szCs w:val="20"/>
-        </w:rPr>
-        <w:t xml:space="preserve">3. 분기점을 앞으로 전진시켜 지선 구간을 줄인다</w:t>
-      </w:r>
-    </w:p>
-    <w:p>
-      <w:pPr>
-        <w:spacing w:after="40"/>
-        <w:ind w:left="280" w:hanging="200"/>
-      </w:pPr>
-      <w:r>
-        <w:rPr>
-          <w:rFonts w:ascii="맑은 고딕" w:cs="맑은 고딕" w:eastAsia="맑은 고딕" w:hAnsi="맑은 고딕"/>
-          <w:sz w:val="20"/>
-          <w:szCs w:val="20"/>
-        </w:rPr>
-        <w:t xml:space="preserve">4. 중계송수로 전환한다</w:t>
+        <w:t xml:space="preserve">중계송수</w:t>
+      </w:r>
+    </w:p>
+    <w:p>
+      <w:pPr>
+        <w:spacing w:after="40" w:before="0"/>
+        <w:ind w:left="280" w:hanging="200"/>
+      </w:pPr>
+      <w:r>
+        <w:rPr>
+          <w:rFonts w:ascii="맑은 고딕" w:cs="맑은 고딕" w:eastAsia="맑은 고딕" w:hAnsi="맑은 고딕"/>
+          <w:sz w:val="20"/>
+          <w:szCs w:val="20"/>
+        </w:rPr>
+        <w:t xml:space="preserve">▪후속 펌프의 </w:t>
+      </w:r>
+      <w:r>
+        <w:rPr>
+          <w:rFonts w:ascii="맑은 고딕" w:cs="맑은 고딕" w:eastAsia="맑은 고딕" w:hAnsi="맑은 고딕"/>
+          <w:b/>
+          <w:bCs/>
+          <w:sz w:val="20"/>
+          <w:szCs w:val="20"/>
+        </w:rPr>
+        <w:t xml:space="preserve">흡입측 잔류압을 1.5 kgf/㎠ 이상 유지</w:t>
+      </w:r>
+      <w:r>
+        <w:rPr>
+          <w:rFonts w:ascii="맑은 고딕" w:cs="맑은 고딕" w:eastAsia="맑은 고딕" w:hAnsi="맑은 고딕"/>
+          <w:sz w:val="20"/>
+          <w:szCs w:val="20"/>
+        </w:rPr>
+        <w:t xml:space="preserve">한다. 0에 가까워지면 캐비테이션과 호스 찌그러짐이 발생하고 중계 전체가 끊긴다</w:t>
+      </w:r>
+    </w:p>
+    <w:p>
+      <w:pPr>
+        <w:spacing w:after="40" w:before="0"/>
+        <w:ind w:left="280" w:hanging="200"/>
+      </w:pPr>
+      <w:r>
+        <w:rPr>
+          <w:rFonts w:ascii="맑은 고딕" w:cs="맑은 고딕" w:eastAsia="맑은 고딕" w:hAnsi="맑은 고딕"/>
+          <w:sz w:val="20"/>
+          <w:szCs w:val="20"/>
+        </w:rPr>
+        <w:t xml:space="preserve">▪중계 구간은 대구경 호스를 쓴다. 중계 구간에 65mm를 쓰면 중계 대수만 늘고 유량은 늘지 않는다</w:t>
+      </w:r>
+    </w:p>
+    <w:p>
+      <w:pPr>
+        <w:spacing w:after="40" w:before="0"/>
+        <w:ind w:left="280" w:hanging="200"/>
+      </w:pPr>
+      <w:r>
+        <w:rPr>
+          <w:rFonts w:ascii="맑은 고딕" w:cs="맑은 고딕" w:eastAsia="맑은 고딕" w:hAnsi="맑은 고딕"/>
+          <w:sz w:val="20"/>
+          <w:szCs w:val="20"/>
+        </w:rPr>
+        <w:t xml:space="preserve">▪중계 대수는 전체 마찰손실을 펌프 1대의 유효 토출압으로 나누어 정한다. 중계 지점은 통행에 지장이 없고 무전이 닿는 곳으로 한다</w:t>
+      </w:r>
+    </w:p>
+    <w:p>
+      <w:pPr>
+        <w:spacing w:after="60" w:before="180"/>
+      </w:pPr>
+      <w:r>
+        <w:rPr>
+          <w:rFonts w:ascii="맑은 고딕" w:cs="맑은 고딕" w:eastAsia="맑은 고딕" w:hAnsi="맑은 고딕"/>
+          <w:b/>
+          <w:bCs/>
+          <w:sz w:val="20"/>
+          <w:szCs w:val="20"/>
+        </w:rPr>
+        <w:t xml:space="preserve">물탱크차 셔틀</w:t>
+      </w:r>
+    </w:p>
+    <w:p>
+      <w:pPr>
+        <w:spacing w:after="40" w:before="0"/>
+        <w:ind w:left="280" w:hanging="200"/>
+      </w:pPr>
+      <w:r>
+        <w:rPr>
+          <w:rFonts w:ascii="맑은 고딕" w:cs="맑은 고딕" w:eastAsia="맑은 고딕" w:hAnsi="맑은 고딕"/>
+          <w:sz w:val="20"/>
+          <w:szCs w:val="20"/>
+        </w:rPr>
+        <w:t xml:space="preserve">▪소요 대수 = 필요유량 × 왕복 소요시간 ÷ 1대 적재량. 예를 들어 필요유량 3,000 L/min, 왕복 20분, 적재 6,000 L이면 10대가 필요하다</w:t>
+      </w:r>
+    </w:p>
+    <w:p>
+      <w:pPr>
+        <w:spacing w:after="40" w:before="0"/>
+        <w:ind w:left="280" w:hanging="200"/>
+      </w:pPr>
+      <w:r>
+        <w:rPr>
+          <w:rFonts w:ascii="맑은 고딕" w:cs="맑은 고딕" w:eastAsia="맑은 고딕" w:hAnsi="맑은 고딕"/>
+          <w:sz w:val="20"/>
+          <w:szCs w:val="20"/>
+        </w:rPr>
+        <w:t xml:space="preserve">▪왕복 소요시간에는 주행뿐 아니라 </w:t>
+      </w:r>
+      <w:r>
+        <w:rPr>
+          <w:rFonts w:ascii="맑은 고딕" w:cs="맑은 고딕" w:eastAsia="맑은 고딕" w:hAnsi="맑은 고딕"/>
+          <w:b/>
+          <w:bCs/>
+          <w:sz w:val="20"/>
+          <w:szCs w:val="20"/>
+        </w:rPr>
+        <w:t xml:space="preserve">적수 시간과 배수 시간</w:t>
+      </w:r>
+      <w:r>
+        <w:rPr>
+          <w:rFonts w:ascii="맑은 고딕" w:cs="맑은 고딕" w:eastAsia="맑은 고딕" w:hAnsi="맑은 고딕"/>
+          <w:sz w:val="20"/>
+          <w:szCs w:val="20"/>
+        </w:rPr>
+        <w:t xml:space="preserve">이 들어간다. 급수 지점의 적수 유량이 셔틀 전체의 상한을 결정한다</w:t>
+      </w:r>
+    </w:p>
+    <w:p>
+      <w:pPr>
+        <w:spacing w:after="40" w:before="0"/>
+        <w:ind w:left="280" w:hanging="200"/>
+      </w:pPr>
+      <w:r>
+        <w:rPr>
+          <w:rFonts w:ascii="맑은 고딕" w:cs="맑은 고딕" w:eastAsia="맑은 고딕" w:hAnsi="맑은 고딕"/>
+          <w:sz w:val="20"/>
+          <w:szCs w:val="20"/>
+        </w:rPr>
+        <w:t xml:space="preserve">▪배수 지점에 이동식 수조를 설치하여 차량이 비우고 즉시 떠날 수 있게 한다. 탱크차가 펌프차에 직결하여 기다리면 셔틀이 성립하지 않는다</w:t>
+      </w:r>
+    </w:p>
+    <w:p>
+      <w:pPr>
+        <w:spacing w:after="40" w:before="0"/>
+        <w:ind w:left="280" w:hanging="200"/>
+      </w:pPr>
+      <w:r>
+        <w:rPr>
+          <w:rFonts w:ascii="맑은 고딕" w:cs="맑은 고딕" w:eastAsia="맑은 고딕" w:hAnsi="맑은 고딕"/>
+          <w:sz w:val="20"/>
+          <w:szCs w:val="20"/>
+        </w:rPr>
+        <w:t xml:space="preserve">▪셔틀 경로를 일방통행으로 지정하고 진입로와 분리한다. 도크 야드는 트레일러 때문에 회차 공간이 없다</w:t>
       </w:r>
     </w:p>
     <w:p>
@@ -9707,7 +10903,7 @@
           <w:sz w:val="22"/>
           <w:szCs w:val="22"/>
         </w:rPr>
-        <w:t xml:space="preserve">□ 진입 전 방수 확인</w:t>
+        <w:t xml:space="preserve">□ 압력으로 해결되지 않는 상황</w:t>
       </w:r>
     </w:p>
     <w:p>
@@ -9721,7 +10917,78 @@
           <w:sz w:val="20"/>
           <w:szCs w:val="20"/>
         </w:rPr>
-        <w:t xml:space="preserve">전개를 마쳤다고 물이 나오는 것은 아니다. 진입 전에 진입구에서 확인한다.</w:t>
+        <w:t xml:space="preserve">다음이 확인되면 압력 조정을 중단하고 전개 자체를 바꾼다.</w:t>
+      </w:r>
+    </w:p>
+    <w:p>
+      <w:pPr>
+        <w:spacing w:after="40" w:before="0"/>
+        <w:ind w:left="280" w:hanging="200"/>
+      </w:pPr>
+      <w:r>
+        <w:rPr>
+          <w:rFonts w:ascii="맑은 고딕" w:cs="맑은 고딕" w:eastAsia="맑은 고딕" w:hAnsi="맑은 고딕"/>
+          <w:sz w:val="20"/>
+          <w:szCs w:val="20"/>
+        </w:rPr>
+        <w:t xml:space="preserve">▪펌프 토출압이 한계에 도달했는데 관창이 여전히 부족하다</w:t>
+      </w:r>
+    </w:p>
+    <w:p>
+      <w:pPr>
+        <w:spacing w:after="40" w:before="0"/>
+        <w:ind w:left="280" w:hanging="200"/>
+      </w:pPr>
+      <w:r>
+        <w:rPr>
+          <w:rFonts w:ascii="맑은 고딕" w:cs="맑은 고딕" w:eastAsia="맑은 고딕" w:hAnsi="맑은 고딕"/>
+          <w:sz w:val="20"/>
+          <w:szCs w:val="20"/>
+        </w:rPr>
+        <w:t xml:space="preserve">▪흡입측 압력은 안정적인데 관창 유량이 부족하다</w:t>
+      </w:r>
+    </w:p>
+    <w:p>
+      <w:pPr>
+        <w:spacing w:after="40" w:before="0"/>
+        <w:ind w:left="280" w:hanging="200"/>
+      </w:pPr>
+      <w:r>
+        <w:rPr>
+          <w:rFonts w:ascii="맑은 고딕" w:cs="맑은 고딕" w:eastAsia="맑은 고딕" w:hAnsi="맑은 고딕"/>
+          <w:sz w:val="20"/>
+          <w:szCs w:val="20"/>
+        </w:rPr>
+        <w:t xml:space="preserve">▪펌프압을 눈에 띄게 올렸는데 관창의 도달거리와 반동력이 변하지 않는다</w:t>
+      </w:r>
+    </w:p>
+    <w:p>
+      <w:pPr>
+        <w:spacing w:after="40" w:before="0"/>
+        <w:ind w:left="280" w:hanging="200"/>
+      </w:pPr>
+      <w:r>
+        <w:rPr>
+          <w:rFonts w:ascii="맑은 고딕" w:cs="맑은 고딕" w:eastAsia="맑은 고딕" w:hAnsi="맑은 고딕"/>
+          <w:sz w:val="20"/>
+          <w:szCs w:val="20"/>
+        </w:rPr>
+        <w:t xml:space="preserve">▪분기점보다 앞쪽(지선) 구간이 뒤쪽(간선) 구간보다 길다</w:t>
+      </w:r>
+    </w:p>
+    <w:p>
+      <w:pPr>
+        <w:spacing w:after="60" w:before="180"/>
+      </w:pPr>
+      <w:r>
+        <w:rPr>
+          <w:rFonts w:ascii="맑은 고딕" w:cs="맑은 고딕" w:eastAsia="맑은 고딕" w:hAnsi="맑은 고딕"/>
+          <w:b/>
+          <w:bCs/>
+          <w:sz w:val="20"/>
+          <w:szCs w:val="20"/>
+        </w:rPr>
+        <w:t xml:space="preserve">조치 우선순위</w:t>
       </w:r>
     </w:p>
     <w:p>
@@ -9735,7 +11002,7 @@
           <w:sz w:val="20"/>
           <w:szCs w:val="20"/>
         </w:rPr>
-        <w:t xml:space="preserve">1. 진입구에서 관창을 완전히 개방한다. 조금만 여는 것으로는 확인되지 않는다</w:t>
+        <w:t xml:space="preserve">1. 차량을 화점에 가까운 출입구로 전진 부서한다. 전개거리 단축이 가장 효과가 크다</w:t>
       </w:r>
     </w:p>
     <w:p>
@@ -9749,7 +11016,7 @@
           <w:sz w:val="20"/>
           <w:szCs w:val="20"/>
         </w:rPr>
-        <w:t xml:space="preserve">2. 공기가 다 빠질 때까지 방수한다. 장거리 전개에는 상당량의 공기가 들어 있어, 이것이 빠지기 전에는 아무것도 판단할 수 없다</w:t>
+        <w:t xml:space="preserve">2. 간선을 2본으로 병행 전개한다</w:t>
       </w:r>
     </w:p>
     <w:p>
@@ -9763,7 +11030,7 @@
           <w:sz w:val="20"/>
           <w:szCs w:val="20"/>
         </w:rPr>
-        <w:t xml:space="preserve">3. 도달거리를 평소 기준과 비교한다</w:t>
+        <w:t xml:space="preserve">3. 분기점을 앞으로 전진시켜 지선 구간을 줄인다</w:t>
       </w:r>
     </w:p>
     <w:p>
@@ -9777,49 +11044,23 @@
           <w:sz w:val="20"/>
           <w:szCs w:val="20"/>
         </w:rPr>
-        <w:t xml:space="preserve">4. 반동력을 확인한다</w:t>
-      </w:r>
-    </w:p>
-    <w:p>
-      <w:pPr>
-        <w:spacing w:after="40"/>
-        <w:ind w:left="280" w:hanging="200"/>
-      </w:pPr>
-      <w:r>
-        <w:rPr>
-          <w:rFonts w:ascii="맑은 고딕" w:cs="맑은 고딕" w:eastAsia="맑은 고딕" w:hAnsi="맑은 고딕"/>
-          <w:sz w:val="20"/>
-          <w:szCs w:val="20"/>
-        </w:rPr>
-        <w:t xml:space="preserve">5. 펌프 담당과 무전으로 상호 확인한다. 관창 상태와 펌프 토출압이 서로 맞지 않으면 진입하지 않는다</w:t>
-      </w:r>
-    </w:p>
-    <w:p>
-      <w:pPr>
-        <w:spacing w:after="40"/>
-        <w:ind w:left="280" w:hanging="200"/>
-      </w:pPr>
-      <w:r>
-        <w:rPr>
-          <w:rFonts w:ascii="맑은 고딕" w:cs="맑은 고딕" w:eastAsia="맑은 고딕" w:hAnsi="맑은 고딕"/>
-          <w:sz w:val="20"/>
-          <w:szCs w:val="20"/>
-        </w:rPr>
-        <w:t xml:space="preserve">6. 호스를 되짚어 꼬임을 확인한다. 호스가 랙 사이, 모서리, 팰릿 위, 셔터 밑을 지나므로 꼬임이 생기기 쉽다. 꼬임은 펌프판에서 보이지 않는다. 토출압은 정상인데 물은 도달하지 않는다</w:t>
-      </w:r>
-    </w:p>
-    <w:p>
-      <w:pPr>
-        <w:spacing w:after="40"/>
-        <w:ind w:left="280" w:hanging="200"/>
-      </w:pPr>
-      <w:r>
-        <w:rPr>
-          <w:rFonts w:ascii="맑은 고딕" w:cs="맑은 고딕" w:eastAsia="맑은 고딕" w:hAnsi="맑은 고딕"/>
-          <w:sz w:val="20"/>
-          <w:szCs w:val="20"/>
-        </w:rPr>
-        <w:t xml:space="preserve">7. 호스를 연장하거나 지선을 추가할 때마다 다시 확인한다</w:t>
+        <w:t xml:space="preserve">4. 중계송수로 전환한다</w:t>
+      </w:r>
+    </w:p>
+    <w:p>
+      <w:pPr>
+        <w:pStyle w:val="Heading3"/>
+        <w:spacing w:after="100" w:before="260"/>
+      </w:pPr>
+      <w:r>
+        <w:rPr>
+          <w:rFonts w:ascii="맑은 고딕" w:cs="맑은 고딕" w:eastAsia="맑은 고딕" w:hAnsi="맑은 고딕"/>
+          <w:b/>
+          <w:bCs/>
+          <w:sz w:val="22"/>
+          <w:szCs w:val="22"/>
+        </w:rPr>
+        <w:t xml:space="preserve">□ 진입 전 방수 확인</w:t>
       </w:r>
     </w:p>
     <w:p>
@@ -9833,6 +11074,118 @@
           <w:sz w:val="20"/>
           <w:szCs w:val="20"/>
         </w:rPr>
+        <w:t xml:space="preserve">전개를 마쳤다고 물이 나오는 것은 아니다. 진입 전에 진입구에서 확인한다.</w:t>
+      </w:r>
+    </w:p>
+    <w:p>
+      <w:pPr>
+        <w:spacing w:after="40"/>
+        <w:ind w:left="280" w:hanging="200"/>
+      </w:pPr>
+      <w:r>
+        <w:rPr>
+          <w:rFonts w:ascii="맑은 고딕" w:cs="맑은 고딕" w:eastAsia="맑은 고딕" w:hAnsi="맑은 고딕"/>
+          <w:sz w:val="20"/>
+          <w:szCs w:val="20"/>
+        </w:rPr>
+        <w:t xml:space="preserve">1. 진입구에서 관창을 완전히 개방한다. 조금만 여는 것으로는 확인되지 않는다</w:t>
+      </w:r>
+    </w:p>
+    <w:p>
+      <w:pPr>
+        <w:spacing w:after="40"/>
+        <w:ind w:left="280" w:hanging="200"/>
+      </w:pPr>
+      <w:r>
+        <w:rPr>
+          <w:rFonts w:ascii="맑은 고딕" w:cs="맑은 고딕" w:eastAsia="맑은 고딕" w:hAnsi="맑은 고딕"/>
+          <w:sz w:val="20"/>
+          <w:szCs w:val="20"/>
+        </w:rPr>
+        <w:t xml:space="preserve">2. 공기가 다 빠질 때까지 방수한다. 장거리 전개에는 상당량의 공기가 들어 있어, 이것이 빠지기 전에는 아무것도 판단할 수 없다</w:t>
+      </w:r>
+    </w:p>
+    <w:p>
+      <w:pPr>
+        <w:spacing w:after="40"/>
+        <w:ind w:left="280" w:hanging="200"/>
+      </w:pPr>
+      <w:r>
+        <w:rPr>
+          <w:rFonts w:ascii="맑은 고딕" w:cs="맑은 고딕" w:eastAsia="맑은 고딕" w:hAnsi="맑은 고딕"/>
+          <w:sz w:val="20"/>
+          <w:szCs w:val="20"/>
+        </w:rPr>
+        <w:t xml:space="preserve">3. 도달거리를 평소 기준과 비교한다</w:t>
+      </w:r>
+    </w:p>
+    <w:p>
+      <w:pPr>
+        <w:spacing w:after="40"/>
+        <w:ind w:left="280" w:hanging="200"/>
+      </w:pPr>
+      <w:r>
+        <w:rPr>
+          <w:rFonts w:ascii="맑은 고딕" w:cs="맑은 고딕" w:eastAsia="맑은 고딕" w:hAnsi="맑은 고딕"/>
+          <w:sz w:val="20"/>
+          <w:szCs w:val="20"/>
+        </w:rPr>
+        <w:t xml:space="preserve">4. 반동력을 확인한다</w:t>
+      </w:r>
+    </w:p>
+    <w:p>
+      <w:pPr>
+        <w:spacing w:after="40"/>
+        <w:ind w:left="280" w:hanging="200"/>
+      </w:pPr>
+      <w:r>
+        <w:rPr>
+          <w:rFonts w:ascii="맑은 고딕" w:cs="맑은 고딕" w:eastAsia="맑은 고딕" w:hAnsi="맑은 고딕"/>
+          <w:sz w:val="20"/>
+          <w:szCs w:val="20"/>
+        </w:rPr>
+        <w:t xml:space="preserve">5. 펌프 담당과 무전으로 상호 확인한다. 관창 상태와 펌프 토출압이 서로 맞지 않으면 진입하지 않는다</w:t>
+      </w:r>
+    </w:p>
+    <w:p>
+      <w:pPr>
+        <w:spacing w:after="40"/>
+        <w:ind w:left="280" w:hanging="200"/>
+      </w:pPr>
+      <w:r>
+        <w:rPr>
+          <w:rFonts w:ascii="맑은 고딕" w:cs="맑은 고딕" w:eastAsia="맑은 고딕" w:hAnsi="맑은 고딕"/>
+          <w:sz w:val="20"/>
+          <w:szCs w:val="20"/>
+        </w:rPr>
+        <w:t xml:space="preserve">6. 호스를 되짚어 꼬임을 확인한다. 호스가 랙 사이, 모서리, 팰릿 위, 셔터 밑을 지나므로 꼬임이 생기기 쉽다. 꼬임은 펌프판에서 보이지 않는다. 토출압은 정상인데 물은 도달하지 않는다</w:t>
+      </w:r>
+    </w:p>
+    <w:p>
+      <w:pPr>
+        <w:spacing w:after="40"/>
+        <w:ind w:left="280" w:hanging="200"/>
+      </w:pPr>
+      <w:r>
+        <w:rPr>
+          <w:rFonts w:ascii="맑은 고딕" w:cs="맑은 고딕" w:eastAsia="맑은 고딕" w:hAnsi="맑은 고딕"/>
+          <w:sz w:val="20"/>
+          <w:szCs w:val="20"/>
+        </w:rPr>
+        <w:t xml:space="preserve">7. 호스를 연장하거나 지선을 추가할 때마다 다시 확인한다</w:t>
+      </w:r>
+    </w:p>
+    <w:p>
+      <w:pPr>
+        <w:spacing w:after="120"/>
+        <w:jc w:val="both"/>
+      </w:pPr>
+      <w:r>
+        <w:rPr>
+          <w:rFonts w:ascii="맑은 고딕" w:cs="맑은 고딕" w:eastAsia="맑은 고딕" w:hAnsi="맑은 고딕"/>
+          <w:sz w:val="20"/>
+          <w:szCs w:val="20"/>
+        </w:rPr>
         <w:t xml:space="preserve">확인되지 않은 호스라인으로 대공간에 진입하지 않는다.</w:t>
       </w:r>
     </w:p>
@@ -10033,7 +11386,25 @@
           <w:sz w:val="20"/>
           <w:szCs w:val="20"/>
         </w:rPr>
-        <w:t xml:space="preserve">▪화점이 위에 있다. 관창을 위로 향해도 물이 힘을 유지하는 높이는 40mm 관창이 12~15m, 65mm 관창이 18~20m 정도이다. 층고 10m급 창고의 최상단은 이 범위에 들어오지만, 층고가 20~40m에 이르는 자동화 보관설비 구역은 지상 관창으로 닿지 않는다</w:t>
+        <w:t xml:space="preserve">▪화점이 위에 있다. 관창을 위로 향해도 물이 힘을 유지하는 높이는 </w:t>
+      </w:r>
+      <w:r>
+        <w:rPr>
+          <w:rFonts w:ascii="맑은 고딕" w:cs="맑은 고딕" w:eastAsia="맑은 고딕" w:hAnsi="맑은 고딕"/>
+          <w:b/>
+          <w:bCs/>
+          <w:sz w:val="20"/>
+          <w:szCs w:val="20"/>
+        </w:rPr>
+        <w:t xml:space="preserve">봉상 방수 기준으로</w:t>
+      </w:r>
+      <w:r>
+        <w:rPr>
+          <w:rFonts w:ascii="맑은 고딕" w:cs="맑은 고딕" w:eastAsia="맑은 고딕" w:hAnsi="맑은 고딕"/>
+          <w:sz w:val="20"/>
+          <w:szCs w:val="20"/>
+        </w:rPr>
+        <w:t xml:space="preserve"> 40mm 관창이 12~15m, 65mm 관창이 18~20m 정도이며 분무는 이보다 훨씬 짧다. 층고 10m급 창고의 최상단은 이 범위에 들어오지만, 층고가 20~40m에 이르는 자동화 보관설비 구역은 지상 관창으로 닿지 않는다</w:t>
       </w:r>
     </w:p>
     <w:p>
@@ -10135,7 +11506,7 @@
           <w:sz w:val="22"/>
           <w:szCs w:val="22"/>
         </w:rPr>
-        <w:t xml:space="preserve">□ 공격방법 ① 자체 소방시설 지원 (최우선)</w:t>
+        <w:t xml:space="preserve">□ 랙 화재의 물길 — 송기공간</w:t>
       </w:r>
     </w:p>
     <w:p>
@@ -10149,123 +11520,131 @@
           <w:sz w:val="20"/>
           <w:szCs w:val="20"/>
         </w:rPr>
-        <w:t xml:space="preserve">스프링클러가 설치된 창고에서 가장 먼저 하는 공격은 소방대의 방수가 아니라 송수구 가압이다.</w:t>
-      </w:r>
-    </w:p>
-    <w:p>
-      <w:pPr>
-        <w:spacing w:after="40" w:before="0"/>
-        <w:ind w:left="280" w:hanging="200"/>
-      </w:pPr>
-      <w:r>
-        <w:rPr>
-          <w:rFonts w:ascii="맑은 고딕" w:cs="맑은 고딕" w:eastAsia="맑은 고딕" w:hAnsi="맑은 고딕"/>
-          <w:sz w:val="20"/>
-          <w:szCs w:val="20"/>
-        </w:rPr>
-        <w:t xml:space="preserve">▪창고용 스프링클러는 헤드 1개당 방수량이 크게 설계되어 있다. 화재조기진압용은 헤드 1개가 350~650 L/min, 라지드롭형은 약 160 L/min이다. 헤드 몇 개만 작동해도 소방대 관창 여러 개에 해당하는 물이 화점 바로 위에서 아래로 투입되고 있으며, 소방대가 호스를 전개하는 시간보다 빠르고 도달률도 높다</w:t>
-      </w:r>
-    </w:p>
-    <w:p>
-      <w:pPr>
-        <w:spacing w:after="40" w:before="0"/>
-        <w:ind w:left="280" w:hanging="200"/>
-      </w:pPr>
-      <w:r>
-        <w:rPr>
-          <w:rFonts w:ascii="맑은 고딕" w:cs="맑은 고딕" w:eastAsia="맑은 고딕" w:hAnsi="맑은 고딕"/>
-          <w:sz w:val="20"/>
-          <w:szCs w:val="20"/>
-        </w:rPr>
-        <w:t xml:space="preserve">▪도착 즉시 송수구에 급수한다. 송수구 급수는 화점 방면 호스 전개보다 우선한다</w:t>
-      </w:r>
-    </w:p>
-    <w:p>
-      <w:pPr>
-        <w:spacing w:after="40" w:before="0"/>
-        <w:ind w:left="280" w:hanging="200"/>
-      </w:pPr>
-      <w:r>
-        <w:rPr>
-          <w:rFonts w:ascii="맑은 고딕" w:cs="맑은 고딕" w:eastAsia="맑은 고딕" w:hAnsi="맑은 고딕"/>
-          <w:sz w:val="20"/>
-          <w:szCs w:val="20"/>
-        </w:rPr>
-        <w:t xml:space="preserve">▪송수구 급수는 공격 급수와 분리된 수원에서 공급한다. 같은 수원에서 뽑으면 양쪽 모두 부족해진다</w:t>
-      </w:r>
-    </w:p>
-    <w:p>
-      <w:pPr>
-        <w:spacing w:after="40" w:before="0"/>
-        <w:ind w:left="280" w:hanging="200"/>
-      </w:pPr>
-      <w:r>
-        <w:rPr>
-          <w:rFonts w:ascii="맑은 고딕" w:cs="맑은 고딕" w:eastAsia="맑은 고딕" w:hAnsi="맑은 고딕"/>
-          <w:sz w:val="20"/>
-          <w:szCs w:val="20"/>
-        </w:rPr>
-        <w:t xml:space="preserve">▪소화펌프와 제어밸브에 대원을 배치한다. 미국 NFPA 통계에서 스프링클러가 작동하지 않은 화재의 </w:t>
-      </w:r>
-      <w:r>
-        <w:rPr>
-          <w:rFonts w:ascii="맑은 고딕" w:cs="맑은 고딕" w:eastAsia="맑은 고딕" w:hAnsi="맑은 고딕"/>
-          <w:b/>
-          <w:bCs/>
-          <w:sz w:val="20"/>
-          <w:szCs w:val="20"/>
-        </w:rPr>
-        <w:t xml:space="preserve">59%는 누군가 설비를 정지시켜 둔 경우</w:t>
-      </w:r>
-      <w:r>
-        <w:rPr>
-          <w:rFonts w:ascii="맑은 고딕" w:cs="맑은 고딕" w:eastAsia="맑은 고딕" w:hAnsi="맑은 고딕"/>
-          <w:sz w:val="20"/>
-          <w:szCs w:val="20"/>
-        </w:rPr>
-        <w:t xml:space="preserve">였다</w:t>
-      </w:r>
-    </w:p>
-    <w:p>
-      <w:pPr>
-        <w:spacing w:after="40" w:before="0"/>
-        <w:ind w:left="280" w:hanging="200"/>
-      </w:pPr>
-      <w:r>
-        <w:rPr>
-          <w:rFonts w:ascii="맑은 고딕" w:cs="맑은 고딕" w:eastAsia="맑은 고딕" w:hAnsi="맑은 고딕"/>
-          <w:sz w:val="20"/>
-          <w:szCs w:val="20"/>
-        </w:rPr>
-        <w:t xml:space="preserve">▪도착 즉시 방재실에서 제어밸브 개방 상태와 수신기 조작 이력을 확인한다. 2021년 이천 물류센터 화재에서는 관계자가 수신기를 조작하여 최초 발화 후 약 8분간 스프링클러가 작동하지 않았고, 이후 화재는 6일 만에야 완전히 진화되었다</w:t>
-      </w:r>
-    </w:p>
-    <w:p>
-      <w:pPr>
-        <w:spacing w:after="40" w:before="0"/>
-        <w:ind w:left="280" w:hanging="200"/>
-      </w:pPr>
-      <w:r>
-        <w:rPr>
-          <w:rFonts w:ascii="맑은 고딕" w:cs="맑은 고딕" w:eastAsia="맑은 고딕" w:hAnsi="맑은 고딕"/>
-          <w:sz w:val="20"/>
-          <w:szCs w:val="20"/>
-        </w:rPr>
-        <w:t xml:space="preserve">▪제어밸브를 임의로 잠그지 않는다. 랙 화재는 급수가 끊기면 짧은 시간에 다시 상승한다. 잠글 필요가 있으면 관창이 배치·가압된 뒤에, 밸브에 대원을 배치하여 즉시 재개방할 수 있는 상태에서 잠근다</w:t>
-      </w:r>
-    </w:p>
-    <w:p>
-      <w:pPr>
-        <w:spacing w:after="40" w:before="0"/>
-        <w:ind w:left="280" w:hanging="200"/>
-      </w:pPr>
-      <w:r>
-        <w:rPr>
-          <w:rFonts w:ascii="맑은 고딕" w:cs="맑은 고딕" w:eastAsia="맑은 고딕" w:hAnsi="맑은 고딕"/>
-          <w:sz w:val="20"/>
-          <w:szCs w:val="20"/>
-        </w:rPr>
-        <w:t xml:space="preserve">▪연결송수관이 있으면 방수구에서 호스를 전개하여 진입거리를 단축한다(전개전술 ⑥)</w:t>
+        <w:t xml:space="preserve">랙 화재가 위로 번지는 통로는 적재물 표면이 아니라 </w:t>
+      </w:r>
+      <w:r>
+        <w:rPr>
+          <w:rFonts w:ascii="맑은 고딕" w:cs="맑은 고딕" w:eastAsia="맑은 고딕" w:hAnsi="맑은 고딕"/>
+          <w:b/>
+          <w:bCs/>
+          <w:sz w:val="20"/>
+          <w:szCs w:val="20"/>
+        </w:rPr>
+        <w:t xml:space="preserve">송기공간</w:t>
+      </w:r>
+      <w:r>
+        <w:rPr>
+          <w:rFonts w:ascii="맑은 고딕" w:cs="맑은 고딕" w:eastAsia="맑은 고딕" w:hAnsi="맑은 고딕"/>
+          <w:sz w:val="20"/>
+          <w:szCs w:val="20"/>
+        </w:rPr>
+        <w:t xml:space="preserve">이다. 팰릿과 팰릿 사이의 수직 틈(횡방향)과 랙 배면·배면 맞댐부의 수직 틈(종방향)이 굴뚝처럼 작용하여 화염을 최상단까지 끌어올린다. 「창고시설의 화재안전성능기준(NFPC 609)」이 랙식 창고의 인랙 헤드를 수평거리 15cm 이상의 송기공간에 설치할 수 있도록 한 것도 이 경로에 물을 넣기 위해서이다.</w:t>
+      </w:r>
+    </w:p>
+    <w:p>
+      <w:pPr>
+        <w:spacing w:after="40" w:before="0"/>
+        <w:ind w:left="280" w:hanging="200"/>
+      </w:pPr>
+      <w:r>
+        <w:rPr>
+          <w:rFonts w:ascii="맑은 고딕" w:cs="맑은 고딕" w:eastAsia="맑은 고딕" w:hAnsi="맑은 고딕"/>
+          <w:sz w:val="20"/>
+          <w:szCs w:val="20"/>
+        </w:rPr>
+        <w:t xml:space="preserve">▪</w:t>
+      </w:r>
+      <w:r>
+        <w:rPr>
+          <w:rFonts w:ascii="맑은 고딕" w:cs="맑은 고딕" w:eastAsia="맑은 고딕" w:hAnsi="맑은 고딕"/>
+          <w:b/>
+          <w:bCs/>
+          <w:sz w:val="20"/>
+          <w:szCs w:val="20"/>
+        </w:rPr>
+        <w:t xml:space="preserve">관창은 팰릿 정면이 아니라 송기공간을 향해 조준한다.</w:t>
+      </w:r>
+      <w:r>
+        <w:rPr>
+          <w:rFonts w:ascii="맑은 고딕" w:cs="맑은 고딕" w:eastAsia="맑은 고딕" w:hAnsi="맑은 고딕"/>
+          <w:sz w:val="20"/>
+          <w:szCs w:val="20"/>
+        </w:rPr>
+        <w:t xml:space="preserve"> 정면에 대면 앞줄 화물만 젖고 연소는 틈을 타고 계속 올라간다</w:t>
+      </w:r>
+    </w:p>
+    <w:p>
+      <w:pPr>
+        <w:spacing w:after="40" w:before="0"/>
+        <w:ind w:left="280" w:hanging="200"/>
+      </w:pPr>
+      <w:r>
+        <w:rPr>
+          <w:rFonts w:ascii="맑은 고딕" w:cs="맑은 고딕" w:eastAsia="맑은 고딕" w:hAnsi="맑은 고딕"/>
+          <w:sz w:val="20"/>
+          <w:szCs w:val="20"/>
+        </w:rPr>
+        <w:t xml:space="preserve">▪통로에서 대각선 위쪽으로, 랙 프레임과 프레임 사이를 통과하는 각도를 잡는다. 봉상 물줄기라야 이 각도로 상부까지 도달한다</w:t>
+      </w:r>
+    </w:p>
+    <w:p>
+      <w:pPr>
+        <w:spacing w:after="40" w:before="0"/>
+        <w:ind w:left="280" w:hanging="200"/>
+      </w:pPr>
+      <w:r>
+        <w:rPr>
+          <w:rFonts w:ascii="맑은 고딕" w:cs="맑은 고딕" w:eastAsia="맑은 고딕" w:hAnsi="맑은 고딕"/>
+          <w:sz w:val="20"/>
+          <w:szCs w:val="20"/>
+        </w:rPr>
+        <w:t xml:space="preserve">▪송기공간이 막혀 있는 창고에서는 화재가 위가 아니라 </w:t>
+      </w:r>
+      <w:r>
+        <w:rPr>
+          <w:rFonts w:ascii="맑은 고딕" w:cs="맑은 고딕" w:eastAsia="맑은 고딕" w:hAnsi="맑은 고딕"/>
+          <w:b/>
+          <w:bCs/>
+          <w:sz w:val="20"/>
+          <w:szCs w:val="20"/>
+        </w:rPr>
+        <w:t xml:space="preserve">옆으로</w:t>
+      </w:r>
+      <w:r>
+        <w:rPr>
+          <w:rFonts w:ascii="맑은 고딕" w:cs="맑은 고딕" w:eastAsia="맑은 고딕" w:hAnsi="맑은 고딕"/>
+          <w:sz w:val="20"/>
+          <w:szCs w:val="20"/>
+        </w:rPr>
+        <w:t xml:space="preserve"> 번지고, 천장 스프링클러의 물이 하단 적재물에 도달하지 못한다. 비닐 랩 전면 포장, 솔리드(막힌) 선반, 통로 쪽으로 밀려 나온 과적이 대표적인 원인이다</w:t>
+      </w:r>
+    </w:p>
+    <w:p>
+      <w:pPr>
+        <w:spacing w:after="40" w:before="0"/>
+        <w:ind w:left="280" w:hanging="200"/>
+      </w:pPr>
+      <w:r>
+        <w:rPr>
+          <w:rFonts w:ascii="맑은 고딕" w:cs="맑은 고딕" w:eastAsia="맑은 고딕" w:hAnsi="맑은 고딕"/>
+          <w:sz w:val="20"/>
+          <w:szCs w:val="20"/>
+        </w:rPr>
+        <w:t xml:space="preserve">▪도착 시 관계자에게 송기공간 확보 상태, 솔리드 선반 유무, 인랙 헤드 설치 여부를 확인한다. 인랙 헤드가 없는 고단 랙은 지상 관창만으로 상단 화점을 제압할 수 없다</w:t>
+      </w:r>
+    </w:p>
+    <w:p>
+      <w:pPr>
+        <w:spacing w:after="40" w:before="0"/>
+        <w:ind w:left="280" w:hanging="200"/>
+      </w:pPr>
+      <w:r>
+        <w:rPr>
+          <w:rFonts w:ascii="맑은 고딕" w:cs="맑은 고딕" w:eastAsia="맑은 고딕" w:hAnsi="맑은 고딕"/>
+          <w:sz w:val="20"/>
+          <w:szCs w:val="20"/>
+        </w:rPr>
+        <w:t xml:space="preserve">▪물이 랙 아래로 흘러나오는 것이 보이면 상단에는 도달하고 있다는 뜻이다. 통로 바닥으로만 흐르고 랙 안쪽에서 나오지 않으면 조준이 틀린 것이다</w:t>
       </w:r>
     </w:p>
     <w:p>
@@ -10281,7 +11660,147 @@
           <w:sz w:val="22"/>
           <w:szCs w:val="22"/>
         </w:rPr>
-        <w:t xml:space="preserve">□ 공격방법 ② 개구부 직접 공격</w:t>
+        <w:t xml:space="preserve">□ 관창 조작 기법</w:t>
+      </w:r>
+    </w:p>
+    <w:p>
+      <w:pPr>
+        <w:spacing w:after="40" w:before="0"/>
+        <w:ind w:left="280" w:hanging="200"/>
+      </w:pPr>
+      <w:r>
+        <w:rPr>
+          <w:rFonts w:ascii="맑은 고딕" w:cs="맑은 고딕" w:eastAsia="맑은 고딕" w:hAnsi="맑은 고딕"/>
+          <w:sz w:val="20"/>
+          <w:szCs w:val="20"/>
+        </w:rPr>
+        <w:t xml:space="preserve">▪</w:t>
+      </w:r>
+      <w:r>
+        <w:rPr>
+          <w:rFonts w:ascii="맑은 고딕" w:cs="맑은 고딕" w:eastAsia="맑은 고딕" w:hAnsi="맑은 고딕"/>
+          <w:b/>
+          <w:bCs/>
+          <w:sz w:val="20"/>
+          <w:szCs w:val="20"/>
+        </w:rPr>
+        <w:t xml:space="preserve">봉상</w:t>
+      </w:r>
+      <w:r>
+        <w:rPr>
+          <w:rFonts w:ascii="맑은 고딕" w:cs="맑은 고딕" w:eastAsia="맑은 고딕" w:hAnsi="맑은 고딕"/>
+          <w:sz w:val="20"/>
+          <w:szCs w:val="20"/>
+        </w:rPr>
+        <w:t xml:space="preserve"> — 랙 심부와 상부 화점, 통로 축 방수, 천장면 반사를 이용한 광역 살수. 대형 물류창고 내부공격의 기본 형태이다</w:t>
+      </w:r>
+    </w:p>
+    <w:p>
+      <w:pPr>
+        <w:spacing w:after="40" w:before="0"/>
+        <w:ind w:left="280" w:hanging="200"/>
+      </w:pPr>
+      <w:r>
+        <w:rPr>
+          <w:rFonts w:ascii="맑은 고딕" w:cs="맑은 고딕" w:eastAsia="맑은 고딕" w:hAnsi="맑은 고딕"/>
+          <w:sz w:val="20"/>
+          <w:szCs w:val="20"/>
+        </w:rPr>
+        <w:t xml:space="preserve">▪</w:t>
+      </w:r>
+      <w:r>
+        <w:rPr>
+          <w:rFonts w:ascii="맑은 고딕" w:cs="맑은 고딕" w:eastAsia="맑은 고딕" w:hAnsi="맑은 고딕"/>
+          <w:b/>
+          <w:bCs/>
+          <w:sz w:val="20"/>
+          <w:szCs w:val="20"/>
+        </w:rPr>
+        <w:t xml:space="preserve">분무</w:t>
+      </w:r>
+      <w:r>
+        <w:rPr>
+          <w:rFonts w:ascii="맑은 고딕" w:cs="맑은 고딕" w:eastAsia="맑은 고딕" w:hAnsi="맑은 고딕"/>
+          <w:sz w:val="20"/>
+          <w:szCs w:val="20"/>
+        </w:rPr>
+        <w:t xml:space="preserve"> — 대원 엄호와 열차폐, 전기설비 인근, 분진 억제. 화점 제압용이 아니다</w:t>
+      </w:r>
+    </w:p>
+    <w:p>
+      <w:pPr>
+        <w:spacing w:after="40" w:before="0"/>
+        <w:ind w:left="280" w:hanging="200"/>
+      </w:pPr>
+      <w:r>
+        <w:rPr>
+          <w:rFonts w:ascii="맑은 고딕" w:cs="맑은 고딕" w:eastAsia="맑은 고딕" w:hAnsi="맑은 고딕"/>
+          <w:sz w:val="20"/>
+          <w:szCs w:val="20"/>
+        </w:rPr>
+        <w:t xml:space="preserve">▪주거 구획에서 쓰는 </w:t>
+      </w:r>
+      <w:r>
+        <w:rPr>
+          <w:rFonts w:ascii="맑은 고딕" w:cs="맑은 고딕" w:eastAsia="맑은 고딕" w:hAnsi="맑은 고딕"/>
+          <w:b/>
+          <w:bCs/>
+          <w:sz w:val="20"/>
+          <w:szCs w:val="20"/>
+        </w:rPr>
+        <w:t xml:space="preserve">펄스 방수(간헐 분무로 천장 가스층을 냉각하는 기법)는 대공간에서 성립하지 않는다.</w:t>
+      </w:r>
+      <w:r>
+        <w:rPr>
+          <w:rFonts w:ascii="맑은 고딕" w:cs="맑은 고딕" w:eastAsia="맑은 고딕" w:hAnsi="맑은 고딕"/>
+          <w:sz w:val="20"/>
+          <w:szCs w:val="20"/>
+        </w:rPr>
+        <w:t xml:space="preserve"> 냉각해야 할 가스의 부피가 수십 배이고 연기층이 높이 떠 있어 물방울이 도달하기 전에 증발한다. 물은 가스가 아니라 연소 중인 적재물에 넣는다</w:t>
+      </w:r>
+    </w:p>
+    <w:p>
+      <w:pPr>
+        <w:spacing w:after="40" w:before="0"/>
+        <w:ind w:left="280" w:hanging="200"/>
+      </w:pPr>
+      <w:r>
+        <w:rPr>
+          <w:rFonts w:ascii="맑은 고딕" w:cs="맑은 고딕" w:eastAsia="맑은 고딕" w:hAnsi="맑은 고딕"/>
+          <w:sz w:val="20"/>
+          <w:szCs w:val="20"/>
+        </w:rPr>
+        <w:t xml:space="preserve">▪상부 구조부재를 함께 식힌다. 지붕 트러스와 강재 데크는 냉각하지 않으면 화세가 꺾인 뒤에도 시간이 지나 무너진다</w:t>
+      </w:r>
+    </w:p>
+    <w:p>
+      <w:pPr>
+        <w:spacing w:after="40" w:before="0"/>
+        <w:ind w:left="280" w:hanging="200"/>
+      </w:pPr>
+      <w:r>
+        <w:rPr>
+          <w:rFonts w:ascii="맑은 고딕" w:cs="맑은 고딕" w:eastAsia="맑은 고딕" w:hAnsi="맑은 고딕"/>
+          <w:sz w:val="20"/>
+          <w:szCs w:val="20"/>
+        </w:rPr>
+        <w:t xml:space="preserve">▪효과 확인은 열화상으로 한다. 방수 전후의 고온영역 크기를 비교하며, 물줄기가 닿는 지점에서 수증기가 오르는지 본다</w:t>
+      </w:r>
+    </w:p>
+    <w:p>
+      <w:pPr>
+        <w:pStyle w:val="Heading3"/>
+        <w:spacing w:after="100" w:before="260"/>
+      </w:pPr>
+      <w:r>
+        <w:rPr>
+          <w:rFonts w:ascii="맑은 고딕" w:cs="맑은 고딕" w:eastAsia="맑은 고딕" w:hAnsi="맑은 고딕"/>
+          <w:b/>
+          <w:bCs/>
+          <w:sz w:val="22"/>
+          <w:szCs w:val="22"/>
+        </w:rPr>
+        <w:t xml:space="preserve">□ 공격방법 ① 자체 소방시설 지원 (최우선)</w:t>
       </w:r>
     </w:p>
     <w:p>
@@ -10295,77 +11814,123 @@
           <w:sz w:val="20"/>
           <w:szCs w:val="20"/>
         </w:rPr>
-        <w:t xml:space="preserve">진입하지 않고 개구부를 통해 내부에 대량으로 물을 넣는 방법이다.</w:t>
-      </w:r>
-    </w:p>
-    <w:p>
-      <w:pPr>
-        <w:spacing w:after="40" w:before="0"/>
-        <w:ind w:left="280" w:hanging="200"/>
-      </w:pPr>
-      <w:r>
-        <w:rPr>
-          <w:rFonts w:ascii="맑은 고딕" w:cs="맑은 고딕" w:eastAsia="맑은 고딕" w:hAnsi="맑은 고딕"/>
-          <w:sz w:val="20"/>
-          <w:szCs w:val="20"/>
-        </w:rPr>
-        <w:t xml:space="preserve">▪도크도어를 열고 통로 축을 따라 방수한다. 물줄기가 내부 천장면에 반사되며 넓게 분포하도록 각도를 준다</w:t>
-      </w:r>
-    </w:p>
-    <w:p>
-      <w:pPr>
-        <w:spacing w:after="40" w:before="0"/>
-        <w:ind w:left="280" w:hanging="200"/>
-      </w:pPr>
-      <w:r>
-        <w:rPr>
-          <w:rFonts w:ascii="맑은 고딕" w:cs="맑은 고딕" w:eastAsia="맑은 고딕" w:hAnsi="맑은 고딕"/>
-          <w:sz w:val="20"/>
-          <w:szCs w:val="20"/>
-        </w:rPr>
-        <w:t xml:space="preserve">▪대구경 관창을 출입구에 세워 화세를 제압한 뒤 진입하는 방식은 국외에서 유효성이 확인된 방법이다. 인랙 스프링클러가 없거나 작동하지 않는 고단 적재 화재에서 특히 그렇다</w:t>
-      </w:r>
-    </w:p>
-    <w:p>
-      <w:pPr>
-        <w:spacing w:after="40" w:before="0"/>
-        <w:ind w:left="280" w:hanging="200"/>
-      </w:pPr>
-      <w:r>
-        <w:rPr>
-          <w:rFonts w:ascii="맑은 고딕" w:cs="맑은 고딕" w:eastAsia="맑은 고딕" w:hAnsi="맑은 고딕"/>
-          <w:sz w:val="20"/>
-          <w:szCs w:val="20"/>
-        </w:rPr>
-        <w:t xml:space="preserve">▪셔터형 도어에 화염이 바로 붙어 있으면, 셔터에 삼각형으로 개구를 만들어 관창을 삽입한 뒤 방수한다</w:t>
-      </w:r>
-    </w:p>
-    <w:p>
-      <w:pPr>
-        <w:spacing w:after="40" w:before="0"/>
-        <w:ind w:left="280" w:hanging="200"/>
-      </w:pPr>
-      <w:r>
-        <w:rPr>
-          <w:rFonts w:ascii="맑은 고딕" w:cs="맑은 고딕" w:eastAsia="맑은 고딕" w:hAnsi="맑은 고딕"/>
-          <w:sz w:val="20"/>
-          <w:szCs w:val="20"/>
-        </w:rPr>
-        <w:t xml:space="preserve">▪개구부를 열면 공기가 유입되어 연소가 활발해진다. 관창이 가압되어 즉시 방수할 수 있는 상태에서만 개방한다</w:t>
-      </w:r>
-    </w:p>
-    <w:p>
-      <w:pPr>
-        <w:spacing w:after="40" w:before="0"/>
-        <w:ind w:left="280" w:hanging="200"/>
-      </w:pPr>
-      <w:r>
-        <w:rPr>
-          <w:rFonts w:ascii="맑은 고딕" w:cs="맑은 고딕" w:eastAsia="맑은 고딕" w:hAnsi="맑은 고딕"/>
-          <w:sz w:val="20"/>
-          <w:szCs w:val="20"/>
-        </w:rPr>
-        <w:t xml:space="preserve">▪개구부를 열기 전에 다른 출입구로 진입한 대원을 철수시킨다. 갑작스러운 공기 유입이 화세를 키워 내부 대원을 위험에 빠뜨린다</w:t>
+        <w:t xml:space="preserve">스프링클러가 설치된 창고에서 가장 먼저 하는 공격은 소방대의 방수가 아니라 송수구 가압이다.</w:t>
+      </w:r>
+    </w:p>
+    <w:p>
+      <w:pPr>
+        <w:spacing w:after="40" w:before="0"/>
+        <w:ind w:left="280" w:hanging="200"/>
+      </w:pPr>
+      <w:r>
+        <w:rPr>
+          <w:rFonts w:ascii="맑은 고딕" w:cs="맑은 고딕" w:eastAsia="맑은 고딕" w:hAnsi="맑은 고딕"/>
+          <w:sz w:val="20"/>
+          <w:szCs w:val="20"/>
+        </w:rPr>
+        <w:t xml:space="preserve">▪창고용 스프링클러는 헤드 1개당 방수량이 크게 설계되어 있다. 화재조기진압용은 헤드 1개가 350~650 L/min, 라지드롭형은 약 160 L/min이다. 헤드 몇 개만 작동해도 소방대 관창 여러 개에 해당하는 물이 화점 바로 위에서 아래로 투입되고 있으며, 소방대가 호스를 전개하는 시간보다 빠르고 도달률도 높다</w:t>
+      </w:r>
+    </w:p>
+    <w:p>
+      <w:pPr>
+        <w:spacing w:after="40" w:before="0"/>
+        <w:ind w:left="280" w:hanging="200"/>
+      </w:pPr>
+      <w:r>
+        <w:rPr>
+          <w:rFonts w:ascii="맑은 고딕" w:cs="맑은 고딕" w:eastAsia="맑은 고딕" w:hAnsi="맑은 고딕"/>
+          <w:sz w:val="20"/>
+          <w:szCs w:val="20"/>
+        </w:rPr>
+        <w:t xml:space="preserve">▪도착 즉시 송수구에 급수한다. 송수구 급수는 화점 방면 호스 전개보다 우선한다</w:t>
+      </w:r>
+    </w:p>
+    <w:p>
+      <w:pPr>
+        <w:spacing w:after="40" w:before="0"/>
+        <w:ind w:left="280" w:hanging="200"/>
+      </w:pPr>
+      <w:r>
+        <w:rPr>
+          <w:rFonts w:ascii="맑은 고딕" w:cs="맑은 고딕" w:eastAsia="맑은 고딕" w:hAnsi="맑은 고딕"/>
+          <w:sz w:val="20"/>
+          <w:szCs w:val="20"/>
+        </w:rPr>
+        <w:t xml:space="preserve">▪송수구 급수는 공격 급수와 분리된 수원에서 공급한다. 같은 수원에서 뽑으면 양쪽 모두 부족해진다</w:t>
+      </w:r>
+    </w:p>
+    <w:p>
+      <w:pPr>
+        <w:spacing w:after="40" w:before="0"/>
+        <w:ind w:left="280" w:hanging="200"/>
+      </w:pPr>
+      <w:r>
+        <w:rPr>
+          <w:rFonts w:ascii="맑은 고딕" w:cs="맑은 고딕" w:eastAsia="맑은 고딕" w:hAnsi="맑은 고딕"/>
+          <w:sz w:val="20"/>
+          <w:szCs w:val="20"/>
+        </w:rPr>
+        <w:t xml:space="preserve">▪소화펌프와 제어밸브에 대원을 배치한다. 미국 NFPA 통계에서 스프링클러가 작동하지 않은 화재의 </w:t>
+      </w:r>
+      <w:r>
+        <w:rPr>
+          <w:rFonts w:ascii="맑은 고딕" w:cs="맑은 고딕" w:eastAsia="맑은 고딕" w:hAnsi="맑은 고딕"/>
+          <w:b/>
+          <w:bCs/>
+          <w:sz w:val="20"/>
+          <w:szCs w:val="20"/>
+        </w:rPr>
+        <w:t xml:space="preserve">59%는 누군가 설비를 정지시켜 둔 경우</w:t>
+      </w:r>
+      <w:r>
+        <w:rPr>
+          <w:rFonts w:ascii="맑은 고딕" w:cs="맑은 고딕" w:eastAsia="맑은 고딕" w:hAnsi="맑은 고딕"/>
+          <w:sz w:val="20"/>
+          <w:szCs w:val="20"/>
+        </w:rPr>
+        <w:t xml:space="preserve">였다</w:t>
+      </w:r>
+    </w:p>
+    <w:p>
+      <w:pPr>
+        <w:spacing w:after="40" w:before="0"/>
+        <w:ind w:left="280" w:hanging="200"/>
+      </w:pPr>
+      <w:r>
+        <w:rPr>
+          <w:rFonts w:ascii="맑은 고딕" w:cs="맑은 고딕" w:eastAsia="맑은 고딕" w:hAnsi="맑은 고딕"/>
+          <w:sz w:val="20"/>
+          <w:szCs w:val="20"/>
+        </w:rPr>
+        <w:t xml:space="preserve">▪도착 즉시 방재실에서 제어밸브 개방 상태와 수신기 조작 이력을 확인한다. 2021년 이천 물류센터 화재에서는 관계자가 수신기를 조작하여 최초 발화 후 약 8분간 스프링클러가 작동하지 않았고, 이후 화재는 6일 만에야 완전히 진화되었다</w:t>
+      </w:r>
+    </w:p>
+    <w:p>
+      <w:pPr>
+        <w:spacing w:after="40" w:before="0"/>
+        <w:ind w:left="280" w:hanging="200"/>
+      </w:pPr>
+      <w:r>
+        <w:rPr>
+          <w:rFonts w:ascii="맑은 고딕" w:cs="맑은 고딕" w:eastAsia="맑은 고딕" w:hAnsi="맑은 고딕"/>
+          <w:sz w:val="20"/>
+          <w:szCs w:val="20"/>
+        </w:rPr>
+        <w:t xml:space="preserve">▪제어밸브를 임의로 잠그지 않는다. 랙 화재는 급수가 끊기면 짧은 시간에 다시 상승한다. 잠글 필요가 있으면 관창이 배치·가압된 뒤에, 밸브에 대원을 배치하여 즉시 재개방할 수 있는 상태에서 잠근다</w:t>
+      </w:r>
+    </w:p>
+    <w:p>
+      <w:pPr>
+        <w:spacing w:after="40" w:before="0"/>
+        <w:ind w:left="280" w:hanging="200"/>
+      </w:pPr>
+      <w:r>
+        <w:rPr>
+          <w:rFonts w:ascii="맑은 고딕" w:cs="맑은 고딕" w:eastAsia="맑은 고딕" w:hAnsi="맑은 고딕"/>
+          <w:sz w:val="20"/>
+          <w:szCs w:val="20"/>
+        </w:rPr>
+        <w:t xml:space="preserve">▪연결송수관이 있으면 방수구에서 호스를 전개하여 진입거리를 단축한다(전개전술 ⑥)</w:t>
       </w:r>
     </w:p>
     <w:p>
@@ -10381,7 +11946,7 @@
           <w:sz w:val="22"/>
           <w:szCs w:val="22"/>
         </w:rPr>
-        <w:t xml:space="preserve">□ 공격방법 ③ 통로 축 공격</w:t>
+        <w:t xml:space="preserve">□ 공격방법 ② 개구부 직접 공격</w:t>
       </w:r>
     </w:p>
     <w:p>
@@ -10395,63 +11960,109 @@
           <w:sz w:val="20"/>
           <w:szCs w:val="20"/>
         </w:rPr>
-        <w:t xml:space="preserve">통로 하나를 축으로 삼아 통로 정면에서 안쪽으로 방수하는 방법이다.</w:t>
-      </w:r>
-    </w:p>
-    <w:p>
-      <w:pPr>
-        <w:spacing w:after="40" w:before="0"/>
-        <w:ind w:left="280" w:hanging="200"/>
-      </w:pPr>
-      <w:r>
-        <w:rPr>
-          <w:rFonts w:ascii="맑은 고딕" w:cs="맑은 고딕" w:eastAsia="맑은 고딕" w:hAnsi="맑은 고딕"/>
-          <w:sz w:val="20"/>
-          <w:szCs w:val="20"/>
-        </w:rPr>
-        <w:t xml:space="preserve">▪도크도어는 통상 통로 축과 일치하도록 배치되어 있어, 호스를 직선으로 전개하고 통로를 따라 방수할 수 있다</w:t>
-      </w:r>
-    </w:p>
-    <w:p>
-      <w:pPr>
-        <w:spacing w:after="40" w:before="0"/>
-        <w:ind w:left="280" w:hanging="200"/>
-      </w:pPr>
-      <w:r>
-        <w:rPr>
-          <w:rFonts w:ascii="맑은 고딕" w:cs="맑은 고딕" w:eastAsia="맑은 고딕" w:hAnsi="맑은 고딕"/>
-          <w:sz w:val="20"/>
-          <w:szCs w:val="20"/>
-        </w:rPr>
-        <w:t xml:space="preserve">▪물줄기가 통로를 따라 직진하므로 도달거리를 가장 길게 쓸 수 있다</w:t>
-      </w:r>
-    </w:p>
-    <w:p>
-      <w:pPr>
-        <w:spacing w:after="40" w:before="0"/>
-        <w:ind w:left="280" w:hanging="200"/>
-      </w:pPr>
-      <w:r>
-        <w:rPr>
-          <w:rFonts w:ascii="맑은 고딕" w:cs="맑은 고딕" w:eastAsia="맑은 고딕" w:hAnsi="맑은 고딕"/>
-          <w:sz w:val="20"/>
-          <w:szCs w:val="20"/>
-        </w:rPr>
-        <w:t xml:space="preserve">▪관창은 통로 중앙이 아니라 한쪽 랙 기둥 쪽에 붙어 이동한다. 방향 유지와 퇴로 확인이 쉬워진다</w:t>
-      </w:r>
-    </w:p>
-    <w:p>
-      <w:pPr>
-        <w:spacing w:after="40" w:before="0"/>
-        <w:ind w:left="280" w:hanging="200"/>
-      </w:pPr>
-      <w:r>
-        <w:rPr>
-          <w:rFonts w:ascii="맑은 고딕" w:cs="맑은 고딕" w:eastAsia="맑은 고딕" w:hAnsi="맑은 고딕"/>
-          <w:sz w:val="20"/>
-          <w:szCs w:val="20"/>
-        </w:rPr>
-        <w:t xml:space="preserve">▪한 통로를 확인하고 다음 통로로 이동한다. 통로를 건너뛰지 않는다</w:t>
+        <w:t xml:space="preserve">진입하지 않고 개구부를 통해 내부에 대량으로 물을 넣는 방법이다.</w:t>
+      </w:r>
+    </w:p>
+    <w:p>
+      <w:pPr>
+        <w:spacing w:after="40" w:before="0"/>
+        <w:ind w:left="280" w:hanging="200"/>
+      </w:pPr>
+      <w:r>
+        <w:rPr>
+          <w:rFonts w:ascii="맑은 고딕" w:cs="맑은 고딕" w:eastAsia="맑은 고딕" w:hAnsi="맑은 고딕"/>
+          <w:sz w:val="20"/>
+          <w:szCs w:val="20"/>
+        </w:rPr>
+        <w:t xml:space="preserve">▪도크도어를 열고 통로 축을 따라 방수한다. 물줄기가 내부 천장면에 반사되며 넓게 분포하도록 각도를 준다</w:t>
+      </w:r>
+    </w:p>
+    <w:p>
+      <w:pPr>
+        <w:spacing w:after="40" w:before="0"/>
+        <w:ind w:left="280" w:hanging="200"/>
+      </w:pPr>
+      <w:r>
+        <w:rPr>
+          <w:rFonts w:ascii="맑은 고딕" w:cs="맑은 고딕" w:eastAsia="맑은 고딕" w:hAnsi="맑은 고딕"/>
+          <w:sz w:val="20"/>
+          <w:szCs w:val="20"/>
+        </w:rPr>
+        <w:t xml:space="preserve">▪대구경 관창을 출입구에 세워 화세를 제압한 뒤 진입하는 방식은 인랙 스프링클러가 없거나 작동하지 않는 고단 적재 화재에서 특히 유효하다. 대량방수로 가시 화염을 꺾은 뒤 관창을 밀어 넣는다</w:t>
+      </w:r>
+    </w:p>
+    <w:p>
+      <w:pPr>
+        <w:spacing w:after="40" w:before="0"/>
+        <w:ind w:left="280" w:hanging="200"/>
+      </w:pPr>
+      <w:r>
+        <w:rPr>
+          <w:rFonts w:ascii="맑은 고딕" w:cs="맑은 고딕" w:eastAsia="맑은 고딕" w:hAnsi="맑은 고딕"/>
+          <w:sz w:val="20"/>
+          <w:szCs w:val="20"/>
+        </w:rPr>
+        <w:t xml:space="preserve">▪</w:t>
+      </w:r>
+      <w:r>
+        <w:rPr>
+          <w:rFonts w:ascii="맑은 고딕" w:cs="맑은 고딕" w:eastAsia="맑은 고딕" w:hAnsi="맑은 고딕"/>
+          <w:b/>
+          <w:bCs/>
+          <w:sz w:val="20"/>
+          <w:szCs w:val="20"/>
+        </w:rPr>
+        <w:t xml:space="preserve">"외부에서 물을 넣으면 화염을 안으로 민다"는 통념은 실험으로 뒷받침되지 않는다.</w:t>
+      </w:r>
+      <w:r>
+        <w:rPr>
+          <w:rFonts w:ascii="맑은 고딕" w:cs="맑은 고딕" w:eastAsia="맑은 고딕" w:hAnsi="맑은 고딕"/>
+          <w:sz w:val="20"/>
+          <w:szCs w:val="20"/>
+        </w:rPr>
+        <w:t xml:space="preserve"> 미국 UL FSRI가 26회의 실물 구조물 실험으로 내부·외부 방수를 비교한 결과, 물을 일찍 넣을수록 건물 전체의 온도가 낮아졌고, 방수 방향과 무관하게 화점에서 떨어진 지점의 기온·열유속이 상승하거나 가스농도가 급증한 증거는 확인되지 않았다. 다만 이 실험은 주거 규모이므로, 대공간에 그대로 옮길 때는 아래 유동경로 항을 함께 적용한다</w:t>
+      </w:r>
+    </w:p>
+    <w:p>
+      <w:pPr>
+        <w:spacing w:after="40" w:before="0"/>
+        <w:ind w:left="280" w:hanging="200"/>
+      </w:pPr>
+      <w:r>
+        <w:rPr>
+          <w:rFonts w:ascii="맑은 고딕" w:cs="맑은 고딕" w:eastAsia="맑은 고딕" w:hAnsi="맑은 고딕"/>
+          <w:sz w:val="20"/>
+          <w:szCs w:val="20"/>
+        </w:rPr>
+        <w:t xml:space="preserve">▪셔터형 도어에 화염이 바로 붙어 있으면, 셔터에 삼각형으로 개구를 만들어 관창을 삽입한 뒤 방수한다</w:t>
+      </w:r>
+    </w:p>
+    <w:p>
+      <w:pPr>
+        <w:spacing w:after="40" w:before="0"/>
+        <w:ind w:left="280" w:hanging="200"/>
+      </w:pPr>
+      <w:r>
+        <w:rPr>
+          <w:rFonts w:ascii="맑은 고딕" w:cs="맑은 고딕" w:eastAsia="맑은 고딕" w:hAnsi="맑은 고딕"/>
+          <w:sz w:val="20"/>
+          <w:szCs w:val="20"/>
+        </w:rPr>
+        <w:t xml:space="preserve">▪개구부를 열면 공기가 유입되어 연소가 활발해진다. 관창이 가압되어 즉시 방수할 수 있는 상태에서만 개방한다</w:t>
+      </w:r>
+    </w:p>
+    <w:p>
+      <w:pPr>
+        <w:spacing w:after="40" w:before="0"/>
+        <w:ind w:left="280" w:hanging="200"/>
+      </w:pPr>
+      <w:r>
+        <w:rPr>
+          <w:rFonts w:ascii="맑은 고딕" w:cs="맑은 고딕" w:eastAsia="맑은 고딕" w:hAnsi="맑은 고딕"/>
+          <w:sz w:val="20"/>
+          <w:szCs w:val="20"/>
+        </w:rPr>
+        <w:t xml:space="preserve">▪개구부를 열기 전에 다른 출입구로 진입한 대원을 철수시킨다. 갑작스러운 공기 유입이 화세를 키워 내부 대원을 위험에 빠뜨린다</w:t>
       </w:r>
     </w:p>
     <w:p>
@@ -10466,35 +12077,81 @@
           <w:sz w:val="20"/>
           <w:szCs w:val="20"/>
         </w:rPr>
-        <w:t xml:space="preserve">전진 한계</w:t>
-      </w:r>
-    </w:p>
-    <w:p>
-      <w:pPr>
-        <w:spacing w:after="40" w:before="0"/>
-        <w:ind w:left="280" w:hanging="200"/>
-      </w:pPr>
-      <w:r>
-        <w:rPr>
-          <w:rFonts w:ascii="맑은 고딕" w:cs="맑은 고딕" w:eastAsia="맑은 고딕" w:hAnsi="맑은 고딕"/>
-          <w:sz w:val="20"/>
-          <w:szCs w:val="20"/>
-        </w:rPr>
-        <w:t xml:space="preserve">▪랙 사이 깊숙이 들어가지 않는다. 랙 기둥은 가열되면 좌굴하고, 한 베이가 무너지면 인접 베이가 연쇄적으로 넘어간다. 통로 양 끝이 막히면 퇴로가 없다</w:t>
-      </w:r>
-    </w:p>
-    <w:p>
-      <w:pPr>
-        <w:spacing w:after="40" w:before="0"/>
-        <w:ind w:left="280" w:hanging="200"/>
-      </w:pPr>
-      <w:r>
-        <w:rPr>
-          <w:rFonts w:ascii="맑은 고딕" w:cs="맑은 고딕" w:eastAsia="맑은 고딕" w:hAnsi="맑은 고딕"/>
-          <w:sz w:val="20"/>
-          <w:szCs w:val="20"/>
-        </w:rPr>
-        <w:t xml:space="preserve">▪전진할 수 없으면 통로 입구에서 대구경 관창으로 전환한다</w:t>
+        <w:t xml:space="preserve">유동경로 관리</w:t>
+      </w:r>
+    </w:p>
+    <w:p>
+      <w:pPr>
+        <w:spacing w:after="40" w:before="0"/>
+        <w:ind w:left="280" w:hanging="200"/>
+      </w:pPr>
+      <w:r>
+        <w:rPr>
+          <w:rFonts w:ascii="맑은 고딕" w:cs="맑은 고딕" w:eastAsia="맑은 고딕" w:hAnsi="맑은 고딕"/>
+          <w:sz w:val="20"/>
+          <w:szCs w:val="20"/>
+        </w:rPr>
+        <w:t xml:space="preserve">▪개구부를 하나 열 때마다 새로운 유동경로가 생기고, 그 시점부터 열방출률이 오르기 시작한다. 개방은 방수 준비가 끝난 뒤에 한다</w:t>
+      </w:r>
+    </w:p>
+    <w:p>
+      <w:pPr>
+        <w:spacing w:after="40" w:before="0"/>
+        <w:ind w:left="280" w:hanging="200"/>
+      </w:pPr>
+      <w:r>
+        <w:rPr>
+          <w:rFonts w:ascii="맑은 고딕" w:cs="맑은 고딕" w:eastAsia="맑은 고딕" w:hAnsi="맑은 고딕"/>
+          <w:sz w:val="20"/>
+          <w:szCs w:val="20"/>
+        </w:rPr>
+        <w:t xml:space="preserve">▪</w:t>
+      </w:r>
+      <w:r>
+        <w:rPr>
+          <w:rFonts w:ascii="맑은 고딕" w:cs="맑은 고딕" w:eastAsia="맑은 고딕" w:hAnsi="맑은 고딕"/>
+          <w:b/>
+          <w:bCs/>
+          <w:sz w:val="20"/>
+          <w:szCs w:val="20"/>
+        </w:rPr>
+        <w:t xml:space="preserve">도크도어 한 짝은 주거 출입문 열 배가 넘는 면적이다.</w:t>
+      </w:r>
+      <w:r>
+        <w:rPr>
+          <w:rFonts w:ascii="맑은 고딕" w:cs="맑은 고딕" w:eastAsia="맑은 고딕" w:hAnsi="맑은 고딕"/>
+          <w:sz w:val="20"/>
+          <w:szCs w:val="20"/>
+        </w:rPr>
+        <w:t xml:space="preserve"> 한 짝만 열어도 만들어지는 공기 유입량이 크므로, 필요한 만큼만 부분 개방하고 개방 폭을 지휘부가 관리한다</w:t>
+      </w:r>
+    </w:p>
+    <w:p>
+      <w:pPr>
+        <w:spacing w:after="40" w:before="0"/>
+        <w:ind w:left="280" w:hanging="200"/>
+      </w:pPr>
+      <w:r>
+        <w:rPr>
+          <w:rFonts w:ascii="맑은 고딕" w:cs="맑은 고딕" w:eastAsia="맑은 고딕" w:hAnsi="맑은 고딕"/>
+          <w:sz w:val="20"/>
+          <w:szCs w:val="20"/>
+        </w:rPr>
+        <w:t xml:space="preserve">▪개방 담당을 지정하고, 개방 전에 무전으로 통보한 뒤 개방한다. 개방 시각을 기록한다</w:t>
+      </w:r>
+    </w:p>
+    <w:p>
+      <w:pPr>
+        <w:spacing w:after="40" w:before="0"/>
+        <w:ind w:left="280" w:hanging="200"/>
+      </w:pPr>
+      <w:r>
+        <w:rPr>
+          <w:rFonts w:ascii="맑은 고딕" w:cs="맑은 고딕" w:eastAsia="맑은 고딕" w:hAnsi="맑은 고딕"/>
+          <w:sz w:val="20"/>
+          <w:szCs w:val="20"/>
+        </w:rPr>
+        <w:t xml:space="preserve">▪배연은 화점 제압 후 지휘부 지시로 실시한다. 진입팀이 유입측과 배출측 사이에 있는 동안에는 새 배출구를 만들지 않는다</w:t>
       </w:r>
     </w:p>
     <w:p>
@@ -10510,7 +12167,7 @@
           <w:sz w:val="22"/>
           <w:szCs w:val="22"/>
         </w:rPr>
-        <w:t xml:space="preserve">□ 공격방법 ④ 화재 전방 차단 배치</w:t>
+        <w:t xml:space="preserve">□ 공격방법 ③ 통로 축 공격</w:t>
       </w:r>
     </w:p>
     <w:p>
@@ -10524,49 +12181,120 @@
           <w:sz w:val="20"/>
           <w:szCs w:val="20"/>
         </w:rPr>
-        <w:t xml:space="preserve">확대되는 화재를 뒤에서 쫓지 않고, 진행 전방에 관창을 미리 배치하는 방법이다(「공격방향 선정」 1)·2) 적용).</w:t>
-      </w:r>
-    </w:p>
-    <w:p>
-      <w:pPr>
-        <w:spacing w:after="40" w:before="0"/>
-        <w:ind w:left="280" w:hanging="200"/>
-      </w:pPr>
-      <w:r>
-        <w:rPr>
-          <w:rFonts w:ascii="맑은 고딕" w:cs="맑은 고딕" w:eastAsia="맑은 고딕" w:hAnsi="맑은 고딕"/>
-          <w:sz w:val="20"/>
-          <w:szCs w:val="20"/>
-        </w:rPr>
-        <w:t xml:space="preserve">▪전개전술 ③ 또는 ④로 확보한 지선 2선을 화점 좌우 통로에 배치하여 양쪽에서 확대를 차단한다</w:t>
-      </w:r>
-    </w:p>
-    <w:p>
-      <w:pPr>
-        <w:spacing w:after="40" w:before="0"/>
-        <w:ind w:left="280" w:hanging="200"/>
-      </w:pPr>
-      <w:r>
-        <w:rPr>
-          <w:rFonts w:ascii="맑은 고딕" w:cs="맑은 고딕" w:eastAsia="맑은 고딕" w:hAnsi="맑은 고딕"/>
-          <w:sz w:val="20"/>
-          <w:szCs w:val="20"/>
-        </w:rPr>
-        <w:t xml:space="preserve">▪두 관창이 서로 마주 보지 않도록 각도를 조정한다. 마주 보면 상대 팀 쪽으로 열기와 수증기를 밀어낸다</w:t>
-      </w:r>
-    </w:p>
-    <w:p>
-      <w:pPr>
-        <w:spacing w:after="40" w:before="0"/>
-        <w:ind w:left="280" w:hanging="200"/>
-      </w:pPr>
-      <w:r>
-        <w:rPr>
-          <w:rFonts w:ascii="맑은 고딕" w:cs="맑은 고딕" w:eastAsia="맑은 고딕" w:hAnsi="맑은 고딕"/>
-          <w:sz w:val="20"/>
-          <w:szCs w:val="20"/>
-        </w:rPr>
-        <w:t xml:space="preserve">▪전방 배치가 늦어 화재가 배치 지점을 지나가면 그 통로는 포기하고 다음 경계로 물러난다</w:t>
+        <w:t xml:space="preserve">통로 하나를 축으로 삼아 통로 정면에서 안쪽으로 방수하는 방법이다.</w:t>
+      </w:r>
+    </w:p>
+    <w:p>
+      <w:pPr>
+        <w:spacing w:after="40" w:before="0"/>
+        <w:ind w:left="280" w:hanging="200"/>
+      </w:pPr>
+      <w:r>
+        <w:rPr>
+          <w:rFonts w:ascii="맑은 고딕" w:cs="맑은 고딕" w:eastAsia="맑은 고딕" w:hAnsi="맑은 고딕"/>
+          <w:sz w:val="20"/>
+          <w:szCs w:val="20"/>
+        </w:rPr>
+        <w:t xml:space="preserve">▪도크도어는 통상 통로 축과 일치하도록 배치되어 있어, 호스를 직선으로 전개하고 통로를 따라 방수할 수 있다</w:t>
+      </w:r>
+    </w:p>
+    <w:p>
+      <w:pPr>
+        <w:spacing w:after="40" w:before="0"/>
+        <w:ind w:left="280" w:hanging="200"/>
+      </w:pPr>
+      <w:r>
+        <w:rPr>
+          <w:rFonts w:ascii="맑은 고딕" w:cs="맑은 고딕" w:eastAsia="맑은 고딕" w:hAnsi="맑은 고딕"/>
+          <w:sz w:val="20"/>
+          <w:szCs w:val="20"/>
+        </w:rPr>
+        <w:t xml:space="preserve">▪물줄기가 통로를 따라 직진하므로 도달거리를 가장 길게 쓸 수 있다. 봉상 물줄기를 쓴다</w:t>
+      </w:r>
+    </w:p>
+    <w:p>
+      <w:pPr>
+        <w:spacing w:after="40" w:before="0"/>
+        <w:ind w:left="280" w:hanging="200"/>
+      </w:pPr>
+      <w:r>
+        <w:rPr>
+          <w:rFonts w:ascii="맑은 고딕" w:cs="맑은 고딕" w:eastAsia="맑은 고딕" w:hAnsi="맑은 고딕"/>
+          <w:sz w:val="20"/>
+          <w:szCs w:val="20"/>
+        </w:rPr>
+        <w:t xml:space="preserve">▪통로를 따라 전진하면서 좌우 랙의 송기공간에 순차로 물을 넣는다. 통로 정면으로만 쏘면 랙 안쪽은 그대로 남는다</w:t>
+      </w:r>
+    </w:p>
+    <w:p>
+      <w:pPr>
+        <w:spacing w:after="40" w:before="0"/>
+        <w:ind w:left="280" w:hanging="200"/>
+      </w:pPr>
+      <w:r>
+        <w:rPr>
+          <w:rFonts w:ascii="맑은 고딕" w:cs="맑은 고딕" w:eastAsia="맑은 고딕" w:hAnsi="맑은 고딕"/>
+          <w:sz w:val="20"/>
+          <w:szCs w:val="20"/>
+        </w:rPr>
+        <w:t xml:space="preserve">▪관창은 통로 중앙이 아니라 한쪽 랙 기둥 쪽에 붙어 이동한다. 방향 유지와 퇴로 확인이 쉬워진다</w:t>
+      </w:r>
+    </w:p>
+    <w:p>
+      <w:pPr>
+        <w:spacing w:after="40" w:before="0"/>
+        <w:ind w:left="280" w:hanging="200"/>
+      </w:pPr>
+      <w:r>
+        <w:rPr>
+          <w:rFonts w:ascii="맑은 고딕" w:cs="맑은 고딕" w:eastAsia="맑은 고딕" w:hAnsi="맑은 고딕"/>
+          <w:sz w:val="20"/>
+          <w:szCs w:val="20"/>
+        </w:rPr>
+        <w:t xml:space="preserve">▪한 통로를 확인하고 다음 통로로 이동한다. 통로를 건너뛰지 않는다</w:t>
+      </w:r>
+    </w:p>
+    <w:p>
+      <w:pPr>
+        <w:spacing w:after="60" w:before="180"/>
+      </w:pPr>
+      <w:r>
+        <w:rPr>
+          <w:rFonts w:ascii="맑은 고딕" w:cs="맑은 고딕" w:eastAsia="맑은 고딕" w:hAnsi="맑은 고딕"/>
+          <w:b/>
+          <w:bCs/>
+          <w:sz w:val="20"/>
+          <w:szCs w:val="20"/>
+        </w:rPr>
+        <w:t xml:space="preserve">전진 한계</w:t>
+      </w:r>
+    </w:p>
+    <w:p>
+      <w:pPr>
+        <w:spacing w:after="40" w:before="0"/>
+        <w:ind w:left="280" w:hanging="200"/>
+      </w:pPr>
+      <w:r>
+        <w:rPr>
+          <w:rFonts w:ascii="맑은 고딕" w:cs="맑은 고딕" w:eastAsia="맑은 고딕" w:hAnsi="맑은 고딕"/>
+          <w:sz w:val="20"/>
+          <w:szCs w:val="20"/>
+        </w:rPr>
+        <w:t xml:space="preserve">▪랙 사이 깊숙이 들어가지 않는다. 랙 기둥은 가열되면 좌굴하고, 한 베이가 무너지면 인접 베이가 연쇄적으로 넘어간다. 통로 양 끝이 막히면 퇴로가 없다</w:t>
+      </w:r>
+    </w:p>
+    <w:p>
+      <w:pPr>
+        <w:spacing w:after="40" w:before="0"/>
+        <w:ind w:left="280" w:hanging="200"/>
+      </w:pPr>
+      <w:r>
+        <w:rPr>
+          <w:rFonts w:ascii="맑은 고딕" w:cs="맑은 고딕" w:eastAsia="맑은 고딕" w:hAnsi="맑은 고딕"/>
+          <w:sz w:val="20"/>
+          <w:szCs w:val="20"/>
+        </w:rPr>
+        <w:t xml:space="preserve">▪전진할 수 없으면 통로 입구에서 대구경 관창으로 전환한다</w:t>
       </w:r>
     </w:p>
     <w:p>
@@ -10582,7 +12310,7 @@
           <w:sz w:val="22"/>
           <w:szCs w:val="22"/>
         </w:rPr>
-        <w:t xml:space="preserve">□ 공격방법 ⑤ 심부 관통 공격</w:t>
+        <w:t xml:space="preserve">□ 공격방법 ④ 화재 전방 차단 배치</w:t>
       </w:r>
     </w:p>
     <w:p>
@@ -10596,6 +12324,78 @@
           <w:sz w:val="20"/>
           <w:szCs w:val="20"/>
         </w:rPr>
+        <w:t xml:space="preserve">확대되는 화재를 뒤에서 쫓지 않고, 진행 전방에 관창을 미리 배치하는 방법이다(「공격방향 선정」 1)·2) 적용).</w:t>
+      </w:r>
+    </w:p>
+    <w:p>
+      <w:pPr>
+        <w:spacing w:after="40" w:before="0"/>
+        <w:ind w:left="280" w:hanging="200"/>
+      </w:pPr>
+      <w:r>
+        <w:rPr>
+          <w:rFonts w:ascii="맑은 고딕" w:cs="맑은 고딕" w:eastAsia="맑은 고딕" w:hAnsi="맑은 고딕"/>
+          <w:sz w:val="20"/>
+          <w:szCs w:val="20"/>
+        </w:rPr>
+        <w:t xml:space="preserve">▪전개전술 ③ 또는 ④로 확보한 지선 2선을 화점 좌우 통로에 배치하여 양쪽에서 확대를 차단한다</w:t>
+      </w:r>
+    </w:p>
+    <w:p>
+      <w:pPr>
+        <w:spacing w:after="40" w:before="0"/>
+        <w:ind w:left="280" w:hanging="200"/>
+      </w:pPr>
+      <w:r>
+        <w:rPr>
+          <w:rFonts w:ascii="맑은 고딕" w:cs="맑은 고딕" w:eastAsia="맑은 고딕" w:hAnsi="맑은 고딕"/>
+          <w:sz w:val="20"/>
+          <w:szCs w:val="20"/>
+        </w:rPr>
+        <w:t xml:space="preserve">▪두 관창이 서로 마주 보지 않도록 각도를 조정한다. 마주 보면 상대 팀 쪽으로 열기와 수증기를 밀어낸다</w:t>
+      </w:r>
+    </w:p>
+    <w:p>
+      <w:pPr>
+        <w:spacing w:after="40" w:before="0"/>
+        <w:ind w:left="280" w:hanging="200"/>
+      </w:pPr>
+      <w:r>
+        <w:rPr>
+          <w:rFonts w:ascii="맑은 고딕" w:cs="맑은 고딕" w:eastAsia="맑은 고딕" w:hAnsi="맑은 고딕"/>
+          <w:sz w:val="20"/>
+          <w:szCs w:val="20"/>
+        </w:rPr>
+        <w:t xml:space="preserve">▪전방 배치가 늦어 화재가 배치 지점을 지나가면 그 통로는 포기하고 다음 경계로 물러난다</w:t>
+      </w:r>
+    </w:p>
+    <w:p>
+      <w:pPr>
+        <w:pStyle w:val="Heading3"/>
+        <w:spacing w:after="100" w:before="260"/>
+      </w:pPr>
+      <w:r>
+        <w:rPr>
+          <w:rFonts w:ascii="맑은 고딕" w:cs="맑은 고딕" w:eastAsia="맑은 고딕" w:hAnsi="맑은 고딕"/>
+          <w:b/>
+          <w:bCs/>
+          <w:sz w:val="22"/>
+          <w:szCs w:val="22"/>
+        </w:rPr>
+        <w:t xml:space="preserve">□ 공격방법 ⑤ 심부 관통 공격</w:t>
+      </w:r>
+    </w:p>
+    <w:p>
+      <w:pPr>
+        <w:spacing w:after="120"/>
+        <w:jc w:val="both"/>
+      </w:pPr>
+      <w:r>
+        <w:rPr>
+          <w:rFonts w:ascii="맑은 고딕" w:cs="맑은 고딕" w:eastAsia="맑은 고딕" w:hAnsi="맑은 고딕"/>
+          <w:sz w:val="20"/>
+          <w:szCs w:val="20"/>
+        </w:rPr>
         <w:t xml:space="preserve">적재물을 관통하여 내부에 직접 물을 넣는 방법이다. 포장된 적재물은 표면이 젖어도 내부 연소가 계속되며, 겉으로 보이는 화염이 줄어도 시간이 지나면 다시 커지는 것이 이 상태이다.</w:t>
       </w:r>
     </w:p>
@@ -10681,6 +12481,152 @@
           <w:szCs w:val="20"/>
         </w:rPr>
         <w:t xml:space="preserve">▪운용에 최소 2명이 필요하고, 곧은 형상이라 좁은 통로에서 취급이 제한된다</w:t>
+      </w:r>
+    </w:p>
+    <w:p>
+      <w:pPr>
+        <w:spacing w:after="60" w:before="180"/>
+      </w:pPr>
+      <w:r>
+        <w:rPr>
+          <w:rFonts w:ascii="맑은 고딕" w:cs="맑은 고딕" w:eastAsia="맑은 고딕" w:hAnsi="맑은 고딕"/>
+          <w:b/>
+          <w:bCs/>
+          <w:sz w:val="20"/>
+          <w:szCs w:val="20"/>
+        </w:rPr>
+        <w:t xml:space="preserve">침투제(습윤제) 병용</w:t>
+      </w:r>
+    </w:p>
+    <w:p>
+      <w:pPr>
+        <w:spacing w:after="40" w:before="0"/>
+        <w:ind w:left="280" w:hanging="200"/>
+      </w:pPr>
+      <w:r>
+        <w:rPr>
+          <w:rFonts w:ascii="맑은 고딕" w:cs="맑은 고딕" w:eastAsia="맑은 고딕" w:hAnsi="맑은 고딕"/>
+          <w:sz w:val="20"/>
+          <w:szCs w:val="20"/>
+        </w:rPr>
+        <w:t xml:space="preserve">▪물은 표면장력 때문에 압축 포장물 안으로 잘 들어가지 않는다. A급 폼(습윤제)을 </w:t>
+      </w:r>
+      <w:r>
+        <w:rPr>
+          <w:rFonts w:ascii="맑은 고딕" w:cs="맑은 고딕" w:eastAsia="맑은 고딕" w:hAnsi="맑은 고딕"/>
+          <w:b/>
+          <w:bCs/>
+          <w:sz w:val="20"/>
+          <w:szCs w:val="20"/>
+        </w:rPr>
+        <w:t xml:space="preserve">0.1~1%</w:t>
+      </w:r>
+      <w:r>
+        <w:rPr>
+          <w:rFonts w:ascii="맑은 고딕" w:cs="맑은 고딕" w:eastAsia="맑은 고딕" w:hAnsi="맑은 고딕"/>
+          <w:sz w:val="20"/>
+          <w:szCs w:val="20"/>
+        </w:rPr>
+        <w:t xml:space="preserve"> 로 혼합하면 표면장력이 낮아져 침투와 부착이 크게 개선된다</w:t>
+      </w:r>
+    </w:p>
+    <w:p>
+      <w:pPr>
+        <w:spacing w:after="40" w:before="0"/>
+        <w:ind w:left="280" w:hanging="200"/>
+      </w:pPr>
+      <w:r>
+        <w:rPr>
+          <w:rFonts w:ascii="맑은 고딕" w:cs="맑은 고딕" w:eastAsia="맑은 고딕" w:hAnsi="맑은 고딕"/>
+          <w:sz w:val="20"/>
+          <w:szCs w:val="20"/>
+        </w:rPr>
+        <w:t xml:space="preserve">▪종이·골판지·섬유·목재 칩처럼 압축된 적재물의 잔화 처리에서 효과가 크다. 같은 물량으로 처리 시간이 크게 단축된다</w:t>
+      </w:r>
+    </w:p>
+    <w:p>
+      <w:pPr>
+        <w:spacing w:after="40" w:before="0"/>
+        <w:ind w:left="280" w:hanging="200"/>
+      </w:pPr>
+      <w:r>
+        <w:rPr>
+          <w:rFonts w:ascii="맑은 고딕" w:cs="맑은 고딕" w:eastAsia="맑은 고딕" w:hAnsi="맑은 고딕"/>
+          <w:sz w:val="20"/>
+          <w:szCs w:val="20"/>
+        </w:rPr>
+        <w:t xml:space="preserve">▪혼합비를 높인다고 성능이 비례하지 않는다. 관서 보유 약제의 권장 혼합비를 따른다</w:t>
+      </w:r>
+    </w:p>
+    <w:p>
+      <w:pPr>
+        <w:spacing w:after="40" w:before="0"/>
+        <w:ind w:left="280" w:hanging="200"/>
+      </w:pPr>
+      <w:r>
+        <w:rPr>
+          <w:rFonts w:ascii="맑은 고딕" w:cs="맑은 고딕" w:eastAsia="맑은 고딕" w:hAnsi="맑은 고딕"/>
+          <w:sz w:val="20"/>
+          <w:szCs w:val="20"/>
+        </w:rPr>
+        <w:t xml:space="preserve">▪약제가 섞인 배수는 그대로 유출시키지 않는다. 「소화용수 유출 관리」에 따른다</w:t>
+      </w:r>
+    </w:p>
+    <w:p>
+      <w:pPr>
+        <w:spacing w:after="60" w:before="180"/>
+      </w:pPr>
+      <w:r>
+        <w:rPr>
+          <w:rFonts w:ascii="맑은 고딕" w:cs="맑은 고딕" w:eastAsia="맑은 고딕" w:hAnsi="맑은 고딕"/>
+          <w:b/>
+          <w:bCs/>
+          <w:sz w:val="20"/>
+          <w:szCs w:val="20"/>
+        </w:rPr>
+        <w:t xml:space="preserve">분배관창(셀러노즐) 병용</w:t>
+      </w:r>
+    </w:p>
+    <w:p>
+      <w:pPr>
+        <w:spacing w:after="40" w:before="0"/>
+        <w:ind w:left="280" w:hanging="200"/>
+      </w:pPr>
+      <w:r>
+        <w:rPr>
+          <w:rFonts w:ascii="맑은 고딕" w:cs="맑은 고딕" w:eastAsia="맑은 고딕" w:hAnsi="맑은 고딕"/>
+          <w:sz w:val="20"/>
+          <w:szCs w:val="20"/>
+        </w:rPr>
+        <w:t xml:space="preserve">▪회전 살수 헤드를 개구부로 내려 넣어 아래쪽을 원형으로 적시는 관창이다. 65mm형은 약 1,500 L/min을 살수직경 11~14m로 뿌린다</w:t>
+      </w:r>
+    </w:p>
+    <w:p>
+      <w:pPr>
+        <w:spacing w:after="40" w:before="0"/>
+        <w:ind w:left="280" w:hanging="200"/>
+      </w:pPr>
+      <w:r>
+        <w:rPr>
+          <w:rFonts w:ascii="맑은 고딕" w:cs="맑은 고딕" w:eastAsia="맑은 고딕" w:hAnsi="맑은 고딕"/>
+          <w:sz w:val="20"/>
+          <w:szCs w:val="20"/>
+        </w:rPr>
+        <w:t xml:space="preserve">▪대원이 들어갈 수 없는 랙 안쪽, 메자닌 하부, 붕괴된 적재물 아래에 물을 넣을 때 쓴다</w:t>
+      </w:r>
+    </w:p>
+    <w:p>
+      <w:pPr>
+        <w:spacing w:after="40" w:before="0"/>
+        <w:ind w:left="280" w:hanging="200"/>
+      </w:pPr>
+      <w:r>
+        <w:rPr>
+          <w:rFonts w:ascii="맑은 고딕" w:cs="맑은 고딕" w:eastAsia="맑은 고딕" w:hAnsi="맑은 고딕"/>
+          <w:sz w:val="20"/>
+          <w:szCs w:val="20"/>
+        </w:rPr>
+        <w:t xml:space="preserve">▪지붕에 개구를 만들 수 있으면 그 개구로 내려 화점 상부에서 아래로 살수한다. 지상 관창이 닿지 않는 상단 화점에 유효하다</w:t>
       </w:r>
     </w:p>
     <w:p>
@@ -11093,77 +13039,95 @@
           <w:sz w:val="22"/>
           <w:szCs w:val="22"/>
         </w:rPr>
-        <w:t xml:space="preserve">□ 적재물 해체와 잔화 처리</w:t>
-      </w:r>
-    </w:p>
-    <w:p>
-      <w:pPr>
-        <w:spacing w:after="40" w:before="0"/>
-        <w:ind w:left="280" w:hanging="200"/>
-      </w:pPr>
-      <w:r>
-        <w:rPr>
-          <w:rFonts w:ascii="맑은 고딕" w:cs="맑은 고딕" w:eastAsia="맑은 고딕" w:hAnsi="맑은 고딕"/>
-          <w:sz w:val="20"/>
-          <w:szCs w:val="20"/>
-        </w:rPr>
-        <w:t xml:space="preserve">▪적재물을 헐어 연소면을 노출시킨 뒤 방수하는 방법은 잔화 처리 단계에서 사용한다. 화세가 유지되는 동안에는 실시하지 않는다</w:t>
-      </w:r>
-    </w:p>
-    <w:p>
-      <w:pPr>
-        <w:spacing w:after="40" w:before="0"/>
-        <w:ind w:left="280" w:hanging="200"/>
-      </w:pPr>
-      <w:r>
-        <w:rPr>
-          <w:rFonts w:ascii="맑은 고딕" w:cs="맑은 고딕" w:eastAsia="맑은 고딕" w:hAnsi="맑은 고딕"/>
-          <w:sz w:val="20"/>
-          <w:szCs w:val="20"/>
-        </w:rPr>
-        <w:t xml:space="preserve">▪서두르지 않는다. 물을 흡수한 종이·골판지 적재물은 무게가 두 배 이상으로 늘고 부풀어 랙과 바닥에 설계하중을 넘는 하중을 준다. 방수를 오래 한 구역일수록 해체 시 붕괴 위험이 크다</w:t>
-      </w:r>
-    </w:p>
-    <w:p>
-      <w:pPr>
-        <w:spacing w:after="40" w:before="0"/>
-        <w:ind w:left="280" w:hanging="200"/>
-      </w:pPr>
-      <w:r>
-        <w:rPr>
-          <w:rFonts w:ascii="맑은 고딕" w:cs="맑은 고딕" w:eastAsia="맑은 고딕" w:hAnsi="맑은 고딕"/>
-          <w:sz w:val="20"/>
-          <w:szCs w:val="20"/>
-        </w:rPr>
-        <w:t xml:space="preserve">▪상부 적재물이 불안정한 상태에서 하부를 헐지 않는다</w:t>
-      </w:r>
-    </w:p>
-    <w:p>
-      <w:pPr>
-        <w:spacing w:after="40" w:before="0"/>
-        <w:ind w:left="280" w:hanging="200"/>
-      </w:pPr>
-      <w:r>
-        <w:rPr>
-          <w:rFonts w:ascii="맑은 고딕" w:cs="맑은 고딕" w:eastAsia="맑은 고딕" w:hAnsi="맑은 고딕"/>
-          <w:sz w:val="20"/>
-          <w:szCs w:val="20"/>
-        </w:rPr>
-        <w:t xml:space="preserve">▪지게차·중장비로 밖에서 끌어내는 방법을 우선한다. 지게차 운용은 관계자가 수행하며, 운전자를 위험구역에 투입하지 않는다</w:t>
-      </w:r>
-    </w:p>
-    <w:p>
-      <w:pPr>
-        <w:spacing w:after="40" w:before="0"/>
-        <w:ind w:left="280" w:hanging="200"/>
-      </w:pPr>
-      <w:r>
-        <w:rPr>
-          <w:rFonts w:ascii="맑은 고딕" w:cs="맑은 고딕" w:eastAsia="맑은 고딕" w:hAnsi="맑은 고딕"/>
-          <w:sz w:val="20"/>
-          <w:szCs w:val="20"/>
-        </w:rPr>
-        <w:t xml:space="preserve">▪연기가 보이지 않는 것을 소화 완료의 근거로 삼지 않는다. 열화상으로 고온영역이 소멸한 것을 확인한다</w:t>
+        <w:t xml:space="preserve">□ 구조물 냉각과 붕괴 시한</w:t>
+      </w:r>
+    </w:p>
+    <w:p>
+      <w:pPr>
+        <w:spacing w:after="120"/>
+        <w:jc w:val="both"/>
+      </w:pPr>
+      <w:r>
+        <w:rPr>
+          <w:rFonts w:ascii="맑은 고딕" w:cs="맑은 고딕" w:eastAsia="맑은 고딕" w:hAnsi="맑은 고딕"/>
+          <w:sz w:val="20"/>
+          <w:szCs w:val="20"/>
+        </w:rPr>
+        <w:t xml:space="preserve">랙은 내화성능을 평가받고 설계되는 구조물이 아니다. 기둥이 냉간성형 강재로 되어 있어 단면이 얇고 세장비가 크며 열전도가 빠르다. 실험에서 냉간성형 강재의 열크리프 변형률은 일반 강재의 두 배 이상이었고, 약 620℃에서 좌굴하여 화재 노출 18분경에 붕괴한 사례가 보고되어 있다.</w:t>
+      </w:r>
+    </w:p>
+    <w:p>
+      <w:pPr>
+        <w:spacing w:after="40" w:before="0"/>
+        <w:ind w:left="280" w:hanging="200"/>
+      </w:pPr>
+      <w:r>
+        <w:rPr>
+          <w:rFonts w:ascii="맑은 고딕" w:cs="맑은 고딕" w:eastAsia="맑은 고딕" w:hAnsi="맑은 고딕"/>
+          <w:sz w:val="20"/>
+          <w:szCs w:val="20"/>
+        </w:rPr>
+        <w:t xml:space="preserve">▪랙 화재는 8~9분에 최성기에 도달하므로, </w:t>
+      </w:r>
+      <w:r>
+        <w:rPr>
+          <w:rFonts w:ascii="맑은 고딕" w:cs="맑은 고딕" w:eastAsia="맑은 고딕" w:hAnsi="맑은 고딕"/>
+          <w:b/>
+          <w:bCs/>
+          <w:sz w:val="20"/>
+          <w:szCs w:val="20"/>
+        </w:rPr>
+        <w:t xml:space="preserve">최성기 도달 이후 10분 안팎을 랙 붕괴 가능 시점으로 잡는다.</w:t>
+      </w:r>
+      <w:r>
+        <w:rPr>
+          <w:rFonts w:ascii="맑은 고딕" w:cs="맑은 고딕" w:eastAsia="맑은 고딕" w:hAnsi="맑은 고딕"/>
+          <w:sz w:val="20"/>
+          <w:szCs w:val="20"/>
+        </w:rPr>
+        <w:t xml:space="preserve"> 붕괴위험구역과 진입 시한을 이 값으로 설정한다</w:t>
+      </w:r>
+    </w:p>
+    <w:p>
+      <w:pPr>
+        <w:spacing w:after="40" w:before="0"/>
+        <w:ind w:left="280" w:hanging="200"/>
+      </w:pPr>
+      <w:r>
+        <w:rPr>
+          <w:rFonts w:ascii="맑은 고딕" w:cs="맑은 고딕" w:eastAsia="맑은 고딕" w:hAnsi="맑은 고딕"/>
+          <w:sz w:val="20"/>
+          <w:szCs w:val="20"/>
+        </w:rPr>
+        <w:t xml:space="preserve">▪한 베이가 무너지면 인접 베이가 연쇄로 넘어간다. 랙 열 전체를 하나의 위험구역으로 본다</w:t>
+      </w:r>
+    </w:p>
+    <w:p>
+      <w:pPr>
+        <w:spacing w:after="40" w:before="0"/>
+        <w:ind w:left="280" w:hanging="200"/>
+      </w:pPr>
+      <w:r>
+        <w:rPr>
+          <w:rFonts w:ascii="맑은 고딕" w:cs="맑은 고딕" w:eastAsia="맑은 고딕" w:hAnsi="맑은 고딕"/>
+          <w:sz w:val="20"/>
+          <w:szCs w:val="20"/>
+        </w:rPr>
+        <w:t xml:space="preserve">▪지붕 트러스와 강재 데크는 물이 닿지 않으면 화세가 꺾인 뒤에도 무너진다. 방어전술로 전환한 뒤에도 방어선 상부의 구조부재를 냉각한다</w:t>
+      </w:r>
+    </w:p>
+    <w:p>
+      <w:pPr>
+        <w:spacing w:after="40" w:before="0"/>
+        <w:ind w:left="280" w:hanging="200"/>
+      </w:pPr>
+      <w:r>
+        <w:rPr>
+          <w:rFonts w:ascii="맑은 고딕" w:cs="맑은 고딕" w:eastAsia="맑은 고딕" w:hAnsi="맑은 고딕"/>
+          <w:sz w:val="20"/>
+          <w:szCs w:val="20"/>
+        </w:rPr>
+        <w:t xml:space="preserve">▪마스터스트림 1대의 방수량은 분당 4톤에 이른다. 10분이면 40톤이 바닥과 적재물에 남는다. 물을 머금은 적재물의 무게와 슬래브·랙 하중을 함께 계산한다</w:t>
       </w:r>
     </w:p>
     <w:p>
@@ -11179,7 +13143,93 @@
           <w:sz w:val="22"/>
           <w:szCs w:val="22"/>
         </w:rPr>
-        <w:t xml:space="preserve">□ 공격 효과가 없을 때</w:t>
+        <w:t xml:space="preserve">□ 적재물 해체와 잔화 처리</w:t>
+      </w:r>
+    </w:p>
+    <w:p>
+      <w:pPr>
+        <w:spacing w:after="40" w:before="0"/>
+        <w:ind w:left="280" w:hanging="200"/>
+      </w:pPr>
+      <w:r>
+        <w:rPr>
+          <w:rFonts w:ascii="맑은 고딕" w:cs="맑은 고딕" w:eastAsia="맑은 고딕" w:hAnsi="맑은 고딕"/>
+          <w:sz w:val="20"/>
+          <w:szCs w:val="20"/>
+        </w:rPr>
+        <w:t xml:space="preserve">▪적재물을 헐어 연소면을 노출시킨 뒤 방수하는 방법은 잔화 처리 단계에서 사용한다. 화세가 유지되는 동안에는 실시하지 않는다</w:t>
+      </w:r>
+    </w:p>
+    <w:p>
+      <w:pPr>
+        <w:spacing w:after="40" w:before="0"/>
+        <w:ind w:left="280" w:hanging="200"/>
+      </w:pPr>
+      <w:r>
+        <w:rPr>
+          <w:rFonts w:ascii="맑은 고딕" w:cs="맑은 고딕" w:eastAsia="맑은 고딕" w:hAnsi="맑은 고딕"/>
+          <w:sz w:val="20"/>
+          <w:szCs w:val="20"/>
+        </w:rPr>
+        <w:t xml:space="preserve">▪서두르지 않는다. 물을 흡수한 종이·골판지 적재물은 무게가 두 배 이상으로 늘고 부풀어 랙과 바닥에 설계하중을 넘는 하중을 준다. 방수를 오래 한 구역일수록 해체 시 붕괴 위험이 크다</w:t>
+      </w:r>
+    </w:p>
+    <w:p>
+      <w:pPr>
+        <w:spacing w:after="40" w:before="0"/>
+        <w:ind w:left="280" w:hanging="200"/>
+      </w:pPr>
+      <w:r>
+        <w:rPr>
+          <w:rFonts w:ascii="맑은 고딕" w:cs="맑은 고딕" w:eastAsia="맑은 고딕" w:hAnsi="맑은 고딕"/>
+          <w:sz w:val="20"/>
+          <w:szCs w:val="20"/>
+        </w:rPr>
+        <w:t xml:space="preserve">▪상부 적재물이 불안정한 상태에서 하부를 헐지 않는다</w:t>
+      </w:r>
+    </w:p>
+    <w:p>
+      <w:pPr>
+        <w:spacing w:after="40" w:before="0"/>
+        <w:ind w:left="280" w:hanging="200"/>
+      </w:pPr>
+      <w:r>
+        <w:rPr>
+          <w:rFonts w:ascii="맑은 고딕" w:cs="맑은 고딕" w:eastAsia="맑은 고딕" w:hAnsi="맑은 고딕"/>
+          <w:sz w:val="20"/>
+          <w:szCs w:val="20"/>
+        </w:rPr>
+        <w:t xml:space="preserve">▪지게차·중장비로 밖에서 끌어내는 방법을 우선한다. 지게차 운용은 관계자가 수행하며, 운전자를 위험구역에 투입하지 않는다</w:t>
+      </w:r>
+    </w:p>
+    <w:p>
+      <w:pPr>
+        <w:spacing w:after="40" w:before="0"/>
+        <w:ind w:left="280" w:hanging="200"/>
+      </w:pPr>
+      <w:r>
+        <w:rPr>
+          <w:rFonts w:ascii="맑은 고딕" w:cs="맑은 고딕" w:eastAsia="맑은 고딕" w:hAnsi="맑은 고딕"/>
+          <w:sz w:val="20"/>
+          <w:szCs w:val="20"/>
+        </w:rPr>
+        <w:t xml:space="preserve">▪연기가 보이지 않는 것을 소화 완료의 근거로 삼지 않는다. 열화상으로 고온영역이 소멸한 것을 확인한다</w:t>
+      </w:r>
+    </w:p>
+    <w:p>
+      <w:pPr>
+        <w:pStyle w:val="Heading3"/>
+        <w:spacing w:after="100" w:before="260"/>
+      </w:pPr>
+      <w:r>
+        <w:rPr>
+          <w:rFonts w:ascii="맑은 고딕" w:cs="맑은 고딕" w:eastAsia="맑은 고딕" w:hAnsi="맑은 고딕"/>
+          <w:b/>
+          <w:bCs/>
+          <w:sz w:val="22"/>
+          <w:szCs w:val="22"/>
+        </w:rPr>
+        <w:t xml:space="preserve">□ 소화용수 유출 관리</w:t>
       </w:r>
     </w:p>
     <w:p>
@@ -11193,77 +13243,125 @@
           <w:sz w:val="20"/>
           <w:szCs w:val="20"/>
         </w:rPr>
-        <w:t xml:space="preserve">같은 방법을 반복하지 않는다. 다음 순서로 하나씩 바꾸고, 바꿀 때마다 열화상으로 효과를 확인한다.</w:t>
-      </w:r>
-    </w:p>
-    <w:p>
-      <w:pPr>
-        <w:spacing w:after="40"/>
-        <w:ind w:left="280" w:hanging="200"/>
-      </w:pPr>
-      <w:r>
-        <w:rPr>
-          <w:rFonts w:ascii="맑은 고딕" w:cs="맑은 고딕" w:eastAsia="맑은 고딕" w:hAnsi="맑은 고딕"/>
-          <w:sz w:val="20"/>
-          <w:szCs w:val="20"/>
-        </w:rPr>
-        <w:t xml:space="preserve">1. 물이 화점에 실제로 닿는지 확인 → 관창 위치·각도 조정</w:t>
-      </w:r>
-    </w:p>
-    <w:p>
-      <w:pPr>
-        <w:spacing w:after="40"/>
-        <w:ind w:left="280" w:hanging="200"/>
-      </w:pPr>
-      <w:r>
-        <w:rPr>
-          <w:rFonts w:ascii="맑은 고딕" w:cs="맑은 고딕" w:eastAsia="맑은 고딕" w:hAnsi="맑은 고딕"/>
-          <w:sz w:val="20"/>
-          <w:szCs w:val="20"/>
-        </w:rPr>
-        <w:t xml:space="preserve">2. 관창 유량 확인 → 동시 개방 관창 정리, 흡입측 압력 확인</w:t>
-      </w:r>
-    </w:p>
-    <w:p>
-      <w:pPr>
-        <w:spacing w:after="40"/>
-        <w:ind w:left="280" w:hanging="200"/>
-      </w:pPr>
-      <w:r>
-        <w:rPr>
-          <w:rFonts w:ascii="맑은 고딕" w:cs="맑은 고딕" w:eastAsia="맑은 고딕" w:hAnsi="맑은 고딕"/>
-          <w:sz w:val="20"/>
-          <w:szCs w:val="20"/>
-        </w:rPr>
-        <w:t xml:space="preserve">3. 공격방법 변경 → ①~⑤ 중 다른 방법</w:t>
-      </w:r>
-    </w:p>
-    <w:p>
-      <w:pPr>
-        <w:spacing w:after="40"/>
-        <w:ind w:left="280" w:hanging="200"/>
-      </w:pPr>
-      <w:r>
-        <w:rPr>
-          <w:rFonts w:ascii="맑은 고딕" w:cs="맑은 고딕" w:eastAsia="맑은 고딕" w:hAnsi="맑은 고딕"/>
-          <w:sz w:val="20"/>
-          <w:szCs w:val="20"/>
-        </w:rPr>
-        <w:t xml:space="preserve">4. 방수량 증대 → 지선 추가, 복합 분기 전개로 전환, 중계 편성</w:t>
-      </w:r>
-    </w:p>
-    <w:p>
-      <w:pPr>
-        <w:spacing w:after="40"/>
-        <w:ind w:left="280" w:hanging="200"/>
-      </w:pPr>
-      <w:r>
-        <w:rPr>
-          <w:rFonts w:ascii="맑은 고딕" w:cs="맑은 고딕" w:eastAsia="맑은 고딕" w:hAnsi="맑은 고딕"/>
-          <w:sz w:val="20"/>
-          <w:szCs w:val="20"/>
-        </w:rPr>
-        <w:t xml:space="preserve">5. 위 조치로도 변화가 없으면 → 전술 재평가</w:t>
+        <w:t xml:space="preserve">대량방수는 오염수를 만든다. 플라스틱·전자제품·배터리·화학물질을 보관하는 물류창고의 소화용수에는 중금속, 인, 불소 화합물이 섞여 나오며, 그대로 하천에 유입되면 수생태계에 직접 피해를 준다.</w:t>
+      </w:r>
+    </w:p>
+    <w:p>
+      <w:pPr>
+        <w:spacing w:after="40" w:before="0"/>
+        <w:ind w:left="280" w:hanging="200"/>
+      </w:pPr>
+      <w:r>
+        <w:rPr>
+          <w:rFonts w:ascii="맑은 고딕" w:cs="맑은 고딕" w:eastAsia="맑은 고딕" w:hAnsi="맑은 고딕"/>
+          <w:sz w:val="20"/>
+          <w:szCs w:val="20"/>
+        </w:rPr>
+        <w:t xml:space="preserve">▪1986년 스위스 바젤의 농약 창고 화재에서 소화용수가 라인강으로 유입되어 대규모 어류 폐사가 발생했고, 이후 독일은 소화용수 저류설비 산정기준을 별도로 제정했다. 소화용수 관리는 화재 대응의 일부이다</w:t>
+      </w:r>
+    </w:p>
+    <w:p>
+      <w:pPr>
+        <w:spacing w:after="40" w:before="0"/>
+        <w:ind w:left="280" w:hanging="200"/>
+      </w:pPr>
+      <w:r>
+        <w:rPr>
+          <w:rFonts w:ascii="맑은 고딕" w:cs="맑은 고딕" w:eastAsia="맑은 고딕" w:hAnsi="맑은 고딕"/>
+          <w:sz w:val="20"/>
+          <w:szCs w:val="20"/>
+        </w:rPr>
+        <w:t xml:space="preserve">▪</w:t>
+      </w:r>
+      <w:r>
+        <w:rPr>
+          <w:rFonts w:ascii="맑은 고딕" w:cs="맑은 고딕" w:eastAsia="맑은 고딕" w:hAnsi="맑은 고딕"/>
+          <w:b/>
+          <w:bCs/>
+          <w:sz w:val="20"/>
+          <w:szCs w:val="20"/>
+        </w:rPr>
+        <w:t xml:space="preserve">초기에 배수 경로를 차단한다.</w:t>
+      </w:r>
+      <w:r>
+        <w:rPr>
+          <w:rFonts w:ascii="맑은 고딕" w:cs="맑은 고딕" w:eastAsia="맑은 고딕" w:hAnsi="맑은 고딕"/>
+          <w:sz w:val="20"/>
+          <w:szCs w:val="20"/>
+        </w:rPr>
+        <w:t xml:space="preserve"> 우수맨홀, 측구, 배수구, 도크 야드의 집수정이 대상이다. 토낭·차수판·흡착포를 사용한다</w:t>
+      </w:r>
+    </w:p>
+    <w:p>
+      <w:pPr>
+        <w:spacing w:after="40" w:before="0"/>
+        <w:ind w:left="280" w:hanging="200"/>
+      </w:pPr>
+      <w:r>
+        <w:rPr>
+          <w:rFonts w:ascii="맑은 고딕" w:cs="맑은 고딕" w:eastAsia="맑은 고딕" w:hAnsi="맑은 고딕"/>
+          <w:sz w:val="20"/>
+          <w:szCs w:val="20"/>
+        </w:rPr>
+        <w:t xml:space="preserve">▪관계자와 함께 우수관로와 오수관로의 계통을 확인한다. 물류창고 야드의 우수는 대개 무처리로 인근 수계에 직결된다</w:t>
+      </w:r>
+    </w:p>
+    <w:p>
+      <w:pPr>
+        <w:spacing w:after="40" w:before="0"/>
+        <w:ind w:left="280" w:hanging="200"/>
+      </w:pPr>
+      <w:r>
+        <w:rPr>
+          <w:rFonts w:ascii="맑은 고딕" w:cs="맑은 고딕" w:eastAsia="맑은 고딕" w:hAnsi="맑은 고딕"/>
+          <w:sz w:val="20"/>
+          <w:szCs w:val="20"/>
+        </w:rPr>
+        <w:t xml:space="preserve">▪저류 용량이 부족하면 굴착기로 임시 저류지를 만들거나 이동식 수조를 배치한다. 방수량이 클수록 저류 계획을 먼저 세운다</w:t>
+      </w:r>
+    </w:p>
+    <w:p>
+      <w:pPr>
+        <w:spacing w:after="40" w:before="0"/>
+        <w:ind w:left="280" w:hanging="200"/>
+      </w:pPr>
+      <w:r>
+        <w:rPr>
+          <w:rFonts w:ascii="맑은 고딕" w:cs="맑은 고딕" w:eastAsia="맑은 고딕" w:hAnsi="맑은 고딕"/>
+          <w:sz w:val="20"/>
+          <w:szCs w:val="20"/>
+        </w:rPr>
+        <w:t xml:space="preserve">▪배터리·위험물 보관구역이 연소한 경우 유출수를 채취하고 환경 당국에 통보한다</w:t>
+      </w:r>
+    </w:p>
+    <w:p>
+      <w:pPr>
+        <w:spacing w:after="40" w:before="0"/>
+        <w:ind w:left="280" w:hanging="200"/>
+      </w:pPr>
+      <w:r>
+        <w:rPr>
+          <w:rFonts w:ascii="맑은 고딕" w:cs="맑은 고딕" w:eastAsia="맑은 고딕" w:hAnsi="맑은 고딕"/>
+          <w:sz w:val="20"/>
+          <w:szCs w:val="20"/>
+        </w:rPr>
+        <w:t xml:space="preserve">▪침투제·포 소화약제를 사용한 경우 사용량과 사용 구역을 기록한다</w:t>
+      </w:r>
+    </w:p>
+    <w:p>
+      <w:pPr>
+        <w:pStyle w:val="Heading3"/>
+        <w:spacing w:after="100" w:before="260"/>
+      </w:pPr>
+      <w:r>
+        <w:rPr>
+          <w:rFonts w:ascii="맑은 고딕" w:cs="맑은 고딕" w:eastAsia="맑은 고딕" w:hAnsi="맑은 고딕"/>
+          <w:b/>
+          <w:bCs/>
+          <w:sz w:val="22"/>
+          <w:szCs w:val="22"/>
+        </w:rPr>
+        <w:t xml:space="preserve">□ 공격 효과가 없을 때</w:t>
       </w:r>
     </w:p>
     <w:p>
@@ -11277,6 +13375,90 @@
           <w:sz w:val="20"/>
           <w:szCs w:val="20"/>
         </w:rPr>
+        <w:t xml:space="preserve">같은 방법을 반복하지 않는다. 다음 순서로 하나씩 바꾸고, 바꿀 때마다 열화상으로 효과를 확인한다.</w:t>
+      </w:r>
+    </w:p>
+    <w:p>
+      <w:pPr>
+        <w:spacing w:after="40"/>
+        <w:ind w:left="280" w:hanging="200"/>
+      </w:pPr>
+      <w:r>
+        <w:rPr>
+          <w:rFonts w:ascii="맑은 고딕" w:cs="맑은 고딕" w:eastAsia="맑은 고딕" w:hAnsi="맑은 고딕"/>
+          <w:sz w:val="20"/>
+          <w:szCs w:val="20"/>
+        </w:rPr>
+        <w:t xml:space="preserve">1. 물이 화점에 실제로 닿는지 확인 → 관창 위치·각도 조정</w:t>
+      </w:r>
+    </w:p>
+    <w:p>
+      <w:pPr>
+        <w:spacing w:after="40"/>
+        <w:ind w:left="280" w:hanging="200"/>
+      </w:pPr>
+      <w:r>
+        <w:rPr>
+          <w:rFonts w:ascii="맑은 고딕" w:cs="맑은 고딕" w:eastAsia="맑은 고딕" w:hAnsi="맑은 고딕"/>
+          <w:sz w:val="20"/>
+          <w:szCs w:val="20"/>
+        </w:rPr>
+        <w:t xml:space="preserve">2. 관창 유량 확인 → 동시 개방 관창 정리, 흡입측 압력 확인</w:t>
+      </w:r>
+    </w:p>
+    <w:p>
+      <w:pPr>
+        <w:spacing w:after="40"/>
+        <w:ind w:left="280" w:hanging="200"/>
+      </w:pPr>
+      <w:r>
+        <w:rPr>
+          <w:rFonts w:ascii="맑은 고딕" w:cs="맑은 고딕" w:eastAsia="맑은 고딕" w:hAnsi="맑은 고딕"/>
+          <w:sz w:val="20"/>
+          <w:szCs w:val="20"/>
+        </w:rPr>
+        <w:t xml:space="preserve">3. 공격방법 변경 → ①~⑤ 중 다른 방법</w:t>
+      </w:r>
+    </w:p>
+    <w:p>
+      <w:pPr>
+        <w:spacing w:after="40"/>
+        <w:ind w:left="280" w:hanging="200"/>
+      </w:pPr>
+      <w:r>
+        <w:rPr>
+          <w:rFonts w:ascii="맑은 고딕" w:cs="맑은 고딕" w:eastAsia="맑은 고딕" w:hAnsi="맑은 고딕"/>
+          <w:sz w:val="20"/>
+          <w:szCs w:val="20"/>
+        </w:rPr>
+        <w:t xml:space="preserve">4. 방수량 증대 → 지선 추가, 복합 분기 전개로 전환, 중계 편성</w:t>
+      </w:r>
+    </w:p>
+    <w:p>
+      <w:pPr>
+        <w:spacing w:after="40"/>
+        <w:ind w:left="280" w:hanging="200"/>
+      </w:pPr>
+      <w:r>
+        <w:rPr>
+          <w:rFonts w:ascii="맑은 고딕" w:cs="맑은 고딕" w:eastAsia="맑은 고딕" w:hAnsi="맑은 고딕"/>
+          <w:sz w:val="20"/>
+          <w:szCs w:val="20"/>
+        </w:rPr>
+        <w:t xml:space="preserve">5. 위 조치로도 변화가 없으면 → 전술 재평가</w:t>
+      </w:r>
+    </w:p>
+    <w:p>
+      <w:pPr>
+        <w:spacing w:after="120"/>
+        <w:jc w:val="both"/>
+      </w:pPr>
+      <w:r>
+        <w:rPr>
+          <w:rFonts w:ascii="맑은 고딕" w:cs="맑은 고딕" w:eastAsia="맑은 고딕" w:hAnsi="맑은 고딕"/>
+          <w:sz w:val="20"/>
+          <w:szCs w:val="20"/>
+        </w:rPr>
         <w:t xml:space="preserve">10분간 방수했는데 열화상 고온영역이 줄지 않으면 그 방법으로는 소화할 수 없다. 대원의 능력 문제가 아니라 투입 중인 물의 양이 발생 중인 열보다 적다는 뜻이며, 방법을 바꾸지 않는 한 격차는 벌어진다.</w:t>
       </w:r>
     </w:p>
@@ -11321,7 +13503,35 @@
           <w:sz w:val="20"/>
           <w:szCs w:val="20"/>
         </w:rPr>
-        <w:t xml:space="preserve">▪방수총 1대의 방수량은 65mm 관창 2~5개분에 해당한다. 배치 전에 급수 편성을 먼저 확인한다. 급수가 따라오지 못하면 방수총을 여는 순간 다른 관창이 모두 약해진다</w:t>
+        <w:t xml:space="preserve">▪방수총·대구경 관창의 방수량은 통상 1,900~4,700 L/min으로 65mm 관창 2~6개분에 해당한다. 지상 방수총보다 고가사다리 방수는 유량이 낮은 경우가 많으므로 장비별 실제 유량을 확인한다</w:t>
+      </w:r>
+    </w:p>
+    <w:p>
+      <w:pPr>
+        <w:spacing w:after="40" w:before="0"/>
+        <w:ind w:left="280" w:hanging="200"/>
+      </w:pPr>
+      <w:r>
+        <w:rPr>
+          <w:rFonts w:ascii="맑은 고딕" w:cs="맑은 고딕" w:eastAsia="맑은 고딕" w:hAnsi="맑은 고딕"/>
+          <w:sz w:val="20"/>
+          <w:szCs w:val="20"/>
+        </w:rPr>
+        <w:t xml:space="preserve">▪배치 전에 급수 편성을 먼저 확인한다. 급수가 따라오지 못하면 방수총을 여는 순간 다른 관창이 모두 약해진다</w:t>
+      </w:r>
+    </w:p>
+    <w:p>
+      <w:pPr>
+        <w:spacing w:after="40" w:before="0"/>
+        <w:ind w:left="280" w:hanging="200"/>
+      </w:pPr>
+      <w:r>
+        <w:rPr>
+          <w:rFonts w:ascii="맑은 고딕" w:cs="맑은 고딕" w:eastAsia="맑은 고딕" w:hAnsi="맑은 고딕"/>
+          <w:sz w:val="20"/>
+          <w:szCs w:val="20"/>
+        </w:rPr>
+        <w:t xml:space="preserve">▪방수총도 봉상 팁이 도달거리와 침투에서 유리하다. 자동(정압) 방수총은 유량이 떨어져도 물줄기가 정상으로 보이므로, 도달 지점을 눈으로 확인하며 운용한다</w:t>
       </w:r>
     </w:p>
     <w:p>

--- a/제3절_공격·방어전술_운용_개정본.docx
+++ b/제3절_공격·방어전술_운용_개정본.docx
@@ -1925,6 +1925,88 @@
     </w:p>
     <w:p>
       <w:pPr>
+        <w:spacing w:after="40" w:before="0"/>
+        <w:ind w:left="280" w:hanging="200"/>
+      </w:pPr>
+      <w:r>
+        <w:rPr>
+          <w:rFonts w:ascii="맑은 고딕" w:cs="맑은 고딕" w:eastAsia="맑은 고딕" w:hAnsi="맑은 고딕"/>
+          <w:sz w:val="20"/>
+          <w:szCs w:val="20"/>
+        </w:rPr>
+        <w:t xml:space="preserve">▪</w:t>
+      </w:r>
+      <w:r>
+        <w:rPr>
+          <w:rFonts w:ascii="맑은 고딕" w:cs="맑은 고딕" w:eastAsia="맑은 고딕" w:hAnsi="맑은 고딕"/>
+          <w:b/>
+          <w:bCs/>
+          <w:sz w:val="20"/>
+          <w:szCs w:val="20"/>
+        </w:rPr>
+        <w:t xml:space="preserve">구조물이 버티는 시간은 화재 성장보다 짧다.</w:t>
+      </w:r>
+      <w:r>
+        <w:rPr>
+          <w:rFonts w:ascii="맑은 고딕" w:cs="맑은 고딕" w:eastAsia="맑은 고딕" w:hAnsi="맑은 고딕"/>
+          <w:sz w:val="20"/>
+          <w:szCs w:val="20"/>
+        </w:rPr>
+        <w:t xml:space="preserve"> 물류창고 지붕은 대부분 내화피복이 없는 경량 강재 트러스(오픈웹 바 조이스트)에 강재 데크를 얹은 구조이다. 실험에서 무피복 바 조이스트는 화염에 직접 노출된 지 </w:t>
+      </w:r>
+      <w:r>
+        <w:rPr>
+          <w:rFonts w:ascii="맑은 고딕" w:cs="맑은 고딕" w:eastAsia="맑은 고딕" w:hAnsi="맑은 고딕"/>
+          <w:b/>
+          <w:bCs/>
+          <w:sz w:val="20"/>
+          <w:szCs w:val="20"/>
+        </w:rPr>
+        <w:t xml:space="preserve">6~8분 만에 650℃에 도달</w:t>
+      </w:r>
+      <w:r>
+        <w:rPr>
+          <w:rFonts w:ascii="맑은 고딕" w:cs="맑은 고딕" w:eastAsia="맑은 고딕" w:hAnsi="맑은 고딕"/>
+          <w:sz w:val="20"/>
+          <w:szCs w:val="20"/>
+        </w:rPr>
+        <w:t xml:space="preserve">했고, 관련 문헌은 무피복 상태에서 </w:t>
+      </w:r>
+      <w:r>
+        <w:rPr>
+          <w:rFonts w:ascii="맑은 고딕" w:cs="맑은 고딕" w:eastAsia="맑은 고딕" w:hAnsi="맑은 고딕"/>
+          <w:b/>
+          <w:bCs/>
+          <w:sz w:val="20"/>
+          <w:szCs w:val="20"/>
+        </w:rPr>
+        <w:t xml:space="preserve">5~10분 노출로 붕괴할 수 있다</w:t>
+      </w:r>
+      <w:r>
+        <w:rPr>
+          <w:rFonts w:ascii="맑은 고딕" w:cs="맑은 고딕" w:eastAsia="맑은 고딕" w:hAnsi="맑은 고딕"/>
+          <w:sz w:val="20"/>
+          <w:szCs w:val="20"/>
+        </w:rPr>
+        <w:t xml:space="preserve">고 본다. 부재가 아니라 용접부가 먼저 풀리므로 예고 없이 한꺼번에 내려앉는다</w:t>
+      </w:r>
+    </w:p>
+    <w:p>
+      <w:pPr>
+        <w:spacing w:after="40" w:before="0"/>
+        <w:ind w:left="280" w:hanging="200"/>
+      </w:pPr>
+      <w:r>
+        <w:rPr>
+          <w:rFonts w:ascii="맑은 고딕" w:cs="맑은 고딕" w:eastAsia="맑은 고딕" w:hAnsi="맑은 고딕"/>
+          <w:sz w:val="20"/>
+          <w:szCs w:val="20"/>
+        </w:rPr>
+        <w:t xml:space="preserve">▪최성기(8~9분) 부근은 지붕 구조가 이미 한계에 근접한 시점이다. 이 시점을 넘긴 구역은 방어 대상으로 다룬다</w:t>
+      </w:r>
+    </w:p>
+    <w:p>
+      <w:pPr>
         <w:pStyle w:val="Heading3"/>
         <w:spacing w:after="100" w:before="260"/>
       </w:pPr>
@@ -2871,6 +2953,125 @@
                 <w:sz w:val="18"/>
                 <w:szCs w:val="18"/>
               </w:rPr>
+              <w:t xml:space="preserve">자동화 보관설비(ASRS)</w:t>
+            </w:r>
+          </w:p>
+        </w:tc>
+        <w:tc>
+          <w:tcPr>
+            <w:tcW w:type="dxa" w:w="2250"/>
+            <w:tcMar>
+              <w:top w:type="dxa" w:w="60"/>
+              <w:left w:type="dxa" w:w="100"/>
+              <w:bottom w:type="dxa" w:w="60"/>
+              <w:right w:type="dxa" w:w="100"/>
+            </w:tcMar>
+          </w:tcPr>
+          <w:p>
+            <w:pPr>
+              <w:spacing w:after="0" w:before="0"/>
+              <w:jc w:val="left"/>
+            </w:pPr>
+            <w:r>
+              <w:rPr>
+                <w:rFonts w:ascii="맑은 고딕" w:cs="맑은 고딕" w:eastAsia="맑은 고딕" w:hAnsi="맑은 고딕"/>
+                <w:sz w:val="18"/>
+                <w:szCs w:val="18"/>
+              </w:rPr>
+              <w:t xml:space="preserve">초고단·협소 통로, 플라스틱 빈,</w:t>
+            </w:r>
+          </w:p>
+          <w:p>
+            <w:pPr>
+              <w:spacing w:after="0" w:before="0"/>
+              <w:jc w:val="left"/>
+            </w:pPr>
+            <w:r>
+              <w:rPr>
+                <w:rFonts w:ascii="맑은 고딕" w:cs="맑은 고딕" w:eastAsia="맑은 고딕" w:hAnsi="맑은 고딕"/>
+                <w:sz w:val="18"/>
+                <w:szCs w:val="18"/>
+              </w:rPr>
+              <w:t xml:space="preserve">로봇·셔틀 배터리와 충전부가 발화원</w:t>
+            </w:r>
+          </w:p>
+        </w:tc>
+        <w:tc>
+          <w:tcPr>
+            <w:tcW w:type="dxa" w:w="2250"/>
+            <w:tcMar>
+              <w:top w:type="dxa" w:w="60"/>
+              <w:left w:type="dxa" w:w="100"/>
+              <w:bottom w:type="dxa" w:w="60"/>
+              <w:right w:type="dxa" w:w="100"/>
+            </w:tcMar>
+          </w:tcPr>
+          <w:p>
+            <w:pPr>
+              <w:spacing w:after="0" w:before="0"/>
+              <w:jc w:val="left"/>
+            </w:pPr>
+            <w:r>
+              <w:rPr>
+                <w:rFonts w:ascii="맑은 고딕" w:cs="맑은 고딕" w:eastAsia="맑은 고딕" w:hAnsi="맑은 고딕"/>
+                <w:sz w:val="18"/>
+                <w:szCs w:val="18"/>
+              </w:rPr>
+              <w:t xml:space="preserve">방어 우선</w:t>
+            </w:r>
+          </w:p>
+        </w:tc>
+        <w:tc>
+          <w:tcPr>
+            <w:tcW w:type="dxa" w:w="2250"/>
+            <w:tcMar>
+              <w:top w:type="dxa" w:w="60"/>
+              <w:left w:type="dxa" w:w="100"/>
+              <w:bottom w:type="dxa" w:w="60"/>
+              <w:right w:type="dxa" w:w="100"/>
+            </w:tcMar>
+          </w:tcPr>
+          <w:p>
+            <w:pPr>
+              <w:spacing w:after="0" w:before="0"/>
+              <w:jc w:val="left"/>
+            </w:pPr>
+            <w:r>
+              <w:rPr>
+                <w:rFonts w:ascii="맑은 고딕" w:cs="맑은 고딕" w:eastAsia="맑은 고딕" w:hAnsi="맑은 고딕"/>
+                <w:sz w:val="18"/>
+                <w:szCs w:val="18"/>
+              </w:rPr>
+              <w:t xml:space="preserve">개구부 방수, 비상정지·전원차단</w:t>
+            </w:r>
+          </w:p>
+        </w:tc>
+      </w:tr>
+      <w:tr>
+        <w:trPr>
+          <w:tblHeader w:val="false"/>
+        </w:trPr>
+        <w:tc>
+          <w:tcPr>
+            <w:tcW w:type="dxa" w:w="2250"/>
+            <w:tcMar>
+              <w:top w:type="dxa" w:w="60"/>
+              <w:left w:type="dxa" w:w="100"/>
+              <w:bottom w:type="dxa" w:w="60"/>
+              <w:right w:type="dxa" w:w="100"/>
+            </w:tcMar>
+          </w:tcPr>
+          <w:p>
+            <w:pPr>
+              <w:spacing w:after="0" w:before="0"/>
+              <w:jc w:val="left"/>
+            </w:pPr>
+            <w:r>
+              <w:rPr>
+                <w:rFonts w:ascii="맑은 고딕" w:cs="맑은 고딕" w:eastAsia="맑은 고딕" w:hAnsi="맑은 고딕"/>
+                <w:sz w:val="18"/>
+                <w:szCs w:val="18"/>
+              </w:rPr>
               <w:t xml:space="preserve">신축공사장</w:t>
             </w:r>
           </w:p>
@@ -2982,6 +3183,52 @@
     </w:p>
     <w:p>
       <w:pPr>
+        <w:spacing w:after="40" w:before="0"/>
+        <w:ind w:left="280" w:hanging="200"/>
+      </w:pPr>
+      <w:r>
+        <w:rPr>
+          <w:rFonts w:ascii="맑은 고딕" w:cs="맑은 고딕" w:eastAsia="맑은 고딕" w:hAnsi="맑은 고딕"/>
+          <w:sz w:val="20"/>
+          <w:szCs w:val="20"/>
+        </w:rPr>
+        <w:t xml:space="preserve">▪냉동·냉장 창고의 단열 패널은 강판 사이에 유기 심재(EPS·우레탄 계열)가 들어 있다. 심재가 연소하면 내부 가스압으로 패널 수직 접합부가 벌어지면서 그 틈에서 화염이 계속 나오고, 내측 강판이 박리되어 떨어진다. </w:t>
+      </w:r>
+      <w:r>
+        <w:rPr>
+          <w:rFonts w:ascii="맑은 고딕" w:cs="맑은 고딕" w:eastAsia="맑은 고딕" w:hAnsi="맑은 고딕"/>
+          <w:b/>
+          <w:bCs/>
+          <w:sz w:val="20"/>
+          <w:szCs w:val="20"/>
+        </w:rPr>
+        <w:t xml:space="preserve">강판이 물을 막으므로 표면 방수로는 꺼지지 않는다.</w:t>
+      </w:r>
+      <w:r>
+        <w:rPr>
+          <w:rFonts w:ascii="맑은 고딕" w:cs="맑은 고딕" w:eastAsia="맑은 고딕" w:hAnsi="맑은 고딕"/>
+          <w:sz w:val="20"/>
+          <w:szCs w:val="20"/>
+        </w:rPr>
+        <w:t xml:space="preserve"> 접합부에서 화염이 반복해 나오면 패널을 뜯어내야 소화된다</w:t>
+      </w:r>
+    </w:p>
+    <w:p>
+      <w:pPr>
+        <w:spacing w:after="40" w:before="0"/>
+        <w:ind w:left="280" w:hanging="200"/>
+      </w:pPr>
+      <w:r>
+        <w:rPr>
+          <w:rFonts w:ascii="맑은 고딕" w:cs="맑은 고딕" w:eastAsia="맑은 고딕" w:hAnsi="맑은 고딕"/>
+          <w:sz w:val="20"/>
+          <w:szCs w:val="20"/>
+        </w:rPr>
+        <w:t xml:space="preserve">▪자동화 보관설비는 통로가 사람 통행용이 아니고 적재높이가 20~40m에 이르러 지상 관창이 닿지 않는다. 압축형 설비는 표준 랙 기준으로는 방호 설계가 성립하지 않아 소요 수량이 일반 랙보다 크게 잡힌다. 소방대가 물량으로 감당할 수 있는 대상이 아니라고 보고 초기부터 방어로 접근한다</w:t>
+      </w:r>
+    </w:p>
+    <w:p>
+      <w:pPr>
         <w:pStyle w:val="Heading2"/>
         <w:spacing w:after="140" w:before="380"/>
       </w:pPr>
@@ -3454,6 +3701,20 @@
     </w:p>
     <w:p>
       <w:pPr>
+        <w:spacing w:after="40" w:before="0"/>
+        <w:ind w:left="280" w:hanging="200"/>
+      </w:pPr>
+      <w:r>
+        <w:rPr>
+          <w:rFonts w:ascii="맑은 고딕" w:cs="맑은 고딕" w:eastAsia="맑은 고딕" w:hAnsi="맑은 고딕"/>
+          <w:sz w:val="20"/>
+          <w:szCs w:val="20"/>
+        </w:rPr>
+        <w:t xml:space="preserve">▪진입팀 전용 무전 채널이 지정되고 지휘 채널과 분리되었다</w:t>
+      </w:r>
+    </w:p>
+    <w:p>
+      <w:pPr>
         <w:spacing w:after="60" w:before="180"/>
       </w:pPr>
       <w:r>
@@ -3521,6 +3782,142 @@
           <w:szCs w:val="20"/>
         </w:rPr>
         <w:t xml:space="preserve">전술을 공격으로 결정하였더라도 진입 승인은 진입구마다, 팀마다 별도로 판단한다.</w:t>
+      </w:r>
+    </w:p>
+    <w:p>
+      <w:pPr>
+        <w:pStyle w:val="Heading3"/>
+        <w:spacing w:after="100" w:before="260"/>
+      </w:pPr>
+      <w:r>
+        <w:rPr>
+          <w:rFonts w:ascii="맑은 고딕" w:cs="맑은 고딕" w:eastAsia="맑은 고딕" w:hAnsi="맑은 고딕"/>
+          <w:b/>
+          <w:bCs/>
+          <w:sz w:val="22"/>
+          <w:szCs w:val="22"/>
+        </w:rPr>
+        <w:t xml:space="preserve">□ 통신 계획</w:t>
+      </w:r>
+    </w:p>
+    <w:p>
+      <w:pPr>
+        <w:spacing w:after="120"/>
+        <w:jc w:val="both"/>
+      </w:pPr>
+      <w:r>
+        <w:rPr>
+          <w:rFonts w:ascii="맑은 고딕" w:cs="맑은 고딕" w:eastAsia="맑은 고딕" w:hAnsi="맑은 고딕"/>
+          <w:sz w:val="20"/>
+          <w:szCs w:val="20"/>
+        </w:rPr>
+        <w:t xml:space="preserve">대공간 창고는 강재 구조와 금속 패널, 고단 적재물 때문에 무전이 잘 닿지 않는다. 진입 깊이가 커질수록 두절 확률이 올라가며, 통신이 끊기면 그 팀은 위치를 알 수 없는 팀이 된다.</w:t>
+      </w:r>
+    </w:p>
+    <w:p>
+      <w:pPr>
+        <w:spacing w:after="40" w:before="0"/>
+        <w:ind w:left="280" w:hanging="200"/>
+      </w:pPr>
+      <w:r>
+        <w:rPr>
+          <w:rFonts w:ascii="맑은 고딕" w:cs="맑은 고딕" w:eastAsia="맑은 고딕" w:hAnsi="맑은 고딕"/>
+          <w:sz w:val="20"/>
+          <w:szCs w:val="20"/>
+        </w:rPr>
+        <w:t xml:space="preserve">▪</w:t>
+      </w:r>
+      <w:r>
+        <w:rPr>
+          <w:rFonts w:ascii="맑은 고딕" w:cs="맑은 고딕" w:eastAsia="맑은 고딕" w:hAnsi="맑은 고딕"/>
+          <w:b/>
+          <w:bCs/>
+          <w:sz w:val="20"/>
+          <w:szCs w:val="20"/>
+        </w:rPr>
+        <w:t xml:space="preserve">무선통신보조설비는 대부분의 지상 창고에 없다.</w:t>
+      </w:r>
+      <w:r>
+        <w:rPr>
+          <w:rFonts w:ascii="맑은 고딕" w:cs="맑은 고딕" w:eastAsia="맑은 고딕" w:hAnsi="맑은 고딕"/>
+          <w:sz w:val="20"/>
+          <w:szCs w:val="20"/>
+        </w:rPr>
+        <w:t xml:space="preserve"> 설치 대상이 지하가(연면적 1,000㎡ 이상), 지하층 바닥면적 합계 3,000㎡ 이상, 지하층 3층 이상이고 바닥면적 합계 1,000㎡ 이상인 경우 등 지하 위주로 정해져 있기 때문이다. 지하층이 있는 대형 물류센터는 설치 대상이므로 방재실에서 작동 여부를 먼저 확인한다</w:t>
+      </w:r>
+    </w:p>
+    <w:p>
+      <w:pPr>
+        <w:spacing w:after="40" w:before="0"/>
+        <w:ind w:left="280" w:hanging="200"/>
+      </w:pPr>
+      <w:r>
+        <w:rPr>
+          <w:rFonts w:ascii="맑은 고딕" w:cs="맑은 고딕" w:eastAsia="맑은 고딕" w:hAnsi="맑은 고딕"/>
+          <w:sz w:val="20"/>
+          <w:szCs w:val="20"/>
+        </w:rPr>
+        <w:t xml:space="preserve">▪진입 전에 목표지점 부근까지 들어가 </w:t>
+      </w:r>
+      <w:r>
+        <w:rPr>
+          <w:rFonts w:ascii="맑은 고딕" w:cs="맑은 고딕" w:eastAsia="맑은 고딕" w:hAnsi="맑은 고딕"/>
+          <w:b/>
+          <w:bCs/>
+          <w:sz w:val="20"/>
+          <w:szCs w:val="20"/>
+        </w:rPr>
+        <w:t xml:space="preserve">실제 교신 시험을 한다.</w:t>
+      </w:r>
+      <w:r>
+        <w:rPr>
+          <w:rFonts w:ascii="맑은 고딕" w:cs="맑은 고딕" w:eastAsia="맑은 고딕" w:hAnsi="맑은 고딕"/>
+          <w:sz w:val="20"/>
+          <w:szCs w:val="20"/>
+        </w:rPr>
+        <w:t xml:space="preserve"> 진입구에서 통하는 것은 확인이 아니다</w:t>
+      </w:r>
+    </w:p>
+    <w:p>
+      <w:pPr>
+        <w:spacing w:after="40" w:before="0"/>
+        <w:ind w:left="280" w:hanging="200"/>
+      </w:pPr>
+      <w:r>
+        <w:rPr>
+          <w:rFonts w:ascii="맑은 고딕" w:cs="맑은 고딕" w:eastAsia="맑은 고딕" w:hAnsi="맑은 고딕"/>
+          <w:sz w:val="20"/>
+          <w:szCs w:val="20"/>
+        </w:rPr>
+        <w:t xml:space="preserve">▪두절이 예상되면 진입구와 분기점에 중계 인원을 배치하거나 이동식 중계기를 운용한다. 분기점 담당이 1차 중계자가 된다</w:t>
+      </w:r>
+    </w:p>
+    <w:p>
+      <w:pPr>
+        <w:spacing w:after="40" w:before="0"/>
+        <w:ind w:left="280" w:hanging="200"/>
+      </w:pPr>
+      <w:r>
+        <w:rPr>
+          <w:rFonts w:ascii="맑은 고딕" w:cs="맑은 고딕" w:eastAsia="맑은 고딕" w:hAnsi="맑은 고딕"/>
+          <w:sz w:val="20"/>
+          <w:szCs w:val="20"/>
+        </w:rPr>
+        <w:t xml:space="preserve">▪정기 교신 주기를 정한다(예: 5분). 지휘부가 먼저 호출하고, 팀은 위치·공기량·상황을 답한다. 두 주기 연속 응답이 없으면 두절로 처리한다</w:t>
+      </w:r>
+    </w:p>
+    <w:p>
+      <w:pPr>
+        <w:spacing w:after="40" w:before="0"/>
+        <w:ind w:left="280" w:hanging="200"/>
+      </w:pPr>
+      <w:r>
+        <w:rPr>
+          <w:rFonts w:ascii="맑은 고딕" w:cs="맑은 고딕" w:eastAsia="맑은 고딕" w:hAnsi="맑은 고딕"/>
+          <w:sz w:val="20"/>
+          <w:szCs w:val="20"/>
+        </w:rPr>
+        <w:t xml:space="preserve">▪통신 두절은 즉시 철수조건이다. 「Ⅰ-6. 즉시 철수조건」에 따른다</w:t>
       </w:r>
     </w:p>
     <w:p>
@@ -8966,7 +9363,7 @@
           <w:sz w:val="20"/>
           <w:szCs w:val="20"/>
         </w:rPr>
-        <w:t xml:space="preserve">100m를 넘는 전개는 관창수의 일이 아니라 별도 편성의 일이다. 전개 인원을 진입팀에서 빼내 쓰면 진입팀의 공기가 전개에 소모된다.</w:t>
+        <w:t xml:space="preserve">100m를 넘는 전개에는 별도 편성이 필요하다. 전개 인원을 진입팀에서 빼내 쓰면 진입팀의 공기가 전개에 소모된다.</w:t>
       </w:r>
     </w:p>
     <w:p>
@@ -14821,18 +15218,18 @@
     </w:p>
     <w:p>
       <w:pPr>
-        <w:pStyle w:val="Heading2"/>
-        <w:spacing w:after="140" w:before="380"/>
-      </w:pPr>
-      <w:r>
-        <w:rPr>
-          <w:rFonts w:ascii="맑은 고딕" w:cs="맑은 고딕" w:eastAsia="맑은 고딕" w:hAnsi="맑은 고딕"/>
-          <w:b/>
-          <w:bCs/>
-          <w:sz w:val="26"/>
-          <w:szCs w:val="26"/>
-        </w:rPr>
-        <w:t xml:space="preserve">7. 인명검색 및 구조</w:t>
+        <w:pStyle w:val="Heading3"/>
+        <w:spacing w:after="100" w:before="260"/>
+      </w:pPr>
+      <w:r>
+        <w:rPr>
+          <w:rFonts w:ascii="맑은 고딕" w:cs="맑은 고딕" w:eastAsia="맑은 고딕" w:hAnsi="맑은 고딕"/>
+          <w:b/>
+          <w:bCs/>
+          <w:sz w:val="22"/>
+          <w:szCs w:val="22"/>
+        </w:rPr>
+        <w:t xml:space="preserve">□ 긴급구조요청(Mayday)</w:t>
       </w:r>
     </w:p>
     <w:p>
@@ -14846,7 +15243,106 @@
           <w:sz w:val="20"/>
           <w:szCs w:val="20"/>
         </w:rPr>
-        <w:t xml:space="preserve">물류창고는 면적에 비해 상주인원이 적다. 그러나 한 구획의 면적이 검색 가능한 범위를 크게 초과하기 때문에, 대공간을 순차로 훑는 방식의 검색은 성립하지 않는다.</w:t>
+        <w:t xml:space="preserve">대원이 스스로 나올 수 없게 된 상황에는 별도의 절차를 적용한다. 이 신호를 늦게 보내는 것이 구조 실패의 가장 흔한 원인이다.</w:t>
+      </w:r>
+    </w:p>
+    <w:p>
+      <w:pPr>
+        <w:spacing w:after="60" w:before="180"/>
+      </w:pPr>
+      <w:r>
+        <w:rPr>
+          <w:rFonts w:ascii="맑은 고딕" w:cs="맑은 고딕" w:eastAsia="맑은 고딕" w:hAnsi="맑은 고딕"/>
+          <w:b/>
+          <w:bCs/>
+          <w:sz w:val="20"/>
+          <w:szCs w:val="20"/>
+        </w:rPr>
+        <w:t xml:space="preserve">선언 기준 — 다음 중 하나면 즉시 선언한다</w:t>
+      </w:r>
+    </w:p>
+    <w:p>
+      <w:pPr>
+        <w:spacing w:after="40" w:before="0"/>
+        <w:ind w:left="280" w:hanging="200"/>
+      </w:pPr>
+      <w:r>
+        <w:rPr>
+          <w:rFonts w:ascii="맑은 고딕" w:cs="맑은 고딕" w:eastAsia="맑은 고딕" w:hAnsi="맑은 고딕"/>
+          <w:sz w:val="20"/>
+          <w:szCs w:val="20"/>
+        </w:rPr>
+        <w:t xml:space="preserve">▪방향을 잃었거나 호스라인·유도로프를 놓쳤다</w:t>
+      </w:r>
+    </w:p>
+    <w:p>
+      <w:pPr>
+        <w:spacing w:after="40" w:before="0"/>
+        <w:ind w:left="280" w:hanging="200"/>
+      </w:pPr>
+      <w:r>
+        <w:rPr>
+          <w:rFonts w:ascii="맑은 고딕" w:cs="맑은 고딕" w:eastAsia="맑은 고딕" w:hAnsi="맑은 고딕"/>
+          <w:sz w:val="20"/>
+          <w:szCs w:val="20"/>
+        </w:rPr>
+        <w:t xml:space="preserve">▪적재물·구조물에 갇혔거나 매몰되었다</w:t>
+      </w:r>
+    </w:p>
+    <w:p>
+      <w:pPr>
+        <w:spacing w:after="40" w:before="0"/>
+        <w:ind w:left="280" w:hanging="200"/>
+      </w:pPr>
+      <w:r>
+        <w:rPr>
+          <w:rFonts w:ascii="맑은 고딕" w:cs="맑은 고딕" w:eastAsia="맑은 고딕" w:hAnsi="맑은 고딕"/>
+          <w:sz w:val="20"/>
+          <w:szCs w:val="20"/>
+        </w:rPr>
+        <w:t xml:space="preserve">▪공기호흡기가 고장 났거나 저압경보가 울렸는데 퇴로를 찾지 못했다</w:t>
+      </w:r>
+    </w:p>
+    <w:p>
+      <w:pPr>
+        <w:spacing w:after="40" w:before="0"/>
+        <w:ind w:left="280" w:hanging="200"/>
+      </w:pPr>
+      <w:r>
+        <w:rPr>
+          <w:rFonts w:ascii="맑은 고딕" w:cs="맑은 고딕" w:eastAsia="맑은 고딕" w:hAnsi="맑은 고딕"/>
+          <w:sz w:val="20"/>
+          <w:szCs w:val="20"/>
+        </w:rPr>
+        <w:t xml:space="preserve">▪부상 또는 신체 이상으로 자력 이동이 어렵다</w:t>
+      </w:r>
+    </w:p>
+    <w:p>
+      <w:pPr>
+        <w:spacing w:after="40" w:before="0"/>
+        <w:ind w:left="280" w:hanging="200"/>
+      </w:pPr>
+      <w:r>
+        <w:rPr>
+          <w:rFonts w:ascii="맑은 고딕" w:cs="맑은 고딕" w:eastAsia="맑은 고딕" w:hAnsi="맑은 고딕"/>
+          <w:sz w:val="20"/>
+          <w:szCs w:val="20"/>
+        </w:rPr>
+        <w:t xml:space="preserve">▪바닥·메자닌이 무너져 추락했다</w:t>
+      </w:r>
+    </w:p>
+    <w:p>
+      <w:pPr>
+        <w:spacing w:after="40" w:before="0"/>
+        <w:ind w:left="280" w:hanging="200"/>
+      </w:pPr>
+      <w:r>
+        <w:rPr>
+          <w:rFonts w:ascii="맑은 고딕" w:cs="맑은 고딕" w:eastAsia="맑은 고딕" w:hAnsi="맑은 고딕"/>
+          <w:sz w:val="20"/>
+          <w:szCs w:val="20"/>
+        </w:rPr>
+        <w:t xml:space="preserve">▪다른 대원이 쓰러진 것을 발견했다</w:t>
       </w:r>
     </w:p>
     <w:p>
@@ -14857,40 +15353,20 @@
       <w:r>
         <w:rPr>
           <w:rFonts w:ascii="맑은 고딕" w:cs="맑은 고딕" w:eastAsia="맑은 고딕" w:hAnsi="맑은 고딕"/>
-          <w:sz w:val="20"/>
-          <w:szCs w:val="20"/>
-        </w:rPr>
-        <w:t xml:space="preserve">미국의 소방관 방향상실 연구(Mora, 1979~2001년 순직사고 17건 분석)에서 대공간 상업시설의 방향상실 사고는 공통된 경과를 보인다. 개구부가 적은 밀폐형 구조에서 적극적 내부공격을 시작하고, 화점을 찾지 못한 채 시야가 완전히 사라지며, 상황이 악화되어 긴급 대피하는 과정에서 호스라인을 놓치거나 다른 라인과 엉켜 방향을 잃는다. 같은 연구의 후속 분석은 1990~2006년 구조물 화재 순직의 77%가 개구부가 부족한 밀폐형 구조에서 발생했다고 보고하고 있다. 방향을 잃은 지점이 진입구에서 멀지 않은 경우도 있었다. 깊이 들어가야만 방향을 잃는 것이 아니다.</w:t>
-      </w:r>
-    </w:p>
-    <w:p>
-      <w:pPr>
-        <w:spacing w:after="120"/>
-        <w:jc w:val="both"/>
-      </w:pPr>
-      <w:r>
-        <w:rPr>
-          <w:rFonts w:ascii="맑은 고딕" w:cs="맑은 고딕" w:eastAsia="맑은 고딕" w:hAnsi="맑은 고딕"/>
-          <w:sz w:val="20"/>
-          <w:szCs w:val="20"/>
-        </w:rPr>
-        <w:t xml:space="preserve">따라서 물류창고의 인명검색은 위치를 좁힌 뒤 좁혀진 구역만, 방향 기준선을 확보한 상태로 실시한다.</w:t>
-      </w:r>
-    </w:p>
-    <w:p>
-      <w:pPr>
-        <w:pStyle w:val="Heading3"/>
-        <w:spacing w:after="100" w:before="260"/>
-      </w:pPr>
-      <w:r>
-        <w:rPr>
-          <w:rFonts w:ascii="맑은 고딕" w:cs="맑은 고딕" w:eastAsia="맑은 고딕" w:hAnsi="맑은 고딕"/>
-          <w:b/>
-          <w:bCs/>
-          <w:sz w:val="22"/>
-          <w:szCs w:val="22"/>
-        </w:rPr>
-        <w:t xml:space="preserve">□ 검색 개시 판단</w:t>
+          <w:b/>
+          <w:bCs/>
+          <w:sz w:val="20"/>
+          <w:szCs w:val="20"/>
+        </w:rPr>
+        <w:t xml:space="preserve">"조금 더 해보고 안 되면 부르겠다"는 판단을 하지 않는다.</w:t>
+      </w:r>
+      <w:r>
+        <w:rPr>
+          <w:rFonts w:ascii="맑은 고딕" w:cs="맑은 고딕" w:eastAsia="맑은 고딕" w:hAnsi="맑은 고딕"/>
+          <w:sz w:val="20"/>
+          <w:szCs w:val="20"/>
+        </w:rPr>
+        <w:t xml:space="preserve"> 국외 기준은 상황을 인지한 뒤 30~60초 이내에 송신하도록 정하고 있다. 스스로 빠져나온 경우 취소하면 된다. 취소는 비용이 들지 않지만 지연은 회복되지 않는다.</w:t>
       </w:r>
     </w:p>
     <w:p>
@@ -14905,394 +15381,7 @@
           <w:sz w:val="20"/>
           <w:szCs w:val="20"/>
         </w:rPr>
-        <w:t xml:space="preserve">개시 조건</w:t>
-      </w:r>
-    </w:p>
-    <w:p>
-      <w:pPr>
-        <w:spacing w:after="40" w:before="0"/>
-        <w:ind w:left="280" w:hanging="200"/>
-      </w:pPr>
-      <w:r>
-        <w:rPr>
-          <w:rFonts w:ascii="맑은 고딕" w:cs="맑은 고딕" w:eastAsia="맑은 고딕" w:hAnsi="맑은 고딕"/>
-          <w:sz w:val="20"/>
-          <w:szCs w:val="20"/>
-        </w:rPr>
-        <w:t xml:space="preserve">▪미귀환자 또는 소재 미확인자가 특정되었다</w:t>
-      </w:r>
-    </w:p>
-    <w:p>
-      <w:pPr>
-        <w:spacing w:after="40" w:before="0"/>
-        <w:ind w:left="280" w:hanging="200"/>
-      </w:pPr>
-      <w:r>
-        <w:rPr>
-          <w:rFonts w:ascii="맑은 고딕" w:cs="맑은 고딕" w:eastAsia="맑은 고딕" w:hAnsi="맑은 고딕"/>
-          <w:sz w:val="20"/>
-          <w:szCs w:val="20"/>
-        </w:rPr>
-        <w:t xml:space="preserve">▪해당 인원이 있을 수 있는 구역이 한정되었다</w:t>
-      </w:r>
-    </w:p>
-    <w:p>
-      <w:pPr>
-        <w:spacing w:after="40" w:before="0"/>
-        <w:ind w:left="280" w:hanging="200"/>
-      </w:pPr>
-      <w:r>
-        <w:rPr>
-          <w:rFonts w:ascii="맑은 고딕" w:cs="맑은 고딕" w:eastAsia="맑은 고딕" w:hAnsi="맑은 고딕"/>
-          <w:sz w:val="20"/>
-          <w:szCs w:val="20"/>
-        </w:rPr>
-        <w:t xml:space="preserve">▪그 구역까지의 진입경로와 퇴로가 확보되었다</w:t>
-      </w:r>
-    </w:p>
-    <w:p>
-      <w:pPr>
-        <w:spacing w:after="40" w:before="0"/>
-        <w:ind w:left="280" w:hanging="200"/>
-      </w:pPr>
-      <w:r>
-        <w:rPr>
-          <w:rFonts w:ascii="맑은 고딕" w:cs="맑은 고딕" w:eastAsia="맑은 고딕" w:hAnsi="맑은 고딕"/>
-          <w:sz w:val="20"/>
-          <w:szCs w:val="20"/>
-        </w:rPr>
-        <w:t xml:space="preserve">▪RIT와 백업팀이 배치되었다</w:t>
-      </w:r>
-    </w:p>
-    <w:p>
-      <w:pPr>
-        <w:spacing w:after="60" w:before="180"/>
-      </w:pPr>
-      <w:r>
-        <w:rPr>
-          <w:rFonts w:ascii="맑은 고딕" w:cs="맑은 고딕" w:eastAsia="맑은 고딕" w:hAnsi="맑은 고딕"/>
-          <w:b/>
-          <w:bCs/>
-          <w:sz w:val="20"/>
-          <w:szCs w:val="20"/>
-        </w:rPr>
-        <w:t xml:space="preserve">개시하지 않는 경우</w:t>
-      </w:r>
-    </w:p>
-    <w:p>
-      <w:pPr>
-        <w:spacing w:after="40" w:before="0"/>
-        <w:ind w:left="280" w:hanging="200"/>
-      </w:pPr>
-      <w:r>
-        <w:rPr>
-          <w:rFonts w:ascii="맑은 고딕" w:cs="맑은 고딕" w:eastAsia="맑은 고딕" w:hAnsi="맑은 고딕"/>
-          <w:sz w:val="20"/>
-          <w:szCs w:val="20"/>
-        </w:rPr>
-        <w:t xml:space="preserve">▪관계자 확인 결과 전원 대피가 확인되었다</w:t>
-      </w:r>
-    </w:p>
-    <w:p>
-      <w:pPr>
-        <w:spacing w:after="40" w:before="0"/>
-        <w:ind w:left="280" w:hanging="200"/>
-      </w:pPr>
-      <w:r>
-        <w:rPr>
-          <w:rFonts w:ascii="맑은 고딕" w:cs="맑은 고딕" w:eastAsia="맑은 고딕" w:hAnsi="맑은 고딕"/>
-          <w:sz w:val="20"/>
-          <w:szCs w:val="20"/>
-        </w:rPr>
-        <w:t xml:space="preserve">▪요구조자 위치를 특정할 수 없고 구역도 한정할 수 없다</w:t>
-      </w:r>
-    </w:p>
-    <w:p>
-      <w:pPr>
-        <w:spacing w:after="40" w:before="0"/>
-        <w:ind w:left="280" w:hanging="200"/>
-      </w:pPr>
-      <w:r>
-        <w:rPr>
-          <w:rFonts w:ascii="맑은 고딕" w:cs="맑은 고딕" w:eastAsia="맑은 고딕" w:hAnsi="맑은 고딕"/>
-          <w:sz w:val="20"/>
-          <w:szCs w:val="20"/>
-        </w:rPr>
-        <w:t xml:space="preserve">▪해당 구역이 즉시 철수조건에 해당한다</w:t>
-      </w:r>
-    </w:p>
-    <w:p>
-      <w:pPr>
-        <w:spacing w:after="120"/>
-        <w:jc w:val="both"/>
-      </w:pPr>
-      <w:r>
-        <w:rPr>
-          <w:rFonts w:ascii="맑은 고딕" w:cs="맑은 고딕" w:eastAsia="맑은 고딕" w:hAnsi="맑은 고딕"/>
-          <w:sz w:val="20"/>
-          <w:szCs w:val="20"/>
-        </w:rPr>
-        <w:t xml:space="preserve">확인되지 않은 재실 정보만으로 대공간 검색에 들어가서는 안 된다. 1999년 미국 우스터 냉동창고 화재에서는 이미 대피하여 건물에 없던 사람을 찾기 위해 검색에 들어간 소방대원 6명이 순직했다.</w:t>
-      </w:r>
-    </w:p>
-    <w:p>
-      <w:pPr>
-        <w:pStyle w:val="Heading3"/>
-        <w:spacing w:after="100" w:before="260"/>
-      </w:pPr>
-      <w:r>
-        <w:rPr>
-          <w:rFonts w:ascii="맑은 고딕" w:cs="맑은 고딕" w:eastAsia="맑은 고딕" w:hAnsi="맑은 고딕"/>
-          <w:b/>
-          <w:bCs/>
-          <w:sz w:val="22"/>
-          <w:szCs w:val="22"/>
-        </w:rPr>
-        <w:t xml:space="preserve">□ 검색 우선순위</w:t>
-      </w:r>
-    </w:p>
-    <w:p>
-      <w:pPr>
-        <w:spacing w:after="120"/>
-        <w:jc w:val="both"/>
-      </w:pPr>
-      <w:r>
-        <w:rPr>
-          <w:rFonts w:ascii="맑은 고딕" w:cs="맑은 고딕" w:eastAsia="맑은 고딕" w:hAnsi="맑은 고딕"/>
-          <w:sz w:val="20"/>
-          <w:szCs w:val="20"/>
-        </w:rPr>
-        <w:t xml:space="preserve">대형 물류창고 재실자의 발견 위치에 관한 국내 통계자료는 확인되지 않는다. 우선순위는 근거가 확인된 것만 수록하고, 나머지는 관계자 정보로 특정하여 지정한다.</w:t>
-      </w:r>
-    </w:p>
-    <w:p>
-      <w:pPr>
-        <w:spacing w:after="60" w:before="180"/>
-      </w:pPr>
-      <w:r>
-        <w:rPr>
-          <w:rFonts w:ascii="맑은 고딕" w:cs="맑은 고딕" w:eastAsia="맑은 고딕" w:hAnsi="맑은 고딕"/>
-          <w:b/>
-          <w:bCs/>
-          <w:sz w:val="20"/>
-          <w:szCs w:val="20"/>
-        </w:rPr>
-        <w:t xml:space="preserve">1순위 — 관계자 인원점검</w:t>
-      </w:r>
-    </w:p>
-    <w:p>
-      <w:pPr>
-        <w:spacing w:after="40" w:before="0"/>
-        <w:ind w:left="280" w:hanging="200"/>
-      </w:pPr>
-      <w:r>
-        <w:rPr>
-          <w:rFonts w:ascii="맑은 고딕" w:cs="맑은 고딕" w:eastAsia="맑은 고딕" w:hAnsi="맑은 고딕"/>
-          <w:sz w:val="20"/>
-          <w:szCs w:val="20"/>
-        </w:rPr>
-        <w:t xml:space="preserve">▪물류창고는 출입기록과 근무자 명부가 관리된다. 관계자와 함께 인원을 대조하는 것이 소방대 검색보다 빠르고 정확하다</w:t>
-      </w:r>
-    </w:p>
-    <w:p>
-      <w:pPr>
-        <w:spacing w:after="40" w:before="0"/>
-        <w:ind w:left="280" w:hanging="200"/>
-      </w:pPr>
-      <w:r>
-        <w:rPr>
-          <w:rFonts w:ascii="맑은 고딕" w:cs="맑은 고딕" w:eastAsia="맑은 고딕" w:hAnsi="맑은 고딕"/>
-          <w:sz w:val="20"/>
-          <w:szCs w:val="20"/>
-        </w:rPr>
-        <w:t xml:space="preserve">▪2021년 이천 물류센터 화재에서는 근무 중이던 직원 248명 전원이 자력 대피했고, 인원 확인은 소방대 검색이 아니라 관계자의 근무자 명부로 이루어졌다</w:t>
-      </w:r>
-    </w:p>
-    <w:p>
-      <w:pPr>
-        <w:spacing w:after="40" w:before="0"/>
-        <w:ind w:left="280" w:hanging="200"/>
-      </w:pPr>
-      <w:r>
-        <w:rPr>
-          <w:rFonts w:ascii="맑은 고딕" w:cs="맑은 고딕" w:eastAsia="맑은 고딕" w:hAnsi="맑은 고딕"/>
-          <w:sz w:val="20"/>
-          <w:szCs w:val="20"/>
-        </w:rPr>
-        <w:t xml:space="preserve">▪미확인자가 특정되면 그 사람의 근무위치를 관계자에게 확인한다. 검색구역을 좁히는 가장 신뢰할 수 있는 정보이다</w:t>
-      </w:r>
-    </w:p>
-    <w:p>
-      <w:pPr>
-        <w:spacing w:after="60" w:before="180"/>
-      </w:pPr>
-      <w:r>
-        <w:rPr>
-          <w:rFonts w:ascii="맑은 고딕" w:cs="맑은 고딕" w:eastAsia="맑은 고딕" w:hAnsi="맑은 고딕"/>
-          <w:b/>
-          <w:bCs/>
-          <w:sz w:val="20"/>
-          <w:szCs w:val="20"/>
-        </w:rPr>
-        <w:t xml:space="preserve">2순위 — 외벽 및 출구 인접부</w:t>
-      </w:r>
-    </w:p>
-    <w:p>
-      <w:pPr>
-        <w:spacing w:after="40" w:before="0"/>
-        <w:ind w:left="280" w:hanging="200"/>
-      </w:pPr>
-      <w:r>
-        <w:rPr>
-          <w:rFonts w:ascii="맑은 고딕" w:cs="맑은 고딕" w:eastAsia="맑은 고딕" w:hAnsi="맑은 고딕"/>
-          <w:sz w:val="20"/>
-          <w:szCs w:val="20"/>
-        </w:rPr>
-        <w:t xml:space="preserve">▪대공간에서 탈출을 시도한 사람은 방향을 잃은 뒤 벽을 만나 그 선을 따라 이동하게 되므로, 외벽 부근에서 발견될 가능성이 높다. 주거건물과 반대되는 특징이다</w:t>
-      </w:r>
-    </w:p>
-    <w:p>
-      <w:pPr>
-        <w:spacing w:after="40" w:before="0"/>
-        <w:ind w:left="280" w:hanging="200"/>
-      </w:pPr>
-      <w:r>
-        <w:rPr>
-          <w:rFonts w:ascii="맑은 고딕" w:cs="맑은 고딕" w:eastAsia="맑은 고딕" w:hAnsi="맑은 고딕"/>
-          <w:sz w:val="20"/>
-          <w:szCs w:val="20"/>
-        </w:rPr>
-        <w:t xml:space="preserve">▪2007년 미국 찰스턴 가구창고 화재(소방관 9명 순직)에서 구조된 재실자는 창고 뒤편에 고립되어 있었고, 소방대가 외벽에 구멍을 뚫어 반출하였다</w:t>
-      </w:r>
-    </w:p>
-    <w:p>
-      <w:pPr>
-        <w:spacing w:after="40" w:before="0"/>
-        <w:ind w:left="280" w:hanging="200"/>
-      </w:pPr>
-      <w:r>
-        <w:rPr>
-          <w:rFonts w:ascii="맑은 고딕" w:cs="맑은 고딕" w:eastAsia="맑은 고딕" w:hAnsi="맑은 고딕"/>
-          <w:sz w:val="20"/>
-          <w:szCs w:val="20"/>
-        </w:rPr>
-        <w:t xml:space="preserve">▪외벽을 따라 이동하며 확인하는 것이 건물 중앙부를 훑는 것보다 발견 가능성과 안전성이 모두 높다</w:t>
-      </w:r>
-    </w:p>
-    <w:p>
-      <w:pPr>
-        <w:spacing w:after="60" w:before="180"/>
-      </w:pPr>
-      <w:r>
-        <w:rPr>
-          <w:rFonts w:ascii="맑은 고딕" w:cs="맑은 고딕" w:eastAsia="맑은 고딕" w:hAnsi="맑은 고딕"/>
-          <w:b/>
-          <w:bCs/>
-          <w:sz w:val="20"/>
-          <w:szCs w:val="20"/>
-        </w:rPr>
-        <w:t xml:space="preserve">3순위 — 관계자가 지목한 근무위치</w:t>
-      </w:r>
-    </w:p>
-    <w:p>
-      <w:pPr>
-        <w:spacing w:after="40" w:before="0"/>
-        <w:ind w:left="280" w:hanging="200"/>
-      </w:pPr>
-      <w:r>
-        <w:rPr>
-          <w:rFonts w:ascii="맑은 고딕" w:cs="맑은 고딕" w:eastAsia="맑은 고딕" w:hAnsi="맑은 고딕"/>
-          <w:sz w:val="20"/>
-          <w:szCs w:val="20"/>
-        </w:rPr>
-        <w:t xml:space="preserve">▪관계자가 특정 인원의 근무위치를 지목하면 해당 구역을 검색한다</w:t>
-      </w:r>
-    </w:p>
-    <w:p>
-      <w:pPr>
-        <w:spacing w:after="40" w:before="0"/>
-        <w:ind w:left="280" w:hanging="200"/>
-      </w:pPr>
-      <w:r>
-        <w:rPr>
-          <w:rFonts w:ascii="맑은 고딕" w:cs="맑은 고딕" w:eastAsia="맑은 고딕" w:hAnsi="맑은 고딕"/>
-          <w:sz w:val="20"/>
-          <w:szCs w:val="20"/>
-        </w:rPr>
-        <w:t xml:space="preserve">▪지목이 없으면 검색하지 않는다. 위치를 특정하지 못한 대공간 검색은 실시하지 않는다</w:t>
-      </w:r>
-    </w:p>
-    <w:p>
-      <w:pPr>
-        <w:spacing w:after="60" w:before="180"/>
-      </w:pPr>
-      <w:r>
-        <w:rPr>
-          <w:rFonts w:ascii="맑은 고딕" w:cs="맑은 고딕" w:eastAsia="맑은 고딕" w:hAnsi="맑은 고딕"/>
-          <w:b/>
-          <w:bCs/>
-          <w:sz w:val="20"/>
-          <w:szCs w:val="20"/>
-        </w:rPr>
-        <w:t xml:space="preserve">외벽 절단 대비</w:t>
-      </w:r>
-    </w:p>
-    <w:p>
-      <w:pPr>
-        <w:spacing w:after="40" w:before="0"/>
-        <w:ind w:left="280" w:hanging="200"/>
-      </w:pPr>
-      <w:r>
-        <w:rPr>
-          <w:rFonts w:ascii="맑은 고딕" w:cs="맑은 고딕" w:eastAsia="맑은 고딕" w:hAnsi="맑은 고딕"/>
-          <w:sz w:val="20"/>
-          <w:szCs w:val="20"/>
-        </w:rPr>
-        <w:t xml:space="preserve">▪요구조자가 외벽 부근에 있고 진입경로가 길면 외부에서 외벽을 절단하여 반출하는 것이 더 빠르다</w:t>
-      </w:r>
-    </w:p>
-    <w:p>
-      <w:pPr>
-        <w:spacing w:after="40" w:before="0"/>
-        <w:ind w:left="280" w:hanging="200"/>
-      </w:pPr>
-      <w:r>
-        <w:rPr>
-          <w:rFonts w:ascii="맑은 고딕" w:cs="맑은 고딕" w:eastAsia="맑은 고딕" w:hAnsi="맑은 고딕"/>
-          <w:sz w:val="20"/>
-          <w:szCs w:val="20"/>
-        </w:rPr>
-        <w:t xml:space="preserve">▪금속 절단장비를 갖춘 대원을 외부에 대기시킨다. 샌드위치패널 외벽은 절단이 빠르지만 심재가 연소 중이면 절단면에서 화염이 나온다</w:t>
-      </w:r>
-    </w:p>
-    <w:p>
-      <w:pPr>
-        <w:pStyle w:val="Heading3"/>
-        <w:spacing w:after="100" w:before="260"/>
-      </w:pPr>
-      <w:r>
-        <w:rPr>
-          <w:rFonts w:ascii="맑은 고딕" w:cs="맑은 고딕" w:eastAsia="맑은 고딕" w:hAnsi="맑은 고딕"/>
-          <w:b/>
-          <w:bCs/>
-          <w:sz w:val="22"/>
-          <w:szCs w:val="22"/>
-        </w:rPr>
-        <w:t xml:space="preserve">□ 구역별 검색 시 주의사항</w:t>
-      </w:r>
-    </w:p>
-    <w:p>
-      <w:pPr>
-        <w:spacing w:after="120"/>
-        <w:jc w:val="both"/>
-      </w:pPr>
-      <w:r>
-        <w:rPr>
-          <w:rFonts w:ascii="맑은 고딕" w:cs="맑은 고딕" w:eastAsia="맑은 고딕" w:hAnsi="맑은 고딕"/>
-          <w:sz w:val="20"/>
-          <w:szCs w:val="20"/>
-        </w:rPr>
-        <w:t xml:space="preserve">아래는 우선순위가 아니라, 해당 구역을 검색하게 되었을 때의 위험요인이다.</w:t>
+        <w:t xml:space="preserve">보고 서식</w:t>
       </w:r>
     </w:p>
     <w:tbl>
@@ -15339,7 +15428,7 @@
                 <w:sz w:val="18"/>
                 <w:szCs w:val="18"/>
               </w:rPr>
-              <w:t xml:space="preserve">구역</w:t>
+              <w:t xml:space="preserve">항목</w:t>
             </w:r>
           </w:p>
         </w:tc>
@@ -15367,7 +15456,7 @@
                 <w:sz w:val="18"/>
                 <w:szCs w:val="18"/>
               </w:rPr>
-              <w:t xml:space="preserve">주의사항</w:t>
+              <w:t xml:space="preserve">내용</w:t>
             </w:r>
           </w:p>
         </w:tc>
@@ -15397,7 +15486,7 @@
                 <w:sz w:val="18"/>
                 <w:szCs w:val="18"/>
               </w:rPr>
-              <w:t xml:space="preserve">메자닌·중층</w:t>
+              <w:t xml:space="preserve">위치</w:t>
             </w:r>
           </w:p>
         </w:tc>
@@ -15422,7 +15511,7 @@
                 <w:sz w:val="18"/>
                 <w:szCs w:val="18"/>
               </w:rPr>
-              <w:t xml:space="preserve">계단·램프 위치를 진입 전에 확인한다. 상층은 열과 연기가 먼저 축적된다. 개방된 층간 구조에서는 하층 상황 변화 시 상층 검색을 중단한다. 열화상카메라로는 바닥 구조의 안전성을 확인할 수 없다</w:t>
+              <w:t xml:space="preserve">진입구 번호, 진입 후 경과거리, 통로·랙 열 번호, 최종 통과 지점</w:t>
             </w:r>
           </w:p>
         </w:tc>
@@ -15452,7 +15541,7 @@
                 <w:sz w:val="18"/>
                 <w:szCs w:val="18"/>
               </w:rPr>
-              <w:t xml:space="preserve">냉동·냉장 구획</w:t>
+              <w:t xml:space="preserve">소속·인원</w:t>
             </w:r>
           </w:p>
         </w:tc>
@@ -15477,7 +15566,7 @@
                 <w:sz w:val="18"/>
                 <w:szCs w:val="18"/>
               </w:rPr>
-              <w:t xml:space="preserve">단열 패널 심재에 은폐 연소가 진행될 수 있다. 문이 두껍고 내부에서 개방하지 못하는 구조가 있으며 무전도 잘 통하지 않는다. 문 앞에서 타격 후 응답을 확인하는 방법이 유효하다. 개방하면 구획이 해제되므로 관창을 준비하고 지휘부에 통보한 후 개방한다. 결빙·습기로 노면이 미끄럽고 시야가 제한된다. 암모니아 냉매 설비가 있으면 누출 여부를 먼저 확인한다</w:t>
+              <w:t xml:space="preserve">팀 명칭과 인원 수</w:t>
             </w:r>
           </w:p>
         </w:tc>
@@ -15507,7 +15596,7 @@
                 <w:sz w:val="18"/>
                 <w:szCs w:val="18"/>
               </w:rPr>
-              <w:t xml:space="preserve">자동화 보관설비</w:t>
+              <w:t xml:space="preserve">이름</w:t>
             </w:r>
           </w:p>
         </w:tc>
@@ -15532,7 +15621,7 @@
                 <w:sz w:val="18"/>
                 <w:szCs w:val="18"/>
               </w:rPr>
-              <w:t xml:space="preserve">진입 전 설비 비상정지와 전원차단을 관계자가 시행하고 소방대가 확인한다. 통로가 사람 통행용으로 설계되지 않아 중간 이탈이 불가능하다. 진입 경로로만 복귀한다</w:t>
+              <w:t xml:space="preserve">개인 식별</w:t>
             </w:r>
           </w:p>
         </w:tc>
@@ -15562,7 +15651,7 @@
                 <w:sz w:val="18"/>
                 <w:szCs w:val="18"/>
               </w:rPr>
-              <w:t xml:space="preserve">소구획·사무공간</w:t>
+              <w:t xml:space="preserve">공기</w:t>
             </w:r>
           </w:p>
         </w:tc>
@@ -15587,7 +15676,7 @@
                 <w:sz w:val="18"/>
                 <w:szCs w:val="18"/>
               </w:rPr>
-              <w:t xml:space="preserve">문을 순차로 개방하여 확인하고 확인한 문에 표시를 남긴다</w:t>
+              <w:t xml:space="preserve">잔압 또는 잔여 활동시간</w:t>
             </w:r>
           </w:p>
         </w:tc>
@@ -15617,7 +15706,7 @@
                 <w:sz w:val="18"/>
                 <w:szCs w:val="18"/>
               </w:rPr>
-              <w:t xml:space="preserve">랙 통로</w:t>
+              <w:t xml:space="preserve">필요사항</w:t>
             </w:r>
           </w:p>
         </w:tc>
@@ -15642,7 +15731,7 @@
                 <w:sz w:val="18"/>
                 <w:szCs w:val="18"/>
               </w:rPr>
-              <w:t xml:space="preserve">랙이 붕괴하면 퇴로가 끊긴다. 통로 길이가 50~100m에 이르므로 진입 전 공기 잔량을 확인한다</w:t>
+              <w:t xml:space="preserve">필요한 조치(공기, 파괴, 호스라인, 들것 등)</w:t>
             </w:r>
           </w:p>
         </w:tc>
@@ -15664,26 +15753,161 @@
     </w:p>
     <w:p>
       <w:pPr>
+        <w:spacing w:after="40" w:before="0"/>
+        <w:ind w:left="280" w:hanging="200"/>
+      </w:pPr>
+      <w:r>
+        <w:rPr>
+          <w:rFonts w:ascii="맑은 고딕" w:cs="맑은 고딕" w:eastAsia="맑은 고딕" w:hAnsi="맑은 고딕"/>
+          <w:sz w:val="20"/>
+          <w:szCs w:val="20"/>
+        </w:rPr>
+        <w:t xml:space="preserve">▪관서 단위로 서식을 통일하고 무전기에 부착한다. 농연 속에서 항목을 떠올리게 하는 것이 목적이다</w:t>
+      </w:r>
+    </w:p>
+    <w:p>
+      <w:pPr>
+        <w:spacing w:after="40" w:before="0"/>
+        <w:ind w:left="280" w:hanging="200"/>
+      </w:pPr>
+      <w:r>
+        <w:rPr>
+          <w:rFonts w:ascii="맑은 고딕" w:cs="맑은 고딕" w:eastAsia="맑은 고딕" w:hAnsi="맑은 고딕"/>
+          <w:sz w:val="20"/>
+          <w:szCs w:val="20"/>
+        </w:rPr>
+        <w:t xml:space="preserve">▪위치는 좌표가 아니라 </w:t>
+      </w:r>
+      <w:r>
+        <w:rPr>
+          <w:rFonts w:ascii="맑은 고딕" w:cs="맑은 고딕" w:eastAsia="맑은 고딕" w:hAnsi="맑은 고딕"/>
+          <w:b/>
+          <w:bCs/>
+          <w:sz w:val="20"/>
+          <w:szCs w:val="20"/>
+        </w:rPr>
+        <w:t xml:space="preserve">되짚어 갈 수 있는 표현</w:t>
+      </w:r>
+      <w:r>
+        <w:rPr>
+          <w:rFonts w:ascii="맑은 고딕" w:cs="맑은 고딕" w:eastAsia="맑은 고딕" w:hAnsi="맑은 고딕"/>
+          <w:sz w:val="20"/>
+          <w:szCs w:val="20"/>
+        </w:rPr>
+        <w:t xml:space="preserve">으로 보낸다. "3번 도크에서 들어와 왼쪽 두 번째 통로, 분기점 지나 약 40m"</w:t>
+      </w:r>
+    </w:p>
+    <w:p>
+      <w:pPr>
+        <w:spacing w:after="40" w:before="0"/>
+        <w:ind w:left="280" w:hanging="200"/>
+      </w:pPr>
+      <w:r>
+        <w:rPr>
+          <w:rFonts w:ascii="맑은 고딕" w:cs="맑은 고딕" w:eastAsia="맑은 고딕" w:hAnsi="맑은 고딕"/>
+          <w:sz w:val="20"/>
+          <w:szCs w:val="20"/>
+        </w:rPr>
+        <w:t xml:space="preserve">▪송신 후 개인경보장치(PASS)를 수동 작동시키고, 가능하면 호스라인·유도로프에 손을 유지한다</w:t>
+      </w:r>
+    </w:p>
+    <w:p>
+      <w:pPr>
+        <w:spacing w:after="60" w:before="180"/>
+      </w:pPr>
+      <w:r>
+        <w:rPr>
+          <w:rFonts w:ascii="맑은 고딕" w:cs="맑은 고딕" w:eastAsia="맑은 고딕" w:hAnsi="맑은 고딕"/>
+          <w:b/>
+          <w:bCs/>
+          <w:sz w:val="20"/>
+          <w:szCs w:val="20"/>
+        </w:rPr>
+        <w:t xml:space="preserve">수신 시 지휘부 조치</w:t>
+      </w:r>
+    </w:p>
+    <w:p>
+      <w:pPr>
+        <w:spacing w:after="40"/>
+        <w:ind w:left="280" w:hanging="200"/>
+      </w:pPr>
+      <w:r>
+        <w:rPr>
+          <w:rFonts w:ascii="맑은 고딕" w:cs="맑은 고딕" w:eastAsia="맑은 고딕" w:hAnsi="맑은 고딕"/>
+          <w:sz w:val="20"/>
+          <w:szCs w:val="20"/>
+        </w:rPr>
+        <w:t xml:space="preserve">1. 해당 채널을 긴급구조요청 전용으로 지정하고 다른 교신을 다른 채널로 옮긴다</w:t>
+      </w:r>
+    </w:p>
+    <w:p>
+      <w:pPr>
+        <w:spacing w:after="40"/>
+        <w:ind w:left="280" w:hanging="200"/>
+      </w:pPr>
+      <w:r>
+        <w:rPr>
+          <w:rFonts w:ascii="맑은 고딕" w:cs="맑은 고딕" w:eastAsia="맑은 고딕" w:hAnsi="맑은 고딕"/>
+          <w:sz w:val="20"/>
+          <w:szCs w:val="20"/>
+        </w:rPr>
+        <w:t xml:space="preserve">2. RIT를 즉시 투입하고, 투입과 동시에 후속 RIT를 편성한다</w:t>
+      </w:r>
+    </w:p>
+    <w:p>
+      <w:pPr>
+        <w:spacing w:after="40"/>
+        <w:ind w:left="280" w:hanging="200"/>
+      </w:pPr>
+      <w:r>
+        <w:rPr>
+          <w:rFonts w:ascii="맑은 고딕" w:cs="맑은 고딕" w:eastAsia="맑은 고딕" w:hAnsi="맑은 고딕"/>
+          <w:sz w:val="20"/>
+          <w:szCs w:val="20"/>
+        </w:rPr>
+        <w:t xml:space="preserve">3. 전 진입팀에 인원점검(PAR)을 지시한다. 다른 팀은 임의로 구조에 합류하지 않는다</w:t>
+      </w:r>
+    </w:p>
+    <w:p>
+      <w:pPr>
+        <w:spacing w:after="40"/>
+        <w:ind w:left="280" w:hanging="200"/>
+      </w:pPr>
+      <w:r>
+        <w:rPr>
+          <w:rFonts w:ascii="맑은 고딕" w:cs="맑은 고딕" w:eastAsia="맑은 고딕" w:hAnsi="맑은 고딕"/>
+          <w:sz w:val="20"/>
+          <w:szCs w:val="20"/>
+        </w:rPr>
+        <w:t xml:space="preserve">4. 요구조 대원 방향의 관창을 유지하여 화세를 억제한다. 방수를 멈추지 않는다</w:t>
+      </w:r>
+    </w:p>
+    <w:p>
+      <w:pPr>
+        <w:spacing w:after="40"/>
+        <w:ind w:left="280" w:hanging="200"/>
+      </w:pPr>
+      <w:r>
+        <w:rPr>
+          <w:rFonts w:ascii="맑은 고딕" w:cs="맑은 고딕" w:eastAsia="맑은 고딕" w:hAnsi="맑은 고딕"/>
+          <w:sz w:val="20"/>
+          <w:szCs w:val="20"/>
+        </w:rPr>
+        <w:t xml:space="preserve">5. 외벽 절단반을 요구조 위치에 가장 가까운 외벽으로 이동시킨다. 대공간에서는 이 경로가 더 빠른 경우가 많다</w:t>
+      </w:r>
+    </w:p>
+    <w:p>
+      <w:pPr>
         <w:spacing w:after="120"/>
         <w:jc w:val="both"/>
       </w:pPr>
       <w:r>
         <w:rPr>
           <w:rFonts w:ascii="맑은 고딕" w:cs="맑은 고딕" w:eastAsia="맑은 고딕" w:hAnsi="맑은 고딕"/>
-          <w:b/>
-          <w:bCs/>
-          <w:sz w:val="20"/>
-          <w:szCs w:val="20"/>
-        </w:rPr>
-        <w:t xml:space="preserve">[사전대응계획 반영]</w:t>
-      </w:r>
-      <w:r>
-        <w:rPr>
-          <w:rFonts w:ascii="맑은 고딕" w:cs="맑은 고딕" w:eastAsia="맑은 고딕" w:hAnsi="맑은 고딕"/>
-          <w:sz w:val="20"/>
-          <w:szCs w:val="20"/>
-        </w:rPr>
-        <w:t xml:space="preserve"> — 냉동·냉장 구획과 자동화 보관설비의 진입 절차는 시설마다 다르다. 현지조사에서 비상정지 스위치 위치, 구획 문의 내부 개방 가능 여부, 냉매 종류와 차단밸브 위치를 확인하여 시설별 사전대응계획에 수록한다.</w:t>
+          <w:sz w:val="20"/>
+          <w:szCs w:val="20"/>
+        </w:rPr>
+        <w:t xml:space="preserve">구조에 걸리는 시간과 인원은 「Ⅰ-7. 진입 깊이의 한계」의 실측값을 전제로 편성한다. 1개 팀으로 감당할 수 있는 작업이 아니다.</w:t>
       </w:r>
     </w:p>
     <w:p>
@@ -15699,7 +15923,115 @@
           <w:sz w:val="22"/>
           <w:szCs w:val="22"/>
         </w:rPr>
-        <w:t xml:space="preserve">□ 검색장비 편성</w:t>
+        <w:t xml:space="preserve">□ 공기 관리</w:t>
+      </w:r>
+    </w:p>
+    <w:p>
+      <w:pPr>
+        <w:spacing w:after="40" w:before="0"/>
+        <w:ind w:left="280" w:hanging="200"/>
+      </w:pPr>
+      <w:r>
+        <w:rPr>
+          <w:rFonts w:ascii="맑은 고딕" w:cs="맑은 고딕" w:eastAsia="맑은 고딕" w:hAnsi="맑은 고딕"/>
+          <w:sz w:val="20"/>
+          <w:szCs w:val="20"/>
+        </w:rPr>
+        <w:t xml:space="preserve">▪공기는 남은 양이 아니라 </w:t>
+      </w:r>
+      <w:r>
+        <w:rPr>
+          <w:rFonts w:ascii="맑은 고딕" w:cs="맑은 고딕" w:eastAsia="맑은 고딕" w:hAnsi="맑은 고딕"/>
+          <w:b/>
+          <w:bCs/>
+          <w:sz w:val="20"/>
+          <w:szCs w:val="20"/>
+        </w:rPr>
+        <w:t xml:space="preserve">돌아 나오는 데 필요한 양</w:t>
+      </w:r>
+      <w:r>
+        <w:rPr>
+          <w:rFonts w:ascii="맑은 고딕" w:cs="맑은 고딕" w:eastAsia="맑은 고딕" w:hAnsi="맑은 고딕"/>
+          <w:sz w:val="20"/>
+          <w:szCs w:val="20"/>
+        </w:rPr>
+        <w:t xml:space="preserve">을 기준으로 관리한다. 진입에 쓴 양과 같은 양을 복귀용으로 남기고, 그 위에 비상 여유분을 둔다</w:t>
+      </w:r>
+    </w:p>
+    <w:p>
+      <w:pPr>
+        <w:spacing w:after="40" w:before="0"/>
+        <w:ind w:left="280" w:hanging="200"/>
+      </w:pPr>
+      <w:r>
+        <w:rPr>
+          <w:rFonts w:ascii="맑은 고딕" w:cs="맑은 고딕" w:eastAsia="맑은 고딕" w:hAnsi="맑은 고딕"/>
+          <w:sz w:val="20"/>
+          <w:szCs w:val="20"/>
+        </w:rPr>
+        <w:t xml:space="preserve">▪저압경보가 울린 시점은 이미 계획이 실패한 시점이다. 경보 전에 위험구역 밖에 있어야 한다</w:t>
+      </w:r>
+    </w:p>
+    <w:p>
+      <w:pPr>
+        <w:spacing w:after="40" w:before="0"/>
+        <w:ind w:left="280" w:hanging="200"/>
+      </w:pPr>
+      <w:r>
+        <w:rPr>
+          <w:rFonts w:ascii="맑은 고딕" w:cs="맑은 고딕" w:eastAsia="맑은 고딕" w:hAnsi="맑은 고딕"/>
+          <w:sz w:val="20"/>
+          <w:szCs w:val="20"/>
+        </w:rPr>
+        <w:t xml:space="preserve">▪팀장은 팀원 중 </w:t>
+      </w:r>
+      <w:r>
+        <w:rPr>
+          <w:rFonts w:ascii="맑은 고딕" w:cs="맑은 고딕" w:eastAsia="맑은 고딕" w:hAnsi="맑은 고딕"/>
+          <w:b/>
+          <w:bCs/>
+          <w:sz w:val="20"/>
+          <w:szCs w:val="20"/>
+        </w:rPr>
+        <w:t xml:space="preserve">가장 적게 남은 사람</w:t>
+      </w:r>
+      <w:r>
+        <w:rPr>
+          <w:rFonts w:ascii="맑은 고딕" w:cs="맑은 고딕" w:eastAsia="맑은 고딕" w:hAnsi="맑은 고딕"/>
+          <w:sz w:val="20"/>
+          <w:szCs w:val="20"/>
+        </w:rPr>
+        <w:t xml:space="preserve">의 잔량으로 팀 전체를 관리한다</w:t>
+      </w:r>
+    </w:p>
+    <w:p>
+      <w:pPr>
+        <w:spacing w:after="40" w:before="0"/>
+        <w:ind w:left="280" w:hanging="200"/>
+      </w:pPr>
+      <w:r>
+        <w:rPr>
+          <w:rFonts w:ascii="맑은 고딕" w:cs="맑은 고딕" w:eastAsia="맑은 고딕" w:hAnsi="맑은 고딕"/>
+          <w:sz w:val="20"/>
+          <w:szCs w:val="20"/>
+        </w:rPr>
+        <w:t xml:space="preserve">▪잔량 보고는 정기 교신 때마다 포함한다. 지휘부가 팀별 잔량을 기록한다</w:t>
+      </w:r>
+    </w:p>
+    <w:p>
+      <w:pPr>
+        <w:pStyle w:val="Heading2"/>
+        <w:spacing w:after="140" w:before="380"/>
+      </w:pPr>
+      <w:r>
+        <w:rPr>
+          <w:rFonts w:ascii="맑은 고딕" w:cs="맑은 고딕" w:eastAsia="맑은 고딕" w:hAnsi="맑은 고딕"/>
+          <w:b/>
+          <w:bCs/>
+          <w:sz w:val="26"/>
+          <w:szCs w:val="26"/>
+        </w:rPr>
+        <w:t xml:space="preserve">7. 인명검색 및 구조</w:t>
       </w:r>
     </w:p>
     <w:p>
@@ -15713,7 +16045,453 @@
           <w:sz w:val="20"/>
           <w:szCs w:val="20"/>
         </w:rPr>
-        <w:t xml:space="preserve">대공간 검색에서는 방향 유지와 복귀선 확보가 검색의 성패를 결정한다. 아래 장비는 각각 그 목적에 대응한다.</w:t>
+        <w:t xml:space="preserve">물류창고는 면적에 비해 상주인원이 적다. 그러나 한 구획의 면적이 검색 가능한 범위를 크게 초과하기 때문에, 대공간을 순차로 훑는 방식의 검색은 성립하지 않는다.</w:t>
+      </w:r>
+    </w:p>
+    <w:p>
+      <w:pPr>
+        <w:spacing w:after="120"/>
+        <w:jc w:val="both"/>
+      </w:pPr>
+      <w:r>
+        <w:rPr>
+          <w:rFonts w:ascii="맑은 고딕" w:cs="맑은 고딕" w:eastAsia="맑은 고딕" w:hAnsi="맑은 고딕"/>
+          <w:sz w:val="20"/>
+          <w:szCs w:val="20"/>
+        </w:rPr>
+        <w:t xml:space="preserve">미국의 소방관 방향상실 연구(Mora, 1979~2001년 순직사고 17건 분석)에서 대공간 상업시설의 방향상실 사고는 공통된 경과를 보인다. 개구부가 적은 밀폐형 구조에서 적극적 내부공격을 시작하고, 화점을 찾지 못한 채 시야가 완전히 사라지며, 상황이 악화되어 긴급 대피하는 과정에서 호스라인을 놓치거나 다른 라인과 엉켜 방향을 잃는다. 같은 연구의 후속 분석은 1990~2006년 구조물 화재 순직의 77%가 개구부가 부족한 밀폐형 구조에서 발생했다고 보고하고 있다. 방향을 잃은 지점이 진입구에서 멀지 않은 경우도 있었다. 깊이 들어가야만 방향을 잃는 것이 아니다.</w:t>
+      </w:r>
+    </w:p>
+    <w:p>
+      <w:pPr>
+        <w:spacing w:after="120"/>
+        <w:jc w:val="both"/>
+      </w:pPr>
+      <w:r>
+        <w:rPr>
+          <w:rFonts w:ascii="맑은 고딕" w:cs="맑은 고딕" w:eastAsia="맑은 고딕" w:hAnsi="맑은 고딕"/>
+          <w:sz w:val="20"/>
+          <w:szCs w:val="20"/>
+        </w:rPr>
+        <w:t xml:space="preserve">따라서 물류창고의 인명검색은 위치를 좁힌 뒤 좁혀진 구역만, 방향 기준선을 확보한 상태로 실시한다.</w:t>
+      </w:r>
+    </w:p>
+    <w:p>
+      <w:pPr>
+        <w:pStyle w:val="Heading3"/>
+        <w:spacing w:after="100" w:before="260"/>
+      </w:pPr>
+      <w:r>
+        <w:rPr>
+          <w:rFonts w:ascii="맑은 고딕" w:cs="맑은 고딕" w:eastAsia="맑은 고딕" w:hAnsi="맑은 고딕"/>
+          <w:b/>
+          <w:bCs/>
+          <w:sz w:val="22"/>
+          <w:szCs w:val="22"/>
+        </w:rPr>
+        <w:t xml:space="preserve">□ 검색 개시 판단</w:t>
+      </w:r>
+    </w:p>
+    <w:p>
+      <w:pPr>
+        <w:spacing w:after="60" w:before="180"/>
+      </w:pPr>
+      <w:r>
+        <w:rPr>
+          <w:rFonts w:ascii="맑은 고딕" w:cs="맑은 고딕" w:eastAsia="맑은 고딕" w:hAnsi="맑은 고딕"/>
+          <w:b/>
+          <w:bCs/>
+          <w:sz w:val="20"/>
+          <w:szCs w:val="20"/>
+        </w:rPr>
+        <w:t xml:space="preserve">개시 조건</w:t>
+      </w:r>
+    </w:p>
+    <w:p>
+      <w:pPr>
+        <w:spacing w:after="40" w:before="0"/>
+        <w:ind w:left="280" w:hanging="200"/>
+      </w:pPr>
+      <w:r>
+        <w:rPr>
+          <w:rFonts w:ascii="맑은 고딕" w:cs="맑은 고딕" w:eastAsia="맑은 고딕" w:hAnsi="맑은 고딕"/>
+          <w:sz w:val="20"/>
+          <w:szCs w:val="20"/>
+        </w:rPr>
+        <w:t xml:space="preserve">▪미귀환자 또는 소재 미확인자가 특정되었다</w:t>
+      </w:r>
+    </w:p>
+    <w:p>
+      <w:pPr>
+        <w:spacing w:after="40" w:before="0"/>
+        <w:ind w:left="280" w:hanging="200"/>
+      </w:pPr>
+      <w:r>
+        <w:rPr>
+          <w:rFonts w:ascii="맑은 고딕" w:cs="맑은 고딕" w:eastAsia="맑은 고딕" w:hAnsi="맑은 고딕"/>
+          <w:sz w:val="20"/>
+          <w:szCs w:val="20"/>
+        </w:rPr>
+        <w:t xml:space="preserve">▪해당 인원이 있을 수 있는 구역이 한정되었다</w:t>
+      </w:r>
+    </w:p>
+    <w:p>
+      <w:pPr>
+        <w:spacing w:after="40" w:before="0"/>
+        <w:ind w:left="280" w:hanging="200"/>
+      </w:pPr>
+      <w:r>
+        <w:rPr>
+          <w:rFonts w:ascii="맑은 고딕" w:cs="맑은 고딕" w:eastAsia="맑은 고딕" w:hAnsi="맑은 고딕"/>
+          <w:sz w:val="20"/>
+          <w:szCs w:val="20"/>
+        </w:rPr>
+        <w:t xml:space="preserve">▪그 구역까지의 진입경로와 퇴로가 확보되었다</w:t>
+      </w:r>
+    </w:p>
+    <w:p>
+      <w:pPr>
+        <w:spacing w:after="40" w:before="0"/>
+        <w:ind w:left="280" w:hanging="200"/>
+      </w:pPr>
+      <w:r>
+        <w:rPr>
+          <w:rFonts w:ascii="맑은 고딕" w:cs="맑은 고딕" w:eastAsia="맑은 고딕" w:hAnsi="맑은 고딕"/>
+          <w:sz w:val="20"/>
+          <w:szCs w:val="20"/>
+        </w:rPr>
+        <w:t xml:space="preserve">▪RIT와 백업팀이 배치되었다</w:t>
+      </w:r>
+    </w:p>
+    <w:p>
+      <w:pPr>
+        <w:spacing w:after="60" w:before="180"/>
+      </w:pPr>
+      <w:r>
+        <w:rPr>
+          <w:rFonts w:ascii="맑은 고딕" w:cs="맑은 고딕" w:eastAsia="맑은 고딕" w:hAnsi="맑은 고딕"/>
+          <w:b/>
+          <w:bCs/>
+          <w:sz w:val="20"/>
+          <w:szCs w:val="20"/>
+        </w:rPr>
+        <w:t xml:space="preserve">개시하지 않는 경우</w:t>
+      </w:r>
+    </w:p>
+    <w:p>
+      <w:pPr>
+        <w:spacing w:after="40" w:before="0"/>
+        <w:ind w:left="280" w:hanging="200"/>
+      </w:pPr>
+      <w:r>
+        <w:rPr>
+          <w:rFonts w:ascii="맑은 고딕" w:cs="맑은 고딕" w:eastAsia="맑은 고딕" w:hAnsi="맑은 고딕"/>
+          <w:sz w:val="20"/>
+          <w:szCs w:val="20"/>
+        </w:rPr>
+        <w:t xml:space="preserve">▪관계자 확인 결과 전원 대피가 확인되었다</w:t>
+      </w:r>
+    </w:p>
+    <w:p>
+      <w:pPr>
+        <w:spacing w:after="40" w:before="0"/>
+        <w:ind w:left="280" w:hanging="200"/>
+      </w:pPr>
+      <w:r>
+        <w:rPr>
+          <w:rFonts w:ascii="맑은 고딕" w:cs="맑은 고딕" w:eastAsia="맑은 고딕" w:hAnsi="맑은 고딕"/>
+          <w:sz w:val="20"/>
+          <w:szCs w:val="20"/>
+        </w:rPr>
+        <w:t xml:space="preserve">▪요구조자 위치를 특정할 수 없고 구역도 한정할 수 없다</w:t>
+      </w:r>
+    </w:p>
+    <w:p>
+      <w:pPr>
+        <w:spacing w:after="40" w:before="0"/>
+        <w:ind w:left="280" w:hanging="200"/>
+      </w:pPr>
+      <w:r>
+        <w:rPr>
+          <w:rFonts w:ascii="맑은 고딕" w:cs="맑은 고딕" w:eastAsia="맑은 고딕" w:hAnsi="맑은 고딕"/>
+          <w:sz w:val="20"/>
+          <w:szCs w:val="20"/>
+        </w:rPr>
+        <w:t xml:space="preserve">▪해당 구역이 즉시 철수조건에 해당한다</w:t>
+      </w:r>
+    </w:p>
+    <w:p>
+      <w:pPr>
+        <w:spacing w:after="120"/>
+        <w:jc w:val="both"/>
+      </w:pPr>
+      <w:r>
+        <w:rPr>
+          <w:rFonts w:ascii="맑은 고딕" w:cs="맑은 고딕" w:eastAsia="맑은 고딕" w:hAnsi="맑은 고딕"/>
+          <w:sz w:val="20"/>
+          <w:szCs w:val="20"/>
+        </w:rPr>
+        <w:t xml:space="preserve">확인되지 않은 재실 정보만으로 대공간 검색에 들어가서는 안 된다. 1999년 미국 우스터 냉동창고 화재에서는 이미 대피하여 건물에 없던 사람을 찾기 위해 검색에 들어간 소방대원 6명이 순직했다.</w:t>
+      </w:r>
+    </w:p>
+    <w:p>
+      <w:pPr>
+        <w:pStyle w:val="Heading3"/>
+        <w:spacing w:after="100" w:before="260"/>
+      </w:pPr>
+      <w:r>
+        <w:rPr>
+          <w:rFonts w:ascii="맑은 고딕" w:cs="맑은 고딕" w:eastAsia="맑은 고딕" w:hAnsi="맑은 고딕"/>
+          <w:b/>
+          <w:bCs/>
+          <w:sz w:val="22"/>
+          <w:szCs w:val="22"/>
+        </w:rPr>
+        <w:t xml:space="preserve">□ 검색 우선순위</w:t>
+      </w:r>
+    </w:p>
+    <w:p>
+      <w:pPr>
+        <w:spacing w:after="120"/>
+        <w:jc w:val="both"/>
+      </w:pPr>
+      <w:r>
+        <w:rPr>
+          <w:rFonts w:ascii="맑은 고딕" w:cs="맑은 고딕" w:eastAsia="맑은 고딕" w:hAnsi="맑은 고딕"/>
+          <w:sz w:val="20"/>
+          <w:szCs w:val="20"/>
+        </w:rPr>
+        <w:t xml:space="preserve">대형 물류창고 재실자의 발견 위치에 관한 국내 통계자료는 확인되지 않는다. 우선순위는 근거가 확인된 것만 수록하고, 나머지는 관계자 정보로 특정하여 지정한다.</w:t>
+      </w:r>
+    </w:p>
+    <w:p>
+      <w:pPr>
+        <w:spacing w:after="60" w:before="180"/>
+      </w:pPr>
+      <w:r>
+        <w:rPr>
+          <w:rFonts w:ascii="맑은 고딕" w:cs="맑은 고딕" w:eastAsia="맑은 고딕" w:hAnsi="맑은 고딕"/>
+          <w:b/>
+          <w:bCs/>
+          <w:sz w:val="20"/>
+          <w:szCs w:val="20"/>
+        </w:rPr>
+        <w:t xml:space="preserve">1순위 — 관계자 인원점검</w:t>
+      </w:r>
+    </w:p>
+    <w:p>
+      <w:pPr>
+        <w:spacing w:after="40" w:before="0"/>
+        <w:ind w:left="280" w:hanging="200"/>
+      </w:pPr>
+      <w:r>
+        <w:rPr>
+          <w:rFonts w:ascii="맑은 고딕" w:cs="맑은 고딕" w:eastAsia="맑은 고딕" w:hAnsi="맑은 고딕"/>
+          <w:sz w:val="20"/>
+          <w:szCs w:val="20"/>
+        </w:rPr>
+        <w:t xml:space="preserve">▪물류창고는 출입기록과 근무자 명부가 관리된다. 관계자와 함께 인원을 대조하는 것이 소방대 검색보다 빠르고 정확하다</w:t>
+      </w:r>
+    </w:p>
+    <w:p>
+      <w:pPr>
+        <w:spacing w:after="40" w:before="0"/>
+        <w:ind w:left="280" w:hanging="200"/>
+      </w:pPr>
+      <w:r>
+        <w:rPr>
+          <w:rFonts w:ascii="맑은 고딕" w:cs="맑은 고딕" w:eastAsia="맑은 고딕" w:hAnsi="맑은 고딕"/>
+          <w:sz w:val="20"/>
+          <w:szCs w:val="20"/>
+        </w:rPr>
+        <w:t xml:space="preserve">▪2021년 이천 물류센터 화재에서는 근무 중이던 직원 248명 전원이 자력 대피했고, 인원 확인은 소방대 검색이 아니라 관계자의 근무자 명부로 이루어졌다</w:t>
+      </w:r>
+    </w:p>
+    <w:p>
+      <w:pPr>
+        <w:spacing w:after="40" w:before="0"/>
+        <w:ind w:left="280" w:hanging="200"/>
+      </w:pPr>
+      <w:r>
+        <w:rPr>
+          <w:rFonts w:ascii="맑은 고딕" w:cs="맑은 고딕" w:eastAsia="맑은 고딕" w:hAnsi="맑은 고딕"/>
+          <w:sz w:val="20"/>
+          <w:szCs w:val="20"/>
+        </w:rPr>
+        <w:t xml:space="preserve">▪미확인자가 특정되면 그 사람의 근무위치를 관계자에게 확인한다. 검색구역을 좁히는 가장 신뢰할 수 있는 정보이다</w:t>
+      </w:r>
+    </w:p>
+    <w:p>
+      <w:pPr>
+        <w:spacing w:after="60" w:before="180"/>
+      </w:pPr>
+      <w:r>
+        <w:rPr>
+          <w:rFonts w:ascii="맑은 고딕" w:cs="맑은 고딕" w:eastAsia="맑은 고딕" w:hAnsi="맑은 고딕"/>
+          <w:b/>
+          <w:bCs/>
+          <w:sz w:val="20"/>
+          <w:szCs w:val="20"/>
+        </w:rPr>
+        <w:t xml:space="preserve">2순위 — 외벽 및 출구 인접부</w:t>
+      </w:r>
+    </w:p>
+    <w:p>
+      <w:pPr>
+        <w:spacing w:after="40" w:before="0"/>
+        <w:ind w:left="280" w:hanging="200"/>
+      </w:pPr>
+      <w:r>
+        <w:rPr>
+          <w:rFonts w:ascii="맑은 고딕" w:cs="맑은 고딕" w:eastAsia="맑은 고딕" w:hAnsi="맑은 고딕"/>
+          <w:sz w:val="20"/>
+          <w:szCs w:val="20"/>
+        </w:rPr>
+        <w:t xml:space="preserve">▪대공간에서 탈출을 시도한 사람은 방향을 잃은 뒤 벽을 만나 그 선을 따라 이동하게 되므로, 외벽 부근에서 발견될 가능성이 높다. 주거건물과 반대되는 특징이다</w:t>
+      </w:r>
+    </w:p>
+    <w:p>
+      <w:pPr>
+        <w:spacing w:after="40" w:before="0"/>
+        <w:ind w:left="280" w:hanging="200"/>
+      </w:pPr>
+      <w:r>
+        <w:rPr>
+          <w:rFonts w:ascii="맑은 고딕" w:cs="맑은 고딕" w:eastAsia="맑은 고딕" w:hAnsi="맑은 고딕"/>
+          <w:sz w:val="20"/>
+          <w:szCs w:val="20"/>
+        </w:rPr>
+        <w:t xml:space="preserve">▪2007년 미국 찰스턴 가구창고 화재(소방관 9명 순직)에서 구조된 재실자는 창고 뒤편에 고립되어 있었고, 소방대가 외벽에 구멍을 뚫어 반출하였다</w:t>
+      </w:r>
+    </w:p>
+    <w:p>
+      <w:pPr>
+        <w:spacing w:after="40" w:before="0"/>
+        <w:ind w:left="280" w:hanging="200"/>
+      </w:pPr>
+      <w:r>
+        <w:rPr>
+          <w:rFonts w:ascii="맑은 고딕" w:cs="맑은 고딕" w:eastAsia="맑은 고딕" w:hAnsi="맑은 고딕"/>
+          <w:sz w:val="20"/>
+          <w:szCs w:val="20"/>
+        </w:rPr>
+        <w:t xml:space="preserve">▪외벽을 따라 이동하며 확인하는 것이 건물 중앙부를 훑는 것보다 발견 가능성과 안전성이 모두 높다</w:t>
+      </w:r>
+    </w:p>
+    <w:p>
+      <w:pPr>
+        <w:spacing w:after="60" w:before="180"/>
+      </w:pPr>
+      <w:r>
+        <w:rPr>
+          <w:rFonts w:ascii="맑은 고딕" w:cs="맑은 고딕" w:eastAsia="맑은 고딕" w:hAnsi="맑은 고딕"/>
+          <w:b/>
+          <w:bCs/>
+          <w:sz w:val="20"/>
+          <w:szCs w:val="20"/>
+        </w:rPr>
+        <w:t xml:space="preserve">3순위 — 관계자가 지목한 근무위치</w:t>
+      </w:r>
+    </w:p>
+    <w:p>
+      <w:pPr>
+        <w:spacing w:after="40" w:before="0"/>
+        <w:ind w:left="280" w:hanging="200"/>
+      </w:pPr>
+      <w:r>
+        <w:rPr>
+          <w:rFonts w:ascii="맑은 고딕" w:cs="맑은 고딕" w:eastAsia="맑은 고딕" w:hAnsi="맑은 고딕"/>
+          <w:sz w:val="20"/>
+          <w:szCs w:val="20"/>
+        </w:rPr>
+        <w:t xml:space="preserve">▪관계자가 특정 인원의 근무위치를 지목하면 해당 구역을 검색한다</w:t>
+      </w:r>
+    </w:p>
+    <w:p>
+      <w:pPr>
+        <w:spacing w:after="40" w:before="0"/>
+        <w:ind w:left="280" w:hanging="200"/>
+      </w:pPr>
+      <w:r>
+        <w:rPr>
+          <w:rFonts w:ascii="맑은 고딕" w:cs="맑은 고딕" w:eastAsia="맑은 고딕" w:hAnsi="맑은 고딕"/>
+          <w:sz w:val="20"/>
+          <w:szCs w:val="20"/>
+        </w:rPr>
+        <w:t xml:space="preserve">▪지목이 없으면 검색하지 않는다. 위치를 특정하지 못한 대공간 검색은 실시하지 않는다</w:t>
+      </w:r>
+    </w:p>
+    <w:p>
+      <w:pPr>
+        <w:spacing w:after="60" w:before="180"/>
+      </w:pPr>
+      <w:r>
+        <w:rPr>
+          <w:rFonts w:ascii="맑은 고딕" w:cs="맑은 고딕" w:eastAsia="맑은 고딕" w:hAnsi="맑은 고딕"/>
+          <w:b/>
+          <w:bCs/>
+          <w:sz w:val="20"/>
+          <w:szCs w:val="20"/>
+        </w:rPr>
+        <w:t xml:space="preserve">외벽 절단 대비</w:t>
+      </w:r>
+    </w:p>
+    <w:p>
+      <w:pPr>
+        <w:spacing w:after="40" w:before="0"/>
+        <w:ind w:left="280" w:hanging="200"/>
+      </w:pPr>
+      <w:r>
+        <w:rPr>
+          <w:rFonts w:ascii="맑은 고딕" w:cs="맑은 고딕" w:eastAsia="맑은 고딕" w:hAnsi="맑은 고딕"/>
+          <w:sz w:val="20"/>
+          <w:szCs w:val="20"/>
+        </w:rPr>
+        <w:t xml:space="preserve">▪요구조자가 외벽 부근에 있고 진입경로가 길면 외부에서 외벽을 절단하여 반출하는 것이 더 빠르다</w:t>
+      </w:r>
+    </w:p>
+    <w:p>
+      <w:pPr>
+        <w:spacing w:after="40" w:before="0"/>
+        <w:ind w:left="280" w:hanging="200"/>
+      </w:pPr>
+      <w:r>
+        <w:rPr>
+          <w:rFonts w:ascii="맑은 고딕" w:cs="맑은 고딕" w:eastAsia="맑은 고딕" w:hAnsi="맑은 고딕"/>
+          <w:sz w:val="20"/>
+          <w:szCs w:val="20"/>
+        </w:rPr>
+        <w:t xml:space="preserve">▪금속 절단장비를 갖춘 대원을 외부에 대기시킨다. 샌드위치패널 외벽은 절단이 빠르지만 심재가 연소 중이면 절단면에서 화염이 나온다</w:t>
+      </w:r>
+    </w:p>
+    <w:p>
+      <w:pPr>
+        <w:pStyle w:val="Heading3"/>
+        <w:spacing w:after="100" w:before="260"/>
+      </w:pPr>
+      <w:r>
+        <w:rPr>
+          <w:rFonts w:ascii="맑은 고딕" w:cs="맑은 고딕" w:eastAsia="맑은 고딕" w:hAnsi="맑은 고딕"/>
+          <w:b/>
+          <w:bCs/>
+          <w:sz w:val="22"/>
+          <w:szCs w:val="22"/>
+        </w:rPr>
+        <w:t xml:space="preserve">□ 구역별 검색 시 주의사항</w:t>
+      </w:r>
+    </w:p>
+    <w:p>
+      <w:pPr>
+        <w:spacing w:after="120"/>
+        <w:jc w:val="both"/>
+      </w:pPr>
+      <w:r>
+        <w:rPr>
+          <w:rFonts w:ascii="맑은 고딕" w:cs="맑은 고딕" w:eastAsia="맑은 고딕" w:hAnsi="맑은 고딕"/>
+          <w:sz w:val="20"/>
+          <w:szCs w:val="20"/>
+        </w:rPr>
+        <w:t xml:space="preserve">아래는 우선순위가 아니라, 해당 구역을 검색하게 되었을 때의 위험요인이다.</w:t>
       </w:r>
     </w:p>
     <w:tbl>
@@ -15760,7 +16538,7 @@
                 <w:sz w:val="18"/>
                 <w:szCs w:val="18"/>
               </w:rPr>
-              <w:t xml:space="preserve">품목</w:t>
+              <w:t xml:space="preserve">구역</w:t>
             </w:r>
           </w:p>
         </w:tc>
@@ -15788,7 +16566,7 @@
                 <w:sz w:val="18"/>
                 <w:szCs w:val="18"/>
               </w:rPr>
-              <w:t xml:space="preserve">목적</w:t>
+              <w:t xml:space="preserve">주의사항</w:t>
             </w:r>
           </w:p>
         </w:tc>
@@ -15818,7 +16596,7 @@
                 <w:sz w:val="18"/>
                 <w:szCs w:val="18"/>
               </w:rPr>
-              <w:t xml:space="preserve">검색(유도)로프</w:t>
+              <w:t xml:space="preserve">메자닌·중층</w:t>
             </w:r>
           </w:p>
         </w:tc>
@@ -15843,7 +16621,7 @@
                 <w:sz w:val="18"/>
                 <w:szCs w:val="18"/>
               </w:rPr>
-              <w:t xml:space="preserve">진입구에 고정하여 복귀선을 확보한다. 대공간에서 유일하게 확실한 복귀수단이다</w:t>
+              <w:t xml:space="preserve">계단·램프 위치를 진입 전에 확인한다. 상층은 열과 연기가 먼저 축적된다. 개방된 층간 구조에서는 하층 상황 변화 시 상층 검색을 중단한다. 열화상카메라로는 바닥 구조의 안전성을 확인할 수 없다</w:t>
             </w:r>
           </w:p>
         </w:tc>
@@ -15873,7 +16651,7 @@
                 <w:sz w:val="18"/>
                 <w:szCs w:val="18"/>
               </w:rPr>
-              <w:t xml:space="preserve">개인로프</w:t>
+              <w:t xml:space="preserve">냉동·냉장 구획</w:t>
             </w:r>
           </w:p>
         </w:tc>
@@ -15898,7 +16676,7 @@
                 <w:sz w:val="18"/>
                 <w:szCs w:val="18"/>
               </w:rPr>
-              <w:t xml:space="preserve">유도로프에서 분기하여 좌우 확인 범위를 한정한다</w:t>
+              <w:t xml:space="preserve">단열 패널 심재에 은폐 연소가 진행될 수 있다. 문이 두껍고 내부에서 개방하지 못하는 구조가 있으며 무전도 잘 통하지 않는다. 문 앞에서 타격 후 응답을 확인하는 방법이 유효하다. 개방하면 구획이 해제되므로 관창을 준비하고 지휘부에 통보한 후 개방한다. 결빙·습기로 노면이 미끄럽고 시야가 제한된다. 암모니아 냉매 설비가 있으면 누출 여부를 먼저 확인한다</w:t>
             </w:r>
           </w:p>
         </w:tc>
@@ -15928,7 +16706,7 @@
                 <w:sz w:val="18"/>
                 <w:szCs w:val="18"/>
               </w:rPr>
-              <w:t xml:space="preserve">열화상카메라</w:t>
+              <w:t xml:space="preserve">자동화 보관설비</w:t>
             </w:r>
           </w:p>
         </w:tc>
@@ -15953,7 +16731,7 @@
                 <w:sz w:val="18"/>
                 <w:szCs w:val="18"/>
               </w:rPr>
-              <w:t xml:space="preserve">팀장이 보유. 대원을 보낼 구역을 사전 확인하고 대원 활동을 감시한다</w:t>
+              <w:t xml:space="preserve">진입 전 설비 비상정지와 전원차단을 관계자가 시행하고 소방대가 확인한다. 통로가 사람 통행용으로 설계되지 않아 중간 이탈이 불가능하다. 진입 경로로만 복귀한다</w:t>
             </w:r>
           </w:p>
         </w:tc>
@@ -15983,7 +16761,7 @@
                 <w:sz w:val="18"/>
                 <w:szCs w:val="18"/>
               </w:rPr>
-              <w:t xml:space="preserve">무전기</w:t>
+              <w:t xml:space="preserve">소구획·사무공간</w:t>
             </w:r>
           </w:p>
         </w:tc>
@@ -16008,7 +16786,7 @@
                 <w:sz w:val="18"/>
                 <w:szCs w:val="18"/>
               </w:rPr>
-              <w:t xml:space="preserve">팀장·관창수 각 1대. 대공간에서는 육성이 닿지 않는다</w:t>
+              <w:t xml:space="preserve">문을 순차로 개방하여 확인하고 확인한 문에 표시를 남긴다</w:t>
             </w:r>
           </w:p>
         </w:tc>
@@ -16038,7 +16816,7 @@
                 <w:sz w:val="18"/>
                 <w:szCs w:val="18"/>
               </w:rPr>
-              <w:t xml:space="preserve">진입구 고정 표시등</w:t>
+              <w:t xml:space="preserve">랙 통로</w:t>
             </w:r>
           </w:p>
         </w:tc>
@@ -16063,337 +16841,7 @@
                 <w:sz w:val="18"/>
                 <w:szCs w:val="18"/>
               </w:rPr>
-              <w:t xml:space="preserve">농연 속에서 진입구 위치를 알리는 표지</w:t>
-            </w:r>
-          </w:p>
-        </w:tc>
-      </w:tr>
-      <w:tr>
-        <w:trPr>
-          <w:tblHeader w:val="false"/>
-        </w:trPr>
-        <w:tc>
-          <w:tcPr>
-            <w:tcW w:type="dxa" w:w="4500"/>
-            <w:tcMar>
-              <w:top w:type="dxa" w:w="60"/>
-              <w:left w:type="dxa" w:w="100"/>
-              <w:bottom w:type="dxa" w:w="60"/>
-              <w:right w:type="dxa" w:w="100"/>
-            </w:tcMar>
-          </w:tcPr>
-          <w:p>
-            <w:pPr>
-              <w:spacing w:after="0" w:before="0"/>
-              <w:jc w:val="left"/>
-            </w:pPr>
-            <w:r>
-              <w:rPr>
-                <w:rFonts w:ascii="맑은 고딕" w:cs="맑은 고딕" w:eastAsia="맑은 고딕" w:hAnsi="맑은 고딕"/>
-                <w:sz w:val="18"/>
-                <w:szCs w:val="18"/>
-              </w:rPr>
-              <w:t xml:space="preserve">휴대조명</w:t>
-            </w:r>
-          </w:p>
-        </w:tc>
-        <w:tc>
-          <w:tcPr>
-            <w:tcW w:type="dxa" w:w="4500"/>
-            <w:tcMar>
-              <w:top w:type="dxa" w:w="60"/>
-              <w:left w:type="dxa" w:w="100"/>
-              <w:bottom w:type="dxa" w:w="60"/>
-              <w:right w:type="dxa" w:w="100"/>
-            </w:tcMar>
-          </w:tcPr>
-          <w:p>
-            <w:pPr>
-              <w:spacing w:after="0" w:before="0"/>
-              <w:jc w:val="left"/>
-            </w:pPr>
-            <w:r>
-              <w:rPr>
-                <w:rFonts w:ascii="맑은 고딕" w:cs="맑은 고딕" w:eastAsia="맑은 고딕" w:hAnsi="맑은 고딕"/>
-                <w:sz w:val="18"/>
-                <w:szCs w:val="18"/>
-              </w:rPr>
-              <w:t xml:space="preserve">대원별 개인 조명</w:t>
-            </w:r>
-          </w:p>
-        </w:tc>
-      </w:tr>
-      <w:tr>
-        <w:trPr>
-          <w:tblHeader w:val="false"/>
-        </w:trPr>
-        <w:tc>
-          <w:tcPr>
-            <w:tcW w:type="dxa" w:w="4500"/>
-            <w:tcMar>
-              <w:top w:type="dxa" w:w="60"/>
-              <w:left w:type="dxa" w:w="100"/>
-              <w:bottom w:type="dxa" w:w="60"/>
-              <w:right w:type="dxa" w:w="100"/>
-            </w:tcMar>
-          </w:tcPr>
-          <w:p>
-            <w:pPr>
-              <w:spacing w:after="0" w:before="0"/>
-              <w:jc w:val="left"/>
-            </w:pPr>
-            <w:r>
-              <w:rPr>
-                <w:rFonts w:ascii="맑은 고딕" w:cs="맑은 고딕" w:eastAsia="맑은 고딕" w:hAnsi="맑은 고딕"/>
-                <w:sz w:val="18"/>
-                <w:szCs w:val="18"/>
-              </w:rPr>
-              <w:t xml:space="preserve">파괴기구</w:t>
-            </w:r>
-          </w:p>
-        </w:tc>
-        <w:tc>
-          <w:tcPr>
-            <w:tcW w:type="dxa" w:w="4500"/>
-            <w:tcMar>
-              <w:top w:type="dxa" w:w="60"/>
-              <w:left w:type="dxa" w:w="100"/>
-              <w:bottom w:type="dxa" w:w="60"/>
-              <w:right w:type="dxa" w:w="100"/>
-            </w:tcMar>
-          </w:tcPr>
-          <w:p>
-            <w:pPr>
-              <w:spacing w:after="0" w:before="0"/>
-              <w:jc w:val="left"/>
-            </w:pPr>
-            <w:r>
-              <w:rPr>
-                <w:rFonts w:ascii="맑은 고딕" w:cs="맑은 고딕" w:eastAsia="맑은 고딕" w:hAnsi="맑은 고딕"/>
-                <w:sz w:val="18"/>
-                <w:szCs w:val="18"/>
-              </w:rPr>
-              <w:t xml:space="preserve">문·셔터·잠금장치 개방</w:t>
-            </w:r>
-          </w:p>
-        </w:tc>
-      </w:tr>
-      <w:tr>
-        <w:trPr>
-          <w:tblHeader w:val="false"/>
-        </w:trPr>
-        <w:tc>
-          <w:tcPr>
-            <w:tcW w:type="dxa" w:w="4500"/>
-            <w:tcMar>
-              <w:top w:type="dxa" w:w="60"/>
-              <w:left w:type="dxa" w:w="100"/>
-              <w:bottom w:type="dxa" w:w="60"/>
-              <w:right w:type="dxa" w:w="100"/>
-            </w:tcMar>
-          </w:tcPr>
-          <w:p>
-            <w:pPr>
-              <w:spacing w:after="0" w:before="0"/>
-              <w:jc w:val="left"/>
-            </w:pPr>
-            <w:r>
-              <w:rPr>
-                <w:rFonts w:ascii="맑은 고딕" w:cs="맑은 고딕" w:eastAsia="맑은 고딕" w:hAnsi="맑은 고딕"/>
-                <w:sz w:val="18"/>
-                <w:szCs w:val="18"/>
-              </w:rPr>
-              <w:t xml:space="preserve">금속 절단장비</w:t>
-            </w:r>
-          </w:p>
-        </w:tc>
-        <w:tc>
-          <w:tcPr>
-            <w:tcW w:type="dxa" w:w="4500"/>
-            <w:tcMar>
-              <w:top w:type="dxa" w:w="60"/>
-              <w:left w:type="dxa" w:w="100"/>
-              <w:bottom w:type="dxa" w:w="60"/>
-              <w:right w:type="dxa" w:w="100"/>
-            </w:tcMar>
-          </w:tcPr>
-          <w:p>
-            <w:pPr>
-              <w:spacing w:after="0" w:before="0"/>
-              <w:jc w:val="left"/>
-            </w:pPr>
-            <w:r>
-              <w:rPr>
-                <w:rFonts w:ascii="맑은 고딕" w:cs="맑은 고딕" w:eastAsia="맑은 고딕" w:hAnsi="맑은 고딕"/>
-                <w:sz w:val="18"/>
-                <w:szCs w:val="18"/>
-              </w:rPr>
-              <w:t xml:space="preserve">외부 대기. 외벽을 절단하여 반출하거나 비상 탈출구를 만든다</w:t>
-            </w:r>
-          </w:p>
-        </w:tc>
-      </w:tr>
-      <w:tr>
-        <w:trPr>
-          <w:tblHeader w:val="false"/>
-        </w:trPr>
-        <w:tc>
-          <w:tcPr>
-            <w:tcW w:type="dxa" w:w="4500"/>
-            <w:tcMar>
-              <w:top w:type="dxa" w:w="60"/>
-              <w:left w:type="dxa" w:w="100"/>
-              <w:bottom w:type="dxa" w:w="60"/>
-              <w:right w:type="dxa" w:w="100"/>
-            </w:tcMar>
-          </w:tcPr>
-          <w:p>
-            <w:pPr>
-              <w:spacing w:after="0" w:before="0"/>
-              <w:jc w:val="left"/>
-            </w:pPr>
-            <w:r>
-              <w:rPr>
-                <w:rFonts w:ascii="맑은 고딕" w:cs="맑은 고딕" w:eastAsia="맑은 고딕" w:hAnsi="맑은 고딕"/>
-                <w:sz w:val="18"/>
-                <w:szCs w:val="18"/>
-              </w:rPr>
-              <w:t xml:space="preserve">구조용 공기공급기</w:t>
-            </w:r>
-          </w:p>
-        </w:tc>
-        <w:tc>
-          <w:tcPr>
-            <w:tcW w:type="dxa" w:w="4500"/>
-            <w:tcMar>
-              <w:top w:type="dxa" w:w="60"/>
-              <w:left w:type="dxa" w:w="100"/>
-              <w:bottom w:type="dxa" w:w="60"/>
-              <w:right w:type="dxa" w:w="100"/>
-            </w:tcMar>
-          </w:tcPr>
-          <w:p>
-            <w:pPr>
-              <w:spacing w:after="0" w:before="0"/>
-              <w:jc w:val="left"/>
-            </w:pPr>
-            <w:r>
-              <w:rPr>
-                <w:rFonts w:ascii="맑은 고딕" w:cs="맑은 고딕" w:eastAsia="맑은 고딕" w:hAnsi="맑은 고딕"/>
-                <w:sz w:val="18"/>
-                <w:szCs w:val="18"/>
-              </w:rPr>
-              <w:t xml:space="preserve">요구조자 공기 공급</w:t>
-            </w:r>
-          </w:p>
-        </w:tc>
-      </w:tr>
-      <w:tr>
-        <w:trPr>
-          <w:tblHeader w:val="false"/>
-        </w:trPr>
-        <w:tc>
-          <w:tcPr>
-            <w:tcW w:type="dxa" w:w="4500"/>
-            <w:tcMar>
-              <w:top w:type="dxa" w:w="60"/>
-              <w:left w:type="dxa" w:w="100"/>
-              <w:bottom w:type="dxa" w:w="60"/>
-              <w:right w:type="dxa" w:w="100"/>
-            </w:tcMar>
-          </w:tcPr>
-          <w:p>
-            <w:pPr>
-              <w:spacing w:after="0" w:before="0"/>
-              <w:jc w:val="left"/>
-            </w:pPr>
-            <w:r>
-              <w:rPr>
-                <w:rFonts w:ascii="맑은 고딕" w:cs="맑은 고딕" w:eastAsia="맑은 고딕" w:hAnsi="맑은 고딕"/>
-                <w:sz w:val="18"/>
-                <w:szCs w:val="18"/>
-              </w:rPr>
-              <w:t xml:space="preserve">구조포·들것</w:t>
-            </w:r>
-          </w:p>
-        </w:tc>
-        <w:tc>
-          <w:tcPr>
-            <w:tcW w:type="dxa" w:w="4500"/>
-            <w:tcMar>
-              <w:top w:type="dxa" w:w="60"/>
-              <w:left w:type="dxa" w:w="100"/>
-              <w:bottom w:type="dxa" w:w="60"/>
-              <w:right w:type="dxa" w:w="100"/>
-            </w:tcMar>
-          </w:tcPr>
-          <w:p>
-            <w:pPr>
-              <w:spacing w:after="0" w:before="0"/>
-              <w:jc w:val="left"/>
-            </w:pPr>
-            <w:r>
-              <w:rPr>
-                <w:rFonts w:ascii="맑은 고딕" w:cs="맑은 고딕" w:eastAsia="맑은 고딕" w:hAnsi="맑은 고딕"/>
-                <w:sz w:val="18"/>
-                <w:szCs w:val="18"/>
-              </w:rPr>
-              <w:t xml:space="preserve">반출</w:t>
-            </w:r>
-          </w:p>
-        </w:tc>
-      </w:tr>
-      <w:tr>
-        <w:trPr>
-          <w:tblHeader w:val="false"/>
-        </w:trPr>
-        <w:tc>
-          <w:tcPr>
-            <w:tcW w:type="dxa" w:w="4500"/>
-            <w:tcMar>
-              <w:top w:type="dxa" w:w="60"/>
-              <w:left w:type="dxa" w:w="100"/>
-              <w:bottom w:type="dxa" w:w="60"/>
-              <w:right w:type="dxa" w:w="100"/>
-            </w:tcMar>
-          </w:tcPr>
-          <w:p>
-            <w:pPr>
-              <w:spacing w:after="0" w:before="0"/>
-              <w:jc w:val="left"/>
-            </w:pPr>
-            <w:r>
-              <w:rPr>
-                <w:rFonts w:ascii="맑은 고딕" w:cs="맑은 고딕" w:eastAsia="맑은 고딕" w:hAnsi="맑은 고딕"/>
-                <w:sz w:val="18"/>
-                <w:szCs w:val="18"/>
-              </w:rPr>
-              <w:t xml:space="preserve">표시용구</w:t>
-            </w:r>
-          </w:p>
-        </w:tc>
-        <w:tc>
-          <w:tcPr>
-            <w:tcW w:type="dxa" w:w="4500"/>
-            <w:tcMar>
-              <w:top w:type="dxa" w:w="60"/>
-              <w:left w:type="dxa" w:w="100"/>
-              <w:bottom w:type="dxa" w:w="60"/>
-              <w:right w:type="dxa" w:w="100"/>
-            </w:tcMar>
-          </w:tcPr>
-          <w:p>
-            <w:pPr>
-              <w:spacing w:after="0" w:before="0"/>
-              <w:jc w:val="left"/>
-            </w:pPr>
-            <w:r>
-              <w:rPr>
-                <w:rFonts w:ascii="맑은 고딕" w:cs="맑은 고딕" w:eastAsia="맑은 고딕" w:hAnsi="맑은 고딕"/>
-                <w:sz w:val="18"/>
-                <w:szCs w:val="18"/>
-              </w:rPr>
-              <w:t xml:space="preserve">검색 완료 구역 표시</w:t>
+              <w:t xml:space="preserve">랙이 붕괴하면 퇴로가 끊긴다. 통로 길이가 50~100m에 이르므로 진입 전 공기 잔량을 확인한다</w:t>
             </w:r>
           </w:p>
         </w:tc>
@@ -16415,91 +16863,26 @@
     </w:p>
     <w:p>
       <w:pPr>
-        <w:spacing w:after="60" w:before="180"/>
-      </w:pPr>
-      <w:r>
-        <w:rPr>
-          <w:rFonts w:ascii="맑은 고딕" w:cs="맑은 고딕" w:eastAsia="맑은 고딕" w:hAnsi="맑은 고딕"/>
-          <w:b/>
-          <w:bCs/>
-          <w:sz w:val="20"/>
-          <w:szCs w:val="20"/>
-        </w:rPr>
-        <w:t xml:space="preserve">유도로프 운용</w:t>
-      </w:r>
-    </w:p>
-    <w:p>
-      <w:pPr>
-        <w:spacing w:after="40" w:before="0"/>
-        <w:ind w:left="280" w:hanging="200"/>
-      </w:pPr>
-      <w:r>
-        <w:rPr>
-          <w:rFonts w:ascii="맑은 고딕" w:cs="맑은 고딕" w:eastAsia="맑은 고딕" w:hAnsi="맑은 고딕"/>
-          <w:sz w:val="20"/>
-          <w:szCs w:val="20"/>
-        </w:rPr>
-        <w:t xml:space="preserve">▪규격은 관서 단위로 통일한다. 길이·굵기·표식 간격이 팀마다 다르면 다른 팀의 로프를 만났을 때 방향과 거리를 판단할 수 없다. 국외 자료에서도 규격 자체보다 통일 여부를 더 중요하게 다룬다</w:t>
-      </w:r>
-    </w:p>
-    <w:p>
-      <w:pPr>
-        <w:spacing w:after="40" w:before="0"/>
-        <w:ind w:left="280" w:hanging="200"/>
-      </w:pPr>
-      <w:r>
-        <w:rPr>
-          <w:rFonts w:ascii="맑은 고딕" w:cs="맑은 고딕" w:eastAsia="맑은 고딕" w:hAnsi="맑은 고딕"/>
-          <w:sz w:val="20"/>
-          <w:szCs w:val="20"/>
-        </w:rPr>
-        <w:t xml:space="preserve">▪권장 기준 — 굵기 8mm 이상, 60m 또는 100m 단위, 5m마다 장갑을 낀 손으로 만져 구분되는 표식을 두되 </w:t>
-      </w:r>
-      <w:r>
-        <w:rPr>
-          <w:rFonts w:ascii="맑은 고딕" w:cs="맑은 고딕" w:eastAsia="맑은 고딕" w:hAnsi="맑은 고딕"/>
-          <w:b/>
-          <w:bCs/>
-          <w:sz w:val="20"/>
-          <w:szCs w:val="20"/>
-        </w:rPr>
-        <w:t xml:space="preserve">진입 방향과 탈출 방향이 표식만으로 구분되도록</w:t>
-      </w:r>
-      <w:r>
-        <w:rPr>
-          <w:rFonts w:ascii="맑은 고딕" w:cs="맑은 고딕" w:eastAsia="맑은 고딕" w:hAnsi="맑은 고딕"/>
-          <w:sz w:val="20"/>
-          <w:szCs w:val="20"/>
-        </w:rPr>
-        <w:t xml:space="preserve"> 한다(예: 매듭 1개는 진입구 쪽, 2개는 화점 쪽)</w:t>
-      </w:r>
-    </w:p>
-    <w:p>
-      <w:pPr>
-        <w:spacing w:after="40" w:before="0"/>
-        <w:ind w:left="280" w:hanging="200"/>
-      </w:pPr>
-      <w:r>
-        <w:rPr>
-          <w:rFonts w:ascii="맑은 고딕" w:cs="맑은 고딕" w:eastAsia="맑은 고딕" w:hAnsi="맑은 고딕"/>
-          <w:sz w:val="20"/>
-          <w:szCs w:val="20"/>
-        </w:rPr>
-        <w:t xml:space="preserve">▪로프 끝에 소속 팀 표시를 부착한다</w:t>
-      </w:r>
-    </w:p>
-    <w:p>
-      <w:pPr>
-        <w:spacing w:after="40" w:before="0"/>
-        <w:ind w:left="280" w:hanging="200"/>
-      </w:pPr>
-      <w:r>
-        <w:rPr>
-          <w:rFonts w:ascii="맑은 고딕" w:cs="맑은 고딕" w:eastAsia="맑은 고딕" w:hAnsi="맑은 고딕"/>
-          <w:sz w:val="20"/>
-          <w:szCs w:val="20"/>
-        </w:rPr>
-        <w:t xml:space="preserve">▪진입구에 진입 통제 담당을 배치한다. 진입시각과 공기량을 기록하고, 로프가 부족하면 추가 로프를 연결한다</w:t>
+        <w:spacing w:after="120"/>
+        <w:jc w:val="both"/>
+      </w:pPr>
+      <w:r>
+        <w:rPr>
+          <w:rFonts w:ascii="맑은 고딕" w:cs="맑은 고딕" w:eastAsia="맑은 고딕" w:hAnsi="맑은 고딕"/>
+          <w:b/>
+          <w:bCs/>
+          <w:sz w:val="20"/>
+          <w:szCs w:val="20"/>
+        </w:rPr>
+        <w:t xml:space="preserve">[사전대응계획 반영]</w:t>
+      </w:r>
+      <w:r>
+        <w:rPr>
+          <w:rFonts w:ascii="맑은 고딕" w:cs="맑은 고딕" w:eastAsia="맑은 고딕" w:hAnsi="맑은 고딕"/>
+          <w:sz w:val="20"/>
+          <w:szCs w:val="20"/>
+        </w:rPr>
+        <w:t xml:space="preserve"> — 냉동·냉장 구획과 자동화 보관설비의 진입 절차는 시설마다 다르다. 현지조사에서 비상정지 스위치 위치, 구획 문의 내부 개방 가능 여부, 냉매 종류와 차단밸브 위치를 확인하여 시설별 사전대응계획에 수록한다.</w:t>
       </w:r>
     </w:p>
     <w:p>
@@ -16515,7 +16898,7 @@
           <w:sz w:val="22"/>
           <w:szCs w:val="22"/>
         </w:rPr>
-        <w:t xml:space="preserve">□ 검색방법 ① 외벽 기준 검색</w:t>
+        <w:t xml:space="preserve">□ 검색장비 편성</w:t>
       </w:r>
     </w:p>
     <w:p>
@@ -16529,1489 +16912,7 @@
           <w:sz w:val="20"/>
           <w:szCs w:val="20"/>
         </w:rPr>
-        <w:t xml:space="preserve">대형 물류창고에서 우선 적용하는 방법이다.</w:t>
-      </w:r>
-    </w:p>
-    <w:p>
-      <w:pPr>
-        <w:spacing w:after="40" w:before="0"/>
-        <w:ind w:left="280" w:hanging="200"/>
-      </w:pPr>
-      <w:r>
-        <w:rPr>
-          <w:rFonts w:ascii="맑은 고딕" w:cs="맑은 고딕" w:eastAsia="맑은 고딕" w:hAnsi="맑은 고딕"/>
-          <w:sz w:val="20"/>
-          <w:szCs w:val="20"/>
-        </w:rPr>
-        <w:t xml:space="preserve">▪팀이 외벽을 기준선으로 삼아 이동하며, 벽면에서 통로 안쪽으로 짧게 진입해 확인한 후 다시 벽으로 복귀한다</w:t>
-      </w:r>
-    </w:p>
-    <w:p>
-      <w:pPr>
-        <w:spacing w:after="40" w:before="0"/>
-        <w:ind w:left="280" w:hanging="200"/>
-      </w:pPr>
-      <w:r>
-        <w:rPr>
-          <w:rFonts w:ascii="맑은 고딕" w:cs="맑은 고딕" w:eastAsia="맑은 고딕" w:hAnsi="맑은 고딕"/>
-          <w:sz w:val="20"/>
-          <w:szCs w:val="20"/>
-        </w:rPr>
-        <w:t xml:space="preserve">▪외벽은 대공간에서 유일하게 확실한 방향 기준이며, 동시에 재실자가 발견될 가능성이 가장 높은 위치이다</w:t>
-      </w:r>
-    </w:p>
-    <w:p>
-      <w:pPr>
-        <w:spacing w:after="40" w:before="0"/>
-        <w:ind w:left="280" w:hanging="200"/>
-      </w:pPr>
-      <w:r>
-        <w:rPr>
-          <w:rFonts w:ascii="맑은 고딕" w:cs="맑은 고딕" w:eastAsia="맑은 고딕" w:hAnsi="맑은 고딕"/>
-          <w:sz w:val="20"/>
-          <w:szCs w:val="20"/>
-        </w:rPr>
-        <w:t xml:space="preserve">▪벽에서 떨어지는 거리는 음성이 닿는 범위로 제한한다</w:t>
-      </w:r>
-    </w:p>
-    <w:p>
-      <w:pPr>
-        <w:spacing w:after="40" w:before="0"/>
-        <w:ind w:left="280" w:hanging="200"/>
-      </w:pPr>
-      <w:r>
-        <w:rPr>
-          <w:rFonts w:ascii="맑은 고딕" w:cs="맑은 고딕" w:eastAsia="맑은 고딕" w:hAnsi="맑은 고딕"/>
-          <w:sz w:val="20"/>
-          <w:szCs w:val="20"/>
-        </w:rPr>
-        <w:t xml:space="preserve">▪스프링클러 작동으로 흰 연기가 차 있고 발밑이 보이는 상태라면 이 방법이 가장 효율적이다. 발밑이 보이지 않으면 자세를 낮춘다</w:t>
-      </w:r>
-    </w:p>
-    <w:p>
-      <w:pPr>
-        <w:pStyle w:val="Heading3"/>
-        <w:spacing w:after="100" w:before="260"/>
-      </w:pPr>
-      <w:r>
-        <w:rPr>
-          <w:rFonts w:ascii="맑은 고딕" w:cs="맑은 고딕" w:eastAsia="맑은 고딕" w:hAnsi="맑은 고딕"/>
-          <w:b/>
-          <w:bCs/>
-          <w:sz w:val="22"/>
-          <w:szCs w:val="22"/>
-        </w:rPr>
-        <w:t xml:space="preserve">□ 검색방법 ② 유도로프 검색</w:t>
-      </w:r>
-    </w:p>
-    <w:p>
-      <w:pPr>
-        <w:spacing w:after="120"/>
-        <w:jc w:val="both"/>
-      </w:pPr>
-      <w:r>
-        <w:rPr>
-          <w:rFonts w:ascii="맑은 고딕" w:cs="맑은 고딕" w:eastAsia="맑은 고딕" w:hAnsi="맑은 고딕"/>
-          <w:sz w:val="20"/>
-          <w:szCs w:val="20"/>
-        </w:rPr>
-        <w:t xml:space="preserve">외벽에서 떨어진 구역을 검색해야 할 때 적용한다.</w:t>
-      </w:r>
-    </w:p>
-    <w:p>
-      <w:pPr>
-        <w:spacing w:after="40" w:before="0"/>
-        <w:ind w:left="280" w:hanging="200"/>
-      </w:pPr>
-      <w:r>
-        <w:rPr>
-          <w:rFonts w:ascii="맑은 고딕" w:cs="맑은 고딕" w:eastAsia="맑은 고딕" w:hAnsi="맑은 고딕"/>
-          <w:sz w:val="20"/>
-          <w:szCs w:val="20"/>
-        </w:rPr>
-        <w:t xml:space="preserve">▪팀장이 유도로프를 전개하며 전진하고, 대원은 개인로프로 유도로프에 연결하여 좌우를 확인한다</w:t>
-      </w:r>
-    </w:p>
-    <w:p>
-      <w:pPr>
-        <w:spacing w:after="40" w:before="0"/>
-        <w:ind w:left="280" w:hanging="200"/>
-      </w:pPr>
-      <w:r>
-        <w:rPr>
-          <w:rFonts w:ascii="맑은 고딕" w:cs="맑은 고딕" w:eastAsia="맑은 고딕" w:hAnsi="맑은 고딕"/>
-          <w:sz w:val="20"/>
-          <w:szCs w:val="20"/>
-        </w:rPr>
-        <w:t xml:space="preserve">▪대원은 유도로프의 한쪽 방향으로만 활동한다. 양쪽으로 나가면 로프가 교차하여 엉킨다</w:t>
-      </w:r>
-    </w:p>
-    <w:p>
-      <w:pPr>
-        <w:spacing w:after="40" w:before="0"/>
-        <w:ind w:left="280" w:hanging="200"/>
-      </w:pPr>
-      <w:r>
-        <w:rPr>
-          <w:rFonts w:ascii="맑은 고딕" w:cs="맑은 고딕" w:eastAsia="맑은 고딕" w:hAnsi="맑은 고딕"/>
-          <w:sz w:val="20"/>
-          <w:szCs w:val="20"/>
-        </w:rPr>
-        <w:t xml:space="preserve">▪로프를 전개할 때는 방향이 바뀔 때마다 새로 기준을 잡는다. 고정 → 방향 결정 → 전개의 반복이다</w:t>
-      </w:r>
-    </w:p>
-    <w:p>
-      <w:pPr>
-        <w:pStyle w:val="Heading3"/>
-        <w:spacing w:after="100" w:before="260"/>
-      </w:pPr>
-      <w:r>
-        <w:rPr>
-          <w:rFonts w:ascii="맑은 고딕" w:cs="맑은 고딕" w:eastAsia="맑은 고딕" w:hAnsi="맑은 고딕"/>
-          <w:b/>
-          <w:bCs/>
-          <w:sz w:val="22"/>
-          <w:szCs w:val="22"/>
-        </w:rPr>
-        <w:t xml:space="preserve">□ 검색방법 ③ 호스라인 기준 검색</w:t>
-      </w:r>
-    </w:p>
-    <w:p>
-      <w:pPr>
-        <w:spacing w:after="120"/>
-        <w:jc w:val="both"/>
-      </w:pPr>
-      <w:r>
-        <w:rPr>
-          <w:rFonts w:ascii="맑은 고딕" w:cs="맑은 고딕" w:eastAsia="맑은 고딕" w:hAnsi="맑은 고딕"/>
-          <w:sz w:val="20"/>
-          <w:szCs w:val="20"/>
-        </w:rPr>
-        <w:t xml:space="preserve">호스라인을 방향 기준선으로 삼는 방법이다.</w:t>
-      </w:r>
-    </w:p>
-    <w:p>
-      <w:pPr>
-        <w:spacing w:after="40" w:before="0"/>
-        <w:ind w:left="280" w:hanging="200"/>
-      </w:pPr>
-      <w:r>
-        <w:rPr>
-          <w:rFonts w:ascii="맑은 고딕" w:cs="맑은 고딕" w:eastAsia="맑은 고딕" w:hAnsi="맑은 고딕"/>
-          <w:sz w:val="20"/>
-          <w:szCs w:val="20"/>
-        </w:rPr>
-        <w:t xml:space="preserve">▪호스는 항상 존재하고 엄호수단을 겸하므로 기본 기준선이 된다</w:t>
-      </w:r>
-    </w:p>
-    <w:p>
-      <w:pPr>
-        <w:spacing w:after="40" w:before="0"/>
-        <w:ind w:left="280" w:hanging="200"/>
-      </w:pPr>
-      <w:r>
-        <w:rPr>
-          <w:rFonts w:ascii="맑은 고딕" w:cs="맑은 고딕" w:eastAsia="맑은 고딕" w:hAnsi="맑은 고딕"/>
-          <w:sz w:val="20"/>
-          <w:szCs w:val="20"/>
-        </w:rPr>
-        <w:t xml:space="preserve">▪검색팀은 호스라인에서 벗어나더라도 음성이 닿는 범위 안에서 활동한다</w:t>
-      </w:r>
-    </w:p>
-    <w:p>
-      <w:pPr>
-        <w:spacing w:after="40" w:before="0"/>
-        <w:ind w:left="280" w:hanging="200"/>
-      </w:pPr>
-      <w:r>
-        <w:rPr>
-          <w:rFonts w:ascii="맑은 고딕" w:cs="맑은 고딕" w:eastAsia="맑은 고딕" w:hAnsi="맑은 고딕"/>
-          <w:sz w:val="20"/>
-          <w:szCs w:val="20"/>
-        </w:rPr>
-        <w:t xml:space="preserve">▪호스라인만으로는 충분하지 않다. 방향상실 사고의 가장 흔한 원인이 호스라인 이탈과 다른 라인과의 혼동이었다. 라인이 여러 개일 때는 유도로프를 병행한다</w:t>
-      </w:r>
-    </w:p>
-    <w:p>
-      <w:pPr>
-        <w:pStyle w:val="Heading3"/>
-        <w:spacing w:after="100" w:before="260"/>
-      </w:pPr>
-      <w:r>
-        <w:rPr>
-          <w:rFonts w:ascii="맑은 고딕" w:cs="맑은 고딕" w:eastAsia="맑은 고딕" w:hAnsi="맑은 고딕"/>
-          <w:b/>
-          <w:bCs/>
-          <w:sz w:val="22"/>
-          <w:szCs w:val="22"/>
-        </w:rPr>
-        <w:t xml:space="preserve">□ 검색방법 ④ 팀 단위 전진 검색</w:t>
-      </w:r>
-    </w:p>
-    <w:p>
-      <w:pPr>
-        <w:spacing w:after="120"/>
-        <w:jc w:val="both"/>
-      </w:pPr>
-      <w:r>
-        <w:rPr>
-          <w:rFonts w:ascii="맑은 고딕" w:cs="맑은 고딕" w:eastAsia="맑은 고딕" w:hAnsi="맑은 고딕"/>
-          <w:sz w:val="20"/>
-          <w:szCs w:val="20"/>
-        </w:rPr>
-        <w:t xml:space="preserve">넓은 구역을 팀 전체가 함께 이동하며 검색하는 방법이다.</w:t>
-      </w:r>
-    </w:p>
-    <w:p>
-      <w:pPr>
-        <w:spacing w:after="40" w:before="0"/>
-        <w:ind w:left="280" w:hanging="200"/>
-      </w:pPr>
-      <w:r>
-        <w:rPr>
-          <w:rFonts w:ascii="맑은 고딕" w:cs="맑은 고딕" w:eastAsia="맑은 고딕" w:hAnsi="맑은 고딕"/>
-          <w:sz w:val="20"/>
-          <w:szCs w:val="20"/>
-        </w:rPr>
-        <w:t xml:space="preserve">▪팀장이 20~25m 단위로 전진하고 그 지점에서 정지한다</w:t>
-      </w:r>
-    </w:p>
-    <w:p>
-      <w:pPr>
-        <w:spacing w:after="40" w:before="0"/>
-        <w:ind w:left="280" w:hanging="200"/>
-      </w:pPr>
-      <w:r>
-        <w:rPr>
-          <w:rFonts w:ascii="맑은 고딕" w:cs="맑은 고딕" w:eastAsia="맑은 고딕" w:hAnsi="맑은 고딕"/>
-          <w:sz w:val="20"/>
-          <w:szCs w:val="20"/>
-        </w:rPr>
-        <w:t xml:space="preserve">▪대원은 개인로프가 팽팽해질 때까지 좌우로 반원을 그리며 확인한다</w:t>
-      </w:r>
-    </w:p>
-    <w:p>
-      <w:pPr>
-        <w:spacing w:after="40" w:before="0"/>
-        <w:ind w:left="280" w:hanging="200"/>
-      </w:pPr>
-      <w:r>
-        <w:rPr>
-          <w:rFonts w:ascii="맑은 고딕" w:cs="맑은 고딕" w:eastAsia="맑은 고딕" w:hAnsi="맑은 고딕"/>
-          <w:sz w:val="20"/>
-          <w:szCs w:val="20"/>
-        </w:rPr>
-        <w:t xml:space="preserve">▪확인이 끝나면 전원이 팀장 위치로 재집결한 후 다시 전진한다</w:t>
-      </w:r>
-    </w:p>
-    <w:p>
-      <w:pPr>
-        <w:spacing w:after="40" w:before="0"/>
-        <w:ind w:left="280" w:hanging="200"/>
-      </w:pPr>
-      <w:r>
-        <w:rPr>
-          <w:rFonts w:ascii="맑은 고딕" w:cs="맑은 고딕" w:eastAsia="맑은 고딕" w:hAnsi="맑은 고딕"/>
-          <w:sz w:val="20"/>
-          <w:szCs w:val="20"/>
-        </w:rPr>
-        <w:t xml:space="preserve">▪20~25m마다 인원이 모이므로 인원확인이 자동으로 이루어진다</w:t>
-      </w:r>
-    </w:p>
-    <w:p>
-      <w:pPr>
-        <w:pStyle w:val="Heading3"/>
-        <w:spacing w:after="100" w:before="260"/>
-      </w:pPr>
-      <w:r>
-        <w:rPr>
-          <w:rFonts w:ascii="맑은 고딕" w:cs="맑은 고딕" w:eastAsia="맑은 고딕" w:hAnsi="맑은 고딕"/>
-          <w:b/>
-          <w:bCs/>
-          <w:sz w:val="22"/>
-          <w:szCs w:val="22"/>
-        </w:rPr>
-        <w:t xml:space="preserve">□ 열화상카메라를 이용한 검색</w:t>
-      </w:r>
-    </w:p>
-    <w:p>
-      <w:pPr>
-        <w:spacing w:after="60" w:before="180"/>
-      </w:pPr>
-      <w:r>
-        <w:rPr>
-          <w:rFonts w:ascii="맑은 고딕" w:cs="맑은 고딕" w:eastAsia="맑은 고딕" w:hAnsi="맑은 고딕"/>
-          <w:b/>
-          <w:bCs/>
-          <w:sz w:val="20"/>
-          <w:szCs w:val="20"/>
-        </w:rPr>
-        <w:t xml:space="preserve">진입 전 개구부 주사</w:t>
-      </w:r>
-    </w:p>
-    <w:p>
-      <w:pPr>
-        <w:spacing w:after="40" w:before="0"/>
-        <w:ind w:left="280" w:hanging="200"/>
-      </w:pPr>
-      <w:r>
-        <w:rPr>
-          <w:rFonts w:ascii="맑은 고딕" w:cs="맑은 고딕" w:eastAsia="맑은 고딕" w:hAnsi="맑은 고딕"/>
-          <w:sz w:val="20"/>
-          <w:szCs w:val="20"/>
-        </w:rPr>
-        <w:t xml:space="preserve">▪진입구에서 정지한 상태로 먼저 주사한 뒤 전진한다. 이동하면서 주사하지 않는다</w:t>
-      </w:r>
-    </w:p>
-    <w:p>
-      <w:pPr>
-        <w:spacing w:after="40" w:before="0"/>
-        <w:ind w:left="280" w:hanging="200"/>
-      </w:pPr>
-      <w:r>
-        <w:rPr>
-          <w:rFonts w:ascii="맑은 고딕" w:cs="맑은 고딕" w:eastAsia="맑은 고딕" w:hAnsi="맑은 고딕"/>
-          <w:sz w:val="20"/>
-          <w:szCs w:val="20"/>
-        </w:rPr>
-        <w:t xml:space="preserve">▪주사 순서를 정한다. 바닥 → 벽면 → 천장부의 순으로 좌우를 훑으면 누락이 적다</w:t>
-      </w:r>
-    </w:p>
-    <w:p>
-      <w:pPr>
-        <w:spacing w:after="40" w:before="0"/>
-        <w:ind w:left="280" w:hanging="200"/>
-      </w:pPr>
-      <w:r>
-        <w:rPr>
-          <w:rFonts w:ascii="맑은 고딕" w:cs="맑은 고딕" w:eastAsia="맑은 고딕" w:hAnsi="맑은 고딕"/>
-          <w:sz w:val="20"/>
-          <w:szCs w:val="20"/>
-        </w:rPr>
-        <w:t xml:space="preserve">▪이 주사로 확인할 것은 화점 방향, 연기층 높이, 장애물, 그리고 되돌아 나올 때 기준이 될 지형지물이다</w:t>
-      </w:r>
-    </w:p>
-    <w:p>
-      <w:pPr>
-        <w:spacing w:after="60" w:before="180"/>
-      </w:pPr>
-      <w:r>
-        <w:rPr>
-          <w:rFonts w:ascii="맑은 고딕" w:cs="맑은 고딕" w:eastAsia="맑은 고딕" w:hAnsi="맑은 고딕"/>
-          <w:b/>
-          <w:bCs/>
-          <w:sz w:val="20"/>
-          <w:szCs w:val="20"/>
-        </w:rPr>
-        <w:t xml:space="preserve">전진 중 운용</w:t>
-      </w:r>
-    </w:p>
-    <w:p>
-      <w:pPr>
-        <w:spacing w:after="40" w:before="0"/>
-        <w:ind w:left="280" w:hanging="200"/>
-      </w:pPr>
-      <w:r>
-        <w:rPr>
-          <w:rFonts w:ascii="맑은 고딕" w:cs="맑은 고딕" w:eastAsia="맑은 고딕" w:hAnsi="맑은 고딕"/>
-          <w:sz w:val="20"/>
-          <w:szCs w:val="20"/>
-        </w:rPr>
-        <w:t xml:space="preserve">▪이동 중에는 화면을 보지 않는다. 정지 → 주사 → 화면에서 눈을 떼고 이동의 반복으로 운용한다</w:t>
-      </w:r>
-    </w:p>
-    <w:p>
-      <w:pPr>
-        <w:spacing w:after="40" w:before="0"/>
-        <w:ind w:left="280" w:hanging="200"/>
-      </w:pPr>
-      <w:r>
-        <w:rPr>
-          <w:rFonts w:ascii="맑은 고딕" w:cs="맑은 고딕" w:eastAsia="맑은 고딕" w:hAnsi="맑은 고딕"/>
-          <w:sz w:val="20"/>
-          <w:szCs w:val="20"/>
-        </w:rPr>
-        <w:t xml:space="preserve">▪카메라는 천천히 움직인다. 빠르게 돌리면 영상이 뭉개진다</w:t>
-      </w:r>
-    </w:p>
-    <w:p>
-      <w:pPr>
-        <w:spacing w:after="40" w:before="0"/>
-        <w:ind w:left="280" w:hanging="200"/>
-      </w:pPr>
-      <w:r>
-        <w:rPr>
-          <w:rFonts w:ascii="맑은 고딕" w:cs="맑은 고딕" w:eastAsia="맑은 고딕" w:hAnsi="맑은 고딕"/>
-          <w:sz w:val="20"/>
-          <w:szCs w:val="20"/>
-        </w:rPr>
-        <w:t xml:space="preserve">▪렌즈에 수분과 분진이 묻으면 화질이 급격히 떨어진다. 주기적으로 닦는다</w:t>
-      </w:r>
-    </w:p>
-    <w:p>
-      <w:pPr>
-        <w:spacing w:after="40" w:before="0"/>
-        <w:ind w:left="280" w:hanging="200"/>
-      </w:pPr>
-      <w:r>
-        <w:rPr>
-          <w:rFonts w:ascii="맑은 고딕" w:cs="맑은 고딕" w:eastAsia="맑은 고딕" w:hAnsi="맑은 고딕"/>
-          <w:sz w:val="20"/>
-          <w:szCs w:val="20"/>
-        </w:rPr>
-        <w:t xml:space="preserve">▪요구조자를 발견하면 카메라로 반출 경로의 온도 상태를 확인한 뒤 경로를 결정한다</w:t>
-      </w:r>
-    </w:p>
-    <w:p>
-      <w:pPr>
-        <w:spacing w:after="60" w:before="180"/>
-      </w:pPr>
-      <w:r>
-        <w:rPr>
-          <w:rFonts w:ascii="맑은 고딕" w:cs="맑은 고딕" w:eastAsia="맑은 고딕" w:hAnsi="맑은 고딕"/>
-          <w:b/>
-          <w:bCs/>
-          <w:sz w:val="20"/>
-          <w:szCs w:val="20"/>
-        </w:rPr>
-        <w:t xml:space="preserve">운용 방식</w:t>
-      </w:r>
-    </w:p>
-    <w:p>
-      <w:pPr>
-        <w:spacing w:after="40" w:before="0"/>
-        <w:ind w:left="280" w:hanging="200"/>
-      </w:pPr>
-      <w:r>
-        <w:rPr>
-          <w:rFonts w:ascii="맑은 고딕" w:cs="맑은 고딕" w:eastAsia="맑은 고딕" w:hAnsi="맑은 고딕"/>
-          <w:sz w:val="20"/>
-          <w:szCs w:val="20"/>
-        </w:rPr>
-        <w:t xml:space="preserve">▪카메라는 팀장이 보유한다. 팀장이 대원을 보낼 구역을 먼저 주사하고, 대원의 활동을 화면으로 감시한다</w:t>
-      </w:r>
-    </w:p>
-    <w:p>
-      <w:pPr>
-        <w:spacing w:after="40" w:before="0"/>
-        <w:ind w:left="280" w:hanging="200"/>
-      </w:pPr>
-      <w:r>
-        <w:rPr>
-          <w:rFonts w:ascii="맑은 고딕" w:cs="맑은 고딕" w:eastAsia="맑은 고딕" w:hAnsi="맑은 고딕"/>
-          <w:sz w:val="20"/>
-          <w:szCs w:val="20"/>
-        </w:rPr>
-        <w:t xml:space="preserve">▪팀장이 화면만 보고 앞장서면, 카메라가 고장 났을 때 팀 전체가 방향을 잃는다</w:t>
-      </w:r>
-    </w:p>
-    <w:p>
-      <w:pPr>
-        <w:spacing w:after="40" w:before="0"/>
-        <w:ind w:left="280" w:hanging="200"/>
-      </w:pPr>
-      <w:r>
-        <w:rPr>
-          <w:rFonts w:ascii="맑은 고딕" w:cs="맑은 고딕" w:eastAsia="맑은 고딕" w:hAnsi="맑은 고딕"/>
-          <w:sz w:val="20"/>
-          <w:szCs w:val="20"/>
-        </w:rPr>
-        <w:t xml:space="preserve">▪팀장이 확인한 내용은 경로와 장애물을 말로 전달한다. "전방 15m 좌측 통로, 중간에 적재물 붕괴" 형식으로 전달한다</w:t>
-      </w:r>
-    </w:p>
-    <w:p>
-      <w:pPr>
-        <w:pStyle w:val="Heading3"/>
-        <w:spacing w:after="100" w:before="260"/>
-      </w:pPr>
-      <w:r>
-        <w:rPr>
-          <w:rFonts w:ascii="맑은 고딕" w:cs="맑은 고딕" w:eastAsia="맑은 고딕" w:hAnsi="맑은 고딕"/>
-          <w:b/>
-          <w:bCs/>
-          <w:sz w:val="22"/>
-          <w:szCs w:val="22"/>
-        </w:rPr>
-        <w:t xml:space="preserve">□ 열화상카메라의 한계</w:t>
-      </w:r>
-    </w:p>
-    <w:p>
-      <w:pPr>
-        <w:spacing w:after="120"/>
-        <w:jc w:val="both"/>
-      </w:pPr>
-      <w:r>
-        <w:rPr>
-          <w:rFonts w:ascii="맑은 고딕" w:cs="맑은 고딕" w:eastAsia="맑은 고딕" w:hAnsi="맑은 고딕"/>
-          <w:sz w:val="20"/>
-          <w:szCs w:val="20"/>
-        </w:rPr>
-        <w:t xml:space="preserve">카메라를 신뢰할 수 있는 범위를 알고 사용해야 한다.</w:t>
-      </w:r>
-    </w:p>
-    <w:p>
-      <w:pPr>
-        <w:spacing w:after="40" w:before="0"/>
-        <w:ind w:left="280" w:hanging="200"/>
-      </w:pPr>
-      <w:r>
-        <w:rPr>
-          <w:rFonts w:ascii="맑은 고딕" w:cs="맑은 고딕" w:eastAsia="맑은 고딕" w:hAnsi="맑은 고딕"/>
-          <w:sz w:val="20"/>
-          <w:szCs w:val="20"/>
-        </w:rPr>
-        <w:t xml:space="preserve">▪표면만 본다. 적재물 뒤, 팰릿 안, 랙 베이 안쪽의 사람은 보이지 않는다. 통로를 카메라로 훑는 것은 통로 바닥을 확인한 것이지 검색한 것이 아니다</w:t>
-      </w:r>
-    </w:p>
-    <w:p>
-      <w:pPr>
-        <w:spacing w:after="40" w:before="0"/>
-        <w:ind w:left="280" w:hanging="200"/>
-      </w:pPr>
-      <w:r>
-        <w:rPr>
-          <w:rFonts w:ascii="맑은 고딕" w:cs="맑은 고딕" w:eastAsia="맑은 고딕" w:hAnsi="맑은 고딕"/>
-          <w:sz w:val="20"/>
-          <w:szCs w:val="20"/>
-        </w:rPr>
-        <w:t xml:space="preserve">▪표시되는 온도는 표면온도이다. 기체와 연기층의 온도는 측정되지 않는다</w:t>
-      </w:r>
-    </w:p>
-    <w:p>
-      <w:pPr>
-        <w:spacing w:after="40" w:before="0"/>
-        <w:ind w:left="280" w:hanging="200"/>
-      </w:pPr>
-      <w:r>
-        <w:rPr>
-          <w:rFonts w:ascii="맑은 고딕" w:cs="맑은 고딕" w:eastAsia="맑은 고딕" w:hAnsi="맑은 고딕"/>
-          <w:sz w:val="20"/>
-          <w:szCs w:val="20"/>
-        </w:rPr>
-        <w:t xml:space="preserve">▪유리와 물을 통과하지 못한다. 물이 고인 바닥은 검게 보여 구멍처럼 보이고, 작동 중인 스프링클러 헤드는 검은 원뿔로 표시되어 그 주변의 사람을 가린다</w:t>
-      </w:r>
-    </w:p>
-    <w:p>
-      <w:pPr>
-        <w:spacing w:after="40" w:before="0"/>
-        <w:ind w:left="280" w:hanging="200"/>
-      </w:pPr>
-      <w:r>
-        <w:rPr>
-          <w:rFonts w:ascii="맑은 고딕" w:cs="맑은 고딕" w:eastAsia="맑은 고딕" w:hAnsi="맑은 고딕"/>
-          <w:sz w:val="20"/>
-          <w:szCs w:val="20"/>
-        </w:rPr>
-        <w:t xml:space="preserve">▪주변이 뜨거우면 사람이 밝게 보이지 않는다. 배경온도가 높아지면 사람은 오히려 어둡게 보인다. 색이 아니라 형태로 판단하도록 훈련한다</w:t>
-      </w:r>
-    </w:p>
-    <w:p>
-      <w:pPr>
-        <w:spacing w:after="40" w:before="0"/>
-        <w:ind w:left="280" w:hanging="200"/>
-      </w:pPr>
-      <w:r>
-        <w:rPr>
-          <w:rFonts w:ascii="맑은 고딕" w:cs="맑은 고딕" w:eastAsia="맑은 고딕" w:hAnsi="맑은 고딕"/>
-          <w:sz w:val="20"/>
-          <w:szCs w:val="20"/>
-        </w:rPr>
-        <w:t xml:space="preserve">▪바닥과 구조물의 안전성은 알 수 없다. 메자닌 바닥, 그레이팅, 손상된 랙 발판이 모두 정상 표면으로 보인다</w:t>
-      </w:r>
-    </w:p>
-    <w:p>
-      <w:pPr>
-        <w:spacing w:after="40" w:before="0"/>
-        <w:ind w:left="280" w:hanging="200"/>
-      </w:pPr>
-      <w:r>
-        <w:rPr>
-          <w:rFonts w:ascii="맑은 고딕" w:cs="맑은 고딕" w:eastAsia="맑은 고딕" w:hAnsi="맑은 고딕"/>
-          <w:sz w:val="20"/>
-          <w:szCs w:val="20"/>
-        </w:rPr>
-        <w:t xml:space="preserve">▪공기의 상태를 알려주지 않는다</w:t>
-      </w:r>
-    </w:p>
-    <w:p>
-      <w:pPr>
-        <w:spacing w:after="40" w:before="0"/>
-        <w:ind w:left="280" w:hanging="200"/>
-      </w:pPr>
-      <w:r>
-        <w:rPr>
-          <w:rFonts w:ascii="맑은 고딕" w:cs="맑은 고딕" w:eastAsia="맑은 고딕" w:hAnsi="맑은 고딕"/>
-          <w:sz w:val="20"/>
-          <w:szCs w:val="20"/>
-        </w:rPr>
-        <w:t xml:space="preserve">▪반사면(연마 콘크리트 바닥, 스테인리스 설비)에서 허상이 생긴다</w:t>
-      </w:r>
-    </w:p>
-    <w:p>
-      <w:pPr>
-        <w:spacing w:after="40" w:before="0"/>
-        <w:ind w:left="280" w:hanging="200"/>
-      </w:pPr>
-      <w:r>
-        <w:rPr>
-          <w:rFonts w:ascii="맑은 고딕" w:cs="맑은 고딕" w:eastAsia="맑은 고딕" w:hAnsi="맑은 고딕"/>
-          <w:sz w:val="20"/>
-          <w:szCs w:val="20"/>
-        </w:rPr>
-        <w:t xml:space="preserve">▪시야각이 사람의 시야보다 좁다. 그래서 정해진 순서로 주사하는 것이 필요하다</w:t>
-      </w:r>
-    </w:p>
-    <w:p>
-      <w:pPr>
-        <w:pStyle w:val="Heading3"/>
-        <w:spacing w:after="100" w:before="260"/>
-      </w:pPr>
-      <w:r>
-        <w:rPr>
-          <w:rFonts w:ascii="맑은 고딕" w:cs="맑은 고딕" w:eastAsia="맑은 고딕" w:hAnsi="맑은 고딕"/>
-          <w:b/>
-          <w:bCs/>
-          <w:sz w:val="22"/>
-          <w:szCs w:val="22"/>
-        </w:rPr>
-        <w:t xml:space="preserve">□ 진입 깊이의 한계</w:t>
-      </w:r>
-    </w:p>
-    <w:p>
-      <w:pPr>
-        <w:spacing w:after="120"/>
-        <w:jc w:val="both"/>
-      </w:pPr>
-      <w:r>
-        <w:rPr>
-          <w:rFonts w:ascii="맑은 고딕" w:cs="맑은 고딕" w:eastAsia="맑은 고딕" w:hAnsi="맑은 고딕"/>
-          <w:sz w:val="20"/>
-          <w:szCs w:val="20"/>
-        </w:rPr>
-        <w:t xml:space="preserve">진입 가능 깊이는 공기호흡기 용량에서 역산한다. 아래는 국내 표준 용기를 기준으로 한 산출 예이다.</w:t>
-      </w:r>
-    </w:p>
-    <w:p>
-      <w:pPr>
-        <w:spacing w:after="40" w:before="0"/>
-        <w:ind w:left="280" w:hanging="200"/>
-      </w:pPr>
-      <w:r>
-        <w:rPr>
-          <w:rFonts w:ascii="맑은 고딕" w:cs="맑은 고딕" w:eastAsia="맑은 고딕" w:hAnsi="맑은 고딕"/>
-          <w:sz w:val="20"/>
-          <w:szCs w:val="20"/>
-        </w:rPr>
-        <w:t xml:space="preserve">▪6.8L·300bar 용기의 공기량은 약 2,040 L이다. 저압경보 압력을 55 bar로 보면 경보 전까지 쓸 수 있는 양은 약 1,670 L이다</w:t>
-      </w:r>
-    </w:p>
-    <w:p>
-      <w:pPr>
-        <w:spacing w:after="40" w:before="0"/>
-        <w:ind w:left="280" w:hanging="200"/>
-      </w:pPr>
-      <w:r>
-        <w:rPr>
-          <w:rFonts w:ascii="맑은 고딕" w:cs="맑은 고딕" w:eastAsia="맑은 고딕" w:hAnsi="맑은 고딕"/>
-          <w:sz w:val="20"/>
-          <w:szCs w:val="20"/>
-        </w:rPr>
-        <w:t xml:space="preserve">▪호스를 끌고 전진하는 중작업의 소비량을 분당 80 L로 보면 약 20분이며, 진입과 복귀에 절반씩 배분하면 전진에 쓸 수 있는 시간은 약 10분이다</w:t>
-      </w:r>
-    </w:p>
-    <w:p>
-      <w:pPr>
-        <w:spacing w:after="40" w:before="0"/>
-        <w:ind w:left="280" w:hanging="200"/>
-      </w:pPr>
-      <w:r>
-        <w:rPr>
-          <w:rFonts w:ascii="맑은 고딕" w:cs="맑은 고딕" w:eastAsia="맑은 고딕" w:hAnsi="맑은 고딕"/>
-          <w:sz w:val="20"/>
-          <w:szCs w:val="20"/>
-        </w:rPr>
-        <w:t xml:space="preserve">▪무시야에서 호스라인을 따라 전진하는 속도를 분당 8~10m로 보면 </w:t>
-      </w:r>
-      <w:r>
-        <w:rPr>
-          <w:rFonts w:ascii="맑은 고딕" w:cs="맑은 고딕" w:eastAsia="맑은 고딕" w:hAnsi="맑은 고딕"/>
-          <w:b/>
-          <w:bCs/>
-          <w:sz w:val="20"/>
-          <w:szCs w:val="20"/>
-        </w:rPr>
-        <w:t xml:space="preserve">진입 한계는 80~100m</w:t>
-      </w:r>
-      <w:r>
-        <w:rPr>
-          <w:rFonts w:ascii="맑은 고딕" w:cs="맑은 고딕" w:eastAsia="맑은 고딕" w:hAnsi="맑은 고딕"/>
-          <w:sz w:val="20"/>
-          <w:szCs w:val="20"/>
-        </w:rPr>
-        <w:t xml:space="preserve">가 된다</w:t>
-      </w:r>
-    </w:p>
-    <w:p>
-      <w:pPr>
-        <w:spacing w:after="40" w:before="0"/>
-        <w:ind w:left="280" w:hanging="200"/>
-      </w:pPr>
-      <w:r>
-        <w:rPr>
-          <w:rFonts w:ascii="맑은 고딕" w:cs="맑은 고딕" w:eastAsia="맑은 고딕" w:hAnsi="맑은 고딕"/>
-          <w:sz w:val="20"/>
-          <w:szCs w:val="20"/>
-        </w:rPr>
-        <w:t xml:space="preserve">▪위 수치는 계산의 예이다. 실제 값은 관서가 자기 장비와 인원으로 실측하여 정한다. 소비량과 전진속도는 개인차와 적재 배치에 따라 크게 달라진다</w:t>
-      </w:r>
-    </w:p>
-    <w:p>
-      <w:pPr>
-        <w:spacing w:after="40" w:before="0"/>
-        <w:ind w:left="280" w:hanging="200"/>
-      </w:pPr>
-      <w:r>
-        <w:rPr>
-          <w:rFonts w:ascii="맑은 고딕" w:cs="맑은 고딕" w:eastAsia="맑은 고딕" w:hAnsi="맑은 고딕"/>
-          <w:sz w:val="20"/>
-          <w:szCs w:val="20"/>
-        </w:rPr>
-        <w:t xml:space="preserve">▪저압경보는 철수 시작 신호가 아니라 비상 신호이다. 경보가 울리기 전에 위험구역을 벗어나 있어야 한다</w:t>
-      </w:r>
-    </w:p>
-    <w:p>
-      <w:pPr>
-        <w:spacing w:after="120"/>
-        <w:jc w:val="both"/>
-      </w:pPr>
-      <w:r>
-        <w:rPr>
-          <w:rFonts w:ascii="맑은 고딕" w:cs="맑은 고딕" w:eastAsia="맑은 고딕" w:hAnsi="맑은 고딕"/>
-          <w:sz w:val="20"/>
-          <w:szCs w:val="20"/>
-        </w:rPr>
-        <w:t xml:space="preserve">진입 깊이는 대원 1명을 구조하는 데 걸리는 시간도 전제로 삼는다. 미국 피닉스 소방국이 2001년 대형 상업시설 순직사고 이후 약 200회의 실물 훈련(참가 1,144명)을 측정한 결과, 고립된 대원 1명을 구조하는 데 </w:t>
-      </w:r>
-      <w:r>
-        <w:rPr>
-          <w:rFonts w:ascii="맑은 고딕" w:cs="맑은 고딕" w:eastAsia="맑은 고딕" w:hAnsi="맑은 고딕"/>
-          <w:b/>
-          <w:bCs/>
-          <w:sz w:val="20"/>
-          <w:szCs w:val="20"/>
-        </w:rPr>
-        <w:t xml:space="preserve">평균 12명, 평균 21분</w:t>
-      </w:r>
-      <w:r>
-        <w:rPr>
-          <w:rFonts w:ascii="맑은 고딕" w:cs="맑은 고딕" w:eastAsia="맑은 고딕" w:hAnsi="맑은 고딕"/>
-          <w:sz w:val="20"/>
-          <w:szCs w:val="20"/>
-        </w:rPr>
-        <w:t xml:space="preserve">이 소요되었고 구조에 투입된 대원 5명 중 1명이 스스로 구조를 요청하는 상황에 빠졌다. 이 시간은 공기호흡기 1본의 활동시간보다 길다. 게다가 이 측정은 고열과 농연이 없는 조건에서 이루어졌다.</w:t>
-      </w:r>
-    </w:p>
-    <w:p>
-      <w:pPr>
-        <w:pStyle w:val="Heading3"/>
-        <w:spacing w:after="100" w:before="260"/>
-      </w:pPr>
-      <w:r>
-        <w:rPr>
-          <w:rFonts w:ascii="맑은 고딕" w:cs="맑은 고딕" w:eastAsia="맑은 고딕" w:hAnsi="맑은 고딕"/>
-          <w:b/>
-          <w:bCs/>
-          <w:sz w:val="22"/>
-          <w:szCs w:val="22"/>
-        </w:rPr>
-        <w:t xml:space="preserve">□ 검색 표시 및 보고</w:t>
-      </w:r>
-    </w:p>
-    <w:p>
-      <w:pPr>
-        <w:spacing w:after="40" w:before="0"/>
-        <w:ind w:left="280" w:hanging="200"/>
-      </w:pPr>
-      <w:r>
-        <w:rPr>
-          <w:rFonts w:ascii="맑은 고딕" w:cs="맑은 고딕" w:eastAsia="맑은 고딕" w:hAnsi="맑은 고딕"/>
-          <w:sz w:val="20"/>
-          <w:szCs w:val="20"/>
-        </w:rPr>
-        <w:t xml:space="preserve">▪검색 개시 구역과 완료 구역을 진입구 관리대원이 기록한다</w:t>
-      </w:r>
-    </w:p>
-    <w:p>
-      <w:pPr>
-        <w:spacing w:after="40" w:before="0"/>
-        <w:ind w:left="280" w:hanging="200"/>
-      </w:pPr>
-      <w:r>
-        <w:rPr>
-          <w:rFonts w:ascii="맑은 고딕" w:cs="맑은 고딕" w:eastAsia="맑은 고딕" w:hAnsi="맑은 고딕"/>
-          <w:sz w:val="20"/>
-          <w:szCs w:val="20"/>
-        </w:rPr>
-        <w:t xml:space="preserve">▪완료 구역에 표시를 남긴다. 표시가 없으면 다른 팀이 중복 검색한다</w:t>
-      </w:r>
-    </w:p>
-    <w:p>
-      <w:pPr>
-        <w:spacing w:after="40" w:before="0"/>
-        <w:ind w:left="280" w:hanging="200"/>
-      </w:pPr>
-      <w:r>
-        <w:rPr>
-          <w:rFonts w:ascii="맑은 고딕" w:cs="맑은 고딕" w:eastAsia="맑은 고딕" w:hAnsi="맑은 고딕"/>
-          <w:sz w:val="20"/>
-          <w:szCs w:val="20"/>
-        </w:rPr>
-        <w:t xml:space="preserve">▪보고는 구역 단위로 한다. "A열~C열 통로 검색 완료, 미발견" 형식으로 보고한다</w:t>
-      </w:r>
-    </w:p>
-    <w:p>
-      <w:pPr>
-        <w:spacing w:after="40" w:before="0"/>
-        <w:ind w:left="280" w:hanging="200"/>
-      </w:pPr>
-      <w:r>
-        <w:rPr>
-          <w:rFonts w:ascii="맑은 고딕" w:cs="맑은 고딕" w:eastAsia="맑은 고딕" w:hAnsi="맑은 고딕"/>
-          <w:sz w:val="20"/>
-          <w:szCs w:val="20"/>
-        </w:rPr>
-        <w:t xml:space="preserve">▪검색 지시도 구역 단위로 한다. "3번 도크 기준 A열~C열 통로, 진입한계 60m, 활동시간 10분" 형식으로 지정한다</w:t>
-      </w:r>
-    </w:p>
-    <w:p>
-      <w:pPr>
-        <w:pStyle w:val="Heading3"/>
-        <w:spacing w:after="100" w:before="260"/>
-      </w:pPr>
-      <w:r>
-        <w:rPr>
-          <w:rFonts w:ascii="맑은 고딕" w:cs="맑은 고딕" w:eastAsia="맑은 고딕" w:hAnsi="맑은 고딕"/>
-          <w:b/>
-          <w:bCs/>
-          <w:sz w:val="22"/>
-          <w:szCs w:val="22"/>
-        </w:rPr>
-        <w:t xml:space="preserve">□ 요구조자 발견 시</w:t>
-      </w:r>
-    </w:p>
-    <w:p>
-      <w:pPr>
-        <w:spacing w:after="120"/>
-        <w:jc w:val="both"/>
-      </w:pPr>
-      <w:r>
-        <w:rPr>
-          <w:rFonts w:ascii="맑은 고딕" w:cs="맑은 고딕" w:eastAsia="맑은 고딕" w:hAnsi="맑은 고딕"/>
-          <w:sz w:val="20"/>
-          <w:szCs w:val="20"/>
-        </w:rPr>
-        <w:t xml:space="preserve">발견 보고(위치·인원·상태) → 기도·호흡 확인 → 공기 공급 → 반출경로 결정 → 반출 → 진입구 인계</w:t>
-      </w:r>
-    </w:p>
-    <w:p>
-      <w:pPr>
-        <w:spacing w:after="40" w:before="0"/>
-        <w:ind w:left="280" w:hanging="200"/>
-      </w:pPr>
-      <w:r>
-        <w:rPr>
-          <w:rFonts w:ascii="맑은 고딕" w:cs="맑은 고딕" w:eastAsia="맑은 고딕" w:hAnsi="맑은 고딕"/>
-          <w:sz w:val="20"/>
-          <w:szCs w:val="20"/>
-        </w:rPr>
-        <w:t xml:space="preserve">▪반출경로는 진입경로를 원칙으로 하되, 외벽이 가깝고 진입경로가 길면 외부 절단 반출을 검토한다</w:t>
-      </w:r>
-    </w:p>
-    <w:p>
-      <w:pPr>
-        <w:spacing w:after="40" w:before="0"/>
-        <w:ind w:left="280" w:hanging="200"/>
-      </w:pPr>
-      <w:r>
-        <w:rPr>
-          <w:rFonts w:ascii="맑은 고딕" w:cs="맑은 고딕" w:eastAsia="맑은 고딕" w:hAnsi="맑은 고딕"/>
-          <w:sz w:val="20"/>
-          <w:szCs w:val="20"/>
-        </w:rPr>
-        <w:t xml:space="preserve">▪반출에는 2인 이상이 필요하다</w:t>
-      </w:r>
-    </w:p>
-    <w:p>
-      <w:pPr>
-        <w:spacing w:after="40" w:before="0"/>
-        <w:ind w:left="280" w:hanging="200"/>
-      </w:pPr>
-      <w:r>
-        <w:rPr>
-          <w:rFonts w:ascii="맑은 고딕" w:cs="맑은 고딕" w:eastAsia="맑은 고딕" w:hAnsi="맑은 고딕"/>
-          <w:sz w:val="20"/>
-          <w:szCs w:val="20"/>
-        </w:rPr>
-        <w:t xml:space="preserve">▪반출 중 관창 엄호를 유지한다</w:t>
-      </w:r>
-    </w:p>
-    <w:p>
-      <w:pPr>
-        <w:spacing w:after="40" w:before="0"/>
-        <w:ind w:left="280" w:hanging="200"/>
-      </w:pPr>
-      <w:r>
-        <w:rPr>
-          <w:rFonts w:ascii="맑은 고딕" w:cs="맑은 고딕" w:eastAsia="맑은 고딕" w:hAnsi="맑은 고딕"/>
-          <w:sz w:val="20"/>
-          <w:szCs w:val="20"/>
-        </w:rPr>
-        <w:t xml:space="preserve">▪반출 인원이 이탈하므로 잔여 팀의 임무를 재지정한다</w:t>
-      </w:r>
-    </w:p>
-    <w:p>
-      <w:pPr>
-        <w:pStyle w:val="Heading3"/>
-        <w:spacing w:after="100" w:before="260"/>
-      </w:pPr>
-      <w:r>
-        <w:rPr>
-          <w:rFonts w:ascii="맑은 고딕" w:cs="맑은 고딕" w:eastAsia="맑은 고딕" w:hAnsi="맑은 고딕"/>
-          <w:b/>
-          <w:bCs/>
-          <w:sz w:val="22"/>
-          <w:szCs w:val="22"/>
-        </w:rPr>
-        <w:t xml:space="preserve">□ 검색 중단</w:t>
-      </w:r>
-    </w:p>
-    <w:p>
-      <w:pPr>
-        <w:spacing w:after="40" w:before="0"/>
-        <w:ind w:left="280" w:hanging="200"/>
-      </w:pPr>
-      <w:r>
-        <w:rPr>
-          <w:rFonts w:ascii="맑은 고딕" w:cs="맑은 고딕" w:eastAsia="맑은 고딕" w:hAnsi="맑은 고딕"/>
-          <w:sz w:val="20"/>
-          <w:szCs w:val="20"/>
-        </w:rPr>
-        <w:t xml:space="preserve">▪지정한 범위와 시간을 소진하였다</w:t>
-      </w:r>
-    </w:p>
-    <w:p>
-      <w:pPr>
-        <w:spacing w:after="40" w:before="0"/>
-        <w:ind w:left="280" w:hanging="200"/>
-      </w:pPr>
-      <w:r>
-        <w:rPr>
-          <w:rFonts w:ascii="맑은 고딕" w:cs="맑은 고딕" w:eastAsia="맑은 고딕" w:hAnsi="맑은 고딕"/>
-          <w:sz w:val="20"/>
-          <w:szCs w:val="20"/>
-        </w:rPr>
-        <w:t xml:space="preserve">▪즉시 철수조건에 해당하는 상황이 발생하였다</w:t>
-      </w:r>
-    </w:p>
-    <w:p>
-      <w:pPr>
-        <w:spacing w:after="40" w:before="0"/>
-        <w:ind w:left="280" w:hanging="200"/>
-      </w:pPr>
-      <w:r>
-        <w:rPr>
-          <w:rFonts w:ascii="맑은 고딕" w:cs="맑은 고딕" w:eastAsia="맑은 고딕" w:hAnsi="맑은 고딕"/>
-          <w:sz w:val="20"/>
-          <w:szCs w:val="20"/>
-        </w:rPr>
-        <w:t xml:space="preserve">▪요구조자 위치정보가 사실과 다른 것으로 확인되었다</w:t>
-      </w:r>
-    </w:p>
-    <w:p>
-      <w:pPr>
-        <w:spacing w:after="40" w:before="0"/>
-        <w:ind w:left="280" w:hanging="200"/>
-      </w:pPr>
-      <w:r>
-        <w:rPr>
-          <w:rFonts w:ascii="맑은 고딕" w:cs="맑은 고딕" w:eastAsia="맑은 고딕" w:hAnsi="맑은 고딕"/>
-          <w:sz w:val="20"/>
-          <w:szCs w:val="20"/>
-        </w:rPr>
-        <w:t xml:space="preserve">▪퇴로 상태가 진입 시와 달라졌다</w:t>
-      </w:r>
-    </w:p>
-    <w:p>
-      <w:pPr>
-        <w:pStyle w:val="Heading1"/>
-        <w:spacing w:after="200" w:before="480"/>
-      </w:pPr>
-      <w:r>
-        <w:rPr>
-          <w:rFonts w:ascii="맑은 고딕" w:cs="맑은 고딕" w:eastAsia="맑은 고딕" w:hAnsi="맑은 고딕"/>
-          <w:b/>
-          <w:bCs/>
-          <w:color w:val="1F3864"/>
-          <w:sz w:val="32"/>
-          <w:szCs w:val="32"/>
-        </w:rPr>
-        <w:t xml:space="preserve">Ⅱ. 방어전술</w:t>
-      </w:r>
-    </w:p>
-    <w:p>
-      <w:pPr>
-        <w:pStyle w:val="Heading2"/>
-        <w:spacing w:after="140" w:before="380"/>
-      </w:pPr>
-      <w:r>
-        <w:rPr>
-          <w:rFonts w:ascii="맑은 고딕" w:cs="맑은 고딕" w:eastAsia="맑은 고딕" w:hAnsi="맑은 고딕"/>
-          <w:b/>
-          <w:bCs/>
-          <w:sz w:val="26"/>
-          <w:szCs w:val="26"/>
-        </w:rPr>
-        <w:t xml:space="preserve">1. 방어전술 적용 판단</w:t>
-      </w:r>
-    </w:p>
-    <w:p>
-      <w:pPr>
-        <w:spacing w:after="120"/>
-        <w:jc w:val="both"/>
-      </w:pPr>
-      <w:r>
-        <w:rPr>
-          <w:rFonts w:ascii="맑은 고딕" w:cs="맑은 고딕" w:eastAsia="맑은 고딕" w:hAnsi="맑은 고딕"/>
-          <w:sz w:val="20"/>
-          <w:szCs w:val="20"/>
-        </w:rPr>
-        <w:t xml:space="preserve">이 장은 내부진입이 불가능한 상태를 전제로 한다. 도착 시점에 이미 화세가 진입 가능 범위를 넘어섰거나, 구조물 상태·급수 여건·화점 미특정으로 대원을 투입할 수 없는 상황이다.</w:t>
-      </w:r>
-    </w:p>
-    <w:p>
-      <w:pPr>
-        <w:spacing w:after="120"/>
-        <w:jc w:val="both"/>
-      </w:pPr>
-      <w:r>
-        <w:rPr>
-          <w:rFonts w:ascii="맑은 고딕" w:cs="맑은 고딕" w:eastAsia="맑은 고딕" w:hAnsi="맑은 고딕"/>
-          <w:sz w:val="20"/>
-          <w:szCs w:val="20"/>
-        </w:rPr>
-        <w:t xml:space="preserve">대형 물류창고 화재는 상당수가 이 상태로 도착한다. 신고에서 도착까지 걸리는 시간 동안 랙 화재는 이미 최성기에 도달하고, 스프링클러가 감당하지 못하는 규모가 되면 짧은 시간에 구획 전체로 확대된다. 2021년 이천 물류센터 화재(연면적 약 12만 7천㎡)는 새벽 5시 20분경 발화하여 6일 만에 완전히 진화되었고 건물과 적재물이 사실상 전소했다.</w:t>
-      </w:r>
-    </w:p>
-    <w:p>
-      <w:pPr>
-        <w:spacing w:after="120"/>
-        <w:jc w:val="both"/>
-      </w:pPr>
-      <w:r>
-        <w:rPr>
-          <w:rFonts w:ascii="맑은 고딕" w:cs="맑은 고딕" w:eastAsia="맑은 고딕" w:hAnsi="맑은 고딕"/>
-          <w:sz w:val="20"/>
-          <w:szCs w:val="20"/>
-        </w:rPr>
-        <w:t xml:space="preserve">방어전술의 목표는 연소 중인 구역의 소화가 아니다. 연소 중인 구역은 잃은 것으로 정리하고 아직 지킬 수 있는 것을 지킨다. 이 판단을 미루면 지킬 수 있었던 대상까지 잃는다.</w:t>
-      </w:r>
-    </w:p>
-    <w:p>
-      <w:pPr>
-        <w:pStyle w:val="Heading3"/>
-        <w:spacing w:after="100" w:before="260"/>
-      </w:pPr>
-      <w:r>
-        <w:rPr>
-          <w:rFonts w:ascii="맑은 고딕" w:cs="맑은 고딕" w:eastAsia="맑은 고딕" w:hAnsi="맑은 고딕"/>
-          <w:b/>
-          <w:bCs/>
-          <w:sz w:val="22"/>
-          <w:szCs w:val="22"/>
-        </w:rPr>
-        <w:t xml:space="preserve">□ 도착 시점 방어전술 결정 조건</w:t>
-      </w:r>
-    </w:p>
-    <w:p>
-      <w:pPr>
-        <w:spacing w:after="120"/>
-        <w:jc w:val="both"/>
-      </w:pPr>
-      <w:r>
-        <w:rPr>
-          <w:rFonts w:ascii="맑은 고딕" w:cs="맑은 고딕" w:eastAsia="맑은 고딕" w:hAnsi="맑은 고딕"/>
-          <w:sz w:val="20"/>
-          <w:szCs w:val="20"/>
-        </w:rPr>
-        <w:t xml:space="preserve">다음 중 하나에 해당하면 도착 즉시 방어전술을 선언한다. 확인을 위한 내부진입도 실시하지 않는다.</w:t>
-      </w:r>
-    </w:p>
-    <w:p>
-      <w:pPr>
-        <w:spacing w:after="40" w:before="0"/>
-        <w:ind w:left="280" w:hanging="200"/>
-      </w:pPr>
-      <w:r>
-        <w:rPr>
-          <w:rFonts w:ascii="맑은 고딕" w:cs="맑은 고딕" w:eastAsia="맑은 고딕" w:hAnsi="맑은 고딕"/>
-          <w:sz w:val="20"/>
-          <w:szCs w:val="20"/>
-        </w:rPr>
-        <w:t xml:space="preserve">▪지붕을 통해 화염이 분출되고 있다</w:t>
-      </w:r>
-    </w:p>
-    <w:p>
-      <w:pPr>
-        <w:spacing w:after="40" w:before="0"/>
-        <w:ind w:left="280" w:hanging="200"/>
-      </w:pPr>
-      <w:r>
-        <w:rPr>
-          <w:rFonts w:ascii="맑은 고딕" w:cs="맑은 고딕" w:eastAsia="맑은 고딕" w:hAnsi="맑은 고딕"/>
-          <w:sz w:val="20"/>
-          <w:szCs w:val="20"/>
-        </w:rPr>
-        <w:t xml:space="preserve">▪화점까지 도달하려면 관서가 정한 진입한계거리를 넘어 전진해야 한다</w:t>
-      </w:r>
-    </w:p>
-    <w:p>
-      <w:pPr>
-        <w:spacing w:after="40" w:before="0"/>
-        <w:ind w:left="280" w:hanging="200"/>
-      </w:pPr>
-      <w:r>
-        <w:rPr>
-          <w:rFonts w:ascii="맑은 고딕" w:cs="맑은 고딕" w:eastAsia="맑은 고딕" w:hAnsi="맑은 고딕"/>
-          <w:sz w:val="20"/>
-          <w:szCs w:val="20"/>
-        </w:rPr>
-        <w:t xml:space="preserve">▪스프링클러가 정상 작동 중인데도 화세가 이를 넘어섰다(작동 헤드 수가 설계 기준개수 초과)</w:t>
-      </w:r>
-    </w:p>
-    <w:p>
-      <w:pPr>
-        <w:spacing w:after="40" w:before="0"/>
-        <w:ind w:left="280" w:hanging="200"/>
-      </w:pPr>
-      <w:r>
-        <w:rPr>
-          <w:rFonts w:ascii="맑은 고딕" w:cs="맑은 고딕" w:eastAsia="맑은 고딕" w:hAnsi="맑은 고딕"/>
-          <w:sz w:val="20"/>
-          <w:szCs w:val="20"/>
-        </w:rPr>
-        <w:t xml:space="preserve">▪확인된 연소범위에 필요한 방수량이 확보 가능한 방수량을 초과한다</w:t>
-      </w:r>
-    </w:p>
-    <w:p>
-      <w:pPr>
-        <w:spacing w:after="40" w:before="0"/>
-        <w:ind w:left="280" w:hanging="200"/>
-      </w:pPr>
-      <w:r>
-        <w:rPr>
-          <w:rFonts w:ascii="맑은 고딕" w:cs="맑은 고딕" w:eastAsia="맑은 고딕" w:hAnsi="맑은 고딕"/>
-          <w:sz w:val="20"/>
-          <w:szCs w:val="20"/>
-        </w:rPr>
-        <w:t xml:space="preserve">▪구조 변형징후가 확인된다</w:t>
-      </w:r>
-    </w:p>
-    <w:p>
-      <w:pPr>
-        <w:spacing w:after="40" w:before="0"/>
-        <w:ind w:left="280" w:hanging="200"/>
-      </w:pPr>
-      <w:r>
-        <w:rPr>
-          <w:rFonts w:ascii="맑은 고딕" w:cs="맑은 고딕" w:eastAsia="맑은 고딕" w:hAnsi="맑은 고딕"/>
-          <w:sz w:val="20"/>
-          <w:szCs w:val="20"/>
-        </w:rPr>
-        <w:t xml:space="preserve">▪화점을 특정할 수 없고 시야가 확보되지 않는다</w:t>
-      </w:r>
-    </w:p>
-    <w:p>
-      <w:pPr>
-        <w:spacing w:after="40" w:before="0"/>
-        <w:ind w:left="280" w:hanging="200"/>
-      </w:pPr>
-      <w:r>
-        <w:rPr>
-          <w:rFonts w:ascii="맑은 고딕" w:cs="맑은 고딕" w:eastAsia="맑은 고딕" w:hAnsi="맑은 고딕"/>
-          <w:sz w:val="20"/>
-          <w:szCs w:val="20"/>
-        </w:rPr>
-        <w:t xml:space="preserve">▪현재 소방력으로 진입팀·백업팀·RIT·급수를 동시에 편성할 수 없다</w:t>
-      </w:r>
-    </w:p>
-    <w:p>
-      <w:pPr>
-        <w:spacing w:after="120"/>
-        <w:jc w:val="both"/>
-      </w:pPr>
-      <w:r>
-        <w:rPr>
-          <w:rFonts w:ascii="맑은 고딕" w:cs="맑은 고딕" w:eastAsia="맑은 고딕" w:hAnsi="맑은 고딕"/>
-          <w:sz w:val="20"/>
-          <w:szCs w:val="20"/>
-        </w:rPr>
-        <w:t xml:space="preserve">마지막 조건이 대형 물류창고에서 가장 자주 발생한다. 초기 출동대만으로는 대공간 진입을 지원할 체계를 갖출 수 없으며, 지원을 기다리는 동안 화세는 계속 커진다.</w:t>
-      </w:r>
-    </w:p>
-    <w:p>
-      <w:pPr>
-        <w:pStyle w:val="Heading3"/>
-        <w:spacing w:after="100" w:before="260"/>
-      </w:pPr>
-      <w:r>
-        <w:rPr>
-          <w:rFonts w:ascii="맑은 고딕" w:cs="맑은 고딕" w:eastAsia="맑은 고딕" w:hAnsi="맑은 고딕"/>
-          <w:b/>
-          <w:bCs/>
-          <w:sz w:val="22"/>
-          <w:szCs w:val="22"/>
-        </w:rPr>
-        <w:t xml:space="preserve">□ 도착 후 초기 조치 순서</w:t>
-      </w:r>
-    </w:p>
-    <w:p>
-      <w:pPr>
-        <w:spacing w:after="40"/>
-        <w:ind w:left="280" w:hanging="200"/>
-      </w:pPr>
-      <w:r>
-        <w:rPr>
-          <w:rFonts w:ascii="맑은 고딕" w:cs="맑은 고딕" w:eastAsia="맑은 고딕" w:hAnsi="맑은 고딕"/>
-          <w:sz w:val="20"/>
-          <w:szCs w:val="20"/>
-        </w:rPr>
-        <w:t xml:space="preserve">1. </w:t>
-      </w:r>
-      <w:r>
-        <w:rPr>
-          <w:rFonts w:ascii="맑은 고딕" w:cs="맑은 고딕" w:eastAsia="맑은 고딕" w:hAnsi="맑은 고딕"/>
-          <w:b/>
-          <w:bCs/>
-          <w:sz w:val="20"/>
-          <w:szCs w:val="20"/>
-        </w:rPr>
-        <w:t xml:space="preserve">방어전술 선언 및 전파</w:t>
-      </w:r>
-      <w:r>
-        <w:rPr>
-          <w:rFonts w:ascii="맑은 고딕" w:cs="맑은 고딕" w:eastAsia="맑은 고딕" w:hAnsi="맑은 고딕"/>
-          <w:sz w:val="20"/>
-          <w:szCs w:val="20"/>
-        </w:rPr>
-        <w:t xml:space="preserve"> — 무전으로 명확히 선언한다. "확인만 하고 나온다"는 진입을 허용하지 않는다</w:t>
-      </w:r>
-    </w:p>
-    <w:p>
-      <w:pPr>
-        <w:spacing w:after="40"/>
-        <w:ind w:left="280" w:hanging="200"/>
-      </w:pPr>
-      <w:r>
-        <w:rPr>
-          <w:rFonts w:ascii="맑은 고딕" w:cs="맑은 고딕" w:eastAsia="맑은 고딕" w:hAnsi="맑은 고딕"/>
-          <w:sz w:val="20"/>
-          <w:szCs w:val="20"/>
-        </w:rPr>
-        <w:t xml:space="preserve">2. </w:t>
-      </w:r>
-      <w:r>
-        <w:rPr>
-          <w:rFonts w:ascii="맑은 고딕" w:cs="맑은 고딕" w:eastAsia="맑은 고딕" w:hAnsi="맑은 고딕"/>
-          <w:b/>
-          <w:bCs/>
-          <w:sz w:val="20"/>
-          <w:szCs w:val="20"/>
-        </w:rPr>
-        <w:t xml:space="preserve">360도 관찰</w:t>
-      </w:r>
-      <w:r>
-        <w:rPr>
-          <w:rFonts w:ascii="맑은 고딕" w:cs="맑은 고딕" w:eastAsia="맑은 고딕" w:hAnsi="맑은 고딕"/>
-          <w:sz w:val="20"/>
-          <w:szCs w:val="20"/>
-        </w:rPr>
-        <w:t xml:space="preserve"> — 연소 구획, 방화구획 경계 위치, 풍향, 방호 대상 목록을 확인한다. 접근이 어려우면 드론을 활용한다</w:t>
-      </w:r>
-    </w:p>
-    <w:p>
-      <w:pPr>
-        <w:spacing w:after="40"/>
-        <w:ind w:left="280" w:hanging="200"/>
-      </w:pPr>
-      <w:r>
-        <w:rPr>
-          <w:rFonts w:ascii="맑은 고딕" w:cs="맑은 고딕" w:eastAsia="맑은 고딕" w:hAnsi="맑은 고딕"/>
-          <w:sz w:val="20"/>
-          <w:szCs w:val="20"/>
-        </w:rPr>
-        <w:t xml:space="preserve">3. </w:t>
-      </w:r>
-      <w:r>
-        <w:rPr>
-          <w:rFonts w:ascii="맑은 고딕" w:cs="맑은 고딕" w:eastAsia="맑은 고딕" w:hAnsi="맑은 고딕"/>
-          <w:b/>
-          <w:bCs/>
-          <w:sz w:val="20"/>
-          <w:szCs w:val="20"/>
-        </w:rPr>
-        <w:t xml:space="preserve">추가 출동 요청</w:t>
-      </w:r>
-      <w:r>
-        <w:rPr>
-          <w:rFonts w:ascii="맑은 고딕" w:cs="맑은 고딕" w:eastAsia="맑은 고딕" w:hAnsi="맑은 고딕"/>
-          <w:sz w:val="20"/>
-          <w:szCs w:val="20"/>
-        </w:rPr>
-        <w:t xml:space="preserve"> — 배치를 정하기 전에 요청한다. 도착 소요시간 동안 화세가 커지므로, 배치가 끝난 뒤 요청하면 늦다</w:t>
-      </w:r>
-    </w:p>
-    <w:p>
-      <w:pPr>
-        <w:spacing w:after="40"/>
-        <w:ind w:left="280" w:hanging="200"/>
-      </w:pPr>
-      <w:r>
-        <w:rPr>
-          <w:rFonts w:ascii="맑은 고딕" w:cs="맑은 고딕" w:eastAsia="맑은 고딕" w:hAnsi="맑은 고딕"/>
-          <w:sz w:val="20"/>
-          <w:szCs w:val="20"/>
-        </w:rPr>
-        <w:t xml:space="preserve">4. </w:t>
-      </w:r>
-      <w:r>
-        <w:rPr>
-          <w:rFonts w:ascii="맑은 고딕" w:cs="맑은 고딕" w:eastAsia="맑은 고딕" w:hAnsi="맑은 고딕"/>
-          <w:b/>
-          <w:bCs/>
-          <w:sz w:val="20"/>
-          <w:szCs w:val="20"/>
-        </w:rPr>
-        <w:t xml:space="preserve">급수 확보</w:t>
-      </w:r>
-      <w:r>
-        <w:rPr>
-          <w:rFonts w:ascii="맑은 고딕" w:cs="맑은 고딕" w:eastAsia="맑은 고딕" w:hAnsi="맑은 고딕"/>
-          <w:sz w:val="20"/>
-          <w:szCs w:val="20"/>
-        </w:rPr>
-        <w:t xml:space="preserve"> — 현재 필요량이 아니라 다음 단계에 필요할 양을 기준으로 확보한다. 하나를 쓰고 있으면 둘을 준비한다</w:t>
-      </w:r>
-    </w:p>
-    <w:p>
-      <w:pPr>
-        <w:spacing w:after="40"/>
-        <w:ind w:left="280" w:hanging="200"/>
-      </w:pPr>
-      <w:r>
-        <w:rPr>
-          <w:rFonts w:ascii="맑은 고딕" w:cs="맑은 고딕" w:eastAsia="맑은 고딕" w:hAnsi="맑은 고딕"/>
-          <w:sz w:val="20"/>
-          <w:szCs w:val="20"/>
-        </w:rPr>
-        <w:t xml:space="preserve">5. </w:t>
-      </w:r>
-      <w:r>
-        <w:rPr>
-          <w:rFonts w:ascii="맑은 고딕" w:cs="맑은 고딕" w:eastAsia="맑은 고딕" w:hAnsi="맑은 고딕"/>
-          <w:b/>
-          <w:bCs/>
-          <w:sz w:val="20"/>
-          <w:szCs w:val="20"/>
-        </w:rPr>
-        <w:t xml:space="preserve">붕괴위험구역 설정</w:t>
-      </w:r>
-      <w:r>
-        <w:rPr>
-          <w:rFonts w:ascii="맑은 고딕" w:cs="맑은 고딕" w:eastAsia="맑은 고딕" w:hAnsi="맑은 고딕"/>
-          <w:sz w:val="20"/>
-          <w:szCs w:val="20"/>
-        </w:rPr>
-        <w:t xml:space="preserve"> — 표시로 물리적으로 구분하고 통제 담당을 지정한다</w:t>
-      </w:r>
-    </w:p>
-    <w:p>
-      <w:pPr>
-        <w:spacing w:after="40"/>
-        <w:ind w:left="280" w:hanging="200"/>
-      </w:pPr>
-      <w:r>
-        <w:rPr>
-          <w:rFonts w:ascii="맑은 고딕" w:cs="맑은 고딕" w:eastAsia="맑은 고딕" w:hAnsi="맑은 고딕"/>
-          <w:sz w:val="20"/>
-          <w:szCs w:val="20"/>
-        </w:rPr>
-        <w:t xml:space="preserve">6. </w:t>
-      </w:r>
-      <w:r>
-        <w:rPr>
-          <w:rFonts w:ascii="맑은 고딕" w:cs="맑은 고딕" w:eastAsia="맑은 고딕" w:hAnsi="맑은 고딕"/>
-          <w:b/>
-          <w:bCs/>
-          <w:sz w:val="20"/>
-          <w:szCs w:val="20"/>
-        </w:rPr>
-        <w:t xml:space="preserve">방호 대상 지정 및 담당 배치</w:t>
-      </w:r>
-      <w:r>
-        <w:rPr>
-          <w:rFonts w:ascii="맑은 고딕" w:cs="맑은 고딕" w:eastAsia="맑은 고딕" w:hAnsi="맑은 고딕"/>
-          <w:sz w:val="20"/>
-          <w:szCs w:val="20"/>
-        </w:rPr>
-        <w:t xml:space="preserve"> — 화점 방면보다 방호 대상 방면을 먼저 편성한다</w:t>
-      </w:r>
-    </w:p>
-    <w:p>
-      <w:pPr>
-        <w:spacing w:after="40"/>
-        <w:ind w:left="280" w:hanging="200"/>
-      </w:pPr>
-      <w:r>
-        <w:rPr>
-          <w:rFonts w:ascii="맑은 고딕" w:cs="맑은 고딕" w:eastAsia="맑은 고딕" w:hAnsi="맑은 고딕"/>
-          <w:sz w:val="20"/>
-          <w:szCs w:val="20"/>
-        </w:rPr>
-        <w:t xml:space="preserve">7. </w:t>
-      </w:r>
-      <w:r>
-        <w:rPr>
-          <w:rFonts w:ascii="맑은 고딕" w:cs="맑은 고딕" w:eastAsia="맑은 고딕" w:hAnsi="맑은 고딕"/>
-          <w:b/>
-          <w:bCs/>
-          <w:sz w:val="20"/>
-          <w:szCs w:val="20"/>
-        </w:rPr>
-        <w:t xml:space="preserve">관계자 확보</w:t>
-      </w:r>
-      <w:r>
-        <w:rPr>
-          <w:rFonts w:ascii="맑은 고딕" w:cs="맑은 고딕" w:eastAsia="맑은 고딕" w:hAnsi="맑은 고딕"/>
-          <w:sz w:val="20"/>
-          <w:szCs w:val="20"/>
-        </w:rPr>
-        <w:t xml:space="preserve"> — 스프링클러 제어밸브, 소화펌프, 냉매 차단, 전기 차단, 야드 트랙터 운전자 위치를 확인한다</w:t>
-      </w:r>
-    </w:p>
-    <w:p>
-      <w:pPr>
-        <w:pStyle w:val="Heading3"/>
-        <w:spacing w:after="100" w:before="260"/>
-      </w:pPr>
-      <w:r>
-        <w:rPr>
-          <w:rFonts w:ascii="맑은 고딕" w:cs="맑은 고딕" w:eastAsia="맑은 고딕" w:hAnsi="맑은 고딕"/>
-          <w:b/>
-          <w:bCs/>
-          <w:sz w:val="22"/>
-          <w:szCs w:val="22"/>
-        </w:rPr>
-        <w:t xml:space="preserve">□ 내부진입 없이 확인해야 할 정보</w:t>
+        <w:t xml:space="preserve">대공간 검색에서는 방향 유지와 복귀선 확보가 검색의 성패를 결정한다. 아래 장비는 각각 그 목적에 대응한다.</w:t>
       </w:r>
     </w:p>
     <w:tbl>
@@ -18058,7 +16959,7 @@
                 <w:sz w:val="18"/>
                 <w:szCs w:val="18"/>
               </w:rPr>
-              <w:t xml:space="preserve">확인 대상</w:t>
+              <w:t xml:space="preserve">품목</w:t>
             </w:r>
           </w:p>
         </w:tc>
@@ -18086,7 +16987,7 @@
                 <w:sz w:val="18"/>
                 <w:szCs w:val="18"/>
               </w:rPr>
-              <w:t xml:space="preserve">확인 방법</w:t>
+              <w:t xml:space="preserve">목적</w:t>
             </w:r>
           </w:p>
         </w:tc>
@@ -18116,7 +17017,7 @@
                 <w:sz w:val="18"/>
                 <w:szCs w:val="18"/>
               </w:rPr>
-              <w:t xml:space="preserve">연소 구획과 미연소 구획의 경계</w:t>
+              <w:t xml:space="preserve">검색(유도)로프</w:t>
             </w:r>
           </w:p>
         </w:tc>
@@ -18141,7 +17042,7 @@
                 <w:sz w:val="18"/>
                 <w:szCs w:val="18"/>
               </w:rPr>
-              <w:t xml:space="preserve">방재실 감시반, 관계자, 드론</w:t>
+              <w:t xml:space="preserve">진입구에 고정하여 복귀선을 확보한다. 대공간에서 유일하게 확실한 복귀수단이다</w:t>
             </w:r>
           </w:p>
         </w:tc>
@@ -18171,7 +17072,7 @@
                 <w:sz w:val="18"/>
                 <w:szCs w:val="18"/>
               </w:rPr>
-              <w:t xml:space="preserve">스프링클러 작동구역과 헤드 수</w:t>
+              <w:t xml:space="preserve">개인로프</w:t>
             </w:r>
           </w:p>
         </w:tc>
@@ -18196,7 +17097,7 @@
                 <w:sz w:val="18"/>
                 <w:szCs w:val="18"/>
               </w:rPr>
-              <w:t xml:space="preserve">방재실 수신반</w:t>
+              <w:t xml:space="preserve">유도로프에서 분기하여 좌우 확인 범위를 한정한다</w:t>
             </w:r>
           </w:p>
         </w:tc>
@@ -18226,7 +17127,7 @@
                 <w:sz w:val="18"/>
                 <w:szCs w:val="18"/>
               </w:rPr>
-              <w:t xml:space="preserve">소화수조 잔량과 소화펌프 상태</w:t>
+              <w:t xml:space="preserve">열화상카메라</w:t>
             </w:r>
           </w:p>
         </w:tc>
@@ -18251,7 +17152,7 @@
                 <w:sz w:val="18"/>
                 <w:szCs w:val="18"/>
               </w:rPr>
-              <w:t xml:space="preserve">방재실, 관계자</w:t>
+              <w:t xml:space="preserve">팀장이 보유. 대원을 보낼 구역을 사전 확인하고 대원 활동을 감시한다</w:t>
             </w:r>
           </w:p>
         </w:tc>
@@ -18281,7 +17182,7 @@
                 <w:sz w:val="18"/>
                 <w:szCs w:val="18"/>
               </w:rPr>
-              <w:t xml:space="preserve">방화셔터 하강 여부</w:t>
+              <w:t xml:space="preserve">무전기</w:t>
             </w:r>
           </w:p>
         </w:tc>
@@ -18306,7 +17207,7 @@
                 <w:sz w:val="18"/>
                 <w:szCs w:val="18"/>
               </w:rPr>
-              <w:t xml:space="preserve">감시반 표시, 외부 관찰</w:t>
+              <w:t xml:space="preserve">팀장·관창수 각 1대. 대공간에서는 육성이 닿지 않는다</w:t>
             </w:r>
           </w:p>
         </w:tc>
@@ -18336,7 +17237,7 @@
                 <w:sz w:val="18"/>
                 <w:szCs w:val="18"/>
               </w:rPr>
-              <w:t xml:space="preserve">재실자 유무</w:t>
+              <w:t xml:space="preserve">진입구 고정 표시등</w:t>
             </w:r>
           </w:p>
         </w:tc>
@@ -18361,7 +17262,7 @@
                 <w:sz w:val="18"/>
                 <w:szCs w:val="18"/>
               </w:rPr>
-              <w:t xml:space="preserve">관계자 인원점검 기록</w:t>
+              <w:t xml:space="preserve">농연 속에서 진입구 위치를 알리는 표지</w:t>
             </w:r>
           </w:p>
         </w:tc>
@@ -18391,7 +17292,7 @@
                 <w:sz w:val="18"/>
                 <w:szCs w:val="18"/>
               </w:rPr>
-              <w:t xml:space="preserve">적재물 종류와 위험물 위치</w:t>
+              <w:t xml:space="preserve">휴대조명</w:t>
             </w:r>
           </w:p>
         </w:tc>
@@ -18416,7 +17317,7 @@
                 <w:sz w:val="18"/>
                 <w:szCs w:val="18"/>
               </w:rPr>
-              <w:t xml:space="preserve">관계자, 사전대응계획</w:t>
+              <w:t xml:space="preserve">대원별 개인 조명</w:t>
             </w:r>
           </w:p>
         </w:tc>
@@ -18446,7 +17347,7 @@
                 <w:sz w:val="18"/>
                 <w:szCs w:val="18"/>
               </w:rPr>
-              <w:t xml:space="preserve">냉매 종류와 차단밸브 위치</w:t>
+              <w:t xml:space="preserve">파괴기구</w:t>
             </w:r>
           </w:p>
         </w:tc>
@@ -18471,7 +17372,7 @@
                 <w:sz w:val="18"/>
                 <w:szCs w:val="18"/>
               </w:rPr>
-              <w:t xml:space="preserve">관계자</w:t>
+              <w:t xml:space="preserve">문·셔터·잠금장치 개방</w:t>
             </w:r>
           </w:p>
         </w:tc>
@@ -18501,7 +17402,7 @@
                 <w:sz w:val="18"/>
                 <w:szCs w:val="18"/>
               </w:rPr>
-              <w:t xml:space="preserve">구조 변형 진행</w:t>
+              <w:t xml:space="preserve">금속 절단장비</w:t>
             </w:r>
           </w:p>
         </w:tc>
@@ -18526,7 +17427,172 @@
                 <w:sz w:val="18"/>
                 <w:szCs w:val="18"/>
               </w:rPr>
-              <w:t xml:space="preserve">열화상, 드론, 육안</w:t>
+              <w:t xml:space="preserve">외부 대기. 외벽을 절단하여 반출하거나 비상 탈출구를 만든다</w:t>
+            </w:r>
+          </w:p>
+        </w:tc>
+      </w:tr>
+      <w:tr>
+        <w:trPr>
+          <w:tblHeader w:val="false"/>
+        </w:trPr>
+        <w:tc>
+          <w:tcPr>
+            <w:tcW w:type="dxa" w:w="4500"/>
+            <w:tcMar>
+              <w:top w:type="dxa" w:w="60"/>
+              <w:left w:type="dxa" w:w="100"/>
+              <w:bottom w:type="dxa" w:w="60"/>
+              <w:right w:type="dxa" w:w="100"/>
+            </w:tcMar>
+          </w:tcPr>
+          <w:p>
+            <w:pPr>
+              <w:spacing w:after="0" w:before="0"/>
+              <w:jc w:val="left"/>
+            </w:pPr>
+            <w:r>
+              <w:rPr>
+                <w:rFonts w:ascii="맑은 고딕" w:cs="맑은 고딕" w:eastAsia="맑은 고딕" w:hAnsi="맑은 고딕"/>
+                <w:sz w:val="18"/>
+                <w:szCs w:val="18"/>
+              </w:rPr>
+              <w:t xml:space="preserve">구조용 공기공급기</w:t>
+            </w:r>
+          </w:p>
+        </w:tc>
+        <w:tc>
+          <w:tcPr>
+            <w:tcW w:type="dxa" w:w="4500"/>
+            <w:tcMar>
+              <w:top w:type="dxa" w:w="60"/>
+              <w:left w:type="dxa" w:w="100"/>
+              <w:bottom w:type="dxa" w:w="60"/>
+              <w:right w:type="dxa" w:w="100"/>
+            </w:tcMar>
+          </w:tcPr>
+          <w:p>
+            <w:pPr>
+              <w:spacing w:after="0" w:before="0"/>
+              <w:jc w:val="left"/>
+            </w:pPr>
+            <w:r>
+              <w:rPr>
+                <w:rFonts w:ascii="맑은 고딕" w:cs="맑은 고딕" w:eastAsia="맑은 고딕" w:hAnsi="맑은 고딕"/>
+                <w:sz w:val="18"/>
+                <w:szCs w:val="18"/>
+              </w:rPr>
+              <w:t xml:space="preserve">요구조자 공기 공급</w:t>
+            </w:r>
+          </w:p>
+        </w:tc>
+      </w:tr>
+      <w:tr>
+        <w:trPr>
+          <w:tblHeader w:val="false"/>
+        </w:trPr>
+        <w:tc>
+          <w:tcPr>
+            <w:tcW w:type="dxa" w:w="4500"/>
+            <w:tcMar>
+              <w:top w:type="dxa" w:w="60"/>
+              <w:left w:type="dxa" w:w="100"/>
+              <w:bottom w:type="dxa" w:w="60"/>
+              <w:right w:type="dxa" w:w="100"/>
+            </w:tcMar>
+          </w:tcPr>
+          <w:p>
+            <w:pPr>
+              <w:spacing w:after="0" w:before="0"/>
+              <w:jc w:val="left"/>
+            </w:pPr>
+            <w:r>
+              <w:rPr>
+                <w:rFonts w:ascii="맑은 고딕" w:cs="맑은 고딕" w:eastAsia="맑은 고딕" w:hAnsi="맑은 고딕"/>
+                <w:sz w:val="18"/>
+                <w:szCs w:val="18"/>
+              </w:rPr>
+              <w:t xml:space="preserve">구조포·들것</w:t>
+            </w:r>
+          </w:p>
+        </w:tc>
+        <w:tc>
+          <w:tcPr>
+            <w:tcW w:type="dxa" w:w="4500"/>
+            <w:tcMar>
+              <w:top w:type="dxa" w:w="60"/>
+              <w:left w:type="dxa" w:w="100"/>
+              <w:bottom w:type="dxa" w:w="60"/>
+              <w:right w:type="dxa" w:w="100"/>
+            </w:tcMar>
+          </w:tcPr>
+          <w:p>
+            <w:pPr>
+              <w:spacing w:after="0" w:before="0"/>
+              <w:jc w:val="left"/>
+            </w:pPr>
+            <w:r>
+              <w:rPr>
+                <w:rFonts w:ascii="맑은 고딕" w:cs="맑은 고딕" w:eastAsia="맑은 고딕" w:hAnsi="맑은 고딕"/>
+                <w:sz w:val="18"/>
+                <w:szCs w:val="18"/>
+              </w:rPr>
+              <w:t xml:space="preserve">반출</w:t>
+            </w:r>
+          </w:p>
+        </w:tc>
+      </w:tr>
+      <w:tr>
+        <w:trPr>
+          <w:tblHeader w:val="false"/>
+        </w:trPr>
+        <w:tc>
+          <w:tcPr>
+            <w:tcW w:type="dxa" w:w="4500"/>
+            <w:tcMar>
+              <w:top w:type="dxa" w:w="60"/>
+              <w:left w:type="dxa" w:w="100"/>
+              <w:bottom w:type="dxa" w:w="60"/>
+              <w:right w:type="dxa" w:w="100"/>
+            </w:tcMar>
+          </w:tcPr>
+          <w:p>
+            <w:pPr>
+              <w:spacing w:after="0" w:before="0"/>
+              <w:jc w:val="left"/>
+            </w:pPr>
+            <w:r>
+              <w:rPr>
+                <w:rFonts w:ascii="맑은 고딕" w:cs="맑은 고딕" w:eastAsia="맑은 고딕" w:hAnsi="맑은 고딕"/>
+                <w:sz w:val="18"/>
+                <w:szCs w:val="18"/>
+              </w:rPr>
+              <w:t xml:space="preserve">표시용구</w:t>
+            </w:r>
+          </w:p>
+        </w:tc>
+        <w:tc>
+          <w:tcPr>
+            <w:tcW w:type="dxa" w:w="4500"/>
+            <w:tcMar>
+              <w:top w:type="dxa" w:w="60"/>
+              <w:left w:type="dxa" w:w="100"/>
+              <w:bottom w:type="dxa" w:w="60"/>
+              <w:right w:type="dxa" w:w="100"/>
+            </w:tcMar>
+          </w:tcPr>
+          <w:p>
+            <w:pPr>
+              <w:spacing w:after="0" w:before="0"/>
+              <w:jc w:val="left"/>
+            </w:pPr>
+            <w:r>
+              <w:rPr>
+                <w:rFonts w:ascii="맑은 고딕" w:cs="맑은 고딕" w:eastAsia="맑은 고딕" w:hAnsi="맑은 고딕"/>
+                <w:sz w:val="18"/>
+                <w:szCs w:val="18"/>
+              </w:rPr>
+              <w:t xml:space="preserve">검색 완료 구역 표시</w:t>
             </w:r>
           </w:p>
         </w:tc>
@@ -18548,6 +17614,2139 @@
     </w:p>
     <w:p>
       <w:pPr>
+        <w:spacing w:after="60" w:before="180"/>
+      </w:pPr>
+      <w:r>
+        <w:rPr>
+          <w:rFonts w:ascii="맑은 고딕" w:cs="맑은 고딕" w:eastAsia="맑은 고딕" w:hAnsi="맑은 고딕"/>
+          <w:b/>
+          <w:bCs/>
+          <w:sz w:val="20"/>
+          <w:szCs w:val="20"/>
+        </w:rPr>
+        <w:t xml:space="preserve">유도로프 운용</w:t>
+      </w:r>
+    </w:p>
+    <w:p>
+      <w:pPr>
+        <w:spacing w:after="40" w:before="0"/>
+        <w:ind w:left="280" w:hanging="200"/>
+      </w:pPr>
+      <w:r>
+        <w:rPr>
+          <w:rFonts w:ascii="맑은 고딕" w:cs="맑은 고딕" w:eastAsia="맑은 고딕" w:hAnsi="맑은 고딕"/>
+          <w:sz w:val="20"/>
+          <w:szCs w:val="20"/>
+        </w:rPr>
+        <w:t xml:space="preserve">▪규격은 관서 단위로 통일한다. 길이·굵기·표식 간격이 팀마다 다르면 다른 팀의 로프를 만났을 때 방향과 거리를 판단할 수 없다. 국외 자료에서도 규격 자체보다 통일 여부를 더 중요하게 다룬다</w:t>
+      </w:r>
+    </w:p>
+    <w:p>
+      <w:pPr>
+        <w:spacing w:after="40" w:before="0"/>
+        <w:ind w:left="280" w:hanging="200"/>
+      </w:pPr>
+      <w:r>
+        <w:rPr>
+          <w:rFonts w:ascii="맑은 고딕" w:cs="맑은 고딕" w:eastAsia="맑은 고딕" w:hAnsi="맑은 고딕"/>
+          <w:sz w:val="20"/>
+          <w:szCs w:val="20"/>
+        </w:rPr>
+        <w:t xml:space="preserve">▪권장 기준 — 굵기 8mm 이상, 60m 또는 100m 단위, 5m마다 장갑을 낀 손으로 만져 구분되는 표식을 두되 </w:t>
+      </w:r>
+      <w:r>
+        <w:rPr>
+          <w:rFonts w:ascii="맑은 고딕" w:cs="맑은 고딕" w:eastAsia="맑은 고딕" w:hAnsi="맑은 고딕"/>
+          <w:b/>
+          <w:bCs/>
+          <w:sz w:val="20"/>
+          <w:szCs w:val="20"/>
+        </w:rPr>
+        <w:t xml:space="preserve">진입 방향과 탈출 방향이 표식만으로 구분되도록</w:t>
+      </w:r>
+      <w:r>
+        <w:rPr>
+          <w:rFonts w:ascii="맑은 고딕" w:cs="맑은 고딕" w:eastAsia="맑은 고딕" w:hAnsi="맑은 고딕"/>
+          <w:sz w:val="20"/>
+          <w:szCs w:val="20"/>
+        </w:rPr>
+        <w:t xml:space="preserve"> 한다(예: 매듭 1개는 진입구 쪽, 2개는 화점 쪽)</w:t>
+      </w:r>
+    </w:p>
+    <w:p>
+      <w:pPr>
+        <w:spacing w:after="40" w:before="0"/>
+        <w:ind w:left="280" w:hanging="200"/>
+      </w:pPr>
+      <w:r>
+        <w:rPr>
+          <w:rFonts w:ascii="맑은 고딕" w:cs="맑은 고딕" w:eastAsia="맑은 고딕" w:hAnsi="맑은 고딕"/>
+          <w:sz w:val="20"/>
+          <w:szCs w:val="20"/>
+        </w:rPr>
+        <w:t xml:space="preserve">▪로프 끝에 소속 팀 표시를 부착한다</w:t>
+      </w:r>
+    </w:p>
+    <w:p>
+      <w:pPr>
+        <w:spacing w:after="40" w:before="0"/>
+        <w:ind w:left="280" w:hanging="200"/>
+      </w:pPr>
+      <w:r>
+        <w:rPr>
+          <w:rFonts w:ascii="맑은 고딕" w:cs="맑은 고딕" w:eastAsia="맑은 고딕" w:hAnsi="맑은 고딕"/>
+          <w:sz w:val="20"/>
+          <w:szCs w:val="20"/>
+        </w:rPr>
+        <w:t xml:space="preserve">▪진입구에 진입 통제 담당을 배치한다. 진입시각과 공기량을 기록하고, 로프가 부족하면 추가 로프를 연결한다</w:t>
+      </w:r>
+    </w:p>
+    <w:p>
+      <w:pPr>
+        <w:pStyle w:val="Heading3"/>
+        <w:spacing w:after="100" w:before="260"/>
+      </w:pPr>
+      <w:r>
+        <w:rPr>
+          <w:rFonts w:ascii="맑은 고딕" w:cs="맑은 고딕" w:eastAsia="맑은 고딕" w:hAnsi="맑은 고딕"/>
+          <w:b/>
+          <w:bCs/>
+          <w:sz w:val="22"/>
+          <w:szCs w:val="22"/>
+        </w:rPr>
+        <w:t xml:space="preserve">□ 검색방법 ① 외벽 기준 검색</w:t>
+      </w:r>
+    </w:p>
+    <w:p>
+      <w:pPr>
+        <w:spacing w:after="120"/>
+        <w:jc w:val="both"/>
+      </w:pPr>
+      <w:r>
+        <w:rPr>
+          <w:rFonts w:ascii="맑은 고딕" w:cs="맑은 고딕" w:eastAsia="맑은 고딕" w:hAnsi="맑은 고딕"/>
+          <w:sz w:val="20"/>
+          <w:szCs w:val="20"/>
+        </w:rPr>
+        <w:t xml:space="preserve">대형 물류창고에서 우선 적용하는 방법이다.</w:t>
+      </w:r>
+    </w:p>
+    <w:p>
+      <w:pPr>
+        <w:spacing w:after="40" w:before="0"/>
+        <w:ind w:left="280" w:hanging="200"/>
+      </w:pPr>
+      <w:r>
+        <w:rPr>
+          <w:rFonts w:ascii="맑은 고딕" w:cs="맑은 고딕" w:eastAsia="맑은 고딕" w:hAnsi="맑은 고딕"/>
+          <w:sz w:val="20"/>
+          <w:szCs w:val="20"/>
+        </w:rPr>
+        <w:t xml:space="preserve">▪팀이 외벽을 기준선으로 삼아 이동하며, 벽면에서 통로 안쪽으로 짧게 진입해 확인한 후 다시 벽으로 복귀한다</w:t>
+      </w:r>
+    </w:p>
+    <w:p>
+      <w:pPr>
+        <w:spacing w:after="40" w:before="0"/>
+        <w:ind w:left="280" w:hanging="200"/>
+      </w:pPr>
+      <w:r>
+        <w:rPr>
+          <w:rFonts w:ascii="맑은 고딕" w:cs="맑은 고딕" w:eastAsia="맑은 고딕" w:hAnsi="맑은 고딕"/>
+          <w:sz w:val="20"/>
+          <w:szCs w:val="20"/>
+        </w:rPr>
+        <w:t xml:space="preserve">▪외벽은 대공간에서 유일하게 확실한 방향 기준이며, 동시에 재실자가 발견될 가능성이 가장 높은 위치이다</w:t>
+      </w:r>
+    </w:p>
+    <w:p>
+      <w:pPr>
+        <w:spacing w:after="40" w:before="0"/>
+        <w:ind w:left="280" w:hanging="200"/>
+      </w:pPr>
+      <w:r>
+        <w:rPr>
+          <w:rFonts w:ascii="맑은 고딕" w:cs="맑은 고딕" w:eastAsia="맑은 고딕" w:hAnsi="맑은 고딕"/>
+          <w:sz w:val="20"/>
+          <w:szCs w:val="20"/>
+        </w:rPr>
+        <w:t xml:space="preserve">▪벽에서 떨어지는 거리는 음성이 닿는 범위로 제한한다</w:t>
+      </w:r>
+    </w:p>
+    <w:p>
+      <w:pPr>
+        <w:spacing w:after="40" w:before="0"/>
+        <w:ind w:left="280" w:hanging="200"/>
+      </w:pPr>
+      <w:r>
+        <w:rPr>
+          <w:rFonts w:ascii="맑은 고딕" w:cs="맑은 고딕" w:eastAsia="맑은 고딕" w:hAnsi="맑은 고딕"/>
+          <w:sz w:val="20"/>
+          <w:szCs w:val="20"/>
+        </w:rPr>
+        <w:t xml:space="preserve">▪스프링클러 작동으로 흰 연기가 차 있고 발밑이 보이는 상태라면 이 방법이 가장 효율적이다. 발밑이 보이지 않으면 자세를 낮춘다</w:t>
+      </w:r>
+    </w:p>
+    <w:p>
+      <w:pPr>
+        <w:pStyle w:val="Heading3"/>
+        <w:spacing w:after="100" w:before="260"/>
+      </w:pPr>
+      <w:r>
+        <w:rPr>
+          <w:rFonts w:ascii="맑은 고딕" w:cs="맑은 고딕" w:eastAsia="맑은 고딕" w:hAnsi="맑은 고딕"/>
+          <w:b/>
+          <w:bCs/>
+          <w:sz w:val="22"/>
+          <w:szCs w:val="22"/>
+        </w:rPr>
+        <w:t xml:space="preserve">□ 검색방법 ② 유도로프 검색</w:t>
+      </w:r>
+    </w:p>
+    <w:p>
+      <w:pPr>
+        <w:spacing w:after="120"/>
+        <w:jc w:val="both"/>
+      </w:pPr>
+      <w:r>
+        <w:rPr>
+          <w:rFonts w:ascii="맑은 고딕" w:cs="맑은 고딕" w:eastAsia="맑은 고딕" w:hAnsi="맑은 고딕"/>
+          <w:sz w:val="20"/>
+          <w:szCs w:val="20"/>
+        </w:rPr>
+        <w:t xml:space="preserve">외벽에서 떨어진 구역을 검색해야 할 때 적용한다.</w:t>
+      </w:r>
+    </w:p>
+    <w:p>
+      <w:pPr>
+        <w:spacing w:after="40" w:before="0"/>
+        <w:ind w:left="280" w:hanging="200"/>
+      </w:pPr>
+      <w:r>
+        <w:rPr>
+          <w:rFonts w:ascii="맑은 고딕" w:cs="맑은 고딕" w:eastAsia="맑은 고딕" w:hAnsi="맑은 고딕"/>
+          <w:sz w:val="20"/>
+          <w:szCs w:val="20"/>
+        </w:rPr>
+        <w:t xml:space="preserve">▪팀장이 유도로프를 전개하며 전진하고, 대원은 개인로프로 유도로프에 연결하여 좌우를 확인한다</w:t>
+      </w:r>
+    </w:p>
+    <w:p>
+      <w:pPr>
+        <w:spacing w:after="40" w:before="0"/>
+        <w:ind w:left="280" w:hanging="200"/>
+      </w:pPr>
+      <w:r>
+        <w:rPr>
+          <w:rFonts w:ascii="맑은 고딕" w:cs="맑은 고딕" w:eastAsia="맑은 고딕" w:hAnsi="맑은 고딕"/>
+          <w:sz w:val="20"/>
+          <w:szCs w:val="20"/>
+        </w:rPr>
+        <w:t xml:space="preserve">▪대원은 유도로프의 한쪽 방향으로만 활동한다. 양쪽으로 나가면 로프가 교차하여 엉킨다</w:t>
+      </w:r>
+    </w:p>
+    <w:p>
+      <w:pPr>
+        <w:spacing w:after="40" w:before="0"/>
+        <w:ind w:left="280" w:hanging="200"/>
+      </w:pPr>
+      <w:r>
+        <w:rPr>
+          <w:rFonts w:ascii="맑은 고딕" w:cs="맑은 고딕" w:eastAsia="맑은 고딕" w:hAnsi="맑은 고딕"/>
+          <w:sz w:val="20"/>
+          <w:szCs w:val="20"/>
+        </w:rPr>
+        <w:t xml:space="preserve">▪로프를 전개할 때는 방향이 바뀔 때마다 새로 기준을 잡는다. 고정 → 방향 결정 → 전개의 반복이다</w:t>
+      </w:r>
+    </w:p>
+    <w:p>
+      <w:pPr>
+        <w:pStyle w:val="Heading3"/>
+        <w:spacing w:after="100" w:before="260"/>
+      </w:pPr>
+      <w:r>
+        <w:rPr>
+          <w:rFonts w:ascii="맑은 고딕" w:cs="맑은 고딕" w:eastAsia="맑은 고딕" w:hAnsi="맑은 고딕"/>
+          <w:b/>
+          <w:bCs/>
+          <w:sz w:val="22"/>
+          <w:szCs w:val="22"/>
+        </w:rPr>
+        <w:t xml:space="preserve">□ 검색방법 ③ 호스라인 기준 검색</w:t>
+      </w:r>
+    </w:p>
+    <w:p>
+      <w:pPr>
+        <w:spacing w:after="120"/>
+        <w:jc w:val="both"/>
+      </w:pPr>
+      <w:r>
+        <w:rPr>
+          <w:rFonts w:ascii="맑은 고딕" w:cs="맑은 고딕" w:eastAsia="맑은 고딕" w:hAnsi="맑은 고딕"/>
+          <w:sz w:val="20"/>
+          <w:szCs w:val="20"/>
+        </w:rPr>
+        <w:t xml:space="preserve">호스라인을 방향 기준선으로 삼는 방법이다.</w:t>
+      </w:r>
+    </w:p>
+    <w:p>
+      <w:pPr>
+        <w:spacing w:after="40" w:before="0"/>
+        <w:ind w:left="280" w:hanging="200"/>
+      </w:pPr>
+      <w:r>
+        <w:rPr>
+          <w:rFonts w:ascii="맑은 고딕" w:cs="맑은 고딕" w:eastAsia="맑은 고딕" w:hAnsi="맑은 고딕"/>
+          <w:sz w:val="20"/>
+          <w:szCs w:val="20"/>
+        </w:rPr>
+        <w:t xml:space="preserve">▪호스는 항상 존재하고 엄호수단을 겸하므로 기본 기준선이 된다</w:t>
+      </w:r>
+    </w:p>
+    <w:p>
+      <w:pPr>
+        <w:spacing w:after="40" w:before="0"/>
+        <w:ind w:left="280" w:hanging="200"/>
+      </w:pPr>
+      <w:r>
+        <w:rPr>
+          <w:rFonts w:ascii="맑은 고딕" w:cs="맑은 고딕" w:eastAsia="맑은 고딕" w:hAnsi="맑은 고딕"/>
+          <w:sz w:val="20"/>
+          <w:szCs w:val="20"/>
+        </w:rPr>
+        <w:t xml:space="preserve">▪검색팀은 호스라인에서 벗어나더라도 음성이 닿는 범위 안에서 활동한다</w:t>
+      </w:r>
+    </w:p>
+    <w:p>
+      <w:pPr>
+        <w:spacing w:after="40" w:before="0"/>
+        <w:ind w:left="280" w:hanging="200"/>
+      </w:pPr>
+      <w:r>
+        <w:rPr>
+          <w:rFonts w:ascii="맑은 고딕" w:cs="맑은 고딕" w:eastAsia="맑은 고딕" w:hAnsi="맑은 고딕"/>
+          <w:sz w:val="20"/>
+          <w:szCs w:val="20"/>
+        </w:rPr>
+        <w:t xml:space="preserve">▪호스라인만으로는 충분하지 않다. 방향상실 사고의 가장 흔한 원인이 호스라인 이탈과 다른 라인과의 혼동이었다. 라인이 여러 개일 때는 유도로프를 병행한다</w:t>
+      </w:r>
+    </w:p>
+    <w:p>
+      <w:pPr>
+        <w:pStyle w:val="Heading3"/>
+        <w:spacing w:after="100" w:before="260"/>
+      </w:pPr>
+      <w:r>
+        <w:rPr>
+          <w:rFonts w:ascii="맑은 고딕" w:cs="맑은 고딕" w:eastAsia="맑은 고딕" w:hAnsi="맑은 고딕"/>
+          <w:b/>
+          <w:bCs/>
+          <w:sz w:val="22"/>
+          <w:szCs w:val="22"/>
+        </w:rPr>
+        <w:t xml:space="preserve">□ 검색방법 ④ 팀 단위 전진 검색</w:t>
+      </w:r>
+    </w:p>
+    <w:p>
+      <w:pPr>
+        <w:spacing w:after="120"/>
+        <w:jc w:val="both"/>
+      </w:pPr>
+      <w:r>
+        <w:rPr>
+          <w:rFonts w:ascii="맑은 고딕" w:cs="맑은 고딕" w:eastAsia="맑은 고딕" w:hAnsi="맑은 고딕"/>
+          <w:sz w:val="20"/>
+          <w:szCs w:val="20"/>
+        </w:rPr>
+        <w:t xml:space="preserve">넓은 구역을 팀 전체가 함께 이동하며 검색하는 방법이다.</w:t>
+      </w:r>
+    </w:p>
+    <w:p>
+      <w:pPr>
+        <w:spacing w:after="40" w:before="0"/>
+        <w:ind w:left="280" w:hanging="200"/>
+      </w:pPr>
+      <w:r>
+        <w:rPr>
+          <w:rFonts w:ascii="맑은 고딕" w:cs="맑은 고딕" w:eastAsia="맑은 고딕" w:hAnsi="맑은 고딕"/>
+          <w:sz w:val="20"/>
+          <w:szCs w:val="20"/>
+        </w:rPr>
+        <w:t xml:space="preserve">▪팀장이 20~25m 단위로 전진하고 그 지점에서 정지한다</w:t>
+      </w:r>
+    </w:p>
+    <w:p>
+      <w:pPr>
+        <w:spacing w:after="40" w:before="0"/>
+        <w:ind w:left="280" w:hanging="200"/>
+      </w:pPr>
+      <w:r>
+        <w:rPr>
+          <w:rFonts w:ascii="맑은 고딕" w:cs="맑은 고딕" w:eastAsia="맑은 고딕" w:hAnsi="맑은 고딕"/>
+          <w:sz w:val="20"/>
+          <w:szCs w:val="20"/>
+        </w:rPr>
+        <w:t xml:space="preserve">▪대원은 개인로프가 팽팽해질 때까지 좌우로 반원을 그리며 확인한다</w:t>
+      </w:r>
+    </w:p>
+    <w:p>
+      <w:pPr>
+        <w:spacing w:after="40" w:before="0"/>
+        <w:ind w:left="280" w:hanging="200"/>
+      </w:pPr>
+      <w:r>
+        <w:rPr>
+          <w:rFonts w:ascii="맑은 고딕" w:cs="맑은 고딕" w:eastAsia="맑은 고딕" w:hAnsi="맑은 고딕"/>
+          <w:sz w:val="20"/>
+          <w:szCs w:val="20"/>
+        </w:rPr>
+        <w:t xml:space="preserve">▪확인이 끝나면 전원이 팀장 위치로 재집결한 후 다시 전진한다</w:t>
+      </w:r>
+    </w:p>
+    <w:p>
+      <w:pPr>
+        <w:spacing w:after="40" w:before="0"/>
+        <w:ind w:left="280" w:hanging="200"/>
+      </w:pPr>
+      <w:r>
+        <w:rPr>
+          <w:rFonts w:ascii="맑은 고딕" w:cs="맑은 고딕" w:eastAsia="맑은 고딕" w:hAnsi="맑은 고딕"/>
+          <w:sz w:val="20"/>
+          <w:szCs w:val="20"/>
+        </w:rPr>
+        <w:t xml:space="preserve">▪20~25m마다 인원이 모이므로 인원확인이 자동으로 이루어진다</w:t>
+      </w:r>
+    </w:p>
+    <w:p>
+      <w:pPr>
+        <w:pStyle w:val="Heading3"/>
+        <w:spacing w:after="100" w:before="260"/>
+      </w:pPr>
+      <w:r>
+        <w:rPr>
+          <w:rFonts w:ascii="맑은 고딕" w:cs="맑은 고딕" w:eastAsia="맑은 고딕" w:hAnsi="맑은 고딕"/>
+          <w:b/>
+          <w:bCs/>
+          <w:sz w:val="22"/>
+          <w:szCs w:val="22"/>
+        </w:rPr>
+        <w:t xml:space="preserve">□ 열화상카메라를 이용한 검색</w:t>
+      </w:r>
+    </w:p>
+    <w:p>
+      <w:pPr>
+        <w:spacing w:after="60" w:before="180"/>
+      </w:pPr>
+      <w:r>
+        <w:rPr>
+          <w:rFonts w:ascii="맑은 고딕" w:cs="맑은 고딕" w:eastAsia="맑은 고딕" w:hAnsi="맑은 고딕"/>
+          <w:b/>
+          <w:bCs/>
+          <w:sz w:val="20"/>
+          <w:szCs w:val="20"/>
+        </w:rPr>
+        <w:t xml:space="preserve">진입 전 개구부 주사</w:t>
+      </w:r>
+    </w:p>
+    <w:p>
+      <w:pPr>
+        <w:spacing w:after="40" w:before="0"/>
+        <w:ind w:left="280" w:hanging="200"/>
+      </w:pPr>
+      <w:r>
+        <w:rPr>
+          <w:rFonts w:ascii="맑은 고딕" w:cs="맑은 고딕" w:eastAsia="맑은 고딕" w:hAnsi="맑은 고딕"/>
+          <w:sz w:val="20"/>
+          <w:szCs w:val="20"/>
+        </w:rPr>
+        <w:t xml:space="preserve">▪진입구에서 정지한 상태로 먼저 주사한 뒤 전진한다. 이동하면서 주사하지 않는다</w:t>
+      </w:r>
+    </w:p>
+    <w:p>
+      <w:pPr>
+        <w:spacing w:after="40" w:before="0"/>
+        <w:ind w:left="280" w:hanging="200"/>
+      </w:pPr>
+      <w:r>
+        <w:rPr>
+          <w:rFonts w:ascii="맑은 고딕" w:cs="맑은 고딕" w:eastAsia="맑은 고딕" w:hAnsi="맑은 고딕"/>
+          <w:sz w:val="20"/>
+          <w:szCs w:val="20"/>
+        </w:rPr>
+        <w:t xml:space="preserve">▪주사 순서를 정한다. 바닥 → 벽면 → 천장부의 순으로 좌우를 훑으면 누락이 적다</w:t>
+      </w:r>
+    </w:p>
+    <w:p>
+      <w:pPr>
+        <w:spacing w:after="40" w:before="0"/>
+        <w:ind w:left="280" w:hanging="200"/>
+      </w:pPr>
+      <w:r>
+        <w:rPr>
+          <w:rFonts w:ascii="맑은 고딕" w:cs="맑은 고딕" w:eastAsia="맑은 고딕" w:hAnsi="맑은 고딕"/>
+          <w:sz w:val="20"/>
+          <w:szCs w:val="20"/>
+        </w:rPr>
+        <w:t xml:space="preserve">▪이 주사로 확인할 것은 화점 방향, 연기층 높이, 장애물, 그리고 되돌아 나올 때 기준이 될 지형지물이다</w:t>
+      </w:r>
+    </w:p>
+    <w:p>
+      <w:pPr>
+        <w:spacing w:after="60" w:before="180"/>
+      </w:pPr>
+      <w:r>
+        <w:rPr>
+          <w:rFonts w:ascii="맑은 고딕" w:cs="맑은 고딕" w:eastAsia="맑은 고딕" w:hAnsi="맑은 고딕"/>
+          <w:b/>
+          <w:bCs/>
+          <w:sz w:val="20"/>
+          <w:szCs w:val="20"/>
+        </w:rPr>
+        <w:t xml:space="preserve">전진 중 운용</w:t>
+      </w:r>
+    </w:p>
+    <w:p>
+      <w:pPr>
+        <w:spacing w:after="40" w:before="0"/>
+        <w:ind w:left="280" w:hanging="200"/>
+      </w:pPr>
+      <w:r>
+        <w:rPr>
+          <w:rFonts w:ascii="맑은 고딕" w:cs="맑은 고딕" w:eastAsia="맑은 고딕" w:hAnsi="맑은 고딕"/>
+          <w:sz w:val="20"/>
+          <w:szCs w:val="20"/>
+        </w:rPr>
+        <w:t xml:space="preserve">▪이동 중에는 화면을 보지 않는다. 정지 → 주사 → 화면에서 눈을 떼고 이동의 반복으로 운용한다</w:t>
+      </w:r>
+    </w:p>
+    <w:p>
+      <w:pPr>
+        <w:spacing w:after="40" w:before="0"/>
+        <w:ind w:left="280" w:hanging="200"/>
+      </w:pPr>
+      <w:r>
+        <w:rPr>
+          <w:rFonts w:ascii="맑은 고딕" w:cs="맑은 고딕" w:eastAsia="맑은 고딕" w:hAnsi="맑은 고딕"/>
+          <w:sz w:val="20"/>
+          <w:szCs w:val="20"/>
+        </w:rPr>
+        <w:t xml:space="preserve">▪카메라는 천천히 움직인다. 빠르게 돌리면 영상이 뭉개진다</w:t>
+      </w:r>
+    </w:p>
+    <w:p>
+      <w:pPr>
+        <w:spacing w:after="40" w:before="0"/>
+        <w:ind w:left="280" w:hanging="200"/>
+      </w:pPr>
+      <w:r>
+        <w:rPr>
+          <w:rFonts w:ascii="맑은 고딕" w:cs="맑은 고딕" w:eastAsia="맑은 고딕" w:hAnsi="맑은 고딕"/>
+          <w:sz w:val="20"/>
+          <w:szCs w:val="20"/>
+        </w:rPr>
+        <w:t xml:space="preserve">▪렌즈에 수분과 분진이 묻으면 화질이 급격히 떨어진다. 주기적으로 닦는다</w:t>
+      </w:r>
+    </w:p>
+    <w:p>
+      <w:pPr>
+        <w:spacing w:after="40" w:before="0"/>
+        <w:ind w:left="280" w:hanging="200"/>
+      </w:pPr>
+      <w:r>
+        <w:rPr>
+          <w:rFonts w:ascii="맑은 고딕" w:cs="맑은 고딕" w:eastAsia="맑은 고딕" w:hAnsi="맑은 고딕"/>
+          <w:sz w:val="20"/>
+          <w:szCs w:val="20"/>
+        </w:rPr>
+        <w:t xml:space="preserve">▪요구조자를 발견하면 카메라로 반출 경로의 온도 상태를 확인한 뒤 경로를 결정한다</w:t>
+      </w:r>
+    </w:p>
+    <w:p>
+      <w:pPr>
+        <w:spacing w:after="60" w:before="180"/>
+      </w:pPr>
+      <w:r>
+        <w:rPr>
+          <w:rFonts w:ascii="맑은 고딕" w:cs="맑은 고딕" w:eastAsia="맑은 고딕" w:hAnsi="맑은 고딕"/>
+          <w:b/>
+          <w:bCs/>
+          <w:sz w:val="20"/>
+          <w:szCs w:val="20"/>
+        </w:rPr>
+        <w:t xml:space="preserve">운용 방식</w:t>
+      </w:r>
+    </w:p>
+    <w:p>
+      <w:pPr>
+        <w:spacing w:after="40" w:before="0"/>
+        <w:ind w:left="280" w:hanging="200"/>
+      </w:pPr>
+      <w:r>
+        <w:rPr>
+          <w:rFonts w:ascii="맑은 고딕" w:cs="맑은 고딕" w:eastAsia="맑은 고딕" w:hAnsi="맑은 고딕"/>
+          <w:sz w:val="20"/>
+          <w:szCs w:val="20"/>
+        </w:rPr>
+        <w:t xml:space="preserve">▪카메라는 팀장이 보유한다. 팀장이 대원을 보낼 구역을 먼저 주사하고, 대원의 활동을 화면으로 감시한다</w:t>
+      </w:r>
+    </w:p>
+    <w:p>
+      <w:pPr>
+        <w:spacing w:after="40" w:before="0"/>
+        <w:ind w:left="280" w:hanging="200"/>
+      </w:pPr>
+      <w:r>
+        <w:rPr>
+          <w:rFonts w:ascii="맑은 고딕" w:cs="맑은 고딕" w:eastAsia="맑은 고딕" w:hAnsi="맑은 고딕"/>
+          <w:sz w:val="20"/>
+          <w:szCs w:val="20"/>
+        </w:rPr>
+        <w:t xml:space="preserve">▪팀장이 화면만 보고 앞장서면, 카메라가 고장 났을 때 팀 전체가 방향을 잃는다</w:t>
+      </w:r>
+    </w:p>
+    <w:p>
+      <w:pPr>
+        <w:spacing w:after="40" w:before="0"/>
+        <w:ind w:left="280" w:hanging="200"/>
+      </w:pPr>
+      <w:r>
+        <w:rPr>
+          <w:rFonts w:ascii="맑은 고딕" w:cs="맑은 고딕" w:eastAsia="맑은 고딕" w:hAnsi="맑은 고딕"/>
+          <w:sz w:val="20"/>
+          <w:szCs w:val="20"/>
+        </w:rPr>
+        <w:t xml:space="preserve">▪팀장이 확인한 내용은 경로와 장애물을 말로 전달한다. "전방 15m 좌측 통로, 중간에 적재물 붕괴" 형식으로 전달한다</w:t>
+      </w:r>
+    </w:p>
+    <w:p>
+      <w:pPr>
+        <w:pStyle w:val="Heading3"/>
+        <w:spacing w:after="100" w:before="260"/>
+      </w:pPr>
+      <w:r>
+        <w:rPr>
+          <w:rFonts w:ascii="맑은 고딕" w:cs="맑은 고딕" w:eastAsia="맑은 고딕" w:hAnsi="맑은 고딕"/>
+          <w:b/>
+          <w:bCs/>
+          <w:sz w:val="22"/>
+          <w:szCs w:val="22"/>
+        </w:rPr>
+        <w:t xml:space="preserve">□ 열화상카메라의 한계</w:t>
+      </w:r>
+    </w:p>
+    <w:p>
+      <w:pPr>
+        <w:spacing w:after="120"/>
+        <w:jc w:val="both"/>
+      </w:pPr>
+      <w:r>
+        <w:rPr>
+          <w:rFonts w:ascii="맑은 고딕" w:cs="맑은 고딕" w:eastAsia="맑은 고딕" w:hAnsi="맑은 고딕"/>
+          <w:sz w:val="20"/>
+          <w:szCs w:val="20"/>
+        </w:rPr>
+        <w:t xml:space="preserve">카메라를 신뢰할 수 있는 범위를 알고 사용해야 한다.</w:t>
+      </w:r>
+    </w:p>
+    <w:p>
+      <w:pPr>
+        <w:spacing w:after="40" w:before="0"/>
+        <w:ind w:left="280" w:hanging="200"/>
+      </w:pPr>
+      <w:r>
+        <w:rPr>
+          <w:rFonts w:ascii="맑은 고딕" w:cs="맑은 고딕" w:eastAsia="맑은 고딕" w:hAnsi="맑은 고딕"/>
+          <w:sz w:val="20"/>
+          <w:szCs w:val="20"/>
+        </w:rPr>
+        <w:t xml:space="preserve">▪표면만 본다. 적재물 뒤, 팰릿 안, 랙 베이 안쪽의 사람은 보이지 않는다. 통로를 카메라로 훑는 것은 통로 바닥을 확인한 것이지 검색한 것이 아니다</w:t>
+      </w:r>
+    </w:p>
+    <w:p>
+      <w:pPr>
+        <w:spacing w:after="40" w:before="0"/>
+        <w:ind w:left="280" w:hanging="200"/>
+      </w:pPr>
+      <w:r>
+        <w:rPr>
+          <w:rFonts w:ascii="맑은 고딕" w:cs="맑은 고딕" w:eastAsia="맑은 고딕" w:hAnsi="맑은 고딕"/>
+          <w:sz w:val="20"/>
+          <w:szCs w:val="20"/>
+        </w:rPr>
+        <w:t xml:space="preserve">▪표시되는 온도는 표면온도이다. 기체와 연기층의 온도는 측정되지 않는다</w:t>
+      </w:r>
+    </w:p>
+    <w:p>
+      <w:pPr>
+        <w:spacing w:after="40" w:before="0"/>
+        <w:ind w:left="280" w:hanging="200"/>
+      </w:pPr>
+      <w:r>
+        <w:rPr>
+          <w:rFonts w:ascii="맑은 고딕" w:cs="맑은 고딕" w:eastAsia="맑은 고딕" w:hAnsi="맑은 고딕"/>
+          <w:sz w:val="20"/>
+          <w:szCs w:val="20"/>
+        </w:rPr>
+        <w:t xml:space="preserve">▪유리와 물을 통과하지 못한다. 물이 고인 바닥은 검게 보여 구멍처럼 보이고, 작동 중인 스프링클러 헤드는 검은 원뿔로 표시되어 그 주변의 사람을 가린다</w:t>
+      </w:r>
+    </w:p>
+    <w:p>
+      <w:pPr>
+        <w:spacing w:after="40" w:before="0"/>
+        <w:ind w:left="280" w:hanging="200"/>
+      </w:pPr>
+      <w:r>
+        <w:rPr>
+          <w:rFonts w:ascii="맑은 고딕" w:cs="맑은 고딕" w:eastAsia="맑은 고딕" w:hAnsi="맑은 고딕"/>
+          <w:sz w:val="20"/>
+          <w:szCs w:val="20"/>
+        </w:rPr>
+        <w:t xml:space="preserve">▪주변이 뜨거우면 사람이 밝게 보이지 않는다. 배경온도가 높아지면 사람은 오히려 어둡게 보인다. 색이 아니라 형태로 판단하도록 훈련한다</w:t>
+      </w:r>
+    </w:p>
+    <w:p>
+      <w:pPr>
+        <w:spacing w:after="40" w:before="0"/>
+        <w:ind w:left="280" w:hanging="200"/>
+      </w:pPr>
+      <w:r>
+        <w:rPr>
+          <w:rFonts w:ascii="맑은 고딕" w:cs="맑은 고딕" w:eastAsia="맑은 고딕" w:hAnsi="맑은 고딕"/>
+          <w:sz w:val="20"/>
+          <w:szCs w:val="20"/>
+        </w:rPr>
+        <w:t xml:space="preserve">▪바닥과 구조물의 안전성은 알 수 없다. 메자닌 바닥, 그레이팅, 손상된 랙 발판이 모두 정상 표면으로 보인다</w:t>
+      </w:r>
+    </w:p>
+    <w:p>
+      <w:pPr>
+        <w:spacing w:after="40" w:before="0"/>
+        <w:ind w:left="280" w:hanging="200"/>
+      </w:pPr>
+      <w:r>
+        <w:rPr>
+          <w:rFonts w:ascii="맑은 고딕" w:cs="맑은 고딕" w:eastAsia="맑은 고딕" w:hAnsi="맑은 고딕"/>
+          <w:sz w:val="20"/>
+          <w:szCs w:val="20"/>
+        </w:rPr>
+        <w:t xml:space="preserve">▪공기의 상태를 알려주지 않는다</w:t>
+      </w:r>
+    </w:p>
+    <w:p>
+      <w:pPr>
+        <w:spacing w:after="40" w:before="0"/>
+        <w:ind w:left="280" w:hanging="200"/>
+      </w:pPr>
+      <w:r>
+        <w:rPr>
+          <w:rFonts w:ascii="맑은 고딕" w:cs="맑은 고딕" w:eastAsia="맑은 고딕" w:hAnsi="맑은 고딕"/>
+          <w:sz w:val="20"/>
+          <w:szCs w:val="20"/>
+        </w:rPr>
+        <w:t xml:space="preserve">▪반사면(연마 콘크리트 바닥, 스테인리스 설비)에서 허상이 생긴다</w:t>
+      </w:r>
+    </w:p>
+    <w:p>
+      <w:pPr>
+        <w:spacing w:after="40" w:before="0"/>
+        <w:ind w:left="280" w:hanging="200"/>
+      </w:pPr>
+      <w:r>
+        <w:rPr>
+          <w:rFonts w:ascii="맑은 고딕" w:cs="맑은 고딕" w:eastAsia="맑은 고딕" w:hAnsi="맑은 고딕"/>
+          <w:sz w:val="20"/>
+          <w:szCs w:val="20"/>
+        </w:rPr>
+        <w:t xml:space="preserve">▪시야각이 사람의 시야보다 좁다. 그래서 정해진 순서로 주사하는 것이 필요하다</w:t>
+      </w:r>
+    </w:p>
+    <w:p>
+      <w:pPr>
+        <w:pStyle w:val="Heading3"/>
+        <w:spacing w:after="100" w:before="260"/>
+      </w:pPr>
+      <w:r>
+        <w:rPr>
+          <w:rFonts w:ascii="맑은 고딕" w:cs="맑은 고딕" w:eastAsia="맑은 고딕" w:hAnsi="맑은 고딕"/>
+          <w:b/>
+          <w:bCs/>
+          <w:sz w:val="22"/>
+          <w:szCs w:val="22"/>
+        </w:rPr>
+        <w:t xml:space="preserve">□ 진입 깊이의 한계</w:t>
+      </w:r>
+    </w:p>
+    <w:p>
+      <w:pPr>
+        <w:spacing w:after="120"/>
+        <w:jc w:val="both"/>
+      </w:pPr>
+      <w:r>
+        <w:rPr>
+          <w:rFonts w:ascii="맑은 고딕" w:cs="맑은 고딕" w:eastAsia="맑은 고딕" w:hAnsi="맑은 고딕"/>
+          <w:sz w:val="20"/>
+          <w:szCs w:val="20"/>
+        </w:rPr>
+        <w:t xml:space="preserve">진입 가능 깊이는 공기호흡기 용량에서 역산한다. 아래는 국내 표준 용기를 기준으로 한 산출 예이다.</w:t>
+      </w:r>
+    </w:p>
+    <w:p>
+      <w:pPr>
+        <w:spacing w:after="40" w:before="0"/>
+        <w:ind w:left="280" w:hanging="200"/>
+      </w:pPr>
+      <w:r>
+        <w:rPr>
+          <w:rFonts w:ascii="맑은 고딕" w:cs="맑은 고딕" w:eastAsia="맑은 고딕" w:hAnsi="맑은 고딕"/>
+          <w:sz w:val="20"/>
+          <w:szCs w:val="20"/>
+        </w:rPr>
+        <w:t xml:space="preserve">▪6.8L·300bar 용기의 공기량은 약 2,040 L이다. 저압경보 압력을 55 bar로 보면 경보 전까지 쓸 수 있는 양은 약 1,670 L이다</w:t>
+      </w:r>
+    </w:p>
+    <w:p>
+      <w:pPr>
+        <w:spacing w:after="40" w:before="0"/>
+        <w:ind w:left="280" w:hanging="200"/>
+      </w:pPr>
+      <w:r>
+        <w:rPr>
+          <w:rFonts w:ascii="맑은 고딕" w:cs="맑은 고딕" w:eastAsia="맑은 고딕" w:hAnsi="맑은 고딕"/>
+          <w:sz w:val="20"/>
+          <w:szCs w:val="20"/>
+        </w:rPr>
+        <w:t xml:space="preserve">▪호스를 끌고 전진하는 중작업의 소비량을 분당 80 L로 보면 약 20분이며, 진입과 복귀에 절반씩 배분하면 전진에 쓸 수 있는 시간은 약 10분이다</w:t>
+      </w:r>
+    </w:p>
+    <w:p>
+      <w:pPr>
+        <w:spacing w:after="40" w:before="0"/>
+        <w:ind w:left="280" w:hanging="200"/>
+      </w:pPr>
+      <w:r>
+        <w:rPr>
+          <w:rFonts w:ascii="맑은 고딕" w:cs="맑은 고딕" w:eastAsia="맑은 고딕" w:hAnsi="맑은 고딕"/>
+          <w:sz w:val="20"/>
+          <w:szCs w:val="20"/>
+        </w:rPr>
+        <w:t xml:space="preserve">▪무시야에서 호스라인을 따라 전진하는 속도를 분당 8~10m로 보면 </w:t>
+      </w:r>
+      <w:r>
+        <w:rPr>
+          <w:rFonts w:ascii="맑은 고딕" w:cs="맑은 고딕" w:eastAsia="맑은 고딕" w:hAnsi="맑은 고딕"/>
+          <w:b/>
+          <w:bCs/>
+          <w:sz w:val="20"/>
+          <w:szCs w:val="20"/>
+        </w:rPr>
+        <w:t xml:space="preserve">진입 한계는 80~100m</w:t>
+      </w:r>
+      <w:r>
+        <w:rPr>
+          <w:rFonts w:ascii="맑은 고딕" w:cs="맑은 고딕" w:eastAsia="맑은 고딕" w:hAnsi="맑은 고딕"/>
+          <w:sz w:val="20"/>
+          <w:szCs w:val="20"/>
+        </w:rPr>
+        <w:t xml:space="preserve">가 된다</w:t>
+      </w:r>
+    </w:p>
+    <w:p>
+      <w:pPr>
+        <w:spacing w:after="40" w:before="0"/>
+        <w:ind w:left="280" w:hanging="200"/>
+      </w:pPr>
+      <w:r>
+        <w:rPr>
+          <w:rFonts w:ascii="맑은 고딕" w:cs="맑은 고딕" w:eastAsia="맑은 고딕" w:hAnsi="맑은 고딕"/>
+          <w:sz w:val="20"/>
+          <w:szCs w:val="20"/>
+        </w:rPr>
+        <w:t xml:space="preserve">▪위 수치는 계산의 예이다. 실제 값은 관서가 자기 장비와 인원으로 실측하여 정한다. 소비량과 전진속도는 개인차와 적재 배치에 따라 크게 달라진다</w:t>
+      </w:r>
+    </w:p>
+    <w:p>
+      <w:pPr>
+        <w:spacing w:after="40" w:before="0"/>
+        <w:ind w:left="280" w:hanging="200"/>
+      </w:pPr>
+      <w:r>
+        <w:rPr>
+          <w:rFonts w:ascii="맑은 고딕" w:cs="맑은 고딕" w:eastAsia="맑은 고딕" w:hAnsi="맑은 고딕"/>
+          <w:sz w:val="20"/>
+          <w:szCs w:val="20"/>
+        </w:rPr>
+        <w:t xml:space="preserve">▪저압경보는 철수 시작 신호가 아니라 비상 신호이다. 경보가 울리기 전에 위험구역을 벗어나 있어야 한다</w:t>
+      </w:r>
+    </w:p>
+    <w:p>
+      <w:pPr>
+        <w:spacing w:after="120"/>
+        <w:jc w:val="both"/>
+      </w:pPr>
+      <w:r>
+        <w:rPr>
+          <w:rFonts w:ascii="맑은 고딕" w:cs="맑은 고딕" w:eastAsia="맑은 고딕" w:hAnsi="맑은 고딕"/>
+          <w:sz w:val="20"/>
+          <w:szCs w:val="20"/>
+        </w:rPr>
+        <w:t xml:space="preserve">진입 깊이는 대원 1명을 구조하는 데 걸리는 시간도 전제로 삼는다. 미국 피닉스 소방국이 2001년 대형 상업시설 순직사고 이후 약 200회의 실물 훈련(참가 1,144명)을 측정한 결과, 고립된 대원 1명을 구조하는 데 </w:t>
+      </w:r>
+      <w:r>
+        <w:rPr>
+          <w:rFonts w:ascii="맑은 고딕" w:cs="맑은 고딕" w:eastAsia="맑은 고딕" w:hAnsi="맑은 고딕"/>
+          <w:b/>
+          <w:bCs/>
+          <w:sz w:val="20"/>
+          <w:szCs w:val="20"/>
+        </w:rPr>
+        <w:t xml:space="preserve">평균 12명, 평균 21분</w:t>
+      </w:r>
+      <w:r>
+        <w:rPr>
+          <w:rFonts w:ascii="맑은 고딕" w:cs="맑은 고딕" w:eastAsia="맑은 고딕" w:hAnsi="맑은 고딕"/>
+          <w:sz w:val="20"/>
+          <w:szCs w:val="20"/>
+        </w:rPr>
+        <w:t xml:space="preserve">이 소요되었고 구조에 투입된 대원 5명 중 1명이 스스로 구조를 요청하는 상황에 빠졌다. 이 시간은 공기호흡기 1본의 활동시간보다 길다. 게다가 이 측정은 고열과 농연이 없는 조건에서 이루어졌다.</w:t>
+      </w:r>
+    </w:p>
+    <w:p>
+      <w:pPr>
+        <w:pStyle w:val="Heading3"/>
+        <w:spacing w:after="100" w:before="260"/>
+      </w:pPr>
+      <w:r>
+        <w:rPr>
+          <w:rFonts w:ascii="맑은 고딕" w:cs="맑은 고딕" w:eastAsia="맑은 고딕" w:hAnsi="맑은 고딕"/>
+          <w:b/>
+          <w:bCs/>
+          <w:sz w:val="22"/>
+          <w:szCs w:val="22"/>
+        </w:rPr>
+        <w:t xml:space="preserve">□ 검색 표시 및 보고</w:t>
+      </w:r>
+    </w:p>
+    <w:p>
+      <w:pPr>
+        <w:spacing w:after="40" w:before="0"/>
+        <w:ind w:left="280" w:hanging="200"/>
+      </w:pPr>
+      <w:r>
+        <w:rPr>
+          <w:rFonts w:ascii="맑은 고딕" w:cs="맑은 고딕" w:eastAsia="맑은 고딕" w:hAnsi="맑은 고딕"/>
+          <w:sz w:val="20"/>
+          <w:szCs w:val="20"/>
+        </w:rPr>
+        <w:t xml:space="preserve">▪검색 개시 구역과 완료 구역을 진입구 관리대원이 기록한다</w:t>
+      </w:r>
+    </w:p>
+    <w:p>
+      <w:pPr>
+        <w:spacing w:after="40" w:before="0"/>
+        <w:ind w:left="280" w:hanging="200"/>
+      </w:pPr>
+      <w:r>
+        <w:rPr>
+          <w:rFonts w:ascii="맑은 고딕" w:cs="맑은 고딕" w:eastAsia="맑은 고딕" w:hAnsi="맑은 고딕"/>
+          <w:sz w:val="20"/>
+          <w:szCs w:val="20"/>
+        </w:rPr>
+        <w:t xml:space="preserve">▪완료 구역에 표시를 남긴다. 표시가 없으면 다른 팀이 중복 검색한다</w:t>
+      </w:r>
+    </w:p>
+    <w:p>
+      <w:pPr>
+        <w:spacing w:after="40" w:before="0"/>
+        <w:ind w:left="280" w:hanging="200"/>
+      </w:pPr>
+      <w:r>
+        <w:rPr>
+          <w:rFonts w:ascii="맑은 고딕" w:cs="맑은 고딕" w:eastAsia="맑은 고딕" w:hAnsi="맑은 고딕"/>
+          <w:sz w:val="20"/>
+          <w:szCs w:val="20"/>
+        </w:rPr>
+        <w:t xml:space="preserve">▪보고는 구역 단위로 한다. "A열~C열 통로 검색 완료, 미발견" 형식으로 보고한다</w:t>
+      </w:r>
+    </w:p>
+    <w:p>
+      <w:pPr>
+        <w:spacing w:after="40" w:before="0"/>
+        <w:ind w:left="280" w:hanging="200"/>
+      </w:pPr>
+      <w:r>
+        <w:rPr>
+          <w:rFonts w:ascii="맑은 고딕" w:cs="맑은 고딕" w:eastAsia="맑은 고딕" w:hAnsi="맑은 고딕"/>
+          <w:sz w:val="20"/>
+          <w:szCs w:val="20"/>
+        </w:rPr>
+        <w:t xml:space="preserve">▪검색 지시도 구역 단위로 한다. "3번 도크 기준 A열~C열 통로, 진입한계 60m, 활동시간 10분" 형식으로 지정한다</w:t>
+      </w:r>
+    </w:p>
+    <w:p>
+      <w:pPr>
+        <w:pStyle w:val="Heading3"/>
+        <w:spacing w:after="100" w:before="260"/>
+      </w:pPr>
+      <w:r>
+        <w:rPr>
+          <w:rFonts w:ascii="맑은 고딕" w:cs="맑은 고딕" w:eastAsia="맑은 고딕" w:hAnsi="맑은 고딕"/>
+          <w:b/>
+          <w:bCs/>
+          <w:sz w:val="22"/>
+          <w:szCs w:val="22"/>
+        </w:rPr>
+        <w:t xml:space="preserve">□ 요구조자 발견 시</w:t>
+      </w:r>
+    </w:p>
+    <w:p>
+      <w:pPr>
+        <w:spacing w:after="120"/>
+        <w:jc w:val="both"/>
+      </w:pPr>
+      <w:r>
+        <w:rPr>
+          <w:rFonts w:ascii="맑은 고딕" w:cs="맑은 고딕" w:eastAsia="맑은 고딕" w:hAnsi="맑은 고딕"/>
+          <w:sz w:val="20"/>
+          <w:szCs w:val="20"/>
+        </w:rPr>
+        <w:t xml:space="preserve">발견 보고(위치·인원·상태) → 기도·호흡 확인 → 공기 공급 → 반출경로 결정 → 반출 → 진입구 인계</w:t>
+      </w:r>
+    </w:p>
+    <w:p>
+      <w:pPr>
+        <w:spacing w:after="40" w:before="0"/>
+        <w:ind w:left="280" w:hanging="200"/>
+      </w:pPr>
+      <w:r>
+        <w:rPr>
+          <w:rFonts w:ascii="맑은 고딕" w:cs="맑은 고딕" w:eastAsia="맑은 고딕" w:hAnsi="맑은 고딕"/>
+          <w:sz w:val="20"/>
+          <w:szCs w:val="20"/>
+        </w:rPr>
+        <w:t xml:space="preserve">▪반출경로는 진입경로를 원칙으로 하되, 외벽이 가깝고 진입경로가 길면 외부 절단 반출을 검토한다</w:t>
+      </w:r>
+    </w:p>
+    <w:p>
+      <w:pPr>
+        <w:spacing w:after="40" w:before="0"/>
+        <w:ind w:left="280" w:hanging="200"/>
+      </w:pPr>
+      <w:r>
+        <w:rPr>
+          <w:rFonts w:ascii="맑은 고딕" w:cs="맑은 고딕" w:eastAsia="맑은 고딕" w:hAnsi="맑은 고딕"/>
+          <w:sz w:val="20"/>
+          <w:szCs w:val="20"/>
+        </w:rPr>
+        <w:t xml:space="preserve">▪반출에는 2인 이상이 필요하다</w:t>
+      </w:r>
+    </w:p>
+    <w:p>
+      <w:pPr>
+        <w:spacing w:after="40" w:before="0"/>
+        <w:ind w:left="280" w:hanging="200"/>
+      </w:pPr>
+      <w:r>
+        <w:rPr>
+          <w:rFonts w:ascii="맑은 고딕" w:cs="맑은 고딕" w:eastAsia="맑은 고딕" w:hAnsi="맑은 고딕"/>
+          <w:sz w:val="20"/>
+          <w:szCs w:val="20"/>
+        </w:rPr>
+        <w:t xml:space="preserve">▪반출 중 관창 엄호를 유지한다</w:t>
+      </w:r>
+    </w:p>
+    <w:p>
+      <w:pPr>
+        <w:spacing w:after="40" w:before="0"/>
+        <w:ind w:left="280" w:hanging="200"/>
+      </w:pPr>
+      <w:r>
+        <w:rPr>
+          <w:rFonts w:ascii="맑은 고딕" w:cs="맑은 고딕" w:eastAsia="맑은 고딕" w:hAnsi="맑은 고딕"/>
+          <w:sz w:val="20"/>
+          <w:szCs w:val="20"/>
+        </w:rPr>
+        <w:t xml:space="preserve">▪반출 인원이 이탈하므로 잔여 팀의 임무를 재지정한다</w:t>
+      </w:r>
+    </w:p>
+    <w:p>
+      <w:pPr>
+        <w:pStyle w:val="Heading3"/>
+        <w:spacing w:after="100" w:before="260"/>
+      </w:pPr>
+      <w:r>
+        <w:rPr>
+          <w:rFonts w:ascii="맑은 고딕" w:cs="맑은 고딕" w:eastAsia="맑은 고딕" w:hAnsi="맑은 고딕"/>
+          <w:b/>
+          <w:bCs/>
+          <w:sz w:val="22"/>
+          <w:szCs w:val="22"/>
+        </w:rPr>
+        <w:t xml:space="preserve">□ 검색 중단</w:t>
+      </w:r>
+    </w:p>
+    <w:p>
+      <w:pPr>
+        <w:spacing w:after="40" w:before="0"/>
+        <w:ind w:left="280" w:hanging="200"/>
+      </w:pPr>
+      <w:r>
+        <w:rPr>
+          <w:rFonts w:ascii="맑은 고딕" w:cs="맑은 고딕" w:eastAsia="맑은 고딕" w:hAnsi="맑은 고딕"/>
+          <w:sz w:val="20"/>
+          <w:szCs w:val="20"/>
+        </w:rPr>
+        <w:t xml:space="preserve">▪지정한 범위와 시간을 소진하였다</w:t>
+      </w:r>
+    </w:p>
+    <w:p>
+      <w:pPr>
+        <w:spacing w:after="40" w:before="0"/>
+        <w:ind w:left="280" w:hanging="200"/>
+      </w:pPr>
+      <w:r>
+        <w:rPr>
+          <w:rFonts w:ascii="맑은 고딕" w:cs="맑은 고딕" w:eastAsia="맑은 고딕" w:hAnsi="맑은 고딕"/>
+          <w:sz w:val="20"/>
+          <w:szCs w:val="20"/>
+        </w:rPr>
+        <w:t xml:space="preserve">▪즉시 철수조건에 해당하는 상황이 발생하였다</w:t>
+      </w:r>
+    </w:p>
+    <w:p>
+      <w:pPr>
+        <w:spacing w:after="40" w:before="0"/>
+        <w:ind w:left="280" w:hanging="200"/>
+      </w:pPr>
+      <w:r>
+        <w:rPr>
+          <w:rFonts w:ascii="맑은 고딕" w:cs="맑은 고딕" w:eastAsia="맑은 고딕" w:hAnsi="맑은 고딕"/>
+          <w:sz w:val="20"/>
+          <w:szCs w:val="20"/>
+        </w:rPr>
+        <w:t xml:space="preserve">▪요구조자 위치정보가 사실과 다른 것으로 확인되었다</w:t>
+      </w:r>
+    </w:p>
+    <w:p>
+      <w:pPr>
+        <w:spacing w:after="40" w:before="0"/>
+        <w:ind w:left="280" w:hanging="200"/>
+      </w:pPr>
+      <w:r>
+        <w:rPr>
+          <w:rFonts w:ascii="맑은 고딕" w:cs="맑은 고딕" w:eastAsia="맑은 고딕" w:hAnsi="맑은 고딕"/>
+          <w:sz w:val="20"/>
+          <w:szCs w:val="20"/>
+        </w:rPr>
+        <w:t xml:space="preserve">▪퇴로 상태가 진입 시와 달라졌다</w:t>
+      </w:r>
+    </w:p>
+    <w:p>
+      <w:pPr>
+        <w:pStyle w:val="Heading1"/>
+        <w:spacing w:after="200" w:before="480"/>
+      </w:pPr>
+      <w:r>
+        <w:rPr>
+          <w:rFonts w:ascii="맑은 고딕" w:cs="맑은 고딕" w:eastAsia="맑은 고딕" w:hAnsi="맑은 고딕"/>
+          <w:b/>
+          <w:bCs/>
+          <w:color w:val="1F3864"/>
+          <w:sz w:val="32"/>
+          <w:szCs w:val="32"/>
+        </w:rPr>
+        <w:t xml:space="preserve">Ⅱ. 방어전술</w:t>
+      </w:r>
+    </w:p>
+    <w:p>
+      <w:pPr>
+        <w:pStyle w:val="Heading2"/>
+        <w:spacing w:after="140" w:before="380"/>
+      </w:pPr>
+      <w:r>
+        <w:rPr>
+          <w:rFonts w:ascii="맑은 고딕" w:cs="맑은 고딕" w:eastAsia="맑은 고딕" w:hAnsi="맑은 고딕"/>
+          <w:b/>
+          <w:bCs/>
+          <w:sz w:val="26"/>
+          <w:szCs w:val="26"/>
+        </w:rPr>
+        <w:t xml:space="preserve">1. 방어전술 적용 판단</w:t>
+      </w:r>
+    </w:p>
+    <w:p>
+      <w:pPr>
+        <w:spacing w:after="120"/>
+        <w:jc w:val="both"/>
+      </w:pPr>
+      <w:r>
+        <w:rPr>
+          <w:rFonts w:ascii="맑은 고딕" w:cs="맑은 고딕" w:eastAsia="맑은 고딕" w:hAnsi="맑은 고딕"/>
+          <w:sz w:val="20"/>
+          <w:szCs w:val="20"/>
+        </w:rPr>
+        <w:t xml:space="preserve">이 장은 내부진입이 불가능한 상태를 전제로 한다. 도착 시점에 이미 화세가 진입 가능 범위를 넘어섰거나, 구조물 상태·급수 여건·화점 미특정으로 대원을 투입할 수 없는 상황이다.</w:t>
+      </w:r>
+    </w:p>
+    <w:p>
+      <w:pPr>
+        <w:spacing w:after="120"/>
+        <w:jc w:val="both"/>
+      </w:pPr>
+      <w:r>
+        <w:rPr>
+          <w:rFonts w:ascii="맑은 고딕" w:cs="맑은 고딕" w:eastAsia="맑은 고딕" w:hAnsi="맑은 고딕"/>
+          <w:sz w:val="20"/>
+          <w:szCs w:val="20"/>
+        </w:rPr>
+        <w:t xml:space="preserve">대형 물류창고 화재는 상당수가 이 상태로 도착한다. 신고에서 도착까지 걸리는 시간 동안 랙 화재는 이미 최성기에 도달하고, 스프링클러가 감당하지 못하는 규모가 되면 짧은 시간에 구획 전체로 확대된다. 2021년 이천 물류센터 화재(연면적 약 12만 7천㎡)는 새벽 5시 20분경 발화하여 6일 만에 완전히 진화되었고 건물과 적재물이 사실상 전소했다.</w:t>
+      </w:r>
+    </w:p>
+    <w:p>
+      <w:pPr>
+        <w:spacing w:after="120"/>
+        <w:jc w:val="both"/>
+      </w:pPr>
+      <w:r>
+        <w:rPr>
+          <w:rFonts w:ascii="맑은 고딕" w:cs="맑은 고딕" w:eastAsia="맑은 고딕" w:hAnsi="맑은 고딕"/>
+          <w:sz w:val="20"/>
+          <w:szCs w:val="20"/>
+        </w:rPr>
+        <w:t xml:space="preserve">방어전술의 목표는 연소 중인 구역의 소화가 아니다. 연소 중인 구역은 잃은 것으로 정리하고 아직 지킬 수 있는 것을 지킨다. 이 판단을 미루면 지킬 수 있었던 대상까지 잃는다.</w:t>
+      </w:r>
+    </w:p>
+    <w:p>
+      <w:pPr>
+        <w:pStyle w:val="Heading3"/>
+        <w:spacing w:after="100" w:before="260"/>
+      </w:pPr>
+      <w:r>
+        <w:rPr>
+          <w:rFonts w:ascii="맑은 고딕" w:cs="맑은 고딕" w:eastAsia="맑은 고딕" w:hAnsi="맑은 고딕"/>
+          <w:b/>
+          <w:bCs/>
+          <w:sz w:val="22"/>
+          <w:szCs w:val="22"/>
+        </w:rPr>
+        <w:t xml:space="preserve">□ 도착 시점 방어전술 결정 조건</w:t>
+      </w:r>
+    </w:p>
+    <w:p>
+      <w:pPr>
+        <w:spacing w:after="120"/>
+        <w:jc w:val="both"/>
+      </w:pPr>
+      <w:r>
+        <w:rPr>
+          <w:rFonts w:ascii="맑은 고딕" w:cs="맑은 고딕" w:eastAsia="맑은 고딕" w:hAnsi="맑은 고딕"/>
+          <w:sz w:val="20"/>
+          <w:szCs w:val="20"/>
+        </w:rPr>
+        <w:t xml:space="preserve">다음 중 하나에 해당하면 도착 즉시 방어전술을 선언한다. 확인을 위한 내부진입도 실시하지 않는다.</w:t>
+      </w:r>
+    </w:p>
+    <w:p>
+      <w:pPr>
+        <w:spacing w:after="40" w:before="0"/>
+        <w:ind w:left="280" w:hanging="200"/>
+      </w:pPr>
+      <w:r>
+        <w:rPr>
+          <w:rFonts w:ascii="맑은 고딕" w:cs="맑은 고딕" w:eastAsia="맑은 고딕" w:hAnsi="맑은 고딕"/>
+          <w:sz w:val="20"/>
+          <w:szCs w:val="20"/>
+        </w:rPr>
+        <w:t xml:space="preserve">▪지붕을 통해 화염이 분출되고 있다</w:t>
+      </w:r>
+    </w:p>
+    <w:p>
+      <w:pPr>
+        <w:spacing w:after="40" w:before="0"/>
+        <w:ind w:left="280" w:hanging="200"/>
+      </w:pPr>
+      <w:r>
+        <w:rPr>
+          <w:rFonts w:ascii="맑은 고딕" w:cs="맑은 고딕" w:eastAsia="맑은 고딕" w:hAnsi="맑은 고딕"/>
+          <w:sz w:val="20"/>
+          <w:szCs w:val="20"/>
+        </w:rPr>
+        <w:t xml:space="preserve">▪화점까지 도달하려면 관서가 정한 진입한계거리를 넘어 전진해야 한다</w:t>
+      </w:r>
+    </w:p>
+    <w:p>
+      <w:pPr>
+        <w:spacing w:after="40" w:before="0"/>
+        <w:ind w:left="280" w:hanging="200"/>
+      </w:pPr>
+      <w:r>
+        <w:rPr>
+          <w:rFonts w:ascii="맑은 고딕" w:cs="맑은 고딕" w:eastAsia="맑은 고딕" w:hAnsi="맑은 고딕"/>
+          <w:sz w:val="20"/>
+          <w:szCs w:val="20"/>
+        </w:rPr>
+        <w:t xml:space="preserve">▪스프링클러가 정상 작동 중인데도 화세가 이를 넘어섰다(작동 헤드 수가 설계 기준개수 초과)</w:t>
+      </w:r>
+    </w:p>
+    <w:p>
+      <w:pPr>
+        <w:spacing w:after="40" w:before="0"/>
+        <w:ind w:left="280" w:hanging="200"/>
+      </w:pPr>
+      <w:r>
+        <w:rPr>
+          <w:rFonts w:ascii="맑은 고딕" w:cs="맑은 고딕" w:eastAsia="맑은 고딕" w:hAnsi="맑은 고딕"/>
+          <w:sz w:val="20"/>
+          <w:szCs w:val="20"/>
+        </w:rPr>
+        <w:t xml:space="preserve">▪확인된 연소범위에 필요한 방수량이 확보 가능한 방수량을 초과한다</w:t>
+      </w:r>
+    </w:p>
+    <w:p>
+      <w:pPr>
+        <w:spacing w:after="40" w:before="0"/>
+        <w:ind w:left="280" w:hanging="200"/>
+      </w:pPr>
+      <w:r>
+        <w:rPr>
+          <w:rFonts w:ascii="맑은 고딕" w:cs="맑은 고딕" w:eastAsia="맑은 고딕" w:hAnsi="맑은 고딕"/>
+          <w:sz w:val="20"/>
+          <w:szCs w:val="20"/>
+        </w:rPr>
+        <w:t xml:space="preserve">▪구조 변형징후가 확인된다</w:t>
+      </w:r>
+    </w:p>
+    <w:p>
+      <w:pPr>
+        <w:spacing w:after="40" w:before="0"/>
+        <w:ind w:left="280" w:hanging="200"/>
+      </w:pPr>
+      <w:r>
+        <w:rPr>
+          <w:rFonts w:ascii="맑은 고딕" w:cs="맑은 고딕" w:eastAsia="맑은 고딕" w:hAnsi="맑은 고딕"/>
+          <w:sz w:val="20"/>
+          <w:szCs w:val="20"/>
+        </w:rPr>
+        <w:t xml:space="preserve">▪화점을 특정할 수 없고 시야가 확보되지 않는다</w:t>
+      </w:r>
+    </w:p>
+    <w:p>
+      <w:pPr>
+        <w:spacing w:after="40" w:before="0"/>
+        <w:ind w:left="280" w:hanging="200"/>
+      </w:pPr>
+      <w:r>
+        <w:rPr>
+          <w:rFonts w:ascii="맑은 고딕" w:cs="맑은 고딕" w:eastAsia="맑은 고딕" w:hAnsi="맑은 고딕"/>
+          <w:sz w:val="20"/>
+          <w:szCs w:val="20"/>
+        </w:rPr>
+        <w:t xml:space="preserve">▪현재 소방력으로 진입팀·백업팀·RIT·급수를 동시에 편성할 수 없다</w:t>
+      </w:r>
+    </w:p>
+    <w:p>
+      <w:pPr>
+        <w:spacing w:after="120"/>
+        <w:jc w:val="both"/>
+      </w:pPr>
+      <w:r>
+        <w:rPr>
+          <w:rFonts w:ascii="맑은 고딕" w:cs="맑은 고딕" w:eastAsia="맑은 고딕" w:hAnsi="맑은 고딕"/>
+          <w:sz w:val="20"/>
+          <w:szCs w:val="20"/>
+        </w:rPr>
+        <w:t xml:space="preserve">마지막 조건이 대형 물류창고에서 가장 자주 발생한다. 초기 출동대만으로는 대공간 진입을 지원할 체계를 갖출 수 없으며, 지원을 기다리는 동안 화세는 계속 커진다.</w:t>
+      </w:r>
+    </w:p>
+    <w:p>
+      <w:pPr>
+        <w:pStyle w:val="Heading3"/>
+        <w:spacing w:after="100" w:before="260"/>
+      </w:pPr>
+      <w:r>
+        <w:rPr>
+          <w:rFonts w:ascii="맑은 고딕" w:cs="맑은 고딕" w:eastAsia="맑은 고딕" w:hAnsi="맑은 고딕"/>
+          <w:b/>
+          <w:bCs/>
+          <w:sz w:val="22"/>
+          <w:szCs w:val="22"/>
+        </w:rPr>
+        <w:t xml:space="preserve">□ 도착 후 초기 조치 순서</w:t>
+      </w:r>
+    </w:p>
+    <w:p>
+      <w:pPr>
+        <w:spacing w:after="40"/>
+        <w:ind w:left="280" w:hanging="200"/>
+      </w:pPr>
+      <w:r>
+        <w:rPr>
+          <w:rFonts w:ascii="맑은 고딕" w:cs="맑은 고딕" w:eastAsia="맑은 고딕" w:hAnsi="맑은 고딕"/>
+          <w:sz w:val="20"/>
+          <w:szCs w:val="20"/>
+        </w:rPr>
+        <w:t xml:space="preserve">1. </w:t>
+      </w:r>
+      <w:r>
+        <w:rPr>
+          <w:rFonts w:ascii="맑은 고딕" w:cs="맑은 고딕" w:eastAsia="맑은 고딕" w:hAnsi="맑은 고딕"/>
+          <w:b/>
+          <w:bCs/>
+          <w:sz w:val="20"/>
+          <w:szCs w:val="20"/>
+        </w:rPr>
+        <w:t xml:space="preserve">방어전술 선언 및 전파</w:t>
+      </w:r>
+      <w:r>
+        <w:rPr>
+          <w:rFonts w:ascii="맑은 고딕" w:cs="맑은 고딕" w:eastAsia="맑은 고딕" w:hAnsi="맑은 고딕"/>
+          <w:sz w:val="20"/>
+          <w:szCs w:val="20"/>
+        </w:rPr>
+        <w:t xml:space="preserve"> — 무전으로 명확히 선언한다. "확인만 하고 나온다"는 진입을 허용하지 않는다</w:t>
+      </w:r>
+    </w:p>
+    <w:p>
+      <w:pPr>
+        <w:spacing w:after="40"/>
+        <w:ind w:left="280" w:hanging="200"/>
+      </w:pPr>
+      <w:r>
+        <w:rPr>
+          <w:rFonts w:ascii="맑은 고딕" w:cs="맑은 고딕" w:eastAsia="맑은 고딕" w:hAnsi="맑은 고딕"/>
+          <w:sz w:val="20"/>
+          <w:szCs w:val="20"/>
+        </w:rPr>
+        <w:t xml:space="preserve">2. </w:t>
+      </w:r>
+      <w:r>
+        <w:rPr>
+          <w:rFonts w:ascii="맑은 고딕" w:cs="맑은 고딕" w:eastAsia="맑은 고딕" w:hAnsi="맑은 고딕"/>
+          <w:b/>
+          <w:bCs/>
+          <w:sz w:val="20"/>
+          <w:szCs w:val="20"/>
+        </w:rPr>
+        <w:t xml:space="preserve">360도 관찰</w:t>
+      </w:r>
+      <w:r>
+        <w:rPr>
+          <w:rFonts w:ascii="맑은 고딕" w:cs="맑은 고딕" w:eastAsia="맑은 고딕" w:hAnsi="맑은 고딕"/>
+          <w:sz w:val="20"/>
+          <w:szCs w:val="20"/>
+        </w:rPr>
+        <w:t xml:space="preserve"> — 연소 구획, 방화구획 경계 위치, 풍향, 방호 대상 목록을 확인한다. 접근이 어려우면 드론을 활용한다</w:t>
+      </w:r>
+    </w:p>
+    <w:p>
+      <w:pPr>
+        <w:spacing w:after="40"/>
+        <w:ind w:left="280" w:hanging="200"/>
+      </w:pPr>
+      <w:r>
+        <w:rPr>
+          <w:rFonts w:ascii="맑은 고딕" w:cs="맑은 고딕" w:eastAsia="맑은 고딕" w:hAnsi="맑은 고딕"/>
+          <w:sz w:val="20"/>
+          <w:szCs w:val="20"/>
+        </w:rPr>
+        <w:t xml:space="preserve">3. </w:t>
+      </w:r>
+      <w:r>
+        <w:rPr>
+          <w:rFonts w:ascii="맑은 고딕" w:cs="맑은 고딕" w:eastAsia="맑은 고딕" w:hAnsi="맑은 고딕"/>
+          <w:b/>
+          <w:bCs/>
+          <w:sz w:val="20"/>
+          <w:szCs w:val="20"/>
+        </w:rPr>
+        <w:t xml:space="preserve">추가 출동 요청</w:t>
+      </w:r>
+      <w:r>
+        <w:rPr>
+          <w:rFonts w:ascii="맑은 고딕" w:cs="맑은 고딕" w:eastAsia="맑은 고딕" w:hAnsi="맑은 고딕"/>
+          <w:sz w:val="20"/>
+          <w:szCs w:val="20"/>
+        </w:rPr>
+        <w:t xml:space="preserve"> — 배치를 정하기 전에 요청한다. 도착 소요시간 동안 화세가 커지므로, 배치가 끝난 뒤 요청하면 늦다</w:t>
+      </w:r>
+    </w:p>
+    <w:p>
+      <w:pPr>
+        <w:spacing w:after="40"/>
+        <w:ind w:left="280" w:hanging="200"/>
+      </w:pPr>
+      <w:r>
+        <w:rPr>
+          <w:rFonts w:ascii="맑은 고딕" w:cs="맑은 고딕" w:eastAsia="맑은 고딕" w:hAnsi="맑은 고딕"/>
+          <w:sz w:val="20"/>
+          <w:szCs w:val="20"/>
+        </w:rPr>
+        <w:t xml:space="preserve">4. </w:t>
+      </w:r>
+      <w:r>
+        <w:rPr>
+          <w:rFonts w:ascii="맑은 고딕" w:cs="맑은 고딕" w:eastAsia="맑은 고딕" w:hAnsi="맑은 고딕"/>
+          <w:b/>
+          <w:bCs/>
+          <w:sz w:val="20"/>
+          <w:szCs w:val="20"/>
+        </w:rPr>
+        <w:t xml:space="preserve">급수 확보</w:t>
+      </w:r>
+      <w:r>
+        <w:rPr>
+          <w:rFonts w:ascii="맑은 고딕" w:cs="맑은 고딕" w:eastAsia="맑은 고딕" w:hAnsi="맑은 고딕"/>
+          <w:sz w:val="20"/>
+          <w:szCs w:val="20"/>
+        </w:rPr>
+        <w:t xml:space="preserve"> — 현재 필요량이 아니라 다음 단계에 필요할 양을 기준으로 확보한다. 하나를 쓰고 있으면 둘을 준비한다</w:t>
+      </w:r>
+    </w:p>
+    <w:p>
+      <w:pPr>
+        <w:spacing w:after="40"/>
+        <w:ind w:left="280" w:hanging="200"/>
+      </w:pPr>
+      <w:r>
+        <w:rPr>
+          <w:rFonts w:ascii="맑은 고딕" w:cs="맑은 고딕" w:eastAsia="맑은 고딕" w:hAnsi="맑은 고딕"/>
+          <w:sz w:val="20"/>
+          <w:szCs w:val="20"/>
+        </w:rPr>
+        <w:t xml:space="preserve">5. </w:t>
+      </w:r>
+      <w:r>
+        <w:rPr>
+          <w:rFonts w:ascii="맑은 고딕" w:cs="맑은 고딕" w:eastAsia="맑은 고딕" w:hAnsi="맑은 고딕"/>
+          <w:b/>
+          <w:bCs/>
+          <w:sz w:val="20"/>
+          <w:szCs w:val="20"/>
+        </w:rPr>
+        <w:t xml:space="preserve">붕괴위험구역 설정</w:t>
+      </w:r>
+      <w:r>
+        <w:rPr>
+          <w:rFonts w:ascii="맑은 고딕" w:cs="맑은 고딕" w:eastAsia="맑은 고딕" w:hAnsi="맑은 고딕"/>
+          <w:sz w:val="20"/>
+          <w:szCs w:val="20"/>
+        </w:rPr>
+        <w:t xml:space="preserve"> — 벽 높이의 1.5~2배를 기준으로 잡고, 표시로 물리적으로 구분하며 통제 담당을 지정한다</w:t>
+      </w:r>
+    </w:p>
+    <w:p>
+      <w:pPr>
+        <w:spacing w:after="40"/>
+        <w:ind w:left="280" w:hanging="200"/>
+      </w:pPr>
+      <w:r>
+        <w:rPr>
+          <w:rFonts w:ascii="맑은 고딕" w:cs="맑은 고딕" w:eastAsia="맑은 고딕" w:hAnsi="맑은 고딕"/>
+          <w:sz w:val="20"/>
+          <w:szCs w:val="20"/>
+        </w:rPr>
+        <w:t xml:space="preserve">6. </w:t>
+      </w:r>
+      <w:r>
+        <w:rPr>
+          <w:rFonts w:ascii="맑은 고딕" w:cs="맑은 고딕" w:eastAsia="맑은 고딕" w:hAnsi="맑은 고딕"/>
+          <w:b/>
+          <w:bCs/>
+          <w:sz w:val="20"/>
+          <w:szCs w:val="20"/>
+        </w:rPr>
+        <w:t xml:space="preserve">방호 대상 지정 및 담당 배치</w:t>
+      </w:r>
+      <w:r>
+        <w:rPr>
+          <w:rFonts w:ascii="맑은 고딕" w:cs="맑은 고딕" w:eastAsia="맑은 고딕" w:hAnsi="맑은 고딕"/>
+          <w:sz w:val="20"/>
+          <w:szCs w:val="20"/>
+        </w:rPr>
+        <w:t xml:space="preserve"> — 화점 방면보다 방호 대상 방면을 먼저 편성한다</w:t>
+      </w:r>
+    </w:p>
+    <w:p>
+      <w:pPr>
+        <w:spacing w:after="40"/>
+        <w:ind w:left="280" w:hanging="200"/>
+      </w:pPr>
+      <w:r>
+        <w:rPr>
+          <w:rFonts w:ascii="맑은 고딕" w:cs="맑은 고딕" w:eastAsia="맑은 고딕" w:hAnsi="맑은 고딕"/>
+          <w:sz w:val="20"/>
+          <w:szCs w:val="20"/>
+        </w:rPr>
+        <w:t xml:space="preserve">7. </w:t>
+      </w:r>
+      <w:r>
+        <w:rPr>
+          <w:rFonts w:ascii="맑은 고딕" w:cs="맑은 고딕" w:eastAsia="맑은 고딕" w:hAnsi="맑은 고딕"/>
+          <w:b/>
+          <w:bCs/>
+          <w:sz w:val="20"/>
+          <w:szCs w:val="20"/>
+        </w:rPr>
+        <w:t xml:space="preserve">관계자 확보</w:t>
+      </w:r>
+      <w:r>
+        <w:rPr>
+          <w:rFonts w:ascii="맑은 고딕" w:cs="맑은 고딕" w:eastAsia="맑은 고딕" w:hAnsi="맑은 고딕"/>
+          <w:sz w:val="20"/>
+          <w:szCs w:val="20"/>
+        </w:rPr>
+        <w:t xml:space="preserve"> — 스프링클러 제어밸브, 소화펌프, 냉매 차단, 전기 차단, 야드 트랙터 운전자 위치를 확인한다</w:t>
+      </w:r>
+    </w:p>
+    <w:p>
+      <w:pPr>
+        <w:pStyle w:val="Heading3"/>
+        <w:spacing w:after="100" w:before="260"/>
+      </w:pPr>
+      <w:r>
+        <w:rPr>
+          <w:rFonts w:ascii="맑은 고딕" w:cs="맑은 고딕" w:eastAsia="맑은 고딕" w:hAnsi="맑은 고딕"/>
+          <w:b/>
+          <w:bCs/>
+          <w:sz w:val="22"/>
+          <w:szCs w:val="22"/>
+        </w:rPr>
+        <w:t xml:space="preserve">□ 내부진입 없이 확인해야 할 정보</w:t>
+      </w:r>
+    </w:p>
+    <w:tbl>
+      <w:tblPr>
+        <w:tblW w:type="dxa" w:w="9000"/>
+        <w:tblBorders>
+          <w:top w:val="single" w:color="auto" w:sz="4"/>
+          <w:left w:val="single" w:color="auto" w:sz="4"/>
+          <w:bottom w:val="single" w:color="auto" w:sz="4"/>
+          <w:right w:val="single" w:color="auto" w:sz="4"/>
+          <w:insideH w:val="single" w:color="auto" w:sz="4"/>
+          <w:insideV w:val="single" w:color="auto" w:sz="4"/>
+        </w:tblBorders>
+      </w:tblPr>
+      <w:tblGrid>
+        <w:gridCol w:w="4500"/>
+        <w:gridCol w:w="4500"/>
+      </w:tblGrid>
+      <w:tr>
+        <w:trPr>
+          <w:tblHeader/>
+        </w:trPr>
+        <w:tc>
+          <w:tcPr>
+            <w:tcW w:type="dxa" w:w="4500"/>
+            <w:shd w:fill="E8E8E8" w:val="clear"/>
+            <w:tcMar>
+              <w:top w:type="dxa" w:w="60"/>
+              <w:left w:type="dxa" w:w="100"/>
+              <w:bottom w:type="dxa" w:w="60"/>
+              <w:right w:type="dxa" w:w="100"/>
+            </w:tcMar>
+          </w:tcPr>
+          <w:p>
+            <w:pPr>
+              <w:spacing w:after="0" w:before="0"/>
+              <w:jc w:val="center"/>
+            </w:pPr>
+            <w:r>
+              <w:rPr>
+                <w:rFonts w:ascii="맑은 고딕" w:cs="맑은 고딕" w:eastAsia="맑은 고딕" w:hAnsi="맑은 고딕"/>
+                <w:b/>
+                <w:bCs/>
+                <w:sz w:val="18"/>
+                <w:szCs w:val="18"/>
+              </w:rPr>
+              <w:t xml:space="preserve">확인 대상</w:t>
+            </w:r>
+          </w:p>
+        </w:tc>
+        <w:tc>
+          <w:tcPr>
+            <w:tcW w:type="dxa" w:w="4500"/>
+            <w:shd w:fill="E8E8E8" w:val="clear"/>
+            <w:tcMar>
+              <w:top w:type="dxa" w:w="60"/>
+              <w:left w:type="dxa" w:w="100"/>
+              <w:bottom w:type="dxa" w:w="60"/>
+              <w:right w:type="dxa" w:w="100"/>
+            </w:tcMar>
+          </w:tcPr>
+          <w:p>
+            <w:pPr>
+              <w:spacing w:after="0" w:before="0"/>
+              <w:jc w:val="center"/>
+            </w:pPr>
+            <w:r>
+              <w:rPr>
+                <w:rFonts w:ascii="맑은 고딕" w:cs="맑은 고딕" w:eastAsia="맑은 고딕" w:hAnsi="맑은 고딕"/>
+                <w:b/>
+                <w:bCs/>
+                <w:sz w:val="18"/>
+                <w:szCs w:val="18"/>
+              </w:rPr>
+              <w:t xml:space="preserve">확인 방법</w:t>
+            </w:r>
+          </w:p>
+        </w:tc>
+      </w:tr>
+      <w:tr>
+        <w:trPr>
+          <w:tblHeader w:val="false"/>
+        </w:trPr>
+        <w:tc>
+          <w:tcPr>
+            <w:tcW w:type="dxa" w:w="4500"/>
+            <w:tcMar>
+              <w:top w:type="dxa" w:w="60"/>
+              <w:left w:type="dxa" w:w="100"/>
+              <w:bottom w:type="dxa" w:w="60"/>
+              <w:right w:type="dxa" w:w="100"/>
+            </w:tcMar>
+          </w:tcPr>
+          <w:p>
+            <w:pPr>
+              <w:spacing w:after="0" w:before="0"/>
+              <w:jc w:val="left"/>
+            </w:pPr>
+            <w:r>
+              <w:rPr>
+                <w:rFonts w:ascii="맑은 고딕" w:cs="맑은 고딕" w:eastAsia="맑은 고딕" w:hAnsi="맑은 고딕"/>
+                <w:sz w:val="18"/>
+                <w:szCs w:val="18"/>
+              </w:rPr>
+              <w:t xml:space="preserve">연소 구획과 미연소 구획의 경계</w:t>
+            </w:r>
+          </w:p>
+        </w:tc>
+        <w:tc>
+          <w:tcPr>
+            <w:tcW w:type="dxa" w:w="4500"/>
+            <w:tcMar>
+              <w:top w:type="dxa" w:w="60"/>
+              <w:left w:type="dxa" w:w="100"/>
+              <w:bottom w:type="dxa" w:w="60"/>
+              <w:right w:type="dxa" w:w="100"/>
+            </w:tcMar>
+          </w:tcPr>
+          <w:p>
+            <w:pPr>
+              <w:spacing w:after="0" w:before="0"/>
+              <w:jc w:val="left"/>
+            </w:pPr>
+            <w:r>
+              <w:rPr>
+                <w:rFonts w:ascii="맑은 고딕" w:cs="맑은 고딕" w:eastAsia="맑은 고딕" w:hAnsi="맑은 고딕"/>
+                <w:sz w:val="18"/>
+                <w:szCs w:val="18"/>
+              </w:rPr>
+              <w:t xml:space="preserve">방재실 감시반, 관계자, 드론</w:t>
+            </w:r>
+          </w:p>
+        </w:tc>
+      </w:tr>
+      <w:tr>
+        <w:trPr>
+          <w:tblHeader w:val="false"/>
+        </w:trPr>
+        <w:tc>
+          <w:tcPr>
+            <w:tcW w:type="dxa" w:w="4500"/>
+            <w:tcMar>
+              <w:top w:type="dxa" w:w="60"/>
+              <w:left w:type="dxa" w:w="100"/>
+              <w:bottom w:type="dxa" w:w="60"/>
+              <w:right w:type="dxa" w:w="100"/>
+            </w:tcMar>
+          </w:tcPr>
+          <w:p>
+            <w:pPr>
+              <w:spacing w:after="0" w:before="0"/>
+              <w:jc w:val="left"/>
+            </w:pPr>
+            <w:r>
+              <w:rPr>
+                <w:rFonts w:ascii="맑은 고딕" w:cs="맑은 고딕" w:eastAsia="맑은 고딕" w:hAnsi="맑은 고딕"/>
+                <w:sz w:val="18"/>
+                <w:szCs w:val="18"/>
+              </w:rPr>
+              <w:t xml:space="preserve">스프링클러 작동구역과 헤드 수</w:t>
+            </w:r>
+          </w:p>
+        </w:tc>
+        <w:tc>
+          <w:tcPr>
+            <w:tcW w:type="dxa" w:w="4500"/>
+            <w:tcMar>
+              <w:top w:type="dxa" w:w="60"/>
+              <w:left w:type="dxa" w:w="100"/>
+              <w:bottom w:type="dxa" w:w="60"/>
+              <w:right w:type="dxa" w:w="100"/>
+            </w:tcMar>
+          </w:tcPr>
+          <w:p>
+            <w:pPr>
+              <w:spacing w:after="0" w:before="0"/>
+              <w:jc w:val="left"/>
+            </w:pPr>
+            <w:r>
+              <w:rPr>
+                <w:rFonts w:ascii="맑은 고딕" w:cs="맑은 고딕" w:eastAsia="맑은 고딕" w:hAnsi="맑은 고딕"/>
+                <w:sz w:val="18"/>
+                <w:szCs w:val="18"/>
+              </w:rPr>
+              <w:t xml:space="preserve">방재실 수신반</w:t>
+            </w:r>
+          </w:p>
+        </w:tc>
+      </w:tr>
+      <w:tr>
+        <w:trPr>
+          <w:tblHeader w:val="false"/>
+        </w:trPr>
+        <w:tc>
+          <w:tcPr>
+            <w:tcW w:type="dxa" w:w="4500"/>
+            <w:tcMar>
+              <w:top w:type="dxa" w:w="60"/>
+              <w:left w:type="dxa" w:w="100"/>
+              <w:bottom w:type="dxa" w:w="60"/>
+              <w:right w:type="dxa" w:w="100"/>
+            </w:tcMar>
+          </w:tcPr>
+          <w:p>
+            <w:pPr>
+              <w:spacing w:after="0" w:before="0"/>
+              <w:jc w:val="left"/>
+            </w:pPr>
+            <w:r>
+              <w:rPr>
+                <w:rFonts w:ascii="맑은 고딕" w:cs="맑은 고딕" w:eastAsia="맑은 고딕" w:hAnsi="맑은 고딕"/>
+                <w:sz w:val="18"/>
+                <w:szCs w:val="18"/>
+              </w:rPr>
+              <w:t xml:space="preserve">소화수조 잔량과 소화펌프 상태</w:t>
+            </w:r>
+          </w:p>
+        </w:tc>
+        <w:tc>
+          <w:tcPr>
+            <w:tcW w:type="dxa" w:w="4500"/>
+            <w:tcMar>
+              <w:top w:type="dxa" w:w="60"/>
+              <w:left w:type="dxa" w:w="100"/>
+              <w:bottom w:type="dxa" w:w="60"/>
+              <w:right w:type="dxa" w:w="100"/>
+            </w:tcMar>
+          </w:tcPr>
+          <w:p>
+            <w:pPr>
+              <w:spacing w:after="0" w:before="0"/>
+              <w:jc w:val="left"/>
+            </w:pPr>
+            <w:r>
+              <w:rPr>
+                <w:rFonts w:ascii="맑은 고딕" w:cs="맑은 고딕" w:eastAsia="맑은 고딕" w:hAnsi="맑은 고딕"/>
+                <w:sz w:val="18"/>
+                <w:szCs w:val="18"/>
+              </w:rPr>
+              <w:t xml:space="preserve">방재실, 관계자</w:t>
+            </w:r>
+          </w:p>
+        </w:tc>
+      </w:tr>
+      <w:tr>
+        <w:trPr>
+          <w:tblHeader w:val="false"/>
+        </w:trPr>
+        <w:tc>
+          <w:tcPr>
+            <w:tcW w:type="dxa" w:w="4500"/>
+            <w:tcMar>
+              <w:top w:type="dxa" w:w="60"/>
+              <w:left w:type="dxa" w:w="100"/>
+              <w:bottom w:type="dxa" w:w="60"/>
+              <w:right w:type="dxa" w:w="100"/>
+            </w:tcMar>
+          </w:tcPr>
+          <w:p>
+            <w:pPr>
+              <w:spacing w:after="0" w:before="0"/>
+              <w:jc w:val="left"/>
+            </w:pPr>
+            <w:r>
+              <w:rPr>
+                <w:rFonts w:ascii="맑은 고딕" w:cs="맑은 고딕" w:eastAsia="맑은 고딕" w:hAnsi="맑은 고딕"/>
+                <w:sz w:val="18"/>
+                <w:szCs w:val="18"/>
+              </w:rPr>
+              <w:t xml:space="preserve">방화셔터 하강 여부</w:t>
+            </w:r>
+          </w:p>
+        </w:tc>
+        <w:tc>
+          <w:tcPr>
+            <w:tcW w:type="dxa" w:w="4500"/>
+            <w:tcMar>
+              <w:top w:type="dxa" w:w="60"/>
+              <w:left w:type="dxa" w:w="100"/>
+              <w:bottom w:type="dxa" w:w="60"/>
+              <w:right w:type="dxa" w:w="100"/>
+            </w:tcMar>
+          </w:tcPr>
+          <w:p>
+            <w:pPr>
+              <w:spacing w:after="0" w:before="0"/>
+              <w:jc w:val="left"/>
+            </w:pPr>
+            <w:r>
+              <w:rPr>
+                <w:rFonts w:ascii="맑은 고딕" w:cs="맑은 고딕" w:eastAsia="맑은 고딕" w:hAnsi="맑은 고딕"/>
+                <w:sz w:val="18"/>
+                <w:szCs w:val="18"/>
+              </w:rPr>
+              <w:t xml:space="preserve">감시반 표시, 외부 관찰</w:t>
+            </w:r>
+          </w:p>
+        </w:tc>
+      </w:tr>
+      <w:tr>
+        <w:trPr>
+          <w:tblHeader w:val="false"/>
+        </w:trPr>
+        <w:tc>
+          <w:tcPr>
+            <w:tcW w:type="dxa" w:w="4500"/>
+            <w:tcMar>
+              <w:top w:type="dxa" w:w="60"/>
+              <w:left w:type="dxa" w:w="100"/>
+              <w:bottom w:type="dxa" w:w="60"/>
+              <w:right w:type="dxa" w:w="100"/>
+            </w:tcMar>
+          </w:tcPr>
+          <w:p>
+            <w:pPr>
+              <w:spacing w:after="0" w:before="0"/>
+              <w:jc w:val="left"/>
+            </w:pPr>
+            <w:r>
+              <w:rPr>
+                <w:rFonts w:ascii="맑은 고딕" w:cs="맑은 고딕" w:eastAsia="맑은 고딕" w:hAnsi="맑은 고딕"/>
+                <w:sz w:val="18"/>
+                <w:szCs w:val="18"/>
+              </w:rPr>
+              <w:t xml:space="preserve">재실자 유무</w:t>
+            </w:r>
+          </w:p>
+        </w:tc>
+        <w:tc>
+          <w:tcPr>
+            <w:tcW w:type="dxa" w:w="4500"/>
+            <w:tcMar>
+              <w:top w:type="dxa" w:w="60"/>
+              <w:left w:type="dxa" w:w="100"/>
+              <w:bottom w:type="dxa" w:w="60"/>
+              <w:right w:type="dxa" w:w="100"/>
+            </w:tcMar>
+          </w:tcPr>
+          <w:p>
+            <w:pPr>
+              <w:spacing w:after="0" w:before="0"/>
+              <w:jc w:val="left"/>
+            </w:pPr>
+            <w:r>
+              <w:rPr>
+                <w:rFonts w:ascii="맑은 고딕" w:cs="맑은 고딕" w:eastAsia="맑은 고딕" w:hAnsi="맑은 고딕"/>
+                <w:sz w:val="18"/>
+                <w:szCs w:val="18"/>
+              </w:rPr>
+              <w:t xml:space="preserve">관계자 인원점검 기록</w:t>
+            </w:r>
+          </w:p>
+        </w:tc>
+      </w:tr>
+      <w:tr>
+        <w:trPr>
+          <w:tblHeader w:val="false"/>
+        </w:trPr>
+        <w:tc>
+          <w:tcPr>
+            <w:tcW w:type="dxa" w:w="4500"/>
+            <w:tcMar>
+              <w:top w:type="dxa" w:w="60"/>
+              <w:left w:type="dxa" w:w="100"/>
+              <w:bottom w:type="dxa" w:w="60"/>
+              <w:right w:type="dxa" w:w="100"/>
+            </w:tcMar>
+          </w:tcPr>
+          <w:p>
+            <w:pPr>
+              <w:spacing w:after="0" w:before="0"/>
+              <w:jc w:val="left"/>
+            </w:pPr>
+            <w:r>
+              <w:rPr>
+                <w:rFonts w:ascii="맑은 고딕" w:cs="맑은 고딕" w:eastAsia="맑은 고딕" w:hAnsi="맑은 고딕"/>
+                <w:sz w:val="18"/>
+                <w:szCs w:val="18"/>
+              </w:rPr>
+              <w:t xml:space="preserve">적재물 종류와 위험물 위치</w:t>
+            </w:r>
+          </w:p>
+        </w:tc>
+        <w:tc>
+          <w:tcPr>
+            <w:tcW w:type="dxa" w:w="4500"/>
+            <w:tcMar>
+              <w:top w:type="dxa" w:w="60"/>
+              <w:left w:type="dxa" w:w="100"/>
+              <w:bottom w:type="dxa" w:w="60"/>
+              <w:right w:type="dxa" w:w="100"/>
+            </w:tcMar>
+          </w:tcPr>
+          <w:p>
+            <w:pPr>
+              <w:spacing w:after="0" w:before="0"/>
+              <w:jc w:val="left"/>
+            </w:pPr>
+            <w:r>
+              <w:rPr>
+                <w:rFonts w:ascii="맑은 고딕" w:cs="맑은 고딕" w:eastAsia="맑은 고딕" w:hAnsi="맑은 고딕"/>
+                <w:sz w:val="18"/>
+                <w:szCs w:val="18"/>
+              </w:rPr>
+              <w:t xml:space="preserve">관계자, 사전대응계획</w:t>
+            </w:r>
+          </w:p>
+        </w:tc>
+      </w:tr>
+      <w:tr>
+        <w:trPr>
+          <w:tblHeader w:val="false"/>
+        </w:trPr>
+        <w:tc>
+          <w:tcPr>
+            <w:tcW w:type="dxa" w:w="4500"/>
+            <w:tcMar>
+              <w:top w:type="dxa" w:w="60"/>
+              <w:left w:type="dxa" w:w="100"/>
+              <w:bottom w:type="dxa" w:w="60"/>
+              <w:right w:type="dxa" w:w="100"/>
+            </w:tcMar>
+          </w:tcPr>
+          <w:p>
+            <w:pPr>
+              <w:spacing w:after="0" w:before="0"/>
+              <w:jc w:val="left"/>
+            </w:pPr>
+            <w:r>
+              <w:rPr>
+                <w:rFonts w:ascii="맑은 고딕" w:cs="맑은 고딕" w:eastAsia="맑은 고딕" w:hAnsi="맑은 고딕"/>
+                <w:sz w:val="18"/>
+                <w:szCs w:val="18"/>
+              </w:rPr>
+              <w:t xml:space="preserve">냉매 종류와 차단밸브 위치</w:t>
+            </w:r>
+          </w:p>
+        </w:tc>
+        <w:tc>
+          <w:tcPr>
+            <w:tcW w:type="dxa" w:w="4500"/>
+            <w:tcMar>
+              <w:top w:type="dxa" w:w="60"/>
+              <w:left w:type="dxa" w:w="100"/>
+              <w:bottom w:type="dxa" w:w="60"/>
+              <w:right w:type="dxa" w:w="100"/>
+            </w:tcMar>
+          </w:tcPr>
+          <w:p>
+            <w:pPr>
+              <w:spacing w:after="0" w:before="0"/>
+              <w:jc w:val="left"/>
+            </w:pPr>
+            <w:r>
+              <w:rPr>
+                <w:rFonts w:ascii="맑은 고딕" w:cs="맑은 고딕" w:eastAsia="맑은 고딕" w:hAnsi="맑은 고딕"/>
+                <w:sz w:val="18"/>
+                <w:szCs w:val="18"/>
+              </w:rPr>
+              <w:t xml:space="preserve">관계자</w:t>
+            </w:r>
+          </w:p>
+        </w:tc>
+      </w:tr>
+      <w:tr>
+        <w:trPr>
+          <w:tblHeader w:val="false"/>
+        </w:trPr>
+        <w:tc>
+          <w:tcPr>
+            <w:tcW w:type="dxa" w:w="4500"/>
+            <w:tcMar>
+              <w:top w:type="dxa" w:w="60"/>
+              <w:left w:type="dxa" w:w="100"/>
+              <w:bottom w:type="dxa" w:w="60"/>
+              <w:right w:type="dxa" w:w="100"/>
+            </w:tcMar>
+          </w:tcPr>
+          <w:p>
+            <w:pPr>
+              <w:spacing w:after="0" w:before="0"/>
+              <w:jc w:val="left"/>
+            </w:pPr>
+            <w:r>
+              <w:rPr>
+                <w:rFonts w:ascii="맑은 고딕" w:cs="맑은 고딕" w:eastAsia="맑은 고딕" w:hAnsi="맑은 고딕"/>
+                <w:sz w:val="18"/>
+                <w:szCs w:val="18"/>
+              </w:rPr>
+              <w:t xml:space="preserve">구조 변형 진행</w:t>
+            </w:r>
+          </w:p>
+        </w:tc>
+        <w:tc>
+          <w:tcPr>
+            <w:tcW w:type="dxa" w:w="4500"/>
+            <w:tcMar>
+              <w:top w:type="dxa" w:w="60"/>
+              <w:left w:type="dxa" w:w="100"/>
+              <w:bottom w:type="dxa" w:w="60"/>
+              <w:right w:type="dxa" w:w="100"/>
+            </w:tcMar>
+          </w:tcPr>
+          <w:p>
+            <w:pPr>
+              <w:spacing w:after="0" w:before="0"/>
+              <w:jc w:val="left"/>
+            </w:pPr>
+            <w:r>
+              <w:rPr>
+                <w:rFonts w:ascii="맑은 고딕" w:cs="맑은 고딕" w:eastAsia="맑은 고딕" w:hAnsi="맑은 고딕"/>
+                <w:sz w:val="18"/>
+                <w:szCs w:val="18"/>
+              </w:rPr>
+              <w:t xml:space="preserve">열화상, 드론, 육안</w:t>
+            </w:r>
+          </w:p>
+        </w:tc>
+      </w:tr>
+    </w:tbl>
+    <w:p>
+      <w:pPr>
+        <w:spacing w:after="120"/>
+        <w:jc w:val="both"/>
+      </w:pPr>
+      <w:r>
+        <w:rPr>
+          <w:rFonts w:ascii="맑은 고딕" w:cs="맑은 고딕" w:eastAsia="맑은 고딕" w:hAnsi="맑은 고딕"/>
+          <w:sz w:val="20"/>
+          <w:szCs w:val="20"/>
+        </w:rPr>
+        <w:t xml:space="preserve"> </w:t>
+      </w:r>
+    </w:p>
+    <w:p>
+      <w:pPr>
         <w:spacing w:after="40" w:before="0"/>
         <w:ind w:left="280" w:hanging="200"/>
       </w:pPr>
@@ -18558,6 +19757,255 @@
           <w:szCs w:val="20"/>
         </w:rPr>
         <w:t xml:space="preserve">▪방재실 확보가 방어전술의 첫 번째 정보수단이다. 방재실이 안전한 위치에 있으면 관계자와 함께 대원을 배치한다</w:t>
+      </w:r>
+    </w:p>
+    <w:p>
+      <w:pPr>
+        <w:pStyle w:val="Heading3"/>
+        <w:spacing w:after="100" w:before="260"/>
+      </w:pPr>
+      <w:r>
+        <w:rPr>
+          <w:rFonts w:ascii="맑은 고딕" w:cs="맑은 고딕" w:eastAsia="맑은 고딕" w:hAnsi="맑은 고딕"/>
+          <w:b/>
+          <w:bCs/>
+          <w:sz w:val="22"/>
+          <w:szCs w:val="22"/>
+        </w:rPr>
+        <w:t xml:space="preserve">□ 붕괴위험구역 설정</w:t>
+      </w:r>
+    </w:p>
+    <w:p>
+      <w:pPr>
+        <w:spacing w:after="120"/>
+        <w:jc w:val="both"/>
+      </w:pPr>
+      <w:r>
+        <w:rPr>
+          <w:rFonts w:ascii="맑은 고딕" w:cs="맑은 고딕" w:eastAsia="맑은 고딕" w:hAnsi="맑은 고딕"/>
+          <w:sz w:val="20"/>
+          <w:szCs w:val="20"/>
+        </w:rPr>
+        <w:t xml:space="preserve">방어전술로 전환했다는 것은 건물을 포기했다는 뜻이고, 그 다음에 지켜야 할 것은 대원의 위치이다.</w:t>
+      </w:r>
+    </w:p>
+    <w:p>
+      <w:pPr>
+        <w:spacing w:after="40" w:before="0"/>
+        <w:ind w:left="280" w:hanging="200"/>
+      </w:pPr>
+      <w:r>
+        <w:rPr>
+          <w:rFonts w:ascii="맑은 고딕" w:cs="맑은 고딕" w:eastAsia="맑은 고딕" w:hAnsi="맑은 고딕"/>
+          <w:sz w:val="20"/>
+          <w:szCs w:val="20"/>
+        </w:rPr>
+        <w:t xml:space="preserve">▪</w:t>
+      </w:r>
+      <w:r>
+        <w:rPr>
+          <w:rFonts w:ascii="맑은 고딕" w:cs="맑은 고딕" w:eastAsia="맑은 고딕" w:hAnsi="맑은 고딕"/>
+          <w:b/>
+          <w:bCs/>
+          <w:sz w:val="20"/>
+          <w:szCs w:val="20"/>
+        </w:rPr>
+        <w:t xml:space="preserve">거리는 벽 높이의 1.5~2배로 잡는다.</w:t>
+      </w:r>
+      <w:r>
+        <w:rPr>
+          <w:rFonts w:ascii="맑은 고딕" w:cs="맑은 고딕" w:eastAsia="맑은 고딕" w:hAnsi="맑은 고딕"/>
+          <w:sz w:val="20"/>
+          <w:szCs w:val="20"/>
+        </w:rPr>
+        <w:t xml:space="preserve"> 층고 12m 창고라면 18~24m이다. 무너진 벽체가 튀어 나가는 거리까지 포함한 값이다</w:t>
+      </w:r>
+    </w:p>
+    <w:p>
+      <w:pPr>
+        <w:spacing w:after="40" w:before="0"/>
+        <w:ind w:left="280" w:hanging="200"/>
+      </w:pPr>
+      <w:r>
+        <w:rPr>
+          <w:rFonts w:ascii="맑은 고딕" w:cs="맑은 고딕" w:eastAsia="맑은 고딕" w:hAnsi="맑은 고딕"/>
+          <w:sz w:val="20"/>
+          <w:szCs w:val="20"/>
+        </w:rPr>
+        <w:t xml:space="preserve">▪물류창고 외벽이 콘크리트 패널이나 조적조이면 판 전체가 한 덩어리로 넘어온다. 이 경우 2배를 적용한다</w:t>
+      </w:r>
+    </w:p>
+    <w:p>
+      <w:pPr>
+        <w:spacing w:after="40" w:before="0"/>
+        <w:ind w:left="280" w:hanging="200"/>
+      </w:pPr>
+      <w:r>
+        <w:rPr>
+          <w:rFonts w:ascii="맑은 고딕" w:cs="맑은 고딕" w:eastAsia="맑은 고딕" w:hAnsi="맑은 고딕"/>
+          <w:sz w:val="20"/>
+          <w:szCs w:val="20"/>
+        </w:rPr>
+        <w:t xml:space="preserve">▪건물의 </w:t>
+      </w:r>
+      <w:r>
+        <w:rPr>
+          <w:rFonts w:ascii="맑은 고딕" w:cs="맑은 고딕" w:eastAsia="맑은 고딕" w:hAnsi="맑은 고딕"/>
+          <w:b/>
+          <w:bCs/>
+          <w:sz w:val="20"/>
+          <w:szCs w:val="20"/>
+        </w:rPr>
+        <w:t xml:space="preserve">모서리 쪽이 상대적으로 안전하다.</w:t>
+      </w:r>
+      <w:r>
+        <w:rPr>
+          <w:rFonts w:ascii="맑은 고딕" w:cs="맑은 고딕" w:eastAsia="맑은 고딕" w:hAnsi="맑은 고딕"/>
+          <w:sz w:val="20"/>
+          <w:szCs w:val="20"/>
+        </w:rPr>
+        <w:t xml:space="preserve"> 대구경 관창과 고소장비는 벽면 정면이 아니라 모서리에서 비스듬히 들어가는 위치에 부서한다</w:t>
+      </w:r>
+    </w:p>
+    <w:p>
+      <w:pPr>
+        <w:spacing w:after="40" w:before="0"/>
+        <w:ind w:left="280" w:hanging="200"/>
+      </w:pPr>
+      <w:r>
+        <w:rPr>
+          <w:rFonts w:ascii="맑은 고딕" w:cs="맑은 고딕" w:eastAsia="맑은 고딕" w:hAnsi="맑은 고딕"/>
+          <w:sz w:val="20"/>
+          <w:szCs w:val="20"/>
+        </w:rPr>
+        <w:t xml:space="preserve">▪대구경 방수가 벽체를 때리면 그 자체가 붕괴를 앞당긴다. 물은 벽이 아니라 개구부와 연소구역을 향한다</w:t>
+      </w:r>
+    </w:p>
+    <w:p>
+      <w:pPr>
+        <w:spacing w:after="40" w:before="0"/>
+        <w:ind w:left="280" w:hanging="200"/>
+      </w:pPr>
+      <w:r>
+        <w:rPr>
+          <w:rFonts w:ascii="맑은 고딕" w:cs="맑은 고딕" w:eastAsia="맑은 고딕" w:hAnsi="맑은 고딕"/>
+          <w:sz w:val="20"/>
+          <w:szCs w:val="20"/>
+        </w:rPr>
+        <w:t xml:space="preserve">▪구역은 표시띠·차량 배치로 물리적으로 막고 통제 담당을 지정한다. 선을 긋기만 하면 시간이 지나면서 안으로 들어간다</w:t>
+      </w:r>
+    </w:p>
+    <w:p>
+      <w:pPr>
+        <w:spacing w:after="40" w:before="0"/>
+        <w:ind w:left="280" w:hanging="200"/>
+      </w:pPr>
+      <w:r>
+        <w:rPr>
+          <w:rFonts w:ascii="맑은 고딕" w:cs="맑은 고딕" w:eastAsia="맑은 고딕" w:hAnsi="맑은 고딕"/>
+          <w:sz w:val="20"/>
+          <w:szCs w:val="20"/>
+        </w:rPr>
+        <w:t xml:space="preserve">▪화세와 구조 상태가 변할 때마다 구역을 다시 잡는다</w:t>
+      </w:r>
+    </w:p>
+    <w:p>
+      <w:pPr>
+        <w:spacing w:after="60" w:before="180"/>
+      </w:pPr>
+      <w:r>
+        <w:rPr>
+          <w:rFonts w:ascii="맑은 고딕" w:cs="맑은 고딕" w:eastAsia="맑은 고딕" w:hAnsi="맑은 고딕"/>
+          <w:b/>
+          <w:bCs/>
+          <w:sz w:val="20"/>
+          <w:szCs w:val="20"/>
+        </w:rPr>
+        <w:t xml:space="preserve">붕괴 징후</w:t>
+      </w:r>
+    </w:p>
+    <w:p>
+      <w:pPr>
+        <w:spacing w:after="40" w:before="0"/>
+        <w:ind w:left="280" w:hanging="200"/>
+      </w:pPr>
+      <w:r>
+        <w:rPr>
+          <w:rFonts w:ascii="맑은 고딕" w:cs="맑은 고딕" w:eastAsia="맑은 고딕" w:hAnsi="맑은 고딕"/>
+          <w:sz w:val="20"/>
+          <w:szCs w:val="20"/>
+        </w:rPr>
+        <w:t xml:space="preserve">▪지붕선의 처짐이 새로 생기거나 커진다</w:t>
+      </w:r>
+    </w:p>
+    <w:p>
+      <w:pPr>
+        <w:spacing w:after="40" w:before="0"/>
+        <w:ind w:left="280" w:hanging="200"/>
+      </w:pPr>
+      <w:r>
+        <w:rPr>
+          <w:rFonts w:ascii="맑은 고딕" w:cs="맑은 고딕" w:eastAsia="맑은 고딕" w:hAnsi="맑은 고딕"/>
+          <w:sz w:val="20"/>
+          <w:szCs w:val="20"/>
+        </w:rPr>
+        <w:t xml:space="preserve">▪외벽에 균열이 생기거나 배부름·기울어짐이 나타난다</w:t>
+      </w:r>
+    </w:p>
+    <w:p>
+      <w:pPr>
+        <w:spacing w:after="40" w:before="0"/>
+        <w:ind w:left="280" w:hanging="200"/>
+      </w:pPr>
+      <w:r>
+        <w:rPr>
+          <w:rFonts w:ascii="맑은 고딕" w:cs="맑은 고딕" w:eastAsia="맑은 고딕" w:hAnsi="맑은 고딕"/>
+          <w:sz w:val="20"/>
+          <w:szCs w:val="20"/>
+        </w:rPr>
+        <w:t xml:space="preserve">▪벽과 지붕 접합부가 벌어진다</w:t>
+      </w:r>
+    </w:p>
+    <w:p>
+      <w:pPr>
+        <w:spacing w:after="40" w:before="0"/>
+        <w:ind w:left="280" w:hanging="200"/>
+      </w:pPr>
+      <w:r>
+        <w:rPr>
+          <w:rFonts w:ascii="맑은 고딕" w:cs="맑은 고딕" w:eastAsia="맑은 고딕" w:hAnsi="맑은 고딕"/>
+          <w:sz w:val="20"/>
+          <w:szCs w:val="20"/>
+        </w:rPr>
+        <w:t xml:space="preserve">▪금속 변형음, 볼트·용접부 파열음이 들린다</w:t>
+      </w:r>
+    </w:p>
+    <w:p>
+      <w:pPr>
+        <w:spacing w:after="40" w:before="0"/>
+        <w:ind w:left="280" w:hanging="200"/>
+      </w:pPr>
+      <w:r>
+        <w:rPr>
+          <w:rFonts w:ascii="맑은 고딕" w:cs="맑은 고딕" w:eastAsia="맑은 고딕" w:hAnsi="맑은 고딕"/>
+          <w:sz w:val="20"/>
+          <w:szCs w:val="20"/>
+        </w:rPr>
+        <w:t xml:space="preserve">▪지붕을 통해 화염이 분출한다</w:t>
+      </w:r>
+    </w:p>
+    <w:p>
+      <w:pPr>
+        <w:spacing w:after="40" w:before="0"/>
+        <w:ind w:left="280" w:hanging="200"/>
+      </w:pPr>
+      <w:r>
+        <w:rPr>
+          <w:rFonts w:ascii="맑은 고딕" w:cs="맑은 고딕" w:eastAsia="맑은 고딕" w:hAnsi="맑은 고딕"/>
+          <w:sz w:val="20"/>
+          <w:szCs w:val="20"/>
+        </w:rPr>
+        <w:t xml:space="preserve">▪무피복 강재 지붕은 화염 직접 노출 5~10분이면 붕괴할 수 있다. 징후를 기다리지 말고 노출 시간으로 판단한다</w:t>
       </w:r>
     </w:p>
     <w:p>
@@ -19750,7 +21198,39 @@
           <w:sz w:val="20"/>
           <w:szCs w:val="20"/>
         </w:rPr>
-        <w:t xml:space="preserve">▪배연창·제연설비 작동 여부를 확인한다. 작동 시 축열층이 배출되어 수평 확산이 지연된다</w:t>
+        <w:t xml:space="preserve">▪배연창·제연설비의 작동 여부를 확인하되, </w:t>
+      </w:r>
+      <w:r>
+        <w:rPr>
+          <w:rFonts w:ascii="맑은 고딕" w:cs="맑은 고딕" w:eastAsia="맑은 고딕" w:hAnsi="맑은 고딕"/>
+          <w:b/>
+          <w:bCs/>
+          <w:sz w:val="20"/>
+          <w:szCs w:val="20"/>
+        </w:rPr>
+        <w:t xml:space="preserve">소방대가 임의로 열지 않는다.</w:t>
+      </w:r>
+      <w:r>
+        <w:rPr>
+          <w:rFonts w:ascii="맑은 고딕" w:cs="맑은 고딕" w:eastAsia="맑은 고딕" w:hAnsi="맑은 고딕"/>
+          <w:sz w:val="20"/>
+          <w:szCs w:val="20"/>
+        </w:rPr>
+        <w:t xml:space="preserve"> 배연창은 천장 아래 축열층을 배출하여 수평 확산과 대원의 열노출을 줄이지만, 스프링클러가 아직 유효한 구역에서 먼저 열리면 천장부의 열이 빠져나가 헤드 작동이 늦어진다. FM Global의 실물실험과 수치해석에서 배연창이 화점에 더 가까울 때 첫 헤드 작동이 지연되고 그 시점의 화재규모가 커지는 결과가 확인되었다</w:t>
+      </w:r>
+    </w:p>
+    <w:p>
+      <w:pPr>
+        <w:spacing w:after="40" w:before="0"/>
+        <w:ind w:left="280" w:hanging="200"/>
+      </w:pPr>
+      <w:r>
+        <w:rPr>
+          <w:rFonts w:ascii="맑은 고딕" w:cs="맑은 고딕" w:eastAsia="맑은 고딕" w:hAnsi="맑은 고딕"/>
+          <w:sz w:val="20"/>
+          <w:szCs w:val="20"/>
+        </w:rPr>
+        <w:t xml:space="preserve">▪배연은 스프링클러에 더 이상 기대지 않게 된 뒤, 즉 방어전술로 전환하고 화점 구역을 포기한 뒤에 실시한다. 드래프트 커튼(방연벽)이 설치되어 있으면 그 구획 단위로 판단한다</w:t>
       </w:r>
     </w:p>
     <w:p>
@@ -20499,7 +21979,67 @@
           <w:sz w:val="20"/>
           <w:szCs w:val="20"/>
         </w:rPr>
-        <w:t xml:space="preserve">▪외벽이 샌드위치패널이면 복사열만으로 심재가 용융·착화할 수 있고, 강판 사이에서 은폐 연소가 진행되어 외부 관찰로는 드러나지 않는다. 패널 탈락에 의한 낙하 위험도 함께 본다</w:t>
+        <w:t xml:space="preserve">▪외벽이 샌드위치패널이면 복사열만으로 심재가 용융·착화할 수 있다. 심재는 강판 사이에서 연소하므로 외부 관찰과 열화상에 잘 드러나지 않고, 강판이 물을 막아 표면 방수로는 꺼지지 않는다</w:t>
+      </w:r>
+    </w:p>
+    <w:p>
+      <w:pPr>
+        <w:spacing w:after="40" w:before="0"/>
+        <w:ind w:left="280" w:hanging="200"/>
+      </w:pPr>
+      <w:r>
+        <w:rPr>
+          <w:rFonts w:ascii="맑은 고딕" w:cs="맑은 고딕" w:eastAsia="맑은 고딕" w:hAnsi="맑은 고딕"/>
+          <w:sz w:val="20"/>
+          <w:szCs w:val="20"/>
+        </w:rPr>
+        <w:t xml:space="preserve">▪</w:t>
+      </w:r>
+      <w:r>
+        <w:rPr>
+          <w:rFonts w:ascii="맑은 고딕" w:cs="맑은 고딕" w:eastAsia="맑은 고딕" w:hAnsi="맑은 고딕"/>
+          <w:b/>
+          <w:bCs/>
+          <w:sz w:val="20"/>
+          <w:szCs w:val="20"/>
+        </w:rPr>
+        <w:t xml:space="preserve">패널 수직 접합부에서 화염이 반복해 나오면 심재가 연소 중이라는 신호이다.</w:t>
+      </w:r>
+      <w:r>
+        <w:rPr>
+          <w:rFonts w:ascii="맑은 고딕" w:cs="맑은 고딕" w:eastAsia="맑은 고딕" w:hAnsi="맑은 고딕"/>
+          <w:sz w:val="20"/>
+          <w:szCs w:val="20"/>
+        </w:rPr>
+        <w:t xml:space="preserve"> 심재가 타면서 생긴 가스압이 접합부를 벌리고 그 틈으로 가연성 가스가 나오기 때문이다. 이 상태에서는 해당 패널을 뜯어내야 소화된다</w:t>
+      </w:r>
+    </w:p>
+    <w:p>
+      <w:pPr>
+        <w:spacing w:after="40" w:before="0"/>
+        <w:ind w:left="280" w:hanging="200"/>
+      </w:pPr>
+      <w:r>
+        <w:rPr>
+          <w:rFonts w:ascii="맑은 고딕" w:cs="맑은 고딕" w:eastAsia="맑은 고딕" w:hAnsi="맑은 고딕"/>
+          <w:sz w:val="20"/>
+          <w:szCs w:val="20"/>
+        </w:rPr>
+        <w:t xml:space="preserve">▪내측 강판이 박리되어 떨어지고 패널 전체가 탈락한다. 패널 벽 직하부에 대원과 차량을 두지 않는다</w:t>
+      </w:r>
+    </w:p>
+    <w:p>
+      <w:pPr>
+        <w:spacing w:after="40" w:before="0"/>
+        <w:ind w:left="280" w:hanging="200"/>
+      </w:pPr>
+      <w:r>
+        <w:rPr>
+          <w:rFonts w:ascii="맑은 고딕" w:cs="맑은 고딕" w:eastAsia="맑은 고딕" w:hAnsi="맑은 고딕"/>
+          <w:sz w:val="20"/>
+          <w:szCs w:val="20"/>
+        </w:rPr>
+        <w:t xml:space="preserve">▪심재 종류를 관계자에게 확인한다. 발포폴리스티렌(EPS) 계열이 가장 취약하고, 우레탄(PUR), 폴리이소시아누레이트(PIR) 순으로 완화된다. 무기질(글라스울·미네랄울) 심재는 이 경로가 성립하지 않는다</w:t>
       </w:r>
     </w:p>
     <w:p>
@@ -20571,6 +22111,38 @@
           <w:sz w:val="20"/>
           <w:szCs w:val="20"/>
         </w:rPr>
+        <w:t xml:space="preserve">▪</w:t>
+      </w:r>
+      <w:r>
+        <w:rPr>
+          <w:rFonts w:ascii="맑은 고딕" w:cs="맑은 고딕" w:eastAsia="맑은 고딕" w:hAnsi="맑은 고딕"/>
+          <w:b/>
+          <w:bCs/>
+          <w:sz w:val="20"/>
+          <w:szCs w:val="20"/>
+        </w:rPr>
+        <w:t xml:space="preserve">탱크가 화재에 관련되어 있으면 전방향 800m를 격리하고 같은 거리의 대피를 검토한다</w:t>
+      </w:r>
+      <w:r>
+        <w:rPr>
+          <w:rFonts w:ascii="맑은 고딕" w:cs="맑은 고딕" w:eastAsia="맑은 고딕" w:hAnsi="맑은 고딕"/>
+          <w:sz w:val="20"/>
+          <w:szCs w:val="20"/>
+        </w:rPr>
+        <w:t xml:space="preserve">(국외 비상대응지침 기준). 파열 시 파편은 대형 용기에서 300~500m, 조건에 따라 1,000m를 넘어 날아간다. 냉각 여부와 무관하게 경계구역을 먼저 잡는다</w:t>
+      </w:r>
+    </w:p>
+    <w:p>
+      <w:pPr>
+        <w:spacing w:after="40" w:before="0"/>
+        <w:ind w:left="280" w:hanging="200"/>
+      </w:pPr>
+      <w:r>
+        <w:rPr>
+          <w:rFonts w:ascii="맑은 고딕" w:cs="맑은 고딕" w:eastAsia="맑은 고딕" w:hAnsi="맑은 고딕"/>
+          <w:sz w:val="20"/>
+          <w:szCs w:val="20"/>
+        </w:rPr>
         <w:t xml:space="preserve">▪냉각은 화염이 닿는 지점 전체에 물이 도달해야 한다. 일부만 냉각하면 효과가 없다</w:t>
       </w:r>
     </w:p>
@@ -20585,35 +22157,53 @@
           <w:sz w:val="20"/>
           <w:szCs w:val="20"/>
         </w:rPr>
-        <w:t xml:space="preserve">▪대원이 잡는 관창이 아니라 고정·무인 방수수단으로 냉각한다</w:t>
-      </w:r>
-    </w:p>
-    <w:p>
-      <w:pPr>
-        <w:spacing w:after="40" w:before="0"/>
-        <w:ind w:left="280" w:hanging="200"/>
-      </w:pPr>
-      <w:r>
-        <w:rPr>
-          <w:rFonts w:ascii="맑은 고딕" w:cs="맑은 고딕" w:eastAsia="맑은 고딕" w:hAnsi="맑은 고딕"/>
-          <w:sz w:val="20"/>
-          <w:szCs w:val="20"/>
-        </w:rPr>
-        <w:t xml:space="preserve">▪안전밸브에서 나는 소리의 음정이 높아지거나 탱크 표면이 변색되면 즉시 철수한다. 안전밸브가 작동하고 있다는 사실은 파열을 막아준다는 근거가 되지 않는다</w:t>
-      </w:r>
-    </w:p>
-    <w:p>
-      <w:pPr>
-        <w:spacing w:after="40" w:before="0"/>
-        <w:ind w:left="280" w:hanging="200"/>
-      </w:pPr>
-      <w:r>
-        <w:rPr>
-          <w:rFonts w:ascii="맑은 고딕" w:cs="맑은 고딕" w:eastAsia="맑은 고딕" w:hAnsi="맑은 고딕"/>
-          <w:sz w:val="20"/>
-          <w:szCs w:val="20"/>
-        </w:rPr>
-        <w:t xml:space="preserve">▪냉각을 시작할 수 없는 상황이면 냉각하지 말고 경계구역을 확대한다</w:t>
+        <w:t xml:space="preserve">▪대원이 잡는 관창이 아니라 고정·무인 방수수단으로 냉각한다. 직접 화염 접촉이 있는 탱크의 냉각에는 무인 방수총 기준 </w:t>
+      </w:r>
+      <w:r>
+        <w:rPr>
+          <w:rFonts w:ascii="맑은 고딕" w:cs="맑은 고딕" w:eastAsia="맑은 고딕" w:hAnsi="맑은 고딕"/>
+          <w:b/>
+          <w:bCs/>
+          <w:sz w:val="20"/>
+          <w:szCs w:val="20"/>
+        </w:rPr>
+        <w:t xml:space="preserve">1,900 L/min 이상</w:t>
+      </w:r>
+      <w:r>
+        <w:rPr>
+          <w:rFonts w:ascii="맑은 고딕" w:cs="맑은 고딕" w:eastAsia="맑은 고딕" w:hAnsi="맑은 고딕"/>
+          <w:sz w:val="20"/>
+          <w:szCs w:val="20"/>
+        </w:rPr>
+        <w:t xml:space="preserve">이 필요하다. 그만큼을 지속할 수 없으면 냉각을 시작하지 않는다</w:t>
+      </w:r>
+    </w:p>
+    <w:p>
+      <w:pPr>
+        <w:spacing w:after="40" w:before="0"/>
+        <w:ind w:left="280" w:hanging="200"/>
+      </w:pPr>
+      <w:r>
+        <w:rPr>
+          <w:rFonts w:ascii="맑은 고딕" w:cs="맑은 고딕" w:eastAsia="맑은 고딕" w:hAnsi="맑은 고딕"/>
+          <w:sz w:val="20"/>
+          <w:szCs w:val="20"/>
+        </w:rPr>
+        <w:t xml:space="preserve">▪안전밸브 소리의 음정이 높아지거나, 방출 화염이 길어지거나, 탱크 표면이 변색·변형되면 즉시 철수한다. 안전밸브가 작동하고 있다는 사실은 파열을 막아준다는 근거가 되지 않는다</w:t>
+      </w:r>
+    </w:p>
+    <w:p>
+      <w:pPr>
+        <w:spacing w:after="40" w:before="0"/>
+        <w:ind w:left="280" w:hanging="200"/>
+      </w:pPr>
+      <w:r>
+        <w:rPr>
+          <w:rFonts w:ascii="맑은 고딕" w:cs="맑은 고딕" w:eastAsia="맑은 고딕" w:hAnsi="맑은 고딕"/>
+          <w:sz w:val="20"/>
+          <w:szCs w:val="20"/>
+        </w:rPr>
+        <w:t xml:space="preserve">▪냉각을 시작할 수 없는 상황이면 냉각하지 말고 경계구역을 확대한다. 파편은 방향을 가리지 않으므로 탱크 측면·정면 구분 없이 물러난다</w:t>
       </w:r>
     </w:p>
     <w:p>
@@ -20931,7 +22521,89 @@
           <w:sz w:val="20"/>
           <w:szCs w:val="20"/>
         </w:rPr>
-        <w:t xml:space="preserve">▪암모니아는 낮은 농도에서 냄새로 감지되지만 고농도에서는 후각이 마비되므로 냄새의 세기로 위험을 판단할 수 없다. 공기 중 폭발범위는 약 15~28%이다</w:t>
+        <w:t xml:space="preserve">▪암모니아는 낮은 농도에서 냄새로 감지되지만 고농도에서는 후각이 마비되므로 냄새의 세기로 위험을 판단할 수 없다. 생명·건강에 즉각 위험한 농도는 </w:t>
+      </w:r>
+      <w:r>
+        <w:rPr>
+          <w:rFonts w:ascii="맑은 고딕" w:cs="맑은 고딕" w:eastAsia="맑은 고딕" w:hAnsi="맑은 고딕"/>
+          <w:b/>
+          <w:bCs/>
+          <w:sz w:val="20"/>
+          <w:szCs w:val="20"/>
+        </w:rPr>
+        <w:t xml:space="preserve">300 ppm</w:t>
+      </w:r>
+      <w:r>
+        <w:rPr>
+          <w:rFonts w:ascii="맑은 고딕" w:cs="맑은 고딕" w:eastAsia="맑은 고딕" w:hAnsi="맑은 고딕"/>
+          <w:sz w:val="20"/>
+          <w:szCs w:val="20"/>
+        </w:rPr>
+        <w:t xml:space="preserve">이고, 공기 중 폭발범위는 약 15~28%이다</w:t>
+      </w:r>
+    </w:p>
+    <w:p>
+      <w:pPr>
+        <w:spacing w:after="40" w:before="0"/>
+        <w:ind w:left="280" w:hanging="200"/>
+      </w:pPr>
+      <w:r>
+        <w:rPr>
+          <w:rFonts w:ascii="맑은 고딕" w:cs="맑은 고딕" w:eastAsia="맑은 고딕" w:hAnsi="맑은 고딕"/>
+          <w:sz w:val="20"/>
+          <w:szCs w:val="20"/>
+        </w:rPr>
+        <w:t xml:space="preserve">▪국외 비상대응지침의 초기 격리거리는 </w:t>
+      </w:r>
+      <w:r>
+        <w:rPr>
+          <w:rFonts w:ascii="맑은 고딕" w:cs="맑은 고딕" w:eastAsia="맑은 고딕" w:hAnsi="맑은 고딕"/>
+          <w:b/>
+          <w:bCs/>
+          <w:sz w:val="20"/>
+          <w:szCs w:val="20"/>
+        </w:rPr>
+        <w:t xml:space="preserve">누출만 있는 경우 전방향 최소 100m</w:t>
+      </w:r>
+      <w:r>
+        <w:rPr>
+          <w:rFonts w:ascii="맑은 고딕" w:cs="맑은 고딕" w:eastAsia="맑은 고딕" w:hAnsi="맑은 고딕"/>
+          <w:sz w:val="20"/>
+          <w:szCs w:val="20"/>
+        </w:rPr>
+        <w:t xml:space="preserve">, 탱크·탱크로리가 </w:t>
+      </w:r>
+      <w:r>
+        <w:rPr>
+          <w:rFonts w:ascii="맑은 고딕" w:cs="맑은 고딕" w:eastAsia="맑은 고딕" w:hAnsi="맑은 고딕"/>
+          <w:b/>
+          <w:bCs/>
+          <w:sz w:val="20"/>
+          <w:szCs w:val="20"/>
+        </w:rPr>
+        <w:t xml:space="preserve">화재에 관련된 경우 전방향 1,600m</w:t>
+      </w:r>
+      <w:r>
+        <w:rPr>
+          <w:rFonts w:ascii="맑은 고딕" w:cs="맑은 고딕" w:eastAsia="맑은 고딕" w:hAnsi="맑은 고딕"/>
+          <w:sz w:val="20"/>
+          <w:szCs w:val="20"/>
+        </w:rPr>
+        <w:t xml:space="preserve">이다. 풍하측 보호조치 거리는 누출량과 기상에 따라 이보다 훨씬 길어진다</w:t>
+      </w:r>
+    </w:p>
+    <w:p>
+      <w:pPr>
+        <w:spacing w:after="40" w:before="0"/>
+        <w:ind w:left="280" w:hanging="200"/>
+      </w:pPr>
+      <w:r>
+        <w:rPr>
+          <w:rFonts w:ascii="맑은 고딕" w:cs="맑은 고딕" w:eastAsia="맑은 고딕" w:hAnsi="맑은 고딕"/>
+          <w:sz w:val="20"/>
+          <w:szCs w:val="20"/>
+        </w:rPr>
+        <w:t xml:space="preserve">▪가스검지기로 농도를 측정하며 경계선을 조정한다. 측정 없이 거리만으로 안전을 판단하지 않는다</w:t>
       </w:r>
     </w:p>
     <w:p>
@@ -21046,6 +22718,406 @@
           <w:szCs w:val="20"/>
         </w:rPr>
         <w:t xml:space="preserve">▪비화·비산물을 계산에 넣지 않았다. 복사열 기준으로 안전한 거리에서 파열된 용기와 불티에 의해 착화했다</w:t>
+      </w:r>
+    </w:p>
+    <w:p>
+      <w:pPr>
+        <w:pStyle w:val="Heading2"/>
+        <w:spacing w:after="140" w:before="380"/>
+      </w:pPr>
+      <w:r>
+        <w:rPr>
+          <w:rFonts w:ascii="맑은 고딕" w:cs="맑은 고딕" w:eastAsia="맑은 고딕" w:hAnsi="맑은 고딕"/>
+          <w:b/>
+          <w:bCs/>
+          <w:sz w:val="26"/>
+          <w:szCs w:val="26"/>
+        </w:rPr>
+        <w:t xml:space="preserve">4. 장기전 운영</w:t>
+      </w:r>
+    </w:p>
+    <w:p>
+      <w:pPr>
+        <w:spacing w:after="120"/>
+        <w:jc w:val="both"/>
+      </w:pPr>
+      <w:r>
+        <w:rPr>
+          <w:rFonts w:ascii="맑은 고딕" w:cs="맑은 고딕" w:eastAsia="맑은 고딕" w:hAnsi="맑은 고딕"/>
+          <w:sz w:val="20"/>
+          <w:szCs w:val="20"/>
+        </w:rPr>
+        <w:t xml:space="preserve">대형 물류창고 화재는 몇 시간이 아니라 며칠 단위로 간다. 2021년 이천 물류센터 화재는 완전 진화까지 6일이 걸렸다. 초기 몇 시간의 전술만 준비하고 들어가면, 화재가 끝나기 전에 소방력이 먼저 소진된다.</w:t>
+      </w:r>
+    </w:p>
+    <w:p>
+      <w:pPr>
+        <w:pStyle w:val="Heading3"/>
+        <w:spacing w:after="100" w:before="260"/>
+      </w:pPr>
+      <w:r>
+        <w:rPr>
+          <w:rFonts w:ascii="맑은 고딕" w:cs="맑은 고딕" w:eastAsia="맑은 고딕" w:hAnsi="맑은 고딕"/>
+          <w:b/>
+          <w:bCs/>
+          <w:sz w:val="22"/>
+          <w:szCs w:val="22"/>
+        </w:rPr>
+        <w:t xml:space="preserve">□ 교대 편성</w:t>
+      </w:r>
+    </w:p>
+    <w:p>
+      <w:pPr>
+        <w:spacing w:after="40" w:before="0"/>
+        <w:ind w:left="280" w:hanging="200"/>
+      </w:pPr>
+      <w:r>
+        <w:rPr>
+          <w:rFonts w:ascii="맑은 고딕" w:cs="맑은 고딕" w:eastAsia="맑은 고딕" w:hAnsi="맑은 고딕"/>
+          <w:sz w:val="20"/>
+          <w:szCs w:val="20"/>
+        </w:rPr>
+        <w:t xml:space="preserve">▪도착 직후, 배치를 정하는 단계에서 </w:t>
+      </w:r>
+      <w:r>
+        <w:rPr>
+          <w:rFonts w:ascii="맑은 고딕" w:cs="맑은 고딕" w:eastAsia="맑은 고딕" w:hAnsi="맑은 고딕"/>
+          <w:b/>
+          <w:bCs/>
+          <w:sz w:val="20"/>
+          <w:szCs w:val="20"/>
+        </w:rPr>
+        <w:t xml:space="preserve">2교대 이후의 인원까지 함께 요청한다.</w:t>
+      </w:r>
+      <w:r>
+        <w:rPr>
+          <w:rFonts w:ascii="맑은 고딕" w:cs="맑은 고딕" w:eastAsia="맑은 고딕" w:hAnsi="맑은 고딕"/>
+          <w:sz w:val="20"/>
+          <w:szCs w:val="20"/>
+        </w:rPr>
+        <w:t xml:space="preserve"> 지친 뒤에 요청하면 도착 소요시간만큼 공백이 생긴다</w:t>
+      </w:r>
+    </w:p>
+    <w:p>
+      <w:pPr>
+        <w:spacing w:after="40" w:before="0"/>
+        <w:ind w:left="280" w:hanging="200"/>
+      </w:pPr>
+      <w:r>
+        <w:rPr>
+          <w:rFonts w:ascii="맑은 고딕" w:cs="맑은 고딕" w:eastAsia="맑은 고딕" w:hAnsi="맑은 고딕"/>
+          <w:sz w:val="20"/>
+          <w:szCs w:val="20"/>
+        </w:rPr>
+        <w:t xml:space="preserve">▪국외 기준은 공기용기 2본(30분형·45분형 기준)을 소모했거나 60분형 1본을 소모한 대원, 또는 공기호흡기 없이 40분간 고강도 작업을 한 대원을 </w:t>
+      </w:r>
+      <w:r>
+        <w:rPr>
+          <w:rFonts w:ascii="맑은 고딕" w:cs="맑은 고딕" w:eastAsia="맑은 고딕" w:hAnsi="맑은 고딕"/>
+          <w:b/>
+          <w:bCs/>
+          <w:sz w:val="20"/>
+          <w:szCs w:val="20"/>
+        </w:rPr>
+        <w:t xml:space="preserve">의무적으로 휴식 단계로 보내도록</w:t>
+      </w:r>
+      <w:r>
+        <w:rPr>
+          <w:rFonts w:ascii="맑은 고딕" w:cs="맑은 고딕" w:eastAsia="맑은 고딕" w:hAnsi="맑은 고딕"/>
+          <w:sz w:val="20"/>
+          <w:szCs w:val="20"/>
+        </w:rPr>
+        <w:t xml:space="preserve"> 하고 있다. 30분형 1본 또는 20분 고강도 작업 후에는 최소 10분의 자체 휴식을 둔다</w:t>
+      </w:r>
+    </w:p>
+    <w:p>
+      <w:pPr>
+        <w:spacing w:after="40" w:before="0"/>
+        <w:ind w:left="280" w:hanging="200"/>
+      </w:pPr>
+      <w:r>
+        <w:rPr>
+          <w:rFonts w:ascii="맑은 고딕" w:cs="맑은 고딕" w:eastAsia="맑은 고딕" w:hAnsi="맑은 고딕"/>
+          <w:sz w:val="20"/>
+          <w:szCs w:val="20"/>
+        </w:rPr>
+        <w:t xml:space="preserve">▪고온·다습 조건에서는 능동 냉각을 최소 10분, 가능하면 20분 실시한다. 방화복을 벗기고 수분과 전해질을 보충한다</w:t>
+      </w:r>
+    </w:p>
+    <w:p>
+      <w:pPr>
+        <w:spacing w:after="40" w:before="0"/>
+        <w:ind w:left="280" w:hanging="200"/>
+      </w:pPr>
+      <w:r>
+        <w:rPr>
+          <w:rFonts w:ascii="맑은 고딕" w:cs="맑은 고딕" w:eastAsia="맑은 고딕" w:hAnsi="맑은 고딕"/>
+          <w:sz w:val="20"/>
+          <w:szCs w:val="20"/>
+        </w:rPr>
+        <w:t xml:space="preserve">▪휴식 구역은 붕괴위험구역과 연기 풍하측 밖에, 차량 동선과 분리하여 설치한다. 위치를 전 대원에게 전파한다</w:t>
+      </w:r>
+    </w:p>
+    <w:p>
+      <w:pPr>
+        <w:spacing w:after="40" w:before="0"/>
+        <w:ind w:left="280" w:hanging="200"/>
+      </w:pPr>
+      <w:r>
+        <w:rPr>
+          <w:rFonts w:ascii="맑은 고딕" w:cs="맑은 고딕" w:eastAsia="맑은 고딕" w:hAnsi="맑은 고딕"/>
+          <w:sz w:val="20"/>
+          <w:szCs w:val="20"/>
+        </w:rPr>
+        <w:t xml:space="preserve">▪복귀 전 상태 확인을 거쳐 재투입한다. 자기 판단으로 돌아가게 두지 않는다</w:t>
+      </w:r>
+    </w:p>
+    <w:p>
+      <w:pPr>
+        <w:spacing w:after="40" w:before="0"/>
+        <w:ind w:left="280" w:hanging="200"/>
+      </w:pPr>
+      <w:r>
+        <w:rPr>
+          <w:rFonts w:ascii="맑은 고딕" w:cs="맑은 고딕" w:eastAsia="맑은 고딕" w:hAnsi="맑은 고딕"/>
+          <w:sz w:val="20"/>
+          <w:szCs w:val="20"/>
+        </w:rPr>
+        <w:t xml:space="preserve">▪겨울철 장기전에서는 젖은 방화복과 낮은 기온이 함께 작용한다. 보온과 갈아입을 피복을 함께 준비한다</w:t>
+      </w:r>
+    </w:p>
+    <w:p>
+      <w:pPr>
+        <w:pStyle w:val="Heading3"/>
+        <w:spacing w:after="100" w:before="260"/>
+      </w:pPr>
+      <w:r>
+        <w:rPr>
+          <w:rFonts w:ascii="맑은 고딕" w:cs="맑은 고딕" w:eastAsia="맑은 고딕" w:hAnsi="맑은 고딕"/>
+          <w:b/>
+          <w:bCs/>
+          <w:sz w:val="22"/>
+          <w:szCs w:val="22"/>
+        </w:rPr>
+        <w:t xml:space="preserve">□ 급수와 장비의 지속</w:t>
+      </w:r>
+    </w:p>
+    <w:p>
+      <w:pPr>
+        <w:spacing w:after="40" w:before="0"/>
+        <w:ind w:left="280" w:hanging="200"/>
+      </w:pPr>
+      <w:r>
+        <w:rPr>
+          <w:rFonts w:ascii="맑은 고딕" w:cs="맑은 고딕" w:eastAsia="맑은 고딕" w:hAnsi="맑은 고딕"/>
+          <w:sz w:val="20"/>
+          <w:szCs w:val="20"/>
+        </w:rPr>
+        <w:t xml:space="preserve">▪급수는 시간 단위가 아니라 </w:t>
+      </w:r>
+      <w:r>
+        <w:rPr>
+          <w:rFonts w:ascii="맑은 고딕" w:cs="맑은 고딕" w:eastAsia="맑은 고딕" w:hAnsi="맑은 고딕"/>
+          <w:b/>
+          <w:bCs/>
+          <w:sz w:val="20"/>
+          <w:szCs w:val="20"/>
+        </w:rPr>
+        <w:t xml:space="preserve">일 단위 소요량</w:t>
+      </w:r>
+      <w:r>
+        <w:rPr>
+          <w:rFonts w:ascii="맑은 고딕" w:cs="맑은 고딕" w:eastAsia="맑은 고딕" w:hAnsi="맑은 고딕"/>
+          <w:sz w:val="20"/>
+          <w:szCs w:val="20"/>
+        </w:rPr>
+        <w:t xml:space="preserve">으로 다시 계산한다. 방수량 3,000 L/min을 24시간 유지하면 4,320㎥이다. 소화수조와 소화전만으로 감당되지 않으면 중계 또는 셔틀을 상설로 편성한다</w:t>
+      </w:r>
+    </w:p>
+    <w:p>
+      <w:pPr>
+        <w:spacing w:after="40" w:before="0"/>
+        <w:ind w:left="280" w:hanging="200"/>
+      </w:pPr>
+      <w:r>
+        <w:rPr>
+          <w:rFonts w:ascii="맑은 고딕" w:cs="맑은 고딕" w:eastAsia="맑은 고딕" w:hAnsi="맑은 고딕"/>
+          <w:sz w:val="20"/>
+          <w:szCs w:val="20"/>
+        </w:rPr>
+        <w:t xml:space="preserve">▪연료(차량·발전기), 공기용기 충전, 소모 약제를 별도 담당이 관리한다. 공기용기는 현장 충전 수단을 확보한다</w:t>
+      </w:r>
+    </w:p>
+    <w:p>
+      <w:pPr>
+        <w:spacing w:after="40" w:before="0"/>
+        <w:ind w:left="280" w:hanging="200"/>
+      </w:pPr>
+      <w:r>
+        <w:rPr>
+          <w:rFonts w:ascii="맑은 고딕" w:cs="맑은 고딕" w:eastAsia="맑은 고딕" w:hAnsi="맑은 고딕"/>
+          <w:sz w:val="20"/>
+          <w:szCs w:val="20"/>
+        </w:rPr>
+        <w:t xml:space="preserve">▪장시간 가동한 펌프와 호스를 순환 점검한다. 호스는 교체 주기를 정해 미리 바꾼다</w:t>
+      </w:r>
+    </w:p>
+    <w:p>
+      <w:pPr>
+        <w:spacing w:after="40" w:before="0"/>
+        <w:ind w:left="280" w:hanging="200"/>
+      </w:pPr>
+      <w:r>
+        <w:rPr>
+          <w:rFonts w:ascii="맑은 고딕" w:cs="맑은 고딕" w:eastAsia="맑은 고딕" w:hAnsi="맑은 고딕"/>
+          <w:sz w:val="20"/>
+          <w:szCs w:val="20"/>
+        </w:rPr>
+        <w:t xml:space="preserve">▪야간 조명을 초기에 요청한다. 대공간 화재의 야간 작업은 조명 없이는 진행되지 않는다</w:t>
+      </w:r>
+    </w:p>
+    <w:p>
+      <w:pPr>
+        <w:spacing w:after="40" w:before="0"/>
+        <w:ind w:left="280" w:hanging="200"/>
+      </w:pPr>
+      <w:r>
+        <w:rPr>
+          <w:rFonts w:ascii="맑은 고딕" w:cs="맑은 고딕" w:eastAsia="맑은 고딕" w:hAnsi="맑은 고딕"/>
+          <w:sz w:val="20"/>
+          <w:szCs w:val="20"/>
+        </w:rPr>
+        <w:t xml:space="preserve">▪소화용수 유출 관리는 시간이 갈수록 누적된다. 「Ⅰ-4. 소화용수 유출 관리」의 저류·차단 조치를 교대와 함께 인계한다</w:t>
+      </w:r>
+    </w:p>
+    <w:p>
+      <w:pPr>
+        <w:pStyle w:val="Heading3"/>
+        <w:spacing w:after="100" w:before="260"/>
+      </w:pPr>
+      <w:r>
+        <w:rPr>
+          <w:rFonts w:ascii="맑은 고딕" w:cs="맑은 고딕" w:eastAsia="맑은 고딕" w:hAnsi="맑은 고딕"/>
+          <w:b/>
+          <w:bCs/>
+          <w:sz w:val="22"/>
+          <w:szCs w:val="22"/>
+        </w:rPr>
+        <w:t xml:space="preserve">□ 지휘 인계와 기록</w:t>
+      </w:r>
+    </w:p>
+    <w:p>
+      <w:pPr>
+        <w:spacing w:after="40" w:before="0"/>
+        <w:ind w:left="280" w:hanging="200"/>
+      </w:pPr>
+      <w:r>
+        <w:rPr>
+          <w:rFonts w:ascii="맑은 고딕" w:cs="맑은 고딕" w:eastAsia="맑은 고딕" w:hAnsi="맑은 고딕"/>
+          <w:sz w:val="20"/>
+          <w:szCs w:val="20"/>
+        </w:rPr>
+        <w:t xml:space="preserve">▪교대 시 인계 항목을 서식으로 고정한다 — 연소 구획과 방어선 위치, 방호 대상과 담당, 급수 계통, 붕괴위험구역 범위, 미확인 인원, 관계자 연락체계, 진행 중인 위험요인(배터리·냉매·위험물)</w:t>
+      </w:r>
+    </w:p>
+    <w:p>
+      <w:pPr>
+        <w:spacing w:after="40" w:before="0"/>
+        <w:ind w:left="280" w:hanging="200"/>
+      </w:pPr>
+      <w:r>
+        <w:rPr>
+          <w:rFonts w:ascii="맑은 고딕" w:cs="맑은 고딕" w:eastAsia="맑은 고딕" w:hAnsi="맑은 고딕"/>
+          <w:sz w:val="20"/>
+          <w:szCs w:val="20"/>
+        </w:rPr>
+        <w:t xml:space="preserve">▪방어선과 붕괴위험구역은 도면에 표시하여 인계한다. 구두 인계만으로는 다음 교대에서 위치가 달라진다</w:t>
+      </w:r>
+    </w:p>
+    <w:p>
+      <w:pPr>
+        <w:spacing w:after="40" w:before="0"/>
+        <w:ind w:left="280" w:hanging="200"/>
+      </w:pPr>
+      <w:r>
+        <w:rPr>
+          <w:rFonts w:ascii="맑은 고딕" w:cs="맑은 고딕" w:eastAsia="맑은 고딕" w:hAnsi="맑은 고딕"/>
+          <w:sz w:val="20"/>
+          <w:szCs w:val="20"/>
+        </w:rPr>
+        <w:t xml:space="preserve">▪시각별 조치를 기록한다. 조사와 사후 검토뿐 아니라, 며칠째 교대에서 앞선 판단의 근거를 확인하는 데 쓰인다</w:t>
+      </w:r>
+    </w:p>
+    <w:p>
+      <w:pPr>
+        <w:pStyle w:val="Heading3"/>
+        <w:spacing w:after="100" w:before="260"/>
+      </w:pPr>
+      <w:r>
+        <w:rPr>
+          <w:rFonts w:ascii="맑은 고딕" w:cs="맑은 고딕" w:eastAsia="맑은 고딕" w:hAnsi="맑은 고딕"/>
+          <w:b/>
+          <w:bCs/>
+          <w:sz w:val="22"/>
+          <w:szCs w:val="22"/>
+        </w:rPr>
+        <w:t xml:space="preserve">□ 잔화·감시 단계로의 전환</w:t>
+      </w:r>
+    </w:p>
+    <w:p>
+      <w:pPr>
+        <w:spacing w:after="40" w:before="0"/>
+        <w:ind w:left="280" w:hanging="200"/>
+      </w:pPr>
+      <w:r>
+        <w:rPr>
+          <w:rFonts w:ascii="맑은 고딕" w:cs="맑은 고딕" w:eastAsia="맑은 고딕" w:hAnsi="맑은 고딕"/>
+          <w:sz w:val="20"/>
+          <w:szCs w:val="20"/>
+        </w:rPr>
+        <w:t xml:space="preserve">▪전환 기준을 정한다 — 확대 위험 소멸, 방어선 유지 확인, 열화상 고온영역의 지속적 감소</w:t>
+      </w:r>
+    </w:p>
+    <w:p>
+      <w:pPr>
+        <w:spacing w:after="40" w:before="0"/>
+        <w:ind w:left="280" w:hanging="200"/>
+      </w:pPr>
+      <w:r>
+        <w:rPr>
+          <w:rFonts w:ascii="맑은 고딕" w:cs="맑은 고딕" w:eastAsia="맑은 고딕" w:hAnsi="맑은 고딕"/>
+          <w:sz w:val="20"/>
+          <w:szCs w:val="20"/>
+        </w:rPr>
+        <w:t xml:space="preserve">▪전환 후에도 감시조를 남긴다. 물을 머금은 적재물 안에서 연소가 계속되어 하루 이상 지난 뒤 다시 커지는 경우가 있다</w:t>
+      </w:r>
+    </w:p>
+    <w:p>
+      <w:pPr>
+        <w:spacing w:after="40" w:before="0"/>
+        <w:ind w:left="280" w:hanging="200"/>
+      </w:pPr>
+      <w:r>
+        <w:rPr>
+          <w:rFonts w:ascii="맑은 고딕" w:cs="맑은 고딕" w:eastAsia="맑은 고딕" w:hAnsi="맑은 고딕"/>
+          <w:sz w:val="20"/>
+          <w:szCs w:val="20"/>
+        </w:rPr>
+        <w:t xml:space="preserve">▪배터리 보관구역이 연소한 구역은 별도 감시 대상으로 유지한다. 열화상으로 온도 저하를 확인하기 전까지 해제하지 않는다</w:t>
+      </w:r>
+    </w:p>
+    <w:p>
+      <w:pPr>
+        <w:spacing w:after="40" w:before="0"/>
+        <w:ind w:left="280" w:hanging="200"/>
+      </w:pPr>
+      <w:r>
+        <w:rPr>
+          <w:rFonts w:ascii="맑은 고딕" w:cs="맑은 고딕" w:eastAsia="맑은 고딕" w:hAnsi="맑은 고딕"/>
+          <w:sz w:val="20"/>
+          <w:szCs w:val="20"/>
+        </w:rPr>
+        <w:t xml:space="preserve">▪해체·반출 작업으로 넘어갈 때는 관계자·중장비 업체와 붕괴 위험을 함께 확인하고 작업구역을 지정한다</w:t>
       </w:r>
     </w:p>
     <w:sectPr>

--- a/제3절_공격·방어전술_운용_개정본.docx
+++ b/제3절_공격·방어전술_운용_개정본.docx
@@ -430,7 +430,7 @@
           <w:sz w:val="20"/>
           <w:szCs w:val="20"/>
         </w:rPr>
-        <w:t xml:space="preserve">에서 잡는다. 「화재조기진압용 스프링클러설비의 화재안전기술기준(NFTC 103B)」은 헤드 12개가 60분간 작동하는 것을 수원 산정의 설계조건으로 두고 있고(Q = 12 × 60 × K√10P), 헤드 하나가 담당하는 면적이 10㎡ 내외이므로 설계 살수밀도는 대략 40~70 L/min·㎡가 된다. 이는 화재 초기에, 적재물 바로 위에서, 아래로 떨어뜨렸을 때 랙 화재를 제압할 수 있다고 실물실험으로 확인된 양이다. 소방대는 그보다 늦게, 옆에서, 유실을 감수하며 물을 대므로 이 밀도를 하한으로 본다. 아래 표는 60 L/min·㎡를 적용한 값이다.</w:t>
+        <w:t xml:space="preserve">에서 잡는다. 「화재조기진압용 스프링클러설비의 화재안전기술기준(NFTC 103B)」은 헤드 12개가 60분간 작동하는 것을 수원 산정의 설계조건으로 두고 있고(Q = 12 × 60 × K√10P), 헤드 하나가 담당하는 면적이 10㎡ 내외이므로 설계 살수밀도는 대략 40~70 L/min·㎡가 된다. 헤드의 K계수와 방호면적은 해당 시설의 설비 설계도서에서 확인할 수 있으므로, 사전대응계획 작성 시 시설별 실제 값으로 다시 계산한다. 이는 화재 초기에, 적재물 바로 위에서, 아래로 떨어뜨렸을 때 랙 화재를 제압할 수 있다고 실물실험으로 확인된 양이다. 소방대는 그보다 늦게, 옆에서, 유실을 감수하며 물을 대므로 이 밀도를 하한으로 본다. 아래 표는 60 L/min·㎡를 적용한 값이다.</w:t>
       </w:r>
     </w:p>
     <w:tbl>
@@ -1001,136 +1001,6 @@
           </w:p>
         </w:tc>
       </w:tr>
-      <w:tr>
-        <w:trPr>
-          <w:tblHeader w:val="false"/>
-        </w:trPr>
-        <w:tc>
-          <w:tcPr>
-            <w:tcW w:type="dxa" w:w="1800"/>
-            <w:tcMar>
-              <w:top w:type="dxa" w:w="60"/>
-              <w:left w:type="dxa" w:w="100"/>
-              <w:bottom w:type="dxa" w:w="60"/>
-              <w:right w:type="dxa" w:w="100"/>
-            </w:tcMar>
-          </w:tcPr>
-          <w:p>
-            <w:pPr>
-              <w:spacing w:after="0" w:before="0"/>
-              <w:jc w:val="left"/>
-            </w:pPr>
-            <w:r>
-              <w:rPr>
-                <w:rFonts w:ascii="맑은 고딕" w:cs="맑은 고딕" w:eastAsia="맑은 고딕" w:hAnsi="맑은 고딕"/>
-                <w:sz w:val="18"/>
-                <w:szCs w:val="18"/>
-              </w:rPr>
-              <w:t xml:space="preserve">약 3,000㎡</w:t>
-            </w:r>
-          </w:p>
-        </w:tc>
-        <w:tc>
-          <w:tcPr>
-            <w:tcW w:type="dxa" w:w="1800"/>
-            <w:tcMar>
-              <w:top w:type="dxa" w:w="60"/>
-              <w:left w:type="dxa" w:w="100"/>
-              <w:bottom w:type="dxa" w:w="60"/>
-              <w:right w:type="dxa" w:w="100"/>
-            </w:tcMar>
-          </w:tcPr>
-          <w:p>
-            <w:pPr>
-              <w:spacing w:after="0" w:before="0"/>
-              <w:jc w:val="left"/>
-            </w:pPr>
-            <w:r>
-              <w:rPr>
-                <w:rFonts w:ascii="맑은 고딕" w:cs="맑은 고딕" w:eastAsia="맑은 고딕" w:hAnsi="맑은 고딕"/>
-                <w:sz w:val="18"/>
-                <w:szCs w:val="18"/>
-              </w:rPr>
-              <w:t xml:space="preserve">방화구획 1개 전체</w:t>
-            </w:r>
-          </w:p>
-        </w:tc>
-        <w:tc>
-          <w:tcPr>
-            <w:tcW w:type="dxa" w:w="1800"/>
-            <w:tcMar>
-              <w:top w:type="dxa" w:w="60"/>
-              <w:left w:type="dxa" w:w="100"/>
-              <w:bottom w:type="dxa" w:w="60"/>
-              <w:right w:type="dxa" w:w="100"/>
-            </w:tcMar>
-          </w:tcPr>
-          <w:p>
-            <w:pPr>
-              <w:spacing w:after="0" w:before="0"/>
-              <w:jc w:val="left"/>
-            </w:pPr>
-            <w:r>
-              <w:rPr>
-                <w:rFonts w:ascii="맑은 고딕" w:cs="맑은 고딕" w:eastAsia="맑은 고딕" w:hAnsi="맑은 고딕"/>
-                <w:sz w:val="18"/>
-                <w:szCs w:val="18"/>
-              </w:rPr>
-              <w:t xml:space="preserve">약 180,000 L/min</w:t>
-            </w:r>
-          </w:p>
-        </w:tc>
-        <w:tc>
-          <w:tcPr>
-            <w:tcW w:type="dxa" w:w="1800"/>
-            <w:tcMar>
-              <w:top w:type="dxa" w:w="60"/>
-              <w:left w:type="dxa" w:w="100"/>
-              <w:bottom w:type="dxa" w:w="60"/>
-              <w:right w:type="dxa" w:w="100"/>
-            </w:tcMar>
-          </w:tcPr>
-          <w:p>
-            <w:pPr>
-              <w:spacing w:after="0" w:before="0"/>
-              <w:jc w:val="left"/>
-            </w:pPr>
-            <w:r>
-              <w:rPr>
-                <w:rFonts w:ascii="맑은 고딕" w:cs="맑은 고딕" w:eastAsia="맑은 고딕" w:hAnsi="맑은 고딕"/>
-                <w:sz w:val="18"/>
-                <w:szCs w:val="18"/>
-              </w:rPr>
-              <w:t xml:space="preserve">확보 불가</w:t>
-            </w:r>
-          </w:p>
-        </w:tc>
-        <w:tc>
-          <w:tcPr>
-            <w:tcW w:type="dxa" w:w="1800"/>
-            <w:tcMar>
-              <w:top w:type="dxa" w:w="60"/>
-              <w:left w:type="dxa" w:w="100"/>
-              <w:bottom w:type="dxa" w:w="60"/>
-              <w:right w:type="dxa" w:w="100"/>
-            </w:tcMar>
-          </w:tcPr>
-          <w:p>
-            <w:pPr>
-              <w:spacing w:after="0" w:before="0"/>
-              <w:jc w:val="left"/>
-            </w:pPr>
-            <w:r>
-              <w:rPr>
-                <w:rFonts w:ascii="맑은 고딕" w:cs="맑은 고딕" w:eastAsia="맑은 고딕" w:hAnsi="맑은 고딕"/>
-                <w:sz w:val="18"/>
-                <w:szCs w:val="18"/>
-              </w:rPr>
-              <w:t xml:space="preserve">방어</w:t>
-            </w:r>
-          </w:p>
-        </w:tc>
-      </w:tr>
     </w:tbl>
     <w:p>
       <w:pPr>
@@ -1497,7 +1367,7 @@
           <w:sz w:val="20"/>
           <w:szCs w:val="20"/>
         </w:rPr>
-        <w:t xml:space="preserve">랙 적재 실물화재실험에서 확인된 경과는 다음과 같다.</w:t>
+        <w:t xml:space="preserve">랙 1세트를 대상으로 한 실물화재실험에서 확인되는 경과는 대략 다음과 같다. 적재물 종류와 적재높이에 따라 달라지므로 구간의 폭으로 본다.</w:t>
       </w:r>
     </w:p>
     <w:tbl>
@@ -1602,7 +1472,7 @@
                 <w:sz w:val="18"/>
                 <w:szCs w:val="18"/>
               </w:rPr>
-              <w:t xml:space="preserve">0~4분</w:t>
+              <w:t xml:space="preserve">0~3분</w:t>
             </w:r>
           </w:p>
         </w:tc>
@@ -1627,7 +1497,7 @@
                 <w:sz w:val="18"/>
                 <w:szCs w:val="18"/>
               </w:rPr>
-              <w:t xml:space="preserve">잠복. 외부 관찰로는 드러나지 않으나 연소는 진행 중</w:t>
+              <w:t xml:space="preserve">완만한 성장. 외부 관찰로는 드러나지 않으나 연소는 진행 중</w:t>
             </w:r>
           </w:p>
         </w:tc>
@@ -1657,7 +1527,7 @@
                 <w:sz w:val="18"/>
                 <w:szCs w:val="18"/>
               </w:rPr>
-              <w:t xml:space="preserve">4~6분</w:t>
+              <w:t xml:space="preserve">3~8분</w:t>
             </w:r>
           </w:p>
         </w:tc>
@@ -1682,7 +1552,7 @@
                 <w:sz w:val="18"/>
                 <w:szCs w:val="18"/>
               </w:rPr>
-              <w:t xml:space="preserve">표면 전이 후 약 2분 만에 최상단 도달</w:t>
+              <w:t xml:space="preserve">송기공간을 따라 수직으로 급속 확대. 최상단 도달, 인접 랙 수열</w:t>
             </w:r>
           </w:p>
         </w:tc>
@@ -1712,7 +1582,7 @@
                 <w:sz w:val="18"/>
                 <w:szCs w:val="18"/>
               </w:rPr>
-              <w:t xml:space="preserve">5~10분</w:t>
+              <w:t xml:space="preserve">8~9분</w:t>
             </w:r>
           </w:p>
         </w:tc>
@@ -1737,117 +1607,7 @@
                 <w:sz w:val="18"/>
                 <w:szCs w:val="18"/>
               </w:rPr>
-              <w:t xml:space="preserve">인접 랙의 수열 증가</w:t>
-            </w:r>
-          </w:p>
-        </w:tc>
-      </w:tr>
-      <w:tr>
-        <w:trPr>
-          <w:tblHeader w:val="false"/>
-        </w:trPr>
-        <w:tc>
-          <w:tcPr>
-            <w:tcW w:type="dxa" w:w="4500"/>
-            <w:tcMar>
-              <w:top w:type="dxa" w:w="60"/>
-              <w:left w:type="dxa" w:w="100"/>
-              <w:bottom w:type="dxa" w:w="60"/>
-              <w:right w:type="dxa" w:w="100"/>
-            </w:tcMar>
-          </w:tcPr>
-          <w:p>
-            <w:pPr>
-              <w:spacing w:after="0" w:before="0"/>
-              <w:jc w:val="left"/>
-            </w:pPr>
-            <w:r>
-              <w:rPr>
-                <w:rFonts w:ascii="맑은 고딕" w:cs="맑은 고딕" w:eastAsia="맑은 고딕" w:hAnsi="맑은 고딕"/>
-                <w:sz w:val="18"/>
-                <w:szCs w:val="18"/>
-              </w:rPr>
-              <w:t xml:space="preserve">8~9분</w:t>
-            </w:r>
-          </w:p>
-        </w:tc>
-        <w:tc>
-          <w:tcPr>
-            <w:tcW w:type="dxa" w:w="4500"/>
-            <w:tcMar>
-              <w:top w:type="dxa" w:w="60"/>
-              <w:left w:type="dxa" w:w="100"/>
-              <w:bottom w:type="dxa" w:w="60"/>
-              <w:right w:type="dxa" w:w="100"/>
-            </w:tcMar>
-          </w:tcPr>
-          <w:p>
-            <w:pPr>
-              <w:spacing w:after="0" w:before="0"/>
-              <w:jc w:val="left"/>
-            </w:pPr>
-            <w:r>
-              <w:rPr>
-                <w:rFonts w:ascii="맑은 고딕" w:cs="맑은 고딕" w:eastAsia="맑은 고딕" w:hAnsi="맑은 고딕"/>
-                <w:sz w:val="18"/>
-                <w:szCs w:val="18"/>
-              </w:rPr>
               <w:t xml:space="preserve">최성기 도달</w:t>
-            </w:r>
-          </w:p>
-        </w:tc>
-      </w:tr>
-      <w:tr>
-        <w:trPr>
-          <w:tblHeader w:val="false"/>
-        </w:trPr>
-        <w:tc>
-          <w:tcPr>
-            <w:tcW w:type="dxa" w:w="4500"/>
-            <w:tcMar>
-              <w:top w:type="dxa" w:w="60"/>
-              <w:left w:type="dxa" w:w="100"/>
-              <w:bottom w:type="dxa" w:w="60"/>
-              <w:right w:type="dxa" w:w="100"/>
-            </w:tcMar>
-          </w:tcPr>
-          <w:p>
-            <w:pPr>
-              <w:spacing w:after="0" w:before="0"/>
-              <w:jc w:val="left"/>
-            </w:pPr>
-            <w:r>
-              <w:rPr>
-                <w:rFonts w:ascii="맑은 고딕" w:cs="맑은 고딕" w:eastAsia="맑은 고딕" w:hAnsi="맑은 고딕"/>
-                <w:sz w:val="18"/>
-                <w:szCs w:val="18"/>
-              </w:rPr>
-              <w:t xml:space="preserve">최성기 이후</w:t>
-            </w:r>
-          </w:p>
-        </w:tc>
-        <w:tc>
-          <w:tcPr>
-            <w:tcW w:type="dxa" w:w="4500"/>
-            <w:tcMar>
-              <w:top w:type="dxa" w:w="60"/>
-              <w:left w:type="dxa" w:w="100"/>
-              <w:bottom w:type="dxa" w:w="60"/>
-              <w:right w:type="dxa" w:w="100"/>
-            </w:tcMar>
-          </w:tcPr>
-          <w:p>
-            <w:pPr>
-              <w:spacing w:after="0" w:before="0"/>
-              <w:jc w:val="left"/>
-            </w:pPr>
-            <w:r>
-              <w:rPr>
-                <w:rFonts w:ascii="맑은 고딕" w:cs="맑은 고딕" w:eastAsia="맑은 고딕" w:hAnsi="맑은 고딕"/>
-                <w:sz w:val="18"/>
-                <w:szCs w:val="18"/>
-              </w:rPr>
-              <w:t xml:space="preserve">수평 프레임 처짐 발생</w:t>
             </w:r>
           </w:p>
         </w:tc>
@@ -2564,7 +2324,7 @@
           <w:sz w:val="20"/>
           <w:szCs w:val="20"/>
         </w:rPr>
-        <w:t xml:space="preserve">▪온도보다 먼저 볼 것은 연기층의 높이와 하강 속도이다. 층고가 높은 창고에서는 바닥 부근이 시원하고 시야가 남아 있어도 천장부는 이미 진입 불가 상태일 수 있다</w:t>
+        <w:t xml:space="preserve">▪온도보다 먼저 볼 것은 연기층의 높이와 하강 속도이다</w:t>
       </w:r>
     </w:p>
     <w:p>
@@ -4644,7 +4404,7 @@
           <w:sz w:val="20"/>
           <w:szCs w:val="20"/>
         </w:rPr>
-        <w:t xml:space="preserve">도크도어는 통상 통로 축과 일치하도록 배치되어 있어 호스를 직선으로 전개할 수 있고, 굴곡이 적어 마찰손실과 걸림이 줄어든다. 넓은 개구부이므로 배연과 탈출로를 겸한다.</w:t>
+        <w:t xml:space="preserve">통로 축과 일치하여 호스를 직선으로 전개할 수 있고, 넓은 개구부이므로 배연과 탈출로를 겸한다. 활용 방법은 「Ⅰ-4. 공격방법 ③ 통로 축 공격」에 따른다.</w:t>
       </w:r>
     </w:p>
     <w:p>
@@ -9075,7 +8835,7 @@
           <w:sz w:val="20"/>
           <w:szCs w:val="20"/>
         </w:rPr>
-        <w:t xml:space="preserve">▪분기점을 무인으로 두지 않는다</w:t>
+        <w:t xml:space="preserve">▪분기점에는 항상 담당을 둔다</w:t>
       </w:r>
     </w:p>
     <w:p>
@@ -9305,7 +9065,53 @@
           <w:sz w:val="20"/>
           <w:szCs w:val="20"/>
         </w:rPr>
-        <w:t xml:space="preserve">▪농연 속에서 호스를 따라 나올 때 금구 형상으로 방향을 식별한다. 수 커플링이 진입구 쪽, 암 커플링이 화점 쪽이다</w:t>
+        <w:t xml:space="preserve">▪국내 소방호스에 널리 쓰이는 차입식 결합금구는 양쪽 형상이 같아 </w:t>
+      </w:r>
+      <w:r>
+        <w:rPr>
+          <w:rFonts w:ascii="맑은 고딕" w:cs="맑은 고딕" w:eastAsia="맑은 고딕" w:hAnsi="맑은 고딕"/>
+          <w:b/>
+          <w:bCs/>
+          <w:sz w:val="20"/>
+          <w:szCs w:val="20"/>
+        </w:rPr>
+        <w:t xml:space="preserve">금구를 만져서는 진입구 방향을 알 수 없다.</w:t>
+      </w:r>
+      <w:r>
+        <w:rPr>
+          <w:rFonts w:ascii="맑은 고딕" w:cs="맑은 고딕" w:eastAsia="맑은 고딕" w:hAnsi="맑은 고딕"/>
+          <w:sz w:val="20"/>
+          <w:szCs w:val="20"/>
+        </w:rPr>
+        <w:t xml:space="preserve"> 커플링 형상으로 방향을 판단하는 방법을 전제하지 않는다</w:t>
+      </w:r>
+    </w:p>
+    <w:p>
+      <w:pPr>
+        <w:spacing w:after="40" w:before="0"/>
+        <w:ind w:left="280" w:hanging="200"/>
+      </w:pPr>
+      <w:r>
+        <w:rPr>
+          <w:rFonts w:ascii="맑은 고딕" w:cs="맑은 고딕" w:eastAsia="맑은 고딕" w:hAnsi="맑은 고딕"/>
+          <w:sz w:val="20"/>
+          <w:szCs w:val="20"/>
+        </w:rPr>
+        <w:t xml:space="preserve">▪따라서 방향 표식을 물리적으로 부착한다. 각 호스 또는 금구마다 진입구 방향이 구분되는 표식(방향 태그, 비대칭 밴드 등)을 미리 달아 두고, 관서 단위로 같은 방식을 쓴다</w:t>
+      </w:r>
+    </w:p>
+    <w:p>
+      <w:pPr>
+        <w:spacing w:after="40" w:before="0"/>
+        <w:ind w:left="280" w:hanging="200"/>
+      </w:pPr>
+      <w:r>
+        <w:rPr>
+          <w:rFonts w:ascii="맑은 고딕" w:cs="맑은 고딕" w:eastAsia="맑은 고딕" w:hAnsi="맑은 고딕"/>
+          <w:sz w:val="20"/>
+          <w:szCs w:val="20"/>
+        </w:rPr>
+        <w:t xml:space="preserve">▪구경이 바뀌는 지점(이형금구)과 분기금구는 위치를 알 수 있는 지형지물이 된다. 전개 시 그 위치를 기록하고 진입팀에 알린다</w:t>
       </w:r>
     </w:p>
     <w:p>
@@ -9410,7 +9216,7 @@
           <w:sz w:val="20"/>
           <w:szCs w:val="20"/>
         </w:rPr>
-        <w:t xml:space="preserve"> 65mm 4본, 40mm 3본을 한 묶음으로 접되, 암·수 커플링이 나란히 오도록 접으면 1인이 연결할 수 있다</w:t>
+        <w:t xml:space="preserve"> 65mm 4본, 40mm 3본을 한 묶음으로 접되, 양쪽 결합금구가 나란히 오도록 접으면 1인이 연결할 수 있다</w:t>
       </w:r>
     </w:p>
     <w:p>
@@ -11012,7 +10818,7 @@
           <w:sz w:val="20"/>
           <w:szCs w:val="20"/>
         </w:rPr>
-        <w:t xml:space="preserve">스프링클러가 작동 중인 창고에서 같은 소화수조를 나누어 쓰면 흡입압이 계속 낮아진다. 창고시설 기준상 랙식 창고의 수원은 288㎥이고 이는 헤드 30개가 60분간 쓰는 양이므로, 소방대가 여기에 더해 흡수하면 그만큼 빨리 소진된다. 흡입압은 한 번 읽고 끝내지 말고 추세를 본다.</w:t>
+        <w:t xml:space="preserve">스프링클러가 작동 중인 창고에서 같은 소화수조를 나누어 쓰면 흡입압이 계속 낮아진다. 흡입압은 한 번 읽고 끝내지 말고 추세를 본다.</w:t>
       </w:r>
     </w:p>
     <w:p>
@@ -11088,39 +10894,21 @@
           <w:sz w:val="20"/>
           <w:szCs w:val="20"/>
         </w:rPr>
-        <w:t xml:space="preserve">▪랙식 창고의 수원 288㎥는 스프링클러가 60분간 쓰도록 산정된 양이다. 소방대가 같은 수조에서 흡수하면 스프링클러와 소방대가 함께 빨리 마른다</w:t>
-      </w:r>
-    </w:p>
-    <w:p>
-      <w:pPr>
-        <w:spacing w:after="40" w:before="0"/>
-        <w:ind w:left="280" w:hanging="200"/>
-      </w:pPr>
-      <w:r>
-        <w:rPr>
-          <w:rFonts w:ascii="맑은 고딕" w:cs="맑은 고딕" w:eastAsia="맑은 고딕" w:hAnsi="맑은 고딕"/>
-          <w:sz w:val="20"/>
-          <w:szCs w:val="20"/>
-        </w:rPr>
-        <w:t xml:space="preserve">▪물류창고는 고속도로 나들목 인근 외곽에 입지하는 경우가 많아 </w:t>
-      </w:r>
-      <w:r>
-        <w:rPr>
-          <w:rFonts w:ascii="맑은 고딕" w:cs="맑은 고딕" w:eastAsia="맑은 고딕" w:hAnsi="맑은 고딕"/>
-          <w:b/>
-          <w:bCs/>
-          <w:sz w:val="20"/>
-          <w:szCs w:val="20"/>
-        </w:rPr>
-        <w:t xml:space="preserve">공설 소화전 밀도가 낮다.</w:t>
-      </w:r>
-      <w:r>
-        <w:rPr>
-          <w:rFonts w:ascii="맑은 고딕" w:cs="맑은 고딕" w:eastAsia="맑은 고딕" w:hAnsi="맑은 고딕"/>
-          <w:sz w:val="20"/>
-          <w:szCs w:val="20"/>
-        </w:rPr>
-        <w:t xml:space="preserve"> 도착 전에 사전대응계획에서 소화전 위치·구경·유량, 자체 소화수조, 인근 하천·유수지·저수조를 확인한다</w:t>
+        <w:t xml:space="preserve">▪랙식 창고의 수원은 라지드롭형 기준개수 30개에 헤드당 9.6㎥를 곱한 288㎥이다. 이 물은 스프링클러 몫으로 산정된 것이며, 소방대가 같은 수조에서 흡수하면 양쪽이 함께 빨리 마른다</w:t>
+      </w:r>
+    </w:p>
+    <w:p>
+      <w:pPr>
+        <w:spacing w:after="40" w:before="0"/>
+        <w:ind w:left="280" w:hanging="200"/>
+      </w:pPr>
+      <w:r>
+        <w:rPr>
+          <w:rFonts w:ascii="맑은 고딕" w:cs="맑은 고딕" w:eastAsia="맑은 고딕" w:hAnsi="맑은 고딕"/>
+          <w:sz w:val="20"/>
+          <w:szCs w:val="20"/>
+        </w:rPr>
+        <w:t xml:space="preserve">▪물류창고는 외곽에 입지하는 경우가 많아 공설 소화전이 멀거나 부족할 수 있다. 사전대응계획에서 소화전 위치·구경·유량, 자체 소화수조, 인근 하천·유수지·저수조를 미리 확인한다</w:t>
       </w:r>
     </w:p>
     <w:p>
@@ -12062,66 +11850,16 @@
     </w:p>
     <w:p>
       <w:pPr>
-        <w:spacing w:after="40" w:before="0"/>
-        <w:ind w:left="280" w:hanging="200"/>
-      </w:pPr>
-      <w:r>
-        <w:rPr>
-          <w:rFonts w:ascii="맑은 고딕" w:cs="맑은 고딕" w:eastAsia="맑은 고딕" w:hAnsi="맑은 고딕"/>
-          <w:sz w:val="20"/>
-          <w:szCs w:val="20"/>
-        </w:rPr>
-        <w:t xml:space="preserve">▪</w:t>
-      </w:r>
-      <w:r>
-        <w:rPr>
-          <w:rFonts w:ascii="맑은 고딕" w:cs="맑은 고딕" w:eastAsia="맑은 고딕" w:hAnsi="맑은 고딕"/>
-          <w:b/>
-          <w:bCs/>
-          <w:sz w:val="20"/>
-          <w:szCs w:val="20"/>
-        </w:rPr>
-        <w:t xml:space="preserve">봉상</w:t>
-      </w:r>
-      <w:r>
-        <w:rPr>
-          <w:rFonts w:ascii="맑은 고딕" w:cs="맑은 고딕" w:eastAsia="맑은 고딕" w:hAnsi="맑은 고딕"/>
-          <w:sz w:val="20"/>
-          <w:szCs w:val="20"/>
-        </w:rPr>
-        <w:t xml:space="preserve"> — 랙 심부와 상부 화점, 통로 축 방수, 천장면 반사를 이용한 광역 살수. 대형 물류창고 내부공격의 기본 형태이다</w:t>
-      </w:r>
-    </w:p>
-    <w:p>
-      <w:pPr>
-        <w:spacing w:after="40" w:before="0"/>
-        <w:ind w:left="280" w:hanging="200"/>
-      </w:pPr>
-      <w:r>
-        <w:rPr>
-          <w:rFonts w:ascii="맑은 고딕" w:cs="맑은 고딕" w:eastAsia="맑은 고딕" w:hAnsi="맑은 고딕"/>
-          <w:sz w:val="20"/>
-          <w:szCs w:val="20"/>
-        </w:rPr>
-        <w:t xml:space="preserve">▪</w:t>
-      </w:r>
-      <w:r>
-        <w:rPr>
-          <w:rFonts w:ascii="맑은 고딕" w:cs="맑은 고딕" w:eastAsia="맑은 고딕" w:hAnsi="맑은 고딕"/>
-          <w:b/>
-          <w:bCs/>
-          <w:sz w:val="20"/>
-          <w:szCs w:val="20"/>
-        </w:rPr>
-        <w:t xml:space="preserve">분무</w:t>
-      </w:r>
-      <w:r>
-        <w:rPr>
-          <w:rFonts w:ascii="맑은 고딕" w:cs="맑은 고딕" w:eastAsia="맑은 고딕" w:hAnsi="맑은 고딕"/>
-          <w:sz w:val="20"/>
-          <w:szCs w:val="20"/>
-        </w:rPr>
-        <w:t xml:space="preserve"> — 대원 엄호와 열차폐, 전기설비 인근, 분진 억제. 화점 제압용이 아니다</w:t>
+        <w:spacing w:after="120"/>
+        <w:jc w:val="both"/>
+      </w:pPr>
+      <w:r>
+        <w:rPr>
+          <w:rFonts w:ascii="맑은 고딕" w:cs="맑은 고딕" w:eastAsia="맑은 고딕" w:hAnsi="맑은 고딕"/>
+          <w:sz w:val="20"/>
+          <w:szCs w:val="20"/>
+        </w:rPr>
+        <w:t xml:space="preserve">구경과 관창 형태의 선택은 「Ⅰ-3. 관창 선택과 관창압력」에 따른다. 여기서는 대공간에서 달라지는 조작만 다룬다.</w:t>
       </w:r>
     </w:p>
     <w:p>
@@ -12385,7 +12123,7 @@
           <w:sz w:val="20"/>
           <w:szCs w:val="20"/>
         </w:rPr>
-        <w:t xml:space="preserve">▪대구경 관창을 출입구에 세워 화세를 제압한 뒤 진입하는 방식은 인랙 스프링클러가 없거나 작동하지 않는 고단 적재 화재에서 특히 유효하다. 대량방수로 가시 화염을 꺾은 뒤 관창을 밀어 넣는다</w:t>
+        <w:t xml:space="preserve">▪인랙 스프링클러가 없거나 작동하지 않는 고단 적재 화재에서는, 대구경 관창을 출입구에 세워 대량방수로 가시 화염을 꺾은 뒤 관창을 밀어 넣는 순서를 검토한다</w:t>
       </w:r>
     </w:p>
     <w:p>
@@ -12677,7 +12415,7 @@
           <w:sz w:val="20"/>
           <w:szCs w:val="20"/>
         </w:rPr>
-        <w:t xml:space="preserve">▪랙 사이 깊숙이 들어가지 않는다. 랙 기둥은 가열되면 좌굴하고, 한 베이가 무너지면 인접 베이가 연쇄적으로 넘어간다. 통로 양 끝이 막히면 퇴로가 없다</w:t>
+        <w:t xml:space="preserve">▪랙 사이 깊숙이 들어가지 않는다. 통로 양 끝이 막히면 퇴로가 없다(붕괴 위험은 「구조물 냉각과 붕괴 시한」 참조)</w:t>
       </w:r>
     </w:p>
     <w:p>
@@ -12793,7 +12531,7 @@
           <w:sz w:val="20"/>
           <w:szCs w:val="20"/>
         </w:rPr>
-        <w:t xml:space="preserve">적재물을 관통하여 내부에 직접 물을 넣는 방법이다. 포장된 적재물은 표면이 젖어도 내부 연소가 계속되며, 겉으로 보이는 화염이 줄어도 시간이 지나면 다시 커지는 것이 이 상태이다.</w:t>
+        <w:t xml:space="preserve">적재물을 관통하여 내부에 직접 물을 넣는 방법이다. 겉으로 보이는 화염이 줄었다가 시간이 지나 다시 커지는 것이 표면만 젖은 상태이다.</w:t>
       </w:r>
     </w:p>
     <w:p>
@@ -12821,7 +12559,7 @@
           <w:sz w:val="20"/>
           <w:szCs w:val="20"/>
         </w:rPr>
-        <w:t xml:space="preserve">▪국외 자료에서 압축 포장물, 종이·골판지 더미, 목재 칩 적재에 효과가 확인되어 있다. 얇은 금속판, 합판, 석고보드는 관통되나 구조용 강재는 관통되지 않는다</w:t>
+        <w:t xml:space="preserve">▪압축 포장물, 종이·골판지 더미, 목재 칩 적재에 적용한다. 얇은 금속판, 합판, 석고보드는 관통되나 구조용 강재는 관통되지 않는다</w:t>
       </w:r>
     </w:p>
     <w:p>
@@ -12995,35 +12733,21 @@
           <w:sz w:val="20"/>
           <w:szCs w:val="20"/>
         </w:rPr>
-        <w:t xml:space="preserve">▪회전 살수 헤드를 개구부로 내려 넣어 아래쪽을 원형으로 적시는 관창이다. 65mm형은 약 1,500 L/min을 살수직경 11~14m로 뿌린다</w:t>
-      </w:r>
-    </w:p>
-    <w:p>
-      <w:pPr>
-        <w:spacing w:after="40" w:before="0"/>
-        <w:ind w:left="280" w:hanging="200"/>
-      </w:pPr>
-      <w:r>
-        <w:rPr>
-          <w:rFonts w:ascii="맑은 고딕" w:cs="맑은 고딕" w:eastAsia="맑은 고딕" w:hAnsi="맑은 고딕"/>
-          <w:sz w:val="20"/>
-          <w:szCs w:val="20"/>
-        </w:rPr>
-        <w:t xml:space="preserve">▪대원이 들어갈 수 없는 랙 안쪽, 메자닌 하부, 붕괴된 적재물 아래에 물을 넣을 때 쓴다</w:t>
-      </w:r>
-    </w:p>
-    <w:p>
-      <w:pPr>
-        <w:spacing w:after="40" w:before="0"/>
-        <w:ind w:left="280" w:hanging="200"/>
-      </w:pPr>
-      <w:r>
-        <w:rPr>
-          <w:rFonts w:ascii="맑은 고딕" w:cs="맑은 고딕" w:eastAsia="맑은 고딕" w:hAnsi="맑은 고딕"/>
-          <w:sz w:val="20"/>
-          <w:szCs w:val="20"/>
-        </w:rPr>
-        <w:t xml:space="preserve">▪지붕에 개구를 만들 수 있으면 그 개구로 내려 화점 상부에서 아래로 살수한다. 지상 관창이 닿지 않는 상단 화점에 유효하다</w:t>
+        <w:t xml:space="preserve">▪회전 살수 헤드를 기존 개구부로 내려 넣어 아래쪽을 원형으로 적시는 관창이다. 65mm형은 약 1,500 L/min을 살수직경 11~14m로 뿌린다. 보유 관서에 한정된다</w:t>
+      </w:r>
+    </w:p>
+    <w:p>
+      <w:pPr>
+        <w:spacing w:after="40" w:before="0"/>
+        <w:ind w:left="280" w:hanging="200"/>
+      </w:pPr>
+      <w:r>
+        <w:rPr>
+          <w:rFonts w:ascii="맑은 고딕" w:cs="맑은 고딕" w:eastAsia="맑은 고딕" w:hAnsi="맑은 고딕"/>
+          <w:sz w:val="20"/>
+          <w:szCs w:val="20"/>
+        </w:rPr>
+        <w:t xml:space="preserve">▪대원이 들어갈 수 없는 랙 안쪽, 메자닌 하부, 붕괴된 적재물 아래에 물을 넣을 때 쓴다. 살수 위치를 확인할 수 없으므로 열화상으로 효과를 확인한다</w:t>
       </w:r>
     </w:p>
     <w:p>
@@ -13450,39 +13174,39 @@
           <w:sz w:val="20"/>
           <w:szCs w:val="20"/>
         </w:rPr>
-        <w:t xml:space="preserve">랙은 내화성능을 평가받고 설계되는 구조물이 아니다. 기둥이 냉간성형 강재로 되어 있어 단면이 얇고 세장비가 크며 열전도가 빠르다. 실험에서 냉간성형 강재의 열크리프 변형률은 일반 강재의 두 배 이상이었고, 약 620℃에서 좌굴하여 화재 노출 18분경에 붕괴한 사례가 보고되어 있다.</w:t>
-      </w:r>
-    </w:p>
-    <w:p>
-      <w:pPr>
-        <w:spacing w:after="40" w:before="0"/>
-        <w:ind w:left="280" w:hanging="200"/>
-      </w:pPr>
-      <w:r>
-        <w:rPr>
-          <w:rFonts w:ascii="맑은 고딕" w:cs="맑은 고딕" w:eastAsia="맑은 고딕" w:hAnsi="맑은 고딕"/>
-          <w:sz w:val="20"/>
-          <w:szCs w:val="20"/>
-        </w:rPr>
-        <w:t xml:space="preserve">▪랙 화재는 8~9분에 최성기에 도달하므로, </w:t>
-      </w:r>
-      <w:r>
-        <w:rPr>
-          <w:rFonts w:ascii="맑은 고딕" w:cs="맑은 고딕" w:eastAsia="맑은 고딕" w:hAnsi="맑은 고딕"/>
-          <w:b/>
-          <w:bCs/>
-          <w:sz w:val="20"/>
-          <w:szCs w:val="20"/>
-        </w:rPr>
-        <w:t xml:space="preserve">최성기 도달 이후 10분 안팎을 랙 붕괴 가능 시점으로 잡는다.</w:t>
-      </w:r>
-      <w:r>
-        <w:rPr>
-          <w:rFonts w:ascii="맑은 고딕" w:cs="맑은 고딕" w:eastAsia="맑은 고딕" w:hAnsi="맑은 고딕"/>
-          <w:sz w:val="20"/>
-          <w:szCs w:val="20"/>
-        </w:rPr>
-        <w:t xml:space="preserve"> 붕괴위험구역과 진입 시한을 이 값으로 설정한다</w:t>
+        <w:t xml:space="preserve">랙은 내화성능을 평가받고 설계되는 구조물이 아니다. 기둥이 냉간성형 강재여서 단면이 얇고 세장비가 크며 열전도가 빠르다. 냉간성형 강재는 일반 강재보다 열크리프 변형이 크고, 600℃대에서 좌굴한다.</w:t>
+      </w:r>
+    </w:p>
+    <w:p>
+      <w:pPr>
+        <w:spacing w:after="40" w:before="0"/>
+        <w:ind w:left="280" w:hanging="200"/>
+      </w:pPr>
+      <w:r>
+        <w:rPr>
+          <w:rFonts w:ascii="맑은 고딕" w:cs="맑은 고딕" w:eastAsia="맑은 고딕" w:hAnsi="맑은 고딕"/>
+          <w:sz w:val="20"/>
+          <w:szCs w:val="20"/>
+        </w:rPr>
+        <w:t xml:space="preserve">▪붕괴 시점을 계산으로 특정할 수는 없다. </w:t>
+      </w:r>
+      <w:r>
+        <w:rPr>
+          <w:rFonts w:ascii="맑은 고딕" w:cs="맑은 고딕" w:eastAsia="맑은 고딕" w:hAnsi="맑은 고딕"/>
+          <w:b/>
+          <w:bCs/>
+          <w:sz w:val="20"/>
+          <w:szCs w:val="20"/>
+        </w:rPr>
+        <w:t xml:space="preserve">최성기에 도달한 구역의 랙은 언제든 무너질 수 있는 것으로 보고</w:t>
+      </w:r>
+      <w:r>
+        <w:rPr>
+          <w:rFonts w:ascii="맑은 고딕" w:cs="맑은 고딕" w:eastAsia="맑은 고딕" w:hAnsi="맑은 고딕"/>
+          <w:sz w:val="20"/>
+          <w:szCs w:val="20"/>
+        </w:rPr>
+        <w:t xml:space="preserve"> 진입 시한과 붕괴위험구역을 정한다</w:t>
       </w:r>
     </w:p>
     <w:p>
@@ -13568,7 +13292,7 @@
           <w:sz w:val="20"/>
           <w:szCs w:val="20"/>
         </w:rPr>
-        <w:t xml:space="preserve">▪서두르지 않는다. 물을 흡수한 종이·골판지 적재물은 무게가 두 배 이상으로 늘고 부풀어 랙과 바닥에 설계하중을 넘는 하중을 준다. 방수를 오래 한 구역일수록 해체 시 붕괴 위험이 크다</w:t>
+        <w:t xml:space="preserve">▪서두르지 않는다. 물을 흡수한 종이·골판지 적재물은 무게가 크게 늘고 부풀어 랙과 바닥에 설계하중을 넘는 하중을 준다. 방수를 오래 한 구역일수록 해체 시 붕괴 위험이 크다</w:t>
       </w:r>
     </w:p>
     <w:p>
@@ -14212,7 +13936,7 @@
           <w:sz w:val="20"/>
           <w:szCs w:val="20"/>
         </w:rPr>
-        <w:t xml:space="preserve"> : 대원 노출 없이 유효 방수 위치를 전방으로 이동시킨다. 대원이 도달하지 못하는 구역에 물을 넣을 수 있는 사실상 유일한 내부 수단이다</w:t>
+        <w:t xml:space="preserve"> : 대원 노출 없이 유효 방수 위치를 전방으로 이동시킨다. 대원이 도달하지 못하는 구역에 물을 넣는 몇 안 되는 내부 수단이다</w:t>
       </w:r>
     </w:p>
     <w:p>
@@ -14572,6 +14296,20 @@
     </w:p>
     <w:p>
       <w:pPr>
+        <w:spacing w:after="120"/>
+        <w:jc w:val="both"/>
+      </w:pPr>
+      <w:r>
+        <w:rPr>
+          <w:rFonts w:ascii="맑은 고딕" w:cs="맑은 고딕" w:eastAsia="맑은 고딕" w:hAnsi="맑은 고딕"/>
+          <w:sz w:val="20"/>
+          <w:szCs w:val="20"/>
+        </w:rPr>
+        <w:t xml:space="preserve">아래 수치는 통상값이다. 장비별 제조사 지침이 있으면 그것을 우선한다.</w:t>
+      </w:r>
+    </w:p>
+    <w:p>
+      <w:pPr>
         <w:spacing w:after="40" w:before="0"/>
         <w:ind w:left="280" w:hanging="200"/>
       </w:pPr>
@@ -15366,7 +15104,7 @@
           <w:sz w:val="20"/>
           <w:szCs w:val="20"/>
         </w:rPr>
-        <w:t xml:space="preserve"> 국외 기준은 상황을 인지한 뒤 30~60초 이내에 송신하도록 정하고 있다. 스스로 빠져나온 경우 취소하면 된다. 취소는 비용이 들지 않지만 지연은 회복되지 않는다.</w:t>
+        <w:t xml:space="preserve"> 미국 NFPA 1407은 상황을 인지한 뒤 30~60초 이내에 송신하도록 정하고 있다. 스스로 빠져나온 경우 취소하면 된다. 취소는 비용이 들지 않지만 지연은 회복되지 않는다.</w:t>
       </w:r>
     </w:p>
     <w:p>
@@ -16059,7 +15797,7 @@
           <w:sz w:val="20"/>
           <w:szCs w:val="20"/>
         </w:rPr>
-        <w:t xml:space="preserve">미국의 소방관 방향상실 연구(Mora, 1979~2001년 순직사고 17건 분석)에서 대공간 상업시설의 방향상실 사고는 공통된 경과를 보인다. 개구부가 적은 밀폐형 구조에서 적극적 내부공격을 시작하고, 화점을 찾지 못한 채 시야가 완전히 사라지며, 상황이 악화되어 긴급 대피하는 과정에서 호스라인을 놓치거나 다른 라인과 엉켜 방향을 잃는다. 같은 연구의 후속 분석은 1990~2006년 구조물 화재 순직의 77%가 개구부가 부족한 밀폐형 구조에서 발생했다고 보고하고 있다. 방향을 잃은 지점이 진입구에서 멀지 않은 경우도 있었다. 깊이 들어가야만 방향을 잃는 것이 아니다.</w:t>
+        <w:t xml:space="preserve">미국의 소방관 방향상실 연구(Mora, 1979~2001년 순직사고 17건 분석)에서 대공간 상업시설의 방향상실 사고는 공통된 경과를 보인다. 개구부가 적은 밀폐형 구조에서 적극적 내부공격을 시작하고, 화점을 찾지 못한 채 시야가 완전히 사라지며, 상황이 악화되어 긴급 대피하는 과정에서 호스라인을 놓치거나 다른 라인과 엉켜 방향을 잃는다. 같은 연구는 개구부가 적은 밀폐형 구조에서의 순직 비율이 개방형 구조보다 뚜렷하게 높다고 보고하고 있다. 방향을 잃은 지점이 진입구에서 멀지 않은 경우도 있었다. 깊이 들어가야만 방향을 잃는 것이 아니다.</w:t>
       </w:r>
     </w:p>
     <w:p>
@@ -17638,21 +17376,21 @@
           <w:sz w:val="20"/>
           <w:szCs w:val="20"/>
         </w:rPr>
-        <w:t xml:space="preserve">▪규격은 관서 단위로 통일한다. 길이·굵기·표식 간격이 팀마다 다르면 다른 팀의 로프를 만났을 때 방향과 거리를 판단할 수 없다. 국외 자료에서도 규격 자체보다 통일 여부를 더 중요하게 다룬다</w:t>
-      </w:r>
-    </w:p>
-    <w:p>
-      <w:pPr>
-        <w:spacing w:after="40" w:before="0"/>
-        <w:ind w:left="280" w:hanging="200"/>
-      </w:pPr>
-      <w:r>
-        <w:rPr>
-          <w:rFonts w:ascii="맑은 고딕" w:cs="맑은 고딕" w:eastAsia="맑은 고딕" w:hAnsi="맑은 고딕"/>
-          <w:sz w:val="20"/>
-          <w:szCs w:val="20"/>
-        </w:rPr>
-        <w:t xml:space="preserve">▪권장 기준 — 굵기 8mm 이상, 60m 또는 100m 단위, 5m마다 장갑을 낀 손으로 만져 구분되는 표식을 두되 </w:t>
+        <w:t xml:space="preserve">▪규격은 관서 단위로 통일한다. 길이·굵기·표식 간격이 팀마다 다르면 다른 팀의 로프를 만났을 때 방향과 거리를 판단할 수 없다</w:t>
+      </w:r>
+    </w:p>
+    <w:p>
+      <w:pPr>
+        <w:spacing w:after="40" w:before="0"/>
+        <w:ind w:left="280" w:hanging="200"/>
+      </w:pPr>
+      <w:r>
+        <w:rPr>
+          <w:rFonts w:ascii="맑은 고딕" w:cs="맑은 고딕" w:eastAsia="맑은 고딕" w:hAnsi="맑은 고딕"/>
+          <w:sz w:val="20"/>
+          <w:szCs w:val="20"/>
+        </w:rPr>
+        <w:t xml:space="preserve">▪표식은 장갑을 낀 손으로 만져 구분되어야 하고, </w:t>
       </w:r>
       <w:r>
         <w:rPr>
@@ -17670,7 +17408,7 @@
           <w:sz w:val="20"/>
           <w:szCs w:val="20"/>
         </w:rPr>
-        <w:t xml:space="preserve"> 한다(예: 매듭 1개는 진입구 쪽, 2개는 화점 쪽)</w:t>
+        <w:t xml:space="preserve"> 한다. 표식 형태와 간격은 관서가 정하여 전 팀이 동일하게 쓴다</w:t>
       </w:r>
     </w:p>
     <w:p>
@@ -18387,7 +18125,17 @@
           <w:sz w:val="20"/>
           <w:szCs w:val="20"/>
         </w:rPr>
-        <w:t xml:space="preserve">진입 가능 깊이는 공기호흡기 용량에서 역산한다. 아래는 국내 표준 용기를 기준으로 한 산출 예이다.</w:t>
+        <w:t xml:space="preserve">진입 가능 깊이는 공기호흡기 용량에서 역산한다. 아래는 계산 방법을 보이기 위한 예시이며, 소비량·배분·전진속도 세 가지 가정값은 모두 관서가 실측한 값으로 바꾸어 써야 한다. </w:t>
+      </w:r>
+      <w:r>
+        <w:rPr>
+          <w:rFonts w:ascii="맑은 고딕" w:cs="맑은 고딕" w:eastAsia="맑은 고딕" w:hAnsi="맑은 고딕"/>
+          <w:b/>
+          <w:bCs/>
+          <w:sz w:val="20"/>
+          <w:szCs w:val="20"/>
+        </w:rPr>
+        <w:t xml:space="preserve">아래 숫자를 기준값으로 인용하지 않는다.</w:t>
       </w:r>
     </w:p>
     <w:p>
@@ -18461,7 +18209,7 @@
           <w:sz w:val="20"/>
           <w:szCs w:val="20"/>
         </w:rPr>
-        <w:t xml:space="preserve">▪위 수치는 계산의 예이다. 실제 값은 관서가 자기 장비와 인원으로 실측하여 정한다. 소비량과 전진속도는 개인차와 적재 배치에 따라 크게 달라진다</w:t>
+        <w:t xml:space="preserve">▪소비량과 전진속도는 개인차, 적재 배치, 호스 굴곡에 따라 크게 달라진다. 훈련에서 실측하여 관서 값을 정한다</w:t>
       </w:r>
     </w:p>
     <w:p>
@@ -18579,7 +18327,7 @@
           <w:sz w:val="20"/>
           <w:szCs w:val="20"/>
         </w:rPr>
-        <w:t xml:space="preserve">▪검색 지시도 구역 단위로 한다. "3번 도크 기준 A열~C열 통로, 진입한계 60m, 활동시간 10분" 형식으로 지정한다</w:t>
+        <w:t xml:space="preserve">▪검색 지시도 구역 단위로 한다. "3번 도크 기준 A열~C열 통로, 진입한계 80m, 활동시간 10분" 형식으로 지정한다</w:t>
       </w:r>
     </w:p>
     <w:p>
@@ -18798,7 +18546,7 @@
           <w:sz w:val="20"/>
           <w:szCs w:val="20"/>
         </w:rPr>
-        <w:t xml:space="preserve">대형 물류창고 화재는 상당수가 이 상태로 도착한다. 신고에서 도착까지 걸리는 시간 동안 랙 화재는 이미 최성기에 도달하고, 스프링클러가 감당하지 못하는 규모가 되면 짧은 시간에 구획 전체로 확대된다. 2021년 이천 물류센터 화재(연면적 약 12만 7천㎡)는 새벽 5시 20분경 발화하여 6일 만에 완전히 진화되었고 건물과 적재물이 사실상 전소했다.</w:t>
+        <w:t xml:space="preserve">신고에서 도착까지 걸리는 시간 동안 랙 화재는 이미 최성기에 도달할 수 있고, 스프링클러가 감당하지 못하는 규모가 되면 짧은 시간에 구획 전체로 확대된다. 2021년 이천 물류센터 화재(연면적 약 12만 7천㎡)는 새벽 5시 20분경 발화하여 6일 만에 완전히 진화되었고 건물과 적재물이 사실상 전소했다.</w:t>
       </w:r>
     </w:p>
     <w:p>
@@ -22129,7 +21877,7 @@
           <w:sz w:val="20"/>
           <w:szCs w:val="20"/>
         </w:rPr>
-        <w:t xml:space="preserve">(국외 비상대응지침 기준). 파열 시 파편은 대형 용기에서 300~500m, 조건에 따라 1,000m를 넘어 날아간다. 냉각 여부와 무관하게 경계구역을 먼저 잡는다</w:t>
+        <w:t xml:space="preserve">(북미 비상대응지침 ERG 기준). 파열 시 파편은 대형 용기에서 300~500m, 조건에 따라 1,000m를 넘어 날아간다. 냉각 여부와 무관하게 경계구역을 먼저 잡는다</w:t>
       </w:r>
     </w:p>
     <w:p>
@@ -22553,7 +22301,7 @@
           <w:sz w:val="20"/>
           <w:szCs w:val="20"/>
         </w:rPr>
-        <w:t xml:space="preserve">▪국외 비상대응지침의 초기 격리거리는 </w:t>
+        <w:t xml:space="preserve">▪북미 비상대응지침(ERG)의 초기 격리거리는 </w:t>
       </w:r>
       <w:r>
         <w:rPr>
@@ -22809,7 +22557,7 @@
           <w:sz w:val="20"/>
           <w:szCs w:val="20"/>
         </w:rPr>
-        <w:t xml:space="preserve">▪국외 기준은 공기용기 2본(30분형·45분형 기준)을 소모했거나 60분형 1본을 소모한 대원, 또는 공기호흡기 없이 40분간 고강도 작업을 한 대원을 </w:t>
+        <w:t xml:space="preserve">▪미국 NFPA 1584는 공기용기 2본(30분형·45분형 기준)을 소모했거나 60분형 1본을 소모한 대원, 또는 공기호흡기 없이 40분간 고강도 작업을 한 대원을 </w:t>
       </w:r>
       <w:r>
         <w:rPr>
@@ -22973,7 +22721,7 @@
           <w:sz w:val="20"/>
           <w:szCs w:val="20"/>
         </w:rPr>
-        <w:t xml:space="preserve">▪야간 조명을 초기에 요청한다. 대공간 화재의 야간 작업은 조명 없이는 진행되지 않는다</w:t>
+        <w:t xml:space="preserve">▪야간 조명을 초기에 요청한다. 대공간은 조명 도달거리가 짧아 소요량이 크다</w:t>
       </w:r>
     </w:p>
     <w:p>

--- a/제3절_공격·방어전술_운용_개정본.docx
+++ b/제3절_공격·방어전술_운용_개정본.docx
@@ -4862,7 +4862,7 @@
                 <w:sz w:val="18"/>
                 <w:szCs w:val="18"/>
               </w:rPr>
-              <w:t xml:space="preserve">관창 반동력</w:t>
+              <w:t xml:space="preserve">관창 반동력(직사)</w:t>
             </w:r>
           </w:p>
         </w:tc>
@@ -4887,7 +4887,7 @@
                 <w:sz w:val="18"/>
                 <w:szCs w:val="18"/>
               </w:rPr>
-              <w:t xml:space="preserve">약 13~15 kgf</w:t>
+              <w:t xml:space="preserve">약 19 kgf</w:t>
             </w:r>
           </w:p>
         </w:tc>
@@ -4912,7 +4912,7 @@
                 <w:sz w:val="18"/>
                 <w:szCs w:val="18"/>
               </w:rPr>
-              <w:t xml:space="preserve">약 29~35 kgf</w:t>
+              <w:t xml:space="preserve">약 43 kgf</w:t>
             </w:r>
           </w:p>
         </w:tc>
@@ -5103,7 +5103,7 @@
           <w:sz w:val="20"/>
           <w:szCs w:val="20"/>
         </w:rPr>
-        <w:t xml:space="preserve">▪위 값은 조합(분무)관창을 관창압력 5 kgf/㎠로 운용할 때의 기준이다. 마찰손실은 유량의 제곱에 비례하므로 유량이 절반이 되면 손실은 4분의 1이 된다</w:t>
+        <w:t xml:space="preserve">▪위 값은 관창압력 5 kgf/㎠, 직사주수 기준이다. 마찰손실은 유량의 제곱에 비례하므로 유량이 절반이 되면 손실은 4분의 1이 된다</w:t>
       </w:r>
     </w:p>
     <w:p>
@@ -5176,7 +5176,7 @@
           <w:sz w:val="22"/>
           <w:szCs w:val="22"/>
         </w:rPr>
-        <w:t xml:space="preserve">□ 관창 선택과 관창압력</w:t>
+        <w:t xml:space="preserve">□ 주수 형태 선택과 관창압력</w:t>
       </w:r>
     </w:p>
     <w:p>
@@ -5190,25 +5190,40 @@
           <w:sz w:val="20"/>
           <w:szCs w:val="20"/>
         </w:rPr>
-        <w:t xml:space="preserve">전개거리를 결정하는 것은 호스 구경만이 아니다. </w:t>
-      </w:r>
-      <w:r>
-        <w:rPr>
-          <w:rFonts w:ascii="맑은 고딕" w:cs="맑은 고딕" w:eastAsia="맑은 고딕" w:hAnsi="맑은 고딕"/>
-          <w:b/>
-          <w:bCs/>
-          <w:sz w:val="20"/>
-          <w:szCs w:val="20"/>
-        </w:rPr>
-        <w:t xml:space="preserve">관창이 요구하는 압력</w:t>
-      </w:r>
-      <w:r>
-        <w:rPr>
-          <w:rFonts w:ascii="맑은 고딕" w:cs="맑은 고딕" w:eastAsia="맑은 고딕" w:hAnsi="맑은 고딕"/>
-          <w:sz w:val="20"/>
-          <w:szCs w:val="20"/>
-        </w:rPr>
-        <w:t xml:space="preserve">이 그만큼 펌프 여유를 먹는다. 대형 물류창고에서 이 차이는 곧 도달 가능 거리의 차이가 된다.</w:t>
+        <w:t xml:space="preserve">주수 형태(직사·분무)와 관창압력은 서로 다른 문제이다. 주수 형태는 관창에서 전환하는 것이고, 관창압력은 관창 기종에 설계값으로 정해져 있다. </w:t>
+      </w:r>
+      <w:r>
+        <w:rPr>
+          <w:rFonts w:ascii="맑은 고딕" w:cs="맑은 고딕" w:eastAsia="맑은 고딕" w:hAnsi="맑은 고딕"/>
+          <w:b/>
+          <w:bCs/>
+          <w:sz w:val="20"/>
+          <w:szCs w:val="20"/>
+        </w:rPr>
+        <w:t xml:space="preserve">직사로 바꾼다고 관창이 요구하는 압력이 낮아지지 않는다.</w:t>
+      </w:r>
+      <w:r>
+        <w:rPr>
+          <w:rFonts w:ascii="맑은 고딕" w:cs="맑은 고딕" w:eastAsia="맑은 고딕" w:hAnsi="맑은 고딕"/>
+          <w:sz w:val="20"/>
+          <w:szCs w:val="20"/>
+        </w:rPr>
+        <w:t xml:space="preserve"> 전개거리를 좌우하는 것은 보유 관창 기종의 설계 관창압력이다.</w:t>
+      </w:r>
+    </w:p>
+    <w:p>
+      <w:pPr>
+        <w:spacing w:after="60" w:before="180"/>
+      </w:pPr>
+      <w:r>
+        <w:rPr>
+          <w:rFonts w:ascii="맑은 고딕" w:cs="맑은 고딕" w:eastAsia="맑은 고딕" w:hAnsi="맑은 고딕"/>
+          <w:b/>
+          <w:bCs/>
+          <w:sz w:val="20"/>
+          <w:szCs w:val="20"/>
+        </w:rPr>
+        <w:t xml:space="preserve">주수 형태</w:t>
       </w:r>
     </w:p>
     <w:tbl>
@@ -5284,7 +5299,7 @@
                 <w:sz w:val="18"/>
                 <w:szCs w:val="18"/>
               </w:rPr>
-              <w:t xml:space="preserve">설계 관창압력</w:t>
+              <w:t xml:space="preserve">직사주수</w:t>
             </w:r>
           </w:p>
         </w:tc>
@@ -5312,7 +5327,7 @@
                 <w:sz w:val="18"/>
                 <w:szCs w:val="18"/>
               </w:rPr>
-              <w:t xml:space="preserve">같은 유량에서의 특성</w:t>
+              <w:t xml:space="preserve">분무주수</w:t>
             </w:r>
           </w:p>
         </w:tc>
@@ -5342,7 +5357,7 @@
                 <w:sz w:val="18"/>
                 <w:szCs w:val="18"/>
               </w:rPr>
-              <w:t xml:space="preserve">봉상(직사)관창</w:t>
+              <w:t xml:space="preserve">도달거리</w:t>
             </w:r>
           </w:p>
         </w:tc>
@@ -5367,7 +5382,7 @@
                 <w:sz w:val="18"/>
                 <w:szCs w:val="18"/>
               </w:rPr>
-              <w:t xml:space="preserve">3.5 kgf/㎠</w:t>
+              <w:t xml:space="preserve">길다</w:t>
             </w:r>
           </w:p>
         </w:tc>
@@ -5392,7 +5407,7 @@
                 <w:sz w:val="18"/>
                 <w:szCs w:val="18"/>
               </w:rPr>
-              <w:t xml:space="preserve">도달·침투 우수, 반동 작음, 이물질에 강함</w:t>
+              <w:t xml:space="preserve">짧다</w:t>
             </w:r>
           </w:p>
         </w:tc>
@@ -5422,7 +5437,7 @@
                 <w:sz w:val="18"/>
                 <w:szCs w:val="18"/>
               </w:rPr>
-              <w:t xml:space="preserve">조합(분무)관창</w:t>
+              <w:t xml:space="preserve">침투</w:t>
             </w:r>
           </w:p>
         </w:tc>
@@ -5447,21 +5462,7 @@
                 <w:sz w:val="18"/>
                 <w:szCs w:val="18"/>
               </w:rPr>
-              <w:t xml:space="preserve">통상 7 kgf/㎠</w:t>
-            </w:r>
-          </w:p>
-          <w:p>
-            <w:pPr>
-              <w:spacing w:after="0" w:before="0"/>
-              <w:jc w:val="left"/>
-            </w:pPr>
-            <w:r>
-              <w:rPr>
-                <w:rFonts w:ascii="맑은 고딕" w:cs="맑은 고딕" w:eastAsia="맑은 고딕" w:hAnsi="맑은 고딕"/>
-                <w:sz w:val="18"/>
-                <w:szCs w:val="18"/>
-              </w:rPr>
-              <w:t xml:space="preserve">저압형 5.3 또는 3.5</w:t>
+              <w:t xml:space="preserve">적재물과 랙 심부까지 들어간다</w:t>
             </w:r>
           </w:p>
         </w:tc>
@@ -5486,7 +5487,7 @@
                 <w:sz w:val="18"/>
                 <w:szCs w:val="18"/>
               </w:rPr>
-              <w:t xml:space="preserve">살수면적·열차폐 우수, 압력 요구 큼</w:t>
+              <w:t xml:space="preserve">표면에 그친다</w:t>
             </w:r>
           </w:p>
         </w:tc>
@@ -5516,7 +5517,7 @@
                 <w:sz w:val="18"/>
                 <w:szCs w:val="18"/>
               </w:rPr>
-              <w:t xml:space="preserve">자동(정압)관창</w:t>
+              <w:t xml:space="preserve">냉각·열차폐 면적</w:t>
             </w:r>
           </w:p>
         </w:tc>
@@ -5541,7 +5542,7 @@
                 <w:sz w:val="18"/>
                 <w:szCs w:val="18"/>
               </w:rPr>
-              <w:t xml:space="preserve">5~7 kgf/㎠</w:t>
+              <w:t xml:space="preserve">좁다</w:t>
             </w:r>
           </w:p>
         </w:tc>
@@ -5566,7 +5567,247 @@
                 <w:sz w:val="18"/>
                 <w:szCs w:val="18"/>
               </w:rPr>
-              <w:t xml:space="preserve">유량이 줄어도 물줄기가 정상으로 보임</w:t>
+              <w:t xml:space="preserve">넓다</w:t>
+            </w:r>
+          </w:p>
+        </w:tc>
+      </w:tr>
+      <w:tr>
+        <w:trPr>
+          <w:tblHeader w:val="false"/>
+        </w:trPr>
+        <w:tc>
+          <w:tcPr>
+            <w:tcW w:type="dxa" w:w="3000"/>
+            <w:tcMar>
+              <w:top w:type="dxa" w:w="60"/>
+              <w:left w:type="dxa" w:w="100"/>
+              <w:bottom w:type="dxa" w:w="60"/>
+              <w:right w:type="dxa" w:w="100"/>
+            </w:tcMar>
+          </w:tcPr>
+          <w:p>
+            <w:pPr>
+              <w:spacing w:after="0" w:before="0"/>
+              <w:jc w:val="left"/>
+            </w:pPr>
+            <w:r>
+              <w:rPr>
+                <w:rFonts w:ascii="맑은 고딕" w:cs="맑은 고딕" w:eastAsia="맑은 고딕" w:hAnsi="맑은 고딕"/>
+                <w:sz w:val="18"/>
+                <w:szCs w:val="18"/>
+              </w:rPr>
+              <w:t xml:space="preserve">화재기류·바람의 영향</w:t>
+            </w:r>
+          </w:p>
+        </w:tc>
+        <w:tc>
+          <w:tcPr>
+            <w:tcW w:type="dxa" w:w="3000"/>
+            <w:tcMar>
+              <w:top w:type="dxa" w:w="60"/>
+              <w:left w:type="dxa" w:w="100"/>
+              <w:bottom w:type="dxa" w:w="60"/>
+              <w:right w:type="dxa" w:w="100"/>
+            </w:tcMar>
+          </w:tcPr>
+          <w:p>
+            <w:pPr>
+              <w:spacing w:after="0" w:before="0"/>
+              <w:jc w:val="left"/>
+            </w:pPr>
+            <w:r>
+              <w:rPr>
+                <w:rFonts w:ascii="맑은 고딕" w:cs="맑은 고딕" w:eastAsia="맑은 고딕" w:hAnsi="맑은 고딕"/>
+                <w:sz w:val="18"/>
+                <w:szCs w:val="18"/>
+              </w:rPr>
+              <w:t xml:space="preserve">작다</w:t>
+            </w:r>
+          </w:p>
+        </w:tc>
+        <w:tc>
+          <w:tcPr>
+            <w:tcW w:type="dxa" w:w="3000"/>
+            <w:tcMar>
+              <w:top w:type="dxa" w:w="60"/>
+              <w:left w:type="dxa" w:w="100"/>
+              <w:bottom w:type="dxa" w:w="60"/>
+              <w:right w:type="dxa" w:w="100"/>
+            </w:tcMar>
+          </w:tcPr>
+          <w:p>
+            <w:pPr>
+              <w:spacing w:after="0" w:before="0"/>
+              <w:jc w:val="left"/>
+            </w:pPr>
+            <w:r>
+              <w:rPr>
+                <w:rFonts w:ascii="맑은 고딕" w:cs="맑은 고딕" w:eastAsia="맑은 고딕" w:hAnsi="맑은 고딕"/>
+                <w:sz w:val="18"/>
+                <w:szCs w:val="18"/>
+              </w:rPr>
+              <w:t xml:space="preserve">크다</w:t>
+            </w:r>
+          </w:p>
+        </w:tc>
+      </w:tr>
+      <w:tr>
+        <w:trPr>
+          <w:tblHeader w:val="false"/>
+        </w:trPr>
+        <w:tc>
+          <w:tcPr>
+            <w:tcW w:type="dxa" w:w="3000"/>
+            <w:tcMar>
+              <w:top w:type="dxa" w:w="60"/>
+              <w:left w:type="dxa" w:w="100"/>
+              <w:bottom w:type="dxa" w:w="60"/>
+              <w:right w:type="dxa" w:w="100"/>
+            </w:tcMar>
+          </w:tcPr>
+          <w:p>
+            <w:pPr>
+              <w:spacing w:after="0" w:before="0"/>
+              <w:jc w:val="left"/>
+            </w:pPr>
+            <w:r>
+              <w:rPr>
+                <w:rFonts w:ascii="맑은 고딕" w:cs="맑은 고딕" w:eastAsia="맑은 고딕" w:hAnsi="맑은 고딕"/>
+                <w:sz w:val="18"/>
+                <w:szCs w:val="18"/>
+              </w:rPr>
+              <w:t xml:space="preserve">반동력(같은 유량)</w:t>
+            </w:r>
+          </w:p>
+        </w:tc>
+        <w:tc>
+          <w:tcPr>
+            <w:tcW w:type="dxa" w:w="3000"/>
+            <w:tcMar>
+              <w:top w:type="dxa" w:w="60"/>
+              <w:left w:type="dxa" w:w="100"/>
+              <w:bottom w:type="dxa" w:w="60"/>
+              <w:right w:type="dxa" w:w="100"/>
+            </w:tcMar>
+          </w:tcPr>
+          <w:p>
+            <w:pPr>
+              <w:spacing w:after="0" w:before="0"/>
+              <w:jc w:val="left"/>
+            </w:pPr>
+            <w:r>
+              <w:rPr>
+                <w:rFonts w:ascii="맑은 고딕" w:cs="맑은 고딕" w:eastAsia="맑은 고딕" w:hAnsi="맑은 고딕"/>
+                <w:sz w:val="18"/>
+                <w:szCs w:val="18"/>
+              </w:rPr>
+              <w:t xml:space="preserve">가장 크다</w:t>
+            </w:r>
+          </w:p>
+        </w:tc>
+        <w:tc>
+          <w:tcPr>
+            <w:tcW w:type="dxa" w:w="3000"/>
+            <w:tcMar>
+              <w:top w:type="dxa" w:w="60"/>
+              <w:left w:type="dxa" w:w="100"/>
+              <w:bottom w:type="dxa" w:w="60"/>
+              <w:right w:type="dxa" w:w="100"/>
+            </w:tcMar>
+          </w:tcPr>
+          <w:p>
+            <w:pPr>
+              <w:spacing w:after="0" w:before="0"/>
+              <w:jc w:val="left"/>
+            </w:pPr>
+            <w:r>
+              <w:rPr>
+                <w:rFonts w:ascii="맑은 고딕" w:cs="맑은 고딕" w:eastAsia="맑은 고딕" w:hAnsi="맑은 고딕"/>
+                <w:sz w:val="18"/>
+                <w:szCs w:val="18"/>
+              </w:rPr>
+              <w:t xml:space="preserve">분무각이 넓을수록 작아진다</w:t>
+            </w:r>
+          </w:p>
+        </w:tc>
+      </w:tr>
+      <w:tr>
+        <w:trPr>
+          <w:tblHeader w:val="false"/>
+        </w:trPr>
+        <w:tc>
+          <w:tcPr>
+            <w:tcW w:type="dxa" w:w="3000"/>
+            <w:tcMar>
+              <w:top w:type="dxa" w:w="60"/>
+              <w:left w:type="dxa" w:w="100"/>
+              <w:bottom w:type="dxa" w:w="60"/>
+              <w:right w:type="dxa" w:w="100"/>
+            </w:tcMar>
+          </w:tcPr>
+          <w:p>
+            <w:pPr>
+              <w:spacing w:after="0" w:before="0"/>
+              <w:jc w:val="left"/>
+            </w:pPr>
+            <w:r>
+              <w:rPr>
+                <w:rFonts w:ascii="맑은 고딕" w:cs="맑은 고딕" w:eastAsia="맑은 고딕" w:hAnsi="맑은 고딕"/>
+                <w:sz w:val="18"/>
+                <w:szCs w:val="18"/>
+              </w:rPr>
+              <w:t xml:space="preserve">주용도</w:t>
+            </w:r>
+          </w:p>
+        </w:tc>
+        <w:tc>
+          <w:tcPr>
+            <w:tcW w:type="dxa" w:w="3000"/>
+            <w:tcMar>
+              <w:top w:type="dxa" w:w="60"/>
+              <w:left w:type="dxa" w:w="100"/>
+              <w:bottom w:type="dxa" w:w="60"/>
+              <w:right w:type="dxa" w:w="100"/>
+            </w:tcMar>
+          </w:tcPr>
+          <w:p>
+            <w:pPr>
+              <w:spacing w:after="0" w:before="0"/>
+              <w:jc w:val="left"/>
+            </w:pPr>
+            <w:r>
+              <w:rPr>
+                <w:rFonts w:ascii="맑은 고딕" w:cs="맑은 고딕" w:eastAsia="맑은 고딕" w:hAnsi="맑은 고딕"/>
+                <w:sz w:val="18"/>
+                <w:szCs w:val="18"/>
+              </w:rPr>
+              <w:t xml:space="preserve">화점 타격, 상부·심부, 통로 축 방수</w:t>
+            </w:r>
+          </w:p>
+        </w:tc>
+        <w:tc>
+          <w:tcPr>
+            <w:tcW w:type="dxa" w:w="3000"/>
+            <w:tcMar>
+              <w:top w:type="dxa" w:w="60"/>
+              <w:left w:type="dxa" w:w="100"/>
+              <w:bottom w:type="dxa" w:w="60"/>
+              <w:right w:type="dxa" w:w="100"/>
+            </w:tcMar>
+          </w:tcPr>
+          <w:p>
+            <w:pPr>
+              <w:spacing w:after="0" w:before="0"/>
+              <w:jc w:val="left"/>
+            </w:pPr>
+            <w:r>
+              <w:rPr>
+                <w:rFonts w:ascii="맑은 고딕" w:cs="맑은 고딕" w:eastAsia="맑은 고딕" w:hAnsi="맑은 고딕"/>
+                <w:sz w:val="18"/>
+                <w:szCs w:val="18"/>
+              </w:rPr>
+              <w:t xml:space="preserve">대원 엄호, 열차폐, 전기설비 인근, 분진 억제</w:t>
             </w:r>
           </w:p>
         </w:tc>
@@ -5588,16 +5829,251 @@
     </w:p>
     <w:p>
       <w:pPr>
+        <w:spacing w:after="40" w:before="0"/>
+        <w:ind w:left="280" w:hanging="200"/>
+      </w:pPr>
+      <w:r>
+        <w:rPr>
+          <w:rFonts w:ascii="맑은 고딕" w:cs="맑은 고딕" w:eastAsia="맑은 고딕" w:hAnsi="맑은 고딕"/>
+          <w:sz w:val="20"/>
+          <w:szCs w:val="20"/>
+        </w:rPr>
+        <w:t xml:space="preserve">▪대형 물류창고의 화점 타격은 </w:t>
+      </w:r>
+      <w:r>
+        <w:rPr>
+          <w:rFonts w:ascii="맑은 고딕" w:cs="맑은 고딕" w:eastAsia="맑은 고딕" w:hAnsi="맑은 고딕"/>
+          <w:b/>
+          <w:bCs/>
+          <w:sz w:val="20"/>
+          <w:szCs w:val="20"/>
+        </w:rPr>
+        <w:t xml:space="preserve">직사주수를 기본</w:t>
+      </w:r>
+      <w:r>
+        <w:rPr>
+          <w:rFonts w:ascii="맑은 고딕" w:cs="맑은 고딕" w:eastAsia="맑은 고딕" w:hAnsi="맑은 고딕"/>
+          <w:sz w:val="20"/>
+          <w:szCs w:val="20"/>
+        </w:rPr>
+        <w:t xml:space="preserve">으로 한다. 분무는 화점 제압용이 아니라 엄호·차폐용이다</w:t>
+      </w:r>
+    </w:p>
+    <w:p>
+      <w:pPr>
+        <w:spacing w:after="40" w:before="0"/>
+        <w:ind w:left="280" w:hanging="200"/>
+      </w:pPr>
+      <w:r>
+        <w:rPr>
+          <w:rFonts w:ascii="맑은 고딕" w:cs="맑은 고딕" w:eastAsia="맑은 고딕" w:hAnsi="맑은 고딕"/>
+          <w:sz w:val="20"/>
+          <w:szCs w:val="20"/>
+        </w:rPr>
+        <w:t xml:space="preserve">▪진입팀은 상황에 따라 두 형태를 즉시 전환할 수 있어야 한다. 전환 시 반동력이 달라지므로 관창수는 자세를 먼저 잡는다</w:t>
+      </w:r>
+    </w:p>
+    <w:p>
+      <w:pPr>
+        <w:spacing w:after="60" w:before="180"/>
+      </w:pPr>
+      <w:r>
+        <w:rPr>
+          <w:rFonts w:ascii="맑은 고딕" w:cs="맑은 고딕" w:eastAsia="맑은 고딕" w:hAnsi="맑은 고딕"/>
+          <w:b/>
+          <w:bCs/>
+          <w:sz w:val="20"/>
+          <w:szCs w:val="20"/>
+        </w:rPr>
+        <w:t xml:space="preserve">관창압력</w:t>
+      </w:r>
+    </w:p>
+    <w:p>
+      <w:pPr>
+        <w:spacing w:after="40" w:before="0"/>
+        <w:ind w:left="280" w:hanging="200"/>
+      </w:pPr>
+      <w:r>
+        <w:rPr>
+          <w:rFonts w:ascii="맑은 고딕" w:cs="맑은 고딕" w:eastAsia="맑은 고딕" w:hAnsi="맑은 고딕"/>
+          <w:sz w:val="20"/>
+          <w:szCs w:val="20"/>
+        </w:rPr>
+        <w:t xml:space="preserve">▪보유 관창의 </w:t>
+      </w:r>
+      <w:r>
+        <w:rPr>
+          <w:rFonts w:ascii="맑은 고딕" w:cs="맑은 고딕" w:eastAsia="맑은 고딕" w:hAnsi="맑은 고딕"/>
+          <w:b/>
+          <w:bCs/>
+          <w:sz w:val="20"/>
+          <w:szCs w:val="20"/>
+        </w:rPr>
+        <w:t xml:space="preserve">설계 관창압력을 확인한다.</w:t>
+      </w:r>
+      <w:r>
+        <w:rPr>
+          <w:rFonts w:ascii="맑은 고딕" w:cs="맑은 고딕" w:eastAsia="맑은 고딕" w:hAnsi="맑은 고딕"/>
+          <w:sz w:val="20"/>
+          <w:szCs w:val="20"/>
+        </w:rPr>
+        <w:t xml:space="preserve"> 7 kgf/㎠ 설계 관창을 5 kgf/㎠로 급수하면 유량과 패턴이 함께 떨어진다. 장거리 전개에서 물이 오지 않는 원인이 여기인 경우가 많다</w:t>
+      </w:r>
+    </w:p>
+    <w:p>
+      <w:pPr>
+        <w:spacing w:after="40" w:before="0"/>
+        <w:ind w:left="280" w:hanging="200"/>
+      </w:pPr>
+      <w:r>
+        <w:rPr>
+          <w:rFonts w:ascii="맑은 고딕" w:cs="맑은 고딕" w:eastAsia="맑은 고딕" w:hAnsi="맑은 고딕"/>
+          <w:sz w:val="20"/>
+          <w:szCs w:val="20"/>
+        </w:rPr>
+        <w:t xml:space="preserve">▪설계압력이 낮은 기종일수록 같은 펌프압으로 더 멀리 갈 수 있다. 펌프 토출압 10 kgf/㎠ 기준으로 관창압력이 5에서 3.5로 낮아지면 마찰손실에 쓸 수 있는 압력이 1.5 kgf/㎠ 늘고, 이것은 </w:t>
+      </w:r>
+      <w:r>
+        <w:rPr>
+          <w:rFonts w:ascii="맑은 고딕" w:cs="맑은 고딕" w:eastAsia="맑은 고딕" w:hAnsi="맑은 고딕"/>
+          <w:b/>
+          <w:bCs/>
+          <w:sz w:val="20"/>
+          <w:szCs w:val="20"/>
+        </w:rPr>
+        <w:t xml:space="preserve">40mm에서 약 30m, 65mm에서 약 70m의 추가 전개거리</w:t>
+      </w:r>
+      <w:r>
+        <w:rPr>
+          <w:rFonts w:ascii="맑은 고딕" w:cs="맑은 고딕" w:eastAsia="맑은 고딕" w:hAnsi="맑은 고딕"/>
+          <w:sz w:val="20"/>
+          <w:szCs w:val="20"/>
+        </w:rPr>
+        <w:t xml:space="preserve">에 해당한다</w:t>
+      </w:r>
+    </w:p>
+    <w:p>
+      <w:pPr>
+        <w:spacing w:after="40" w:before="0"/>
+        <w:ind w:left="280" w:hanging="200"/>
+      </w:pPr>
+      <w:r>
+        <w:rPr>
+          <w:rFonts w:ascii="맑은 고딕" w:cs="맑은 고딕" w:eastAsia="맑은 고딕" w:hAnsi="맑은 고딕"/>
+          <w:sz w:val="20"/>
+          <w:szCs w:val="20"/>
+        </w:rPr>
+        <w:t xml:space="preserve">▪따라서 장거리 전개용으로 저압형 관창을 별도 편성해 두는 것을 검토한다. 관서가 저압형을 보유하지 않으면 전개거리는 보유 기종의 설계압력으로 계산한다</w:t>
+      </w:r>
+    </w:p>
+    <w:p>
+      <w:pPr>
+        <w:spacing w:after="40" w:before="0"/>
+        <w:ind w:left="280" w:hanging="200"/>
+      </w:pPr>
+      <w:r>
+        <w:rPr>
+          <w:rFonts w:ascii="맑은 고딕" w:cs="맑은 고딕" w:eastAsia="맑은 고딕" w:hAnsi="맑은 고딕"/>
+          <w:sz w:val="20"/>
+          <w:szCs w:val="20"/>
+        </w:rPr>
+        <w:t xml:space="preserve">▪유량·관창압력·반동력은 보유 관창의 </w:t>
+      </w:r>
+      <w:r>
+        <w:rPr>
+          <w:rFonts w:ascii="맑은 고딕" w:cs="맑은 고딕" w:eastAsia="맑은 고딕" w:hAnsi="맑은 고딕"/>
+          <w:b/>
+          <w:bCs/>
+          <w:sz w:val="20"/>
+          <w:szCs w:val="20"/>
+        </w:rPr>
+        <w:t xml:space="preserve">제원표 값</w:t>
+      </w:r>
+      <w:r>
+        <w:rPr>
+          <w:rFonts w:ascii="맑은 고딕" w:cs="맑은 고딕" w:eastAsia="맑은 고딕" w:hAnsi="맑은 고딕"/>
+          <w:sz w:val="20"/>
+          <w:szCs w:val="20"/>
+        </w:rPr>
+        <w:t xml:space="preserve">을 쓴다. 노즐 구경으로 유량을 산출하는 공식은 고정구경 관창에 적용되는 것이므로 직사·분무 전환형 관창에는 그대로 쓰지 않는다</w:t>
+      </w:r>
+    </w:p>
+    <w:p>
+      <w:pPr>
+        <w:spacing w:after="40" w:before="0"/>
+        <w:ind w:left="280" w:hanging="200"/>
+      </w:pPr>
+      <w:r>
+        <w:rPr>
+          <w:rFonts w:ascii="맑은 고딕" w:cs="맑은 고딕" w:eastAsia="맑은 고딕" w:hAnsi="맑은 고딕"/>
+          <w:sz w:val="20"/>
+          <w:szCs w:val="20"/>
+        </w:rPr>
+        <w:t xml:space="preserve">▪자동(정압)관창은 유량이 줄어도 물줄기가 정상으로 보인다. 판별 방법은 「관창에서 물이 부족한지 판별하는 방법」에 따른다</w:t>
+      </w:r>
+    </w:p>
+    <w:p>
+      <w:pPr>
+        <w:pStyle w:val="Heading3"/>
+        <w:spacing w:after="100" w:before="260"/>
+      </w:pPr>
+      <w:r>
+        <w:rPr>
+          <w:rFonts w:ascii="맑은 고딕" w:cs="맑은 고딕" w:eastAsia="맑은 고딕" w:hAnsi="맑은 고딕"/>
+          <w:b/>
+          <w:bCs/>
+          <w:sz w:val="22"/>
+          <w:szCs w:val="22"/>
+        </w:rPr>
+        <w:t xml:space="preserve">□ 전개전술 ① 40mm 2선 병렬 전개</w:t>
+      </w:r>
+    </w:p>
+    <w:p>
+      <w:pPr>
         <w:spacing w:after="120"/>
         <w:jc w:val="both"/>
       </w:pPr>
       <w:r>
         <w:rPr>
           <w:rFonts w:ascii="맑은 고딕" w:cs="맑은 고딕" w:eastAsia="맑은 고딕" w:hAnsi="맑은 고딕"/>
-          <w:sz w:val="20"/>
-          <w:szCs w:val="20"/>
-        </w:rPr>
-        <w:t xml:space="preserve">펌프 토출압 10 kgf/㎠를 기준으로 하면, 관창압력을 5에서 3.5로 낮추는 것만으로 마찰손실에 쓸 수 있는 압력이 1.5 kgf/㎠ 늘어난다. 이것은 40mm에서 약 30m, 65mm에서 약 70m의 추가 전개거리에 해당한다. 장거리 전개에서 봉상관창을 우선 검토하는 이유이다.</w:t>
+          <w:b/>
+          <w:bCs/>
+          <w:sz w:val="20"/>
+          <w:szCs w:val="20"/>
+        </w:rPr>
+        <w:t xml:space="preserve">구성</w:t>
+      </w:r>
+      <w:r>
+        <w:rPr>
+          <w:rFonts w:ascii="맑은 고딕" w:cs="맑은 고딕" w:eastAsia="맑은 고딕" w:hAnsi="맑은 고딕"/>
+          <w:sz w:val="20"/>
+          <w:szCs w:val="20"/>
+        </w:rPr>
+        <w:t xml:space="preserve"> : 펌프차 → 40mm 2선을 각각 다른 통로로 전개</w:t>
+      </w:r>
+    </w:p>
+    <w:p>
+      <w:pPr>
+        <w:spacing w:after="120"/>
+        <w:jc w:val="both"/>
+      </w:pPr>
+      <w:r>
+        <w:rPr>
+          <w:rFonts w:ascii="맑은 고딕" w:cs="맑은 고딕" w:eastAsia="맑은 고딕" w:hAnsi="맑은 고딕"/>
+          <w:b/>
+          <w:bCs/>
+          <w:sz w:val="20"/>
+          <w:szCs w:val="20"/>
+        </w:rPr>
+        <w:t xml:space="preserve">적용</w:t>
+      </w:r>
+      <w:r>
+        <w:rPr>
+          <w:rFonts w:ascii="맑은 고딕" w:cs="맑은 고딕" w:eastAsia="맑은 고딕" w:hAnsi="맑은 고딕"/>
+          <w:sz w:val="20"/>
+          <w:szCs w:val="20"/>
+        </w:rPr>
+        <w:t xml:space="preserve"> : 진입구에서 화점까지 50m 이내. 도크 인접 구역 화재, 소구획 화재</w:t>
       </w:r>
     </w:p>
     <w:p>
@@ -5612,206 +6088,83 @@
           <w:sz w:val="20"/>
           <w:szCs w:val="20"/>
         </w:rPr>
-        <w:t xml:space="preserve">구경별 봉상 팁 규격</w:t>
-      </w:r>
-    </w:p>
-    <w:p>
-      <w:pPr>
-        <w:spacing w:after="40" w:before="0"/>
-        <w:ind w:left="280" w:hanging="200"/>
-      </w:pPr>
-      <w:r>
-        <w:rPr>
-          <w:rFonts w:ascii="맑은 고딕" w:cs="맑은 고딕" w:eastAsia="맑은 고딕" w:hAnsi="맑은 고딕"/>
-          <w:sz w:val="20"/>
-          <w:szCs w:val="20"/>
-        </w:rPr>
-        <w:t xml:space="preserve">▪방수량은 </w:t>
-      </w:r>
-      <w:r>
-        <w:rPr>
-          <w:rFonts w:ascii="맑은 고딕" w:cs="맑은 고딕" w:eastAsia="맑은 고딕" w:hAnsi="맑은 고딕"/>
-          <w:b/>
-          <w:bCs/>
-          <w:sz w:val="20"/>
-          <w:szCs w:val="20"/>
-        </w:rPr>
-        <w:t xml:space="preserve">Q(L/min) ≒ 0.653 × d²(mm) × √P(kgf/㎠)</w:t>
-      </w:r>
-      <w:r>
-        <w:rPr>
-          <w:rFonts w:ascii="맑은 고딕" w:cs="맑은 고딕" w:eastAsia="맑은 고딕" w:hAnsi="맑은 고딕"/>
-          <w:sz w:val="20"/>
-          <w:szCs w:val="20"/>
-        </w:rPr>
-        <w:t xml:space="preserve"> 로 산출한다</w:t>
-      </w:r>
-    </w:p>
-    <w:p>
-      <w:pPr>
-        <w:spacing w:after="40" w:before="0"/>
-        <w:ind w:left="280" w:hanging="200"/>
-      </w:pPr>
-      <w:r>
-        <w:rPr>
-          <w:rFonts w:ascii="맑은 고딕" w:cs="맑은 고딕" w:eastAsia="맑은 고딕" w:hAnsi="맑은 고딕"/>
-          <w:sz w:val="20"/>
-          <w:szCs w:val="20"/>
-        </w:rPr>
-        <w:t xml:space="preserve">▪40mm에서 350 L/min을 3.5 kgf/㎠로 얻으려면 팁 지름 약 17mm, 반동력 약 15 kgf</w:t>
-      </w:r>
-    </w:p>
-    <w:p>
-      <w:pPr>
-        <w:spacing w:after="40" w:before="0"/>
-        <w:ind w:left="280" w:hanging="200"/>
-      </w:pPr>
-      <w:r>
-        <w:rPr>
-          <w:rFonts w:ascii="맑은 고딕" w:cs="맑은 고딕" w:eastAsia="맑은 고딕" w:hAnsi="맑은 고딕"/>
-          <w:sz w:val="20"/>
-          <w:szCs w:val="20"/>
-        </w:rPr>
-        <w:t xml:space="preserve">▪65mm에서 800 L/min을 3.5 kgf/㎠로 얻으려면 팁 지름 약 26mm, 반동력 약 34 kgf</w:t>
-      </w:r>
-    </w:p>
-    <w:p>
-      <w:pPr>
-        <w:spacing w:after="60" w:before="180"/>
-      </w:pPr>
-      <w:r>
-        <w:rPr>
-          <w:rFonts w:ascii="맑은 고딕" w:cs="맑은 고딕" w:eastAsia="맑은 고딕" w:hAnsi="맑은 고딕"/>
-          <w:b/>
-          <w:bCs/>
-          <w:sz w:val="20"/>
-          <w:szCs w:val="20"/>
-        </w:rPr>
-        <w:t xml:space="preserve">선택 기준</w:t>
-      </w:r>
-    </w:p>
-    <w:p>
-      <w:pPr>
-        <w:spacing w:after="40" w:before="0"/>
-        <w:ind w:left="280" w:hanging="200"/>
-      </w:pPr>
-      <w:r>
-        <w:rPr>
-          <w:rFonts w:ascii="맑은 고딕" w:cs="맑은 고딕" w:eastAsia="맑은 고딕" w:hAnsi="맑은 고딕"/>
-          <w:sz w:val="20"/>
-          <w:szCs w:val="20"/>
-        </w:rPr>
-        <w:t xml:space="preserve">▪</w:t>
-      </w:r>
-      <w:r>
-        <w:rPr>
-          <w:rFonts w:ascii="맑은 고딕" w:cs="맑은 고딕" w:eastAsia="맑은 고딕" w:hAnsi="맑은 고딕"/>
-          <w:b/>
-          <w:bCs/>
-          <w:sz w:val="20"/>
-          <w:szCs w:val="20"/>
-        </w:rPr>
-        <w:t xml:space="preserve">장거리 전개, 랙 심부·상부 타격, 연결송수관 연계</w:t>
-      </w:r>
-      <w:r>
-        <w:rPr>
-          <w:rFonts w:ascii="맑은 고딕" w:cs="맑은 고딕" w:eastAsia="맑은 고딕" w:hAnsi="맑은 고딕"/>
-          <w:sz w:val="20"/>
-          <w:szCs w:val="20"/>
-        </w:rPr>
-        <w:t xml:space="preserve"> → 봉상. 물줄기가 흩어지지 않아 도달거리를 쓸 수 있고, 방수구에서 나온 이물질에도 막히지 않는다</w:t>
-      </w:r>
-    </w:p>
-    <w:p>
-      <w:pPr>
-        <w:spacing w:after="40" w:before="0"/>
-        <w:ind w:left="280" w:hanging="200"/>
-      </w:pPr>
-      <w:r>
-        <w:rPr>
-          <w:rFonts w:ascii="맑은 고딕" w:cs="맑은 고딕" w:eastAsia="맑은 고딕" w:hAnsi="맑은 고딕"/>
-          <w:sz w:val="20"/>
-          <w:szCs w:val="20"/>
-        </w:rPr>
-        <w:t xml:space="preserve">▪</w:t>
-      </w:r>
-      <w:r>
-        <w:rPr>
-          <w:rFonts w:ascii="맑은 고딕" w:cs="맑은 고딕" w:eastAsia="맑은 고딕" w:hAnsi="맑은 고딕"/>
-          <w:b/>
-          <w:bCs/>
-          <w:sz w:val="20"/>
-          <w:szCs w:val="20"/>
-        </w:rPr>
-        <w:t xml:space="preserve">대원 엄호, 열차폐, 전기설비 인근, 분진 억제</w:t>
-      </w:r>
-      <w:r>
-        <w:rPr>
-          <w:rFonts w:ascii="맑은 고딕" w:cs="맑은 고딕" w:eastAsia="맑은 고딕" w:hAnsi="맑은 고딕"/>
-          <w:sz w:val="20"/>
-          <w:szCs w:val="20"/>
-        </w:rPr>
-        <w:t xml:space="preserve"> → 분무</w:t>
-      </w:r>
-    </w:p>
-    <w:p>
-      <w:pPr>
-        <w:spacing w:after="40" w:before="0"/>
-        <w:ind w:left="280" w:hanging="200"/>
-      </w:pPr>
-      <w:r>
-        <w:rPr>
-          <w:rFonts w:ascii="맑은 고딕" w:cs="맑은 고딕" w:eastAsia="맑은 고딕" w:hAnsi="맑은 고딕"/>
-          <w:sz w:val="20"/>
-          <w:szCs w:val="20"/>
-        </w:rPr>
-        <w:t xml:space="preserve">▪진입팀은 두 형태를 모두 쓸 수 있어야 한다. 조합관창의 봉상 위치를 쓰거나, 봉상 팁을 별도로 휴대한다</w:t>
-      </w:r>
-    </w:p>
-    <w:p>
-      <w:pPr>
-        <w:spacing w:after="40" w:before="0"/>
-        <w:ind w:left="280" w:hanging="200"/>
-      </w:pPr>
-      <w:r>
-        <w:rPr>
-          <w:rFonts w:ascii="맑은 고딕" w:cs="맑은 고딕" w:eastAsia="맑은 고딕" w:hAnsi="맑은 고딕"/>
-          <w:sz w:val="20"/>
-          <w:szCs w:val="20"/>
-        </w:rPr>
-        <w:t xml:space="preserve">▪보유 관창의 </w:t>
-      </w:r>
-      <w:r>
-        <w:rPr>
-          <w:rFonts w:ascii="맑은 고딕" w:cs="맑은 고딕" w:eastAsia="맑은 고딕" w:hAnsi="맑은 고딕"/>
-          <w:b/>
-          <w:bCs/>
-          <w:sz w:val="20"/>
-          <w:szCs w:val="20"/>
-        </w:rPr>
-        <w:t xml:space="preserve">설계 관창압력을 확인한다.</w:t>
-      </w:r>
-      <w:r>
-        <w:rPr>
-          <w:rFonts w:ascii="맑은 고딕" w:cs="맑은 고딕" w:eastAsia="맑은 고딕" w:hAnsi="맑은 고딕"/>
-          <w:sz w:val="20"/>
-          <w:szCs w:val="20"/>
-        </w:rPr>
-        <w:t xml:space="preserve"> 7 kgf/㎠ 설계 분무관창을 5 kgf/㎠로 급수하면 유량과 패턴이 함께 떨어진다. 장거리 전개에서 물이 오지 않는 원인이 여기인 경우가 많다</w:t>
-      </w:r>
-    </w:p>
-    <w:p>
-      <w:pPr>
-        <w:spacing w:after="40" w:before="0"/>
-        <w:ind w:left="280" w:hanging="200"/>
-      </w:pPr>
-      <w:r>
-        <w:rPr>
-          <w:rFonts w:ascii="맑은 고딕" w:cs="맑은 고딕" w:eastAsia="맑은 고딕" w:hAnsi="맑은 고딕"/>
-          <w:sz w:val="20"/>
-          <w:szCs w:val="20"/>
-        </w:rPr>
-        <w:t xml:space="preserve">▪자동관창의 판별 문제는 「관창에서 물이 부족한지 판별하는 방법」에 따른다</w:t>
+        <w:t xml:space="preserve">방법</w:t>
+      </w:r>
+    </w:p>
+    <w:p>
+      <w:pPr>
+        <w:spacing w:after="40" w:before="0"/>
+        <w:ind w:left="280" w:hanging="200"/>
+      </w:pPr>
+      <w:r>
+        <w:rPr>
+          <w:rFonts w:ascii="맑은 고딕" w:cs="맑은 고딕" w:eastAsia="맑은 고딕" w:hAnsi="맑은 고딕"/>
+          <w:sz w:val="20"/>
+          <w:szCs w:val="20"/>
+        </w:rPr>
+        <w:t xml:space="preserve">▪두 선을 서로 다른 통로로 넣어 화점을 두 방향에서 압박한다</w:t>
+      </w:r>
+    </w:p>
+    <w:p>
+      <w:pPr>
+        <w:spacing w:after="40" w:before="0"/>
+        <w:ind w:left="280" w:hanging="200"/>
+      </w:pPr>
+      <w:r>
+        <w:rPr>
+          <w:rFonts w:ascii="맑은 고딕" w:cs="맑은 고딕" w:eastAsia="맑은 고딕" w:hAnsi="맑은 고딕"/>
+          <w:sz w:val="20"/>
+          <w:szCs w:val="20"/>
+        </w:rPr>
+        <w:t xml:space="preserve">▪한 선은 공격, 다른 한 선은 대원 엄호와 퇴로 확보를 담당한다</w:t>
+      </w:r>
+    </w:p>
+    <w:p>
+      <w:pPr>
+        <w:spacing w:after="120"/>
+        <w:jc w:val="both"/>
+      </w:pPr>
+      <w:r>
+        <w:rPr>
+          <w:rFonts w:ascii="맑은 고딕" w:cs="맑은 고딕" w:eastAsia="맑은 고딕" w:hAnsi="맑은 고딕"/>
+          <w:b/>
+          <w:bCs/>
+          <w:sz w:val="20"/>
+          <w:szCs w:val="20"/>
+        </w:rPr>
+        <w:t xml:space="preserve">장점</w:t>
+      </w:r>
+      <w:r>
+        <w:rPr>
+          <w:rFonts w:ascii="맑은 고딕" w:cs="맑은 고딕" w:eastAsia="맑은 고딕" w:hAnsi="맑은 고딕"/>
+          <w:sz w:val="20"/>
+          <w:szCs w:val="20"/>
+        </w:rPr>
+        <w:t xml:space="preserve"> : 전개가 빠르고 1인 관창 운용이 가능하여 좁은 통로에서 각도 조정이 자유롭다</w:t>
+      </w:r>
+    </w:p>
+    <w:p>
+      <w:pPr>
+        <w:spacing w:after="120"/>
+        <w:jc w:val="both"/>
+      </w:pPr>
+      <w:r>
+        <w:rPr>
+          <w:rFonts w:ascii="맑은 고딕" w:cs="맑은 고딕" w:eastAsia="맑은 고딕" w:hAnsi="맑은 고딕"/>
+          <w:b/>
+          <w:bCs/>
+          <w:sz w:val="20"/>
+          <w:szCs w:val="20"/>
+        </w:rPr>
+        <w:t xml:space="preserve">한계</w:t>
+      </w:r>
+      <w:r>
+        <w:rPr>
+          <w:rFonts w:ascii="맑은 고딕" w:cs="맑은 고딕" w:eastAsia="맑은 고딕" w:hAnsi="맑은 고딕"/>
+          <w:sz w:val="20"/>
+          <w:szCs w:val="20"/>
+        </w:rPr>
+        <w:t xml:space="preserve"> : 2선 합계 약 700 L/min으로, 랙 1세트가 최성기에 도달한 상태를 감당하지 못한다. 두 선을 같은 펌프에서 분기하면 한쪽 관창 개방이 다른 쪽 압력을 떨어뜨린다</w:t>
       </w:r>
     </w:p>
     <w:p>
@@ -5827,7 +6180,7 @@
           <w:sz w:val="22"/>
           <w:szCs w:val="22"/>
         </w:rPr>
-        <w:t xml:space="preserve">□ 전개전술 ① 40mm 2선 병렬 전개</w:t>
+        <w:t xml:space="preserve">□ 전개전술 ② 65mm 단선 직접 전개</w:t>
       </w:r>
     </w:p>
     <w:p>
@@ -5851,7 +6204,7 @@
           <w:sz w:val="20"/>
           <w:szCs w:val="20"/>
         </w:rPr>
-        <w:t xml:space="preserve"> : 펌프차 → 40mm 2선을 각각 다른 통로로 전개</w:t>
+        <w:t xml:space="preserve"> : 펌프차 → 65mm 단선 → 65mm 관창</w:t>
       </w:r>
     </w:p>
     <w:p>
@@ -5875,7 +6228,7 @@
           <w:sz w:val="20"/>
           <w:szCs w:val="20"/>
         </w:rPr>
-        <w:t xml:space="preserve"> : 진입구에서 화점까지 50m 이내. 도크 인접 구역 화재, 소구획 화재</w:t>
+        <w:t xml:space="preserve"> : 개구부 부근에 화점이 있어 진입 없이 또는 짧은 진입으로 대량 방수가 필요한 경우. 도크도어를 통한 직접 방수</w:t>
       </w:r>
     </w:p>
     <w:p>
@@ -5904,21 +6257,21 @@
           <w:sz w:val="20"/>
           <w:szCs w:val="20"/>
         </w:rPr>
-        <w:t xml:space="preserve">▪두 선을 서로 다른 통로로 넣어 화점을 두 방향에서 압박한다</w:t>
-      </w:r>
-    </w:p>
-    <w:p>
-      <w:pPr>
-        <w:spacing w:after="40" w:before="0"/>
-        <w:ind w:left="280" w:hanging="200"/>
-      </w:pPr>
-      <w:r>
-        <w:rPr>
-          <w:rFonts w:ascii="맑은 고딕" w:cs="맑은 고딕" w:eastAsia="맑은 고딕" w:hAnsi="맑은 고딕"/>
-          <w:sz w:val="20"/>
-          <w:szCs w:val="20"/>
-        </w:rPr>
-        <w:t xml:space="preserve">▪한 선은 공격, 다른 한 선은 대원 엄호와 퇴로 확보를 담당한다</w:t>
+        <w:t xml:space="preserve">▪도크도어 정면에서 통로 축을 따라 방수한다</w:t>
+      </w:r>
+    </w:p>
+    <w:p>
+      <w:pPr>
+        <w:spacing w:after="40" w:before="0"/>
+        <w:ind w:left="280" w:hanging="200"/>
+      </w:pPr>
+      <w:r>
+        <w:rPr>
+          <w:rFonts w:ascii="맑은 고딕" w:cs="맑은 고딕" w:eastAsia="맑은 고딕" w:hAnsi="맑은 고딕"/>
+          <w:sz w:val="20"/>
+          <w:szCs w:val="20"/>
+        </w:rPr>
+        <w:t xml:space="preserve">▪관창은 2인 이상이 운용한다</w:t>
       </w:r>
     </w:p>
     <w:p>
@@ -5942,7 +6295,7 @@
           <w:sz w:val="20"/>
           <w:szCs w:val="20"/>
         </w:rPr>
-        <w:t xml:space="preserve"> : 전개가 빠르고 1인 관창 운용이 가능하여 좁은 통로에서 각도 조정이 자유롭다</w:t>
+        <w:t xml:space="preserve"> : 단선으로 약 800 L/min을 확보할 수 있고, 거리 증가에 따른 손실 증가가 완만하다</w:t>
       </w:r>
     </w:p>
     <w:p>
@@ -5966,7 +6319,7 @@
           <w:sz w:val="20"/>
           <w:szCs w:val="20"/>
         </w:rPr>
-        <w:t xml:space="preserve"> : 2선 합계 약 700 L/min으로, 랙 1세트가 최성기에 도달한 상태를 감당하지 못한다. 두 선을 같은 펌프에서 분기하면 한쪽 관창 개방이 다른 쪽 압력을 떨어뜨린다</w:t>
+        <w:t xml:space="preserve"> : 반동력이 크고 굽힘이 어려워 통로 안쪽 전개에 시간이 걸린다. 화점이 깊으면 적용할 수 없다</w:t>
       </w:r>
     </w:p>
     <w:p>
@@ -5982,7 +6335,7 @@
           <w:sz w:val="22"/>
           <w:szCs w:val="22"/>
         </w:rPr>
-        <w:t xml:space="preserve">□ 전개전술 ② 65mm 단선 직접 전개</w:t>
+        <w:t xml:space="preserve">□ 전개전술 ③ 간선-지선 기본형 (65mm 간선 + 40mm 2선)</w:t>
       </w:r>
     </w:p>
     <w:p>
@@ -5993,6 +6346,19 @@
       <w:r>
         <w:rPr>
           <w:rFonts w:ascii="맑은 고딕" w:cs="맑은 고딕" w:eastAsia="맑은 고딕" w:hAnsi="맑은 고딕"/>
+          <w:sz w:val="20"/>
+          <w:szCs w:val="20"/>
+        </w:rPr>
+        <w:t xml:space="preserve">대형 물류창고의 표준 전개방식이다.</w:t>
+      </w:r>
+    </w:p>
+    <w:p>
+      <w:pPr>
+        <w:spacing w:after="60" w:before="180"/>
+      </w:pPr>
+      <w:r>
+        <w:rPr>
+          <w:rFonts w:ascii="맑은 고딕" w:cs="맑은 고딕" w:eastAsia="맑은 고딕" w:hAnsi="맑은 고딕"/>
           <w:b/>
           <w:bCs/>
           <w:sz w:val="20"/>
@@ -6000,13 +6366,33 @@
         </w:rPr>
         <w:t xml:space="preserve">구성</w:t>
       </w:r>
-      <w:r>
-        <w:rPr>
-          <w:rFonts w:ascii="맑은 고딕" w:cs="맑은 고딕" w:eastAsia="맑은 고딕" w:hAnsi="맑은 고딕"/>
-          <w:sz w:val="20"/>
-          <w:szCs w:val="20"/>
-        </w:rPr>
-        <w:t xml:space="preserve"> : 펌프차 → 65mm 단선 → 65mm 관창</w:t>
+    </w:p>
+    <w:p>
+      <w:pPr>
+        <w:spacing w:after="20" w:before="0"/>
+        <w:ind w:left="280"/>
+      </w:pPr>
+      <w:r>
+        <w:rPr>
+          <w:rFonts w:ascii="맑은 고딕" w:cs="맑은 고딕" w:eastAsia="맑은 고딕" w:hAnsi="맑은 고딕"/>
+          <w:sz w:val="20"/>
+          <w:szCs w:val="20"/>
+        </w:rPr>
+        <w:t xml:space="preserve">펌프차 ─ 65mm 간선 ─ [분기점] ─ 65×40 Y형 분기금구 ┬ 40mm 지선 ─ 40mm 관창</w:t>
+      </w:r>
+    </w:p>
+    <w:p>
+      <w:pPr>
+        <w:spacing w:after="20" w:before="0"/>
+        <w:ind w:left="280"/>
+      </w:pPr>
+      <w:r>
+        <w:rPr>
+          <w:rFonts w:ascii="맑은 고딕" w:cs="맑은 고딕" w:eastAsia="맑은 고딕" w:hAnsi="맑은 고딕"/>
+          <w:sz w:val="20"/>
+          <w:szCs w:val="20"/>
+        </w:rPr>
+        <w:t xml:space="preserve">                                                    └ 40mm 지선 ─ 40mm 관창</w:t>
       </w:r>
     </w:p>
     <w:p>
@@ -6030,7 +6416,7 @@
           <w:sz w:val="20"/>
           <w:szCs w:val="20"/>
         </w:rPr>
-        <w:t xml:space="preserve"> : 개구부 부근에 화점이 있어 진입 없이 또는 짧은 진입으로 대량 방수가 필요한 경우. 도크도어를 통한 직접 방수</w:t>
+        <w:t xml:space="preserve"> : 전개거리 50~200m. 화점이 건물 내부 깊은 곳에 있는 일반적인 경우</w:t>
       </w:r>
     </w:p>
     <w:p>
@@ -6050,30 +6436,115 @@
     </w:p>
     <w:p>
       <w:pPr>
-        <w:spacing w:after="40" w:before="0"/>
-        <w:ind w:left="280" w:hanging="200"/>
-      </w:pPr>
-      <w:r>
-        <w:rPr>
-          <w:rFonts w:ascii="맑은 고딕" w:cs="맑은 고딕" w:eastAsia="맑은 고딕" w:hAnsi="맑은 고딕"/>
-          <w:sz w:val="20"/>
-          <w:szCs w:val="20"/>
-        </w:rPr>
-        <w:t xml:space="preserve">▪도크도어 정면에서 통로 축을 따라 방수한다</w:t>
-      </w:r>
-    </w:p>
-    <w:p>
-      <w:pPr>
-        <w:spacing w:after="40" w:before="0"/>
-        <w:ind w:left="280" w:hanging="200"/>
-      </w:pPr>
-      <w:r>
-        <w:rPr>
-          <w:rFonts w:ascii="맑은 고딕" w:cs="맑은 고딕" w:eastAsia="맑은 고딕" w:hAnsi="맑은 고딕"/>
-          <w:sz w:val="20"/>
-          <w:szCs w:val="20"/>
-        </w:rPr>
-        <w:t xml:space="preserve">▪관창은 2인 이상이 운용한다</w:t>
+        <w:spacing w:after="40"/>
+        <w:ind w:left="280" w:hanging="200"/>
+      </w:pPr>
+      <w:r>
+        <w:rPr>
+          <w:rFonts w:ascii="맑은 고딕" w:cs="맑은 고딕" w:eastAsia="맑은 고딕" w:hAnsi="맑은 고딕"/>
+          <w:sz w:val="20"/>
+          <w:szCs w:val="20"/>
+        </w:rPr>
+        <w:t xml:space="preserve">1. 65mm 간선을 진입구에서 화점 방향으로 30~50m 지점까지 전개한다</w:t>
+      </w:r>
+    </w:p>
+    <w:p>
+      <w:pPr>
+        <w:spacing w:after="40"/>
+        <w:ind w:left="280" w:hanging="200"/>
+      </w:pPr>
+      <w:r>
+        <w:rPr>
+          <w:rFonts w:ascii="맑은 고딕" w:cs="맑은 고딕" w:eastAsia="맑은 고딕" w:hAnsi="맑은 고딕"/>
+          <w:sz w:val="20"/>
+          <w:szCs w:val="20"/>
+        </w:rPr>
+        <w:t xml:space="preserve">2. 그 지점에 분기점을 설치하고 Y형 분기금구(Y커플링)를 연결한다</w:t>
+      </w:r>
+    </w:p>
+    <w:p>
+      <w:pPr>
+        <w:spacing w:after="40"/>
+        <w:ind w:left="280" w:hanging="200"/>
+      </w:pPr>
+      <w:r>
+        <w:rPr>
+          <w:rFonts w:ascii="맑은 고딕" w:cs="맑은 고딕" w:eastAsia="맑은 고딕" w:hAnsi="맑은 고딕"/>
+          <w:sz w:val="20"/>
+          <w:szCs w:val="20"/>
+        </w:rPr>
+        <w:t xml:space="preserve">3. 분기금구 양쪽에 40mm 지선을 각각 30m 이내로 전개한다</w:t>
+      </w:r>
+    </w:p>
+    <w:p>
+      <w:pPr>
+        <w:spacing w:after="40"/>
+        <w:ind w:left="280" w:hanging="200"/>
+      </w:pPr>
+      <w:r>
+        <w:rPr>
+          <w:rFonts w:ascii="맑은 고딕" w:cs="맑은 고딕" w:eastAsia="맑은 고딕" w:hAnsi="맑은 고딕"/>
+          <w:sz w:val="20"/>
+          <w:szCs w:val="20"/>
+        </w:rPr>
+        <w:t xml:space="preserve">4. 두 지선을 서로 다른 통로에 배치한다</w:t>
+      </w:r>
+    </w:p>
+    <w:p>
+      <w:pPr>
+        <w:spacing w:after="60" w:before="180"/>
+      </w:pPr>
+      <w:r>
+        <w:rPr>
+          <w:rFonts w:ascii="맑은 고딕" w:cs="맑은 고딕" w:eastAsia="맑은 고딕" w:hAnsi="맑은 고딕"/>
+          <w:b/>
+          <w:bCs/>
+          <w:sz w:val="20"/>
+          <w:szCs w:val="20"/>
+        </w:rPr>
+        <w:t xml:space="preserve">이점</w:t>
+      </w:r>
+    </w:p>
+    <w:p>
+      <w:pPr>
+        <w:spacing w:after="40" w:before="0"/>
+        <w:ind w:left="280" w:hanging="200"/>
+      </w:pPr>
+      <w:r>
+        <w:rPr>
+          <w:rFonts w:ascii="맑은 고딕" w:cs="맑은 고딕" w:eastAsia="맑은 고딕" w:hAnsi="맑은 고딕"/>
+          <w:sz w:val="20"/>
+          <w:szCs w:val="20"/>
+        </w:rPr>
+        <w:t xml:space="preserve">▪40mm이 부담하는 거리가 30m로 줄어든다. 200m를 40mm 단선으로 보내면 마찰손실만 약 9.5 kgf/㎠이지만, 간선-지선으로 나누면 약 4.9 kgf/㎠로 줄어 펌프 부담이 실용 범위 안에 들어온다</w:t>
+      </w:r>
+    </w:p>
+    <w:p>
+      <w:pPr>
+        <w:spacing w:after="40" w:before="0"/>
+        <w:ind w:left="280" w:hanging="200"/>
+      </w:pPr>
+      <w:r>
+        <w:rPr>
+          <w:rFonts w:ascii="맑은 고딕" w:cs="맑은 고딕" w:eastAsia="맑은 고딕" w:hAnsi="맑은 고딕"/>
+          <w:sz w:val="20"/>
+          <w:szCs w:val="20"/>
+        </w:rPr>
+        <w:t xml:space="preserve">▪관창 2개를 유지하면서도 거리를 확보할 수 있다</w:t>
+      </w:r>
+    </w:p>
+    <w:p>
+      <w:pPr>
+        <w:spacing w:after="40" w:before="0"/>
+        <w:ind w:left="280" w:hanging="200"/>
+      </w:pPr>
+      <w:r>
+        <w:rPr>
+          <w:rFonts w:ascii="맑은 고딕" w:cs="맑은 고딕" w:eastAsia="맑은 고딕" w:hAnsi="맑은 고딕"/>
+          <w:sz w:val="20"/>
+          <w:szCs w:val="20"/>
+        </w:rPr>
+        <w:t xml:space="preserve">▪분기점이 전진기지 역할을 한다. 지선 추가·교체, 인원 기록, 철수 집결이 한 지점에서 이루어진다</w:t>
       </w:r>
     </w:p>
     <w:p>
@@ -6089,15 +6560,31 @@
           <w:sz w:val="20"/>
           <w:szCs w:val="20"/>
         </w:rPr>
-        <w:t xml:space="preserve">장점</w:t>
-      </w:r>
-      <w:r>
-        <w:rPr>
-          <w:rFonts w:ascii="맑은 고딕" w:cs="맑은 고딕" w:eastAsia="맑은 고딕" w:hAnsi="맑은 고딕"/>
-          <w:sz w:val="20"/>
-          <w:szCs w:val="20"/>
-        </w:rPr>
-        <w:t xml:space="preserve"> : 단선으로 약 800 L/min을 확보할 수 있고, 거리 증가에 따른 손실 증가가 완만하다</w:t>
+        <w:t xml:space="preserve">한계</w:t>
+      </w:r>
+      <w:r>
+        <w:rPr>
+          <w:rFonts w:ascii="맑은 고딕" w:cs="맑은 고딕" w:eastAsia="맑은 고딕" w:hAnsi="맑은 고딕"/>
+          <w:sz w:val="20"/>
+          <w:szCs w:val="20"/>
+        </w:rPr>
+        <w:t xml:space="preserve"> : 간선 1선에 모든 것이 의존하므로, 간선이 손상되면 두 지선이 동시에 정지한다</w:t>
+      </w:r>
+    </w:p>
+    <w:p>
+      <w:pPr>
+        <w:pStyle w:val="Heading3"/>
+        <w:spacing w:after="100" w:before="260"/>
+      </w:pPr>
+      <w:r>
+        <w:rPr>
+          <w:rFonts w:ascii="맑은 고딕" w:cs="맑은 고딕" w:eastAsia="맑은 고딕" w:hAnsi="맑은 고딕"/>
+          <w:b/>
+          <w:bCs/>
+          <w:sz w:val="22"/>
+          <w:szCs w:val="22"/>
+        </w:rPr>
+        <w:t xml:space="preserve">□ 전개전술 ④ 복합 분기 전개 (65mm 대량방수 + 40mm 2선 동시)</w:t>
       </w:r>
     </w:p>
     <w:p>
@@ -6108,20 +6595,304 @@
       <w:r>
         <w:rPr>
           <w:rFonts w:ascii="맑은 고딕" w:cs="맑은 고딕" w:eastAsia="맑은 고딕" w:hAnsi="맑은 고딕"/>
-          <w:b/>
-          <w:bCs/>
-          <w:sz w:val="20"/>
-          <w:szCs w:val="20"/>
-        </w:rPr>
-        <w:t xml:space="preserve">한계</w:t>
-      </w:r>
-      <w:r>
-        <w:rPr>
-          <w:rFonts w:ascii="맑은 고딕" w:cs="맑은 고딕" w:eastAsia="맑은 고딕" w:hAnsi="맑은 고딕"/>
-          <w:sz w:val="20"/>
-          <w:szCs w:val="20"/>
-        </w:rPr>
-        <w:t xml:space="preserve"> : 반동력이 크고 굽힘이 어려워 통로 안쪽 전개에 시간이 걸린다. 화점이 깊으면 적용할 수 없다</w:t>
+          <w:sz w:val="20"/>
+          <w:szCs w:val="20"/>
+        </w:rPr>
+        <w:t xml:space="preserve">하나의 간선에서 대량방수와 기동방수를 동시에 얻는 구성이다.</w:t>
+      </w:r>
+    </w:p>
+    <w:p>
+      <w:pPr>
+        <w:spacing w:after="60" w:before="180"/>
+      </w:pPr>
+      <w:r>
+        <w:rPr>
+          <w:rFonts w:ascii="맑은 고딕" w:cs="맑은 고딕" w:eastAsia="맑은 고딕" w:hAnsi="맑은 고딕"/>
+          <w:b/>
+          <w:bCs/>
+          <w:sz w:val="20"/>
+          <w:szCs w:val="20"/>
+        </w:rPr>
+        <w:t xml:space="preserve">구성</w:t>
+      </w:r>
+    </w:p>
+    <w:p>
+      <w:pPr>
+        <w:spacing w:after="20" w:before="0"/>
+        <w:ind w:left="280"/>
+      </w:pPr>
+      <w:r>
+        <w:rPr>
+          <w:rFonts w:ascii="맑은 고딕" w:cs="맑은 고딕" w:eastAsia="맑은 고딕" w:hAnsi="맑은 고딕"/>
+          <w:sz w:val="20"/>
+          <w:szCs w:val="20"/>
+        </w:rPr>
+        <w:t xml:space="preserve">펌프차 ─ 65mm 간선 ─ [분기점] ─ 65×65 Y형 분기금구</w:t>
+      </w:r>
+    </w:p>
+    <w:p>
+      <w:pPr>
+        <w:spacing w:after="20" w:before="0"/>
+        <w:ind w:left="280"/>
+      </w:pPr>
+      <w:r>
+        <w:rPr>
+          <w:rFonts w:ascii="맑은 고딕" w:cs="맑은 고딕" w:eastAsia="맑은 고딕" w:hAnsi="맑은 고딕"/>
+          <w:sz w:val="20"/>
+          <w:szCs w:val="20"/>
+        </w:rPr>
+        <w:t xml:space="preserve">                                    ├─ 65mm 호스 ─ 65mm 관창 (대량방수 / 방수총)</w:t>
+      </w:r>
+    </w:p>
+    <w:p>
+      <w:pPr>
+        <w:spacing w:after="20" w:before="0"/>
+        <w:ind w:left="280"/>
+      </w:pPr>
+      <w:r>
+        <w:rPr>
+          <w:rFonts w:ascii="맑은 고딕" w:cs="맑은 고딕" w:eastAsia="맑은 고딕" w:hAnsi="맑은 고딕"/>
+          <w:sz w:val="20"/>
+          <w:szCs w:val="20"/>
+        </w:rPr>
+        <w:t xml:space="preserve">                                    └─ 65mm 호스 ─ 40×40 Y형 분기금구 ┬ 40mm 관창</w:t>
+      </w:r>
+    </w:p>
+    <w:p>
+      <w:pPr>
+        <w:spacing w:after="20" w:before="0"/>
+        <w:ind w:left="280"/>
+      </w:pPr>
+      <w:r>
+        <w:rPr>
+          <w:rFonts w:ascii="맑은 고딕" w:cs="맑은 고딕" w:eastAsia="맑은 고딕" w:hAnsi="맑은 고딕"/>
+          <w:sz w:val="20"/>
+          <w:szCs w:val="20"/>
+        </w:rPr>
+        <w:t xml:space="preserve">                                                                      └ 40mm 관창</w:t>
+      </w:r>
+    </w:p>
+    <w:p>
+      <w:pPr>
+        <w:spacing w:after="120"/>
+        <w:jc w:val="both"/>
+      </w:pPr>
+      <w:r>
+        <w:rPr>
+          <w:rFonts w:ascii="맑은 고딕" w:cs="맑은 고딕" w:eastAsia="맑은 고딕" w:hAnsi="맑은 고딕"/>
+          <w:b/>
+          <w:bCs/>
+          <w:sz w:val="20"/>
+          <w:szCs w:val="20"/>
+        </w:rPr>
+        <w:t xml:space="preserve">적용</w:t>
+      </w:r>
+      <w:r>
+        <w:rPr>
+          <w:rFonts w:ascii="맑은 고딕" w:cs="맑은 고딕" w:eastAsia="맑은 고딕" w:hAnsi="맑은 고딕"/>
+          <w:sz w:val="20"/>
+          <w:szCs w:val="20"/>
+        </w:rPr>
+        <w:t xml:space="preserve"> : 화점 구역이 넓거나 상부까지 연소가 진행되어, 대량방수와 근접 공격을 동시에 해야 하는 경우</w:t>
+      </w:r>
+    </w:p>
+    <w:p>
+      <w:pPr>
+        <w:spacing w:after="60" w:before="180"/>
+      </w:pPr>
+      <w:r>
+        <w:rPr>
+          <w:rFonts w:ascii="맑은 고딕" w:cs="맑은 고딕" w:eastAsia="맑은 고딕" w:hAnsi="맑은 고딕"/>
+          <w:b/>
+          <w:bCs/>
+          <w:sz w:val="20"/>
+          <w:szCs w:val="20"/>
+        </w:rPr>
+        <w:t xml:space="preserve">방법</w:t>
+      </w:r>
+    </w:p>
+    <w:p>
+      <w:pPr>
+        <w:spacing w:after="40"/>
+        <w:ind w:left="280" w:hanging="200"/>
+      </w:pPr>
+      <w:r>
+        <w:rPr>
+          <w:rFonts w:ascii="맑은 고딕" w:cs="맑은 고딕" w:eastAsia="맑은 고딕" w:hAnsi="맑은 고딕"/>
+          <w:sz w:val="20"/>
+          <w:szCs w:val="20"/>
+        </w:rPr>
+        <w:t xml:space="preserve">1. 65mm 간선을 분기점까지 전개한다</w:t>
+      </w:r>
+    </w:p>
+    <w:p>
+      <w:pPr>
+        <w:spacing w:after="40"/>
+        <w:ind w:left="280" w:hanging="200"/>
+      </w:pPr>
+      <w:r>
+        <w:rPr>
+          <w:rFonts w:ascii="맑은 고딕" w:cs="맑은 고딕" w:eastAsia="맑은 고딕" w:hAnsi="맑은 고딕"/>
+          <w:sz w:val="20"/>
+          <w:szCs w:val="20"/>
+        </w:rPr>
+        <w:t xml:space="preserve">2. 65×65 Y형 분기금구를 연결한다</w:t>
+      </w:r>
+    </w:p>
+    <w:p>
+      <w:pPr>
+        <w:spacing w:after="40"/>
+        <w:ind w:left="280" w:hanging="200"/>
+      </w:pPr>
+      <w:r>
+        <w:rPr>
+          <w:rFonts w:ascii="맑은 고딕" w:cs="맑은 고딕" w:eastAsia="맑은 고딕" w:hAnsi="맑은 고딕"/>
+          <w:sz w:val="20"/>
+          <w:szCs w:val="20"/>
+        </w:rPr>
+        <w:t xml:space="preserve">3. 한쪽은 65mm 호스를 연장하여 65mm 관창 또는 무인방수총을 설치한다. 통로 축을 따라 화점 방향으로 대량방수한다</w:t>
+      </w:r>
+    </w:p>
+    <w:p>
+      <w:pPr>
+        <w:spacing w:after="40"/>
+        <w:ind w:left="280" w:hanging="200"/>
+      </w:pPr>
+      <w:r>
+        <w:rPr>
+          <w:rFonts w:ascii="맑은 고딕" w:cs="맑은 고딕" w:eastAsia="맑은 고딕" w:hAnsi="맑은 고딕"/>
+          <w:sz w:val="20"/>
+          <w:szCs w:val="20"/>
+        </w:rPr>
+        <w:t xml:space="preserve">4. 다른 쪽은 65mm 호스를 연장한 뒤 40×40 Y형 분기금구를 연결하여 40mm 관창 2개를 전개한다</w:t>
+      </w:r>
+    </w:p>
+    <w:p>
+      <w:pPr>
+        <w:spacing w:after="40"/>
+        <w:ind w:left="280" w:hanging="200"/>
+      </w:pPr>
+      <w:r>
+        <w:rPr>
+          <w:rFonts w:ascii="맑은 고딕" w:cs="맑은 고딕" w:eastAsia="맑은 고딕" w:hAnsi="맑은 고딕"/>
+          <w:sz w:val="20"/>
+          <w:szCs w:val="20"/>
+        </w:rPr>
+        <w:t xml:space="preserve">5. 40mm 2선은 랙 사이 통로로 들어가 근접 공격과 대원 엄호를 담당한다</w:t>
+      </w:r>
+    </w:p>
+    <w:p>
+      <w:pPr>
+        <w:spacing w:after="60" w:before="180"/>
+      </w:pPr>
+      <w:r>
+        <w:rPr>
+          <w:rFonts w:ascii="맑은 고딕" w:cs="맑은 고딕" w:eastAsia="맑은 고딕" w:hAnsi="맑은 고딕"/>
+          <w:b/>
+          <w:bCs/>
+          <w:sz w:val="20"/>
+          <w:szCs w:val="20"/>
+        </w:rPr>
+        <w:t xml:space="preserve">이점</w:t>
+      </w:r>
+    </w:p>
+    <w:p>
+      <w:pPr>
+        <w:spacing w:after="40" w:before="0"/>
+        <w:ind w:left="280" w:hanging="200"/>
+      </w:pPr>
+      <w:r>
+        <w:rPr>
+          <w:rFonts w:ascii="맑은 고딕" w:cs="맑은 고딕" w:eastAsia="맑은 고딕" w:hAnsi="맑은 고딕"/>
+          <w:sz w:val="20"/>
+          <w:szCs w:val="20"/>
+        </w:rPr>
+        <w:t xml:space="preserve">▪대형 물류창고의 화재는 하나의 관창으로 감당할 수 없는 규모와, 관창을 밀어 넣어야만 닿는 위치가 동시에 존재한다. 이 구성은 두 요구를 하나의 간선으로 충족한다</w:t>
+      </w:r>
+    </w:p>
+    <w:p>
+      <w:pPr>
+        <w:spacing w:after="40" w:before="0"/>
+        <w:ind w:left="280" w:hanging="200"/>
+      </w:pPr>
+      <w:r>
+        <w:rPr>
+          <w:rFonts w:ascii="맑은 고딕" w:cs="맑은 고딕" w:eastAsia="맑은 고딕" w:hAnsi="맑은 고딕"/>
+          <w:sz w:val="20"/>
+          <w:szCs w:val="20"/>
+        </w:rPr>
+        <w:t xml:space="preserve">▪65mm 관창은 상부 화염과 통로 정면을, 40mm 2선은 랙 하단과 적재물 심부를 담당한다. 지상 관창으로 닿지 않는 높이는 대구경 관창의 압력으로 보완한다</w:t>
+      </w:r>
+    </w:p>
+    <w:p>
+      <w:pPr>
+        <w:spacing w:after="40" w:before="0"/>
+        <w:ind w:left="280" w:hanging="200"/>
+      </w:pPr>
+      <w:r>
+        <w:rPr>
+          <w:rFonts w:ascii="맑은 고딕" w:cs="맑은 고딕" w:eastAsia="맑은 고딕" w:hAnsi="맑은 고딕"/>
+          <w:sz w:val="20"/>
+          <w:szCs w:val="20"/>
+        </w:rPr>
+        <w:t xml:space="preserve">▪대량방수가 필요 없어지면 65mm 쪽을 잠그고 40mm 쪽에 압력을 집중시킬 수 있어, 전개를 바꾸지 않고 방수량을 조절할 수 있다</w:t>
+      </w:r>
+    </w:p>
+    <w:p>
+      <w:pPr>
+        <w:spacing w:after="60" w:before="180"/>
+      </w:pPr>
+      <w:r>
+        <w:rPr>
+          <w:rFonts w:ascii="맑은 고딕" w:cs="맑은 고딕" w:eastAsia="맑은 고딕" w:hAnsi="맑은 고딕"/>
+          <w:b/>
+          <w:bCs/>
+          <w:sz w:val="20"/>
+          <w:szCs w:val="20"/>
+        </w:rPr>
+        <w:t xml:space="preserve">운용 시 주의</w:t>
+      </w:r>
+    </w:p>
+    <w:p>
+      <w:pPr>
+        <w:spacing w:after="40" w:before="0"/>
+        <w:ind w:left="280" w:hanging="200"/>
+      </w:pPr>
+      <w:r>
+        <w:rPr>
+          <w:rFonts w:ascii="맑은 고딕" w:cs="맑은 고딕" w:eastAsia="맑은 고딕" w:hAnsi="맑은 고딕"/>
+          <w:sz w:val="20"/>
+          <w:szCs w:val="20"/>
+        </w:rPr>
+        <w:t xml:space="preserve">▪세 관창을 동시에 최대로 열지 않는다. 간선 1선의 공급량을 초과하면 세 관창이 모두 약해진다. 통상 65mm 관창 개방 시 40mm 1선을 잠근다</w:t>
+      </w:r>
+    </w:p>
+    <w:p>
+      <w:pPr>
+        <w:spacing w:after="40" w:before="0"/>
+        <w:ind w:left="280" w:hanging="200"/>
+      </w:pPr>
+      <w:r>
+        <w:rPr>
+          <w:rFonts w:ascii="맑은 고딕" w:cs="맑은 고딕" w:eastAsia="맑은 고딕" w:hAnsi="맑은 고딕"/>
+          <w:sz w:val="20"/>
+          <w:szCs w:val="20"/>
+        </w:rPr>
+        <w:t xml:space="preserve">▪분기금구의 개방·폐쇄는 분기점 담당이 일괄 조작한다. 관창수가 임의로 조작하면 다른 관창의 압력이 급변한다</w:t>
+      </w:r>
+    </w:p>
+    <w:p>
+      <w:pPr>
+        <w:spacing w:after="40" w:before="0"/>
+        <w:ind w:left="280" w:hanging="200"/>
+      </w:pPr>
+      <w:r>
+        <w:rPr>
+          <w:rFonts w:ascii="맑은 고딕" w:cs="맑은 고딕" w:eastAsia="맑은 고딕" w:hAnsi="맑은 고딕"/>
+          <w:sz w:val="20"/>
+          <w:szCs w:val="20"/>
+        </w:rPr>
+        <w:t xml:space="preserve">▪간선을 2선으로 병행 전개하면 같은 거리에서 마찰손실이 4분의 1로 줄어든다. 소방력에 여유가 있으면 간선 2선을 우선 검토한다</w:t>
       </w:r>
     </w:p>
     <w:p>
@@ -6137,7 +6908,7 @@
           <w:sz w:val="22"/>
           <w:szCs w:val="22"/>
         </w:rPr>
-        <w:t xml:space="preserve">□ 전개전술 ③ 간선-지선 기본형 (65mm 간선 + 40mm 2선)</w:t>
+        <w:t xml:space="preserve">□ 전개전술 ⑤ 분기점 전진 전개</w:t>
       </w:r>
     </w:p>
     <w:p>
@@ -6148,19 +6919,6 @@
       <w:r>
         <w:rPr>
           <w:rFonts w:ascii="맑은 고딕" w:cs="맑은 고딕" w:eastAsia="맑은 고딕" w:hAnsi="맑은 고딕"/>
-          <w:sz w:val="20"/>
-          <w:szCs w:val="20"/>
-        </w:rPr>
-        <w:t xml:space="preserve">대형 물류창고의 표준 전개방식이다.</w:t>
-      </w:r>
-    </w:p>
-    <w:p>
-      <w:pPr>
-        <w:spacing w:after="60" w:before="180"/>
-      </w:pPr>
-      <w:r>
-        <w:rPr>
-          <w:rFonts w:ascii="맑은 고딕" w:cs="맑은 고딕" w:eastAsia="맑은 고딕" w:hAnsi="맑은 고딕"/>
           <w:b/>
           <w:bCs/>
           <w:sz w:val="20"/>
@@ -6168,33 +6926,13 @@
         </w:rPr>
         <w:t xml:space="preserve">구성</w:t>
       </w:r>
-    </w:p>
-    <w:p>
-      <w:pPr>
-        <w:spacing w:after="20" w:before="0"/>
-        <w:ind w:left="280"/>
-      </w:pPr>
-      <w:r>
-        <w:rPr>
-          <w:rFonts w:ascii="맑은 고딕" w:cs="맑은 고딕" w:eastAsia="맑은 고딕" w:hAnsi="맑은 고딕"/>
-          <w:sz w:val="20"/>
-          <w:szCs w:val="20"/>
-        </w:rPr>
-        <w:t xml:space="preserve">펌프차 ─ 65mm 간선 ─ [분기점] ─ 65×40 Y형 분기금구 ┬ 40mm 지선 ─ 40mm 관창</w:t>
-      </w:r>
-    </w:p>
-    <w:p>
-      <w:pPr>
-        <w:spacing w:after="20" w:before="0"/>
-        <w:ind w:left="280"/>
-      </w:pPr>
-      <w:r>
-        <w:rPr>
-          <w:rFonts w:ascii="맑은 고딕" w:cs="맑은 고딕" w:eastAsia="맑은 고딕" w:hAnsi="맑은 고딕"/>
-          <w:sz w:val="20"/>
-          <w:szCs w:val="20"/>
-        </w:rPr>
-        <w:t xml:space="preserve">                                                    └ 40mm 지선 ─ 40mm 관창</w:t>
+      <w:r>
+        <w:rPr>
+          <w:rFonts w:ascii="맑은 고딕" w:cs="맑은 고딕" w:eastAsia="맑은 고딕" w:hAnsi="맑은 고딕"/>
+          <w:sz w:val="20"/>
+          <w:szCs w:val="20"/>
+        </w:rPr>
+        <w:t xml:space="preserve"> : 전개전술 ③ 또는 ④의 분기점을 화재 진행에 따라 앞으로 이동시키는 방식</w:t>
       </w:r>
     </w:p>
     <w:p>
@@ -6218,7 +6956,7 @@
           <w:sz w:val="20"/>
           <w:szCs w:val="20"/>
         </w:rPr>
-        <w:t xml:space="preserve"> : 전개거리 50~200m. 화점이 건물 내부 깊은 곳에 있는 일반적인 경우</w:t>
+        <w:t xml:space="preserve"> : 지선이 50m를 넘어가거나, 화점이 더 깊은 곳으로 이동한 경우</w:t>
       </w:r>
     </w:p>
     <w:p>
@@ -6247,7 +6985,7 @@
           <w:sz w:val="20"/>
           <w:szCs w:val="20"/>
         </w:rPr>
-        <w:t xml:space="preserve">1. 65mm 간선을 진입구에서 화점 방향으로 30~50m 지점까지 전개한다</w:t>
+        <w:t xml:space="preserve">1. 새 분기점 위치를 먼저 선정한다</w:t>
       </w:r>
     </w:p>
     <w:p>
@@ -6261,7 +6999,7 @@
           <w:sz w:val="20"/>
           <w:szCs w:val="20"/>
         </w:rPr>
-        <w:t xml:space="preserve">2. 그 지점에 분기점을 설치하고 Y형 분기금구(Y커플링)를 연결한다</w:t>
+        <w:t xml:space="preserve">2. 여유 간선(65mm 2본 이상)을 미리 그 지점까지 전개한다</w:t>
       </w:r>
     </w:p>
     <w:p>
@@ -6275,7 +7013,7 @@
           <w:sz w:val="20"/>
           <w:szCs w:val="20"/>
         </w:rPr>
-        <w:t xml:space="preserve">3. 분기금구 양쪽에 40mm 지선을 각각 30m 이내로 전개한다</w:t>
+        <w:t xml:space="preserve">3. 지선 1선을 잠그고 새 분기점으로 옮긴다</w:t>
       </w:r>
     </w:p>
     <w:p>
@@ -6289,64 +7027,21 @@
           <w:sz w:val="20"/>
           <w:szCs w:val="20"/>
         </w:rPr>
-        <w:t xml:space="preserve">4. 두 지선을 서로 다른 통로에 배치한다</w:t>
-      </w:r>
-    </w:p>
-    <w:p>
-      <w:pPr>
-        <w:spacing w:after="60" w:before="180"/>
-      </w:pPr>
-      <w:r>
-        <w:rPr>
-          <w:rFonts w:ascii="맑은 고딕" w:cs="맑은 고딕" w:eastAsia="맑은 고딕" w:hAnsi="맑은 고딕"/>
-          <w:b/>
-          <w:bCs/>
-          <w:sz w:val="20"/>
-          <w:szCs w:val="20"/>
-        </w:rPr>
-        <w:t xml:space="preserve">이점</w:t>
-      </w:r>
-    </w:p>
-    <w:p>
-      <w:pPr>
-        <w:spacing w:after="40" w:before="0"/>
-        <w:ind w:left="280" w:hanging="200"/>
-      </w:pPr>
-      <w:r>
-        <w:rPr>
-          <w:rFonts w:ascii="맑은 고딕" w:cs="맑은 고딕" w:eastAsia="맑은 고딕" w:hAnsi="맑은 고딕"/>
-          <w:sz w:val="20"/>
-          <w:szCs w:val="20"/>
-        </w:rPr>
-        <w:t xml:space="preserve">▪40mm이 부담하는 거리가 30m로 줄어든다. 200m를 40mm 단선으로 보내면 마찰손실만 약 9.5 kgf/㎠이지만, 간선-지선으로 나누면 약 4.9 kgf/㎠로 줄어 펌프 부담이 실용 범위 안에 들어온다</w:t>
-      </w:r>
-    </w:p>
-    <w:p>
-      <w:pPr>
-        <w:spacing w:after="40" w:before="0"/>
-        <w:ind w:left="280" w:hanging="200"/>
-      </w:pPr>
-      <w:r>
-        <w:rPr>
-          <w:rFonts w:ascii="맑은 고딕" w:cs="맑은 고딕" w:eastAsia="맑은 고딕" w:hAnsi="맑은 고딕"/>
-          <w:sz w:val="20"/>
-          <w:szCs w:val="20"/>
-        </w:rPr>
-        <w:t xml:space="preserve">▪관창 2개를 유지하면서도 거리를 확보할 수 있다</w:t>
-      </w:r>
-    </w:p>
-    <w:p>
-      <w:pPr>
-        <w:spacing w:after="40" w:before="0"/>
-        <w:ind w:left="280" w:hanging="200"/>
-      </w:pPr>
-      <w:r>
-        <w:rPr>
-          <w:rFonts w:ascii="맑은 고딕" w:cs="맑은 고딕" w:eastAsia="맑은 고딕" w:hAnsi="맑은 고딕"/>
-          <w:sz w:val="20"/>
-          <w:szCs w:val="20"/>
-        </w:rPr>
-        <w:t xml:space="preserve">▪분기점이 전진기지 역할을 한다. 지선 추가·교체, 인원 기록, 철수 집결이 한 지점에서 이루어진다</w:t>
+        <w:t xml:space="preserve">4. 옮긴 지선을 개방하여 방수를 확인한 후, 나머지 지선을 옮긴다</w:t>
+      </w:r>
+    </w:p>
+    <w:p>
+      <w:pPr>
+        <w:spacing w:after="40"/>
+        <w:ind w:left="280" w:hanging="200"/>
+      </w:pPr>
+      <w:r>
+        <w:rPr>
+          <w:rFonts w:ascii="맑은 고딕" w:cs="맑은 고딕" w:eastAsia="맑은 고딕" w:hAnsi="맑은 고딕"/>
+          <w:sz w:val="20"/>
+          <w:szCs w:val="20"/>
+        </w:rPr>
+        <w:t xml:space="preserve">5. 구 분기점 장비를 회수한다</w:t>
       </w:r>
     </w:p>
     <w:p>
@@ -6362,15 +7057,15 @@
           <w:sz w:val="20"/>
           <w:szCs w:val="20"/>
         </w:rPr>
-        <w:t xml:space="preserve">한계</w:t>
-      </w:r>
-      <w:r>
-        <w:rPr>
-          <w:rFonts w:ascii="맑은 고딕" w:cs="맑은 고딕" w:eastAsia="맑은 고딕" w:hAnsi="맑은 고딕"/>
-          <w:sz w:val="20"/>
-          <w:szCs w:val="20"/>
-        </w:rPr>
-        <w:t xml:space="preserve"> : 간선 1선에 모든 것이 의존하므로, 간선이 손상되면 두 지선이 동시에 정지한다</w:t>
+        <w:t xml:space="preserve">원칙</w:t>
+      </w:r>
+      <w:r>
+        <w:rPr>
+          <w:rFonts w:ascii="맑은 고딕" w:cs="맑은 고딕" w:eastAsia="맑은 고딕" w:hAnsi="맑은 고딕"/>
+          <w:sz w:val="20"/>
+          <w:szCs w:val="20"/>
+        </w:rPr>
+        <w:t xml:space="preserve"> : 지선을 동시에 옮기지 않는다. 동시에 옮기면 그 시간 동안 해당 구역의 방수가 완전히 중단되고, 그 사이 화재가 회복한다</w:t>
       </w:r>
     </w:p>
     <w:p>
@@ -6386,7 +7081,7 @@
           <w:sz w:val="22"/>
           <w:szCs w:val="22"/>
         </w:rPr>
-        <w:t xml:space="preserve">□ 전개전술 ④ 복합 분기 전개 (65mm 대량방수 + 40mm 2선 동시)</w:t>
+        <w:t xml:space="preserve">□ 전개전술 ⑥ 연결송수관 연계 전개</w:t>
       </w:r>
     </w:p>
     <w:p>
@@ -6397,19 +7092,6 @@
       <w:r>
         <w:rPr>
           <w:rFonts w:ascii="맑은 고딕" w:cs="맑은 고딕" w:eastAsia="맑은 고딕" w:hAnsi="맑은 고딕"/>
-          <w:sz w:val="20"/>
-          <w:szCs w:val="20"/>
-        </w:rPr>
-        <w:t xml:space="preserve">하나의 간선에서 대량방수와 기동방수를 동시에 얻는 구성이다.</w:t>
-      </w:r>
-    </w:p>
-    <w:p>
-      <w:pPr>
-        <w:spacing w:after="60" w:before="180"/>
-      </w:pPr>
-      <w:r>
-        <w:rPr>
-          <w:rFonts w:ascii="맑은 고딕" w:cs="맑은 고딕" w:eastAsia="맑은 고딕" w:hAnsi="맑은 고딕"/>
           <w:b/>
           <w:bCs/>
           <w:sz w:val="20"/>
@@ -6417,61 +7099,13 @@
         </w:rPr>
         <w:t xml:space="preserve">구성</w:t>
       </w:r>
-    </w:p>
-    <w:p>
-      <w:pPr>
-        <w:spacing w:after="20" w:before="0"/>
-        <w:ind w:left="280"/>
-      </w:pPr>
-      <w:r>
-        <w:rPr>
-          <w:rFonts w:ascii="맑은 고딕" w:cs="맑은 고딕" w:eastAsia="맑은 고딕" w:hAnsi="맑은 고딕"/>
-          <w:sz w:val="20"/>
-          <w:szCs w:val="20"/>
-        </w:rPr>
-        <w:t xml:space="preserve">펌프차 ─ 65mm 간선 ─ [분기점] ─ 65×65 Y형 분기금구</w:t>
-      </w:r>
-    </w:p>
-    <w:p>
-      <w:pPr>
-        <w:spacing w:after="20" w:before="0"/>
-        <w:ind w:left="280"/>
-      </w:pPr>
-      <w:r>
-        <w:rPr>
-          <w:rFonts w:ascii="맑은 고딕" w:cs="맑은 고딕" w:eastAsia="맑은 고딕" w:hAnsi="맑은 고딕"/>
-          <w:sz w:val="20"/>
-          <w:szCs w:val="20"/>
-        </w:rPr>
-        <w:t xml:space="preserve">                                    ├─ 65mm 호스 ─ 65mm 관창 (대량방수 / 방수총)</w:t>
-      </w:r>
-    </w:p>
-    <w:p>
-      <w:pPr>
-        <w:spacing w:after="20" w:before="0"/>
-        <w:ind w:left="280"/>
-      </w:pPr>
-      <w:r>
-        <w:rPr>
-          <w:rFonts w:ascii="맑은 고딕" w:cs="맑은 고딕" w:eastAsia="맑은 고딕" w:hAnsi="맑은 고딕"/>
-          <w:sz w:val="20"/>
-          <w:szCs w:val="20"/>
-        </w:rPr>
-        <w:t xml:space="preserve">                                    └─ 65mm 호스 ─ 40×40 Y형 분기금구 ┬ 40mm 관창</w:t>
-      </w:r>
-    </w:p>
-    <w:p>
-      <w:pPr>
-        <w:spacing w:after="20" w:before="0"/>
-        <w:ind w:left="280"/>
-      </w:pPr>
-      <w:r>
-        <w:rPr>
-          <w:rFonts w:ascii="맑은 고딕" w:cs="맑은 고딕" w:eastAsia="맑은 고딕" w:hAnsi="맑은 고딕"/>
-          <w:sz w:val="20"/>
-          <w:szCs w:val="20"/>
-        </w:rPr>
-        <w:t xml:space="preserve">                                                                      └ 40mm 관창</w:t>
+      <w:r>
+        <w:rPr>
+          <w:rFonts w:ascii="맑은 고딕" w:cs="맑은 고딕" w:eastAsia="맑은 고딕" w:hAnsi="맑은 고딕"/>
+          <w:sz w:val="20"/>
+          <w:szCs w:val="20"/>
+        </w:rPr>
+        <w:t xml:space="preserve"> : 연결송수관 송수구 가압 → 건물 내 방수구에서 호스 전개</w:t>
       </w:r>
     </w:p>
     <w:p>
@@ -6495,7 +7129,7 @@
           <w:sz w:val="20"/>
           <w:szCs w:val="20"/>
         </w:rPr>
-        <w:t xml:space="preserve"> : 화점 구역이 넓거나 상부까지 연소가 진행되어, 대량방수와 근접 공격을 동시에 해야 하는 경우</w:t>
+        <w:t xml:space="preserve"> : 연결송수관이 설치된 창고. 진입구에서 화점까지의 거리가 긴 경우</w:t>
       </w:r>
     </w:p>
     <w:p>
@@ -6524,7 +7158,7 @@
           <w:sz w:val="20"/>
           <w:szCs w:val="20"/>
         </w:rPr>
-        <w:t xml:space="preserve">1. 65mm 간선을 분기점까지 전개한다</w:t>
+        <w:t xml:space="preserve">1. 송수구에 급수한다. 송수 급수는 공격 급수와 분리된 수원에서 공급한다</w:t>
       </w:r>
     </w:p>
     <w:p>
@@ -6538,7 +7172,7 @@
           <w:sz w:val="20"/>
           <w:szCs w:val="20"/>
         </w:rPr>
-        <w:t xml:space="preserve">2. 65×65 Y형 분기금구를 연결한다</w:t>
+        <w:t xml:space="preserve">2. 화점에 가장 가까운 방수구를 선정한다</w:t>
       </w:r>
     </w:p>
     <w:p>
@@ -6552,7 +7186,7 @@
           <w:sz w:val="20"/>
           <w:szCs w:val="20"/>
         </w:rPr>
-        <w:t xml:space="preserve">3. 한쪽은 65mm 호스를 연장하여 65mm 관창 또는 무인방수총을 설치한다. 통로 축을 따라 화점 방향으로 대량방수한다</w:t>
+        <w:t xml:space="preserve">3. 방수구에서 40mm 또는 65mm 호스를 전개한다</w:t>
       </w:r>
     </w:p>
     <w:p>
@@ -6566,151 +7200,7 @@
           <w:sz w:val="20"/>
           <w:szCs w:val="20"/>
         </w:rPr>
-        <w:t xml:space="preserve">4. 다른 쪽은 65mm 호스를 연장한 뒤 40×40 Y형 분기금구를 연결하여 40mm 관창 2개를 전개한다</w:t>
-      </w:r>
-    </w:p>
-    <w:p>
-      <w:pPr>
-        <w:spacing w:after="40"/>
-        <w:ind w:left="280" w:hanging="200"/>
-      </w:pPr>
-      <w:r>
-        <w:rPr>
-          <w:rFonts w:ascii="맑은 고딕" w:cs="맑은 고딕" w:eastAsia="맑은 고딕" w:hAnsi="맑은 고딕"/>
-          <w:sz w:val="20"/>
-          <w:szCs w:val="20"/>
-        </w:rPr>
-        <w:t xml:space="preserve">5. 40mm 2선은 랙 사이 통로로 들어가 근접 공격과 대원 엄호를 담당한다</w:t>
-      </w:r>
-    </w:p>
-    <w:p>
-      <w:pPr>
-        <w:spacing w:after="60" w:before="180"/>
-      </w:pPr>
-      <w:r>
-        <w:rPr>
-          <w:rFonts w:ascii="맑은 고딕" w:cs="맑은 고딕" w:eastAsia="맑은 고딕" w:hAnsi="맑은 고딕"/>
-          <w:b/>
-          <w:bCs/>
-          <w:sz w:val="20"/>
-          <w:szCs w:val="20"/>
-        </w:rPr>
-        <w:t xml:space="preserve">이점</w:t>
-      </w:r>
-    </w:p>
-    <w:p>
-      <w:pPr>
-        <w:spacing w:after="40" w:before="0"/>
-        <w:ind w:left="280" w:hanging="200"/>
-      </w:pPr>
-      <w:r>
-        <w:rPr>
-          <w:rFonts w:ascii="맑은 고딕" w:cs="맑은 고딕" w:eastAsia="맑은 고딕" w:hAnsi="맑은 고딕"/>
-          <w:sz w:val="20"/>
-          <w:szCs w:val="20"/>
-        </w:rPr>
-        <w:t xml:space="preserve">▪대형 물류창고의 화재는 하나의 관창으로 감당할 수 없는 규모와, 관창을 밀어 넣어야만 닿는 위치가 동시에 존재한다. 이 구성은 두 요구를 하나의 간선으로 충족한다</w:t>
-      </w:r>
-    </w:p>
-    <w:p>
-      <w:pPr>
-        <w:spacing w:after="40" w:before="0"/>
-        <w:ind w:left="280" w:hanging="200"/>
-      </w:pPr>
-      <w:r>
-        <w:rPr>
-          <w:rFonts w:ascii="맑은 고딕" w:cs="맑은 고딕" w:eastAsia="맑은 고딕" w:hAnsi="맑은 고딕"/>
-          <w:sz w:val="20"/>
-          <w:szCs w:val="20"/>
-        </w:rPr>
-        <w:t xml:space="preserve">▪65mm 관창은 상부 화염과 통로 정면을, 40mm 2선은 랙 하단과 적재물 심부를 담당한다. 지상 관창으로 닿지 않는 높이는 대구경 관창의 압력으로 보완한다</w:t>
-      </w:r>
-    </w:p>
-    <w:p>
-      <w:pPr>
-        <w:spacing w:after="40" w:before="0"/>
-        <w:ind w:left="280" w:hanging="200"/>
-      </w:pPr>
-      <w:r>
-        <w:rPr>
-          <w:rFonts w:ascii="맑은 고딕" w:cs="맑은 고딕" w:eastAsia="맑은 고딕" w:hAnsi="맑은 고딕"/>
-          <w:sz w:val="20"/>
-          <w:szCs w:val="20"/>
-        </w:rPr>
-        <w:t xml:space="preserve">▪대량방수가 필요 없어지면 65mm 쪽을 잠그고 40mm 쪽에 압력을 집중시킬 수 있어, 전개를 바꾸지 않고 방수량을 조절할 수 있다</w:t>
-      </w:r>
-    </w:p>
-    <w:p>
-      <w:pPr>
-        <w:spacing w:after="60" w:before="180"/>
-      </w:pPr>
-      <w:r>
-        <w:rPr>
-          <w:rFonts w:ascii="맑은 고딕" w:cs="맑은 고딕" w:eastAsia="맑은 고딕" w:hAnsi="맑은 고딕"/>
-          <w:b/>
-          <w:bCs/>
-          <w:sz w:val="20"/>
-          <w:szCs w:val="20"/>
-        </w:rPr>
-        <w:t xml:space="preserve">운용 시 주의</w:t>
-      </w:r>
-    </w:p>
-    <w:p>
-      <w:pPr>
-        <w:spacing w:after="40" w:before="0"/>
-        <w:ind w:left="280" w:hanging="200"/>
-      </w:pPr>
-      <w:r>
-        <w:rPr>
-          <w:rFonts w:ascii="맑은 고딕" w:cs="맑은 고딕" w:eastAsia="맑은 고딕" w:hAnsi="맑은 고딕"/>
-          <w:sz w:val="20"/>
-          <w:szCs w:val="20"/>
-        </w:rPr>
-        <w:t xml:space="preserve">▪세 관창을 동시에 최대로 열지 않는다. 간선 1선의 공급량을 초과하면 세 관창이 모두 약해진다. 통상 65mm 관창 개방 시 40mm 1선을 잠근다</w:t>
-      </w:r>
-    </w:p>
-    <w:p>
-      <w:pPr>
-        <w:spacing w:after="40" w:before="0"/>
-        <w:ind w:left="280" w:hanging="200"/>
-      </w:pPr>
-      <w:r>
-        <w:rPr>
-          <w:rFonts w:ascii="맑은 고딕" w:cs="맑은 고딕" w:eastAsia="맑은 고딕" w:hAnsi="맑은 고딕"/>
-          <w:sz w:val="20"/>
-          <w:szCs w:val="20"/>
-        </w:rPr>
-        <w:t xml:space="preserve">▪분기금구의 개방·폐쇄는 분기점 담당이 일괄 조작한다. 관창수가 임의로 조작하면 다른 관창의 압력이 급변한다</w:t>
-      </w:r>
-    </w:p>
-    <w:p>
-      <w:pPr>
-        <w:spacing w:after="40" w:before="0"/>
-        <w:ind w:left="280" w:hanging="200"/>
-      </w:pPr>
-      <w:r>
-        <w:rPr>
-          <w:rFonts w:ascii="맑은 고딕" w:cs="맑은 고딕" w:eastAsia="맑은 고딕" w:hAnsi="맑은 고딕"/>
-          <w:sz w:val="20"/>
-          <w:szCs w:val="20"/>
-        </w:rPr>
-        <w:t xml:space="preserve">▪간선을 2선으로 병행 전개하면 같은 거리에서 마찰손실이 4분의 1로 줄어든다. 소방력에 여유가 있으면 간선 2선을 우선 검토한다</w:t>
-      </w:r>
-    </w:p>
-    <w:p>
-      <w:pPr>
-        <w:pStyle w:val="Heading3"/>
-        <w:spacing w:after="100" w:before="260"/>
-      </w:pPr>
-      <w:r>
-        <w:rPr>
-          <w:rFonts w:ascii="맑은 고딕" w:cs="맑은 고딕" w:eastAsia="맑은 고딕" w:hAnsi="맑은 고딕"/>
-          <w:b/>
-          <w:bCs/>
-          <w:sz w:val="22"/>
-          <w:szCs w:val="22"/>
-        </w:rPr>
-        <w:t xml:space="preserve">□ 전개전술 ⑤ 분기점 전진 전개</w:t>
+        <w:t xml:space="preserve">4. 전개 전에 방수구를 짧게 열어 이물질과 공기를 배출한다</w:t>
       </w:r>
     </w:p>
     <w:p>
@@ -6726,39 +7216,15 @@
           <w:sz w:val="20"/>
           <w:szCs w:val="20"/>
         </w:rPr>
-        <w:t xml:space="preserve">구성</w:t>
-      </w:r>
-      <w:r>
-        <w:rPr>
-          <w:rFonts w:ascii="맑은 고딕" w:cs="맑은 고딕" w:eastAsia="맑은 고딕" w:hAnsi="맑은 고딕"/>
-          <w:sz w:val="20"/>
-          <w:szCs w:val="20"/>
-        </w:rPr>
-        <w:t xml:space="preserve"> : 전개전술 ③ 또는 ④의 분기점을 화재 진행에 따라 앞으로 이동시키는 방식</w:t>
-      </w:r>
-    </w:p>
-    <w:p>
-      <w:pPr>
-        <w:spacing w:after="120"/>
-        <w:jc w:val="both"/>
-      </w:pPr>
-      <w:r>
-        <w:rPr>
-          <w:rFonts w:ascii="맑은 고딕" w:cs="맑은 고딕" w:eastAsia="맑은 고딕" w:hAnsi="맑은 고딕"/>
-          <w:b/>
-          <w:bCs/>
-          <w:sz w:val="20"/>
-          <w:szCs w:val="20"/>
-        </w:rPr>
-        <w:t xml:space="preserve">적용</w:t>
-      </w:r>
-      <w:r>
-        <w:rPr>
-          <w:rFonts w:ascii="맑은 고딕" w:cs="맑은 고딕" w:eastAsia="맑은 고딕" w:hAnsi="맑은 고딕"/>
-          <w:sz w:val="20"/>
-          <w:szCs w:val="20"/>
-        </w:rPr>
-        <w:t xml:space="preserve"> : 지선이 50m를 넘어가거나, 화점이 더 깊은 곳으로 이동한 경우</w:t>
+        <w:t xml:space="preserve">이점</w:t>
+      </w:r>
+      <w:r>
+        <w:rPr>
+          <w:rFonts w:ascii="맑은 고딕" w:cs="맑은 고딕" w:eastAsia="맑은 고딕" w:hAnsi="맑은 고딕"/>
+          <w:sz w:val="20"/>
+          <w:szCs w:val="20"/>
+        </w:rPr>
+        <w:t xml:space="preserve"> : 펌프차부터 이어지는 전개거리를 크게 단축하여 마찰손실 문제를 사실상 해소한다</w:t>
       </w:r>
     </w:p>
     <w:p>
@@ -6773,274 +7239,6 @@
           <w:sz w:val="20"/>
           <w:szCs w:val="20"/>
         </w:rPr>
-        <w:t xml:space="preserve">방법</w:t>
-      </w:r>
-    </w:p>
-    <w:p>
-      <w:pPr>
-        <w:spacing w:after="40"/>
-        <w:ind w:left="280" w:hanging="200"/>
-      </w:pPr>
-      <w:r>
-        <w:rPr>
-          <w:rFonts w:ascii="맑은 고딕" w:cs="맑은 고딕" w:eastAsia="맑은 고딕" w:hAnsi="맑은 고딕"/>
-          <w:sz w:val="20"/>
-          <w:szCs w:val="20"/>
-        </w:rPr>
-        <w:t xml:space="preserve">1. 새 분기점 위치를 먼저 선정한다</w:t>
-      </w:r>
-    </w:p>
-    <w:p>
-      <w:pPr>
-        <w:spacing w:after="40"/>
-        <w:ind w:left="280" w:hanging="200"/>
-      </w:pPr>
-      <w:r>
-        <w:rPr>
-          <w:rFonts w:ascii="맑은 고딕" w:cs="맑은 고딕" w:eastAsia="맑은 고딕" w:hAnsi="맑은 고딕"/>
-          <w:sz w:val="20"/>
-          <w:szCs w:val="20"/>
-        </w:rPr>
-        <w:t xml:space="preserve">2. 여유 간선(65mm 2본 이상)을 미리 그 지점까지 전개한다</w:t>
-      </w:r>
-    </w:p>
-    <w:p>
-      <w:pPr>
-        <w:spacing w:after="40"/>
-        <w:ind w:left="280" w:hanging="200"/>
-      </w:pPr>
-      <w:r>
-        <w:rPr>
-          <w:rFonts w:ascii="맑은 고딕" w:cs="맑은 고딕" w:eastAsia="맑은 고딕" w:hAnsi="맑은 고딕"/>
-          <w:sz w:val="20"/>
-          <w:szCs w:val="20"/>
-        </w:rPr>
-        <w:t xml:space="preserve">3. 지선 1선을 잠그고 새 분기점으로 옮긴다</w:t>
-      </w:r>
-    </w:p>
-    <w:p>
-      <w:pPr>
-        <w:spacing w:after="40"/>
-        <w:ind w:left="280" w:hanging="200"/>
-      </w:pPr>
-      <w:r>
-        <w:rPr>
-          <w:rFonts w:ascii="맑은 고딕" w:cs="맑은 고딕" w:eastAsia="맑은 고딕" w:hAnsi="맑은 고딕"/>
-          <w:sz w:val="20"/>
-          <w:szCs w:val="20"/>
-        </w:rPr>
-        <w:t xml:space="preserve">4. 옮긴 지선을 개방하여 방수를 확인한 후, 나머지 지선을 옮긴다</w:t>
-      </w:r>
-    </w:p>
-    <w:p>
-      <w:pPr>
-        <w:spacing w:after="40"/>
-        <w:ind w:left="280" w:hanging="200"/>
-      </w:pPr>
-      <w:r>
-        <w:rPr>
-          <w:rFonts w:ascii="맑은 고딕" w:cs="맑은 고딕" w:eastAsia="맑은 고딕" w:hAnsi="맑은 고딕"/>
-          <w:sz w:val="20"/>
-          <w:szCs w:val="20"/>
-        </w:rPr>
-        <w:t xml:space="preserve">5. 구 분기점 장비를 회수한다</w:t>
-      </w:r>
-    </w:p>
-    <w:p>
-      <w:pPr>
-        <w:spacing w:after="120"/>
-        <w:jc w:val="both"/>
-      </w:pPr>
-      <w:r>
-        <w:rPr>
-          <w:rFonts w:ascii="맑은 고딕" w:cs="맑은 고딕" w:eastAsia="맑은 고딕" w:hAnsi="맑은 고딕"/>
-          <w:b/>
-          <w:bCs/>
-          <w:sz w:val="20"/>
-          <w:szCs w:val="20"/>
-        </w:rPr>
-        <w:t xml:space="preserve">원칙</w:t>
-      </w:r>
-      <w:r>
-        <w:rPr>
-          <w:rFonts w:ascii="맑은 고딕" w:cs="맑은 고딕" w:eastAsia="맑은 고딕" w:hAnsi="맑은 고딕"/>
-          <w:sz w:val="20"/>
-          <w:szCs w:val="20"/>
-        </w:rPr>
-        <w:t xml:space="preserve"> : 지선을 동시에 옮기지 않는다. 동시에 옮기면 그 시간 동안 해당 구역의 방수가 완전히 중단되고, 그 사이 화재가 회복한다</w:t>
-      </w:r>
-    </w:p>
-    <w:p>
-      <w:pPr>
-        <w:pStyle w:val="Heading3"/>
-        <w:spacing w:after="100" w:before="260"/>
-      </w:pPr>
-      <w:r>
-        <w:rPr>
-          <w:rFonts w:ascii="맑은 고딕" w:cs="맑은 고딕" w:eastAsia="맑은 고딕" w:hAnsi="맑은 고딕"/>
-          <w:b/>
-          <w:bCs/>
-          <w:sz w:val="22"/>
-          <w:szCs w:val="22"/>
-        </w:rPr>
-        <w:t xml:space="preserve">□ 전개전술 ⑥ 연결송수관 연계 전개</w:t>
-      </w:r>
-    </w:p>
-    <w:p>
-      <w:pPr>
-        <w:spacing w:after="120"/>
-        <w:jc w:val="both"/>
-      </w:pPr>
-      <w:r>
-        <w:rPr>
-          <w:rFonts w:ascii="맑은 고딕" w:cs="맑은 고딕" w:eastAsia="맑은 고딕" w:hAnsi="맑은 고딕"/>
-          <w:b/>
-          <w:bCs/>
-          <w:sz w:val="20"/>
-          <w:szCs w:val="20"/>
-        </w:rPr>
-        <w:t xml:space="preserve">구성</w:t>
-      </w:r>
-      <w:r>
-        <w:rPr>
-          <w:rFonts w:ascii="맑은 고딕" w:cs="맑은 고딕" w:eastAsia="맑은 고딕" w:hAnsi="맑은 고딕"/>
-          <w:sz w:val="20"/>
-          <w:szCs w:val="20"/>
-        </w:rPr>
-        <w:t xml:space="preserve"> : 연결송수관 송수구 가압 → 건물 내 방수구에서 호스 전개</w:t>
-      </w:r>
-    </w:p>
-    <w:p>
-      <w:pPr>
-        <w:spacing w:after="120"/>
-        <w:jc w:val="both"/>
-      </w:pPr>
-      <w:r>
-        <w:rPr>
-          <w:rFonts w:ascii="맑은 고딕" w:cs="맑은 고딕" w:eastAsia="맑은 고딕" w:hAnsi="맑은 고딕"/>
-          <w:b/>
-          <w:bCs/>
-          <w:sz w:val="20"/>
-          <w:szCs w:val="20"/>
-        </w:rPr>
-        <w:t xml:space="preserve">적용</w:t>
-      </w:r>
-      <w:r>
-        <w:rPr>
-          <w:rFonts w:ascii="맑은 고딕" w:cs="맑은 고딕" w:eastAsia="맑은 고딕" w:hAnsi="맑은 고딕"/>
-          <w:sz w:val="20"/>
-          <w:szCs w:val="20"/>
-        </w:rPr>
-        <w:t xml:space="preserve"> : 연결송수관이 설치된 창고. 진입구에서 화점까지의 거리가 긴 경우</w:t>
-      </w:r>
-    </w:p>
-    <w:p>
-      <w:pPr>
-        <w:spacing w:after="60" w:before="180"/>
-      </w:pPr>
-      <w:r>
-        <w:rPr>
-          <w:rFonts w:ascii="맑은 고딕" w:cs="맑은 고딕" w:eastAsia="맑은 고딕" w:hAnsi="맑은 고딕"/>
-          <w:b/>
-          <w:bCs/>
-          <w:sz w:val="20"/>
-          <w:szCs w:val="20"/>
-        </w:rPr>
-        <w:t xml:space="preserve">방법</w:t>
-      </w:r>
-    </w:p>
-    <w:p>
-      <w:pPr>
-        <w:spacing w:after="40"/>
-        <w:ind w:left="280" w:hanging="200"/>
-      </w:pPr>
-      <w:r>
-        <w:rPr>
-          <w:rFonts w:ascii="맑은 고딕" w:cs="맑은 고딕" w:eastAsia="맑은 고딕" w:hAnsi="맑은 고딕"/>
-          <w:sz w:val="20"/>
-          <w:szCs w:val="20"/>
-        </w:rPr>
-        <w:t xml:space="preserve">1. 송수구에 급수한다. 송수 급수는 공격 급수와 분리된 수원에서 공급한다</w:t>
-      </w:r>
-    </w:p>
-    <w:p>
-      <w:pPr>
-        <w:spacing w:after="40"/>
-        <w:ind w:left="280" w:hanging="200"/>
-      </w:pPr>
-      <w:r>
-        <w:rPr>
-          <w:rFonts w:ascii="맑은 고딕" w:cs="맑은 고딕" w:eastAsia="맑은 고딕" w:hAnsi="맑은 고딕"/>
-          <w:sz w:val="20"/>
-          <w:szCs w:val="20"/>
-        </w:rPr>
-        <w:t xml:space="preserve">2. 화점에 가장 가까운 방수구를 선정한다</w:t>
-      </w:r>
-    </w:p>
-    <w:p>
-      <w:pPr>
-        <w:spacing w:after="40"/>
-        <w:ind w:left="280" w:hanging="200"/>
-      </w:pPr>
-      <w:r>
-        <w:rPr>
-          <w:rFonts w:ascii="맑은 고딕" w:cs="맑은 고딕" w:eastAsia="맑은 고딕" w:hAnsi="맑은 고딕"/>
-          <w:sz w:val="20"/>
-          <w:szCs w:val="20"/>
-        </w:rPr>
-        <w:t xml:space="preserve">3. 방수구에서 40mm 또는 65mm 호스를 전개한다</w:t>
-      </w:r>
-    </w:p>
-    <w:p>
-      <w:pPr>
-        <w:spacing w:after="40"/>
-        <w:ind w:left="280" w:hanging="200"/>
-      </w:pPr>
-      <w:r>
-        <w:rPr>
-          <w:rFonts w:ascii="맑은 고딕" w:cs="맑은 고딕" w:eastAsia="맑은 고딕" w:hAnsi="맑은 고딕"/>
-          <w:sz w:val="20"/>
-          <w:szCs w:val="20"/>
-        </w:rPr>
-        <w:t xml:space="preserve">4. 전개 전에 방수구를 짧게 열어 이물질과 공기를 배출한다</w:t>
-      </w:r>
-    </w:p>
-    <w:p>
-      <w:pPr>
-        <w:spacing w:after="120"/>
-        <w:jc w:val="both"/>
-      </w:pPr>
-      <w:r>
-        <w:rPr>
-          <w:rFonts w:ascii="맑은 고딕" w:cs="맑은 고딕" w:eastAsia="맑은 고딕" w:hAnsi="맑은 고딕"/>
-          <w:b/>
-          <w:bCs/>
-          <w:sz w:val="20"/>
-          <w:szCs w:val="20"/>
-        </w:rPr>
-        <w:t xml:space="preserve">이점</w:t>
-      </w:r>
-      <w:r>
-        <w:rPr>
-          <w:rFonts w:ascii="맑은 고딕" w:cs="맑은 고딕" w:eastAsia="맑은 고딕" w:hAnsi="맑은 고딕"/>
-          <w:sz w:val="20"/>
-          <w:szCs w:val="20"/>
-        </w:rPr>
-        <w:t xml:space="preserve"> : 펌프차부터 이어지는 전개거리를 크게 단축하여 마찰손실 문제를 사실상 해소한다</w:t>
-      </w:r>
-    </w:p>
-    <w:p>
-      <w:pPr>
-        <w:spacing w:after="60" w:before="180"/>
-      </w:pPr>
-      <w:r>
-        <w:rPr>
-          <w:rFonts w:ascii="맑은 고딕" w:cs="맑은 고딕" w:eastAsia="맑은 고딕" w:hAnsi="맑은 고딕"/>
-          <w:b/>
-          <w:bCs/>
-          <w:sz w:val="20"/>
-          <w:szCs w:val="20"/>
-        </w:rPr>
         <w:t xml:space="preserve">주의</w:t>
       </w:r>
     </w:p>
@@ -7101,7 +7299,7 @@
           <w:sz w:val="20"/>
           <w:szCs w:val="20"/>
         </w:rPr>
-        <w:t xml:space="preserve">▪방수구의 설계 방수압력은 0.35 MPa 이상이지만 실제로는 이보다 낮게 나오는 경우가 많다. 낮은 압력에서도 유량이 확보되는 관창(봉상·고정유량)을 사용한다</w:t>
+        <w:t xml:space="preserve">▪방수구의 설계 방수압력은 0.35 MPa 이상이지만 실제로는 이보다 낮게 나오는 경우가 많다. 낮은 압력에서도 유량이 확보되는 고정유량 관창을 사용한다</w:t>
       </w:r>
     </w:p>
     <w:p>
@@ -9481,25 +9679,71 @@
           <w:sz w:val="20"/>
           <w:szCs w:val="20"/>
         </w:rPr>
-        <w:t xml:space="preserve">반동력은 관창 구경과 관창압력으로 결정되며 </w:t>
-      </w:r>
-      <w:r>
-        <w:rPr>
-          <w:rFonts w:ascii="맑은 고딕" w:cs="맑은 고딕" w:eastAsia="맑은 고딕" w:hAnsi="맑은 고딕"/>
-          <w:b/>
-          <w:bCs/>
-          <w:sz w:val="20"/>
-          <w:szCs w:val="20"/>
-        </w:rPr>
-        <w:t xml:space="preserve">R(kgf) ≒ 1.5 × d²(cm) × P(kgf/㎠)</w:t>
-      </w:r>
-      <w:r>
-        <w:rPr>
-          <w:rFonts w:ascii="맑은 고딕" w:cs="맑은 고딕" w:eastAsia="맑은 고딕" w:hAnsi="맑은 고딕"/>
-          <w:sz w:val="20"/>
-          <w:szCs w:val="20"/>
-        </w:rPr>
-        <w:t xml:space="preserve"> 로 어림한다. 13mm 관창을 5 kgf/㎠로 운용하면 약 13 kgf, 19mm 관창은 약 27 kgf이다.</w:t>
+        <w:t xml:space="preserve">반동력은 유량과 관창압력으로 정해진다. </w:t>
+      </w:r>
+      <w:r>
+        <w:rPr>
+          <w:rFonts w:ascii="맑은 고딕" w:cs="맑은 고딕" w:eastAsia="맑은 고딕" w:hAnsi="맑은 고딕"/>
+          <w:b/>
+          <w:bCs/>
+          <w:sz w:val="20"/>
+          <w:szCs w:val="20"/>
+        </w:rPr>
+        <w:t xml:space="preserve">R(kgf) ≒ 0.024 × Q(L/min) × √P(kgf/㎠)</w:t>
+      </w:r>
+      <w:r>
+        <w:rPr>
+          <w:rFonts w:ascii="맑은 고딕" w:cs="맑은 고딕" w:eastAsia="맑은 고딕" w:hAnsi="맑은 고딕"/>
+          <w:sz w:val="20"/>
+          <w:szCs w:val="20"/>
+        </w:rPr>
+        <w:t xml:space="preserve"> 로 어림한다. 40mm 350 L/min을 5 kgf/㎠로 직사 방수하면 약 19 kgf, 65mm 800 L/min이면 약 43 kgf이다.</w:t>
+      </w:r>
+    </w:p>
+    <w:p>
+      <w:pPr>
+        <w:spacing w:after="40" w:before="0"/>
+        <w:ind w:left="280" w:hanging="200"/>
+      </w:pPr>
+      <w:r>
+        <w:rPr>
+          <w:rFonts w:ascii="맑은 고딕" w:cs="맑은 고딕" w:eastAsia="맑은 고딕" w:hAnsi="맑은 고딕"/>
+          <w:sz w:val="20"/>
+          <w:szCs w:val="20"/>
+        </w:rPr>
+        <w:t xml:space="preserve">▪위 식은 </w:t>
+      </w:r>
+      <w:r>
+        <w:rPr>
+          <w:rFonts w:ascii="맑은 고딕" w:cs="맑은 고딕" w:eastAsia="맑은 고딕" w:hAnsi="맑은 고딕"/>
+          <w:b/>
+          <w:bCs/>
+          <w:sz w:val="20"/>
+          <w:szCs w:val="20"/>
+        </w:rPr>
+        <w:t xml:space="preserve">직사주수 기준</w:t>
+      </w:r>
+      <w:r>
+        <w:rPr>
+          <w:rFonts w:ascii="맑은 고딕" w:cs="맑은 고딕" w:eastAsia="맑은 고딕" w:hAnsi="맑은 고딕"/>
+          <w:sz w:val="20"/>
+          <w:szCs w:val="20"/>
+        </w:rPr>
+        <w:t xml:space="preserve">이며 분무각이 넓어질수록 축방향 반동은 작아진다. 반동이 가장 큰 순간은 직사로 전환할 때이다</w:t>
+      </w:r>
+    </w:p>
+    <w:p>
+      <w:pPr>
+        <w:spacing w:after="40" w:before="0"/>
+        <w:ind w:left="280" w:hanging="200"/>
+      </w:pPr>
+      <w:r>
+        <w:rPr>
+          <w:rFonts w:ascii="맑은 고딕" w:cs="맑은 고딕" w:eastAsia="맑은 고딕" w:hAnsi="맑은 고딕"/>
+          <w:sz w:val="20"/>
+          <w:szCs w:val="20"/>
+        </w:rPr>
+        <w:t xml:space="preserve">▪제원표에 이보다 낮은 값이 적혀 있으면 분무 위치에서 측정한 값일 수 있다. 측정 조건(주수 형태·유량·압력)을 함께 확인한다</w:t>
       </w:r>
     </w:p>
     <w:p>
@@ -9693,7 +9937,7 @@
                 <w:sz w:val="18"/>
                 <w:szCs w:val="18"/>
               </w:rPr>
-              <w:t xml:space="preserve">분무관창(5 kgf/㎠)</w:t>
+              <w:t xml:space="preserve">관창압력 5 kgf/㎠</w:t>
             </w:r>
           </w:p>
         </w:tc>
@@ -9721,7 +9965,23 @@
                 <w:sz w:val="18"/>
                 <w:szCs w:val="18"/>
               </w:rPr>
-              <w:t xml:space="preserve">봉상관창(3.5 kgf/㎠)</w:t>
+              <w:t xml:space="preserve">관창압력 3.5 kgf/㎠</w:t>
+            </w:r>
+          </w:p>
+          <w:p>
+            <w:pPr>
+              <w:spacing w:after="0" w:before="0"/>
+              <w:jc w:val="center"/>
+            </w:pPr>
+            <w:r>
+              <w:rPr>
+                <w:rFonts w:ascii="맑은 고딕" w:cs="맑은 고딕" w:eastAsia="맑은 고딕" w:hAnsi="맑은 고딕"/>
+                <w:b/>
+                <w:bCs/>
+                <w:sz w:val="18"/>
+                <w:szCs w:val="18"/>
+              </w:rPr>
+              <w:t xml:space="preserve">(저압형 보유 시)</w:t>
             </w:r>
           </w:p>
         </w:tc>
@@ -10176,7 +10436,7 @@
           <w:sz w:val="20"/>
           <w:szCs w:val="20"/>
         </w:rPr>
-        <w:t xml:space="preserve">▪장거리 전개와 대공간 방수에는 고정유량 관창 또는 봉상관창이 판단상 유리하다. 유량이 떨어지면 물줄기가 짧아져 대원이 알 수 있기 때문이다</w:t>
+        <w:t xml:space="preserve">▪장거리 전개와 대공간 방수에는 고정유량 관창이 판단상 유리하다. 유량이 떨어지면 물줄기가 짧아져 대원이 알 수 있기 때문이다</w:t>
       </w:r>
     </w:p>
     <w:p>
@@ -11581,7 +11841,7 @@
           <w:sz w:val="20"/>
           <w:szCs w:val="20"/>
         </w:rPr>
-        <w:t xml:space="preserve">봉상 방수 기준으로</w:t>
+        <w:t xml:space="preserve">직사주수 기준으로</w:t>
       </w:r>
       <w:r>
         <w:rPr>
@@ -11769,7 +12029,7 @@
           <w:sz w:val="20"/>
           <w:szCs w:val="20"/>
         </w:rPr>
-        <w:t xml:space="preserve">▪통로에서 대각선 위쪽으로, 랙 프레임과 프레임 사이를 통과하는 각도를 잡는다. 봉상 물줄기라야 이 각도로 상부까지 도달한다</w:t>
+        <w:t xml:space="preserve">▪통로에서 대각선 위쪽으로, 랙 프레임과 프레임 사이를 통과하는 각도를 잡는다. 직사주수라야 이 각도로 상부까지 도달한다</w:t>
       </w:r>
     </w:p>
     <w:p>
@@ -11859,7 +12119,7 @@
           <w:sz w:val="20"/>
           <w:szCs w:val="20"/>
         </w:rPr>
-        <w:t xml:space="preserve">구경과 관창 형태의 선택은 「Ⅰ-3. 관창 선택과 관창압력」에 따른다. 여기서는 대공간에서 달라지는 조작만 다룬다.</w:t>
+        <w:t xml:space="preserve">구경과 주수 형태의 선택은 「Ⅰ-3. 주수 형태 선택과 관창압력」에 따른다. 여기서는 대공간에서 달라지는 조작만 다룬다.</w:t>
       </w:r>
     </w:p>
     <w:p>
@@ -12344,7 +12604,7 @@
           <w:sz w:val="20"/>
           <w:szCs w:val="20"/>
         </w:rPr>
-        <w:t xml:space="preserve">▪물줄기가 통로를 따라 직진하므로 도달거리를 가장 길게 쓸 수 있다. 봉상 물줄기를 쓴다</w:t>
+        <w:t xml:space="preserve">▪물줄기가 통로를 따라 직진하므로 도달거리를 가장 길게 쓸 수 있다. 직사주수로 한다</w:t>
       </w:r>
     </w:p>
     <w:p>
@@ -13652,7 +13912,7 @@
           <w:sz w:val="20"/>
           <w:szCs w:val="20"/>
         </w:rPr>
-        <w:t xml:space="preserve">▪방수총도 봉상 팁이 도달거리와 침투에서 유리하다. 자동(정압) 방수총은 유량이 떨어져도 물줄기가 정상으로 보이므로, 도달 지점을 눈으로 확인하며 운용한다</w:t>
+        <w:t xml:space="preserve">▪방수총도 직사에 가까운 형태로 운용해야 도달거리를 쓸 수 있다. 넓은 분무는 대공간에서 화점까지 닿지 않는다. 자동(정압) 방수총은 유량이 떨어져도 물줄기가 정상으로 보이므로 도달 지점을 눈으로 확인하며 운용한다</w:t>
       </w:r>
     </w:p>
     <w:p>
@@ -22009,21 +22269,21 @@
           <w:sz w:val="20"/>
           <w:szCs w:val="20"/>
         </w:rPr>
-        <w:t xml:space="preserve">▪통전 경로가 되는 것은 끊기지 않고 이어진 물기둥이다. 봉상 방수는 물줄기가 연속되므로 통전 위험이 크고, 분무 방수는 물방울이 분리되어 위험이 낮다. 전기설비 인근에서는 분무로 전환하고, 봉상 방수가 불가피하면 훨씬 멀리 떨어진다</w:t>
-      </w:r>
-    </w:p>
-    <w:p>
-      <w:pPr>
-        <w:spacing w:after="40" w:before="0"/>
-        <w:ind w:left="280" w:hanging="200"/>
-      </w:pPr>
-      <w:r>
-        <w:rPr>
-          <w:rFonts w:ascii="맑은 고딕" w:cs="맑은 고딕" w:eastAsia="맑은 고딕" w:hAnsi="맑은 고딕"/>
-          <w:sz w:val="20"/>
-          <w:szCs w:val="20"/>
-        </w:rPr>
-        <w:t xml:space="preserve">▪절연유가 연소 중인 설비에 봉상 방수하지 않는다. 기름이 튀어 화재면이 확대된다</w:t>
+        <w:t xml:space="preserve">▪통전 경로가 되는 것은 끊기지 않고 이어진 물기둥이다. 직사주수는 물줄기가 연속되므로 통전 위험이 크고, 분무주수는 물방울이 분리되어 위험이 낮다. 전기설비 인근에서는 분무로 전환하고, 직사주수가 불가피하면 훨씬 멀리 떨어진다</w:t>
+      </w:r>
+    </w:p>
+    <w:p>
+      <w:pPr>
+        <w:spacing w:after="40" w:before="0"/>
+        <w:ind w:left="280" w:hanging="200"/>
+      </w:pPr>
+      <w:r>
+        <w:rPr>
+          <w:rFonts w:ascii="맑은 고딕" w:cs="맑은 고딕" w:eastAsia="맑은 고딕" w:hAnsi="맑은 고딕"/>
+          <w:sz w:val="20"/>
+          <w:szCs w:val="20"/>
+        </w:rPr>
+        <w:t xml:space="preserve">▪절연유가 연소 중인 설비에 직사주수하지 않는다. 기름이 튀어 화재면이 확대된다</w:t>
       </w:r>
     </w:p>
     <w:p>

--- a/제3절_공격·방어전술_운용_개정본.docx
+++ b/제3절_공격·방어전술_운용_개정본.docx
@@ -33,7 +33,7 @@
           <w:sz w:val="20"/>
           <w:szCs w:val="20"/>
         </w:rPr>
-        <w:t xml:space="preserve">이 절은 제2절에서 산정한 층고·진입거리·연소범위·필요 방수량을 근거로 내부진입 여부를 결정하고, 호스라인을 구성하여 내부를 공격하는 방법과, 내부진입이 불가능한 상황에서 화재확대를 저지하는 방법을 다룬다.</w:t>
+        <w:t xml:space="preserve">이 절은 제2절에서 산정한 층고·진입거리·연소면적·필요 방수량을 근거로 내부진입 여부를 결정하고, 호스라인을 구성하여 내부를 공격하는 방법과, 내부진입이 불가능한 상황에서 화재확대를 저지하는 방법을 다룬다.</w:t>
       </w:r>
     </w:p>
     <w:p>
@@ -384,7 +384,7 @@
           <w:sz w:val="22"/>
           <w:szCs w:val="22"/>
         </w:rPr>
-        <w:t xml:space="preserve">□ 연소범위별 대응기준</w:t>
+        <w:t xml:space="preserve">□ 연소면적별 대응기준</w:t>
       </w:r>
     </w:p>
     <w:p>
@@ -398,7 +398,7 @@
           <w:sz w:val="20"/>
           <w:szCs w:val="20"/>
         </w:rPr>
-        <w:t xml:space="preserve">연소범위는 화점이 확인된 구역의 실제 연소면적을 말한다. 확인되지 않은 구역은 연소 중인 것으로 간주한다.</w:t>
+        <w:t xml:space="preserve">연소면적은 화점이 확인된 구역에서 실제로 연소 중인 바닥면적을 말한다. 확인되지 않은 구역은 연소 중인 것으로 간주한다.</w:t>
       </w:r>
     </w:p>
     <w:p>
@@ -480,7 +480,7 @@
                 <w:sz w:val="18"/>
                 <w:szCs w:val="18"/>
               </w:rPr>
-              <w:t xml:space="preserve">연소범위</w:t>
+              <w:t xml:space="preserve">연소면적</w:t>
             </w:r>
           </w:p>
         </w:tc>
@@ -647,7 +647,7 @@
                 <w:sz w:val="18"/>
                 <w:szCs w:val="18"/>
               </w:rPr>
-              <w:t xml:space="preserve">팰릿 몇 개</w:t>
+              <w:t xml:space="preserve">파렛트 몇 개</w:t>
             </w:r>
           </w:p>
         </w:tc>
@@ -1055,7 +1055,7 @@
           <w:sz w:val="20"/>
           <w:szCs w:val="20"/>
         </w:rPr>
-        <w:t xml:space="preserve">▪국내 펌프차의 정격 토출량은 통상 2,000~2,800 L/min이다. 연소범위 100㎡는 이미 펌프차 두세 대분이며, 단일 펌프차가 감당할 수 있는 범위는 수십 ㎡ 규모에 그친다</w:t>
+        <w:t xml:space="preserve">▪국내 펌프차의 정격 토출량은 통상 2,000~2,800 L/min이다. 연소면적 100㎡는 이미 펌프차 두세 대분이며, 단일 펌프차가 감당할 수 있는 범위는 수십 ㎡ 규모에 그친다</w:t>
       </w:r>
     </w:p>
     <w:p>
@@ -1112,7 +1112,7 @@
           <w:sz w:val="20"/>
           <w:szCs w:val="20"/>
         </w:rPr>
-        <w:t xml:space="preserve">연소범위를 눈으로 추정하는 것보다 방재실 수신반에서 작동 구역과 헤드 수를 읽는 편이 신뢰도가 높다. 판단 기준은 설비의 </w:t>
+        <w:t xml:space="preserve">연소면적을 눈으로 추정하는 것보다 방재실 수신반에서 작동 구역과 헤드 수를 읽는 편이 신뢰도가 높다. 판단 기준은 설비의 </w:t>
       </w:r>
       <w:r>
         <w:rPr>
@@ -1295,7 +1295,7 @@
           <w:sz w:val="20"/>
           <w:szCs w:val="20"/>
         </w:rPr>
-        <w:t xml:space="preserve">▪셔터 하강 경로에 팰릿·지게차·적재물이 걸려 있지 않은가</w:t>
+        <w:t xml:space="preserve">▪셔터 하강 경로에 파렛트·지게차·적재물이 걸려 있지 않은가</w:t>
       </w:r>
     </w:p>
     <w:p>
@@ -1712,7 +1712,7 @@
           <w:sz w:val="20"/>
           <w:szCs w:val="20"/>
         </w:rPr>
-        <w:t xml:space="preserve"> 물류창고 지붕은 대부분 내화피복이 없는 경량 강재 트러스(오픈웹 바 조이스트)에 강재 데크를 얹은 구조이다. 실험에서 무피복 바 조이스트는 화염에 직접 노출된 지 </w:t>
+        <w:t xml:space="preserve"> 물류창고 지붕은 대부분 내화피복이 없는 경량 철골 트러스에 강판 데크를 얹은 구조이다. 실험에서 무피복 경량 트러스는 화염에 직접 노출된 지 </w:t>
       </w:r>
       <w:r>
         <w:rPr>
@@ -1792,7 +1792,7 @@
           <w:sz w:val="20"/>
           <w:szCs w:val="20"/>
         </w:rPr>
-        <w:t xml:space="preserve">연기는 부피·속도·밀도·색 네 가지를 함께 본다. 부피는 연소범위를, 속도는 내부 압력을, 밀도는 미연소 가연성 가스의 농도를 나타낸다. 판단을 가르는 것은 속도와 밀도이다.</w:t>
+        <w:t xml:space="preserve">연기는 부피·속도·밀도·색 네 가지를 함께 본다. 부피는 연소면적을, 속도는 내부 압력을, 밀도는 미연소 가연성 가스의 농도를 나타낸다. 판단을 가르는 것은 속도와 밀도이다.</w:t>
       </w:r>
     </w:p>
     <w:tbl>
@@ -5132,21 +5132,21 @@
           <w:sz w:val="20"/>
           <w:szCs w:val="20"/>
         </w:rPr>
-        <w:t xml:space="preserve">▪전개거리 50m 이내, 연소범위가 한정된 초기 → 40mm 계열</w:t>
-      </w:r>
-    </w:p>
-    <w:p>
-      <w:pPr>
-        <w:spacing w:after="40" w:before="0"/>
-        <w:ind w:left="280" w:hanging="200"/>
-      </w:pPr>
-      <w:r>
-        <w:rPr>
-          <w:rFonts w:ascii="맑은 고딕" w:cs="맑은 고딕" w:eastAsia="맑은 고딕" w:hAnsi="맑은 고딕"/>
-          <w:sz w:val="20"/>
-          <w:szCs w:val="20"/>
-        </w:rPr>
-        <w:t xml:space="preserve">▪전개거리 50m 초과 또는 연소범위 확대 → 65mm를 반드시 포함</w:t>
+        <w:t xml:space="preserve">▪전개거리 50m 이내, 연소면적이 한정된 초기 → 40mm 계열</w:t>
+      </w:r>
+    </w:p>
+    <w:p>
+      <w:pPr>
+        <w:spacing w:after="40" w:before="0"/>
+        <w:ind w:left="280" w:hanging="200"/>
+      </w:pPr>
+      <w:r>
+        <w:rPr>
+          <w:rFonts w:ascii="맑은 고딕" w:cs="맑은 고딕" w:eastAsia="맑은 고딕" w:hAnsi="맑은 고딕"/>
+          <w:sz w:val="20"/>
+          <w:szCs w:val="20"/>
+        </w:rPr>
+        <w:t xml:space="preserve">▪전개거리 50m 초과 또는 연소면적 확대 → 65mm를 반드시 포함</w:t>
       </w:r>
     </w:p>
     <w:p>
@@ -5190,7 +5190,25 @@
           <w:sz w:val="20"/>
           <w:szCs w:val="20"/>
         </w:rPr>
-        <w:t xml:space="preserve">주수 형태(직사·분무)와 관창압력은 서로 다른 문제이다. 주수 형태는 관창에서 전환하는 것이고, 관창압력은 관창 기종에 설계값으로 정해져 있다. </w:t>
+        <w:t xml:space="preserve">소방대가 운용하는 관창은 직사와 분무를 전환하는 </w:t>
+      </w:r>
+      <w:r>
+        <w:rPr>
+          <w:rFonts w:ascii="맑은 고딕" w:cs="맑은 고딕" w:eastAsia="맑은 고딕" w:hAnsi="맑은 고딕"/>
+          <w:b/>
+          <w:bCs/>
+          <w:sz w:val="20"/>
+          <w:szCs w:val="20"/>
+        </w:rPr>
+        <w:t xml:space="preserve">콤비네이션 관창</w:t>
+      </w:r>
+      <w:r>
+        <w:rPr>
+          <w:rFonts w:ascii="맑은 고딕" w:cs="맑은 고딕" w:eastAsia="맑은 고딕" w:hAnsi="맑은 고딕"/>
+          <w:sz w:val="20"/>
+          <w:szCs w:val="20"/>
+        </w:rPr>
+        <w:t xml:space="preserve">이다. 주수 형태와 관창압력은 서로 다른 문제이다. 주수 형태는 관창에서 전환하는 것이고, 관창압력은 관창 기종에 설계값으로 정해져 있다. </w:t>
       </w:r>
       <w:r>
         <w:rPr>
@@ -5899,7 +5917,7 @@
           <w:sz w:val="20"/>
           <w:szCs w:val="20"/>
         </w:rPr>
-        <w:t xml:space="preserve">▪보유 관창의 </w:t>
+        <w:t xml:space="preserve">▪보유 콤비네이션 관창의 </w:t>
       </w:r>
       <w:r>
         <w:rPr>
@@ -5995,7 +6013,7 @@
           <w:sz w:val="20"/>
           <w:szCs w:val="20"/>
         </w:rPr>
-        <w:t xml:space="preserve">을 쓴다. 노즐 구경으로 유량을 산출하는 공식은 고정구경 관창에 적용되는 것이므로 직사·분무 전환형 관창에는 그대로 쓰지 않는다</w:t>
+        <w:t xml:space="preserve">을 쓴다. 관창 구경으로 유량을 산출하는 공식은 고정구경 관창에 적용되는 것이므로 콤비네이션 관창에는 그대로 쓰지 않는다</w:t>
       </w:r>
     </w:p>
     <w:p>
@@ -6459,7 +6477,7 @@
           <w:sz w:val="20"/>
           <w:szCs w:val="20"/>
         </w:rPr>
-        <w:t xml:space="preserve">2. 그 지점에 분기점을 설치하고 Y형 분기금구(Y커플링)를 연결한다</w:t>
+        <w:t xml:space="preserve">2. 그 지점에 분기점을 설치하고 Y형 분기금구를 연결한다</w:t>
       </w:r>
     </w:p>
     <w:p>
@@ -7434,7 +7452,7 @@
                 <w:sz w:val="18"/>
                 <w:szCs w:val="18"/>
               </w:rPr>
-              <w:t xml:space="preserve">화점 50m 이내, 연소범위 한정</w:t>
+              <w:t xml:space="preserve">화점 50m 이내, 연소면적 한정</w:t>
             </w:r>
           </w:p>
         </w:tc>
@@ -7599,7 +7617,7 @@
                 <w:sz w:val="18"/>
                 <w:szCs w:val="18"/>
               </w:rPr>
-              <w:t xml:space="preserve">연소범위가 넓고 상부까지 확대</w:t>
+              <w:t xml:space="preserve">연소면적이 넓고 상부까지 확대</w:t>
             </w:r>
           </w:p>
         </w:tc>
@@ -9263,7 +9281,7 @@
           <w:sz w:val="20"/>
           <w:szCs w:val="20"/>
         </w:rPr>
-        <w:t xml:space="preserve">▪국내 소방호스에 널리 쓰이는 차입식 결합금구는 양쪽 형상이 같아 </w:t>
+        <w:t xml:space="preserve">▪국내 소방호스에 널리 쓰이는 차입식 결합금구(커플링)는 양쪽 형상이 같아 </w:t>
       </w:r>
       <w:r>
         <w:rPr>
@@ -9281,7 +9299,7 @@
           <w:sz w:val="20"/>
           <w:szCs w:val="20"/>
         </w:rPr>
-        <w:t xml:space="preserve"> 커플링 형상으로 방향을 판단하는 방법을 전제하지 않는다</w:t>
+        <w:t xml:space="preserve"> 금구 형상으로 방향을 판단하는 방법을 전제하지 않는다</w:t>
       </w:r>
     </w:p>
     <w:p>
@@ -9635,7 +9653,7 @@
           <w:sz w:val="20"/>
           <w:szCs w:val="20"/>
         </w:rPr>
-        <w:t xml:space="preserve">▪클램프는 커플링에서 1m 이상 떨어진 곳에, 호스가 곧게 펴진 구간에 물린다</w:t>
+        <w:t xml:space="preserve">▪클램프는 결합금구에서 1m 이상 떨어진 곳에, 호스가 곧게 펴진 구간에 물린다</w:t>
       </w:r>
     </w:p>
     <w:p>
@@ -9697,7 +9715,7 @@
           <w:sz w:val="20"/>
           <w:szCs w:val="20"/>
         </w:rPr>
-        <w:t xml:space="preserve"> 로 어림한다. 40mm 350 L/min을 5 kgf/㎠로 직사 방수하면 약 19 kgf, 65mm 800 L/min이면 약 43 kgf이다.</w:t>
+        <w:t xml:space="preserve"> 로 어림한다. 40mm 350 L/min을 5 kgf/㎠로 직사주수하면 약 19 kgf, 65mm 800 L/min이면 약 43 kgf이다.</w:t>
       </w:r>
     </w:p>
     <w:p>
@@ -11296,15 +11314,15 @@
           <w:sz w:val="20"/>
           <w:szCs w:val="20"/>
         </w:rPr>
-        <w:t xml:space="preserve">적수 시간과 배수 시간</w:t>
-      </w:r>
-      <w:r>
-        <w:rPr>
-          <w:rFonts w:ascii="맑은 고딕" w:cs="맑은 고딕" w:eastAsia="맑은 고딕" w:hAnsi="맑은 고딕"/>
-          <w:sz w:val="20"/>
-          <w:szCs w:val="20"/>
-        </w:rPr>
-        <w:t xml:space="preserve">이 들어간다. 급수 지점의 적수 유량이 셔틀 전체의 상한을 결정한다</w:t>
+        <w:t xml:space="preserve">물을 채우는 시간과 비우는 시간</w:t>
+      </w:r>
+      <w:r>
+        <w:rPr>
+          <w:rFonts w:ascii="맑은 고딕" w:cs="맑은 고딕" w:eastAsia="맑은 고딕" w:hAnsi="맑은 고딕"/>
+          <w:sz w:val="20"/>
+          <w:szCs w:val="20"/>
+        </w:rPr>
+        <w:t xml:space="preserve">이 들어간다. 급수 지점에서 채울 수 있는 유량이 셔틀 전체의 상한을 결정한다</w:t>
       </w:r>
     </w:p>
     <w:p>
@@ -11603,7 +11621,7 @@
           <w:sz w:val="20"/>
           <w:szCs w:val="20"/>
         </w:rPr>
-        <w:t xml:space="preserve">6. 호스를 되짚어 꼬임을 확인한다. 호스가 랙 사이, 모서리, 팰릿 위, 셔터 밑을 지나므로 꼬임이 생기기 쉽다. 꼬임은 펌프판에서 보이지 않는다. 토출압은 정상인데 물은 도달하지 않는다</w:t>
+        <w:t xml:space="preserve">6. 호스를 되짚어 꼬임을 확인한다. 호스가 랙 사이, 모서리, 파렛트 위, 셔터 밑을 지나므로 꼬임이 생기기 쉽다. 꼬임은 펌프판에서 보이지 않는다. 토출압은 정상인데 물은 도달하지 않는다</w:t>
       </w:r>
     </w:p>
     <w:p>
@@ -11817,7 +11835,7 @@
           <w:sz w:val="20"/>
           <w:szCs w:val="20"/>
         </w:rPr>
-        <w:t xml:space="preserve">▪물줄기가 랙과 적재물에 막힌다. 앞쪽 팰릿이 물을 다 맞고 뒤쪽은 그대로 연소한다</w:t>
+        <w:t xml:space="preserve">▪물줄기가 랙과 적재물에 막힌다. 앞쪽 파렛트이 물을 다 맞고 뒤쪽은 그대로 연소한다</w:t>
       </w:r>
     </w:p>
     <w:p>
@@ -11983,7 +12001,7 @@
           <w:sz w:val="20"/>
           <w:szCs w:val="20"/>
         </w:rPr>
-        <w:t xml:space="preserve">이다. 팰릿과 팰릿 사이의 수직 틈(횡방향)과 랙 배면·배면 맞댐부의 수직 틈(종방향)이 굴뚝처럼 작용하여 화염을 최상단까지 끌어올린다. 「창고시설의 화재안전성능기준(NFPC 609)」이 랙식 창고의 인랙 헤드를 수평거리 15cm 이상의 송기공간에 설치할 수 있도록 한 것도 이 경로에 물을 넣기 위해서이다.</w:t>
+        <w:t xml:space="preserve">이다. 파렛트과 파렛트 사이의 수직 틈(횡방향)과 랙 배면·배면 맞댐부의 수직 틈(종방향)이 굴뚝처럼 작용하여 화염을 최상단까지 끌어올린다. 「창고시설의 화재안전성능기준(NFPC 609)」이 랙식 창고의 인랙 헤드를 수평거리 15cm 이상의 송기공간에 설치할 수 있도록 한 것도 이 경로에 물을 넣기 위해서이다.</w:t>
       </w:r>
     </w:p>
     <w:p>
@@ -12007,7 +12025,7 @@
           <w:sz w:val="20"/>
           <w:szCs w:val="20"/>
         </w:rPr>
-        <w:t xml:space="preserve">관창은 팰릿 정면이 아니라 송기공간을 향해 조준한다.</w:t>
+        <w:t xml:space="preserve">관창은 파렛트 정면이 아니라 송기공간을 향해 조준한다.</w:t>
       </w:r>
       <w:r>
         <w:rPr>
@@ -12805,7 +12823,7 @@
           <w:sz w:val="20"/>
           <w:szCs w:val="20"/>
         </w:rPr>
-        <w:t xml:space="preserve">▪돌진관창(관통관창)으로 적재물이나 팰릿을 관통한 뒤 내부에 방수한다</w:t>
+        <w:t xml:space="preserve">▪관통형 관창으로 적재물이나 파렛트를 관통한 뒤 내부에 방수한다</w:t>
       </w:r>
     </w:p>
     <w:p>
@@ -12979,21 +12997,21 @@
           <w:sz w:val="20"/>
           <w:szCs w:val="20"/>
         </w:rPr>
-        <w:t xml:space="preserve">분배관창(셀러노즐) 병용</w:t>
-      </w:r>
-    </w:p>
-    <w:p>
-      <w:pPr>
-        <w:spacing w:after="40" w:before="0"/>
-        <w:ind w:left="280" w:hanging="200"/>
-      </w:pPr>
-      <w:r>
-        <w:rPr>
-          <w:rFonts w:ascii="맑은 고딕" w:cs="맑은 고딕" w:eastAsia="맑은 고딕" w:hAnsi="맑은 고딕"/>
-          <w:sz w:val="20"/>
-          <w:szCs w:val="20"/>
-        </w:rPr>
-        <w:t xml:space="preserve">▪회전 살수 헤드를 기존 개구부로 내려 넣어 아래쪽을 원형으로 적시는 관창이다. 65mm형은 약 1,500 L/min을 살수직경 11~14m로 뿌린다. 보유 관서에 한정된다</w:t>
+        <w:t xml:space="preserve">회전 살수형 관창 병용</w:t>
+      </w:r>
+    </w:p>
+    <w:p>
+      <w:pPr>
+        <w:spacing w:after="40" w:before="0"/>
+        <w:ind w:left="280" w:hanging="200"/>
+      </w:pPr>
+      <w:r>
+        <w:rPr>
+          <w:rFonts w:ascii="맑은 고딕" w:cs="맑은 고딕" w:eastAsia="맑은 고딕" w:hAnsi="맑은 고딕"/>
+          <w:sz w:val="20"/>
+          <w:szCs w:val="20"/>
+        </w:rPr>
+        <w:t xml:space="preserve">▪회전하는 살수 헤드를 기존 개구부로 내려 넣어 아래쪽을 원형으로 적시는 관창이다. 65mm형은 약 1,500 L/min을 살수직경 11~14m로 뿌린다. 보유 관서에 한정된다</w:t>
       </w:r>
     </w:p>
     <w:p>
@@ -13508,7 +13526,7 @@
           <w:sz w:val="20"/>
           <w:szCs w:val="20"/>
         </w:rPr>
-        <w:t xml:space="preserve">▪마스터스트림 1대의 방수량은 분당 4톤에 이른다. 10분이면 40톤이 바닥과 적재물에 남는다. 물을 머금은 적재물의 무게와 슬래브·랙 하중을 함께 계산한다</w:t>
+        <w:t xml:space="preserve">▪방수총 1대의 방수량은 분당 2~4톤에 이른다. 10분이면 수십 톤이 바닥과 적재물에 남는다. 물을 머금은 적재물의 무게와 슬래브·랙 하중을 함께 계산한다</w:t>
       </w:r>
     </w:p>
     <w:p>
@@ -14707,7 +14725,7 @@
           <w:sz w:val="20"/>
           <w:szCs w:val="20"/>
         </w:rPr>
-        <w:t xml:space="preserve">▪요동식(자동 좌우 이동식) 방수총은 무인으로 두지 않는다. 노즐이 계속 움직이므로 도달 지점과 고정 상태가 함께 변한다</w:t>
+        <w:t xml:space="preserve">▪요동식(자동 좌우 이동식) 방수총은 무인으로 두지 않는다. 관창이 계속 움직이므로 도달 지점과 고정 상태가 함께 변한다</w:t>
       </w:r>
     </w:p>
     <w:p>
@@ -18257,7 +18275,7 @@
           <w:sz w:val="20"/>
           <w:szCs w:val="20"/>
         </w:rPr>
-        <w:t xml:space="preserve">▪표면만 본다. 적재물 뒤, 팰릿 안, 랙 베이 안쪽의 사람은 보이지 않는다. 통로를 카메라로 훑는 것은 통로 바닥을 확인한 것이지 검색한 것이 아니다</w:t>
+        <w:t xml:space="preserve">▪표면만 본다. 적재물 뒤, 파렛트 안, 랙 베이 안쪽의 사람은 보이지 않는다. 통로를 카메라로 훑는 것은 통로 바닥을 확인한 것이지 검색한 것이 아니다</w:t>
       </w:r>
     </w:p>
     <w:p>
@@ -18906,7 +18924,7 @@
           <w:sz w:val="20"/>
           <w:szCs w:val="20"/>
         </w:rPr>
-        <w:t xml:space="preserve">▪확인된 연소범위에 필요한 방수량이 확보 가능한 방수량을 초과한다</w:t>
+        <w:t xml:space="preserve">▪확인된 연소면적에 필요한 방수량이 확보 가능한 방수량을 초과한다</w:t>
       </w:r>
     </w:p>
     <w:p>
@@ -20770,7 +20788,7 @@
           <w:sz w:val="20"/>
           <w:szCs w:val="20"/>
         </w:rPr>
-        <w:t xml:space="preserve"> — 방화벽이 지붕면 위로 충분히 돌출되어 있지 않으면 화염과 고온가스가 강재 데크 위를 타고 반대편으로 넘어간다. 미국 NFPA 221은 방화벽이 지붕면 위로 최소 760mm(30인치) 돌출하거나, 그것이 없으면 벽 양쪽 한 경간의 구조부재가 벽과 같은 내화성능을 갖고 벽 양쪽 약 7.6m 범위의 지붕면을 별도로 보호하도록 요구하고 있다. 이 요구가 존재한다는 사실 자체가 데크를 통한 확대가 방화벽의 대표적 취약점임을 뜻한다</w:t>
+        <w:t xml:space="preserve"> — 방화벽이 지붕면 위로 충분히 돌출(파라펫)되어 있지 않으면 화염과 고온가스가 강재 데크 위를 타고 반대편으로 넘어간다. 미국 NFPA 221은 방화벽이 지붕면 위로 최소 760mm(30인치) 돌출하거나, 그것이 없으면 벽 양쪽 한 경간의 구조부재가 벽과 같은 내화성능을 갖고 벽 양쪽 약 7.6m 범위의 지붕면을 별도로 보호하도록 요구하고 있다. 이 요구가 존재한다는 사실 자체가 데크를 통한 확대가 방화벽의 대표적 취약점임을 뜻한다</w:t>
       </w:r>
     </w:p>
     <w:p>
@@ -21238,7 +21256,7 @@
           <w:sz w:val="20"/>
           <w:szCs w:val="20"/>
         </w:rPr>
-        <w:t xml:space="preserve">▪배연은 스프링클러에 더 이상 기대지 않게 된 뒤, 즉 방어전술로 전환하고 화점 구역을 포기한 뒤에 실시한다. 드래프트 커튼(방연벽)이 설치되어 있으면 그 구획 단위로 판단한다</w:t>
+        <w:t xml:space="preserve">▪배연은 스프링클러에 더 이상 기대지 않게 된 뒤, 즉 방어전술로 전환하고 화점 구역을 포기한 뒤에 실시한다. 제연경계벽이 설치되어 있으면 그 구획 단위로 판단한다</w:t>
       </w:r>
     </w:p>
     <w:p>

--- a/제3절_공격·방어전술_운용_개정본.docx
+++ b/제3절_공격·방어전술_운용_개정본.docx
@@ -37133,6 +37133,7760 @@
           <w:szCs w:val="20"/>
         </w:rPr>
         <w:t xml:space="preserve">▪사전대응계획의 부족했던 항목은 그 시설 계획서에 즉시 반영한다</w:t>
+      </w:r>
+    </w:p>
+    <w:p>
+      <w:pPr>
+        <w:pStyle w:val="Heading1"/>
+        <w:pageBreakBefore/>
+        <w:spacing w:after="200" w:before="480"/>
+      </w:pPr>
+      <w:r>
+        <w:rPr>
+          <w:rFonts w:ascii="맑은 고딕" w:cs="맑은 고딕" w:eastAsia="맑은 고딕" w:hAnsi="맑은 고딕"/>
+          <w:b/>
+          <w:bCs/>
+          <w:color w:val="1F3864"/>
+          <w:sz w:val="32"/>
+          <w:szCs w:val="32"/>
+        </w:rPr>
+        <w:t xml:space="preserve">부록. 대형 물류창고의 소방시설</w:t>
+      </w:r>
+    </w:p>
+    <w:p>
+      <w:pPr>
+        <w:spacing w:after="120"/>
+        <w:jc w:val="both"/>
+      </w:pPr>
+      <w:r>
+        <w:rPr>
+          <w:rFonts w:ascii="맑은 고딕" w:cs="맑은 고딕" w:eastAsia="맑은 고딕" w:hAnsi="맑은 고딕"/>
+          <w:sz w:val="20"/>
+          <w:szCs w:val="20"/>
+        </w:rPr>
+        <w:t xml:space="preserve">이 부록은 </w:t>
+      </w:r>
+      <w:r>
+        <w:rPr>
+          <w:rFonts w:ascii="맑은 고딕" w:cs="맑은 고딕" w:eastAsia="맑은 고딕" w:hAnsi="맑은 고딕"/>
+          <w:b/>
+          <w:bCs/>
+          <w:sz w:val="20"/>
+          <w:szCs w:val="20"/>
+        </w:rPr>
+        <w:t xml:space="preserve">1급·특급 소방안전관리대상물에 해당하는 물류창고</w:t>
+      </w:r>
+      <w:r>
+        <w:rPr>
+          <w:rFonts w:ascii="맑은 고딕" w:cs="맑은 고딕" w:eastAsia="맑은 고딕" w:hAnsi="맑은 고딕"/>
+          <w:sz w:val="20"/>
+          <w:szCs w:val="20"/>
+        </w:rPr>
+        <w:t xml:space="preserve">를 대상으로 한다. 각 설비를 설계 관점이 아니라 소방대가 현장에서 쓰는 관점으로 정리했다. 카드마다 근거·위치·판독과 활용, 그리고 그 설비가 실제 사고에서 무력화된 방식을 함께 적었다.</w:t>
+      </w:r>
+    </w:p>
+    <w:p>
+      <w:pPr>
+        <w:pStyle w:val="Heading2"/>
+        <w:spacing w:after="140" w:before="380"/>
+      </w:pPr>
+      <w:r>
+        <w:rPr>
+          <w:rFonts w:ascii="맑은 고딕" w:cs="맑은 고딕" w:eastAsia="맑은 고딕" w:hAnsi="맑은 고딕"/>
+          <w:b/>
+          <w:bCs/>
+          <w:sz w:val="26"/>
+          <w:szCs w:val="26"/>
+        </w:rPr>
+        <w:t xml:space="preserve">1. 등급 판정과 등급으로 알 수 있는 것</w:t>
+      </w:r>
+    </w:p>
+    <w:tbl>
+      <w:tblPr>
+        <w:tblW w:type="dxa" w:w="9000"/>
+        <w:tblBorders>
+          <w:top w:val="single" w:color="auto" w:sz="4"/>
+          <w:left w:val="single" w:color="auto" w:sz="4"/>
+          <w:bottom w:val="single" w:color="auto" w:sz="4"/>
+          <w:right w:val="single" w:color="auto" w:sz="4"/>
+          <w:insideH w:val="single" w:color="auto" w:sz="4"/>
+          <w:insideV w:val="single" w:color="auto" w:sz="4"/>
+        </w:tblBorders>
+      </w:tblPr>
+      <w:tblGrid>
+        <w:gridCol w:w="1200"/>
+        <w:gridCol w:w="4900"/>
+        <w:gridCol w:w="2900"/>
+      </w:tblGrid>
+      <w:tr>
+        <w:trPr>
+          <w:tblHeader/>
+        </w:trPr>
+        <w:tc>
+          <w:tcPr>
+            <w:tcW w:type="dxa" w:w="1200"/>
+            <w:shd w:fill="E8E8E8" w:val="clear"/>
+            <w:tcMar>
+              <w:top w:type="dxa" w:w="80"/>
+              <w:left w:type="dxa" w:w="120"/>
+              <w:bottom w:type="dxa" w:w="80"/>
+              <w:right w:type="dxa" w:w="120"/>
+            </w:tcMar>
+          </w:tcPr>
+          <w:p>
+            <w:pPr>
+              <w:spacing w:after="0" w:before="0"/>
+              <w:jc w:val="center"/>
+            </w:pPr>
+            <w:r>
+              <w:rPr>
+                <w:rFonts w:ascii="맑은 고딕" w:cs="맑은 고딕" w:eastAsia="맑은 고딕" w:hAnsi="맑은 고딕"/>
+                <w:b/>
+                <w:bCs/>
+                <w:sz w:val="18"/>
+                <w:szCs w:val="18"/>
+              </w:rPr>
+              <w:t xml:space="preserve">등급</w:t>
+            </w:r>
+          </w:p>
+        </w:tc>
+        <w:tc>
+          <w:tcPr>
+            <w:tcW w:type="dxa" w:w="4900"/>
+            <w:shd w:fill="E8E8E8" w:val="clear"/>
+            <w:tcMar>
+              <w:top w:type="dxa" w:w="80"/>
+              <w:left w:type="dxa" w:w="120"/>
+              <w:bottom w:type="dxa" w:w="80"/>
+              <w:right w:type="dxa" w:w="120"/>
+            </w:tcMar>
+          </w:tcPr>
+          <w:p>
+            <w:pPr>
+              <w:spacing w:after="0" w:before="0"/>
+              <w:jc w:val="center"/>
+            </w:pPr>
+            <w:r>
+              <w:rPr>
+                <w:rFonts w:ascii="맑은 고딕" w:cs="맑은 고딕" w:eastAsia="맑은 고딕" w:hAnsi="맑은 고딕"/>
+                <w:b/>
+                <w:bCs/>
+                <w:sz w:val="18"/>
+                <w:szCs w:val="18"/>
+              </w:rPr>
+              <w:t xml:space="preserve">해당 요건 (아파트 제외)</w:t>
+            </w:r>
+          </w:p>
+        </w:tc>
+        <w:tc>
+          <w:tcPr>
+            <w:tcW w:type="dxa" w:w="2900"/>
+            <w:shd w:fill="E8E8E8" w:val="clear"/>
+            <w:tcMar>
+              <w:top w:type="dxa" w:w="80"/>
+              <w:left w:type="dxa" w:w="120"/>
+              <w:bottom w:type="dxa" w:w="80"/>
+              <w:right w:type="dxa" w:w="120"/>
+            </w:tcMar>
+          </w:tcPr>
+          <w:p>
+            <w:pPr>
+              <w:spacing w:after="0" w:before="0"/>
+              <w:jc w:val="center"/>
+            </w:pPr>
+            <w:r>
+              <w:rPr>
+                <w:rFonts w:ascii="맑은 고딕" w:cs="맑은 고딕" w:eastAsia="맑은 고딕" w:hAnsi="맑은 고딕"/>
+                <w:b/>
+                <w:bCs/>
+                <w:sz w:val="18"/>
+                <w:szCs w:val="18"/>
+              </w:rPr>
+              <w:t xml:space="preserve">물류창고 해당 예</w:t>
+            </w:r>
+          </w:p>
+        </w:tc>
+      </w:tr>
+      <w:tr>
+        <w:trPr>
+          <w:tblHeader w:val="false"/>
+        </w:trPr>
+        <w:tc>
+          <w:tcPr>
+            <w:tcW w:type="dxa" w:w="1200"/>
+            <w:tcMar>
+              <w:top w:type="dxa" w:w="80"/>
+              <w:left w:type="dxa" w:w="120"/>
+              <w:bottom w:type="dxa" w:w="80"/>
+              <w:right w:type="dxa" w:w="120"/>
+            </w:tcMar>
+          </w:tcPr>
+          <w:p>
+            <w:pPr>
+              <w:spacing w:after="0" w:before="0"/>
+              <w:jc w:val="left"/>
+            </w:pPr>
+            <w:r>
+              <w:rPr>
+                <w:rFonts w:ascii="맑은 고딕" w:cs="맑은 고딕" w:eastAsia="맑은 고딕" w:hAnsi="맑은 고딕"/>
+                <w:sz w:val="18"/>
+                <w:szCs w:val="18"/>
+              </w:rPr>
+              <w:t xml:space="preserve">특급</w:t>
+            </w:r>
+          </w:p>
+        </w:tc>
+        <w:tc>
+          <w:tcPr>
+            <w:tcW w:type="dxa" w:w="4900"/>
+            <w:tcMar>
+              <w:top w:type="dxa" w:w="80"/>
+              <w:left w:type="dxa" w:w="120"/>
+              <w:bottom w:type="dxa" w:w="80"/>
+              <w:right w:type="dxa" w:w="120"/>
+            </w:tcMar>
+          </w:tcPr>
+          <w:p>
+            <w:pPr>
+              <w:spacing w:after="0" w:before="0"/>
+              <w:jc w:val="left"/>
+            </w:pPr>
+            <w:r>
+              <w:rPr>
+                <w:rFonts w:ascii="맑은 고딕" w:cs="맑은 고딕" w:eastAsia="맑은 고딕" w:hAnsi="맑은 고딕"/>
+                <w:sz w:val="18"/>
+                <w:szCs w:val="18"/>
+              </w:rPr>
+              <w:t xml:space="preserve">연면적 </w:t>
+            </w:r>
+            <w:r>
+              <w:rPr>
+                <w:rFonts w:ascii="맑은 고딕" w:cs="맑은 고딕" w:eastAsia="맑은 고딕" w:hAnsi="맑은 고딕"/>
+                <w:b/>
+                <w:bCs/>
+                <w:sz w:val="18"/>
+                <w:szCs w:val="18"/>
+              </w:rPr>
+              <w:t xml:space="preserve">10만㎡ 이상</w:t>
+            </w:r>
+          </w:p>
+          <w:p>
+            <w:pPr>
+              <w:spacing w:after="0" w:before="0"/>
+              <w:jc w:val="left"/>
+            </w:pPr>
+            <w:r>
+              <w:rPr>
+                <w:rFonts w:ascii="맑은 고딕" w:cs="맑은 고딕" w:eastAsia="맑은 고딕" w:hAnsi="맑은 고딕"/>
+                <w:sz w:val="18"/>
+                <w:szCs w:val="18"/>
+              </w:rPr>
+              <w:t xml:space="preserve">30층 이상(지하층 포함) 또는 높이 120m 이상</w:t>
+            </w:r>
+          </w:p>
+        </w:tc>
+        <w:tc>
+          <w:tcPr>
+            <w:tcW w:type="dxa" w:w="2900"/>
+            <w:tcMar>
+              <w:top w:type="dxa" w:w="80"/>
+              <w:left w:type="dxa" w:w="120"/>
+              <w:bottom w:type="dxa" w:w="80"/>
+              <w:right w:type="dxa" w:w="120"/>
+            </w:tcMar>
+          </w:tcPr>
+          <w:p>
+            <w:pPr>
+              <w:spacing w:after="0" w:before="0"/>
+              <w:jc w:val="left"/>
+            </w:pPr>
+            <w:r>
+              <w:rPr>
+                <w:rFonts w:ascii="맑은 고딕" w:cs="맑은 고딕" w:eastAsia="맑은 고딕" w:hAnsi="맑은 고딕"/>
+                <w:sz w:val="18"/>
+                <w:szCs w:val="18"/>
+              </w:rPr>
+              <w:t xml:space="preserve">2021년 이천 물류센터 12만 7천㎡</w:t>
+            </w:r>
+          </w:p>
+        </w:tc>
+      </w:tr>
+      <w:tr>
+        <w:trPr>
+          <w:tblHeader w:val="false"/>
+        </w:trPr>
+        <w:tc>
+          <w:tcPr>
+            <w:tcW w:type="dxa" w:w="1200"/>
+            <w:tcMar>
+              <w:top w:type="dxa" w:w="80"/>
+              <w:left w:type="dxa" w:w="120"/>
+              <w:bottom w:type="dxa" w:w="80"/>
+              <w:right w:type="dxa" w:w="120"/>
+            </w:tcMar>
+          </w:tcPr>
+          <w:p>
+            <w:pPr>
+              <w:spacing w:after="0" w:before="0"/>
+              <w:jc w:val="left"/>
+            </w:pPr>
+            <w:r>
+              <w:rPr>
+                <w:rFonts w:ascii="맑은 고딕" w:cs="맑은 고딕" w:eastAsia="맑은 고딕" w:hAnsi="맑은 고딕"/>
+                <w:sz w:val="18"/>
+                <w:szCs w:val="18"/>
+              </w:rPr>
+              <w:t xml:space="preserve">1급</w:t>
+            </w:r>
+          </w:p>
+        </w:tc>
+        <w:tc>
+          <w:tcPr>
+            <w:tcW w:type="dxa" w:w="4900"/>
+            <w:tcMar>
+              <w:top w:type="dxa" w:w="80"/>
+              <w:left w:type="dxa" w:w="120"/>
+              <w:bottom w:type="dxa" w:w="80"/>
+              <w:right w:type="dxa" w:w="120"/>
+            </w:tcMar>
+          </w:tcPr>
+          <w:p>
+            <w:pPr>
+              <w:spacing w:after="0" w:before="0"/>
+              <w:jc w:val="left"/>
+            </w:pPr>
+            <w:r>
+              <w:rPr>
+                <w:rFonts w:ascii="맑은 고딕" w:cs="맑은 고딕" w:eastAsia="맑은 고딕" w:hAnsi="맑은 고딕"/>
+                <w:sz w:val="18"/>
+                <w:szCs w:val="18"/>
+              </w:rPr>
+              <w:t xml:space="preserve">연면적 </w:t>
+            </w:r>
+            <w:r>
+              <w:rPr>
+                <w:rFonts w:ascii="맑은 고딕" w:cs="맑은 고딕" w:eastAsia="맑은 고딕" w:hAnsi="맑은 고딕"/>
+                <w:b/>
+                <w:bCs/>
+                <w:sz w:val="18"/>
+                <w:szCs w:val="18"/>
+              </w:rPr>
+              <w:t xml:space="preserve">1만5천㎡ 이상</w:t>
+            </w:r>
+          </w:p>
+          <w:p>
+            <w:pPr>
+              <w:spacing w:after="0" w:before="0"/>
+              <w:jc w:val="left"/>
+            </w:pPr>
+            <w:r>
+              <w:rPr>
+                <w:rFonts w:ascii="맑은 고딕" w:cs="맑은 고딕" w:eastAsia="맑은 고딕" w:hAnsi="맑은 고딕"/>
+                <w:sz w:val="18"/>
+                <w:szCs w:val="18"/>
+              </w:rPr>
+              <w:t xml:space="preserve">지상층 11층 이상</w:t>
+            </w:r>
+          </w:p>
+          <w:p>
+            <w:pPr>
+              <w:spacing w:after="0" w:before="0"/>
+              <w:jc w:val="left"/>
+            </w:pPr>
+            <w:r>
+              <w:rPr>
+                <w:rFonts w:ascii="맑은 고딕" w:cs="맑은 고딕" w:eastAsia="맑은 고딕" w:hAnsi="맑은 고딕"/>
+                <w:sz w:val="18"/>
+                <w:szCs w:val="18"/>
+              </w:rPr>
+              <w:t xml:space="preserve">가연성 가스 1천톤 이상 저장·취급</w:t>
+            </w:r>
+          </w:p>
+        </w:tc>
+        <w:tc>
+          <w:tcPr>
+            <w:tcW w:type="dxa" w:w="2900"/>
+            <w:tcMar>
+              <w:top w:type="dxa" w:w="80"/>
+              <w:left w:type="dxa" w:w="120"/>
+              <w:bottom w:type="dxa" w:w="80"/>
+              <w:right w:type="dxa" w:w="120"/>
+            </w:tcMar>
+          </w:tcPr>
+          <w:p>
+            <w:pPr>
+              <w:spacing w:after="0" w:before="0"/>
+              <w:jc w:val="left"/>
+            </w:pPr>
+            <w:r>
+              <w:rPr>
+                <w:rFonts w:ascii="맑은 고딕" w:cs="맑은 고딕" w:eastAsia="맑은 고딕" w:hAnsi="맑은 고딕"/>
+                <w:sz w:val="18"/>
+                <w:szCs w:val="18"/>
+              </w:rPr>
+              <w:t xml:space="preserve">경기도 대형 물류창고의 대부분</w:t>
+            </w:r>
+          </w:p>
+        </w:tc>
+      </w:tr>
+    </w:tbl>
+    <w:p>
+      <w:pPr>
+        <w:spacing w:after="120"/>
+        <w:jc w:val="both"/>
+      </w:pPr>
+      <w:r>
+        <w:rPr>
+          <w:rFonts w:ascii="맑은 고딕" w:cs="맑은 고딕" w:eastAsia="맑은 고딕" w:hAnsi="맑은 고딕"/>
+          <w:sz w:val="20"/>
+          <w:szCs w:val="20"/>
+        </w:rPr>
+        <w:t xml:space="preserve"> </w:t>
+      </w:r>
+    </w:p>
+    <w:p>
+      <w:pPr>
+        <w:spacing w:after="120"/>
+        <w:jc w:val="both"/>
+      </w:pPr>
+      <w:r>
+        <w:rPr>
+          <w:rFonts w:ascii="맑은 고딕" w:cs="맑은 고딕" w:eastAsia="맑은 고딕" w:hAnsi="맑은 고딕"/>
+          <w:sz w:val="20"/>
+          <w:szCs w:val="20"/>
+        </w:rPr>
+        <w:t xml:space="preserve">연면적 1만5천㎡ 미만은 2급으로 내려가며 이 부록의 대상이 아니다. 이 절 본문이 전제하는 규모(방화구획 3,000㎡, 진입거리 100m 이상)와 경계가 대체로 맞는다.</w:t>
+      </w:r>
+    </w:p>
+    <w:p>
+      <w:pPr>
+        <w:pStyle w:val="Heading3"/>
+        <w:spacing w:after="100" w:before="260"/>
+      </w:pPr>
+      <w:r>
+        <w:rPr>
+          <w:rFonts w:ascii="맑은 고딕" w:cs="맑은 고딕" w:eastAsia="맑은 고딕" w:hAnsi="맑은 고딕"/>
+          <w:b/>
+          <w:bCs/>
+          <w:sz w:val="22"/>
+          <w:szCs w:val="22"/>
+        </w:rPr>
+        <w:t xml:space="preserve">□ 등급을 알면 도착 전에 정해지는 것</w:t>
+      </w:r>
+    </w:p>
+    <w:p>
+      <w:pPr>
+        <w:spacing w:after="40" w:before="0"/>
+        <w:ind w:left="280" w:hanging="200"/>
+      </w:pPr>
+      <w:r>
+        <w:rPr>
+          <w:rFonts w:ascii="맑은 고딕" w:cs="맑은 고딕" w:eastAsia="맑은 고딕" w:hAnsi="맑은 고딕"/>
+          <w:sz w:val="20"/>
+          <w:szCs w:val="20"/>
+        </w:rPr>
+        <w:t xml:space="preserve">▪</w:t>
+      </w:r>
+      <w:r>
+        <w:rPr>
+          <w:rFonts w:ascii="맑은 고딕" w:cs="맑은 고딕" w:eastAsia="맑은 고딕" w:hAnsi="맑은 고딕"/>
+          <w:b/>
+          <w:bCs/>
+          <w:sz w:val="20"/>
+          <w:szCs w:val="20"/>
+        </w:rPr>
+        <w:t xml:space="preserve">방재실이 따로 있고 소방안전관리자가 그 방재실에서 근무한다.</w:t>
+      </w:r>
+      <w:r>
+        <w:rPr>
+          <w:rFonts w:ascii="맑은 고딕" w:cs="맑은 고딕" w:eastAsia="맑은 고딕" w:hAnsi="맑은 고딕"/>
+          <w:sz w:val="20"/>
+          <w:szCs w:val="20"/>
+        </w:rPr>
+        <w:t xml:space="preserve"> 2급·3급은 감지기를 경비실에 두고 경비원이 겸직하는 경우가 많다. 1급·특급 물류창고에서는 도착 즉시 "소방안전관리자를 부르라"고 지목해 부를 수 있다</w:t>
+      </w:r>
+    </w:p>
+    <w:p>
+      <w:pPr>
+        <w:spacing w:after="40" w:before="0"/>
+        <w:ind w:left="280" w:hanging="200"/>
+      </w:pPr>
+      <w:r>
+        <w:rPr>
+          <w:rFonts w:ascii="맑은 고딕" w:cs="맑은 고딕" w:eastAsia="맑은 고딕" w:hAnsi="맑은 고딕"/>
+          <w:sz w:val="20"/>
+          <w:szCs w:val="20"/>
+        </w:rPr>
+        <w:t xml:space="preserve">▪</w:t>
+      </w:r>
+      <w:r>
+        <w:rPr>
+          <w:rFonts w:ascii="맑은 고딕" w:cs="맑은 고딕" w:eastAsia="맑은 고딕" w:hAnsi="맑은 고딕"/>
+          <w:b/>
+          <w:bCs/>
+          <w:sz w:val="20"/>
+          <w:szCs w:val="20"/>
+        </w:rPr>
+        <w:t xml:space="preserve">소방계획서</w:t>
+      </w:r>
+      <w:r>
+        <w:rPr>
+          <w:rFonts w:ascii="맑은 고딕" w:cs="맑은 고딕" w:eastAsia="맑은 고딕" w:hAnsi="맑은 고딕"/>
+          <w:sz w:val="20"/>
+          <w:szCs w:val="20"/>
+        </w:rPr>
+        <w:t xml:space="preserve">가 작성·비치되어 있다. 도면, 설비 계통, 위험물 위치가 여기에 있다</w:t>
+      </w:r>
+    </w:p>
+    <w:p>
+      <w:pPr>
+        <w:spacing w:after="40" w:before="0"/>
+        <w:ind w:left="280" w:hanging="200"/>
+      </w:pPr>
+      <w:r>
+        <w:rPr>
+          <w:rFonts w:ascii="맑은 고딕" w:cs="맑은 고딕" w:eastAsia="맑은 고딕" w:hAnsi="맑은 고딕"/>
+          <w:sz w:val="20"/>
+          <w:szCs w:val="20"/>
+        </w:rPr>
+        <w:t xml:space="preserve">▪</w:t>
+      </w:r>
+      <w:r>
+        <w:rPr>
+          <w:rFonts w:ascii="맑은 고딕" w:cs="맑은 고딕" w:eastAsia="맑은 고딕" w:hAnsi="맑은 고딕"/>
+          <w:b/>
+          <w:bCs/>
+          <w:sz w:val="20"/>
+          <w:szCs w:val="20"/>
+        </w:rPr>
+        <w:t xml:space="preserve">자위소방대와 초기대응체계</w:t>
+      </w:r>
+      <w:r>
+        <w:rPr>
+          <w:rFonts w:ascii="맑은 고딕" w:cs="맑은 고딕" w:eastAsia="맑은 고딕" w:hAnsi="맑은 고딕"/>
+          <w:sz w:val="20"/>
+          <w:szCs w:val="20"/>
+        </w:rPr>
+        <w:t xml:space="preserve">가 편성되어 있다. 1급 중 연면적 3만㎡ 이상은 TYPE-Ⅰ, 그 미만은 TYPE-Ⅱ로 편성한다</w:t>
+      </w:r>
+    </w:p>
+    <w:p>
+      <w:pPr>
+        <w:spacing w:after="40" w:before="0"/>
+        <w:ind w:left="280" w:hanging="200"/>
+      </w:pPr>
+      <w:r>
+        <w:rPr>
+          <w:rFonts w:ascii="맑은 고딕" w:cs="맑은 고딕" w:eastAsia="맑은 고딕" w:hAnsi="맑은 고딕"/>
+          <w:sz w:val="20"/>
+          <w:szCs w:val="20"/>
+        </w:rPr>
+        <w:t xml:space="preserve">▪특급은 </w:t>
+      </w:r>
+      <w:r>
+        <w:rPr>
+          <w:rFonts w:ascii="맑은 고딕" w:cs="맑은 고딕" w:eastAsia="맑은 고딕" w:hAnsi="맑은 고딕"/>
+          <w:b/>
+          <w:bCs/>
+          <w:sz w:val="20"/>
+          <w:szCs w:val="20"/>
+        </w:rPr>
+        <w:t xml:space="preserve">소방안전관리보조자</w:t>
+      </w:r>
+      <w:r>
+        <w:rPr>
+          <w:rFonts w:ascii="맑은 고딕" w:cs="맑은 고딕" w:eastAsia="맑은 고딕" w:hAnsi="맑은 고딕"/>
+          <w:sz w:val="20"/>
+          <w:szCs w:val="20"/>
+        </w:rPr>
+        <w:t xml:space="preserve">도 선임한다. 방재실에 두 사람 이상이 있을 수 있다</w:t>
+      </w:r>
+    </w:p>
+    <w:p>
+      <w:pPr>
+        <w:spacing w:after="40" w:before="0"/>
+        <w:ind w:left="280" w:hanging="200"/>
+      </w:pPr>
+      <w:r>
+        <w:rPr>
+          <w:rFonts w:ascii="맑은 고딕" w:cs="맑은 고딕" w:eastAsia="맑은 고딕" w:hAnsi="맑은 고딕"/>
+          <w:sz w:val="20"/>
+          <w:szCs w:val="20"/>
+        </w:rPr>
+        <w:t xml:space="preserve">▪자체점검(종합점검) 이력이 남아 있다. 설비의 최근 상태를 확인할 수 있는 기록이다</w:t>
+      </w:r>
+    </w:p>
+    <w:p>
+      <w:pPr>
+        <w:spacing w:after="120"/>
+        <w:jc w:val="both"/>
+      </w:pPr>
+      <w:r>
+        <w:rPr>
+          <w:rFonts w:ascii="맑은 고딕" w:cs="맑은 고딕" w:eastAsia="맑은 고딕" w:hAnsi="맑은 고딕"/>
+          <w:sz w:val="20"/>
+          <w:szCs w:val="20"/>
+        </w:rPr>
+        <w:t xml:space="preserve">본문 「Ⅰ-1. 도착 후 10분 판단 절차」의 T+3~6분 설비 판독과 관계인 질문 8항목은 이 조건 위에서 성립한다. 등급을 사전대응계획 첫 줄에 적어 둔다.</w:t>
+      </w:r>
+    </w:p>
+    <w:p>
+      <w:pPr>
+        <w:pStyle w:val="Heading2"/>
+        <w:spacing w:after="140" w:before="380"/>
+      </w:pPr>
+      <w:r>
+        <w:rPr>
+          <w:rFonts w:ascii="맑은 고딕" w:cs="맑은 고딕" w:eastAsia="맑은 고딕" w:hAnsi="맑은 고딕"/>
+          <w:b/>
+          <w:bCs/>
+          <w:sz w:val="26"/>
+          <w:szCs w:val="26"/>
+        </w:rPr>
+        <w:t xml:space="preserve">2. 설치 대상 판별표</w:t>
+      </w:r>
+    </w:p>
+    <w:p>
+      <w:pPr>
+        <w:spacing w:after="120"/>
+        <w:jc w:val="both"/>
+      </w:pPr>
+      <w:r>
+        <w:rPr>
+          <w:rFonts w:ascii="맑은 고딕" w:cs="맑은 고딕" w:eastAsia="맑은 고딕" w:hAnsi="맑은 고딕"/>
+          <w:sz w:val="20"/>
+          <w:szCs w:val="20"/>
+        </w:rPr>
+        <w:t xml:space="preserve">도착 전에 "이 건물에 무엇이 있어야 하는가"를 역산하는 표이다. 있어야 할 것이 없으면 그 자체가 판단 정보가 된다.</w:t>
+      </w:r>
+    </w:p>
+    <w:tbl>
+      <w:tblPr>
+        <w:tblW w:type="dxa" w:w="9000"/>
+        <w:tblBorders>
+          <w:top w:val="single" w:color="auto" w:sz="4"/>
+          <w:left w:val="single" w:color="auto" w:sz="4"/>
+          <w:bottom w:val="single" w:color="auto" w:sz="4"/>
+          <w:right w:val="single" w:color="auto" w:sz="4"/>
+          <w:insideH w:val="single" w:color="auto" w:sz="4"/>
+          <w:insideV w:val="single" w:color="auto" w:sz="4"/>
+        </w:tblBorders>
+      </w:tblPr>
+      <w:tblGrid>
+        <w:gridCol w:w="1700"/>
+        <w:gridCol w:w="4700"/>
+        <w:gridCol w:w="2600"/>
+      </w:tblGrid>
+      <w:tr>
+        <w:trPr>
+          <w:tblHeader/>
+        </w:trPr>
+        <w:tc>
+          <w:tcPr>
+            <w:tcW w:type="dxa" w:w="1700"/>
+            <w:shd w:fill="E8E8E8" w:val="clear"/>
+            <w:tcMar>
+              <w:top w:type="dxa" w:w="80"/>
+              <w:left w:type="dxa" w:w="120"/>
+              <w:bottom w:type="dxa" w:w="80"/>
+              <w:right w:type="dxa" w:w="120"/>
+            </w:tcMar>
+          </w:tcPr>
+          <w:p>
+            <w:pPr>
+              <w:spacing w:after="0" w:before="0"/>
+              <w:jc w:val="center"/>
+            </w:pPr>
+            <w:r>
+              <w:rPr>
+                <w:rFonts w:ascii="맑은 고딕" w:cs="맑은 고딕" w:eastAsia="맑은 고딕" w:hAnsi="맑은 고딕"/>
+                <w:b/>
+                <w:bCs/>
+                <w:sz w:val="18"/>
+                <w:szCs w:val="18"/>
+              </w:rPr>
+              <w:t xml:space="preserve">설비</w:t>
+            </w:r>
+          </w:p>
+        </w:tc>
+        <w:tc>
+          <w:tcPr>
+            <w:tcW w:type="dxa" w:w="4700"/>
+            <w:shd w:fill="E8E8E8" w:val="clear"/>
+            <w:tcMar>
+              <w:top w:type="dxa" w:w="80"/>
+              <w:left w:type="dxa" w:w="120"/>
+              <w:bottom w:type="dxa" w:w="80"/>
+              <w:right w:type="dxa" w:w="120"/>
+            </w:tcMar>
+          </w:tcPr>
+          <w:p>
+            <w:pPr>
+              <w:spacing w:after="0" w:before="0"/>
+              <w:jc w:val="center"/>
+            </w:pPr>
+            <w:r>
+              <w:rPr>
+                <w:rFonts w:ascii="맑은 고딕" w:cs="맑은 고딕" w:eastAsia="맑은 고딕" w:hAnsi="맑은 고딕"/>
+                <w:b/>
+                <w:bCs/>
+                <w:sz w:val="18"/>
+                <w:szCs w:val="18"/>
+              </w:rPr>
+              <w:t xml:space="preserve">설치 기준</w:t>
+            </w:r>
+          </w:p>
+        </w:tc>
+        <w:tc>
+          <w:tcPr>
+            <w:tcW w:type="dxa" w:w="2600"/>
+            <w:shd w:fill="E8E8E8" w:val="clear"/>
+            <w:tcMar>
+              <w:top w:type="dxa" w:w="80"/>
+              <w:left w:type="dxa" w:w="120"/>
+              <w:bottom w:type="dxa" w:w="80"/>
+              <w:right w:type="dxa" w:w="120"/>
+            </w:tcMar>
+          </w:tcPr>
+          <w:p>
+            <w:pPr>
+              <w:spacing w:after="0" w:before="0"/>
+              <w:jc w:val="center"/>
+            </w:pPr>
+            <w:r>
+              <w:rPr>
+                <w:rFonts w:ascii="맑은 고딕" w:cs="맑은 고딕" w:eastAsia="맑은 고딕" w:hAnsi="맑은 고딕"/>
+                <w:b/>
+                <w:bCs/>
+                <w:sz w:val="18"/>
+                <w:szCs w:val="18"/>
+              </w:rPr>
+              <w:t xml:space="preserve">1급·특급 물류창고에서</w:t>
+            </w:r>
+          </w:p>
+        </w:tc>
+      </w:tr>
+      <w:tr>
+        <w:trPr>
+          <w:tblHeader w:val="false"/>
+        </w:trPr>
+        <w:tc>
+          <w:tcPr>
+            <w:tcW w:type="dxa" w:w="1700"/>
+            <w:tcMar>
+              <w:top w:type="dxa" w:w="80"/>
+              <w:left w:type="dxa" w:w="120"/>
+              <w:bottom w:type="dxa" w:w="80"/>
+              <w:right w:type="dxa" w:w="120"/>
+            </w:tcMar>
+          </w:tcPr>
+          <w:p>
+            <w:pPr>
+              <w:spacing w:after="0" w:before="0"/>
+              <w:jc w:val="left"/>
+            </w:pPr>
+            <w:r>
+              <w:rPr>
+                <w:rFonts w:ascii="맑은 고딕" w:cs="맑은 고딕" w:eastAsia="맑은 고딕" w:hAnsi="맑은 고딕"/>
+                <w:sz w:val="18"/>
+                <w:szCs w:val="18"/>
+              </w:rPr>
+              <w:t xml:space="preserve">스프링클러설비</w:t>
+            </w:r>
+          </w:p>
+        </w:tc>
+        <w:tc>
+          <w:tcPr>
+            <w:tcW w:type="dxa" w:w="4700"/>
+            <w:tcMar>
+              <w:top w:type="dxa" w:w="80"/>
+              <w:left w:type="dxa" w:w="120"/>
+              <w:bottom w:type="dxa" w:w="80"/>
+              <w:right w:type="dxa" w:w="120"/>
+            </w:tcMar>
+          </w:tcPr>
+          <w:p>
+            <w:pPr>
+              <w:spacing w:after="0" w:before="0"/>
+              <w:jc w:val="left"/>
+            </w:pPr>
+            <w:r>
+              <w:rPr>
+                <w:rFonts w:ascii="맑은 고딕" w:cs="맑은 고딕" w:eastAsia="맑은 고딕" w:hAnsi="맑은 고딕"/>
+                <w:sz w:val="18"/>
+                <w:szCs w:val="18"/>
+              </w:rPr>
+              <w:t xml:space="preserve">창고시설(물류터미널 제외) 연면적 5,000㎡ 이상 전 층</w:t>
+            </w:r>
+          </w:p>
+          <w:p>
+            <w:pPr>
+              <w:spacing w:after="0" w:before="0"/>
+              <w:jc w:val="left"/>
+            </w:pPr>
+            <w:r>
+              <w:rPr>
+                <w:rFonts w:ascii="맑은 고딕" w:cs="맑은 고딕" w:eastAsia="맑은 고딕" w:hAnsi="맑은 고딕"/>
+                <w:sz w:val="18"/>
+                <w:szCs w:val="18"/>
+              </w:rPr>
+              <w:t xml:space="preserve">랙식 창고(천장 높이 10m 초과) 바닥면적 합계 1,500㎡ 이상</w:t>
+            </w:r>
+          </w:p>
+        </w:tc>
+        <w:tc>
+          <w:tcPr>
+            <w:tcW w:type="dxa" w:w="2600"/>
+            <w:tcMar>
+              <w:top w:type="dxa" w:w="80"/>
+              <w:left w:type="dxa" w:w="120"/>
+              <w:bottom w:type="dxa" w:w="80"/>
+              <w:right w:type="dxa" w:w="120"/>
+            </w:tcMar>
+          </w:tcPr>
+          <w:p>
+            <w:pPr>
+              <w:spacing w:after="0" w:before="0"/>
+              <w:jc w:val="left"/>
+            </w:pPr>
+            <w:r>
+              <w:rPr>
+                <w:rFonts w:ascii="맑은 고딕" w:cs="맑은 고딕" w:eastAsia="맑은 고딕" w:hAnsi="맑은 고딕"/>
+                <w:b/>
+                <w:bCs/>
+                <w:sz w:val="18"/>
+                <w:szCs w:val="18"/>
+              </w:rPr>
+              <w:t xml:space="preserve">반드시 있다</w:t>
+            </w:r>
+          </w:p>
+        </w:tc>
+      </w:tr>
+      <w:tr>
+        <w:trPr>
+          <w:tblHeader w:val="false"/>
+        </w:trPr>
+        <w:tc>
+          <w:tcPr>
+            <w:tcW w:type="dxa" w:w="1700"/>
+            <w:tcMar>
+              <w:top w:type="dxa" w:w="80"/>
+              <w:left w:type="dxa" w:w="120"/>
+              <w:bottom w:type="dxa" w:w="80"/>
+              <w:right w:type="dxa" w:w="120"/>
+            </w:tcMar>
+          </w:tcPr>
+          <w:p>
+            <w:pPr>
+              <w:spacing w:after="0" w:before="0"/>
+              <w:jc w:val="left"/>
+            </w:pPr>
+            <w:r>
+              <w:rPr>
+                <w:rFonts w:ascii="맑은 고딕" w:cs="맑은 고딕" w:eastAsia="맑은 고딕" w:hAnsi="맑은 고딕"/>
+                <w:sz w:val="18"/>
+                <w:szCs w:val="18"/>
+              </w:rPr>
+              <w:t xml:space="preserve">옥내소화전설비</w:t>
+            </w:r>
+          </w:p>
+        </w:tc>
+        <w:tc>
+          <w:tcPr>
+            <w:tcW w:type="dxa" w:w="4700"/>
+            <w:tcMar>
+              <w:top w:type="dxa" w:w="80"/>
+              <w:left w:type="dxa" w:w="120"/>
+              <w:bottom w:type="dxa" w:w="80"/>
+              <w:right w:type="dxa" w:w="120"/>
+            </w:tcMar>
+          </w:tcPr>
+          <w:p>
+            <w:pPr>
+              <w:spacing w:after="0" w:before="0"/>
+              <w:jc w:val="left"/>
+            </w:pPr>
+            <w:r>
+              <w:rPr>
+                <w:rFonts w:ascii="맑은 고딕" w:cs="맑은 고딕" w:eastAsia="맑은 고딕" w:hAnsi="맑은 고딕"/>
+                <w:sz w:val="18"/>
+                <w:szCs w:val="18"/>
+              </w:rPr>
+              <w:t xml:space="preserve">연면적 기준 등</w:t>
+            </w:r>
+          </w:p>
+        </w:tc>
+        <w:tc>
+          <w:tcPr>
+            <w:tcW w:type="dxa" w:w="2600"/>
+            <w:tcMar>
+              <w:top w:type="dxa" w:w="80"/>
+              <w:left w:type="dxa" w:w="120"/>
+              <w:bottom w:type="dxa" w:w="80"/>
+              <w:right w:type="dxa" w:w="120"/>
+            </w:tcMar>
+          </w:tcPr>
+          <w:p>
+            <w:pPr>
+              <w:spacing w:after="0" w:before="0"/>
+              <w:jc w:val="left"/>
+            </w:pPr>
+            <w:r>
+              <w:rPr>
+                <w:rFonts w:ascii="맑은 고딕" w:cs="맑은 고딕" w:eastAsia="맑은 고딕" w:hAnsi="맑은 고딕"/>
+                <w:sz w:val="18"/>
+                <w:szCs w:val="18"/>
+              </w:rPr>
+              <w:t xml:space="preserve">반드시 있다</w:t>
+            </w:r>
+          </w:p>
+        </w:tc>
+      </w:tr>
+      <w:tr>
+        <w:trPr>
+          <w:tblHeader w:val="false"/>
+        </w:trPr>
+        <w:tc>
+          <w:tcPr>
+            <w:tcW w:type="dxa" w:w="1700"/>
+            <w:tcMar>
+              <w:top w:type="dxa" w:w="80"/>
+              <w:left w:type="dxa" w:w="120"/>
+              <w:bottom w:type="dxa" w:w="80"/>
+              <w:right w:type="dxa" w:w="120"/>
+            </w:tcMar>
+          </w:tcPr>
+          <w:p>
+            <w:pPr>
+              <w:spacing w:after="0" w:before="0"/>
+              <w:jc w:val="left"/>
+            </w:pPr>
+            <w:r>
+              <w:rPr>
+                <w:rFonts w:ascii="맑은 고딕" w:cs="맑은 고딕" w:eastAsia="맑은 고딕" w:hAnsi="맑은 고딕"/>
+                <w:sz w:val="18"/>
+                <w:szCs w:val="18"/>
+              </w:rPr>
+              <w:t xml:space="preserve">옥외소화전설비</w:t>
+            </w:r>
+          </w:p>
+        </w:tc>
+        <w:tc>
+          <w:tcPr>
+            <w:tcW w:type="dxa" w:w="4700"/>
+            <w:tcMar>
+              <w:top w:type="dxa" w:w="80"/>
+              <w:left w:type="dxa" w:w="120"/>
+              <w:bottom w:type="dxa" w:w="80"/>
+              <w:right w:type="dxa" w:w="120"/>
+            </w:tcMar>
+          </w:tcPr>
+          <w:p>
+            <w:pPr>
+              <w:spacing w:after="0" w:before="0"/>
+              <w:jc w:val="left"/>
+            </w:pPr>
+            <w:r>
+              <w:rPr>
+                <w:rFonts w:ascii="맑은 고딕" w:cs="맑은 고딕" w:eastAsia="맑은 고딕" w:hAnsi="맑은 고딕"/>
+                <w:sz w:val="18"/>
+                <w:szCs w:val="18"/>
+              </w:rPr>
+              <w:t xml:space="preserve">연면적 기준 등</w:t>
+            </w:r>
+          </w:p>
+        </w:tc>
+        <w:tc>
+          <w:tcPr>
+            <w:tcW w:type="dxa" w:w="2600"/>
+            <w:tcMar>
+              <w:top w:type="dxa" w:w="80"/>
+              <w:left w:type="dxa" w:w="120"/>
+              <w:bottom w:type="dxa" w:w="80"/>
+              <w:right w:type="dxa" w:w="120"/>
+            </w:tcMar>
+          </w:tcPr>
+          <w:p>
+            <w:pPr>
+              <w:spacing w:after="0" w:before="0"/>
+              <w:jc w:val="left"/>
+            </w:pPr>
+            <w:r>
+              <w:rPr>
+                <w:rFonts w:ascii="맑은 고딕" w:cs="맑은 고딕" w:eastAsia="맑은 고딕" w:hAnsi="맑은 고딕"/>
+                <w:sz w:val="18"/>
+                <w:szCs w:val="18"/>
+              </w:rPr>
+              <w:t xml:space="preserve">대부분 있다</w:t>
+            </w:r>
+          </w:p>
+        </w:tc>
+      </w:tr>
+      <w:tr>
+        <w:trPr>
+          <w:tblHeader w:val="false"/>
+        </w:trPr>
+        <w:tc>
+          <w:tcPr>
+            <w:tcW w:type="dxa" w:w="1700"/>
+            <w:tcMar>
+              <w:top w:type="dxa" w:w="80"/>
+              <w:left w:type="dxa" w:w="120"/>
+              <w:bottom w:type="dxa" w:w="80"/>
+              <w:right w:type="dxa" w:w="120"/>
+            </w:tcMar>
+          </w:tcPr>
+          <w:p>
+            <w:pPr>
+              <w:spacing w:after="0" w:before="0"/>
+              <w:jc w:val="left"/>
+            </w:pPr>
+            <w:r>
+              <w:rPr>
+                <w:rFonts w:ascii="맑은 고딕" w:cs="맑은 고딕" w:eastAsia="맑은 고딕" w:hAnsi="맑은 고딕"/>
+                <w:sz w:val="18"/>
+                <w:szCs w:val="18"/>
+              </w:rPr>
+              <w:t xml:space="preserve">자동화재탐지설비</w:t>
+            </w:r>
+          </w:p>
+        </w:tc>
+        <w:tc>
+          <w:tcPr>
+            <w:tcW w:type="dxa" w:w="4700"/>
+            <w:tcMar>
+              <w:top w:type="dxa" w:w="80"/>
+              <w:left w:type="dxa" w:w="120"/>
+              <w:bottom w:type="dxa" w:w="80"/>
+              <w:right w:type="dxa" w:w="120"/>
+            </w:tcMar>
+          </w:tcPr>
+          <w:p>
+            <w:pPr>
+              <w:spacing w:after="0" w:before="0"/>
+              <w:jc w:val="left"/>
+            </w:pPr>
+            <w:r>
+              <w:rPr>
+                <w:rFonts w:ascii="맑은 고딕" w:cs="맑은 고딕" w:eastAsia="맑은 고딕" w:hAnsi="맑은 고딕"/>
+                <w:sz w:val="18"/>
+                <w:szCs w:val="18"/>
+              </w:rPr>
+              <w:t xml:space="preserve">연면적 기준 등</w:t>
+            </w:r>
+          </w:p>
+        </w:tc>
+        <w:tc>
+          <w:tcPr>
+            <w:tcW w:type="dxa" w:w="2600"/>
+            <w:tcMar>
+              <w:top w:type="dxa" w:w="80"/>
+              <w:left w:type="dxa" w:w="120"/>
+              <w:bottom w:type="dxa" w:w="80"/>
+              <w:right w:type="dxa" w:w="120"/>
+            </w:tcMar>
+          </w:tcPr>
+          <w:p>
+            <w:pPr>
+              <w:spacing w:after="0" w:before="0"/>
+              <w:jc w:val="left"/>
+            </w:pPr>
+            <w:r>
+              <w:rPr>
+                <w:rFonts w:ascii="맑은 고딕" w:cs="맑은 고딕" w:eastAsia="맑은 고딕" w:hAnsi="맑은 고딕"/>
+                <w:sz w:val="18"/>
+                <w:szCs w:val="18"/>
+              </w:rPr>
+              <w:t xml:space="preserve">반드시 있다</w:t>
+            </w:r>
+          </w:p>
+        </w:tc>
+      </w:tr>
+      <w:tr>
+        <w:trPr>
+          <w:tblHeader w:val="false"/>
+        </w:trPr>
+        <w:tc>
+          <w:tcPr>
+            <w:tcW w:type="dxa" w:w="1700"/>
+            <w:tcMar>
+              <w:top w:type="dxa" w:w="80"/>
+              <w:left w:type="dxa" w:w="120"/>
+              <w:bottom w:type="dxa" w:w="80"/>
+              <w:right w:type="dxa" w:w="120"/>
+            </w:tcMar>
+          </w:tcPr>
+          <w:p>
+            <w:pPr>
+              <w:spacing w:after="0" w:before="0"/>
+              <w:jc w:val="left"/>
+            </w:pPr>
+            <w:r>
+              <w:rPr>
+                <w:rFonts w:ascii="맑은 고딕" w:cs="맑은 고딕" w:eastAsia="맑은 고딕" w:hAnsi="맑은 고딕"/>
+                <w:sz w:val="18"/>
+                <w:szCs w:val="18"/>
+              </w:rPr>
+              <w:t xml:space="preserve">비상방송설비</w:t>
+            </w:r>
+          </w:p>
+        </w:tc>
+        <w:tc>
+          <w:tcPr>
+            <w:tcW w:type="dxa" w:w="4700"/>
+            <w:tcMar>
+              <w:top w:type="dxa" w:w="80"/>
+              <w:left w:type="dxa" w:w="120"/>
+              <w:bottom w:type="dxa" w:w="80"/>
+              <w:right w:type="dxa" w:w="120"/>
+            </w:tcMar>
+          </w:tcPr>
+          <w:p>
+            <w:pPr>
+              <w:spacing w:after="0" w:before="0"/>
+              <w:jc w:val="left"/>
+            </w:pPr>
+            <w:r>
+              <w:rPr>
+                <w:rFonts w:ascii="맑은 고딕" w:cs="맑은 고딕" w:eastAsia="맑은 고딕" w:hAnsi="맑은 고딕"/>
+                <w:sz w:val="18"/>
+                <w:szCs w:val="18"/>
+              </w:rPr>
+              <w:t xml:space="preserve">연면적 3,500㎡ 이상 등</w:t>
+            </w:r>
+          </w:p>
+        </w:tc>
+        <w:tc>
+          <w:tcPr>
+            <w:tcW w:type="dxa" w:w="2600"/>
+            <w:tcMar>
+              <w:top w:type="dxa" w:w="80"/>
+              <w:left w:type="dxa" w:w="120"/>
+              <w:bottom w:type="dxa" w:w="80"/>
+              <w:right w:type="dxa" w:w="120"/>
+            </w:tcMar>
+          </w:tcPr>
+          <w:p>
+            <w:pPr>
+              <w:spacing w:after="0" w:before="0"/>
+              <w:jc w:val="left"/>
+            </w:pPr>
+            <w:r>
+              <w:rPr>
+                <w:rFonts w:ascii="맑은 고딕" w:cs="맑은 고딕" w:eastAsia="맑은 고딕" w:hAnsi="맑은 고딕"/>
+                <w:sz w:val="18"/>
+                <w:szCs w:val="18"/>
+              </w:rPr>
+              <w:t xml:space="preserve">반드시 있다</w:t>
+            </w:r>
+          </w:p>
+        </w:tc>
+      </w:tr>
+      <w:tr>
+        <w:trPr>
+          <w:tblHeader w:val="false"/>
+        </w:trPr>
+        <w:tc>
+          <w:tcPr>
+            <w:tcW w:type="dxa" w:w="1700"/>
+            <w:tcMar>
+              <w:top w:type="dxa" w:w="80"/>
+              <w:left w:type="dxa" w:w="120"/>
+              <w:bottom w:type="dxa" w:w="80"/>
+              <w:right w:type="dxa" w:w="120"/>
+            </w:tcMar>
+          </w:tcPr>
+          <w:p>
+            <w:pPr>
+              <w:spacing w:after="0" w:before="0"/>
+              <w:jc w:val="left"/>
+            </w:pPr>
+            <w:r>
+              <w:rPr>
+                <w:rFonts w:ascii="맑은 고딕" w:cs="맑은 고딕" w:eastAsia="맑은 고딕" w:hAnsi="맑은 고딕"/>
+                <w:sz w:val="18"/>
+                <w:szCs w:val="18"/>
+              </w:rPr>
+              <w:t xml:space="preserve">연결송수관설비</w:t>
+            </w:r>
+          </w:p>
+        </w:tc>
+        <w:tc>
+          <w:tcPr>
+            <w:tcW w:type="dxa" w:w="4700"/>
+            <w:tcMar>
+              <w:top w:type="dxa" w:w="80"/>
+              <w:left w:type="dxa" w:w="120"/>
+              <w:bottom w:type="dxa" w:w="80"/>
+              <w:right w:type="dxa" w:w="120"/>
+            </w:tcMar>
+          </w:tcPr>
+          <w:p>
+            <w:pPr>
+              <w:spacing w:after="0" w:before="0"/>
+              <w:jc w:val="left"/>
+            </w:pPr>
+            <w:r>
+              <w:rPr>
+                <w:rFonts w:ascii="맑은 고딕" w:cs="맑은 고딕" w:eastAsia="맑은 고딕" w:hAnsi="맑은 고딕"/>
+                <w:sz w:val="18"/>
+                <w:szCs w:val="18"/>
+              </w:rPr>
+              <w:t xml:space="preserve">층수 5층 이상이고 연면적 6,000㎡ 이상 등</w:t>
+            </w:r>
+          </w:p>
+        </w:tc>
+        <w:tc>
+          <w:tcPr>
+            <w:tcW w:type="dxa" w:w="2600"/>
+            <w:tcMar>
+              <w:top w:type="dxa" w:w="80"/>
+              <w:left w:type="dxa" w:w="120"/>
+              <w:bottom w:type="dxa" w:w="80"/>
+              <w:right w:type="dxa" w:w="120"/>
+            </w:tcMar>
+          </w:tcPr>
+          <w:p>
+            <w:pPr>
+              <w:spacing w:after="0" w:before="0"/>
+              <w:jc w:val="left"/>
+            </w:pPr>
+            <w:r>
+              <w:rPr>
+                <w:rFonts w:ascii="맑은 고딕" w:cs="맑은 고딕" w:eastAsia="맑은 고딕" w:hAnsi="맑은 고딕"/>
+                <w:b/>
+                <w:bCs/>
+                <w:sz w:val="18"/>
+                <w:szCs w:val="18"/>
+              </w:rPr>
+              <w:t xml:space="preserve">단층·저층은 없는 경우가 많다</w:t>
+            </w:r>
+          </w:p>
+        </w:tc>
+      </w:tr>
+      <w:tr>
+        <w:trPr>
+          <w:tblHeader w:val="false"/>
+        </w:trPr>
+        <w:tc>
+          <w:tcPr>
+            <w:tcW w:type="dxa" w:w="1700"/>
+            <w:tcMar>
+              <w:top w:type="dxa" w:w="80"/>
+              <w:left w:type="dxa" w:w="120"/>
+              <w:bottom w:type="dxa" w:w="80"/>
+              <w:right w:type="dxa" w:w="120"/>
+            </w:tcMar>
+          </w:tcPr>
+          <w:p>
+            <w:pPr>
+              <w:spacing w:after="0" w:before="0"/>
+              <w:jc w:val="left"/>
+            </w:pPr>
+            <w:r>
+              <w:rPr>
+                <w:rFonts w:ascii="맑은 고딕" w:cs="맑은 고딕" w:eastAsia="맑은 고딕" w:hAnsi="맑은 고딕"/>
+                <w:sz w:val="18"/>
+                <w:szCs w:val="18"/>
+              </w:rPr>
+              <w:t xml:space="preserve">무선통신보조설비</w:t>
+            </w:r>
+          </w:p>
+        </w:tc>
+        <w:tc>
+          <w:tcPr>
+            <w:tcW w:type="dxa" w:w="4700"/>
+            <w:tcMar>
+              <w:top w:type="dxa" w:w="80"/>
+              <w:left w:type="dxa" w:w="120"/>
+              <w:bottom w:type="dxa" w:w="80"/>
+              <w:right w:type="dxa" w:w="120"/>
+            </w:tcMar>
+          </w:tcPr>
+          <w:p>
+            <w:pPr>
+              <w:spacing w:after="0" w:before="0"/>
+              <w:jc w:val="left"/>
+            </w:pPr>
+            <w:r>
+              <w:rPr>
+                <w:rFonts w:ascii="맑은 고딕" w:cs="맑은 고딕" w:eastAsia="맑은 고딕" w:hAnsi="맑은 고딕"/>
+                <w:sz w:val="18"/>
+                <w:szCs w:val="18"/>
+              </w:rPr>
+              <w:t xml:space="preserve">지하가 연면적 1,000㎡ 이상</w:t>
+            </w:r>
+          </w:p>
+          <w:p>
+            <w:pPr>
+              <w:spacing w:after="0" w:before="0"/>
+              <w:jc w:val="left"/>
+            </w:pPr>
+            <w:r>
+              <w:rPr>
+                <w:rFonts w:ascii="맑은 고딕" w:cs="맑은 고딕" w:eastAsia="맑은 고딕" w:hAnsi="맑은 고딕"/>
+                <w:sz w:val="18"/>
+                <w:szCs w:val="18"/>
+              </w:rPr>
+              <w:t xml:space="preserve">지하층 바닥면적 합계 3,000㎡ 이상 → 지하 전층</w:t>
+            </w:r>
+          </w:p>
+          <w:p>
+            <w:pPr>
+              <w:spacing w:after="0" w:before="0"/>
+              <w:jc w:val="left"/>
+            </w:pPr>
+            <w:r>
+              <w:rPr>
+                <w:rFonts w:ascii="맑은 고딕" w:cs="맑은 고딕" w:eastAsia="맑은 고딕" w:hAnsi="맑은 고딕"/>
+                <w:sz w:val="18"/>
+                <w:szCs w:val="18"/>
+              </w:rPr>
+              <w:t xml:space="preserve">지하층 3층 이상이고 합계 1,000㎡ 이상 → 지하 전층</w:t>
+            </w:r>
+          </w:p>
+        </w:tc>
+        <w:tc>
+          <w:tcPr>
+            <w:tcW w:type="dxa" w:w="2600"/>
+            <w:tcMar>
+              <w:top w:type="dxa" w:w="80"/>
+              <w:left w:type="dxa" w:w="120"/>
+              <w:bottom w:type="dxa" w:w="80"/>
+              <w:right w:type="dxa" w:w="120"/>
+            </w:tcMar>
+          </w:tcPr>
+          <w:p>
+            <w:pPr>
+              <w:spacing w:after="0" w:before="0"/>
+              <w:jc w:val="left"/>
+            </w:pPr>
+            <w:r>
+              <w:rPr>
+                <w:rFonts w:ascii="맑은 고딕" w:cs="맑은 고딕" w:eastAsia="맑은 고딕" w:hAnsi="맑은 고딕"/>
+                <w:b/>
+                <w:bCs/>
+                <w:sz w:val="18"/>
+                <w:szCs w:val="18"/>
+              </w:rPr>
+              <w:t xml:space="preserve">지상층에는 없다.</w:t>
+            </w:r>
+          </w:p>
+          <w:p>
+            <w:pPr>
+              <w:spacing w:after="0" w:before="0"/>
+              <w:jc w:val="left"/>
+            </w:pPr>
+            <w:r>
+              <w:rPr>
+                <w:rFonts w:ascii="맑은 고딕" w:cs="맑은 고딕" w:eastAsia="맑은 고딕" w:hAnsi="맑은 고딕"/>
+                <w:sz w:val="18"/>
+                <w:szCs w:val="18"/>
+              </w:rPr>
+              <w:t xml:space="preserve">지하층이 있는 물류센터만</w:t>
+            </w:r>
+          </w:p>
+        </w:tc>
+      </w:tr>
+      <w:tr>
+        <w:trPr>
+          <w:tblHeader w:val="false"/>
+        </w:trPr>
+        <w:tc>
+          <w:tcPr>
+            <w:tcW w:type="dxa" w:w="1700"/>
+            <w:tcMar>
+              <w:top w:type="dxa" w:w="80"/>
+              <w:left w:type="dxa" w:w="120"/>
+              <w:bottom w:type="dxa" w:w="80"/>
+              <w:right w:type="dxa" w:w="120"/>
+            </w:tcMar>
+          </w:tcPr>
+          <w:p>
+            <w:pPr>
+              <w:spacing w:after="0" w:before="0"/>
+              <w:jc w:val="left"/>
+            </w:pPr>
+            <w:r>
+              <w:rPr>
+                <w:rFonts w:ascii="맑은 고딕" w:cs="맑은 고딕" w:eastAsia="맑은 고딕" w:hAnsi="맑은 고딕"/>
+                <w:sz w:val="18"/>
+                <w:szCs w:val="18"/>
+              </w:rPr>
+              <w:t xml:space="preserve">소화수조·저수조</w:t>
+            </w:r>
+          </w:p>
+        </w:tc>
+        <w:tc>
+          <w:tcPr>
+            <w:tcW w:type="dxa" w:w="4700"/>
+            <w:tcMar>
+              <w:top w:type="dxa" w:w="80"/>
+              <w:left w:type="dxa" w:w="120"/>
+              <w:bottom w:type="dxa" w:w="80"/>
+              <w:right w:type="dxa" w:w="120"/>
+            </w:tcMar>
+          </w:tcPr>
+          <w:p>
+            <w:pPr>
+              <w:spacing w:after="0" w:before="0"/>
+              <w:jc w:val="left"/>
+            </w:pPr>
+            <w:r>
+              <w:rPr>
+                <w:rFonts w:ascii="맑은 고딕" w:cs="맑은 고딕" w:eastAsia="맑은 고딕" w:hAnsi="맑은 고딕"/>
+                <w:sz w:val="18"/>
+                <w:szCs w:val="18"/>
+              </w:rPr>
+              <w:t xml:space="preserve">연면적 기준 등</w:t>
+            </w:r>
+          </w:p>
+        </w:tc>
+        <w:tc>
+          <w:tcPr>
+            <w:tcW w:type="dxa" w:w="2600"/>
+            <w:tcMar>
+              <w:top w:type="dxa" w:w="80"/>
+              <w:left w:type="dxa" w:w="120"/>
+              <w:bottom w:type="dxa" w:w="80"/>
+              <w:right w:type="dxa" w:w="120"/>
+            </w:tcMar>
+          </w:tcPr>
+          <w:p>
+            <w:pPr>
+              <w:spacing w:after="0" w:before="0"/>
+              <w:jc w:val="left"/>
+            </w:pPr>
+            <w:r>
+              <w:rPr>
+                <w:rFonts w:ascii="맑은 고딕" w:cs="맑은 고딕" w:eastAsia="맑은 고딕" w:hAnsi="맑은 고딕"/>
+                <w:sz w:val="18"/>
+                <w:szCs w:val="18"/>
+              </w:rPr>
+              <w:t xml:space="preserve">대부분 있다</w:t>
+            </w:r>
+          </w:p>
+        </w:tc>
+      </w:tr>
+      <w:tr>
+        <w:trPr>
+          <w:tblHeader w:val="false"/>
+        </w:trPr>
+        <w:tc>
+          <w:tcPr>
+            <w:tcW w:type="dxa" w:w="1700"/>
+            <w:tcMar>
+              <w:top w:type="dxa" w:w="80"/>
+              <w:left w:type="dxa" w:w="120"/>
+              <w:bottom w:type="dxa" w:w="80"/>
+              <w:right w:type="dxa" w:w="120"/>
+            </w:tcMar>
+          </w:tcPr>
+          <w:p>
+            <w:pPr>
+              <w:spacing w:after="0" w:before="0"/>
+              <w:jc w:val="left"/>
+            </w:pPr>
+            <w:r>
+              <w:rPr>
+                <w:rFonts w:ascii="맑은 고딕" w:cs="맑은 고딕" w:eastAsia="맑은 고딕" w:hAnsi="맑은 고딕"/>
+                <w:sz w:val="18"/>
+                <w:szCs w:val="18"/>
+              </w:rPr>
+              <w:t xml:space="preserve">제연설비</w:t>
+            </w:r>
+          </w:p>
+        </w:tc>
+        <w:tc>
+          <w:tcPr>
+            <w:tcW w:type="dxa" w:w="4700"/>
+            <w:tcMar>
+              <w:top w:type="dxa" w:w="80"/>
+              <w:left w:type="dxa" w:w="120"/>
+              <w:bottom w:type="dxa" w:w="80"/>
+              <w:right w:type="dxa" w:w="120"/>
+            </w:tcMar>
+          </w:tcPr>
+          <w:p>
+            <w:pPr>
+              <w:spacing w:after="0" w:before="0"/>
+              <w:jc w:val="left"/>
+            </w:pPr>
+            <w:r>
+              <w:rPr>
+                <w:rFonts w:ascii="맑은 고딕" w:cs="맑은 고딕" w:eastAsia="맑은 고딕" w:hAnsi="맑은 고딕"/>
+                <w:sz w:val="18"/>
+                <w:szCs w:val="18"/>
+              </w:rPr>
+              <w:t xml:space="preserve">층·용도별 기준</w:t>
+            </w:r>
+          </w:p>
+        </w:tc>
+        <w:tc>
+          <w:tcPr>
+            <w:tcW w:type="dxa" w:w="2600"/>
+            <w:tcMar>
+              <w:top w:type="dxa" w:w="80"/>
+              <w:left w:type="dxa" w:w="120"/>
+              <w:bottom w:type="dxa" w:w="80"/>
+              <w:right w:type="dxa" w:w="120"/>
+            </w:tcMar>
+          </w:tcPr>
+          <w:p>
+            <w:pPr>
+              <w:spacing w:after="0" w:before="0"/>
+              <w:jc w:val="left"/>
+            </w:pPr>
+            <w:r>
+              <w:rPr>
+                <w:rFonts w:ascii="맑은 고딕" w:cs="맑은 고딕" w:eastAsia="맑은 고딕" w:hAnsi="맑은 고딕"/>
+                <w:sz w:val="18"/>
+                <w:szCs w:val="18"/>
+              </w:rPr>
+              <w:t xml:space="preserve">구역에 따라 다르다</w:t>
+            </w:r>
+          </w:p>
+        </w:tc>
+      </w:tr>
+    </w:tbl>
+    <w:p>
+      <w:pPr>
+        <w:spacing w:after="120"/>
+        <w:jc w:val="both"/>
+      </w:pPr>
+      <w:r>
+        <w:rPr>
+          <w:rFonts w:ascii="맑은 고딕" w:cs="맑은 고딕" w:eastAsia="맑은 고딕" w:hAnsi="맑은 고딕"/>
+          <w:sz w:val="20"/>
+          <w:szCs w:val="20"/>
+        </w:rPr>
+        <w:t xml:space="preserve"> </w:t>
+      </w:r>
+    </w:p>
+    <w:p>
+      <w:pPr>
+        <w:spacing w:after="40" w:before="0"/>
+        <w:ind w:left="280" w:hanging="200"/>
+      </w:pPr>
+      <w:r>
+        <w:rPr>
+          <w:rFonts w:ascii="맑은 고딕" w:cs="맑은 고딕" w:eastAsia="맑은 고딕" w:hAnsi="맑은 고딕"/>
+          <w:sz w:val="20"/>
+          <w:szCs w:val="20"/>
+        </w:rPr>
+        <w:t xml:space="preserve">▪연결송수관과 무선통신보조설비는 </w:t>
+      </w:r>
+      <w:r>
+        <w:rPr>
+          <w:rFonts w:ascii="맑은 고딕" w:cs="맑은 고딕" w:eastAsia="맑은 고딕" w:hAnsi="맑은 고딕"/>
+          <w:b/>
+          <w:bCs/>
+          <w:sz w:val="20"/>
+          <w:szCs w:val="20"/>
+        </w:rPr>
+        <w:t xml:space="preserve">있고 없고가 갈린다.</w:t>
+      </w:r>
+      <w:r>
+        <w:rPr>
+          <w:rFonts w:ascii="맑은 고딕" w:cs="맑은 고딕" w:eastAsia="맑은 고딕" w:hAnsi="맑은 고딕"/>
+          <w:sz w:val="20"/>
+          <w:szCs w:val="20"/>
+        </w:rPr>
+        <w:t xml:space="preserve"> 이 둘의 유무를 사전대응계획에 반드시 기재한다. 현장에서 찾기 시작하면 늦는다</w:t>
+      </w:r>
+    </w:p>
+    <w:p>
+      <w:pPr>
+        <w:spacing w:after="40" w:before="0"/>
+        <w:ind w:left="280" w:hanging="200"/>
+      </w:pPr>
+      <w:r>
+        <w:rPr>
+          <w:rFonts w:ascii="맑은 고딕" w:cs="맑은 고딕" w:eastAsia="맑은 고딕" w:hAnsi="맑은 고딕"/>
+          <w:sz w:val="20"/>
+          <w:szCs w:val="20"/>
+        </w:rPr>
+        <w:t xml:space="preserve">▪옥내·옥외소화전, 소화수조, 제연설비의 창고시설 세부 설치기준은 법령 원문 대조가 필요하다. 관서에서 확정하여 표를 채운다</w:t>
+      </w:r>
+    </w:p>
+    <w:p>
+      <w:pPr>
+        <w:pStyle w:val="Heading2"/>
+        <w:spacing w:after="140" w:before="380"/>
+      </w:pPr>
+      <w:r>
+        <w:rPr>
+          <w:rFonts w:ascii="맑은 고딕" w:cs="맑은 고딕" w:eastAsia="맑은 고딕" w:hAnsi="맑은 고딕"/>
+          <w:b/>
+          <w:bCs/>
+          <w:sz w:val="26"/>
+          <w:szCs w:val="26"/>
+        </w:rPr>
+        <w:t xml:space="preserve">3. 소화설비</w:t>
+      </w:r>
+    </w:p>
+    <w:tbl>
+      <w:tblPr>
+        <w:tblW w:type="dxa" w:w="9000"/>
+        <w:tblBorders>
+          <w:top w:val="single" w:color="1F3864" w:sz="8"/>
+          <w:left w:val="single" w:color="1F3864" w:sz="8"/>
+          <w:bottom w:val="single" w:color="1F3864" w:sz="8"/>
+          <w:right w:val="single" w:color="1F3864" w:sz="8"/>
+          <w:insideH w:val="single" w:color="1F3864" w:sz="4"/>
+          <w:insideV w:val="single" w:color="1F3864" w:sz="4"/>
+        </w:tblBorders>
+      </w:tblPr>
+      <w:tblGrid>
+        <w:gridCol w:w="2500"/>
+        <w:gridCol w:w="6500"/>
+      </w:tblGrid>
+      <w:tr>
+        <w:trPr>
+          <w:cantSplit/>
+          <w:tblHeader/>
+        </w:trPr>
+        <w:tc>
+          <w:tcPr>
+            <w:tcW w:type="dxa" w:w="9000"/>
+            <w:gridSpan w:val="2"/>
+            <w:shd w:fill="1F3864" w:val="clear"/>
+            <w:tcMar>
+              <w:top w:type="dxa" w:w="80"/>
+              <w:left w:type="dxa" w:w="120"/>
+              <w:bottom w:type="dxa" w:w="80"/>
+              <w:right w:type="dxa" w:w="120"/>
+            </w:tcMar>
+            <w:vAlign w:val="center"/>
+          </w:tcPr>
+          <w:p>
+            <w:pPr>
+              <w:spacing w:after="0" w:before="0"/>
+              <w:jc w:val="left"/>
+            </w:pPr>
+            <w:r>
+              <w:rPr>
+                <w:rFonts w:ascii="맑은 고딕" w:cs="맑은 고딕" w:eastAsia="맑은 고딕" w:hAnsi="맑은 고딕"/>
+                <w:b/>
+                <w:bCs/>
+                <w:color w:val="FFFFFF"/>
+                <w:sz w:val="22"/>
+                <w:szCs w:val="22"/>
+              </w:rPr>
+              <w:t xml:space="preserve">라지드롭형 스프링클러설비</w:t>
+            </w:r>
+          </w:p>
+        </w:tc>
+      </w:tr>
+      <w:tr>
+        <w:trPr>
+          <w:cantSplit/>
+          <w:trHeight w:val="2200"/>
+        </w:trPr>
+        <w:tc>
+          <w:tcPr>
+            <w:tcW w:type="dxa" w:w="2500"/>
+            <w:shd w:fill="F2F2F2" w:val="clear"/>
+            <w:tcMar>
+              <w:top w:type="dxa" w:w="80"/>
+              <w:left w:type="dxa" w:w="120"/>
+              <w:bottom w:type="dxa" w:w="80"/>
+              <w:right w:type="dxa" w:w="120"/>
+            </w:tcMar>
+            <w:vAlign w:val="center"/>
+          </w:tcPr>
+          <w:p>
+            <w:pPr>
+              <w:spacing w:after="0" w:before="600"/>
+              <w:jc w:val="center"/>
+            </w:pPr>
+            <w:r>
+              <w:rPr>
+                <w:rFonts w:ascii="맑은 고딕" w:cs="맑은 고딕" w:eastAsia="맑은 고딕" w:hAnsi="맑은 고딕"/>
+                <w:b/>
+                <w:bCs/>
+                <w:color w:val="808080"/>
+                <w:sz w:val="18"/>
+                <w:szCs w:val="18"/>
+              </w:rPr>
+              <w:t xml:space="preserve">［ 사진 ］</w:t>
+            </w:r>
+          </w:p>
+          <w:p>
+            <w:pPr>
+              <w:spacing w:after="600" w:before="0"/>
+              <w:jc w:val="center"/>
+            </w:pPr>
+            <w:r>
+              <w:rPr>
+                <w:rFonts w:ascii="맑은 고딕" w:cs="맑은 고딕" w:eastAsia="맑은 고딕" w:hAnsi="맑은 고딕"/>
+                <w:color w:val="A6A6A6"/>
+                <w:sz w:val="14"/>
+                <w:szCs w:val="14"/>
+              </w:rPr>
+              <w:t xml:space="preserve">사진 삽입</w:t>
+            </w:r>
+          </w:p>
+        </w:tc>
+        <w:tc>
+          <w:tcPr>
+            <w:tcW w:type="dxa" w:w="6500"/>
+            <w:tcMar>
+              <w:top w:type="dxa" w:w="80"/>
+              <w:left w:type="dxa" w:w="120"/>
+              <w:bottom w:type="dxa" w:w="80"/>
+              <w:right w:type="dxa" w:w="120"/>
+            </w:tcMar>
+          </w:tcPr>
+          <w:p>
+            <w:pPr>
+              <w:spacing w:after="20" w:before="60"/>
+              <w:jc w:val="left"/>
+            </w:pPr>
+            <w:r>
+              <w:rPr>
+                <w:rFonts w:ascii="맑은 고딕" w:cs="맑은 고딕" w:eastAsia="맑은 고딕" w:hAnsi="맑은 고딕"/>
+                <w:b/>
+                <w:bCs/>
+                <w:color w:val="1F3864"/>
+                <w:sz w:val="18"/>
+                <w:szCs w:val="18"/>
+              </w:rPr>
+              <w:t xml:space="preserve">근거</w:t>
+            </w:r>
+          </w:p>
+          <w:p>
+            <w:pPr>
+              <w:spacing w:after="60" w:before="0"/>
+              <w:jc w:val="left"/>
+            </w:pPr>
+            <w:r>
+              <w:rPr>
+                <w:rFonts w:ascii="맑은 고딕" w:cs="맑은 고딕" w:eastAsia="맑은 고딕" w:hAnsi="맑은 고딕"/>
+                <w:sz w:val="18"/>
+                <w:szCs w:val="18"/>
+              </w:rPr>
+              <w:t xml:space="preserve">「창고시설의 화재안전성능기준(NFPC 609)」. 2024년 1월 1일 시행. 창고시설에는 라지드롭형 헤드를 </w:t>
+            </w:r>
+            <w:r>
+              <w:rPr>
+                <w:rFonts w:ascii="맑은 고딕" w:cs="맑은 고딕" w:eastAsia="맑은 고딕" w:hAnsi="맑은 고딕"/>
+                <w:b/>
+                <w:bCs/>
+                <w:sz w:val="18"/>
+                <w:szCs w:val="18"/>
+              </w:rPr>
+              <w:t xml:space="preserve">습식으로</w:t>
+            </w:r>
+            <w:r>
+              <w:rPr>
+                <w:rFonts w:ascii="맑은 고딕" w:cs="맑은 고딕" w:eastAsia="맑은 고딕" w:hAnsi="맑은 고딕"/>
+                <w:sz w:val="18"/>
+                <w:szCs w:val="18"/>
+              </w:rPr>
+              <w:t xml:space="preserve"> 설치한다.</w:t>
+            </w:r>
+          </w:p>
+          <w:p>
+            <w:pPr>
+              <w:spacing w:after="20" w:before="60"/>
+              <w:jc w:val="left"/>
+            </w:pPr>
+            <w:r>
+              <w:rPr>
+                <w:rFonts w:ascii="맑은 고딕" w:cs="맑은 고딕" w:eastAsia="맑은 고딕" w:hAnsi="맑은 고딕"/>
+                <w:b/>
+                <w:bCs/>
+                <w:color w:val="1F3864"/>
+                <w:sz w:val="18"/>
+                <w:szCs w:val="18"/>
+              </w:rPr>
+              <w:t xml:space="preserve">위치</w:t>
+            </w:r>
+          </w:p>
+          <w:p>
+            <w:pPr>
+              <w:spacing w:after="60" w:before="0"/>
+              <w:jc w:val="left"/>
+            </w:pPr>
+            <w:r>
+              <w:rPr>
+                <w:rFonts w:ascii="맑은 고딕" w:cs="맑은 고딕" w:eastAsia="맑은 고딕" w:hAnsi="맑은 고딕"/>
+                <w:sz w:val="18"/>
+                <w:szCs w:val="18"/>
+              </w:rPr>
+              <w:t xml:space="preserve">천장 아래 배관. 유수검지장치(알람밸브)는 구역별 밸브실, 작동 표시는 방재실 수신기.</w:t>
+            </w:r>
+          </w:p>
+          <w:p>
+            <w:pPr>
+              <w:spacing w:after="20" w:before="60"/>
+              <w:jc w:val="left"/>
+            </w:pPr>
+            <w:r>
+              <w:rPr>
+                <w:rFonts w:ascii="맑은 고딕" w:cs="맑은 고딕" w:eastAsia="맑은 고딕" w:hAnsi="맑은 고딕"/>
+                <w:b/>
+                <w:bCs/>
+                <w:color w:val="1F3864"/>
+                <w:sz w:val="18"/>
+                <w:szCs w:val="18"/>
+              </w:rPr>
+              <w:t xml:space="preserve">판독과 활용</w:t>
+            </w:r>
+          </w:p>
+          <w:p>
+            <w:pPr>
+              <w:spacing w:after="60" w:before="0"/>
+              <w:jc w:val="left"/>
+            </w:pPr>
+            <w:r>
+              <w:rPr>
+                <w:rFonts w:ascii="맑은 고딕" w:cs="맑은 고딕" w:eastAsia="맑은 고딕" w:hAnsi="맑은 고딕"/>
+                <w:sz w:val="18"/>
+                <w:szCs w:val="18"/>
+              </w:rPr>
+              <w:t xml:space="preserve">수원 산정이 헤드당 3.2㎥이므로 역산하면 헤드 1개 방수량은 약 160 L/min이다. 설계 기준개수 30개는 약 4,800 L/min으로, 소방대 65mm 관창 여섯 개분에 해당한다. </w:t>
+            </w:r>
+            <w:r>
+              <w:rPr>
+                <w:rFonts w:ascii="맑은 고딕" w:cs="맑은 고딕" w:eastAsia="맑은 고딕" w:hAnsi="맑은 고딕"/>
+                <w:b/>
+                <w:bCs/>
+                <w:sz w:val="18"/>
+                <w:szCs w:val="18"/>
+              </w:rPr>
+              <w:t xml:space="preserve">작동 헤드가 30개를 넘으면 설비가 설계 범위를 벗어난 것</w:t>
+            </w:r>
+            <w:r>
+              <w:rPr>
+                <w:rFonts w:ascii="맑은 고딕" w:cs="맑은 고딕" w:eastAsia="맑은 고딕" w:hAnsi="맑은 고딕"/>
+                <w:sz w:val="18"/>
+                <w:szCs w:val="18"/>
+              </w:rPr>
+              <w:t xml:space="preserve">으로 판정한다.</w:t>
+            </w:r>
+          </w:p>
+        </w:tc>
+      </w:tr>
+      <w:tr>
+        <w:trPr>
+          <w:cantSplit/>
+          <w:tblHeader w:val="false"/>
+        </w:trPr>
+        <w:tc>
+          <w:tcPr>
+            <w:tcW w:type="dxa" w:w="9000"/>
+            <w:gridSpan w:val="2"/>
+            <w:shd w:fill="D9D9D9" w:val="clear"/>
+            <w:tcMar>
+              <w:top w:type="dxa" w:w="80"/>
+              <w:left w:type="dxa" w:w="120"/>
+              <w:bottom w:type="dxa" w:w="80"/>
+              <w:right w:type="dxa" w:w="120"/>
+            </w:tcMar>
+          </w:tcPr>
+          <w:p>
+            <w:pPr>
+              <w:spacing w:after="0" w:before="0"/>
+              <w:jc w:val="left"/>
+            </w:pPr>
+            <w:r>
+              <w:rPr>
+                <w:rFonts w:ascii="맑은 고딕" w:cs="맑은 고딕" w:eastAsia="맑은 고딕" w:hAnsi="맑은 고딕"/>
+                <w:b/>
+                <w:bCs/>
+                <w:sz w:val="18"/>
+                <w:szCs w:val="18"/>
+              </w:rPr>
+              <w:t xml:space="preserve">▲ 무력화되는 방식  </w:t>
+            </w:r>
+            <w:r>
+              <w:rPr>
+                <w:rFonts w:ascii="맑은 고딕" w:cs="맑은 고딕" w:eastAsia="맑은 고딕" w:hAnsi="맑은 고딕"/>
+                <w:sz w:val="18"/>
+                <w:szCs w:val="18"/>
+              </w:rPr>
+              <w:t xml:space="preserve">제어밸브 폐쇄. 미국 NFPA 통계에서 스프링클러가 작동하지 않은 화재의 59%는 누군가 설비를 정지시켜 둔 경우였다. 2021년 이천 물류센터 화재에서는 관계자의 수신기 조작으로 최초 발화 후 약 8분간 작동하지 않았다.</w:t>
+            </w:r>
+          </w:p>
+        </w:tc>
+      </w:tr>
+    </w:tbl>
+    <w:p>
+      <w:pPr>
+        <w:spacing w:after="160"/>
+      </w:pPr>
+    </w:p>
+    <w:tbl>
+      <w:tblPr>
+        <w:tblW w:type="dxa" w:w="9000"/>
+        <w:tblBorders>
+          <w:top w:val="single" w:color="1F3864" w:sz="8"/>
+          <w:left w:val="single" w:color="1F3864" w:sz="8"/>
+          <w:bottom w:val="single" w:color="1F3864" w:sz="8"/>
+          <w:right w:val="single" w:color="1F3864" w:sz="8"/>
+          <w:insideH w:val="single" w:color="1F3864" w:sz="4"/>
+          <w:insideV w:val="single" w:color="1F3864" w:sz="4"/>
+        </w:tblBorders>
+      </w:tblPr>
+      <w:tblGrid>
+        <w:gridCol w:w="2500"/>
+        <w:gridCol w:w="6500"/>
+      </w:tblGrid>
+      <w:tr>
+        <w:trPr>
+          <w:cantSplit/>
+          <w:tblHeader/>
+        </w:trPr>
+        <w:tc>
+          <w:tcPr>
+            <w:tcW w:type="dxa" w:w="9000"/>
+            <w:gridSpan w:val="2"/>
+            <w:shd w:fill="1F3864" w:val="clear"/>
+            <w:tcMar>
+              <w:top w:type="dxa" w:w="80"/>
+              <w:left w:type="dxa" w:w="120"/>
+              <w:bottom w:type="dxa" w:w="80"/>
+              <w:right w:type="dxa" w:w="120"/>
+            </w:tcMar>
+            <w:vAlign w:val="center"/>
+          </w:tcPr>
+          <w:p>
+            <w:pPr>
+              <w:spacing w:after="0" w:before="0"/>
+              <w:jc w:val="left"/>
+            </w:pPr>
+            <w:r>
+              <w:rPr>
+                <w:rFonts w:ascii="맑은 고딕" w:cs="맑은 고딕" w:eastAsia="맑은 고딕" w:hAnsi="맑은 고딕"/>
+                <w:b/>
+                <w:bCs/>
+                <w:color w:val="FFFFFF"/>
+                <w:sz w:val="22"/>
+                <w:szCs w:val="22"/>
+              </w:rPr>
+              <w:t xml:space="preserve">화재조기진압용 스프링클러설비(ESFR)</w:t>
+            </w:r>
+          </w:p>
+        </w:tc>
+      </w:tr>
+      <w:tr>
+        <w:trPr>
+          <w:cantSplit/>
+          <w:trHeight w:val="2200"/>
+        </w:trPr>
+        <w:tc>
+          <w:tcPr>
+            <w:tcW w:type="dxa" w:w="2500"/>
+            <w:shd w:fill="F2F2F2" w:val="clear"/>
+            <w:tcMar>
+              <w:top w:type="dxa" w:w="80"/>
+              <w:left w:type="dxa" w:w="120"/>
+              <w:bottom w:type="dxa" w:w="80"/>
+              <w:right w:type="dxa" w:w="120"/>
+            </w:tcMar>
+            <w:vAlign w:val="center"/>
+          </w:tcPr>
+          <w:p>
+            <w:pPr>
+              <w:spacing w:after="0" w:before="600"/>
+              <w:jc w:val="center"/>
+            </w:pPr>
+            <w:r>
+              <w:rPr>
+                <w:rFonts w:ascii="맑은 고딕" w:cs="맑은 고딕" w:eastAsia="맑은 고딕" w:hAnsi="맑은 고딕"/>
+                <w:b/>
+                <w:bCs/>
+                <w:color w:val="808080"/>
+                <w:sz w:val="18"/>
+                <w:szCs w:val="18"/>
+              </w:rPr>
+              <w:t xml:space="preserve">［ 사진 ］</w:t>
+            </w:r>
+          </w:p>
+          <w:p>
+            <w:pPr>
+              <w:spacing w:after="600" w:before="0"/>
+              <w:jc w:val="center"/>
+            </w:pPr>
+            <w:r>
+              <w:rPr>
+                <w:rFonts w:ascii="맑은 고딕" w:cs="맑은 고딕" w:eastAsia="맑은 고딕" w:hAnsi="맑은 고딕"/>
+                <w:color w:val="A6A6A6"/>
+                <w:sz w:val="14"/>
+                <w:szCs w:val="14"/>
+              </w:rPr>
+              <w:t xml:space="preserve">사진 삽입</w:t>
+            </w:r>
+          </w:p>
+        </w:tc>
+        <w:tc>
+          <w:tcPr>
+            <w:tcW w:type="dxa" w:w="6500"/>
+            <w:tcMar>
+              <w:top w:type="dxa" w:w="80"/>
+              <w:left w:type="dxa" w:w="120"/>
+              <w:bottom w:type="dxa" w:w="80"/>
+              <w:right w:type="dxa" w:w="120"/>
+            </w:tcMar>
+          </w:tcPr>
+          <w:p>
+            <w:pPr>
+              <w:spacing w:after="20" w:before="60"/>
+              <w:jc w:val="left"/>
+            </w:pPr>
+            <w:r>
+              <w:rPr>
+                <w:rFonts w:ascii="맑은 고딕" w:cs="맑은 고딕" w:eastAsia="맑은 고딕" w:hAnsi="맑은 고딕"/>
+                <w:b/>
+                <w:bCs/>
+                <w:color w:val="1F3864"/>
+                <w:sz w:val="18"/>
+                <w:szCs w:val="18"/>
+              </w:rPr>
+              <w:t xml:space="preserve">근거</w:t>
+            </w:r>
+          </w:p>
+          <w:p>
+            <w:pPr>
+              <w:spacing w:after="60" w:before="0"/>
+              <w:jc w:val="left"/>
+            </w:pPr>
+            <w:r>
+              <w:rPr>
+                <w:rFonts w:ascii="맑은 고딕" w:cs="맑은 고딕" w:eastAsia="맑은 고딕" w:hAnsi="맑은 고딕"/>
+                <w:sz w:val="18"/>
+                <w:szCs w:val="18"/>
+              </w:rPr>
+              <w:t xml:space="preserve">「화재조기진압용 스프링클러설비의 화재안전기술기준(NFTC 103B)」. 수원은 Q = 12 × 60 × K√10P 로 산정한다. 헤드 12개가 60분간 작동하는 것이 설계 조건이다.</w:t>
+            </w:r>
+          </w:p>
+          <w:p>
+            <w:pPr>
+              <w:spacing w:after="20" w:before="60"/>
+              <w:jc w:val="left"/>
+            </w:pPr>
+            <w:r>
+              <w:rPr>
+                <w:rFonts w:ascii="맑은 고딕" w:cs="맑은 고딕" w:eastAsia="맑은 고딕" w:hAnsi="맑은 고딕"/>
+                <w:b/>
+                <w:bCs/>
+                <w:color w:val="1F3864"/>
+                <w:sz w:val="18"/>
+                <w:szCs w:val="18"/>
+              </w:rPr>
+              <w:t xml:space="preserve">위치</w:t>
+            </w:r>
+          </w:p>
+          <w:p>
+            <w:pPr>
+              <w:spacing w:after="60" w:before="0"/>
+              <w:jc w:val="left"/>
+            </w:pPr>
+            <w:r>
+              <w:rPr>
+                <w:rFonts w:ascii="맑은 고딕" w:cs="맑은 고딕" w:eastAsia="맑은 고딕" w:hAnsi="맑은 고딕"/>
+                <w:sz w:val="18"/>
+                <w:szCs w:val="18"/>
+              </w:rPr>
+              <w:t xml:space="preserve">천장 아래. 적재높이와 헤드 사이에 정해진 이격이 확보되어야 성능이 나온다.</w:t>
+            </w:r>
+          </w:p>
+          <w:p>
+            <w:pPr>
+              <w:spacing w:after="20" w:before="60"/>
+              <w:jc w:val="left"/>
+            </w:pPr>
+            <w:r>
+              <w:rPr>
+                <w:rFonts w:ascii="맑은 고딕" w:cs="맑은 고딕" w:eastAsia="맑은 고딕" w:hAnsi="맑은 고딕"/>
+                <w:b/>
+                <w:bCs/>
+                <w:color w:val="1F3864"/>
+                <w:sz w:val="18"/>
+                <w:szCs w:val="18"/>
+              </w:rPr>
+              <w:t xml:space="preserve">판독과 활용</w:t>
+            </w:r>
+          </w:p>
+          <w:p>
+            <w:pPr>
+              <w:spacing w:after="60" w:before="0"/>
+              <w:jc w:val="left"/>
+            </w:pPr>
+            <w:r>
+              <w:rPr>
+                <w:rFonts w:ascii="맑은 고딕" w:cs="맑은 고딕" w:eastAsia="맑은 고딕" w:hAnsi="맑은 고딕"/>
+                <w:sz w:val="18"/>
+                <w:szCs w:val="18"/>
+              </w:rPr>
+              <w:t xml:space="preserve">헤드 1개 방수량이 K계수와 방수압력에 따라 350~650 L/min에 이른다. </w:t>
+            </w:r>
+            <w:r>
+              <w:rPr>
+                <w:rFonts w:ascii="맑은 고딕" w:cs="맑은 고딕" w:eastAsia="맑은 고딕" w:hAnsi="맑은 고딕"/>
+                <w:b/>
+                <w:bCs/>
+                <w:sz w:val="18"/>
+                <w:szCs w:val="18"/>
+              </w:rPr>
+              <w:t xml:space="preserve">4~5개만 열려도 65mm 관창 두세 개분의 물이 화점 바로 위에서 아래로 들어가고 있는 상태</w:t>
+            </w:r>
+            <w:r>
+              <w:rPr>
+                <w:rFonts w:ascii="맑은 고딕" w:cs="맑은 고딕" w:eastAsia="맑은 고딕" w:hAnsi="맑은 고딕"/>
+                <w:sz w:val="18"/>
+                <w:szCs w:val="18"/>
+              </w:rPr>
+              <w:t xml:space="preserve">이다. 12개를 넘으면 설계 범위 초과로 판정한다.</w:t>
+            </w:r>
+          </w:p>
+        </w:tc>
+      </w:tr>
+      <w:tr>
+        <w:trPr>
+          <w:cantSplit/>
+          <w:tblHeader w:val="false"/>
+        </w:trPr>
+        <w:tc>
+          <w:tcPr>
+            <w:tcW w:type="dxa" w:w="9000"/>
+            <w:gridSpan w:val="2"/>
+            <w:shd w:fill="D9D9D9" w:val="clear"/>
+            <w:tcMar>
+              <w:top w:type="dxa" w:w="80"/>
+              <w:left w:type="dxa" w:w="120"/>
+              <w:bottom w:type="dxa" w:w="80"/>
+              <w:right w:type="dxa" w:w="120"/>
+            </w:tcMar>
+          </w:tcPr>
+          <w:p>
+            <w:pPr>
+              <w:spacing w:after="0" w:before="0"/>
+              <w:jc w:val="left"/>
+            </w:pPr>
+            <w:r>
+              <w:rPr>
+                <w:rFonts w:ascii="맑은 고딕" w:cs="맑은 고딕" w:eastAsia="맑은 고딕" w:hAnsi="맑은 고딕"/>
+                <w:b/>
+                <w:bCs/>
+                <w:sz w:val="18"/>
+                <w:szCs w:val="18"/>
+              </w:rPr>
+              <w:t xml:space="preserve">▲ 무력화되는 방식  </w:t>
+            </w:r>
+            <w:r>
+              <w:rPr>
+                <w:rFonts w:ascii="맑은 고딕" w:cs="맑은 고딕" w:eastAsia="맑은 고딕" w:hAnsi="맑은 고딕"/>
+                <w:sz w:val="18"/>
+                <w:szCs w:val="18"/>
+              </w:rPr>
+              <w:t xml:space="preserve">적재높이 초과, 랙 상단과 헤드 사이 이격 미확보, 조명·덕트·닥트류에 의한 살수 장애. 설계 조건을 벗어난 적재는 외부에서 확인되지 않으므로 관계인에게 묻는다.</w:t>
+            </w:r>
+          </w:p>
+        </w:tc>
+      </w:tr>
+    </w:tbl>
+    <w:p>
+      <w:pPr>
+        <w:spacing w:after="160"/>
+      </w:pPr>
+    </w:p>
+    <w:tbl>
+      <w:tblPr>
+        <w:tblW w:type="dxa" w:w="9000"/>
+        <w:tblBorders>
+          <w:top w:val="single" w:color="1F3864" w:sz="8"/>
+          <w:left w:val="single" w:color="1F3864" w:sz="8"/>
+          <w:bottom w:val="single" w:color="1F3864" w:sz="8"/>
+          <w:right w:val="single" w:color="1F3864" w:sz="8"/>
+          <w:insideH w:val="single" w:color="1F3864" w:sz="4"/>
+          <w:insideV w:val="single" w:color="1F3864" w:sz="4"/>
+        </w:tblBorders>
+      </w:tblPr>
+      <w:tblGrid>
+        <w:gridCol w:w="2500"/>
+        <w:gridCol w:w="6500"/>
+      </w:tblGrid>
+      <w:tr>
+        <w:trPr>
+          <w:cantSplit/>
+          <w:tblHeader/>
+        </w:trPr>
+        <w:tc>
+          <w:tcPr>
+            <w:tcW w:type="dxa" w:w="9000"/>
+            <w:gridSpan w:val="2"/>
+            <w:shd w:fill="1F3864" w:val="clear"/>
+            <w:tcMar>
+              <w:top w:type="dxa" w:w="80"/>
+              <w:left w:type="dxa" w:w="120"/>
+              <w:bottom w:type="dxa" w:w="80"/>
+              <w:right w:type="dxa" w:w="120"/>
+            </w:tcMar>
+            <w:vAlign w:val="center"/>
+          </w:tcPr>
+          <w:p>
+            <w:pPr>
+              <w:spacing w:after="0" w:before="0"/>
+              <w:jc w:val="left"/>
+            </w:pPr>
+            <w:r>
+              <w:rPr>
+                <w:rFonts w:ascii="맑은 고딕" w:cs="맑은 고딕" w:eastAsia="맑은 고딕" w:hAnsi="맑은 고딕"/>
+                <w:b/>
+                <w:bCs/>
+                <w:color w:val="FFFFFF"/>
+                <w:sz w:val="22"/>
+                <w:szCs w:val="22"/>
+              </w:rPr>
+              <w:t xml:space="preserve">인랙 스프링클러헤드</w:t>
+            </w:r>
+          </w:p>
+        </w:tc>
+      </w:tr>
+      <w:tr>
+        <w:trPr>
+          <w:cantSplit/>
+          <w:trHeight w:val="2200"/>
+        </w:trPr>
+        <w:tc>
+          <w:tcPr>
+            <w:tcW w:type="dxa" w:w="2500"/>
+            <w:shd w:fill="F2F2F2" w:val="clear"/>
+            <w:tcMar>
+              <w:top w:type="dxa" w:w="80"/>
+              <w:left w:type="dxa" w:w="120"/>
+              <w:bottom w:type="dxa" w:w="80"/>
+              <w:right w:type="dxa" w:w="120"/>
+            </w:tcMar>
+            <w:vAlign w:val="center"/>
+          </w:tcPr>
+          <w:p>
+            <w:pPr>
+              <w:spacing w:after="0" w:before="600"/>
+              <w:jc w:val="center"/>
+            </w:pPr>
+            <w:r>
+              <w:rPr>
+                <w:rFonts w:ascii="맑은 고딕" w:cs="맑은 고딕" w:eastAsia="맑은 고딕" w:hAnsi="맑은 고딕"/>
+                <w:b/>
+                <w:bCs/>
+                <w:color w:val="808080"/>
+                <w:sz w:val="18"/>
+                <w:szCs w:val="18"/>
+              </w:rPr>
+              <w:t xml:space="preserve">［ 사진 ］</w:t>
+            </w:r>
+          </w:p>
+          <w:p>
+            <w:pPr>
+              <w:spacing w:after="600" w:before="0"/>
+              <w:jc w:val="center"/>
+            </w:pPr>
+            <w:r>
+              <w:rPr>
+                <w:rFonts w:ascii="맑은 고딕" w:cs="맑은 고딕" w:eastAsia="맑은 고딕" w:hAnsi="맑은 고딕"/>
+                <w:color w:val="A6A6A6"/>
+                <w:sz w:val="14"/>
+                <w:szCs w:val="14"/>
+              </w:rPr>
+              <w:t xml:space="preserve">사진 삽입</w:t>
+            </w:r>
+          </w:p>
+        </w:tc>
+        <w:tc>
+          <w:tcPr>
+            <w:tcW w:type="dxa" w:w="6500"/>
+            <w:tcMar>
+              <w:top w:type="dxa" w:w="80"/>
+              <w:left w:type="dxa" w:w="120"/>
+              <w:bottom w:type="dxa" w:w="80"/>
+              <w:right w:type="dxa" w:w="120"/>
+            </w:tcMar>
+          </w:tcPr>
+          <w:p>
+            <w:pPr>
+              <w:spacing w:after="20" w:before="60"/>
+              <w:jc w:val="left"/>
+            </w:pPr>
+            <w:r>
+              <w:rPr>
+                <w:rFonts w:ascii="맑은 고딕" w:cs="맑은 고딕" w:eastAsia="맑은 고딕" w:hAnsi="맑은 고딕"/>
+                <w:b/>
+                <w:bCs/>
+                <w:color w:val="1F3864"/>
+                <w:sz w:val="18"/>
+                <w:szCs w:val="18"/>
+              </w:rPr>
+              <w:t xml:space="preserve">근거</w:t>
+            </w:r>
+          </w:p>
+          <w:p>
+            <w:pPr>
+              <w:spacing w:after="60" w:before="0"/>
+              <w:jc w:val="left"/>
+            </w:pPr>
+            <w:r>
+              <w:rPr>
+                <w:rFonts w:ascii="맑은 고딕" w:cs="맑은 고딕" w:eastAsia="맑은 고딕" w:hAnsi="맑은 고딕"/>
+                <w:sz w:val="18"/>
+                <w:szCs w:val="18"/>
+              </w:rPr>
+              <w:t xml:space="preserve">NFPC 609. 랙식 창고는 라지드롭형 헤드를 </w:t>
+            </w:r>
+            <w:r>
+              <w:rPr>
+                <w:rFonts w:ascii="맑은 고딕" w:cs="맑은 고딕" w:eastAsia="맑은 고딕" w:hAnsi="맑은 고딕"/>
+                <w:b/>
+                <w:bCs/>
+                <w:sz w:val="18"/>
+                <w:szCs w:val="18"/>
+              </w:rPr>
+              <w:t xml:space="preserve">랙 높이 3m 이하마다</w:t>
+            </w:r>
+            <w:r>
+              <w:rPr>
+                <w:rFonts w:ascii="맑은 고딕" w:cs="맑은 고딕" w:eastAsia="맑은 고딕" w:hAnsi="맑은 고딕"/>
+                <w:sz w:val="18"/>
+                <w:szCs w:val="18"/>
+              </w:rPr>
+              <w:t xml:space="preserve"> 설치한다. 수평거리 15cm 이상의 송기공간이 있는 랙식 창고는 그 헤드를 송기공간에 설치할 수 있다.</w:t>
+            </w:r>
+          </w:p>
+          <w:p>
+            <w:pPr>
+              <w:spacing w:after="20" w:before="60"/>
+              <w:jc w:val="left"/>
+            </w:pPr>
+            <w:r>
+              <w:rPr>
+                <w:rFonts w:ascii="맑은 고딕" w:cs="맑은 고딕" w:eastAsia="맑은 고딕" w:hAnsi="맑은 고딕"/>
+                <w:b/>
+                <w:bCs/>
+                <w:color w:val="1F3864"/>
+                <w:sz w:val="18"/>
+                <w:szCs w:val="18"/>
+              </w:rPr>
+              <w:t xml:space="preserve">위치</w:t>
+            </w:r>
+          </w:p>
+          <w:p>
+            <w:pPr>
+              <w:spacing w:after="60" w:before="0"/>
+              <w:jc w:val="left"/>
+            </w:pPr>
+            <w:r>
+              <w:rPr>
+                <w:rFonts w:ascii="맑은 고딕" w:cs="맑은 고딕" w:eastAsia="맑은 고딕" w:hAnsi="맑은 고딕"/>
+                <w:sz w:val="18"/>
+                <w:szCs w:val="18"/>
+              </w:rPr>
+              <w:t xml:space="preserve">랙 내부의 단 사이, 그리고 파렛트와 파렛트 사이·랙 배면의 수직 틈(송기공간).</w:t>
+            </w:r>
+          </w:p>
+          <w:p>
+            <w:pPr>
+              <w:spacing w:after="20" w:before="60"/>
+              <w:jc w:val="left"/>
+            </w:pPr>
+            <w:r>
+              <w:rPr>
+                <w:rFonts w:ascii="맑은 고딕" w:cs="맑은 고딕" w:eastAsia="맑은 고딕" w:hAnsi="맑은 고딕"/>
+                <w:b/>
+                <w:bCs/>
+                <w:color w:val="1F3864"/>
+                <w:sz w:val="18"/>
+                <w:szCs w:val="18"/>
+              </w:rPr>
+              <w:t xml:space="preserve">판독과 활용</w:t>
+            </w:r>
+          </w:p>
+          <w:p>
+            <w:pPr>
+              <w:spacing w:after="60" w:before="0"/>
+              <w:jc w:val="left"/>
+            </w:pPr>
+            <w:r>
+              <w:rPr>
+                <w:rFonts w:ascii="맑은 고딕" w:cs="맑은 고딕" w:eastAsia="맑은 고딕" w:hAnsi="맑은 고딕"/>
+                <w:b/>
+                <w:bCs/>
+                <w:sz w:val="18"/>
+                <w:szCs w:val="18"/>
+              </w:rPr>
+              <w:t xml:space="preserve">인랙 헤드의 유무가 상단 화점 대응을 가른다.</w:t>
+            </w:r>
+            <w:r>
+              <w:rPr>
+                <w:rFonts w:ascii="맑은 고딕" w:cs="맑은 고딕" w:eastAsia="맑은 고딕" w:hAnsi="맑은 고딕"/>
+                <w:sz w:val="18"/>
+                <w:szCs w:val="18"/>
+              </w:rPr>
+              <w:t xml:space="preserve"> 없는 고단 랙은 지상 관창으로 최상단을 제압할 수 없으므로 개구부 대량방수와 방수총으로 전환한다. 도착 시 관계인에게 설치 여부를 확인한다.</w:t>
+            </w:r>
+          </w:p>
+        </w:tc>
+      </w:tr>
+      <w:tr>
+        <w:trPr>
+          <w:cantSplit/>
+          <w:tblHeader w:val="false"/>
+        </w:trPr>
+        <w:tc>
+          <w:tcPr>
+            <w:tcW w:type="dxa" w:w="9000"/>
+            <w:gridSpan w:val="2"/>
+            <w:shd w:fill="D9D9D9" w:val="clear"/>
+            <w:tcMar>
+              <w:top w:type="dxa" w:w="80"/>
+              <w:left w:type="dxa" w:w="120"/>
+              <w:bottom w:type="dxa" w:w="80"/>
+              <w:right w:type="dxa" w:w="120"/>
+            </w:tcMar>
+          </w:tcPr>
+          <w:p>
+            <w:pPr>
+              <w:spacing w:after="0" w:before="0"/>
+              <w:jc w:val="left"/>
+            </w:pPr>
+            <w:r>
+              <w:rPr>
+                <w:rFonts w:ascii="맑은 고딕" w:cs="맑은 고딕" w:eastAsia="맑은 고딕" w:hAnsi="맑은 고딕"/>
+                <w:b/>
+                <w:bCs/>
+                <w:sz w:val="18"/>
+                <w:szCs w:val="18"/>
+              </w:rPr>
+              <w:t xml:space="preserve">▲ 무력화되는 방식  </w:t>
+            </w:r>
+            <w:r>
+              <w:rPr>
+                <w:rFonts w:ascii="맑은 고딕" w:cs="맑은 고딕" w:eastAsia="맑은 고딕" w:hAnsi="맑은 고딕"/>
+                <w:sz w:val="18"/>
+                <w:szCs w:val="18"/>
+              </w:rPr>
+              <w:t xml:space="preserve">송기공간 폐색. 비닐 랩 전면 포장, 솔리드(막힌) 선반, 통로 쪽으로 밀려 나온 과적이 원인이다. 막히면 물이 하단 적재물에 도달하지 못하고 화재는 위 대신 옆으로 번진다.</w:t>
+            </w:r>
+          </w:p>
+        </w:tc>
+      </w:tr>
+    </w:tbl>
+    <w:p>
+      <w:pPr>
+        <w:spacing w:after="160"/>
+      </w:pPr>
+    </w:p>
+    <w:tbl>
+      <w:tblPr>
+        <w:tblW w:type="dxa" w:w="9000"/>
+        <w:tblBorders>
+          <w:top w:val="single" w:color="1F3864" w:sz="8"/>
+          <w:left w:val="single" w:color="1F3864" w:sz="8"/>
+          <w:bottom w:val="single" w:color="1F3864" w:sz="8"/>
+          <w:right w:val="single" w:color="1F3864" w:sz="8"/>
+          <w:insideH w:val="single" w:color="1F3864" w:sz="4"/>
+          <w:insideV w:val="single" w:color="1F3864" w:sz="4"/>
+        </w:tblBorders>
+      </w:tblPr>
+      <w:tblGrid>
+        <w:gridCol w:w="2500"/>
+        <w:gridCol w:w="6500"/>
+      </w:tblGrid>
+      <w:tr>
+        <w:trPr>
+          <w:cantSplit/>
+          <w:tblHeader/>
+        </w:trPr>
+        <w:tc>
+          <w:tcPr>
+            <w:tcW w:type="dxa" w:w="9000"/>
+            <w:gridSpan w:val="2"/>
+            <w:shd w:fill="1F3864" w:val="clear"/>
+            <w:tcMar>
+              <w:top w:type="dxa" w:w="80"/>
+              <w:left w:type="dxa" w:w="120"/>
+              <w:bottom w:type="dxa" w:w="80"/>
+              <w:right w:type="dxa" w:w="120"/>
+            </w:tcMar>
+            <w:vAlign w:val="center"/>
+          </w:tcPr>
+          <w:p>
+            <w:pPr>
+              <w:spacing w:after="0" w:before="0"/>
+              <w:jc w:val="left"/>
+            </w:pPr>
+            <w:r>
+              <w:rPr>
+                <w:rFonts w:ascii="맑은 고딕" w:cs="맑은 고딕" w:eastAsia="맑은 고딕" w:hAnsi="맑은 고딕"/>
+                <w:b/>
+                <w:bCs/>
+                <w:color w:val="FFFFFF"/>
+                <w:sz w:val="22"/>
+                <w:szCs w:val="22"/>
+              </w:rPr>
+              <w:t xml:space="preserve">준비작동식 스프링클러설비 (냉동·냉장 구획)</w:t>
+            </w:r>
+          </w:p>
+        </w:tc>
+      </w:tr>
+      <w:tr>
+        <w:trPr>
+          <w:cantSplit/>
+          <w:trHeight w:val="2200"/>
+        </w:trPr>
+        <w:tc>
+          <w:tcPr>
+            <w:tcW w:type="dxa" w:w="2500"/>
+            <w:shd w:fill="F2F2F2" w:val="clear"/>
+            <w:tcMar>
+              <w:top w:type="dxa" w:w="80"/>
+              <w:left w:type="dxa" w:w="120"/>
+              <w:bottom w:type="dxa" w:w="80"/>
+              <w:right w:type="dxa" w:w="120"/>
+            </w:tcMar>
+            <w:vAlign w:val="center"/>
+          </w:tcPr>
+          <w:p>
+            <w:pPr>
+              <w:spacing w:after="0" w:before="600"/>
+              <w:jc w:val="center"/>
+            </w:pPr>
+            <w:r>
+              <w:rPr>
+                <w:rFonts w:ascii="맑은 고딕" w:cs="맑은 고딕" w:eastAsia="맑은 고딕" w:hAnsi="맑은 고딕"/>
+                <w:b/>
+                <w:bCs/>
+                <w:color w:val="808080"/>
+                <w:sz w:val="18"/>
+                <w:szCs w:val="18"/>
+              </w:rPr>
+              <w:t xml:space="preserve">［ 사진 ］</w:t>
+            </w:r>
+          </w:p>
+          <w:p>
+            <w:pPr>
+              <w:spacing w:after="600" w:before="0"/>
+              <w:jc w:val="center"/>
+            </w:pPr>
+            <w:r>
+              <w:rPr>
+                <w:rFonts w:ascii="맑은 고딕" w:cs="맑은 고딕" w:eastAsia="맑은 고딕" w:hAnsi="맑은 고딕"/>
+                <w:color w:val="A6A6A6"/>
+                <w:sz w:val="14"/>
+                <w:szCs w:val="14"/>
+              </w:rPr>
+              <w:t xml:space="preserve">사진 삽입</w:t>
+            </w:r>
+          </w:p>
+        </w:tc>
+        <w:tc>
+          <w:tcPr>
+            <w:tcW w:type="dxa" w:w="6500"/>
+            <w:tcMar>
+              <w:top w:type="dxa" w:w="80"/>
+              <w:left w:type="dxa" w:w="120"/>
+              <w:bottom w:type="dxa" w:w="80"/>
+              <w:right w:type="dxa" w:w="120"/>
+            </w:tcMar>
+          </w:tcPr>
+          <w:p>
+            <w:pPr>
+              <w:spacing w:after="20" w:before="60"/>
+              <w:jc w:val="left"/>
+            </w:pPr>
+            <w:r>
+              <w:rPr>
+                <w:rFonts w:ascii="맑은 고딕" w:cs="맑은 고딕" w:eastAsia="맑은 고딕" w:hAnsi="맑은 고딕"/>
+                <w:b/>
+                <w:bCs/>
+                <w:color w:val="1F3864"/>
+                <w:sz w:val="18"/>
+                <w:szCs w:val="18"/>
+              </w:rPr>
+              <w:t xml:space="preserve">근거</w:t>
+            </w:r>
+          </w:p>
+          <w:p>
+            <w:pPr>
+              <w:spacing w:after="60" w:before="0"/>
+              <w:jc w:val="left"/>
+            </w:pPr>
+            <w:r>
+              <w:rPr>
+                <w:rFonts w:ascii="맑은 고딕" w:cs="맑은 고딕" w:eastAsia="맑은 고딕" w:hAnsi="맑은 고딕"/>
+                <w:sz w:val="18"/>
+                <w:szCs w:val="18"/>
+              </w:rPr>
+              <w:t xml:space="preserve">저온 구획은 배관 동결 때문에 습식을 쓸 수 없다. 급속 동결 우려가 있는 구역에는 더블 인터록 준비작동식을 적용한다.</w:t>
+            </w:r>
+          </w:p>
+          <w:p>
+            <w:pPr>
+              <w:spacing w:after="20" w:before="60"/>
+              <w:jc w:val="left"/>
+            </w:pPr>
+            <w:r>
+              <w:rPr>
+                <w:rFonts w:ascii="맑은 고딕" w:cs="맑은 고딕" w:eastAsia="맑은 고딕" w:hAnsi="맑은 고딕"/>
+                <w:b/>
+                <w:bCs/>
+                <w:color w:val="1F3864"/>
+                <w:sz w:val="18"/>
+                <w:szCs w:val="18"/>
+              </w:rPr>
+              <w:t xml:space="preserve">위치</w:t>
+            </w:r>
+          </w:p>
+          <w:p>
+            <w:pPr>
+              <w:spacing w:after="60" w:before="0"/>
+              <w:jc w:val="left"/>
+            </w:pPr>
+            <w:r>
+              <w:rPr>
+                <w:rFonts w:ascii="맑은 고딕" w:cs="맑은 고딕" w:eastAsia="맑은 고딕" w:hAnsi="맑은 고딕"/>
+                <w:sz w:val="18"/>
+                <w:szCs w:val="18"/>
+              </w:rPr>
+              <w:t xml:space="preserve">프리액션밸브실. 감지기 계통과 배관 공기압 감시 계통이 별도로 있다.</w:t>
+            </w:r>
+          </w:p>
+          <w:p>
+            <w:pPr>
+              <w:spacing w:after="20" w:before="60"/>
+              <w:jc w:val="left"/>
+            </w:pPr>
+            <w:r>
+              <w:rPr>
+                <w:rFonts w:ascii="맑은 고딕" w:cs="맑은 고딕" w:eastAsia="맑은 고딕" w:hAnsi="맑은 고딕"/>
+                <w:b/>
+                <w:bCs/>
+                <w:color w:val="1F3864"/>
+                <w:sz w:val="18"/>
+                <w:szCs w:val="18"/>
+              </w:rPr>
+              <w:t xml:space="preserve">판독과 활용</w:t>
+            </w:r>
+          </w:p>
+          <w:p>
+            <w:pPr>
+              <w:spacing w:after="60" w:before="0"/>
+              <w:jc w:val="left"/>
+            </w:pPr>
+            <w:r>
+              <w:rPr>
+                <w:rFonts w:ascii="맑은 고딕" w:cs="맑은 고딕" w:eastAsia="맑은 고딕" w:hAnsi="맑은 고딕"/>
+                <w:b/>
+                <w:bCs/>
+                <w:sz w:val="18"/>
+                <w:szCs w:val="18"/>
+              </w:rPr>
+              <w:t xml:space="preserve">감지기 작동과 헤드 개방이 모두 있어야 물이 나온다.</w:t>
+            </w:r>
+            <w:r>
+              <w:rPr>
+                <w:rFonts w:ascii="맑은 고딕" w:cs="맑은 고딕" w:eastAsia="맑은 고딕" w:hAnsi="맑은 고딕"/>
+                <w:sz w:val="18"/>
+                <w:szCs w:val="18"/>
+              </w:rPr>
+              <w:t xml:space="preserve"> 습식보다 살수 개시가 늦는 것이 정상이다. 도착 시 밸브실에서 배관에 물이 찼는지를 확인한다. 물이 늦게 나오는 것을 고장으로 단정하지 않는다.</w:t>
+            </w:r>
+          </w:p>
+        </w:tc>
+      </w:tr>
+      <w:tr>
+        <w:trPr>
+          <w:cantSplit/>
+          <w:tblHeader w:val="false"/>
+        </w:trPr>
+        <w:tc>
+          <w:tcPr>
+            <w:tcW w:type="dxa" w:w="9000"/>
+            <w:gridSpan w:val="2"/>
+            <w:shd w:fill="D9D9D9" w:val="clear"/>
+            <w:tcMar>
+              <w:top w:type="dxa" w:w="80"/>
+              <w:left w:type="dxa" w:w="120"/>
+              <w:bottom w:type="dxa" w:w="80"/>
+              <w:right w:type="dxa" w:w="120"/>
+            </w:tcMar>
+          </w:tcPr>
+          <w:p>
+            <w:pPr>
+              <w:spacing w:after="0" w:before="0"/>
+              <w:jc w:val="left"/>
+            </w:pPr>
+            <w:r>
+              <w:rPr>
+                <w:rFonts w:ascii="맑은 고딕" w:cs="맑은 고딕" w:eastAsia="맑은 고딕" w:hAnsi="맑은 고딕"/>
+                <w:b/>
+                <w:bCs/>
+                <w:sz w:val="18"/>
+                <w:szCs w:val="18"/>
+              </w:rPr>
+              <w:t xml:space="preserve">▲ 무력화되는 방식  </w:t>
+            </w:r>
+            <w:r>
+              <w:rPr>
+                <w:rFonts w:ascii="맑은 고딕" w:cs="맑은 고딕" w:eastAsia="맑은 고딕" w:hAnsi="맑은 고딕"/>
+                <w:sz w:val="18"/>
+                <w:szCs w:val="18"/>
+              </w:rPr>
+              <w:t xml:space="preserve">감지 지연으로 밸브가 열리지 않음, 공기압 상실에 의한 오작동 차단, 밸브 수동 정지. 저온 구획은 냉연기와 결빙으로 상태 확인 자체가 어렵다.</w:t>
+            </w:r>
+          </w:p>
+        </w:tc>
+      </w:tr>
+    </w:tbl>
+    <w:p>
+      <w:pPr>
+        <w:spacing w:after="160"/>
+      </w:pPr>
+    </w:p>
+    <w:tbl>
+      <w:tblPr>
+        <w:tblW w:type="dxa" w:w="9000"/>
+        <w:tblBorders>
+          <w:top w:val="single" w:color="1F3864" w:sz="8"/>
+          <w:left w:val="single" w:color="1F3864" w:sz="8"/>
+          <w:bottom w:val="single" w:color="1F3864" w:sz="8"/>
+          <w:right w:val="single" w:color="1F3864" w:sz="8"/>
+          <w:insideH w:val="single" w:color="1F3864" w:sz="4"/>
+          <w:insideV w:val="single" w:color="1F3864" w:sz="4"/>
+        </w:tblBorders>
+      </w:tblPr>
+      <w:tblGrid>
+        <w:gridCol w:w="2500"/>
+        <w:gridCol w:w="6500"/>
+      </w:tblGrid>
+      <w:tr>
+        <w:trPr>
+          <w:cantSplit/>
+          <w:tblHeader/>
+        </w:trPr>
+        <w:tc>
+          <w:tcPr>
+            <w:tcW w:type="dxa" w:w="9000"/>
+            <w:gridSpan w:val="2"/>
+            <w:shd w:fill="1F3864" w:val="clear"/>
+            <w:tcMar>
+              <w:top w:type="dxa" w:w="80"/>
+              <w:left w:type="dxa" w:w="120"/>
+              <w:bottom w:type="dxa" w:w="80"/>
+              <w:right w:type="dxa" w:w="120"/>
+            </w:tcMar>
+            <w:vAlign w:val="center"/>
+          </w:tcPr>
+          <w:p>
+            <w:pPr>
+              <w:spacing w:after="0" w:before="0"/>
+              <w:jc w:val="left"/>
+            </w:pPr>
+            <w:r>
+              <w:rPr>
+                <w:rFonts w:ascii="맑은 고딕" w:cs="맑은 고딕" w:eastAsia="맑은 고딕" w:hAnsi="맑은 고딕"/>
+                <w:b/>
+                <w:bCs/>
+                <w:color w:val="FFFFFF"/>
+                <w:sz w:val="22"/>
+                <w:szCs w:val="22"/>
+              </w:rPr>
+              <w:t xml:space="preserve">옥내소화전설비</w:t>
+            </w:r>
+          </w:p>
+        </w:tc>
+      </w:tr>
+      <w:tr>
+        <w:trPr>
+          <w:cantSplit/>
+          <w:trHeight w:val="2200"/>
+        </w:trPr>
+        <w:tc>
+          <w:tcPr>
+            <w:tcW w:type="dxa" w:w="2500"/>
+            <w:shd w:fill="F2F2F2" w:val="clear"/>
+            <w:tcMar>
+              <w:top w:type="dxa" w:w="80"/>
+              <w:left w:type="dxa" w:w="120"/>
+              <w:bottom w:type="dxa" w:w="80"/>
+              <w:right w:type="dxa" w:w="120"/>
+            </w:tcMar>
+            <w:vAlign w:val="center"/>
+          </w:tcPr>
+          <w:p>
+            <w:pPr>
+              <w:spacing w:after="0" w:before="600"/>
+              <w:jc w:val="center"/>
+            </w:pPr>
+            <w:r>
+              <w:rPr>
+                <w:rFonts w:ascii="맑은 고딕" w:cs="맑은 고딕" w:eastAsia="맑은 고딕" w:hAnsi="맑은 고딕"/>
+                <w:b/>
+                <w:bCs/>
+                <w:color w:val="808080"/>
+                <w:sz w:val="18"/>
+                <w:szCs w:val="18"/>
+              </w:rPr>
+              <w:t xml:space="preserve">［ 사진 ］</w:t>
+            </w:r>
+          </w:p>
+          <w:p>
+            <w:pPr>
+              <w:spacing w:after="600" w:before="0"/>
+              <w:jc w:val="center"/>
+            </w:pPr>
+            <w:r>
+              <w:rPr>
+                <w:rFonts w:ascii="맑은 고딕" w:cs="맑은 고딕" w:eastAsia="맑은 고딕" w:hAnsi="맑은 고딕"/>
+                <w:color w:val="A6A6A6"/>
+                <w:sz w:val="14"/>
+                <w:szCs w:val="14"/>
+              </w:rPr>
+              <w:t xml:space="preserve">사진 삽입</w:t>
+            </w:r>
+          </w:p>
+        </w:tc>
+        <w:tc>
+          <w:tcPr>
+            <w:tcW w:type="dxa" w:w="6500"/>
+            <w:tcMar>
+              <w:top w:type="dxa" w:w="80"/>
+              <w:left w:type="dxa" w:w="120"/>
+              <w:bottom w:type="dxa" w:w="80"/>
+              <w:right w:type="dxa" w:w="120"/>
+            </w:tcMar>
+          </w:tcPr>
+          <w:p>
+            <w:pPr>
+              <w:spacing w:after="20" w:before="60"/>
+              <w:jc w:val="left"/>
+            </w:pPr>
+            <w:r>
+              <w:rPr>
+                <w:rFonts w:ascii="맑은 고딕" w:cs="맑은 고딕" w:eastAsia="맑은 고딕" w:hAnsi="맑은 고딕"/>
+                <w:b/>
+                <w:bCs/>
+                <w:color w:val="1F3864"/>
+                <w:sz w:val="18"/>
+                <w:szCs w:val="18"/>
+              </w:rPr>
+              <w:t xml:space="preserve">근거</w:t>
+            </w:r>
+          </w:p>
+          <w:p>
+            <w:pPr>
+              <w:spacing w:after="60" w:before="0"/>
+              <w:jc w:val="left"/>
+            </w:pPr>
+            <w:r>
+              <w:rPr>
+                <w:rFonts w:ascii="맑은 고딕" w:cs="맑은 고딕" w:eastAsia="맑은 고딕" w:hAnsi="맑은 고딕"/>
+                <w:sz w:val="18"/>
+                <w:szCs w:val="18"/>
+              </w:rPr>
+              <w:t xml:space="preserve">「소방시설 설치 및 관리에 관한 법률 시행령」 별표 4.</w:t>
+            </w:r>
+          </w:p>
+          <w:p>
+            <w:pPr>
+              <w:spacing w:after="20" w:before="60"/>
+              <w:jc w:val="left"/>
+            </w:pPr>
+            <w:r>
+              <w:rPr>
+                <w:rFonts w:ascii="맑은 고딕" w:cs="맑은 고딕" w:eastAsia="맑은 고딕" w:hAnsi="맑은 고딕"/>
+                <w:b/>
+                <w:bCs/>
+                <w:color w:val="1F3864"/>
+                <w:sz w:val="18"/>
+                <w:szCs w:val="18"/>
+              </w:rPr>
+              <w:t xml:space="preserve">위치</w:t>
+            </w:r>
+          </w:p>
+          <w:p>
+            <w:pPr>
+              <w:spacing w:after="60" w:before="0"/>
+              <w:jc w:val="left"/>
+            </w:pPr>
+            <w:r>
+              <w:rPr>
+                <w:rFonts w:ascii="맑은 고딕" w:cs="맑은 고딕" w:eastAsia="맑은 고딕" w:hAnsi="맑은 고딕"/>
+                <w:sz w:val="18"/>
+                <w:szCs w:val="18"/>
+              </w:rPr>
+              <w:t xml:space="preserve">벽면 소화전함. 대공간에서는 기둥과 출입구 부근에 배치된다.</w:t>
+            </w:r>
+          </w:p>
+          <w:p>
+            <w:pPr>
+              <w:spacing w:after="20" w:before="60"/>
+              <w:jc w:val="left"/>
+            </w:pPr>
+            <w:r>
+              <w:rPr>
+                <w:rFonts w:ascii="맑은 고딕" w:cs="맑은 고딕" w:eastAsia="맑은 고딕" w:hAnsi="맑은 고딕"/>
+                <w:b/>
+                <w:bCs/>
+                <w:color w:val="1F3864"/>
+                <w:sz w:val="18"/>
+                <w:szCs w:val="18"/>
+              </w:rPr>
+              <w:t xml:space="preserve">판독과 활용</w:t>
+            </w:r>
+          </w:p>
+          <w:p>
+            <w:pPr>
+              <w:spacing w:after="60" w:before="0"/>
+              <w:jc w:val="left"/>
+            </w:pPr>
+            <w:r>
+              <w:rPr>
+                <w:rFonts w:ascii="맑은 고딕" w:cs="맑은 고딕" w:eastAsia="맑은 고딕" w:hAnsi="맑은 고딕"/>
+                <w:sz w:val="18"/>
+                <w:szCs w:val="18"/>
+              </w:rPr>
+              <w:t xml:space="preserve">진입거리를 줄이는 데 쓴다. 다만 </w:t>
+            </w:r>
+            <w:r>
+              <w:rPr>
+                <w:rFonts w:ascii="맑은 고딕" w:cs="맑은 고딕" w:eastAsia="맑은 고딕" w:hAnsi="맑은 고딕"/>
+                <w:b/>
+                <w:bCs/>
+                <w:sz w:val="18"/>
+                <w:szCs w:val="18"/>
+              </w:rPr>
+              <w:t xml:space="preserve">건물에 비치된 호스와 관창은 사용하지 않는다.</w:t>
+            </w:r>
+            <w:r>
+              <w:rPr>
+                <w:rFonts w:ascii="맑은 고딕" w:cs="맑은 고딕" w:eastAsia="맑은 고딕" w:hAnsi="맑은 고딕"/>
+                <w:sz w:val="18"/>
+                <w:szCs w:val="18"/>
+              </w:rPr>
+              <w:t xml:space="preserve"> 소방대가 가져간 호스를 쓴다. 진입할 때 따라 들어온 호스를 되짚어야 밖으로 나올 수 있기 때문이다.</w:t>
+            </w:r>
+          </w:p>
+        </w:tc>
+      </w:tr>
+      <w:tr>
+        <w:trPr>
+          <w:cantSplit/>
+          <w:tblHeader w:val="false"/>
+        </w:trPr>
+        <w:tc>
+          <w:tcPr>
+            <w:tcW w:type="dxa" w:w="9000"/>
+            <w:gridSpan w:val="2"/>
+            <w:shd w:fill="D9D9D9" w:val="clear"/>
+            <w:tcMar>
+              <w:top w:type="dxa" w:w="80"/>
+              <w:left w:type="dxa" w:w="120"/>
+              <w:bottom w:type="dxa" w:w="80"/>
+              <w:right w:type="dxa" w:w="120"/>
+            </w:tcMar>
+          </w:tcPr>
+          <w:p>
+            <w:pPr>
+              <w:spacing w:after="0" w:before="0"/>
+              <w:jc w:val="left"/>
+            </w:pPr>
+            <w:r>
+              <w:rPr>
+                <w:rFonts w:ascii="맑은 고딕" w:cs="맑은 고딕" w:eastAsia="맑은 고딕" w:hAnsi="맑은 고딕"/>
+                <w:b/>
+                <w:bCs/>
+                <w:sz w:val="18"/>
+                <w:szCs w:val="18"/>
+              </w:rPr>
+              <w:t xml:space="preserve">▲ 무력화되는 방식  </w:t>
+            </w:r>
+            <w:r>
+              <w:rPr>
+                <w:rFonts w:ascii="맑은 고딕" w:cs="맑은 고딕" w:eastAsia="맑은 고딕" w:hAnsi="맑은 고딕"/>
+                <w:sz w:val="18"/>
+                <w:szCs w:val="18"/>
+              </w:rPr>
+              <w:t xml:space="preserve">적재물로 소화전함이 막힘, 호스 노후와 미점검, 함 앞 통로에 파렛트 적치.</w:t>
+            </w:r>
+          </w:p>
+        </w:tc>
+      </w:tr>
+    </w:tbl>
+    <w:p>
+      <w:pPr>
+        <w:spacing w:after="160"/>
+      </w:pPr>
+    </w:p>
+    <w:tbl>
+      <w:tblPr>
+        <w:tblW w:type="dxa" w:w="9000"/>
+        <w:tblBorders>
+          <w:top w:val="single" w:color="1F3864" w:sz="8"/>
+          <w:left w:val="single" w:color="1F3864" w:sz="8"/>
+          <w:bottom w:val="single" w:color="1F3864" w:sz="8"/>
+          <w:right w:val="single" w:color="1F3864" w:sz="8"/>
+          <w:insideH w:val="single" w:color="1F3864" w:sz="4"/>
+          <w:insideV w:val="single" w:color="1F3864" w:sz="4"/>
+        </w:tblBorders>
+      </w:tblPr>
+      <w:tblGrid>
+        <w:gridCol w:w="2500"/>
+        <w:gridCol w:w="6500"/>
+      </w:tblGrid>
+      <w:tr>
+        <w:trPr>
+          <w:cantSplit/>
+          <w:tblHeader/>
+        </w:trPr>
+        <w:tc>
+          <w:tcPr>
+            <w:tcW w:type="dxa" w:w="9000"/>
+            <w:gridSpan w:val="2"/>
+            <w:shd w:fill="1F3864" w:val="clear"/>
+            <w:tcMar>
+              <w:top w:type="dxa" w:w="80"/>
+              <w:left w:type="dxa" w:w="120"/>
+              <w:bottom w:type="dxa" w:w="80"/>
+              <w:right w:type="dxa" w:w="120"/>
+            </w:tcMar>
+            <w:vAlign w:val="center"/>
+          </w:tcPr>
+          <w:p>
+            <w:pPr>
+              <w:spacing w:after="0" w:before="0"/>
+              <w:jc w:val="left"/>
+            </w:pPr>
+            <w:r>
+              <w:rPr>
+                <w:rFonts w:ascii="맑은 고딕" w:cs="맑은 고딕" w:eastAsia="맑은 고딕" w:hAnsi="맑은 고딕"/>
+                <w:b/>
+                <w:bCs/>
+                <w:color w:val="FFFFFF"/>
+                <w:sz w:val="22"/>
+                <w:szCs w:val="22"/>
+              </w:rPr>
+              <w:t xml:space="preserve">옥외소화전설비</w:t>
+            </w:r>
+          </w:p>
+        </w:tc>
+      </w:tr>
+      <w:tr>
+        <w:trPr>
+          <w:cantSplit/>
+          <w:trHeight w:val="2200"/>
+        </w:trPr>
+        <w:tc>
+          <w:tcPr>
+            <w:tcW w:type="dxa" w:w="2500"/>
+            <w:shd w:fill="F2F2F2" w:val="clear"/>
+            <w:tcMar>
+              <w:top w:type="dxa" w:w="80"/>
+              <w:left w:type="dxa" w:w="120"/>
+              <w:bottom w:type="dxa" w:w="80"/>
+              <w:right w:type="dxa" w:w="120"/>
+            </w:tcMar>
+            <w:vAlign w:val="center"/>
+          </w:tcPr>
+          <w:p>
+            <w:pPr>
+              <w:spacing w:after="0" w:before="600"/>
+              <w:jc w:val="center"/>
+            </w:pPr>
+            <w:r>
+              <w:rPr>
+                <w:rFonts w:ascii="맑은 고딕" w:cs="맑은 고딕" w:eastAsia="맑은 고딕" w:hAnsi="맑은 고딕"/>
+                <w:b/>
+                <w:bCs/>
+                <w:color w:val="808080"/>
+                <w:sz w:val="18"/>
+                <w:szCs w:val="18"/>
+              </w:rPr>
+              <w:t xml:space="preserve">［ 사진 ］</w:t>
+            </w:r>
+          </w:p>
+          <w:p>
+            <w:pPr>
+              <w:spacing w:after="600" w:before="0"/>
+              <w:jc w:val="center"/>
+            </w:pPr>
+            <w:r>
+              <w:rPr>
+                <w:rFonts w:ascii="맑은 고딕" w:cs="맑은 고딕" w:eastAsia="맑은 고딕" w:hAnsi="맑은 고딕"/>
+                <w:color w:val="A6A6A6"/>
+                <w:sz w:val="14"/>
+                <w:szCs w:val="14"/>
+              </w:rPr>
+              <w:t xml:space="preserve">사진 삽입</w:t>
+            </w:r>
+          </w:p>
+        </w:tc>
+        <w:tc>
+          <w:tcPr>
+            <w:tcW w:type="dxa" w:w="6500"/>
+            <w:tcMar>
+              <w:top w:type="dxa" w:w="80"/>
+              <w:left w:type="dxa" w:w="120"/>
+              <w:bottom w:type="dxa" w:w="80"/>
+              <w:right w:type="dxa" w:w="120"/>
+            </w:tcMar>
+          </w:tcPr>
+          <w:p>
+            <w:pPr>
+              <w:spacing w:after="20" w:before="60"/>
+              <w:jc w:val="left"/>
+            </w:pPr>
+            <w:r>
+              <w:rPr>
+                <w:rFonts w:ascii="맑은 고딕" w:cs="맑은 고딕" w:eastAsia="맑은 고딕" w:hAnsi="맑은 고딕"/>
+                <w:b/>
+                <w:bCs/>
+                <w:color w:val="1F3864"/>
+                <w:sz w:val="18"/>
+                <w:szCs w:val="18"/>
+              </w:rPr>
+              <w:t xml:space="preserve">근거</w:t>
+            </w:r>
+          </w:p>
+          <w:p>
+            <w:pPr>
+              <w:spacing w:after="60" w:before="0"/>
+              <w:jc w:val="left"/>
+            </w:pPr>
+            <w:r>
+              <w:rPr>
+                <w:rFonts w:ascii="맑은 고딕" w:cs="맑은 고딕" w:eastAsia="맑은 고딕" w:hAnsi="맑은 고딕"/>
+                <w:sz w:val="18"/>
+                <w:szCs w:val="18"/>
+              </w:rPr>
+              <w:t xml:space="preserve">별표 4.</w:t>
+            </w:r>
+          </w:p>
+          <w:p>
+            <w:pPr>
+              <w:spacing w:after="20" w:before="60"/>
+              <w:jc w:val="left"/>
+            </w:pPr>
+            <w:r>
+              <w:rPr>
+                <w:rFonts w:ascii="맑은 고딕" w:cs="맑은 고딕" w:eastAsia="맑은 고딕" w:hAnsi="맑은 고딕"/>
+                <w:b/>
+                <w:bCs/>
+                <w:color w:val="1F3864"/>
+                <w:sz w:val="18"/>
+                <w:szCs w:val="18"/>
+              </w:rPr>
+              <w:t xml:space="preserve">위치</w:t>
+            </w:r>
+          </w:p>
+          <w:p>
+            <w:pPr>
+              <w:spacing w:after="60" w:before="0"/>
+              <w:jc w:val="left"/>
+            </w:pPr>
+            <w:r>
+              <w:rPr>
+                <w:rFonts w:ascii="맑은 고딕" w:cs="맑은 고딕" w:eastAsia="맑은 고딕" w:hAnsi="맑은 고딕"/>
+                <w:sz w:val="18"/>
+                <w:szCs w:val="18"/>
+              </w:rPr>
+              <w:t xml:space="preserve">건물 외곽 야드. 포장면과 조경 경계 부근.</w:t>
+            </w:r>
+          </w:p>
+          <w:p>
+            <w:pPr>
+              <w:spacing w:after="20" w:before="60"/>
+              <w:jc w:val="left"/>
+            </w:pPr>
+            <w:r>
+              <w:rPr>
+                <w:rFonts w:ascii="맑은 고딕" w:cs="맑은 고딕" w:eastAsia="맑은 고딕" w:hAnsi="맑은 고딕"/>
+                <w:b/>
+                <w:bCs/>
+                <w:color w:val="1F3864"/>
+                <w:sz w:val="18"/>
+                <w:szCs w:val="18"/>
+              </w:rPr>
+              <w:t xml:space="preserve">판독과 활용</w:t>
+            </w:r>
+          </w:p>
+          <w:p>
+            <w:pPr>
+              <w:spacing w:after="60" w:before="0"/>
+              <w:jc w:val="left"/>
+            </w:pPr>
+            <w:r>
+              <w:rPr>
+                <w:rFonts w:ascii="맑은 고딕" w:cs="맑은 고딕" w:eastAsia="맑은 고딕" w:hAnsi="맑은 고딕"/>
+                <w:sz w:val="18"/>
+                <w:szCs w:val="18"/>
+              </w:rPr>
+              <w:t xml:space="preserve">급수 편성의 1차 계통이다. 위치·구경·유량을 사전대응계획에 기록해 두고, 부족하면 중계송수나 물탱크차 셔틀을 처음부터 편성한다.</w:t>
+            </w:r>
+          </w:p>
+        </w:tc>
+      </w:tr>
+      <w:tr>
+        <w:trPr>
+          <w:cantSplit/>
+          <w:tblHeader w:val="false"/>
+        </w:trPr>
+        <w:tc>
+          <w:tcPr>
+            <w:tcW w:type="dxa" w:w="9000"/>
+            <w:gridSpan w:val="2"/>
+            <w:shd w:fill="D9D9D9" w:val="clear"/>
+            <w:tcMar>
+              <w:top w:type="dxa" w:w="80"/>
+              <w:left w:type="dxa" w:w="120"/>
+              <w:bottom w:type="dxa" w:w="80"/>
+              <w:right w:type="dxa" w:w="120"/>
+            </w:tcMar>
+          </w:tcPr>
+          <w:p>
+            <w:pPr>
+              <w:spacing w:after="0" w:before="0"/>
+              <w:jc w:val="left"/>
+            </w:pPr>
+            <w:r>
+              <w:rPr>
+                <w:rFonts w:ascii="맑은 고딕" w:cs="맑은 고딕" w:eastAsia="맑은 고딕" w:hAnsi="맑은 고딕"/>
+                <w:b/>
+                <w:bCs/>
+                <w:sz w:val="18"/>
+                <w:szCs w:val="18"/>
+              </w:rPr>
+              <w:t xml:space="preserve">▲ 무력화되는 방식  </w:t>
+            </w:r>
+            <w:r>
+              <w:rPr>
+                <w:rFonts w:ascii="맑은 고딕" w:cs="맑은 고딕" w:eastAsia="맑은 고딕" w:hAnsi="맑은 고딕"/>
+                <w:sz w:val="18"/>
+                <w:szCs w:val="18"/>
+              </w:rPr>
+              <w:t xml:space="preserve">접안한 트레일러와 야적물로 접근 차단, 동절기 동결, 야간 위치 확인 곤란. 물류창고는 외곽 입지가 많아 공설 소화전 자체가 멀 수 있다.</w:t>
+            </w:r>
+          </w:p>
+        </w:tc>
+      </w:tr>
+    </w:tbl>
+    <w:p>
+      <w:pPr>
+        <w:spacing w:after="160"/>
+      </w:pPr>
+    </w:p>
+    <w:p>
+      <w:pPr>
+        <w:pStyle w:val="Heading2"/>
+        <w:spacing w:after="140" w:before="380"/>
+      </w:pPr>
+      <w:r>
+        <w:rPr>
+          <w:rFonts w:ascii="맑은 고딕" w:cs="맑은 고딕" w:eastAsia="맑은 고딕" w:hAnsi="맑은 고딕"/>
+          <w:b/>
+          <w:bCs/>
+          <w:sz w:val="26"/>
+          <w:szCs w:val="26"/>
+        </w:rPr>
+        <w:t xml:space="preserve">4. 경보·감지설비</w:t>
+      </w:r>
+    </w:p>
+    <w:tbl>
+      <w:tblPr>
+        <w:tblW w:type="dxa" w:w="9000"/>
+        <w:tblBorders>
+          <w:top w:val="single" w:color="1F3864" w:sz="8"/>
+          <w:left w:val="single" w:color="1F3864" w:sz="8"/>
+          <w:bottom w:val="single" w:color="1F3864" w:sz="8"/>
+          <w:right w:val="single" w:color="1F3864" w:sz="8"/>
+          <w:insideH w:val="single" w:color="1F3864" w:sz="4"/>
+          <w:insideV w:val="single" w:color="1F3864" w:sz="4"/>
+        </w:tblBorders>
+      </w:tblPr>
+      <w:tblGrid>
+        <w:gridCol w:w="2500"/>
+        <w:gridCol w:w="6500"/>
+      </w:tblGrid>
+      <w:tr>
+        <w:trPr>
+          <w:cantSplit/>
+          <w:tblHeader/>
+        </w:trPr>
+        <w:tc>
+          <w:tcPr>
+            <w:tcW w:type="dxa" w:w="9000"/>
+            <w:gridSpan w:val="2"/>
+            <w:shd w:fill="1F3864" w:val="clear"/>
+            <w:tcMar>
+              <w:top w:type="dxa" w:w="80"/>
+              <w:left w:type="dxa" w:w="120"/>
+              <w:bottom w:type="dxa" w:w="80"/>
+              <w:right w:type="dxa" w:w="120"/>
+            </w:tcMar>
+            <w:vAlign w:val="center"/>
+          </w:tcPr>
+          <w:p>
+            <w:pPr>
+              <w:spacing w:after="0" w:before="0"/>
+              <w:jc w:val="left"/>
+            </w:pPr>
+            <w:r>
+              <w:rPr>
+                <w:rFonts w:ascii="맑은 고딕" w:cs="맑은 고딕" w:eastAsia="맑은 고딕" w:hAnsi="맑은 고딕"/>
+                <w:b/>
+                <w:bCs/>
+                <w:color w:val="FFFFFF"/>
+                <w:sz w:val="22"/>
+                <w:szCs w:val="22"/>
+              </w:rPr>
+              <w:t xml:space="preserve">자동화재탐지설비 — 수신기</w:t>
+            </w:r>
+          </w:p>
+        </w:tc>
+      </w:tr>
+      <w:tr>
+        <w:trPr>
+          <w:cantSplit/>
+          <w:trHeight w:val="2200"/>
+        </w:trPr>
+        <w:tc>
+          <w:tcPr>
+            <w:tcW w:type="dxa" w:w="2500"/>
+            <w:shd w:fill="F2F2F2" w:val="clear"/>
+            <w:tcMar>
+              <w:top w:type="dxa" w:w="80"/>
+              <w:left w:type="dxa" w:w="120"/>
+              <w:bottom w:type="dxa" w:w="80"/>
+              <w:right w:type="dxa" w:w="120"/>
+            </w:tcMar>
+            <w:vAlign w:val="center"/>
+          </w:tcPr>
+          <w:p>
+            <w:pPr>
+              <w:spacing w:after="0" w:before="600"/>
+              <w:jc w:val="center"/>
+            </w:pPr>
+            <w:r>
+              <w:rPr>
+                <w:rFonts w:ascii="맑은 고딕" w:cs="맑은 고딕" w:eastAsia="맑은 고딕" w:hAnsi="맑은 고딕"/>
+                <w:b/>
+                <w:bCs/>
+                <w:color w:val="808080"/>
+                <w:sz w:val="18"/>
+                <w:szCs w:val="18"/>
+              </w:rPr>
+              <w:t xml:space="preserve">［ 사진 ］</w:t>
+            </w:r>
+          </w:p>
+          <w:p>
+            <w:pPr>
+              <w:spacing w:after="600" w:before="0"/>
+              <w:jc w:val="center"/>
+            </w:pPr>
+            <w:r>
+              <w:rPr>
+                <w:rFonts w:ascii="맑은 고딕" w:cs="맑은 고딕" w:eastAsia="맑은 고딕" w:hAnsi="맑은 고딕"/>
+                <w:color w:val="A6A6A6"/>
+                <w:sz w:val="14"/>
+                <w:szCs w:val="14"/>
+              </w:rPr>
+              <w:t xml:space="preserve">사진 삽입</w:t>
+            </w:r>
+          </w:p>
+        </w:tc>
+        <w:tc>
+          <w:tcPr>
+            <w:tcW w:type="dxa" w:w="6500"/>
+            <w:tcMar>
+              <w:top w:type="dxa" w:w="80"/>
+              <w:left w:type="dxa" w:w="120"/>
+              <w:bottom w:type="dxa" w:w="80"/>
+              <w:right w:type="dxa" w:w="120"/>
+            </w:tcMar>
+          </w:tcPr>
+          <w:p>
+            <w:pPr>
+              <w:spacing w:after="20" w:before="60"/>
+              <w:jc w:val="left"/>
+            </w:pPr>
+            <w:r>
+              <w:rPr>
+                <w:rFonts w:ascii="맑은 고딕" w:cs="맑은 고딕" w:eastAsia="맑은 고딕" w:hAnsi="맑은 고딕"/>
+                <w:b/>
+                <w:bCs/>
+                <w:color w:val="1F3864"/>
+                <w:sz w:val="18"/>
+                <w:szCs w:val="18"/>
+              </w:rPr>
+              <w:t xml:space="preserve">근거</w:t>
+            </w:r>
+          </w:p>
+          <w:p>
+            <w:pPr>
+              <w:spacing w:after="60" w:before="0"/>
+              <w:jc w:val="left"/>
+            </w:pPr>
+            <w:r>
+              <w:rPr>
+                <w:rFonts w:ascii="맑은 고딕" w:cs="맑은 고딕" w:eastAsia="맑은 고딕" w:hAnsi="맑은 고딕"/>
+                <w:sz w:val="18"/>
+                <w:szCs w:val="18"/>
+              </w:rPr>
+              <w:t xml:space="preserve">별표 4. NFPC 609는 창고시설에 전층 경보방식을 적용한다.</w:t>
+            </w:r>
+          </w:p>
+          <w:p>
+            <w:pPr>
+              <w:spacing w:after="20" w:before="60"/>
+              <w:jc w:val="left"/>
+            </w:pPr>
+            <w:r>
+              <w:rPr>
+                <w:rFonts w:ascii="맑은 고딕" w:cs="맑은 고딕" w:eastAsia="맑은 고딕" w:hAnsi="맑은 고딕"/>
+                <w:b/>
+                <w:bCs/>
+                <w:color w:val="1F3864"/>
+                <w:sz w:val="18"/>
+                <w:szCs w:val="18"/>
+              </w:rPr>
+              <w:t xml:space="preserve">위치</w:t>
+            </w:r>
+          </w:p>
+          <w:p>
+            <w:pPr>
+              <w:spacing w:after="60" w:before="0"/>
+              <w:jc w:val="left"/>
+            </w:pPr>
+            <w:r>
+              <w:rPr>
+                <w:rFonts w:ascii="맑은 고딕" w:cs="맑은 고딕" w:eastAsia="맑은 고딕" w:hAnsi="맑은 고딕"/>
+                <w:sz w:val="18"/>
+                <w:szCs w:val="18"/>
+              </w:rPr>
+              <w:t xml:space="preserve">방재실. 1급·특급은 방재실이 별도로 있고 소방안전관리자가 상주한다.</w:t>
+            </w:r>
+          </w:p>
+          <w:p>
+            <w:pPr>
+              <w:spacing w:after="20" w:before="60"/>
+              <w:jc w:val="left"/>
+            </w:pPr>
+            <w:r>
+              <w:rPr>
+                <w:rFonts w:ascii="맑은 고딕" w:cs="맑은 고딕" w:eastAsia="맑은 고딕" w:hAnsi="맑은 고딕"/>
+                <w:b/>
+                <w:bCs/>
+                <w:color w:val="1F3864"/>
+                <w:sz w:val="18"/>
+                <w:szCs w:val="18"/>
+              </w:rPr>
+              <w:t xml:space="preserve">판독과 활용</w:t>
+            </w:r>
+          </w:p>
+          <w:p>
+            <w:pPr>
+              <w:spacing w:after="60" w:before="0"/>
+              <w:jc w:val="left"/>
+            </w:pPr>
+            <w:r>
+              <w:rPr>
+                <w:rFonts w:ascii="맑은 고딕" w:cs="맑은 고딕" w:eastAsia="맑은 고딕" w:hAnsi="맑은 고딕"/>
+                <w:sz w:val="18"/>
+                <w:szCs w:val="18"/>
+              </w:rPr>
+              <w:t xml:space="preserve">작동 구역, 작동 시각 이력, 스프링클러 유수검지장치 작동 표시를 읽는다. </w:t>
+            </w:r>
+            <w:r>
+              <w:rPr>
+                <w:rFonts w:ascii="맑은 고딕" w:cs="맑은 고딕" w:eastAsia="맑은 고딕" w:hAnsi="맑은 고딕"/>
+                <w:b/>
+                <w:bCs/>
+                <w:sz w:val="18"/>
+                <w:szCs w:val="18"/>
+              </w:rPr>
+              <w:t xml:space="preserve">본문 「스프링클러 상태 판정」의 1차 자료가 여기에서 나온다.</w:t>
+            </w:r>
+            <w:r>
+              <w:rPr>
+                <w:rFonts w:ascii="맑은 고딕" w:cs="맑은 고딕" w:eastAsia="맑은 고딕" w:hAnsi="맑은 고딕"/>
+                <w:sz w:val="18"/>
+                <w:szCs w:val="18"/>
+              </w:rPr>
+              <w:t xml:space="preserve"> 구역 번호가 건물 어디인지는 관계인만 알므로 반드시 관계인과 함께 읽는다.</w:t>
+            </w:r>
+          </w:p>
+        </w:tc>
+      </w:tr>
+      <w:tr>
+        <w:trPr>
+          <w:cantSplit/>
+          <w:tblHeader w:val="false"/>
+        </w:trPr>
+        <w:tc>
+          <w:tcPr>
+            <w:tcW w:type="dxa" w:w="9000"/>
+            <w:gridSpan w:val="2"/>
+            <w:shd w:fill="D9D9D9" w:val="clear"/>
+            <w:tcMar>
+              <w:top w:type="dxa" w:w="80"/>
+              <w:left w:type="dxa" w:w="120"/>
+              <w:bottom w:type="dxa" w:w="80"/>
+              <w:right w:type="dxa" w:w="120"/>
+            </w:tcMar>
+          </w:tcPr>
+          <w:p>
+            <w:pPr>
+              <w:spacing w:after="0" w:before="0"/>
+              <w:jc w:val="left"/>
+            </w:pPr>
+            <w:r>
+              <w:rPr>
+                <w:rFonts w:ascii="맑은 고딕" w:cs="맑은 고딕" w:eastAsia="맑은 고딕" w:hAnsi="맑은 고딕"/>
+                <w:b/>
+                <w:bCs/>
+                <w:sz w:val="18"/>
+                <w:szCs w:val="18"/>
+              </w:rPr>
+              <w:t xml:space="preserve">▲ 무력화되는 방식  </w:t>
+            </w:r>
+            <w:r>
+              <w:rPr>
+                <w:rFonts w:ascii="맑은 고딕" w:cs="맑은 고딕" w:eastAsia="맑은 고딕" w:hAnsi="맑은 고딕"/>
+                <w:sz w:val="18"/>
+                <w:szCs w:val="18"/>
+              </w:rPr>
+              <w:t xml:space="preserve">경보 정지와 복구를 반복하는 조작. 2021년 이천 물류센터 화재에서는 관계자 네 명이 화재경보를 여섯 차례 고의로 정지시킨 것으로 입건되었다. 도착 즉시 조작 이력을 확인한다.</w:t>
+            </w:r>
+          </w:p>
+        </w:tc>
+      </w:tr>
+    </w:tbl>
+    <w:p>
+      <w:pPr>
+        <w:spacing w:after="160"/>
+      </w:pPr>
+    </w:p>
+    <w:tbl>
+      <w:tblPr>
+        <w:tblW w:type="dxa" w:w="9000"/>
+        <w:tblBorders>
+          <w:top w:val="single" w:color="1F3864" w:sz="8"/>
+          <w:left w:val="single" w:color="1F3864" w:sz="8"/>
+          <w:bottom w:val="single" w:color="1F3864" w:sz="8"/>
+          <w:right w:val="single" w:color="1F3864" w:sz="8"/>
+          <w:insideH w:val="single" w:color="1F3864" w:sz="4"/>
+          <w:insideV w:val="single" w:color="1F3864" w:sz="4"/>
+        </w:tblBorders>
+      </w:tblPr>
+      <w:tblGrid>
+        <w:gridCol w:w="2500"/>
+        <w:gridCol w:w="6500"/>
+      </w:tblGrid>
+      <w:tr>
+        <w:trPr>
+          <w:cantSplit/>
+          <w:tblHeader/>
+        </w:trPr>
+        <w:tc>
+          <w:tcPr>
+            <w:tcW w:type="dxa" w:w="9000"/>
+            <w:gridSpan w:val="2"/>
+            <w:shd w:fill="1F3864" w:val="clear"/>
+            <w:tcMar>
+              <w:top w:type="dxa" w:w="80"/>
+              <w:left w:type="dxa" w:w="120"/>
+              <w:bottom w:type="dxa" w:w="80"/>
+              <w:right w:type="dxa" w:w="120"/>
+            </w:tcMar>
+            <w:vAlign w:val="center"/>
+          </w:tcPr>
+          <w:p>
+            <w:pPr>
+              <w:spacing w:after="0" w:before="0"/>
+              <w:jc w:val="left"/>
+            </w:pPr>
+            <w:r>
+              <w:rPr>
+                <w:rFonts w:ascii="맑은 고딕" w:cs="맑은 고딕" w:eastAsia="맑은 고딕" w:hAnsi="맑은 고딕"/>
+                <w:b/>
+                <w:bCs/>
+                <w:color w:val="FFFFFF"/>
+                <w:sz w:val="22"/>
+                <w:szCs w:val="22"/>
+              </w:rPr>
+              <w:t xml:space="preserve">감지기 (아날로그·공기흡입형)</w:t>
+            </w:r>
+          </w:p>
+        </w:tc>
+      </w:tr>
+      <w:tr>
+        <w:trPr>
+          <w:cantSplit/>
+          <w:trHeight w:val="2200"/>
+        </w:trPr>
+        <w:tc>
+          <w:tcPr>
+            <w:tcW w:type="dxa" w:w="2500"/>
+            <w:shd w:fill="F2F2F2" w:val="clear"/>
+            <w:tcMar>
+              <w:top w:type="dxa" w:w="80"/>
+              <w:left w:type="dxa" w:w="120"/>
+              <w:bottom w:type="dxa" w:w="80"/>
+              <w:right w:type="dxa" w:w="120"/>
+            </w:tcMar>
+            <w:vAlign w:val="center"/>
+          </w:tcPr>
+          <w:p>
+            <w:pPr>
+              <w:spacing w:after="0" w:before="600"/>
+              <w:jc w:val="center"/>
+            </w:pPr>
+            <w:r>
+              <w:rPr>
+                <w:rFonts w:ascii="맑은 고딕" w:cs="맑은 고딕" w:eastAsia="맑은 고딕" w:hAnsi="맑은 고딕"/>
+                <w:b/>
+                <w:bCs/>
+                <w:color w:val="808080"/>
+                <w:sz w:val="18"/>
+                <w:szCs w:val="18"/>
+              </w:rPr>
+              <w:t xml:space="preserve">［ 사진 ］</w:t>
+            </w:r>
+          </w:p>
+          <w:p>
+            <w:pPr>
+              <w:spacing w:after="600" w:before="0"/>
+              <w:jc w:val="center"/>
+            </w:pPr>
+            <w:r>
+              <w:rPr>
+                <w:rFonts w:ascii="맑은 고딕" w:cs="맑은 고딕" w:eastAsia="맑은 고딕" w:hAnsi="맑은 고딕"/>
+                <w:color w:val="A6A6A6"/>
+                <w:sz w:val="14"/>
+                <w:szCs w:val="14"/>
+              </w:rPr>
+              <w:t xml:space="preserve">사진 삽입</w:t>
+            </w:r>
+          </w:p>
+        </w:tc>
+        <w:tc>
+          <w:tcPr>
+            <w:tcW w:type="dxa" w:w="6500"/>
+            <w:tcMar>
+              <w:top w:type="dxa" w:w="80"/>
+              <w:left w:type="dxa" w:w="120"/>
+              <w:bottom w:type="dxa" w:w="80"/>
+              <w:right w:type="dxa" w:w="120"/>
+            </w:tcMar>
+          </w:tcPr>
+          <w:p>
+            <w:pPr>
+              <w:spacing w:after="20" w:before="60"/>
+              <w:jc w:val="left"/>
+            </w:pPr>
+            <w:r>
+              <w:rPr>
+                <w:rFonts w:ascii="맑은 고딕" w:cs="맑은 고딕" w:eastAsia="맑은 고딕" w:hAnsi="맑은 고딕"/>
+                <w:b/>
+                <w:bCs/>
+                <w:color w:val="1F3864"/>
+                <w:sz w:val="18"/>
+                <w:szCs w:val="18"/>
+              </w:rPr>
+              <w:t xml:space="preserve">근거</w:t>
+            </w:r>
+          </w:p>
+          <w:p>
+            <w:pPr>
+              <w:spacing w:after="60" w:before="0"/>
+              <w:jc w:val="left"/>
+            </w:pPr>
+            <w:r>
+              <w:rPr>
+                <w:rFonts w:ascii="맑은 고딕" w:cs="맑은 고딕" w:eastAsia="맑은 고딕" w:hAnsi="맑은 고딕"/>
+                <w:sz w:val="18"/>
+                <w:szCs w:val="18"/>
+              </w:rPr>
+              <w:t xml:space="preserve">물류창고에는 조기 감지를 위해 아날로그 방식 감지기 또는 광전 공기흡입형 감지기를 설치한다. 부착높이 20m 이상에 설치하는 아날로그 방식은 공칭감지농도 하한값이 감광률 5%/m 미만이어야 한다.</w:t>
+            </w:r>
+          </w:p>
+          <w:p>
+            <w:pPr>
+              <w:spacing w:after="20" w:before="60"/>
+              <w:jc w:val="left"/>
+            </w:pPr>
+            <w:r>
+              <w:rPr>
+                <w:rFonts w:ascii="맑은 고딕" w:cs="맑은 고딕" w:eastAsia="맑은 고딕" w:hAnsi="맑은 고딕"/>
+                <w:b/>
+                <w:bCs/>
+                <w:color w:val="1F3864"/>
+                <w:sz w:val="18"/>
+                <w:szCs w:val="18"/>
+              </w:rPr>
+              <w:t xml:space="preserve">위치</w:t>
+            </w:r>
+          </w:p>
+          <w:p>
+            <w:pPr>
+              <w:spacing w:after="60" w:before="0"/>
+              <w:jc w:val="left"/>
+            </w:pPr>
+            <w:r>
+              <w:rPr>
+                <w:rFonts w:ascii="맑은 고딕" w:cs="맑은 고딕" w:eastAsia="맑은 고딕" w:hAnsi="맑은 고딕"/>
+                <w:sz w:val="18"/>
+                <w:szCs w:val="18"/>
+              </w:rPr>
+              <w:t xml:space="preserve">천장면. 랙 상부와 천장 사이.</w:t>
+            </w:r>
+          </w:p>
+          <w:p>
+            <w:pPr>
+              <w:spacing w:after="20" w:before="60"/>
+              <w:jc w:val="left"/>
+            </w:pPr>
+            <w:r>
+              <w:rPr>
+                <w:rFonts w:ascii="맑은 고딕" w:cs="맑은 고딕" w:eastAsia="맑은 고딕" w:hAnsi="맑은 고딕"/>
+                <w:b/>
+                <w:bCs/>
+                <w:color w:val="1F3864"/>
+                <w:sz w:val="18"/>
+                <w:szCs w:val="18"/>
+              </w:rPr>
+              <w:t xml:space="preserve">판독과 활용</w:t>
+            </w:r>
+          </w:p>
+          <w:p>
+            <w:pPr>
+              <w:spacing w:after="60" w:before="0"/>
+              <w:jc w:val="left"/>
+            </w:pPr>
+            <w:r>
+              <w:rPr>
+                <w:rFonts w:ascii="맑은 고딕" w:cs="맑은 고딕" w:eastAsia="맑은 고딕" w:hAnsi="맑은 고딕"/>
+                <w:b/>
+                <w:bCs/>
+                <w:sz w:val="18"/>
+                <w:szCs w:val="18"/>
+              </w:rPr>
+              <w:t xml:space="preserve">감지 시각은 발화 시각이 아니다.</w:t>
+            </w:r>
+            <w:r>
+              <w:rPr>
+                <w:rFonts w:ascii="맑은 고딕" w:cs="맑은 고딕" w:eastAsia="맑은 고딕" w:hAnsi="맑은 고딕"/>
+                <w:sz w:val="18"/>
+                <w:szCs w:val="18"/>
+              </w:rPr>
+              <w:t xml:space="preserve"> 층고가 높고 랙이 조밀해 열과 연기가 감지기까지 도달하는 데 시간이 걸린다. 수신기의 최초 감지 시각에 그 지연을 더해 화재 경과를 추정한다.</w:t>
+            </w:r>
+          </w:p>
+        </w:tc>
+      </w:tr>
+      <w:tr>
+        <w:trPr>
+          <w:cantSplit/>
+          <w:tblHeader w:val="false"/>
+        </w:trPr>
+        <w:tc>
+          <w:tcPr>
+            <w:tcW w:type="dxa" w:w="9000"/>
+            <w:gridSpan w:val="2"/>
+            <w:shd w:fill="D9D9D9" w:val="clear"/>
+            <w:tcMar>
+              <w:top w:type="dxa" w:w="80"/>
+              <w:left w:type="dxa" w:w="120"/>
+              <w:bottom w:type="dxa" w:w="80"/>
+              <w:right w:type="dxa" w:w="120"/>
+            </w:tcMar>
+          </w:tcPr>
+          <w:p>
+            <w:pPr>
+              <w:spacing w:after="0" w:before="0"/>
+              <w:jc w:val="left"/>
+            </w:pPr>
+            <w:r>
+              <w:rPr>
+                <w:rFonts w:ascii="맑은 고딕" w:cs="맑은 고딕" w:eastAsia="맑은 고딕" w:hAnsi="맑은 고딕"/>
+                <w:b/>
+                <w:bCs/>
+                <w:sz w:val="18"/>
+                <w:szCs w:val="18"/>
+              </w:rPr>
+              <w:t xml:space="preserve">▲ 무력화되는 방식  </w:t>
+            </w:r>
+            <w:r>
+              <w:rPr>
+                <w:rFonts w:ascii="맑은 고딕" w:cs="맑은 고딕" w:eastAsia="맑은 고딕" w:hAnsi="맑은 고딕"/>
+                <w:sz w:val="18"/>
+                <w:szCs w:val="18"/>
+              </w:rPr>
+              <w:t xml:space="preserve">층고에 의한 감지 지연, 스프링클러 작동 후 수증기가 섞인 냉연기에 의한 감지 저하, 적재물 변경으로 인한 기류 경로 변화.</w:t>
+            </w:r>
+          </w:p>
+        </w:tc>
+      </w:tr>
+    </w:tbl>
+    <w:p>
+      <w:pPr>
+        <w:spacing w:after="160"/>
+      </w:pPr>
+    </w:p>
+    <w:tbl>
+      <w:tblPr>
+        <w:tblW w:type="dxa" w:w="9000"/>
+        <w:tblBorders>
+          <w:top w:val="single" w:color="1F3864" w:sz="8"/>
+          <w:left w:val="single" w:color="1F3864" w:sz="8"/>
+          <w:bottom w:val="single" w:color="1F3864" w:sz="8"/>
+          <w:right w:val="single" w:color="1F3864" w:sz="8"/>
+          <w:insideH w:val="single" w:color="1F3864" w:sz="4"/>
+          <w:insideV w:val="single" w:color="1F3864" w:sz="4"/>
+        </w:tblBorders>
+      </w:tblPr>
+      <w:tblGrid>
+        <w:gridCol w:w="2500"/>
+        <w:gridCol w:w="6500"/>
+      </w:tblGrid>
+      <w:tr>
+        <w:trPr>
+          <w:cantSplit/>
+          <w:tblHeader/>
+        </w:trPr>
+        <w:tc>
+          <w:tcPr>
+            <w:tcW w:type="dxa" w:w="9000"/>
+            <w:gridSpan w:val="2"/>
+            <w:shd w:fill="1F3864" w:val="clear"/>
+            <w:tcMar>
+              <w:top w:type="dxa" w:w="80"/>
+              <w:left w:type="dxa" w:w="120"/>
+              <w:bottom w:type="dxa" w:w="80"/>
+              <w:right w:type="dxa" w:w="120"/>
+            </w:tcMar>
+            <w:vAlign w:val="center"/>
+          </w:tcPr>
+          <w:p>
+            <w:pPr>
+              <w:spacing w:after="0" w:before="0"/>
+              <w:jc w:val="left"/>
+            </w:pPr>
+            <w:r>
+              <w:rPr>
+                <w:rFonts w:ascii="맑은 고딕" w:cs="맑은 고딕" w:eastAsia="맑은 고딕" w:hAnsi="맑은 고딕"/>
+                <w:b/>
+                <w:bCs/>
+                <w:color w:val="FFFFFF"/>
+                <w:sz w:val="22"/>
+                <w:szCs w:val="22"/>
+              </w:rPr>
+              <w:t xml:space="preserve">비상방송설비</w:t>
+            </w:r>
+          </w:p>
+        </w:tc>
+      </w:tr>
+      <w:tr>
+        <w:trPr>
+          <w:cantSplit/>
+          <w:trHeight w:val="2200"/>
+        </w:trPr>
+        <w:tc>
+          <w:tcPr>
+            <w:tcW w:type="dxa" w:w="2500"/>
+            <w:shd w:fill="F2F2F2" w:val="clear"/>
+            <w:tcMar>
+              <w:top w:type="dxa" w:w="80"/>
+              <w:left w:type="dxa" w:w="120"/>
+              <w:bottom w:type="dxa" w:w="80"/>
+              <w:right w:type="dxa" w:w="120"/>
+            </w:tcMar>
+            <w:vAlign w:val="center"/>
+          </w:tcPr>
+          <w:p>
+            <w:pPr>
+              <w:spacing w:after="0" w:before="600"/>
+              <w:jc w:val="center"/>
+            </w:pPr>
+            <w:r>
+              <w:rPr>
+                <w:rFonts w:ascii="맑은 고딕" w:cs="맑은 고딕" w:eastAsia="맑은 고딕" w:hAnsi="맑은 고딕"/>
+                <w:b/>
+                <w:bCs/>
+                <w:color w:val="808080"/>
+                <w:sz w:val="18"/>
+                <w:szCs w:val="18"/>
+              </w:rPr>
+              <w:t xml:space="preserve">［ 사진 ］</w:t>
+            </w:r>
+          </w:p>
+          <w:p>
+            <w:pPr>
+              <w:spacing w:after="600" w:before="0"/>
+              <w:jc w:val="center"/>
+            </w:pPr>
+            <w:r>
+              <w:rPr>
+                <w:rFonts w:ascii="맑은 고딕" w:cs="맑은 고딕" w:eastAsia="맑은 고딕" w:hAnsi="맑은 고딕"/>
+                <w:color w:val="A6A6A6"/>
+                <w:sz w:val="14"/>
+                <w:szCs w:val="14"/>
+              </w:rPr>
+              <w:t xml:space="preserve">사진 삽입</w:t>
+            </w:r>
+          </w:p>
+        </w:tc>
+        <w:tc>
+          <w:tcPr>
+            <w:tcW w:type="dxa" w:w="6500"/>
+            <w:tcMar>
+              <w:top w:type="dxa" w:w="80"/>
+              <w:left w:type="dxa" w:w="120"/>
+              <w:bottom w:type="dxa" w:w="80"/>
+              <w:right w:type="dxa" w:w="120"/>
+            </w:tcMar>
+          </w:tcPr>
+          <w:p>
+            <w:pPr>
+              <w:spacing w:after="20" w:before="60"/>
+              <w:jc w:val="left"/>
+            </w:pPr>
+            <w:r>
+              <w:rPr>
+                <w:rFonts w:ascii="맑은 고딕" w:cs="맑은 고딕" w:eastAsia="맑은 고딕" w:hAnsi="맑은 고딕"/>
+                <w:b/>
+                <w:bCs/>
+                <w:color w:val="1F3864"/>
+                <w:sz w:val="18"/>
+                <w:szCs w:val="18"/>
+              </w:rPr>
+              <w:t xml:space="preserve">근거</w:t>
+            </w:r>
+          </w:p>
+          <w:p>
+            <w:pPr>
+              <w:spacing w:after="60" w:before="0"/>
+              <w:jc w:val="left"/>
+            </w:pPr>
+            <w:r>
+              <w:rPr>
+                <w:rFonts w:ascii="맑은 고딕" w:cs="맑은 고딕" w:eastAsia="맑은 고딕" w:hAnsi="맑은 고딕"/>
+                <w:sz w:val="18"/>
+                <w:szCs w:val="18"/>
+              </w:rPr>
+              <w:t xml:space="preserve">NFPC 609 — 경보설비 음향 향상과 전층 경보방식 적용.</w:t>
+            </w:r>
+          </w:p>
+          <w:p>
+            <w:pPr>
+              <w:spacing w:after="20" w:before="60"/>
+              <w:jc w:val="left"/>
+            </w:pPr>
+            <w:r>
+              <w:rPr>
+                <w:rFonts w:ascii="맑은 고딕" w:cs="맑은 고딕" w:eastAsia="맑은 고딕" w:hAnsi="맑은 고딕"/>
+                <w:b/>
+                <w:bCs/>
+                <w:color w:val="1F3864"/>
+                <w:sz w:val="18"/>
+                <w:szCs w:val="18"/>
+              </w:rPr>
+              <w:t xml:space="preserve">위치</w:t>
+            </w:r>
+          </w:p>
+          <w:p>
+            <w:pPr>
+              <w:spacing w:after="60" w:before="0"/>
+              <w:jc w:val="left"/>
+            </w:pPr>
+            <w:r>
+              <w:rPr>
+                <w:rFonts w:ascii="맑은 고딕" w:cs="맑은 고딕" w:eastAsia="맑은 고딕" w:hAnsi="맑은 고딕"/>
+                <w:sz w:val="18"/>
+                <w:szCs w:val="18"/>
+              </w:rPr>
+              <w:t xml:space="preserve">방재실 조작부. 구역별 스피커 계통.</w:t>
+            </w:r>
+          </w:p>
+          <w:p>
+            <w:pPr>
+              <w:spacing w:after="20" w:before="60"/>
+              <w:jc w:val="left"/>
+            </w:pPr>
+            <w:r>
+              <w:rPr>
+                <w:rFonts w:ascii="맑은 고딕" w:cs="맑은 고딕" w:eastAsia="맑은 고딕" w:hAnsi="맑은 고딕"/>
+                <w:b/>
+                <w:bCs/>
+                <w:color w:val="1F3864"/>
+                <w:sz w:val="18"/>
+                <w:szCs w:val="18"/>
+              </w:rPr>
+              <w:t xml:space="preserve">판독과 활용</w:t>
+            </w:r>
+          </w:p>
+          <w:p>
+            <w:pPr>
+              <w:spacing w:after="60" w:before="0"/>
+              <w:jc w:val="left"/>
+            </w:pPr>
+            <w:r>
+              <w:rPr>
+                <w:rFonts w:ascii="맑은 고딕" w:cs="맑은 고딕" w:eastAsia="맑은 고딕" w:hAnsi="맑은 고딕"/>
+                <w:b/>
+                <w:bCs/>
+                <w:sz w:val="18"/>
+                <w:szCs w:val="18"/>
+              </w:rPr>
+              <w:t xml:space="preserve">소방대의 내부 전달 수단으로 쓸 수 있다.</w:t>
+            </w:r>
+            <w:r>
+              <w:rPr>
+                <w:rFonts w:ascii="맑은 고딕" w:cs="맑은 고딕" w:eastAsia="맑은 고딕" w:hAnsi="맑은 고딕"/>
+                <w:sz w:val="18"/>
+                <w:szCs w:val="18"/>
+              </w:rPr>
+              <w:t xml:space="preserve"> 무전이 닿지 않는 구역에 철수 지시를 보내는 역방향 수단이 된다. 방재실을 확보하면 조작 방법을 관계인에게 먼저 확인해 둔다.</w:t>
+            </w:r>
+          </w:p>
+        </w:tc>
+      </w:tr>
+      <w:tr>
+        <w:trPr>
+          <w:cantSplit/>
+          <w:tblHeader w:val="false"/>
+        </w:trPr>
+        <w:tc>
+          <w:tcPr>
+            <w:tcW w:type="dxa" w:w="9000"/>
+            <w:gridSpan w:val="2"/>
+            <w:shd w:fill="D9D9D9" w:val="clear"/>
+            <w:tcMar>
+              <w:top w:type="dxa" w:w="80"/>
+              <w:left w:type="dxa" w:w="120"/>
+              <w:bottom w:type="dxa" w:w="80"/>
+              <w:right w:type="dxa" w:w="120"/>
+            </w:tcMar>
+          </w:tcPr>
+          <w:p>
+            <w:pPr>
+              <w:spacing w:after="0" w:before="0"/>
+              <w:jc w:val="left"/>
+            </w:pPr>
+            <w:r>
+              <w:rPr>
+                <w:rFonts w:ascii="맑은 고딕" w:cs="맑은 고딕" w:eastAsia="맑은 고딕" w:hAnsi="맑은 고딕"/>
+                <w:b/>
+                <w:bCs/>
+                <w:sz w:val="18"/>
+                <w:szCs w:val="18"/>
+              </w:rPr>
+              <w:t xml:space="preserve">▲ 무력화되는 방식  </w:t>
+            </w:r>
+            <w:r>
+              <w:rPr>
+                <w:rFonts w:ascii="맑은 고딕" w:cs="맑은 고딕" w:eastAsia="맑은 고딕" w:hAnsi="맑은 고딕"/>
+                <w:sz w:val="18"/>
+                <w:szCs w:val="18"/>
+              </w:rPr>
+              <w:t xml:space="preserve">방재실이 연소·정전으로 상실되면 함께 못 쓴다. 앰프 전원 차단, 구역 선택 오조작.</w:t>
+            </w:r>
+          </w:p>
+        </w:tc>
+      </w:tr>
+    </w:tbl>
+    <w:p>
+      <w:pPr>
+        <w:spacing w:after="160"/>
+      </w:pPr>
+    </w:p>
+    <w:p>
+      <w:pPr>
+        <w:pStyle w:val="Heading2"/>
+        <w:spacing w:after="140" w:before="380"/>
+      </w:pPr>
+      <w:r>
+        <w:rPr>
+          <w:rFonts w:ascii="맑은 고딕" w:cs="맑은 고딕" w:eastAsia="맑은 고딕" w:hAnsi="맑은 고딕"/>
+          <w:b/>
+          <w:bCs/>
+          <w:sz w:val="26"/>
+          <w:szCs w:val="26"/>
+        </w:rPr>
+        <w:t xml:space="preserve">5. 소화활동설비</w:t>
+      </w:r>
+    </w:p>
+    <w:tbl>
+      <w:tblPr>
+        <w:tblW w:type="dxa" w:w="9000"/>
+        <w:tblBorders>
+          <w:top w:val="single" w:color="1F3864" w:sz="8"/>
+          <w:left w:val="single" w:color="1F3864" w:sz="8"/>
+          <w:bottom w:val="single" w:color="1F3864" w:sz="8"/>
+          <w:right w:val="single" w:color="1F3864" w:sz="8"/>
+          <w:insideH w:val="single" w:color="1F3864" w:sz="4"/>
+          <w:insideV w:val="single" w:color="1F3864" w:sz="4"/>
+        </w:tblBorders>
+      </w:tblPr>
+      <w:tblGrid>
+        <w:gridCol w:w="2500"/>
+        <w:gridCol w:w="6500"/>
+      </w:tblGrid>
+      <w:tr>
+        <w:trPr>
+          <w:cantSplit/>
+          <w:tblHeader/>
+        </w:trPr>
+        <w:tc>
+          <w:tcPr>
+            <w:tcW w:type="dxa" w:w="9000"/>
+            <w:gridSpan w:val="2"/>
+            <w:shd w:fill="1F3864" w:val="clear"/>
+            <w:tcMar>
+              <w:top w:type="dxa" w:w="80"/>
+              <w:left w:type="dxa" w:w="120"/>
+              <w:bottom w:type="dxa" w:w="80"/>
+              <w:right w:type="dxa" w:w="120"/>
+            </w:tcMar>
+            <w:vAlign w:val="center"/>
+          </w:tcPr>
+          <w:p>
+            <w:pPr>
+              <w:spacing w:after="0" w:before="0"/>
+              <w:jc w:val="left"/>
+            </w:pPr>
+            <w:r>
+              <w:rPr>
+                <w:rFonts w:ascii="맑은 고딕" w:cs="맑은 고딕" w:eastAsia="맑은 고딕" w:hAnsi="맑은 고딕"/>
+                <w:b/>
+                <w:bCs/>
+                <w:color w:val="FFFFFF"/>
+                <w:sz w:val="22"/>
+                <w:szCs w:val="22"/>
+              </w:rPr>
+              <w:t xml:space="preserve">연결송수관설비</w:t>
+            </w:r>
+          </w:p>
+        </w:tc>
+      </w:tr>
+      <w:tr>
+        <w:trPr>
+          <w:cantSplit/>
+          <w:trHeight w:val="2200"/>
+        </w:trPr>
+        <w:tc>
+          <w:tcPr>
+            <w:tcW w:type="dxa" w:w="2500"/>
+            <w:shd w:fill="F2F2F2" w:val="clear"/>
+            <w:tcMar>
+              <w:top w:type="dxa" w:w="80"/>
+              <w:left w:type="dxa" w:w="120"/>
+              <w:bottom w:type="dxa" w:w="80"/>
+              <w:right w:type="dxa" w:w="120"/>
+            </w:tcMar>
+            <w:vAlign w:val="center"/>
+          </w:tcPr>
+          <w:p>
+            <w:pPr>
+              <w:spacing w:after="0" w:before="600"/>
+              <w:jc w:val="center"/>
+            </w:pPr>
+            <w:r>
+              <w:rPr>
+                <w:rFonts w:ascii="맑은 고딕" w:cs="맑은 고딕" w:eastAsia="맑은 고딕" w:hAnsi="맑은 고딕"/>
+                <w:b/>
+                <w:bCs/>
+                <w:color w:val="808080"/>
+                <w:sz w:val="18"/>
+                <w:szCs w:val="18"/>
+              </w:rPr>
+              <w:t xml:space="preserve">［ 사진 ］</w:t>
+            </w:r>
+          </w:p>
+          <w:p>
+            <w:pPr>
+              <w:spacing w:after="600" w:before="0"/>
+              <w:jc w:val="center"/>
+            </w:pPr>
+            <w:r>
+              <w:rPr>
+                <w:rFonts w:ascii="맑은 고딕" w:cs="맑은 고딕" w:eastAsia="맑은 고딕" w:hAnsi="맑은 고딕"/>
+                <w:color w:val="A6A6A6"/>
+                <w:sz w:val="14"/>
+                <w:szCs w:val="14"/>
+              </w:rPr>
+              <w:t xml:space="preserve">사진 삽입</w:t>
+            </w:r>
+          </w:p>
+        </w:tc>
+        <w:tc>
+          <w:tcPr>
+            <w:tcW w:type="dxa" w:w="6500"/>
+            <w:tcMar>
+              <w:top w:type="dxa" w:w="80"/>
+              <w:left w:type="dxa" w:w="120"/>
+              <w:bottom w:type="dxa" w:w="80"/>
+              <w:right w:type="dxa" w:w="120"/>
+            </w:tcMar>
+          </w:tcPr>
+          <w:p>
+            <w:pPr>
+              <w:spacing w:after="20" w:before="60"/>
+              <w:jc w:val="left"/>
+            </w:pPr>
+            <w:r>
+              <w:rPr>
+                <w:rFonts w:ascii="맑은 고딕" w:cs="맑은 고딕" w:eastAsia="맑은 고딕" w:hAnsi="맑은 고딕"/>
+                <w:b/>
+                <w:bCs/>
+                <w:color w:val="1F3864"/>
+                <w:sz w:val="18"/>
+                <w:szCs w:val="18"/>
+              </w:rPr>
+              <w:t xml:space="preserve">근거</w:t>
+            </w:r>
+          </w:p>
+          <w:p>
+            <w:pPr>
+              <w:spacing w:after="60" w:before="0"/>
+              <w:jc w:val="left"/>
+            </w:pPr>
+            <w:r>
+              <w:rPr>
+                <w:rFonts w:ascii="맑은 고딕" w:cs="맑은 고딕" w:eastAsia="맑은 고딕" w:hAnsi="맑은 고딕"/>
+                <w:sz w:val="18"/>
+                <w:szCs w:val="18"/>
+              </w:rPr>
+              <w:t xml:space="preserve">층수 5층 이상이고 연면적 6,000㎡ 이상인 건축물 등. </w:t>
+            </w:r>
+            <w:r>
+              <w:rPr>
+                <w:rFonts w:ascii="맑은 고딕" w:cs="맑은 고딕" w:eastAsia="맑은 고딕" w:hAnsi="맑은 고딕"/>
+                <w:b/>
+                <w:bCs/>
+                <w:sz w:val="18"/>
+                <w:szCs w:val="18"/>
+              </w:rPr>
+              <w:t xml:space="preserve">단층·저층 대형 창고에는 설치되지 않은 경우가 많다.</w:t>
+            </w:r>
+          </w:p>
+          <w:p>
+            <w:pPr>
+              <w:spacing w:after="20" w:before="60"/>
+              <w:jc w:val="left"/>
+            </w:pPr>
+            <w:r>
+              <w:rPr>
+                <w:rFonts w:ascii="맑은 고딕" w:cs="맑은 고딕" w:eastAsia="맑은 고딕" w:hAnsi="맑은 고딕"/>
+                <w:b/>
+                <w:bCs/>
+                <w:color w:val="1F3864"/>
+                <w:sz w:val="18"/>
+                <w:szCs w:val="18"/>
+              </w:rPr>
+              <w:t xml:space="preserve">위치</w:t>
+            </w:r>
+          </w:p>
+          <w:p>
+            <w:pPr>
+              <w:spacing w:after="60" w:before="0"/>
+              <w:jc w:val="left"/>
+            </w:pPr>
+            <w:r>
+              <w:rPr>
+                <w:rFonts w:ascii="맑은 고딕" w:cs="맑은 고딕" w:eastAsia="맑은 고딕" w:hAnsi="맑은 고딕"/>
+                <w:sz w:val="18"/>
+                <w:szCs w:val="18"/>
+              </w:rPr>
+              <w:t xml:space="preserve">건물 외부 송수구, 각 층 방수구.</w:t>
+            </w:r>
+          </w:p>
+          <w:p>
+            <w:pPr>
+              <w:spacing w:after="20" w:before="60"/>
+              <w:jc w:val="left"/>
+            </w:pPr>
+            <w:r>
+              <w:rPr>
+                <w:rFonts w:ascii="맑은 고딕" w:cs="맑은 고딕" w:eastAsia="맑은 고딕" w:hAnsi="맑은 고딕"/>
+                <w:b/>
+                <w:bCs/>
+                <w:color w:val="1F3864"/>
+                <w:sz w:val="18"/>
+                <w:szCs w:val="18"/>
+              </w:rPr>
+              <w:t xml:space="preserve">판독과 활용</w:t>
+            </w:r>
+          </w:p>
+          <w:p>
+            <w:pPr>
+              <w:spacing w:after="60" w:before="0"/>
+              <w:jc w:val="left"/>
+            </w:pPr>
+            <w:r>
+              <w:rPr>
+                <w:rFonts w:ascii="맑은 고딕" w:cs="맑은 고딕" w:eastAsia="맑은 고딕" w:hAnsi="맑은 고딕"/>
+                <w:sz w:val="18"/>
+                <w:szCs w:val="18"/>
+              </w:rPr>
+              <w:t xml:space="preserve">화점에 가장 가까운 방수구에서 전개하면 펌프차부터 이어지는 거리가 크게 줄어 마찰손실 문제가 사실상 해소된다. 방수구 설계 방수압력은 0.35 MPa 이상이나 실제로는 그보다 낮게 나오는 경우가 많으므로, 낮은 압력에서도 유량이 확보되는 고정유량 관창을 쓴다.</w:t>
+            </w:r>
+          </w:p>
+        </w:tc>
+      </w:tr>
+      <w:tr>
+        <w:trPr>
+          <w:cantSplit/>
+          <w:tblHeader w:val="false"/>
+        </w:trPr>
+        <w:tc>
+          <w:tcPr>
+            <w:tcW w:type="dxa" w:w="9000"/>
+            <w:gridSpan w:val="2"/>
+            <w:shd w:fill="D9D9D9" w:val="clear"/>
+            <w:tcMar>
+              <w:top w:type="dxa" w:w="80"/>
+              <w:left w:type="dxa" w:w="120"/>
+              <w:bottom w:type="dxa" w:w="80"/>
+              <w:right w:type="dxa" w:w="120"/>
+            </w:tcMar>
+          </w:tcPr>
+          <w:p>
+            <w:pPr>
+              <w:spacing w:after="0" w:before="0"/>
+              <w:jc w:val="left"/>
+            </w:pPr>
+            <w:r>
+              <w:rPr>
+                <w:rFonts w:ascii="맑은 고딕" w:cs="맑은 고딕" w:eastAsia="맑은 고딕" w:hAnsi="맑은 고딕"/>
+                <w:b/>
+                <w:bCs/>
+                <w:sz w:val="18"/>
+                <w:szCs w:val="18"/>
+              </w:rPr>
+              <w:t xml:space="preserve">▲ 무력화되는 방식  </w:t>
+            </w:r>
+            <w:r>
+              <w:rPr>
+                <w:rFonts w:ascii="맑은 고딕" w:cs="맑은 고딕" w:eastAsia="맑은 고딕" w:hAnsi="맑은 고딕"/>
+                <w:sz w:val="18"/>
+                <w:szCs w:val="18"/>
+              </w:rPr>
+              <w:t xml:space="preserve">송수구 파손과 이물질 유입, 감압장치에 의한 압력 제한, 배관 내 이물질. 방수구에서 전개하기 전에 짧게 열어 이물질과 공기를 빼낸다.</w:t>
+            </w:r>
+          </w:p>
+        </w:tc>
+      </w:tr>
+    </w:tbl>
+    <w:p>
+      <w:pPr>
+        <w:spacing w:after="160"/>
+      </w:pPr>
+    </w:p>
+    <w:tbl>
+      <w:tblPr>
+        <w:tblW w:type="dxa" w:w="9000"/>
+        <w:tblBorders>
+          <w:top w:val="single" w:color="1F3864" w:sz="8"/>
+          <w:left w:val="single" w:color="1F3864" w:sz="8"/>
+          <w:bottom w:val="single" w:color="1F3864" w:sz="8"/>
+          <w:right w:val="single" w:color="1F3864" w:sz="8"/>
+          <w:insideH w:val="single" w:color="1F3864" w:sz="4"/>
+          <w:insideV w:val="single" w:color="1F3864" w:sz="4"/>
+        </w:tblBorders>
+      </w:tblPr>
+      <w:tblGrid>
+        <w:gridCol w:w="2500"/>
+        <w:gridCol w:w="6500"/>
+      </w:tblGrid>
+      <w:tr>
+        <w:trPr>
+          <w:cantSplit/>
+          <w:tblHeader/>
+        </w:trPr>
+        <w:tc>
+          <w:tcPr>
+            <w:tcW w:type="dxa" w:w="9000"/>
+            <w:gridSpan w:val="2"/>
+            <w:shd w:fill="1F3864" w:val="clear"/>
+            <w:tcMar>
+              <w:top w:type="dxa" w:w="80"/>
+              <w:left w:type="dxa" w:w="120"/>
+              <w:bottom w:type="dxa" w:w="80"/>
+              <w:right w:type="dxa" w:w="120"/>
+            </w:tcMar>
+            <w:vAlign w:val="center"/>
+          </w:tcPr>
+          <w:p>
+            <w:pPr>
+              <w:spacing w:after="0" w:before="0"/>
+              <w:jc w:val="left"/>
+            </w:pPr>
+            <w:r>
+              <w:rPr>
+                <w:rFonts w:ascii="맑은 고딕" w:cs="맑은 고딕" w:eastAsia="맑은 고딕" w:hAnsi="맑은 고딕"/>
+                <w:b/>
+                <w:bCs/>
+                <w:color w:val="FFFFFF"/>
+                <w:sz w:val="22"/>
+                <w:szCs w:val="22"/>
+              </w:rPr>
+              <w:t xml:space="preserve">무선통신보조설비</w:t>
+            </w:r>
+          </w:p>
+        </w:tc>
+      </w:tr>
+      <w:tr>
+        <w:trPr>
+          <w:cantSplit/>
+          <w:trHeight w:val="2200"/>
+        </w:trPr>
+        <w:tc>
+          <w:tcPr>
+            <w:tcW w:type="dxa" w:w="2500"/>
+            <w:shd w:fill="F2F2F2" w:val="clear"/>
+            <w:tcMar>
+              <w:top w:type="dxa" w:w="80"/>
+              <w:left w:type="dxa" w:w="120"/>
+              <w:bottom w:type="dxa" w:w="80"/>
+              <w:right w:type="dxa" w:w="120"/>
+            </w:tcMar>
+            <w:vAlign w:val="center"/>
+          </w:tcPr>
+          <w:p>
+            <w:pPr>
+              <w:spacing w:after="0" w:before="600"/>
+              <w:jc w:val="center"/>
+            </w:pPr>
+            <w:r>
+              <w:rPr>
+                <w:rFonts w:ascii="맑은 고딕" w:cs="맑은 고딕" w:eastAsia="맑은 고딕" w:hAnsi="맑은 고딕"/>
+                <w:b/>
+                <w:bCs/>
+                <w:color w:val="808080"/>
+                <w:sz w:val="18"/>
+                <w:szCs w:val="18"/>
+              </w:rPr>
+              <w:t xml:space="preserve">［ 사진 ］</w:t>
+            </w:r>
+          </w:p>
+          <w:p>
+            <w:pPr>
+              <w:spacing w:after="600" w:before="0"/>
+              <w:jc w:val="center"/>
+            </w:pPr>
+            <w:r>
+              <w:rPr>
+                <w:rFonts w:ascii="맑은 고딕" w:cs="맑은 고딕" w:eastAsia="맑은 고딕" w:hAnsi="맑은 고딕"/>
+                <w:color w:val="A6A6A6"/>
+                <w:sz w:val="14"/>
+                <w:szCs w:val="14"/>
+              </w:rPr>
+              <w:t xml:space="preserve">사진 삽입</w:t>
+            </w:r>
+          </w:p>
+        </w:tc>
+        <w:tc>
+          <w:tcPr>
+            <w:tcW w:type="dxa" w:w="6500"/>
+            <w:tcMar>
+              <w:top w:type="dxa" w:w="80"/>
+              <w:left w:type="dxa" w:w="120"/>
+              <w:bottom w:type="dxa" w:w="80"/>
+              <w:right w:type="dxa" w:w="120"/>
+            </w:tcMar>
+          </w:tcPr>
+          <w:p>
+            <w:pPr>
+              <w:spacing w:after="20" w:before="60"/>
+              <w:jc w:val="left"/>
+            </w:pPr>
+            <w:r>
+              <w:rPr>
+                <w:rFonts w:ascii="맑은 고딕" w:cs="맑은 고딕" w:eastAsia="맑은 고딕" w:hAnsi="맑은 고딕"/>
+                <w:b/>
+                <w:bCs/>
+                <w:color w:val="1F3864"/>
+                <w:sz w:val="18"/>
+                <w:szCs w:val="18"/>
+              </w:rPr>
+              <w:t xml:space="preserve">근거</w:t>
+            </w:r>
+          </w:p>
+          <w:p>
+            <w:pPr>
+              <w:spacing w:after="60" w:before="0"/>
+              <w:jc w:val="left"/>
+            </w:pPr>
+            <w:r>
+              <w:rPr>
+                <w:rFonts w:ascii="맑은 고딕" w:cs="맑은 고딕" w:eastAsia="맑은 고딕" w:hAnsi="맑은 고딕"/>
+                <w:sz w:val="18"/>
+                <w:szCs w:val="18"/>
+              </w:rPr>
+              <w:t xml:space="preserve">지하가 연면적 1,000㎡ 이상, 지하층 바닥면적 합계 3,000㎡ 이상(지하 전층), 지하층 층수 3층 이상이고 합계 1,000㎡ 이상(지하 전층) 등.</w:t>
+            </w:r>
+          </w:p>
+          <w:p>
+            <w:pPr>
+              <w:spacing w:after="20" w:before="60"/>
+              <w:jc w:val="left"/>
+            </w:pPr>
+            <w:r>
+              <w:rPr>
+                <w:rFonts w:ascii="맑은 고딕" w:cs="맑은 고딕" w:eastAsia="맑은 고딕" w:hAnsi="맑은 고딕"/>
+                <w:b/>
+                <w:bCs/>
+                <w:color w:val="1F3864"/>
+                <w:sz w:val="18"/>
+                <w:szCs w:val="18"/>
+              </w:rPr>
+              <w:t xml:space="preserve">위치</w:t>
+            </w:r>
+          </w:p>
+          <w:p>
+            <w:pPr>
+              <w:spacing w:after="60" w:before="0"/>
+              <w:jc w:val="left"/>
+            </w:pPr>
+            <w:r>
+              <w:rPr>
+                <w:rFonts w:ascii="맑은 고딕" w:cs="맑은 고딕" w:eastAsia="맑은 고딕" w:hAnsi="맑은 고딕"/>
+                <w:sz w:val="18"/>
+                <w:szCs w:val="18"/>
+              </w:rPr>
+              <w:t xml:space="preserve">무선기기접속단자함. 지상 출입구 부근과 방재실.</w:t>
+            </w:r>
+          </w:p>
+          <w:p>
+            <w:pPr>
+              <w:spacing w:after="20" w:before="60"/>
+              <w:jc w:val="left"/>
+            </w:pPr>
+            <w:r>
+              <w:rPr>
+                <w:rFonts w:ascii="맑은 고딕" w:cs="맑은 고딕" w:eastAsia="맑은 고딕" w:hAnsi="맑은 고딕"/>
+                <w:b/>
+                <w:bCs/>
+                <w:color w:val="1F3864"/>
+                <w:sz w:val="18"/>
+                <w:szCs w:val="18"/>
+              </w:rPr>
+              <w:t xml:space="preserve">판독과 활용</w:t>
+            </w:r>
+          </w:p>
+          <w:p>
+            <w:pPr>
+              <w:spacing w:after="60" w:before="0"/>
+              <w:jc w:val="left"/>
+            </w:pPr>
+            <w:r>
+              <w:rPr>
+                <w:rFonts w:ascii="맑은 고딕" w:cs="맑은 고딕" w:eastAsia="맑은 고딕" w:hAnsi="맑은 고딕"/>
+                <w:b/>
+                <w:bCs/>
+                <w:sz w:val="18"/>
+                <w:szCs w:val="18"/>
+              </w:rPr>
+              <w:t xml:space="preserve">설치 대상이 지하 위주여서 지상층 대공간 창고에는 없다.</w:t>
+            </w:r>
+            <w:r>
+              <w:rPr>
+                <w:rFonts w:ascii="맑은 고딕" w:cs="맑은 고딕" w:eastAsia="맑은 고딕" w:hAnsi="맑은 고딕"/>
+                <w:sz w:val="18"/>
+                <w:szCs w:val="18"/>
+              </w:rPr>
+              <w:t xml:space="preserve"> 지하층이 있는 대형 물류센터만 해당한다. 있는 경우 도착 즉시 작동 여부를 확인하고, 없는 경우에는 본문 「통신 계획」의 중계 배치로 대체한다.</w:t>
+            </w:r>
+          </w:p>
+        </w:tc>
+      </w:tr>
+      <w:tr>
+        <w:trPr>
+          <w:cantSplit/>
+          <w:tblHeader w:val="false"/>
+        </w:trPr>
+        <w:tc>
+          <w:tcPr>
+            <w:tcW w:type="dxa" w:w="9000"/>
+            <w:gridSpan w:val="2"/>
+            <w:shd w:fill="D9D9D9" w:val="clear"/>
+            <w:tcMar>
+              <w:top w:type="dxa" w:w="80"/>
+              <w:left w:type="dxa" w:w="120"/>
+              <w:bottom w:type="dxa" w:w="80"/>
+              <w:right w:type="dxa" w:w="120"/>
+            </w:tcMar>
+          </w:tcPr>
+          <w:p>
+            <w:pPr>
+              <w:spacing w:after="0" w:before="0"/>
+              <w:jc w:val="left"/>
+            </w:pPr>
+            <w:r>
+              <w:rPr>
+                <w:rFonts w:ascii="맑은 고딕" w:cs="맑은 고딕" w:eastAsia="맑은 고딕" w:hAnsi="맑은 고딕"/>
+                <w:b/>
+                <w:bCs/>
+                <w:sz w:val="18"/>
+                <w:szCs w:val="18"/>
+              </w:rPr>
+              <w:t xml:space="preserve">▲ 무력화되는 방식  </w:t>
+            </w:r>
+            <w:r>
+              <w:rPr>
+                <w:rFonts w:ascii="맑은 고딕" w:cs="맑은 고딕" w:eastAsia="맑은 고딕" w:hAnsi="맑은 고딕"/>
+                <w:sz w:val="18"/>
+                <w:szCs w:val="18"/>
+              </w:rPr>
+              <w:t xml:space="preserve">증폭기 전원 차단, 단자함 파손, 지상 구역 미적용. 강구조와 조밀한 랙이 전파를 가두는 문제는 이 설비로도 지상층에서는 해결되지 않는다.</w:t>
+            </w:r>
+          </w:p>
+        </w:tc>
+      </w:tr>
+    </w:tbl>
+    <w:p>
+      <w:pPr>
+        <w:spacing w:after="160"/>
+      </w:pPr>
+    </w:p>
+    <w:tbl>
+      <w:tblPr>
+        <w:tblW w:type="dxa" w:w="9000"/>
+        <w:tblBorders>
+          <w:top w:val="single" w:color="1F3864" w:sz="8"/>
+          <w:left w:val="single" w:color="1F3864" w:sz="8"/>
+          <w:bottom w:val="single" w:color="1F3864" w:sz="8"/>
+          <w:right w:val="single" w:color="1F3864" w:sz="8"/>
+          <w:insideH w:val="single" w:color="1F3864" w:sz="4"/>
+          <w:insideV w:val="single" w:color="1F3864" w:sz="4"/>
+        </w:tblBorders>
+      </w:tblPr>
+      <w:tblGrid>
+        <w:gridCol w:w="2500"/>
+        <w:gridCol w:w="6500"/>
+      </w:tblGrid>
+      <w:tr>
+        <w:trPr>
+          <w:cantSplit/>
+          <w:tblHeader/>
+        </w:trPr>
+        <w:tc>
+          <w:tcPr>
+            <w:tcW w:type="dxa" w:w="9000"/>
+            <w:gridSpan w:val="2"/>
+            <w:shd w:fill="1F3864" w:val="clear"/>
+            <w:tcMar>
+              <w:top w:type="dxa" w:w="80"/>
+              <w:left w:type="dxa" w:w="120"/>
+              <w:bottom w:type="dxa" w:w="80"/>
+              <w:right w:type="dxa" w:w="120"/>
+            </w:tcMar>
+            <w:vAlign w:val="center"/>
+          </w:tcPr>
+          <w:p>
+            <w:pPr>
+              <w:spacing w:after="0" w:before="0"/>
+              <w:jc w:val="left"/>
+            </w:pPr>
+            <w:r>
+              <w:rPr>
+                <w:rFonts w:ascii="맑은 고딕" w:cs="맑은 고딕" w:eastAsia="맑은 고딕" w:hAnsi="맑은 고딕"/>
+                <w:b/>
+                <w:bCs/>
+                <w:color w:val="FFFFFF"/>
+                <w:sz w:val="22"/>
+                <w:szCs w:val="22"/>
+              </w:rPr>
+              <w:t xml:space="preserve">제연설비·배연창</w:t>
+            </w:r>
+          </w:p>
+        </w:tc>
+      </w:tr>
+      <w:tr>
+        <w:trPr>
+          <w:cantSplit/>
+          <w:trHeight w:val="2200"/>
+        </w:trPr>
+        <w:tc>
+          <w:tcPr>
+            <w:tcW w:type="dxa" w:w="2500"/>
+            <w:shd w:fill="F2F2F2" w:val="clear"/>
+            <w:tcMar>
+              <w:top w:type="dxa" w:w="80"/>
+              <w:left w:type="dxa" w:w="120"/>
+              <w:bottom w:type="dxa" w:w="80"/>
+              <w:right w:type="dxa" w:w="120"/>
+            </w:tcMar>
+            <w:vAlign w:val="center"/>
+          </w:tcPr>
+          <w:p>
+            <w:pPr>
+              <w:spacing w:after="0" w:before="600"/>
+              <w:jc w:val="center"/>
+            </w:pPr>
+            <w:r>
+              <w:rPr>
+                <w:rFonts w:ascii="맑은 고딕" w:cs="맑은 고딕" w:eastAsia="맑은 고딕" w:hAnsi="맑은 고딕"/>
+                <w:b/>
+                <w:bCs/>
+                <w:color w:val="808080"/>
+                <w:sz w:val="18"/>
+                <w:szCs w:val="18"/>
+              </w:rPr>
+              <w:t xml:space="preserve">［ 사진 ］</w:t>
+            </w:r>
+          </w:p>
+          <w:p>
+            <w:pPr>
+              <w:spacing w:after="600" w:before="0"/>
+              <w:jc w:val="center"/>
+            </w:pPr>
+            <w:r>
+              <w:rPr>
+                <w:rFonts w:ascii="맑은 고딕" w:cs="맑은 고딕" w:eastAsia="맑은 고딕" w:hAnsi="맑은 고딕"/>
+                <w:color w:val="A6A6A6"/>
+                <w:sz w:val="14"/>
+                <w:szCs w:val="14"/>
+              </w:rPr>
+              <w:t xml:space="preserve">사진 삽입</w:t>
+            </w:r>
+          </w:p>
+        </w:tc>
+        <w:tc>
+          <w:tcPr>
+            <w:tcW w:type="dxa" w:w="6500"/>
+            <w:tcMar>
+              <w:top w:type="dxa" w:w="80"/>
+              <w:left w:type="dxa" w:w="120"/>
+              <w:bottom w:type="dxa" w:w="80"/>
+              <w:right w:type="dxa" w:w="120"/>
+            </w:tcMar>
+          </w:tcPr>
+          <w:p>
+            <w:pPr>
+              <w:spacing w:after="20" w:before="60"/>
+              <w:jc w:val="left"/>
+            </w:pPr>
+            <w:r>
+              <w:rPr>
+                <w:rFonts w:ascii="맑은 고딕" w:cs="맑은 고딕" w:eastAsia="맑은 고딕" w:hAnsi="맑은 고딕"/>
+                <w:b/>
+                <w:bCs/>
+                <w:color w:val="1F3864"/>
+                <w:sz w:val="18"/>
+                <w:szCs w:val="18"/>
+              </w:rPr>
+              <w:t xml:space="preserve">근거</w:t>
+            </w:r>
+          </w:p>
+          <w:p>
+            <w:pPr>
+              <w:spacing w:after="60" w:before="0"/>
+              <w:jc w:val="left"/>
+            </w:pPr>
+            <w:r>
+              <w:rPr>
+                <w:rFonts w:ascii="맑은 고딕" w:cs="맑은 고딕" w:eastAsia="맑은 고딕" w:hAnsi="맑은 고딕"/>
+                <w:sz w:val="18"/>
+                <w:szCs w:val="18"/>
+              </w:rPr>
+              <w:t xml:space="preserve">층·용도별 설치기준. 지붕 배연창과 측벽 배연구가 함께 있는 경우가 많다.</w:t>
+            </w:r>
+          </w:p>
+          <w:p>
+            <w:pPr>
+              <w:spacing w:after="20" w:before="60"/>
+              <w:jc w:val="left"/>
+            </w:pPr>
+            <w:r>
+              <w:rPr>
+                <w:rFonts w:ascii="맑은 고딕" w:cs="맑은 고딕" w:eastAsia="맑은 고딕" w:hAnsi="맑은 고딕"/>
+                <w:b/>
+                <w:bCs/>
+                <w:color w:val="1F3864"/>
+                <w:sz w:val="18"/>
+                <w:szCs w:val="18"/>
+              </w:rPr>
+              <w:t xml:space="preserve">위치</w:t>
+            </w:r>
+          </w:p>
+          <w:p>
+            <w:pPr>
+              <w:spacing w:after="60" w:before="0"/>
+              <w:jc w:val="left"/>
+            </w:pPr>
+            <w:r>
+              <w:rPr>
+                <w:rFonts w:ascii="맑은 고딕" w:cs="맑은 고딕" w:eastAsia="맑은 고딕" w:hAnsi="맑은 고딕"/>
+                <w:sz w:val="18"/>
+                <w:szCs w:val="18"/>
+              </w:rPr>
+              <w:t xml:space="preserve">지붕면 배연창, 측벽 배연구, 방재실 조작반.</w:t>
+            </w:r>
+          </w:p>
+          <w:p>
+            <w:pPr>
+              <w:spacing w:after="20" w:before="60"/>
+              <w:jc w:val="left"/>
+            </w:pPr>
+            <w:r>
+              <w:rPr>
+                <w:rFonts w:ascii="맑은 고딕" w:cs="맑은 고딕" w:eastAsia="맑은 고딕" w:hAnsi="맑은 고딕"/>
+                <w:b/>
+                <w:bCs/>
+                <w:color w:val="1F3864"/>
+                <w:sz w:val="18"/>
+                <w:szCs w:val="18"/>
+              </w:rPr>
+              <w:t xml:space="preserve">판독과 활용</w:t>
+            </w:r>
+          </w:p>
+          <w:p>
+            <w:pPr>
+              <w:spacing w:after="60" w:before="0"/>
+              <w:jc w:val="left"/>
+            </w:pPr>
+            <w:r>
+              <w:rPr>
+                <w:rFonts w:ascii="맑은 고딕" w:cs="맑은 고딕" w:eastAsia="맑은 고딕" w:hAnsi="맑은 고딕"/>
+                <w:sz w:val="18"/>
+                <w:szCs w:val="18"/>
+              </w:rPr>
+              <w:t xml:space="preserve">작동 여부는 확인하되 </w:t>
+            </w:r>
+            <w:r>
+              <w:rPr>
+                <w:rFonts w:ascii="맑은 고딕" w:cs="맑은 고딕" w:eastAsia="맑은 고딕" w:hAnsi="맑은 고딕"/>
+                <w:b/>
+                <w:bCs/>
+                <w:sz w:val="18"/>
+                <w:szCs w:val="18"/>
+              </w:rPr>
+              <w:t xml:space="preserve">소방대가 임의로 열지 않는다.</w:t>
+            </w:r>
+            <w:r>
+              <w:rPr>
+                <w:rFonts w:ascii="맑은 고딕" w:cs="맑은 고딕" w:eastAsia="맑은 고딕" w:hAnsi="맑은 고딕"/>
+                <w:sz w:val="18"/>
+                <w:szCs w:val="18"/>
+              </w:rPr>
+              <w:t xml:space="preserve"> 스프링클러가 아직 유효한 구역에서 먼저 열면 천장부의 열이 빠져나가 헤드 작동이 늦어진다. 배연은 방어전술로 전환하여 화점 구역을 포기한 뒤에 실시한다.</w:t>
+            </w:r>
+          </w:p>
+        </w:tc>
+      </w:tr>
+      <w:tr>
+        <w:trPr>
+          <w:cantSplit/>
+          <w:tblHeader w:val="false"/>
+        </w:trPr>
+        <w:tc>
+          <w:tcPr>
+            <w:tcW w:type="dxa" w:w="9000"/>
+            <w:gridSpan w:val="2"/>
+            <w:shd w:fill="D9D9D9" w:val="clear"/>
+            <w:tcMar>
+              <w:top w:type="dxa" w:w="80"/>
+              <w:left w:type="dxa" w:w="120"/>
+              <w:bottom w:type="dxa" w:w="80"/>
+              <w:right w:type="dxa" w:w="120"/>
+            </w:tcMar>
+          </w:tcPr>
+          <w:p>
+            <w:pPr>
+              <w:spacing w:after="0" w:before="0"/>
+              <w:jc w:val="left"/>
+            </w:pPr>
+            <w:r>
+              <w:rPr>
+                <w:rFonts w:ascii="맑은 고딕" w:cs="맑은 고딕" w:eastAsia="맑은 고딕" w:hAnsi="맑은 고딕"/>
+                <w:b/>
+                <w:bCs/>
+                <w:sz w:val="18"/>
+                <w:szCs w:val="18"/>
+              </w:rPr>
+              <w:t xml:space="preserve">▲ 무력화되는 방식  </w:t>
+            </w:r>
+            <w:r>
+              <w:rPr>
+                <w:rFonts w:ascii="맑은 고딕" w:cs="맑은 고딕" w:eastAsia="맑은 고딕" w:hAnsi="맑은 고딕"/>
+                <w:sz w:val="18"/>
+                <w:szCs w:val="18"/>
+              </w:rPr>
+              <w:t xml:space="preserve">개방 장치 고장, 적재물 간섭, 조작반 전원 상실. 물류창고 지붕은 단열층이 두꺼워 소방대가 강제로 개방하는 방법은 사실상 쓸 수 없다.</w:t>
+            </w:r>
+          </w:p>
+        </w:tc>
+      </w:tr>
+    </w:tbl>
+    <w:p>
+      <w:pPr>
+        <w:spacing w:after="160"/>
+      </w:pPr>
+    </w:p>
+    <w:p>
+      <w:pPr>
+        <w:pStyle w:val="Heading2"/>
+        <w:spacing w:after="140" w:before="380"/>
+      </w:pPr>
+      <w:r>
+        <w:rPr>
+          <w:rFonts w:ascii="맑은 고딕" w:cs="맑은 고딕" w:eastAsia="맑은 고딕" w:hAnsi="맑은 고딕"/>
+          <w:b/>
+          <w:bCs/>
+          <w:sz w:val="26"/>
+          <w:szCs w:val="26"/>
+        </w:rPr>
+        <w:t xml:space="preserve">6. 소화용수설비</w:t>
+      </w:r>
+    </w:p>
+    <w:tbl>
+      <w:tblPr>
+        <w:tblW w:type="dxa" w:w="9000"/>
+        <w:tblBorders>
+          <w:top w:val="single" w:color="1F3864" w:sz="8"/>
+          <w:left w:val="single" w:color="1F3864" w:sz="8"/>
+          <w:bottom w:val="single" w:color="1F3864" w:sz="8"/>
+          <w:right w:val="single" w:color="1F3864" w:sz="8"/>
+          <w:insideH w:val="single" w:color="1F3864" w:sz="4"/>
+          <w:insideV w:val="single" w:color="1F3864" w:sz="4"/>
+        </w:tblBorders>
+      </w:tblPr>
+      <w:tblGrid>
+        <w:gridCol w:w="2500"/>
+        <w:gridCol w:w="6500"/>
+      </w:tblGrid>
+      <w:tr>
+        <w:trPr>
+          <w:cantSplit/>
+          <w:tblHeader/>
+        </w:trPr>
+        <w:tc>
+          <w:tcPr>
+            <w:tcW w:type="dxa" w:w="9000"/>
+            <w:gridSpan w:val="2"/>
+            <w:shd w:fill="1F3864" w:val="clear"/>
+            <w:tcMar>
+              <w:top w:type="dxa" w:w="80"/>
+              <w:left w:type="dxa" w:w="120"/>
+              <w:bottom w:type="dxa" w:w="80"/>
+              <w:right w:type="dxa" w:w="120"/>
+            </w:tcMar>
+            <w:vAlign w:val="center"/>
+          </w:tcPr>
+          <w:p>
+            <w:pPr>
+              <w:spacing w:after="0" w:before="0"/>
+              <w:jc w:val="left"/>
+            </w:pPr>
+            <w:r>
+              <w:rPr>
+                <w:rFonts w:ascii="맑은 고딕" w:cs="맑은 고딕" w:eastAsia="맑은 고딕" w:hAnsi="맑은 고딕"/>
+                <w:b/>
+                <w:bCs/>
+                <w:color w:val="FFFFFF"/>
+                <w:sz w:val="22"/>
+                <w:szCs w:val="22"/>
+              </w:rPr>
+              <w:t xml:space="preserve">소화수조·저수조와 소화펌프</w:t>
+            </w:r>
+          </w:p>
+        </w:tc>
+      </w:tr>
+      <w:tr>
+        <w:trPr>
+          <w:cantSplit/>
+          <w:trHeight w:val="2200"/>
+        </w:trPr>
+        <w:tc>
+          <w:tcPr>
+            <w:tcW w:type="dxa" w:w="2500"/>
+            <w:shd w:fill="F2F2F2" w:val="clear"/>
+            <w:tcMar>
+              <w:top w:type="dxa" w:w="80"/>
+              <w:left w:type="dxa" w:w="120"/>
+              <w:bottom w:type="dxa" w:w="80"/>
+              <w:right w:type="dxa" w:w="120"/>
+            </w:tcMar>
+            <w:vAlign w:val="center"/>
+          </w:tcPr>
+          <w:p>
+            <w:pPr>
+              <w:spacing w:after="0" w:before="600"/>
+              <w:jc w:val="center"/>
+            </w:pPr>
+            <w:r>
+              <w:rPr>
+                <w:rFonts w:ascii="맑은 고딕" w:cs="맑은 고딕" w:eastAsia="맑은 고딕" w:hAnsi="맑은 고딕"/>
+                <w:b/>
+                <w:bCs/>
+                <w:color w:val="808080"/>
+                <w:sz w:val="18"/>
+                <w:szCs w:val="18"/>
+              </w:rPr>
+              <w:t xml:space="preserve">［ 사진 ］</w:t>
+            </w:r>
+          </w:p>
+          <w:p>
+            <w:pPr>
+              <w:spacing w:after="600" w:before="0"/>
+              <w:jc w:val="center"/>
+            </w:pPr>
+            <w:r>
+              <w:rPr>
+                <w:rFonts w:ascii="맑은 고딕" w:cs="맑은 고딕" w:eastAsia="맑은 고딕" w:hAnsi="맑은 고딕"/>
+                <w:color w:val="A6A6A6"/>
+                <w:sz w:val="14"/>
+                <w:szCs w:val="14"/>
+              </w:rPr>
+              <w:t xml:space="preserve">사진 삽입</w:t>
+            </w:r>
+          </w:p>
+        </w:tc>
+        <w:tc>
+          <w:tcPr>
+            <w:tcW w:type="dxa" w:w="6500"/>
+            <w:tcMar>
+              <w:top w:type="dxa" w:w="80"/>
+              <w:left w:type="dxa" w:w="120"/>
+              <w:bottom w:type="dxa" w:w="80"/>
+              <w:right w:type="dxa" w:w="120"/>
+            </w:tcMar>
+          </w:tcPr>
+          <w:p>
+            <w:pPr>
+              <w:spacing w:after="20" w:before="60"/>
+              <w:jc w:val="left"/>
+            </w:pPr>
+            <w:r>
+              <w:rPr>
+                <w:rFonts w:ascii="맑은 고딕" w:cs="맑은 고딕" w:eastAsia="맑은 고딕" w:hAnsi="맑은 고딕"/>
+                <w:b/>
+                <w:bCs/>
+                <w:color w:val="1F3864"/>
+                <w:sz w:val="18"/>
+                <w:szCs w:val="18"/>
+              </w:rPr>
+              <w:t xml:space="preserve">근거</w:t>
+            </w:r>
+          </w:p>
+          <w:p>
+            <w:pPr>
+              <w:spacing w:after="60" w:before="0"/>
+              <w:jc w:val="left"/>
+            </w:pPr>
+            <w:r>
+              <w:rPr>
+                <w:rFonts w:ascii="맑은 고딕" w:cs="맑은 고딕" w:eastAsia="맑은 고딕" w:hAnsi="맑은 고딕"/>
+                <w:sz w:val="18"/>
+                <w:szCs w:val="18"/>
+              </w:rPr>
+              <w:t xml:space="preserve">NFPC 609 수원 산정 — 라지드롭형 헤드당 3.2㎥(랙식 창고는 9.6㎥)에 기준개수 30개를 곱한다. 랙식 창고는 288㎥가 된다.</w:t>
+            </w:r>
+          </w:p>
+          <w:p>
+            <w:pPr>
+              <w:spacing w:after="20" w:before="60"/>
+              <w:jc w:val="left"/>
+            </w:pPr>
+            <w:r>
+              <w:rPr>
+                <w:rFonts w:ascii="맑은 고딕" w:cs="맑은 고딕" w:eastAsia="맑은 고딕" w:hAnsi="맑은 고딕"/>
+                <w:b/>
+                <w:bCs/>
+                <w:color w:val="1F3864"/>
+                <w:sz w:val="18"/>
+                <w:szCs w:val="18"/>
+              </w:rPr>
+              <w:t xml:space="preserve">위치</w:t>
+            </w:r>
+          </w:p>
+          <w:p>
+            <w:pPr>
+              <w:spacing w:after="60" w:before="0"/>
+              <w:jc w:val="left"/>
+            </w:pPr>
+            <w:r>
+              <w:rPr>
+                <w:rFonts w:ascii="맑은 고딕" w:cs="맑은 고딕" w:eastAsia="맑은 고딕" w:hAnsi="맑은 고딕"/>
+                <w:sz w:val="18"/>
+                <w:szCs w:val="18"/>
+              </w:rPr>
+              <w:t xml:space="preserve">지하 수조실과 펌프실. 상태 표시는 방재실.</w:t>
+            </w:r>
+          </w:p>
+          <w:p>
+            <w:pPr>
+              <w:spacing w:after="20" w:before="60"/>
+              <w:jc w:val="left"/>
+            </w:pPr>
+            <w:r>
+              <w:rPr>
+                <w:rFonts w:ascii="맑은 고딕" w:cs="맑은 고딕" w:eastAsia="맑은 고딕" w:hAnsi="맑은 고딕"/>
+                <w:b/>
+                <w:bCs/>
+                <w:color w:val="1F3864"/>
+                <w:sz w:val="18"/>
+                <w:szCs w:val="18"/>
+              </w:rPr>
+              <w:t xml:space="preserve">판독과 활용</w:t>
+            </w:r>
+          </w:p>
+          <w:p>
+            <w:pPr>
+              <w:spacing w:after="60" w:before="0"/>
+              <w:jc w:val="left"/>
+            </w:pPr>
+            <w:r>
+              <w:rPr>
+                <w:rFonts w:ascii="맑은 고딕" w:cs="맑은 고딕" w:eastAsia="맑은 고딕" w:hAnsi="맑은 고딕"/>
+                <w:sz w:val="18"/>
+                <w:szCs w:val="18"/>
+              </w:rPr>
+              <w:t xml:space="preserve">이 물은 스프링클러 몫으로 산정된 것이다. </w:t>
+            </w:r>
+            <w:r>
+              <w:rPr>
+                <w:rFonts w:ascii="맑은 고딕" w:cs="맑은 고딕" w:eastAsia="맑은 고딕" w:hAnsi="맑은 고딕"/>
+                <w:b/>
+                <w:bCs/>
+                <w:sz w:val="18"/>
+                <w:szCs w:val="18"/>
+              </w:rPr>
+              <w:t xml:space="preserve">소방대가 같은 수조에서 흡수하면 양쪽이 함께 빨리 마른다.</w:t>
+            </w:r>
+            <w:r>
+              <w:rPr>
+                <w:rFonts w:ascii="맑은 고딕" w:cs="맑은 고딕" w:eastAsia="맑은 고딕" w:hAnsi="맑은 고딕"/>
+                <w:sz w:val="18"/>
+                <w:szCs w:val="18"/>
+              </w:rPr>
+              <w:t xml:space="preserve"> 잔량과 흡입압 추세를 5분 간격으로 확인하고, 부족이 예상되면 중계송수나 물탱크차 셔틀을 미리 편성한다.</w:t>
+            </w:r>
+          </w:p>
+        </w:tc>
+      </w:tr>
+      <w:tr>
+        <w:trPr>
+          <w:cantSplit/>
+          <w:tblHeader w:val="false"/>
+        </w:trPr>
+        <w:tc>
+          <w:tcPr>
+            <w:tcW w:type="dxa" w:w="9000"/>
+            <w:gridSpan w:val="2"/>
+            <w:shd w:fill="D9D9D9" w:val="clear"/>
+            <w:tcMar>
+              <w:top w:type="dxa" w:w="80"/>
+              <w:left w:type="dxa" w:w="120"/>
+              <w:bottom w:type="dxa" w:w="80"/>
+              <w:right w:type="dxa" w:w="120"/>
+            </w:tcMar>
+          </w:tcPr>
+          <w:p>
+            <w:pPr>
+              <w:spacing w:after="0" w:before="0"/>
+              <w:jc w:val="left"/>
+            </w:pPr>
+            <w:r>
+              <w:rPr>
+                <w:rFonts w:ascii="맑은 고딕" w:cs="맑은 고딕" w:eastAsia="맑은 고딕" w:hAnsi="맑은 고딕"/>
+                <w:b/>
+                <w:bCs/>
+                <w:sz w:val="18"/>
+                <w:szCs w:val="18"/>
+              </w:rPr>
+              <w:t xml:space="preserve">▲ 무력화되는 방식  </w:t>
+            </w:r>
+            <w:r>
+              <w:rPr>
+                <w:rFonts w:ascii="맑은 고딕" w:cs="맑은 고딕" w:eastAsia="맑은 고딕" w:hAnsi="맑은 고딕"/>
+                <w:sz w:val="18"/>
+                <w:szCs w:val="18"/>
+              </w:rPr>
+              <w:t xml:space="preserve">소화펌프 미기동(전원·제어 계통), 충압펌프만 동작, 흡입측 이물질, 수조 수위 미보충. 설비가 물을 쓰는 동안 잔량은 계속 줄어든다.</w:t>
+            </w:r>
+          </w:p>
+        </w:tc>
+      </w:tr>
+    </w:tbl>
+    <w:p>
+      <w:pPr>
+        <w:spacing w:after="160"/>
+      </w:pPr>
+    </w:p>
+    <w:p>
+      <w:pPr>
+        <w:pStyle w:val="Heading2"/>
+        <w:spacing w:after="140" w:before="380"/>
+      </w:pPr>
+      <w:r>
+        <w:rPr>
+          <w:rFonts w:ascii="맑은 고딕" w:cs="맑은 고딕" w:eastAsia="맑은 고딕" w:hAnsi="맑은 고딕"/>
+          <w:b/>
+          <w:bCs/>
+          <w:sz w:val="26"/>
+          <w:szCs w:val="26"/>
+        </w:rPr>
+        <w:t xml:space="preserve">7. 건축 방화설비</w:t>
+      </w:r>
+    </w:p>
+    <w:tbl>
+      <w:tblPr>
+        <w:tblW w:type="dxa" w:w="9000"/>
+        <w:tblBorders>
+          <w:top w:val="single" w:color="1F3864" w:sz="8"/>
+          <w:left w:val="single" w:color="1F3864" w:sz="8"/>
+          <w:bottom w:val="single" w:color="1F3864" w:sz="8"/>
+          <w:right w:val="single" w:color="1F3864" w:sz="8"/>
+          <w:insideH w:val="single" w:color="1F3864" w:sz="4"/>
+          <w:insideV w:val="single" w:color="1F3864" w:sz="4"/>
+        </w:tblBorders>
+      </w:tblPr>
+      <w:tblGrid>
+        <w:gridCol w:w="2500"/>
+        <w:gridCol w:w="6500"/>
+      </w:tblGrid>
+      <w:tr>
+        <w:trPr>
+          <w:cantSplit/>
+          <w:tblHeader/>
+        </w:trPr>
+        <w:tc>
+          <w:tcPr>
+            <w:tcW w:type="dxa" w:w="9000"/>
+            <w:gridSpan w:val="2"/>
+            <w:shd w:fill="1F3864" w:val="clear"/>
+            <w:tcMar>
+              <w:top w:type="dxa" w:w="80"/>
+              <w:left w:type="dxa" w:w="120"/>
+              <w:bottom w:type="dxa" w:w="80"/>
+              <w:right w:type="dxa" w:w="120"/>
+            </w:tcMar>
+            <w:vAlign w:val="center"/>
+          </w:tcPr>
+          <w:p>
+            <w:pPr>
+              <w:spacing w:after="0" w:before="0"/>
+              <w:jc w:val="left"/>
+            </w:pPr>
+            <w:r>
+              <w:rPr>
+                <w:rFonts w:ascii="맑은 고딕" w:cs="맑은 고딕" w:eastAsia="맑은 고딕" w:hAnsi="맑은 고딕"/>
+                <w:b/>
+                <w:bCs/>
+                <w:color w:val="FFFFFF"/>
+                <w:sz w:val="22"/>
+                <w:szCs w:val="22"/>
+              </w:rPr>
+              <w:t xml:space="preserve">방화구획과 방화셔터</w:t>
+            </w:r>
+          </w:p>
+        </w:tc>
+      </w:tr>
+      <w:tr>
+        <w:trPr>
+          <w:cantSplit/>
+          <w:trHeight w:val="2200"/>
+        </w:trPr>
+        <w:tc>
+          <w:tcPr>
+            <w:tcW w:type="dxa" w:w="2500"/>
+            <w:shd w:fill="F2F2F2" w:val="clear"/>
+            <w:tcMar>
+              <w:top w:type="dxa" w:w="80"/>
+              <w:left w:type="dxa" w:w="120"/>
+              <w:bottom w:type="dxa" w:w="80"/>
+              <w:right w:type="dxa" w:w="120"/>
+            </w:tcMar>
+            <w:vAlign w:val="center"/>
+          </w:tcPr>
+          <w:p>
+            <w:pPr>
+              <w:spacing w:after="0" w:before="600"/>
+              <w:jc w:val="center"/>
+            </w:pPr>
+            <w:r>
+              <w:rPr>
+                <w:rFonts w:ascii="맑은 고딕" w:cs="맑은 고딕" w:eastAsia="맑은 고딕" w:hAnsi="맑은 고딕"/>
+                <w:b/>
+                <w:bCs/>
+                <w:color w:val="808080"/>
+                <w:sz w:val="18"/>
+                <w:szCs w:val="18"/>
+              </w:rPr>
+              <w:t xml:space="preserve">［ 사진 ］</w:t>
+            </w:r>
+          </w:p>
+          <w:p>
+            <w:pPr>
+              <w:spacing w:after="600" w:before="0"/>
+              <w:jc w:val="center"/>
+            </w:pPr>
+            <w:r>
+              <w:rPr>
+                <w:rFonts w:ascii="맑은 고딕" w:cs="맑은 고딕" w:eastAsia="맑은 고딕" w:hAnsi="맑은 고딕"/>
+                <w:color w:val="A6A6A6"/>
+                <w:sz w:val="14"/>
+                <w:szCs w:val="14"/>
+              </w:rPr>
+              <w:t xml:space="preserve">사진 삽입</w:t>
+            </w:r>
+          </w:p>
+        </w:tc>
+        <w:tc>
+          <w:tcPr>
+            <w:tcW w:type="dxa" w:w="6500"/>
+            <w:tcMar>
+              <w:top w:type="dxa" w:w="80"/>
+              <w:left w:type="dxa" w:w="120"/>
+              <w:bottom w:type="dxa" w:w="80"/>
+              <w:right w:type="dxa" w:w="120"/>
+            </w:tcMar>
+          </w:tcPr>
+          <w:p>
+            <w:pPr>
+              <w:spacing w:after="20" w:before="60"/>
+              <w:jc w:val="left"/>
+            </w:pPr>
+            <w:r>
+              <w:rPr>
+                <w:rFonts w:ascii="맑은 고딕" w:cs="맑은 고딕" w:eastAsia="맑은 고딕" w:hAnsi="맑은 고딕"/>
+                <w:b/>
+                <w:bCs/>
+                <w:color w:val="1F3864"/>
+                <w:sz w:val="18"/>
+                <w:szCs w:val="18"/>
+              </w:rPr>
+              <w:t xml:space="preserve">근거</w:t>
+            </w:r>
+          </w:p>
+          <w:p>
+            <w:pPr>
+              <w:spacing w:after="60" w:before="0"/>
+              <w:jc w:val="left"/>
+            </w:pPr>
+            <w:r>
+              <w:rPr>
+                <w:rFonts w:ascii="맑은 고딕" w:cs="맑은 고딕" w:eastAsia="맑은 고딕" w:hAnsi="맑은 고딕"/>
+                <w:sz w:val="18"/>
+                <w:szCs w:val="18"/>
+              </w:rPr>
+              <w:t xml:space="preserve">건축법. 자동식 소화설비가 설치된 창고는 바닥면적 3,000㎡ 이내마다 구획한다. 2020년 이천 물류창고 화재 이후 </w:t>
+            </w:r>
+            <w:r>
+              <w:rPr>
+                <w:rFonts w:ascii="맑은 고딕" w:cs="맑은 고딕" w:eastAsia="맑은 고딕" w:hAnsi="맑은 고딕"/>
+                <w:b/>
+                <w:bCs/>
+                <w:sz w:val="18"/>
+                <w:szCs w:val="18"/>
+              </w:rPr>
+              <w:t xml:space="preserve">물품의 단순 보관시설은 방화구획 완화 대상에서 제외</w:t>
+            </w:r>
+            <w:r>
+              <w:rPr>
+                <w:rFonts w:ascii="맑은 고딕" w:cs="맑은 고딕" w:eastAsia="맑은 고딕" w:hAnsi="맑은 고딕"/>
+                <w:sz w:val="18"/>
+                <w:szCs w:val="18"/>
+              </w:rPr>
+              <w:t xml:space="preserve">되었고, 완화를 받은 창고는 별도의 소방시설을 설치하도록 바뀌었다.</w:t>
+            </w:r>
+          </w:p>
+          <w:p>
+            <w:pPr>
+              <w:spacing w:after="20" w:before="60"/>
+              <w:jc w:val="left"/>
+            </w:pPr>
+            <w:r>
+              <w:rPr>
+                <w:rFonts w:ascii="맑은 고딕" w:cs="맑은 고딕" w:eastAsia="맑은 고딕" w:hAnsi="맑은 고딕"/>
+                <w:b/>
+                <w:bCs/>
+                <w:color w:val="1F3864"/>
+                <w:sz w:val="18"/>
+                <w:szCs w:val="18"/>
+              </w:rPr>
+              <w:t xml:space="preserve">위치</w:t>
+            </w:r>
+          </w:p>
+          <w:p>
+            <w:pPr>
+              <w:spacing w:after="60" w:before="0"/>
+              <w:jc w:val="left"/>
+            </w:pPr>
+            <w:r>
+              <w:rPr>
+                <w:rFonts w:ascii="맑은 고딕" w:cs="맑은 고딕" w:eastAsia="맑은 고딕" w:hAnsi="맑은 고딕"/>
+                <w:sz w:val="18"/>
+                <w:szCs w:val="18"/>
+              </w:rPr>
+              <w:t xml:space="preserve">구획 경계선. 하강 여부는 방재실 감시반 표시와 외부·내부 육안으로 확인한다.</w:t>
+            </w:r>
+          </w:p>
+          <w:p>
+            <w:pPr>
+              <w:spacing w:after="20" w:before="60"/>
+              <w:jc w:val="left"/>
+            </w:pPr>
+            <w:r>
+              <w:rPr>
+                <w:rFonts w:ascii="맑은 고딕" w:cs="맑은 고딕" w:eastAsia="맑은 고딕" w:hAnsi="맑은 고딕"/>
+                <w:b/>
+                <w:bCs/>
+                <w:color w:val="1F3864"/>
+                <w:sz w:val="18"/>
+                <w:szCs w:val="18"/>
+              </w:rPr>
+              <w:t xml:space="preserve">판독과 활용</w:t>
+            </w:r>
+          </w:p>
+          <w:p>
+            <w:pPr>
+              <w:spacing w:after="60" w:before="0"/>
+              <w:jc w:val="left"/>
+            </w:pPr>
+            <w:r>
+              <w:rPr>
+                <w:rFonts w:ascii="맑은 고딕" w:cs="맑은 고딕" w:eastAsia="맑은 고딕" w:hAnsi="맑은 고딕"/>
+                <w:b/>
+                <w:bCs/>
+                <w:sz w:val="18"/>
+                <w:szCs w:val="18"/>
+              </w:rPr>
+              <w:t xml:space="preserve">하강하지 않았으면 그 구획은 성립하지 않는 것으로 보고 다음 경계를 방어선으로 설정한다.</w:t>
+            </w:r>
+            <w:r>
+              <w:rPr>
+                <w:rFonts w:ascii="맑은 고딕" w:cs="맑은 고딕" w:eastAsia="맑은 고딕" w:hAnsi="맑은 고딕"/>
+                <w:sz w:val="18"/>
+                <w:szCs w:val="18"/>
+              </w:rPr>
+              <w:t xml:space="preserve"> 도면상의 구획을 그대로 신뢰하지 않는다.</w:t>
+            </w:r>
+          </w:p>
+        </w:tc>
+      </w:tr>
+      <w:tr>
+        <w:trPr>
+          <w:cantSplit/>
+          <w:tblHeader w:val="false"/>
+        </w:trPr>
+        <w:tc>
+          <w:tcPr>
+            <w:tcW w:type="dxa" w:w="9000"/>
+            <w:gridSpan w:val="2"/>
+            <w:shd w:fill="D9D9D9" w:val="clear"/>
+            <w:tcMar>
+              <w:top w:type="dxa" w:w="80"/>
+              <w:left w:type="dxa" w:w="120"/>
+              <w:bottom w:type="dxa" w:w="80"/>
+              <w:right w:type="dxa" w:w="120"/>
+            </w:tcMar>
+          </w:tcPr>
+          <w:p>
+            <w:pPr>
+              <w:spacing w:after="0" w:before="0"/>
+              <w:jc w:val="left"/>
+            </w:pPr>
+            <w:r>
+              <w:rPr>
+                <w:rFonts w:ascii="맑은 고딕" w:cs="맑은 고딕" w:eastAsia="맑은 고딕" w:hAnsi="맑은 고딕"/>
+                <w:b/>
+                <w:bCs/>
+                <w:sz w:val="18"/>
+                <w:szCs w:val="18"/>
+              </w:rPr>
+              <w:t xml:space="preserve">▲ 무력화되는 방식  </w:t>
+            </w:r>
+            <w:r>
+              <w:rPr>
+                <w:rFonts w:ascii="맑은 고딕" w:cs="맑은 고딕" w:eastAsia="맑은 고딕" w:hAnsi="맑은 고딕"/>
+                <w:sz w:val="18"/>
+                <w:szCs w:val="18"/>
+              </w:rPr>
+              <w:t xml:space="preserve">하강 경로에 놓인 파렛트·지게차·적재물, 고임목으로 고정된 방화문, 덕트·배관·컨베이어 관통부 미폐쇄. 물류창고는 하역 동선 때문에 상시 개방 고정이 흔하다.</w:t>
+            </w:r>
+          </w:p>
+        </w:tc>
+      </w:tr>
+    </w:tbl>
+    <w:p>
+      <w:pPr>
+        <w:spacing w:after="160"/>
+      </w:pPr>
+    </w:p>
+    <w:tbl>
+      <w:tblPr>
+        <w:tblW w:type="dxa" w:w="9000"/>
+        <w:tblBorders>
+          <w:top w:val="single" w:color="1F3864" w:sz="8"/>
+          <w:left w:val="single" w:color="1F3864" w:sz="8"/>
+          <w:bottom w:val="single" w:color="1F3864" w:sz="8"/>
+          <w:right w:val="single" w:color="1F3864" w:sz="8"/>
+          <w:insideH w:val="single" w:color="1F3864" w:sz="4"/>
+          <w:insideV w:val="single" w:color="1F3864" w:sz="4"/>
+        </w:tblBorders>
+      </w:tblPr>
+      <w:tblGrid>
+        <w:gridCol w:w="2500"/>
+        <w:gridCol w:w="6500"/>
+      </w:tblGrid>
+      <w:tr>
+        <w:trPr>
+          <w:cantSplit/>
+          <w:tblHeader/>
+        </w:trPr>
+        <w:tc>
+          <w:tcPr>
+            <w:tcW w:type="dxa" w:w="9000"/>
+            <w:gridSpan w:val="2"/>
+            <w:shd w:fill="1F3864" w:val="clear"/>
+            <w:tcMar>
+              <w:top w:type="dxa" w:w="80"/>
+              <w:left w:type="dxa" w:w="120"/>
+              <w:bottom w:type="dxa" w:w="80"/>
+              <w:right w:type="dxa" w:w="120"/>
+            </w:tcMar>
+            <w:vAlign w:val="center"/>
+          </w:tcPr>
+          <w:p>
+            <w:pPr>
+              <w:spacing w:after="0" w:before="0"/>
+              <w:jc w:val="left"/>
+            </w:pPr>
+            <w:r>
+              <w:rPr>
+                <w:rFonts w:ascii="맑은 고딕" w:cs="맑은 고딕" w:eastAsia="맑은 고딕" w:hAnsi="맑은 고딕"/>
+                <w:b/>
+                <w:bCs/>
+                <w:color w:val="FFFFFF"/>
+                <w:sz w:val="22"/>
+                <w:szCs w:val="22"/>
+              </w:rPr>
+              <w:t xml:space="preserve">방화벽과 파라펫</w:t>
+            </w:r>
+          </w:p>
+        </w:tc>
+      </w:tr>
+      <w:tr>
+        <w:trPr>
+          <w:cantSplit/>
+          <w:trHeight w:val="2200"/>
+        </w:trPr>
+        <w:tc>
+          <w:tcPr>
+            <w:tcW w:type="dxa" w:w="2500"/>
+            <w:shd w:fill="F2F2F2" w:val="clear"/>
+            <w:tcMar>
+              <w:top w:type="dxa" w:w="80"/>
+              <w:left w:type="dxa" w:w="120"/>
+              <w:bottom w:type="dxa" w:w="80"/>
+              <w:right w:type="dxa" w:w="120"/>
+            </w:tcMar>
+            <w:vAlign w:val="center"/>
+          </w:tcPr>
+          <w:p>
+            <w:pPr>
+              <w:spacing w:after="0" w:before="600"/>
+              <w:jc w:val="center"/>
+            </w:pPr>
+            <w:r>
+              <w:rPr>
+                <w:rFonts w:ascii="맑은 고딕" w:cs="맑은 고딕" w:eastAsia="맑은 고딕" w:hAnsi="맑은 고딕"/>
+                <w:b/>
+                <w:bCs/>
+                <w:color w:val="808080"/>
+                <w:sz w:val="18"/>
+                <w:szCs w:val="18"/>
+              </w:rPr>
+              <w:t xml:space="preserve">［ 사진 ］</w:t>
+            </w:r>
+          </w:p>
+          <w:p>
+            <w:pPr>
+              <w:spacing w:after="600" w:before="0"/>
+              <w:jc w:val="center"/>
+            </w:pPr>
+            <w:r>
+              <w:rPr>
+                <w:rFonts w:ascii="맑은 고딕" w:cs="맑은 고딕" w:eastAsia="맑은 고딕" w:hAnsi="맑은 고딕"/>
+                <w:color w:val="A6A6A6"/>
+                <w:sz w:val="14"/>
+                <w:szCs w:val="14"/>
+              </w:rPr>
+              <w:t xml:space="preserve">사진 삽입</w:t>
+            </w:r>
+          </w:p>
+        </w:tc>
+        <w:tc>
+          <w:tcPr>
+            <w:tcW w:type="dxa" w:w="6500"/>
+            <w:tcMar>
+              <w:top w:type="dxa" w:w="80"/>
+              <w:left w:type="dxa" w:w="120"/>
+              <w:bottom w:type="dxa" w:w="80"/>
+              <w:right w:type="dxa" w:w="120"/>
+            </w:tcMar>
+          </w:tcPr>
+          <w:p>
+            <w:pPr>
+              <w:spacing w:after="20" w:before="60"/>
+              <w:jc w:val="left"/>
+            </w:pPr>
+            <w:r>
+              <w:rPr>
+                <w:rFonts w:ascii="맑은 고딕" w:cs="맑은 고딕" w:eastAsia="맑은 고딕" w:hAnsi="맑은 고딕"/>
+                <w:b/>
+                <w:bCs/>
+                <w:color w:val="1F3864"/>
+                <w:sz w:val="18"/>
+                <w:szCs w:val="18"/>
+              </w:rPr>
+              <w:t xml:space="preserve">근거</w:t>
+            </w:r>
+          </w:p>
+          <w:p>
+            <w:pPr>
+              <w:spacing w:after="60" w:before="0"/>
+              <w:jc w:val="left"/>
+            </w:pPr>
+            <w:r>
+              <w:rPr>
+                <w:rFonts w:ascii="맑은 고딕" w:cs="맑은 고딕" w:eastAsia="맑은 고딕" w:hAnsi="맑은 고딕"/>
+                <w:sz w:val="18"/>
+                <w:szCs w:val="18"/>
+              </w:rPr>
+              <w:t xml:space="preserve">건축법. 미국 NFPA 221은 방화벽이 지붕면 위로 최소 760mm 돌출하거나, 그것이 없으면 벽 양쪽 한 경간의 구조부재가 벽과 같은 내화성능을 갖고 벽 양쪽 약 7.6m 범위의 지붕면을 별도로 보호하도록 요구한다.</w:t>
+            </w:r>
+          </w:p>
+          <w:p>
+            <w:pPr>
+              <w:spacing w:after="20" w:before="60"/>
+              <w:jc w:val="left"/>
+            </w:pPr>
+            <w:r>
+              <w:rPr>
+                <w:rFonts w:ascii="맑은 고딕" w:cs="맑은 고딕" w:eastAsia="맑은 고딕" w:hAnsi="맑은 고딕"/>
+                <w:b/>
+                <w:bCs/>
+                <w:color w:val="1F3864"/>
+                <w:sz w:val="18"/>
+                <w:szCs w:val="18"/>
+              </w:rPr>
+              <w:t xml:space="preserve">위치</w:t>
+            </w:r>
+          </w:p>
+          <w:p>
+            <w:pPr>
+              <w:spacing w:after="60" w:before="0"/>
+              <w:jc w:val="left"/>
+            </w:pPr>
+            <w:r>
+              <w:rPr>
+                <w:rFonts w:ascii="맑은 고딕" w:cs="맑은 고딕" w:eastAsia="맑은 고딕" w:hAnsi="맑은 고딕"/>
+                <w:sz w:val="18"/>
+                <w:szCs w:val="18"/>
+              </w:rPr>
+              <w:t xml:space="preserve">구획 경계와 지붕면 위 돌출부. 드론 관측 표준 항로 3단계에서 확인한다.</w:t>
+            </w:r>
+          </w:p>
+          <w:p>
+            <w:pPr>
+              <w:spacing w:after="20" w:before="60"/>
+              <w:jc w:val="left"/>
+            </w:pPr>
+            <w:r>
+              <w:rPr>
+                <w:rFonts w:ascii="맑은 고딕" w:cs="맑은 고딕" w:eastAsia="맑은 고딕" w:hAnsi="맑은 고딕"/>
+                <w:b/>
+                <w:bCs/>
+                <w:color w:val="1F3864"/>
+                <w:sz w:val="18"/>
+                <w:szCs w:val="18"/>
+              </w:rPr>
+              <w:t xml:space="preserve">판독과 활용</w:t>
+            </w:r>
+          </w:p>
+          <w:p>
+            <w:pPr>
+              <w:spacing w:after="60" w:before="0"/>
+              <w:jc w:val="left"/>
+            </w:pPr>
+            <w:r>
+              <w:rPr>
+                <w:rFonts w:ascii="맑은 고딕" w:cs="맑은 고딕" w:eastAsia="맑은 고딕" w:hAnsi="맑은 고딕"/>
+                <w:b/>
+                <w:bCs/>
+                <w:sz w:val="18"/>
+                <w:szCs w:val="18"/>
+              </w:rPr>
+              <w:t xml:space="preserve">파라펫이 지붕면 위로 돌출되어 있지 않으면 지붕 데크를 통한 확대를 전제한다.</w:t>
+            </w:r>
+            <w:r>
+              <w:rPr>
+                <w:rFonts w:ascii="맑은 고딕" w:cs="맑은 고딕" w:eastAsia="맑은 고딕" w:hAnsi="맑은 고딕"/>
+                <w:sz w:val="18"/>
+                <w:szCs w:val="18"/>
+              </w:rPr>
+              <w:t xml:space="preserve"> 방화벽 하나를 방어선으로 신뢰하지 않고, 그 너머 다음 구획 경계나 건물 외곽을 2차 방어선으로 동시에 준비한다.</w:t>
+            </w:r>
+          </w:p>
+        </w:tc>
+      </w:tr>
+      <w:tr>
+        <w:trPr>
+          <w:cantSplit/>
+          <w:tblHeader w:val="false"/>
+        </w:trPr>
+        <w:tc>
+          <w:tcPr>
+            <w:tcW w:type="dxa" w:w="9000"/>
+            <w:gridSpan w:val="2"/>
+            <w:shd w:fill="D9D9D9" w:val="clear"/>
+            <w:tcMar>
+              <w:top w:type="dxa" w:w="80"/>
+              <w:left w:type="dxa" w:w="120"/>
+              <w:bottom w:type="dxa" w:w="80"/>
+              <w:right w:type="dxa" w:w="120"/>
+            </w:tcMar>
+          </w:tcPr>
+          <w:p>
+            <w:pPr>
+              <w:spacing w:after="0" w:before="0"/>
+              <w:jc w:val="left"/>
+            </w:pPr>
+            <w:r>
+              <w:rPr>
+                <w:rFonts w:ascii="맑은 고딕" w:cs="맑은 고딕" w:eastAsia="맑은 고딕" w:hAnsi="맑은 고딕"/>
+                <w:b/>
+                <w:bCs/>
+                <w:sz w:val="18"/>
+                <w:szCs w:val="18"/>
+              </w:rPr>
+              <w:t xml:space="preserve">▲ 무력화되는 방식  </w:t>
+            </w:r>
+            <w:r>
+              <w:rPr>
+                <w:rFonts w:ascii="맑은 고딕" w:cs="맑은 고딕" w:eastAsia="맑은 고딕" w:hAnsi="맑은 고딕"/>
+                <w:sz w:val="18"/>
+                <w:szCs w:val="18"/>
+              </w:rPr>
+              <w:t xml:space="preserve">파라펫 미돌출, 강판 데크 이음부와 기둥 접합부. 1982년 미국 K마트 물류센터 화재에서는 파열된 에어졸 용기가 화염을 끌고 날아 열려 있던 방화문을 통과했고, 이후 지붕이 붕괴하면서 스프링클러 배관이 파손되어 설비가 전부 정지했다.</w:t>
+            </w:r>
+          </w:p>
+        </w:tc>
+      </w:tr>
+    </w:tbl>
+    <w:p>
+      <w:pPr>
+        <w:spacing w:after="160"/>
+      </w:pPr>
+    </w:p>
+    <w:tbl>
+      <w:tblPr>
+        <w:tblW w:type="dxa" w:w="9000"/>
+        <w:tblBorders>
+          <w:top w:val="single" w:color="1F3864" w:sz="8"/>
+          <w:left w:val="single" w:color="1F3864" w:sz="8"/>
+          <w:bottom w:val="single" w:color="1F3864" w:sz="8"/>
+          <w:right w:val="single" w:color="1F3864" w:sz="8"/>
+          <w:insideH w:val="single" w:color="1F3864" w:sz="4"/>
+          <w:insideV w:val="single" w:color="1F3864" w:sz="4"/>
+        </w:tblBorders>
+      </w:tblPr>
+      <w:tblGrid>
+        <w:gridCol w:w="2500"/>
+        <w:gridCol w:w="6500"/>
+      </w:tblGrid>
+      <w:tr>
+        <w:trPr>
+          <w:cantSplit/>
+          <w:tblHeader/>
+        </w:trPr>
+        <w:tc>
+          <w:tcPr>
+            <w:tcW w:type="dxa" w:w="9000"/>
+            <w:gridSpan w:val="2"/>
+            <w:shd w:fill="1F3864" w:val="clear"/>
+            <w:tcMar>
+              <w:top w:type="dxa" w:w="80"/>
+              <w:left w:type="dxa" w:w="120"/>
+              <w:bottom w:type="dxa" w:w="80"/>
+              <w:right w:type="dxa" w:w="120"/>
+            </w:tcMar>
+            <w:vAlign w:val="center"/>
+          </w:tcPr>
+          <w:p>
+            <w:pPr>
+              <w:spacing w:after="0" w:before="0"/>
+              <w:jc w:val="left"/>
+            </w:pPr>
+            <w:r>
+              <w:rPr>
+                <w:rFonts w:ascii="맑은 고딕" w:cs="맑은 고딕" w:eastAsia="맑은 고딕" w:hAnsi="맑은 고딕"/>
+                <w:b/>
+                <w:bCs/>
+                <w:color w:val="FFFFFF"/>
+                <w:sz w:val="22"/>
+                <w:szCs w:val="22"/>
+              </w:rPr>
+              <w:t xml:space="preserve">외벽·지붕 단열재와 샌드위치패널</w:t>
+            </w:r>
+          </w:p>
+        </w:tc>
+      </w:tr>
+      <w:tr>
+        <w:trPr>
+          <w:cantSplit/>
+          <w:trHeight w:val="2200"/>
+        </w:trPr>
+        <w:tc>
+          <w:tcPr>
+            <w:tcW w:type="dxa" w:w="2500"/>
+            <w:shd w:fill="F2F2F2" w:val="clear"/>
+            <w:tcMar>
+              <w:top w:type="dxa" w:w="80"/>
+              <w:left w:type="dxa" w:w="120"/>
+              <w:bottom w:type="dxa" w:w="80"/>
+              <w:right w:type="dxa" w:w="120"/>
+            </w:tcMar>
+            <w:vAlign w:val="center"/>
+          </w:tcPr>
+          <w:p>
+            <w:pPr>
+              <w:spacing w:after="0" w:before="600"/>
+              <w:jc w:val="center"/>
+            </w:pPr>
+            <w:r>
+              <w:rPr>
+                <w:rFonts w:ascii="맑은 고딕" w:cs="맑은 고딕" w:eastAsia="맑은 고딕" w:hAnsi="맑은 고딕"/>
+                <w:b/>
+                <w:bCs/>
+                <w:color w:val="808080"/>
+                <w:sz w:val="18"/>
+                <w:szCs w:val="18"/>
+              </w:rPr>
+              <w:t xml:space="preserve">［ 사진 ］</w:t>
+            </w:r>
+          </w:p>
+          <w:p>
+            <w:pPr>
+              <w:spacing w:after="600" w:before="0"/>
+              <w:jc w:val="center"/>
+            </w:pPr>
+            <w:r>
+              <w:rPr>
+                <w:rFonts w:ascii="맑은 고딕" w:cs="맑은 고딕" w:eastAsia="맑은 고딕" w:hAnsi="맑은 고딕"/>
+                <w:color w:val="A6A6A6"/>
+                <w:sz w:val="14"/>
+                <w:szCs w:val="14"/>
+              </w:rPr>
+              <w:t xml:space="preserve">사진 삽입</w:t>
+            </w:r>
+          </w:p>
+        </w:tc>
+        <w:tc>
+          <w:tcPr>
+            <w:tcW w:type="dxa" w:w="6500"/>
+            <w:tcMar>
+              <w:top w:type="dxa" w:w="80"/>
+              <w:left w:type="dxa" w:w="120"/>
+              <w:bottom w:type="dxa" w:w="80"/>
+              <w:right w:type="dxa" w:w="120"/>
+            </w:tcMar>
+          </w:tcPr>
+          <w:p>
+            <w:pPr>
+              <w:spacing w:after="20" w:before="60"/>
+              <w:jc w:val="left"/>
+            </w:pPr>
+            <w:r>
+              <w:rPr>
+                <w:rFonts w:ascii="맑은 고딕" w:cs="맑은 고딕" w:eastAsia="맑은 고딕" w:hAnsi="맑은 고딕"/>
+                <w:b/>
+                <w:bCs/>
+                <w:color w:val="1F3864"/>
+                <w:sz w:val="18"/>
+                <w:szCs w:val="18"/>
+              </w:rPr>
+              <w:t xml:space="preserve">근거</w:t>
+            </w:r>
+          </w:p>
+          <w:p>
+            <w:pPr>
+              <w:spacing w:after="60" w:before="0"/>
+              <w:jc w:val="left"/>
+            </w:pPr>
+            <w:r>
+              <w:rPr>
+                <w:rFonts w:ascii="맑은 고딕" w:cs="맑은 고딕" w:eastAsia="맑은 고딕" w:hAnsi="맑은 고딕"/>
+                <w:sz w:val="18"/>
+                <w:szCs w:val="18"/>
+              </w:rPr>
+              <w:t xml:space="preserve">2020년 이천 물류창고 화재 이후 벽과 지붕에 사용하는 단열재를 불연재료로 하도록 바뀌었다. </w:t>
+            </w:r>
+            <w:r>
+              <w:rPr>
+                <w:rFonts w:ascii="맑은 고딕" w:cs="맑은 고딕" w:eastAsia="맑은 고딕" w:hAnsi="맑은 고딕"/>
+                <w:b/>
+                <w:bCs/>
+                <w:sz w:val="18"/>
+                <w:szCs w:val="18"/>
+              </w:rPr>
+              <w:t xml:space="preserve">준공연도에 따라 심재가 다르다.</w:t>
+            </w:r>
+          </w:p>
+          <w:p>
+            <w:pPr>
+              <w:spacing w:after="20" w:before="60"/>
+              <w:jc w:val="left"/>
+            </w:pPr>
+            <w:r>
+              <w:rPr>
+                <w:rFonts w:ascii="맑은 고딕" w:cs="맑은 고딕" w:eastAsia="맑은 고딕" w:hAnsi="맑은 고딕"/>
+                <w:b/>
+                <w:bCs/>
+                <w:color w:val="1F3864"/>
+                <w:sz w:val="18"/>
+                <w:szCs w:val="18"/>
+              </w:rPr>
+              <w:t xml:space="preserve">위치</w:t>
+            </w:r>
+          </w:p>
+          <w:p>
+            <w:pPr>
+              <w:spacing w:after="60" w:before="0"/>
+              <w:jc w:val="left"/>
+            </w:pPr>
+            <w:r>
+              <w:rPr>
+                <w:rFonts w:ascii="맑은 고딕" w:cs="맑은 고딕" w:eastAsia="맑은 고딕" w:hAnsi="맑은 고딕"/>
+                <w:sz w:val="18"/>
+                <w:szCs w:val="18"/>
+              </w:rPr>
+              <w:t xml:space="preserve">외벽·지붕 패널의 강판 사이.</w:t>
+            </w:r>
+          </w:p>
+          <w:p>
+            <w:pPr>
+              <w:spacing w:after="20" w:before="60"/>
+              <w:jc w:val="left"/>
+            </w:pPr>
+            <w:r>
+              <w:rPr>
+                <w:rFonts w:ascii="맑은 고딕" w:cs="맑은 고딕" w:eastAsia="맑은 고딕" w:hAnsi="맑은 고딕"/>
+                <w:b/>
+                <w:bCs/>
+                <w:color w:val="1F3864"/>
+                <w:sz w:val="18"/>
+                <w:szCs w:val="18"/>
+              </w:rPr>
+              <w:t xml:space="preserve">판독과 활용</w:t>
+            </w:r>
+          </w:p>
+          <w:p>
+            <w:pPr>
+              <w:spacing w:after="60" w:before="0"/>
+              <w:jc w:val="left"/>
+            </w:pPr>
+            <w:r>
+              <w:rPr>
+                <w:rFonts w:ascii="맑은 고딕" w:cs="맑은 고딕" w:eastAsia="맑은 고딕" w:hAnsi="맑은 고딕"/>
+                <w:sz w:val="18"/>
+                <w:szCs w:val="18"/>
+              </w:rPr>
+              <w:t xml:space="preserve">유기 심재(발포폴리스티렌, 우레탄, 폴리이소시아누레이트)이면 강판 사이의 은폐 연소를 전제한다. </w:t>
+            </w:r>
+            <w:r>
+              <w:rPr>
+                <w:rFonts w:ascii="맑은 고딕" w:cs="맑은 고딕" w:eastAsia="맑은 고딕" w:hAnsi="맑은 고딕"/>
+                <w:b/>
+                <w:bCs/>
+                <w:sz w:val="18"/>
+                <w:szCs w:val="18"/>
+              </w:rPr>
+              <w:t xml:space="preserve">패널 수직 접합부에서 화염이나 짙은 연기가 반복해 나오면 심재가 타고 있다는 신호이다.</w:t>
+            </w:r>
+            <w:r>
+              <w:rPr>
+                <w:rFonts w:ascii="맑은 고딕" w:cs="맑은 고딕" w:eastAsia="맑은 고딕" w:hAnsi="맑은 고딕"/>
+                <w:sz w:val="18"/>
+                <w:szCs w:val="18"/>
+              </w:rPr>
+              <w:t xml:space="preserve"> 심재 종류를 관계인에게 확인한다.</w:t>
+            </w:r>
+          </w:p>
+        </w:tc>
+      </w:tr>
+      <w:tr>
+        <w:trPr>
+          <w:cantSplit/>
+          <w:tblHeader w:val="false"/>
+        </w:trPr>
+        <w:tc>
+          <w:tcPr>
+            <w:tcW w:type="dxa" w:w="9000"/>
+            <w:gridSpan w:val="2"/>
+            <w:shd w:fill="D9D9D9" w:val="clear"/>
+            <w:tcMar>
+              <w:top w:type="dxa" w:w="80"/>
+              <w:left w:type="dxa" w:w="120"/>
+              <w:bottom w:type="dxa" w:w="80"/>
+              <w:right w:type="dxa" w:w="120"/>
+            </w:tcMar>
+          </w:tcPr>
+          <w:p>
+            <w:pPr>
+              <w:spacing w:after="0" w:before="0"/>
+              <w:jc w:val="left"/>
+            </w:pPr>
+            <w:r>
+              <w:rPr>
+                <w:rFonts w:ascii="맑은 고딕" w:cs="맑은 고딕" w:eastAsia="맑은 고딕" w:hAnsi="맑은 고딕"/>
+                <w:b/>
+                <w:bCs/>
+                <w:sz w:val="18"/>
+                <w:szCs w:val="18"/>
+              </w:rPr>
+              <w:t xml:space="preserve">▲ 무력화되는 방식  </w:t>
+            </w:r>
+            <w:r>
+              <w:rPr>
+                <w:rFonts w:ascii="맑은 고딕" w:cs="맑은 고딕" w:eastAsia="맑은 고딕" w:hAnsi="맑은 고딕"/>
+                <w:sz w:val="18"/>
+                <w:szCs w:val="18"/>
+              </w:rPr>
+              <w:t xml:space="preserve">강판이 물을 막아 표면 방수로는 꺼지지 않는다. 해당 패널을 뜯어내야 소화되며, 내측 강판이 박리되어 떨어지고 패널 전체가 탈락한다.</w:t>
+            </w:r>
+          </w:p>
+        </w:tc>
+      </w:tr>
+    </w:tbl>
+    <w:p>
+      <w:pPr>
+        <w:spacing w:after="160"/>
+      </w:pPr>
+    </w:p>
+    <w:p>
+      <w:pPr>
+        <w:pStyle w:val="Heading2"/>
+        <w:spacing w:after="140" w:before="380"/>
+      </w:pPr>
+      <w:r>
+        <w:rPr>
+          <w:rFonts w:ascii="맑은 고딕" w:cs="맑은 고딕" w:eastAsia="맑은 고딕" w:hAnsi="맑은 고딕"/>
+          <w:b/>
+          <w:bCs/>
+          <w:sz w:val="26"/>
+          <w:szCs w:val="26"/>
+        </w:rPr>
+        <w:t xml:space="preserve">8. 준공연도별 차이</w:t>
+      </w:r>
+    </w:p>
+    <w:p>
+      <w:pPr>
+        <w:spacing w:after="120"/>
+        <w:jc w:val="both"/>
+      </w:pPr>
+      <w:r>
+        <w:rPr>
+          <w:rFonts w:ascii="맑은 고딕" w:cs="맑은 고딕" w:eastAsia="맑은 고딕" w:hAnsi="맑은 고딕"/>
+          <w:sz w:val="20"/>
+          <w:szCs w:val="20"/>
+        </w:rPr>
+        <w:t xml:space="preserve">같은 물류창고라도 언제 지었느냐에 따라 설비가 다르다. 사전대응계획에 준공연도를 적어 두면 도착 전에 무엇을 기대할 수 있는지가 정해진다.</w:t>
+      </w:r>
+    </w:p>
+    <w:tbl>
+      <w:tblPr>
+        <w:tblW w:type="dxa" w:w="9000"/>
+        <w:tblBorders>
+          <w:top w:val="single" w:color="auto" w:sz="4"/>
+          <w:left w:val="single" w:color="auto" w:sz="4"/>
+          <w:bottom w:val="single" w:color="auto" w:sz="4"/>
+          <w:right w:val="single" w:color="auto" w:sz="4"/>
+          <w:insideH w:val="single" w:color="auto" w:sz="4"/>
+          <w:insideV w:val="single" w:color="auto" w:sz="4"/>
+        </w:tblBorders>
+      </w:tblPr>
+      <w:tblGrid>
+        <w:gridCol w:w="2100"/>
+        <w:gridCol w:w="6900"/>
+      </w:tblGrid>
+      <w:tr>
+        <w:trPr>
+          <w:tblHeader/>
+        </w:trPr>
+        <w:tc>
+          <w:tcPr>
+            <w:tcW w:type="dxa" w:w="2100"/>
+            <w:shd w:fill="E8E8E8" w:val="clear"/>
+            <w:tcMar>
+              <w:top w:type="dxa" w:w="80"/>
+              <w:left w:type="dxa" w:w="120"/>
+              <w:bottom w:type="dxa" w:w="80"/>
+              <w:right w:type="dxa" w:w="120"/>
+            </w:tcMar>
+          </w:tcPr>
+          <w:p>
+            <w:pPr>
+              <w:spacing w:after="0" w:before="0"/>
+              <w:jc w:val="center"/>
+            </w:pPr>
+            <w:r>
+              <w:rPr>
+                <w:rFonts w:ascii="맑은 고딕" w:cs="맑은 고딕" w:eastAsia="맑은 고딕" w:hAnsi="맑은 고딕"/>
+                <w:b/>
+                <w:bCs/>
+                <w:sz w:val="18"/>
+                <w:szCs w:val="18"/>
+              </w:rPr>
+              <w:t xml:space="preserve">구간</w:t>
+            </w:r>
+          </w:p>
+        </w:tc>
+        <w:tc>
+          <w:tcPr>
+            <w:tcW w:type="dxa" w:w="6900"/>
+            <w:shd w:fill="E8E8E8" w:val="clear"/>
+            <w:tcMar>
+              <w:top w:type="dxa" w:w="80"/>
+              <w:left w:type="dxa" w:w="120"/>
+              <w:bottom w:type="dxa" w:w="80"/>
+              <w:right w:type="dxa" w:w="120"/>
+            </w:tcMar>
+          </w:tcPr>
+          <w:p>
+            <w:pPr>
+              <w:spacing w:after="0" w:before="0"/>
+              <w:jc w:val="center"/>
+            </w:pPr>
+            <w:r>
+              <w:rPr>
+                <w:rFonts w:ascii="맑은 고딕" w:cs="맑은 고딕" w:eastAsia="맑은 고딕" w:hAnsi="맑은 고딕"/>
+                <w:b/>
+                <w:bCs/>
+                <w:sz w:val="18"/>
+                <w:szCs w:val="18"/>
+              </w:rPr>
+              <w:t xml:space="preserve">달라지는 것</w:t>
+            </w:r>
+          </w:p>
+        </w:tc>
+      </w:tr>
+      <w:tr>
+        <w:trPr>
+          <w:tblHeader w:val="false"/>
+        </w:trPr>
+        <w:tc>
+          <w:tcPr>
+            <w:tcW w:type="dxa" w:w="2100"/>
+            <w:tcMar>
+              <w:top w:type="dxa" w:w="80"/>
+              <w:left w:type="dxa" w:w="120"/>
+              <w:bottom w:type="dxa" w:w="80"/>
+              <w:right w:type="dxa" w:w="120"/>
+            </w:tcMar>
+          </w:tcPr>
+          <w:p>
+            <w:pPr>
+              <w:spacing w:after="0" w:before="0"/>
+              <w:jc w:val="left"/>
+            </w:pPr>
+            <w:r>
+              <w:rPr>
+                <w:rFonts w:ascii="맑은 고딕" w:cs="맑은 고딕" w:eastAsia="맑은 고딕" w:hAnsi="맑은 고딕"/>
+                <w:sz w:val="18"/>
+                <w:szCs w:val="18"/>
+              </w:rPr>
+              <w:t xml:space="preserve">2020년 이천 화재 이전</w:t>
+            </w:r>
+          </w:p>
+        </w:tc>
+        <w:tc>
+          <w:tcPr>
+            <w:tcW w:type="dxa" w:w="6900"/>
+            <w:tcMar>
+              <w:top w:type="dxa" w:w="80"/>
+              <w:left w:type="dxa" w:w="120"/>
+              <w:bottom w:type="dxa" w:w="80"/>
+              <w:right w:type="dxa" w:w="120"/>
+            </w:tcMar>
+          </w:tcPr>
+          <w:p>
+            <w:pPr>
+              <w:spacing w:after="0" w:before="0"/>
+              <w:jc w:val="left"/>
+            </w:pPr>
+            <w:r>
+              <w:rPr>
+                <w:rFonts w:ascii="맑은 고딕" w:cs="맑은 고딕" w:eastAsia="맑은 고딕" w:hAnsi="맑은 고딕"/>
+                <w:sz w:val="18"/>
+                <w:szCs w:val="18"/>
+              </w:rPr>
+              <w:t xml:space="preserve">방화구획 완화를 폭넓게 받은 창고가 있다. 구획 하나가 매우 클 수 있다.</w:t>
+            </w:r>
+          </w:p>
+          <w:p>
+            <w:pPr>
+              <w:spacing w:after="0" w:before="0"/>
+              <w:jc w:val="left"/>
+            </w:pPr>
+            <w:r>
+              <w:rPr>
+                <w:rFonts w:ascii="맑은 고딕" w:cs="맑은 고딕" w:eastAsia="맑은 고딕" w:hAnsi="맑은 고딕"/>
+                <w:sz w:val="18"/>
+                <w:szCs w:val="18"/>
+              </w:rPr>
+              <w:t xml:space="preserve">벽·지붕 단열재에 유기 심재를 쓴 경우가 많다.</w:t>
+            </w:r>
+          </w:p>
+          <w:p>
+            <w:pPr>
+              <w:spacing w:after="0" w:before="0"/>
+              <w:jc w:val="left"/>
+            </w:pPr>
+            <w:r>
+              <w:rPr>
+                <w:rFonts w:ascii="맑은 고딕" w:cs="맑은 고딕" w:eastAsia="맑은 고딕" w:hAnsi="맑은 고딕"/>
+                <w:sz w:val="18"/>
+                <w:szCs w:val="18"/>
+              </w:rPr>
+              <w:t xml:space="preserve">창고시설 전용 화재안전기준이 없어 일반 스프링클러 기준으로 설계되었다.</w:t>
+            </w:r>
+          </w:p>
+        </w:tc>
+      </w:tr>
+      <w:tr>
+        <w:trPr>
+          <w:tblHeader w:val="false"/>
+        </w:trPr>
+        <w:tc>
+          <w:tcPr>
+            <w:tcW w:type="dxa" w:w="2100"/>
+            <w:tcMar>
+              <w:top w:type="dxa" w:w="80"/>
+              <w:left w:type="dxa" w:w="120"/>
+              <w:bottom w:type="dxa" w:w="80"/>
+              <w:right w:type="dxa" w:w="120"/>
+            </w:tcMar>
+          </w:tcPr>
+          <w:p>
+            <w:pPr>
+              <w:spacing w:after="0" w:before="0"/>
+              <w:jc w:val="left"/>
+            </w:pPr>
+            <w:r>
+              <w:rPr>
+                <w:rFonts w:ascii="맑은 고딕" w:cs="맑은 고딕" w:eastAsia="맑은 고딕" w:hAnsi="맑은 고딕"/>
+                <w:sz w:val="18"/>
+                <w:szCs w:val="18"/>
+              </w:rPr>
+              <w:t xml:space="preserve">이천 화재 이후</w:t>
+            </w:r>
+          </w:p>
+          <w:p>
+            <w:pPr>
+              <w:spacing w:after="0" w:before="0"/>
+              <w:jc w:val="left"/>
+            </w:pPr>
+            <w:r>
+              <w:rPr>
+                <w:rFonts w:ascii="맑은 고딕" w:cs="맑은 고딕" w:eastAsia="맑은 고딕" w:hAnsi="맑은 고딕"/>
+                <w:sz w:val="18"/>
+                <w:szCs w:val="18"/>
+              </w:rPr>
+              <w:t xml:space="preserve">(건축법 개정 반영)</w:t>
+            </w:r>
+          </w:p>
+        </w:tc>
+        <w:tc>
+          <w:tcPr>
+            <w:tcW w:type="dxa" w:w="6900"/>
+            <w:tcMar>
+              <w:top w:type="dxa" w:w="80"/>
+              <w:left w:type="dxa" w:w="120"/>
+              <w:bottom w:type="dxa" w:w="80"/>
+              <w:right w:type="dxa" w:w="120"/>
+            </w:tcMar>
+          </w:tcPr>
+          <w:p>
+            <w:pPr>
+              <w:spacing w:after="0" w:before="0"/>
+              <w:jc w:val="left"/>
+            </w:pPr>
+            <w:r>
+              <w:rPr>
+                <w:rFonts w:ascii="맑은 고딕" w:cs="맑은 고딕" w:eastAsia="맑은 고딕" w:hAnsi="맑은 고딕"/>
+                <w:sz w:val="18"/>
+                <w:szCs w:val="18"/>
+              </w:rPr>
+              <w:t xml:space="preserve">단순 보관시설은 방화구획 완화 대상에서 제외.</w:t>
+            </w:r>
+          </w:p>
+          <w:p>
+            <w:pPr>
+              <w:spacing w:after="0" w:before="0"/>
+              <w:jc w:val="left"/>
+            </w:pPr>
+            <w:r>
+              <w:rPr>
+                <w:rFonts w:ascii="맑은 고딕" w:cs="맑은 고딕" w:eastAsia="맑은 고딕" w:hAnsi="맑은 고딕"/>
+                <w:sz w:val="18"/>
+                <w:szCs w:val="18"/>
+              </w:rPr>
+              <w:t xml:space="preserve">완화를 받은 창고는 별도의 소방시설을 설치.</w:t>
+            </w:r>
+          </w:p>
+          <w:p>
+            <w:pPr>
+              <w:spacing w:after="0" w:before="0"/>
+              <w:jc w:val="left"/>
+            </w:pPr>
+            <w:r>
+              <w:rPr>
+                <w:rFonts w:ascii="맑은 고딕" w:cs="맑은 고딕" w:eastAsia="맑은 고딕" w:hAnsi="맑은 고딕"/>
+                <w:sz w:val="18"/>
+                <w:szCs w:val="18"/>
+              </w:rPr>
+              <w:t xml:space="preserve">공장·창고의 규모·업종에 따른 예외가 없어져 내화구조 적용이 확대.</w:t>
+            </w:r>
+          </w:p>
+          <w:p>
+            <w:pPr>
+              <w:spacing w:after="0" w:before="0"/>
+              <w:jc w:val="left"/>
+            </w:pPr>
+            <w:r>
+              <w:rPr>
+                <w:rFonts w:ascii="맑은 고딕" w:cs="맑은 고딕" w:eastAsia="맑은 고딕" w:hAnsi="맑은 고딕"/>
+                <w:sz w:val="18"/>
+                <w:szCs w:val="18"/>
+              </w:rPr>
+              <w:t xml:space="preserve">벽·지붕 단열재는 불연재료.</w:t>
+            </w:r>
+          </w:p>
+        </w:tc>
+      </w:tr>
+      <w:tr>
+        <w:trPr>
+          <w:tblHeader w:val="false"/>
+        </w:trPr>
+        <w:tc>
+          <w:tcPr>
+            <w:tcW w:type="dxa" w:w="2100"/>
+            <w:tcMar>
+              <w:top w:type="dxa" w:w="80"/>
+              <w:left w:type="dxa" w:w="120"/>
+              <w:bottom w:type="dxa" w:w="80"/>
+              <w:right w:type="dxa" w:w="120"/>
+            </w:tcMar>
+          </w:tcPr>
+          <w:p>
+            <w:pPr>
+              <w:spacing w:after="0" w:before="0"/>
+              <w:jc w:val="left"/>
+            </w:pPr>
+            <w:r>
+              <w:rPr>
+                <w:rFonts w:ascii="맑은 고딕" w:cs="맑은 고딕" w:eastAsia="맑은 고딕" w:hAnsi="맑은 고딕"/>
+                <w:sz w:val="18"/>
+                <w:szCs w:val="18"/>
+              </w:rPr>
+              <w:t xml:space="preserve">2024년 1월 1일 이후</w:t>
+            </w:r>
+          </w:p>
+          <w:p>
+            <w:pPr>
+              <w:spacing w:after="0" w:before="0"/>
+              <w:jc w:val="left"/>
+            </w:pPr>
+            <w:r>
+              <w:rPr>
+                <w:rFonts w:ascii="맑은 고딕" w:cs="맑은 고딕" w:eastAsia="맑은 고딕" w:hAnsi="맑은 고딕"/>
+                <w:sz w:val="18"/>
+                <w:szCs w:val="18"/>
+              </w:rPr>
+              <w:t xml:space="preserve">(NFPC·NFTC 609 적용)</w:t>
+            </w:r>
+          </w:p>
+        </w:tc>
+        <w:tc>
+          <w:tcPr>
+            <w:tcW w:type="dxa" w:w="6900"/>
+            <w:tcMar>
+              <w:top w:type="dxa" w:w="80"/>
+              <w:left w:type="dxa" w:w="120"/>
+              <w:bottom w:type="dxa" w:w="80"/>
+              <w:right w:type="dxa" w:w="120"/>
+            </w:tcMar>
+          </w:tcPr>
+          <w:p>
+            <w:pPr>
+              <w:spacing w:after="0" w:before="0"/>
+              <w:jc w:val="left"/>
+            </w:pPr>
+            <w:r>
+              <w:rPr>
+                <w:rFonts w:ascii="맑은 고딕" w:cs="맑은 고딕" w:eastAsia="맑은 고딕" w:hAnsi="맑은 고딕"/>
+                <w:sz w:val="18"/>
+                <w:szCs w:val="18"/>
+              </w:rPr>
+              <w:t xml:space="preserve">라지드롭형 스프링클러헤드를 습식으로 설치.</w:t>
+            </w:r>
+          </w:p>
+          <w:p>
+            <w:pPr>
+              <w:spacing w:after="0" w:before="0"/>
+              <w:jc w:val="left"/>
+            </w:pPr>
+            <w:r>
+              <w:rPr>
+                <w:rFonts w:ascii="맑은 고딕" w:cs="맑은 고딕" w:eastAsia="맑은 고딕" w:hAnsi="맑은 고딕"/>
+                <w:sz w:val="18"/>
+                <w:szCs w:val="18"/>
+              </w:rPr>
+              <w:t xml:space="preserve">랙식 창고는 랙 높이 3m 이하마다 인랙 헤드, 송기공간 설치 가능.</w:t>
+            </w:r>
+          </w:p>
+          <w:p>
+            <w:pPr>
+              <w:spacing w:after="0" w:before="0"/>
+              <w:jc w:val="left"/>
+            </w:pPr>
+            <w:r>
+              <w:rPr>
+                <w:rFonts w:ascii="맑은 고딕" w:cs="맑은 고딕" w:eastAsia="맑은 고딕" w:hAnsi="맑은 고딕"/>
+                <w:sz w:val="18"/>
+                <w:szCs w:val="18"/>
+              </w:rPr>
+              <w:t xml:space="preserve">수원 저수량 상향(헤드당 3.2㎥, 랙식 9.6㎥).</w:t>
+            </w:r>
+          </w:p>
+          <w:p>
+            <w:pPr>
+              <w:spacing w:after="0" w:before="0"/>
+              <w:jc w:val="left"/>
+            </w:pPr>
+            <w:r>
+              <w:rPr>
+                <w:rFonts w:ascii="맑은 고딕" w:cs="맑은 고딕" w:eastAsia="맑은 고딕" w:hAnsi="맑은 고딕"/>
+                <w:sz w:val="18"/>
+                <w:szCs w:val="18"/>
+              </w:rPr>
+              <w:t xml:space="preserve">경보 음향 향상과 전층 경보방식, 대형 유도등, 지하층·무창층 피난유도선.</w:t>
+            </w:r>
+          </w:p>
+          <w:p>
+            <w:pPr>
+              <w:spacing w:after="0" w:before="0"/>
+              <w:jc w:val="left"/>
+            </w:pPr>
+            <w:r>
+              <w:rPr>
+                <w:rFonts w:ascii="맑은 고딕" w:cs="맑은 고딕" w:eastAsia="맑은 고딕" w:hAnsi="맑은 고딕"/>
+                <w:sz w:val="18"/>
+                <w:szCs w:val="18"/>
+              </w:rPr>
+              <w:t xml:space="preserve">아날로그 방식 또는 광전 공기흡입형 감지기.</w:t>
+            </w:r>
+          </w:p>
+        </w:tc>
+      </w:tr>
+    </w:tbl>
+    <w:p>
+      <w:pPr>
+        <w:spacing w:after="120"/>
+        <w:jc w:val="both"/>
+      </w:pPr>
+      <w:r>
+        <w:rPr>
+          <w:rFonts w:ascii="맑은 고딕" w:cs="맑은 고딕" w:eastAsia="맑은 고딕" w:hAnsi="맑은 고딕"/>
+          <w:sz w:val="20"/>
+          <w:szCs w:val="20"/>
+        </w:rPr>
+        <w:t xml:space="preserve"> </w:t>
+      </w:r>
+    </w:p>
+    <w:p>
+      <w:pPr>
+        <w:spacing w:after="40" w:before="0"/>
+        <w:ind w:left="280" w:hanging="200"/>
+      </w:pPr>
+      <w:r>
+        <w:rPr>
+          <w:rFonts w:ascii="맑은 고딕" w:cs="맑은 고딕" w:eastAsia="맑은 고딕" w:hAnsi="맑은 고딕"/>
+          <w:sz w:val="20"/>
+          <w:szCs w:val="20"/>
+        </w:rPr>
+        <w:t xml:space="preserve">▪증축·용도변경 이력이 있으면 구역마다 적용 기준이 다를 수 있다. 한 건물 안에서 설비 사양이 갈리는 경우를 전제한다</w:t>
+      </w:r>
+    </w:p>
+    <w:p>
+      <w:pPr>
+        <w:spacing w:after="40" w:before="0"/>
+        <w:ind w:left="280" w:hanging="200"/>
+      </w:pPr>
+      <w:r>
+        <w:rPr>
+          <w:rFonts w:ascii="맑은 고딕" w:cs="맑은 고딕" w:eastAsia="맑은 고딕" w:hAnsi="맑은 고딕"/>
+          <w:sz w:val="20"/>
+          <w:szCs w:val="20"/>
+        </w:rPr>
+        <w:t xml:space="preserve">▪준공연도는 관계인 확인보다 건축물대장이 정확하다. 사전대응계획 작성 때 확인해 둔다</w:t>
+      </w:r>
+    </w:p>
+    <w:p>
+      <w:pPr>
+        <w:pStyle w:val="Heading2"/>
+        <w:spacing w:after="140" w:before="380"/>
+      </w:pPr>
+      <w:r>
+        <w:rPr>
+          <w:rFonts w:ascii="맑은 고딕" w:cs="맑은 고딕" w:eastAsia="맑은 고딕" w:hAnsi="맑은 고딕"/>
+          <w:b/>
+          <w:bCs/>
+          <w:sz w:val="26"/>
+          <w:szCs w:val="26"/>
+        </w:rPr>
+        <w:t xml:space="preserve">9. 방재실 5분 판독 카드</w:t>
+      </w:r>
+    </w:p>
+    <w:p>
+      <w:pPr>
+        <w:spacing w:after="120"/>
+        <w:jc w:val="both"/>
+      </w:pPr>
+      <w:r>
+        <w:rPr>
+          <w:rFonts w:ascii="맑은 고딕" w:cs="맑은 고딕" w:eastAsia="맑은 고딕" w:hAnsi="맑은 고딕"/>
+          <w:sz w:val="20"/>
+          <w:szCs w:val="20"/>
+        </w:rPr>
+        <w:t xml:space="preserve">도착 후 T+3~6분에 방재실에서 확인할 항목이다. 관계인과 함께 읽고 기록 담당을 붙인다. 이 카드 한 장이 스프링클러 상태 판정과 전술 결정의 근거가 된다.</w:t>
+      </w:r>
+    </w:p>
+    <w:tbl>
+      <w:tblPr>
+        <w:tblW w:type="dxa" w:w="9000"/>
+        <w:tblBorders>
+          <w:top w:val="single" w:color="auto" w:sz="4"/>
+          <w:left w:val="single" w:color="auto" w:sz="4"/>
+          <w:bottom w:val="single" w:color="auto" w:sz="4"/>
+          <w:right w:val="single" w:color="auto" w:sz="4"/>
+          <w:insideH w:val="single" w:color="auto" w:sz="4"/>
+          <w:insideV w:val="single" w:color="auto" w:sz="4"/>
+        </w:tblBorders>
+      </w:tblPr>
+      <w:tblGrid>
+        <w:gridCol w:w="700"/>
+        <w:gridCol w:w="5300"/>
+        <w:gridCol w:w="3000"/>
+      </w:tblGrid>
+      <w:tr>
+        <w:trPr>
+          <w:tblHeader/>
+        </w:trPr>
+        <w:tc>
+          <w:tcPr>
+            <w:tcW w:type="dxa" w:w="700"/>
+            <w:shd w:fill="E8E8E8" w:val="clear"/>
+            <w:tcMar>
+              <w:top w:type="dxa" w:w="80"/>
+              <w:left w:type="dxa" w:w="120"/>
+              <w:bottom w:type="dxa" w:w="80"/>
+              <w:right w:type="dxa" w:w="120"/>
+            </w:tcMar>
+          </w:tcPr>
+          <w:p>
+            <w:pPr>
+              <w:spacing w:after="0" w:before="0"/>
+              <w:jc w:val="center"/>
+            </w:pPr>
+            <w:r>
+              <w:rPr>
+                <w:rFonts w:ascii="맑은 고딕" w:cs="맑은 고딕" w:eastAsia="맑은 고딕" w:hAnsi="맑은 고딕"/>
+                <w:b/>
+                <w:bCs/>
+                <w:sz w:val="18"/>
+                <w:szCs w:val="18"/>
+              </w:rPr>
+              <w:t xml:space="preserve">확인</w:t>
+            </w:r>
+          </w:p>
+        </w:tc>
+        <w:tc>
+          <w:tcPr>
+            <w:tcW w:type="dxa" w:w="5300"/>
+            <w:shd w:fill="E8E8E8" w:val="clear"/>
+            <w:tcMar>
+              <w:top w:type="dxa" w:w="80"/>
+              <w:left w:type="dxa" w:w="120"/>
+              <w:bottom w:type="dxa" w:w="80"/>
+              <w:right w:type="dxa" w:w="120"/>
+            </w:tcMar>
+          </w:tcPr>
+          <w:p>
+            <w:pPr>
+              <w:spacing w:after="0" w:before="0"/>
+              <w:jc w:val="center"/>
+            </w:pPr>
+            <w:r>
+              <w:rPr>
+                <w:rFonts w:ascii="맑은 고딕" w:cs="맑은 고딕" w:eastAsia="맑은 고딕" w:hAnsi="맑은 고딕"/>
+                <w:b/>
+                <w:bCs/>
+                <w:sz w:val="18"/>
+                <w:szCs w:val="18"/>
+              </w:rPr>
+              <w:t xml:space="preserve">읽을 것</w:t>
+            </w:r>
+          </w:p>
+        </w:tc>
+        <w:tc>
+          <w:tcPr>
+            <w:tcW w:type="dxa" w:w="3000"/>
+            <w:shd w:fill="E8E8E8" w:val="clear"/>
+            <w:tcMar>
+              <w:top w:type="dxa" w:w="80"/>
+              <w:left w:type="dxa" w:w="120"/>
+              <w:bottom w:type="dxa" w:w="80"/>
+              <w:right w:type="dxa" w:w="120"/>
+            </w:tcMar>
+          </w:tcPr>
+          <w:p>
+            <w:pPr>
+              <w:spacing w:after="0" w:before="0"/>
+              <w:jc w:val="center"/>
+            </w:pPr>
+            <w:r>
+              <w:rPr>
+                <w:rFonts w:ascii="맑은 고딕" w:cs="맑은 고딕" w:eastAsia="맑은 고딕" w:hAnsi="맑은 고딕"/>
+                <w:b/>
+                <w:bCs/>
+                <w:sz w:val="18"/>
+                <w:szCs w:val="18"/>
+              </w:rPr>
+              <w:t xml:space="preserve">판단에 쓰이는 곳</w:t>
+            </w:r>
+          </w:p>
+        </w:tc>
+      </w:tr>
+      <w:tr>
+        <w:trPr>
+          <w:tblHeader w:val="false"/>
+        </w:trPr>
+        <w:tc>
+          <w:tcPr>
+            <w:tcW w:type="dxa" w:w="700"/>
+            <w:tcMar>
+              <w:top w:type="dxa" w:w="80"/>
+              <w:left w:type="dxa" w:w="120"/>
+              <w:bottom w:type="dxa" w:w="80"/>
+              <w:right w:type="dxa" w:w="120"/>
+            </w:tcMar>
+          </w:tcPr>
+          <w:p>
+            <w:pPr>
+              <w:spacing w:after="0" w:before="0"/>
+              <w:jc w:val="left"/>
+            </w:pPr>
+            <w:r>
+              <w:rPr>
+                <w:rFonts w:ascii="맑은 고딕" w:cs="맑은 고딕" w:eastAsia="맑은 고딕" w:hAnsi="맑은 고딕"/>
+                <w:sz w:val="18"/>
+                <w:szCs w:val="18"/>
+              </w:rPr>
+              <w:t xml:space="preserve">☐</w:t>
+            </w:r>
+          </w:p>
+        </w:tc>
+        <w:tc>
+          <w:tcPr>
+            <w:tcW w:type="dxa" w:w="5300"/>
+            <w:tcMar>
+              <w:top w:type="dxa" w:w="80"/>
+              <w:left w:type="dxa" w:w="120"/>
+              <w:bottom w:type="dxa" w:w="80"/>
+              <w:right w:type="dxa" w:w="120"/>
+            </w:tcMar>
+          </w:tcPr>
+          <w:p>
+            <w:pPr>
+              <w:spacing w:after="0" w:before="0"/>
+              <w:jc w:val="left"/>
+            </w:pPr>
+            <w:r>
+              <w:rPr>
+                <w:rFonts w:ascii="맑은 고딕" w:cs="맑은 고딕" w:eastAsia="맑은 고딕" w:hAnsi="맑은 고딕"/>
+                <w:b/>
+                <w:bCs/>
+                <w:sz w:val="18"/>
+                <w:szCs w:val="18"/>
+              </w:rPr>
+              <w:t xml:space="preserve">작동 구역</w:t>
+            </w:r>
+            <w:r>
+              <w:rPr>
+                <w:rFonts w:ascii="맑은 고딕" w:cs="맑은 고딕" w:eastAsia="맑은 고딕" w:hAnsi="맑은 고딕"/>
+                <w:sz w:val="18"/>
+                <w:szCs w:val="18"/>
+              </w:rPr>
+              <w:t xml:space="preserve"> — 수신기 화재표시 구역 번호와 건물 위치</w:t>
+            </w:r>
+          </w:p>
+        </w:tc>
+        <w:tc>
+          <w:tcPr>
+            <w:tcW w:type="dxa" w:w="3000"/>
+            <w:tcMar>
+              <w:top w:type="dxa" w:w="80"/>
+              <w:left w:type="dxa" w:w="120"/>
+              <w:bottom w:type="dxa" w:w="80"/>
+              <w:right w:type="dxa" w:w="120"/>
+            </w:tcMar>
+          </w:tcPr>
+          <w:p>
+            <w:pPr>
+              <w:spacing w:after="0" w:before="0"/>
+              <w:jc w:val="left"/>
+            </w:pPr>
+            <w:r>
+              <w:rPr>
+                <w:rFonts w:ascii="맑은 고딕" w:cs="맑은 고딕" w:eastAsia="맑은 고딕" w:hAnsi="맑은 고딕"/>
+                <w:sz w:val="18"/>
+                <w:szCs w:val="18"/>
+              </w:rPr>
+              <w:t xml:space="preserve">화점 특정, 좌표 설정</w:t>
+            </w:r>
+          </w:p>
+        </w:tc>
+      </w:tr>
+      <w:tr>
+        <w:trPr>
+          <w:tblHeader w:val="false"/>
+        </w:trPr>
+        <w:tc>
+          <w:tcPr>
+            <w:tcW w:type="dxa" w:w="700"/>
+            <w:tcMar>
+              <w:top w:type="dxa" w:w="80"/>
+              <w:left w:type="dxa" w:w="120"/>
+              <w:bottom w:type="dxa" w:w="80"/>
+              <w:right w:type="dxa" w:w="120"/>
+            </w:tcMar>
+          </w:tcPr>
+          <w:p>
+            <w:pPr>
+              <w:spacing w:after="0" w:before="0"/>
+              <w:jc w:val="left"/>
+            </w:pPr>
+            <w:r>
+              <w:rPr>
+                <w:rFonts w:ascii="맑은 고딕" w:cs="맑은 고딕" w:eastAsia="맑은 고딕" w:hAnsi="맑은 고딕"/>
+                <w:sz w:val="18"/>
+                <w:szCs w:val="18"/>
+              </w:rPr>
+              <w:t xml:space="preserve">☐</w:t>
+            </w:r>
+          </w:p>
+        </w:tc>
+        <w:tc>
+          <w:tcPr>
+            <w:tcW w:type="dxa" w:w="5300"/>
+            <w:tcMar>
+              <w:top w:type="dxa" w:w="80"/>
+              <w:left w:type="dxa" w:w="120"/>
+              <w:bottom w:type="dxa" w:w="80"/>
+              <w:right w:type="dxa" w:w="120"/>
+            </w:tcMar>
+          </w:tcPr>
+          <w:p>
+            <w:pPr>
+              <w:spacing w:after="0" w:before="0"/>
+              <w:jc w:val="left"/>
+            </w:pPr>
+            <w:r>
+              <w:rPr>
+                <w:rFonts w:ascii="맑은 고딕" w:cs="맑은 고딕" w:eastAsia="맑은 고딕" w:hAnsi="맑은 고딕"/>
+                <w:b/>
+                <w:bCs/>
+                <w:sz w:val="18"/>
+                <w:szCs w:val="18"/>
+              </w:rPr>
+              <w:t xml:space="preserve">작동 헤드 수</w:t>
+            </w:r>
+            <w:r>
+              <w:rPr>
+                <w:rFonts w:ascii="맑은 고딕" w:cs="맑은 고딕" w:eastAsia="맑은 고딕" w:hAnsi="맑은 고딕"/>
+                <w:sz w:val="18"/>
+                <w:szCs w:val="18"/>
+              </w:rPr>
+              <w:t xml:space="preserve">와 증가 추세</w:t>
+            </w:r>
+          </w:p>
+        </w:tc>
+        <w:tc>
+          <w:tcPr>
+            <w:tcW w:type="dxa" w:w="3000"/>
+            <w:tcMar>
+              <w:top w:type="dxa" w:w="80"/>
+              <w:left w:type="dxa" w:w="120"/>
+              <w:bottom w:type="dxa" w:w="80"/>
+              <w:right w:type="dxa" w:w="120"/>
+            </w:tcMar>
+          </w:tcPr>
+          <w:p>
+            <w:pPr>
+              <w:spacing w:after="0" w:before="0"/>
+              <w:jc w:val="left"/>
+            </w:pPr>
+            <w:r>
+              <w:rPr>
+                <w:rFonts w:ascii="맑은 고딕" w:cs="맑은 고딕" w:eastAsia="맑은 고딕" w:hAnsi="맑은 고딕"/>
+                <w:sz w:val="18"/>
+                <w:szCs w:val="18"/>
+              </w:rPr>
+              <w:t xml:space="preserve">스프링클러 상태 판정</w:t>
+            </w:r>
+          </w:p>
+        </w:tc>
+      </w:tr>
+      <w:tr>
+        <w:trPr>
+          <w:tblHeader w:val="false"/>
+        </w:trPr>
+        <w:tc>
+          <w:tcPr>
+            <w:tcW w:type="dxa" w:w="700"/>
+            <w:tcMar>
+              <w:top w:type="dxa" w:w="80"/>
+              <w:left w:type="dxa" w:w="120"/>
+              <w:bottom w:type="dxa" w:w="80"/>
+              <w:right w:type="dxa" w:w="120"/>
+            </w:tcMar>
+          </w:tcPr>
+          <w:p>
+            <w:pPr>
+              <w:spacing w:after="0" w:before="0"/>
+              <w:jc w:val="left"/>
+            </w:pPr>
+            <w:r>
+              <w:rPr>
+                <w:rFonts w:ascii="맑은 고딕" w:cs="맑은 고딕" w:eastAsia="맑은 고딕" w:hAnsi="맑은 고딕"/>
+                <w:sz w:val="18"/>
+                <w:szCs w:val="18"/>
+              </w:rPr>
+              <w:t xml:space="preserve">☐</w:t>
+            </w:r>
+          </w:p>
+        </w:tc>
+        <w:tc>
+          <w:tcPr>
+            <w:tcW w:type="dxa" w:w="5300"/>
+            <w:tcMar>
+              <w:top w:type="dxa" w:w="80"/>
+              <w:left w:type="dxa" w:w="120"/>
+              <w:bottom w:type="dxa" w:w="80"/>
+              <w:right w:type="dxa" w:w="120"/>
+            </w:tcMar>
+          </w:tcPr>
+          <w:p>
+            <w:pPr>
+              <w:spacing w:after="0" w:before="0"/>
+              <w:jc w:val="left"/>
+            </w:pPr>
+            <w:r>
+              <w:rPr>
+                <w:rFonts w:ascii="맑은 고딕" w:cs="맑은 고딕" w:eastAsia="맑은 고딕" w:hAnsi="맑은 고딕"/>
+                <w:b/>
+                <w:bCs/>
+                <w:sz w:val="18"/>
+                <w:szCs w:val="18"/>
+              </w:rPr>
+              <w:t xml:space="preserve">최초 감지 시각</w:t>
+            </w:r>
+            <w:r>
+              <w:rPr>
+                <w:rFonts w:ascii="맑은 고딕" w:cs="맑은 고딕" w:eastAsia="맑은 고딕" w:hAnsi="맑은 고딕"/>
+                <w:sz w:val="18"/>
+                <w:szCs w:val="18"/>
+              </w:rPr>
+              <w:t xml:space="preserve">과 유수검지장치 작동 시각</w:t>
+            </w:r>
+          </w:p>
+        </w:tc>
+        <w:tc>
+          <w:tcPr>
+            <w:tcW w:type="dxa" w:w="3000"/>
+            <w:tcMar>
+              <w:top w:type="dxa" w:w="80"/>
+              <w:left w:type="dxa" w:w="120"/>
+              <w:bottom w:type="dxa" w:w="80"/>
+              <w:right w:type="dxa" w:w="120"/>
+            </w:tcMar>
+          </w:tcPr>
+          <w:p>
+            <w:pPr>
+              <w:spacing w:after="0" w:before="0"/>
+              <w:jc w:val="left"/>
+            </w:pPr>
+            <w:r>
+              <w:rPr>
+                <w:rFonts w:ascii="맑은 고딕" w:cs="맑은 고딕" w:eastAsia="맑은 고딕" w:hAnsi="맑은 고딕"/>
+                <w:sz w:val="18"/>
+                <w:szCs w:val="18"/>
+              </w:rPr>
+              <w:t xml:space="preserve">화재 경과 추정</w:t>
+            </w:r>
+          </w:p>
+        </w:tc>
+      </w:tr>
+      <w:tr>
+        <w:trPr>
+          <w:tblHeader w:val="false"/>
+        </w:trPr>
+        <w:tc>
+          <w:tcPr>
+            <w:tcW w:type="dxa" w:w="700"/>
+            <w:tcMar>
+              <w:top w:type="dxa" w:w="80"/>
+              <w:left w:type="dxa" w:w="120"/>
+              <w:bottom w:type="dxa" w:w="80"/>
+              <w:right w:type="dxa" w:w="120"/>
+            </w:tcMar>
+          </w:tcPr>
+          <w:p>
+            <w:pPr>
+              <w:spacing w:after="0" w:before="0"/>
+              <w:jc w:val="left"/>
+            </w:pPr>
+            <w:r>
+              <w:rPr>
+                <w:rFonts w:ascii="맑은 고딕" w:cs="맑은 고딕" w:eastAsia="맑은 고딕" w:hAnsi="맑은 고딕"/>
+                <w:sz w:val="18"/>
+                <w:szCs w:val="18"/>
+              </w:rPr>
+              <w:t xml:space="preserve">☐</w:t>
+            </w:r>
+          </w:p>
+        </w:tc>
+        <w:tc>
+          <w:tcPr>
+            <w:tcW w:type="dxa" w:w="5300"/>
+            <w:tcMar>
+              <w:top w:type="dxa" w:w="80"/>
+              <w:left w:type="dxa" w:w="120"/>
+              <w:bottom w:type="dxa" w:w="80"/>
+              <w:right w:type="dxa" w:w="120"/>
+            </w:tcMar>
+          </w:tcPr>
+          <w:p>
+            <w:pPr>
+              <w:spacing w:after="0" w:before="0"/>
+              <w:jc w:val="left"/>
+            </w:pPr>
+            <w:r>
+              <w:rPr>
+                <w:rFonts w:ascii="맑은 고딕" w:cs="맑은 고딕" w:eastAsia="맑은 고딕" w:hAnsi="맑은 고딕"/>
+                <w:b/>
+                <w:bCs/>
+                <w:sz w:val="18"/>
+                <w:szCs w:val="18"/>
+              </w:rPr>
+              <w:t xml:space="preserve">경보 정지·복구 조작 이력</w:t>
+            </w:r>
+          </w:p>
+        </w:tc>
+        <w:tc>
+          <w:tcPr>
+            <w:tcW w:type="dxa" w:w="3000"/>
+            <w:tcMar>
+              <w:top w:type="dxa" w:w="80"/>
+              <w:left w:type="dxa" w:w="120"/>
+              <w:bottom w:type="dxa" w:w="80"/>
+              <w:right w:type="dxa" w:w="120"/>
+            </w:tcMar>
+          </w:tcPr>
+          <w:p>
+            <w:pPr>
+              <w:spacing w:after="0" w:before="0"/>
+              <w:jc w:val="left"/>
+            </w:pPr>
+            <w:r>
+              <w:rPr>
+                <w:rFonts w:ascii="맑은 고딕" w:cs="맑은 고딕" w:eastAsia="맑은 고딕" w:hAnsi="맑은 고딕"/>
+                <w:sz w:val="18"/>
+                <w:szCs w:val="18"/>
+              </w:rPr>
+              <w:t xml:space="preserve">설비 정지 여부, 조사 자료</w:t>
+            </w:r>
+          </w:p>
+        </w:tc>
+      </w:tr>
+      <w:tr>
+        <w:trPr>
+          <w:tblHeader w:val="false"/>
+        </w:trPr>
+        <w:tc>
+          <w:tcPr>
+            <w:tcW w:type="dxa" w:w="700"/>
+            <w:tcMar>
+              <w:top w:type="dxa" w:w="80"/>
+              <w:left w:type="dxa" w:w="120"/>
+              <w:bottom w:type="dxa" w:w="80"/>
+              <w:right w:type="dxa" w:w="120"/>
+            </w:tcMar>
+          </w:tcPr>
+          <w:p>
+            <w:pPr>
+              <w:spacing w:after="0" w:before="0"/>
+              <w:jc w:val="left"/>
+            </w:pPr>
+            <w:r>
+              <w:rPr>
+                <w:rFonts w:ascii="맑은 고딕" w:cs="맑은 고딕" w:eastAsia="맑은 고딕" w:hAnsi="맑은 고딕"/>
+                <w:sz w:val="18"/>
+                <w:szCs w:val="18"/>
+              </w:rPr>
+              <w:t xml:space="preserve">☐</w:t>
+            </w:r>
+          </w:p>
+        </w:tc>
+        <w:tc>
+          <w:tcPr>
+            <w:tcW w:type="dxa" w:w="5300"/>
+            <w:tcMar>
+              <w:top w:type="dxa" w:w="80"/>
+              <w:left w:type="dxa" w:w="120"/>
+              <w:bottom w:type="dxa" w:w="80"/>
+              <w:right w:type="dxa" w:w="120"/>
+            </w:tcMar>
+          </w:tcPr>
+          <w:p>
+            <w:pPr>
+              <w:spacing w:after="0" w:before="0"/>
+              <w:jc w:val="left"/>
+            </w:pPr>
+            <w:r>
+              <w:rPr>
+                <w:rFonts w:ascii="맑은 고딕" w:cs="맑은 고딕" w:eastAsia="맑은 고딕" w:hAnsi="맑은 고딕"/>
+                <w:b/>
+                <w:bCs/>
+                <w:sz w:val="18"/>
+                <w:szCs w:val="18"/>
+              </w:rPr>
+              <w:t xml:space="preserve">소화펌프 기동 상태</w:t>
+            </w:r>
+            <w:r>
+              <w:rPr>
+                <w:rFonts w:ascii="맑은 고딕" w:cs="맑은 고딕" w:eastAsia="맑은 고딕" w:hAnsi="맑은 고딕"/>
+                <w:sz w:val="18"/>
+                <w:szCs w:val="18"/>
+              </w:rPr>
+              <w:t xml:space="preserve">와 토출압</w:t>
+            </w:r>
+          </w:p>
+        </w:tc>
+        <w:tc>
+          <w:tcPr>
+            <w:tcW w:type="dxa" w:w="3000"/>
+            <w:tcMar>
+              <w:top w:type="dxa" w:w="80"/>
+              <w:left w:type="dxa" w:w="120"/>
+              <w:bottom w:type="dxa" w:w="80"/>
+              <w:right w:type="dxa" w:w="120"/>
+            </w:tcMar>
+          </w:tcPr>
+          <w:p>
+            <w:pPr>
+              <w:spacing w:after="0" w:before="0"/>
+              <w:jc w:val="left"/>
+            </w:pPr>
+            <w:r>
+              <w:rPr>
+                <w:rFonts w:ascii="맑은 고딕" w:cs="맑은 고딕" w:eastAsia="맑은 고딕" w:hAnsi="맑은 고딕"/>
+                <w:sz w:val="18"/>
+                <w:szCs w:val="18"/>
+              </w:rPr>
+              <w:t xml:space="preserve">설비 유효성</w:t>
+            </w:r>
+          </w:p>
+        </w:tc>
+      </w:tr>
+      <w:tr>
+        <w:trPr>
+          <w:tblHeader w:val="false"/>
+        </w:trPr>
+        <w:tc>
+          <w:tcPr>
+            <w:tcW w:type="dxa" w:w="700"/>
+            <w:tcMar>
+              <w:top w:type="dxa" w:w="80"/>
+              <w:left w:type="dxa" w:w="120"/>
+              <w:bottom w:type="dxa" w:w="80"/>
+              <w:right w:type="dxa" w:w="120"/>
+            </w:tcMar>
+          </w:tcPr>
+          <w:p>
+            <w:pPr>
+              <w:spacing w:after="0" w:before="0"/>
+              <w:jc w:val="left"/>
+            </w:pPr>
+            <w:r>
+              <w:rPr>
+                <w:rFonts w:ascii="맑은 고딕" w:cs="맑은 고딕" w:eastAsia="맑은 고딕" w:hAnsi="맑은 고딕"/>
+                <w:sz w:val="18"/>
+                <w:szCs w:val="18"/>
+              </w:rPr>
+              <w:t xml:space="preserve">☐</w:t>
+            </w:r>
+          </w:p>
+        </w:tc>
+        <w:tc>
+          <w:tcPr>
+            <w:tcW w:type="dxa" w:w="5300"/>
+            <w:tcMar>
+              <w:top w:type="dxa" w:w="80"/>
+              <w:left w:type="dxa" w:w="120"/>
+              <w:bottom w:type="dxa" w:w="80"/>
+              <w:right w:type="dxa" w:w="120"/>
+            </w:tcMar>
+          </w:tcPr>
+          <w:p>
+            <w:pPr>
+              <w:spacing w:after="0" w:before="0"/>
+              <w:jc w:val="left"/>
+            </w:pPr>
+            <w:r>
+              <w:rPr>
+                <w:rFonts w:ascii="맑은 고딕" w:cs="맑은 고딕" w:eastAsia="맑은 고딕" w:hAnsi="맑은 고딕"/>
+                <w:b/>
+                <w:bCs/>
+                <w:sz w:val="18"/>
+                <w:szCs w:val="18"/>
+              </w:rPr>
+              <w:t xml:space="preserve">소화수조 잔량</w:t>
+            </w:r>
+            <w:r>
+              <w:rPr>
+                <w:rFonts w:ascii="맑은 고딕" w:cs="맑은 고딕" w:eastAsia="맑은 고딕" w:hAnsi="맑은 고딕"/>
+                <w:sz w:val="18"/>
+                <w:szCs w:val="18"/>
+              </w:rPr>
+              <w:t xml:space="preserve">과 감소 속도</w:t>
+            </w:r>
+          </w:p>
+        </w:tc>
+        <w:tc>
+          <w:tcPr>
+            <w:tcW w:type="dxa" w:w="3000"/>
+            <w:tcMar>
+              <w:top w:type="dxa" w:w="80"/>
+              <w:left w:type="dxa" w:w="120"/>
+              <w:bottom w:type="dxa" w:w="80"/>
+              <w:right w:type="dxa" w:w="120"/>
+            </w:tcMar>
+          </w:tcPr>
+          <w:p>
+            <w:pPr>
+              <w:spacing w:after="0" w:before="0"/>
+              <w:jc w:val="left"/>
+            </w:pPr>
+            <w:r>
+              <w:rPr>
+                <w:rFonts w:ascii="맑은 고딕" w:cs="맑은 고딕" w:eastAsia="맑은 고딕" w:hAnsi="맑은 고딕"/>
+                <w:sz w:val="18"/>
+                <w:szCs w:val="18"/>
+              </w:rPr>
+              <w:t xml:space="preserve">급수 편성, 지속 가능 시간</w:t>
+            </w:r>
+          </w:p>
+        </w:tc>
+      </w:tr>
+      <w:tr>
+        <w:trPr>
+          <w:tblHeader w:val="false"/>
+        </w:trPr>
+        <w:tc>
+          <w:tcPr>
+            <w:tcW w:type="dxa" w:w="700"/>
+            <w:tcMar>
+              <w:top w:type="dxa" w:w="80"/>
+              <w:left w:type="dxa" w:w="120"/>
+              <w:bottom w:type="dxa" w:w="80"/>
+              <w:right w:type="dxa" w:w="120"/>
+            </w:tcMar>
+          </w:tcPr>
+          <w:p>
+            <w:pPr>
+              <w:spacing w:after="0" w:before="0"/>
+              <w:jc w:val="left"/>
+            </w:pPr>
+            <w:r>
+              <w:rPr>
+                <w:rFonts w:ascii="맑은 고딕" w:cs="맑은 고딕" w:eastAsia="맑은 고딕" w:hAnsi="맑은 고딕"/>
+                <w:sz w:val="18"/>
+                <w:szCs w:val="18"/>
+              </w:rPr>
+              <w:t xml:space="preserve">☐</w:t>
+            </w:r>
+          </w:p>
+        </w:tc>
+        <w:tc>
+          <w:tcPr>
+            <w:tcW w:type="dxa" w:w="5300"/>
+            <w:tcMar>
+              <w:top w:type="dxa" w:w="80"/>
+              <w:left w:type="dxa" w:w="120"/>
+              <w:bottom w:type="dxa" w:w="80"/>
+              <w:right w:type="dxa" w:w="120"/>
+            </w:tcMar>
+          </w:tcPr>
+          <w:p>
+            <w:pPr>
+              <w:spacing w:after="0" w:before="0"/>
+              <w:jc w:val="left"/>
+            </w:pPr>
+            <w:r>
+              <w:rPr>
+                <w:rFonts w:ascii="맑은 고딕" w:cs="맑은 고딕" w:eastAsia="맑은 고딕" w:hAnsi="맑은 고딕"/>
+                <w:b/>
+                <w:bCs/>
+                <w:sz w:val="18"/>
+                <w:szCs w:val="18"/>
+              </w:rPr>
+              <w:t xml:space="preserve">제어밸브 개폐 표시</w:t>
+            </w:r>
+            <w:r>
+              <w:rPr>
+                <w:rFonts w:ascii="맑은 고딕" w:cs="맑은 고딕" w:eastAsia="맑은 고딕" w:hAnsi="맑은 고딕"/>
+                <w:sz w:val="18"/>
+                <w:szCs w:val="18"/>
+              </w:rPr>
+              <w:t xml:space="preserve"> 전 계통</w:t>
+            </w:r>
+          </w:p>
+        </w:tc>
+        <w:tc>
+          <w:tcPr>
+            <w:tcW w:type="dxa" w:w="3000"/>
+            <w:tcMar>
+              <w:top w:type="dxa" w:w="80"/>
+              <w:left w:type="dxa" w:w="120"/>
+              <w:bottom w:type="dxa" w:w="80"/>
+              <w:right w:type="dxa" w:w="120"/>
+            </w:tcMar>
+          </w:tcPr>
+          <w:p>
+            <w:pPr>
+              <w:spacing w:after="0" w:before="0"/>
+              <w:jc w:val="left"/>
+            </w:pPr>
+            <w:r>
+              <w:rPr>
+                <w:rFonts w:ascii="맑은 고딕" w:cs="맑은 고딕" w:eastAsia="맑은 고딕" w:hAnsi="맑은 고딕"/>
+                <w:sz w:val="18"/>
+                <w:szCs w:val="18"/>
+              </w:rPr>
+              <w:t xml:space="preserve">설비 정지 구역 확인</w:t>
+            </w:r>
+          </w:p>
+        </w:tc>
+      </w:tr>
+      <w:tr>
+        <w:trPr>
+          <w:tblHeader w:val="false"/>
+        </w:trPr>
+        <w:tc>
+          <w:tcPr>
+            <w:tcW w:type="dxa" w:w="700"/>
+            <w:tcMar>
+              <w:top w:type="dxa" w:w="80"/>
+              <w:left w:type="dxa" w:w="120"/>
+              <w:bottom w:type="dxa" w:w="80"/>
+              <w:right w:type="dxa" w:w="120"/>
+            </w:tcMar>
+          </w:tcPr>
+          <w:p>
+            <w:pPr>
+              <w:spacing w:after="0" w:before="0"/>
+              <w:jc w:val="left"/>
+            </w:pPr>
+            <w:r>
+              <w:rPr>
+                <w:rFonts w:ascii="맑은 고딕" w:cs="맑은 고딕" w:eastAsia="맑은 고딕" w:hAnsi="맑은 고딕"/>
+                <w:sz w:val="18"/>
+                <w:szCs w:val="18"/>
+              </w:rPr>
+              <w:t xml:space="preserve">☐</w:t>
+            </w:r>
+          </w:p>
+        </w:tc>
+        <w:tc>
+          <w:tcPr>
+            <w:tcW w:type="dxa" w:w="5300"/>
+            <w:tcMar>
+              <w:top w:type="dxa" w:w="80"/>
+              <w:left w:type="dxa" w:w="120"/>
+              <w:bottom w:type="dxa" w:w="80"/>
+              <w:right w:type="dxa" w:w="120"/>
+            </w:tcMar>
+          </w:tcPr>
+          <w:p>
+            <w:pPr>
+              <w:spacing w:after="0" w:before="0"/>
+              <w:jc w:val="left"/>
+            </w:pPr>
+            <w:r>
+              <w:rPr>
+                <w:rFonts w:ascii="맑은 고딕" w:cs="맑은 고딕" w:eastAsia="맑은 고딕" w:hAnsi="맑은 고딕"/>
+                <w:b/>
+                <w:bCs/>
+                <w:sz w:val="18"/>
+                <w:szCs w:val="18"/>
+              </w:rPr>
+              <w:t xml:space="preserve">방화셔터 하강 표시</w:t>
+            </w:r>
+          </w:p>
+        </w:tc>
+        <w:tc>
+          <w:tcPr>
+            <w:tcW w:type="dxa" w:w="3000"/>
+            <w:tcMar>
+              <w:top w:type="dxa" w:w="80"/>
+              <w:left w:type="dxa" w:w="120"/>
+              <w:bottom w:type="dxa" w:w="80"/>
+              <w:right w:type="dxa" w:w="120"/>
+            </w:tcMar>
+          </w:tcPr>
+          <w:p>
+            <w:pPr>
+              <w:spacing w:after="0" w:before="0"/>
+              <w:jc w:val="left"/>
+            </w:pPr>
+            <w:r>
+              <w:rPr>
+                <w:rFonts w:ascii="맑은 고딕" w:cs="맑은 고딕" w:eastAsia="맑은 고딕" w:hAnsi="맑은 고딕"/>
+                <w:sz w:val="18"/>
+                <w:szCs w:val="18"/>
+              </w:rPr>
+              <w:t xml:space="preserve">방어선 설정</w:t>
+            </w:r>
+          </w:p>
+        </w:tc>
+      </w:tr>
+      <w:tr>
+        <w:trPr>
+          <w:tblHeader w:val="false"/>
+        </w:trPr>
+        <w:tc>
+          <w:tcPr>
+            <w:tcW w:type="dxa" w:w="700"/>
+            <w:tcMar>
+              <w:top w:type="dxa" w:w="80"/>
+              <w:left w:type="dxa" w:w="120"/>
+              <w:bottom w:type="dxa" w:w="80"/>
+              <w:right w:type="dxa" w:w="120"/>
+            </w:tcMar>
+          </w:tcPr>
+          <w:p>
+            <w:pPr>
+              <w:spacing w:after="0" w:before="0"/>
+              <w:jc w:val="left"/>
+            </w:pPr>
+            <w:r>
+              <w:rPr>
+                <w:rFonts w:ascii="맑은 고딕" w:cs="맑은 고딕" w:eastAsia="맑은 고딕" w:hAnsi="맑은 고딕"/>
+                <w:sz w:val="18"/>
+                <w:szCs w:val="18"/>
+              </w:rPr>
+              <w:t xml:space="preserve">☐</w:t>
+            </w:r>
+          </w:p>
+        </w:tc>
+        <w:tc>
+          <w:tcPr>
+            <w:tcW w:type="dxa" w:w="5300"/>
+            <w:tcMar>
+              <w:top w:type="dxa" w:w="80"/>
+              <w:left w:type="dxa" w:w="120"/>
+              <w:bottom w:type="dxa" w:w="80"/>
+              <w:right w:type="dxa" w:w="120"/>
+            </w:tcMar>
+          </w:tcPr>
+          <w:p>
+            <w:pPr>
+              <w:spacing w:after="0" w:before="0"/>
+              <w:jc w:val="left"/>
+            </w:pPr>
+            <w:r>
+              <w:rPr>
+                <w:rFonts w:ascii="맑은 고딕" w:cs="맑은 고딕" w:eastAsia="맑은 고딕" w:hAnsi="맑은 고딕"/>
+                <w:b/>
+                <w:bCs/>
+                <w:sz w:val="18"/>
+                <w:szCs w:val="18"/>
+              </w:rPr>
+              <w:t xml:space="preserve">제연·배연창 작동 표시</w:t>
+            </w:r>
+          </w:p>
+        </w:tc>
+        <w:tc>
+          <w:tcPr>
+            <w:tcW w:type="dxa" w:w="3000"/>
+            <w:tcMar>
+              <w:top w:type="dxa" w:w="80"/>
+              <w:left w:type="dxa" w:w="120"/>
+              <w:bottom w:type="dxa" w:w="80"/>
+              <w:right w:type="dxa" w:w="120"/>
+            </w:tcMar>
+          </w:tcPr>
+          <w:p>
+            <w:pPr>
+              <w:spacing w:after="0" w:before="0"/>
+              <w:jc w:val="left"/>
+            </w:pPr>
+            <w:r>
+              <w:rPr>
+                <w:rFonts w:ascii="맑은 고딕" w:cs="맑은 고딕" w:eastAsia="맑은 고딕" w:hAnsi="맑은 고딕"/>
+                <w:sz w:val="18"/>
+                <w:szCs w:val="18"/>
+              </w:rPr>
+              <w:t xml:space="preserve">배연 판단</w:t>
+            </w:r>
+          </w:p>
+        </w:tc>
+      </w:tr>
+      <w:tr>
+        <w:trPr>
+          <w:tblHeader w:val="false"/>
+        </w:trPr>
+        <w:tc>
+          <w:tcPr>
+            <w:tcW w:type="dxa" w:w="700"/>
+            <w:tcMar>
+              <w:top w:type="dxa" w:w="80"/>
+              <w:left w:type="dxa" w:w="120"/>
+              <w:bottom w:type="dxa" w:w="80"/>
+              <w:right w:type="dxa" w:w="120"/>
+            </w:tcMar>
+          </w:tcPr>
+          <w:p>
+            <w:pPr>
+              <w:spacing w:after="0" w:before="0"/>
+              <w:jc w:val="left"/>
+            </w:pPr>
+            <w:r>
+              <w:rPr>
+                <w:rFonts w:ascii="맑은 고딕" w:cs="맑은 고딕" w:eastAsia="맑은 고딕" w:hAnsi="맑은 고딕"/>
+                <w:sz w:val="18"/>
+                <w:szCs w:val="18"/>
+              </w:rPr>
+              <w:t xml:space="preserve">☐</w:t>
+            </w:r>
+          </w:p>
+        </w:tc>
+        <w:tc>
+          <w:tcPr>
+            <w:tcW w:type="dxa" w:w="5300"/>
+            <w:tcMar>
+              <w:top w:type="dxa" w:w="80"/>
+              <w:left w:type="dxa" w:w="120"/>
+              <w:bottom w:type="dxa" w:w="80"/>
+              <w:right w:type="dxa" w:w="120"/>
+            </w:tcMar>
+          </w:tcPr>
+          <w:p>
+            <w:pPr>
+              <w:spacing w:after="0" w:before="0"/>
+              <w:jc w:val="left"/>
+            </w:pPr>
+            <w:r>
+              <w:rPr>
+                <w:rFonts w:ascii="맑은 고딕" w:cs="맑은 고딕" w:eastAsia="맑은 고딕" w:hAnsi="맑은 고딕"/>
+                <w:b/>
+                <w:bCs/>
+                <w:sz w:val="18"/>
+                <w:szCs w:val="18"/>
+              </w:rPr>
+              <w:t xml:space="preserve">무선통신보조설비</w:t>
+            </w:r>
+            <w:r>
+              <w:rPr>
+                <w:rFonts w:ascii="맑은 고딕" w:cs="맑은 고딕" w:eastAsia="맑은 고딕" w:hAnsi="맑은 고딕"/>
+                <w:sz w:val="18"/>
+                <w:szCs w:val="18"/>
+              </w:rPr>
+              <w:t xml:space="preserve"> 작동 여부(지하층)</w:t>
+            </w:r>
+          </w:p>
+        </w:tc>
+        <w:tc>
+          <w:tcPr>
+            <w:tcW w:type="dxa" w:w="3000"/>
+            <w:tcMar>
+              <w:top w:type="dxa" w:w="80"/>
+              <w:left w:type="dxa" w:w="120"/>
+              <w:bottom w:type="dxa" w:w="80"/>
+              <w:right w:type="dxa" w:w="120"/>
+            </w:tcMar>
+          </w:tcPr>
+          <w:p>
+            <w:pPr>
+              <w:spacing w:after="0" w:before="0"/>
+              <w:jc w:val="left"/>
+            </w:pPr>
+            <w:r>
+              <w:rPr>
+                <w:rFonts w:ascii="맑은 고딕" w:cs="맑은 고딕" w:eastAsia="맑은 고딕" w:hAnsi="맑은 고딕"/>
+                <w:sz w:val="18"/>
+                <w:szCs w:val="18"/>
+              </w:rPr>
+              <w:t xml:space="preserve">통신 계획</w:t>
+            </w:r>
+          </w:p>
+        </w:tc>
+      </w:tr>
+      <w:tr>
+        <w:trPr>
+          <w:tblHeader w:val="false"/>
+        </w:trPr>
+        <w:tc>
+          <w:tcPr>
+            <w:tcW w:type="dxa" w:w="700"/>
+            <w:tcMar>
+              <w:top w:type="dxa" w:w="80"/>
+              <w:left w:type="dxa" w:w="120"/>
+              <w:bottom w:type="dxa" w:w="80"/>
+              <w:right w:type="dxa" w:w="120"/>
+            </w:tcMar>
+          </w:tcPr>
+          <w:p>
+            <w:pPr>
+              <w:spacing w:after="0" w:before="0"/>
+              <w:jc w:val="left"/>
+            </w:pPr>
+            <w:r>
+              <w:rPr>
+                <w:rFonts w:ascii="맑은 고딕" w:cs="맑은 고딕" w:eastAsia="맑은 고딕" w:hAnsi="맑은 고딕"/>
+                <w:sz w:val="18"/>
+                <w:szCs w:val="18"/>
+              </w:rPr>
+              <w:t xml:space="preserve">☐</w:t>
+            </w:r>
+          </w:p>
+        </w:tc>
+        <w:tc>
+          <w:tcPr>
+            <w:tcW w:type="dxa" w:w="5300"/>
+            <w:tcMar>
+              <w:top w:type="dxa" w:w="80"/>
+              <w:left w:type="dxa" w:w="120"/>
+              <w:bottom w:type="dxa" w:w="80"/>
+              <w:right w:type="dxa" w:w="120"/>
+            </w:tcMar>
+          </w:tcPr>
+          <w:p>
+            <w:pPr>
+              <w:spacing w:after="0" w:before="0"/>
+              <w:jc w:val="left"/>
+            </w:pPr>
+            <w:r>
+              <w:rPr>
+                <w:rFonts w:ascii="맑은 고딕" w:cs="맑은 고딕" w:eastAsia="맑은 고딕" w:hAnsi="맑은 고딕"/>
+                <w:b/>
+                <w:bCs/>
+                <w:sz w:val="18"/>
+                <w:szCs w:val="18"/>
+              </w:rPr>
+              <w:t xml:space="preserve">재실자 인원점검 결과</w:t>
+            </w:r>
+            <w:r>
+              <w:rPr>
+                <w:rFonts w:ascii="맑은 고딕" w:cs="맑은 고딕" w:eastAsia="맑은 고딕" w:hAnsi="맑은 고딕"/>
+                <w:sz w:val="18"/>
+                <w:szCs w:val="18"/>
+              </w:rPr>
+              <w:t xml:space="preserve">(관계인 명부)</w:t>
+            </w:r>
+          </w:p>
+        </w:tc>
+        <w:tc>
+          <w:tcPr>
+            <w:tcW w:type="dxa" w:w="3000"/>
+            <w:tcMar>
+              <w:top w:type="dxa" w:w="80"/>
+              <w:left w:type="dxa" w:w="120"/>
+              <w:bottom w:type="dxa" w:w="80"/>
+              <w:right w:type="dxa" w:w="120"/>
+            </w:tcMar>
+          </w:tcPr>
+          <w:p>
+            <w:pPr>
+              <w:spacing w:after="0" w:before="0"/>
+              <w:jc w:val="left"/>
+            </w:pPr>
+            <w:r>
+              <w:rPr>
+                <w:rFonts w:ascii="맑은 고딕" w:cs="맑은 고딕" w:eastAsia="맑은 고딕" w:hAnsi="맑은 고딕"/>
+                <w:sz w:val="18"/>
+                <w:szCs w:val="18"/>
+              </w:rPr>
+              <w:t xml:space="preserve">인명검색 개시 판단</w:t>
+            </w:r>
+          </w:p>
+        </w:tc>
+      </w:tr>
+      <w:tr>
+        <w:trPr>
+          <w:tblHeader w:val="false"/>
+        </w:trPr>
+        <w:tc>
+          <w:tcPr>
+            <w:tcW w:type="dxa" w:w="700"/>
+            <w:tcMar>
+              <w:top w:type="dxa" w:w="80"/>
+              <w:left w:type="dxa" w:w="120"/>
+              <w:bottom w:type="dxa" w:w="80"/>
+              <w:right w:type="dxa" w:w="120"/>
+            </w:tcMar>
+          </w:tcPr>
+          <w:p>
+            <w:pPr>
+              <w:spacing w:after="0" w:before="0"/>
+              <w:jc w:val="left"/>
+            </w:pPr>
+            <w:r>
+              <w:rPr>
+                <w:rFonts w:ascii="맑은 고딕" w:cs="맑은 고딕" w:eastAsia="맑은 고딕" w:hAnsi="맑은 고딕"/>
+                <w:sz w:val="18"/>
+                <w:szCs w:val="18"/>
+              </w:rPr>
+              <w:t xml:space="preserve">☐</w:t>
+            </w:r>
+          </w:p>
+        </w:tc>
+        <w:tc>
+          <w:tcPr>
+            <w:tcW w:type="dxa" w:w="5300"/>
+            <w:tcMar>
+              <w:top w:type="dxa" w:w="80"/>
+              <w:left w:type="dxa" w:w="120"/>
+              <w:bottom w:type="dxa" w:w="80"/>
+              <w:right w:type="dxa" w:w="120"/>
+            </w:tcMar>
+          </w:tcPr>
+          <w:p>
+            <w:pPr>
+              <w:spacing w:after="0" w:before="0"/>
+              <w:jc w:val="left"/>
+            </w:pPr>
+            <w:r>
+              <w:rPr>
+                <w:rFonts w:ascii="맑은 고딕" w:cs="맑은 고딕" w:eastAsia="맑은 고딕" w:hAnsi="맑은 고딕"/>
+                <w:b/>
+                <w:bCs/>
+                <w:sz w:val="18"/>
+                <w:szCs w:val="18"/>
+              </w:rPr>
+              <w:t xml:space="preserve">소방계획서와 도면</w:t>
+            </w:r>
+            <w:r>
+              <w:rPr>
+                <w:rFonts w:ascii="맑은 고딕" w:cs="맑은 고딕" w:eastAsia="맑은 고딕" w:hAnsi="맑은 고딕"/>
+                <w:sz w:val="18"/>
+                <w:szCs w:val="18"/>
+              </w:rPr>
+              <w:t xml:space="preserve"> 확보</w:t>
+            </w:r>
+          </w:p>
+        </w:tc>
+        <w:tc>
+          <w:tcPr>
+            <w:tcW w:type="dxa" w:w="3000"/>
+            <w:tcMar>
+              <w:top w:type="dxa" w:w="80"/>
+              <w:left w:type="dxa" w:w="120"/>
+              <w:bottom w:type="dxa" w:w="80"/>
+              <w:right w:type="dxa" w:w="120"/>
+            </w:tcMar>
+          </w:tcPr>
+          <w:p>
+            <w:pPr>
+              <w:spacing w:after="0" w:before="0"/>
+              <w:jc w:val="left"/>
+            </w:pPr>
+            <w:r>
+              <w:rPr>
+                <w:rFonts w:ascii="맑은 고딕" w:cs="맑은 고딕" w:eastAsia="맑은 고딕" w:hAnsi="맑은 고딕"/>
+                <w:sz w:val="18"/>
+                <w:szCs w:val="18"/>
+              </w:rPr>
+              <w:t xml:space="preserve">전 항목</w:t>
+            </w:r>
+          </w:p>
+        </w:tc>
+      </w:tr>
+    </w:tbl>
+    <w:p>
+      <w:pPr>
+        <w:spacing w:after="120"/>
+        <w:jc w:val="both"/>
+      </w:pPr>
+      <w:r>
+        <w:rPr>
+          <w:rFonts w:ascii="맑은 고딕" w:cs="맑은 고딕" w:eastAsia="맑은 고딕" w:hAnsi="맑은 고딕"/>
+          <w:sz w:val="20"/>
+          <w:szCs w:val="20"/>
+        </w:rPr>
+        <w:t xml:space="preserve"> </w:t>
+      </w:r>
+    </w:p>
+    <w:p>
+      <w:pPr>
+        <w:spacing w:after="40" w:before="0"/>
+        <w:ind w:left="280" w:hanging="200"/>
+      </w:pPr>
+      <w:r>
+        <w:rPr>
+          <w:rFonts w:ascii="맑은 고딕" w:cs="맑은 고딕" w:eastAsia="맑은 고딕" w:hAnsi="맑은 고딕"/>
+          <w:sz w:val="20"/>
+          <w:szCs w:val="20"/>
+        </w:rPr>
+        <w:t xml:space="preserve">▪읽는 사람은 설비를 아는 대원으로 지정한다. 화재표시와 밸브 개폐 표시를 구분하지 못하면 판정이 뒤집힌다</w:t>
+      </w:r>
+    </w:p>
+    <w:p>
+      <w:pPr>
+        <w:spacing w:after="40" w:before="0"/>
+        <w:ind w:left="280" w:hanging="200"/>
+      </w:pPr>
+      <w:r>
+        <w:rPr>
+          <w:rFonts w:ascii="맑은 고딕" w:cs="맑은 고딕" w:eastAsia="맑은 고딕" w:hAnsi="맑은 고딕"/>
+          <w:sz w:val="20"/>
+          <w:szCs w:val="20"/>
+        </w:rPr>
+        <w:t xml:space="preserve">▪한 번 읽고 끝내지 않는다. 헤드 수와 수조 잔량은 5분 간격으로 다시 읽어 추세를 본다</w:t>
+      </w:r>
+    </w:p>
+    <w:p>
+      <w:pPr>
+        <w:spacing w:after="40" w:before="0"/>
+        <w:ind w:left="280" w:hanging="200"/>
+      </w:pPr>
+      <w:r>
+        <w:rPr>
+          <w:rFonts w:ascii="맑은 고딕" w:cs="맑은 고딕" w:eastAsia="맑은 고딕" w:hAnsi="맑은 고딕"/>
+          <w:sz w:val="20"/>
+          <w:szCs w:val="20"/>
+        </w:rPr>
+        <w:t xml:space="preserve">▪읽은 값을 지휘부 상황도에 그대로 옮긴다. 방재실에만 남은 정보는 없는 정보와 같다</w:t>
       </w:r>
     </w:p>
     <w:sectPr>

--- a/제3절_공격·방어전술_운용_개정본.docx
+++ b/제3절_공격·방어전술_운용_개정본.docx
@@ -37133,7760 +37133,6 @@
           <w:szCs w:val="20"/>
         </w:rPr>
         <w:t xml:space="preserve">▪사전대응계획의 부족했던 항목은 그 시설 계획서에 즉시 반영한다</w:t>
-      </w:r>
-    </w:p>
-    <w:p>
-      <w:pPr>
-        <w:pStyle w:val="Heading1"/>
-        <w:pageBreakBefore/>
-        <w:spacing w:after="200" w:before="480"/>
-      </w:pPr>
-      <w:r>
-        <w:rPr>
-          <w:rFonts w:ascii="맑은 고딕" w:cs="맑은 고딕" w:eastAsia="맑은 고딕" w:hAnsi="맑은 고딕"/>
-          <w:b/>
-          <w:bCs/>
-          <w:color w:val="1F3864"/>
-          <w:sz w:val="32"/>
-          <w:szCs w:val="32"/>
-        </w:rPr>
-        <w:t xml:space="preserve">부록. 대형 물류창고의 소방시설</w:t>
-      </w:r>
-    </w:p>
-    <w:p>
-      <w:pPr>
-        <w:spacing w:after="120"/>
-        <w:jc w:val="both"/>
-      </w:pPr>
-      <w:r>
-        <w:rPr>
-          <w:rFonts w:ascii="맑은 고딕" w:cs="맑은 고딕" w:eastAsia="맑은 고딕" w:hAnsi="맑은 고딕"/>
-          <w:sz w:val="20"/>
-          <w:szCs w:val="20"/>
-        </w:rPr>
-        <w:t xml:space="preserve">이 부록은 </w:t>
-      </w:r>
-      <w:r>
-        <w:rPr>
-          <w:rFonts w:ascii="맑은 고딕" w:cs="맑은 고딕" w:eastAsia="맑은 고딕" w:hAnsi="맑은 고딕"/>
-          <w:b/>
-          <w:bCs/>
-          <w:sz w:val="20"/>
-          <w:szCs w:val="20"/>
-        </w:rPr>
-        <w:t xml:space="preserve">1급·특급 소방안전관리대상물에 해당하는 물류창고</w:t>
-      </w:r>
-      <w:r>
-        <w:rPr>
-          <w:rFonts w:ascii="맑은 고딕" w:cs="맑은 고딕" w:eastAsia="맑은 고딕" w:hAnsi="맑은 고딕"/>
-          <w:sz w:val="20"/>
-          <w:szCs w:val="20"/>
-        </w:rPr>
-        <w:t xml:space="preserve">를 대상으로 한다. 각 설비를 설계 관점이 아니라 소방대가 현장에서 쓰는 관점으로 정리했다. 카드마다 근거·위치·판독과 활용, 그리고 그 설비가 실제 사고에서 무력화된 방식을 함께 적었다.</w:t>
-      </w:r>
-    </w:p>
-    <w:p>
-      <w:pPr>
-        <w:pStyle w:val="Heading2"/>
-        <w:spacing w:after="140" w:before="380"/>
-      </w:pPr>
-      <w:r>
-        <w:rPr>
-          <w:rFonts w:ascii="맑은 고딕" w:cs="맑은 고딕" w:eastAsia="맑은 고딕" w:hAnsi="맑은 고딕"/>
-          <w:b/>
-          <w:bCs/>
-          <w:sz w:val="26"/>
-          <w:szCs w:val="26"/>
-        </w:rPr>
-        <w:t xml:space="preserve">1. 등급 판정과 등급으로 알 수 있는 것</w:t>
-      </w:r>
-    </w:p>
-    <w:tbl>
-      <w:tblPr>
-        <w:tblW w:type="dxa" w:w="9000"/>
-        <w:tblBorders>
-          <w:top w:val="single" w:color="auto" w:sz="4"/>
-          <w:left w:val="single" w:color="auto" w:sz="4"/>
-          <w:bottom w:val="single" w:color="auto" w:sz="4"/>
-          <w:right w:val="single" w:color="auto" w:sz="4"/>
-          <w:insideH w:val="single" w:color="auto" w:sz="4"/>
-          <w:insideV w:val="single" w:color="auto" w:sz="4"/>
-        </w:tblBorders>
-      </w:tblPr>
-      <w:tblGrid>
-        <w:gridCol w:w="1200"/>
-        <w:gridCol w:w="4900"/>
-        <w:gridCol w:w="2900"/>
-      </w:tblGrid>
-      <w:tr>
-        <w:trPr>
-          <w:tblHeader/>
-        </w:trPr>
-        <w:tc>
-          <w:tcPr>
-            <w:tcW w:type="dxa" w:w="1200"/>
-            <w:shd w:fill="E8E8E8" w:val="clear"/>
-            <w:tcMar>
-              <w:top w:type="dxa" w:w="80"/>
-              <w:left w:type="dxa" w:w="120"/>
-              <w:bottom w:type="dxa" w:w="80"/>
-              <w:right w:type="dxa" w:w="120"/>
-            </w:tcMar>
-          </w:tcPr>
-          <w:p>
-            <w:pPr>
-              <w:spacing w:after="0" w:before="0"/>
-              <w:jc w:val="center"/>
-            </w:pPr>
-            <w:r>
-              <w:rPr>
-                <w:rFonts w:ascii="맑은 고딕" w:cs="맑은 고딕" w:eastAsia="맑은 고딕" w:hAnsi="맑은 고딕"/>
-                <w:b/>
-                <w:bCs/>
-                <w:sz w:val="18"/>
-                <w:szCs w:val="18"/>
-              </w:rPr>
-              <w:t xml:space="preserve">등급</w:t>
-            </w:r>
-          </w:p>
-        </w:tc>
-        <w:tc>
-          <w:tcPr>
-            <w:tcW w:type="dxa" w:w="4900"/>
-            <w:shd w:fill="E8E8E8" w:val="clear"/>
-            <w:tcMar>
-              <w:top w:type="dxa" w:w="80"/>
-              <w:left w:type="dxa" w:w="120"/>
-              <w:bottom w:type="dxa" w:w="80"/>
-              <w:right w:type="dxa" w:w="120"/>
-            </w:tcMar>
-          </w:tcPr>
-          <w:p>
-            <w:pPr>
-              <w:spacing w:after="0" w:before="0"/>
-              <w:jc w:val="center"/>
-            </w:pPr>
-            <w:r>
-              <w:rPr>
-                <w:rFonts w:ascii="맑은 고딕" w:cs="맑은 고딕" w:eastAsia="맑은 고딕" w:hAnsi="맑은 고딕"/>
-                <w:b/>
-                <w:bCs/>
-                <w:sz w:val="18"/>
-                <w:szCs w:val="18"/>
-              </w:rPr>
-              <w:t xml:space="preserve">해당 요건 (아파트 제외)</w:t>
-            </w:r>
-          </w:p>
-        </w:tc>
-        <w:tc>
-          <w:tcPr>
-            <w:tcW w:type="dxa" w:w="2900"/>
-            <w:shd w:fill="E8E8E8" w:val="clear"/>
-            <w:tcMar>
-              <w:top w:type="dxa" w:w="80"/>
-              <w:left w:type="dxa" w:w="120"/>
-              <w:bottom w:type="dxa" w:w="80"/>
-              <w:right w:type="dxa" w:w="120"/>
-            </w:tcMar>
-          </w:tcPr>
-          <w:p>
-            <w:pPr>
-              <w:spacing w:after="0" w:before="0"/>
-              <w:jc w:val="center"/>
-            </w:pPr>
-            <w:r>
-              <w:rPr>
-                <w:rFonts w:ascii="맑은 고딕" w:cs="맑은 고딕" w:eastAsia="맑은 고딕" w:hAnsi="맑은 고딕"/>
-                <w:b/>
-                <w:bCs/>
-                <w:sz w:val="18"/>
-                <w:szCs w:val="18"/>
-              </w:rPr>
-              <w:t xml:space="preserve">물류창고 해당 예</w:t>
-            </w:r>
-          </w:p>
-        </w:tc>
-      </w:tr>
-      <w:tr>
-        <w:trPr>
-          <w:tblHeader w:val="false"/>
-        </w:trPr>
-        <w:tc>
-          <w:tcPr>
-            <w:tcW w:type="dxa" w:w="1200"/>
-            <w:tcMar>
-              <w:top w:type="dxa" w:w="80"/>
-              <w:left w:type="dxa" w:w="120"/>
-              <w:bottom w:type="dxa" w:w="80"/>
-              <w:right w:type="dxa" w:w="120"/>
-            </w:tcMar>
-          </w:tcPr>
-          <w:p>
-            <w:pPr>
-              <w:spacing w:after="0" w:before="0"/>
-              <w:jc w:val="left"/>
-            </w:pPr>
-            <w:r>
-              <w:rPr>
-                <w:rFonts w:ascii="맑은 고딕" w:cs="맑은 고딕" w:eastAsia="맑은 고딕" w:hAnsi="맑은 고딕"/>
-                <w:sz w:val="18"/>
-                <w:szCs w:val="18"/>
-              </w:rPr>
-              <w:t xml:space="preserve">특급</w:t>
-            </w:r>
-          </w:p>
-        </w:tc>
-        <w:tc>
-          <w:tcPr>
-            <w:tcW w:type="dxa" w:w="4900"/>
-            <w:tcMar>
-              <w:top w:type="dxa" w:w="80"/>
-              <w:left w:type="dxa" w:w="120"/>
-              <w:bottom w:type="dxa" w:w="80"/>
-              <w:right w:type="dxa" w:w="120"/>
-            </w:tcMar>
-          </w:tcPr>
-          <w:p>
-            <w:pPr>
-              <w:spacing w:after="0" w:before="0"/>
-              <w:jc w:val="left"/>
-            </w:pPr>
-            <w:r>
-              <w:rPr>
-                <w:rFonts w:ascii="맑은 고딕" w:cs="맑은 고딕" w:eastAsia="맑은 고딕" w:hAnsi="맑은 고딕"/>
-                <w:sz w:val="18"/>
-                <w:szCs w:val="18"/>
-              </w:rPr>
-              <w:t xml:space="preserve">연면적 </w:t>
-            </w:r>
-            <w:r>
-              <w:rPr>
-                <w:rFonts w:ascii="맑은 고딕" w:cs="맑은 고딕" w:eastAsia="맑은 고딕" w:hAnsi="맑은 고딕"/>
-                <w:b/>
-                <w:bCs/>
-                <w:sz w:val="18"/>
-                <w:szCs w:val="18"/>
-              </w:rPr>
-              <w:t xml:space="preserve">10만㎡ 이상</w:t>
-            </w:r>
-          </w:p>
-          <w:p>
-            <w:pPr>
-              <w:spacing w:after="0" w:before="0"/>
-              <w:jc w:val="left"/>
-            </w:pPr>
-            <w:r>
-              <w:rPr>
-                <w:rFonts w:ascii="맑은 고딕" w:cs="맑은 고딕" w:eastAsia="맑은 고딕" w:hAnsi="맑은 고딕"/>
-                <w:sz w:val="18"/>
-                <w:szCs w:val="18"/>
-              </w:rPr>
-              <w:t xml:space="preserve">30층 이상(지하층 포함) 또는 높이 120m 이상</w:t>
-            </w:r>
-          </w:p>
-        </w:tc>
-        <w:tc>
-          <w:tcPr>
-            <w:tcW w:type="dxa" w:w="2900"/>
-            <w:tcMar>
-              <w:top w:type="dxa" w:w="80"/>
-              <w:left w:type="dxa" w:w="120"/>
-              <w:bottom w:type="dxa" w:w="80"/>
-              <w:right w:type="dxa" w:w="120"/>
-            </w:tcMar>
-          </w:tcPr>
-          <w:p>
-            <w:pPr>
-              <w:spacing w:after="0" w:before="0"/>
-              <w:jc w:val="left"/>
-            </w:pPr>
-            <w:r>
-              <w:rPr>
-                <w:rFonts w:ascii="맑은 고딕" w:cs="맑은 고딕" w:eastAsia="맑은 고딕" w:hAnsi="맑은 고딕"/>
-                <w:sz w:val="18"/>
-                <w:szCs w:val="18"/>
-              </w:rPr>
-              <w:t xml:space="preserve">2021년 이천 물류센터 12만 7천㎡</w:t>
-            </w:r>
-          </w:p>
-        </w:tc>
-      </w:tr>
-      <w:tr>
-        <w:trPr>
-          <w:tblHeader w:val="false"/>
-        </w:trPr>
-        <w:tc>
-          <w:tcPr>
-            <w:tcW w:type="dxa" w:w="1200"/>
-            <w:tcMar>
-              <w:top w:type="dxa" w:w="80"/>
-              <w:left w:type="dxa" w:w="120"/>
-              <w:bottom w:type="dxa" w:w="80"/>
-              <w:right w:type="dxa" w:w="120"/>
-            </w:tcMar>
-          </w:tcPr>
-          <w:p>
-            <w:pPr>
-              <w:spacing w:after="0" w:before="0"/>
-              <w:jc w:val="left"/>
-            </w:pPr>
-            <w:r>
-              <w:rPr>
-                <w:rFonts w:ascii="맑은 고딕" w:cs="맑은 고딕" w:eastAsia="맑은 고딕" w:hAnsi="맑은 고딕"/>
-                <w:sz w:val="18"/>
-                <w:szCs w:val="18"/>
-              </w:rPr>
-              <w:t xml:space="preserve">1급</w:t>
-            </w:r>
-          </w:p>
-        </w:tc>
-        <w:tc>
-          <w:tcPr>
-            <w:tcW w:type="dxa" w:w="4900"/>
-            <w:tcMar>
-              <w:top w:type="dxa" w:w="80"/>
-              <w:left w:type="dxa" w:w="120"/>
-              <w:bottom w:type="dxa" w:w="80"/>
-              <w:right w:type="dxa" w:w="120"/>
-            </w:tcMar>
-          </w:tcPr>
-          <w:p>
-            <w:pPr>
-              <w:spacing w:after="0" w:before="0"/>
-              <w:jc w:val="left"/>
-            </w:pPr>
-            <w:r>
-              <w:rPr>
-                <w:rFonts w:ascii="맑은 고딕" w:cs="맑은 고딕" w:eastAsia="맑은 고딕" w:hAnsi="맑은 고딕"/>
-                <w:sz w:val="18"/>
-                <w:szCs w:val="18"/>
-              </w:rPr>
-              <w:t xml:space="preserve">연면적 </w:t>
-            </w:r>
-            <w:r>
-              <w:rPr>
-                <w:rFonts w:ascii="맑은 고딕" w:cs="맑은 고딕" w:eastAsia="맑은 고딕" w:hAnsi="맑은 고딕"/>
-                <w:b/>
-                <w:bCs/>
-                <w:sz w:val="18"/>
-                <w:szCs w:val="18"/>
-              </w:rPr>
-              <w:t xml:space="preserve">1만5천㎡ 이상</w:t>
-            </w:r>
-          </w:p>
-          <w:p>
-            <w:pPr>
-              <w:spacing w:after="0" w:before="0"/>
-              <w:jc w:val="left"/>
-            </w:pPr>
-            <w:r>
-              <w:rPr>
-                <w:rFonts w:ascii="맑은 고딕" w:cs="맑은 고딕" w:eastAsia="맑은 고딕" w:hAnsi="맑은 고딕"/>
-                <w:sz w:val="18"/>
-                <w:szCs w:val="18"/>
-              </w:rPr>
-              <w:t xml:space="preserve">지상층 11층 이상</w:t>
-            </w:r>
-          </w:p>
-          <w:p>
-            <w:pPr>
-              <w:spacing w:after="0" w:before="0"/>
-              <w:jc w:val="left"/>
-            </w:pPr>
-            <w:r>
-              <w:rPr>
-                <w:rFonts w:ascii="맑은 고딕" w:cs="맑은 고딕" w:eastAsia="맑은 고딕" w:hAnsi="맑은 고딕"/>
-                <w:sz w:val="18"/>
-                <w:szCs w:val="18"/>
-              </w:rPr>
-              <w:t xml:space="preserve">가연성 가스 1천톤 이상 저장·취급</w:t>
-            </w:r>
-          </w:p>
-        </w:tc>
-        <w:tc>
-          <w:tcPr>
-            <w:tcW w:type="dxa" w:w="2900"/>
-            <w:tcMar>
-              <w:top w:type="dxa" w:w="80"/>
-              <w:left w:type="dxa" w:w="120"/>
-              <w:bottom w:type="dxa" w:w="80"/>
-              <w:right w:type="dxa" w:w="120"/>
-            </w:tcMar>
-          </w:tcPr>
-          <w:p>
-            <w:pPr>
-              <w:spacing w:after="0" w:before="0"/>
-              <w:jc w:val="left"/>
-            </w:pPr>
-            <w:r>
-              <w:rPr>
-                <w:rFonts w:ascii="맑은 고딕" w:cs="맑은 고딕" w:eastAsia="맑은 고딕" w:hAnsi="맑은 고딕"/>
-                <w:sz w:val="18"/>
-                <w:szCs w:val="18"/>
-              </w:rPr>
-              <w:t xml:space="preserve">경기도 대형 물류창고의 대부분</w:t>
-            </w:r>
-          </w:p>
-        </w:tc>
-      </w:tr>
-    </w:tbl>
-    <w:p>
-      <w:pPr>
-        <w:spacing w:after="120"/>
-        <w:jc w:val="both"/>
-      </w:pPr>
-      <w:r>
-        <w:rPr>
-          <w:rFonts w:ascii="맑은 고딕" w:cs="맑은 고딕" w:eastAsia="맑은 고딕" w:hAnsi="맑은 고딕"/>
-          <w:sz w:val="20"/>
-          <w:szCs w:val="20"/>
-        </w:rPr>
-        <w:t xml:space="preserve"> </w:t>
-      </w:r>
-    </w:p>
-    <w:p>
-      <w:pPr>
-        <w:spacing w:after="120"/>
-        <w:jc w:val="both"/>
-      </w:pPr>
-      <w:r>
-        <w:rPr>
-          <w:rFonts w:ascii="맑은 고딕" w:cs="맑은 고딕" w:eastAsia="맑은 고딕" w:hAnsi="맑은 고딕"/>
-          <w:sz w:val="20"/>
-          <w:szCs w:val="20"/>
-        </w:rPr>
-        <w:t xml:space="preserve">연면적 1만5천㎡ 미만은 2급으로 내려가며 이 부록의 대상이 아니다. 이 절 본문이 전제하는 규모(방화구획 3,000㎡, 진입거리 100m 이상)와 경계가 대체로 맞는다.</w:t>
-      </w:r>
-    </w:p>
-    <w:p>
-      <w:pPr>
-        <w:pStyle w:val="Heading3"/>
-        <w:spacing w:after="100" w:before="260"/>
-      </w:pPr>
-      <w:r>
-        <w:rPr>
-          <w:rFonts w:ascii="맑은 고딕" w:cs="맑은 고딕" w:eastAsia="맑은 고딕" w:hAnsi="맑은 고딕"/>
-          <w:b/>
-          <w:bCs/>
-          <w:sz w:val="22"/>
-          <w:szCs w:val="22"/>
-        </w:rPr>
-        <w:t xml:space="preserve">□ 등급을 알면 도착 전에 정해지는 것</w:t>
-      </w:r>
-    </w:p>
-    <w:p>
-      <w:pPr>
-        <w:spacing w:after="40" w:before="0"/>
-        <w:ind w:left="280" w:hanging="200"/>
-      </w:pPr>
-      <w:r>
-        <w:rPr>
-          <w:rFonts w:ascii="맑은 고딕" w:cs="맑은 고딕" w:eastAsia="맑은 고딕" w:hAnsi="맑은 고딕"/>
-          <w:sz w:val="20"/>
-          <w:szCs w:val="20"/>
-        </w:rPr>
-        <w:t xml:space="preserve">▪</w:t>
-      </w:r>
-      <w:r>
-        <w:rPr>
-          <w:rFonts w:ascii="맑은 고딕" w:cs="맑은 고딕" w:eastAsia="맑은 고딕" w:hAnsi="맑은 고딕"/>
-          <w:b/>
-          <w:bCs/>
-          <w:sz w:val="20"/>
-          <w:szCs w:val="20"/>
-        </w:rPr>
-        <w:t xml:space="preserve">방재실이 따로 있고 소방안전관리자가 그 방재실에서 근무한다.</w:t>
-      </w:r>
-      <w:r>
-        <w:rPr>
-          <w:rFonts w:ascii="맑은 고딕" w:cs="맑은 고딕" w:eastAsia="맑은 고딕" w:hAnsi="맑은 고딕"/>
-          <w:sz w:val="20"/>
-          <w:szCs w:val="20"/>
-        </w:rPr>
-        <w:t xml:space="preserve"> 2급·3급은 감지기를 경비실에 두고 경비원이 겸직하는 경우가 많다. 1급·특급 물류창고에서는 도착 즉시 "소방안전관리자를 부르라"고 지목해 부를 수 있다</w:t>
-      </w:r>
-    </w:p>
-    <w:p>
-      <w:pPr>
-        <w:spacing w:after="40" w:before="0"/>
-        <w:ind w:left="280" w:hanging="200"/>
-      </w:pPr>
-      <w:r>
-        <w:rPr>
-          <w:rFonts w:ascii="맑은 고딕" w:cs="맑은 고딕" w:eastAsia="맑은 고딕" w:hAnsi="맑은 고딕"/>
-          <w:sz w:val="20"/>
-          <w:szCs w:val="20"/>
-        </w:rPr>
-        <w:t xml:space="preserve">▪</w:t>
-      </w:r>
-      <w:r>
-        <w:rPr>
-          <w:rFonts w:ascii="맑은 고딕" w:cs="맑은 고딕" w:eastAsia="맑은 고딕" w:hAnsi="맑은 고딕"/>
-          <w:b/>
-          <w:bCs/>
-          <w:sz w:val="20"/>
-          <w:szCs w:val="20"/>
-        </w:rPr>
-        <w:t xml:space="preserve">소방계획서</w:t>
-      </w:r>
-      <w:r>
-        <w:rPr>
-          <w:rFonts w:ascii="맑은 고딕" w:cs="맑은 고딕" w:eastAsia="맑은 고딕" w:hAnsi="맑은 고딕"/>
-          <w:sz w:val="20"/>
-          <w:szCs w:val="20"/>
-        </w:rPr>
-        <w:t xml:space="preserve">가 작성·비치되어 있다. 도면, 설비 계통, 위험물 위치가 여기에 있다</w:t>
-      </w:r>
-    </w:p>
-    <w:p>
-      <w:pPr>
-        <w:spacing w:after="40" w:before="0"/>
-        <w:ind w:left="280" w:hanging="200"/>
-      </w:pPr>
-      <w:r>
-        <w:rPr>
-          <w:rFonts w:ascii="맑은 고딕" w:cs="맑은 고딕" w:eastAsia="맑은 고딕" w:hAnsi="맑은 고딕"/>
-          <w:sz w:val="20"/>
-          <w:szCs w:val="20"/>
-        </w:rPr>
-        <w:t xml:space="preserve">▪</w:t>
-      </w:r>
-      <w:r>
-        <w:rPr>
-          <w:rFonts w:ascii="맑은 고딕" w:cs="맑은 고딕" w:eastAsia="맑은 고딕" w:hAnsi="맑은 고딕"/>
-          <w:b/>
-          <w:bCs/>
-          <w:sz w:val="20"/>
-          <w:szCs w:val="20"/>
-        </w:rPr>
-        <w:t xml:space="preserve">자위소방대와 초기대응체계</w:t>
-      </w:r>
-      <w:r>
-        <w:rPr>
-          <w:rFonts w:ascii="맑은 고딕" w:cs="맑은 고딕" w:eastAsia="맑은 고딕" w:hAnsi="맑은 고딕"/>
-          <w:sz w:val="20"/>
-          <w:szCs w:val="20"/>
-        </w:rPr>
-        <w:t xml:space="preserve">가 편성되어 있다. 1급 중 연면적 3만㎡ 이상은 TYPE-Ⅰ, 그 미만은 TYPE-Ⅱ로 편성한다</w:t>
-      </w:r>
-    </w:p>
-    <w:p>
-      <w:pPr>
-        <w:spacing w:after="40" w:before="0"/>
-        <w:ind w:left="280" w:hanging="200"/>
-      </w:pPr>
-      <w:r>
-        <w:rPr>
-          <w:rFonts w:ascii="맑은 고딕" w:cs="맑은 고딕" w:eastAsia="맑은 고딕" w:hAnsi="맑은 고딕"/>
-          <w:sz w:val="20"/>
-          <w:szCs w:val="20"/>
-        </w:rPr>
-        <w:t xml:space="preserve">▪특급은 </w:t>
-      </w:r>
-      <w:r>
-        <w:rPr>
-          <w:rFonts w:ascii="맑은 고딕" w:cs="맑은 고딕" w:eastAsia="맑은 고딕" w:hAnsi="맑은 고딕"/>
-          <w:b/>
-          <w:bCs/>
-          <w:sz w:val="20"/>
-          <w:szCs w:val="20"/>
-        </w:rPr>
-        <w:t xml:space="preserve">소방안전관리보조자</w:t>
-      </w:r>
-      <w:r>
-        <w:rPr>
-          <w:rFonts w:ascii="맑은 고딕" w:cs="맑은 고딕" w:eastAsia="맑은 고딕" w:hAnsi="맑은 고딕"/>
-          <w:sz w:val="20"/>
-          <w:szCs w:val="20"/>
-        </w:rPr>
-        <w:t xml:space="preserve">도 선임한다. 방재실에 두 사람 이상이 있을 수 있다</w:t>
-      </w:r>
-    </w:p>
-    <w:p>
-      <w:pPr>
-        <w:spacing w:after="40" w:before="0"/>
-        <w:ind w:left="280" w:hanging="200"/>
-      </w:pPr>
-      <w:r>
-        <w:rPr>
-          <w:rFonts w:ascii="맑은 고딕" w:cs="맑은 고딕" w:eastAsia="맑은 고딕" w:hAnsi="맑은 고딕"/>
-          <w:sz w:val="20"/>
-          <w:szCs w:val="20"/>
-        </w:rPr>
-        <w:t xml:space="preserve">▪자체점검(종합점검) 이력이 남아 있다. 설비의 최근 상태를 확인할 수 있는 기록이다</w:t>
-      </w:r>
-    </w:p>
-    <w:p>
-      <w:pPr>
-        <w:spacing w:after="120"/>
-        <w:jc w:val="both"/>
-      </w:pPr>
-      <w:r>
-        <w:rPr>
-          <w:rFonts w:ascii="맑은 고딕" w:cs="맑은 고딕" w:eastAsia="맑은 고딕" w:hAnsi="맑은 고딕"/>
-          <w:sz w:val="20"/>
-          <w:szCs w:val="20"/>
-        </w:rPr>
-        <w:t xml:space="preserve">본문 「Ⅰ-1. 도착 후 10분 판단 절차」의 T+3~6분 설비 판독과 관계인 질문 8항목은 이 조건 위에서 성립한다. 등급을 사전대응계획 첫 줄에 적어 둔다.</w:t>
-      </w:r>
-    </w:p>
-    <w:p>
-      <w:pPr>
-        <w:pStyle w:val="Heading2"/>
-        <w:spacing w:after="140" w:before="380"/>
-      </w:pPr>
-      <w:r>
-        <w:rPr>
-          <w:rFonts w:ascii="맑은 고딕" w:cs="맑은 고딕" w:eastAsia="맑은 고딕" w:hAnsi="맑은 고딕"/>
-          <w:b/>
-          <w:bCs/>
-          <w:sz w:val="26"/>
-          <w:szCs w:val="26"/>
-        </w:rPr>
-        <w:t xml:space="preserve">2. 설치 대상 판별표</w:t>
-      </w:r>
-    </w:p>
-    <w:p>
-      <w:pPr>
-        <w:spacing w:after="120"/>
-        <w:jc w:val="both"/>
-      </w:pPr>
-      <w:r>
-        <w:rPr>
-          <w:rFonts w:ascii="맑은 고딕" w:cs="맑은 고딕" w:eastAsia="맑은 고딕" w:hAnsi="맑은 고딕"/>
-          <w:sz w:val="20"/>
-          <w:szCs w:val="20"/>
-        </w:rPr>
-        <w:t xml:space="preserve">도착 전에 "이 건물에 무엇이 있어야 하는가"를 역산하는 표이다. 있어야 할 것이 없으면 그 자체가 판단 정보가 된다.</w:t>
-      </w:r>
-    </w:p>
-    <w:tbl>
-      <w:tblPr>
-        <w:tblW w:type="dxa" w:w="9000"/>
-        <w:tblBorders>
-          <w:top w:val="single" w:color="auto" w:sz="4"/>
-          <w:left w:val="single" w:color="auto" w:sz="4"/>
-          <w:bottom w:val="single" w:color="auto" w:sz="4"/>
-          <w:right w:val="single" w:color="auto" w:sz="4"/>
-          <w:insideH w:val="single" w:color="auto" w:sz="4"/>
-          <w:insideV w:val="single" w:color="auto" w:sz="4"/>
-        </w:tblBorders>
-      </w:tblPr>
-      <w:tblGrid>
-        <w:gridCol w:w="1700"/>
-        <w:gridCol w:w="4700"/>
-        <w:gridCol w:w="2600"/>
-      </w:tblGrid>
-      <w:tr>
-        <w:trPr>
-          <w:tblHeader/>
-        </w:trPr>
-        <w:tc>
-          <w:tcPr>
-            <w:tcW w:type="dxa" w:w="1700"/>
-            <w:shd w:fill="E8E8E8" w:val="clear"/>
-            <w:tcMar>
-              <w:top w:type="dxa" w:w="80"/>
-              <w:left w:type="dxa" w:w="120"/>
-              <w:bottom w:type="dxa" w:w="80"/>
-              <w:right w:type="dxa" w:w="120"/>
-            </w:tcMar>
-          </w:tcPr>
-          <w:p>
-            <w:pPr>
-              <w:spacing w:after="0" w:before="0"/>
-              <w:jc w:val="center"/>
-            </w:pPr>
-            <w:r>
-              <w:rPr>
-                <w:rFonts w:ascii="맑은 고딕" w:cs="맑은 고딕" w:eastAsia="맑은 고딕" w:hAnsi="맑은 고딕"/>
-                <w:b/>
-                <w:bCs/>
-                <w:sz w:val="18"/>
-                <w:szCs w:val="18"/>
-              </w:rPr>
-              <w:t xml:space="preserve">설비</w:t>
-            </w:r>
-          </w:p>
-        </w:tc>
-        <w:tc>
-          <w:tcPr>
-            <w:tcW w:type="dxa" w:w="4700"/>
-            <w:shd w:fill="E8E8E8" w:val="clear"/>
-            <w:tcMar>
-              <w:top w:type="dxa" w:w="80"/>
-              <w:left w:type="dxa" w:w="120"/>
-              <w:bottom w:type="dxa" w:w="80"/>
-              <w:right w:type="dxa" w:w="120"/>
-            </w:tcMar>
-          </w:tcPr>
-          <w:p>
-            <w:pPr>
-              <w:spacing w:after="0" w:before="0"/>
-              <w:jc w:val="center"/>
-            </w:pPr>
-            <w:r>
-              <w:rPr>
-                <w:rFonts w:ascii="맑은 고딕" w:cs="맑은 고딕" w:eastAsia="맑은 고딕" w:hAnsi="맑은 고딕"/>
-                <w:b/>
-                <w:bCs/>
-                <w:sz w:val="18"/>
-                <w:szCs w:val="18"/>
-              </w:rPr>
-              <w:t xml:space="preserve">설치 기준</w:t>
-            </w:r>
-          </w:p>
-        </w:tc>
-        <w:tc>
-          <w:tcPr>
-            <w:tcW w:type="dxa" w:w="2600"/>
-            <w:shd w:fill="E8E8E8" w:val="clear"/>
-            <w:tcMar>
-              <w:top w:type="dxa" w:w="80"/>
-              <w:left w:type="dxa" w:w="120"/>
-              <w:bottom w:type="dxa" w:w="80"/>
-              <w:right w:type="dxa" w:w="120"/>
-            </w:tcMar>
-          </w:tcPr>
-          <w:p>
-            <w:pPr>
-              <w:spacing w:after="0" w:before="0"/>
-              <w:jc w:val="center"/>
-            </w:pPr>
-            <w:r>
-              <w:rPr>
-                <w:rFonts w:ascii="맑은 고딕" w:cs="맑은 고딕" w:eastAsia="맑은 고딕" w:hAnsi="맑은 고딕"/>
-                <w:b/>
-                <w:bCs/>
-                <w:sz w:val="18"/>
-                <w:szCs w:val="18"/>
-              </w:rPr>
-              <w:t xml:space="preserve">1급·특급 물류창고에서</w:t>
-            </w:r>
-          </w:p>
-        </w:tc>
-      </w:tr>
-      <w:tr>
-        <w:trPr>
-          <w:tblHeader w:val="false"/>
-        </w:trPr>
-        <w:tc>
-          <w:tcPr>
-            <w:tcW w:type="dxa" w:w="1700"/>
-            <w:tcMar>
-              <w:top w:type="dxa" w:w="80"/>
-              <w:left w:type="dxa" w:w="120"/>
-              <w:bottom w:type="dxa" w:w="80"/>
-              <w:right w:type="dxa" w:w="120"/>
-            </w:tcMar>
-          </w:tcPr>
-          <w:p>
-            <w:pPr>
-              <w:spacing w:after="0" w:before="0"/>
-              <w:jc w:val="left"/>
-            </w:pPr>
-            <w:r>
-              <w:rPr>
-                <w:rFonts w:ascii="맑은 고딕" w:cs="맑은 고딕" w:eastAsia="맑은 고딕" w:hAnsi="맑은 고딕"/>
-                <w:sz w:val="18"/>
-                <w:szCs w:val="18"/>
-              </w:rPr>
-              <w:t xml:space="preserve">스프링클러설비</w:t>
-            </w:r>
-          </w:p>
-        </w:tc>
-        <w:tc>
-          <w:tcPr>
-            <w:tcW w:type="dxa" w:w="4700"/>
-            <w:tcMar>
-              <w:top w:type="dxa" w:w="80"/>
-              <w:left w:type="dxa" w:w="120"/>
-              <w:bottom w:type="dxa" w:w="80"/>
-              <w:right w:type="dxa" w:w="120"/>
-            </w:tcMar>
-          </w:tcPr>
-          <w:p>
-            <w:pPr>
-              <w:spacing w:after="0" w:before="0"/>
-              <w:jc w:val="left"/>
-            </w:pPr>
-            <w:r>
-              <w:rPr>
-                <w:rFonts w:ascii="맑은 고딕" w:cs="맑은 고딕" w:eastAsia="맑은 고딕" w:hAnsi="맑은 고딕"/>
-                <w:sz w:val="18"/>
-                <w:szCs w:val="18"/>
-              </w:rPr>
-              <w:t xml:space="preserve">창고시설(물류터미널 제외) 연면적 5,000㎡ 이상 전 층</w:t>
-            </w:r>
-          </w:p>
-          <w:p>
-            <w:pPr>
-              <w:spacing w:after="0" w:before="0"/>
-              <w:jc w:val="left"/>
-            </w:pPr>
-            <w:r>
-              <w:rPr>
-                <w:rFonts w:ascii="맑은 고딕" w:cs="맑은 고딕" w:eastAsia="맑은 고딕" w:hAnsi="맑은 고딕"/>
-                <w:sz w:val="18"/>
-                <w:szCs w:val="18"/>
-              </w:rPr>
-              <w:t xml:space="preserve">랙식 창고(천장 높이 10m 초과) 바닥면적 합계 1,500㎡ 이상</w:t>
-            </w:r>
-          </w:p>
-        </w:tc>
-        <w:tc>
-          <w:tcPr>
-            <w:tcW w:type="dxa" w:w="2600"/>
-            <w:tcMar>
-              <w:top w:type="dxa" w:w="80"/>
-              <w:left w:type="dxa" w:w="120"/>
-              <w:bottom w:type="dxa" w:w="80"/>
-              <w:right w:type="dxa" w:w="120"/>
-            </w:tcMar>
-          </w:tcPr>
-          <w:p>
-            <w:pPr>
-              <w:spacing w:after="0" w:before="0"/>
-              <w:jc w:val="left"/>
-            </w:pPr>
-            <w:r>
-              <w:rPr>
-                <w:rFonts w:ascii="맑은 고딕" w:cs="맑은 고딕" w:eastAsia="맑은 고딕" w:hAnsi="맑은 고딕"/>
-                <w:b/>
-                <w:bCs/>
-                <w:sz w:val="18"/>
-                <w:szCs w:val="18"/>
-              </w:rPr>
-              <w:t xml:space="preserve">반드시 있다</w:t>
-            </w:r>
-          </w:p>
-        </w:tc>
-      </w:tr>
-      <w:tr>
-        <w:trPr>
-          <w:tblHeader w:val="false"/>
-        </w:trPr>
-        <w:tc>
-          <w:tcPr>
-            <w:tcW w:type="dxa" w:w="1700"/>
-            <w:tcMar>
-              <w:top w:type="dxa" w:w="80"/>
-              <w:left w:type="dxa" w:w="120"/>
-              <w:bottom w:type="dxa" w:w="80"/>
-              <w:right w:type="dxa" w:w="120"/>
-            </w:tcMar>
-          </w:tcPr>
-          <w:p>
-            <w:pPr>
-              <w:spacing w:after="0" w:before="0"/>
-              <w:jc w:val="left"/>
-            </w:pPr>
-            <w:r>
-              <w:rPr>
-                <w:rFonts w:ascii="맑은 고딕" w:cs="맑은 고딕" w:eastAsia="맑은 고딕" w:hAnsi="맑은 고딕"/>
-                <w:sz w:val="18"/>
-                <w:szCs w:val="18"/>
-              </w:rPr>
-              <w:t xml:space="preserve">옥내소화전설비</w:t>
-            </w:r>
-          </w:p>
-        </w:tc>
-        <w:tc>
-          <w:tcPr>
-            <w:tcW w:type="dxa" w:w="4700"/>
-            <w:tcMar>
-              <w:top w:type="dxa" w:w="80"/>
-              <w:left w:type="dxa" w:w="120"/>
-              <w:bottom w:type="dxa" w:w="80"/>
-              <w:right w:type="dxa" w:w="120"/>
-            </w:tcMar>
-          </w:tcPr>
-          <w:p>
-            <w:pPr>
-              <w:spacing w:after="0" w:before="0"/>
-              <w:jc w:val="left"/>
-            </w:pPr>
-            <w:r>
-              <w:rPr>
-                <w:rFonts w:ascii="맑은 고딕" w:cs="맑은 고딕" w:eastAsia="맑은 고딕" w:hAnsi="맑은 고딕"/>
-                <w:sz w:val="18"/>
-                <w:szCs w:val="18"/>
-              </w:rPr>
-              <w:t xml:space="preserve">연면적 기준 등</w:t>
-            </w:r>
-          </w:p>
-        </w:tc>
-        <w:tc>
-          <w:tcPr>
-            <w:tcW w:type="dxa" w:w="2600"/>
-            <w:tcMar>
-              <w:top w:type="dxa" w:w="80"/>
-              <w:left w:type="dxa" w:w="120"/>
-              <w:bottom w:type="dxa" w:w="80"/>
-              <w:right w:type="dxa" w:w="120"/>
-            </w:tcMar>
-          </w:tcPr>
-          <w:p>
-            <w:pPr>
-              <w:spacing w:after="0" w:before="0"/>
-              <w:jc w:val="left"/>
-            </w:pPr>
-            <w:r>
-              <w:rPr>
-                <w:rFonts w:ascii="맑은 고딕" w:cs="맑은 고딕" w:eastAsia="맑은 고딕" w:hAnsi="맑은 고딕"/>
-                <w:sz w:val="18"/>
-                <w:szCs w:val="18"/>
-              </w:rPr>
-              <w:t xml:space="preserve">반드시 있다</w:t>
-            </w:r>
-          </w:p>
-        </w:tc>
-      </w:tr>
-      <w:tr>
-        <w:trPr>
-          <w:tblHeader w:val="false"/>
-        </w:trPr>
-        <w:tc>
-          <w:tcPr>
-            <w:tcW w:type="dxa" w:w="1700"/>
-            <w:tcMar>
-              <w:top w:type="dxa" w:w="80"/>
-              <w:left w:type="dxa" w:w="120"/>
-              <w:bottom w:type="dxa" w:w="80"/>
-              <w:right w:type="dxa" w:w="120"/>
-            </w:tcMar>
-          </w:tcPr>
-          <w:p>
-            <w:pPr>
-              <w:spacing w:after="0" w:before="0"/>
-              <w:jc w:val="left"/>
-            </w:pPr>
-            <w:r>
-              <w:rPr>
-                <w:rFonts w:ascii="맑은 고딕" w:cs="맑은 고딕" w:eastAsia="맑은 고딕" w:hAnsi="맑은 고딕"/>
-                <w:sz w:val="18"/>
-                <w:szCs w:val="18"/>
-              </w:rPr>
-              <w:t xml:space="preserve">옥외소화전설비</w:t>
-            </w:r>
-          </w:p>
-        </w:tc>
-        <w:tc>
-          <w:tcPr>
-            <w:tcW w:type="dxa" w:w="4700"/>
-            <w:tcMar>
-              <w:top w:type="dxa" w:w="80"/>
-              <w:left w:type="dxa" w:w="120"/>
-              <w:bottom w:type="dxa" w:w="80"/>
-              <w:right w:type="dxa" w:w="120"/>
-            </w:tcMar>
-          </w:tcPr>
-          <w:p>
-            <w:pPr>
-              <w:spacing w:after="0" w:before="0"/>
-              <w:jc w:val="left"/>
-            </w:pPr>
-            <w:r>
-              <w:rPr>
-                <w:rFonts w:ascii="맑은 고딕" w:cs="맑은 고딕" w:eastAsia="맑은 고딕" w:hAnsi="맑은 고딕"/>
-                <w:sz w:val="18"/>
-                <w:szCs w:val="18"/>
-              </w:rPr>
-              <w:t xml:space="preserve">연면적 기준 등</w:t>
-            </w:r>
-          </w:p>
-        </w:tc>
-        <w:tc>
-          <w:tcPr>
-            <w:tcW w:type="dxa" w:w="2600"/>
-            <w:tcMar>
-              <w:top w:type="dxa" w:w="80"/>
-              <w:left w:type="dxa" w:w="120"/>
-              <w:bottom w:type="dxa" w:w="80"/>
-              <w:right w:type="dxa" w:w="120"/>
-            </w:tcMar>
-          </w:tcPr>
-          <w:p>
-            <w:pPr>
-              <w:spacing w:after="0" w:before="0"/>
-              <w:jc w:val="left"/>
-            </w:pPr>
-            <w:r>
-              <w:rPr>
-                <w:rFonts w:ascii="맑은 고딕" w:cs="맑은 고딕" w:eastAsia="맑은 고딕" w:hAnsi="맑은 고딕"/>
-                <w:sz w:val="18"/>
-                <w:szCs w:val="18"/>
-              </w:rPr>
-              <w:t xml:space="preserve">대부분 있다</w:t>
-            </w:r>
-          </w:p>
-        </w:tc>
-      </w:tr>
-      <w:tr>
-        <w:trPr>
-          <w:tblHeader w:val="false"/>
-        </w:trPr>
-        <w:tc>
-          <w:tcPr>
-            <w:tcW w:type="dxa" w:w="1700"/>
-            <w:tcMar>
-              <w:top w:type="dxa" w:w="80"/>
-              <w:left w:type="dxa" w:w="120"/>
-              <w:bottom w:type="dxa" w:w="80"/>
-              <w:right w:type="dxa" w:w="120"/>
-            </w:tcMar>
-          </w:tcPr>
-          <w:p>
-            <w:pPr>
-              <w:spacing w:after="0" w:before="0"/>
-              <w:jc w:val="left"/>
-            </w:pPr>
-            <w:r>
-              <w:rPr>
-                <w:rFonts w:ascii="맑은 고딕" w:cs="맑은 고딕" w:eastAsia="맑은 고딕" w:hAnsi="맑은 고딕"/>
-                <w:sz w:val="18"/>
-                <w:szCs w:val="18"/>
-              </w:rPr>
-              <w:t xml:space="preserve">자동화재탐지설비</w:t>
-            </w:r>
-          </w:p>
-        </w:tc>
-        <w:tc>
-          <w:tcPr>
-            <w:tcW w:type="dxa" w:w="4700"/>
-            <w:tcMar>
-              <w:top w:type="dxa" w:w="80"/>
-              <w:left w:type="dxa" w:w="120"/>
-              <w:bottom w:type="dxa" w:w="80"/>
-              <w:right w:type="dxa" w:w="120"/>
-            </w:tcMar>
-          </w:tcPr>
-          <w:p>
-            <w:pPr>
-              <w:spacing w:after="0" w:before="0"/>
-              <w:jc w:val="left"/>
-            </w:pPr>
-            <w:r>
-              <w:rPr>
-                <w:rFonts w:ascii="맑은 고딕" w:cs="맑은 고딕" w:eastAsia="맑은 고딕" w:hAnsi="맑은 고딕"/>
-                <w:sz w:val="18"/>
-                <w:szCs w:val="18"/>
-              </w:rPr>
-              <w:t xml:space="preserve">연면적 기준 등</w:t>
-            </w:r>
-          </w:p>
-        </w:tc>
-        <w:tc>
-          <w:tcPr>
-            <w:tcW w:type="dxa" w:w="2600"/>
-            <w:tcMar>
-              <w:top w:type="dxa" w:w="80"/>
-              <w:left w:type="dxa" w:w="120"/>
-              <w:bottom w:type="dxa" w:w="80"/>
-              <w:right w:type="dxa" w:w="120"/>
-            </w:tcMar>
-          </w:tcPr>
-          <w:p>
-            <w:pPr>
-              <w:spacing w:after="0" w:before="0"/>
-              <w:jc w:val="left"/>
-            </w:pPr>
-            <w:r>
-              <w:rPr>
-                <w:rFonts w:ascii="맑은 고딕" w:cs="맑은 고딕" w:eastAsia="맑은 고딕" w:hAnsi="맑은 고딕"/>
-                <w:sz w:val="18"/>
-                <w:szCs w:val="18"/>
-              </w:rPr>
-              <w:t xml:space="preserve">반드시 있다</w:t>
-            </w:r>
-          </w:p>
-        </w:tc>
-      </w:tr>
-      <w:tr>
-        <w:trPr>
-          <w:tblHeader w:val="false"/>
-        </w:trPr>
-        <w:tc>
-          <w:tcPr>
-            <w:tcW w:type="dxa" w:w="1700"/>
-            <w:tcMar>
-              <w:top w:type="dxa" w:w="80"/>
-              <w:left w:type="dxa" w:w="120"/>
-              <w:bottom w:type="dxa" w:w="80"/>
-              <w:right w:type="dxa" w:w="120"/>
-            </w:tcMar>
-          </w:tcPr>
-          <w:p>
-            <w:pPr>
-              <w:spacing w:after="0" w:before="0"/>
-              <w:jc w:val="left"/>
-            </w:pPr>
-            <w:r>
-              <w:rPr>
-                <w:rFonts w:ascii="맑은 고딕" w:cs="맑은 고딕" w:eastAsia="맑은 고딕" w:hAnsi="맑은 고딕"/>
-                <w:sz w:val="18"/>
-                <w:szCs w:val="18"/>
-              </w:rPr>
-              <w:t xml:space="preserve">비상방송설비</w:t>
-            </w:r>
-          </w:p>
-        </w:tc>
-        <w:tc>
-          <w:tcPr>
-            <w:tcW w:type="dxa" w:w="4700"/>
-            <w:tcMar>
-              <w:top w:type="dxa" w:w="80"/>
-              <w:left w:type="dxa" w:w="120"/>
-              <w:bottom w:type="dxa" w:w="80"/>
-              <w:right w:type="dxa" w:w="120"/>
-            </w:tcMar>
-          </w:tcPr>
-          <w:p>
-            <w:pPr>
-              <w:spacing w:after="0" w:before="0"/>
-              <w:jc w:val="left"/>
-            </w:pPr>
-            <w:r>
-              <w:rPr>
-                <w:rFonts w:ascii="맑은 고딕" w:cs="맑은 고딕" w:eastAsia="맑은 고딕" w:hAnsi="맑은 고딕"/>
-                <w:sz w:val="18"/>
-                <w:szCs w:val="18"/>
-              </w:rPr>
-              <w:t xml:space="preserve">연면적 3,500㎡ 이상 등</w:t>
-            </w:r>
-          </w:p>
-        </w:tc>
-        <w:tc>
-          <w:tcPr>
-            <w:tcW w:type="dxa" w:w="2600"/>
-            <w:tcMar>
-              <w:top w:type="dxa" w:w="80"/>
-              <w:left w:type="dxa" w:w="120"/>
-              <w:bottom w:type="dxa" w:w="80"/>
-              <w:right w:type="dxa" w:w="120"/>
-            </w:tcMar>
-          </w:tcPr>
-          <w:p>
-            <w:pPr>
-              <w:spacing w:after="0" w:before="0"/>
-              <w:jc w:val="left"/>
-            </w:pPr>
-            <w:r>
-              <w:rPr>
-                <w:rFonts w:ascii="맑은 고딕" w:cs="맑은 고딕" w:eastAsia="맑은 고딕" w:hAnsi="맑은 고딕"/>
-                <w:sz w:val="18"/>
-                <w:szCs w:val="18"/>
-              </w:rPr>
-              <w:t xml:space="preserve">반드시 있다</w:t>
-            </w:r>
-          </w:p>
-        </w:tc>
-      </w:tr>
-      <w:tr>
-        <w:trPr>
-          <w:tblHeader w:val="false"/>
-        </w:trPr>
-        <w:tc>
-          <w:tcPr>
-            <w:tcW w:type="dxa" w:w="1700"/>
-            <w:tcMar>
-              <w:top w:type="dxa" w:w="80"/>
-              <w:left w:type="dxa" w:w="120"/>
-              <w:bottom w:type="dxa" w:w="80"/>
-              <w:right w:type="dxa" w:w="120"/>
-            </w:tcMar>
-          </w:tcPr>
-          <w:p>
-            <w:pPr>
-              <w:spacing w:after="0" w:before="0"/>
-              <w:jc w:val="left"/>
-            </w:pPr>
-            <w:r>
-              <w:rPr>
-                <w:rFonts w:ascii="맑은 고딕" w:cs="맑은 고딕" w:eastAsia="맑은 고딕" w:hAnsi="맑은 고딕"/>
-                <w:sz w:val="18"/>
-                <w:szCs w:val="18"/>
-              </w:rPr>
-              <w:t xml:space="preserve">연결송수관설비</w:t>
-            </w:r>
-          </w:p>
-        </w:tc>
-        <w:tc>
-          <w:tcPr>
-            <w:tcW w:type="dxa" w:w="4700"/>
-            <w:tcMar>
-              <w:top w:type="dxa" w:w="80"/>
-              <w:left w:type="dxa" w:w="120"/>
-              <w:bottom w:type="dxa" w:w="80"/>
-              <w:right w:type="dxa" w:w="120"/>
-            </w:tcMar>
-          </w:tcPr>
-          <w:p>
-            <w:pPr>
-              <w:spacing w:after="0" w:before="0"/>
-              <w:jc w:val="left"/>
-            </w:pPr>
-            <w:r>
-              <w:rPr>
-                <w:rFonts w:ascii="맑은 고딕" w:cs="맑은 고딕" w:eastAsia="맑은 고딕" w:hAnsi="맑은 고딕"/>
-                <w:sz w:val="18"/>
-                <w:szCs w:val="18"/>
-              </w:rPr>
-              <w:t xml:space="preserve">층수 5층 이상이고 연면적 6,000㎡ 이상 등</w:t>
-            </w:r>
-          </w:p>
-        </w:tc>
-        <w:tc>
-          <w:tcPr>
-            <w:tcW w:type="dxa" w:w="2600"/>
-            <w:tcMar>
-              <w:top w:type="dxa" w:w="80"/>
-              <w:left w:type="dxa" w:w="120"/>
-              <w:bottom w:type="dxa" w:w="80"/>
-              <w:right w:type="dxa" w:w="120"/>
-            </w:tcMar>
-          </w:tcPr>
-          <w:p>
-            <w:pPr>
-              <w:spacing w:after="0" w:before="0"/>
-              <w:jc w:val="left"/>
-            </w:pPr>
-            <w:r>
-              <w:rPr>
-                <w:rFonts w:ascii="맑은 고딕" w:cs="맑은 고딕" w:eastAsia="맑은 고딕" w:hAnsi="맑은 고딕"/>
-                <w:b/>
-                <w:bCs/>
-                <w:sz w:val="18"/>
-                <w:szCs w:val="18"/>
-              </w:rPr>
-              <w:t xml:space="preserve">단층·저층은 없는 경우가 많다</w:t>
-            </w:r>
-          </w:p>
-        </w:tc>
-      </w:tr>
-      <w:tr>
-        <w:trPr>
-          <w:tblHeader w:val="false"/>
-        </w:trPr>
-        <w:tc>
-          <w:tcPr>
-            <w:tcW w:type="dxa" w:w="1700"/>
-            <w:tcMar>
-              <w:top w:type="dxa" w:w="80"/>
-              <w:left w:type="dxa" w:w="120"/>
-              <w:bottom w:type="dxa" w:w="80"/>
-              <w:right w:type="dxa" w:w="120"/>
-            </w:tcMar>
-          </w:tcPr>
-          <w:p>
-            <w:pPr>
-              <w:spacing w:after="0" w:before="0"/>
-              <w:jc w:val="left"/>
-            </w:pPr>
-            <w:r>
-              <w:rPr>
-                <w:rFonts w:ascii="맑은 고딕" w:cs="맑은 고딕" w:eastAsia="맑은 고딕" w:hAnsi="맑은 고딕"/>
-                <w:sz w:val="18"/>
-                <w:szCs w:val="18"/>
-              </w:rPr>
-              <w:t xml:space="preserve">무선통신보조설비</w:t>
-            </w:r>
-          </w:p>
-        </w:tc>
-        <w:tc>
-          <w:tcPr>
-            <w:tcW w:type="dxa" w:w="4700"/>
-            <w:tcMar>
-              <w:top w:type="dxa" w:w="80"/>
-              <w:left w:type="dxa" w:w="120"/>
-              <w:bottom w:type="dxa" w:w="80"/>
-              <w:right w:type="dxa" w:w="120"/>
-            </w:tcMar>
-          </w:tcPr>
-          <w:p>
-            <w:pPr>
-              <w:spacing w:after="0" w:before="0"/>
-              <w:jc w:val="left"/>
-            </w:pPr>
-            <w:r>
-              <w:rPr>
-                <w:rFonts w:ascii="맑은 고딕" w:cs="맑은 고딕" w:eastAsia="맑은 고딕" w:hAnsi="맑은 고딕"/>
-                <w:sz w:val="18"/>
-                <w:szCs w:val="18"/>
-              </w:rPr>
-              <w:t xml:space="preserve">지하가 연면적 1,000㎡ 이상</w:t>
-            </w:r>
-          </w:p>
-          <w:p>
-            <w:pPr>
-              <w:spacing w:after="0" w:before="0"/>
-              <w:jc w:val="left"/>
-            </w:pPr>
-            <w:r>
-              <w:rPr>
-                <w:rFonts w:ascii="맑은 고딕" w:cs="맑은 고딕" w:eastAsia="맑은 고딕" w:hAnsi="맑은 고딕"/>
-                <w:sz w:val="18"/>
-                <w:szCs w:val="18"/>
-              </w:rPr>
-              <w:t xml:space="preserve">지하층 바닥면적 합계 3,000㎡ 이상 → 지하 전층</w:t>
-            </w:r>
-          </w:p>
-          <w:p>
-            <w:pPr>
-              <w:spacing w:after="0" w:before="0"/>
-              <w:jc w:val="left"/>
-            </w:pPr>
-            <w:r>
-              <w:rPr>
-                <w:rFonts w:ascii="맑은 고딕" w:cs="맑은 고딕" w:eastAsia="맑은 고딕" w:hAnsi="맑은 고딕"/>
-                <w:sz w:val="18"/>
-                <w:szCs w:val="18"/>
-              </w:rPr>
-              <w:t xml:space="preserve">지하층 3층 이상이고 합계 1,000㎡ 이상 → 지하 전층</w:t>
-            </w:r>
-          </w:p>
-        </w:tc>
-        <w:tc>
-          <w:tcPr>
-            <w:tcW w:type="dxa" w:w="2600"/>
-            <w:tcMar>
-              <w:top w:type="dxa" w:w="80"/>
-              <w:left w:type="dxa" w:w="120"/>
-              <w:bottom w:type="dxa" w:w="80"/>
-              <w:right w:type="dxa" w:w="120"/>
-            </w:tcMar>
-          </w:tcPr>
-          <w:p>
-            <w:pPr>
-              <w:spacing w:after="0" w:before="0"/>
-              <w:jc w:val="left"/>
-            </w:pPr>
-            <w:r>
-              <w:rPr>
-                <w:rFonts w:ascii="맑은 고딕" w:cs="맑은 고딕" w:eastAsia="맑은 고딕" w:hAnsi="맑은 고딕"/>
-                <w:b/>
-                <w:bCs/>
-                <w:sz w:val="18"/>
-                <w:szCs w:val="18"/>
-              </w:rPr>
-              <w:t xml:space="preserve">지상층에는 없다.</w:t>
-            </w:r>
-          </w:p>
-          <w:p>
-            <w:pPr>
-              <w:spacing w:after="0" w:before="0"/>
-              <w:jc w:val="left"/>
-            </w:pPr>
-            <w:r>
-              <w:rPr>
-                <w:rFonts w:ascii="맑은 고딕" w:cs="맑은 고딕" w:eastAsia="맑은 고딕" w:hAnsi="맑은 고딕"/>
-                <w:sz w:val="18"/>
-                <w:szCs w:val="18"/>
-              </w:rPr>
-              <w:t xml:space="preserve">지하층이 있는 물류센터만</w:t>
-            </w:r>
-          </w:p>
-        </w:tc>
-      </w:tr>
-      <w:tr>
-        <w:trPr>
-          <w:tblHeader w:val="false"/>
-        </w:trPr>
-        <w:tc>
-          <w:tcPr>
-            <w:tcW w:type="dxa" w:w="1700"/>
-            <w:tcMar>
-              <w:top w:type="dxa" w:w="80"/>
-              <w:left w:type="dxa" w:w="120"/>
-              <w:bottom w:type="dxa" w:w="80"/>
-              <w:right w:type="dxa" w:w="120"/>
-            </w:tcMar>
-          </w:tcPr>
-          <w:p>
-            <w:pPr>
-              <w:spacing w:after="0" w:before="0"/>
-              <w:jc w:val="left"/>
-            </w:pPr>
-            <w:r>
-              <w:rPr>
-                <w:rFonts w:ascii="맑은 고딕" w:cs="맑은 고딕" w:eastAsia="맑은 고딕" w:hAnsi="맑은 고딕"/>
-                <w:sz w:val="18"/>
-                <w:szCs w:val="18"/>
-              </w:rPr>
-              <w:t xml:space="preserve">소화수조·저수조</w:t>
-            </w:r>
-          </w:p>
-        </w:tc>
-        <w:tc>
-          <w:tcPr>
-            <w:tcW w:type="dxa" w:w="4700"/>
-            <w:tcMar>
-              <w:top w:type="dxa" w:w="80"/>
-              <w:left w:type="dxa" w:w="120"/>
-              <w:bottom w:type="dxa" w:w="80"/>
-              <w:right w:type="dxa" w:w="120"/>
-            </w:tcMar>
-          </w:tcPr>
-          <w:p>
-            <w:pPr>
-              <w:spacing w:after="0" w:before="0"/>
-              <w:jc w:val="left"/>
-            </w:pPr>
-            <w:r>
-              <w:rPr>
-                <w:rFonts w:ascii="맑은 고딕" w:cs="맑은 고딕" w:eastAsia="맑은 고딕" w:hAnsi="맑은 고딕"/>
-                <w:sz w:val="18"/>
-                <w:szCs w:val="18"/>
-              </w:rPr>
-              <w:t xml:space="preserve">연면적 기준 등</w:t>
-            </w:r>
-          </w:p>
-        </w:tc>
-        <w:tc>
-          <w:tcPr>
-            <w:tcW w:type="dxa" w:w="2600"/>
-            <w:tcMar>
-              <w:top w:type="dxa" w:w="80"/>
-              <w:left w:type="dxa" w:w="120"/>
-              <w:bottom w:type="dxa" w:w="80"/>
-              <w:right w:type="dxa" w:w="120"/>
-            </w:tcMar>
-          </w:tcPr>
-          <w:p>
-            <w:pPr>
-              <w:spacing w:after="0" w:before="0"/>
-              <w:jc w:val="left"/>
-            </w:pPr>
-            <w:r>
-              <w:rPr>
-                <w:rFonts w:ascii="맑은 고딕" w:cs="맑은 고딕" w:eastAsia="맑은 고딕" w:hAnsi="맑은 고딕"/>
-                <w:sz w:val="18"/>
-                <w:szCs w:val="18"/>
-              </w:rPr>
-              <w:t xml:space="preserve">대부분 있다</w:t>
-            </w:r>
-          </w:p>
-        </w:tc>
-      </w:tr>
-      <w:tr>
-        <w:trPr>
-          <w:tblHeader w:val="false"/>
-        </w:trPr>
-        <w:tc>
-          <w:tcPr>
-            <w:tcW w:type="dxa" w:w="1700"/>
-            <w:tcMar>
-              <w:top w:type="dxa" w:w="80"/>
-              <w:left w:type="dxa" w:w="120"/>
-              <w:bottom w:type="dxa" w:w="80"/>
-              <w:right w:type="dxa" w:w="120"/>
-            </w:tcMar>
-          </w:tcPr>
-          <w:p>
-            <w:pPr>
-              <w:spacing w:after="0" w:before="0"/>
-              <w:jc w:val="left"/>
-            </w:pPr>
-            <w:r>
-              <w:rPr>
-                <w:rFonts w:ascii="맑은 고딕" w:cs="맑은 고딕" w:eastAsia="맑은 고딕" w:hAnsi="맑은 고딕"/>
-                <w:sz w:val="18"/>
-                <w:szCs w:val="18"/>
-              </w:rPr>
-              <w:t xml:space="preserve">제연설비</w:t>
-            </w:r>
-          </w:p>
-        </w:tc>
-        <w:tc>
-          <w:tcPr>
-            <w:tcW w:type="dxa" w:w="4700"/>
-            <w:tcMar>
-              <w:top w:type="dxa" w:w="80"/>
-              <w:left w:type="dxa" w:w="120"/>
-              <w:bottom w:type="dxa" w:w="80"/>
-              <w:right w:type="dxa" w:w="120"/>
-            </w:tcMar>
-          </w:tcPr>
-          <w:p>
-            <w:pPr>
-              <w:spacing w:after="0" w:before="0"/>
-              <w:jc w:val="left"/>
-            </w:pPr>
-            <w:r>
-              <w:rPr>
-                <w:rFonts w:ascii="맑은 고딕" w:cs="맑은 고딕" w:eastAsia="맑은 고딕" w:hAnsi="맑은 고딕"/>
-                <w:sz w:val="18"/>
-                <w:szCs w:val="18"/>
-              </w:rPr>
-              <w:t xml:space="preserve">층·용도별 기준</w:t>
-            </w:r>
-          </w:p>
-        </w:tc>
-        <w:tc>
-          <w:tcPr>
-            <w:tcW w:type="dxa" w:w="2600"/>
-            <w:tcMar>
-              <w:top w:type="dxa" w:w="80"/>
-              <w:left w:type="dxa" w:w="120"/>
-              <w:bottom w:type="dxa" w:w="80"/>
-              <w:right w:type="dxa" w:w="120"/>
-            </w:tcMar>
-          </w:tcPr>
-          <w:p>
-            <w:pPr>
-              <w:spacing w:after="0" w:before="0"/>
-              <w:jc w:val="left"/>
-            </w:pPr>
-            <w:r>
-              <w:rPr>
-                <w:rFonts w:ascii="맑은 고딕" w:cs="맑은 고딕" w:eastAsia="맑은 고딕" w:hAnsi="맑은 고딕"/>
-                <w:sz w:val="18"/>
-                <w:szCs w:val="18"/>
-              </w:rPr>
-              <w:t xml:space="preserve">구역에 따라 다르다</w:t>
-            </w:r>
-          </w:p>
-        </w:tc>
-      </w:tr>
-    </w:tbl>
-    <w:p>
-      <w:pPr>
-        <w:spacing w:after="120"/>
-        <w:jc w:val="both"/>
-      </w:pPr>
-      <w:r>
-        <w:rPr>
-          <w:rFonts w:ascii="맑은 고딕" w:cs="맑은 고딕" w:eastAsia="맑은 고딕" w:hAnsi="맑은 고딕"/>
-          <w:sz w:val="20"/>
-          <w:szCs w:val="20"/>
-        </w:rPr>
-        <w:t xml:space="preserve"> </w:t>
-      </w:r>
-    </w:p>
-    <w:p>
-      <w:pPr>
-        <w:spacing w:after="40" w:before="0"/>
-        <w:ind w:left="280" w:hanging="200"/>
-      </w:pPr>
-      <w:r>
-        <w:rPr>
-          <w:rFonts w:ascii="맑은 고딕" w:cs="맑은 고딕" w:eastAsia="맑은 고딕" w:hAnsi="맑은 고딕"/>
-          <w:sz w:val="20"/>
-          <w:szCs w:val="20"/>
-        </w:rPr>
-        <w:t xml:space="preserve">▪연결송수관과 무선통신보조설비는 </w:t>
-      </w:r>
-      <w:r>
-        <w:rPr>
-          <w:rFonts w:ascii="맑은 고딕" w:cs="맑은 고딕" w:eastAsia="맑은 고딕" w:hAnsi="맑은 고딕"/>
-          <w:b/>
-          <w:bCs/>
-          <w:sz w:val="20"/>
-          <w:szCs w:val="20"/>
-        </w:rPr>
-        <w:t xml:space="preserve">있고 없고가 갈린다.</w:t>
-      </w:r>
-      <w:r>
-        <w:rPr>
-          <w:rFonts w:ascii="맑은 고딕" w:cs="맑은 고딕" w:eastAsia="맑은 고딕" w:hAnsi="맑은 고딕"/>
-          <w:sz w:val="20"/>
-          <w:szCs w:val="20"/>
-        </w:rPr>
-        <w:t xml:space="preserve"> 이 둘의 유무를 사전대응계획에 반드시 기재한다. 현장에서 찾기 시작하면 늦는다</w:t>
-      </w:r>
-    </w:p>
-    <w:p>
-      <w:pPr>
-        <w:spacing w:after="40" w:before="0"/>
-        <w:ind w:left="280" w:hanging="200"/>
-      </w:pPr>
-      <w:r>
-        <w:rPr>
-          <w:rFonts w:ascii="맑은 고딕" w:cs="맑은 고딕" w:eastAsia="맑은 고딕" w:hAnsi="맑은 고딕"/>
-          <w:sz w:val="20"/>
-          <w:szCs w:val="20"/>
-        </w:rPr>
-        <w:t xml:space="preserve">▪옥내·옥외소화전, 소화수조, 제연설비의 창고시설 세부 설치기준은 법령 원문 대조가 필요하다. 관서에서 확정하여 표를 채운다</w:t>
-      </w:r>
-    </w:p>
-    <w:p>
-      <w:pPr>
-        <w:pStyle w:val="Heading2"/>
-        <w:spacing w:after="140" w:before="380"/>
-      </w:pPr>
-      <w:r>
-        <w:rPr>
-          <w:rFonts w:ascii="맑은 고딕" w:cs="맑은 고딕" w:eastAsia="맑은 고딕" w:hAnsi="맑은 고딕"/>
-          <w:b/>
-          <w:bCs/>
-          <w:sz w:val="26"/>
-          <w:szCs w:val="26"/>
-        </w:rPr>
-        <w:t xml:space="preserve">3. 소화설비</w:t>
-      </w:r>
-    </w:p>
-    <w:tbl>
-      <w:tblPr>
-        <w:tblW w:type="dxa" w:w="9000"/>
-        <w:tblBorders>
-          <w:top w:val="single" w:color="1F3864" w:sz="8"/>
-          <w:left w:val="single" w:color="1F3864" w:sz="8"/>
-          <w:bottom w:val="single" w:color="1F3864" w:sz="8"/>
-          <w:right w:val="single" w:color="1F3864" w:sz="8"/>
-          <w:insideH w:val="single" w:color="1F3864" w:sz="4"/>
-          <w:insideV w:val="single" w:color="1F3864" w:sz="4"/>
-        </w:tblBorders>
-      </w:tblPr>
-      <w:tblGrid>
-        <w:gridCol w:w="2500"/>
-        <w:gridCol w:w="6500"/>
-      </w:tblGrid>
-      <w:tr>
-        <w:trPr>
-          <w:cantSplit/>
-          <w:tblHeader/>
-        </w:trPr>
-        <w:tc>
-          <w:tcPr>
-            <w:tcW w:type="dxa" w:w="9000"/>
-            <w:gridSpan w:val="2"/>
-            <w:shd w:fill="1F3864" w:val="clear"/>
-            <w:tcMar>
-              <w:top w:type="dxa" w:w="80"/>
-              <w:left w:type="dxa" w:w="120"/>
-              <w:bottom w:type="dxa" w:w="80"/>
-              <w:right w:type="dxa" w:w="120"/>
-            </w:tcMar>
-            <w:vAlign w:val="center"/>
-          </w:tcPr>
-          <w:p>
-            <w:pPr>
-              <w:spacing w:after="0" w:before="0"/>
-              <w:jc w:val="left"/>
-            </w:pPr>
-            <w:r>
-              <w:rPr>
-                <w:rFonts w:ascii="맑은 고딕" w:cs="맑은 고딕" w:eastAsia="맑은 고딕" w:hAnsi="맑은 고딕"/>
-                <w:b/>
-                <w:bCs/>
-                <w:color w:val="FFFFFF"/>
-                <w:sz w:val="22"/>
-                <w:szCs w:val="22"/>
-              </w:rPr>
-              <w:t xml:space="preserve">라지드롭형 스프링클러설비</w:t>
-            </w:r>
-          </w:p>
-        </w:tc>
-      </w:tr>
-      <w:tr>
-        <w:trPr>
-          <w:cantSplit/>
-          <w:trHeight w:val="2200"/>
-        </w:trPr>
-        <w:tc>
-          <w:tcPr>
-            <w:tcW w:type="dxa" w:w="2500"/>
-            <w:shd w:fill="F2F2F2" w:val="clear"/>
-            <w:tcMar>
-              <w:top w:type="dxa" w:w="80"/>
-              <w:left w:type="dxa" w:w="120"/>
-              <w:bottom w:type="dxa" w:w="80"/>
-              <w:right w:type="dxa" w:w="120"/>
-            </w:tcMar>
-            <w:vAlign w:val="center"/>
-          </w:tcPr>
-          <w:p>
-            <w:pPr>
-              <w:spacing w:after="0" w:before="600"/>
-              <w:jc w:val="center"/>
-            </w:pPr>
-            <w:r>
-              <w:rPr>
-                <w:rFonts w:ascii="맑은 고딕" w:cs="맑은 고딕" w:eastAsia="맑은 고딕" w:hAnsi="맑은 고딕"/>
-                <w:b/>
-                <w:bCs/>
-                <w:color w:val="808080"/>
-                <w:sz w:val="18"/>
-                <w:szCs w:val="18"/>
-              </w:rPr>
-              <w:t xml:space="preserve">［ 사진 ］</w:t>
-            </w:r>
-          </w:p>
-          <w:p>
-            <w:pPr>
-              <w:spacing w:after="600" w:before="0"/>
-              <w:jc w:val="center"/>
-            </w:pPr>
-            <w:r>
-              <w:rPr>
-                <w:rFonts w:ascii="맑은 고딕" w:cs="맑은 고딕" w:eastAsia="맑은 고딕" w:hAnsi="맑은 고딕"/>
-                <w:color w:val="A6A6A6"/>
-                <w:sz w:val="14"/>
-                <w:szCs w:val="14"/>
-              </w:rPr>
-              <w:t xml:space="preserve">사진 삽입</w:t>
-            </w:r>
-          </w:p>
-        </w:tc>
-        <w:tc>
-          <w:tcPr>
-            <w:tcW w:type="dxa" w:w="6500"/>
-            <w:tcMar>
-              <w:top w:type="dxa" w:w="80"/>
-              <w:left w:type="dxa" w:w="120"/>
-              <w:bottom w:type="dxa" w:w="80"/>
-              <w:right w:type="dxa" w:w="120"/>
-            </w:tcMar>
-          </w:tcPr>
-          <w:p>
-            <w:pPr>
-              <w:spacing w:after="20" w:before="60"/>
-              <w:jc w:val="left"/>
-            </w:pPr>
-            <w:r>
-              <w:rPr>
-                <w:rFonts w:ascii="맑은 고딕" w:cs="맑은 고딕" w:eastAsia="맑은 고딕" w:hAnsi="맑은 고딕"/>
-                <w:b/>
-                <w:bCs/>
-                <w:color w:val="1F3864"/>
-                <w:sz w:val="18"/>
-                <w:szCs w:val="18"/>
-              </w:rPr>
-              <w:t xml:space="preserve">근거</w:t>
-            </w:r>
-          </w:p>
-          <w:p>
-            <w:pPr>
-              <w:spacing w:after="60" w:before="0"/>
-              <w:jc w:val="left"/>
-            </w:pPr>
-            <w:r>
-              <w:rPr>
-                <w:rFonts w:ascii="맑은 고딕" w:cs="맑은 고딕" w:eastAsia="맑은 고딕" w:hAnsi="맑은 고딕"/>
-                <w:sz w:val="18"/>
-                <w:szCs w:val="18"/>
-              </w:rPr>
-              <w:t xml:space="preserve">「창고시설의 화재안전성능기준(NFPC 609)」. 2024년 1월 1일 시행. 창고시설에는 라지드롭형 헤드를 </w:t>
-            </w:r>
-            <w:r>
-              <w:rPr>
-                <w:rFonts w:ascii="맑은 고딕" w:cs="맑은 고딕" w:eastAsia="맑은 고딕" w:hAnsi="맑은 고딕"/>
-                <w:b/>
-                <w:bCs/>
-                <w:sz w:val="18"/>
-                <w:szCs w:val="18"/>
-              </w:rPr>
-              <w:t xml:space="preserve">습식으로</w:t>
-            </w:r>
-            <w:r>
-              <w:rPr>
-                <w:rFonts w:ascii="맑은 고딕" w:cs="맑은 고딕" w:eastAsia="맑은 고딕" w:hAnsi="맑은 고딕"/>
-                <w:sz w:val="18"/>
-                <w:szCs w:val="18"/>
-              </w:rPr>
-              <w:t xml:space="preserve"> 설치한다.</w:t>
-            </w:r>
-          </w:p>
-          <w:p>
-            <w:pPr>
-              <w:spacing w:after="20" w:before="60"/>
-              <w:jc w:val="left"/>
-            </w:pPr>
-            <w:r>
-              <w:rPr>
-                <w:rFonts w:ascii="맑은 고딕" w:cs="맑은 고딕" w:eastAsia="맑은 고딕" w:hAnsi="맑은 고딕"/>
-                <w:b/>
-                <w:bCs/>
-                <w:color w:val="1F3864"/>
-                <w:sz w:val="18"/>
-                <w:szCs w:val="18"/>
-              </w:rPr>
-              <w:t xml:space="preserve">위치</w:t>
-            </w:r>
-          </w:p>
-          <w:p>
-            <w:pPr>
-              <w:spacing w:after="60" w:before="0"/>
-              <w:jc w:val="left"/>
-            </w:pPr>
-            <w:r>
-              <w:rPr>
-                <w:rFonts w:ascii="맑은 고딕" w:cs="맑은 고딕" w:eastAsia="맑은 고딕" w:hAnsi="맑은 고딕"/>
-                <w:sz w:val="18"/>
-                <w:szCs w:val="18"/>
-              </w:rPr>
-              <w:t xml:space="preserve">천장 아래 배관. 유수검지장치(알람밸브)는 구역별 밸브실, 작동 표시는 방재실 수신기.</w:t>
-            </w:r>
-          </w:p>
-          <w:p>
-            <w:pPr>
-              <w:spacing w:after="20" w:before="60"/>
-              <w:jc w:val="left"/>
-            </w:pPr>
-            <w:r>
-              <w:rPr>
-                <w:rFonts w:ascii="맑은 고딕" w:cs="맑은 고딕" w:eastAsia="맑은 고딕" w:hAnsi="맑은 고딕"/>
-                <w:b/>
-                <w:bCs/>
-                <w:color w:val="1F3864"/>
-                <w:sz w:val="18"/>
-                <w:szCs w:val="18"/>
-              </w:rPr>
-              <w:t xml:space="preserve">판독과 활용</w:t>
-            </w:r>
-          </w:p>
-          <w:p>
-            <w:pPr>
-              <w:spacing w:after="60" w:before="0"/>
-              <w:jc w:val="left"/>
-            </w:pPr>
-            <w:r>
-              <w:rPr>
-                <w:rFonts w:ascii="맑은 고딕" w:cs="맑은 고딕" w:eastAsia="맑은 고딕" w:hAnsi="맑은 고딕"/>
-                <w:sz w:val="18"/>
-                <w:szCs w:val="18"/>
-              </w:rPr>
-              <w:t xml:space="preserve">수원 산정이 헤드당 3.2㎥이므로 역산하면 헤드 1개 방수량은 약 160 L/min이다. 설계 기준개수 30개는 약 4,800 L/min으로, 소방대 65mm 관창 여섯 개분에 해당한다. </w:t>
-            </w:r>
-            <w:r>
-              <w:rPr>
-                <w:rFonts w:ascii="맑은 고딕" w:cs="맑은 고딕" w:eastAsia="맑은 고딕" w:hAnsi="맑은 고딕"/>
-                <w:b/>
-                <w:bCs/>
-                <w:sz w:val="18"/>
-                <w:szCs w:val="18"/>
-              </w:rPr>
-              <w:t xml:space="preserve">작동 헤드가 30개를 넘으면 설비가 설계 범위를 벗어난 것</w:t>
-            </w:r>
-            <w:r>
-              <w:rPr>
-                <w:rFonts w:ascii="맑은 고딕" w:cs="맑은 고딕" w:eastAsia="맑은 고딕" w:hAnsi="맑은 고딕"/>
-                <w:sz w:val="18"/>
-                <w:szCs w:val="18"/>
-              </w:rPr>
-              <w:t xml:space="preserve">으로 판정한다.</w:t>
-            </w:r>
-          </w:p>
-        </w:tc>
-      </w:tr>
-      <w:tr>
-        <w:trPr>
-          <w:cantSplit/>
-          <w:tblHeader w:val="false"/>
-        </w:trPr>
-        <w:tc>
-          <w:tcPr>
-            <w:tcW w:type="dxa" w:w="9000"/>
-            <w:gridSpan w:val="2"/>
-            <w:shd w:fill="D9D9D9" w:val="clear"/>
-            <w:tcMar>
-              <w:top w:type="dxa" w:w="80"/>
-              <w:left w:type="dxa" w:w="120"/>
-              <w:bottom w:type="dxa" w:w="80"/>
-              <w:right w:type="dxa" w:w="120"/>
-            </w:tcMar>
-          </w:tcPr>
-          <w:p>
-            <w:pPr>
-              <w:spacing w:after="0" w:before="0"/>
-              <w:jc w:val="left"/>
-            </w:pPr>
-            <w:r>
-              <w:rPr>
-                <w:rFonts w:ascii="맑은 고딕" w:cs="맑은 고딕" w:eastAsia="맑은 고딕" w:hAnsi="맑은 고딕"/>
-                <w:b/>
-                <w:bCs/>
-                <w:sz w:val="18"/>
-                <w:szCs w:val="18"/>
-              </w:rPr>
-              <w:t xml:space="preserve">▲ 무력화되는 방식  </w:t>
-            </w:r>
-            <w:r>
-              <w:rPr>
-                <w:rFonts w:ascii="맑은 고딕" w:cs="맑은 고딕" w:eastAsia="맑은 고딕" w:hAnsi="맑은 고딕"/>
-                <w:sz w:val="18"/>
-                <w:szCs w:val="18"/>
-              </w:rPr>
-              <w:t xml:space="preserve">제어밸브 폐쇄. 미국 NFPA 통계에서 스프링클러가 작동하지 않은 화재의 59%는 누군가 설비를 정지시켜 둔 경우였다. 2021년 이천 물류센터 화재에서는 관계자의 수신기 조작으로 최초 발화 후 약 8분간 작동하지 않았다.</w:t>
-            </w:r>
-          </w:p>
-        </w:tc>
-      </w:tr>
-    </w:tbl>
-    <w:p>
-      <w:pPr>
-        <w:spacing w:after="160"/>
-      </w:pPr>
-    </w:p>
-    <w:tbl>
-      <w:tblPr>
-        <w:tblW w:type="dxa" w:w="9000"/>
-        <w:tblBorders>
-          <w:top w:val="single" w:color="1F3864" w:sz="8"/>
-          <w:left w:val="single" w:color="1F3864" w:sz="8"/>
-          <w:bottom w:val="single" w:color="1F3864" w:sz="8"/>
-          <w:right w:val="single" w:color="1F3864" w:sz="8"/>
-          <w:insideH w:val="single" w:color="1F3864" w:sz="4"/>
-          <w:insideV w:val="single" w:color="1F3864" w:sz="4"/>
-        </w:tblBorders>
-      </w:tblPr>
-      <w:tblGrid>
-        <w:gridCol w:w="2500"/>
-        <w:gridCol w:w="6500"/>
-      </w:tblGrid>
-      <w:tr>
-        <w:trPr>
-          <w:cantSplit/>
-          <w:tblHeader/>
-        </w:trPr>
-        <w:tc>
-          <w:tcPr>
-            <w:tcW w:type="dxa" w:w="9000"/>
-            <w:gridSpan w:val="2"/>
-            <w:shd w:fill="1F3864" w:val="clear"/>
-            <w:tcMar>
-              <w:top w:type="dxa" w:w="80"/>
-              <w:left w:type="dxa" w:w="120"/>
-              <w:bottom w:type="dxa" w:w="80"/>
-              <w:right w:type="dxa" w:w="120"/>
-            </w:tcMar>
-            <w:vAlign w:val="center"/>
-          </w:tcPr>
-          <w:p>
-            <w:pPr>
-              <w:spacing w:after="0" w:before="0"/>
-              <w:jc w:val="left"/>
-            </w:pPr>
-            <w:r>
-              <w:rPr>
-                <w:rFonts w:ascii="맑은 고딕" w:cs="맑은 고딕" w:eastAsia="맑은 고딕" w:hAnsi="맑은 고딕"/>
-                <w:b/>
-                <w:bCs/>
-                <w:color w:val="FFFFFF"/>
-                <w:sz w:val="22"/>
-                <w:szCs w:val="22"/>
-              </w:rPr>
-              <w:t xml:space="preserve">화재조기진압용 스프링클러설비(ESFR)</w:t>
-            </w:r>
-          </w:p>
-        </w:tc>
-      </w:tr>
-      <w:tr>
-        <w:trPr>
-          <w:cantSplit/>
-          <w:trHeight w:val="2200"/>
-        </w:trPr>
-        <w:tc>
-          <w:tcPr>
-            <w:tcW w:type="dxa" w:w="2500"/>
-            <w:shd w:fill="F2F2F2" w:val="clear"/>
-            <w:tcMar>
-              <w:top w:type="dxa" w:w="80"/>
-              <w:left w:type="dxa" w:w="120"/>
-              <w:bottom w:type="dxa" w:w="80"/>
-              <w:right w:type="dxa" w:w="120"/>
-            </w:tcMar>
-            <w:vAlign w:val="center"/>
-          </w:tcPr>
-          <w:p>
-            <w:pPr>
-              <w:spacing w:after="0" w:before="600"/>
-              <w:jc w:val="center"/>
-            </w:pPr>
-            <w:r>
-              <w:rPr>
-                <w:rFonts w:ascii="맑은 고딕" w:cs="맑은 고딕" w:eastAsia="맑은 고딕" w:hAnsi="맑은 고딕"/>
-                <w:b/>
-                <w:bCs/>
-                <w:color w:val="808080"/>
-                <w:sz w:val="18"/>
-                <w:szCs w:val="18"/>
-              </w:rPr>
-              <w:t xml:space="preserve">［ 사진 ］</w:t>
-            </w:r>
-          </w:p>
-          <w:p>
-            <w:pPr>
-              <w:spacing w:after="600" w:before="0"/>
-              <w:jc w:val="center"/>
-            </w:pPr>
-            <w:r>
-              <w:rPr>
-                <w:rFonts w:ascii="맑은 고딕" w:cs="맑은 고딕" w:eastAsia="맑은 고딕" w:hAnsi="맑은 고딕"/>
-                <w:color w:val="A6A6A6"/>
-                <w:sz w:val="14"/>
-                <w:szCs w:val="14"/>
-              </w:rPr>
-              <w:t xml:space="preserve">사진 삽입</w:t>
-            </w:r>
-          </w:p>
-        </w:tc>
-        <w:tc>
-          <w:tcPr>
-            <w:tcW w:type="dxa" w:w="6500"/>
-            <w:tcMar>
-              <w:top w:type="dxa" w:w="80"/>
-              <w:left w:type="dxa" w:w="120"/>
-              <w:bottom w:type="dxa" w:w="80"/>
-              <w:right w:type="dxa" w:w="120"/>
-            </w:tcMar>
-          </w:tcPr>
-          <w:p>
-            <w:pPr>
-              <w:spacing w:after="20" w:before="60"/>
-              <w:jc w:val="left"/>
-            </w:pPr>
-            <w:r>
-              <w:rPr>
-                <w:rFonts w:ascii="맑은 고딕" w:cs="맑은 고딕" w:eastAsia="맑은 고딕" w:hAnsi="맑은 고딕"/>
-                <w:b/>
-                <w:bCs/>
-                <w:color w:val="1F3864"/>
-                <w:sz w:val="18"/>
-                <w:szCs w:val="18"/>
-              </w:rPr>
-              <w:t xml:space="preserve">근거</w:t>
-            </w:r>
-          </w:p>
-          <w:p>
-            <w:pPr>
-              <w:spacing w:after="60" w:before="0"/>
-              <w:jc w:val="left"/>
-            </w:pPr>
-            <w:r>
-              <w:rPr>
-                <w:rFonts w:ascii="맑은 고딕" w:cs="맑은 고딕" w:eastAsia="맑은 고딕" w:hAnsi="맑은 고딕"/>
-                <w:sz w:val="18"/>
-                <w:szCs w:val="18"/>
-              </w:rPr>
-              <w:t xml:space="preserve">「화재조기진압용 스프링클러설비의 화재안전기술기준(NFTC 103B)」. 수원은 Q = 12 × 60 × K√10P 로 산정한다. 헤드 12개가 60분간 작동하는 것이 설계 조건이다.</w:t>
-            </w:r>
-          </w:p>
-          <w:p>
-            <w:pPr>
-              <w:spacing w:after="20" w:before="60"/>
-              <w:jc w:val="left"/>
-            </w:pPr>
-            <w:r>
-              <w:rPr>
-                <w:rFonts w:ascii="맑은 고딕" w:cs="맑은 고딕" w:eastAsia="맑은 고딕" w:hAnsi="맑은 고딕"/>
-                <w:b/>
-                <w:bCs/>
-                <w:color w:val="1F3864"/>
-                <w:sz w:val="18"/>
-                <w:szCs w:val="18"/>
-              </w:rPr>
-              <w:t xml:space="preserve">위치</w:t>
-            </w:r>
-          </w:p>
-          <w:p>
-            <w:pPr>
-              <w:spacing w:after="60" w:before="0"/>
-              <w:jc w:val="left"/>
-            </w:pPr>
-            <w:r>
-              <w:rPr>
-                <w:rFonts w:ascii="맑은 고딕" w:cs="맑은 고딕" w:eastAsia="맑은 고딕" w:hAnsi="맑은 고딕"/>
-                <w:sz w:val="18"/>
-                <w:szCs w:val="18"/>
-              </w:rPr>
-              <w:t xml:space="preserve">천장 아래. 적재높이와 헤드 사이에 정해진 이격이 확보되어야 성능이 나온다.</w:t>
-            </w:r>
-          </w:p>
-          <w:p>
-            <w:pPr>
-              <w:spacing w:after="20" w:before="60"/>
-              <w:jc w:val="left"/>
-            </w:pPr>
-            <w:r>
-              <w:rPr>
-                <w:rFonts w:ascii="맑은 고딕" w:cs="맑은 고딕" w:eastAsia="맑은 고딕" w:hAnsi="맑은 고딕"/>
-                <w:b/>
-                <w:bCs/>
-                <w:color w:val="1F3864"/>
-                <w:sz w:val="18"/>
-                <w:szCs w:val="18"/>
-              </w:rPr>
-              <w:t xml:space="preserve">판독과 활용</w:t>
-            </w:r>
-          </w:p>
-          <w:p>
-            <w:pPr>
-              <w:spacing w:after="60" w:before="0"/>
-              <w:jc w:val="left"/>
-            </w:pPr>
-            <w:r>
-              <w:rPr>
-                <w:rFonts w:ascii="맑은 고딕" w:cs="맑은 고딕" w:eastAsia="맑은 고딕" w:hAnsi="맑은 고딕"/>
-                <w:sz w:val="18"/>
-                <w:szCs w:val="18"/>
-              </w:rPr>
-              <w:t xml:space="preserve">헤드 1개 방수량이 K계수와 방수압력에 따라 350~650 L/min에 이른다. </w:t>
-            </w:r>
-            <w:r>
-              <w:rPr>
-                <w:rFonts w:ascii="맑은 고딕" w:cs="맑은 고딕" w:eastAsia="맑은 고딕" w:hAnsi="맑은 고딕"/>
-                <w:b/>
-                <w:bCs/>
-                <w:sz w:val="18"/>
-                <w:szCs w:val="18"/>
-              </w:rPr>
-              <w:t xml:space="preserve">4~5개만 열려도 65mm 관창 두세 개분의 물이 화점 바로 위에서 아래로 들어가고 있는 상태</w:t>
-            </w:r>
-            <w:r>
-              <w:rPr>
-                <w:rFonts w:ascii="맑은 고딕" w:cs="맑은 고딕" w:eastAsia="맑은 고딕" w:hAnsi="맑은 고딕"/>
-                <w:sz w:val="18"/>
-                <w:szCs w:val="18"/>
-              </w:rPr>
-              <w:t xml:space="preserve">이다. 12개를 넘으면 설계 범위 초과로 판정한다.</w:t>
-            </w:r>
-          </w:p>
-        </w:tc>
-      </w:tr>
-      <w:tr>
-        <w:trPr>
-          <w:cantSplit/>
-          <w:tblHeader w:val="false"/>
-        </w:trPr>
-        <w:tc>
-          <w:tcPr>
-            <w:tcW w:type="dxa" w:w="9000"/>
-            <w:gridSpan w:val="2"/>
-            <w:shd w:fill="D9D9D9" w:val="clear"/>
-            <w:tcMar>
-              <w:top w:type="dxa" w:w="80"/>
-              <w:left w:type="dxa" w:w="120"/>
-              <w:bottom w:type="dxa" w:w="80"/>
-              <w:right w:type="dxa" w:w="120"/>
-            </w:tcMar>
-          </w:tcPr>
-          <w:p>
-            <w:pPr>
-              <w:spacing w:after="0" w:before="0"/>
-              <w:jc w:val="left"/>
-            </w:pPr>
-            <w:r>
-              <w:rPr>
-                <w:rFonts w:ascii="맑은 고딕" w:cs="맑은 고딕" w:eastAsia="맑은 고딕" w:hAnsi="맑은 고딕"/>
-                <w:b/>
-                <w:bCs/>
-                <w:sz w:val="18"/>
-                <w:szCs w:val="18"/>
-              </w:rPr>
-              <w:t xml:space="preserve">▲ 무력화되는 방식  </w:t>
-            </w:r>
-            <w:r>
-              <w:rPr>
-                <w:rFonts w:ascii="맑은 고딕" w:cs="맑은 고딕" w:eastAsia="맑은 고딕" w:hAnsi="맑은 고딕"/>
-                <w:sz w:val="18"/>
-                <w:szCs w:val="18"/>
-              </w:rPr>
-              <w:t xml:space="preserve">적재높이 초과, 랙 상단과 헤드 사이 이격 미확보, 조명·덕트·닥트류에 의한 살수 장애. 설계 조건을 벗어난 적재는 외부에서 확인되지 않으므로 관계인에게 묻는다.</w:t>
-            </w:r>
-          </w:p>
-        </w:tc>
-      </w:tr>
-    </w:tbl>
-    <w:p>
-      <w:pPr>
-        <w:spacing w:after="160"/>
-      </w:pPr>
-    </w:p>
-    <w:tbl>
-      <w:tblPr>
-        <w:tblW w:type="dxa" w:w="9000"/>
-        <w:tblBorders>
-          <w:top w:val="single" w:color="1F3864" w:sz="8"/>
-          <w:left w:val="single" w:color="1F3864" w:sz="8"/>
-          <w:bottom w:val="single" w:color="1F3864" w:sz="8"/>
-          <w:right w:val="single" w:color="1F3864" w:sz="8"/>
-          <w:insideH w:val="single" w:color="1F3864" w:sz="4"/>
-          <w:insideV w:val="single" w:color="1F3864" w:sz="4"/>
-        </w:tblBorders>
-      </w:tblPr>
-      <w:tblGrid>
-        <w:gridCol w:w="2500"/>
-        <w:gridCol w:w="6500"/>
-      </w:tblGrid>
-      <w:tr>
-        <w:trPr>
-          <w:cantSplit/>
-          <w:tblHeader/>
-        </w:trPr>
-        <w:tc>
-          <w:tcPr>
-            <w:tcW w:type="dxa" w:w="9000"/>
-            <w:gridSpan w:val="2"/>
-            <w:shd w:fill="1F3864" w:val="clear"/>
-            <w:tcMar>
-              <w:top w:type="dxa" w:w="80"/>
-              <w:left w:type="dxa" w:w="120"/>
-              <w:bottom w:type="dxa" w:w="80"/>
-              <w:right w:type="dxa" w:w="120"/>
-            </w:tcMar>
-            <w:vAlign w:val="center"/>
-          </w:tcPr>
-          <w:p>
-            <w:pPr>
-              <w:spacing w:after="0" w:before="0"/>
-              <w:jc w:val="left"/>
-            </w:pPr>
-            <w:r>
-              <w:rPr>
-                <w:rFonts w:ascii="맑은 고딕" w:cs="맑은 고딕" w:eastAsia="맑은 고딕" w:hAnsi="맑은 고딕"/>
-                <w:b/>
-                <w:bCs/>
-                <w:color w:val="FFFFFF"/>
-                <w:sz w:val="22"/>
-                <w:szCs w:val="22"/>
-              </w:rPr>
-              <w:t xml:space="preserve">인랙 스프링클러헤드</w:t>
-            </w:r>
-          </w:p>
-        </w:tc>
-      </w:tr>
-      <w:tr>
-        <w:trPr>
-          <w:cantSplit/>
-          <w:trHeight w:val="2200"/>
-        </w:trPr>
-        <w:tc>
-          <w:tcPr>
-            <w:tcW w:type="dxa" w:w="2500"/>
-            <w:shd w:fill="F2F2F2" w:val="clear"/>
-            <w:tcMar>
-              <w:top w:type="dxa" w:w="80"/>
-              <w:left w:type="dxa" w:w="120"/>
-              <w:bottom w:type="dxa" w:w="80"/>
-              <w:right w:type="dxa" w:w="120"/>
-            </w:tcMar>
-            <w:vAlign w:val="center"/>
-          </w:tcPr>
-          <w:p>
-            <w:pPr>
-              <w:spacing w:after="0" w:before="600"/>
-              <w:jc w:val="center"/>
-            </w:pPr>
-            <w:r>
-              <w:rPr>
-                <w:rFonts w:ascii="맑은 고딕" w:cs="맑은 고딕" w:eastAsia="맑은 고딕" w:hAnsi="맑은 고딕"/>
-                <w:b/>
-                <w:bCs/>
-                <w:color w:val="808080"/>
-                <w:sz w:val="18"/>
-                <w:szCs w:val="18"/>
-              </w:rPr>
-              <w:t xml:space="preserve">［ 사진 ］</w:t>
-            </w:r>
-          </w:p>
-          <w:p>
-            <w:pPr>
-              <w:spacing w:after="600" w:before="0"/>
-              <w:jc w:val="center"/>
-            </w:pPr>
-            <w:r>
-              <w:rPr>
-                <w:rFonts w:ascii="맑은 고딕" w:cs="맑은 고딕" w:eastAsia="맑은 고딕" w:hAnsi="맑은 고딕"/>
-                <w:color w:val="A6A6A6"/>
-                <w:sz w:val="14"/>
-                <w:szCs w:val="14"/>
-              </w:rPr>
-              <w:t xml:space="preserve">사진 삽입</w:t>
-            </w:r>
-          </w:p>
-        </w:tc>
-        <w:tc>
-          <w:tcPr>
-            <w:tcW w:type="dxa" w:w="6500"/>
-            <w:tcMar>
-              <w:top w:type="dxa" w:w="80"/>
-              <w:left w:type="dxa" w:w="120"/>
-              <w:bottom w:type="dxa" w:w="80"/>
-              <w:right w:type="dxa" w:w="120"/>
-            </w:tcMar>
-          </w:tcPr>
-          <w:p>
-            <w:pPr>
-              <w:spacing w:after="20" w:before="60"/>
-              <w:jc w:val="left"/>
-            </w:pPr>
-            <w:r>
-              <w:rPr>
-                <w:rFonts w:ascii="맑은 고딕" w:cs="맑은 고딕" w:eastAsia="맑은 고딕" w:hAnsi="맑은 고딕"/>
-                <w:b/>
-                <w:bCs/>
-                <w:color w:val="1F3864"/>
-                <w:sz w:val="18"/>
-                <w:szCs w:val="18"/>
-              </w:rPr>
-              <w:t xml:space="preserve">근거</w:t>
-            </w:r>
-          </w:p>
-          <w:p>
-            <w:pPr>
-              <w:spacing w:after="60" w:before="0"/>
-              <w:jc w:val="left"/>
-            </w:pPr>
-            <w:r>
-              <w:rPr>
-                <w:rFonts w:ascii="맑은 고딕" w:cs="맑은 고딕" w:eastAsia="맑은 고딕" w:hAnsi="맑은 고딕"/>
-                <w:sz w:val="18"/>
-                <w:szCs w:val="18"/>
-              </w:rPr>
-              <w:t xml:space="preserve">NFPC 609. 랙식 창고는 라지드롭형 헤드를 </w:t>
-            </w:r>
-            <w:r>
-              <w:rPr>
-                <w:rFonts w:ascii="맑은 고딕" w:cs="맑은 고딕" w:eastAsia="맑은 고딕" w:hAnsi="맑은 고딕"/>
-                <w:b/>
-                <w:bCs/>
-                <w:sz w:val="18"/>
-                <w:szCs w:val="18"/>
-              </w:rPr>
-              <w:t xml:space="preserve">랙 높이 3m 이하마다</w:t>
-            </w:r>
-            <w:r>
-              <w:rPr>
-                <w:rFonts w:ascii="맑은 고딕" w:cs="맑은 고딕" w:eastAsia="맑은 고딕" w:hAnsi="맑은 고딕"/>
-                <w:sz w:val="18"/>
-                <w:szCs w:val="18"/>
-              </w:rPr>
-              <w:t xml:space="preserve"> 설치한다. 수평거리 15cm 이상의 송기공간이 있는 랙식 창고는 그 헤드를 송기공간에 설치할 수 있다.</w:t>
-            </w:r>
-          </w:p>
-          <w:p>
-            <w:pPr>
-              <w:spacing w:after="20" w:before="60"/>
-              <w:jc w:val="left"/>
-            </w:pPr>
-            <w:r>
-              <w:rPr>
-                <w:rFonts w:ascii="맑은 고딕" w:cs="맑은 고딕" w:eastAsia="맑은 고딕" w:hAnsi="맑은 고딕"/>
-                <w:b/>
-                <w:bCs/>
-                <w:color w:val="1F3864"/>
-                <w:sz w:val="18"/>
-                <w:szCs w:val="18"/>
-              </w:rPr>
-              <w:t xml:space="preserve">위치</w:t>
-            </w:r>
-          </w:p>
-          <w:p>
-            <w:pPr>
-              <w:spacing w:after="60" w:before="0"/>
-              <w:jc w:val="left"/>
-            </w:pPr>
-            <w:r>
-              <w:rPr>
-                <w:rFonts w:ascii="맑은 고딕" w:cs="맑은 고딕" w:eastAsia="맑은 고딕" w:hAnsi="맑은 고딕"/>
-                <w:sz w:val="18"/>
-                <w:szCs w:val="18"/>
-              </w:rPr>
-              <w:t xml:space="preserve">랙 내부의 단 사이, 그리고 파렛트와 파렛트 사이·랙 배면의 수직 틈(송기공간).</w:t>
-            </w:r>
-          </w:p>
-          <w:p>
-            <w:pPr>
-              <w:spacing w:after="20" w:before="60"/>
-              <w:jc w:val="left"/>
-            </w:pPr>
-            <w:r>
-              <w:rPr>
-                <w:rFonts w:ascii="맑은 고딕" w:cs="맑은 고딕" w:eastAsia="맑은 고딕" w:hAnsi="맑은 고딕"/>
-                <w:b/>
-                <w:bCs/>
-                <w:color w:val="1F3864"/>
-                <w:sz w:val="18"/>
-                <w:szCs w:val="18"/>
-              </w:rPr>
-              <w:t xml:space="preserve">판독과 활용</w:t>
-            </w:r>
-          </w:p>
-          <w:p>
-            <w:pPr>
-              <w:spacing w:after="60" w:before="0"/>
-              <w:jc w:val="left"/>
-            </w:pPr>
-            <w:r>
-              <w:rPr>
-                <w:rFonts w:ascii="맑은 고딕" w:cs="맑은 고딕" w:eastAsia="맑은 고딕" w:hAnsi="맑은 고딕"/>
-                <w:b/>
-                <w:bCs/>
-                <w:sz w:val="18"/>
-                <w:szCs w:val="18"/>
-              </w:rPr>
-              <w:t xml:space="preserve">인랙 헤드의 유무가 상단 화점 대응을 가른다.</w:t>
-            </w:r>
-            <w:r>
-              <w:rPr>
-                <w:rFonts w:ascii="맑은 고딕" w:cs="맑은 고딕" w:eastAsia="맑은 고딕" w:hAnsi="맑은 고딕"/>
-                <w:sz w:val="18"/>
-                <w:szCs w:val="18"/>
-              </w:rPr>
-              <w:t xml:space="preserve"> 없는 고단 랙은 지상 관창으로 최상단을 제압할 수 없으므로 개구부 대량방수와 방수총으로 전환한다. 도착 시 관계인에게 설치 여부를 확인한다.</w:t>
-            </w:r>
-          </w:p>
-        </w:tc>
-      </w:tr>
-      <w:tr>
-        <w:trPr>
-          <w:cantSplit/>
-          <w:tblHeader w:val="false"/>
-        </w:trPr>
-        <w:tc>
-          <w:tcPr>
-            <w:tcW w:type="dxa" w:w="9000"/>
-            <w:gridSpan w:val="2"/>
-            <w:shd w:fill="D9D9D9" w:val="clear"/>
-            <w:tcMar>
-              <w:top w:type="dxa" w:w="80"/>
-              <w:left w:type="dxa" w:w="120"/>
-              <w:bottom w:type="dxa" w:w="80"/>
-              <w:right w:type="dxa" w:w="120"/>
-            </w:tcMar>
-          </w:tcPr>
-          <w:p>
-            <w:pPr>
-              <w:spacing w:after="0" w:before="0"/>
-              <w:jc w:val="left"/>
-            </w:pPr>
-            <w:r>
-              <w:rPr>
-                <w:rFonts w:ascii="맑은 고딕" w:cs="맑은 고딕" w:eastAsia="맑은 고딕" w:hAnsi="맑은 고딕"/>
-                <w:b/>
-                <w:bCs/>
-                <w:sz w:val="18"/>
-                <w:szCs w:val="18"/>
-              </w:rPr>
-              <w:t xml:space="preserve">▲ 무력화되는 방식  </w:t>
-            </w:r>
-            <w:r>
-              <w:rPr>
-                <w:rFonts w:ascii="맑은 고딕" w:cs="맑은 고딕" w:eastAsia="맑은 고딕" w:hAnsi="맑은 고딕"/>
-                <w:sz w:val="18"/>
-                <w:szCs w:val="18"/>
-              </w:rPr>
-              <w:t xml:space="preserve">송기공간 폐색. 비닐 랩 전면 포장, 솔리드(막힌) 선반, 통로 쪽으로 밀려 나온 과적이 원인이다. 막히면 물이 하단 적재물에 도달하지 못하고 화재는 위 대신 옆으로 번진다.</w:t>
-            </w:r>
-          </w:p>
-        </w:tc>
-      </w:tr>
-    </w:tbl>
-    <w:p>
-      <w:pPr>
-        <w:spacing w:after="160"/>
-      </w:pPr>
-    </w:p>
-    <w:tbl>
-      <w:tblPr>
-        <w:tblW w:type="dxa" w:w="9000"/>
-        <w:tblBorders>
-          <w:top w:val="single" w:color="1F3864" w:sz="8"/>
-          <w:left w:val="single" w:color="1F3864" w:sz="8"/>
-          <w:bottom w:val="single" w:color="1F3864" w:sz="8"/>
-          <w:right w:val="single" w:color="1F3864" w:sz="8"/>
-          <w:insideH w:val="single" w:color="1F3864" w:sz="4"/>
-          <w:insideV w:val="single" w:color="1F3864" w:sz="4"/>
-        </w:tblBorders>
-      </w:tblPr>
-      <w:tblGrid>
-        <w:gridCol w:w="2500"/>
-        <w:gridCol w:w="6500"/>
-      </w:tblGrid>
-      <w:tr>
-        <w:trPr>
-          <w:cantSplit/>
-          <w:tblHeader/>
-        </w:trPr>
-        <w:tc>
-          <w:tcPr>
-            <w:tcW w:type="dxa" w:w="9000"/>
-            <w:gridSpan w:val="2"/>
-            <w:shd w:fill="1F3864" w:val="clear"/>
-            <w:tcMar>
-              <w:top w:type="dxa" w:w="80"/>
-              <w:left w:type="dxa" w:w="120"/>
-              <w:bottom w:type="dxa" w:w="80"/>
-              <w:right w:type="dxa" w:w="120"/>
-            </w:tcMar>
-            <w:vAlign w:val="center"/>
-          </w:tcPr>
-          <w:p>
-            <w:pPr>
-              <w:spacing w:after="0" w:before="0"/>
-              <w:jc w:val="left"/>
-            </w:pPr>
-            <w:r>
-              <w:rPr>
-                <w:rFonts w:ascii="맑은 고딕" w:cs="맑은 고딕" w:eastAsia="맑은 고딕" w:hAnsi="맑은 고딕"/>
-                <w:b/>
-                <w:bCs/>
-                <w:color w:val="FFFFFF"/>
-                <w:sz w:val="22"/>
-                <w:szCs w:val="22"/>
-              </w:rPr>
-              <w:t xml:space="preserve">준비작동식 스프링클러설비 (냉동·냉장 구획)</w:t>
-            </w:r>
-          </w:p>
-        </w:tc>
-      </w:tr>
-      <w:tr>
-        <w:trPr>
-          <w:cantSplit/>
-          <w:trHeight w:val="2200"/>
-        </w:trPr>
-        <w:tc>
-          <w:tcPr>
-            <w:tcW w:type="dxa" w:w="2500"/>
-            <w:shd w:fill="F2F2F2" w:val="clear"/>
-            <w:tcMar>
-              <w:top w:type="dxa" w:w="80"/>
-              <w:left w:type="dxa" w:w="120"/>
-              <w:bottom w:type="dxa" w:w="80"/>
-              <w:right w:type="dxa" w:w="120"/>
-            </w:tcMar>
-            <w:vAlign w:val="center"/>
-          </w:tcPr>
-          <w:p>
-            <w:pPr>
-              <w:spacing w:after="0" w:before="600"/>
-              <w:jc w:val="center"/>
-            </w:pPr>
-            <w:r>
-              <w:rPr>
-                <w:rFonts w:ascii="맑은 고딕" w:cs="맑은 고딕" w:eastAsia="맑은 고딕" w:hAnsi="맑은 고딕"/>
-                <w:b/>
-                <w:bCs/>
-                <w:color w:val="808080"/>
-                <w:sz w:val="18"/>
-                <w:szCs w:val="18"/>
-              </w:rPr>
-              <w:t xml:space="preserve">［ 사진 ］</w:t>
-            </w:r>
-          </w:p>
-          <w:p>
-            <w:pPr>
-              <w:spacing w:after="600" w:before="0"/>
-              <w:jc w:val="center"/>
-            </w:pPr>
-            <w:r>
-              <w:rPr>
-                <w:rFonts w:ascii="맑은 고딕" w:cs="맑은 고딕" w:eastAsia="맑은 고딕" w:hAnsi="맑은 고딕"/>
-                <w:color w:val="A6A6A6"/>
-                <w:sz w:val="14"/>
-                <w:szCs w:val="14"/>
-              </w:rPr>
-              <w:t xml:space="preserve">사진 삽입</w:t>
-            </w:r>
-          </w:p>
-        </w:tc>
-        <w:tc>
-          <w:tcPr>
-            <w:tcW w:type="dxa" w:w="6500"/>
-            <w:tcMar>
-              <w:top w:type="dxa" w:w="80"/>
-              <w:left w:type="dxa" w:w="120"/>
-              <w:bottom w:type="dxa" w:w="80"/>
-              <w:right w:type="dxa" w:w="120"/>
-            </w:tcMar>
-          </w:tcPr>
-          <w:p>
-            <w:pPr>
-              <w:spacing w:after="20" w:before="60"/>
-              <w:jc w:val="left"/>
-            </w:pPr>
-            <w:r>
-              <w:rPr>
-                <w:rFonts w:ascii="맑은 고딕" w:cs="맑은 고딕" w:eastAsia="맑은 고딕" w:hAnsi="맑은 고딕"/>
-                <w:b/>
-                <w:bCs/>
-                <w:color w:val="1F3864"/>
-                <w:sz w:val="18"/>
-                <w:szCs w:val="18"/>
-              </w:rPr>
-              <w:t xml:space="preserve">근거</w:t>
-            </w:r>
-          </w:p>
-          <w:p>
-            <w:pPr>
-              <w:spacing w:after="60" w:before="0"/>
-              <w:jc w:val="left"/>
-            </w:pPr>
-            <w:r>
-              <w:rPr>
-                <w:rFonts w:ascii="맑은 고딕" w:cs="맑은 고딕" w:eastAsia="맑은 고딕" w:hAnsi="맑은 고딕"/>
-                <w:sz w:val="18"/>
-                <w:szCs w:val="18"/>
-              </w:rPr>
-              <w:t xml:space="preserve">저온 구획은 배관 동결 때문에 습식을 쓸 수 없다. 급속 동결 우려가 있는 구역에는 더블 인터록 준비작동식을 적용한다.</w:t>
-            </w:r>
-          </w:p>
-          <w:p>
-            <w:pPr>
-              <w:spacing w:after="20" w:before="60"/>
-              <w:jc w:val="left"/>
-            </w:pPr>
-            <w:r>
-              <w:rPr>
-                <w:rFonts w:ascii="맑은 고딕" w:cs="맑은 고딕" w:eastAsia="맑은 고딕" w:hAnsi="맑은 고딕"/>
-                <w:b/>
-                <w:bCs/>
-                <w:color w:val="1F3864"/>
-                <w:sz w:val="18"/>
-                <w:szCs w:val="18"/>
-              </w:rPr>
-              <w:t xml:space="preserve">위치</w:t>
-            </w:r>
-          </w:p>
-          <w:p>
-            <w:pPr>
-              <w:spacing w:after="60" w:before="0"/>
-              <w:jc w:val="left"/>
-            </w:pPr>
-            <w:r>
-              <w:rPr>
-                <w:rFonts w:ascii="맑은 고딕" w:cs="맑은 고딕" w:eastAsia="맑은 고딕" w:hAnsi="맑은 고딕"/>
-                <w:sz w:val="18"/>
-                <w:szCs w:val="18"/>
-              </w:rPr>
-              <w:t xml:space="preserve">프리액션밸브실. 감지기 계통과 배관 공기압 감시 계통이 별도로 있다.</w:t>
-            </w:r>
-          </w:p>
-          <w:p>
-            <w:pPr>
-              <w:spacing w:after="20" w:before="60"/>
-              <w:jc w:val="left"/>
-            </w:pPr>
-            <w:r>
-              <w:rPr>
-                <w:rFonts w:ascii="맑은 고딕" w:cs="맑은 고딕" w:eastAsia="맑은 고딕" w:hAnsi="맑은 고딕"/>
-                <w:b/>
-                <w:bCs/>
-                <w:color w:val="1F3864"/>
-                <w:sz w:val="18"/>
-                <w:szCs w:val="18"/>
-              </w:rPr>
-              <w:t xml:space="preserve">판독과 활용</w:t>
-            </w:r>
-          </w:p>
-          <w:p>
-            <w:pPr>
-              <w:spacing w:after="60" w:before="0"/>
-              <w:jc w:val="left"/>
-            </w:pPr>
-            <w:r>
-              <w:rPr>
-                <w:rFonts w:ascii="맑은 고딕" w:cs="맑은 고딕" w:eastAsia="맑은 고딕" w:hAnsi="맑은 고딕"/>
-                <w:b/>
-                <w:bCs/>
-                <w:sz w:val="18"/>
-                <w:szCs w:val="18"/>
-              </w:rPr>
-              <w:t xml:space="preserve">감지기 작동과 헤드 개방이 모두 있어야 물이 나온다.</w:t>
-            </w:r>
-            <w:r>
-              <w:rPr>
-                <w:rFonts w:ascii="맑은 고딕" w:cs="맑은 고딕" w:eastAsia="맑은 고딕" w:hAnsi="맑은 고딕"/>
-                <w:sz w:val="18"/>
-                <w:szCs w:val="18"/>
-              </w:rPr>
-              <w:t xml:space="preserve"> 습식보다 살수 개시가 늦는 것이 정상이다. 도착 시 밸브실에서 배관에 물이 찼는지를 확인한다. 물이 늦게 나오는 것을 고장으로 단정하지 않는다.</w:t>
-            </w:r>
-          </w:p>
-        </w:tc>
-      </w:tr>
-      <w:tr>
-        <w:trPr>
-          <w:cantSplit/>
-          <w:tblHeader w:val="false"/>
-        </w:trPr>
-        <w:tc>
-          <w:tcPr>
-            <w:tcW w:type="dxa" w:w="9000"/>
-            <w:gridSpan w:val="2"/>
-            <w:shd w:fill="D9D9D9" w:val="clear"/>
-            <w:tcMar>
-              <w:top w:type="dxa" w:w="80"/>
-              <w:left w:type="dxa" w:w="120"/>
-              <w:bottom w:type="dxa" w:w="80"/>
-              <w:right w:type="dxa" w:w="120"/>
-            </w:tcMar>
-          </w:tcPr>
-          <w:p>
-            <w:pPr>
-              <w:spacing w:after="0" w:before="0"/>
-              <w:jc w:val="left"/>
-            </w:pPr>
-            <w:r>
-              <w:rPr>
-                <w:rFonts w:ascii="맑은 고딕" w:cs="맑은 고딕" w:eastAsia="맑은 고딕" w:hAnsi="맑은 고딕"/>
-                <w:b/>
-                <w:bCs/>
-                <w:sz w:val="18"/>
-                <w:szCs w:val="18"/>
-              </w:rPr>
-              <w:t xml:space="preserve">▲ 무력화되는 방식  </w:t>
-            </w:r>
-            <w:r>
-              <w:rPr>
-                <w:rFonts w:ascii="맑은 고딕" w:cs="맑은 고딕" w:eastAsia="맑은 고딕" w:hAnsi="맑은 고딕"/>
-                <w:sz w:val="18"/>
-                <w:szCs w:val="18"/>
-              </w:rPr>
-              <w:t xml:space="preserve">감지 지연으로 밸브가 열리지 않음, 공기압 상실에 의한 오작동 차단, 밸브 수동 정지. 저온 구획은 냉연기와 결빙으로 상태 확인 자체가 어렵다.</w:t>
-            </w:r>
-          </w:p>
-        </w:tc>
-      </w:tr>
-    </w:tbl>
-    <w:p>
-      <w:pPr>
-        <w:spacing w:after="160"/>
-      </w:pPr>
-    </w:p>
-    <w:tbl>
-      <w:tblPr>
-        <w:tblW w:type="dxa" w:w="9000"/>
-        <w:tblBorders>
-          <w:top w:val="single" w:color="1F3864" w:sz="8"/>
-          <w:left w:val="single" w:color="1F3864" w:sz="8"/>
-          <w:bottom w:val="single" w:color="1F3864" w:sz="8"/>
-          <w:right w:val="single" w:color="1F3864" w:sz="8"/>
-          <w:insideH w:val="single" w:color="1F3864" w:sz="4"/>
-          <w:insideV w:val="single" w:color="1F3864" w:sz="4"/>
-        </w:tblBorders>
-      </w:tblPr>
-      <w:tblGrid>
-        <w:gridCol w:w="2500"/>
-        <w:gridCol w:w="6500"/>
-      </w:tblGrid>
-      <w:tr>
-        <w:trPr>
-          <w:cantSplit/>
-          <w:tblHeader/>
-        </w:trPr>
-        <w:tc>
-          <w:tcPr>
-            <w:tcW w:type="dxa" w:w="9000"/>
-            <w:gridSpan w:val="2"/>
-            <w:shd w:fill="1F3864" w:val="clear"/>
-            <w:tcMar>
-              <w:top w:type="dxa" w:w="80"/>
-              <w:left w:type="dxa" w:w="120"/>
-              <w:bottom w:type="dxa" w:w="80"/>
-              <w:right w:type="dxa" w:w="120"/>
-            </w:tcMar>
-            <w:vAlign w:val="center"/>
-          </w:tcPr>
-          <w:p>
-            <w:pPr>
-              <w:spacing w:after="0" w:before="0"/>
-              <w:jc w:val="left"/>
-            </w:pPr>
-            <w:r>
-              <w:rPr>
-                <w:rFonts w:ascii="맑은 고딕" w:cs="맑은 고딕" w:eastAsia="맑은 고딕" w:hAnsi="맑은 고딕"/>
-                <w:b/>
-                <w:bCs/>
-                <w:color w:val="FFFFFF"/>
-                <w:sz w:val="22"/>
-                <w:szCs w:val="22"/>
-              </w:rPr>
-              <w:t xml:space="preserve">옥내소화전설비</w:t>
-            </w:r>
-          </w:p>
-        </w:tc>
-      </w:tr>
-      <w:tr>
-        <w:trPr>
-          <w:cantSplit/>
-          <w:trHeight w:val="2200"/>
-        </w:trPr>
-        <w:tc>
-          <w:tcPr>
-            <w:tcW w:type="dxa" w:w="2500"/>
-            <w:shd w:fill="F2F2F2" w:val="clear"/>
-            <w:tcMar>
-              <w:top w:type="dxa" w:w="80"/>
-              <w:left w:type="dxa" w:w="120"/>
-              <w:bottom w:type="dxa" w:w="80"/>
-              <w:right w:type="dxa" w:w="120"/>
-            </w:tcMar>
-            <w:vAlign w:val="center"/>
-          </w:tcPr>
-          <w:p>
-            <w:pPr>
-              <w:spacing w:after="0" w:before="600"/>
-              <w:jc w:val="center"/>
-            </w:pPr>
-            <w:r>
-              <w:rPr>
-                <w:rFonts w:ascii="맑은 고딕" w:cs="맑은 고딕" w:eastAsia="맑은 고딕" w:hAnsi="맑은 고딕"/>
-                <w:b/>
-                <w:bCs/>
-                <w:color w:val="808080"/>
-                <w:sz w:val="18"/>
-                <w:szCs w:val="18"/>
-              </w:rPr>
-              <w:t xml:space="preserve">［ 사진 ］</w:t>
-            </w:r>
-          </w:p>
-          <w:p>
-            <w:pPr>
-              <w:spacing w:after="600" w:before="0"/>
-              <w:jc w:val="center"/>
-            </w:pPr>
-            <w:r>
-              <w:rPr>
-                <w:rFonts w:ascii="맑은 고딕" w:cs="맑은 고딕" w:eastAsia="맑은 고딕" w:hAnsi="맑은 고딕"/>
-                <w:color w:val="A6A6A6"/>
-                <w:sz w:val="14"/>
-                <w:szCs w:val="14"/>
-              </w:rPr>
-              <w:t xml:space="preserve">사진 삽입</w:t>
-            </w:r>
-          </w:p>
-        </w:tc>
-        <w:tc>
-          <w:tcPr>
-            <w:tcW w:type="dxa" w:w="6500"/>
-            <w:tcMar>
-              <w:top w:type="dxa" w:w="80"/>
-              <w:left w:type="dxa" w:w="120"/>
-              <w:bottom w:type="dxa" w:w="80"/>
-              <w:right w:type="dxa" w:w="120"/>
-            </w:tcMar>
-          </w:tcPr>
-          <w:p>
-            <w:pPr>
-              <w:spacing w:after="20" w:before="60"/>
-              <w:jc w:val="left"/>
-            </w:pPr>
-            <w:r>
-              <w:rPr>
-                <w:rFonts w:ascii="맑은 고딕" w:cs="맑은 고딕" w:eastAsia="맑은 고딕" w:hAnsi="맑은 고딕"/>
-                <w:b/>
-                <w:bCs/>
-                <w:color w:val="1F3864"/>
-                <w:sz w:val="18"/>
-                <w:szCs w:val="18"/>
-              </w:rPr>
-              <w:t xml:space="preserve">근거</w:t>
-            </w:r>
-          </w:p>
-          <w:p>
-            <w:pPr>
-              <w:spacing w:after="60" w:before="0"/>
-              <w:jc w:val="left"/>
-            </w:pPr>
-            <w:r>
-              <w:rPr>
-                <w:rFonts w:ascii="맑은 고딕" w:cs="맑은 고딕" w:eastAsia="맑은 고딕" w:hAnsi="맑은 고딕"/>
-                <w:sz w:val="18"/>
-                <w:szCs w:val="18"/>
-              </w:rPr>
-              <w:t xml:space="preserve">「소방시설 설치 및 관리에 관한 법률 시행령」 별표 4.</w:t>
-            </w:r>
-          </w:p>
-          <w:p>
-            <w:pPr>
-              <w:spacing w:after="20" w:before="60"/>
-              <w:jc w:val="left"/>
-            </w:pPr>
-            <w:r>
-              <w:rPr>
-                <w:rFonts w:ascii="맑은 고딕" w:cs="맑은 고딕" w:eastAsia="맑은 고딕" w:hAnsi="맑은 고딕"/>
-                <w:b/>
-                <w:bCs/>
-                <w:color w:val="1F3864"/>
-                <w:sz w:val="18"/>
-                <w:szCs w:val="18"/>
-              </w:rPr>
-              <w:t xml:space="preserve">위치</w:t>
-            </w:r>
-          </w:p>
-          <w:p>
-            <w:pPr>
-              <w:spacing w:after="60" w:before="0"/>
-              <w:jc w:val="left"/>
-            </w:pPr>
-            <w:r>
-              <w:rPr>
-                <w:rFonts w:ascii="맑은 고딕" w:cs="맑은 고딕" w:eastAsia="맑은 고딕" w:hAnsi="맑은 고딕"/>
-                <w:sz w:val="18"/>
-                <w:szCs w:val="18"/>
-              </w:rPr>
-              <w:t xml:space="preserve">벽면 소화전함. 대공간에서는 기둥과 출입구 부근에 배치된다.</w:t>
-            </w:r>
-          </w:p>
-          <w:p>
-            <w:pPr>
-              <w:spacing w:after="20" w:before="60"/>
-              <w:jc w:val="left"/>
-            </w:pPr>
-            <w:r>
-              <w:rPr>
-                <w:rFonts w:ascii="맑은 고딕" w:cs="맑은 고딕" w:eastAsia="맑은 고딕" w:hAnsi="맑은 고딕"/>
-                <w:b/>
-                <w:bCs/>
-                <w:color w:val="1F3864"/>
-                <w:sz w:val="18"/>
-                <w:szCs w:val="18"/>
-              </w:rPr>
-              <w:t xml:space="preserve">판독과 활용</w:t>
-            </w:r>
-          </w:p>
-          <w:p>
-            <w:pPr>
-              <w:spacing w:after="60" w:before="0"/>
-              <w:jc w:val="left"/>
-            </w:pPr>
-            <w:r>
-              <w:rPr>
-                <w:rFonts w:ascii="맑은 고딕" w:cs="맑은 고딕" w:eastAsia="맑은 고딕" w:hAnsi="맑은 고딕"/>
-                <w:sz w:val="18"/>
-                <w:szCs w:val="18"/>
-              </w:rPr>
-              <w:t xml:space="preserve">진입거리를 줄이는 데 쓴다. 다만 </w:t>
-            </w:r>
-            <w:r>
-              <w:rPr>
-                <w:rFonts w:ascii="맑은 고딕" w:cs="맑은 고딕" w:eastAsia="맑은 고딕" w:hAnsi="맑은 고딕"/>
-                <w:b/>
-                <w:bCs/>
-                <w:sz w:val="18"/>
-                <w:szCs w:val="18"/>
-              </w:rPr>
-              <w:t xml:space="preserve">건물에 비치된 호스와 관창은 사용하지 않는다.</w:t>
-            </w:r>
-            <w:r>
-              <w:rPr>
-                <w:rFonts w:ascii="맑은 고딕" w:cs="맑은 고딕" w:eastAsia="맑은 고딕" w:hAnsi="맑은 고딕"/>
-                <w:sz w:val="18"/>
-                <w:szCs w:val="18"/>
-              </w:rPr>
-              <w:t xml:space="preserve"> 소방대가 가져간 호스를 쓴다. 진입할 때 따라 들어온 호스를 되짚어야 밖으로 나올 수 있기 때문이다.</w:t>
-            </w:r>
-          </w:p>
-        </w:tc>
-      </w:tr>
-      <w:tr>
-        <w:trPr>
-          <w:cantSplit/>
-          <w:tblHeader w:val="false"/>
-        </w:trPr>
-        <w:tc>
-          <w:tcPr>
-            <w:tcW w:type="dxa" w:w="9000"/>
-            <w:gridSpan w:val="2"/>
-            <w:shd w:fill="D9D9D9" w:val="clear"/>
-            <w:tcMar>
-              <w:top w:type="dxa" w:w="80"/>
-              <w:left w:type="dxa" w:w="120"/>
-              <w:bottom w:type="dxa" w:w="80"/>
-              <w:right w:type="dxa" w:w="120"/>
-            </w:tcMar>
-          </w:tcPr>
-          <w:p>
-            <w:pPr>
-              <w:spacing w:after="0" w:before="0"/>
-              <w:jc w:val="left"/>
-            </w:pPr>
-            <w:r>
-              <w:rPr>
-                <w:rFonts w:ascii="맑은 고딕" w:cs="맑은 고딕" w:eastAsia="맑은 고딕" w:hAnsi="맑은 고딕"/>
-                <w:b/>
-                <w:bCs/>
-                <w:sz w:val="18"/>
-                <w:szCs w:val="18"/>
-              </w:rPr>
-              <w:t xml:space="preserve">▲ 무력화되는 방식  </w:t>
-            </w:r>
-            <w:r>
-              <w:rPr>
-                <w:rFonts w:ascii="맑은 고딕" w:cs="맑은 고딕" w:eastAsia="맑은 고딕" w:hAnsi="맑은 고딕"/>
-                <w:sz w:val="18"/>
-                <w:szCs w:val="18"/>
-              </w:rPr>
-              <w:t xml:space="preserve">적재물로 소화전함이 막힘, 호스 노후와 미점검, 함 앞 통로에 파렛트 적치.</w:t>
-            </w:r>
-          </w:p>
-        </w:tc>
-      </w:tr>
-    </w:tbl>
-    <w:p>
-      <w:pPr>
-        <w:spacing w:after="160"/>
-      </w:pPr>
-    </w:p>
-    <w:tbl>
-      <w:tblPr>
-        <w:tblW w:type="dxa" w:w="9000"/>
-        <w:tblBorders>
-          <w:top w:val="single" w:color="1F3864" w:sz="8"/>
-          <w:left w:val="single" w:color="1F3864" w:sz="8"/>
-          <w:bottom w:val="single" w:color="1F3864" w:sz="8"/>
-          <w:right w:val="single" w:color="1F3864" w:sz="8"/>
-          <w:insideH w:val="single" w:color="1F3864" w:sz="4"/>
-          <w:insideV w:val="single" w:color="1F3864" w:sz="4"/>
-        </w:tblBorders>
-      </w:tblPr>
-      <w:tblGrid>
-        <w:gridCol w:w="2500"/>
-        <w:gridCol w:w="6500"/>
-      </w:tblGrid>
-      <w:tr>
-        <w:trPr>
-          <w:cantSplit/>
-          <w:tblHeader/>
-        </w:trPr>
-        <w:tc>
-          <w:tcPr>
-            <w:tcW w:type="dxa" w:w="9000"/>
-            <w:gridSpan w:val="2"/>
-            <w:shd w:fill="1F3864" w:val="clear"/>
-            <w:tcMar>
-              <w:top w:type="dxa" w:w="80"/>
-              <w:left w:type="dxa" w:w="120"/>
-              <w:bottom w:type="dxa" w:w="80"/>
-              <w:right w:type="dxa" w:w="120"/>
-            </w:tcMar>
-            <w:vAlign w:val="center"/>
-          </w:tcPr>
-          <w:p>
-            <w:pPr>
-              <w:spacing w:after="0" w:before="0"/>
-              <w:jc w:val="left"/>
-            </w:pPr>
-            <w:r>
-              <w:rPr>
-                <w:rFonts w:ascii="맑은 고딕" w:cs="맑은 고딕" w:eastAsia="맑은 고딕" w:hAnsi="맑은 고딕"/>
-                <w:b/>
-                <w:bCs/>
-                <w:color w:val="FFFFFF"/>
-                <w:sz w:val="22"/>
-                <w:szCs w:val="22"/>
-              </w:rPr>
-              <w:t xml:space="preserve">옥외소화전설비</w:t>
-            </w:r>
-          </w:p>
-        </w:tc>
-      </w:tr>
-      <w:tr>
-        <w:trPr>
-          <w:cantSplit/>
-          <w:trHeight w:val="2200"/>
-        </w:trPr>
-        <w:tc>
-          <w:tcPr>
-            <w:tcW w:type="dxa" w:w="2500"/>
-            <w:shd w:fill="F2F2F2" w:val="clear"/>
-            <w:tcMar>
-              <w:top w:type="dxa" w:w="80"/>
-              <w:left w:type="dxa" w:w="120"/>
-              <w:bottom w:type="dxa" w:w="80"/>
-              <w:right w:type="dxa" w:w="120"/>
-            </w:tcMar>
-            <w:vAlign w:val="center"/>
-          </w:tcPr>
-          <w:p>
-            <w:pPr>
-              <w:spacing w:after="0" w:before="600"/>
-              <w:jc w:val="center"/>
-            </w:pPr>
-            <w:r>
-              <w:rPr>
-                <w:rFonts w:ascii="맑은 고딕" w:cs="맑은 고딕" w:eastAsia="맑은 고딕" w:hAnsi="맑은 고딕"/>
-                <w:b/>
-                <w:bCs/>
-                <w:color w:val="808080"/>
-                <w:sz w:val="18"/>
-                <w:szCs w:val="18"/>
-              </w:rPr>
-              <w:t xml:space="preserve">［ 사진 ］</w:t>
-            </w:r>
-          </w:p>
-          <w:p>
-            <w:pPr>
-              <w:spacing w:after="600" w:before="0"/>
-              <w:jc w:val="center"/>
-            </w:pPr>
-            <w:r>
-              <w:rPr>
-                <w:rFonts w:ascii="맑은 고딕" w:cs="맑은 고딕" w:eastAsia="맑은 고딕" w:hAnsi="맑은 고딕"/>
-                <w:color w:val="A6A6A6"/>
-                <w:sz w:val="14"/>
-                <w:szCs w:val="14"/>
-              </w:rPr>
-              <w:t xml:space="preserve">사진 삽입</w:t>
-            </w:r>
-          </w:p>
-        </w:tc>
-        <w:tc>
-          <w:tcPr>
-            <w:tcW w:type="dxa" w:w="6500"/>
-            <w:tcMar>
-              <w:top w:type="dxa" w:w="80"/>
-              <w:left w:type="dxa" w:w="120"/>
-              <w:bottom w:type="dxa" w:w="80"/>
-              <w:right w:type="dxa" w:w="120"/>
-            </w:tcMar>
-          </w:tcPr>
-          <w:p>
-            <w:pPr>
-              <w:spacing w:after="20" w:before="60"/>
-              <w:jc w:val="left"/>
-            </w:pPr>
-            <w:r>
-              <w:rPr>
-                <w:rFonts w:ascii="맑은 고딕" w:cs="맑은 고딕" w:eastAsia="맑은 고딕" w:hAnsi="맑은 고딕"/>
-                <w:b/>
-                <w:bCs/>
-                <w:color w:val="1F3864"/>
-                <w:sz w:val="18"/>
-                <w:szCs w:val="18"/>
-              </w:rPr>
-              <w:t xml:space="preserve">근거</w:t>
-            </w:r>
-          </w:p>
-          <w:p>
-            <w:pPr>
-              <w:spacing w:after="60" w:before="0"/>
-              <w:jc w:val="left"/>
-            </w:pPr>
-            <w:r>
-              <w:rPr>
-                <w:rFonts w:ascii="맑은 고딕" w:cs="맑은 고딕" w:eastAsia="맑은 고딕" w:hAnsi="맑은 고딕"/>
-                <w:sz w:val="18"/>
-                <w:szCs w:val="18"/>
-              </w:rPr>
-              <w:t xml:space="preserve">별표 4.</w:t>
-            </w:r>
-          </w:p>
-          <w:p>
-            <w:pPr>
-              <w:spacing w:after="20" w:before="60"/>
-              <w:jc w:val="left"/>
-            </w:pPr>
-            <w:r>
-              <w:rPr>
-                <w:rFonts w:ascii="맑은 고딕" w:cs="맑은 고딕" w:eastAsia="맑은 고딕" w:hAnsi="맑은 고딕"/>
-                <w:b/>
-                <w:bCs/>
-                <w:color w:val="1F3864"/>
-                <w:sz w:val="18"/>
-                <w:szCs w:val="18"/>
-              </w:rPr>
-              <w:t xml:space="preserve">위치</w:t>
-            </w:r>
-          </w:p>
-          <w:p>
-            <w:pPr>
-              <w:spacing w:after="60" w:before="0"/>
-              <w:jc w:val="left"/>
-            </w:pPr>
-            <w:r>
-              <w:rPr>
-                <w:rFonts w:ascii="맑은 고딕" w:cs="맑은 고딕" w:eastAsia="맑은 고딕" w:hAnsi="맑은 고딕"/>
-                <w:sz w:val="18"/>
-                <w:szCs w:val="18"/>
-              </w:rPr>
-              <w:t xml:space="preserve">건물 외곽 야드. 포장면과 조경 경계 부근.</w:t>
-            </w:r>
-          </w:p>
-          <w:p>
-            <w:pPr>
-              <w:spacing w:after="20" w:before="60"/>
-              <w:jc w:val="left"/>
-            </w:pPr>
-            <w:r>
-              <w:rPr>
-                <w:rFonts w:ascii="맑은 고딕" w:cs="맑은 고딕" w:eastAsia="맑은 고딕" w:hAnsi="맑은 고딕"/>
-                <w:b/>
-                <w:bCs/>
-                <w:color w:val="1F3864"/>
-                <w:sz w:val="18"/>
-                <w:szCs w:val="18"/>
-              </w:rPr>
-              <w:t xml:space="preserve">판독과 활용</w:t>
-            </w:r>
-          </w:p>
-          <w:p>
-            <w:pPr>
-              <w:spacing w:after="60" w:before="0"/>
-              <w:jc w:val="left"/>
-            </w:pPr>
-            <w:r>
-              <w:rPr>
-                <w:rFonts w:ascii="맑은 고딕" w:cs="맑은 고딕" w:eastAsia="맑은 고딕" w:hAnsi="맑은 고딕"/>
-                <w:sz w:val="18"/>
-                <w:szCs w:val="18"/>
-              </w:rPr>
-              <w:t xml:space="preserve">급수 편성의 1차 계통이다. 위치·구경·유량을 사전대응계획에 기록해 두고, 부족하면 중계송수나 물탱크차 셔틀을 처음부터 편성한다.</w:t>
-            </w:r>
-          </w:p>
-        </w:tc>
-      </w:tr>
-      <w:tr>
-        <w:trPr>
-          <w:cantSplit/>
-          <w:tblHeader w:val="false"/>
-        </w:trPr>
-        <w:tc>
-          <w:tcPr>
-            <w:tcW w:type="dxa" w:w="9000"/>
-            <w:gridSpan w:val="2"/>
-            <w:shd w:fill="D9D9D9" w:val="clear"/>
-            <w:tcMar>
-              <w:top w:type="dxa" w:w="80"/>
-              <w:left w:type="dxa" w:w="120"/>
-              <w:bottom w:type="dxa" w:w="80"/>
-              <w:right w:type="dxa" w:w="120"/>
-            </w:tcMar>
-          </w:tcPr>
-          <w:p>
-            <w:pPr>
-              <w:spacing w:after="0" w:before="0"/>
-              <w:jc w:val="left"/>
-            </w:pPr>
-            <w:r>
-              <w:rPr>
-                <w:rFonts w:ascii="맑은 고딕" w:cs="맑은 고딕" w:eastAsia="맑은 고딕" w:hAnsi="맑은 고딕"/>
-                <w:b/>
-                <w:bCs/>
-                <w:sz w:val="18"/>
-                <w:szCs w:val="18"/>
-              </w:rPr>
-              <w:t xml:space="preserve">▲ 무력화되는 방식  </w:t>
-            </w:r>
-            <w:r>
-              <w:rPr>
-                <w:rFonts w:ascii="맑은 고딕" w:cs="맑은 고딕" w:eastAsia="맑은 고딕" w:hAnsi="맑은 고딕"/>
-                <w:sz w:val="18"/>
-                <w:szCs w:val="18"/>
-              </w:rPr>
-              <w:t xml:space="preserve">접안한 트레일러와 야적물로 접근 차단, 동절기 동결, 야간 위치 확인 곤란. 물류창고는 외곽 입지가 많아 공설 소화전 자체가 멀 수 있다.</w:t>
-            </w:r>
-          </w:p>
-        </w:tc>
-      </w:tr>
-    </w:tbl>
-    <w:p>
-      <w:pPr>
-        <w:spacing w:after="160"/>
-      </w:pPr>
-    </w:p>
-    <w:p>
-      <w:pPr>
-        <w:pStyle w:val="Heading2"/>
-        <w:spacing w:after="140" w:before="380"/>
-      </w:pPr>
-      <w:r>
-        <w:rPr>
-          <w:rFonts w:ascii="맑은 고딕" w:cs="맑은 고딕" w:eastAsia="맑은 고딕" w:hAnsi="맑은 고딕"/>
-          <w:b/>
-          <w:bCs/>
-          <w:sz w:val="26"/>
-          <w:szCs w:val="26"/>
-        </w:rPr>
-        <w:t xml:space="preserve">4. 경보·감지설비</w:t>
-      </w:r>
-    </w:p>
-    <w:tbl>
-      <w:tblPr>
-        <w:tblW w:type="dxa" w:w="9000"/>
-        <w:tblBorders>
-          <w:top w:val="single" w:color="1F3864" w:sz="8"/>
-          <w:left w:val="single" w:color="1F3864" w:sz="8"/>
-          <w:bottom w:val="single" w:color="1F3864" w:sz="8"/>
-          <w:right w:val="single" w:color="1F3864" w:sz="8"/>
-          <w:insideH w:val="single" w:color="1F3864" w:sz="4"/>
-          <w:insideV w:val="single" w:color="1F3864" w:sz="4"/>
-        </w:tblBorders>
-      </w:tblPr>
-      <w:tblGrid>
-        <w:gridCol w:w="2500"/>
-        <w:gridCol w:w="6500"/>
-      </w:tblGrid>
-      <w:tr>
-        <w:trPr>
-          <w:cantSplit/>
-          <w:tblHeader/>
-        </w:trPr>
-        <w:tc>
-          <w:tcPr>
-            <w:tcW w:type="dxa" w:w="9000"/>
-            <w:gridSpan w:val="2"/>
-            <w:shd w:fill="1F3864" w:val="clear"/>
-            <w:tcMar>
-              <w:top w:type="dxa" w:w="80"/>
-              <w:left w:type="dxa" w:w="120"/>
-              <w:bottom w:type="dxa" w:w="80"/>
-              <w:right w:type="dxa" w:w="120"/>
-            </w:tcMar>
-            <w:vAlign w:val="center"/>
-          </w:tcPr>
-          <w:p>
-            <w:pPr>
-              <w:spacing w:after="0" w:before="0"/>
-              <w:jc w:val="left"/>
-            </w:pPr>
-            <w:r>
-              <w:rPr>
-                <w:rFonts w:ascii="맑은 고딕" w:cs="맑은 고딕" w:eastAsia="맑은 고딕" w:hAnsi="맑은 고딕"/>
-                <w:b/>
-                <w:bCs/>
-                <w:color w:val="FFFFFF"/>
-                <w:sz w:val="22"/>
-                <w:szCs w:val="22"/>
-              </w:rPr>
-              <w:t xml:space="preserve">자동화재탐지설비 — 수신기</w:t>
-            </w:r>
-          </w:p>
-        </w:tc>
-      </w:tr>
-      <w:tr>
-        <w:trPr>
-          <w:cantSplit/>
-          <w:trHeight w:val="2200"/>
-        </w:trPr>
-        <w:tc>
-          <w:tcPr>
-            <w:tcW w:type="dxa" w:w="2500"/>
-            <w:shd w:fill="F2F2F2" w:val="clear"/>
-            <w:tcMar>
-              <w:top w:type="dxa" w:w="80"/>
-              <w:left w:type="dxa" w:w="120"/>
-              <w:bottom w:type="dxa" w:w="80"/>
-              <w:right w:type="dxa" w:w="120"/>
-            </w:tcMar>
-            <w:vAlign w:val="center"/>
-          </w:tcPr>
-          <w:p>
-            <w:pPr>
-              <w:spacing w:after="0" w:before="600"/>
-              <w:jc w:val="center"/>
-            </w:pPr>
-            <w:r>
-              <w:rPr>
-                <w:rFonts w:ascii="맑은 고딕" w:cs="맑은 고딕" w:eastAsia="맑은 고딕" w:hAnsi="맑은 고딕"/>
-                <w:b/>
-                <w:bCs/>
-                <w:color w:val="808080"/>
-                <w:sz w:val="18"/>
-                <w:szCs w:val="18"/>
-              </w:rPr>
-              <w:t xml:space="preserve">［ 사진 ］</w:t>
-            </w:r>
-          </w:p>
-          <w:p>
-            <w:pPr>
-              <w:spacing w:after="600" w:before="0"/>
-              <w:jc w:val="center"/>
-            </w:pPr>
-            <w:r>
-              <w:rPr>
-                <w:rFonts w:ascii="맑은 고딕" w:cs="맑은 고딕" w:eastAsia="맑은 고딕" w:hAnsi="맑은 고딕"/>
-                <w:color w:val="A6A6A6"/>
-                <w:sz w:val="14"/>
-                <w:szCs w:val="14"/>
-              </w:rPr>
-              <w:t xml:space="preserve">사진 삽입</w:t>
-            </w:r>
-          </w:p>
-        </w:tc>
-        <w:tc>
-          <w:tcPr>
-            <w:tcW w:type="dxa" w:w="6500"/>
-            <w:tcMar>
-              <w:top w:type="dxa" w:w="80"/>
-              <w:left w:type="dxa" w:w="120"/>
-              <w:bottom w:type="dxa" w:w="80"/>
-              <w:right w:type="dxa" w:w="120"/>
-            </w:tcMar>
-          </w:tcPr>
-          <w:p>
-            <w:pPr>
-              <w:spacing w:after="20" w:before="60"/>
-              <w:jc w:val="left"/>
-            </w:pPr>
-            <w:r>
-              <w:rPr>
-                <w:rFonts w:ascii="맑은 고딕" w:cs="맑은 고딕" w:eastAsia="맑은 고딕" w:hAnsi="맑은 고딕"/>
-                <w:b/>
-                <w:bCs/>
-                <w:color w:val="1F3864"/>
-                <w:sz w:val="18"/>
-                <w:szCs w:val="18"/>
-              </w:rPr>
-              <w:t xml:space="preserve">근거</w:t>
-            </w:r>
-          </w:p>
-          <w:p>
-            <w:pPr>
-              <w:spacing w:after="60" w:before="0"/>
-              <w:jc w:val="left"/>
-            </w:pPr>
-            <w:r>
-              <w:rPr>
-                <w:rFonts w:ascii="맑은 고딕" w:cs="맑은 고딕" w:eastAsia="맑은 고딕" w:hAnsi="맑은 고딕"/>
-                <w:sz w:val="18"/>
-                <w:szCs w:val="18"/>
-              </w:rPr>
-              <w:t xml:space="preserve">별표 4. NFPC 609는 창고시설에 전층 경보방식을 적용한다.</w:t>
-            </w:r>
-          </w:p>
-          <w:p>
-            <w:pPr>
-              <w:spacing w:after="20" w:before="60"/>
-              <w:jc w:val="left"/>
-            </w:pPr>
-            <w:r>
-              <w:rPr>
-                <w:rFonts w:ascii="맑은 고딕" w:cs="맑은 고딕" w:eastAsia="맑은 고딕" w:hAnsi="맑은 고딕"/>
-                <w:b/>
-                <w:bCs/>
-                <w:color w:val="1F3864"/>
-                <w:sz w:val="18"/>
-                <w:szCs w:val="18"/>
-              </w:rPr>
-              <w:t xml:space="preserve">위치</w:t>
-            </w:r>
-          </w:p>
-          <w:p>
-            <w:pPr>
-              <w:spacing w:after="60" w:before="0"/>
-              <w:jc w:val="left"/>
-            </w:pPr>
-            <w:r>
-              <w:rPr>
-                <w:rFonts w:ascii="맑은 고딕" w:cs="맑은 고딕" w:eastAsia="맑은 고딕" w:hAnsi="맑은 고딕"/>
-                <w:sz w:val="18"/>
-                <w:szCs w:val="18"/>
-              </w:rPr>
-              <w:t xml:space="preserve">방재실. 1급·특급은 방재실이 별도로 있고 소방안전관리자가 상주한다.</w:t>
-            </w:r>
-          </w:p>
-          <w:p>
-            <w:pPr>
-              <w:spacing w:after="20" w:before="60"/>
-              <w:jc w:val="left"/>
-            </w:pPr>
-            <w:r>
-              <w:rPr>
-                <w:rFonts w:ascii="맑은 고딕" w:cs="맑은 고딕" w:eastAsia="맑은 고딕" w:hAnsi="맑은 고딕"/>
-                <w:b/>
-                <w:bCs/>
-                <w:color w:val="1F3864"/>
-                <w:sz w:val="18"/>
-                <w:szCs w:val="18"/>
-              </w:rPr>
-              <w:t xml:space="preserve">판독과 활용</w:t>
-            </w:r>
-          </w:p>
-          <w:p>
-            <w:pPr>
-              <w:spacing w:after="60" w:before="0"/>
-              <w:jc w:val="left"/>
-            </w:pPr>
-            <w:r>
-              <w:rPr>
-                <w:rFonts w:ascii="맑은 고딕" w:cs="맑은 고딕" w:eastAsia="맑은 고딕" w:hAnsi="맑은 고딕"/>
-                <w:sz w:val="18"/>
-                <w:szCs w:val="18"/>
-              </w:rPr>
-              <w:t xml:space="preserve">작동 구역, 작동 시각 이력, 스프링클러 유수검지장치 작동 표시를 읽는다. </w:t>
-            </w:r>
-            <w:r>
-              <w:rPr>
-                <w:rFonts w:ascii="맑은 고딕" w:cs="맑은 고딕" w:eastAsia="맑은 고딕" w:hAnsi="맑은 고딕"/>
-                <w:b/>
-                <w:bCs/>
-                <w:sz w:val="18"/>
-                <w:szCs w:val="18"/>
-              </w:rPr>
-              <w:t xml:space="preserve">본문 「스프링클러 상태 판정」의 1차 자료가 여기에서 나온다.</w:t>
-            </w:r>
-            <w:r>
-              <w:rPr>
-                <w:rFonts w:ascii="맑은 고딕" w:cs="맑은 고딕" w:eastAsia="맑은 고딕" w:hAnsi="맑은 고딕"/>
-                <w:sz w:val="18"/>
-                <w:szCs w:val="18"/>
-              </w:rPr>
-              <w:t xml:space="preserve"> 구역 번호가 건물 어디인지는 관계인만 알므로 반드시 관계인과 함께 읽는다.</w:t>
-            </w:r>
-          </w:p>
-        </w:tc>
-      </w:tr>
-      <w:tr>
-        <w:trPr>
-          <w:cantSplit/>
-          <w:tblHeader w:val="false"/>
-        </w:trPr>
-        <w:tc>
-          <w:tcPr>
-            <w:tcW w:type="dxa" w:w="9000"/>
-            <w:gridSpan w:val="2"/>
-            <w:shd w:fill="D9D9D9" w:val="clear"/>
-            <w:tcMar>
-              <w:top w:type="dxa" w:w="80"/>
-              <w:left w:type="dxa" w:w="120"/>
-              <w:bottom w:type="dxa" w:w="80"/>
-              <w:right w:type="dxa" w:w="120"/>
-            </w:tcMar>
-          </w:tcPr>
-          <w:p>
-            <w:pPr>
-              <w:spacing w:after="0" w:before="0"/>
-              <w:jc w:val="left"/>
-            </w:pPr>
-            <w:r>
-              <w:rPr>
-                <w:rFonts w:ascii="맑은 고딕" w:cs="맑은 고딕" w:eastAsia="맑은 고딕" w:hAnsi="맑은 고딕"/>
-                <w:b/>
-                <w:bCs/>
-                <w:sz w:val="18"/>
-                <w:szCs w:val="18"/>
-              </w:rPr>
-              <w:t xml:space="preserve">▲ 무력화되는 방식  </w:t>
-            </w:r>
-            <w:r>
-              <w:rPr>
-                <w:rFonts w:ascii="맑은 고딕" w:cs="맑은 고딕" w:eastAsia="맑은 고딕" w:hAnsi="맑은 고딕"/>
-                <w:sz w:val="18"/>
-                <w:szCs w:val="18"/>
-              </w:rPr>
-              <w:t xml:space="preserve">경보 정지와 복구를 반복하는 조작. 2021년 이천 물류센터 화재에서는 관계자 네 명이 화재경보를 여섯 차례 고의로 정지시킨 것으로 입건되었다. 도착 즉시 조작 이력을 확인한다.</w:t>
-            </w:r>
-          </w:p>
-        </w:tc>
-      </w:tr>
-    </w:tbl>
-    <w:p>
-      <w:pPr>
-        <w:spacing w:after="160"/>
-      </w:pPr>
-    </w:p>
-    <w:tbl>
-      <w:tblPr>
-        <w:tblW w:type="dxa" w:w="9000"/>
-        <w:tblBorders>
-          <w:top w:val="single" w:color="1F3864" w:sz="8"/>
-          <w:left w:val="single" w:color="1F3864" w:sz="8"/>
-          <w:bottom w:val="single" w:color="1F3864" w:sz="8"/>
-          <w:right w:val="single" w:color="1F3864" w:sz="8"/>
-          <w:insideH w:val="single" w:color="1F3864" w:sz="4"/>
-          <w:insideV w:val="single" w:color="1F3864" w:sz="4"/>
-        </w:tblBorders>
-      </w:tblPr>
-      <w:tblGrid>
-        <w:gridCol w:w="2500"/>
-        <w:gridCol w:w="6500"/>
-      </w:tblGrid>
-      <w:tr>
-        <w:trPr>
-          <w:cantSplit/>
-          <w:tblHeader/>
-        </w:trPr>
-        <w:tc>
-          <w:tcPr>
-            <w:tcW w:type="dxa" w:w="9000"/>
-            <w:gridSpan w:val="2"/>
-            <w:shd w:fill="1F3864" w:val="clear"/>
-            <w:tcMar>
-              <w:top w:type="dxa" w:w="80"/>
-              <w:left w:type="dxa" w:w="120"/>
-              <w:bottom w:type="dxa" w:w="80"/>
-              <w:right w:type="dxa" w:w="120"/>
-            </w:tcMar>
-            <w:vAlign w:val="center"/>
-          </w:tcPr>
-          <w:p>
-            <w:pPr>
-              <w:spacing w:after="0" w:before="0"/>
-              <w:jc w:val="left"/>
-            </w:pPr>
-            <w:r>
-              <w:rPr>
-                <w:rFonts w:ascii="맑은 고딕" w:cs="맑은 고딕" w:eastAsia="맑은 고딕" w:hAnsi="맑은 고딕"/>
-                <w:b/>
-                <w:bCs/>
-                <w:color w:val="FFFFFF"/>
-                <w:sz w:val="22"/>
-                <w:szCs w:val="22"/>
-              </w:rPr>
-              <w:t xml:space="preserve">감지기 (아날로그·공기흡입형)</w:t>
-            </w:r>
-          </w:p>
-        </w:tc>
-      </w:tr>
-      <w:tr>
-        <w:trPr>
-          <w:cantSplit/>
-          <w:trHeight w:val="2200"/>
-        </w:trPr>
-        <w:tc>
-          <w:tcPr>
-            <w:tcW w:type="dxa" w:w="2500"/>
-            <w:shd w:fill="F2F2F2" w:val="clear"/>
-            <w:tcMar>
-              <w:top w:type="dxa" w:w="80"/>
-              <w:left w:type="dxa" w:w="120"/>
-              <w:bottom w:type="dxa" w:w="80"/>
-              <w:right w:type="dxa" w:w="120"/>
-            </w:tcMar>
-            <w:vAlign w:val="center"/>
-          </w:tcPr>
-          <w:p>
-            <w:pPr>
-              <w:spacing w:after="0" w:before="600"/>
-              <w:jc w:val="center"/>
-            </w:pPr>
-            <w:r>
-              <w:rPr>
-                <w:rFonts w:ascii="맑은 고딕" w:cs="맑은 고딕" w:eastAsia="맑은 고딕" w:hAnsi="맑은 고딕"/>
-                <w:b/>
-                <w:bCs/>
-                <w:color w:val="808080"/>
-                <w:sz w:val="18"/>
-                <w:szCs w:val="18"/>
-              </w:rPr>
-              <w:t xml:space="preserve">［ 사진 ］</w:t>
-            </w:r>
-          </w:p>
-          <w:p>
-            <w:pPr>
-              <w:spacing w:after="600" w:before="0"/>
-              <w:jc w:val="center"/>
-            </w:pPr>
-            <w:r>
-              <w:rPr>
-                <w:rFonts w:ascii="맑은 고딕" w:cs="맑은 고딕" w:eastAsia="맑은 고딕" w:hAnsi="맑은 고딕"/>
-                <w:color w:val="A6A6A6"/>
-                <w:sz w:val="14"/>
-                <w:szCs w:val="14"/>
-              </w:rPr>
-              <w:t xml:space="preserve">사진 삽입</w:t>
-            </w:r>
-          </w:p>
-        </w:tc>
-        <w:tc>
-          <w:tcPr>
-            <w:tcW w:type="dxa" w:w="6500"/>
-            <w:tcMar>
-              <w:top w:type="dxa" w:w="80"/>
-              <w:left w:type="dxa" w:w="120"/>
-              <w:bottom w:type="dxa" w:w="80"/>
-              <w:right w:type="dxa" w:w="120"/>
-            </w:tcMar>
-          </w:tcPr>
-          <w:p>
-            <w:pPr>
-              <w:spacing w:after="20" w:before="60"/>
-              <w:jc w:val="left"/>
-            </w:pPr>
-            <w:r>
-              <w:rPr>
-                <w:rFonts w:ascii="맑은 고딕" w:cs="맑은 고딕" w:eastAsia="맑은 고딕" w:hAnsi="맑은 고딕"/>
-                <w:b/>
-                <w:bCs/>
-                <w:color w:val="1F3864"/>
-                <w:sz w:val="18"/>
-                <w:szCs w:val="18"/>
-              </w:rPr>
-              <w:t xml:space="preserve">근거</w:t>
-            </w:r>
-          </w:p>
-          <w:p>
-            <w:pPr>
-              <w:spacing w:after="60" w:before="0"/>
-              <w:jc w:val="left"/>
-            </w:pPr>
-            <w:r>
-              <w:rPr>
-                <w:rFonts w:ascii="맑은 고딕" w:cs="맑은 고딕" w:eastAsia="맑은 고딕" w:hAnsi="맑은 고딕"/>
-                <w:sz w:val="18"/>
-                <w:szCs w:val="18"/>
-              </w:rPr>
-              <w:t xml:space="preserve">물류창고에는 조기 감지를 위해 아날로그 방식 감지기 또는 광전 공기흡입형 감지기를 설치한다. 부착높이 20m 이상에 설치하는 아날로그 방식은 공칭감지농도 하한값이 감광률 5%/m 미만이어야 한다.</w:t>
-            </w:r>
-          </w:p>
-          <w:p>
-            <w:pPr>
-              <w:spacing w:after="20" w:before="60"/>
-              <w:jc w:val="left"/>
-            </w:pPr>
-            <w:r>
-              <w:rPr>
-                <w:rFonts w:ascii="맑은 고딕" w:cs="맑은 고딕" w:eastAsia="맑은 고딕" w:hAnsi="맑은 고딕"/>
-                <w:b/>
-                <w:bCs/>
-                <w:color w:val="1F3864"/>
-                <w:sz w:val="18"/>
-                <w:szCs w:val="18"/>
-              </w:rPr>
-              <w:t xml:space="preserve">위치</w:t>
-            </w:r>
-          </w:p>
-          <w:p>
-            <w:pPr>
-              <w:spacing w:after="60" w:before="0"/>
-              <w:jc w:val="left"/>
-            </w:pPr>
-            <w:r>
-              <w:rPr>
-                <w:rFonts w:ascii="맑은 고딕" w:cs="맑은 고딕" w:eastAsia="맑은 고딕" w:hAnsi="맑은 고딕"/>
-                <w:sz w:val="18"/>
-                <w:szCs w:val="18"/>
-              </w:rPr>
-              <w:t xml:space="preserve">천장면. 랙 상부와 천장 사이.</w:t>
-            </w:r>
-          </w:p>
-          <w:p>
-            <w:pPr>
-              <w:spacing w:after="20" w:before="60"/>
-              <w:jc w:val="left"/>
-            </w:pPr>
-            <w:r>
-              <w:rPr>
-                <w:rFonts w:ascii="맑은 고딕" w:cs="맑은 고딕" w:eastAsia="맑은 고딕" w:hAnsi="맑은 고딕"/>
-                <w:b/>
-                <w:bCs/>
-                <w:color w:val="1F3864"/>
-                <w:sz w:val="18"/>
-                <w:szCs w:val="18"/>
-              </w:rPr>
-              <w:t xml:space="preserve">판독과 활용</w:t>
-            </w:r>
-          </w:p>
-          <w:p>
-            <w:pPr>
-              <w:spacing w:after="60" w:before="0"/>
-              <w:jc w:val="left"/>
-            </w:pPr>
-            <w:r>
-              <w:rPr>
-                <w:rFonts w:ascii="맑은 고딕" w:cs="맑은 고딕" w:eastAsia="맑은 고딕" w:hAnsi="맑은 고딕"/>
-                <w:b/>
-                <w:bCs/>
-                <w:sz w:val="18"/>
-                <w:szCs w:val="18"/>
-              </w:rPr>
-              <w:t xml:space="preserve">감지 시각은 발화 시각이 아니다.</w:t>
-            </w:r>
-            <w:r>
-              <w:rPr>
-                <w:rFonts w:ascii="맑은 고딕" w:cs="맑은 고딕" w:eastAsia="맑은 고딕" w:hAnsi="맑은 고딕"/>
-                <w:sz w:val="18"/>
-                <w:szCs w:val="18"/>
-              </w:rPr>
-              <w:t xml:space="preserve"> 층고가 높고 랙이 조밀해 열과 연기가 감지기까지 도달하는 데 시간이 걸린다. 수신기의 최초 감지 시각에 그 지연을 더해 화재 경과를 추정한다.</w:t>
-            </w:r>
-          </w:p>
-        </w:tc>
-      </w:tr>
-      <w:tr>
-        <w:trPr>
-          <w:cantSplit/>
-          <w:tblHeader w:val="false"/>
-        </w:trPr>
-        <w:tc>
-          <w:tcPr>
-            <w:tcW w:type="dxa" w:w="9000"/>
-            <w:gridSpan w:val="2"/>
-            <w:shd w:fill="D9D9D9" w:val="clear"/>
-            <w:tcMar>
-              <w:top w:type="dxa" w:w="80"/>
-              <w:left w:type="dxa" w:w="120"/>
-              <w:bottom w:type="dxa" w:w="80"/>
-              <w:right w:type="dxa" w:w="120"/>
-            </w:tcMar>
-          </w:tcPr>
-          <w:p>
-            <w:pPr>
-              <w:spacing w:after="0" w:before="0"/>
-              <w:jc w:val="left"/>
-            </w:pPr>
-            <w:r>
-              <w:rPr>
-                <w:rFonts w:ascii="맑은 고딕" w:cs="맑은 고딕" w:eastAsia="맑은 고딕" w:hAnsi="맑은 고딕"/>
-                <w:b/>
-                <w:bCs/>
-                <w:sz w:val="18"/>
-                <w:szCs w:val="18"/>
-              </w:rPr>
-              <w:t xml:space="preserve">▲ 무력화되는 방식  </w:t>
-            </w:r>
-            <w:r>
-              <w:rPr>
-                <w:rFonts w:ascii="맑은 고딕" w:cs="맑은 고딕" w:eastAsia="맑은 고딕" w:hAnsi="맑은 고딕"/>
-                <w:sz w:val="18"/>
-                <w:szCs w:val="18"/>
-              </w:rPr>
-              <w:t xml:space="preserve">층고에 의한 감지 지연, 스프링클러 작동 후 수증기가 섞인 냉연기에 의한 감지 저하, 적재물 변경으로 인한 기류 경로 변화.</w:t>
-            </w:r>
-          </w:p>
-        </w:tc>
-      </w:tr>
-    </w:tbl>
-    <w:p>
-      <w:pPr>
-        <w:spacing w:after="160"/>
-      </w:pPr>
-    </w:p>
-    <w:tbl>
-      <w:tblPr>
-        <w:tblW w:type="dxa" w:w="9000"/>
-        <w:tblBorders>
-          <w:top w:val="single" w:color="1F3864" w:sz="8"/>
-          <w:left w:val="single" w:color="1F3864" w:sz="8"/>
-          <w:bottom w:val="single" w:color="1F3864" w:sz="8"/>
-          <w:right w:val="single" w:color="1F3864" w:sz="8"/>
-          <w:insideH w:val="single" w:color="1F3864" w:sz="4"/>
-          <w:insideV w:val="single" w:color="1F3864" w:sz="4"/>
-        </w:tblBorders>
-      </w:tblPr>
-      <w:tblGrid>
-        <w:gridCol w:w="2500"/>
-        <w:gridCol w:w="6500"/>
-      </w:tblGrid>
-      <w:tr>
-        <w:trPr>
-          <w:cantSplit/>
-          <w:tblHeader/>
-        </w:trPr>
-        <w:tc>
-          <w:tcPr>
-            <w:tcW w:type="dxa" w:w="9000"/>
-            <w:gridSpan w:val="2"/>
-            <w:shd w:fill="1F3864" w:val="clear"/>
-            <w:tcMar>
-              <w:top w:type="dxa" w:w="80"/>
-              <w:left w:type="dxa" w:w="120"/>
-              <w:bottom w:type="dxa" w:w="80"/>
-              <w:right w:type="dxa" w:w="120"/>
-            </w:tcMar>
-            <w:vAlign w:val="center"/>
-          </w:tcPr>
-          <w:p>
-            <w:pPr>
-              <w:spacing w:after="0" w:before="0"/>
-              <w:jc w:val="left"/>
-            </w:pPr>
-            <w:r>
-              <w:rPr>
-                <w:rFonts w:ascii="맑은 고딕" w:cs="맑은 고딕" w:eastAsia="맑은 고딕" w:hAnsi="맑은 고딕"/>
-                <w:b/>
-                <w:bCs/>
-                <w:color w:val="FFFFFF"/>
-                <w:sz w:val="22"/>
-                <w:szCs w:val="22"/>
-              </w:rPr>
-              <w:t xml:space="preserve">비상방송설비</w:t>
-            </w:r>
-          </w:p>
-        </w:tc>
-      </w:tr>
-      <w:tr>
-        <w:trPr>
-          <w:cantSplit/>
-          <w:trHeight w:val="2200"/>
-        </w:trPr>
-        <w:tc>
-          <w:tcPr>
-            <w:tcW w:type="dxa" w:w="2500"/>
-            <w:shd w:fill="F2F2F2" w:val="clear"/>
-            <w:tcMar>
-              <w:top w:type="dxa" w:w="80"/>
-              <w:left w:type="dxa" w:w="120"/>
-              <w:bottom w:type="dxa" w:w="80"/>
-              <w:right w:type="dxa" w:w="120"/>
-            </w:tcMar>
-            <w:vAlign w:val="center"/>
-          </w:tcPr>
-          <w:p>
-            <w:pPr>
-              <w:spacing w:after="0" w:before="600"/>
-              <w:jc w:val="center"/>
-            </w:pPr>
-            <w:r>
-              <w:rPr>
-                <w:rFonts w:ascii="맑은 고딕" w:cs="맑은 고딕" w:eastAsia="맑은 고딕" w:hAnsi="맑은 고딕"/>
-                <w:b/>
-                <w:bCs/>
-                <w:color w:val="808080"/>
-                <w:sz w:val="18"/>
-                <w:szCs w:val="18"/>
-              </w:rPr>
-              <w:t xml:space="preserve">［ 사진 ］</w:t>
-            </w:r>
-          </w:p>
-          <w:p>
-            <w:pPr>
-              <w:spacing w:after="600" w:before="0"/>
-              <w:jc w:val="center"/>
-            </w:pPr>
-            <w:r>
-              <w:rPr>
-                <w:rFonts w:ascii="맑은 고딕" w:cs="맑은 고딕" w:eastAsia="맑은 고딕" w:hAnsi="맑은 고딕"/>
-                <w:color w:val="A6A6A6"/>
-                <w:sz w:val="14"/>
-                <w:szCs w:val="14"/>
-              </w:rPr>
-              <w:t xml:space="preserve">사진 삽입</w:t>
-            </w:r>
-          </w:p>
-        </w:tc>
-        <w:tc>
-          <w:tcPr>
-            <w:tcW w:type="dxa" w:w="6500"/>
-            <w:tcMar>
-              <w:top w:type="dxa" w:w="80"/>
-              <w:left w:type="dxa" w:w="120"/>
-              <w:bottom w:type="dxa" w:w="80"/>
-              <w:right w:type="dxa" w:w="120"/>
-            </w:tcMar>
-          </w:tcPr>
-          <w:p>
-            <w:pPr>
-              <w:spacing w:after="20" w:before="60"/>
-              <w:jc w:val="left"/>
-            </w:pPr>
-            <w:r>
-              <w:rPr>
-                <w:rFonts w:ascii="맑은 고딕" w:cs="맑은 고딕" w:eastAsia="맑은 고딕" w:hAnsi="맑은 고딕"/>
-                <w:b/>
-                <w:bCs/>
-                <w:color w:val="1F3864"/>
-                <w:sz w:val="18"/>
-                <w:szCs w:val="18"/>
-              </w:rPr>
-              <w:t xml:space="preserve">근거</w:t>
-            </w:r>
-          </w:p>
-          <w:p>
-            <w:pPr>
-              <w:spacing w:after="60" w:before="0"/>
-              <w:jc w:val="left"/>
-            </w:pPr>
-            <w:r>
-              <w:rPr>
-                <w:rFonts w:ascii="맑은 고딕" w:cs="맑은 고딕" w:eastAsia="맑은 고딕" w:hAnsi="맑은 고딕"/>
-                <w:sz w:val="18"/>
-                <w:szCs w:val="18"/>
-              </w:rPr>
-              <w:t xml:space="preserve">NFPC 609 — 경보설비 음향 향상과 전층 경보방식 적용.</w:t>
-            </w:r>
-          </w:p>
-          <w:p>
-            <w:pPr>
-              <w:spacing w:after="20" w:before="60"/>
-              <w:jc w:val="left"/>
-            </w:pPr>
-            <w:r>
-              <w:rPr>
-                <w:rFonts w:ascii="맑은 고딕" w:cs="맑은 고딕" w:eastAsia="맑은 고딕" w:hAnsi="맑은 고딕"/>
-                <w:b/>
-                <w:bCs/>
-                <w:color w:val="1F3864"/>
-                <w:sz w:val="18"/>
-                <w:szCs w:val="18"/>
-              </w:rPr>
-              <w:t xml:space="preserve">위치</w:t>
-            </w:r>
-          </w:p>
-          <w:p>
-            <w:pPr>
-              <w:spacing w:after="60" w:before="0"/>
-              <w:jc w:val="left"/>
-            </w:pPr>
-            <w:r>
-              <w:rPr>
-                <w:rFonts w:ascii="맑은 고딕" w:cs="맑은 고딕" w:eastAsia="맑은 고딕" w:hAnsi="맑은 고딕"/>
-                <w:sz w:val="18"/>
-                <w:szCs w:val="18"/>
-              </w:rPr>
-              <w:t xml:space="preserve">방재실 조작부. 구역별 스피커 계통.</w:t>
-            </w:r>
-          </w:p>
-          <w:p>
-            <w:pPr>
-              <w:spacing w:after="20" w:before="60"/>
-              <w:jc w:val="left"/>
-            </w:pPr>
-            <w:r>
-              <w:rPr>
-                <w:rFonts w:ascii="맑은 고딕" w:cs="맑은 고딕" w:eastAsia="맑은 고딕" w:hAnsi="맑은 고딕"/>
-                <w:b/>
-                <w:bCs/>
-                <w:color w:val="1F3864"/>
-                <w:sz w:val="18"/>
-                <w:szCs w:val="18"/>
-              </w:rPr>
-              <w:t xml:space="preserve">판독과 활용</w:t>
-            </w:r>
-          </w:p>
-          <w:p>
-            <w:pPr>
-              <w:spacing w:after="60" w:before="0"/>
-              <w:jc w:val="left"/>
-            </w:pPr>
-            <w:r>
-              <w:rPr>
-                <w:rFonts w:ascii="맑은 고딕" w:cs="맑은 고딕" w:eastAsia="맑은 고딕" w:hAnsi="맑은 고딕"/>
-                <w:b/>
-                <w:bCs/>
-                <w:sz w:val="18"/>
-                <w:szCs w:val="18"/>
-              </w:rPr>
-              <w:t xml:space="preserve">소방대의 내부 전달 수단으로 쓸 수 있다.</w:t>
-            </w:r>
-            <w:r>
-              <w:rPr>
-                <w:rFonts w:ascii="맑은 고딕" w:cs="맑은 고딕" w:eastAsia="맑은 고딕" w:hAnsi="맑은 고딕"/>
-                <w:sz w:val="18"/>
-                <w:szCs w:val="18"/>
-              </w:rPr>
-              <w:t xml:space="preserve"> 무전이 닿지 않는 구역에 철수 지시를 보내는 역방향 수단이 된다. 방재실을 확보하면 조작 방법을 관계인에게 먼저 확인해 둔다.</w:t>
-            </w:r>
-          </w:p>
-        </w:tc>
-      </w:tr>
-      <w:tr>
-        <w:trPr>
-          <w:cantSplit/>
-          <w:tblHeader w:val="false"/>
-        </w:trPr>
-        <w:tc>
-          <w:tcPr>
-            <w:tcW w:type="dxa" w:w="9000"/>
-            <w:gridSpan w:val="2"/>
-            <w:shd w:fill="D9D9D9" w:val="clear"/>
-            <w:tcMar>
-              <w:top w:type="dxa" w:w="80"/>
-              <w:left w:type="dxa" w:w="120"/>
-              <w:bottom w:type="dxa" w:w="80"/>
-              <w:right w:type="dxa" w:w="120"/>
-            </w:tcMar>
-          </w:tcPr>
-          <w:p>
-            <w:pPr>
-              <w:spacing w:after="0" w:before="0"/>
-              <w:jc w:val="left"/>
-            </w:pPr>
-            <w:r>
-              <w:rPr>
-                <w:rFonts w:ascii="맑은 고딕" w:cs="맑은 고딕" w:eastAsia="맑은 고딕" w:hAnsi="맑은 고딕"/>
-                <w:b/>
-                <w:bCs/>
-                <w:sz w:val="18"/>
-                <w:szCs w:val="18"/>
-              </w:rPr>
-              <w:t xml:space="preserve">▲ 무력화되는 방식  </w:t>
-            </w:r>
-            <w:r>
-              <w:rPr>
-                <w:rFonts w:ascii="맑은 고딕" w:cs="맑은 고딕" w:eastAsia="맑은 고딕" w:hAnsi="맑은 고딕"/>
-                <w:sz w:val="18"/>
-                <w:szCs w:val="18"/>
-              </w:rPr>
-              <w:t xml:space="preserve">방재실이 연소·정전으로 상실되면 함께 못 쓴다. 앰프 전원 차단, 구역 선택 오조작.</w:t>
-            </w:r>
-          </w:p>
-        </w:tc>
-      </w:tr>
-    </w:tbl>
-    <w:p>
-      <w:pPr>
-        <w:spacing w:after="160"/>
-      </w:pPr>
-    </w:p>
-    <w:p>
-      <w:pPr>
-        <w:pStyle w:val="Heading2"/>
-        <w:spacing w:after="140" w:before="380"/>
-      </w:pPr>
-      <w:r>
-        <w:rPr>
-          <w:rFonts w:ascii="맑은 고딕" w:cs="맑은 고딕" w:eastAsia="맑은 고딕" w:hAnsi="맑은 고딕"/>
-          <w:b/>
-          <w:bCs/>
-          <w:sz w:val="26"/>
-          <w:szCs w:val="26"/>
-        </w:rPr>
-        <w:t xml:space="preserve">5. 소화활동설비</w:t>
-      </w:r>
-    </w:p>
-    <w:tbl>
-      <w:tblPr>
-        <w:tblW w:type="dxa" w:w="9000"/>
-        <w:tblBorders>
-          <w:top w:val="single" w:color="1F3864" w:sz="8"/>
-          <w:left w:val="single" w:color="1F3864" w:sz="8"/>
-          <w:bottom w:val="single" w:color="1F3864" w:sz="8"/>
-          <w:right w:val="single" w:color="1F3864" w:sz="8"/>
-          <w:insideH w:val="single" w:color="1F3864" w:sz="4"/>
-          <w:insideV w:val="single" w:color="1F3864" w:sz="4"/>
-        </w:tblBorders>
-      </w:tblPr>
-      <w:tblGrid>
-        <w:gridCol w:w="2500"/>
-        <w:gridCol w:w="6500"/>
-      </w:tblGrid>
-      <w:tr>
-        <w:trPr>
-          <w:cantSplit/>
-          <w:tblHeader/>
-        </w:trPr>
-        <w:tc>
-          <w:tcPr>
-            <w:tcW w:type="dxa" w:w="9000"/>
-            <w:gridSpan w:val="2"/>
-            <w:shd w:fill="1F3864" w:val="clear"/>
-            <w:tcMar>
-              <w:top w:type="dxa" w:w="80"/>
-              <w:left w:type="dxa" w:w="120"/>
-              <w:bottom w:type="dxa" w:w="80"/>
-              <w:right w:type="dxa" w:w="120"/>
-            </w:tcMar>
-            <w:vAlign w:val="center"/>
-          </w:tcPr>
-          <w:p>
-            <w:pPr>
-              <w:spacing w:after="0" w:before="0"/>
-              <w:jc w:val="left"/>
-            </w:pPr>
-            <w:r>
-              <w:rPr>
-                <w:rFonts w:ascii="맑은 고딕" w:cs="맑은 고딕" w:eastAsia="맑은 고딕" w:hAnsi="맑은 고딕"/>
-                <w:b/>
-                <w:bCs/>
-                <w:color w:val="FFFFFF"/>
-                <w:sz w:val="22"/>
-                <w:szCs w:val="22"/>
-              </w:rPr>
-              <w:t xml:space="preserve">연결송수관설비</w:t>
-            </w:r>
-          </w:p>
-        </w:tc>
-      </w:tr>
-      <w:tr>
-        <w:trPr>
-          <w:cantSplit/>
-          <w:trHeight w:val="2200"/>
-        </w:trPr>
-        <w:tc>
-          <w:tcPr>
-            <w:tcW w:type="dxa" w:w="2500"/>
-            <w:shd w:fill="F2F2F2" w:val="clear"/>
-            <w:tcMar>
-              <w:top w:type="dxa" w:w="80"/>
-              <w:left w:type="dxa" w:w="120"/>
-              <w:bottom w:type="dxa" w:w="80"/>
-              <w:right w:type="dxa" w:w="120"/>
-            </w:tcMar>
-            <w:vAlign w:val="center"/>
-          </w:tcPr>
-          <w:p>
-            <w:pPr>
-              <w:spacing w:after="0" w:before="600"/>
-              <w:jc w:val="center"/>
-            </w:pPr>
-            <w:r>
-              <w:rPr>
-                <w:rFonts w:ascii="맑은 고딕" w:cs="맑은 고딕" w:eastAsia="맑은 고딕" w:hAnsi="맑은 고딕"/>
-                <w:b/>
-                <w:bCs/>
-                <w:color w:val="808080"/>
-                <w:sz w:val="18"/>
-                <w:szCs w:val="18"/>
-              </w:rPr>
-              <w:t xml:space="preserve">［ 사진 ］</w:t>
-            </w:r>
-          </w:p>
-          <w:p>
-            <w:pPr>
-              <w:spacing w:after="600" w:before="0"/>
-              <w:jc w:val="center"/>
-            </w:pPr>
-            <w:r>
-              <w:rPr>
-                <w:rFonts w:ascii="맑은 고딕" w:cs="맑은 고딕" w:eastAsia="맑은 고딕" w:hAnsi="맑은 고딕"/>
-                <w:color w:val="A6A6A6"/>
-                <w:sz w:val="14"/>
-                <w:szCs w:val="14"/>
-              </w:rPr>
-              <w:t xml:space="preserve">사진 삽입</w:t>
-            </w:r>
-          </w:p>
-        </w:tc>
-        <w:tc>
-          <w:tcPr>
-            <w:tcW w:type="dxa" w:w="6500"/>
-            <w:tcMar>
-              <w:top w:type="dxa" w:w="80"/>
-              <w:left w:type="dxa" w:w="120"/>
-              <w:bottom w:type="dxa" w:w="80"/>
-              <w:right w:type="dxa" w:w="120"/>
-            </w:tcMar>
-          </w:tcPr>
-          <w:p>
-            <w:pPr>
-              <w:spacing w:after="20" w:before="60"/>
-              <w:jc w:val="left"/>
-            </w:pPr>
-            <w:r>
-              <w:rPr>
-                <w:rFonts w:ascii="맑은 고딕" w:cs="맑은 고딕" w:eastAsia="맑은 고딕" w:hAnsi="맑은 고딕"/>
-                <w:b/>
-                <w:bCs/>
-                <w:color w:val="1F3864"/>
-                <w:sz w:val="18"/>
-                <w:szCs w:val="18"/>
-              </w:rPr>
-              <w:t xml:space="preserve">근거</w:t>
-            </w:r>
-          </w:p>
-          <w:p>
-            <w:pPr>
-              <w:spacing w:after="60" w:before="0"/>
-              <w:jc w:val="left"/>
-            </w:pPr>
-            <w:r>
-              <w:rPr>
-                <w:rFonts w:ascii="맑은 고딕" w:cs="맑은 고딕" w:eastAsia="맑은 고딕" w:hAnsi="맑은 고딕"/>
-                <w:sz w:val="18"/>
-                <w:szCs w:val="18"/>
-              </w:rPr>
-              <w:t xml:space="preserve">층수 5층 이상이고 연면적 6,000㎡ 이상인 건축물 등. </w:t>
-            </w:r>
-            <w:r>
-              <w:rPr>
-                <w:rFonts w:ascii="맑은 고딕" w:cs="맑은 고딕" w:eastAsia="맑은 고딕" w:hAnsi="맑은 고딕"/>
-                <w:b/>
-                <w:bCs/>
-                <w:sz w:val="18"/>
-                <w:szCs w:val="18"/>
-              </w:rPr>
-              <w:t xml:space="preserve">단층·저층 대형 창고에는 설치되지 않은 경우가 많다.</w:t>
-            </w:r>
-          </w:p>
-          <w:p>
-            <w:pPr>
-              <w:spacing w:after="20" w:before="60"/>
-              <w:jc w:val="left"/>
-            </w:pPr>
-            <w:r>
-              <w:rPr>
-                <w:rFonts w:ascii="맑은 고딕" w:cs="맑은 고딕" w:eastAsia="맑은 고딕" w:hAnsi="맑은 고딕"/>
-                <w:b/>
-                <w:bCs/>
-                <w:color w:val="1F3864"/>
-                <w:sz w:val="18"/>
-                <w:szCs w:val="18"/>
-              </w:rPr>
-              <w:t xml:space="preserve">위치</w:t>
-            </w:r>
-          </w:p>
-          <w:p>
-            <w:pPr>
-              <w:spacing w:after="60" w:before="0"/>
-              <w:jc w:val="left"/>
-            </w:pPr>
-            <w:r>
-              <w:rPr>
-                <w:rFonts w:ascii="맑은 고딕" w:cs="맑은 고딕" w:eastAsia="맑은 고딕" w:hAnsi="맑은 고딕"/>
-                <w:sz w:val="18"/>
-                <w:szCs w:val="18"/>
-              </w:rPr>
-              <w:t xml:space="preserve">건물 외부 송수구, 각 층 방수구.</w:t>
-            </w:r>
-          </w:p>
-          <w:p>
-            <w:pPr>
-              <w:spacing w:after="20" w:before="60"/>
-              <w:jc w:val="left"/>
-            </w:pPr>
-            <w:r>
-              <w:rPr>
-                <w:rFonts w:ascii="맑은 고딕" w:cs="맑은 고딕" w:eastAsia="맑은 고딕" w:hAnsi="맑은 고딕"/>
-                <w:b/>
-                <w:bCs/>
-                <w:color w:val="1F3864"/>
-                <w:sz w:val="18"/>
-                <w:szCs w:val="18"/>
-              </w:rPr>
-              <w:t xml:space="preserve">판독과 활용</w:t>
-            </w:r>
-          </w:p>
-          <w:p>
-            <w:pPr>
-              <w:spacing w:after="60" w:before="0"/>
-              <w:jc w:val="left"/>
-            </w:pPr>
-            <w:r>
-              <w:rPr>
-                <w:rFonts w:ascii="맑은 고딕" w:cs="맑은 고딕" w:eastAsia="맑은 고딕" w:hAnsi="맑은 고딕"/>
-                <w:sz w:val="18"/>
-                <w:szCs w:val="18"/>
-              </w:rPr>
-              <w:t xml:space="preserve">화점에 가장 가까운 방수구에서 전개하면 펌프차부터 이어지는 거리가 크게 줄어 마찰손실 문제가 사실상 해소된다. 방수구 설계 방수압력은 0.35 MPa 이상이나 실제로는 그보다 낮게 나오는 경우가 많으므로, 낮은 압력에서도 유량이 확보되는 고정유량 관창을 쓴다.</w:t>
-            </w:r>
-          </w:p>
-        </w:tc>
-      </w:tr>
-      <w:tr>
-        <w:trPr>
-          <w:cantSplit/>
-          <w:tblHeader w:val="false"/>
-        </w:trPr>
-        <w:tc>
-          <w:tcPr>
-            <w:tcW w:type="dxa" w:w="9000"/>
-            <w:gridSpan w:val="2"/>
-            <w:shd w:fill="D9D9D9" w:val="clear"/>
-            <w:tcMar>
-              <w:top w:type="dxa" w:w="80"/>
-              <w:left w:type="dxa" w:w="120"/>
-              <w:bottom w:type="dxa" w:w="80"/>
-              <w:right w:type="dxa" w:w="120"/>
-            </w:tcMar>
-          </w:tcPr>
-          <w:p>
-            <w:pPr>
-              <w:spacing w:after="0" w:before="0"/>
-              <w:jc w:val="left"/>
-            </w:pPr>
-            <w:r>
-              <w:rPr>
-                <w:rFonts w:ascii="맑은 고딕" w:cs="맑은 고딕" w:eastAsia="맑은 고딕" w:hAnsi="맑은 고딕"/>
-                <w:b/>
-                <w:bCs/>
-                <w:sz w:val="18"/>
-                <w:szCs w:val="18"/>
-              </w:rPr>
-              <w:t xml:space="preserve">▲ 무력화되는 방식  </w:t>
-            </w:r>
-            <w:r>
-              <w:rPr>
-                <w:rFonts w:ascii="맑은 고딕" w:cs="맑은 고딕" w:eastAsia="맑은 고딕" w:hAnsi="맑은 고딕"/>
-                <w:sz w:val="18"/>
-                <w:szCs w:val="18"/>
-              </w:rPr>
-              <w:t xml:space="preserve">송수구 파손과 이물질 유입, 감압장치에 의한 압력 제한, 배관 내 이물질. 방수구에서 전개하기 전에 짧게 열어 이물질과 공기를 빼낸다.</w:t>
-            </w:r>
-          </w:p>
-        </w:tc>
-      </w:tr>
-    </w:tbl>
-    <w:p>
-      <w:pPr>
-        <w:spacing w:after="160"/>
-      </w:pPr>
-    </w:p>
-    <w:tbl>
-      <w:tblPr>
-        <w:tblW w:type="dxa" w:w="9000"/>
-        <w:tblBorders>
-          <w:top w:val="single" w:color="1F3864" w:sz="8"/>
-          <w:left w:val="single" w:color="1F3864" w:sz="8"/>
-          <w:bottom w:val="single" w:color="1F3864" w:sz="8"/>
-          <w:right w:val="single" w:color="1F3864" w:sz="8"/>
-          <w:insideH w:val="single" w:color="1F3864" w:sz="4"/>
-          <w:insideV w:val="single" w:color="1F3864" w:sz="4"/>
-        </w:tblBorders>
-      </w:tblPr>
-      <w:tblGrid>
-        <w:gridCol w:w="2500"/>
-        <w:gridCol w:w="6500"/>
-      </w:tblGrid>
-      <w:tr>
-        <w:trPr>
-          <w:cantSplit/>
-          <w:tblHeader/>
-        </w:trPr>
-        <w:tc>
-          <w:tcPr>
-            <w:tcW w:type="dxa" w:w="9000"/>
-            <w:gridSpan w:val="2"/>
-            <w:shd w:fill="1F3864" w:val="clear"/>
-            <w:tcMar>
-              <w:top w:type="dxa" w:w="80"/>
-              <w:left w:type="dxa" w:w="120"/>
-              <w:bottom w:type="dxa" w:w="80"/>
-              <w:right w:type="dxa" w:w="120"/>
-            </w:tcMar>
-            <w:vAlign w:val="center"/>
-          </w:tcPr>
-          <w:p>
-            <w:pPr>
-              <w:spacing w:after="0" w:before="0"/>
-              <w:jc w:val="left"/>
-            </w:pPr>
-            <w:r>
-              <w:rPr>
-                <w:rFonts w:ascii="맑은 고딕" w:cs="맑은 고딕" w:eastAsia="맑은 고딕" w:hAnsi="맑은 고딕"/>
-                <w:b/>
-                <w:bCs/>
-                <w:color w:val="FFFFFF"/>
-                <w:sz w:val="22"/>
-                <w:szCs w:val="22"/>
-              </w:rPr>
-              <w:t xml:space="preserve">무선통신보조설비</w:t>
-            </w:r>
-          </w:p>
-        </w:tc>
-      </w:tr>
-      <w:tr>
-        <w:trPr>
-          <w:cantSplit/>
-          <w:trHeight w:val="2200"/>
-        </w:trPr>
-        <w:tc>
-          <w:tcPr>
-            <w:tcW w:type="dxa" w:w="2500"/>
-            <w:shd w:fill="F2F2F2" w:val="clear"/>
-            <w:tcMar>
-              <w:top w:type="dxa" w:w="80"/>
-              <w:left w:type="dxa" w:w="120"/>
-              <w:bottom w:type="dxa" w:w="80"/>
-              <w:right w:type="dxa" w:w="120"/>
-            </w:tcMar>
-            <w:vAlign w:val="center"/>
-          </w:tcPr>
-          <w:p>
-            <w:pPr>
-              <w:spacing w:after="0" w:before="600"/>
-              <w:jc w:val="center"/>
-            </w:pPr>
-            <w:r>
-              <w:rPr>
-                <w:rFonts w:ascii="맑은 고딕" w:cs="맑은 고딕" w:eastAsia="맑은 고딕" w:hAnsi="맑은 고딕"/>
-                <w:b/>
-                <w:bCs/>
-                <w:color w:val="808080"/>
-                <w:sz w:val="18"/>
-                <w:szCs w:val="18"/>
-              </w:rPr>
-              <w:t xml:space="preserve">［ 사진 ］</w:t>
-            </w:r>
-          </w:p>
-          <w:p>
-            <w:pPr>
-              <w:spacing w:after="600" w:before="0"/>
-              <w:jc w:val="center"/>
-            </w:pPr>
-            <w:r>
-              <w:rPr>
-                <w:rFonts w:ascii="맑은 고딕" w:cs="맑은 고딕" w:eastAsia="맑은 고딕" w:hAnsi="맑은 고딕"/>
-                <w:color w:val="A6A6A6"/>
-                <w:sz w:val="14"/>
-                <w:szCs w:val="14"/>
-              </w:rPr>
-              <w:t xml:space="preserve">사진 삽입</w:t>
-            </w:r>
-          </w:p>
-        </w:tc>
-        <w:tc>
-          <w:tcPr>
-            <w:tcW w:type="dxa" w:w="6500"/>
-            <w:tcMar>
-              <w:top w:type="dxa" w:w="80"/>
-              <w:left w:type="dxa" w:w="120"/>
-              <w:bottom w:type="dxa" w:w="80"/>
-              <w:right w:type="dxa" w:w="120"/>
-            </w:tcMar>
-          </w:tcPr>
-          <w:p>
-            <w:pPr>
-              <w:spacing w:after="20" w:before="60"/>
-              <w:jc w:val="left"/>
-            </w:pPr>
-            <w:r>
-              <w:rPr>
-                <w:rFonts w:ascii="맑은 고딕" w:cs="맑은 고딕" w:eastAsia="맑은 고딕" w:hAnsi="맑은 고딕"/>
-                <w:b/>
-                <w:bCs/>
-                <w:color w:val="1F3864"/>
-                <w:sz w:val="18"/>
-                <w:szCs w:val="18"/>
-              </w:rPr>
-              <w:t xml:space="preserve">근거</w:t>
-            </w:r>
-          </w:p>
-          <w:p>
-            <w:pPr>
-              <w:spacing w:after="60" w:before="0"/>
-              <w:jc w:val="left"/>
-            </w:pPr>
-            <w:r>
-              <w:rPr>
-                <w:rFonts w:ascii="맑은 고딕" w:cs="맑은 고딕" w:eastAsia="맑은 고딕" w:hAnsi="맑은 고딕"/>
-                <w:sz w:val="18"/>
-                <w:szCs w:val="18"/>
-              </w:rPr>
-              <w:t xml:space="preserve">지하가 연면적 1,000㎡ 이상, 지하층 바닥면적 합계 3,000㎡ 이상(지하 전층), 지하층 층수 3층 이상이고 합계 1,000㎡ 이상(지하 전층) 등.</w:t>
-            </w:r>
-          </w:p>
-          <w:p>
-            <w:pPr>
-              <w:spacing w:after="20" w:before="60"/>
-              <w:jc w:val="left"/>
-            </w:pPr>
-            <w:r>
-              <w:rPr>
-                <w:rFonts w:ascii="맑은 고딕" w:cs="맑은 고딕" w:eastAsia="맑은 고딕" w:hAnsi="맑은 고딕"/>
-                <w:b/>
-                <w:bCs/>
-                <w:color w:val="1F3864"/>
-                <w:sz w:val="18"/>
-                <w:szCs w:val="18"/>
-              </w:rPr>
-              <w:t xml:space="preserve">위치</w:t>
-            </w:r>
-          </w:p>
-          <w:p>
-            <w:pPr>
-              <w:spacing w:after="60" w:before="0"/>
-              <w:jc w:val="left"/>
-            </w:pPr>
-            <w:r>
-              <w:rPr>
-                <w:rFonts w:ascii="맑은 고딕" w:cs="맑은 고딕" w:eastAsia="맑은 고딕" w:hAnsi="맑은 고딕"/>
-                <w:sz w:val="18"/>
-                <w:szCs w:val="18"/>
-              </w:rPr>
-              <w:t xml:space="preserve">무선기기접속단자함. 지상 출입구 부근과 방재실.</w:t>
-            </w:r>
-          </w:p>
-          <w:p>
-            <w:pPr>
-              <w:spacing w:after="20" w:before="60"/>
-              <w:jc w:val="left"/>
-            </w:pPr>
-            <w:r>
-              <w:rPr>
-                <w:rFonts w:ascii="맑은 고딕" w:cs="맑은 고딕" w:eastAsia="맑은 고딕" w:hAnsi="맑은 고딕"/>
-                <w:b/>
-                <w:bCs/>
-                <w:color w:val="1F3864"/>
-                <w:sz w:val="18"/>
-                <w:szCs w:val="18"/>
-              </w:rPr>
-              <w:t xml:space="preserve">판독과 활용</w:t>
-            </w:r>
-          </w:p>
-          <w:p>
-            <w:pPr>
-              <w:spacing w:after="60" w:before="0"/>
-              <w:jc w:val="left"/>
-            </w:pPr>
-            <w:r>
-              <w:rPr>
-                <w:rFonts w:ascii="맑은 고딕" w:cs="맑은 고딕" w:eastAsia="맑은 고딕" w:hAnsi="맑은 고딕"/>
-                <w:b/>
-                <w:bCs/>
-                <w:sz w:val="18"/>
-                <w:szCs w:val="18"/>
-              </w:rPr>
-              <w:t xml:space="preserve">설치 대상이 지하 위주여서 지상층 대공간 창고에는 없다.</w:t>
-            </w:r>
-            <w:r>
-              <w:rPr>
-                <w:rFonts w:ascii="맑은 고딕" w:cs="맑은 고딕" w:eastAsia="맑은 고딕" w:hAnsi="맑은 고딕"/>
-                <w:sz w:val="18"/>
-                <w:szCs w:val="18"/>
-              </w:rPr>
-              <w:t xml:space="preserve"> 지하층이 있는 대형 물류센터만 해당한다. 있는 경우 도착 즉시 작동 여부를 확인하고, 없는 경우에는 본문 「통신 계획」의 중계 배치로 대체한다.</w:t>
-            </w:r>
-          </w:p>
-        </w:tc>
-      </w:tr>
-      <w:tr>
-        <w:trPr>
-          <w:cantSplit/>
-          <w:tblHeader w:val="false"/>
-        </w:trPr>
-        <w:tc>
-          <w:tcPr>
-            <w:tcW w:type="dxa" w:w="9000"/>
-            <w:gridSpan w:val="2"/>
-            <w:shd w:fill="D9D9D9" w:val="clear"/>
-            <w:tcMar>
-              <w:top w:type="dxa" w:w="80"/>
-              <w:left w:type="dxa" w:w="120"/>
-              <w:bottom w:type="dxa" w:w="80"/>
-              <w:right w:type="dxa" w:w="120"/>
-            </w:tcMar>
-          </w:tcPr>
-          <w:p>
-            <w:pPr>
-              <w:spacing w:after="0" w:before="0"/>
-              <w:jc w:val="left"/>
-            </w:pPr>
-            <w:r>
-              <w:rPr>
-                <w:rFonts w:ascii="맑은 고딕" w:cs="맑은 고딕" w:eastAsia="맑은 고딕" w:hAnsi="맑은 고딕"/>
-                <w:b/>
-                <w:bCs/>
-                <w:sz w:val="18"/>
-                <w:szCs w:val="18"/>
-              </w:rPr>
-              <w:t xml:space="preserve">▲ 무력화되는 방식  </w:t>
-            </w:r>
-            <w:r>
-              <w:rPr>
-                <w:rFonts w:ascii="맑은 고딕" w:cs="맑은 고딕" w:eastAsia="맑은 고딕" w:hAnsi="맑은 고딕"/>
-                <w:sz w:val="18"/>
-                <w:szCs w:val="18"/>
-              </w:rPr>
-              <w:t xml:space="preserve">증폭기 전원 차단, 단자함 파손, 지상 구역 미적용. 강구조와 조밀한 랙이 전파를 가두는 문제는 이 설비로도 지상층에서는 해결되지 않는다.</w:t>
-            </w:r>
-          </w:p>
-        </w:tc>
-      </w:tr>
-    </w:tbl>
-    <w:p>
-      <w:pPr>
-        <w:spacing w:after="160"/>
-      </w:pPr>
-    </w:p>
-    <w:tbl>
-      <w:tblPr>
-        <w:tblW w:type="dxa" w:w="9000"/>
-        <w:tblBorders>
-          <w:top w:val="single" w:color="1F3864" w:sz="8"/>
-          <w:left w:val="single" w:color="1F3864" w:sz="8"/>
-          <w:bottom w:val="single" w:color="1F3864" w:sz="8"/>
-          <w:right w:val="single" w:color="1F3864" w:sz="8"/>
-          <w:insideH w:val="single" w:color="1F3864" w:sz="4"/>
-          <w:insideV w:val="single" w:color="1F3864" w:sz="4"/>
-        </w:tblBorders>
-      </w:tblPr>
-      <w:tblGrid>
-        <w:gridCol w:w="2500"/>
-        <w:gridCol w:w="6500"/>
-      </w:tblGrid>
-      <w:tr>
-        <w:trPr>
-          <w:cantSplit/>
-          <w:tblHeader/>
-        </w:trPr>
-        <w:tc>
-          <w:tcPr>
-            <w:tcW w:type="dxa" w:w="9000"/>
-            <w:gridSpan w:val="2"/>
-            <w:shd w:fill="1F3864" w:val="clear"/>
-            <w:tcMar>
-              <w:top w:type="dxa" w:w="80"/>
-              <w:left w:type="dxa" w:w="120"/>
-              <w:bottom w:type="dxa" w:w="80"/>
-              <w:right w:type="dxa" w:w="120"/>
-            </w:tcMar>
-            <w:vAlign w:val="center"/>
-          </w:tcPr>
-          <w:p>
-            <w:pPr>
-              <w:spacing w:after="0" w:before="0"/>
-              <w:jc w:val="left"/>
-            </w:pPr>
-            <w:r>
-              <w:rPr>
-                <w:rFonts w:ascii="맑은 고딕" w:cs="맑은 고딕" w:eastAsia="맑은 고딕" w:hAnsi="맑은 고딕"/>
-                <w:b/>
-                <w:bCs/>
-                <w:color w:val="FFFFFF"/>
-                <w:sz w:val="22"/>
-                <w:szCs w:val="22"/>
-              </w:rPr>
-              <w:t xml:space="preserve">제연설비·배연창</w:t>
-            </w:r>
-          </w:p>
-        </w:tc>
-      </w:tr>
-      <w:tr>
-        <w:trPr>
-          <w:cantSplit/>
-          <w:trHeight w:val="2200"/>
-        </w:trPr>
-        <w:tc>
-          <w:tcPr>
-            <w:tcW w:type="dxa" w:w="2500"/>
-            <w:shd w:fill="F2F2F2" w:val="clear"/>
-            <w:tcMar>
-              <w:top w:type="dxa" w:w="80"/>
-              <w:left w:type="dxa" w:w="120"/>
-              <w:bottom w:type="dxa" w:w="80"/>
-              <w:right w:type="dxa" w:w="120"/>
-            </w:tcMar>
-            <w:vAlign w:val="center"/>
-          </w:tcPr>
-          <w:p>
-            <w:pPr>
-              <w:spacing w:after="0" w:before="600"/>
-              <w:jc w:val="center"/>
-            </w:pPr>
-            <w:r>
-              <w:rPr>
-                <w:rFonts w:ascii="맑은 고딕" w:cs="맑은 고딕" w:eastAsia="맑은 고딕" w:hAnsi="맑은 고딕"/>
-                <w:b/>
-                <w:bCs/>
-                <w:color w:val="808080"/>
-                <w:sz w:val="18"/>
-                <w:szCs w:val="18"/>
-              </w:rPr>
-              <w:t xml:space="preserve">［ 사진 ］</w:t>
-            </w:r>
-          </w:p>
-          <w:p>
-            <w:pPr>
-              <w:spacing w:after="600" w:before="0"/>
-              <w:jc w:val="center"/>
-            </w:pPr>
-            <w:r>
-              <w:rPr>
-                <w:rFonts w:ascii="맑은 고딕" w:cs="맑은 고딕" w:eastAsia="맑은 고딕" w:hAnsi="맑은 고딕"/>
-                <w:color w:val="A6A6A6"/>
-                <w:sz w:val="14"/>
-                <w:szCs w:val="14"/>
-              </w:rPr>
-              <w:t xml:space="preserve">사진 삽입</w:t>
-            </w:r>
-          </w:p>
-        </w:tc>
-        <w:tc>
-          <w:tcPr>
-            <w:tcW w:type="dxa" w:w="6500"/>
-            <w:tcMar>
-              <w:top w:type="dxa" w:w="80"/>
-              <w:left w:type="dxa" w:w="120"/>
-              <w:bottom w:type="dxa" w:w="80"/>
-              <w:right w:type="dxa" w:w="120"/>
-            </w:tcMar>
-          </w:tcPr>
-          <w:p>
-            <w:pPr>
-              <w:spacing w:after="20" w:before="60"/>
-              <w:jc w:val="left"/>
-            </w:pPr>
-            <w:r>
-              <w:rPr>
-                <w:rFonts w:ascii="맑은 고딕" w:cs="맑은 고딕" w:eastAsia="맑은 고딕" w:hAnsi="맑은 고딕"/>
-                <w:b/>
-                <w:bCs/>
-                <w:color w:val="1F3864"/>
-                <w:sz w:val="18"/>
-                <w:szCs w:val="18"/>
-              </w:rPr>
-              <w:t xml:space="preserve">근거</w:t>
-            </w:r>
-          </w:p>
-          <w:p>
-            <w:pPr>
-              <w:spacing w:after="60" w:before="0"/>
-              <w:jc w:val="left"/>
-            </w:pPr>
-            <w:r>
-              <w:rPr>
-                <w:rFonts w:ascii="맑은 고딕" w:cs="맑은 고딕" w:eastAsia="맑은 고딕" w:hAnsi="맑은 고딕"/>
-                <w:sz w:val="18"/>
-                <w:szCs w:val="18"/>
-              </w:rPr>
-              <w:t xml:space="preserve">층·용도별 설치기준. 지붕 배연창과 측벽 배연구가 함께 있는 경우가 많다.</w:t>
-            </w:r>
-          </w:p>
-          <w:p>
-            <w:pPr>
-              <w:spacing w:after="20" w:before="60"/>
-              <w:jc w:val="left"/>
-            </w:pPr>
-            <w:r>
-              <w:rPr>
-                <w:rFonts w:ascii="맑은 고딕" w:cs="맑은 고딕" w:eastAsia="맑은 고딕" w:hAnsi="맑은 고딕"/>
-                <w:b/>
-                <w:bCs/>
-                <w:color w:val="1F3864"/>
-                <w:sz w:val="18"/>
-                <w:szCs w:val="18"/>
-              </w:rPr>
-              <w:t xml:space="preserve">위치</w:t>
-            </w:r>
-          </w:p>
-          <w:p>
-            <w:pPr>
-              <w:spacing w:after="60" w:before="0"/>
-              <w:jc w:val="left"/>
-            </w:pPr>
-            <w:r>
-              <w:rPr>
-                <w:rFonts w:ascii="맑은 고딕" w:cs="맑은 고딕" w:eastAsia="맑은 고딕" w:hAnsi="맑은 고딕"/>
-                <w:sz w:val="18"/>
-                <w:szCs w:val="18"/>
-              </w:rPr>
-              <w:t xml:space="preserve">지붕면 배연창, 측벽 배연구, 방재실 조작반.</w:t>
-            </w:r>
-          </w:p>
-          <w:p>
-            <w:pPr>
-              <w:spacing w:after="20" w:before="60"/>
-              <w:jc w:val="left"/>
-            </w:pPr>
-            <w:r>
-              <w:rPr>
-                <w:rFonts w:ascii="맑은 고딕" w:cs="맑은 고딕" w:eastAsia="맑은 고딕" w:hAnsi="맑은 고딕"/>
-                <w:b/>
-                <w:bCs/>
-                <w:color w:val="1F3864"/>
-                <w:sz w:val="18"/>
-                <w:szCs w:val="18"/>
-              </w:rPr>
-              <w:t xml:space="preserve">판독과 활용</w:t>
-            </w:r>
-          </w:p>
-          <w:p>
-            <w:pPr>
-              <w:spacing w:after="60" w:before="0"/>
-              <w:jc w:val="left"/>
-            </w:pPr>
-            <w:r>
-              <w:rPr>
-                <w:rFonts w:ascii="맑은 고딕" w:cs="맑은 고딕" w:eastAsia="맑은 고딕" w:hAnsi="맑은 고딕"/>
-                <w:sz w:val="18"/>
-                <w:szCs w:val="18"/>
-              </w:rPr>
-              <w:t xml:space="preserve">작동 여부는 확인하되 </w:t>
-            </w:r>
-            <w:r>
-              <w:rPr>
-                <w:rFonts w:ascii="맑은 고딕" w:cs="맑은 고딕" w:eastAsia="맑은 고딕" w:hAnsi="맑은 고딕"/>
-                <w:b/>
-                <w:bCs/>
-                <w:sz w:val="18"/>
-                <w:szCs w:val="18"/>
-              </w:rPr>
-              <w:t xml:space="preserve">소방대가 임의로 열지 않는다.</w:t>
-            </w:r>
-            <w:r>
-              <w:rPr>
-                <w:rFonts w:ascii="맑은 고딕" w:cs="맑은 고딕" w:eastAsia="맑은 고딕" w:hAnsi="맑은 고딕"/>
-                <w:sz w:val="18"/>
-                <w:szCs w:val="18"/>
-              </w:rPr>
-              <w:t xml:space="preserve"> 스프링클러가 아직 유효한 구역에서 먼저 열면 천장부의 열이 빠져나가 헤드 작동이 늦어진다. 배연은 방어전술로 전환하여 화점 구역을 포기한 뒤에 실시한다.</w:t>
-            </w:r>
-          </w:p>
-        </w:tc>
-      </w:tr>
-      <w:tr>
-        <w:trPr>
-          <w:cantSplit/>
-          <w:tblHeader w:val="false"/>
-        </w:trPr>
-        <w:tc>
-          <w:tcPr>
-            <w:tcW w:type="dxa" w:w="9000"/>
-            <w:gridSpan w:val="2"/>
-            <w:shd w:fill="D9D9D9" w:val="clear"/>
-            <w:tcMar>
-              <w:top w:type="dxa" w:w="80"/>
-              <w:left w:type="dxa" w:w="120"/>
-              <w:bottom w:type="dxa" w:w="80"/>
-              <w:right w:type="dxa" w:w="120"/>
-            </w:tcMar>
-          </w:tcPr>
-          <w:p>
-            <w:pPr>
-              <w:spacing w:after="0" w:before="0"/>
-              <w:jc w:val="left"/>
-            </w:pPr>
-            <w:r>
-              <w:rPr>
-                <w:rFonts w:ascii="맑은 고딕" w:cs="맑은 고딕" w:eastAsia="맑은 고딕" w:hAnsi="맑은 고딕"/>
-                <w:b/>
-                <w:bCs/>
-                <w:sz w:val="18"/>
-                <w:szCs w:val="18"/>
-              </w:rPr>
-              <w:t xml:space="preserve">▲ 무력화되는 방식  </w:t>
-            </w:r>
-            <w:r>
-              <w:rPr>
-                <w:rFonts w:ascii="맑은 고딕" w:cs="맑은 고딕" w:eastAsia="맑은 고딕" w:hAnsi="맑은 고딕"/>
-                <w:sz w:val="18"/>
-                <w:szCs w:val="18"/>
-              </w:rPr>
-              <w:t xml:space="preserve">개방 장치 고장, 적재물 간섭, 조작반 전원 상실. 물류창고 지붕은 단열층이 두꺼워 소방대가 강제로 개방하는 방법은 사실상 쓸 수 없다.</w:t>
-            </w:r>
-          </w:p>
-        </w:tc>
-      </w:tr>
-    </w:tbl>
-    <w:p>
-      <w:pPr>
-        <w:spacing w:after="160"/>
-      </w:pPr>
-    </w:p>
-    <w:p>
-      <w:pPr>
-        <w:pStyle w:val="Heading2"/>
-        <w:spacing w:after="140" w:before="380"/>
-      </w:pPr>
-      <w:r>
-        <w:rPr>
-          <w:rFonts w:ascii="맑은 고딕" w:cs="맑은 고딕" w:eastAsia="맑은 고딕" w:hAnsi="맑은 고딕"/>
-          <w:b/>
-          <w:bCs/>
-          <w:sz w:val="26"/>
-          <w:szCs w:val="26"/>
-        </w:rPr>
-        <w:t xml:space="preserve">6. 소화용수설비</w:t>
-      </w:r>
-    </w:p>
-    <w:tbl>
-      <w:tblPr>
-        <w:tblW w:type="dxa" w:w="9000"/>
-        <w:tblBorders>
-          <w:top w:val="single" w:color="1F3864" w:sz="8"/>
-          <w:left w:val="single" w:color="1F3864" w:sz="8"/>
-          <w:bottom w:val="single" w:color="1F3864" w:sz="8"/>
-          <w:right w:val="single" w:color="1F3864" w:sz="8"/>
-          <w:insideH w:val="single" w:color="1F3864" w:sz="4"/>
-          <w:insideV w:val="single" w:color="1F3864" w:sz="4"/>
-        </w:tblBorders>
-      </w:tblPr>
-      <w:tblGrid>
-        <w:gridCol w:w="2500"/>
-        <w:gridCol w:w="6500"/>
-      </w:tblGrid>
-      <w:tr>
-        <w:trPr>
-          <w:cantSplit/>
-          <w:tblHeader/>
-        </w:trPr>
-        <w:tc>
-          <w:tcPr>
-            <w:tcW w:type="dxa" w:w="9000"/>
-            <w:gridSpan w:val="2"/>
-            <w:shd w:fill="1F3864" w:val="clear"/>
-            <w:tcMar>
-              <w:top w:type="dxa" w:w="80"/>
-              <w:left w:type="dxa" w:w="120"/>
-              <w:bottom w:type="dxa" w:w="80"/>
-              <w:right w:type="dxa" w:w="120"/>
-            </w:tcMar>
-            <w:vAlign w:val="center"/>
-          </w:tcPr>
-          <w:p>
-            <w:pPr>
-              <w:spacing w:after="0" w:before="0"/>
-              <w:jc w:val="left"/>
-            </w:pPr>
-            <w:r>
-              <w:rPr>
-                <w:rFonts w:ascii="맑은 고딕" w:cs="맑은 고딕" w:eastAsia="맑은 고딕" w:hAnsi="맑은 고딕"/>
-                <w:b/>
-                <w:bCs/>
-                <w:color w:val="FFFFFF"/>
-                <w:sz w:val="22"/>
-                <w:szCs w:val="22"/>
-              </w:rPr>
-              <w:t xml:space="preserve">소화수조·저수조와 소화펌프</w:t>
-            </w:r>
-          </w:p>
-        </w:tc>
-      </w:tr>
-      <w:tr>
-        <w:trPr>
-          <w:cantSplit/>
-          <w:trHeight w:val="2200"/>
-        </w:trPr>
-        <w:tc>
-          <w:tcPr>
-            <w:tcW w:type="dxa" w:w="2500"/>
-            <w:shd w:fill="F2F2F2" w:val="clear"/>
-            <w:tcMar>
-              <w:top w:type="dxa" w:w="80"/>
-              <w:left w:type="dxa" w:w="120"/>
-              <w:bottom w:type="dxa" w:w="80"/>
-              <w:right w:type="dxa" w:w="120"/>
-            </w:tcMar>
-            <w:vAlign w:val="center"/>
-          </w:tcPr>
-          <w:p>
-            <w:pPr>
-              <w:spacing w:after="0" w:before="600"/>
-              <w:jc w:val="center"/>
-            </w:pPr>
-            <w:r>
-              <w:rPr>
-                <w:rFonts w:ascii="맑은 고딕" w:cs="맑은 고딕" w:eastAsia="맑은 고딕" w:hAnsi="맑은 고딕"/>
-                <w:b/>
-                <w:bCs/>
-                <w:color w:val="808080"/>
-                <w:sz w:val="18"/>
-                <w:szCs w:val="18"/>
-              </w:rPr>
-              <w:t xml:space="preserve">［ 사진 ］</w:t>
-            </w:r>
-          </w:p>
-          <w:p>
-            <w:pPr>
-              <w:spacing w:after="600" w:before="0"/>
-              <w:jc w:val="center"/>
-            </w:pPr>
-            <w:r>
-              <w:rPr>
-                <w:rFonts w:ascii="맑은 고딕" w:cs="맑은 고딕" w:eastAsia="맑은 고딕" w:hAnsi="맑은 고딕"/>
-                <w:color w:val="A6A6A6"/>
-                <w:sz w:val="14"/>
-                <w:szCs w:val="14"/>
-              </w:rPr>
-              <w:t xml:space="preserve">사진 삽입</w:t>
-            </w:r>
-          </w:p>
-        </w:tc>
-        <w:tc>
-          <w:tcPr>
-            <w:tcW w:type="dxa" w:w="6500"/>
-            <w:tcMar>
-              <w:top w:type="dxa" w:w="80"/>
-              <w:left w:type="dxa" w:w="120"/>
-              <w:bottom w:type="dxa" w:w="80"/>
-              <w:right w:type="dxa" w:w="120"/>
-            </w:tcMar>
-          </w:tcPr>
-          <w:p>
-            <w:pPr>
-              <w:spacing w:after="20" w:before="60"/>
-              <w:jc w:val="left"/>
-            </w:pPr>
-            <w:r>
-              <w:rPr>
-                <w:rFonts w:ascii="맑은 고딕" w:cs="맑은 고딕" w:eastAsia="맑은 고딕" w:hAnsi="맑은 고딕"/>
-                <w:b/>
-                <w:bCs/>
-                <w:color w:val="1F3864"/>
-                <w:sz w:val="18"/>
-                <w:szCs w:val="18"/>
-              </w:rPr>
-              <w:t xml:space="preserve">근거</w:t>
-            </w:r>
-          </w:p>
-          <w:p>
-            <w:pPr>
-              <w:spacing w:after="60" w:before="0"/>
-              <w:jc w:val="left"/>
-            </w:pPr>
-            <w:r>
-              <w:rPr>
-                <w:rFonts w:ascii="맑은 고딕" w:cs="맑은 고딕" w:eastAsia="맑은 고딕" w:hAnsi="맑은 고딕"/>
-                <w:sz w:val="18"/>
-                <w:szCs w:val="18"/>
-              </w:rPr>
-              <w:t xml:space="preserve">NFPC 609 수원 산정 — 라지드롭형 헤드당 3.2㎥(랙식 창고는 9.6㎥)에 기준개수 30개를 곱한다. 랙식 창고는 288㎥가 된다.</w:t>
-            </w:r>
-          </w:p>
-          <w:p>
-            <w:pPr>
-              <w:spacing w:after="20" w:before="60"/>
-              <w:jc w:val="left"/>
-            </w:pPr>
-            <w:r>
-              <w:rPr>
-                <w:rFonts w:ascii="맑은 고딕" w:cs="맑은 고딕" w:eastAsia="맑은 고딕" w:hAnsi="맑은 고딕"/>
-                <w:b/>
-                <w:bCs/>
-                <w:color w:val="1F3864"/>
-                <w:sz w:val="18"/>
-                <w:szCs w:val="18"/>
-              </w:rPr>
-              <w:t xml:space="preserve">위치</w:t>
-            </w:r>
-          </w:p>
-          <w:p>
-            <w:pPr>
-              <w:spacing w:after="60" w:before="0"/>
-              <w:jc w:val="left"/>
-            </w:pPr>
-            <w:r>
-              <w:rPr>
-                <w:rFonts w:ascii="맑은 고딕" w:cs="맑은 고딕" w:eastAsia="맑은 고딕" w:hAnsi="맑은 고딕"/>
-                <w:sz w:val="18"/>
-                <w:szCs w:val="18"/>
-              </w:rPr>
-              <w:t xml:space="preserve">지하 수조실과 펌프실. 상태 표시는 방재실.</w:t>
-            </w:r>
-          </w:p>
-          <w:p>
-            <w:pPr>
-              <w:spacing w:after="20" w:before="60"/>
-              <w:jc w:val="left"/>
-            </w:pPr>
-            <w:r>
-              <w:rPr>
-                <w:rFonts w:ascii="맑은 고딕" w:cs="맑은 고딕" w:eastAsia="맑은 고딕" w:hAnsi="맑은 고딕"/>
-                <w:b/>
-                <w:bCs/>
-                <w:color w:val="1F3864"/>
-                <w:sz w:val="18"/>
-                <w:szCs w:val="18"/>
-              </w:rPr>
-              <w:t xml:space="preserve">판독과 활용</w:t>
-            </w:r>
-          </w:p>
-          <w:p>
-            <w:pPr>
-              <w:spacing w:after="60" w:before="0"/>
-              <w:jc w:val="left"/>
-            </w:pPr>
-            <w:r>
-              <w:rPr>
-                <w:rFonts w:ascii="맑은 고딕" w:cs="맑은 고딕" w:eastAsia="맑은 고딕" w:hAnsi="맑은 고딕"/>
-                <w:sz w:val="18"/>
-                <w:szCs w:val="18"/>
-              </w:rPr>
-              <w:t xml:space="preserve">이 물은 스프링클러 몫으로 산정된 것이다. </w:t>
-            </w:r>
-            <w:r>
-              <w:rPr>
-                <w:rFonts w:ascii="맑은 고딕" w:cs="맑은 고딕" w:eastAsia="맑은 고딕" w:hAnsi="맑은 고딕"/>
-                <w:b/>
-                <w:bCs/>
-                <w:sz w:val="18"/>
-                <w:szCs w:val="18"/>
-              </w:rPr>
-              <w:t xml:space="preserve">소방대가 같은 수조에서 흡수하면 양쪽이 함께 빨리 마른다.</w:t>
-            </w:r>
-            <w:r>
-              <w:rPr>
-                <w:rFonts w:ascii="맑은 고딕" w:cs="맑은 고딕" w:eastAsia="맑은 고딕" w:hAnsi="맑은 고딕"/>
-                <w:sz w:val="18"/>
-                <w:szCs w:val="18"/>
-              </w:rPr>
-              <w:t xml:space="preserve"> 잔량과 흡입압 추세를 5분 간격으로 확인하고, 부족이 예상되면 중계송수나 물탱크차 셔틀을 미리 편성한다.</w:t>
-            </w:r>
-          </w:p>
-        </w:tc>
-      </w:tr>
-      <w:tr>
-        <w:trPr>
-          <w:cantSplit/>
-          <w:tblHeader w:val="false"/>
-        </w:trPr>
-        <w:tc>
-          <w:tcPr>
-            <w:tcW w:type="dxa" w:w="9000"/>
-            <w:gridSpan w:val="2"/>
-            <w:shd w:fill="D9D9D9" w:val="clear"/>
-            <w:tcMar>
-              <w:top w:type="dxa" w:w="80"/>
-              <w:left w:type="dxa" w:w="120"/>
-              <w:bottom w:type="dxa" w:w="80"/>
-              <w:right w:type="dxa" w:w="120"/>
-            </w:tcMar>
-          </w:tcPr>
-          <w:p>
-            <w:pPr>
-              <w:spacing w:after="0" w:before="0"/>
-              <w:jc w:val="left"/>
-            </w:pPr>
-            <w:r>
-              <w:rPr>
-                <w:rFonts w:ascii="맑은 고딕" w:cs="맑은 고딕" w:eastAsia="맑은 고딕" w:hAnsi="맑은 고딕"/>
-                <w:b/>
-                <w:bCs/>
-                <w:sz w:val="18"/>
-                <w:szCs w:val="18"/>
-              </w:rPr>
-              <w:t xml:space="preserve">▲ 무력화되는 방식  </w:t>
-            </w:r>
-            <w:r>
-              <w:rPr>
-                <w:rFonts w:ascii="맑은 고딕" w:cs="맑은 고딕" w:eastAsia="맑은 고딕" w:hAnsi="맑은 고딕"/>
-                <w:sz w:val="18"/>
-                <w:szCs w:val="18"/>
-              </w:rPr>
-              <w:t xml:space="preserve">소화펌프 미기동(전원·제어 계통), 충압펌프만 동작, 흡입측 이물질, 수조 수위 미보충. 설비가 물을 쓰는 동안 잔량은 계속 줄어든다.</w:t>
-            </w:r>
-          </w:p>
-        </w:tc>
-      </w:tr>
-    </w:tbl>
-    <w:p>
-      <w:pPr>
-        <w:spacing w:after="160"/>
-      </w:pPr>
-    </w:p>
-    <w:p>
-      <w:pPr>
-        <w:pStyle w:val="Heading2"/>
-        <w:spacing w:after="140" w:before="380"/>
-      </w:pPr>
-      <w:r>
-        <w:rPr>
-          <w:rFonts w:ascii="맑은 고딕" w:cs="맑은 고딕" w:eastAsia="맑은 고딕" w:hAnsi="맑은 고딕"/>
-          <w:b/>
-          <w:bCs/>
-          <w:sz w:val="26"/>
-          <w:szCs w:val="26"/>
-        </w:rPr>
-        <w:t xml:space="preserve">7. 건축 방화설비</w:t>
-      </w:r>
-    </w:p>
-    <w:tbl>
-      <w:tblPr>
-        <w:tblW w:type="dxa" w:w="9000"/>
-        <w:tblBorders>
-          <w:top w:val="single" w:color="1F3864" w:sz="8"/>
-          <w:left w:val="single" w:color="1F3864" w:sz="8"/>
-          <w:bottom w:val="single" w:color="1F3864" w:sz="8"/>
-          <w:right w:val="single" w:color="1F3864" w:sz="8"/>
-          <w:insideH w:val="single" w:color="1F3864" w:sz="4"/>
-          <w:insideV w:val="single" w:color="1F3864" w:sz="4"/>
-        </w:tblBorders>
-      </w:tblPr>
-      <w:tblGrid>
-        <w:gridCol w:w="2500"/>
-        <w:gridCol w:w="6500"/>
-      </w:tblGrid>
-      <w:tr>
-        <w:trPr>
-          <w:cantSplit/>
-          <w:tblHeader/>
-        </w:trPr>
-        <w:tc>
-          <w:tcPr>
-            <w:tcW w:type="dxa" w:w="9000"/>
-            <w:gridSpan w:val="2"/>
-            <w:shd w:fill="1F3864" w:val="clear"/>
-            <w:tcMar>
-              <w:top w:type="dxa" w:w="80"/>
-              <w:left w:type="dxa" w:w="120"/>
-              <w:bottom w:type="dxa" w:w="80"/>
-              <w:right w:type="dxa" w:w="120"/>
-            </w:tcMar>
-            <w:vAlign w:val="center"/>
-          </w:tcPr>
-          <w:p>
-            <w:pPr>
-              <w:spacing w:after="0" w:before="0"/>
-              <w:jc w:val="left"/>
-            </w:pPr>
-            <w:r>
-              <w:rPr>
-                <w:rFonts w:ascii="맑은 고딕" w:cs="맑은 고딕" w:eastAsia="맑은 고딕" w:hAnsi="맑은 고딕"/>
-                <w:b/>
-                <w:bCs/>
-                <w:color w:val="FFFFFF"/>
-                <w:sz w:val="22"/>
-                <w:szCs w:val="22"/>
-              </w:rPr>
-              <w:t xml:space="preserve">방화구획과 방화셔터</w:t>
-            </w:r>
-          </w:p>
-        </w:tc>
-      </w:tr>
-      <w:tr>
-        <w:trPr>
-          <w:cantSplit/>
-          <w:trHeight w:val="2200"/>
-        </w:trPr>
-        <w:tc>
-          <w:tcPr>
-            <w:tcW w:type="dxa" w:w="2500"/>
-            <w:shd w:fill="F2F2F2" w:val="clear"/>
-            <w:tcMar>
-              <w:top w:type="dxa" w:w="80"/>
-              <w:left w:type="dxa" w:w="120"/>
-              <w:bottom w:type="dxa" w:w="80"/>
-              <w:right w:type="dxa" w:w="120"/>
-            </w:tcMar>
-            <w:vAlign w:val="center"/>
-          </w:tcPr>
-          <w:p>
-            <w:pPr>
-              <w:spacing w:after="0" w:before="600"/>
-              <w:jc w:val="center"/>
-            </w:pPr>
-            <w:r>
-              <w:rPr>
-                <w:rFonts w:ascii="맑은 고딕" w:cs="맑은 고딕" w:eastAsia="맑은 고딕" w:hAnsi="맑은 고딕"/>
-                <w:b/>
-                <w:bCs/>
-                <w:color w:val="808080"/>
-                <w:sz w:val="18"/>
-                <w:szCs w:val="18"/>
-              </w:rPr>
-              <w:t xml:space="preserve">［ 사진 ］</w:t>
-            </w:r>
-          </w:p>
-          <w:p>
-            <w:pPr>
-              <w:spacing w:after="600" w:before="0"/>
-              <w:jc w:val="center"/>
-            </w:pPr>
-            <w:r>
-              <w:rPr>
-                <w:rFonts w:ascii="맑은 고딕" w:cs="맑은 고딕" w:eastAsia="맑은 고딕" w:hAnsi="맑은 고딕"/>
-                <w:color w:val="A6A6A6"/>
-                <w:sz w:val="14"/>
-                <w:szCs w:val="14"/>
-              </w:rPr>
-              <w:t xml:space="preserve">사진 삽입</w:t>
-            </w:r>
-          </w:p>
-        </w:tc>
-        <w:tc>
-          <w:tcPr>
-            <w:tcW w:type="dxa" w:w="6500"/>
-            <w:tcMar>
-              <w:top w:type="dxa" w:w="80"/>
-              <w:left w:type="dxa" w:w="120"/>
-              <w:bottom w:type="dxa" w:w="80"/>
-              <w:right w:type="dxa" w:w="120"/>
-            </w:tcMar>
-          </w:tcPr>
-          <w:p>
-            <w:pPr>
-              <w:spacing w:after="20" w:before="60"/>
-              <w:jc w:val="left"/>
-            </w:pPr>
-            <w:r>
-              <w:rPr>
-                <w:rFonts w:ascii="맑은 고딕" w:cs="맑은 고딕" w:eastAsia="맑은 고딕" w:hAnsi="맑은 고딕"/>
-                <w:b/>
-                <w:bCs/>
-                <w:color w:val="1F3864"/>
-                <w:sz w:val="18"/>
-                <w:szCs w:val="18"/>
-              </w:rPr>
-              <w:t xml:space="preserve">근거</w:t>
-            </w:r>
-          </w:p>
-          <w:p>
-            <w:pPr>
-              <w:spacing w:after="60" w:before="0"/>
-              <w:jc w:val="left"/>
-            </w:pPr>
-            <w:r>
-              <w:rPr>
-                <w:rFonts w:ascii="맑은 고딕" w:cs="맑은 고딕" w:eastAsia="맑은 고딕" w:hAnsi="맑은 고딕"/>
-                <w:sz w:val="18"/>
-                <w:szCs w:val="18"/>
-              </w:rPr>
-              <w:t xml:space="preserve">건축법. 자동식 소화설비가 설치된 창고는 바닥면적 3,000㎡ 이내마다 구획한다. 2020년 이천 물류창고 화재 이후 </w:t>
-            </w:r>
-            <w:r>
-              <w:rPr>
-                <w:rFonts w:ascii="맑은 고딕" w:cs="맑은 고딕" w:eastAsia="맑은 고딕" w:hAnsi="맑은 고딕"/>
-                <w:b/>
-                <w:bCs/>
-                <w:sz w:val="18"/>
-                <w:szCs w:val="18"/>
-              </w:rPr>
-              <w:t xml:space="preserve">물품의 단순 보관시설은 방화구획 완화 대상에서 제외</w:t>
-            </w:r>
-            <w:r>
-              <w:rPr>
-                <w:rFonts w:ascii="맑은 고딕" w:cs="맑은 고딕" w:eastAsia="맑은 고딕" w:hAnsi="맑은 고딕"/>
-                <w:sz w:val="18"/>
-                <w:szCs w:val="18"/>
-              </w:rPr>
-              <w:t xml:space="preserve">되었고, 완화를 받은 창고는 별도의 소방시설을 설치하도록 바뀌었다.</w:t>
-            </w:r>
-          </w:p>
-          <w:p>
-            <w:pPr>
-              <w:spacing w:after="20" w:before="60"/>
-              <w:jc w:val="left"/>
-            </w:pPr>
-            <w:r>
-              <w:rPr>
-                <w:rFonts w:ascii="맑은 고딕" w:cs="맑은 고딕" w:eastAsia="맑은 고딕" w:hAnsi="맑은 고딕"/>
-                <w:b/>
-                <w:bCs/>
-                <w:color w:val="1F3864"/>
-                <w:sz w:val="18"/>
-                <w:szCs w:val="18"/>
-              </w:rPr>
-              <w:t xml:space="preserve">위치</w:t>
-            </w:r>
-          </w:p>
-          <w:p>
-            <w:pPr>
-              <w:spacing w:after="60" w:before="0"/>
-              <w:jc w:val="left"/>
-            </w:pPr>
-            <w:r>
-              <w:rPr>
-                <w:rFonts w:ascii="맑은 고딕" w:cs="맑은 고딕" w:eastAsia="맑은 고딕" w:hAnsi="맑은 고딕"/>
-                <w:sz w:val="18"/>
-                <w:szCs w:val="18"/>
-              </w:rPr>
-              <w:t xml:space="preserve">구획 경계선. 하강 여부는 방재실 감시반 표시와 외부·내부 육안으로 확인한다.</w:t>
-            </w:r>
-          </w:p>
-          <w:p>
-            <w:pPr>
-              <w:spacing w:after="20" w:before="60"/>
-              <w:jc w:val="left"/>
-            </w:pPr>
-            <w:r>
-              <w:rPr>
-                <w:rFonts w:ascii="맑은 고딕" w:cs="맑은 고딕" w:eastAsia="맑은 고딕" w:hAnsi="맑은 고딕"/>
-                <w:b/>
-                <w:bCs/>
-                <w:color w:val="1F3864"/>
-                <w:sz w:val="18"/>
-                <w:szCs w:val="18"/>
-              </w:rPr>
-              <w:t xml:space="preserve">판독과 활용</w:t>
-            </w:r>
-          </w:p>
-          <w:p>
-            <w:pPr>
-              <w:spacing w:after="60" w:before="0"/>
-              <w:jc w:val="left"/>
-            </w:pPr>
-            <w:r>
-              <w:rPr>
-                <w:rFonts w:ascii="맑은 고딕" w:cs="맑은 고딕" w:eastAsia="맑은 고딕" w:hAnsi="맑은 고딕"/>
-                <w:b/>
-                <w:bCs/>
-                <w:sz w:val="18"/>
-                <w:szCs w:val="18"/>
-              </w:rPr>
-              <w:t xml:space="preserve">하강하지 않았으면 그 구획은 성립하지 않는 것으로 보고 다음 경계를 방어선으로 설정한다.</w:t>
-            </w:r>
-            <w:r>
-              <w:rPr>
-                <w:rFonts w:ascii="맑은 고딕" w:cs="맑은 고딕" w:eastAsia="맑은 고딕" w:hAnsi="맑은 고딕"/>
-                <w:sz w:val="18"/>
-                <w:szCs w:val="18"/>
-              </w:rPr>
-              <w:t xml:space="preserve"> 도면상의 구획을 그대로 신뢰하지 않는다.</w:t>
-            </w:r>
-          </w:p>
-        </w:tc>
-      </w:tr>
-      <w:tr>
-        <w:trPr>
-          <w:cantSplit/>
-          <w:tblHeader w:val="false"/>
-        </w:trPr>
-        <w:tc>
-          <w:tcPr>
-            <w:tcW w:type="dxa" w:w="9000"/>
-            <w:gridSpan w:val="2"/>
-            <w:shd w:fill="D9D9D9" w:val="clear"/>
-            <w:tcMar>
-              <w:top w:type="dxa" w:w="80"/>
-              <w:left w:type="dxa" w:w="120"/>
-              <w:bottom w:type="dxa" w:w="80"/>
-              <w:right w:type="dxa" w:w="120"/>
-            </w:tcMar>
-          </w:tcPr>
-          <w:p>
-            <w:pPr>
-              <w:spacing w:after="0" w:before="0"/>
-              <w:jc w:val="left"/>
-            </w:pPr>
-            <w:r>
-              <w:rPr>
-                <w:rFonts w:ascii="맑은 고딕" w:cs="맑은 고딕" w:eastAsia="맑은 고딕" w:hAnsi="맑은 고딕"/>
-                <w:b/>
-                <w:bCs/>
-                <w:sz w:val="18"/>
-                <w:szCs w:val="18"/>
-              </w:rPr>
-              <w:t xml:space="preserve">▲ 무력화되는 방식  </w:t>
-            </w:r>
-            <w:r>
-              <w:rPr>
-                <w:rFonts w:ascii="맑은 고딕" w:cs="맑은 고딕" w:eastAsia="맑은 고딕" w:hAnsi="맑은 고딕"/>
-                <w:sz w:val="18"/>
-                <w:szCs w:val="18"/>
-              </w:rPr>
-              <w:t xml:space="preserve">하강 경로에 놓인 파렛트·지게차·적재물, 고임목으로 고정된 방화문, 덕트·배관·컨베이어 관통부 미폐쇄. 물류창고는 하역 동선 때문에 상시 개방 고정이 흔하다.</w:t>
-            </w:r>
-          </w:p>
-        </w:tc>
-      </w:tr>
-    </w:tbl>
-    <w:p>
-      <w:pPr>
-        <w:spacing w:after="160"/>
-      </w:pPr>
-    </w:p>
-    <w:tbl>
-      <w:tblPr>
-        <w:tblW w:type="dxa" w:w="9000"/>
-        <w:tblBorders>
-          <w:top w:val="single" w:color="1F3864" w:sz="8"/>
-          <w:left w:val="single" w:color="1F3864" w:sz="8"/>
-          <w:bottom w:val="single" w:color="1F3864" w:sz="8"/>
-          <w:right w:val="single" w:color="1F3864" w:sz="8"/>
-          <w:insideH w:val="single" w:color="1F3864" w:sz="4"/>
-          <w:insideV w:val="single" w:color="1F3864" w:sz="4"/>
-        </w:tblBorders>
-      </w:tblPr>
-      <w:tblGrid>
-        <w:gridCol w:w="2500"/>
-        <w:gridCol w:w="6500"/>
-      </w:tblGrid>
-      <w:tr>
-        <w:trPr>
-          <w:cantSplit/>
-          <w:tblHeader/>
-        </w:trPr>
-        <w:tc>
-          <w:tcPr>
-            <w:tcW w:type="dxa" w:w="9000"/>
-            <w:gridSpan w:val="2"/>
-            <w:shd w:fill="1F3864" w:val="clear"/>
-            <w:tcMar>
-              <w:top w:type="dxa" w:w="80"/>
-              <w:left w:type="dxa" w:w="120"/>
-              <w:bottom w:type="dxa" w:w="80"/>
-              <w:right w:type="dxa" w:w="120"/>
-            </w:tcMar>
-            <w:vAlign w:val="center"/>
-          </w:tcPr>
-          <w:p>
-            <w:pPr>
-              <w:spacing w:after="0" w:before="0"/>
-              <w:jc w:val="left"/>
-            </w:pPr>
-            <w:r>
-              <w:rPr>
-                <w:rFonts w:ascii="맑은 고딕" w:cs="맑은 고딕" w:eastAsia="맑은 고딕" w:hAnsi="맑은 고딕"/>
-                <w:b/>
-                <w:bCs/>
-                <w:color w:val="FFFFFF"/>
-                <w:sz w:val="22"/>
-                <w:szCs w:val="22"/>
-              </w:rPr>
-              <w:t xml:space="preserve">방화벽과 파라펫</w:t>
-            </w:r>
-          </w:p>
-        </w:tc>
-      </w:tr>
-      <w:tr>
-        <w:trPr>
-          <w:cantSplit/>
-          <w:trHeight w:val="2200"/>
-        </w:trPr>
-        <w:tc>
-          <w:tcPr>
-            <w:tcW w:type="dxa" w:w="2500"/>
-            <w:shd w:fill="F2F2F2" w:val="clear"/>
-            <w:tcMar>
-              <w:top w:type="dxa" w:w="80"/>
-              <w:left w:type="dxa" w:w="120"/>
-              <w:bottom w:type="dxa" w:w="80"/>
-              <w:right w:type="dxa" w:w="120"/>
-            </w:tcMar>
-            <w:vAlign w:val="center"/>
-          </w:tcPr>
-          <w:p>
-            <w:pPr>
-              <w:spacing w:after="0" w:before="600"/>
-              <w:jc w:val="center"/>
-            </w:pPr>
-            <w:r>
-              <w:rPr>
-                <w:rFonts w:ascii="맑은 고딕" w:cs="맑은 고딕" w:eastAsia="맑은 고딕" w:hAnsi="맑은 고딕"/>
-                <w:b/>
-                <w:bCs/>
-                <w:color w:val="808080"/>
-                <w:sz w:val="18"/>
-                <w:szCs w:val="18"/>
-              </w:rPr>
-              <w:t xml:space="preserve">［ 사진 ］</w:t>
-            </w:r>
-          </w:p>
-          <w:p>
-            <w:pPr>
-              <w:spacing w:after="600" w:before="0"/>
-              <w:jc w:val="center"/>
-            </w:pPr>
-            <w:r>
-              <w:rPr>
-                <w:rFonts w:ascii="맑은 고딕" w:cs="맑은 고딕" w:eastAsia="맑은 고딕" w:hAnsi="맑은 고딕"/>
-                <w:color w:val="A6A6A6"/>
-                <w:sz w:val="14"/>
-                <w:szCs w:val="14"/>
-              </w:rPr>
-              <w:t xml:space="preserve">사진 삽입</w:t>
-            </w:r>
-          </w:p>
-        </w:tc>
-        <w:tc>
-          <w:tcPr>
-            <w:tcW w:type="dxa" w:w="6500"/>
-            <w:tcMar>
-              <w:top w:type="dxa" w:w="80"/>
-              <w:left w:type="dxa" w:w="120"/>
-              <w:bottom w:type="dxa" w:w="80"/>
-              <w:right w:type="dxa" w:w="120"/>
-            </w:tcMar>
-          </w:tcPr>
-          <w:p>
-            <w:pPr>
-              <w:spacing w:after="20" w:before="60"/>
-              <w:jc w:val="left"/>
-            </w:pPr>
-            <w:r>
-              <w:rPr>
-                <w:rFonts w:ascii="맑은 고딕" w:cs="맑은 고딕" w:eastAsia="맑은 고딕" w:hAnsi="맑은 고딕"/>
-                <w:b/>
-                <w:bCs/>
-                <w:color w:val="1F3864"/>
-                <w:sz w:val="18"/>
-                <w:szCs w:val="18"/>
-              </w:rPr>
-              <w:t xml:space="preserve">근거</w:t>
-            </w:r>
-          </w:p>
-          <w:p>
-            <w:pPr>
-              <w:spacing w:after="60" w:before="0"/>
-              <w:jc w:val="left"/>
-            </w:pPr>
-            <w:r>
-              <w:rPr>
-                <w:rFonts w:ascii="맑은 고딕" w:cs="맑은 고딕" w:eastAsia="맑은 고딕" w:hAnsi="맑은 고딕"/>
-                <w:sz w:val="18"/>
-                <w:szCs w:val="18"/>
-              </w:rPr>
-              <w:t xml:space="preserve">건축법. 미국 NFPA 221은 방화벽이 지붕면 위로 최소 760mm 돌출하거나, 그것이 없으면 벽 양쪽 한 경간의 구조부재가 벽과 같은 내화성능을 갖고 벽 양쪽 약 7.6m 범위의 지붕면을 별도로 보호하도록 요구한다.</w:t>
-            </w:r>
-          </w:p>
-          <w:p>
-            <w:pPr>
-              <w:spacing w:after="20" w:before="60"/>
-              <w:jc w:val="left"/>
-            </w:pPr>
-            <w:r>
-              <w:rPr>
-                <w:rFonts w:ascii="맑은 고딕" w:cs="맑은 고딕" w:eastAsia="맑은 고딕" w:hAnsi="맑은 고딕"/>
-                <w:b/>
-                <w:bCs/>
-                <w:color w:val="1F3864"/>
-                <w:sz w:val="18"/>
-                <w:szCs w:val="18"/>
-              </w:rPr>
-              <w:t xml:space="preserve">위치</w:t>
-            </w:r>
-          </w:p>
-          <w:p>
-            <w:pPr>
-              <w:spacing w:after="60" w:before="0"/>
-              <w:jc w:val="left"/>
-            </w:pPr>
-            <w:r>
-              <w:rPr>
-                <w:rFonts w:ascii="맑은 고딕" w:cs="맑은 고딕" w:eastAsia="맑은 고딕" w:hAnsi="맑은 고딕"/>
-                <w:sz w:val="18"/>
-                <w:szCs w:val="18"/>
-              </w:rPr>
-              <w:t xml:space="preserve">구획 경계와 지붕면 위 돌출부. 드론 관측 표준 항로 3단계에서 확인한다.</w:t>
-            </w:r>
-          </w:p>
-          <w:p>
-            <w:pPr>
-              <w:spacing w:after="20" w:before="60"/>
-              <w:jc w:val="left"/>
-            </w:pPr>
-            <w:r>
-              <w:rPr>
-                <w:rFonts w:ascii="맑은 고딕" w:cs="맑은 고딕" w:eastAsia="맑은 고딕" w:hAnsi="맑은 고딕"/>
-                <w:b/>
-                <w:bCs/>
-                <w:color w:val="1F3864"/>
-                <w:sz w:val="18"/>
-                <w:szCs w:val="18"/>
-              </w:rPr>
-              <w:t xml:space="preserve">판독과 활용</w:t>
-            </w:r>
-          </w:p>
-          <w:p>
-            <w:pPr>
-              <w:spacing w:after="60" w:before="0"/>
-              <w:jc w:val="left"/>
-            </w:pPr>
-            <w:r>
-              <w:rPr>
-                <w:rFonts w:ascii="맑은 고딕" w:cs="맑은 고딕" w:eastAsia="맑은 고딕" w:hAnsi="맑은 고딕"/>
-                <w:b/>
-                <w:bCs/>
-                <w:sz w:val="18"/>
-                <w:szCs w:val="18"/>
-              </w:rPr>
-              <w:t xml:space="preserve">파라펫이 지붕면 위로 돌출되어 있지 않으면 지붕 데크를 통한 확대를 전제한다.</w:t>
-            </w:r>
-            <w:r>
-              <w:rPr>
-                <w:rFonts w:ascii="맑은 고딕" w:cs="맑은 고딕" w:eastAsia="맑은 고딕" w:hAnsi="맑은 고딕"/>
-                <w:sz w:val="18"/>
-                <w:szCs w:val="18"/>
-              </w:rPr>
-              <w:t xml:space="preserve"> 방화벽 하나를 방어선으로 신뢰하지 않고, 그 너머 다음 구획 경계나 건물 외곽을 2차 방어선으로 동시에 준비한다.</w:t>
-            </w:r>
-          </w:p>
-        </w:tc>
-      </w:tr>
-      <w:tr>
-        <w:trPr>
-          <w:cantSplit/>
-          <w:tblHeader w:val="false"/>
-        </w:trPr>
-        <w:tc>
-          <w:tcPr>
-            <w:tcW w:type="dxa" w:w="9000"/>
-            <w:gridSpan w:val="2"/>
-            <w:shd w:fill="D9D9D9" w:val="clear"/>
-            <w:tcMar>
-              <w:top w:type="dxa" w:w="80"/>
-              <w:left w:type="dxa" w:w="120"/>
-              <w:bottom w:type="dxa" w:w="80"/>
-              <w:right w:type="dxa" w:w="120"/>
-            </w:tcMar>
-          </w:tcPr>
-          <w:p>
-            <w:pPr>
-              <w:spacing w:after="0" w:before="0"/>
-              <w:jc w:val="left"/>
-            </w:pPr>
-            <w:r>
-              <w:rPr>
-                <w:rFonts w:ascii="맑은 고딕" w:cs="맑은 고딕" w:eastAsia="맑은 고딕" w:hAnsi="맑은 고딕"/>
-                <w:b/>
-                <w:bCs/>
-                <w:sz w:val="18"/>
-                <w:szCs w:val="18"/>
-              </w:rPr>
-              <w:t xml:space="preserve">▲ 무력화되는 방식  </w:t>
-            </w:r>
-            <w:r>
-              <w:rPr>
-                <w:rFonts w:ascii="맑은 고딕" w:cs="맑은 고딕" w:eastAsia="맑은 고딕" w:hAnsi="맑은 고딕"/>
-                <w:sz w:val="18"/>
-                <w:szCs w:val="18"/>
-              </w:rPr>
-              <w:t xml:space="preserve">파라펫 미돌출, 강판 데크 이음부와 기둥 접합부. 1982년 미국 K마트 물류센터 화재에서는 파열된 에어졸 용기가 화염을 끌고 날아 열려 있던 방화문을 통과했고, 이후 지붕이 붕괴하면서 스프링클러 배관이 파손되어 설비가 전부 정지했다.</w:t>
-            </w:r>
-          </w:p>
-        </w:tc>
-      </w:tr>
-    </w:tbl>
-    <w:p>
-      <w:pPr>
-        <w:spacing w:after="160"/>
-      </w:pPr>
-    </w:p>
-    <w:tbl>
-      <w:tblPr>
-        <w:tblW w:type="dxa" w:w="9000"/>
-        <w:tblBorders>
-          <w:top w:val="single" w:color="1F3864" w:sz="8"/>
-          <w:left w:val="single" w:color="1F3864" w:sz="8"/>
-          <w:bottom w:val="single" w:color="1F3864" w:sz="8"/>
-          <w:right w:val="single" w:color="1F3864" w:sz="8"/>
-          <w:insideH w:val="single" w:color="1F3864" w:sz="4"/>
-          <w:insideV w:val="single" w:color="1F3864" w:sz="4"/>
-        </w:tblBorders>
-      </w:tblPr>
-      <w:tblGrid>
-        <w:gridCol w:w="2500"/>
-        <w:gridCol w:w="6500"/>
-      </w:tblGrid>
-      <w:tr>
-        <w:trPr>
-          <w:cantSplit/>
-          <w:tblHeader/>
-        </w:trPr>
-        <w:tc>
-          <w:tcPr>
-            <w:tcW w:type="dxa" w:w="9000"/>
-            <w:gridSpan w:val="2"/>
-            <w:shd w:fill="1F3864" w:val="clear"/>
-            <w:tcMar>
-              <w:top w:type="dxa" w:w="80"/>
-              <w:left w:type="dxa" w:w="120"/>
-              <w:bottom w:type="dxa" w:w="80"/>
-              <w:right w:type="dxa" w:w="120"/>
-            </w:tcMar>
-            <w:vAlign w:val="center"/>
-          </w:tcPr>
-          <w:p>
-            <w:pPr>
-              <w:spacing w:after="0" w:before="0"/>
-              <w:jc w:val="left"/>
-            </w:pPr>
-            <w:r>
-              <w:rPr>
-                <w:rFonts w:ascii="맑은 고딕" w:cs="맑은 고딕" w:eastAsia="맑은 고딕" w:hAnsi="맑은 고딕"/>
-                <w:b/>
-                <w:bCs/>
-                <w:color w:val="FFFFFF"/>
-                <w:sz w:val="22"/>
-                <w:szCs w:val="22"/>
-              </w:rPr>
-              <w:t xml:space="preserve">외벽·지붕 단열재와 샌드위치패널</w:t>
-            </w:r>
-          </w:p>
-        </w:tc>
-      </w:tr>
-      <w:tr>
-        <w:trPr>
-          <w:cantSplit/>
-          <w:trHeight w:val="2200"/>
-        </w:trPr>
-        <w:tc>
-          <w:tcPr>
-            <w:tcW w:type="dxa" w:w="2500"/>
-            <w:shd w:fill="F2F2F2" w:val="clear"/>
-            <w:tcMar>
-              <w:top w:type="dxa" w:w="80"/>
-              <w:left w:type="dxa" w:w="120"/>
-              <w:bottom w:type="dxa" w:w="80"/>
-              <w:right w:type="dxa" w:w="120"/>
-            </w:tcMar>
-            <w:vAlign w:val="center"/>
-          </w:tcPr>
-          <w:p>
-            <w:pPr>
-              <w:spacing w:after="0" w:before="600"/>
-              <w:jc w:val="center"/>
-            </w:pPr>
-            <w:r>
-              <w:rPr>
-                <w:rFonts w:ascii="맑은 고딕" w:cs="맑은 고딕" w:eastAsia="맑은 고딕" w:hAnsi="맑은 고딕"/>
-                <w:b/>
-                <w:bCs/>
-                <w:color w:val="808080"/>
-                <w:sz w:val="18"/>
-                <w:szCs w:val="18"/>
-              </w:rPr>
-              <w:t xml:space="preserve">［ 사진 ］</w:t>
-            </w:r>
-          </w:p>
-          <w:p>
-            <w:pPr>
-              <w:spacing w:after="600" w:before="0"/>
-              <w:jc w:val="center"/>
-            </w:pPr>
-            <w:r>
-              <w:rPr>
-                <w:rFonts w:ascii="맑은 고딕" w:cs="맑은 고딕" w:eastAsia="맑은 고딕" w:hAnsi="맑은 고딕"/>
-                <w:color w:val="A6A6A6"/>
-                <w:sz w:val="14"/>
-                <w:szCs w:val="14"/>
-              </w:rPr>
-              <w:t xml:space="preserve">사진 삽입</w:t>
-            </w:r>
-          </w:p>
-        </w:tc>
-        <w:tc>
-          <w:tcPr>
-            <w:tcW w:type="dxa" w:w="6500"/>
-            <w:tcMar>
-              <w:top w:type="dxa" w:w="80"/>
-              <w:left w:type="dxa" w:w="120"/>
-              <w:bottom w:type="dxa" w:w="80"/>
-              <w:right w:type="dxa" w:w="120"/>
-            </w:tcMar>
-          </w:tcPr>
-          <w:p>
-            <w:pPr>
-              <w:spacing w:after="20" w:before="60"/>
-              <w:jc w:val="left"/>
-            </w:pPr>
-            <w:r>
-              <w:rPr>
-                <w:rFonts w:ascii="맑은 고딕" w:cs="맑은 고딕" w:eastAsia="맑은 고딕" w:hAnsi="맑은 고딕"/>
-                <w:b/>
-                <w:bCs/>
-                <w:color w:val="1F3864"/>
-                <w:sz w:val="18"/>
-                <w:szCs w:val="18"/>
-              </w:rPr>
-              <w:t xml:space="preserve">근거</w:t>
-            </w:r>
-          </w:p>
-          <w:p>
-            <w:pPr>
-              <w:spacing w:after="60" w:before="0"/>
-              <w:jc w:val="left"/>
-            </w:pPr>
-            <w:r>
-              <w:rPr>
-                <w:rFonts w:ascii="맑은 고딕" w:cs="맑은 고딕" w:eastAsia="맑은 고딕" w:hAnsi="맑은 고딕"/>
-                <w:sz w:val="18"/>
-                <w:szCs w:val="18"/>
-              </w:rPr>
-              <w:t xml:space="preserve">2020년 이천 물류창고 화재 이후 벽과 지붕에 사용하는 단열재를 불연재료로 하도록 바뀌었다. </w:t>
-            </w:r>
-            <w:r>
-              <w:rPr>
-                <w:rFonts w:ascii="맑은 고딕" w:cs="맑은 고딕" w:eastAsia="맑은 고딕" w:hAnsi="맑은 고딕"/>
-                <w:b/>
-                <w:bCs/>
-                <w:sz w:val="18"/>
-                <w:szCs w:val="18"/>
-              </w:rPr>
-              <w:t xml:space="preserve">준공연도에 따라 심재가 다르다.</w:t>
-            </w:r>
-          </w:p>
-          <w:p>
-            <w:pPr>
-              <w:spacing w:after="20" w:before="60"/>
-              <w:jc w:val="left"/>
-            </w:pPr>
-            <w:r>
-              <w:rPr>
-                <w:rFonts w:ascii="맑은 고딕" w:cs="맑은 고딕" w:eastAsia="맑은 고딕" w:hAnsi="맑은 고딕"/>
-                <w:b/>
-                <w:bCs/>
-                <w:color w:val="1F3864"/>
-                <w:sz w:val="18"/>
-                <w:szCs w:val="18"/>
-              </w:rPr>
-              <w:t xml:space="preserve">위치</w:t>
-            </w:r>
-          </w:p>
-          <w:p>
-            <w:pPr>
-              <w:spacing w:after="60" w:before="0"/>
-              <w:jc w:val="left"/>
-            </w:pPr>
-            <w:r>
-              <w:rPr>
-                <w:rFonts w:ascii="맑은 고딕" w:cs="맑은 고딕" w:eastAsia="맑은 고딕" w:hAnsi="맑은 고딕"/>
-                <w:sz w:val="18"/>
-                <w:szCs w:val="18"/>
-              </w:rPr>
-              <w:t xml:space="preserve">외벽·지붕 패널의 강판 사이.</w:t>
-            </w:r>
-          </w:p>
-          <w:p>
-            <w:pPr>
-              <w:spacing w:after="20" w:before="60"/>
-              <w:jc w:val="left"/>
-            </w:pPr>
-            <w:r>
-              <w:rPr>
-                <w:rFonts w:ascii="맑은 고딕" w:cs="맑은 고딕" w:eastAsia="맑은 고딕" w:hAnsi="맑은 고딕"/>
-                <w:b/>
-                <w:bCs/>
-                <w:color w:val="1F3864"/>
-                <w:sz w:val="18"/>
-                <w:szCs w:val="18"/>
-              </w:rPr>
-              <w:t xml:space="preserve">판독과 활용</w:t>
-            </w:r>
-          </w:p>
-          <w:p>
-            <w:pPr>
-              <w:spacing w:after="60" w:before="0"/>
-              <w:jc w:val="left"/>
-            </w:pPr>
-            <w:r>
-              <w:rPr>
-                <w:rFonts w:ascii="맑은 고딕" w:cs="맑은 고딕" w:eastAsia="맑은 고딕" w:hAnsi="맑은 고딕"/>
-                <w:sz w:val="18"/>
-                <w:szCs w:val="18"/>
-              </w:rPr>
-              <w:t xml:space="preserve">유기 심재(발포폴리스티렌, 우레탄, 폴리이소시아누레이트)이면 강판 사이의 은폐 연소를 전제한다. </w:t>
-            </w:r>
-            <w:r>
-              <w:rPr>
-                <w:rFonts w:ascii="맑은 고딕" w:cs="맑은 고딕" w:eastAsia="맑은 고딕" w:hAnsi="맑은 고딕"/>
-                <w:b/>
-                <w:bCs/>
-                <w:sz w:val="18"/>
-                <w:szCs w:val="18"/>
-              </w:rPr>
-              <w:t xml:space="preserve">패널 수직 접합부에서 화염이나 짙은 연기가 반복해 나오면 심재가 타고 있다는 신호이다.</w:t>
-            </w:r>
-            <w:r>
-              <w:rPr>
-                <w:rFonts w:ascii="맑은 고딕" w:cs="맑은 고딕" w:eastAsia="맑은 고딕" w:hAnsi="맑은 고딕"/>
-                <w:sz w:val="18"/>
-                <w:szCs w:val="18"/>
-              </w:rPr>
-              <w:t xml:space="preserve"> 심재 종류를 관계인에게 확인한다.</w:t>
-            </w:r>
-          </w:p>
-        </w:tc>
-      </w:tr>
-      <w:tr>
-        <w:trPr>
-          <w:cantSplit/>
-          <w:tblHeader w:val="false"/>
-        </w:trPr>
-        <w:tc>
-          <w:tcPr>
-            <w:tcW w:type="dxa" w:w="9000"/>
-            <w:gridSpan w:val="2"/>
-            <w:shd w:fill="D9D9D9" w:val="clear"/>
-            <w:tcMar>
-              <w:top w:type="dxa" w:w="80"/>
-              <w:left w:type="dxa" w:w="120"/>
-              <w:bottom w:type="dxa" w:w="80"/>
-              <w:right w:type="dxa" w:w="120"/>
-            </w:tcMar>
-          </w:tcPr>
-          <w:p>
-            <w:pPr>
-              <w:spacing w:after="0" w:before="0"/>
-              <w:jc w:val="left"/>
-            </w:pPr>
-            <w:r>
-              <w:rPr>
-                <w:rFonts w:ascii="맑은 고딕" w:cs="맑은 고딕" w:eastAsia="맑은 고딕" w:hAnsi="맑은 고딕"/>
-                <w:b/>
-                <w:bCs/>
-                <w:sz w:val="18"/>
-                <w:szCs w:val="18"/>
-              </w:rPr>
-              <w:t xml:space="preserve">▲ 무력화되는 방식  </w:t>
-            </w:r>
-            <w:r>
-              <w:rPr>
-                <w:rFonts w:ascii="맑은 고딕" w:cs="맑은 고딕" w:eastAsia="맑은 고딕" w:hAnsi="맑은 고딕"/>
-                <w:sz w:val="18"/>
-                <w:szCs w:val="18"/>
-              </w:rPr>
-              <w:t xml:space="preserve">강판이 물을 막아 표면 방수로는 꺼지지 않는다. 해당 패널을 뜯어내야 소화되며, 내측 강판이 박리되어 떨어지고 패널 전체가 탈락한다.</w:t>
-            </w:r>
-          </w:p>
-        </w:tc>
-      </w:tr>
-    </w:tbl>
-    <w:p>
-      <w:pPr>
-        <w:spacing w:after="160"/>
-      </w:pPr>
-    </w:p>
-    <w:p>
-      <w:pPr>
-        <w:pStyle w:val="Heading2"/>
-        <w:spacing w:after="140" w:before="380"/>
-      </w:pPr>
-      <w:r>
-        <w:rPr>
-          <w:rFonts w:ascii="맑은 고딕" w:cs="맑은 고딕" w:eastAsia="맑은 고딕" w:hAnsi="맑은 고딕"/>
-          <w:b/>
-          <w:bCs/>
-          <w:sz w:val="26"/>
-          <w:szCs w:val="26"/>
-        </w:rPr>
-        <w:t xml:space="preserve">8. 준공연도별 차이</w:t>
-      </w:r>
-    </w:p>
-    <w:p>
-      <w:pPr>
-        <w:spacing w:after="120"/>
-        <w:jc w:val="both"/>
-      </w:pPr>
-      <w:r>
-        <w:rPr>
-          <w:rFonts w:ascii="맑은 고딕" w:cs="맑은 고딕" w:eastAsia="맑은 고딕" w:hAnsi="맑은 고딕"/>
-          <w:sz w:val="20"/>
-          <w:szCs w:val="20"/>
-        </w:rPr>
-        <w:t xml:space="preserve">같은 물류창고라도 언제 지었느냐에 따라 설비가 다르다. 사전대응계획에 준공연도를 적어 두면 도착 전에 무엇을 기대할 수 있는지가 정해진다.</w:t>
-      </w:r>
-    </w:p>
-    <w:tbl>
-      <w:tblPr>
-        <w:tblW w:type="dxa" w:w="9000"/>
-        <w:tblBorders>
-          <w:top w:val="single" w:color="auto" w:sz="4"/>
-          <w:left w:val="single" w:color="auto" w:sz="4"/>
-          <w:bottom w:val="single" w:color="auto" w:sz="4"/>
-          <w:right w:val="single" w:color="auto" w:sz="4"/>
-          <w:insideH w:val="single" w:color="auto" w:sz="4"/>
-          <w:insideV w:val="single" w:color="auto" w:sz="4"/>
-        </w:tblBorders>
-      </w:tblPr>
-      <w:tblGrid>
-        <w:gridCol w:w="2100"/>
-        <w:gridCol w:w="6900"/>
-      </w:tblGrid>
-      <w:tr>
-        <w:trPr>
-          <w:tblHeader/>
-        </w:trPr>
-        <w:tc>
-          <w:tcPr>
-            <w:tcW w:type="dxa" w:w="2100"/>
-            <w:shd w:fill="E8E8E8" w:val="clear"/>
-            <w:tcMar>
-              <w:top w:type="dxa" w:w="80"/>
-              <w:left w:type="dxa" w:w="120"/>
-              <w:bottom w:type="dxa" w:w="80"/>
-              <w:right w:type="dxa" w:w="120"/>
-            </w:tcMar>
-          </w:tcPr>
-          <w:p>
-            <w:pPr>
-              <w:spacing w:after="0" w:before="0"/>
-              <w:jc w:val="center"/>
-            </w:pPr>
-            <w:r>
-              <w:rPr>
-                <w:rFonts w:ascii="맑은 고딕" w:cs="맑은 고딕" w:eastAsia="맑은 고딕" w:hAnsi="맑은 고딕"/>
-                <w:b/>
-                <w:bCs/>
-                <w:sz w:val="18"/>
-                <w:szCs w:val="18"/>
-              </w:rPr>
-              <w:t xml:space="preserve">구간</w:t>
-            </w:r>
-          </w:p>
-        </w:tc>
-        <w:tc>
-          <w:tcPr>
-            <w:tcW w:type="dxa" w:w="6900"/>
-            <w:shd w:fill="E8E8E8" w:val="clear"/>
-            <w:tcMar>
-              <w:top w:type="dxa" w:w="80"/>
-              <w:left w:type="dxa" w:w="120"/>
-              <w:bottom w:type="dxa" w:w="80"/>
-              <w:right w:type="dxa" w:w="120"/>
-            </w:tcMar>
-          </w:tcPr>
-          <w:p>
-            <w:pPr>
-              <w:spacing w:after="0" w:before="0"/>
-              <w:jc w:val="center"/>
-            </w:pPr>
-            <w:r>
-              <w:rPr>
-                <w:rFonts w:ascii="맑은 고딕" w:cs="맑은 고딕" w:eastAsia="맑은 고딕" w:hAnsi="맑은 고딕"/>
-                <w:b/>
-                <w:bCs/>
-                <w:sz w:val="18"/>
-                <w:szCs w:val="18"/>
-              </w:rPr>
-              <w:t xml:space="preserve">달라지는 것</w:t>
-            </w:r>
-          </w:p>
-        </w:tc>
-      </w:tr>
-      <w:tr>
-        <w:trPr>
-          <w:tblHeader w:val="false"/>
-        </w:trPr>
-        <w:tc>
-          <w:tcPr>
-            <w:tcW w:type="dxa" w:w="2100"/>
-            <w:tcMar>
-              <w:top w:type="dxa" w:w="80"/>
-              <w:left w:type="dxa" w:w="120"/>
-              <w:bottom w:type="dxa" w:w="80"/>
-              <w:right w:type="dxa" w:w="120"/>
-            </w:tcMar>
-          </w:tcPr>
-          <w:p>
-            <w:pPr>
-              <w:spacing w:after="0" w:before="0"/>
-              <w:jc w:val="left"/>
-            </w:pPr>
-            <w:r>
-              <w:rPr>
-                <w:rFonts w:ascii="맑은 고딕" w:cs="맑은 고딕" w:eastAsia="맑은 고딕" w:hAnsi="맑은 고딕"/>
-                <w:sz w:val="18"/>
-                <w:szCs w:val="18"/>
-              </w:rPr>
-              <w:t xml:space="preserve">2020년 이천 화재 이전</w:t>
-            </w:r>
-          </w:p>
-        </w:tc>
-        <w:tc>
-          <w:tcPr>
-            <w:tcW w:type="dxa" w:w="6900"/>
-            <w:tcMar>
-              <w:top w:type="dxa" w:w="80"/>
-              <w:left w:type="dxa" w:w="120"/>
-              <w:bottom w:type="dxa" w:w="80"/>
-              <w:right w:type="dxa" w:w="120"/>
-            </w:tcMar>
-          </w:tcPr>
-          <w:p>
-            <w:pPr>
-              <w:spacing w:after="0" w:before="0"/>
-              <w:jc w:val="left"/>
-            </w:pPr>
-            <w:r>
-              <w:rPr>
-                <w:rFonts w:ascii="맑은 고딕" w:cs="맑은 고딕" w:eastAsia="맑은 고딕" w:hAnsi="맑은 고딕"/>
-                <w:sz w:val="18"/>
-                <w:szCs w:val="18"/>
-              </w:rPr>
-              <w:t xml:space="preserve">방화구획 완화를 폭넓게 받은 창고가 있다. 구획 하나가 매우 클 수 있다.</w:t>
-            </w:r>
-          </w:p>
-          <w:p>
-            <w:pPr>
-              <w:spacing w:after="0" w:before="0"/>
-              <w:jc w:val="left"/>
-            </w:pPr>
-            <w:r>
-              <w:rPr>
-                <w:rFonts w:ascii="맑은 고딕" w:cs="맑은 고딕" w:eastAsia="맑은 고딕" w:hAnsi="맑은 고딕"/>
-                <w:sz w:val="18"/>
-                <w:szCs w:val="18"/>
-              </w:rPr>
-              <w:t xml:space="preserve">벽·지붕 단열재에 유기 심재를 쓴 경우가 많다.</w:t>
-            </w:r>
-          </w:p>
-          <w:p>
-            <w:pPr>
-              <w:spacing w:after="0" w:before="0"/>
-              <w:jc w:val="left"/>
-            </w:pPr>
-            <w:r>
-              <w:rPr>
-                <w:rFonts w:ascii="맑은 고딕" w:cs="맑은 고딕" w:eastAsia="맑은 고딕" w:hAnsi="맑은 고딕"/>
-                <w:sz w:val="18"/>
-                <w:szCs w:val="18"/>
-              </w:rPr>
-              <w:t xml:space="preserve">창고시설 전용 화재안전기준이 없어 일반 스프링클러 기준으로 설계되었다.</w:t>
-            </w:r>
-          </w:p>
-        </w:tc>
-      </w:tr>
-      <w:tr>
-        <w:trPr>
-          <w:tblHeader w:val="false"/>
-        </w:trPr>
-        <w:tc>
-          <w:tcPr>
-            <w:tcW w:type="dxa" w:w="2100"/>
-            <w:tcMar>
-              <w:top w:type="dxa" w:w="80"/>
-              <w:left w:type="dxa" w:w="120"/>
-              <w:bottom w:type="dxa" w:w="80"/>
-              <w:right w:type="dxa" w:w="120"/>
-            </w:tcMar>
-          </w:tcPr>
-          <w:p>
-            <w:pPr>
-              <w:spacing w:after="0" w:before="0"/>
-              <w:jc w:val="left"/>
-            </w:pPr>
-            <w:r>
-              <w:rPr>
-                <w:rFonts w:ascii="맑은 고딕" w:cs="맑은 고딕" w:eastAsia="맑은 고딕" w:hAnsi="맑은 고딕"/>
-                <w:sz w:val="18"/>
-                <w:szCs w:val="18"/>
-              </w:rPr>
-              <w:t xml:space="preserve">이천 화재 이후</w:t>
-            </w:r>
-          </w:p>
-          <w:p>
-            <w:pPr>
-              <w:spacing w:after="0" w:before="0"/>
-              <w:jc w:val="left"/>
-            </w:pPr>
-            <w:r>
-              <w:rPr>
-                <w:rFonts w:ascii="맑은 고딕" w:cs="맑은 고딕" w:eastAsia="맑은 고딕" w:hAnsi="맑은 고딕"/>
-                <w:sz w:val="18"/>
-                <w:szCs w:val="18"/>
-              </w:rPr>
-              <w:t xml:space="preserve">(건축법 개정 반영)</w:t>
-            </w:r>
-          </w:p>
-        </w:tc>
-        <w:tc>
-          <w:tcPr>
-            <w:tcW w:type="dxa" w:w="6900"/>
-            <w:tcMar>
-              <w:top w:type="dxa" w:w="80"/>
-              <w:left w:type="dxa" w:w="120"/>
-              <w:bottom w:type="dxa" w:w="80"/>
-              <w:right w:type="dxa" w:w="120"/>
-            </w:tcMar>
-          </w:tcPr>
-          <w:p>
-            <w:pPr>
-              <w:spacing w:after="0" w:before="0"/>
-              <w:jc w:val="left"/>
-            </w:pPr>
-            <w:r>
-              <w:rPr>
-                <w:rFonts w:ascii="맑은 고딕" w:cs="맑은 고딕" w:eastAsia="맑은 고딕" w:hAnsi="맑은 고딕"/>
-                <w:sz w:val="18"/>
-                <w:szCs w:val="18"/>
-              </w:rPr>
-              <w:t xml:space="preserve">단순 보관시설은 방화구획 완화 대상에서 제외.</w:t>
-            </w:r>
-          </w:p>
-          <w:p>
-            <w:pPr>
-              <w:spacing w:after="0" w:before="0"/>
-              <w:jc w:val="left"/>
-            </w:pPr>
-            <w:r>
-              <w:rPr>
-                <w:rFonts w:ascii="맑은 고딕" w:cs="맑은 고딕" w:eastAsia="맑은 고딕" w:hAnsi="맑은 고딕"/>
-                <w:sz w:val="18"/>
-                <w:szCs w:val="18"/>
-              </w:rPr>
-              <w:t xml:space="preserve">완화를 받은 창고는 별도의 소방시설을 설치.</w:t>
-            </w:r>
-          </w:p>
-          <w:p>
-            <w:pPr>
-              <w:spacing w:after="0" w:before="0"/>
-              <w:jc w:val="left"/>
-            </w:pPr>
-            <w:r>
-              <w:rPr>
-                <w:rFonts w:ascii="맑은 고딕" w:cs="맑은 고딕" w:eastAsia="맑은 고딕" w:hAnsi="맑은 고딕"/>
-                <w:sz w:val="18"/>
-                <w:szCs w:val="18"/>
-              </w:rPr>
-              <w:t xml:space="preserve">공장·창고의 규모·업종에 따른 예외가 없어져 내화구조 적용이 확대.</w:t>
-            </w:r>
-          </w:p>
-          <w:p>
-            <w:pPr>
-              <w:spacing w:after="0" w:before="0"/>
-              <w:jc w:val="left"/>
-            </w:pPr>
-            <w:r>
-              <w:rPr>
-                <w:rFonts w:ascii="맑은 고딕" w:cs="맑은 고딕" w:eastAsia="맑은 고딕" w:hAnsi="맑은 고딕"/>
-                <w:sz w:val="18"/>
-                <w:szCs w:val="18"/>
-              </w:rPr>
-              <w:t xml:space="preserve">벽·지붕 단열재는 불연재료.</w:t>
-            </w:r>
-          </w:p>
-        </w:tc>
-      </w:tr>
-      <w:tr>
-        <w:trPr>
-          <w:tblHeader w:val="false"/>
-        </w:trPr>
-        <w:tc>
-          <w:tcPr>
-            <w:tcW w:type="dxa" w:w="2100"/>
-            <w:tcMar>
-              <w:top w:type="dxa" w:w="80"/>
-              <w:left w:type="dxa" w:w="120"/>
-              <w:bottom w:type="dxa" w:w="80"/>
-              <w:right w:type="dxa" w:w="120"/>
-            </w:tcMar>
-          </w:tcPr>
-          <w:p>
-            <w:pPr>
-              <w:spacing w:after="0" w:before="0"/>
-              <w:jc w:val="left"/>
-            </w:pPr>
-            <w:r>
-              <w:rPr>
-                <w:rFonts w:ascii="맑은 고딕" w:cs="맑은 고딕" w:eastAsia="맑은 고딕" w:hAnsi="맑은 고딕"/>
-                <w:sz w:val="18"/>
-                <w:szCs w:val="18"/>
-              </w:rPr>
-              <w:t xml:space="preserve">2024년 1월 1일 이후</w:t>
-            </w:r>
-          </w:p>
-          <w:p>
-            <w:pPr>
-              <w:spacing w:after="0" w:before="0"/>
-              <w:jc w:val="left"/>
-            </w:pPr>
-            <w:r>
-              <w:rPr>
-                <w:rFonts w:ascii="맑은 고딕" w:cs="맑은 고딕" w:eastAsia="맑은 고딕" w:hAnsi="맑은 고딕"/>
-                <w:sz w:val="18"/>
-                <w:szCs w:val="18"/>
-              </w:rPr>
-              <w:t xml:space="preserve">(NFPC·NFTC 609 적용)</w:t>
-            </w:r>
-          </w:p>
-        </w:tc>
-        <w:tc>
-          <w:tcPr>
-            <w:tcW w:type="dxa" w:w="6900"/>
-            <w:tcMar>
-              <w:top w:type="dxa" w:w="80"/>
-              <w:left w:type="dxa" w:w="120"/>
-              <w:bottom w:type="dxa" w:w="80"/>
-              <w:right w:type="dxa" w:w="120"/>
-            </w:tcMar>
-          </w:tcPr>
-          <w:p>
-            <w:pPr>
-              <w:spacing w:after="0" w:before="0"/>
-              <w:jc w:val="left"/>
-            </w:pPr>
-            <w:r>
-              <w:rPr>
-                <w:rFonts w:ascii="맑은 고딕" w:cs="맑은 고딕" w:eastAsia="맑은 고딕" w:hAnsi="맑은 고딕"/>
-                <w:sz w:val="18"/>
-                <w:szCs w:val="18"/>
-              </w:rPr>
-              <w:t xml:space="preserve">라지드롭형 스프링클러헤드를 습식으로 설치.</w:t>
-            </w:r>
-          </w:p>
-          <w:p>
-            <w:pPr>
-              <w:spacing w:after="0" w:before="0"/>
-              <w:jc w:val="left"/>
-            </w:pPr>
-            <w:r>
-              <w:rPr>
-                <w:rFonts w:ascii="맑은 고딕" w:cs="맑은 고딕" w:eastAsia="맑은 고딕" w:hAnsi="맑은 고딕"/>
-                <w:sz w:val="18"/>
-                <w:szCs w:val="18"/>
-              </w:rPr>
-              <w:t xml:space="preserve">랙식 창고는 랙 높이 3m 이하마다 인랙 헤드, 송기공간 설치 가능.</w:t>
-            </w:r>
-          </w:p>
-          <w:p>
-            <w:pPr>
-              <w:spacing w:after="0" w:before="0"/>
-              <w:jc w:val="left"/>
-            </w:pPr>
-            <w:r>
-              <w:rPr>
-                <w:rFonts w:ascii="맑은 고딕" w:cs="맑은 고딕" w:eastAsia="맑은 고딕" w:hAnsi="맑은 고딕"/>
-                <w:sz w:val="18"/>
-                <w:szCs w:val="18"/>
-              </w:rPr>
-              <w:t xml:space="preserve">수원 저수량 상향(헤드당 3.2㎥, 랙식 9.6㎥).</w:t>
-            </w:r>
-          </w:p>
-          <w:p>
-            <w:pPr>
-              <w:spacing w:after="0" w:before="0"/>
-              <w:jc w:val="left"/>
-            </w:pPr>
-            <w:r>
-              <w:rPr>
-                <w:rFonts w:ascii="맑은 고딕" w:cs="맑은 고딕" w:eastAsia="맑은 고딕" w:hAnsi="맑은 고딕"/>
-                <w:sz w:val="18"/>
-                <w:szCs w:val="18"/>
-              </w:rPr>
-              <w:t xml:space="preserve">경보 음향 향상과 전층 경보방식, 대형 유도등, 지하층·무창층 피난유도선.</w:t>
-            </w:r>
-          </w:p>
-          <w:p>
-            <w:pPr>
-              <w:spacing w:after="0" w:before="0"/>
-              <w:jc w:val="left"/>
-            </w:pPr>
-            <w:r>
-              <w:rPr>
-                <w:rFonts w:ascii="맑은 고딕" w:cs="맑은 고딕" w:eastAsia="맑은 고딕" w:hAnsi="맑은 고딕"/>
-                <w:sz w:val="18"/>
-                <w:szCs w:val="18"/>
-              </w:rPr>
-              <w:t xml:space="preserve">아날로그 방식 또는 광전 공기흡입형 감지기.</w:t>
-            </w:r>
-          </w:p>
-        </w:tc>
-      </w:tr>
-    </w:tbl>
-    <w:p>
-      <w:pPr>
-        <w:spacing w:after="120"/>
-        <w:jc w:val="both"/>
-      </w:pPr>
-      <w:r>
-        <w:rPr>
-          <w:rFonts w:ascii="맑은 고딕" w:cs="맑은 고딕" w:eastAsia="맑은 고딕" w:hAnsi="맑은 고딕"/>
-          <w:sz w:val="20"/>
-          <w:szCs w:val="20"/>
-        </w:rPr>
-        <w:t xml:space="preserve"> </w:t>
-      </w:r>
-    </w:p>
-    <w:p>
-      <w:pPr>
-        <w:spacing w:after="40" w:before="0"/>
-        <w:ind w:left="280" w:hanging="200"/>
-      </w:pPr>
-      <w:r>
-        <w:rPr>
-          <w:rFonts w:ascii="맑은 고딕" w:cs="맑은 고딕" w:eastAsia="맑은 고딕" w:hAnsi="맑은 고딕"/>
-          <w:sz w:val="20"/>
-          <w:szCs w:val="20"/>
-        </w:rPr>
-        <w:t xml:space="preserve">▪증축·용도변경 이력이 있으면 구역마다 적용 기준이 다를 수 있다. 한 건물 안에서 설비 사양이 갈리는 경우를 전제한다</w:t>
-      </w:r>
-    </w:p>
-    <w:p>
-      <w:pPr>
-        <w:spacing w:after="40" w:before="0"/>
-        <w:ind w:left="280" w:hanging="200"/>
-      </w:pPr>
-      <w:r>
-        <w:rPr>
-          <w:rFonts w:ascii="맑은 고딕" w:cs="맑은 고딕" w:eastAsia="맑은 고딕" w:hAnsi="맑은 고딕"/>
-          <w:sz w:val="20"/>
-          <w:szCs w:val="20"/>
-        </w:rPr>
-        <w:t xml:space="preserve">▪준공연도는 관계인 확인보다 건축물대장이 정확하다. 사전대응계획 작성 때 확인해 둔다</w:t>
-      </w:r>
-    </w:p>
-    <w:p>
-      <w:pPr>
-        <w:pStyle w:val="Heading2"/>
-        <w:spacing w:after="140" w:before="380"/>
-      </w:pPr>
-      <w:r>
-        <w:rPr>
-          <w:rFonts w:ascii="맑은 고딕" w:cs="맑은 고딕" w:eastAsia="맑은 고딕" w:hAnsi="맑은 고딕"/>
-          <w:b/>
-          <w:bCs/>
-          <w:sz w:val="26"/>
-          <w:szCs w:val="26"/>
-        </w:rPr>
-        <w:t xml:space="preserve">9. 방재실 5분 판독 카드</w:t>
-      </w:r>
-    </w:p>
-    <w:p>
-      <w:pPr>
-        <w:spacing w:after="120"/>
-        <w:jc w:val="both"/>
-      </w:pPr>
-      <w:r>
-        <w:rPr>
-          <w:rFonts w:ascii="맑은 고딕" w:cs="맑은 고딕" w:eastAsia="맑은 고딕" w:hAnsi="맑은 고딕"/>
-          <w:sz w:val="20"/>
-          <w:szCs w:val="20"/>
-        </w:rPr>
-        <w:t xml:space="preserve">도착 후 T+3~6분에 방재실에서 확인할 항목이다. 관계인과 함께 읽고 기록 담당을 붙인다. 이 카드 한 장이 스프링클러 상태 판정과 전술 결정의 근거가 된다.</w:t>
-      </w:r>
-    </w:p>
-    <w:tbl>
-      <w:tblPr>
-        <w:tblW w:type="dxa" w:w="9000"/>
-        <w:tblBorders>
-          <w:top w:val="single" w:color="auto" w:sz="4"/>
-          <w:left w:val="single" w:color="auto" w:sz="4"/>
-          <w:bottom w:val="single" w:color="auto" w:sz="4"/>
-          <w:right w:val="single" w:color="auto" w:sz="4"/>
-          <w:insideH w:val="single" w:color="auto" w:sz="4"/>
-          <w:insideV w:val="single" w:color="auto" w:sz="4"/>
-        </w:tblBorders>
-      </w:tblPr>
-      <w:tblGrid>
-        <w:gridCol w:w="700"/>
-        <w:gridCol w:w="5300"/>
-        <w:gridCol w:w="3000"/>
-      </w:tblGrid>
-      <w:tr>
-        <w:trPr>
-          <w:tblHeader/>
-        </w:trPr>
-        <w:tc>
-          <w:tcPr>
-            <w:tcW w:type="dxa" w:w="700"/>
-            <w:shd w:fill="E8E8E8" w:val="clear"/>
-            <w:tcMar>
-              <w:top w:type="dxa" w:w="80"/>
-              <w:left w:type="dxa" w:w="120"/>
-              <w:bottom w:type="dxa" w:w="80"/>
-              <w:right w:type="dxa" w:w="120"/>
-            </w:tcMar>
-          </w:tcPr>
-          <w:p>
-            <w:pPr>
-              <w:spacing w:after="0" w:before="0"/>
-              <w:jc w:val="center"/>
-            </w:pPr>
-            <w:r>
-              <w:rPr>
-                <w:rFonts w:ascii="맑은 고딕" w:cs="맑은 고딕" w:eastAsia="맑은 고딕" w:hAnsi="맑은 고딕"/>
-                <w:b/>
-                <w:bCs/>
-                <w:sz w:val="18"/>
-                <w:szCs w:val="18"/>
-              </w:rPr>
-              <w:t xml:space="preserve">확인</w:t>
-            </w:r>
-          </w:p>
-        </w:tc>
-        <w:tc>
-          <w:tcPr>
-            <w:tcW w:type="dxa" w:w="5300"/>
-            <w:shd w:fill="E8E8E8" w:val="clear"/>
-            <w:tcMar>
-              <w:top w:type="dxa" w:w="80"/>
-              <w:left w:type="dxa" w:w="120"/>
-              <w:bottom w:type="dxa" w:w="80"/>
-              <w:right w:type="dxa" w:w="120"/>
-            </w:tcMar>
-          </w:tcPr>
-          <w:p>
-            <w:pPr>
-              <w:spacing w:after="0" w:before="0"/>
-              <w:jc w:val="center"/>
-            </w:pPr>
-            <w:r>
-              <w:rPr>
-                <w:rFonts w:ascii="맑은 고딕" w:cs="맑은 고딕" w:eastAsia="맑은 고딕" w:hAnsi="맑은 고딕"/>
-                <w:b/>
-                <w:bCs/>
-                <w:sz w:val="18"/>
-                <w:szCs w:val="18"/>
-              </w:rPr>
-              <w:t xml:space="preserve">읽을 것</w:t>
-            </w:r>
-          </w:p>
-        </w:tc>
-        <w:tc>
-          <w:tcPr>
-            <w:tcW w:type="dxa" w:w="3000"/>
-            <w:shd w:fill="E8E8E8" w:val="clear"/>
-            <w:tcMar>
-              <w:top w:type="dxa" w:w="80"/>
-              <w:left w:type="dxa" w:w="120"/>
-              <w:bottom w:type="dxa" w:w="80"/>
-              <w:right w:type="dxa" w:w="120"/>
-            </w:tcMar>
-          </w:tcPr>
-          <w:p>
-            <w:pPr>
-              <w:spacing w:after="0" w:before="0"/>
-              <w:jc w:val="center"/>
-            </w:pPr>
-            <w:r>
-              <w:rPr>
-                <w:rFonts w:ascii="맑은 고딕" w:cs="맑은 고딕" w:eastAsia="맑은 고딕" w:hAnsi="맑은 고딕"/>
-                <w:b/>
-                <w:bCs/>
-                <w:sz w:val="18"/>
-                <w:szCs w:val="18"/>
-              </w:rPr>
-              <w:t xml:space="preserve">판단에 쓰이는 곳</w:t>
-            </w:r>
-          </w:p>
-        </w:tc>
-      </w:tr>
-      <w:tr>
-        <w:trPr>
-          <w:tblHeader w:val="false"/>
-        </w:trPr>
-        <w:tc>
-          <w:tcPr>
-            <w:tcW w:type="dxa" w:w="700"/>
-            <w:tcMar>
-              <w:top w:type="dxa" w:w="80"/>
-              <w:left w:type="dxa" w:w="120"/>
-              <w:bottom w:type="dxa" w:w="80"/>
-              <w:right w:type="dxa" w:w="120"/>
-            </w:tcMar>
-          </w:tcPr>
-          <w:p>
-            <w:pPr>
-              <w:spacing w:after="0" w:before="0"/>
-              <w:jc w:val="left"/>
-            </w:pPr>
-            <w:r>
-              <w:rPr>
-                <w:rFonts w:ascii="맑은 고딕" w:cs="맑은 고딕" w:eastAsia="맑은 고딕" w:hAnsi="맑은 고딕"/>
-                <w:sz w:val="18"/>
-                <w:szCs w:val="18"/>
-              </w:rPr>
-              <w:t xml:space="preserve">☐</w:t>
-            </w:r>
-          </w:p>
-        </w:tc>
-        <w:tc>
-          <w:tcPr>
-            <w:tcW w:type="dxa" w:w="5300"/>
-            <w:tcMar>
-              <w:top w:type="dxa" w:w="80"/>
-              <w:left w:type="dxa" w:w="120"/>
-              <w:bottom w:type="dxa" w:w="80"/>
-              <w:right w:type="dxa" w:w="120"/>
-            </w:tcMar>
-          </w:tcPr>
-          <w:p>
-            <w:pPr>
-              <w:spacing w:after="0" w:before="0"/>
-              <w:jc w:val="left"/>
-            </w:pPr>
-            <w:r>
-              <w:rPr>
-                <w:rFonts w:ascii="맑은 고딕" w:cs="맑은 고딕" w:eastAsia="맑은 고딕" w:hAnsi="맑은 고딕"/>
-                <w:b/>
-                <w:bCs/>
-                <w:sz w:val="18"/>
-                <w:szCs w:val="18"/>
-              </w:rPr>
-              <w:t xml:space="preserve">작동 구역</w:t>
-            </w:r>
-            <w:r>
-              <w:rPr>
-                <w:rFonts w:ascii="맑은 고딕" w:cs="맑은 고딕" w:eastAsia="맑은 고딕" w:hAnsi="맑은 고딕"/>
-                <w:sz w:val="18"/>
-                <w:szCs w:val="18"/>
-              </w:rPr>
-              <w:t xml:space="preserve"> — 수신기 화재표시 구역 번호와 건물 위치</w:t>
-            </w:r>
-          </w:p>
-        </w:tc>
-        <w:tc>
-          <w:tcPr>
-            <w:tcW w:type="dxa" w:w="3000"/>
-            <w:tcMar>
-              <w:top w:type="dxa" w:w="80"/>
-              <w:left w:type="dxa" w:w="120"/>
-              <w:bottom w:type="dxa" w:w="80"/>
-              <w:right w:type="dxa" w:w="120"/>
-            </w:tcMar>
-          </w:tcPr>
-          <w:p>
-            <w:pPr>
-              <w:spacing w:after="0" w:before="0"/>
-              <w:jc w:val="left"/>
-            </w:pPr>
-            <w:r>
-              <w:rPr>
-                <w:rFonts w:ascii="맑은 고딕" w:cs="맑은 고딕" w:eastAsia="맑은 고딕" w:hAnsi="맑은 고딕"/>
-                <w:sz w:val="18"/>
-                <w:szCs w:val="18"/>
-              </w:rPr>
-              <w:t xml:space="preserve">화점 특정, 좌표 설정</w:t>
-            </w:r>
-          </w:p>
-        </w:tc>
-      </w:tr>
-      <w:tr>
-        <w:trPr>
-          <w:tblHeader w:val="false"/>
-        </w:trPr>
-        <w:tc>
-          <w:tcPr>
-            <w:tcW w:type="dxa" w:w="700"/>
-            <w:tcMar>
-              <w:top w:type="dxa" w:w="80"/>
-              <w:left w:type="dxa" w:w="120"/>
-              <w:bottom w:type="dxa" w:w="80"/>
-              <w:right w:type="dxa" w:w="120"/>
-            </w:tcMar>
-          </w:tcPr>
-          <w:p>
-            <w:pPr>
-              <w:spacing w:after="0" w:before="0"/>
-              <w:jc w:val="left"/>
-            </w:pPr>
-            <w:r>
-              <w:rPr>
-                <w:rFonts w:ascii="맑은 고딕" w:cs="맑은 고딕" w:eastAsia="맑은 고딕" w:hAnsi="맑은 고딕"/>
-                <w:sz w:val="18"/>
-                <w:szCs w:val="18"/>
-              </w:rPr>
-              <w:t xml:space="preserve">☐</w:t>
-            </w:r>
-          </w:p>
-        </w:tc>
-        <w:tc>
-          <w:tcPr>
-            <w:tcW w:type="dxa" w:w="5300"/>
-            <w:tcMar>
-              <w:top w:type="dxa" w:w="80"/>
-              <w:left w:type="dxa" w:w="120"/>
-              <w:bottom w:type="dxa" w:w="80"/>
-              <w:right w:type="dxa" w:w="120"/>
-            </w:tcMar>
-          </w:tcPr>
-          <w:p>
-            <w:pPr>
-              <w:spacing w:after="0" w:before="0"/>
-              <w:jc w:val="left"/>
-            </w:pPr>
-            <w:r>
-              <w:rPr>
-                <w:rFonts w:ascii="맑은 고딕" w:cs="맑은 고딕" w:eastAsia="맑은 고딕" w:hAnsi="맑은 고딕"/>
-                <w:b/>
-                <w:bCs/>
-                <w:sz w:val="18"/>
-                <w:szCs w:val="18"/>
-              </w:rPr>
-              <w:t xml:space="preserve">작동 헤드 수</w:t>
-            </w:r>
-            <w:r>
-              <w:rPr>
-                <w:rFonts w:ascii="맑은 고딕" w:cs="맑은 고딕" w:eastAsia="맑은 고딕" w:hAnsi="맑은 고딕"/>
-                <w:sz w:val="18"/>
-                <w:szCs w:val="18"/>
-              </w:rPr>
-              <w:t xml:space="preserve">와 증가 추세</w:t>
-            </w:r>
-          </w:p>
-        </w:tc>
-        <w:tc>
-          <w:tcPr>
-            <w:tcW w:type="dxa" w:w="3000"/>
-            <w:tcMar>
-              <w:top w:type="dxa" w:w="80"/>
-              <w:left w:type="dxa" w:w="120"/>
-              <w:bottom w:type="dxa" w:w="80"/>
-              <w:right w:type="dxa" w:w="120"/>
-            </w:tcMar>
-          </w:tcPr>
-          <w:p>
-            <w:pPr>
-              <w:spacing w:after="0" w:before="0"/>
-              <w:jc w:val="left"/>
-            </w:pPr>
-            <w:r>
-              <w:rPr>
-                <w:rFonts w:ascii="맑은 고딕" w:cs="맑은 고딕" w:eastAsia="맑은 고딕" w:hAnsi="맑은 고딕"/>
-                <w:sz w:val="18"/>
-                <w:szCs w:val="18"/>
-              </w:rPr>
-              <w:t xml:space="preserve">스프링클러 상태 판정</w:t>
-            </w:r>
-          </w:p>
-        </w:tc>
-      </w:tr>
-      <w:tr>
-        <w:trPr>
-          <w:tblHeader w:val="false"/>
-        </w:trPr>
-        <w:tc>
-          <w:tcPr>
-            <w:tcW w:type="dxa" w:w="700"/>
-            <w:tcMar>
-              <w:top w:type="dxa" w:w="80"/>
-              <w:left w:type="dxa" w:w="120"/>
-              <w:bottom w:type="dxa" w:w="80"/>
-              <w:right w:type="dxa" w:w="120"/>
-            </w:tcMar>
-          </w:tcPr>
-          <w:p>
-            <w:pPr>
-              <w:spacing w:after="0" w:before="0"/>
-              <w:jc w:val="left"/>
-            </w:pPr>
-            <w:r>
-              <w:rPr>
-                <w:rFonts w:ascii="맑은 고딕" w:cs="맑은 고딕" w:eastAsia="맑은 고딕" w:hAnsi="맑은 고딕"/>
-                <w:sz w:val="18"/>
-                <w:szCs w:val="18"/>
-              </w:rPr>
-              <w:t xml:space="preserve">☐</w:t>
-            </w:r>
-          </w:p>
-        </w:tc>
-        <w:tc>
-          <w:tcPr>
-            <w:tcW w:type="dxa" w:w="5300"/>
-            <w:tcMar>
-              <w:top w:type="dxa" w:w="80"/>
-              <w:left w:type="dxa" w:w="120"/>
-              <w:bottom w:type="dxa" w:w="80"/>
-              <w:right w:type="dxa" w:w="120"/>
-            </w:tcMar>
-          </w:tcPr>
-          <w:p>
-            <w:pPr>
-              <w:spacing w:after="0" w:before="0"/>
-              <w:jc w:val="left"/>
-            </w:pPr>
-            <w:r>
-              <w:rPr>
-                <w:rFonts w:ascii="맑은 고딕" w:cs="맑은 고딕" w:eastAsia="맑은 고딕" w:hAnsi="맑은 고딕"/>
-                <w:b/>
-                <w:bCs/>
-                <w:sz w:val="18"/>
-                <w:szCs w:val="18"/>
-              </w:rPr>
-              <w:t xml:space="preserve">최초 감지 시각</w:t>
-            </w:r>
-            <w:r>
-              <w:rPr>
-                <w:rFonts w:ascii="맑은 고딕" w:cs="맑은 고딕" w:eastAsia="맑은 고딕" w:hAnsi="맑은 고딕"/>
-                <w:sz w:val="18"/>
-                <w:szCs w:val="18"/>
-              </w:rPr>
-              <w:t xml:space="preserve">과 유수검지장치 작동 시각</w:t>
-            </w:r>
-          </w:p>
-        </w:tc>
-        <w:tc>
-          <w:tcPr>
-            <w:tcW w:type="dxa" w:w="3000"/>
-            <w:tcMar>
-              <w:top w:type="dxa" w:w="80"/>
-              <w:left w:type="dxa" w:w="120"/>
-              <w:bottom w:type="dxa" w:w="80"/>
-              <w:right w:type="dxa" w:w="120"/>
-            </w:tcMar>
-          </w:tcPr>
-          <w:p>
-            <w:pPr>
-              <w:spacing w:after="0" w:before="0"/>
-              <w:jc w:val="left"/>
-            </w:pPr>
-            <w:r>
-              <w:rPr>
-                <w:rFonts w:ascii="맑은 고딕" w:cs="맑은 고딕" w:eastAsia="맑은 고딕" w:hAnsi="맑은 고딕"/>
-                <w:sz w:val="18"/>
-                <w:szCs w:val="18"/>
-              </w:rPr>
-              <w:t xml:space="preserve">화재 경과 추정</w:t>
-            </w:r>
-          </w:p>
-        </w:tc>
-      </w:tr>
-      <w:tr>
-        <w:trPr>
-          <w:tblHeader w:val="false"/>
-        </w:trPr>
-        <w:tc>
-          <w:tcPr>
-            <w:tcW w:type="dxa" w:w="700"/>
-            <w:tcMar>
-              <w:top w:type="dxa" w:w="80"/>
-              <w:left w:type="dxa" w:w="120"/>
-              <w:bottom w:type="dxa" w:w="80"/>
-              <w:right w:type="dxa" w:w="120"/>
-            </w:tcMar>
-          </w:tcPr>
-          <w:p>
-            <w:pPr>
-              <w:spacing w:after="0" w:before="0"/>
-              <w:jc w:val="left"/>
-            </w:pPr>
-            <w:r>
-              <w:rPr>
-                <w:rFonts w:ascii="맑은 고딕" w:cs="맑은 고딕" w:eastAsia="맑은 고딕" w:hAnsi="맑은 고딕"/>
-                <w:sz w:val="18"/>
-                <w:szCs w:val="18"/>
-              </w:rPr>
-              <w:t xml:space="preserve">☐</w:t>
-            </w:r>
-          </w:p>
-        </w:tc>
-        <w:tc>
-          <w:tcPr>
-            <w:tcW w:type="dxa" w:w="5300"/>
-            <w:tcMar>
-              <w:top w:type="dxa" w:w="80"/>
-              <w:left w:type="dxa" w:w="120"/>
-              <w:bottom w:type="dxa" w:w="80"/>
-              <w:right w:type="dxa" w:w="120"/>
-            </w:tcMar>
-          </w:tcPr>
-          <w:p>
-            <w:pPr>
-              <w:spacing w:after="0" w:before="0"/>
-              <w:jc w:val="left"/>
-            </w:pPr>
-            <w:r>
-              <w:rPr>
-                <w:rFonts w:ascii="맑은 고딕" w:cs="맑은 고딕" w:eastAsia="맑은 고딕" w:hAnsi="맑은 고딕"/>
-                <w:b/>
-                <w:bCs/>
-                <w:sz w:val="18"/>
-                <w:szCs w:val="18"/>
-              </w:rPr>
-              <w:t xml:space="preserve">경보 정지·복구 조작 이력</w:t>
-            </w:r>
-          </w:p>
-        </w:tc>
-        <w:tc>
-          <w:tcPr>
-            <w:tcW w:type="dxa" w:w="3000"/>
-            <w:tcMar>
-              <w:top w:type="dxa" w:w="80"/>
-              <w:left w:type="dxa" w:w="120"/>
-              <w:bottom w:type="dxa" w:w="80"/>
-              <w:right w:type="dxa" w:w="120"/>
-            </w:tcMar>
-          </w:tcPr>
-          <w:p>
-            <w:pPr>
-              <w:spacing w:after="0" w:before="0"/>
-              <w:jc w:val="left"/>
-            </w:pPr>
-            <w:r>
-              <w:rPr>
-                <w:rFonts w:ascii="맑은 고딕" w:cs="맑은 고딕" w:eastAsia="맑은 고딕" w:hAnsi="맑은 고딕"/>
-                <w:sz w:val="18"/>
-                <w:szCs w:val="18"/>
-              </w:rPr>
-              <w:t xml:space="preserve">설비 정지 여부, 조사 자료</w:t>
-            </w:r>
-          </w:p>
-        </w:tc>
-      </w:tr>
-      <w:tr>
-        <w:trPr>
-          <w:tblHeader w:val="false"/>
-        </w:trPr>
-        <w:tc>
-          <w:tcPr>
-            <w:tcW w:type="dxa" w:w="700"/>
-            <w:tcMar>
-              <w:top w:type="dxa" w:w="80"/>
-              <w:left w:type="dxa" w:w="120"/>
-              <w:bottom w:type="dxa" w:w="80"/>
-              <w:right w:type="dxa" w:w="120"/>
-            </w:tcMar>
-          </w:tcPr>
-          <w:p>
-            <w:pPr>
-              <w:spacing w:after="0" w:before="0"/>
-              <w:jc w:val="left"/>
-            </w:pPr>
-            <w:r>
-              <w:rPr>
-                <w:rFonts w:ascii="맑은 고딕" w:cs="맑은 고딕" w:eastAsia="맑은 고딕" w:hAnsi="맑은 고딕"/>
-                <w:sz w:val="18"/>
-                <w:szCs w:val="18"/>
-              </w:rPr>
-              <w:t xml:space="preserve">☐</w:t>
-            </w:r>
-          </w:p>
-        </w:tc>
-        <w:tc>
-          <w:tcPr>
-            <w:tcW w:type="dxa" w:w="5300"/>
-            <w:tcMar>
-              <w:top w:type="dxa" w:w="80"/>
-              <w:left w:type="dxa" w:w="120"/>
-              <w:bottom w:type="dxa" w:w="80"/>
-              <w:right w:type="dxa" w:w="120"/>
-            </w:tcMar>
-          </w:tcPr>
-          <w:p>
-            <w:pPr>
-              <w:spacing w:after="0" w:before="0"/>
-              <w:jc w:val="left"/>
-            </w:pPr>
-            <w:r>
-              <w:rPr>
-                <w:rFonts w:ascii="맑은 고딕" w:cs="맑은 고딕" w:eastAsia="맑은 고딕" w:hAnsi="맑은 고딕"/>
-                <w:b/>
-                <w:bCs/>
-                <w:sz w:val="18"/>
-                <w:szCs w:val="18"/>
-              </w:rPr>
-              <w:t xml:space="preserve">소화펌프 기동 상태</w:t>
-            </w:r>
-            <w:r>
-              <w:rPr>
-                <w:rFonts w:ascii="맑은 고딕" w:cs="맑은 고딕" w:eastAsia="맑은 고딕" w:hAnsi="맑은 고딕"/>
-                <w:sz w:val="18"/>
-                <w:szCs w:val="18"/>
-              </w:rPr>
-              <w:t xml:space="preserve">와 토출압</w:t>
-            </w:r>
-          </w:p>
-        </w:tc>
-        <w:tc>
-          <w:tcPr>
-            <w:tcW w:type="dxa" w:w="3000"/>
-            <w:tcMar>
-              <w:top w:type="dxa" w:w="80"/>
-              <w:left w:type="dxa" w:w="120"/>
-              <w:bottom w:type="dxa" w:w="80"/>
-              <w:right w:type="dxa" w:w="120"/>
-            </w:tcMar>
-          </w:tcPr>
-          <w:p>
-            <w:pPr>
-              <w:spacing w:after="0" w:before="0"/>
-              <w:jc w:val="left"/>
-            </w:pPr>
-            <w:r>
-              <w:rPr>
-                <w:rFonts w:ascii="맑은 고딕" w:cs="맑은 고딕" w:eastAsia="맑은 고딕" w:hAnsi="맑은 고딕"/>
-                <w:sz w:val="18"/>
-                <w:szCs w:val="18"/>
-              </w:rPr>
-              <w:t xml:space="preserve">설비 유효성</w:t>
-            </w:r>
-          </w:p>
-        </w:tc>
-      </w:tr>
-      <w:tr>
-        <w:trPr>
-          <w:tblHeader w:val="false"/>
-        </w:trPr>
-        <w:tc>
-          <w:tcPr>
-            <w:tcW w:type="dxa" w:w="700"/>
-            <w:tcMar>
-              <w:top w:type="dxa" w:w="80"/>
-              <w:left w:type="dxa" w:w="120"/>
-              <w:bottom w:type="dxa" w:w="80"/>
-              <w:right w:type="dxa" w:w="120"/>
-            </w:tcMar>
-          </w:tcPr>
-          <w:p>
-            <w:pPr>
-              <w:spacing w:after="0" w:before="0"/>
-              <w:jc w:val="left"/>
-            </w:pPr>
-            <w:r>
-              <w:rPr>
-                <w:rFonts w:ascii="맑은 고딕" w:cs="맑은 고딕" w:eastAsia="맑은 고딕" w:hAnsi="맑은 고딕"/>
-                <w:sz w:val="18"/>
-                <w:szCs w:val="18"/>
-              </w:rPr>
-              <w:t xml:space="preserve">☐</w:t>
-            </w:r>
-          </w:p>
-        </w:tc>
-        <w:tc>
-          <w:tcPr>
-            <w:tcW w:type="dxa" w:w="5300"/>
-            <w:tcMar>
-              <w:top w:type="dxa" w:w="80"/>
-              <w:left w:type="dxa" w:w="120"/>
-              <w:bottom w:type="dxa" w:w="80"/>
-              <w:right w:type="dxa" w:w="120"/>
-            </w:tcMar>
-          </w:tcPr>
-          <w:p>
-            <w:pPr>
-              <w:spacing w:after="0" w:before="0"/>
-              <w:jc w:val="left"/>
-            </w:pPr>
-            <w:r>
-              <w:rPr>
-                <w:rFonts w:ascii="맑은 고딕" w:cs="맑은 고딕" w:eastAsia="맑은 고딕" w:hAnsi="맑은 고딕"/>
-                <w:b/>
-                <w:bCs/>
-                <w:sz w:val="18"/>
-                <w:szCs w:val="18"/>
-              </w:rPr>
-              <w:t xml:space="preserve">소화수조 잔량</w:t>
-            </w:r>
-            <w:r>
-              <w:rPr>
-                <w:rFonts w:ascii="맑은 고딕" w:cs="맑은 고딕" w:eastAsia="맑은 고딕" w:hAnsi="맑은 고딕"/>
-                <w:sz w:val="18"/>
-                <w:szCs w:val="18"/>
-              </w:rPr>
-              <w:t xml:space="preserve">과 감소 속도</w:t>
-            </w:r>
-          </w:p>
-        </w:tc>
-        <w:tc>
-          <w:tcPr>
-            <w:tcW w:type="dxa" w:w="3000"/>
-            <w:tcMar>
-              <w:top w:type="dxa" w:w="80"/>
-              <w:left w:type="dxa" w:w="120"/>
-              <w:bottom w:type="dxa" w:w="80"/>
-              <w:right w:type="dxa" w:w="120"/>
-            </w:tcMar>
-          </w:tcPr>
-          <w:p>
-            <w:pPr>
-              <w:spacing w:after="0" w:before="0"/>
-              <w:jc w:val="left"/>
-            </w:pPr>
-            <w:r>
-              <w:rPr>
-                <w:rFonts w:ascii="맑은 고딕" w:cs="맑은 고딕" w:eastAsia="맑은 고딕" w:hAnsi="맑은 고딕"/>
-                <w:sz w:val="18"/>
-                <w:szCs w:val="18"/>
-              </w:rPr>
-              <w:t xml:space="preserve">급수 편성, 지속 가능 시간</w:t>
-            </w:r>
-          </w:p>
-        </w:tc>
-      </w:tr>
-      <w:tr>
-        <w:trPr>
-          <w:tblHeader w:val="false"/>
-        </w:trPr>
-        <w:tc>
-          <w:tcPr>
-            <w:tcW w:type="dxa" w:w="700"/>
-            <w:tcMar>
-              <w:top w:type="dxa" w:w="80"/>
-              <w:left w:type="dxa" w:w="120"/>
-              <w:bottom w:type="dxa" w:w="80"/>
-              <w:right w:type="dxa" w:w="120"/>
-            </w:tcMar>
-          </w:tcPr>
-          <w:p>
-            <w:pPr>
-              <w:spacing w:after="0" w:before="0"/>
-              <w:jc w:val="left"/>
-            </w:pPr>
-            <w:r>
-              <w:rPr>
-                <w:rFonts w:ascii="맑은 고딕" w:cs="맑은 고딕" w:eastAsia="맑은 고딕" w:hAnsi="맑은 고딕"/>
-                <w:sz w:val="18"/>
-                <w:szCs w:val="18"/>
-              </w:rPr>
-              <w:t xml:space="preserve">☐</w:t>
-            </w:r>
-          </w:p>
-        </w:tc>
-        <w:tc>
-          <w:tcPr>
-            <w:tcW w:type="dxa" w:w="5300"/>
-            <w:tcMar>
-              <w:top w:type="dxa" w:w="80"/>
-              <w:left w:type="dxa" w:w="120"/>
-              <w:bottom w:type="dxa" w:w="80"/>
-              <w:right w:type="dxa" w:w="120"/>
-            </w:tcMar>
-          </w:tcPr>
-          <w:p>
-            <w:pPr>
-              <w:spacing w:after="0" w:before="0"/>
-              <w:jc w:val="left"/>
-            </w:pPr>
-            <w:r>
-              <w:rPr>
-                <w:rFonts w:ascii="맑은 고딕" w:cs="맑은 고딕" w:eastAsia="맑은 고딕" w:hAnsi="맑은 고딕"/>
-                <w:b/>
-                <w:bCs/>
-                <w:sz w:val="18"/>
-                <w:szCs w:val="18"/>
-              </w:rPr>
-              <w:t xml:space="preserve">제어밸브 개폐 표시</w:t>
-            </w:r>
-            <w:r>
-              <w:rPr>
-                <w:rFonts w:ascii="맑은 고딕" w:cs="맑은 고딕" w:eastAsia="맑은 고딕" w:hAnsi="맑은 고딕"/>
-                <w:sz w:val="18"/>
-                <w:szCs w:val="18"/>
-              </w:rPr>
-              <w:t xml:space="preserve"> 전 계통</w:t>
-            </w:r>
-          </w:p>
-        </w:tc>
-        <w:tc>
-          <w:tcPr>
-            <w:tcW w:type="dxa" w:w="3000"/>
-            <w:tcMar>
-              <w:top w:type="dxa" w:w="80"/>
-              <w:left w:type="dxa" w:w="120"/>
-              <w:bottom w:type="dxa" w:w="80"/>
-              <w:right w:type="dxa" w:w="120"/>
-            </w:tcMar>
-          </w:tcPr>
-          <w:p>
-            <w:pPr>
-              <w:spacing w:after="0" w:before="0"/>
-              <w:jc w:val="left"/>
-            </w:pPr>
-            <w:r>
-              <w:rPr>
-                <w:rFonts w:ascii="맑은 고딕" w:cs="맑은 고딕" w:eastAsia="맑은 고딕" w:hAnsi="맑은 고딕"/>
-                <w:sz w:val="18"/>
-                <w:szCs w:val="18"/>
-              </w:rPr>
-              <w:t xml:space="preserve">설비 정지 구역 확인</w:t>
-            </w:r>
-          </w:p>
-        </w:tc>
-      </w:tr>
-      <w:tr>
-        <w:trPr>
-          <w:tblHeader w:val="false"/>
-        </w:trPr>
-        <w:tc>
-          <w:tcPr>
-            <w:tcW w:type="dxa" w:w="700"/>
-            <w:tcMar>
-              <w:top w:type="dxa" w:w="80"/>
-              <w:left w:type="dxa" w:w="120"/>
-              <w:bottom w:type="dxa" w:w="80"/>
-              <w:right w:type="dxa" w:w="120"/>
-            </w:tcMar>
-          </w:tcPr>
-          <w:p>
-            <w:pPr>
-              <w:spacing w:after="0" w:before="0"/>
-              <w:jc w:val="left"/>
-            </w:pPr>
-            <w:r>
-              <w:rPr>
-                <w:rFonts w:ascii="맑은 고딕" w:cs="맑은 고딕" w:eastAsia="맑은 고딕" w:hAnsi="맑은 고딕"/>
-                <w:sz w:val="18"/>
-                <w:szCs w:val="18"/>
-              </w:rPr>
-              <w:t xml:space="preserve">☐</w:t>
-            </w:r>
-          </w:p>
-        </w:tc>
-        <w:tc>
-          <w:tcPr>
-            <w:tcW w:type="dxa" w:w="5300"/>
-            <w:tcMar>
-              <w:top w:type="dxa" w:w="80"/>
-              <w:left w:type="dxa" w:w="120"/>
-              <w:bottom w:type="dxa" w:w="80"/>
-              <w:right w:type="dxa" w:w="120"/>
-            </w:tcMar>
-          </w:tcPr>
-          <w:p>
-            <w:pPr>
-              <w:spacing w:after="0" w:before="0"/>
-              <w:jc w:val="left"/>
-            </w:pPr>
-            <w:r>
-              <w:rPr>
-                <w:rFonts w:ascii="맑은 고딕" w:cs="맑은 고딕" w:eastAsia="맑은 고딕" w:hAnsi="맑은 고딕"/>
-                <w:b/>
-                <w:bCs/>
-                <w:sz w:val="18"/>
-                <w:szCs w:val="18"/>
-              </w:rPr>
-              <w:t xml:space="preserve">방화셔터 하강 표시</w:t>
-            </w:r>
-          </w:p>
-        </w:tc>
-        <w:tc>
-          <w:tcPr>
-            <w:tcW w:type="dxa" w:w="3000"/>
-            <w:tcMar>
-              <w:top w:type="dxa" w:w="80"/>
-              <w:left w:type="dxa" w:w="120"/>
-              <w:bottom w:type="dxa" w:w="80"/>
-              <w:right w:type="dxa" w:w="120"/>
-            </w:tcMar>
-          </w:tcPr>
-          <w:p>
-            <w:pPr>
-              <w:spacing w:after="0" w:before="0"/>
-              <w:jc w:val="left"/>
-            </w:pPr>
-            <w:r>
-              <w:rPr>
-                <w:rFonts w:ascii="맑은 고딕" w:cs="맑은 고딕" w:eastAsia="맑은 고딕" w:hAnsi="맑은 고딕"/>
-                <w:sz w:val="18"/>
-                <w:szCs w:val="18"/>
-              </w:rPr>
-              <w:t xml:space="preserve">방어선 설정</w:t>
-            </w:r>
-          </w:p>
-        </w:tc>
-      </w:tr>
-      <w:tr>
-        <w:trPr>
-          <w:tblHeader w:val="false"/>
-        </w:trPr>
-        <w:tc>
-          <w:tcPr>
-            <w:tcW w:type="dxa" w:w="700"/>
-            <w:tcMar>
-              <w:top w:type="dxa" w:w="80"/>
-              <w:left w:type="dxa" w:w="120"/>
-              <w:bottom w:type="dxa" w:w="80"/>
-              <w:right w:type="dxa" w:w="120"/>
-            </w:tcMar>
-          </w:tcPr>
-          <w:p>
-            <w:pPr>
-              <w:spacing w:after="0" w:before="0"/>
-              <w:jc w:val="left"/>
-            </w:pPr>
-            <w:r>
-              <w:rPr>
-                <w:rFonts w:ascii="맑은 고딕" w:cs="맑은 고딕" w:eastAsia="맑은 고딕" w:hAnsi="맑은 고딕"/>
-                <w:sz w:val="18"/>
-                <w:szCs w:val="18"/>
-              </w:rPr>
-              <w:t xml:space="preserve">☐</w:t>
-            </w:r>
-          </w:p>
-        </w:tc>
-        <w:tc>
-          <w:tcPr>
-            <w:tcW w:type="dxa" w:w="5300"/>
-            <w:tcMar>
-              <w:top w:type="dxa" w:w="80"/>
-              <w:left w:type="dxa" w:w="120"/>
-              <w:bottom w:type="dxa" w:w="80"/>
-              <w:right w:type="dxa" w:w="120"/>
-            </w:tcMar>
-          </w:tcPr>
-          <w:p>
-            <w:pPr>
-              <w:spacing w:after="0" w:before="0"/>
-              <w:jc w:val="left"/>
-            </w:pPr>
-            <w:r>
-              <w:rPr>
-                <w:rFonts w:ascii="맑은 고딕" w:cs="맑은 고딕" w:eastAsia="맑은 고딕" w:hAnsi="맑은 고딕"/>
-                <w:b/>
-                <w:bCs/>
-                <w:sz w:val="18"/>
-                <w:szCs w:val="18"/>
-              </w:rPr>
-              <w:t xml:space="preserve">제연·배연창 작동 표시</w:t>
-            </w:r>
-          </w:p>
-        </w:tc>
-        <w:tc>
-          <w:tcPr>
-            <w:tcW w:type="dxa" w:w="3000"/>
-            <w:tcMar>
-              <w:top w:type="dxa" w:w="80"/>
-              <w:left w:type="dxa" w:w="120"/>
-              <w:bottom w:type="dxa" w:w="80"/>
-              <w:right w:type="dxa" w:w="120"/>
-            </w:tcMar>
-          </w:tcPr>
-          <w:p>
-            <w:pPr>
-              <w:spacing w:after="0" w:before="0"/>
-              <w:jc w:val="left"/>
-            </w:pPr>
-            <w:r>
-              <w:rPr>
-                <w:rFonts w:ascii="맑은 고딕" w:cs="맑은 고딕" w:eastAsia="맑은 고딕" w:hAnsi="맑은 고딕"/>
-                <w:sz w:val="18"/>
-                <w:szCs w:val="18"/>
-              </w:rPr>
-              <w:t xml:space="preserve">배연 판단</w:t>
-            </w:r>
-          </w:p>
-        </w:tc>
-      </w:tr>
-      <w:tr>
-        <w:trPr>
-          <w:tblHeader w:val="false"/>
-        </w:trPr>
-        <w:tc>
-          <w:tcPr>
-            <w:tcW w:type="dxa" w:w="700"/>
-            <w:tcMar>
-              <w:top w:type="dxa" w:w="80"/>
-              <w:left w:type="dxa" w:w="120"/>
-              <w:bottom w:type="dxa" w:w="80"/>
-              <w:right w:type="dxa" w:w="120"/>
-            </w:tcMar>
-          </w:tcPr>
-          <w:p>
-            <w:pPr>
-              <w:spacing w:after="0" w:before="0"/>
-              <w:jc w:val="left"/>
-            </w:pPr>
-            <w:r>
-              <w:rPr>
-                <w:rFonts w:ascii="맑은 고딕" w:cs="맑은 고딕" w:eastAsia="맑은 고딕" w:hAnsi="맑은 고딕"/>
-                <w:sz w:val="18"/>
-                <w:szCs w:val="18"/>
-              </w:rPr>
-              <w:t xml:space="preserve">☐</w:t>
-            </w:r>
-          </w:p>
-        </w:tc>
-        <w:tc>
-          <w:tcPr>
-            <w:tcW w:type="dxa" w:w="5300"/>
-            <w:tcMar>
-              <w:top w:type="dxa" w:w="80"/>
-              <w:left w:type="dxa" w:w="120"/>
-              <w:bottom w:type="dxa" w:w="80"/>
-              <w:right w:type="dxa" w:w="120"/>
-            </w:tcMar>
-          </w:tcPr>
-          <w:p>
-            <w:pPr>
-              <w:spacing w:after="0" w:before="0"/>
-              <w:jc w:val="left"/>
-            </w:pPr>
-            <w:r>
-              <w:rPr>
-                <w:rFonts w:ascii="맑은 고딕" w:cs="맑은 고딕" w:eastAsia="맑은 고딕" w:hAnsi="맑은 고딕"/>
-                <w:b/>
-                <w:bCs/>
-                <w:sz w:val="18"/>
-                <w:szCs w:val="18"/>
-              </w:rPr>
-              <w:t xml:space="preserve">무선통신보조설비</w:t>
-            </w:r>
-            <w:r>
-              <w:rPr>
-                <w:rFonts w:ascii="맑은 고딕" w:cs="맑은 고딕" w:eastAsia="맑은 고딕" w:hAnsi="맑은 고딕"/>
-                <w:sz w:val="18"/>
-                <w:szCs w:val="18"/>
-              </w:rPr>
-              <w:t xml:space="preserve"> 작동 여부(지하층)</w:t>
-            </w:r>
-          </w:p>
-        </w:tc>
-        <w:tc>
-          <w:tcPr>
-            <w:tcW w:type="dxa" w:w="3000"/>
-            <w:tcMar>
-              <w:top w:type="dxa" w:w="80"/>
-              <w:left w:type="dxa" w:w="120"/>
-              <w:bottom w:type="dxa" w:w="80"/>
-              <w:right w:type="dxa" w:w="120"/>
-            </w:tcMar>
-          </w:tcPr>
-          <w:p>
-            <w:pPr>
-              <w:spacing w:after="0" w:before="0"/>
-              <w:jc w:val="left"/>
-            </w:pPr>
-            <w:r>
-              <w:rPr>
-                <w:rFonts w:ascii="맑은 고딕" w:cs="맑은 고딕" w:eastAsia="맑은 고딕" w:hAnsi="맑은 고딕"/>
-                <w:sz w:val="18"/>
-                <w:szCs w:val="18"/>
-              </w:rPr>
-              <w:t xml:space="preserve">통신 계획</w:t>
-            </w:r>
-          </w:p>
-        </w:tc>
-      </w:tr>
-      <w:tr>
-        <w:trPr>
-          <w:tblHeader w:val="false"/>
-        </w:trPr>
-        <w:tc>
-          <w:tcPr>
-            <w:tcW w:type="dxa" w:w="700"/>
-            <w:tcMar>
-              <w:top w:type="dxa" w:w="80"/>
-              <w:left w:type="dxa" w:w="120"/>
-              <w:bottom w:type="dxa" w:w="80"/>
-              <w:right w:type="dxa" w:w="120"/>
-            </w:tcMar>
-          </w:tcPr>
-          <w:p>
-            <w:pPr>
-              <w:spacing w:after="0" w:before="0"/>
-              <w:jc w:val="left"/>
-            </w:pPr>
-            <w:r>
-              <w:rPr>
-                <w:rFonts w:ascii="맑은 고딕" w:cs="맑은 고딕" w:eastAsia="맑은 고딕" w:hAnsi="맑은 고딕"/>
-                <w:sz w:val="18"/>
-                <w:szCs w:val="18"/>
-              </w:rPr>
-              <w:t xml:space="preserve">☐</w:t>
-            </w:r>
-          </w:p>
-        </w:tc>
-        <w:tc>
-          <w:tcPr>
-            <w:tcW w:type="dxa" w:w="5300"/>
-            <w:tcMar>
-              <w:top w:type="dxa" w:w="80"/>
-              <w:left w:type="dxa" w:w="120"/>
-              <w:bottom w:type="dxa" w:w="80"/>
-              <w:right w:type="dxa" w:w="120"/>
-            </w:tcMar>
-          </w:tcPr>
-          <w:p>
-            <w:pPr>
-              <w:spacing w:after="0" w:before="0"/>
-              <w:jc w:val="left"/>
-            </w:pPr>
-            <w:r>
-              <w:rPr>
-                <w:rFonts w:ascii="맑은 고딕" w:cs="맑은 고딕" w:eastAsia="맑은 고딕" w:hAnsi="맑은 고딕"/>
-                <w:b/>
-                <w:bCs/>
-                <w:sz w:val="18"/>
-                <w:szCs w:val="18"/>
-              </w:rPr>
-              <w:t xml:space="preserve">재실자 인원점검 결과</w:t>
-            </w:r>
-            <w:r>
-              <w:rPr>
-                <w:rFonts w:ascii="맑은 고딕" w:cs="맑은 고딕" w:eastAsia="맑은 고딕" w:hAnsi="맑은 고딕"/>
-                <w:sz w:val="18"/>
-                <w:szCs w:val="18"/>
-              </w:rPr>
-              <w:t xml:space="preserve">(관계인 명부)</w:t>
-            </w:r>
-          </w:p>
-        </w:tc>
-        <w:tc>
-          <w:tcPr>
-            <w:tcW w:type="dxa" w:w="3000"/>
-            <w:tcMar>
-              <w:top w:type="dxa" w:w="80"/>
-              <w:left w:type="dxa" w:w="120"/>
-              <w:bottom w:type="dxa" w:w="80"/>
-              <w:right w:type="dxa" w:w="120"/>
-            </w:tcMar>
-          </w:tcPr>
-          <w:p>
-            <w:pPr>
-              <w:spacing w:after="0" w:before="0"/>
-              <w:jc w:val="left"/>
-            </w:pPr>
-            <w:r>
-              <w:rPr>
-                <w:rFonts w:ascii="맑은 고딕" w:cs="맑은 고딕" w:eastAsia="맑은 고딕" w:hAnsi="맑은 고딕"/>
-                <w:sz w:val="18"/>
-                <w:szCs w:val="18"/>
-              </w:rPr>
-              <w:t xml:space="preserve">인명검색 개시 판단</w:t>
-            </w:r>
-          </w:p>
-        </w:tc>
-      </w:tr>
-      <w:tr>
-        <w:trPr>
-          <w:tblHeader w:val="false"/>
-        </w:trPr>
-        <w:tc>
-          <w:tcPr>
-            <w:tcW w:type="dxa" w:w="700"/>
-            <w:tcMar>
-              <w:top w:type="dxa" w:w="80"/>
-              <w:left w:type="dxa" w:w="120"/>
-              <w:bottom w:type="dxa" w:w="80"/>
-              <w:right w:type="dxa" w:w="120"/>
-            </w:tcMar>
-          </w:tcPr>
-          <w:p>
-            <w:pPr>
-              <w:spacing w:after="0" w:before="0"/>
-              <w:jc w:val="left"/>
-            </w:pPr>
-            <w:r>
-              <w:rPr>
-                <w:rFonts w:ascii="맑은 고딕" w:cs="맑은 고딕" w:eastAsia="맑은 고딕" w:hAnsi="맑은 고딕"/>
-                <w:sz w:val="18"/>
-                <w:szCs w:val="18"/>
-              </w:rPr>
-              <w:t xml:space="preserve">☐</w:t>
-            </w:r>
-          </w:p>
-        </w:tc>
-        <w:tc>
-          <w:tcPr>
-            <w:tcW w:type="dxa" w:w="5300"/>
-            <w:tcMar>
-              <w:top w:type="dxa" w:w="80"/>
-              <w:left w:type="dxa" w:w="120"/>
-              <w:bottom w:type="dxa" w:w="80"/>
-              <w:right w:type="dxa" w:w="120"/>
-            </w:tcMar>
-          </w:tcPr>
-          <w:p>
-            <w:pPr>
-              <w:spacing w:after="0" w:before="0"/>
-              <w:jc w:val="left"/>
-            </w:pPr>
-            <w:r>
-              <w:rPr>
-                <w:rFonts w:ascii="맑은 고딕" w:cs="맑은 고딕" w:eastAsia="맑은 고딕" w:hAnsi="맑은 고딕"/>
-                <w:b/>
-                <w:bCs/>
-                <w:sz w:val="18"/>
-                <w:szCs w:val="18"/>
-              </w:rPr>
-              <w:t xml:space="preserve">소방계획서와 도면</w:t>
-            </w:r>
-            <w:r>
-              <w:rPr>
-                <w:rFonts w:ascii="맑은 고딕" w:cs="맑은 고딕" w:eastAsia="맑은 고딕" w:hAnsi="맑은 고딕"/>
-                <w:sz w:val="18"/>
-                <w:szCs w:val="18"/>
-              </w:rPr>
-              <w:t xml:space="preserve"> 확보</w:t>
-            </w:r>
-          </w:p>
-        </w:tc>
-        <w:tc>
-          <w:tcPr>
-            <w:tcW w:type="dxa" w:w="3000"/>
-            <w:tcMar>
-              <w:top w:type="dxa" w:w="80"/>
-              <w:left w:type="dxa" w:w="120"/>
-              <w:bottom w:type="dxa" w:w="80"/>
-              <w:right w:type="dxa" w:w="120"/>
-            </w:tcMar>
-          </w:tcPr>
-          <w:p>
-            <w:pPr>
-              <w:spacing w:after="0" w:before="0"/>
-              <w:jc w:val="left"/>
-            </w:pPr>
-            <w:r>
-              <w:rPr>
-                <w:rFonts w:ascii="맑은 고딕" w:cs="맑은 고딕" w:eastAsia="맑은 고딕" w:hAnsi="맑은 고딕"/>
-                <w:sz w:val="18"/>
-                <w:szCs w:val="18"/>
-              </w:rPr>
-              <w:t xml:space="preserve">전 항목</w:t>
-            </w:r>
-          </w:p>
-        </w:tc>
-      </w:tr>
-    </w:tbl>
-    <w:p>
-      <w:pPr>
-        <w:spacing w:after="120"/>
-        <w:jc w:val="both"/>
-      </w:pPr>
-      <w:r>
-        <w:rPr>
-          <w:rFonts w:ascii="맑은 고딕" w:cs="맑은 고딕" w:eastAsia="맑은 고딕" w:hAnsi="맑은 고딕"/>
-          <w:sz w:val="20"/>
-          <w:szCs w:val="20"/>
-        </w:rPr>
-        <w:t xml:space="preserve"> </w:t>
-      </w:r>
-    </w:p>
-    <w:p>
-      <w:pPr>
-        <w:spacing w:after="40" w:before="0"/>
-        <w:ind w:left="280" w:hanging="200"/>
-      </w:pPr>
-      <w:r>
-        <w:rPr>
-          <w:rFonts w:ascii="맑은 고딕" w:cs="맑은 고딕" w:eastAsia="맑은 고딕" w:hAnsi="맑은 고딕"/>
-          <w:sz w:val="20"/>
-          <w:szCs w:val="20"/>
-        </w:rPr>
-        <w:t xml:space="preserve">▪읽는 사람은 설비를 아는 대원으로 지정한다. 화재표시와 밸브 개폐 표시를 구분하지 못하면 판정이 뒤집힌다</w:t>
-      </w:r>
-    </w:p>
-    <w:p>
-      <w:pPr>
-        <w:spacing w:after="40" w:before="0"/>
-        <w:ind w:left="280" w:hanging="200"/>
-      </w:pPr>
-      <w:r>
-        <w:rPr>
-          <w:rFonts w:ascii="맑은 고딕" w:cs="맑은 고딕" w:eastAsia="맑은 고딕" w:hAnsi="맑은 고딕"/>
-          <w:sz w:val="20"/>
-          <w:szCs w:val="20"/>
-        </w:rPr>
-        <w:t xml:space="preserve">▪한 번 읽고 끝내지 않는다. 헤드 수와 수조 잔량은 5분 간격으로 다시 읽어 추세를 본다</w:t>
-      </w:r>
-    </w:p>
-    <w:p>
-      <w:pPr>
-        <w:spacing w:after="40" w:before="0"/>
-        <w:ind w:left="280" w:hanging="200"/>
-      </w:pPr>
-      <w:r>
-        <w:rPr>
-          <w:rFonts w:ascii="맑은 고딕" w:cs="맑은 고딕" w:eastAsia="맑은 고딕" w:hAnsi="맑은 고딕"/>
-          <w:sz w:val="20"/>
-          <w:szCs w:val="20"/>
-        </w:rPr>
-        <w:t xml:space="preserve">▪읽은 값을 지휘부 상황도에 그대로 옮긴다. 방재실에만 남은 정보는 없는 정보와 같다</w:t>
       </w:r>
     </w:p>
     <w:sectPr>
